--- a/migration/Migration is one of the major component of population change which is basically cause by socio (1).docx
+++ b/migration/Migration is one of the major component of population change which is basically cause by socio (1).docx
@@ -1,6 +1,6 @@
 
 <file path=word/document.xml><?xml version="1.0" encoding="utf-8"?>
-<w:document xmlns:wpc="http://schemas.microsoft.com/office/word/2010/wordprocessingCanvas" xmlns:mc="http://schemas.openxmlformats.org/markup-compatibility/2006" xmlns:o="urn:schemas-microsoft-com:office:office" xmlns:r="http://schemas.openxmlformats.org/officeDocument/2006/relationships" xmlns:m="http://schemas.openxmlformats.org/officeDocument/2006/math" xmlns:v="urn:schemas-microsoft-com:vml" xmlns:wp14="http://schemas.microsoft.com/office/word/2010/wordprocessingDrawing" xmlns:wp="http://schemas.openxmlformats.org/drawingml/2006/wordprocessingDrawing" xmlns:w10="urn:schemas-microsoft-com:office:word" xmlns:w="http://schemas.openxmlformats.org/wordprocessingml/2006/main" xmlns:w14="http://schemas.microsoft.com/office/word/2010/wordml" xmlns:w15="http://schemas.microsoft.com/office/word/2012/wordml" xmlns:wpg="http://schemas.microsoft.com/office/word/2010/wordprocessingGroup" xmlns:wpi="http://schemas.microsoft.com/office/word/2010/wordprocessingInk" xmlns:wne="http://schemas.microsoft.com/office/word/2006/wordml" xmlns:wps="http://schemas.microsoft.com/office/word/2010/wordprocessingShape" mc:Ignorable="w14 w15 wp14">
+<w:document xmlns:wpc="http://schemas.microsoft.com/office/word/2010/wordprocessingCanvas" xmlns:cx="http://schemas.microsoft.com/office/drawing/2014/chartex" xmlns:mc="http://schemas.openxmlformats.org/markup-compatibility/2006" xmlns:o="urn:schemas-microsoft-com:office:office" xmlns:r="http://schemas.openxmlformats.org/officeDocument/2006/relationships" xmlns:m="http://schemas.openxmlformats.org/officeDocument/2006/math" xmlns:v="urn:schemas-microsoft-com:vml" xmlns:wp14="http://schemas.microsoft.com/office/word/2010/wordprocessingDrawing" xmlns:wp="http://schemas.openxmlformats.org/drawingml/2006/wordprocessingDrawing" xmlns:w10="urn:schemas-microsoft-com:office:word" xmlns:w="http://schemas.openxmlformats.org/wordprocessingml/2006/main" xmlns:w14="http://schemas.microsoft.com/office/word/2010/wordml" xmlns:w15="http://schemas.microsoft.com/office/word/2012/wordml" xmlns:w16se="http://schemas.microsoft.com/office/word/2015/wordml/symex" xmlns:wpg="http://schemas.microsoft.com/office/word/2010/wordprocessingGroup" xmlns:wpi="http://schemas.microsoft.com/office/word/2010/wordprocessingInk" xmlns:wne="http://schemas.microsoft.com/office/word/2006/wordml" xmlns:wps="http://schemas.microsoft.com/office/word/2010/wordprocessingShape" mc:Ignorable="w14 w15 w16se wp14">
   <w:body>
     <w:p>
       <w:pPr>
@@ -910,7 +910,7 @@
           <w:rFonts w:ascii="Times New Roman" w:eastAsia="Times New Roman" w:hAnsi="Times New Roman" w:cs="Times New Roman"/>
           <w:shd w:val="clear" w:color="auto" w:fill="FFFFFF"/>
         </w:rPr>
-        <w:t>April</w:t>
+        <w:t>December</w:t>
       </w:r>
       <w:r>
         <w:rPr>
@@ -922,16 +922,7 @@
     </w:p>
     <w:sdt>
       <w:sdtPr>
-        <w:rPr>
-          <w:rFonts w:asciiTheme="minorHAnsi" w:eastAsiaTheme="minorEastAsia" w:hAnsiTheme="minorHAnsi" w:cstheme="minorBidi"/>
-          <w:color w:val="auto"/>
-          <w:kern w:val="2"/>
-          <w:sz w:val="24"/>
-          <w:szCs w:val="24"/>
-          <w:lang w:eastAsia="ko-KR"/>
-          <w14:ligatures w14:val="standardContextual"/>
-        </w:rPr>
-        <w:id w:val="419917677"/>
+        <w:id w:val="-1461724575"/>
         <w:docPartObj>
           <w:docPartGallery w:val="Table of Contents"/>
           <w:docPartUnique/>
@@ -945,57 +936,26 @@
         </w:rPr>
       </w:sdtEndPr>
       <w:sdtContent>
+        <w:p/>
         <w:p>
-          <w:pPr>
-            <w:pStyle w:val="TOCHeading"/>
-            <w:rPr>
-              <w:rFonts w:ascii="Times New Roman" w:hAnsi="Times New Roman" w:cs="Times New Roman"/>
-              <w:b/>
-              <w:bCs/>
-              <w:color w:val="auto"/>
-            </w:rPr>
-          </w:pPr>
           <w:r>
-            <w:rPr>
-              <w:rFonts w:ascii="Times New Roman" w:hAnsi="Times New Roman" w:cs="Times New Roman"/>
-              <w:b/>
-              <w:bCs/>
-              <w:color w:val="auto"/>
-            </w:rPr>
-            <w:t xml:space="preserve">Table of </w:t>
+            <w:br w:type="page"/>
           </w:r>
           <w:r>
-            <w:rPr>
-              <w:rFonts w:ascii="Times New Roman" w:hAnsi="Times New Roman" w:cs="Times New Roman"/>
-              <w:b/>
-              <w:bCs/>
-              <w:color w:val="auto"/>
-            </w:rPr>
+            <w:lastRenderedPageBreak/>
             <w:t>Contents</w:t>
           </w:r>
-        </w:p>
-        <w:p>
-          <w:pPr>
-            <w:rPr>
-              <w:lang w:eastAsia="en-US"/>
-            </w:rPr>
-          </w:pPr>
-        </w:p>
-        <w:p>
-          <w:pPr>
-            <w:rPr>
-              <w:lang w:eastAsia="en-US"/>
-            </w:rPr>
-          </w:pPr>
+          <w:bookmarkStart w:id="0" w:name="_GoBack"/>
+          <w:bookmarkEnd w:id="0"/>
         </w:p>
         <w:p>
           <w:pPr>
             <w:pStyle w:val="TOC1"/>
             <w:tabs>
-              <w:tab w:val="right" w:pos="10070"/>
+              <w:tab w:val="right" w:leader="dot" w:pos="10070"/>
             </w:tabs>
             <w:rPr>
-              <w:rFonts w:cs="Kokila"/>
+              <w:rFonts w:cs="Mangal"/>
               <w:noProof/>
               <w:kern w:val="0"/>
               <w:sz w:val="22"/>
@@ -1013,7 +973,7 @@
           <w:r>
             <w:fldChar w:fldCharType="separate"/>
           </w:r>
-          <w:hyperlink w:anchor="_Toc196406223" w:history="1">
+          <w:hyperlink w:anchor="_Toc215954703" w:history="1">
             <w:r>
               <w:rPr>
                 <w:rStyle w:val="Hyperlink"/>
@@ -1043,7 +1003,7 @@
                 <w:noProof/>
                 <w:webHidden/>
               </w:rPr>
-              <w:instrText xml:space="preserve"> PAGEREF _Toc196406223 \h </w:instrText>
+              <w:instrText xml:space="preserve"> PAGEREF _Toc215954703 \h </w:instrText>
             </w:r>
             <w:r>
               <w:rPr>
@@ -1078,10 +1038,10 @@
           <w:pPr>
             <w:pStyle w:val="TOC1"/>
             <w:tabs>
-              <w:tab w:val="right" w:pos="10070"/>
+              <w:tab w:val="right" w:leader="dot" w:pos="10070"/>
             </w:tabs>
             <w:rPr>
-              <w:rFonts w:cs="Kokila"/>
+              <w:rFonts w:cs="Mangal"/>
               <w:noProof/>
               <w:kern w:val="0"/>
               <w:sz w:val="22"/>
@@ -1090,7 +1050,7 @@
               <w14:ligatures w14:val="none"/>
             </w:rPr>
           </w:pPr>
-          <w:hyperlink w:anchor="_Toc196406224" w:history="1">
+          <w:hyperlink w:anchor="_Toc215954704" w:history="1">
             <w:r>
               <w:rPr>
                 <w:rStyle w:val="Hyperlink"/>
@@ -1120,7 +1080,7 @@
                 <w:noProof/>
                 <w:webHidden/>
               </w:rPr>
-              <w:instrText xml:space="preserve"> PAGEREF _Toc196406224 \h </w:instrText>
+              <w:instrText xml:space="preserve"> PAGEREF _Toc215954704 \h </w:instrText>
             </w:r>
             <w:r>
               <w:rPr>
@@ -1155,10 +1115,10 @@
           <w:pPr>
             <w:pStyle w:val="TOC2"/>
             <w:tabs>
-              <w:tab w:val="right" w:pos="10070"/>
+              <w:tab w:val="right" w:leader="dot" w:pos="10070"/>
             </w:tabs>
             <w:rPr>
-              <w:rFonts w:cs="Kokila"/>
+              <w:rFonts w:cs="Mangal"/>
               <w:noProof/>
               <w:kern w:val="0"/>
               <w:sz w:val="22"/>
@@ -1167,7 +1127,7 @@
               <w14:ligatures w14:val="none"/>
             </w:rPr>
           </w:pPr>
-          <w:hyperlink w:anchor="_Toc196406225" w:history="1">
+          <w:hyperlink w:anchor="_Toc215954705" w:history="1">
             <w:r>
               <w:rPr>
                 <w:rStyle w:val="Hyperlink"/>
@@ -1197,7 +1157,7 @@
                 <w:noProof/>
                 <w:webHidden/>
               </w:rPr>
-              <w:instrText xml:space="preserve"> PAGEREF _Toc196406225 \h </w:instrText>
+              <w:instrText xml:space="preserve"> PAGEREF _Toc215954705 \h </w:instrText>
             </w:r>
             <w:r>
               <w:rPr>
@@ -1232,10 +1192,10 @@
           <w:pPr>
             <w:pStyle w:val="TOC2"/>
             <w:tabs>
-              <w:tab w:val="right" w:pos="10070"/>
+              <w:tab w:val="right" w:leader="dot" w:pos="10070"/>
             </w:tabs>
             <w:rPr>
-              <w:rFonts w:cs="Kokila"/>
+              <w:rFonts w:cs="Mangal"/>
               <w:noProof/>
               <w:kern w:val="0"/>
               <w:sz w:val="22"/>
@@ -1244,7 +1204,7 @@
               <w14:ligatures w14:val="none"/>
             </w:rPr>
           </w:pPr>
-          <w:hyperlink w:anchor="_Toc196406226" w:history="1">
+          <w:hyperlink w:anchor="_Toc215954706" w:history="1">
             <w:r>
               <w:rPr>
                 <w:rStyle w:val="Hyperlink"/>
@@ -1274,7 +1234,7 @@
                 <w:noProof/>
                 <w:webHidden/>
               </w:rPr>
-              <w:instrText xml:space="preserve"> PAGEREF _Toc196406226 \h </w:instrText>
+              <w:instrText xml:space="preserve"> PAGEREF _Toc215954706 \h </w:instrText>
             </w:r>
             <w:r>
               <w:rPr>
@@ -1309,10 +1269,10 @@
           <w:pPr>
             <w:pStyle w:val="TOC2"/>
             <w:tabs>
-              <w:tab w:val="right" w:pos="10070"/>
+              <w:tab w:val="right" w:leader="dot" w:pos="10070"/>
             </w:tabs>
             <w:rPr>
-              <w:rFonts w:cs="Kokila"/>
+              <w:rFonts w:cs="Mangal"/>
               <w:noProof/>
               <w:kern w:val="0"/>
               <w:sz w:val="22"/>
@@ -1321,7 +1281,7 @@
               <w14:ligatures w14:val="none"/>
             </w:rPr>
           </w:pPr>
-          <w:hyperlink w:anchor="_Toc196406227" w:history="1">
+          <w:hyperlink w:anchor="_Toc215954707" w:history="1">
             <w:r>
               <w:rPr>
                 <w:rStyle w:val="Hyperlink"/>
@@ -1351,7 +1311,7 @@
                 <w:noProof/>
                 <w:webHidden/>
               </w:rPr>
-              <w:instrText xml:space="preserve"> PAGEREF _Toc196406227 \h </w:instrText>
+              <w:instrText xml:space="preserve"> PAGEREF _Toc215954707 \h </w:instrText>
             </w:r>
             <w:r>
               <w:rPr>
@@ -1384,12 +1344,12 @@
         </w:p>
         <w:p>
           <w:pPr>
-            <w:pStyle w:val="TOC3"/>
+            <w:pStyle w:val="TOC2"/>
             <w:tabs>
-              <w:tab w:val="right" w:pos="10070"/>
+              <w:tab w:val="right" w:leader="dot" w:pos="10070"/>
             </w:tabs>
             <w:rPr>
-              <w:rFonts w:cs="Kokila"/>
+              <w:rFonts w:cs="Mangal"/>
               <w:noProof/>
               <w:kern w:val="0"/>
               <w:sz w:val="22"/>
@@ -1398,7 +1358,7 @@
               <w14:ligatures w14:val="none"/>
             </w:rPr>
           </w:pPr>
-          <w:hyperlink w:anchor="_Toc196406228" w:history="1">
+          <w:hyperlink w:anchor="_Toc215954708" w:history="1">
             <w:r>
               <w:rPr>
                 <w:rStyle w:val="Hyperlink"/>
@@ -1407,7 +1367,7 @@
                 <w:bCs/>
                 <w:noProof/>
               </w:rPr>
-              <w:t>1.3.1 General Objective</w:t>
+              <w:t>1.4 Rationale of the study</w:t>
             </w:r>
             <w:r>
               <w:rPr>
@@ -1428,7 +1388,13 @@
                 <w:noProof/>
                 <w:webHidden/>
               </w:rPr>
-              <w:instrText xml:space="preserve"> PAGEREF _Toc196406228 \h </w:instrText>
+              <w:instrText xml:space="preserve"> PAGEREF _Toc215954708 \h </w:instrText>
+            </w:r>
+            <w:r>
+              <w:rPr>
+                <w:noProof/>
+                <w:webHidden/>
+              </w:rPr>
             </w:r>
             <w:r>
               <w:rPr>
@@ -1439,12 +1405,10 @@
             </w:r>
             <w:r>
               <w:rPr>
-                <w:b/>
-                <w:bCs/>
-                <w:noProof/>
-                <w:webHidden/>
-              </w:rPr>
-              <w:t>Error! Bookmark not defined.</w:t>
+                <w:noProof/>
+                <w:webHidden/>
+              </w:rPr>
+              <w:t>4</w:t>
             </w:r>
             <w:r>
               <w:rPr>
@@ -1457,12 +1421,12 @@
         </w:p>
         <w:p>
           <w:pPr>
-            <w:pStyle w:val="TOC3"/>
+            <w:pStyle w:val="TOC1"/>
             <w:tabs>
-              <w:tab w:val="right" w:pos="10070"/>
+              <w:tab w:val="right" w:leader="dot" w:pos="10070"/>
             </w:tabs>
             <w:rPr>
-              <w:rFonts w:cs="Kokila"/>
+              <w:rFonts w:cs="Mangal"/>
               <w:noProof/>
               <w:kern w:val="0"/>
               <w:sz w:val="22"/>
@@ -1471,7 +1435,7 @@
               <w14:ligatures w14:val="none"/>
             </w:rPr>
           </w:pPr>
-          <w:hyperlink w:anchor="_Toc196406229" w:history="1">
+          <w:hyperlink w:anchor="_Toc215954709" w:history="1">
             <w:r>
               <w:rPr>
                 <w:rStyle w:val="Hyperlink"/>
@@ -1480,7 +1444,7 @@
                 <w:bCs/>
                 <w:noProof/>
               </w:rPr>
-              <w:t>1.3.2 Specific Objectives</w:t>
+              <w:t>Chapter 2</w:t>
             </w:r>
             <w:r>
               <w:rPr>
@@ -1501,7 +1465,13 @@
                 <w:noProof/>
                 <w:webHidden/>
               </w:rPr>
-              <w:instrText xml:space="preserve"> PAGEREF _Toc196406229 \h </w:instrText>
+              <w:instrText xml:space="preserve"> PAGEREF _Toc215954709 \h </w:instrText>
+            </w:r>
+            <w:r>
+              <w:rPr>
+                <w:noProof/>
+                <w:webHidden/>
+              </w:rPr>
             </w:r>
             <w:r>
               <w:rPr>
@@ -1512,12 +1482,10 @@
             </w:r>
             <w:r>
               <w:rPr>
-                <w:b/>
-                <w:bCs/>
-                <w:noProof/>
-                <w:webHidden/>
-              </w:rPr>
-              <w:t>Error! Bookmark not defined.</w:t>
+                <w:noProof/>
+                <w:webHidden/>
+              </w:rPr>
+              <w:t>5</w:t>
             </w:r>
             <w:r>
               <w:rPr>
@@ -1530,12 +1498,12 @@
         </w:p>
         <w:p>
           <w:pPr>
-            <w:pStyle w:val="TOC2"/>
+            <w:pStyle w:val="TOC1"/>
             <w:tabs>
-              <w:tab w:val="right" w:pos="10070"/>
+              <w:tab w:val="right" w:leader="dot" w:pos="10070"/>
             </w:tabs>
             <w:rPr>
-              <w:rFonts w:cs="Kokila"/>
+              <w:rFonts w:cs="Mangal"/>
               <w:noProof/>
               <w:kern w:val="0"/>
               <w:sz w:val="22"/>
@@ -1544,7 +1512,7 @@
               <w14:ligatures w14:val="none"/>
             </w:rPr>
           </w:pPr>
-          <w:hyperlink w:anchor="_Toc196406230" w:history="1">
+          <w:hyperlink w:anchor="_Toc215954710" w:history="1">
             <w:r>
               <w:rPr>
                 <w:rStyle w:val="Hyperlink"/>
@@ -1553,7 +1521,7 @@
                 <w:bCs/>
                 <w:noProof/>
               </w:rPr>
-              <w:t>1.4 Rationale of the study</w:t>
+              <w:t>Literature Review</w:t>
             </w:r>
             <w:r>
               <w:rPr>
@@ -1574,7 +1542,7 @@
                 <w:noProof/>
                 <w:webHidden/>
               </w:rPr>
-              <w:instrText xml:space="preserve"> PAGEREF _Toc196406230 \h </w:instrText>
+              <w:instrText xml:space="preserve"> PAGEREF _Toc215954710 \h </w:instrText>
             </w:r>
             <w:r>
               <w:rPr>
@@ -1594,7 +1562,7 @@
                 <w:noProof/>
                 <w:webHidden/>
               </w:rPr>
-              <w:t>4</w:t>
+              <w:t>5</w:t>
             </w:r>
             <w:r>
               <w:rPr>
@@ -1609,10 +1577,10 @@
           <w:pPr>
             <w:pStyle w:val="TOC1"/>
             <w:tabs>
-              <w:tab w:val="right" w:pos="10070"/>
+              <w:tab w:val="right" w:leader="dot" w:pos="10070"/>
             </w:tabs>
             <w:rPr>
-              <w:rFonts w:cs="Kokila"/>
+              <w:rFonts w:cs="Mangal"/>
               <w:noProof/>
               <w:kern w:val="0"/>
               <w:sz w:val="22"/>
@@ -1621,16 +1589,15 @@
               <w14:ligatures w14:val="none"/>
             </w:rPr>
           </w:pPr>
-          <w:hyperlink w:anchor="_Toc196406231" w:history="1">
+          <w:hyperlink w:anchor="_Toc215954711" w:history="1">
             <w:r>
               <w:rPr>
                 <w:rStyle w:val="Hyperlink"/>
                 <w:rFonts w:ascii="Times New Roman" w:hAnsi="Times New Roman" w:cs="Times New Roman"/>
                 <w:b/>
-                <w:bCs/>
-                <w:noProof/>
-              </w:rPr>
-              <w:t>Chapter 2</w:t>
+                <w:noProof/>
+              </w:rPr>
+              <w:t>Chapter 3</w:t>
             </w:r>
             <w:r>
               <w:rPr>
@@ -1651,7 +1618,7 @@
                 <w:noProof/>
                 <w:webHidden/>
               </w:rPr>
-              <w:instrText xml:space="preserve"> PAGEREF _Toc196406231 \h </w:instrText>
+              <w:instrText xml:space="preserve"> PAGEREF _Toc215954711 \h </w:instrText>
             </w:r>
             <w:r>
               <w:rPr>
@@ -1671,7 +1638,7 @@
                 <w:noProof/>
                 <w:webHidden/>
               </w:rPr>
-              <w:t>5</w:t>
+              <w:t>8</w:t>
             </w:r>
             <w:r>
               <w:rPr>
@@ -1686,10 +1653,10 @@
           <w:pPr>
             <w:pStyle w:val="TOC1"/>
             <w:tabs>
-              <w:tab w:val="right" w:pos="10070"/>
+              <w:tab w:val="right" w:leader="dot" w:pos="10070"/>
             </w:tabs>
             <w:rPr>
-              <w:rFonts w:cs="Kokila"/>
+              <w:rFonts w:cs="Mangal"/>
               <w:noProof/>
               <w:kern w:val="0"/>
               <w:sz w:val="22"/>
@@ -1698,16 +1665,15 @@
               <w14:ligatures w14:val="none"/>
             </w:rPr>
           </w:pPr>
-          <w:hyperlink w:anchor="_Toc196406232" w:history="1">
+          <w:hyperlink w:anchor="_Toc215954712" w:history="1">
             <w:r>
               <w:rPr>
                 <w:rStyle w:val="Hyperlink"/>
                 <w:rFonts w:ascii="Times New Roman" w:hAnsi="Times New Roman" w:cs="Times New Roman"/>
                 <w:b/>
-                <w:bCs/>
-                <w:noProof/>
-              </w:rPr>
-              <w:t>Literature Review</w:t>
+                <w:noProof/>
+              </w:rPr>
+              <w:t>Research methodology</w:t>
             </w:r>
             <w:r>
               <w:rPr>
@@ -1728,7 +1694,7 @@
                 <w:noProof/>
                 <w:webHidden/>
               </w:rPr>
-              <w:instrText xml:space="preserve"> PAGEREF _Toc196406232 \h </w:instrText>
+              <w:instrText xml:space="preserve"> PAGEREF _Toc215954712 \h </w:instrText>
             </w:r>
             <w:r>
               <w:rPr>
@@ -1748,7 +1714,7 @@
                 <w:noProof/>
                 <w:webHidden/>
               </w:rPr>
-              <w:t>5</w:t>
+              <w:t>8</w:t>
             </w:r>
             <w:r>
               <w:rPr>
@@ -1761,12 +1727,12 @@
         </w:p>
         <w:p>
           <w:pPr>
-            <w:pStyle w:val="TOC1"/>
+            <w:pStyle w:val="TOC2"/>
             <w:tabs>
-              <w:tab w:val="right" w:pos="10070"/>
+              <w:tab w:val="right" w:leader="dot" w:pos="10070"/>
             </w:tabs>
             <w:rPr>
-              <w:rFonts w:cs="Kokila"/>
+              <w:rFonts w:cs="Mangal"/>
               <w:noProof/>
               <w:kern w:val="0"/>
               <w:sz w:val="22"/>
@@ -1775,15 +1741,16 @@
               <w14:ligatures w14:val="none"/>
             </w:rPr>
           </w:pPr>
-          <w:hyperlink w:anchor="_Toc196406233" w:history="1">
+          <w:hyperlink w:anchor="_Toc215954713" w:history="1">
             <w:r>
               <w:rPr>
                 <w:rStyle w:val="Hyperlink"/>
                 <w:rFonts w:ascii="Times New Roman" w:hAnsi="Times New Roman" w:cs="Times New Roman"/>
                 <w:b/>
-                <w:noProof/>
-              </w:rPr>
-              <w:t>Chapter 3</w:t>
+                <w:bCs/>
+                <w:noProof/>
+              </w:rPr>
+              <w:t>3.1 Study Area</w:t>
             </w:r>
             <w:r>
               <w:rPr>
@@ -1804,7 +1771,7 @@
                 <w:noProof/>
                 <w:webHidden/>
               </w:rPr>
-              <w:instrText xml:space="preserve"> PAGEREF _Toc196406233 \h </w:instrText>
+              <w:instrText xml:space="preserve"> PAGEREF _Toc215954713 \h </w:instrText>
             </w:r>
             <w:r>
               <w:rPr>
@@ -1837,12 +1804,12 @@
         </w:p>
         <w:p>
           <w:pPr>
-            <w:pStyle w:val="TOC1"/>
+            <w:pStyle w:val="TOC2"/>
             <w:tabs>
-              <w:tab w:val="right" w:pos="10070"/>
+              <w:tab w:val="right" w:leader="dot" w:pos="10070"/>
             </w:tabs>
             <w:rPr>
-              <w:rFonts w:cs="Kokila"/>
+              <w:rFonts w:cs="Mangal"/>
               <w:noProof/>
               <w:kern w:val="0"/>
               <w:sz w:val="22"/>
@@ -1851,15 +1818,16 @@
               <w14:ligatures w14:val="none"/>
             </w:rPr>
           </w:pPr>
-          <w:hyperlink w:anchor="_Toc196406234" w:history="1">
+          <w:hyperlink w:anchor="_Toc215954714" w:history="1">
             <w:r>
               <w:rPr>
                 <w:rStyle w:val="Hyperlink"/>
                 <w:rFonts w:ascii="Times New Roman" w:hAnsi="Times New Roman" w:cs="Times New Roman"/>
                 <w:b/>
-                <w:noProof/>
-              </w:rPr>
-              <w:t>Research methodology</w:t>
+                <w:bCs/>
+                <w:noProof/>
+              </w:rPr>
+              <w:t>3.2 Research Design</w:t>
             </w:r>
             <w:r>
               <w:rPr>
@@ -1880,7 +1848,7 @@
                 <w:noProof/>
                 <w:webHidden/>
               </w:rPr>
-              <w:instrText xml:space="preserve"> PAGEREF _Toc196406234 \h </w:instrText>
+              <w:instrText xml:space="preserve"> PAGEREF _Toc215954714 \h </w:instrText>
             </w:r>
             <w:r>
               <w:rPr>
@@ -1915,10 +1883,10 @@
           <w:pPr>
             <w:pStyle w:val="TOC2"/>
             <w:tabs>
-              <w:tab w:val="right" w:pos="10070"/>
+              <w:tab w:val="right" w:leader="dot" w:pos="10070"/>
             </w:tabs>
             <w:rPr>
-              <w:rFonts w:cs="Kokila"/>
+              <w:rFonts w:cs="Mangal"/>
               <w:noProof/>
               <w:kern w:val="0"/>
               <w:sz w:val="22"/>
@@ -1927,7 +1895,7 @@
               <w14:ligatures w14:val="none"/>
             </w:rPr>
           </w:pPr>
-          <w:hyperlink w:anchor="_Toc196406235" w:history="1">
+          <w:hyperlink w:anchor="_Toc215954715" w:history="1">
             <w:r>
               <w:rPr>
                 <w:rStyle w:val="Hyperlink"/>
@@ -1936,7 +1904,7 @@
                 <w:bCs/>
                 <w:noProof/>
               </w:rPr>
-              <w:t>3.1 Study Area</w:t>
+              <w:t>3.3 Nature and source of data</w:t>
             </w:r>
             <w:r>
               <w:rPr>
@@ -1957,7 +1925,7 @@
                 <w:noProof/>
                 <w:webHidden/>
               </w:rPr>
-              <w:instrText xml:space="preserve"> PAGEREF _Toc196406235 \h </w:instrText>
+              <w:instrText xml:space="preserve"> PAGEREF _Toc215954715 \h </w:instrText>
             </w:r>
             <w:r>
               <w:rPr>
@@ -1992,10 +1960,10 @@
           <w:pPr>
             <w:pStyle w:val="TOC2"/>
             <w:tabs>
-              <w:tab w:val="right" w:pos="10070"/>
+              <w:tab w:val="right" w:leader="dot" w:pos="10070"/>
             </w:tabs>
             <w:rPr>
-              <w:rFonts w:cs="Kokila"/>
+              <w:rFonts w:cs="Mangal"/>
               <w:noProof/>
               <w:kern w:val="0"/>
               <w:sz w:val="22"/>
@@ -2004,7 +1972,7 @@
               <w14:ligatures w14:val="none"/>
             </w:rPr>
           </w:pPr>
-          <w:hyperlink w:anchor="_Toc196406236" w:history="1">
+          <w:hyperlink w:anchor="_Toc215954716" w:history="1">
             <w:r>
               <w:rPr>
                 <w:rStyle w:val="Hyperlink"/>
@@ -2013,7 +1981,7 @@
                 <w:bCs/>
                 <w:noProof/>
               </w:rPr>
-              <w:t>3.2 Research Design</w:t>
+              <w:t>3.4 The sampling Procedure</w:t>
             </w:r>
             <w:r>
               <w:rPr>
@@ -2034,7 +2002,7 @@
                 <w:noProof/>
                 <w:webHidden/>
               </w:rPr>
-              <w:instrText xml:space="preserve"> PAGEREF _Toc196406236 \h </w:instrText>
+              <w:instrText xml:space="preserve"> PAGEREF _Toc215954716 \h </w:instrText>
             </w:r>
             <w:r>
               <w:rPr>
@@ -2069,10 +2037,10 @@
           <w:pPr>
             <w:pStyle w:val="TOC2"/>
             <w:tabs>
-              <w:tab w:val="right" w:pos="10070"/>
+              <w:tab w:val="right" w:leader="dot" w:pos="10070"/>
             </w:tabs>
             <w:rPr>
-              <w:rFonts w:cs="Kokila"/>
+              <w:rFonts w:cs="Mangal"/>
               <w:noProof/>
               <w:kern w:val="0"/>
               <w:sz w:val="22"/>
@@ -2081,7 +2049,7 @@
               <w14:ligatures w14:val="none"/>
             </w:rPr>
           </w:pPr>
-          <w:hyperlink w:anchor="_Toc196406237" w:history="1">
+          <w:hyperlink w:anchor="_Toc215954717" w:history="1">
             <w:r>
               <w:rPr>
                 <w:rStyle w:val="Hyperlink"/>
@@ -2090,7 +2058,7 @@
                 <w:bCs/>
                 <w:noProof/>
               </w:rPr>
-              <w:t>3.3 Nature and source of data</w:t>
+              <w:t>3.5 Method of Data Collection</w:t>
             </w:r>
             <w:r>
               <w:rPr>
@@ -2111,7 +2079,7 @@
                 <w:noProof/>
                 <w:webHidden/>
               </w:rPr>
-              <w:instrText xml:space="preserve"> PAGEREF _Toc196406237 \h </w:instrText>
+              <w:instrText xml:space="preserve"> PAGEREF _Toc215954717 \h </w:instrText>
             </w:r>
             <w:r>
               <w:rPr>
@@ -2144,12 +2112,12 @@
         </w:p>
         <w:p>
           <w:pPr>
-            <w:pStyle w:val="TOC2"/>
+            <w:pStyle w:val="TOC3"/>
             <w:tabs>
-              <w:tab w:val="right" w:pos="10070"/>
+              <w:tab w:val="right" w:leader="dot" w:pos="10070"/>
             </w:tabs>
             <w:rPr>
-              <w:rFonts w:cs="Kokila"/>
+              <w:rFonts w:cs="Mangal"/>
               <w:noProof/>
               <w:kern w:val="0"/>
               <w:sz w:val="22"/>
@@ -2158,7 +2126,7 @@
               <w14:ligatures w14:val="none"/>
             </w:rPr>
           </w:pPr>
-          <w:hyperlink w:anchor="_Toc196406238" w:history="1">
+          <w:hyperlink w:anchor="_Toc215954718" w:history="1">
             <w:r>
               <w:rPr>
                 <w:rStyle w:val="Hyperlink"/>
@@ -2167,7 +2135,7 @@
                 <w:bCs/>
                 <w:noProof/>
               </w:rPr>
-              <w:t>3.4 The sampling Procedure</w:t>
+              <w:t>3.5.1 Observation</w:t>
             </w:r>
             <w:r>
               <w:rPr>
@@ -2188,7 +2156,7 @@
                 <w:noProof/>
                 <w:webHidden/>
               </w:rPr>
-              <w:instrText xml:space="preserve"> PAGEREF _Toc196406238 \h </w:instrText>
+              <w:instrText xml:space="preserve"> PAGEREF _Toc215954718 \h </w:instrText>
             </w:r>
             <w:r>
               <w:rPr>
@@ -2208,7 +2176,7 @@
                 <w:noProof/>
                 <w:webHidden/>
               </w:rPr>
-              <w:t>8</w:t>
+              <w:t>9</w:t>
             </w:r>
             <w:r>
               <w:rPr>
@@ -2221,12 +2189,12 @@
         </w:p>
         <w:p>
           <w:pPr>
-            <w:pStyle w:val="TOC2"/>
+            <w:pStyle w:val="TOC3"/>
             <w:tabs>
-              <w:tab w:val="right" w:pos="10070"/>
+              <w:tab w:val="right" w:leader="dot" w:pos="10070"/>
             </w:tabs>
             <w:rPr>
-              <w:rFonts w:cs="Kokila"/>
+              <w:rFonts w:cs="Mangal"/>
               <w:noProof/>
               <w:kern w:val="0"/>
               <w:sz w:val="22"/>
@@ -2235,7 +2203,7 @@
               <w14:ligatures w14:val="none"/>
             </w:rPr>
           </w:pPr>
-          <w:hyperlink w:anchor="_Toc196406239" w:history="1">
+          <w:hyperlink w:anchor="_Toc215954719" w:history="1">
             <w:r>
               <w:rPr>
                 <w:rStyle w:val="Hyperlink"/>
@@ -2244,7 +2212,7 @@
                 <w:bCs/>
                 <w:noProof/>
               </w:rPr>
-              <w:t>3.5 Method of Data Collection</w:t>
+              <w:t>3.5.2 Interview</w:t>
             </w:r>
             <w:r>
               <w:rPr>
@@ -2265,7 +2233,7 @@
                 <w:noProof/>
                 <w:webHidden/>
               </w:rPr>
-              <w:instrText xml:space="preserve"> PAGEREF _Toc196406239 \h </w:instrText>
+              <w:instrText xml:space="preserve"> PAGEREF _Toc215954719 \h </w:instrText>
             </w:r>
             <w:r>
               <w:rPr>
@@ -2285,7 +2253,7 @@
                 <w:noProof/>
                 <w:webHidden/>
               </w:rPr>
-              <w:t>8</w:t>
+              <w:t>9</w:t>
             </w:r>
             <w:r>
               <w:rPr>
@@ -2298,12 +2266,12 @@
         </w:p>
         <w:p>
           <w:pPr>
-            <w:pStyle w:val="TOC3"/>
+            <w:pStyle w:val="TOC2"/>
             <w:tabs>
-              <w:tab w:val="right" w:pos="10070"/>
+              <w:tab w:val="right" w:leader="dot" w:pos="10070"/>
             </w:tabs>
             <w:rPr>
-              <w:rFonts w:cs="Kokila"/>
+              <w:rFonts w:cs="Mangal"/>
               <w:noProof/>
               <w:kern w:val="0"/>
               <w:sz w:val="22"/>
@@ -2312,7 +2280,7 @@
               <w14:ligatures w14:val="none"/>
             </w:rPr>
           </w:pPr>
-          <w:hyperlink w:anchor="_Toc196406240" w:history="1">
+          <w:hyperlink w:anchor="_Toc215954720" w:history="1">
             <w:r>
               <w:rPr>
                 <w:rStyle w:val="Hyperlink"/>
@@ -2321,7 +2289,7 @@
                 <w:bCs/>
                 <w:noProof/>
               </w:rPr>
-              <w:t>3.5.1 Observation</w:t>
+              <w:t>3.6 Data Analysis and Presentation</w:t>
             </w:r>
             <w:r>
               <w:rPr>
@@ -2342,7 +2310,7 @@
                 <w:noProof/>
                 <w:webHidden/>
               </w:rPr>
-              <w:instrText xml:space="preserve"> PAGEREF _Toc196406240 \h </w:instrText>
+              <w:instrText xml:space="preserve"> PAGEREF _Toc215954720 \h </w:instrText>
             </w:r>
             <w:r>
               <w:rPr>
@@ -2375,12 +2343,12 @@
         </w:p>
         <w:p>
           <w:pPr>
-            <w:pStyle w:val="TOC3"/>
+            <w:pStyle w:val="TOC2"/>
             <w:tabs>
-              <w:tab w:val="right" w:pos="10070"/>
+              <w:tab w:val="right" w:leader="dot" w:pos="10070"/>
             </w:tabs>
             <w:rPr>
-              <w:rFonts w:cs="Kokila"/>
+              <w:rFonts w:cs="Mangal"/>
               <w:noProof/>
               <w:kern w:val="0"/>
               <w:sz w:val="22"/>
@@ -2389,7 +2357,7 @@
               <w14:ligatures w14:val="none"/>
             </w:rPr>
           </w:pPr>
-          <w:hyperlink w:anchor="_Toc196406241" w:history="1">
+          <w:hyperlink w:anchor="_Toc215954721" w:history="1">
             <w:r>
               <w:rPr>
                 <w:rStyle w:val="Hyperlink"/>
@@ -2398,7 +2366,7 @@
                 <w:bCs/>
                 <w:noProof/>
               </w:rPr>
-              <w:t>3.5.2 Interview</w:t>
+              <w:t>3.7 Limitation of the study</w:t>
             </w:r>
             <w:r>
               <w:rPr>
@@ -2419,7 +2387,7 @@
                 <w:noProof/>
                 <w:webHidden/>
               </w:rPr>
-              <w:instrText xml:space="preserve"> PAGEREF _Toc196406241 \h </w:instrText>
+              <w:instrText xml:space="preserve"> PAGEREF _Toc215954721 \h </w:instrText>
             </w:r>
             <w:r>
               <w:rPr>
@@ -2454,10 +2422,10 @@
           <w:pPr>
             <w:pStyle w:val="TOC2"/>
             <w:tabs>
-              <w:tab w:val="right" w:pos="10070"/>
+              <w:tab w:val="right" w:leader="dot" w:pos="10070"/>
             </w:tabs>
             <w:rPr>
-              <w:rFonts w:cs="Kokila"/>
+              <w:rFonts w:cs="Mangal"/>
               <w:noProof/>
               <w:kern w:val="0"/>
               <w:sz w:val="22"/>
@@ -2466,7 +2434,7 @@
               <w14:ligatures w14:val="none"/>
             </w:rPr>
           </w:pPr>
-          <w:hyperlink w:anchor="_Toc196406242" w:history="1">
+          <w:hyperlink w:anchor="_Toc215954722" w:history="1">
             <w:r>
               <w:rPr>
                 <w:rStyle w:val="Hyperlink"/>
@@ -2475,7 +2443,7 @@
                 <w:bCs/>
                 <w:noProof/>
               </w:rPr>
-              <w:t>3.6 Data Analysis and Presentation</w:t>
+              <w:t>3.8 Ethical Consideration</w:t>
             </w:r>
             <w:r>
               <w:rPr>
@@ -2496,7 +2464,7 @@
                 <w:noProof/>
                 <w:webHidden/>
               </w:rPr>
-              <w:instrText xml:space="preserve"> PAGEREF _Toc196406242 \h </w:instrText>
+              <w:instrText xml:space="preserve"> PAGEREF _Toc215954722 \h </w:instrText>
             </w:r>
             <w:r>
               <w:rPr>
@@ -2529,12 +2497,12 @@
         </w:p>
         <w:p>
           <w:pPr>
-            <w:pStyle w:val="TOC2"/>
+            <w:pStyle w:val="TOC1"/>
             <w:tabs>
-              <w:tab w:val="right" w:pos="10070"/>
+              <w:tab w:val="right" w:leader="dot" w:pos="10070"/>
             </w:tabs>
             <w:rPr>
-              <w:rFonts w:cs="Kokila"/>
+              <w:rFonts w:cs="Mangal"/>
               <w:noProof/>
               <w:kern w:val="0"/>
               <w:sz w:val="22"/>
@@ -2543,16 +2511,15 @@
               <w14:ligatures w14:val="none"/>
             </w:rPr>
           </w:pPr>
-          <w:hyperlink w:anchor="_Toc196406243" w:history="1">
+          <w:hyperlink w:anchor="_Toc215954723" w:history="1">
             <w:r>
               <w:rPr>
                 <w:rStyle w:val="Hyperlink"/>
                 <w:rFonts w:ascii="Times New Roman" w:hAnsi="Times New Roman" w:cs="Times New Roman"/>
                 <w:b/>
-                <w:bCs/>
-                <w:noProof/>
-              </w:rPr>
-              <w:t>3.7 Limitation of the study</w:t>
+                <w:noProof/>
+              </w:rPr>
+              <w:t>Acronym</w:t>
             </w:r>
             <w:r>
               <w:rPr>
@@ -2573,7 +2540,7 @@
                 <w:noProof/>
                 <w:webHidden/>
               </w:rPr>
-              <w:instrText xml:space="preserve"> PAGEREF _Toc196406243 \h </w:instrText>
+              <w:instrText xml:space="preserve"> PAGEREF _Toc215954723 \h </w:instrText>
             </w:r>
             <w:r>
               <w:rPr>
@@ -2593,7 +2560,7 @@
                 <w:noProof/>
                 <w:webHidden/>
               </w:rPr>
-              <w:t>9</w:t>
+              <w:t>10</w:t>
             </w:r>
             <w:r>
               <w:rPr>
@@ -2606,12 +2573,12 @@
         </w:p>
         <w:p>
           <w:pPr>
-            <w:pStyle w:val="TOC2"/>
+            <w:pStyle w:val="TOC1"/>
             <w:tabs>
-              <w:tab w:val="right" w:pos="10070"/>
+              <w:tab w:val="right" w:leader="dot" w:pos="10070"/>
             </w:tabs>
             <w:rPr>
-              <w:rFonts w:cs="Kokila"/>
+              <w:rFonts w:cs="Mangal"/>
               <w:noProof/>
               <w:kern w:val="0"/>
               <w:sz w:val="22"/>
@@ -2620,16 +2587,15 @@
               <w14:ligatures w14:val="none"/>
             </w:rPr>
           </w:pPr>
-          <w:hyperlink w:anchor="_Toc196406244" w:history="1">
+          <w:hyperlink w:anchor="_Toc215954724" w:history="1">
             <w:r>
               <w:rPr>
                 <w:rStyle w:val="Hyperlink"/>
                 <w:rFonts w:ascii="Times New Roman" w:hAnsi="Times New Roman" w:cs="Times New Roman"/>
                 <w:b/>
-                <w:bCs/>
-                <w:noProof/>
-              </w:rPr>
-              <w:t>3.8 Ethical Consideration</w:t>
+                <w:noProof/>
+              </w:rPr>
+              <w:t>References</w:t>
             </w:r>
             <w:r>
               <w:rPr>
@@ -2650,7 +2616,7 @@
                 <w:noProof/>
                 <w:webHidden/>
               </w:rPr>
-              <w:instrText xml:space="preserve"> PAGEREF _Toc196406244 \h </w:instrText>
+              <w:instrText xml:space="preserve"> PAGEREF _Toc215954724 \h </w:instrText>
             </w:r>
             <w:r>
               <w:rPr>
@@ -2670,7 +2636,7 @@
                 <w:noProof/>
                 <w:webHidden/>
               </w:rPr>
-              <w:t>9</w:t>
+              <w:t>11</w:t>
             </w:r>
             <w:r>
               <w:rPr>
@@ -2682,174 +2648,12 @@
           </w:hyperlink>
         </w:p>
         <w:p>
-          <w:pPr>
-            <w:pStyle w:val="TOC1"/>
-            <w:tabs>
-              <w:tab w:val="right" w:pos="10070"/>
-            </w:tabs>
-            <w:rPr>
-              <w:rFonts w:cs="Kokila"/>
-              <w:noProof/>
-              <w:kern w:val="0"/>
-              <w:sz w:val="22"/>
-              <w:szCs w:val="20"/>
-              <w:lang w:eastAsia="en-US" w:bidi="ne-NP"/>
-              <w14:ligatures w14:val="none"/>
-            </w:rPr>
-          </w:pPr>
-          <w:hyperlink w:anchor="_Toc196406245" w:history="1">
-            <w:r>
-              <w:rPr>
-                <w:rStyle w:val="Hyperlink"/>
-                <w:rFonts w:ascii="Times New Roman" w:hAnsi="Times New Roman" w:cs="Times New Roman"/>
-                <w:b/>
-                <w:noProof/>
-              </w:rPr>
-              <w:t>Acronym</w:t>
-            </w:r>
-            <w:r>
-              <w:rPr>
-                <w:noProof/>
-                <w:webHidden/>
-              </w:rPr>
-              <w:tab/>
-            </w:r>
-            <w:r>
-              <w:rPr>
-                <w:noProof/>
-                <w:webHidden/>
-              </w:rPr>
-              <w:fldChar w:fldCharType="begin"/>
-            </w:r>
-            <w:r>
-              <w:rPr>
-                <w:noProof/>
-                <w:webHidden/>
-              </w:rPr>
-              <w:instrText xml:space="preserve"> PAGEREF _Toc196406245 \h </w:instrText>
-            </w:r>
-            <w:r>
-              <w:rPr>
-                <w:noProof/>
-                <w:webHidden/>
-              </w:rPr>
-            </w:r>
-            <w:r>
-              <w:rPr>
-                <w:noProof/>
-                <w:webHidden/>
-              </w:rPr>
-              <w:fldChar w:fldCharType="separate"/>
-            </w:r>
-            <w:r>
-              <w:rPr>
-                <w:noProof/>
-                <w:webHidden/>
-              </w:rPr>
-              <w:t>10</w:t>
-            </w:r>
-            <w:r>
-              <w:rPr>
-                <w:noProof/>
-                <w:webHidden/>
-              </w:rPr>
-              <w:fldChar w:fldCharType="end"/>
-            </w:r>
-          </w:hyperlink>
-        </w:p>
-        <w:p>
-          <w:pPr>
-            <w:pStyle w:val="TOC1"/>
-            <w:tabs>
-              <w:tab w:val="right" w:pos="10070"/>
-            </w:tabs>
-            <w:rPr>
-              <w:rFonts w:cs="Kokila"/>
-              <w:noProof/>
-              <w:kern w:val="0"/>
-              <w:sz w:val="22"/>
-              <w:szCs w:val="20"/>
-              <w:lang w:eastAsia="en-US" w:bidi="ne-NP"/>
-              <w14:ligatures w14:val="none"/>
-            </w:rPr>
-          </w:pPr>
-          <w:hyperlink w:anchor="_Toc196406246" w:history="1">
-            <w:r>
-              <w:rPr>
-                <w:rStyle w:val="Hyperlink"/>
-                <w:rFonts w:ascii="Times New Roman" w:hAnsi="Times New Roman" w:cs="Times New Roman"/>
-                <w:b/>
-                <w:noProof/>
-              </w:rPr>
-              <w:t>References</w:t>
-            </w:r>
-            <w:r>
-              <w:rPr>
-                <w:noProof/>
-                <w:webHidden/>
-              </w:rPr>
-              <w:tab/>
-            </w:r>
-            <w:r>
-              <w:rPr>
-                <w:noProof/>
-                <w:webHidden/>
-              </w:rPr>
-              <w:fldChar w:fldCharType="begin"/>
-            </w:r>
-            <w:r>
-              <w:rPr>
-                <w:noProof/>
-                <w:webHidden/>
-              </w:rPr>
-              <w:instrText xml:space="preserve"> PAGEREF _Toc196406246 \h </w:instrText>
-            </w:r>
-            <w:r>
-              <w:rPr>
-                <w:noProof/>
-                <w:webHidden/>
-              </w:rPr>
-            </w:r>
-            <w:r>
-              <w:rPr>
-                <w:noProof/>
-                <w:webHidden/>
-              </w:rPr>
-              <w:fldChar w:fldCharType="separate"/>
-            </w:r>
-            <w:r>
-              <w:rPr>
-                <w:noProof/>
-                <w:webHidden/>
-              </w:rPr>
-              <w:t>11</w:t>
-            </w:r>
-            <w:r>
-              <w:rPr>
-                <w:noProof/>
-                <w:webHidden/>
-              </w:rPr>
-              <w:fldChar w:fldCharType="end"/>
-            </w:r>
-          </w:hyperlink>
-        </w:p>
-        <w:p>
-          <w:pPr>
+          <w:r>
             <w:rPr>
               <w:b/>
               <w:bCs/>
               <w:noProof/>
             </w:rPr>
-            <w:sectPr>
-              <w:headerReference w:type="default" r:id="rId8"/>
-              <w:pgSz w:w="12240" w:h="15840"/>
-              <w:pgMar w:top="720" w:right="720" w:bottom="720" w:left="1440" w:header="720" w:footer="720" w:gutter="0"/>
-              <w:pgNumType w:start="1"/>
-              <w:cols w:space="720"/>
-              <w:docGrid w:linePitch="360"/>
-            </w:sectPr>
-          </w:pPr>
-          <w:r>
             <w:fldChar w:fldCharType="end"/>
           </w:r>
         </w:p>
@@ -2857,6 +2661,38 @@
     </w:sdt>
     <w:p>
       <w:pPr>
+        <w:rPr>
+          <w:rFonts w:asciiTheme="majorHAnsi" w:eastAsiaTheme="majorEastAsia" w:hAnsiTheme="majorHAnsi" w:cstheme="majorBidi"/>
+          <w:color w:val="0F4761" w:themeColor="accent1" w:themeShade="BF"/>
+          <w:kern w:val="0"/>
+          <w:sz w:val="32"/>
+          <w:szCs w:val="32"/>
+          <w:lang w:eastAsia="en-US"/>
+          <w14:ligatures w14:val="none"/>
+        </w:rPr>
+      </w:pPr>
+    </w:p>
+    <w:p>
+      <w:pPr>
+        <w:rPr>
+          <w:rStyle w:val="Strong"/>
+          <w:rFonts w:ascii="Times New Roman" w:hAnsi="Times New Roman" w:cs="Times New Roman"/>
+          <w:sz w:val="32"/>
+          <w:szCs w:val="32"/>
+        </w:rPr>
+      </w:pPr>
+      <w:r>
+        <w:rPr>
+          <w:rStyle w:val="Strong"/>
+          <w:rFonts w:ascii="Times New Roman" w:hAnsi="Times New Roman" w:cs="Times New Roman"/>
+          <w:sz w:val="32"/>
+          <w:szCs w:val="32"/>
+        </w:rPr>
+        <w:br w:type="page"/>
+      </w:r>
+    </w:p>
+    <w:p>
+      <w:pPr>
         <w:pStyle w:val="Heading1"/>
         <w:spacing w:before="0" w:after="0" w:line="360" w:lineRule="auto"/>
         <w:rPr>
@@ -2866,9 +2702,19 @@
           <w:sz w:val="32"/>
           <w:szCs w:val="32"/>
         </w:rPr>
-      </w:pPr>
-      <w:bookmarkStart w:id="0" w:name="_Toc196406223"/>
-      <w:r>
+        <w:sectPr>
+          <w:pgSz w:w="12240" w:h="15840"/>
+          <w:pgMar w:top="720" w:right="720" w:bottom="720" w:left="1440" w:header="720" w:footer="720" w:gutter="0"/>
+          <w:pgNumType w:start="1"/>
+          <w:cols w:space="720"/>
+          <w:docGrid w:linePitch="360"/>
+        </w:sectPr>
+      </w:pPr>
+    </w:p>
+    <w:p>
+      <w:pPr>
+        <w:pStyle w:val="Heading1"/>
+        <w:spacing w:before="0" w:after="0" w:line="360" w:lineRule="auto"/>
         <w:rPr>
           <w:rStyle w:val="Strong"/>
           <w:rFonts w:ascii="Times New Roman" w:hAnsi="Times New Roman" w:cs="Times New Roman"/>
@@ -2876,10 +2722,8 @@
           <w:sz w:val="32"/>
           <w:szCs w:val="32"/>
         </w:rPr>
-        <w:lastRenderedPageBreak/>
-        <w:t>Chapter 1</w:t>
-      </w:r>
-      <w:bookmarkEnd w:id="0"/>
+      </w:pPr>
+      <w:bookmarkStart w:id="1" w:name="_Toc215954703"/>
       <w:r>
         <w:rPr>
           <w:rStyle w:val="Strong"/>
@@ -2888,6 +2732,18 @@
           <w:sz w:val="32"/>
           <w:szCs w:val="32"/>
         </w:rPr>
+        <w:lastRenderedPageBreak/>
+        <w:t>Chapter 1</w:t>
+      </w:r>
+      <w:bookmarkEnd w:id="1"/>
+      <w:r>
+        <w:rPr>
+          <w:rStyle w:val="Strong"/>
+          <w:rFonts w:ascii="Times New Roman" w:hAnsi="Times New Roman" w:cs="Times New Roman"/>
+          <w:color w:val="auto"/>
+          <w:sz w:val="32"/>
+          <w:szCs w:val="32"/>
+        </w:rPr>
         <w:t xml:space="preserve"> </w:t>
       </w:r>
     </w:p>
@@ -2903,7 +2759,7 @@
           <w:szCs w:val="28"/>
         </w:rPr>
       </w:pPr>
-      <w:bookmarkStart w:id="1" w:name="_Toc196406224"/>
+      <w:bookmarkStart w:id="2" w:name="_Toc215954704"/>
       <w:r>
         <w:rPr>
           <w:rStyle w:val="Strong"/>
@@ -2914,7 +2770,7 @@
         </w:rPr>
         <w:t>Introduction</w:t>
       </w:r>
-      <w:bookmarkEnd w:id="1"/>
+      <w:bookmarkEnd w:id="2"/>
     </w:p>
     <w:p>
       <w:pPr>
@@ -2932,7 +2788,7 @@
           <w:szCs w:val="24"/>
         </w:rPr>
       </w:pPr>
-      <w:bookmarkStart w:id="2" w:name="_Toc196406225"/>
+      <w:bookmarkStart w:id="3" w:name="_Toc215954705"/>
       <w:r>
         <w:rPr>
           <w:rFonts w:ascii="Times New Roman" w:hAnsi="Times New Roman" w:cs="Times New Roman"/>
@@ -2977,7 +2833,7 @@
         </w:rPr>
         <w:t>Background</w:t>
       </w:r>
-      <w:bookmarkEnd w:id="2"/>
+      <w:bookmarkEnd w:id="3"/>
       <w:r>
         <w:rPr>
           <w:rFonts w:ascii="Times New Roman" w:hAnsi="Times New Roman" w:cs="Times New Roman"/>
@@ -2989,8 +2845,6 @@
         </w:rPr>
         <w:tab/>
       </w:r>
-      <w:bookmarkStart w:id="3" w:name="_GoBack"/>
-      <w:bookmarkEnd w:id="3"/>
     </w:p>
     <w:p>
       <w:pPr>
@@ -3151,25 +3005,7 @@
           <w:sz w:val="22"/>
           <w:szCs w:val="22"/>
         </w:rPr>
-        <w:t xml:space="preserve"> The United Nations Multilingual Dictionary also defined migration as- „a form of geographic mobility or spatial mobility between one geographical unit and another, generally involving change in residence from the place of origin or place of departure to the place of destination or place of arrival‟ (UN</w:t>
-      </w:r>
-      <w:proofErr w:type="gramStart"/>
-      <w:r>
-        <w:rPr>
-          <w:rFonts w:ascii="Times New Roman" w:hAnsi="Times New Roman" w:cs="Times New Roman"/>
-          <w:sz w:val="22"/>
-          <w:szCs w:val="22"/>
-        </w:rPr>
-        <w:t>,1973:173</w:t>
-      </w:r>
-      <w:proofErr w:type="gramEnd"/>
-      <w:r>
-        <w:rPr>
-          <w:rFonts w:ascii="Times New Roman" w:hAnsi="Times New Roman" w:cs="Times New Roman"/>
-          <w:sz w:val="22"/>
-          <w:szCs w:val="22"/>
-        </w:rPr>
-        <w:t>)</w:t>
+        <w:t xml:space="preserve"> The United Nations Multilingual Dictionary also defined migration as- „a form of geographic mobility or spatial mobility between one geographical unit and another, generally involving change in residence from the place of origin or place of departure to the place of destination or place of arrival‟ (UN,1973:173)</w:t>
       </w:r>
     </w:p>
     <w:p>
@@ -3252,23 +3088,7 @@
           <w:sz w:val="22"/>
           <w:szCs w:val="22"/>
         </w:rPr>
-        <w:t xml:space="preserve"> and political circumstances at the national and international level. In all cases, migration is a sign of wide disparities in economic and social conditions between origin and destination both caused by better and cheaper transports and communication facilities. Another common feature is unpredictable and volatile movement as the result of specific short term or long term crises. Most of these crises produce in the first place local rather than international movements through migrants may cross boarders in search of their security (UNFPA, 1993</w:t>
-      </w:r>
-      <w:proofErr w:type="gramStart"/>
-      <w:r>
-        <w:rPr>
-          <w:sz w:val="22"/>
-          <w:szCs w:val="22"/>
-        </w:rPr>
-        <w:t>,15</w:t>
-      </w:r>
-      <w:proofErr w:type="gramEnd"/>
-      <w:r>
-        <w:rPr>
-          <w:sz w:val="22"/>
-          <w:szCs w:val="22"/>
-        </w:rPr>
-        <w:t xml:space="preserve">). </w:t>
+        <w:t xml:space="preserve"> and political circumstances at the national and international level. In all cases, migration is a sign of wide disparities in economic and social conditions between origin and destination both caused by better and cheaper transports and communication facilities. Another common feature is unpredictable and volatile movement as the result of specific short term or long term crises. Most of these crises produce in the first place local rather than international movements through migrants may cross boarders in search of their security (UNFPA, 1993,15). </w:t>
       </w:r>
     </w:p>
     <w:p>
@@ -3582,23 +3402,7 @@
           <w:sz w:val="22"/>
           <w:szCs w:val="22"/>
         </w:rPr>
-        <w:t xml:space="preserve"> 2015 and </w:t>
-      </w:r>
-      <w:proofErr w:type="gramStart"/>
-      <w:r>
-        <w:rPr>
-          <w:sz w:val="22"/>
-          <w:szCs w:val="22"/>
-        </w:rPr>
-        <w:t>may</w:t>
-      </w:r>
-      <w:proofErr w:type="gramEnd"/>
-      <w:r>
-        <w:rPr>
-          <w:sz w:val="22"/>
-          <w:szCs w:val="22"/>
-        </w:rPr>
-        <w:t xml:space="preserve"> 12</w:t>
+        <w:t xml:space="preserve"> 2015 and may 12</w:t>
       </w:r>
       <w:r>
         <w:rPr>
@@ -3716,7 +3520,7 @@
           <w:szCs w:val="24"/>
         </w:rPr>
       </w:pPr>
-      <w:bookmarkStart w:id="4" w:name="_Toc196406226"/>
+      <w:bookmarkStart w:id="4" w:name="_Toc215954706"/>
       <w:r>
         <w:rPr>
           <w:rFonts w:ascii="Times New Roman" w:hAnsi="Times New Roman" w:cs="Times New Roman"/>
@@ -4058,7 +3862,7 @@
           <w:szCs w:val="24"/>
         </w:rPr>
       </w:pPr>
-      <w:bookmarkStart w:id="5" w:name="_Toc196406227"/>
+      <w:bookmarkStart w:id="5" w:name="_Toc215954707"/>
       <w:r>
         <w:rPr>
           <w:rFonts w:ascii="Times New Roman" w:hAnsi="Times New Roman" w:cs="Times New Roman"/>
@@ -4303,7 +4107,6 @@
         </w:rPr>
         <w:t xml:space="preserve"> </w:t>
       </w:r>
-      <w:bookmarkStart w:id="6" w:name="_Toc196406230"/>
     </w:p>
     <w:p>
       <w:pPr>
@@ -4321,30 +4124,53 @@
         </w:rPr>
         <w:br w:type="page"/>
       </w:r>
-      <w:r>
+    </w:p>
+    <w:p>
+      <w:pPr>
+        <w:pStyle w:val="Heading2"/>
         <w:rPr>
           <w:rFonts w:ascii="Times New Roman" w:hAnsi="Times New Roman" w:cs="Times New Roman"/>
           <w:b/>
           <w:bCs/>
+          <w:color w:val="auto"/>
+          <w:sz w:val="24"/>
+          <w:szCs w:val="24"/>
+        </w:rPr>
+      </w:pPr>
+      <w:bookmarkStart w:id="6" w:name="_Toc215954708"/>
+      <w:r>
+        <w:rPr>
+          <w:rFonts w:ascii="Times New Roman" w:hAnsi="Times New Roman" w:cs="Times New Roman"/>
+          <w:b/>
+          <w:bCs/>
+          <w:color w:val="auto"/>
+          <w:sz w:val="24"/>
+          <w:szCs w:val="24"/>
         </w:rPr>
         <w:lastRenderedPageBreak/>
-        <w:t>1.4</w:t>
+        <w:t>1.</w:t>
       </w:r>
       <w:r>
         <w:rPr>
           <w:rFonts w:ascii="Times New Roman" w:hAnsi="Times New Roman" w:cs="Times New Roman"/>
           <w:b/>
           <w:bCs/>
-        </w:rPr>
-        <w:t xml:space="preserve"> </w:t>
+          <w:color w:val="auto"/>
+          <w:sz w:val="24"/>
+          <w:szCs w:val="24"/>
+        </w:rPr>
+        <w:t>4</w:t>
       </w:r>
       <w:r>
         <w:rPr>
           <w:rFonts w:ascii="Times New Roman" w:hAnsi="Times New Roman" w:cs="Times New Roman"/>
           <w:b/>
           <w:bCs/>
-        </w:rPr>
-        <w:t>Rationale of the study</w:t>
+          <w:color w:val="auto"/>
+          <w:sz w:val="24"/>
+          <w:szCs w:val="24"/>
+        </w:rPr>
+        <w:t xml:space="preserve"> Rationale of the study</w:t>
       </w:r>
       <w:bookmarkEnd w:id="6"/>
     </w:p>
@@ -4483,29 +4309,7 @@
           <w:sz w:val="22"/>
           <w:szCs w:val="22"/>
         </w:rPr>
-        <w:t xml:space="preserve">The planners and policy </w:t>
-      </w:r>
-      <w:proofErr w:type="gramStart"/>
-      <w:r>
-        <w:rPr>
-          <w:rFonts w:ascii="Times New Roman" w:hAnsi="Times New Roman" w:cs="Times New Roman"/>
-          <w:color w:val="000000"/>
-          <w:kern w:val="0"/>
-          <w:sz w:val="22"/>
-          <w:szCs w:val="22"/>
-        </w:rPr>
-        <w:t>makers</w:t>
-      </w:r>
-      <w:proofErr w:type="gramEnd"/>
-      <w:r>
-        <w:rPr>
-          <w:rFonts w:ascii="Times New Roman" w:hAnsi="Times New Roman" w:cs="Times New Roman"/>
-          <w:color w:val="000000"/>
-          <w:kern w:val="0"/>
-          <w:sz w:val="22"/>
-          <w:szCs w:val="22"/>
-        </w:rPr>
-        <w:t xml:space="preserve"> advocate and professionals need to concentrate and characterize their energy or power in order to address the </w:t>
+        <w:t xml:space="preserve">The planners and policy makers advocate and professionals need to concentrate and characterize their energy or power in order to address the </w:t>
       </w:r>
       <w:r>
         <w:rPr>
@@ -4863,7 +4667,7 @@
           <w:szCs w:val="32"/>
         </w:rPr>
       </w:pPr>
-      <w:bookmarkStart w:id="7" w:name="_Toc196406231"/>
+      <w:bookmarkStart w:id="7" w:name="_Toc215954709"/>
       <w:r>
         <w:rPr>
           <w:rStyle w:val="Strong"/>
@@ -4899,7 +4703,7 @@
           <w:szCs w:val="28"/>
         </w:rPr>
       </w:pPr>
-      <w:bookmarkStart w:id="8" w:name="_Toc196406232"/>
+      <w:bookmarkStart w:id="8" w:name="_Toc215954710"/>
       <w:r>
         <w:rPr>
           <w:rStyle w:val="Strong"/>
@@ -5201,23 +5005,7 @@
           <w:sz w:val="22"/>
           <w:szCs w:val="22"/>
         </w:rPr>
-        <w:t xml:space="preserve">‟ view regarding to irritation. Gravity Model m=a* u/v, where is the number of migrants in a given stream. </w:t>
-      </w:r>
-      <w:proofErr w:type="gramStart"/>
-      <w:r>
-        <w:rPr>
-          <w:sz w:val="22"/>
-          <w:szCs w:val="22"/>
-        </w:rPr>
-        <w:t>u</w:t>
-      </w:r>
-      <w:proofErr w:type="gramEnd"/>
-      <w:r>
-        <w:rPr>
-          <w:sz w:val="22"/>
-          <w:szCs w:val="22"/>
-        </w:rPr>
-        <w:t xml:space="preserve"> and v independent variables</w:t>
+        <w:t>‟ view regarding to irritation. Gravity Model m=a* u/v, where is the number of migrants in a given stream. u and v independent variables</w:t>
       </w:r>
       <w:r>
         <w:rPr>
@@ -5614,25 +5402,7 @@
           <w:sz w:val="22"/>
           <w:szCs w:val="22"/>
         </w:rPr>
-        <w:t xml:space="preserve"> patterns and implications of rural to urban migration with general system theory (KC</w:t>
-      </w:r>
-      <w:proofErr w:type="gramStart"/>
-      <w:r>
-        <w:rPr>
-          <w:rFonts w:ascii="Times New Roman" w:hAnsi="Times New Roman" w:cs="Times New Roman"/>
-          <w:sz w:val="22"/>
-          <w:szCs w:val="22"/>
-        </w:rPr>
-        <w:t>,1993:3</w:t>
-      </w:r>
-      <w:proofErr w:type="gramEnd"/>
-      <w:r>
-        <w:rPr>
-          <w:rFonts w:ascii="Times New Roman" w:hAnsi="Times New Roman" w:cs="Times New Roman"/>
-          <w:sz w:val="22"/>
-          <w:szCs w:val="22"/>
-        </w:rPr>
-        <w:t>) the ground migration to be systematic, influenced by an environment and control mechanism may change the whole system.</w:t>
+        <w:t xml:space="preserve"> patterns and implications of rural to urban migration with general system theory (KC,1993:3) the ground migration to be systematic, influenced by an environment and control mechanism may change the whole system.</w:t>
       </w:r>
     </w:p>
     <w:p>
@@ -5798,7 +5568,7 @@
         </w:rPr>
         <w:br w:type="page"/>
       </w:r>
-      <w:bookmarkStart w:id="9" w:name="_Toc196406233"/>
+      <w:bookmarkStart w:id="9" w:name="_Toc215954711"/>
       <w:r>
         <w:rPr>
           <w:rStyle w:val="Strong"/>
@@ -5826,7 +5596,7 @@
           <w:szCs w:val="28"/>
         </w:rPr>
       </w:pPr>
-      <w:bookmarkStart w:id="10" w:name="_Toc196406234"/>
+      <w:bookmarkStart w:id="10" w:name="_Toc215954712"/>
       <w:r>
         <w:rPr>
           <w:rStyle w:val="Strong"/>
@@ -5853,7 +5623,7 @@
           <w:szCs w:val="24"/>
         </w:rPr>
       </w:pPr>
-      <w:bookmarkStart w:id="11" w:name="_Toc196406235"/>
+      <w:bookmarkStart w:id="11" w:name="_Toc215954713"/>
       <w:r>
         <w:rPr>
           <w:rFonts w:ascii="Times New Roman" w:hAnsi="Times New Roman" w:cs="Times New Roman"/>
@@ -6237,7 +6007,7 @@
           <w:szCs w:val="24"/>
         </w:rPr>
       </w:pPr>
-      <w:bookmarkStart w:id="12" w:name="_Toc196406236"/>
+      <w:bookmarkStart w:id="12" w:name="_Toc215954714"/>
       <w:r>
         <w:rPr>
           <w:rFonts w:ascii="Times New Roman" w:hAnsi="Times New Roman" w:cs="Times New Roman"/>
@@ -6366,7 +6136,7 @@
           <w:b/>
         </w:rPr>
       </w:pPr>
-      <w:bookmarkStart w:id="13" w:name="_Toc196406237"/>
+      <w:bookmarkStart w:id="13" w:name="_Toc215954715"/>
       <w:r>
         <w:rPr>
           <w:rFonts w:ascii="Times New Roman" w:hAnsi="Times New Roman" w:cs="Times New Roman"/>
@@ -6468,7 +6238,7 @@
         </w:rPr>
         <w:t xml:space="preserve"> </w:t>
       </w:r>
-      <w:bookmarkStart w:id="14" w:name="_Toc196406238"/>
+      <w:bookmarkStart w:id="14" w:name="_Toc215954716"/>
       <w:r>
         <w:rPr>
           <w:rFonts w:ascii="Times New Roman" w:hAnsi="Times New Roman" w:cs="Times New Roman"/>
@@ -6787,7 +6557,7 @@
           <w:szCs w:val="24"/>
         </w:rPr>
       </w:pPr>
-      <w:bookmarkStart w:id="15" w:name="_Toc196406239"/>
+      <w:bookmarkStart w:id="15" w:name="_Toc215954717"/>
       <w:r>
         <w:rPr>
           <w:rFonts w:ascii="Times New Roman" w:hAnsi="Times New Roman" w:cs="Times New Roman"/>
@@ -6865,7 +6635,7 @@
           <w:szCs w:val="24"/>
         </w:rPr>
       </w:pPr>
-      <w:bookmarkStart w:id="16" w:name="_Toc196406240"/>
+      <w:bookmarkStart w:id="16" w:name="_Toc215954718"/>
       <w:r>
         <w:rPr>
           <w:rFonts w:ascii="Times New Roman" w:hAnsi="Times New Roman" w:cs="Times New Roman"/>
@@ -6985,7 +6755,7 @@
           <w:szCs w:val="24"/>
         </w:rPr>
       </w:pPr>
-      <w:bookmarkStart w:id="17" w:name="_Toc196406241"/>
+      <w:bookmarkStart w:id="17" w:name="_Toc215954719"/>
       <w:r>
         <w:rPr>
           <w:rFonts w:ascii="Times New Roman" w:hAnsi="Times New Roman" w:cs="Times New Roman"/>
@@ -7156,7 +6926,7 @@
           <w:szCs w:val="24"/>
         </w:rPr>
       </w:pPr>
-      <w:bookmarkStart w:id="18" w:name="_Toc196406242"/>
+      <w:bookmarkStart w:id="18" w:name="_Toc215954720"/>
       <w:r>
         <w:rPr>
           <w:rFonts w:ascii="Times New Roman" w:hAnsi="Times New Roman" w:cs="Times New Roman"/>
@@ -7215,7 +6985,7 @@
           <w:szCs w:val="24"/>
         </w:rPr>
       </w:pPr>
-      <w:bookmarkStart w:id="19" w:name="_Toc196406243"/>
+      <w:bookmarkStart w:id="19" w:name="_Toc215954721"/>
       <w:r>
         <w:rPr>
           <w:rFonts w:ascii="Times New Roman" w:hAnsi="Times New Roman" w:cs="Times New Roman"/>
@@ -7592,7 +7362,7 @@
           <w:szCs w:val="24"/>
         </w:rPr>
       </w:pPr>
-      <w:bookmarkStart w:id="20" w:name="_Toc196406244"/>
+      <w:bookmarkStart w:id="20" w:name="_Toc215954722"/>
       <w:r>
         <w:rPr>
           <w:rFonts w:ascii="Times New Roman" w:hAnsi="Times New Roman" w:cs="Times New Roman"/>
@@ -7777,7 +7547,7 @@
           <w:szCs w:val="32"/>
         </w:rPr>
       </w:pPr>
-      <w:bookmarkStart w:id="21" w:name="_Toc196406245"/>
+      <w:bookmarkStart w:id="21" w:name="_Toc215954723"/>
       <w:r>
         <w:rPr>
           <w:rStyle w:val="Strong"/>
@@ -7806,8 +7576,17 @@
           <w:rFonts w:ascii="Times New Roman" w:hAnsi="Times New Roman" w:cs="Times New Roman"/>
           <w:bCs/>
         </w:rPr>
-        <w:t>C.B.S</w:t>
-      </w:r>
+        <w:t>C.</w:t>
+      </w:r>
+      <w:proofErr w:type="gramStart"/>
+      <w:r>
+        <w:rPr>
+          <w:rFonts w:ascii="Times New Roman" w:hAnsi="Times New Roman" w:cs="Times New Roman"/>
+          <w:bCs/>
+        </w:rPr>
+        <w:t>B.S</w:t>
+      </w:r>
+      <w:proofErr w:type="gramEnd"/>
       <w:r>
         <w:rPr>
           <w:rFonts w:ascii="Times New Roman" w:hAnsi="Times New Roman" w:cs="Times New Roman"/>
@@ -7844,17 +7623,8 @@
           <w:rFonts w:ascii="Times New Roman" w:hAnsi="Times New Roman" w:cs="Times New Roman"/>
           <w:bCs/>
         </w:rPr>
-        <w:t xml:space="preserve"> </w:t>
-      </w:r>
-      <w:proofErr w:type="gramStart"/>
-      <w:r>
-        <w:rPr>
-          <w:rFonts w:ascii="Times New Roman" w:hAnsi="Times New Roman" w:cs="Times New Roman"/>
-          <w:bCs/>
-        </w:rPr>
-        <w:t>of  Statistics</w:t>
-      </w:r>
-      <w:proofErr w:type="gramEnd"/>
+        <w:t xml:space="preserve"> of  Statistics</w:t>
+      </w:r>
     </w:p>
     <w:p>
       <w:pPr>
@@ -8632,7 +8402,7 @@
           <w:szCs w:val="32"/>
         </w:rPr>
       </w:pPr>
-      <w:bookmarkStart w:id="22" w:name="_Toc196406246"/>
+      <w:bookmarkStart w:id="22" w:name="_Toc215954724"/>
       <w:r>
         <w:rPr>
           <w:rStyle w:val="Strong"/>
@@ -9100,7 +8870,8 @@
       </w:pPr>
     </w:p>
     <w:sectPr>
-      <w:headerReference w:type="default" r:id="rId9"/>
+      <w:headerReference w:type="default" r:id="rId8"/>
+      <w:footerReference w:type="default" r:id="rId9"/>
       <w:pgSz w:w="12240" w:h="15840"/>
       <w:pgMar w:top="720" w:right="720" w:bottom="720" w:left="1440" w:header="720" w:footer="720" w:gutter="0"/>
       <w:pgNumType w:start="1"/>
@@ -9112,7 +8883,7 @@
 </file>
 
 <file path=word/endnotes.xml><?xml version="1.0" encoding="utf-8"?>
-<w:endnotes xmlns:wpc="http://schemas.microsoft.com/office/word/2010/wordprocessingCanvas" xmlns:mc="http://schemas.openxmlformats.org/markup-compatibility/2006" xmlns:o="urn:schemas-microsoft-com:office:office" xmlns:r="http://schemas.openxmlformats.org/officeDocument/2006/relationships" xmlns:m="http://schemas.openxmlformats.org/officeDocument/2006/math" xmlns:v="urn:schemas-microsoft-com:vml" xmlns:wp14="http://schemas.microsoft.com/office/word/2010/wordprocessingDrawing" xmlns:wp="http://schemas.openxmlformats.org/drawingml/2006/wordprocessingDrawing" xmlns:w10="urn:schemas-microsoft-com:office:word" xmlns:w="http://schemas.openxmlformats.org/wordprocessingml/2006/main" xmlns:w14="http://schemas.microsoft.com/office/word/2010/wordml" xmlns:w15="http://schemas.microsoft.com/office/word/2012/wordml" xmlns:wpg="http://schemas.microsoft.com/office/word/2010/wordprocessingGroup" xmlns:wpi="http://schemas.microsoft.com/office/word/2010/wordprocessingInk" xmlns:wne="http://schemas.microsoft.com/office/word/2006/wordml" xmlns:wps="http://schemas.microsoft.com/office/word/2010/wordprocessingShape" mc:Ignorable="w14 w15 wp14">
+<w:endnotes xmlns:wpc="http://schemas.microsoft.com/office/word/2010/wordprocessingCanvas" xmlns:cx="http://schemas.microsoft.com/office/drawing/2014/chartex" xmlns:mc="http://schemas.openxmlformats.org/markup-compatibility/2006" xmlns:o="urn:schemas-microsoft-com:office:office" xmlns:r="http://schemas.openxmlformats.org/officeDocument/2006/relationships" xmlns:m="http://schemas.openxmlformats.org/officeDocument/2006/math" xmlns:v="urn:schemas-microsoft-com:vml" xmlns:wp14="http://schemas.microsoft.com/office/word/2010/wordprocessingDrawing" xmlns:wp="http://schemas.openxmlformats.org/drawingml/2006/wordprocessingDrawing" xmlns:w10="urn:schemas-microsoft-com:office:word" xmlns:w="http://schemas.openxmlformats.org/wordprocessingml/2006/main" xmlns:w14="http://schemas.microsoft.com/office/word/2010/wordml" xmlns:w15="http://schemas.microsoft.com/office/word/2012/wordml" xmlns:w16se="http://schemas.microsoft.com/office/word/2015/wordml/symex" xmlns:wpg="http://schemas.microsoft.com/office/word/2010/wordprocessingGroup" xmlns:wpi="http://schemas.microsoft.com/office/word/2010/wordprocessingInk" xmlns:wne="http://schemas.microsoft.com/office/word/2006/wordml" xmlns:wps="http://schemas.microsoft.com/office/word/2010/wordprocessingShape" mc:Ignorable="w14 w15 w16se wp14">
   <w:endnote w:type="separator" w:id="-1">
     <w:p>
       <w:pPr>
@@ -9136,8 +8907,18 @@
 </w:endnotes>
 </file>
 
+<file path=word/footer1.xml><?xml version="1.0" encoding="utf-8"?>
+<w:ftr xmlns:wpc="http://schemas.microsoft.com/office/word/2010/wordprocessingCanvas" xmlns:cx="http://schemas.microsoft.com/office/drawing/2014/chartex" xmlns:mc="http://schemas.openxmlformats.org/markup-compatibility/2006" xmlns:o="urn:schemas-microsoft-com:office:office" xmlns:r="http://schemas.openxmlformats.org/officeDocument/2006/relationships" xmlns:m="http://schemas.openxmlformats.org/officeDocument/2006/math" xmlns:v="urn:schemas-microsoft-com:vml" xmlns:wp14="http://schemas.microsoft.com/office/word/2010/wordprocessingDrawing" xmlns:wp="http://schemas.openxmlformats.org/drawingml/2006/wordprocessingDrawing" xmlns:w10="urn:schemas-microsoft-com:office:word" xmlns:w="http://schemas.openxmlformats.org/wordprocessingml/2006/main" xmlns:w14="http://schemas.microsoft.com/office/word/2010/wordml" xmlns:w15="http://schemas.microsoft.com/office/word/2012/wordml" xmlns:w16se="http://schemas.microsoft.com/office/word/2015/wordml/symex" xmlns:wpg="http://schemas.microsoft.com/office/word/2010/wordprocessingGroup" xmlns:wpi="http://schemas.microsoft.com/office/word/2010/wordprocessingInk" xmlns:wne="http://schemas.microsoft.com/office/word/2006/wordml" xmlns:wps="http://schemas.microsoft.com/office/word/2010/wordprocessingShape" mc:Ignorable="w14 w15 w16se wp14">
+  <w:p>
+    <w:pPr>
+      <w:pStyle w:val="Footer"/>
+    </w:pPr>
+  </w:p>
+</w:ftr>
+</file>
+
 <file path=word/footnotes.xml><?xml version="1.0" encoding="utf-8"?>
-<w:footnotes xmlns:wpc="http://schemas.microsoft.com/office/word/2010/wordprocessingCanvas" xmlns:mc="http://schemas.openxmlformats.org/markup-compatibility/2006" xmlns:o="urn:schemas-microsoft-com:office:office" xmlns:r="http://schemas.openxmlformats.org/officeDocument/2006/relationships" xmlns:m="http://schemas.openxmlformats.org/officeDocument/2006/math" xmlns:v="urn:schemas-microsoft-com:vml" xmlns:wp14="http://schemas.microsoft.com/office/word/2010/wordprocessingDrawing" xmlns:wp="http://schemas.openxmlformats.org/drawingml/2006/wordprocessingDrawing" xmlns:w10="urn:schemas-microsoft-com:office:word" xmlns:w="http://schemas.openxmlformats.org/wordprocessingml/2006/main" xmlns:w14="http://schemas.microsoft.com/office/word/2010/wordml" xmlns:w15="http://schemas.microsoft.com/office/word/2012/wordml" xmlns:wpg="http://schemas.microsoft.com/office/word/2010/wordprocessingGroup" xmlns:wpi="http://schemas.microsoft.com/office/word/2010/wordprocessingInk" xmlns:wne="http://schemas.microsoft.com/office/word/2006/wordml" xmlns:wps="http://schemas.microsoft.com/office/word/2010/wordprocessingShape" mc:Ignorable="w14 w15 wp14">
+<w:footnotes xmlns:wpc="http://schemas.microsoft.com/office/word/2010/wordprocessingCanvas" xmlns:cx="http://schemas.microsoft.com/office/drawing/2014/chartex" xmlns:mc="http://schemas.openxmlformats.org/markup-compatibility/2006" xmlns:o="urn:schemas-microsoft-com:office:office" xmlns:r="http://schemas.openxmlformats.org/officeDocument/2006/relationships" xmlns:m="http://schemas.openxmlformats.org/officeDocument/2006/math" xmlns:v="urn:schemas-microsoft-com:vml" xmlns:wp14="http://schemas.microsoft.com/office/word/2010/wordprocessingDrawing" xmlns:wp="http://schemas.openxmlformats.org/drawingml/2006/wordprocessingDrawing" xmlns:w10="urn:schemas-microsoft-com:office:word" xmlns:w="http://schemas.openxmlformats.org/wordprocessingml/2006/main" xmlns:w14="http://schemas.microsoft.com/office/word/2010/wordml" xmlns:w15="http://schemas.microsoft.com/office/word/2012/wordml" xmlns:w16se="http://schemas.microsoft.com/office/word/2015/wordml/symex" xmlns:wpg="http://schemas.microsoft.com/office/word/2010/wordprocessingGroup" xmlns:wpi="http://schemas.microsoft.com/office/word/2010/wordprocessingInk" xmlns:wne="http://schemas.microsoft.com/office/word/2006/wordml" xmlns:wps="http://schemas.microsoft.com/office/word/2010/wordprocessingShape" mc:Ignorable="w14 w15 w16se wp14">
   <w:footnote w:type="separator" w:id="-1">
     <w:p>
       <w:pPr>
@@ -9162,26 +8943,10 @@
 </file>
 
 <file path=word/header1.xml><?xml version="1.0" encoding="utf-8"?>
-<w:hdr xmlns:wpc="http://schemas.microsoft.com/office/word/2010/wordprocessingCanvas" xmlns:mc="http://schemas.openxmlformats.org/markup-compatibility/2006" xmlns:o="urn:schemas-microsoft-com:office:office" xmlns:r="http://schemas.openxmlformats.org/officeDocument/2006/relationships" xmlns:m="http://schemas.openxmlformats.org/officeDocument/2006/math" xmlns:v="urn:schemas-microsoft-com:vml" xmlns:wp14="http://schemas.microsoft.com/office/word/2010/wordprocessingDrawing" xmlns:wp="http://schemas.openxmlformats.org/drawingml/2006/wordprocessingDrawing" xmlns:w10="urn:schemas-microsoft-com:office:word" xmlns:w="http://schemas.openxmlformats.org/wordprocessingml/2006/main" xmlns:w14="http://schemas.microsoft.com/office/word/2010/wordml" xmlns:w15="http://schemas.microsoft.com/office/word/2012/wordml" xmlns:wpg="http://schemas.microsoft.com/office/word/2010/wordprocessingGroup" xmlns:wpi="http://schemas.microsoft.com/office/word/2010/wordprocessingInk" xmlns:wne="http://schemas.microsoft.com/office/word/2006/wordml" xmlns:wps="http://schemas.microsoft.com/office/word/2010/wordprocessingShape" mc:Ignorable="w14 w15 wp14">
-  <w:p>
-    <w:pPr>
-      <w:pStyle w:val="Header"/>
-      <w:jc w:val="right"/>
-    </w:pPr>
-  </w:p>
-  <w:p>
-    <w:pPr>
-      <w:pStyle w:val="Header"/>
-    </w:pPr>
-  </w:p>
-</w:hdr>
-</file>
-
-<file path=word/header2.xml><?xml version="1.0" encoding="utf-8"?>
-<w:hdr xmlns:wpc="http://schemas.microsoft.com/office/word/2010/wordprocessingCanvas" xmlns:mc="http://schemas.openxmlformats.org/markup-compatibility/2006" xmlns:o="urn:schemas-microsoft-com:office:office" xmlns:r="http://schemas.openxmlformats.org/officeDocument/2006/relationships" xmlns:m="http://schemas.openxmlformats.org/officeDocument/2006/math" xmlns:v="urn:schemas-microsoft-com:vml" xmlns:wp14="http://schemas.microsoft.com/office/word/2010/wordprocessingDrawing" xmlns:wp="http://schemas.openxmlformats.org/drawingml/2006/wordprocessingDrawing" xmlns:w10="urn:schemas-microsoft-com:office:word" xmlns:w="http://schemas.openxmlformats.org/wordprocessingml/2006/main" xmlns:w14="http://schemas.microsoft.com/office/word/2010/wordml" xmlns:w15="http://schemas.microsoft.com/office/word/2012/wordml" xmlns:wpg="http://schemas.microsoft.com/office/word/2010/wordprocessingGroup" xmlns:wpi="http://schemas.microsoft.com/office/word/2010/wordprocessingInk" xmlns:wne="http://schemas.microsoft.com/office/word/2006/wordml" xmlns:wps="http://schemas.microsoft.com/office/word/2010/wordprocessingShape" mc:Ignorable="w14 w15 wp14">
+<w:hdr xmlns:wpc="http://schemas.microsoft.com/office/word/2010/wordprocessingCanvas" xmlns:cx="http://schemas.microsoft.com/office/drawing/2014/chartex" xmlns:mc="http://schemas.openxmlformats.org/markup-compatibility/2006" xmlns:o="urn:schemas-microsoft-com:office:office" xmlns:r="http://schemas.openxmlformats.org/officeDocument/2006/relationships" xmlns:m="http://schemas.openxmlformats.org/officeDocument/2006/math" xmlns:v="urn:schemas-microsoft-com:vml" xmlns:wp14="http://schemas.microsoft.com/office/word/2010/wordprocessingDrawing" xmlns:wp="http://schemas.openxmlformats.org/drawingml/2006/wordprocessingDrawing" xmlns:w10="urn:schemas-microsoft-com:office:word" xmlns:w="http://schemas.openxmlformats.org/wordprocessingml/2006/main" xmlns:w14="http://schemas.microsoft.com/office/word/2010/wordml" xmlns:w15="http://schemas.microsoft.com/office/word/2012/wordml" xmlns:w16se="http://schemas.microsoft.com/office/word/2015/wordml/symex" xmlns:wpg="http://schemas.microsoft.com/office/word/2010/wordprocessingGroup" xmlns:wpi="http://schemas.microsoft.com/office/word/2010/wordprocessingInk" xmlns:wne="http://schemas.microsoft.com/office/word/2006/wordml" xmlns:wps="http://schemas.microsoft.com/office/word/2010/wordprocessingShape" mc:Ignorable="w14 w15 w16se wp14">
   <w:sdt>
     <w:sdtPr>
-      <w:id w:val="1334344805"/>
+      <w:id w:val="101004192"/>
       <w:docPartObj>
         <w:docPartGallery w:val="Page Numbers (Top of Page)"/>
         <w:docPartUnique/>
@@ -9211,7 +8976,7 @@
           <w:rPr>
             <w:noProof/>
           </w:rPr>
-          <w:t>2</w:t>
+          <w:t>1</w:t>
         </w:r>
         <w:r>
           <w:rPr>
@@ -9231,8 +8996,8 @@
 </file>
 
 <file path=word/numbering.xml><?xml version="1.0" encoding="utf-8"?>
-<w:numbering xmlns:wpc="http://schemas.microsoft.com/office/word/2010/wordprocessingCanvas" xmlns:mc="http://schemas.openxmlformats.org/markup-compatibility/2006" xmlns:o="urn:schemas-microsoft-com:office:office" xmlns:r="http://schemas.openxmlformats.org/officeDocument/2006/relationships" xmlns:m="http://schemas.openxmlformats.org/officeDocument/2006/math" xmlns:v="urn:schemas-microsoft-com:vml" xmlns:wp14="http://schemas.microsoft.com/office/word/2010/wordprocessingDrawing" xmlns:wp="http://schemas.openxmlformats.org/drawingml/2006/wordprocessingDrawing" xmlns:w10="urn:schemas-microsoft-com:office:word" xmlns:w="http://schemas.openxmlformats.org/wordprocessingml/2006/main" xmlns:w14="http://schemas.microsoft.com/office/word/2010/wordml" xmlns:w15="http://schemas.microsoft.com/office/word/2012/wordml" xmlns:wpg="http://schemas.microsoft.com/office/word/2010/wordprocessingGroup" xmlns:wpi="http://schemas.microsoft.com/office/word/2010/wordprocessingInk" xmlns:wne="http://schemas.microsoft.com/office/word/2006/wordml" xmlns:wps="http://schemas.microsoft.com/office/word/2010/wordprocessingShape" mc:Ignorable="w14 w15 wp14">
-  <w:abstractNum w:abstractNumId="0">
+<w:numbering xmlns:wpc="http://schemas.microsoft.com/office/word/2010/wordprocessingCanvas" xmlns:cx="http://schemas.microsoft.com/office/drawing/2014/chartex" xmlns:mc="http://schemas.openxmlformats.org/markup-compatibility/2006" xmlns:o="urn:schemas-microsoft-com:office:office" xmlns:r="http://schemas.openxmlformats.org/officeDocument/2006/relationships" xmlns:m="http://schemas.openxmlformats.org/officeDocument/2006/math" xmlns:v="urn:schemas-microsoft-com:vml" xmlns:wp14="http://schemas.microsoft.com/office/word/2010/wordprocessingDrawing" xmlns:wp="http://schemas.openxmlformats.org/drawingml/2006/wordprocessingDrawing" xmlns:w10="urn:schemas-microsoft-com:office:word" xmlns:w="http://schemas.openxmlformats.org/wordprocessingml/2006/main" xmlns:w14="http://schemas.microsoft.com/office/word/2010/wordml" xmlns:w15="http://schemas.microsoft.com/office/word/2012/wordml" xmlns:w16se="http://schemas.microsoft.com/office/word/2015/wordml/symex" xmlns:wpg="http://schemas.microsoft.com/office/word/2010/wordprocessingGroup" xmlns:wpi="http://schemas.microsoft.com/office/word/2010/wordprocessingInk" xmlns:wne="http://schemas.microsoft.com/office/word/2006/wordml" xmlns:wps="http://schemas.microsoft.com/office/word/2010/wordprocessingShape" mc:Ignorable="w14 w15 w16se wp14">
+  <w:abstractNum w:abstractNumId="0" w15:restartNumberingAfterBreak="0">
     <w:nsid w:val="07C42043"/>
     <w:multiLevelType w:val="hybridMultilevel"/>
     <w:tmpl w:val="CBCE29BE"/>
@@ -9345,7 +9110,7 @@
       </w:rPr>
     </w:lvl>
   </w:abstractNum>
-  <w:abstractNum w:abstractNumId="1">
+  <w:abstractNum w:abstractNumId="1" w15:restartNumberingAfterBreak="0">
     <w:nsid w:val="09F77FF3"/>
     <w:multiLevelType w:val="multilevel"/>
     <w:tmpl w:val="AA724C18"/>
@@ -9431,7 +9196,7 @@
       </w:pPr>
     </w:lvl>
   </w:abstractNum>
-  <w:abstractNum w:abstractNumId="2">
+  <w:abstractNum w:abstractNumId="2" w15:restartNumberingAfterBreak="0">
     <w:nsid w:val="0A7C6CF6"/>
     <w:multiLevelType w:val="hybridMultilevel"/>
     <w:tmpl w:val="FB163A54"/>
@@ -9543,7 +9308,7 @@
       </w:rPr>
     </w:lvl>
   </w:abstractNum>
-  <w:abstractNum w:abstractNumId="3">
+  <w:abstractNum w:abstractNumId="3" w15:restartNumberingAfterBreak="0">
     <w:nsid w:val="1B4A09B0"/>
     <w:multiLevelType w:val="hybridMultilevel"/>
     <w:tmpl w:val="BD7A9A8E"/>
@@ -9632,7 +9397,7 @@
       </w:pPr>
     </w:lvl>
   </w:abstractNum>
-  <w:abstractNum w:abstractNumId="4">
+  <w:abstractNum w:abstractNumId="4" w15:restartNumberingAfterBreak="0">
     <w:nsid w:val="22793970"/>
     <w:multiLevelType w:val="hybridMultilevel"/>
     <w:tmpl w:val="62BEA5B4"/>
@@ -9745,7 +9510,7 @@
       </w:rPr>
     </w:lvl>
   </w:abstractNum>
-  <w:abstractNum w:abstractNumId="5">
+  <w:abstractNum w:abstractNumId="5" w15:restartNumberingAfterBreak="0">
     <w:nsid w:val="23570B90"/>
     <w:multiLevelType w:val="multilevel"/>
     <w:tmpl w:val="977264AE"/>
@@ -9831,7 +9596,7 @@
       </w:pPr>
     </w:lvl>
   </w:abstractNum>
-  <w:abstractNum w:abstractNumId="6">
+  <w:abstractNum w:abstractNumId="6" w15:restartNumberingAfterBreak="0">
     <w:nsid w:val="55085868"/>
     <w:multiLevelType w:val="hybridMultilevel"/>
     <w:tmpl w:val="D9343C62"/>
@@ -9920,7 +9685,7 @@
       </w:pPr>
     </w:lvl>
   </w:abstractNum>
-  <w:abstractNum w:abstractNumId="7">
+  <w:abstractNum w:abstractNumId="7" w15:restartNumberingAfterBreak="0">
     <w:nsid w:val="6EB2648F"/>
     <w:multiLevelType w:val="hybridMultilevel"/>
     <w:tmpl w:val="F5229D62"/>
@@ -10115,7 +9880,7 @@
 </file>
 
 <file path=word/styles.xml><?xml version="1.0" encoding="utf-8"?>
-<w:styles xmlns:mc="http://schemas.openxmlformats.org/markup-compatibility/2006" xmlns:r="http://schemas.openxmlformats.org/officeDocument/2006/relationships" xmlns:w="http://schemas.openxmlformats.org/wordprocessingml/2006/main" xmlns:w14="http://schemas.microsoft.com/office/word/2010/wordml" xmlns:w15="http://schemas.microsoft.com/office/word/2012/wordml" mc:Ignorable="w14 w15">
+<w:styles xmlns:mc="http://schemas.openxmlformats.org/markup-compatibility/2006" xmlns:r="http://schemas.openxmlformats.org/officeDocument/2006/relationships" xmlns:w="http://schemas.openxmlformats.org/wordprocessingml/2006/main" xmlns:w14="http://schemas.microsoft.com/office/word/2010/wordml" xmlns:w15="http://schemas.microsoft.com/office/word/2012/wordml" xmlns:w16se="http://schemas.microsoft.com/office/word/2015/wordml/symex" mc:Ignorable="w14 w15 w16se">
   <w:docDefaults>
     <w:rPrDefault>
       <w:rPr>
@@ -11068,7 +10833,6 @@
       <w14:ligatures w14:val="none"/>
     </w:rPr>
     <w:tblPr>
-      <w:tblInd w:w="0" w:type="dxa"/>
       <w:tblBorders>
         <w:top w:val="single" w:sz="4" w:space="0" w:color="000000" w:themeColor="text1"/>
         <w:left w:val="single" w:sz="4" w:space="0" w:color="000000" w:themeColor="text1"/>
@@ -11077,12 +10841,6 @@
         <w:insideH w:val="single" w:sz="4" w:space="0" w:color="000000" w:themeColor="text1"/>
         <w:insideV w:val="single" w:sz="4" w:space="0" w:color="000000" w:themeColor="text1"/>
       </w:tblBorders>
-      <w:tblCellMar>
-        <w:top w:w="0" w:type="dxa"/>
-        <w:left w:w="108" w:type="dxa"/>
-        <w:bottom w:w="0" w:type="dxa"/>
-        <w:right w:w="108" w:type="dxa"/>
-      </w:tblCellMar>
     </w:tblPr>
   </w:style>
   <w:style w:type="paragraph" w:customStyle="1" w:styleId="Pa9">
@@ -11601,7 +11359,7 @@
 </file>
 
 <file path=customXml/itemProps1.xml><?xml version="1.0" encoding="utf-8"?>
-<ds:datastoreItem xmlns:ds="http://schemas.openxmlformats.org/officeDocument/2006/customXml" ds:itemID="{0D8FDB82-5A2C-4E9A-8CDA-5E459930EAE0}">
+<ds:datastoreItem xmlns:ds="http://schemas.openxmlformats.org/officeDocument/2006/customXml" ds:itemID="{878782BE-0784-4965-8C81-40B33B035E47}">
   <ds:schemaRefs>
     <ds:schemaRef ds:uri="http://schemas.openxmlformats.org/officeDocument/2006/bibliography"/>
   </ds:schemaRefs>

--- a/migration/Migration is one of the major component of population change which is basically cause by socio (1).docx
+++ b/migration/Migration is one of the major component of population change which is basically cause by socio (1).docx
@@ -24,99 +24,39 @@
           <w:szCs w:val="32"/>
           <w:shd w:val="clear" w:color="auto" w:fill="FFFFFF"/>
         </w:rPr>
-        <w:t>Status of Im</w:t>
-      </w:r>
-      <w:r>
+        <w:t>STATUS OF IMMIGRATION</w:t>
+      </w:r>
+    </w:p>
+    <w:p>
+      <w:pPr>
+        <w:spacing w:after="0" w:line="360" w:lineRule="auto"/>
+        <w:jc w:val="center"/>
         <w:rPr>
           <w:rFonts w:ascii="Times New Roman" w:eastAsia="Times New Roman" w:hAnsi="Times New Roman" w:cs="Times New Roman"/>
-          <w:b/>
-          <w:bCs/>
-          <w:sz w:val="32"/>
-          <w:szCs w:val="32"/>
+          <w:sz w:val="28"/>
+          <w:szCs w:val="28"/>
           <w:shd w:val="clear" w:color="auto" w:fill="FFFFFF"/>
         </w:rPr>
-        <w:t>migration in Nepal:</w:t>
-      </w:r>
+      </w:pPr>
+      <w:proofErr w:type="gramStart"/>
       <w:r>
         <w:rPr>
           <w:rFonts w:ascii="Times New Roman" w:eastAsia="Times New Roman" w:hAnsi="Times New Roman" w:cs="Times New Roman"/>
-          <w:b/>
-          <w:bCs/>
-          <w:sz w:val="32"/>
-          <w:szCs w:val="32"/>
+          <w:sz w:val="28"/>
+          <w:szCs w:val="28"/>
           <w:shd w:val="clear" w:color="auto" w:fill="FFFFFF"/>
         </w:rPr>
-        <w:t xml:space="preserve"> </w:t>
-      </w:r>
+        <w:t>( A</w:t>
+      </w:r>
+      <w:proofErr w:type="gramEnd"/>
       <w:r>
         <w:rPr>
           <w:rFonts w:ascii="Times New Roman" w:eastAsia="Times New Roman" w:hAnsi="Times New Roman" w:cs="Times New Roman"/>
-          <w:b/>
-          <w:bCs/>
-          <w:sz w:val="32"/>
-          <w:szCs w:val="32"/>
+          <w:sz w:val="28"/>
+          <w:szCs w:val="28"/>
           <w:shd w:val="clear" w:color="auto" w:fill="FFFFFF"/>
         </w:rPr>
-        <w:t xml:space="preserve">A Case Study of </w:t>
-      </w:r>
-      <w:proofErr w:type="spellStart"/>
-      <w:r>
-        <w:rPr>
-          <w:rFonts w:ascii="Times New Roman" w:eastAsia="Times New Roman" w:hAnsi="Times New Roman" w:cs="Times New Roman"/>
-          <w:b/>
-          <w:bCs/>
-          <w:sz w:val="32"/>
-          <w:szCs w:val="32"/>
-          <w:shd w:val="clear" w:color="auto" w:fill="FFFFFF"/>
-        </w:rPr>
-        <w:t>S</w:t>
-      </w:r>
-      <w:r>
-        <w:rPr>
-          <w:rFonts w:ascii="Times New Roman" w:eastAsia="Times New Roman" w:hAnsi="Times New Roman" w:cs="Times New Roman"/>
-          <w:b/>
-          <w:bCs/>
-          <w:sz w:val="32"/>
-          <w:szCs w:val="32"/>
-          <w:shd w:val="clear" w:color="auto" w:fill="FFFFFF"/>
-        </w:rPr>
-        <w:t>hankharapur</w:t>
-      </w:r>
-      <w:proofErr w:type="spellEnd"/>
-      <w:r>
-        <w:rPr>
-          <w:rFonts w:ascii="Times New Roman" w:eastAsia="Times New Roman" w:hAnsi="Times New Roman" w:cs="Times New Roman"/>
-          <w:b/>
-          <w:bCs/>
-          <w:sz w:val="32"/>
-          <w:szCs w:val="32"/>
-          <w:shd w:val="clear" w:color="auto" w:fill="FFFFFF"/>
-        </w:rPr>
-        <w:t xml:space="preserve"> Municipality Ward 9, </w:t>
-      </w:r>
-      <w:proofErr w:type="spellStart"/>
-      <w:r>
-        <w:rPr>
-          <w:rFonts w:ascii="Times New Roman" w:eastAsia="Times New Roman" w:hAnsi="Times New Roman" w:cs="Times New Roman"/>
-          <w:b/>
-          <w:bCs/>
-          <w:sz w:val="32"/>
-          <w:szCs w:val="32"/>
-          <w:shd w:val="clear" w:color="auto" w:fill="FFFFFF"/>
-        </w:rPr>
-        <w:t>Sankhu</w:t>
-      </w:r>
-      <w:proofErr w:type="spellEnd"/>
-      <w:r>
-        <w:rPr>
-          <w:rFonts w:ascii="Times New Roman" w:eastAsia="Times New Roman" w:hAnsi="Times New Roman" w:cs="Times New Roman"/>
-          <w:b/>
-          <w:bCs/>
-          <w:sz w:val="32"/>
-          <w:szCs w:val="32"/>
-          <w:shd w:val="clear" w:color="auto" w:fill="FFFFFF"/>
-        </w:rPr>
-        <w:t>, Kathmandu, Nepal</w:t>
+        <w:t xml:space="preserve"> CASE STUDY OF SHANKHARAPUR MUNICIPALITY WARD 9, SANKHU )</w:t>
       </w:r>
     </w:p>
     <w:p>
@@ -148,20 +88,446 @@
         <w:jc w:val="center"/>
         <w:rPr>
           <w:rFonts w:ascii="Times New Roman" w:eastAsia="Times New Roman" w:hAnsi="Times New Roman" w:cs="Times New Roman"/>
+          <w:b/>
+          <w:bCs/>
           <w:sz w:val="28"/>
           <w:szCs w:val="28"/>
           <w:shd w:val="clear" w:color="auto" w:fill="FFFFFF"/>
         </w:rPr>
       </w:pPr>
-      <w:r>
+    </w:p>
+    <w:p>
+      <w:pPr>
+        <w:spacing w:after="0" w:line="360" w:lineRule="auto"/>
+        <w:jc w:val="center"/>
+        <w:rPr>
+          <w:rFonts w:ascii="Times New Roman" w:eastAsia="Times New Roman" w:hAnsi="Times New Roman" w:cs="Times New Roman"/>
+          <w:b/>
+          <w:bCs/>
+          <w:sz w:val="28"/>
+          <w:szCs w:val="28"/>
+          <w:shd w:val="clear" w:color="auto" w:fill="FFFFFF"/>
+        </w:rPr>
+      </w:pPr>
+      <w:r>
+        <w:rPr>
+          <w:rFonts w:ascii="Times New Roman" w:eastAsia="Times New Roman" w:hAnsi="Times New Roman" w:cs="Times New Roman"/>
+          <w:b/>
+          <w:bCs/>
+          <w:sz w:val="28"/>
+          <w:szCs w:val="28"/>
+          <w:shd w:val="clear" w:color="auto" w:fill="FFFFFF"/>
+        </w:rPr>
+        <w:softHyphen/>
+      </w:r>
+      <w:r>
+        <w:rPr>
+          <w:rFonts w:ascii="Times New Roman" w:eastAsia="Times New Roman" w:hAnsi="Times New Roman" w:cs="Times New Roman"/>
+          <w:b/>
+          <w:bCs/>
+          <w:sz w:val="28"/>
+          <w:szCs w:val="28"/>
+          <w:shd w:val="clear" w:color="auto" w:fill="FFFFFF"/>
+        </w:rPr>
+        <w:softHyphen/>
+      </w:r>
+      <w:r>
+        <w:rPr>
+          <w:rFonts w:ascii="Times New Roman" w:eastAsia="Times New Roman" w:hAnsi="Times New Roman" w:cs="Times New Roman"/>
+          <w:b/>
+          <w:bCs/>
+          <w:sz w:val="28"/>
+          <w:szCs w:val="28"/>
+          <w:shd w:val="clear" w:color="auto" w:fill="FFFFFF"/>
+        </w:rPr>
+        <w:softHyphen/>
+      </w:r>
+      <w:r>
+        <w:rPr>
+          <w:rFonts w:ascii="Times New Roman" w:eastAsia="Times New Roman" w:hAnsi="Times New Roman" w:cs="Times New Roman"/>
+          <w:b/>
+          <w:bCs/>
+          <w:sz w:val="28"/>
+          <w:szCs w:val="28"/>
+          <w:shd w:val="clear" w:color="auto" w:fill="FFFFFF"/>
+        </w:rPr>
+        <w:softHyphen/>
+      </w:r>
+      <w:r>
+        <w:rPr>
+          <w:rFonts w:ascii="Times New Roman" w:eastAsia="Times New Roman" w:hAnsi="Times New Roman" w:cs="Times New Roman"/>
+          <w:b/>
+          <w:bCs/>
+          <w:sz w:val="28"/>
+          <w:szCs w:val="28"/>
+          <w:shd w:val="clear" w:color="auto" w:fill="FFFFFF"/>
+        </w:rPr>
+        <w:softHyphen/>
+      </w:r>
+      <w:r>
+        <w:rPr>
+          <w:rFonts w:ascii="Times New Roman" w:eastAsia="Times New Roman" w:hAnsi="Times New Roman" w:cs="Times New Roman"/>
+          <w:b/>
+          <w:bCs/>
+          <w:sz w:val="28"/>
+          <w:szCs w:val="28"/>
+          <w:shd w:val="clear" w:color="auto" w:fill="FFFFFF"/>
+        </w:rPr>
+        <w:softHyphen/>
+      </w:r>
+      <w:r>
+        <w:rPr>
+          <w:rFonts w:ascii="Times New Roman" w:eastAsia="Times New Roman" w:hAnsi="Times New Roman" w:cs="Times New Roman"/>
+          <w:b/>
+          <w:bCs/>
+          <w:sz w:val="28"/>
+          <w:szCs w:val="28"/>
+          <w:shd w:val="clear" w:color="auto" w:fill="FFFFFF"/>
+        </w:rPr>
+        <w:softHyphen/>
+      </w:r>
+      <w:r>
+        <w:rPr>
+          <w:rFonts w:ascii="Times New Roman" w:eastAsia="Times New Roman" w:hAnsi="Times New Roman" w:cs="Times New Roman"/>
+          <w:b/>
+          <w:bCs/>
+          <w:sz w:val="28"/>
+          <w:szCs w:val="28"/>
+          <w:shd w:val="clear" w:color="auto" w:fill="FFFFFF"/>
+        </w:rPr>
+        <w:softHyphen/>
+      </w:r>
+      <w:r>
+        <w:rPr>
+          <w:rFonts w:ascii="Times New Roman" w:eastAsia="Times New Roman" w:hAnsi="Times New Roman" w:cs="Times New Roman"/>
+          <w:b/>
+          <w:bCs/>
+          <w:sz w:val="28"/>
+          <w:szCs w:val="28"/>
+          <w:shd w:val="clear" w:color="auto" w:fill="FFFFFF"/>
+        </w:rPr>
+        <w:softHyphen/>
+      </w:r>
+      <w:r>
+        <w:rPr>
+          <w:rFonts w:ascii="Times New Roman" w:eastAsia="Times New Roman" w:hAnsi="Times New Roman" w:cs="Times New Roman"/>
+          <w:b/>
+          <w:bCs/>
+          <w:sz w:val="28"/>
+          <w:szCs w:val="28"/>
+          <w:shd w:val="clear" w:color="auto" w:fill="FFFFFF"/>
+        </w:rPr>
+        <w:softHyphen/>
+      </w:r>
+      <w:r>
+        <w:rPr>
+          <w:rFonts w:ascii="Times New Roman" w:eastAsia="Times New Roman" w:hAnsi="Times New Roman" w:cs="Times New Roman"/>
+          <w:b/>
+          <w:bCs/>
+          <w:sz w:val="28"/>
+          <w:szCs w:val="28"/>
+          <w:shd w:val="clear" w:color="auto" w:fill="FFFFFF"/>
+        </w:rPr>
+        <w:softHyphen/>
+      </w:r>
+      <w:r>
+        <w:rPr>
+          <w:rFonts w:ascii="Times New Roman" w:eastAsia="Times New Roman" w:hAnsi="Times New Roman" w:cs="Times New Roman"/>
+          <w:b/>
+          <w:bCs/>
+          <w:sz w:val="28"/>
+          <w:szCs w:val="28"/>
+          <w:shd w:val="clear" w:color="auto" w:fill="FFFFFF"/>
+        </w:rPr>
+        <w:softHyphen/>
+      </w:r>
+      <w:r>
+        <w:rPr>
+          <w:rFonts w:ascii="Times New Roman" w:eastAsia="Times New Roman" w:hAnsi="Times New Roman" w:cs="Times New Roman"/>
+          <w:b/>
+          <w:bCs/>
+          <w:sz w:val="28"/>
+          <w:szCs w:val="28"/>
+          <w:shd w:val="clear" w:color="auto" w:fill="FFFFFF"/>
+        </w:rPr>
+        <w:t xml:space="preserve">A </w:t>
+      </w:r>
+    </w:p>
+    <w:p>
+      <w:pPr>
+        <w:spacing w:after="0" w:line="360" w:lineRule="auto"/>
+        <w:jc w:val="center"/>
+        <w:rPr>
+          <w:rFonts w:ascii="Times New Roman" w:eastAsia="Times New Roman" w:hAnsi="Times New Roman" w:cs="Times New Roman"/>
+          <w:b/>
+          <w:bCs/>
+          <w:sz w:val="28"/>
+          <w:szCs w:val="28"/>
+          <w:shd w:val="clear" w:color="auto" w:fill="FFFFFF"/>
+        </w:rPr>
+      </w:pPr>
+      <w:r>
+        <w:rPr>
+          <w:rFonts w:ascii="Times New Roman" w:eastAsia="Times New Roman" w:hAnsi="Times New Roman" w:cs="Times New Roman"/>
+          <w:b/>
+          <w:bCs/>
+          <w:sz w:val="28"/>
+          <w:szCs w:val="28"/>
+          <w:shd w:val="clear" w:color="auto" w:fill="FFFFFF"/>
+        </w:rPr>
+        <w:t xml:space="preserve">Thesis Proposal </w:t>
+      </w:r>
+    </w:p>
+    <w:p>
+      <w:pPr>
+        <w:spacing w:after="0" w:line="360" w:lineRule="auto"/>
+        <w:jc w:val="center"/>
+        <w:rPr>
+          <w:rFonts w:ascii="Times New Roman" w:eastAsia="Times New Roman" w:hAnsi="Times New Roman" w:cs="Times New Roman"/>
+          <w:b/>
+          <w:bCs/>
+          <w:sz w:val="28"/>
+          <w:szCs w:val="28"/>
+          <w:shd w:val="clear" w:color="auto" w:fill="FFFFFF"/>
+        </w:rPr>
+      </w:pPr>
+      <w:r>
+        <w:rPr>
+          <w:rFonts w:ascii="Times New Roman" w:eastAsia="Times New Roman" w:hAnsi="Times New Roman" w:cs="Times New Roman"/>
+          <w:b/>
+          <w:bCs/>
+          <w:sz w:val="28"/>
+          <w:szCs w:val="28"/>
+          <w:shd w:val="clear" w:color="auto" w:fill="FFFFFF"/>
+        </w:rPr>
+        <w:t xml:space="preserve">Submitted to </w:t>
+      </w:r>
+      <w:proofErr w:type="spellStart"/>
+      <w:r>
+        <w:rPr>
+          <w:rFonts w:ascii="Times New Roman" w:eastAsia="Times New Roman" w:hAnsi="Times New Roman" w:cs="Times New Roman"/>
+          <w:b/>
+          <w:bCs/>
+          <w:sz w:val="28"/>
+          <w:szCs w:val="28"/>
+          <w:shd w:val="clear" w:color="auto" w:fill="FFFFFF"/>
+        </w:rPr>
+        <w:t>Tribhuvan</w:t>
+      </w:r>
+      <w:proofErr w:type="spellEnd"/>
+      <w:r>
+        <w:rPr>
+          <w:rFonts w:ascii="Times New Roman" w:eastAsia="Times New Roman" w:hAnsi="Times New Roman" w:cs="Times New Roman"/>
+          <w:b/>
+          <w:bCs/>
+          <w:sz w:val="28"/>
+          <w:szCs w:val="28"/>
+          <w:shd w:val="clear" w:color="auto" w:fill="FFFFFF"/>
+        </w:rPr>
+        <w:t xml:space="preserve"> University</w:t>
+      </w:r>
+      <w:r>
+        <w:rPr>
+          <w:rFonts w:ascii="Times New Roman" w:eastAsia="Times New Roman" w:hAnsi="Times New Roman" w:cs="Times New Roman"/>
+          <w:b/>
+          <w:bCs/>
+          <w:sz w:val="28"/>
+          <w:szCs w:val="28"/>
+          <w:shd w:val="clear" w:color="auto" w:fill="FFFFFF"/>
+        </w:rPr>
+        <w:softHyphen/>
+      </w:r>
+      <w:r>
+        <w:rPr>
+          <w:rFonts w:ascii="Times New Roman" w:eastAsia="Times New Roman" w:hAnsi="Times New Roman" w:cs="Times New Roman"/>
+          <w:b/>
+          <w:bCs/>
+          <w:sz w:val="28"/>
+          <w:szCs w:val="28"/>
+          <w:shd w:val="clear" w:color="auto" w:fill="FFFFFF"/>
+        </w:rPr>
+        <w:softHyphen/>
+      </w:r>
+      <w:r>
+        <w:rPr>
+          <w:rFonts w:ascii="Times New Roman" w:eastAsia="Times New Roman" w:hAnsi="Times New Roman" w:cs="Times New Roman"/>
+          <w:b/>
+          <w:bCs/>
+          <w:sz w:val="28"/>
+          <w:szCs w:val="28"/>
+          <w:shd w:val="clear" w:color="auto" w:fill="FFFFFF"/>
+        </w:rPr>
+        <w:softHyphen/>
+      </w:r>
+    </w:p>
+    <w:p>
+      <w:pPr>
+        <w:spacing w:after="0" w:line="360" w:lineRule="auto"/>
+        <w:jc w:val="center"/>
+        <w:rPr>
+          <w:rFonts w:ascii="Times New Roman" w:eastAsia="Times New Roman" w:hAnsi="Times New Roman" w:cs="Times New Roman"/>
+          <w:b/>
+          <w:bCs/>
+          <w:sz w:val="28"/>
+          <w:szCs w:val="28"/>
+          <w:shd w:val="clear" w:color="auto" w:fill="FFFFFF"/>
+        </w:rPr>
+      </w:pPr>
+      <w:r>
+        <w:rPr>
+          <w:rFonts w:ascii="Times New Roman" w:eastAsia="Times New Roman" w:hAnsi="Times New Roman" w:cs="Times New Roman"/>
+          <w:b/>
+          <w:bCs/>
+          <w:sz w:val="28"/>
+          <w:szCs w:val="28"/>
+          <w:shd w:val="clear" w:color="auto" w:fill="FFFFFF"/>
+        </w:rPr>
+        <w:t>Faculty of Humanities &amp; Social Sciences</w:t>
+      </w:r>
+      <w:r>
+        <w:rPr>
+          <w:rFonts w:ascii="Times New Roman" w:eastAsia="Times New Roman" w:hAnsi="Times New Roman" w:cs="Times New Roman"/>
+          <w:b/>
+          <w:bCs/>
+          <w:sz w:val="28"/>
+          <w:szCs w:val="28"/>
+          <w:shd w:val="clear" w:color="auto" w:fill="FFFFFF"/>
+        </w:rPr>
+        <w:t xml:space="preserve">, </w:t>
+      </w:r>
+    </w:p>
+    <w:p>
+      <w:pPr>
+        <w:spacing w:after="0" w:line="360" w:lineRule="auto"/>
+        <w:jc w:val="center"/>
+        <w:rPr>
+          <w:rFonts w:ascii="Times New Roman" w:eastAsia="Times New Roman" w:hAnsi="Times New Roman" w:cs="Times New Roman"/>
+          <w:b/>
+          <w:bCs/>
+          <w:sz w:val="28"/>
+          <w:szCs w:val="28"/>
+          <w:shd w:val="clear" w:color="auto" w:fill="FFFFFF"/>
+        </w:rPr>
+      </w:pPr>
+      <w:proofErr w:type="spellStart"/>
+      <w:r>
+        <w:rPr>
+          <w:rFonts w:ascii="Times New Roman" w:eastAsia="Times New Roman" w:hAnsi="Times New Roman" w:cs="Times New Roman"/>
+          <w:b/>
+          <w:bCs/>
+          <w:sz w:val="28"/>
+          <w:szCs w:val="28"/>
+          <w:shd w:val="clear" w:color="auto" w:fill="FFFFFF"/>
+        </w:rPr>
+        <w:t>Bhaktapur</w:t>
+      </w:r>
+      <w:proofErr w:type="spellEnd"/>
+      <w:r>
+        <w:rPr>
+          <w:rFonts w:ascii="Times New Roman" w:eastAsia="Times New Roman" w:hAnsi="Times New Roman" w:cs="Times New Roman"/>
+          <w:b/>
+          <w:bCs/>
+          <w:sz w:val="28"/>
+          <w:szCs w:val="28"/>
+          <w:shd w:val="clear" w:color="auto" w:fill="FFFFFF"/>
+        </w:rPr>
+        <w:t xml:space="preserve"> Multiple Campus, Department of Rural Development,</w:t>
+      </w:r>
+    </w:p>
+    <w:p>
+      <w:pPr>
+        <w:spacing w:after="0" w:line="360" w:lineRule="auto"/>
+        <w:jc w:val="center"/>
+        <w:rPr>
+          <w:rFonts w:ascii="Times New Roman" w:eastAsia="Times New Roman" w:hAnsi="Times New Roman" w:cs="Times New Roman"/>
+          <w:b/>
+          <w:bCs/>
+          <w:sz w:val="28"/>
+          <w:szCs w:val="28"/>
+          <w:shd w:val="clear" w:color="auto" w:fill="FFFFFF"/>
+        </w:rPr>
+      </w:pPr>
+      <w:r>
+        <w:rPr>
+          <w:rFonts w:ascii="Times New Roman" w:eastAsia="Times New Roman" w:hAnsi="Times New Roman" w:cs="Times New Roman"/>
+          <w:b/>
+          <w:bCs/>
+          <w:sz w:val="28"/>
+          <w:szCs w:val="28"/>
+          <w:shd w:val="clear" w:color="auto" w:fill="FFFFFF"/>
+        </w:rPr>
+        <w:t xml:space="preserve">In Partial </w:t>
+      </w:r>
+      <w:r>
+        <w:rPr>
+          <w:rFonts w:ascii="Times New Roman" w:eastAsia="Times New Roman" w:hAnsi="Times New Roman" w:cs="Times New Roman"/>
+          <w:b/>
+          <w:bCs/>
+          <w:sz w:val="28"/>
+          <w:szCs w:val="28"/>
+          <w:shd w:val="clear" w:color="auto" w:fill="FFFFFF"/>
+        </w:rPr>
+        <w:t>Fulfillment of</w:t>
+      </w:r>
+      <w:r>
+        <w:rPr>
+          <w:rFonts w:ascii="Times New Roman" w:eastAsia="Times New Roman" w:hAnsi="Times New Roman" w:cs="Times New Roman"/>
+          <w:b/>
+          <w:bCs/>
+          <w:sz w:val="28"/>
+          <w:szCs w:val="28"/>
+          <w:shd w:val="clear" w:color="auto" w:fill="FFFFFF"/>
+        </w:rPr>
+        <w:t xml:space="preserve"> the Requirement for Master of Arts</w:t>
+      </w:r>
+      <w:r>
+        <w:rPr>
+          <w:rFonts w:ascii="Times New Roman" w:eastAsia="Times New Roman" w:hAnsi="Times New Roman" w:cs="Times New Roman"/>
+          <w:b/>
+          <w:bCs/>
+          <w:sz w:val="28"/>
+          <w:szCs w:val="28"/>
+          <w:shd w:val="clear" w:color="auto" w:fill="FFFFFF"/>
+        </w:rPr>
+        <w:t xml:space="preserve"> in Rural </w:t>
+      </w:r>
+    </w:p>
+    <w:p>
+      <w:pPr>
+        <w:spacing w:after="0" w:line="360" w:lineRule="auto"/>
+        <w:jc w:val="center"/>
+        <w:rPr>
+          <w:rFonts w:ascii="Times New Roman" w:eastAsia="Times New Roman" w:hAnsi="Times New Roman" w:cs="Times New Roman"/>
+          <w:b/>
+          <w:bCs/>
+          <w:sz w:val="28"/>
+          <w:szCs w:val="28"/>
+          <w:shd w:val="clear" w:color="auto" w:fill="FFFFFF"/>
+        </w:rPr>
+      </w:pPr>
+      <w:r>
+        <w:rPr>
+          <w:rFonts w:ascii="Times New Roman" w:eastAsia="Times New Roman" w:hAnsi="Times New Roman" w:cs="Times New Roman"/>
+          <w:b/>
+          <w:bCs/>
+          <w:sz w:val="28"/>
+          <w:szCs w:val="28"/>
+          <w:shd w:val="clear" w:color="auto" w:fill="FFFFFF"/>
+        </w:rPr>
+        <w:t xml:space="preserve">Development </w:t>
+      </w:r>
+    </w:p>
+    <w:p>
+      <w:pPr>
+        <w:spacing w:after="0" w:line="360" w:lineRule="auto"/>
+        <w:jc w:val="center"/>
         <w:rPr>
           <w:rFonts w:ascii="Times New Roman" w:eastAsia="Times New Roman" w:hAnsi="Times New Roman" w:cs="Times New Roman"/>
           <w:sz w:val="28"/>
           <w:szCs w:val="28"/>
           <w:shd w:val="clear" w:color="auto" w:fill="FFFFFF"/>
         </w:rPr>
-        <w:t xml:space="preserve">A </w:t>
-      </w:r>
+      </w:pPr>
     </w:p>
     <w:p>
       <w:pPr>
@@ -174,15 +540,18 @@
           <w:shd w:val="clear" w:color="auto" w:fill="FFFFFF"/>
         </w:rPr>
       </w:pPr>
-      <w:r>
+    </w:p>
+    <w:p>
+      <w:pPr>
+        <w:spacing w:after="0" w:line="360" w:lineRule="auto"/>
+        <w:jc w:val="center"/>
         <w:rPr>
           <w:rFonts w:ascii="Times New Roman" w:eastAsia="Times New Roman" w:hAnsi="Times New Roman" w:cs="Times New Roman"/>
           <w:sz w:val="28"/>
           <w:szCs w:val="28"/>
           <w:shd w:val="clear" w:color="auto" w:fill="FFFFFF"/>
         </w:rPr>
-        <w:t xml:space="preserve">Thesis Proposal </w:t>
-      </w:r>
+      </w:pPr>
     </w:p>
     <w:p>
       <w:pPr>
@@ -195,27 +564,76 @@
           <w:shd w:val="clear" w:color="auto" w:fill="FFFFFF"/>
         </w:rPr>
       </w:pPr>
-      <w:r>
+    </w:p>
+    <w:p>
+      <w:pPr>
+        <w:spacing w:after="0" w:line="360" w:lineRule="auto"/>
+        <w:jc w:val="center"/>
+        <w:rPr>
+          <w:rFonts w:ascii="Times New Roman" w:eastAsia="Times New Roman" w:hAnsi="Times New Roman" w:cs="Times New Roman"/>
+          <w:b/>
+          <w:bCs/>
+          <w:sz w:val="28"/>
+          <w:szCs w:val="28"/>
+          <w:shd w:val="clear" w:color="auto" w:fill="FFFFFF"/>
+        </w:rPr>
+      </w:pPr>
+      <w:r>
+        <w:rPr>
+          <w:rFonts w:ascii="Times New Roman" w:eastAsia="Times New Roman" w:hAnsi="Times New Roman" w:cs="Times New Roman"/>
+          <w:b/>
+          <w:bCs/>
+          <w:sz w:val="28"/>
+          <w:szCs w:val="28"/>
+          <w:shd w:val="clear" w:color="auto" w:fill="FFFFFF"/>
+        </w:rPr>
+        <w:t xml:space="preserve">Submitted </w:t>
+      </w:r>
+      <w:proofErr w:type="gramStart"/>
+      <w:r>
+        <w:rPr>
+          <w:rFonts w:ascii="Times New Roman" w:eastAsia="Times New Roman" w:hAnsi="Times New Roman" w:cs="Times New Roman"/>
+          <w:b/>
+          <w:bCs/>
+          <w:sz w:val="28"/>
+          <w:szCs w:val="28"/>
+          <w:shd w:val="clear" w:color="auto" w:fill="FFFFFF"/>
+        </w:rPr>
+        <w:t>By</w:t>
+      </w:r>
+      <w:proofErr w:type="gramEnd"/>
+      <w:r>
+        <w:rPr>
+          <w:rFonts w:ascii="Times New Roman" w:eastAsia="Times New Roman" w:hAnsi="Times New Roman" w:cs="Times New Roman"/>
+          <w:b/>
+          <w:bCs/>
+          <w:sz w:val="28"/>
+          <w:szCs w:val="28"/>
+          <w:shd w:val="clear" w:color="auto" w:fill="FFFFFF"/>
+        </w:rPr>
+        <w:t>:</w:t>
+      </w:r>
+    </w:p>
+    <w:p>
+      <w:pPr>
+        <w:spacing w:after="0" w:line="360" w:lineRule="auto"/>
+        <w:jc w:val="center"/>
         <w:rPr>
           <w:rFonts w:ascii="Times New Roman" w:eastAsia="Times New Roman" w:hAnsi="Times New Roman" w:cs="Times New Roman"/>
           <w:sz w:val="28"/>
           <w:szCs w:val="28"/>
           <w:shd w:val="clear" w:color="auto" w:fill="FFFFFF"/>
         </w:rPr>
-        <w:t xml:space="preserve">Submitted to the Department of Rural Development </w:t>
-      </w:r>
-    </w:p>
-    <w:p>
-      <w:pPr>
-        <w:spacing w:after="0" w:line="360" w:lineRule="auto"/>
-        <w:jc w:val="center"/>
+      </w:pPr>
+      <w:r>
         <w:rPr>
           <w:rFonts w:ascii="Times New Roman" w:eastAsia="Times New Roman" w:hAnsi="Times New Roman" w:cs="Times New Roman"/>
           <w:sz w:val="28"/>
           <w:szCs w:val="28"/>
           <w:shd w:val="clear" w:color="auto" w:fill="FFFFFF"/>
         </w:rPr>
-      </w:pPr>
+        <w:t xml:space="preserve">Name: </w:t>
+      </w:r>
       <w:r>
         <w:rPr>
           <w:rFonts w:ascii="Times New Roman" w:eastAsia="Times New Roman" w:hAnsi="Times New Roman" w:cs="Times New Roman"/>
@@ -223,8 +641,9 @@
           <w:szCs w:val="28"/>
           <w:shd w:val="clear" w:color="auto" w:fill="FFFFFF"/>
         </w:rPr>
-        <w:t>Faculty of Humanities &amp; Social Sciences</w:t>
-      </w:r>
+        <w:t xml:space="preserve">Kristal </w:t>
+      </w:r>
+      <w:proofErr w:type="spellStart"/>
       <w:r>
         <w:rPr>
           <w:rFonts w:ascii="Times New Roman" w:eastAsia="Times New Roman" w:hAnsi="Times New Roman" w:cs="Times New Roman"/>
@@ -232,8 +651,9 @@
           <w:szCs w:val="28"/>
           <w:shd w:val="clear" w:color="auto" w:fill="FFFFFF"/>
         </w:rPr>
-        <w:t xml:space="preserve"> in the Partial</w:t>
-      </w:r>
+        <w:t>Suwal</w:t>
+      </w:r>
+      <w:proofErr w:type="spellEnd"/>
     </w:p>
     <w:p>
       <w:pPr>
@@ -249,24 +669,22 @@
       <w:r>
         <w:rPr>
           <w:rFonts w:ascii="Times New Roman" w:eastAsia="Times New Roman" w:hAnsi="Times New Roman" w:cs="Times New Roman"/>
-          <w:sz w:val="28"/>
-          <w:szCs w:val="28"/>
+          <w:sz w:val="32"/>
+          <w:szCs w:val="32"/>
           <w:shd w:val="clear" w:color="auto" w:fill="FFFFFF"/>
         </w:rPr>
-        <w:t xml:space="preserve">Fulfillment of Requirement for Master's Degree in Rural </w:t>
-      </w:r>
-    </w:p>
-    <w:p>
-      <w:pPr>
-        <w:spacing w:after="0" w:line="360" w:lineRule="auto"/>
-        <w:jc w:val="center"/>
+        <w:t xml:space="preserve"> </w:t>
+      </w:r>
+      <w:r>
         <w:rPr>
           <w:rFonts w:ascii="Times New Roman" w:eastAsia="Times New Roman" w:hAnsi="Times New Roman" w:cs="Times New Roman"/>
           <w:sz w:val="28"/>
           <w:szCs w:val="28"/>
           <w:shd w:val="clear" w:color="auto" w:fill="FFFFFF"/>
         </w:rPr>
-      </w:pPr>
+        <w:t>Exam-</w:t>
+      </w:r>
+      <w:proofErr w:type="spellStart"/>
       <w:r>
         <w:rPr>
           <w:rFonts w:ascii="Times New Roman" w:eastAsia="Times New Roman" w:hAnsi="Times New Roman" w:cs="Times New Roman"/>
@@ -274,7 +692,7 @@
           <w:szCs w:val="28"/>
           <w:shd w:val="clear" w:color="auto" w:fill="FFFFFF"/>
         </w:rPr>
-        <w:t>Development</w:t>
+        <w:t>Roll.N</w:t>
       </w:r>
       <w:r>
         <w:rPr>
@@ -283,117 +701,36 @@
           <w:szCs w:val="28"/>
           <w:shd w:val="clear" w:color="auto" w:fill="FFFFFF"/>
         </w:rPr>
-        <w:t xml:space="preserve"> </w:t>
-      </w:r>
-    </w:p>
-    <w:p>
-      <w:pPr>
-        <w:spacing w:after="0" w:line="360" w:lineRule="auto"/>
-        <w:jc w:val="center"/>
+        <w:t>o</w:t>
+      </w:r>
+      <w:proofErr w:type="spellEnd"/>
+      <w:r>
         <w:rPr>
           <w:rFonts w:ascii="Times New Roman" w:eastAsia="Times New Roman" w:hAnsi="Times New Roman" w:cs="Times New Roman"/>
           <w:sz w:val="28"/>
           <w:szCs w:val="28"/>
           <w:shd w:val="clear" w:color="auto" w:fill="FFFFFF"/>
         </w:rPr>
-      </w:pPr>
-    </w:p>
-    <w:p>
-      <w:pPr>
-        <w:spacing w:after="0" w:line="360" w:lineRule="auto"/>
-        <w:jc w:val="center"/>
+        <w:t xml:space="preserve">.: </w:t>
+      </w:r>
+      <w:r>
         <w:rPr>
           <w:rFonts w:ascii="Times New Roman" w:eastAsia="Times New Roman" w:hAnsi="Times New Roman" w:cs="Times New Roman"/>
           <w:sz w:val="28"/>
           <w:szCs w:val="28"/>
           <w:shd w:val="clear" w:color="auto" w:fill="FFFFFF"/>
         </w:rPr>
-      </w:pPr>
-      <w:r>
-        <w:rPr>
-          <w:rFonts w:ascii="Times New Roman" w:eastAsia="Times New Roman" w:hAnsi="Times New Roman" w:cs="Times New Roman"/>
-          <w:noProof/>
-          <w:sz w:val="28"/>
-          <w:szCs w:val="28"/>
-          <w:lang w:eastAsia="en-US" w:bidi="ne-NP"/>
-        </w:rPr>
-        <mc:AlternateContent>
-          <mc:Choice Requires="wps">
-            <w:drawing>
-              <wp:anchor distT="0" distB="0" distL="114300" distR="114300" simplePos="0" relativeHeight="251659264" behindDoc="0" locked="0" layoutInCell="1" allowOverlap="1" wp14:anchorId="02C011BB" wp14:editId="7EB11985">
-                <wp:simplePos x="0" y="0"/>
-                <wp:positionH relativeFrom="column">
-                  <wp:posOffset>3162300</wp:posOffset>
-                </wp:positionH>
-                <wp:positionV relativeFrom="paragraph">
-                  <wp:posOffset>5715</wp:posOffset>
-                </wp:positionV>
-                <wp:extent cx="19050" cy="2047875"/>
-                <wp:effectExtent l="0" t="0" r="19050" b="28575"/>
-                <wp:wrapNone/>
-                <wp:docPr id="1" name="Straight Connector 1"/>
-                <wp:cNvGraphicFramePr/>
-                <a:graphic xmlns:a="http://schemas.openxmlformats.org/drawingml/2006/main">
-                  <a:graphicData uri="http://schemas.microsoft.com/office/word/2010/wordprocessingShape">
-                    <wps:wsp>
-                      <wps:cNvCnPr/>
-                      <wps:spPr>
-                        <a:xfrm>
-                          <a:off x="0" y="0"/>
-                          <a:ext cx="19050" cy="2047875"/>
-                        </a:xfrm>
-                        <a:prstGeom prst="line">
-                          <a:avLst/>
-                        </a:prstGeom>
-                      </wps:spPr>
-                      <wps:style>
-                        <a:lnRef idx="1">
-                          <a:schemeClr val="accent1"/>
-                        </a:lnRef>
-                        <a:fillRef idx="0">
-                          <a:schemeClr val="accent1"/>
-                        </a:fillRef>
-                        <a:effectRef idx="0">
-                          <a:schemeClr val="accent1"/>
-                        </a:effectRef>
-                        <a:fontRef idx="minor">
-                          <a:schemeClr val="tx1"/>
-                        </a:fontRef>
-                      </wps:style>
-                      <wps:bodyPr/>
-                    </wps:wsp>
-                  </a:graphicData>
-                </a:graphic>
-                <wp14:sizeRelH relativeFrom="margin">
-                  <wp14:pctWidth>0</wp14:pctWidth>
-                </wp14:sizeRelH>
-                <wp14:sizeRelV relativeFrom="margin">
-                  <wp14:pctHeight>0</wp14:pctHeight>
-                </wp14:sizeRelV>
-              </wp:anchor>
-            </w:drawing>
-          </mc:Choice>
-          <mc:Fallback>
-            <w:pict>
-              <v:line w14:anchorId="1DB020E5" id="Straight Connector 1" o:spid="_x0000_s1026" style="position:absolute;z-index:251659264;visibility:visible;mso-wrap-style:square;mso-width-percent:0;mso-height-percent:0;mso-wrap-distance-left:9pt;mso-wrap-distance-top:0;mso-wrap-distance-right:9pt;mso-wrap-distance-bottom:0;mso-position-horizontal:absolute;mso-position-horizontal-relative:text;mso-position-vertical:absolute;mso-position-vertical-relative:text;mso-width-percent:0;mso-height-percent:0;mso-width-relative:margin;mso-height-relative:margin" from="249pt,.45pt" to="250.5pt,161.7pt" o:gfxdata="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" strokecolor="#156082 [3204]" strokeweight=".5pt">
-                <v:stroke joinstyle="miter"/>
-              </v:line>
-            </w:pict>
-          </mc:Fallback>
-        </mc:AlternateContent>
-      </w:r>
-    </w:p>
-    <w:p>
-      <w:pPr>
-        <w:spacing w:after="0" w:line="360" w:lineRule="auto"/>
-        <w:jc w:val="center"/>
+        <w:t>20300</w:t>
+      </w:r>
+      <w:r>
         <w:rPr>
           <w:rFonts w:ascii="Times New Roman" w:eastAsia="Times New Roman" w:hAnsi="Times New Roman" w:cs="Times New Roman"/>
           <w:sz w:val="28"/>
           <w:szCs w:val="28"/>
           <w:shd w:val="clear" w:color="auto" w:fill="FFFFFF"/>
         </w:rPr>
-      </w:pPr>
+        <w:t>26</w:t>
+      </w:r>
     </w:p>
     <w:p>
       <w:pPr>
@@ -409,173 +746,30 @@
       <w:r>
         <w:rPr>
           <w:rFonts w:ascii="Times New Roman" w:eastAsia="Times New Roman" w:hAnsi="Times New Roman" w:cs="Times New Roman"/>
-          <w:noProof/>
           <w:sz w:val="28"/>
           <w:szCs w:val="28"/>
-          <w:lang w:eastAsia="en-US" w:bidi="ne-NP"/>
-        </w:rPr>
-        <mc:AlternateContent>
-          <mc:Choice Requires="wps">
-            <w:drawing>
-              <wp:anchor distT="0" distB="0" distL="114300" distR="114300" simplePos="0" relativeHeight="251663360" behindDoc="0" locked="0" layoutInCell="1" allowOverlap="1" wp14:anchorId="45A20B5C" wp14:editId="1B11DDD8">
-                <wp:simplePos x="0" y="0"/>
-                <wp:positionH relativeFrom="column">
-                  <wp:posOffset>2752725</wp:posOffset>
-                </wp:positionH>
-                <wp:positionV relativeFrom="paragraph">
-                  <wp:posOffset>59690</wp:posOffset>
-                </wp:positionV>
-                <wp:extent cx="0" cy="1000125"/>
-                <wp:effectExtent l="0" t="0" r="19050" b="28575"/>
-                <wp:wrapNone/>
-                <wp:docPr id="3" name="Straight Connector 3"/>
-                <wp:cNvGraphicFramePr/>
-                <a:graphic xmlns:a="http://schemas.openxmlformats.org/drawingml/2006/main">
-                  <a:graphicData uri="http://schemas.microsoft.com/office/word/2010/wordprocessingShape">
-                    <wps:wsp>
-                      <wps:cNvCnPr/>
-                      <wps:spPr>
-                        <a:xfrm>
-                          <a:off x="0" y="0"/>
-                          <a:ext cx="0" cy="1000125"/>
-                        </a:xfrm>
-                        <a:prstGeom prst="line">
-                          <a:avLst/>
-                        </a:prstGeom>
-                      </wps:spPr>
-                      <wps:style>
-                        <a:lnRef idx="1">
-                          <a:schemeClr val="accent1"/>
-                        </a:lnRef>
-                        <a:fillRef idx="0">
-                          <a:schemeClr val="accent1"/>
-                        </a:fillRef>
-                        <a:effectRef idx="0">
-                          <a:schemeClr val="accent1"/>
-                        </a:effectRef>
-                        <a:fontRef idx="minor">
-                          <a:schemeClr val="tx1"/>
-                        </a:fontRef>
-                      </wps:style>
-                      <wps:bodyPr/>
-                    </wps:wsp>
-                  </a:graphicData>
-                </a:graphic>
-                <wp14:sizeRelH relativeFrom="margin">
-                  <wp14:pctWidth>0</wp14:pctWidth>
-                </wp14:sizeRelH>
-                <wp14:sizeRelV relativeFrom="margin">
-                  <wp14:pctHeight>0</wp14:pctHeight>
-                </wp14:sizeRelV>
-              </wp:anchor>
-            </w:drawing>
-          </mc:Choice>
-          <mc:Fallback>
-            <w:pict>
-              <v:line w14:anchorId="5CC67BEE" id="Straight Connector 3" o:spid="_x0000_s1026" style="position:absolute;z-index:251663360;visibility:visible;mso-wrap-style:square;mso-width-percent:0;mso-height-percent:0;mso-wrap-distance-left:9pt;mso-wrap-distance-top:0;mso-wrap-distance-right:9pt;mso-wrap-distance-bottom:0;mso-position-horizontal:absolute;mso-position-horizontal-relative:text;mso-position-vertical:absolute;mso-position-vertical-relative:text;mso-width-percent:0;mso-height-percent:0;mso-width-relative:margin;mso-height-relative:margin" from="216.75pt,4.7pt" to="216.75pt,83.45pt" o:gfxdata="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" strokecolor="#156082 [3204]" strokeweight=".5pt">
-                <v:stroke joinstyle="miter"/>
-              </v:line>
-            </w:pict>
-          </mc:Fallback>
-        </mc:AlternateContent>
-      </w:r>
-      <w:r>
-        <w:rPr>
-          <w:rFonts w:ascii="Times New Roman" w:eastAsia="Times New Roman" w:hAnsi="Times New Roman" w:cs="Times New Roman"/>
-          <w:noProof/>
-          <w:sz w:val="28"/>
-          <w:szCs w:val="28"/>
-          <w:lang w:eastAsia="en-US" w:bidi="ne-NP"/>
-        </w:rPr>
-        <mc:AlternateContent>
-          <mc:Choice Requires="wps">
-            <w:drawing>
-              <wp:anchor distT="0" distB="0" distL="114300" distR="114300" simplePos="0" relativeHeight="251661312" behindDoc="0" locked="0" layoutInCell="1" allowOverlap="1" wp14:anchorId="526434C6" wp14:editId="32F1B238">
-                <wp:simplePos x="0" y="0"/>
-                <wp:positionH relativeFrom="column">
-                  <wp:posOffset>3533775</wp:posOffset>
-                </wp:positionH>
-                <wp:positionV relativeFrom="paragraph">
-                  <wp:posOffset>50165</wp:posOffset>
-                </wp:positionV>
-                <wp:extent cx="0" cy="1009650"/>
-                <wp:effectExtent l="0" t="0" r="19050" b="19050"/>
-                <wp:wrapNone/>
-                <wp:docPr id="2" name="Straight Connector 2"/>
-                <wp:cNvGraphicFramePr/>
-                <a:graphic xmlns:a="http://schemas.openxmlformats.org/drawingml/2006/main">
-                  <a:graphicData uri="http://schemas.microsoft.com/office/word/2010/wordprocessingShape">
-                    <wps:wsp>
-                      <wps:cNvCnPr/>
-                      <wps:spPr>
-                        <a:xfrm>
-                          <a:off x="0" y="0"/>
-                          <a:ext cx="0" cy="1009650"/>
-                        </a:xfrm>
-                        <a:prstGeom prst="line">
-                          <a:avLst/>
-                        </a:prstGeom>
-                      </wps:spPr>
-                      <wps:style>
-                        <a:lnRef idx="1">
-                          <a:schemeClr val="accent1"/>
-                        </a:lnRef>
-                        <a:fillRef idx="0">
-                          <a:schemeClr val="accent1"/>
-                        </a:fillRef>
-                        <a:effectRef idx="0">
-                          <a:schemeClr val="accent1"/>
-                        </a:effectRef>
-                        <a:fontRef idx="minor">
-                          <a:schemeClr val="tx1"/>
-                        </a:fontRef>
-                      </wps:style>
-                      <wps:bodyPr/>
-                    </wps:wsp>
-                  </a:graphicData>
-                </a:graphic>
-                <wp14:sizeRelH relativeFrom="margin">
-                  <wp14:pctWidth>0</wp14:pctWidth>
-                </wp14:sizeRelH>
-                <wp14:sizeRelV relativeFrom="margin">
-                  <wp14:pctHeight>0</wp14:pctHeight>
-                </wp14:sizeRelV>
-              </wp:anchor>
-            </w:drawing>
-          </mc:Choice>
-          <mc:Fallback>
-            <w:pict>
-              <v:line w14:anchorId="5257F0A6" id="Straight Connector 2" o:spid="_x0000_s1026" style="position:absolute;z-index:251661312;visibility:visible;mso-wrap-style:square;mso-width-percent:0;mso-height-percent:0;mso-wrap-distance-left:9pt;mso-wrap-distance-top:0;mso-wrap-distance-right:9pt;mso-wrap-distance-bottom:0;mso-position-horizontal:absolute;mso-position-horizontal-relative:text;mso-position-vertical:absolute;mso-position-vertical-relative:text;mso-width-percent:0;mso-height-percent:0;mso-width-relative:margin;mso-height-relative:margin" from="278.25pt,3.95pt" to="278.25pt,83.45pt" o:gfxdata="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" strokecolor="#156082 [3204]" strokeweight=".5pt">
-                <v:stroke joinstyle="miter"/>
-              </v:line>
-            </w:pict>
-          </mc:Fallback>
-        </mc:AlternateContent>
-      </w:r>
-    </w:p>
-    <w:p>
-      <w:pPr>
-        <w:spacing w:after="0" w:line="360" w:lineRule="auto"/>
-        <w:jc w:val="center"/>
+          <w:shd w:val="clear" w:color="auto" w:fill="FFFFFF"/>
+        </w:rPr>
+        <w:t>T.U Regd.no</w:t>
+      </w:r>
+      <w:r>
         <w:rPr>
           <w:rFonts w:ascii="Times New Roman" w:eastAsia="Times New Roman" w:hAnsi="Times New Roman" w:cs="Times New Roman"/>
           <w:sz w:val="28"/>
           <w:szCs w:val="28"/>
           <w:shd w:val="clear" w:color="auto" w:fill="FFFFFF"/>
         </w:rPr>
-      </w:pPr>
-    </w:p>
-    <w:p>
-      <w:pPr>
-        <w:spacing w:after="0" w:line="360" w:lineRule="auto"/>
-        <w:jc w:val="center"/>
+        <w:t xml:space="preserve">: </w:t>
+      </w:r>
+      <w:r>
         <w:rPr>
           <w:rFonts w:ascii="Times New Roman" w:eastAsia="Times New Roman" w:hAnsi="Times New Roman" w:cs="Times New Roman"/>
           <w:sz w:val="28"/>
           <w:szCs w:val="28"/>
           <w:shd w:val="clear" w:color="auto" w:fill="FFFFFF"/>
         </w:rPr>
-      </w:pPr>
+        <w:t>3-2-166-124-2012</w:t>
+      </w:r>
     </w:p>
     <w:p>
       <w:pPr>
@@ -588,17 +782,15 @@
           <w:shd w:val="clear" w:color="auto" w:fill="FFFFFF"/>
         </w:rPr>
       </w:pPr>
-    </w:p>
-    <w:p>
-      <w:pPr>
-        <w:spacing w:after="0" w:line="360" w:lineRule="auto"/>
+      <w:r>
         <w:rPr>
           <w:rFonts w:ascii="Times New Roman" w:eastAsia="Times New Roman" w:hAnsi="Times New Roman" w:cs="Times New Roman"/>
           <w:sz w:val="28"/>
           <w:szCs w:val="28"/>
           <w:shd w:val="clear" w:color="auto" w:fill="FFFFFF"/>
         </w:rPr>
-      </w:pPr>
+        <w:t xml:space="preserve">Department of Rural Development </w:t>
+      </w:r>
     </w:p>
     <w:p>
       <w:pPr>
@@ -611,18 +803,17 @@
           <w:shd w:val="clear" w:color="auto" w:fill="FFFFFF"/>
         </w:rPr>
       </w:pPr>
-    </w:p>
-    <w:p>
-      <w:pPr>
-        <w:spacing w:after="0" w:line="360" w:lineRule="auto"/>
-        <w:jc w:val="center"/>
+      <w:proofErr w:type="spellStart"/>
+      <w:r>
         <w:rPr>
           <w:rFonts w:ascii="Times New Roman" w:eastAsia="Times New Roman" w:hAnsi="Times New Roman" w:cs="Times New Roman"/>
           <w:sz w:val="28"/>
           <w:szCs w:val="28"/>
           <w:shd w:val="clear" w:color="auto" w:fill="FFFFFF"/>
         </w:rPr>
-      </w:pPr>
+        <w:t>Bhaktapur</w:t>
+      </w:r>
+      <w:proofErr w:type="spellEnd"/>
       <w:r>
         <w:rPr>
           <w:rFonts w:ascii="Times New Roman" w:eastAsia="Times New Roman" w:hAnsi="Times New Roman" w:cs="Times New Roman"/>
@@ -630,70 +821,29 @@
           <w:szCs w:val="28"/>
           <w:shd w:val="clear" w:color="auto" w:fill="FFFFFF"/>
         </w:rPr>
-        <w:t>Submitted By:</w:t>
-      </w:r>
-    </w:p>
-    <w:p>
-      <w:pPr>
-        <w:spacing w:after="0" w:line="360" w:lineRule="auto"/>
-        <w:jc w:val="center"/>
-        <w:rPr>
-          <w:rFonts w:ascii="Times New Roman" w:eastAsia="Times New Roman" w:hAnsi="Times New Roman" w:cs="Times New Roman"/>
-          <w:sz w:val="32"/>
-          <w:szCs w:val="32"/>
-          <w:shd w:val="clear" w:color="auto" w:fill="FFFFFF"/>
-        </w:rPr>
-      </w:pPr>
-      <w:r>
-        <w:rPr>
-          <w:rFonts w:ascii="Times New Roman" w:eastAsia="Times New Roman" w:hAnsi="Times New Roman" w:cs="Times New Roman"/>
-          <w:sz w:val="32"/>
-          <w:szCs w:val="32"/>
-          <w:shd w:val="clear" w:color="auto" w:fill="FFFFFF"/>
-        </w:rPr>
-        <w:t xml:space="preserve">Kristal </w:t>
-      </w:r>
-      <w:proofErr w:type="spellStart"/>
-      <w:r>
-        <w:rPr>
-          <w:rFonts w:ascii="Times New Roman" w:eastAsia="Times New Roman" w:hAnsi="Times New Roman" w:cs="Times New Roman"/>
-          <w:sz w:val="32"/>
-          <w:szCs w:val="32"/>
-          <w:shd w:val="clear" w:color="auto" w:fill="FFFFFF"/>
-        </w:rPr>
-        <w:t>Suwal</w:t>
-      </w:r>
-      <w:proofErr w:type="spellEnd"/>
-    </w:p>
-    <w:p>
-      <w:pPr>
-        <w:spacing w:after="0" w:line="360" w:lineRule="auto"/>
-        <w:jc w:val="center"/>
+        <w:t xml:space="preserve"> Multiple Campus</w:t>
+      </w:r>
+      <w:r>
         <w:rPr>
           <w:rFonts w:ascii="Times New Roman" w:eastAsia="Times New Roman" w:hAnsi="Times New Roman" w:cs="Times New Roman"/>
           <w:sz w:val="28"/>
           <w:szCs w:val="28"/>
           <w:shd w:val="clear" w:color="auto" w:fill="FFFFFF"/>
         </w:rPr>
-      </w:pPr>
-      <w:r>
-        <w:rPr>
-          <w:rFonts w:ascii="Times New Roman" w:eastAsia="Times New Roman" w:hAnsi="Times New Roman" w:cs="Times New Roman"/>
-          <w:sz w:val="32"/>
-          <w:szCs w:val="32"/>
-          <w:shd w:val="clear" w:color="auto" w:fill="FFFFFF"/>
-        </w:rPr>
-        <w:t xml:space="preserve"> </w:t>
-      </w:r>
-      <w:r>
+        <w:t xml:space="preserve">, </w:t>
+      </w:r>
+    </w:p>
+    <w:p>
+      <w:pPr>
+        <w:spacing w:after="0" w:line="360" w:lineRule="auto"/>
+        <w:jc w:val="center"/>
         <w:rPr>
           <w:rFonts w:ascii="Times New Roman" w:eastAsia="Times New Roman" w:hAnsi="Times New Roman" w:cs="Times New Roman"/>
           <w:sz w:val="28"/>
           <w:szCs w:val="28"/>
           <w:shd w:val="clear" w:color="auto" w:fill="FFFFFF"/>
         </w:rPr>
-        <w:t>Exam-</w:t>
-      </w:r>
+      </w:pPr>
       <w:proofErr w:type="spellStart"/>
       <w:r>
         <w:rPr>
@@ -702,8 +852,9 @@
           <w:szCs w:val="28"/>
           <w:shd w:val="clear" w:color="auto" w:fill="FFFFFF"/>
         </w:rPr>
-        <w:t>Roll.N</w:t>
-      </w:r>
+        <w:t>Dudhpati</w:t>
+      </w:r>
+      <w:proofErr w:type="spellEnd"/>
       <w:r>
         <w:rPr>
           <w:rFonts w:ascii="Times New Roman" w:eastAsia="Times New Roman" w:hAnsi="Times New Roman" w:cs="Times New Roman"/>
@@ -711,9 +862,9 @@
           <w:szCs w:val="28"/>
           <w:shd w:val="clear" w:color="auto" w:fill="FFFFFF"/>
         </w:rPr>
-        <w:t>o</w:t>
-      </w:r>
-      <w:proofErr w:type="spellEnd"/>
+        <w:t xml:space="preserve">, </w:t>
+      </w:r>
+      <w:proofErr w:type="spellStart"/>
       <w:r>
         <w:rPr>
           <w:rFonts w:ascii="Times New Roman" w:eastAsia="Times New Roman" w:hAnsi="Times New Roman" w:cs="Times New Roman"/>
@@ -721,26 +872,9 @@
           <w:szCs w:val="28"/>
           <w:shd w:val="clear" w:color="auto" w:fill="FFFFFF"/>
         </w:rPr>
-        <w:t xml:space="preserve">.: </w:t>
-      </w:r>
-      <w:r>
-        <w:rPr>
-          <w:rFonts w:ascii="Times New Roman" w:eastAsia="Times New Roman" w:hAnsi="Times New Roman" w:cs="Times New Roman"/>
-          <w:sz w:val="28"/>
-          <w:szCs w:val="28"/>
-          <w:shd w:val="clear" w:color="auto" w:fill="FFFFFF"/>
-        </w:rPr>
-        <w:t>20300</w:t>
-      </w:r>
-      <w:r>
-        <w:rPr>
-          <w:rFonts w:ascii="Times New Roman" w:eastAsia="Times New Roman" w:hAnsi="Times New Roman" w:cs="Times New Roman"/>
-          <w:sz w:val="28"/>
-          <w:szCs w:val="28"/>
-          <w:shd w:val="clear" w:color="auto" w:fill="FFFFFF"/>
-        </w:rPr>
-        <w:t>26</w:t>
-      </w:r>
+        <w:t>Bhaktapur</w:t>
+      </w:r>
+      <w:proofErr w:type="spellEnd"/>
     </w:p>
     <w:p>
       <w:pPr>
@@ -748,143 +882,9 @@
         <w:jc w:val="center"/>
         <w:rPr>
           <w:rFonts w:ascii="Times New Roman" w:eastAsia="Times New Roman" w:hAnsi="Times New Roman" w:cs="Times New Roman"/>
-          <w:sz w:val="28"/>
-          <w:szCs w:val="28"/>
           <w:shd w:val="clear" w:color="auto" w:fill="FFFFFF"/>
         </w:rPr>
       </w:pPr>
-      <w:r>
-        <w:rPr>
-          <w:rFonts w:ascii="Times New Roman" w:eastAsia="Times New Roman" w:hAnsi="Times New Roman" w:cs="Times New Roman"/>
-          <w:sz w:val="28"/>
-          <w:szCs w:val="28"/>
-          <w:shd w:val="clear" w:color="auto" w:fill="FFFFFF"/>
-        </w:rPr>
-        <w:t>T.U Regd.no</w:t>
-      </w:r>
-      <w:r>
-        <w:rPr>
-          <w:rFonts w:ascii="Times New Roman" w:eastAsia="Times New Roman" w:hAnsi="Times New Roman" w:cs="Times New Roman"/>
-          <w:sz w:val="28"/>
-          <w:szCs w:val="28"/>
-          <w:shd w:val="clear" w:color="auto" w:fill="FFFFFF"/>
-        </w:rPr>
-        <w:t xml:space="preserve">: </w:t>
-      </w:r>
-      <w:r>
-        <w:rPr>
-          <w:rFonts w:ascii="Times New Roman" w:eastAsia="Times New Roman" w:hAnsi="Times New Roman" w:cs="Times New Roman"/>
-          <w:sz w:val="28"/>
-          <w:szCs w:val="28"/>
-          <w:shd w:val="clear" w:color="auto" w:fill="FFFFFF"/>
-        </w:rPr>
-        <w:t>3-2-166-124-2012</w:t>
-      </w:r>
-    </w:p>
-    <w:p>
-      <w:pPr>
-        <w:spacing w:after="0" w:line="360" w:lineRule="auto"/>
-        <w:jc w:val="center"/>
-        <w:rPr>
-          <w:rFonts w:ascii="Times New Roman" w:eastAsia="Times New Roman" w:hAnsi="Times New Roman" w:cs="Times New Roman"/>
-          <w:sz w:val="28"/>
-          <w:szCs w:val="28"/>
-          <w:shd w:val="clear" w:color="auto" w:fill="FFFFFF"/>
-        </w:rPr>
-      </w:pPr>
-    </w:p>
-    <w:p>
-      <w:pPr>
-        <w:spacing w:after="0" w:line="360" w:lineRule="auto"/>
-        <w:jc w:val="center"/>
-        <w:rPr>
-          <w:rFonts w:ascii="Times New Roman" w:eastAsia="Times New Roman" w:hAnsi="Times New Roman" w:cs="Times New Roman"/>
-          <w:sz w:val="28"/>
-          <w:szCs w:val="28"/>
-          <w:shd w:val="clear" w:color="auto" w:fill="FFFFFF"/>
-        </w:rPr>
-      </w:pPr>
-      <w:r>
-        <w:rPr>
-          <w:rFonts w:ascii="Times New Roman" w:eastAsia="Times New Roman" w:hAnsi="Times New Roman" w:cs="Times New Roman"/>
-          <w:sz w:val="28"/>
-          <w:szCs w:val="28"/>
-          <w:shd w:val="clear" w:color="auto" w:fill="FFFFFF"/>
-        </w:rPr>
-        <w:t xml:space="preserve">Department of Rural Development </w:t>
-      </w:r>
-    </w:p>
-    <w:p>
-      <w:pPr>
-        <w:spacing w:after="0" w:line="360" w:lineRule="auto"/>
-        <w:jc w:val="center"/>
-        <w:rPr>
-          <w:rFonts w:ascii="Times New Roman" w:eastAsia="Times New Roman" w:hAnsi="Times New Roman" w:cs="Times New Roman"/>
-          <w:sz w:val="28"/>
-          <w:szCs w:val="28"/>
-          <w:shd w:val="clear" w:color="auto" w:fill="FFFFFF"/>
-        </w:rPr>
-      </w:pPr>
-      <w:proofErr w:type="spellStart"/>
-      <w:r>
-        <w:rPr>
-          <w:rFonts w:ascii="Times New Roman" w:eastAsia="Times New Roman" w:hAnsi="Times New Roman" w:cs="Times New Roman"/>
-          <w:sz w:val="28"/>
-          <w:szCs w:val="28"/>
-          <w:shd w:val="clear" w:color="auto" w:fill="FFFFFF"/>
-        </w:rPr>
-        <w:t>Bhaktapur</w:t>
-      </w:r>
-      <w:proofErr w:type="spellEnd"/>
-      <w:r>
-        <w:rPr>
-          <w:rFonts w:ascii="Times New Roman" w:eastAsia="Times New Roman" w:hAnsi="Times New Roman" w:cs="Times New Roman"/>
-          <w:sz w:val="28"/>
-          <w:szCs w:val="28"/>
-          <w:shd w:val="clear" w:color="auto" w:fill="FFFFFF"/>
-        </w:rPr>
-        <w:t xml:space="preserve"> Multiple Campus</w:t>
-      </w:r>
-      <w:r>
-        <w:rPr>
-          <w:rFonts w:ascii="Times New Roman" w:eastAsia="Times New Roman" w:hAnsi="Times New Roman" w:cs="Times New Roman"/>
-          <w:sz w:val="28"/>
-          <w:szCs w:val="28"/>
-          <w:shd w:val="clear" w:color="auto" w:fill="FFFFFF"/>
-        </w:rPr>
-        <w:t xml:space="preserve">, </w:t>
-      </w:r>
-      <w:proofErr w:type="spellStart"/>
-      <w:r>
-        <w:rPr>
-          <w:rFonts w:ascii="Times New Roman" w:eastAsia="Times New Roman" w:hAnsi="Times New Roman" w:cs="Times New Roman"/>
-          <w:sz w:val="28"/>
-          <w:szCs w:val="28"/>
-          <w:shd w:val="clear" w:color="auto" w:fill="FFFFFF"/>
-        </w:rPr>
-        <w:t>Dudhpati</w:t>
-      </w:r>
-      <w:proofErr w:type="spellEnd"/>
-      <w:r>
-        <w:rPr>
-          <w:rFonts w:ascii="Times New Roman" w:eastAsia="Times New Roman" w:hAnsi="Times New Roman" w:cs="Times New Roman"/>
-          <w:sz w:val="28"/>
-          <w:szCs w:val="28"/>
-          <w:shd w:val="clear" w:color="auto" w:fill="FFFFFF"/>
-        </w:rPr>
-        <w:t xml:space="preserve">, </w:t>
-      </w:r>
-      <w:proofErr w:type="spellStart"/>
-      <w:r>
-        <w:rPr>
-          <w:rFonts w:ascii="Times New Roman" w:eastAsia="Times New Roman" w:hAnsi="Times New Roman" w:cs="Times New Roman"/>
-          <w:sz w:val="28"/>
-          <w:szCs w:val="28"/>
-          <w:shd w:val="clear" w:color="auto" w:fill="FFFFFF"/>
-        </w:rPr>
-        <w:t>Bhaktapur</w:t>
-      </w:r>
-      <w:proofErr w:type="spellEnd"/>
     </w:p>
     <w:p>
       <w:pPr>
@@ -936,23 +936,16 @@
         </w:rPr>
       </w:sdtEndPr>
       <w:sdtContent>
-        <w:p/>
         <w:p>
           <w:r>
-            <w:br w:type="page"/>
-          </w:r>
-          <w:r>
-            <w:lastRenderedPageBreak/>
             <w:t>Contents</w:t>
           </w:r>
-          <w:bookmarkStart w:id="0" w:name="_GoBack"/>
-          <w:bookmarkEnd w:id="0"/>
         </w:p>
         <w:p>
           <w:pPr>
             <w:pStyle w:val="TOC1"/>
             <w:tabs>
-              <w:tab w:val="right" w:leader="dot" w:pos="10070"/>
+              <w:tab w:val="right" w:pos="8630"/>
             </w:tabs>
             <w:rPr>
               <w:rFonts w:cs="Mangal"/>
@@ -973,7 +966,7 @@
           <w:r>
             <w:fldChar w:fldCharType="separate"/>
           </w:r>
-          <w:hyperlink w:anchor="_Toc215954703" w:history="1">
+          <w:hyperlink w:anchor="_Toc216763413" w:history="1">
             <w:r>
               <w:rPr>
                 <w:rStyle w:val="Hyperlink"/>
@@ -1003,7 +996,7 @@
                 <w:noProof/>
                 <w:webHidden/>
               </w:rPr>
-              <w:instrText xml:space="preserve"> PAGEREF _Toc215954703 \h </w:instrText>
+              <w:instrText xml:space="preserve"> PAGEREF _Toc216763413 \h </w:instrText>
             </w:r>
             <w:r>
               <w:rPr>
@@ -1038,7 +1031,7 @@
           <w:pPr>
             <w:pStyle w:val="TOC1"/>
             <w:tabs>
-              <w:tab w:val="right" w:leader="dot" w:pos="10070"/>
+              <w:tab w:val="right" w:pos="8630"/>
             </w:tabs>
             <w:rPr>
               <w:rFonts w:cs="Mangal"/>
@@ -1050,7 +1043,7 @@
               <w14:ligatures w14:val="none"/>
             </w:rPr>
           </w:pPr>
-          <w:hyperlink w:anchor="_Toc215954704" w:history="1">
+          <w:hyperlink w:anchor="_Toc216763414" w:history="1">
             <w:r>
               <w:rPr>
                 <w:rStyle w:val="Hyperlink"/>
@@ -1080,7 +1073,7 @@
                 <w:noProof/>
                 <w:webHidden/>
               </w:rPr>
-              <w:instrText xml:space="preserve"> PAGEREF _Toc215954704 \h </w:instrText>
+              <w:instrText xml:space="preserve"> PAGEREF _Toc216763414 \h </w:instrText>
             </w:r>
             <w:r>
               <w:rPr>
@@ -1115,7 +1108,7 @@
           <w:pPr>
             <w:pStyle w:val="TOC2"/>
             <w:tabs>
-              <w:tab w:val="right" w:leader="dot" w:pos="10070"/>
+              <w:tab w:val="right" w:pos="8630"/>
             </w:tabs>
             <w:rPr>
               <w:rFonts w:cs="Mangal"/>
@@ -1127,7 +1120,7 @@
               <w14:ligatures w14:val="none"/>
             </w:rPr>
           </w:pPr>
-          <w:hyperlink w:anchor="_Toc215954705" w:history="1">
+          <w:hyperlink w:anchor="_Toc216763415" w:history="1">
             <w:r>
               <w:rPr>
                 <w:rStyle w:val="Hyperlink"/>
@@ -1157,7 +1150,7 @@
                 <w:noProof/>
                 <w:webHidden/>
               </w:rPr>
-              <w:instrText xml:space="preserve"> PAGEREF _Toc215954705 \h </w:instrText>
+              <w:instrText xml:space="preserve"> PAGEREF _Toc216763415 \h </w:instrText>
             </w:r>
             <w:r>
               <w:rPr>
@@ -1192,7 +1185,7 @@
           <w:pPr>
             <w:pStyle w:val="TOC2"/>
             <w:tabs>
-              <w:tab w:val="right" w:leader="dot" w:pos="10070"/>
+              <w:tab w:val="right" w:pos="8630"/>
             </w:tabs>
             <w:rPr>
               <w:rFonts w:cs="Mangal"/>
@@ -1204,7 +1197,7 @@
               <w14:ligatures w14:val="none"/>
             </w:rPr>
           </w:pPr>
-          <w:hyperlink w:anchor="_Toc215954706" w:history="1">
+          <w:hyperlink w:anchor="_Toc216763416" w:history="1">
             <w:r>
               <w:rPr>
                 <w:rStyle w:val="Hyperlink"/>
@@ -1234,7 +1227,7 @@
                 <w:noProof/>
                 <w:webHidden/>
               </w:rPr>
-              <w:instrText xml:space="preserve"> PAGEREF _Toc215954706 \h </w:instrText>
+              <w:instrText xml:space="preserve"> PAGEREF _Toc216763416 \h </w:instrText>
             </w:r>
             <w:r>
               <w:rPr>
@@ -1269,7 +1262,7 @@
           <w:pPr>
             <w:pStyle w:val="TOC2"/>
             <w:tabs>
-              <w:tab w:val="right" w:leader="dot" w:pos="10070"/>
+              <w:tab w:val="right" w:pos="8630"/>
             </w:tabs>
             <w:rPr>
               <w:rFonts w:cs="Mangal"/>
@@ -1281,7 +1274,7 @@
               <w14:ligatures w14:val="none"/>
             </w:rPr>
           </w:pPr>
-          <w:hyperlink w:anchor="_Toc215954707" w:history="1">
+          <w:hyperlink w:anchor="_Toc216763417" w:history="1">
             <w:r>
               <w:rPr>
                 <w:rStyle w:val="Hyperlink"/>
@@ -1311,7 +1304,7 @@
                 <w:noProof/>
                 <w:webHidden/>
               </w:rPr>
-              <w:instrText xml:space="preserve"> PAGEREF _Toc215954707 \h </w:instrText>
+              <w:instrText xml:space="preserve"> PAGEREF _Toc216763417 \h </w:instrText>
             </w:r>
             <w:r>
               <w:rPr>
@@ -1346,7 +1339,7 @@
           <w:pPr>
             <w:pStyle w:val="TOC2"/>
             <w:tabs>
-              <w:tab w:val="right" w:leader="dot" w:pos="10070"/>
+              <w:tab w:val="right" w:pos="8630"/>
             </w:tabs>
             <w:rPr>
               <w:rFonts w:cs="Mangal"/>
@@ -1358,7 +1351,7 @@
               <w14:ligatures w14:val="none"/>
             </w:rPr>
           </w:pPr>
-          <w:hyperlink w:anchor="_Toc215954708" w:history="1">
+          <w:hyperlink w:anchor="_Toc216763418" w:history="1">
             <w:r>
               <w:rPr>
                 <w:rStyle w:val="Hyperlink"/>
@@ -1388,7 +1381,7 @@
                 <w:noProof/>
                 <w:webHidden/>
               </w:rPr>
-              <w:instrText xml:space="preserve"> PAGEREF _Toc215954708 \h </w:instrText>
+              <w:instrText xml:space="preserve"> PAGEREF _Toc216763418 \h </w:instrText>
             </w:r>
             <w:r>
               <w:rPr>
@@ -1423,7 +1416,7 @@
           <w:pPr>
             <w:pStyle w:val="TOC1"/>
             <w:tabs>
-              <w:tab w:val="right" w:leader="dot" w:pos="10070"/>
+              <w:tab w:val="right" w:pos="8630"/>
             </w:tabs>
             <w:rPr>
               <w:rFonts w:cs="Mangal"/>
@@ -1435,7 +1428,7 @@
               <w14:ligatures w14:val="none"/>
             </w:rPr>
           </w:pPr>
-          <w:hyperlink w:anchor="_Toc215954709" w:history="1">
+          <w:hyperlink w:anchor="_Toc216763419" w:history="1">
             <w:r>
               <w:rPr>
                 <w:rStyle w:val="Hyperlink"/>
@@ -1465,7 +1458,7 @@
                 <w:noProof/>
                 <w:webHidden/>
               </w:rPr>
-              <w:instrText xml:space="preserve"> PAGEREF _Toc215954709 \h </w:instrText>
+              <w:instrText xml:space="preserve"> PAGEREF _Toc216763419 \h </w:instrText>
             </w:r>
             <w:r>
               <w:rPr>
@@ -1500,7 +1493,7 @@
           <w:pPr>
             <w:pStyle w:val="TOC1"/>
             <w:tabs>
-              <w:tab w:val="right" w:leader="dot" w:pos="10070"/>
+              <w:tab w:val="right" w:pos="8630"/>
             </w:tabs>
             <w:rPr>
               <w:rFonts w:cs="Mangal"/>
@@ -1512,7 +1505,7 @@
               <w14:ligatures w14:val="none"/>
             </w:rPr>
           </w:pPr>
-          <w:hyperlink w:anchor="_Toc215954710" w:history="1">
+          <w:hyperlink w:anchor="_Toc216763420" w:history="1">
             <w:r>
               <w:rPr>
                 <w:rStyle w:val="Hyperlink"/>
@@ -1542,7 +1535,7 @@
                 <w:noProof/>
                 <w:webHidden/>
               </w:rPr>
-              <w:instrText xml:space="preserve"> PAGEREF _Toc215954710 \h </w:instrText>
+              <w:instrText xml:space="preserve"> PAGEREF _Toc216763420 \h </w:instrText>
             </w:r>
             <w:r>
               <w:rPr>
@@ -1577,7 +1570,7 @@
           <w:pPr>
             <w:pStyle w:val="TOC1"/>
             <w:tabs>
-              <w:tab w:val="right" w:leader="dot" w:pos="10070"/>
+              <w:tab w:val="right" w:pos="8630"/>
             </w:tabs>
             <w:rPr>
               <w:rFonts w:cs="Mangal"/>
@@ -1589,7 +1582,7 @@
               <w14:ligatures w14:val="none"/>
             </w:rPr>
           </w:pPr>
-          <w:hyperlink w:anchor="_Toc215954711" w:history="1">
+          <w:hyperlink w:anchor="_Toc216763421" w:history="1">
             <w:r>
               <w:rPr>
                 <w:rStyle w:val="Hyperlink"/>
@@ -1618,7 +1611,7 @@
                 <w:noProof/>
                 <w:webHidden/>
               </w:rPr>
-              <w:instrText xml:space="preserve"> PAGEREF _Toc215954711 \h </w:instrText>
+              <w:instrText xml:space="preserve"> PAGEREF _Toc216763421 \h </w:instrText>
             </w:r>
             <w:r>
               <w:rPr>
@@ -1653,7 +1646,7 @@
           <w:pPr>
             <w:pStyle w:val="TOC1"/>
             <w:tabs>
-              <w:tab w:val="right" w:leader="dot" w:pos="10070"/>
+              <w:tab w:val="right" w:pos="8630"/>
             </w:tabs>
             <w:rPr>
               <w:rFonts w:cs="Mangal"/>
@@ -1665,7 +1658,7 @@
               <w14:ligatures w14:val="none"/>
             </w:rPr>
           </w:pPr>
-          <w:hyperlink w:anchor="_Toc215954712" w:history="1">
+          <w:hyperlink w:anchor="_Toc216763422" w:history="1">
             <w:r>
               <w:rPr>
                 <w:rStyle w:val="Hyperlink"/>
@@ -1694,7 +1687,7 @@
                 <w:noProof/>
                 <w:webHidden/>
               </w:rPr>
-              <w:instrText xml:space="preserve"> PAGEREF _Toc215954712 \h </w:instrText>
+              <w:instrText xml:space="preserve"> PAGEREF _Toc216763422 \h </w:instrText>
             </w:r>
             <w:r>
               <w:rPr>
@@ -1729,7 +1722,7 @@
           <w:pPr>
             <w:pStyle w:val="TOC2"/>
             <w:tabs>
-              <w:tab w:val="right" w:leader="dot" w:pos="10070"/>
+              <w:tab w:val="right" w:pos="8630"/>
             </w:tabs>
             <w:rPr>
               <w:rFonts w:cs="Mangal"/>
@@ -1741,7 +1734,7 @@
               <w14:ligatures w14:val="none"/>
             </w:rPr>
           </w:pPr>
-          <w:hyperlink w:anchor="_Toc215954713" w:history="1">
+          <w:hyperlink w:anchor="_Toc216763423" w:history="1">
             <w:r>
               <w:rPr>
                 <w:rStyle w:val="Hyperlink"/>
@@ -1771,7 +1764,7 @@
                 <w:noProof/>
                 <w:webHidden/>
               </w:rPr>
-              <w:instrText xml:space="preserve"> PAGEREF _Toc215954713 \h </w:instrText>
+              <w:instrText xml:space="preserve"> PAGEREF _Toc216763423 \h </w:instrText>
             </w:r>
             <w:r>
               <w:rPr>
@@ -1806,7 +1799,7 @@
           <w:pPr>
             <w:pStyle w:val="TOC2"/>
             <w:tabs>
-              <w:tab w:val="right" w:leader="dot" w:pos="10070"/>
+              <w:tab w:val="right" w:pos="8630"/>
             </w:tabs>
             <w:rPr>
               <w:rFonts w:cs="Mangal"/>
@@ -1818,7 +1811,7 @@
               <w14:ligatures w14:val="none"/>
             </w:rPr>
           </w:pPr>
-          <w:hyperlink w:anchor="_Toc215954714" w:history="1">
+          <w:hyperlink w:anchor="_Toc216763424" w:history="1">
             <w:r>
               <w:rPr>
                 <w:rStyle w:val="Hyperlink"/>
@@ -1848,7 +1841,7 @@
                 <w:noProof/>
                 <w:webHidden/>
               </w:rPr>
-              <w:instrText xml:space="preserve"> PAGEREF _Toc215954714 \h </w:instrText>
+              <w:instrText xml:space="preserve"> PAGEREF _Toc216763424 \h </w:instrText>
             </w:r>
             <w:r>
               <w:rPr>
@@ -1883,7 +1876,7 @@
           <w:pPr>
             <w:pStyle w:val="TOC2"/>
             <w:tabs>
-              <w:tab w:val="right" w:leader="dot" w:pos="10070"/>
+              <w:tab w:val="right" w:pos="8630"/>
             </w:tabs>
             <w:rPr>
               <w:rFonts w:cs="Mangal"/>
@@ -1895,7 +1888,7 @@
               <w14:ligatures w14:val="none"/>
             </w:rPr>
           </w:pPr>
-          <w:hyperlink w:anchor="_Toc215954715" w:history="1">
+          <w:hyperlink w:anchor="_Toc216763425" w:history="1">
             <w:r>
               <w:rPr>
                 <w:rStyle w:val="Hyperlink"/>
@@ -1925,7 +1918,7 @@
                 <w:noProof/>
                 <w:webHidden/>
               </w:rPr>
-              <w:instrText xml:space="preserve"> PAGEREF _Toc215954715 \h </w:instrText>
+              <w:instrText xml:space="preserve"> PAGEREF _Toc216763425 \h </w:instrText>
             </w:r>
             <w:r>
               <w:rPr>
@@ -1960,7 +1953,7 @@
           <w:pPr>
             <w:pStyle w:val="TOC2"/>
             <w:tabs>
-              <w:tab w:val="right" w:leader="dot" w:pos="10070"/>
+              <w:tab w:val="right" w:pos="8630"/>
             </w:tabs>
             <w:rPr>
               <w:rFonts w:cs="Mangal"/>
@@ -1972,7 +1965,7 @@
               <w14:ligatures w14:val="none"/>
             </w:rPr>
           </w:pPr>
-          <w:hyperlink w:anchor="_Toc215954716" w:history="1">
+          <w:hyperlink w:anchor="_Toc216763426" w:history="1">
             <w:r>
               <w:rPr>
                 <w:rStyle w:val="Hyperlink"/>
@@ -2002,7 +1995,7 @@
                 <w:noProof/>
                 <w:webHidden/>
               </w:rPr>
-              <w:instrText xml:space="preserve"> PAGEREF _Toc215954716 \h </w:instrText>
+              <w:instrText xml:space="preserve"> PAGEREF _Toc216763426 \h </w:instrText>
             </w:r>
             <w:r>
               <w:rPr>
@@ -2037,7 +2030,7 @@
           <w:pPr>
             <w:pStyle w:val="TOC2"/>
             <w:tabs>
-              <w:tab w:val="right" w:leader="dot" w:pos="10070"/>
+              <w:tab w:val="right" w:pos="8630"/>
             </w:tabs>
             <w:rPr>
               <w:rFonts w:cs="Mangal"/>
@@ -2049,7 +2042,7 @@
               <w14:ligatures w14:val="none"/>
             </w:rPr>
           </w:pPr>
-          <w:hyperlink w:anchor="_Toc215954717" w:history="1">
+          <w:hyperlink w:anchor="_Toc216763427" w:history="1">
             <w:r>
               <w:rPr>
                 <w:rStyle w:val="Hyperlink"/>
@@ -2079,7 +2072,7 @@
                 <w:noProof/>
                 <w:webHidden/>
               </w:rPr>
-              <w:instrText xml:space="preserve"> PAGEREF _Toc215954717 \h </w:instrText>
+              <w:instrText xml:space="preserve"> PAGEREF _Toc216763427 \h </w:instrText>
             </w:r>
             <w:r>
               <w:rPr>
@@ -2114,7 +2107,7 @@
           <w:pPr>
             <w:pStyle w:val="TOC3"/>
             <w:tabs>
-              <w:tab w:val="right" w:leader="dot" w:pos="10070"/>
+              <w:tab w:val="right" w:pos="8630"/>
             </w:tabs>
             <w:rPr>
               <w:rFonts w:cs="Mangal"/>
@@ -2126,7 +2119,7 @@
               <w14:ligatures w14:val="none"/>
             </w:rPr>
           </w:pPr>
-          <w:hyperlink w:anchor="_Toc215954718" w:history="1">
+          <w:hyperlink w:anchor="_Toc216763428" w:history="1">
             <w:r>
               <w:rPr>
                 <w:rStyle w:val="Hyperlink"/>
@@ -2156,7 +2149,7 @@
                 <w:noProof/>
                 <w:webHidden/>
               </w:rPr>
-              <w:instrText xml:space="preserve"> PAGEREF _Toc215954718 \h </w:instrText>
+              <w:instrText xml:space="preserve"> PAGEREF _Toc216763428 \h </w:instrText>
             </w:r>
             <w:r>
               <w:rPr>
@@ -2191,7 +2184,7 @@
           <w:pPr>
             <w:pStyle w:val="TOC3"/>
             <w:tabs>
-              <w:tab w:val="right" w:leader="dot" w:pos="10070"/>
+              <w:tab w:val="right" w:pos="8630"/>
             </w:tabs>
             <w:rPr>
               <w:rFonts w:cs="Mangal"/>
@@ -2203,7 +2196,7 @@
               <w14:ligatures w14:val="none"/>
             </w:rPr>
           </w:pPr>
-          <w:hyperlink w:anchor="_Toc215954719" w:history="1">
+          <w:hyperlink w:anchor="_Toc216763429" w:history="1">
             <w:r>
               <w:rPr>
                 <w:rStyle w:val="Hyperlink"/>
@@ -2233,7 +2226,7 @@
                 <w:noProof/>
                 <w:webHidden/>
               </w:rPr>
-              <w:instrText xml:space="preserve"> PAGEREF _Toc215954719 \h </w:instrText>
+              <w:instrText xml:space="preserve"> PAGEREF _Toc216763429 \h </w:instrText>
             </w:r>
             <w:r>
               <w:rPr>
@@ -2268,7 +2261,7 @@
           <w:pPr>
             <w:pStyle w:val="TOC2"/>
             <w:tabs>
-              <w:tab w:val="right" w:leader="dot" w:pos="10070"/>
+              <w:tab w:val="right" w:pos="8630"/>
             </w:tabs>
             <w:rPr>
               <w:rFonts w:cs="Mangal"/>
@@ -2280,7 +2273,7 @@
               <w14:ligatures w14:val="none"/>
             </w:rPr>
           </w:pPr>
-          <w:hyperlink w:anchor="_Toc215954720" w:history="1">
+          <w:hyperlink w:anchor="_Toc216763430" w:history="1">
             <w:r>
               <w:rPr>
                 <w:rStyle w:val="Hyperlink"/>
@@ -2310,7 +2303,7 @@
                 <w:noProof/>
                 <w:webHidden/>
               </w:rPr>
-              <w:instrText xml:space="preserve"> PAGEREF _Toc215954720 \h </w:instrText>
+              <w:instrText xml:space="preserve"> PAGEREF _Toc216763430 \h </w:instrText>
             </w:r>
             <w:r>
               <w:rPr>
@@ -2345,7 +2338,7 @@
           <w:pPr>
             <w:pStyle w:val="TOC2"/>
             <w:tabs>
-              <w:tab w:val="right" w:leader="dot" w:pos="10070"/>
+              <w:tab w:val="right" w:pos="8630"/>
             </w:tabs>
             <w:rPr>
               <w:rFonts w:cs="Mangal"/>
@@ -2357,7 +2350,7 @@
               <w14:ligatures w14:val="none"/>
             </w:rPr>
           </w:pPr>
-          <w:hyperlink w:anchor="_Toc215954721" w:history="1">
+          <w:hyperlink w:anchor="_Toc216763431" w:history="1">
             <w:r>
               <w:rPr>
                 <w:rStyle w:val="Hyperlink"/>
@@ -2387,7 +2380,7 @@
                 <w:noProof/>
                 <w:webHidden/>
               </w:rPr>
-              <w:instrText xml:space="preserve"> PAGEREF _Toc215954721 \h </w:instrText>
+              <w:instrText xml:space="preserve"> PAGEREF _Toc216763431 \h </w:instrText>
             </w:r>
             <w:r>
               <w:rPr>
@@ -2422,7 +2415,7 @@
           <w:pPr>
             <w:pStyle w:val="TOC2"/>
             <w:tabs>
-              <w:tab w:val="right" w:leader="dot" w:pos="10070"/>
+              <w:tab w:val="right" w:pos="8630"/>
             </w:tabs>
             <w:rPr>
               <w:rFonts w:cs="Mangal"/>
@@ -2434,7 +2427,7 @@
               <w14:ligatures w14:val="none"/>
             </w:rPr>
           </w:pPr>
-          <w:hyperlink w:anchor="_Toc215954722" w:history="1">
+          <w:hyperlink w:anchor="_Toc216763432" w:history="1">
             <w:r>
               <w:rPr>
                 <w:rStyle w:val="Hyperlink"/>
@@ -2464,7 +2457,7 @@
                 <w:noProof/>
                 <w:webHidden/>
               </w:rPr>
-              <w:instrText xml:space="preserve"> PAGEREF _Toc215954722 \h </w:instrText>
+              <w:instrText xml:space="preserve"> PAGEREF _Toc216763432 \h </w:instrText>
             </w:r>
             <w:r>
               <w:rPr>
@@ -2499,7 +2492,7 @@
           <w:pPr>
             <w:pStyle w:val="TOC1"/>
             <w:tabs>
-              <w:tab w:val="right" w:leader="dot" w:pos="10070"/>
+              <w:tab w:val="right" w:pos="8630"/>
             </w:tabs>
             <w:rPr>
               <w:rFonts w:cs="Mangal"/>
@@ -2511,7 +2504,7 @@
               <w14:ligatures w14:val="none"/>
             </w:rPr>
           </w:pPr>
-          <w:hyperlink w:anchor="_Toc215954723" w:history="1">
+          <w:hyperlink w:anchor="_Toc216763433" w:history="1">
             <w:r>
               <w:rPr>
                 <w:rStyle w:val="Hyperlink"/>
@@ -2540,7 +2533,7 @@
                 <w:noProof/>
                 <w:webHidden/>
               </w:rPr>
-              <w:instrText xml:space="preserve"> PAGEREF _Toc215954723 \h </w:instrText>
+              <w:instrText xml:space="preserve"> PAGEREF _Toc216763433 \h </w:instrText>
             </w:r>
             <w:r>
               <w:rPr>
@@ -2575,7 +2568,7 @@
           <w:pPr>
             <w:pStyle w:val="TOC1"/>
             <w:tabs>
-              <w:tab w:val="right" w:leader="dot" w:pos="10070"/>
+              <w:tab w:val="right" w:pos="8630"/>
             </w:tabs>
             <w:rPr>
               <w:rFonts w:cs="Mangal"/>
@@ -2587,7 +2580,7 @@
               <w14:ligatures w14:val="none"/>
             </w:rPr>
           </w:pPr>
-          <w:hyperlink w:anchor="_Toc215954724" w:history="1">
+          <w:hyperlink w:anchor="_Toc216763434" w:history="1">
             <w:r>
               <w:rPr>
                 <w:rStyle w:val="Hyperlink"/>
@@ -2616,7 +2609,7 @@
                 <w:noProof/>
                 <w:webHidden/>
               </w:rPr>
-              <w:instrText xml:space="preserve"> PAGEREF _Toc215954724 \h </w:instrText>
+              <w:instrText xml:space="preserve"> PAGEREF _Toc216763434 \h </w:instrText>
             </w:r>
             <w:r>
               <w:rPr>
@@ -2649,11 +2642,6 @@
         </w:p>
         <w:p>
           <w:r>
-            <w:rPr>
-              <w:b/>
-              <w:bCs/>
-              <w:noProof/>
-            </w:rPr>
             <w:fldChar w:fldCharType="end"/>
           </w:r>
         </w:p>
@@ -2704,7 +2692,7 @@
         </w:rPr>
         <w:sectPr>
           <w:pgSz w:w="12240" w:h="15840"/>
-          <w:pgMar w:top="720" w:right="720" w:bottom="720" w:left="1440" w:header="720" w:footer="720" w:gutter="0"/>
+          <w:pgMar w:top="1440" w:right="1440" w:bottom="1440" w:left="2160" w:header="720" w:footer="720" w:gutter="0"/>
           <w:pgNumType w:start="1"/>
           <w:cols w:space="720"/>
           <w:docGrid w:linePitch="360"/>
@@ -2715,6 +2703,7 @@
       <w:pPr>
         <w:pStyle w:val="Heading1"/>
         <w:spacing w:before="0" w:after="0" w:line="360" w:lineRule="auto"/>
+        <w:jc w:val="center"/>
         <w:rPr>
           <w:rStyle w:val="Strong"/>
           <w:rFonts w:ascii="Times New Roman" w:hAnsi="Times New Roman" w:cs="Times New Roman"/>
@@ -2723,7 +2712,7 @@
           <w:szCs w:val="32"/>
         </w:rPr>
       </w:pPr>
-      <w:bookmarkStart w:id="1" w:name="_Toc215954703"/>
+      <w:bookmarkStart w:id="0" w:name="_Toc216763413"/>
       <w:r>
         <w:rPr>
           <w:rStyle w:val="Strong"/>
@@ -2733,9 +2722,9 @@
           <w:szCs w:val="32"/>
         </w:rPr>
         <w:lastRenderedPageBreak/>
-        <w:t>Chapter 1</w:t>
-      </w:r>
-      <w:bookmarkEnd w:id="1"/>
+        <w:t xml:space="preserve">Chapter </w:t>
+      </w:r>
+      <w:bookmarkEnd w:id="0"/>
       <w:r>
         <w:rPr>
           <w:rStyle w:val="Strong"/>
@@ -2744,33 +2733,37 @@
           <w:sz w:val="32"/>
           <w:szCs w:val="32"/>
         </w:rPr>
-        <w:t xml:space="preserve"> </w:t>
-      </w:r>
-    </w:p>
-    <w:p>
-      <w:pPr>
-        <w:pStyle w:val="Heading1"/>
-        <w:spacing w:before="0" w:after="0" w:line="360" w:lineRule="auto"/>
-        <w:rPr>
-          <w:rStyle w:val="Strong"/>
-          <w:rFonts w:ascii="Times New Roman" w:hAnsi="Times New Roman" w:cs="Times New Roman"/>
+        <w:t>One</w:t>
+      </w:r>
+    </w:p>
+    <w:p>
+      <w:pPr>
+        <w:pStyle w:val="Heading2"/>
+        <w:tabs>
+          <w:tab w:val="left" w:pos="7875"/>
+        </w:tabs>
+        <w:jc w:val="center"/>
+        <w:rPr>
+          <w:rFonts w:ascii="Times New Roman" w:hAnsi="Times New Roman" w:cs="Times New Roman"/>
+          <w:b/>
+          <w:bCs/>
           <w:color w:val="auto"/>
           <w:sz w:val="28"/>
           <w:szCs w:val="28"/>
         </w:rPr>
       </w:pPr>
-      <w:bookmarkStart w:id="2" w:name="_Toc215954704"/>
-      <w:r>
-        <w:rPr>
-          <w:rStyle w:val="Strong"/>
-          <w:rFonts w:ascii="Times New Roman" w:hAnsi="Times New Roman" w:cs="Times New Roman"/>
+      <w:bookmarkStart w:id="1" w:name="_Toc216763415"/>
+      <w:r>
+        <w:rPr>
+          <w:rFonts w:ascii="Times New Roman" w:hAnsi="Times New Roman" w:cs="Times New Roman"/>
+          <w:b/>
+          <w:bCs/>
           <w:color w:val="auto"/>
           <w:sz w:val="28"/>
           <w:szCs w:val="28"/>
         </w:rPr>
-        <w:t>Introduction</w:t>
-      </w:r>
-      <w:bookmarkEnd w:id="2"/>
+        <w:t>STATUS OF IMMIGRATION</w:t>
+      </w:r>
     </w:p>
     <w:p>
       <w:pPr>
@@ -2788,7 +2781,6 @@
           <w:szCs w:val="24"/>
         </w:rPr>
       </w:pPr>
-      <w:bookmarkStart w:id="3" w:name="_Toc215954705"/>
       <w:r>
         <w:rPr>
           <w:rFonts w:ascii="Times New Roman" w:hAnsi="Times New Roman" w:cs="Times New Roman"/>
@@ -2833,7 +2825,7 @@
         </w:rPr>
         <w:t>Background</w:t>
       </w:r>
-      <w:bookmarkEnd w:id="3"/>
+      <w:bookmarkEnd w:id="1"/>
       <w:r>
         <w:rPr>
           <w:rFonts w:ascii="Times New Roman" w:hAnsi="Times New Roman" w:cs="Times New Roman"/>
@@ -2850,6 +2842,7 @@
       <w:pPr>
         <w:pStyle w:val="Default"/>
         <w:spacing w:before="240" w:line="360" w:lineRule="auto"/>
+        <w:ind w:firstLine="720"/>
         <w:jc w:val="both"/>
         <w:rPr>
           <w:sz w:val="22"/>
@@ -2925,6 +2918,1035 @@
           <w:szCs w:val="22"/>
         </w:rPr>
         <w:t>population change.</w:t>
+      </w:r>
+    </w:p>
+    <w:p>
+      <w:pPr>
+        <w:pStyle w:val="Default"/>
+        <w:spacing w:before="240" w:line="360" w:lineRule="auto"/>
+        <w:ind w:firstLine="720"/>
+        <w:jc w:val="both"/>
+        <w:rPr>
+          <w:sz w:val="22"/>
+          <w:szCs w:val="22"/>
+        </w:rPr>
+      </w:pPr>
+      <w:r>
+        <w:rPr>
+          <w:sz w:val="22"/>
+          <w:szCs w:val="22"/>
+        </w:rPr>
+        <w:t xml:space="preserve">Migration affects not only the </w:t>
+      </w:r>
+      <w:proofErr w:type="spellStart"/>
+      <w:r>
+        <w:rPr>
+          <w:sz w:val="22"/>
+          <w:szCs w:val="22"/>
+        </w:rPr>
+        <w:t>the</w:t>
+      </w:r>
+      <w:proofErr w:type="spellEnd"/>
+      <w:r>
+        <w:rPr>
+          <w:sz w:val="22"/>
+          <w:szCs w:val="22"/>
+        </w:rPr>
+        <w:t xml:space="preserve"> population size of origin but also destination point of migrant people. Socio-economic factor are the main causes why people migrant from one place to another. In </w:t>
+      </w:r>
+      <w:r>
+        <w:rPr>
+          <w:sz w:val="22"/>
+          <w:szCs w:val="22"/>
+        </w:rPr>
+        <w:t>addition,</w:t>
+      </w:r>
+      <w:r>
+        <w:rPr>
+          <w:sz w:val="22"/>
+          <w:szCs w:val="22"/>
+        </w:rPr>
+        <w:t xml:space="preserve"> it is very difficult to know why some people migrate from one place </w:t>
+      </w:r>
+      <w:r>
+        <w:rPr>
+          <w:sz w:val="22"/>
+          <w:szCs w:val="22"/>
+        </w:rPr>
+        <w:t>to another</w:t>
+      </w:r>
+      <w:r>
+        <w:rPr>
+          <w:sz w:val="22"/>
+          <w:szCs w:val="22"/>
+        </w:rPr>
+        <w:t xml:space="preserve"> particular place</w:t>
+      </w:r>
+    </w:p>
+    <w:p>
+      <w:pPr>
+        <w:spacing w:line="360" w:lineRule="auto"/>
+        <w:jc w:val="both"/>
+        <w:rPr>
+          <w:rFonts w:ascii="Times New Roman" w:hAnsi="Times New Roman" w:cs="Times New Roman"/>
+          <w:sz w:val="22"/>
+          <w:szCs w:val="22"/>
+        </w:rPr>
+      </w:pPr>
+      <w:r>
+        <w:rPr>
+          <w:rFonts w:ascii="Times New Roman" w:hAnsi="Times New Roman" w:cs="Times New Roman"/>
+          <w:sz w:val="22"/>
+          <w:szCs w:val="22"/>
+        </w:rPr>
+        <w:t xml:space="preserve"> The United Nations Multilingual Dictionary also defined migration as- „a form of geographic mobility or spatial mobility between one geographical unit and another, generally involving change in residence from the place of origin or place of departure to the place of destination or place of arrival‟ (UN,1973:173)</w:t>
+      </w:r>
+    </w:p>
+    <w:p>
+      <w:pPr>
+        <w:spacing w:line="360" w:lineRule="auto"/>
+        <w:jc w:val="both"/>
+        <w:rPr>
+          <w:rFonts w:ascii="Times New Roman" w:hAnsi="Times New Roman" w:cs="Times New Roman"/>
+          <w:sz w:val="22"/>
+          <w:szCs w:val="22"/>
+        </w:rPr>
+      </w:pPr>
+      <w:r>
+        <w:rPr>
+          <w:rFonts w:ascii="Times New Roman" w:hAnsi="Times New Roman" w:cs="Times New Roman"/>
+          <w:sz w:val="22"/>
+          <w:szCs w:val="22"/>
+        </w:rPr>
+        <w:t xml:space="preserve"> </w:t>
+      </w:r>
+      <w:r>
+        <w:rPr>
+          <w:rFonts w:ascii="Times New Roman" w:hAnsi="Times New Roman" w:cs="Times New Roman"/>
+          <w:sz w:val="22"/>
+          <w:szCs w:val="22"/>
+        </w:rPr>
+        <w:tab/>
+      </w:r>
+      <w:r>
+        <w:rPr>
+          <w:rFonts w:ascii="Times New Roman" w:hAnsi="Times New Roman" w:cs="Times New Roman"/>
+          <w:sz w:val="22"/>
+          <w:szCs w:val="22"/>
+        </w:rPr>
+        <w:t xml:space="preserve">Migration is a special mobility of people by changing usual place of residence to a </w:t>
+      </w:r>
+      <w:r>
+        <w:rPr>
+          <w:rFonts w:ascii="Times New Roman" w:hAnsi="Times New Roman" w:cs="Times New Roman"/>
+          <w:sz w:val="22"/>
+          <w:szCs w:val="22"/>
+        </w:rPr>
+        <w:t>well-defined</w:t>
+      </w:r>
+      <w:r>
+        <w:rPr>
+          <w:rFonts w:ascii="Times New Roman" w:hAnsi="Times New Roman" w:cs="Times New Roman"/>
+          <w:sz w:val="22"/>
+          <w:szCs w:val="22"/>
+        </w:rPr>
+        <w:t xml:space="preserve"> destination. A migrant is a person moves either from his place of birth to another area or keeps on moving stepwise or critical by changing his residence more or less frequently by being seasonal, temporary, </w:t>
+      </w:r>
+      <w:r>
+        <w:rPr>
+          <w:rFonts w:ascii="Times New Roman" w:hAnsi="Times New Roman" w:cs="Times New Roman"/>
+          <w:sz w:val="22"/>
+          <w:szCs w:val="22"/>
+        </w:rPr>
+        <w:t>semi-permanent</w:t>
+      </w:r>
+      <w:r>
+        <w:rPr>
+          <w:rFonts w:ascii="Times New Roman" w:hAnsi="Times New Roman" w:cs="Times New Roman"/>
+          <w:sz w:val="22"/>
+          <w:szCs w:val="22"/>
+        </w:rPr>
+        <w:t>, depending upon the duration or migration and reason for migration within a defined geographical area (K.C., 2003:121).</w:t>
+      </w:r>
+    </w:p>
+    <w:p>
+      <w:pPr>
+        <w:pStyle w:val="Default"/>
+        <w:spacing w:line="360" w:lineRule="auto"/>
+        <w:jc w:val="both"/>
+        <w:rPr>
+          <w:sz w:val="22"/>
+          <w:szCs w:val="22"/>
+        </w:rPr>
+      </w:pPr>
+      <w:r>
+        <w:rPr>
+          <w:sz w:val="22"/>
+          <w:szCs w:val="22"/>
+        </w:rPr>
+        <w:t xml:space="preserve"> </w:t>
+      </w:r>
+      <w:r>
+        <w:rPr>
+          <w:sz w:val="22"/>
+          <w:szCs w:val="22"/>
+        </w:rPr>
+        <w:tab/>
+      </w:r>
+      <w:r>
+        <w:rPr>
+          <w:sz w:val="22"/>
+          <w:szCs w:val="22"/>
+        </w:rPr>
+        <w:t xml:space="preserve">Migration is a barometer of changing social, </w:t>
+      </w:r>
+      <w:r>
+        <w:rPr>
+          <w:sz w:val="22"/>
+          <w:szCs w:val="22"/>
+        </w:rPr>
+        <w:t>economic</w:t>
+      </w:r>
+      <w:r>
+        <w:rPr>
+          <w:sz w:val="22"/>
+          <w:szCs w:val="22"/>
+        </w:rPr>
+        <w:t xml:space="preserve"> and political circumstances at the national and international level. In all cases, migration is a sign of wide disparities in economic and social conditions between origin and destination both caused by better and cheaper transports and communication facilities. Another common feature is unpredictable and volatile movement as the result of specific short term or long term crises. Most of these crises produce in the first place local rather than international movements through migrants may cross boarders in search of their security (UNFPA, 1993,15). </w:t>
+      </w:r>
+    </w:p>
+    <w:p>
+      <w:pPr>
+        <w:pStyle w:val="Default"/>
+        <w:spacing w:line="360" w:lineRule="auto"/>
+        <w:ind w:firstLine="720"/>
+        <w:jc w:val="both"/>
+        <w:rPr>
+          <w:sz w:val="22"/>
+          <w:szCs w:val="22"/>
+        </w:rPr>
+      </w:pPr>
+      <w:r>
+        <w:rPr>
+          <w:sz w:val="22"/>
+          <w:szCs w:val="22"/>
+        </w:rPr>
+        <w:t xml:space="preserve">According to classical economic theorem migration balances the distribution of population and the supply of resources. People move from poor area to rich resource. Migration is broadly divided into two divisions, one is internal and another is international migration. Internal migration is the migration within country i.e. in migration and out migration while international migration refers to the movement of people from one country to another i.e. immigration and emigration. </w:t>
+      </w:r>
+    </w:p>
+    <w:p>
+      <w:pPr>
+        <w:pStyle w:val="Default"/>
+        <w:spacing w:before="240" w:line="360" w:lineRule="auto"/>
+        <w:ind w:firstLine="720"/>
+        <w:jc w:val="both"/>
+        <w:rPr>
+          <w:sz w:val="22"/>
+          <w:szCs w:val="22"/>
+        </w:rPr>
+      </w:pPr>
+      <w:r>
+        <w:rPr>
+          <w:sz w:val="22"/>
+          <w:szCs w:val="22"/>
+        </w:rPr>
+        <w:t xml:space="preserve">As a mechanism of balancing population and actual resources it is one of central interest to the study of population environmental relationship and economic development. Migration may occur from one village to another, </w:t>
+      </w:r>
+      <w:r>
+        <w:rPr>
+          <w:sz w:val="22"/>
+          <w:szCs w:val="22"/>
+        </w:rPr>
+        <w:lastRenderedPageBreak/>
+        <w:t xml:space="preserve">within the districts or between the districts and within the country or outside the country people move largely because of economic motives. Similarly, selectively among migrants may also occur by age and sex. In India and Nepal, large number of adults leaving their families behind in the native village, such movements are largely due to economic motives where employment opportunities </w:t>
+      </w:r>
+      <w:r>
+        <w:rPr>
+          <w:sz w:val="22"/>
+          <w:szCs w:val="22"/>
+        </w:rPr>
+        <w:t>attract</w:t>
+      </w:r>
+      <w:r>
+        <w:rPr>
+          <w:sz w:val="22"/>
+          <w:szCs w:val="22"/>
+        </w:rPr>
+        <w:t xml:space="preserve"> rural males to urban centers but the high cost of urban living compels male migrants leave their families behind. </w:t>
+      </w:r>
+    </w:p>
+    <w:p>
+      <w:pPr>
+        <w:pStyle w:val="Default"/>
+        <w:spacing w:before="240" w:line="360" w:lineRule="auto"/>
+        <w:ind w:firstLine="720"/>
+        <w:jc w:val="both"/>
+        <w:rPr>
+          <w:sz w:val="22"/>
+          <w:szCs w:val="22"/>
+        </w:rPr>
+      </w:pPr>
+      <w:r>
+        <w:rPr>
+          <w:sz w:val="22"/>
+          <w:szCs w:val="22"/>
+        </w:rPr>
+        <w:t xml:space="preserve">Process of migration is as old as human society. In early days there was primitive migration in which the natural forces were vital but as the time passed on gradually different types of migration appears in </w:t>
+      </w:r>
+      <w:proofErr w:type="spellStart"/>
+      <w:proofErr w:type="gramStart"/>
+      <w:r>
+        <w:rPr>
+          <w:sz w:val="22"/>
+          <w:szCs w:val="22"/>
+        </w:rPr>
+        <w:t>a</w:t>
+      </w:r>
+      <w:proofErr w:type="spellEnd"/>
+      <w:proofErr w:type="gramEnd"/>
+      <w:r>
+        <w:rPr>
+          <w:sz w:val="22"/>
+          <w:szCs w:val="22"/>
+        </w:rPr>
+        <w:t xml:space="preserve"> early period. Natural force, primitive people shift them from one place to another but present there are not only forced immigration but also voluntary migration can be seen. In forced migration natural force, political force, political factors play an important role to shift the residence. Nepal has a long</w:t>
+      </w:r>
+      <w:r>
+        <w:rPr>
+          <w:sz w:val="22"/>
+          <w:szCs w:val="22"/>
+        </w:rPr>
+        <w:t xml:space="preserve"> </w:t>
+      </w:r>
+      <w:r>
+        <w:rPr>
+          <w:sz w:val="22"/>
+          <w:szCs w:val="22"/>
+        </w:rPr>
+        <w:t xml:space="preserve">history of migration after the implantation of malaria eradication program, the process of migration started from hill and mountain to </w:t>
+      </w:r>
+      <w:proofErr w:type="spellStart"/>
+      <w:r>
+        <w:rPr>
+          <w:sz w:val="22"/>
+          <w:szCs w:val="22"/>
+        </w:rPr>
+        <w:t>Terai</w:t>
+      </w:r>
+      <w:proofErr w:type="spellEnd"/>
+      <w:r>
+        <w:rPr>
+          <w:sz w:val="22"/>
+          <w:szCs w:val="22"/>
+        </w:rPr>
+        <w:t xml:space="preserve"> and inner </w:t>
+      </w:r>
+      <w:proofErr w:type="spellStart"/>
+      <w:r>
+        <w:rPr>
+          <w:sz w:val="22"/>
+          <w:szCs w:val="22"/>
+        </w:rPr>
+        <w:t>Terai</w:t>
+      </w:r>
+      <w:proofErr w:type="spellEnd"/>
+      <w:r>
+        <w:rPr>
+          <w:sz w:val="22"/>
+          <w:szCs w:val="22"/>
+        </w:rPr>
+        <w:t xml:space="preserve"> and low </w:t>
+      </w:r>
+      <w:r>
+        <w:rPr>
+          <w:sz w:val="22"/>
+          <w:szCs w:val="22"/>
+        </w:rPr>
+        <w:t>land of the country.</w:t>
+      </w:r>
+    </w:p>
+    <w:p>
+      <w:pPr>
+        <w:pStyle w:val="Default"/>
+        <w:spacing w:before="240" w:line="360" w:lineRule="auto"/>
+        <w:ind w:firstLine="720"/>
+        <w:jc w:val="both"/>
+        <w:rPr>
+          <w:sz w:val="22"/>
+          <w:szCs w:val="22"/>
+        </w:rPr>
+      </w:pPr>
+      <w:r>
+        <w:rPr>
+          <w:sz w:val="22"/>
+          <w:szCs w:val="22"/>
+        </w:rPr>
+        <w:t xml:space="preserve">Our country is divided into three ecological zones namely Mountain, Hill and </w:t>
+      </w:r>
+      <w:proofErr w:type="spellStart"/>
+      <w:r>
+        <w:rPr>
+          <w:sz w:val="22"/>
+          <w:szCs w:val="22"/>
+        </w:rPr>
+        <w:t>Terai</w:t>
+      </w:r>
+      <w:proofErr w:type="spellEnd"/>
+      <w:r>
+        <w:rPr>
+          <w:sz w:val="22"/>
+          <w:szCs w:val="22"/>
+        </w:rPr>
+        <w:t xml:space="preserve">. These three ecological zones are divided into five development regions namely Eastern, Central, Western, Mid-western and Far-western development regions. Again these three ecological regions are divided into 14 zones and 75 districts. </w:t>
+      </w:r>
+    </w:p>
+    <w:p>
+      <w:pPr>
+        <w:pStyle w:val="Default"/>
+        <w:spacing w:before="240" w:line="360" w:lineRule="auto"/>
+        <w:ind w:firstLine="720"/>
+        <w:jc w:val="both"/>
+        <w:rPr>
+          <w:sz w:val="22"/>
+          <w:szCs w:val="22"/>
+        </w:rPr>
+      </w:pPr>
+      <w:r>
+        <w:rPr>
+          <w:sz w:val="22"/>
+          <w:szCs w:val="22"/>
+        </w:rPr>
+        <w:t xml:space="preserve">The trend of migration appears both in internal and international level where, India is the major destination place of international emigrants. The flow of internal migration also is increasing rapidly during the last two decades from the Hilly and Mountain regions to </w:t>
+      </w:r>
+      <w:proofErr w:type="spellStart"/>
+      <w:r>
+        <w:rPr>
+          <w:sz w:val="22"/>
+          <w:szCs w:val="22"/>
+        </w:rPr>
+        <w:t>Terai</w:t>
+      </w:r>
+      <w:proofErr w:type="spellEnd"/>
+      <w:r>
+        <w:rPr>
+          <w:sz w:val="22"/>
+          <w:szCs w:val="22"/>
+        </w:rPr>
+        <w:t xml:space="preserve"> due to infrastructural development and availability of the social services in </w:t>
+      </w:r>
+      <w:proofErr w:type="spellStart"/>
+      <w:r>
+        <w:rPr>
+          <w:sz w:val="22"/>
+          <w:szCs w:val="22"/>
+        </w:rPr>
+        <w:t>Terai</w:t>
+      </w:r>
+      <w:proofErr w:type="spellEnd"/>
+      <w:r>
+        <w:rPr>
+          <w:sz w:val="22"/>
+          <w:szCs w:val="22"/>
+        </w:rPr>
+        <w:t>. This trend of migration has two major effects. The first effect is lack of skillful and independent human resources in the place of origin and the second is high pressure in the social services and security in the place of destination. Internal migration is responsible to uneven distribution of population in Nepal.</w:t>
+      </w:r>
+    </w:p>
+    <w:p>
+      <w:pPr>
+        <w:pStyle w:val="Default"/>
+        <w:spacing w:before="240" w:line="360" w:lineRule="auto"/>
+        <w:ind w:firstLine="720"/>
+        <w:jc w:val="both"/>
+        <w:rPr>
+          <w:sz w:val="22"/>
+          <w:szCs w:val="22"/>
+        </w:rPr>
+      </w:pPr>
+      <w:r>
+        <w:rPr>
+          <w:sz w:val="22"/>
+          <w:szCs w:val="22"/>
+        </w:rPr>
+        <w:t>The 2001 census of Nepal had included enough information to calculate four streams of migration within the country. In Nepal, the major streams of internal migration are rural-to-rural 68 percent, rural-to-urban 26 percent, urban-to-urban 3 percent and urban-to-rural 4 percent in 2001.</w:t>
+      </w:r>
+    </w:p>
+    <w:p>
+      <w:pPr>
+        <w:pStyle w:val="Default"/>
+        <w:spacing w:before="240" w:line="360" w:lineRule="auto"/>
+        <w:ind w:firstLine="720"/>
+        <w:jc w:val="both"/>
+        <w:rPr>
+          <w:sz w:val="22"/>
+          <w:szCs w:val="22"/>
+        </w:rPr>
+      </w:pPr>
+      <w:r>
+        <w:rPr>
+          <w:sz w:val="22"/>
+          <w:szCs w:val="22"/>
+        </w:rPr>
+        <w:t>In the context of Nepal CEDA (1977) carried out a study of in-migration pattern in Kathmandu. The study focused that more than 50 percent of the migrants were of age group 20-30 years. The study also concluded that economic opportunities were the major causes of migration. The study further identified some causes of migration of people from hill areas of Central Nepal. It suggested that selective nature of age, sex, occupation, population pressure, food shortage and poverty in the hill region are the main reason for migration. The plan can control the volume of migration from hilly region the availability of intervening opportunities through investment in road and irrigation.</w:t>
+      </w:r>
+    </w:p>
+    <w:p>
+      <w:pPr>
+        <w:pStyle w:val="Default"/>
+        <w:spacing w:before="240" w:line="360" w:lineRule="auto"/>
+        <w:ind w:firstLine="720"/>
+        <w:jc w:val="both"/>
+        <w:rPr>
+          <w:sz w:val="22"/>
+          <w:szCs w:val="22"/>
+        </w:rPr>
+      </w:pPr>
+      <w:r>
+        <w:rPr>
+          <w:sz w:val="22"/>
+          <w:szCs w:val="22"/>
+        </w:rPr>
+        <w:lastRenderedPageBreak/>
+        <w:t xml:space="preserve">Unfortunately, the </w:t>
+      </w:r>
+      <w:r>
+        <w:rPr>
+          <w:sz w:val="22"/>
+          <w:szCs w:val="22"/>
+        </w:rPr>
+        <w:t>earthquake</w:t>
+      </w:r>
+      <w:r>
+        <w:rPr>
+          <w:sz w:val="22"/>
+          <w:szCs w:val="22"/>
+        </w:rPr>
+        <w:t xml:space="preserve"> on April 25</w:t>
+      </w:r>
+      <w:r>
+        <w:rPr>
+          <w:sz w:val="22"/>
+          <w:szCs w:val="22"/>
+          <w:vertAlign w:val="superscript"/>
+        </w:rPr>
+        <w:t>th</w:t>
+      </w:r>
+      <w:r>
+        <w:rPr>
+          <w:sz w:val="22"/>
+          <w:szCs w:val="22"/>
+        </w:rPr>
+        <w:t xml:space="preserve"> 2015 and may 12</w:t>
+      </w:r>
+      <w:r>
+        <w:rPr>
+          <w:sz w:val="22"/>
+          <w:szCs w:val="22"/>
+          <w:vertAlign w:val="superscript"/>
+        </w:rPr>
+        <w:t>th</w:t>
+      </w:r>
+      <w:r>
+        <w:rPr>
+          <w:sz w:val="22"/>
+          <w:szCs w:val="22"/>
+        </w:rPr>
+        <w:t xml:space="preserve"> 2015 in Nepal have the massive destruction of many settlement of human population and lost ma</w:t>
+      </w:r>
+      <w:r>
+        <w:rPr>
+          <w:sz w:val="22"/>
+          <w:szCs w:val="22"/>
+        </w:rPr>
+        <w:t>n</w:t>
+      </w:r>
+      <w:r>
+        <w:rPr>
+          <w:sz w:val="22"/>
+          <w:szCs w:val="22"/>
+        </w:rPr>
+        <w:t xml:space="preserve">y </w:t>
+      </w:r>
+      <w:r>
+        <w:rPr>
+          <w:sz w:val="22"/>
+          <w:szCs w:val="22"/>
+        </w:rPr>
+        <w:t>lives</w:t>
+      </w:r>
+      <w:r>
+        <w:rPr>
+          <w:sz w:val="22"/>
+          <w:szCs w:val="22"/>
+        </w:rPr>
+        <w:t xml:space="preserve">. The government of Nepal </w:t>
+      </w:r>
+      <w:r>
+        <w:rPr>
+          <w:sz w:val="22"/>
+          <w:szCs w:val="22"/>
+        </w:rPr>
+        <w:t>statistics</w:t>
+      </w:r>
+      <w:r>
+        <w:rPr>
+          <w:sz w:val="22"/>
+          <w:szCs w:val="22"/>
+        </w:rPr>
+        <w:t xml:space="preserve"> states that 602,257 houses were fully destroyed and 285,099 houses were partially damaged with more </w:t>
+      </w:r>
+      <w:r>
+        <w:rPr>
+          <w:sz w:val="22"/>
+          <w:szCs w:val="22"/>
+        </w:rPr>
+        <w:t>than</w:t>
+      </w:r>
+      <w:r>
+        <w:rPr>
+          <w:sz w:val="22"/>
+          <w:szCs w:val="22"/>
+        </w:rPr>
+        <w:t xml:space="preserve"> 8 billion dollar losses (NPC, 2015</w:t>
+      </w:r>
+      <w:r>
+        <w:rPr>
+          <w:sz w:val="22"/>
+          <w:szCs w:val="22"/>
+        </w:rPr>
+        <w:t xml:space="preserve">). For facilitation the </w:t>
+      </w:r>
+      <w:proofErr w:type="spellStart"/>
+      <w:r>
+        <w:rPr>
+          <w:sz w:val="22"/>
+          <w:szCs w:val="22"/>
+        </w:rPr>
+        <w:t>the</w:t>
+      </w:r>
+      <w:proofErr w:type="spellEnd"/>
+      <w:r>
+        <w:rPr>
+          <w:sz w:val="22"/>
+          <w:szCs w:val="22"/>
+        </w:rPr>
+        <w:t xml:space="preserve"> victim of earthquake Nepal government has projected many categories of sustenance tangible earthquake victim of Nepal.</w:t>
+      </w:r>
+    </w:p>
+    <w:p>
+      <w:pPr>
+        <w:pStyle w:val="Heading2"/>
+        <w:spacing w:line="360" w:lineRule="auto"/>
+        <w:rPr>
+          <w:rFonts w:ascii="Times New Roman" w:hAnsi="Times New Roman" w:cs="Times New Roman"/>
+          <w:b/>
+          <w:bCs/>
+          <w:color w:val="auto"/>
+          <w:sz w:val="24"/>
+          <w:szCs w:val="24"/>
+        </w:rPr>
+      </w:pPr>
+      <w:bookmarkStart w:id="2" w:name="_Toc216763416"/>
+      <w:r>
+        <w:rPr>
+          <w:rFonts w:ascii="Times New Roman" w:hAnsi="Times New Roman" w:cs="Times New Roman"/>
+          <w:b/>
+          <w:bCs/>
+          <w:color w:val="auto"/>
+          <w:sz w:val="24"/>
+          <w:szCs w:val="24"/>
+        </w:rPr>
+        <w:t>1.2</w:t>
+      </w:r>
+      <w:r>
+        <w:rPr>
+          <w:rFonts w:ascii="Times New Roman" w:hAnsi="Times New Roman" w:cs="Times New Roman"/>
+          <w:b/>
+          <w:bCs/>
+          <w:color w:val="auto"/>
+          <w:sz w:val="24"/>
+          <w:szCs w:val="24"/>
+        </w:rPr>
+        <w:t xml:space="preserve"> </w:t>
+      </w:r>
+      <w:r>
+        <w:rPr>
+          <w:rFonts w:ascii="Times New Roman" w:hAnsi="Times New Roman" w:cs="Times New Roman"/>
+          <w:b/>
+          <w:bCs/>
+          <w:color w:val="auto"/>
+          <w:sz w:val="24"/>
+          <w:szCs w:val="24"/>
+        </w:rPr>
+        <w:t>Statement of the P</w:t>
+      </w:r>
+      <w:r>
+        <w:rPr>
+          <w:rFonts w:ascii="Times New Roman" w:hAnsi="Times New Roman" w:cs="Times New Roman"/>
+          <w:b/>
+          <w:bCs/>
+          <w:color w:val="auto"/>
+          <w:sz w:val="24"/>
+          <w:szCs w:val="24"/>
+        </w:rPr>
+        <w:t>roblem</w:t>
+      </w:r>
+      <w:bookmarkEnd w:id="2"/>
+    </w:p>
+    <w:p>
+      <w:pPr>
+        <w:pStyle w:val="Default"/>
+        <w:spacing w:line="360" w:lineRule="auto"/>
+        <w:ind w:firstLine="720"/>
+        <w:jc w:val="both"/>
+        <w:rPr>
+          <w:sz w:val="22"/>
+          <w:szCs w:val="22"/>
+        </w:rPr>
+      </w:pPr>
+      <w:r>
+        <w:rPr>
+          <w:sz w:val="22"/>
+          <w:szCs w:val="22"/>
+        </w:rPr>
+        <w:t xml:space="preserve">The process of migration has been gradually intensifying the existing settlement problem as well as creating new problem both at the place of origin and the place of destination. Migration is an important component in the socio economic and demographic land space of Nepal. </w:t>
+      </w:r>
+      <w:proofErr w:type="spellStart"/>
+      <w:r>
+        <w:rPr>
+          <w:sz w:val="22"/>
+          <w:szCs w:val="22"/>
+        </w:rPr>
+        <w:t>Terai</w:t>
+      </w:r>
+      <w:proofErr w:type="spellEnd"/>
+      <w:r>
+        <w:rPr>
+          <w:sz w:val="22"/>
+          <w:szCs w:val="22"/>
+        </w:rPr>
+        <w:t xml:space="preserve"> still continues to be the main recipient of both the internal and international migrants. In-migration is nowadays one of the major issues for most developing countries. Nepal is no exception and also suffering from the critical issues in migration. Nepal has culturally and ethically complex society where is the result of migration activities, which range in physical type and cultural from Indians in </w:t>
+      </w:r>
+      <w:r>
+        <w:rPr>
+          <w:sz w:val="22"/>
+          <w:szCs w:val="22"/>
+        </w:rPr>
+        <w:t>south and Tibetan in the north.</w:t>
+      </w:r>
+    </w:p>
+    <w:p>
+      <w:pPr>
+        <w:pStyle w:val="Default"/>
+        <w:spacing w:before="240" w:line="360" w:lineRule="auto"/>
+        <w:ind w:firstLine="720"/>
+        <w:jc w:val="both"/>
+        <w:rPr>
+          <w:sz w:val="22"/>
+          <w:szCs w:val="22"/>
+        </w:rPr>
+      </w:pPr>
+      <w:r>
+        <w:rPr>
+          <w:sz w:val="22"/>
+          <w:szCs w:val="22"/>
+        </w:rPr>
+        <w:t xml:space="preserve">The cause of migration can easily be identified but it is very difficult to find out the quality of the consequences of migration. Migration has short, medium and long term effects show their evidence from so many </w:t>
+      </w:r>
+      <w:r>
+        <w:rPr>
+          <w:sz w:val="22"/>
+          <w:szCs w:val="22"/>
+        </w:rPr>
+        <w:t>years'</w:t>
+      </w:r>
+      <w:r>
+        <w:rPr>
+          <w:sz w:val="22"/>
+          <w:szCs w:val="22"/>
+        </w:rPr>
+        <w:t xml:space="preserve"> migration and accept them as part of culture and society. In such a case only a very sensible and eventful research can identify such consequences.</w:t>
+      </w:r>
+    </w:p>
+    <w:p>
+      <w:pPr>
+        <w:pStyle w:val="Default"/>
+        <w:spacing w:before="240" w:line="360" w:lineRule="auto"/>
+        <w:ind w:firstLine="720"/>
+        <w:jc w:val="both"/>
+        <w:rPr>
+          <w:sz w:val="22"/>
+          <w:szCs w:val="22"/>
+        </w:rPr>
+      </w:pPr>
+      <w:r>
+        <w:rPr>
+          <w:sz w:val="22"/>
+          <w:szCs w:val="22"/>
+        </w:rPr>
+        <w:t>Th</w:t>
+      </w:r>
+      <w:r>
+        <w:rPr>
+          <w:sz w:val="22"/>
+          <w:szCs w:val="22"/>
+        </w:rPr>
+        <w:t xml:space="preserve">is study area is ward no. 9 of </w:t>
+      </w:r>
+      <w:proofErr w:type="spellStart"/>
+      <w:r>
+        <w:rPr>
+          <w:sz w:val="22"/>
+          <w:szCs w:val="22"/>
+        </w:rPr>
+        <w:t>Shankharapur</w:t>
+      </w:r>
+      <w:proofErr w:type="spellEnd"/>
+      <w:r>
+        <w:rPr>
+          <w:sz w:val="22"/>
+          <w:szCs w:val="22"/>
+        </w:rPr>
+        <w:t xml:space="preserve"> </w:t>
+      </w:r>
+      <w:r>
+        <w:rPr>
+          <w:sz w:val="22"/>
+          <w:szCs w:val="22"/>
+        </w:rPr>
+        <w:t>M</w:t>
+      </w:r>
+      <w:r>
+        <w:rPr>
+          <w:sz w:val="22"/>
+          <w:szCs w:val="22"/>
+        </w:rPr>
+        <w:t xml:space="preserve">unicipality which lies in the northern part of the country and of the developing municipality of capital city Kathmandu. This municipality is facing the continuous </w:t>
+      </w:r>
+      <w:r>
+        <w:rPr>
+          <w:sz w:val="22"/>
+          <w:szCs w:val="22"/>
+        </w:rPr>
+        <w:t xml:space="preserve">flow of </w:t>
+      </w:r>
+      <w:proofErr w:type="spellStart"/>
+      <w:r>
+        <w:rPr>
+          <w:sz w:val="22"/>
+          <w:szCs w:val="22"/>
+        </w:rPr>
+        <w:t>inmigration</w:t>
+      </w:r>
+      <w:proofErr w:type="spellEnd"/>
+      <w:r>
+        <w:rPr>
+          <w:sz w:val="22"/>
+          <w:szCs w:val="22"/>
+        </w:rPr>
+        <w:t xml:space="preserve"> day by day which in turn have to faces many consequences that is positive or negative both side by side.</w:t>
+      </w:r>
+    </w:p>
+    <w:p>
+      <w:pPr>
+        <w:pStyle w:val="Default"/>
+        <w:numPr>
+          <w:ilvl w:val="0"/>
+          <w:numId w:val="10"/>
+        </w:numPr>
+        <w:spacing w:before="240" w:line="360" w:lineRule="auto"/>
+        <w:ind w:left="360"/>
+        <w:jc w:val="both"/>
+        <w:rPr>
+          <w:sz w:val="22"/>
+          <w:szCs w:val="22"/>
+        </w:rPr>
+      </w:pPr>
+      <w:r>
+        <w:rPr>
+          <w:sz w:val="22"/>
+          <w:szCs w:val="22"/>
+        </w:rPr>
+        <w:t xml:space="preserve">What are the factor that keep people </w:t>
+      </w:r>
+      <w:r>
+        <w:rPr>
+          <w:sz w:val="22"/>
+          <w:szCs w:val="22"/>
+        </w:rPr>
+        <w:t>migrant?</w:t>
+      </w:r>
+    </w:p>
+    <w:p>
+      <w:pPr>
+        <w:pStyle w:val="Default"/>
+        <w:numPr>
+          <w:ilvl w:val="0"/>
+          <w:numId w:val="10"/>
+        </w:numPr>
+        <w:spacing w:before="240" w:after="240" w:line="360" w:lineRule="auto"/>
+        <w:ind w:left="360"/>
+        <w:jc w:val="both"/>
+        <w:rPr>
+          <w:sz w:val="22"/>
+          <w:szCs w:val="22"/>
+        </w:rPr>
+      </w:pPr>
+      <w:r>
+        <w:rPr>
+          <w:sz w:val="22"/>
+          <w:szCs w:val="22"/>
+        </w:rPr>
+        <w:t xml:space="preserve">What are the pull factors of </w:t>
+      </w:r>
+      <w:proofErr w:type="spellStart"/>
+      <w:r>
+        <w:rPr>
+          <w:sz w:val="22"/>
+          <w:szCs w:val="22"/>
+        </w:rPr>
+        <w:t>inmigration</w:t>
+      </w:r>
+      <w:proofErr w:type="spellEnd"/>
+      <w:r>
+        <w:rPr>
+          <w:sz w:val="22"/>
+          <w:szCs w:val="22"/>
+        </w:rPr>
+        <w:t xml:space="preserve"> in</w:t>
+      </w:r>
+      <w:r>
+        <w:rPr>
+          <w:sz w:val="22"/>
+          <w:szCs w:val="22"/>
+        </w:rPr>
+        <w:t xml:space="preserve"> </w:t>
+      </w:r>
+      <w:proofErr w:type="spellStart"/>
+      <w:r>
+        <w:rPr>
+          <w:sz w:val="22"/>
+          <w:szCs w:val="22"/>
+        </w:rPr>
+        <w:t>Shankharapur</w:t>
+      </w:r>
+      <w:proofErr w:type="spellEnd"/>
+      <w:r>
+        <w:rPr>
+          <w:sz w:val="22"/>
+          <w:szCs w:val="22"/>
+        </w:rPr>
+        <w:t xml:space="preserve"> municipality ward 9</w:t>
+      </w:r>
+      <w:r>
+        <w:rPr>
+          <w:sz w:val="22"/>
+          <w:szCs w:val="22"/>
+        </w:rPr>
+        <w:t>?</w:t>
+      </w:r>
+    </w:p>
+    <w:p>
+      <w:pPr>
+        <w:pStyle w:val="Default"/>
+        <w:spacing w:line="360" w:lineRule="auto"/>
+        <w:ind w:firstLine="720"/>
+        <w:jc w:val="both"/>
+        <w:rPr>
+          <w:sz w:val="22"/>
+          <w:szCs w:val="22"/>
+        </w:rPr>
+      </w:pPr>
+      <w:r>
+        <w:rPr>
+          <w:sz w:val="22"/>
+          <w:szCs w:val="22"/>
+        </w:rPr>
+        <w:t xml:space="preserve">So, the </w:t>
+      </w:r>
+      <w:r>
+        <w:rPr>
+          <w:sz w:val="22"/>
+          <w:szCs w:val="22"/>
+        </w:rPr>
+        <w:t>main issue</w:t>
+      </w:r>
+      <w:r>
+        <w:rPr>
+          <w:sz w:val="22"/>
+          <w:szCs w:val="22"/>
+        </w:rPr>
+        <w:t xml:space="preserve"> of this study is to examine the main trends, causes and consequences of in-migration in the study area.</w:t>
+      </w:r>
+    </w:p>
+    <w:p>
+      <w:pPr>
+        <w:pStyle w:val="Default"/>
+        <w:spacing w:line="360" w:lineRule="auto"/>
+        <w:jc w:val="both"/>
+        <w:rPr>
+          <w:sz w:val="23"/>
+          <w:szCs w:val="23"/>
+        </w:rPr>
+      </w:pPr>
+    </w:p>
+    <w:p>
+      <w:pPr>
+        <w:pStyle w:val="Heading2"/>
+        <w:spacing w:line="360" w:lineRule="auto"/>
+        <w:rPr>
+          <w:rFonts w:ascii="Times New Roman" w:hAnsi="Times New Roman" w:cs="Times New Roman"/>
+          <w:b/>
+          <w:bCs/>
+          <w:color w:val="auto"/>
+          <w:sz w:val="24"/>
+          <w:szCs w:val="24"/>
+        </w:rPr>
+      </w:pPr>
+      <w:bookmarkStart w:id="3" w:name="_Toc216763417"/>
+      <w:r>
+        <w:rPr>
+          <w:rFonts w:ascii="Times New Roman" w:hAnsi="Times New Roman" w:cs="Times New Roman"/>
+          <w:b/>
+          <w:bCs/>
+          <w:color w:val="auto"/>
+          <w:sz w:val="24"/>
+          <w:szCs w:val="24"/>
+        </w:rPr>
+        <w:t>1.3</w:t>
+      </w:r>
+      <w:r>
+        <w:rPr>
+          <w:rFonts w:ascii="Times New Roman" w:hAnsi="Times New Roman" w:cs="Times New Roman"/>
+          <w:b/>
+          <w:bCs/>
+          <w:color w:val="auto"/>
+          <w:sz w:val="24"/>
+          <w:szCs w:val="24"/>
+        </w:rPr>
+        <w:t xml:space="preserve"> </w:t>
+      </w:r>
+      <w:r>
+        <w:rPr>
+          <w:rFonts w:ascii="Times New Roman" w:hAnsi="Times New Roman" w:cs="Times New Roman"/>
+          <w:b/>
+          <w:bCs/>
+          <w:color w:val="auto"/>
+          <w:sz w:val="24"/>
+          <w:szCs w:val="24"/>
+        </w:rPr>
+        <w:t>Objectives of the Study</w:t>
+      </w:r>
+      <w:bookmarkEnd w:id="3"/>
+      <w:r>
+        <w:rPr>
+          <w:rFonts w:ascii="Times New Roman" w:hAnsi="Times New Roman" w:cs="Times New Roman"/>
+          <w:b/>
+          <w:bCs/>
+          <w:color w:val="auto"/>
+          <w:sz w:val="24"/>
+          <w:szCs w:val="24"/>
+        </w:rPr>
+        <w:t xml:space="preserve"> </w:t>
       </w:r>
     </w:p>
     <w:p>
@@ -2942,247 +3964,28 @@
           <w:sz w:val="22"/>
           <w:szCs w:val="22"/>
         </w:rPr>
-        <w:t xml:space="preserve">Migration affects not only the </w:t>
-      </w:r>
-      <w:proofErr w:type="spellStart"/>
-      <w:r>
-        <w:rPr>
-          <w:sz w:val="22"/>
-          <w:szCs w:val="22"/>
-        </w:rPr>
-        <w:t>the</w:t>
-      </w:r>
-      <w:proofErr w:type="spellEnd"/>
-      <w:r>
-        <w:rPr>
-          <w:sz w:val="22"/>
-          <w:szCs w:val="22"/>
-        </w:rPr>
-        <w:t xml:space="preserve"> population size of origin but also destination point of migrant people. Socio-economic factor are the main causes why people migrant from one place to another. In </w:t>
-      </w:r>
-      <w:r>
-        <w:rPr>
-          <w:sz w:val="22"/>
-          <w:szCs w:val="22"/>
-        </w:rPr>
-        <w:t>addition,</w:t>
-      </w:r>
-      <w:r>
-        <w:rPr>
-          <w:sz w:val="22"/>
-          <w:szCs w:val="22"/>
-        </w:rPr>
-        <w:t xml:space="preserve"> it is very difficult to know why some people migrate from one place </w:t>
-      </w:r>
-      <w:r>
-        <w:rPr>
-          <w:sz w:val="22"/>
-          <w:szCs w:val="22"/>
-        </w:rPr>
-        <w:t>to another</w:t>
-      </w:r>
-      <w:r>
-        <w:rPr>
-          <w:sz w:val="22"/>
-          <w:szCs w:val="22"/>
-        </w:rPr>
-        <w:t xml:space="preserve"> particular place</w:t>
-      </w:r>
-    </w:p>
-    <w:p>
-      <w:pPr>
-        <w:spacing w:line="360" w:lineRule="auto"/>
-        <w:jc w:val="both"/>
-        <w:rPr>
-          <w:rFonts w:ascii="Times New Roman" w:hAnsi="Times New Roman" w:cs="Times New Roman"/>
-          <w:sz w:val="22"/>
-          <w:szCs w:val="22"/>
-        </w:rPr>
-      </w:pPr>
-      <w:r>
-        <w:rPr>
-          <w:rFonts w:ascii="Times New Roman" w:hAnsi="Times New Roman" w:cs="Times New Roman"/>
-          <w:sz w:val="22"/>
-          <w:szCs w:val="22"/>
-        </w:rPr>
-        <w:t xml:space="preserve"> The United Nations Multilingual Dictionary also defined migration as- „a form of geographic mobility or spatial mobility between one geographical unit and another, generally involving change in residence from the place of origin or place of departure to the place of destination or place of arrival‟ (UN,1973:173)</w:t>
-      </w:r>
-    </w:p>
-    <w:p>
-      <w:pPr>
-        <w:spacing w:line="360" w:lineRule="auto"/>
-        <w:jc w:val="both"/>
-        <w:rPr>
-          <w:rFonts w:ascii="Times New Roman" w:hAnsi="Times New Roman" w:cs="Times New Roman"/>
-          <w:sz w:val="22"/>
-          <w:szCs w:val="22"/>
-        </w:rPr>
-      </w:pPr>
-      <w:r>
-        <w:rPr>
-          <w:rFonts w:ascii="Times New Roman" w:hAnsi="Times New Roman" w:cs="Times New Roman"/>
-          <w:sz w:val="22"/>
-          <w:szCs w:val="22"/>
-        </w:rPr>
-        <w:t xml:space="preserve"> Migration is a special mobility of people by changing usual place of residence to a </w:t>
-      </w:r>
-      <w:r>
-        <w:rPr>
-          <w:rFonts w:ascii="Times New Roman" w:hAnsi="Times New Roman" w:cs="Times New Roman"/>
-          <w:sz w:val="22"/>
-          <w:szCs w:val="22"/>
-        </w:rPr>
-        <w:t>well-defined</w:t>
-      </w:r>
-      <w:r>
-        <w:rPr>
-          <w:rFonts w:ascii="Times New Roman" w:hAnsi="Times New Roman" w:cs="Times New Roman"/>
-          <w:sz w:val="22"/>
-          <w:szCs w:val="22"/>
-        </w:rPr>
-        <w:t xml:space="preserve"> destination. A migrant is a person moves either from his place of birth to another area or keeps on moving stepwise or critical by changing his residence more or less frequently by being seasonal, temporary, </w:t>
-      </w:r>
-      <w:r>
-        <w:rPr>
-          <w:rFonts w:ascii="Times New Roman" w:hAnsi="Times New Roman" w:cs="Times New Roman"/>
-          <w:sz w:val="22"/>
-          <w:szCs w:val="22"/>
-        </w:rPr>
-        <w:t>semi-permanent</w:t>
-      </w:r>
-      <w:r>
-        <w:rPr>
-          <w:rFonts w:ascii="Times New Roman" w:hAnsi="Times New Roman" w:cs="Times New Roman"/>
-          <w:sz w:val="22"/>
-          <w:szCs w:val="22"/>
-        </w:rPr>
-        <w:t>, depending upon the duration or migration and reason for migration within a defined geographical area (K.C., 2003:121).</w:t>
-      </w:r>
-    </w:p>
-    <w:p>
-      <w:pPr>
-        <w:pStyle w:val="Default"/>
-        <w:spacing w:line="360" w:lineRule="auto"/>
-        <w:jc w:val="both"/>
-        <w:rPr>
-          <w:sz w:val="22"/>
-          <w:szCs w:val="22"/>
-        </w:rPr>
-      </w:pPr>
-      <w:r>
-        <w:rPr>
-          <w:sz w:val="22"/>
-          <w:szCs w:val="22"/>
-        </w:rPr>
-        <w:t xml:space="preserve"> Migration is a barometer of changing social, </w:t>
-      </w:r>
-      <w:r>
-        <w:rPr>
-          <w:sz w:val="22"/>
-          <w:szCs w:val="22"/>
-        </w:rPr>
-        <w:t>economic</w:t>
-      </w:r>
-      <w:r>
-        <w:rPr>
-          <w:sz w:val="22"/>
-          <w:szCs w:val="22"/>
-        </w:rPr>
-        <w:t xml:space="preserve"> and political circumstances at the national and international level. In all cases, migration is a sign of wide disparities in economic and social conditions between origin and destination both caused by better and cheaper transports and communication facilities. Another common feature is unpredictable and volatile movement as the result of specific short term or long term crises. Most of these crises produce in the first place local rather than international movements through migrants may cross boarders in search of their security (UNFPA, 1993,15). </w:t>
-      </w:r>
-    </w:p>
-    <w:p>
-      <w:pPr>
-        <w:pStyle w:val="Default"/>
-        <w:spacing w:line="360" w:lineRule="auto"/>
-        <w:jc w:val="both"/>
-        <w:rPr>
-          <w:sz w:val="22"/>
-          <w:szCs w:val="22"/>
-        </w:rPr>
-      </w:pPr>
-      <w:r>
-        <w:rPr>
-          <w:sz w:val="22"/>
-          <w:szCs w:val="22"/>
-        </w:rPr>
-        <w:t xml:space="preserve">According to classical economic theorem migration balances the distribution of population and the supply of resources. People move from poor area to rich resource. Migration is broadly divided into two divisions, one is internal and another is international migration. Internal migration is the migration within country i.e. in migration and out migration while international migration refers to the movement of people from one country to another i.e. immigration and emigration. </w:t>
-      </w:r>
-    </w:p>
-    <w:p>
-      <w:pPr>
-        <w:pStyle w:val="Default"/>
-        <w:spacing w:before="240" w:line="360" w:lineRule="auto"/>
-        <w:jc w:val="both"/>
-        <w:rPr>
-          <w:sz w:val="22"/>
-          <w:szCs w:val="22"/>
-        </w:rPr>
-      </w:pPr>
-      <w:r>
-        <w:rPr>
-          <w:sz w:val="22"/>
-          <w:szCs w:val="22"/>
-        </w:rPr>
-        <w:t xml:space="preserve">As a mechanism of balancing population and actual resources it is one of central interest to the study of population environmental relationship and economic development. Migration may occur from one village to another, within the districts or between the districts and within the country or outside the country people move largely because of </w:t>
-      </w:r>
-      <w:r>
-        <w:rPr>
-          <w:sz w:val="22"/>
-          <w:szCs w:val="22"/>
-        </w:rPr>
-        <w:lastRenderedPageBreak/>
-        <w:t xml:space="preserve">economic motives. Similarly, selectively among migrants may also occur by age and sex. In India and Nepal, large number of adults leaving their families behind in the native village, such movements are largely due to economic motives where employment opportunities </w:t>
-      </w:r>
-      <w:r>
-        <w:rPr>
-          <w:sz w:val="22"/>
-          <w:szCs w:val="22"/>
-        </w:rPr>
-        <w:t>attract</w:t>
-      </w:r>
-      <w:r>
-        <w:rPr>
-          <w:sz w:val="22"/>
-          <w:szCs w:val="22"/>
-        </w:rPr>
-        <w:t xml:space="preserve"> rural males to urban centers but the high cost of urban living compels male migrants leave their families behind. </w:t>
-      </w:r>
-    </w:p>
-    <w:p>
-      <w:pPr>
-        <w:pStyle w:val="Default"/>
-        <w:spacing w:before="240" w:line="360" w:lineRule="auto"/>
-        <w:jc w:val="both"/>
-        <w:rPr>
-          <w:sz w:val="22"/>
-          <w:szCs w:val="22"/>
-        </w:rPr>
-      </w:pPr>
-      <w:r>
-        <w:rPr>
-          <w:sz w:val="22"/>
-          <w:szCs w:val="22"/>
-        </w:rPr>
-        <w:t xml:space="preserve">Process of migration is as old as human society. In early days there was primitive migration in which the natural forces were vital but as the time passed on gradually different types of migration appears in </w:t>
-      </w:r>
-      <w:proofErr w:type="spellStart"/>
-      <w:proofErr w:type="gramStart"/>
-      <w:r>
-        <w:rPr>
-          <w:sz w:val="22"/>
-          <w:szCs w:val="22"/>
-        </w:rPr>
-        <w:t>a</w:t>
-      </w:r>
-      <w:proofErr w:type="spellEnd"/>
-      <w:proofErr w:type="gramEnd"/>
-      <w:r>
-        <w:rPr>
-          <w:sz w:val="22"/>
-          <w:szCs w:val="22"/>
-        </w:rPr>
-        <w:t xml:space="preserve"> early period. Natural force, primitive people shift them from one place to another but present there are not only forced immigration but also voluntary migration can be seen. In forced migration natural force, political force, political factors play an important role to shift the residence. Nepal has a long</w:t>
+        <w:t xml:space="preserve">The general objective of the study is to assess </w:t>
+      </w:r>
+      <w:r>
+        <w:rPr>
+          <w:sz w:val="22"/>
+          <w:szCs w:val="22"/>
+        </w:rPr>
+        <w:t>the status, trends an</w:t>
+      </w:r>
+      <w:r>
+        <w:rPr>
+          <w:sz w:val="22"/>
+          <w:szCs w:val="22"/>
+        </w:rPr>
+        <w:t>d causes and consequences of im</w:t>
+      </w:r>
+      <w:r>
+        <w:rPr>
+          <w:sz w:val="22"/>
+          <w:szCs w:val="22"/>
+        </w:rPr>
+        <w:t>migration</w:t>
       </w:r>
       <w:r>
         <w:rPr>
@@ -3196,749 +3999,7 @@
           <w:sz w:val="22"/>
           <w:szCs w:val="22"/>
         </w:rPr>
-        <w:t xml:space="preserve">history of migration after the implantation of malaria eradication program, the process of migration started from hill and mountain to </w:t>
-      </w:r>
-      <w:proofErr w:type="spellStart"/>
-      <w:r>
-        <w:rPr>
-          <w:sz w:val="22"/>
-          <w:szCs w:val="22"/>
-        </w:rPr>
-        <w:t>Terai</w:t>
-      </w:r>
-      <w:proofErr w:type="spellEnd"/>
-      <w:r>
-        <w:rPr>
-          <w:sz w:val="22"/>
-          <w:szCs w:val="22"/>
-        </w:rPr>
-        <w:t xml:space="preserve"> and inner </w:t>
-      </w:r>
-      <w:proofErr w:type="spellStart"/>
-      <w:r>
-        <w:rPr>
-          <w:sz w:val="22"/>
-          <w:szCs w:val="22"/>
-        </w:rPr>
-        <w:t>Terai</w:t>
-      </w:r>
-      <w:proofErr w:type="spellEnd"/>
-      <w:r>
-        <w:rPr>
-          <w:sz w:val="22"/>
-          <w:szCs w:val="22"/>
-        </w:rPr>
-        <w:t xml:space="preserve"> and low </w:t>
-      </w:r>
-      <w:r>
-        <w:rPr>
-          <w:sz w:val="22"/>
-          <w:szCs w:val="22"/>
-        </w:rPr>
-        <w:t>land of the country.</w:t>
-      </w:r>
-    </w:p>
-    <w:p>
-      <w:pPr>
-        <w:pStyle w:val="Default"/>
-        <w:spacing w:before="240" w:line="360" w:lineRule="auto"/>
-        <w:jc w:val="both"/>
-        <w:rPr>
-          <w:sz w:val="22"/>
-          <w:szCs w:val="22"/>
-        </w:rPr>
-      </w:pPr>
-      <w:r>
-        <w:rPr>
-          <w:sz w:val="22"/>
-          <w:szCs w:val="22"/>
-        </w:rPr>
-        <w:t xml:space="preserve">Our country is divided into three ecological zones namely Mountain, Hill and </w:t>
-      </w:r>
-      <w:proofErr w:type="spellStart"/>
-      <w:r>
-        <w:rPr>
-          <w:sz w:val="22"/>
-          <w:szCs w:val="22"/>
-        </w:rPr>
-        <w:t>Terai</w:t>
-      </w:r>
-      <w:proofErr w:type="spellEnd"/>
-      <w:r>
-        <w:rPr>
-          <w:sz w:val="22"/>
-          <w:szCs w:val="22"/>
-        </w:rPr>
-        <w:t xml:space="preserve">. These three ecological zones are divided into five development regions namely Eastern, Central, Western, Mid-western and Far-western development regions. Again these three ecological regions are divided into 14 zones and 75 districts. </w:t>
-      </w:r>
-    </w:p>
-    <w:p>
-      <w:pPr>
-        <w:pStyle w:val="Default"/>
-        <w:spacing w:before="240" w:line="360" w:lineRule="auto"/>
-        <w:jc w:val="both"/>
-        <w:rPr>
-          <w:sz w:val="22"/>
-          <w:szCs w:val="22"/>
-        </w:rPr>
-      </w:pPr>
-      <w:r>
-        <w:rPr>
-          <w:sz w:val="22"/>
-          <w:szCs w:val="22"/>
-        </w:rPr>
-        <w:t xml:space="preserve">The trend of migration appears both in internal and international level where, India is the major destination place of international emigrants. The flow of internal migration also is increasing rapidly during the last two decades from the Hilly and Mountain regions to </w:t>
-      </w:r>
-      <w:proofErr w:type="spellStart"/>
-      <w:r>
-        <w:rPr>
-          <w:sz w:val="22"/>
-          <w:szCs w:val="22"/>
-        </w:rPr>
-        <w:t>Terai</w:t>
-      </w:r>
-      <w:proofErr w:type="spellEnd"/>
-      <w:r>
-        <w:rPr>
-          <w:sz w:val="22"/>
-          <w:szCs w:val="22"/>
-        </w:rPr>
-        <w:t xml:space="preserve"> due to infrastructural development and availability of the social services in </w:t>
-      </w:r>
-      <w:proofErr w:type="spellStart"/>
-      <w:r>
-        <w:rPr>
-          <w:sz w:val="22"/>
-          <w:szCs w:val="22"/>
-        </w:rPr>
-        <w:t>Terai</w:t>
-      </w:r>
-      <w:proofErr w:type="spellEnd"/>
-      <w:r>
-        <w:rPr>
-          <w:sz w:val="22"/>
-          <w:szCs w:val="22"/>
-        </w:rPr>
-        <w:t>. This trend of migration has two major effects. The first effect is lack of skillful and independent human resources in the place of origin and the second is high pressure in the social services and security in the place of destination. Internal migration is responsible to uneven distribution of population in Nepal.</w:t>
-      </w:r>
-    </w:p>
-    <w:p>
-      <w:pPr>
-        <w:pStyle w:val="Default"/>
-        <w:spacing w:before="240" w:line="360" w:lineRule="auto"/>
-        <w:jc w:val="both"/>
-        <w:rPr>
-          <w:sz w:val="22"/>
-          <w:szCs w:val="22"/>
-        </w:rPr>
-      </w:pPr>
-      <w:r>
-        <w:rPr>
-          <w:sz w:val="22"/>
-          <w:szCs w:val="22"/>
-        </w:rPr>
-        <w:t>The 2001 census of Nepal had included enough information to calculate four streams of migration within the country. In Nepal, the major streams of internal migration are rural-to-rural 68 percent, rural-to-urban 26 percent, urban-to-urban 3 percent and urban-to-rural 4 percent in 2001.</w:t>
-      </w:r>
-    </w:p>
-    <w:p>
-      <w:pPr>
-        <w:pStyle w:val="Default"/>
-        <w:spacing w:before="240" w:line="360" w:lineRule="auto"/>
-        <w:jc w:val="both"/>
-        <w:rPr>
-          <w:sz w:val="22"/>
-          <w:szCs w:val="22"/>
-        </w:rPr>
-      </w:pPr>
-      <w:r>
-        <w:rPr>
-          <w:sz w:val="22"/>
-          <w:szCs w:val="22"/>
-        </w:rPr>
-        <w:t>In the context of Nepal CEDA (1977) carried out a study of in-migration pattern in Kathmandu. The study focused that more than 50 percent of the migrants were of age group 20-30 years. The study also concluded that economic opportunities were the major causes of migration. The study further identified some causes of migration of people from hill areas of Central Nepal. It suggested that selective nature of age, sex, occupation, population pressure, food shortage and poverty in the hill region are the main reason for migration. The plan can control the volume of migration from hilly region the availability of intervening opportunities through investment in road and irrigation.</w:t>
-      </w:r>
-    </w:p>
-    <w:p>
-      <w:pPr>
-        <w:pStyle w:val="Default"/>
-        <w:spacing w:before="240" w:line="360" w:lineRule="auto"/>
-        <w:jc w:val="both"/>
-        <w:rPr>
-          <w:sz w:val="22"/>
-          <w:szCs w:val="22"/>
-        </w:rPr>
-      </w:pPr>
-      <w:r>
-        <w:rPr>
-          <w:sz w:val="22"/>
-          <w:szCs w:val="22"/>
-        </w:rPr>
-        <w:t xml:space="preserve">Unfortunately, the </w:t>
-      </w:r>
-      <w:r>
-        <w:rPr>
-          <w:sz w:val="22"/>
-          <w:szCs w:val="22"/>
-        </w:rPr>
-        <w:t>earthquake</w:t>
-      </w:r>
-      <w:r>
-        <w:rPr>
-          <w:sz w:val="22"/>
-          <w:szCs w:val="22"/>
-        </w:rPr>
-        <w:t xml:space="preserve"> on April 25</w:t>
-      </w:r>
-      <w:r>
-        <w:rPr>
-          <w:sz w:val="22"/>
-          <w:szCs w:val="22"/>
-          <w:vertAlign w:val="superscript"/>
-        </w:rPr>
-        <w:t>th</w:t>
-      </w:r>
-      <w:r>
-        <w:rPr>
-          <w:sz w:val="22"/>
-          <w:szCs w:val="22"/>
-        </w:rPr>
-        <w:t xml:space="preserve"> 2015 and may 12</w:t>
-      </w:r>
-      <w:r>
-        <w:rPr>
-          <w:sz w:val="22"/>
-          <w:szCs w:val="22"/>
-          <w:vertAlign w:val="superscript"/>
-        </w:rPr>
-        <w:t>th</w:t>
-      </w:r>
-      <w:r>
-        <w:rPr>
-          <w:sz w:val="22"/>
-          <w:szCs w:val="22"/>
-        </w:rPr>
-        <w:t xml:space="preserve"> 2015 in Nepal have the massive destruction of many settlement of human population and lost ma</w:t>
-      </w:r>
-      <w:r>
-        <w:rPr>
-          <w:sz w:val="22"/>
-          <w:szCs w:val="22"/>
-        </w:rPr>
-        <w:t>n</w:t>
-      </w:r>
-      <w:r>
-        <w:rPr>
-          <w:sz w:val="22"/>
-          <w:szCs w:val="22"/>
-        </w:rPr>
-        <w:t xml:space="preserve">y </w:t>
-      </w:r>
-      <w:r>
-        <w:rPr>
-          <w:sz w:val="22"/>
-          <w:szCs w:val="22"/>
-        </w:rPr>
-        <w:t>lives</w:t>
-      </w:r>
-      <w:r>
-        <w:rPr>
-          <w:sz w:val="22"/>
-          <w:szCs w:val="22"/>
-        </w:rPr>
-        <w:t xml:space="preserve">. The government of Nepal </w:t>
-      </w:r>
-      <w:r>
-        <w:rPr>
-          <w:sz w:val="22"/>
-          <w:szCs w:val="22"/>
-        </w:rPr>
-        <w:t>statistics</w:t>
-      </w:r>
-      <w:r>
-        <w:rPr>
-          <w:sz w:val="22"/>
-          <w:szCs w:val="22"/>
-        </w:rPr>
-        <w:t xml:space="preserve"> states that 602,257 houses were fully destroyed and 285,099 houses were partially damaged with more </w:t>
-      </w:r>
-      <w:r>
-        <w:rPr>
-          <w:sz w:val="22"/>
-          <w:szCs w:val="22"/>
-        </w:rPr>
-        <w:t>than</w:t>
-      </w:r>
-      <w:r>
-        <w:rPr>
-          <w:sz w:val="22"/>
-          <w:szCs w:val="22"/>
-        </w:rPr>
-        <w:t xml:space="preserve"> 8 billion dollar losses (NPC, 2015</w:t>
-      </w:r>
-      <w:r>
-        <w:rPr>
-          <w:sz w:val="22"/>
-          <w:szCs w:val="22"/>
-        </w:rPr>
-        <w:t xml:space="preserve">). </w:t>
-      </w:r>
-      <w:r>
-        <w:rPr>
-          <w:sz w:val="22"/>
-          <w:szCs w:val="22"/>
-        </w:rPr>
-        <w:lastRenderedPageBreak/>
-        <w:t xml:space="preserve">For facilitation the </w:t>
-      </w:r>
-      <w:proofErr w:type="spellStart"/>
-      <w:r>
-        <w:rPr>
-          <w:sz w:val="22"/>
-          <w:szCs w:val="22"/>
-        </w:rPr>
-        <w:t>the</w:t>
-      </w:r>
-      <w:proofErr w:type="spellEnd"/>
-      <w:r>
-        <w:rPr>
-          <w:sz w:val="22"/>
-          <w:szCs w:val="22"/>
-        </w:rPr>
-        <w:t xml:space="preserve"> victim of earthquake Nepal government has projected many categories of sustenance tangible earthquake victim of Nepal.</w:t>
-      </w:r>
-    </w:p>
-    <w:p>
-      <w:pPr>
-        <w:pStyle w:val="Heading2"/>
-        <w:spacing w:line="360" w:lineRule="auto"/>
-        <w:rPr>
-          <w:rFonts w:ascii="Times New Roman" w:hAnsi="Times New Roman" w:cs="Times New Roman"/>
-          <w:b/>
-          <w:bCs/>
-          <w:color w:val="auto"/>
-          <w:sz w:val="24"/>
-          <w:szCs w:val="24"/>
-        </w:rPr>
-      </w:pPr>
-      <w:bookmarkStart w:id="4" w:name="_Toc215954706"/>
-      <w:r>
-        <w:rPr>
-          <w:rFonts w:ascii="Times New Roman" w:hAnsi="Times New Roman" w:cs="Times New Roman"/>
-          <w:b/>
-          <w:bCs/>
-          <w:color w:val="auto"/>
-          <w:sz w:val="24"/>
-          <w:szCs w:val="24"/>
-        </w:rPr>
-        <w:t>1.2</w:t>
-      </w:r>
-      <w:r>
-        <w:rPr>
-          <w:rFonts w:ascii="Times New Roman" w:hAnsi="Times New Roman" w:cs="Times New Roman"/>
-          <w:b/>
-          <w:bCs/>
-          <w:color w:val="auto"/>
-          <w:sz w:val="24"/>
-          <w:szCs w:val="24"/>
-        </w:rPr>
-        <w:t xml:space="preserve"> </w:t>
-      </w:r>
-      <w:r>
-        <w:rPr>
-          <w:rFonts w:ascii="Times New Roman" w:hAnsi="Times New Roman" w:cs="Times New Roman"/>
-          <w:b/>
-          <w:bCs/>
-          <w:color w:val="auto"/>
-          <w:sz w:val="24"/>
-          <w:szCs w:val="24"/>
-        </w:rPr>
-        <w:t>Statement of the problem</w:t>
-      </w:r>
-      <w:bookmarkEnd w:id="4"/>
-    </w:p>
-    <w:p>
-      <w:pPr>
-        <w:pStyle w:val="Default"/>
-        <w:spacing w:line="360" w:lineRule="auto"/>
-        <w:jc w:val="both"/>
-        <w:rPr>
-          <w:sz w:val="22"/>
-          <w:szCs w:val="22"/>
-        </w:rPr>
-      </w:pPr>
-      <w:r>
-        <w:rPr>
-          <w:sz w:val="22"/>
-          <w:szCs w:val="22"/>
-        </w:rPr>
-        <w:t xml:space="preserve">The process of migration has been gradually intensifying the existing settlement problem as well as creating new problem both at the place of origin and the place of destination. Migration is an important component in the socio economic and demographic land space of Nepal. </w:t>
-      </w:r>
-      <w:proofErr w:type="spellStart"/>
-      <w:r>
-        <w:rPr>
-          <w:sz w:val="22"/>
-          <w:szCs w:val="22"/>
-        </w:rPr>
-        <w:t>Terai</w:t>
-      </w:r>
-      <w:proofErr w:type="spellEnd"/>
-      <w:r>
-        <w:rPr>
-          <w:sz w:val="22"/>
-          <w:szCs w:val="22"/>
-        </w:rPr>
-        <w:t xml:space="preserve"> still continues to be the main recipient of both the internal and international migrants. In-migration is nowadays one of the major issues for most developing countries. Nepal is no exception and also suffering from the critical issues in migration. Nepal has culturally and ethically complex society where is the result of migration activities, which range in physical type and cultural from Indians in </w:t>
-      </w:r>
-      <w:r>
-        <w:rPr>
-          <w:sz w:val="22"/>
-          <w:szCs w:val="22"/>
-        </w:rPr>
-        <w:t>south and Tibetan in the north.</w:t>
-      </w:r>
-    </w:p>
-    <w:p>
-      <w:pPr>
-        <w:pStyle w:val="Default"/>
-        <w:spacing w:before="240" w:line="360" w:lineRule="auto"/>
-        <w:jc w:val="both"/>
-        <w:rPr>
-          <w:sz w:val="22"/>
-          <w:szCs w:val="22"/>
-        </w:rPr>
-      </w:pPr>
-      <w:r>
-        <w:rPr>
-          <w:sz w:val="22"/>
-          <w:szCs w:val="22"/>
-        </w:rPr>
-        <w:t xml:space="preserve">The cause of migration can easily be identified but it is very difficult to find out the quality of the consequences of migration. Migration has short, medium and long term effects show their evidence from so many </w:t>
-      </w:r>
-      <w:r>
-        <w:rPr>
-          <w:sz w:val="22"/>
-          <w:szCs w:val="22"/>
-        </w:rPr>
-        <w:t>years'</w:t>
-      </w:r>
-      <w:r>
-        <w:rPr>
-          <w:sz w:val="22"/>
-          <w:szCs w:val="22"/>
-        </w:rPr>
-        <w:t xml:space="preserve"> migration and accept them as part of culture and society. In such a case only a very sensible and eventful research can identify such consequences.</w:t>
-      </w:r>
-    </w:p>
-    <w:p>
-      <w:pPr>
-        <w:pStyle w:val="Default"/>
-        <w:spacing w:before="240" w:line="360" w:lineRule="auto"/>
-        <w:jc w:val="both"/>
-        <w:rPr>
-          <w:sz w:val="22"/>
-          <w:szCs w:val="22"/>
-        </w:rPr>
-      </w:pPr>
-      <w:r>
-        <w:rPr>
-          <w:sz w:val="22"/>
-          <w:szCs w:val="22"/>
-        </w:rPr>
-        <w:t>Th</w:t>
-      </w:r>
-      <w:r>
-        <w:rPr>
-          <w:sz w:val="22"/>
-          <w:szCs w:val="22"/>
-        </w:rPr>
-        <w:t xml:space="preserve">is study area is ward no. 9 of </w:t>
-      </w:r>
-      <w:proofErr w:type="spellStart"/>
-      <w:r>
-        <w:rPr>
-          <w:sz w:val="22"/>
-          <w:szCs w:val="22"/>
-        </w:rPr>
-        <w:t>Shankharapur</w:t>
-      </w:r>
-      <w:proofErr w:type="spellEnd"/>
-      <w:r>
-        <w:rPr>
-          <w:sz w:val="22"/>
-          <w:szCs w:val="22"/>
-        </w:rPr>
-        <w:t xml:space="preserve"> </w:t>
-      </w:r>
-      <w:r>
-        <w:rPr>
-          <w:sz w:val="22"/>
-          <w:szCs w:val="22"/>
-        </w:rPr>
-        <w:t>M</w:t>
-      </w:r>
-      <w:r>
-        <w:rPr>
-          <w:sz w:val="22"/>
-          <w:szCs w:val="22"/>
-        </w:rPr>
-        <w:t xml:space="preserve">unicipality which lies in the northern part of the country and of the developing municipality of capital city Kathmandu. This municipality is facing the continuous </w:t>
-      </w:r>
-      <w:r>
-        <w:rPr>
-          <w:sz w:val="22"/>
-          <w:szCs w:val="22"/>
-        </w:rPr>
-        <w:t xml:space="preserve">flow of </w:t>
-      </w:r>
-      <w:proofErr w:type="spellStart"/>
-      <w:r>
-        <w:rPr>
-          <w:sz w:val="22"/>
-          <w:szCs w:val="22"/>
-        </w:rPr>
-        <w:t>inmigration</w:t>
-      </w:r>
-      <w:proofErr w:type="spellEnd"/>
-      <w:r>
-        <w:rPr>
-          <w:sz w:val="22"/>
-          <w:szCs w:val="22"/>
-        </w:rPr>
-        <w:t xml:space="preserve"> day by day which in turn have to faces many consequences that is positive or negative both side by side.</w:t>
-      </w:r>
-    </w:p>
-    <w:p>
-      <w:pPr>
-        <w:pStyle w:val="Default"/>
-        <w:numPr>
-          <w:ilvl w:val="0"/>
-          <w:numId w:val="8"/>
-        </w:numPr>
-        <w:spacing w:before="240" w:line="360" w:lineRule="auto"/>
-        <w:ind w:left="180" w:hanging="180"/>
-        <w:jc w:val="both"/>
-        <w:rPr>
-          <w:sz w:val="22"/>
-          <w:szCs w:val="22"/>
-        </w:rPr>
-      </w:pPr>
-      <w:r>
-        <w:rPr>
-          <w:sz w:val="22"/>
-          <w:szCs w:val="22"/>
-        </w:rPr>
-        <w:t xml:space="preserve">What are the factor that keep people </w:t>
-      </w:r>
-      <w:r>
-        <w:rPr>
-          <w:sz w:val="22"/>
-          <w:szCs w:val="22"/>
-        </w:rPr>
-        <w:t>migrant?</w:t>
-      </w:r>
-    </w:p>
-    <w:p>
-      <w:pPr>
-        <w:pStyle w:val="Default"/>
-        <w:numPr>
-          <w:ilvl w:val="0"/>
-          <w:numId w:val="8"/>
-        </w:numPr>
-        <w:spacing w:line="360" w:lineRule="auto"/>
-        <w:ind w:left="180" w:hanging="180"/>
-        <w:jc w:val="both"/>
-        <w:rPr>
-          <w:sz w:val="22"/>
-          <w:szCs w:val="22"/>
-        </w:rPr>
-      </w:pPr>
-      <w:r>
-        <w:rPr>
-          <w:sz w:val="22"/>
-          <w:szCs w:val="22"/>
-        </w:rPr>
-        <w:t xml:space="preserve">What are the pull factors of </w:t>
-      </w:r>
-      <w:proofErr w:type="spellStart"/>
-      <w:r>
-        <w:rPr>
-          <w:sz w:val="22"/>
-          <w:szCs w:val="22"/>
-        </w:rPr>
-        <w:t>inmigration</w:t>
-      </w:r>
-      <w:proofErr w:type="spellEnd"/>
-      <w:r>
-        <w:rPr>
-          <w:sz w:val="22"/>
-          <w:szCs w:val="22"/>
-        </w:rPr>
-        <w:t xml:space="preserve"> in</w:t>
-      </w:r>
-      <w:r>
-        <w:rPr>
-          <w:sz w:val="22"/>
-          <w:szCs w:val="22"/>
-        </w:rPr>
-        <w:t xml:space="preserve"> </w:t>
-      </w:r>
-      <w:proofErr w:type="spellStart"/>
-      <w:r>
-        <w:rPr>
-          <w:sz w:val="22"/>
-          <w:szCs w:val="22"/>
-        </w:rPr>
-        <w:t>Shankharapur</w:t>
-      </w:r>
-      <w:proofErr w:type="spellEnd"/>
-      <w:r>
-        <w:rPr>
-          <w:sz w:val="22"/>
-          <w:szCs w:val="22"/>
-        </w:rPr>
-        <w:t xml:space="preserve"> municipality ward 9</w:t>
-      </w:r>
-      <w:r>
-        <w:rPr>
-          <w:sz w:val="22"/>
-          <w:szCs w:val="22"/>
-        </w:rPr>
-        <w:t>?</w:t>
-      </w:r>
-    </w:p>
-    <w:p>
-      <w:pPr>
-        <w:pStyle w:val="Default"/>
-        <w:spacing w:before="240" w:line="360" w:lineRule="auto"/>
-        <w:jc w:val="both"/>
-        <w:rPr>
-          <w:sz w:val="22"/>
-          <w:szCs w:val="22"/>
-        </w:rPr>
-      </w:pPr>
-      <w:r>
-        <w:rPr>
-          <w:sz w:val="22"/>
-          <w:szCs w:val="22"/>
-        </w:rPr>
-        <w:t xml:space="preserve">So, the </w:t>
-      </w:r>
-      <w:r>
-        <w:rPr>
-          <w:sz w:val="22"/>
-          <w:szCs w:val="22"/>
-        </w:rPr>
-        <w:t>main issue</w:t>
-      </w:r>
-      <w:r>
-        <w:rPr>
-          <w:sz w:val="22"/>
-          <w:szCs w:val="22"/>
-        </w:rPr>
-        <w:t xml:space="preserve"> of this study is to examine the main trends, causes and consequences of in-migration in the study area.</w:t>
-      </w:r>
-    </w:p>
-    <w:p>
-      <w:pPr>
-        <w:pStyle w:val="Default"/>
-        <w:spacing w:line="360" w:lineRule="auto"/>
-        <w:jc w:val="both"/>
-        <w:rPr>
-          <w:sz w:val="23"/>
-          <w:szCs w:val="23"/>
-        </w:rPr>
-      </w:pPr>
-    </w:p>
-    <w:p>
-      <w:pPr>
-        <w:pStyle w:val="Heading2"/>
-        <w:spacing w:line="360" w:lineRule="auto"/>
-        <w:rPr>
-          <w:rFonts w:ascii="Times New Roman" w:hAnsi="Times New Roman" w:cs="Times New Roman"/>
-          <w:b/>
-          <w:bCs/>
-          <w:color w:val="auto"/>
-          <w:sz w:val="24"/>
-          <w:szCs w:val="24"/>
-        </w:rPr>
-      </w:pPr>
-      <w:bookmarkStart w:id="5" w:name="_Toc215954707"/>
-      <w:r>
-        <w:rPr>
-          <w:rFonts w:ascii="Times New Roman" w:hAnsi="Times New Roman" w:cs="Times New Roman"/>
-          <w:b/>
-          <w:bCs/>
-          <w:color w:val="auto"/>
-          <w:sz w:val="24"/>
-          <w:szCs w:val="24"/>
-        </w:rPr>
-        <w:t>1.3</w:t>
-      </w:r>
-      <w:r>
-        <w:rPr>
-          <w:rFonts w:ascii="Times New Roman" w:hAnsi="Times New Roman" w:cs="Times New Roman"/>
-          <w:b/>
-          <w:bCs/>
-          <w:color w:val="auto"/>
-          <w:sz w:val="24"/>
-          <w:szCs w:val="24"/>
-        </w:rPr>
-        <w:t xml:space="preserve"> </w:t>
-      </w:r>
-      <w:r>
-        <w:rPr>
-          <w:rFonts w:ascii="Times New Roman" w:hAnsi="Times New Roman" w:cs="Times New Roman"/>
-          <w:b/>
-          <w:bCs/>
-          <w:color w:val="auto"/>
-          <w:sz w:val="24"/>
-          <w:szCs w:val="24"/>
-        </w:rPr>
-        <w:t>Objectives of the Study</w:t>
-      </w:r>
-      <w:bookmarkEnd w:id="5"/>
-      <w:r>
-        <w:rPr>
-          <w:rFonts w:ascii="Times New Roman" w:hAnsi="Times New Roman" w:cs="Times New Roman"/>
-          <w:b/>
-          <w:bCs/>
-          <w:color w:val="auto"/>
-          <w:sz w:val="24"/>
-          <w:szCs w:val="24"/>
-        </w:rPr>
-        <w:t xml:space="preserve"> </w:t>
-      </w:r>
-    </w:p>
-    <w:p>
-      <w:pPr>
-        <w:pStyle w:val="Default"/>
-        <w:spacing w:before="240" w:line="360" w:lineRule="auto"/>
-        <w:jc w:val="both"/>
-        <w:rPr>
-          <w:sz w:val="22"/>
-          <w:szCs w:val="22"/>
-        </w:rPr>
-      </w:pPr>
-      <w:r>
-        <w:rPr>
-          <w:sz w:val="22"/>
-          <w:szCs w:val="22"/>
-        </w:rPr>
-        <w:t>This study aims to identify the status, trends and causes and consequences of in-migration</w:t>
-      </w:r>
-      <w:r>
-        <w:rPr>
-          <w:sz w:val="22"/>
-          <w:szCs w:val="22"/>
-        </w:rPr>
-        <w:t xml:space="preserve"> and emigration</w:t>
-      </w:r>
-      <w:r>
-        <w:rPr>
-          <w:sz w:val="22"/>
-          <w:szCs w:val="22"/>
-        </w:rPr>
-        <w:t xml:space="preserve"> in </w:t>
+        <w:t xml:space="preserve">in </w:t>
       </w:r>
       <w:proofErr w:type="spellStart"/>
       <w:r>
@@ -3999,7 +4060,15 @@
           <w:sz w:val="22"/>
           <w:szCs w:val="22"/>
         </w:rPr>
-        <w:t>To find out the</w:t>
+        <w:t xml:space="preserve">To identify </w:t>
+      </w:r>
+      <w:r>
+        <w:rPr>
+          <w:rFonts w:ascii="Times New Roman" w:hAnsi="Times New Roman" w:cs="Times New Roman"/>
+          <w:sz w:val="22"/>
+          <w:szCs w:val="22"/>
+        </w:rPr>
+        <w:t>the</w:t>
       </w:r>
       <w:r>
         <w:rPr>
@@ -4063,7 +4132,31 @@
           <w:sz w:val="22"/>
           <w:szCs w:val="22"/>
         </w:rPr>
-        <w:t>To study demographic migration trend</w:t>
+        <w:t xml:space="preserve">To </w:t>
+      </w:r>
+      <w:r>
+        <w:rPr>
+          <w:rFonts w:ascii="Times New Roman" w:hAnsi="Times New Roman" w:cs="Times New Roman"/>
+          <w:sz w:val="22"/>
+          <w:szCs w:val="22"/>
+        </w:rPr>
+        <w:t>analyze</w:t>
+      </w:r>
+      <w:r>
+        <w:rPr>
+          <w:rFonts w:ascii="Times New Roman" w:hAnsi="Times New Roman" w:cs="Times New Roman"/>
+          <w:sz w:val="22"/>
+          <w:szCs w:val="22"/>
+        </w:rPr>
+        <w:t xml:space="preserve"> demographic migration trend</w:t>
+      </w:r>
+      <w:r>
+        <w:rPr>
+          <w:rFonts w:ascii="Times New Roman" w:hAnsi="Times New Roman" w:cs="Times New Roman"/>
+          <w:sz w:val="22"/>
+          <w:szCs w:val="22"/>
+        </w:rPr>
+        <w:t>s.</w:t>
       </w:r>
     </w:p>
     <w:p>
@@ -4087,7 +4180,24 @@
           <w:sz w:val="22"/>
           <w:szCs w:val="22"/>
         </w:rPr>
-        <w:t xml:space="preserve">To analyze causes and consequences of both </w:t>
+        <w:lastRenderedPageBreak/>
+        <w:t>To examin</w:t>
+      </w:r>
+      <w:r>
+        <w:rPr>
+          <w:rFonts w:ascii="Times New Roman" w:hAnsi="Times New Roman" w:cs="Times New Roman"/>
+          <w:sz w:val="22"/>
+          <w:szCs w:val="22"/>
+        </w:rPr>
+        <w:t>e causes and c</w:t>
+      </w:r>
+      <w:r>
+        <w:rPr>
+          <w:rFonts w:ascii="Times New Roman" w:hAnsi="Times New Roman" w:cs="Times New Roman"/>
+          <w:sz w:val="22"/>
+          <w:szCs w:val="22"/>
+        </w:rPr>
+        <w:t xml:space="preserve">onsequences of both </w:t>
       </w:r>
       <w:proofErr w:type="spellStart"/>
       <w:r>
@@ -4105,7 +4215,7 @@
           <w:sz w:val="22"/>
           <w:szCs w:val="22"/>
         </w:rPr>
-        <w:t xml:space="preserve"> </w:t>
+        <w:t>.</w:t>
       </w:r>
     </w:p>
     <w:p>
@@ -4137,7 +4247,7 @@
           <w:szCs w:val="24"/>
         </w:rPr>
       </w:pPr>
-      <w:bookmarkStart w:id="6" w:name="_Toc215954708"/>
+      <w:bookmarkStart w:id="4" w:name="_Toc216763418"/>
       <w:r>
         <w:rPr>
           <w:rFonts w:ascii="Times New Roman" w:hAnsi="Times New Roman" w:cs="Times New Roman"/>
@@ -4148,7 +4258,7 @@
           <w:szCs w:val="24"/>
         </w:rPr>
         <w:lastRenderedPageBreak/>
-        <w:t>1.</w:t>
+        <w:t>1.4 Rationale of the S</w:t>
       </w:r>
       <w:r>
         <w:rPr>
@@ -4159,490 +4269,149 @@
           <w:sz w:val="24"/>
           <w:szCs w:val="24"/>
         </w:rPr>
-        <w:t>4</w:t>
-      </w:r>
-      <w:r>
-        <w:rPr>
-          <w:rFonts w:ascii="Times New Roman" w:hAnsi="Times New Roman" w:cs="Times New Roman"/>
-          <w:b/>
-          <w:bCs/>
-          <w:color w:val="auto"/>
-          <w:sz w:val="24"/>
-          <w:szCs w:val="24"/>
-        </w:rPr>
-        <w:t xml:space="preserve"> Rationale of the study</w:t>
-      </w:r>
-      <w:bookmarkEnd w:id="6"/>
+        <w:t>tudy</w:t>
+      </w:r>
+      <w:bookmarkEnd w:id="4"/>
     </w:p>
     <w:p>
       <w:pPr>
         <w:pStyle w:val="Default"/>
         <w:spacing w:line="360" w:lineRule="auto"/>
+        <w:ind w:firstLine="720"/>
         <w:jc w:val="both"/>
         <w:rPr>
-          <w:sz w:val="22"/>
-          <w:szCs w:val="22"/>
-        </w:rPr>
-      </w:pPr>
-      <w:r>
-        <w:rPr>
-          <w:sz w:val="22"/>
-          <w:szCs w:val="22"/>
-        </w:rPr>
-        <w:t>This study is related to the investigating the causes and consequences as well as socio economic and demographic characteristics of migrants in the study area. So, it has following significance:</w:t>
-      </w:r>
-    </w:p>
-    <w:p>
-      <w:pPr>
-        <w:pStyle w:val="ListParagraph"/>
-        <w:numPr>
-          <w:ilvl w:val="0"/>
-          <w:numId w:val="2"/>
-        </w:numPr>
-        <w:spacing w:before="240" w:after="0" w:line="360" w:lineRule="auto"/>
+          <w:rFonts w:eastAsia="Times New Roman"/>
+          <w:lang w:eastAsia="en-US" w:bidi="ne-NP"/>
+          <w14:ligatures w14:val="none"/>
+        </w:rPr>
+      </w:pPr>
+      <w:r>
+        <w:rPr>
+          <w:sz w:val="22"/>
+          <w:szCs w:val="22"/>
+        </w:rPr>
+        <w:t>This study is related to the investigating the causes and consequences as well as socio economic and demographic characteristics o</w:t>
+      </w:r>
+      <w:r>
+        <w:rPr>
+          <w:sz w:val="22"/>
+          <w:szCs w:val="22"/>
+        </w:rPr>
+        <w:t>f migrants in the study area.</w:t>
+      </w:r>
+      <w:r>
+        <w:rPr>
+          <w:rFonts w:eastAsia="Times New Roman"/>
+          <w:lang w:eastAsia="en-US" w:bidi="ne-NP"/>
+          <w14:ligatures w14:val="none"/>
+        </w:rPr>
+        <w:t xml:space="preserve"> </w:t>
+      </w:r>
+    </w:p>
+    <w:p>
+      <w:pPr>
+        <w:pStyle w:val="Default"/>
+        <w:spacing w:line="360" w:lineRule="auto"/>
+        <w:ind w:firstLine="720"/>
         <w:jc w:val="both"/>
         <w:rPr>
-          <w:rFonts w:ascii="Times New Roman" w:hAnsi="Times New Roman" w:cs="Times New Roman"/>
-          <w:color w:val="000000"/>
-          <w:kern w:val="0"/>
-          <w:sz w:val="22"/>
-          <w:szCs w:val="22"/>
-        </w:rPr>
-      </w:pPr>
-      <w:r>
-        <w:rPr>
-          <w:rFonts w:ascii="Times New Roman" w:hAnsi="Times New Roman" w:cs="Times New Roman"/>
-          <w:color w:val="000000"/>
-          <w:kern w:val="0"/>
-          <w:sz w:val="22"/>
-          <w:szCs w:val="22"/>
-        </w:rPr>
-        <w:t xml:space="preserve">This study has significance on both applied and theoretical levels. This study is an attempt to explore and describe the main causes of </w:t>
-      </w:r>
-      <w:proofErr w:type="spellStart"/>
-      <w:r>
-        <w:rPr>
-          <w:rFonts w:ascii="Times New Roman" w:hAnsi="Times New Roman" w:cs="Times New Roman"/>
-          <w:color w:val="000000"/>
-          <w:kern w:val="0"/>
-          <w:sz w:val="22"/>
-          <w:szCs w:val="22"/>
-        </w:rPr>
-        <w:t>inmigration</w:t>
-      </w:r>
-      <w:proofErr w:type="spellEnd"/>
-      <w:r>
-        <w:rPr>
-          <w:rFonts w:ascii="Times New Roman" w:hAnsi="Times New Roman" w:cs="Times New Roman"/>
-          <w:color w:val="000000"/>
-          <w:kern w:val="0"/>
-          <w:sz w:val="22"/>
-          <w:szCs w:val="22"/>
-        </w:rPr>
-        <w:t xml:space="preserve"> of </w:t>
-      </w:r>
-      <w:r>
-        <w:rPr>
-          <w:rFonts w:ascii="Times New Roman" w:hAnsi="Times New Roman" w:cs="Times New Roman"/>
-          <w:color w:val="000000"/>
-          <w:kern w:val="0"/>
-          <w:sz w:val="22"/>
-          <w:szCs w:val="22"/>
-        </w:rPr>
-        <w:t>people,</w:t>
-      </w:r>
-      <w:r>
-        <w:rPr>
-          <w:rFonts w:ascii="Times New Roman" w:hAnsi="Times New Roman" w:cs="Times New Roman"/>
-          <w:color w:val="000000"/>
-          <w:kern w:val="0"/>
-          <w:sz w:val="22"/>
-          <w:szCs w:val="22"/>
-        </w:rPr>
-        <w:t xml:space="preserve"> this study centralized the </w:t>
-      </w:r>
-      <w:proofErr w:type="spellStart"/>
-      <w:r>
-        <w:rPr>
-          <w:rFonts w:ascii="Times New Roman" w:hAnsi="Times New Roman" w:cs="Times New Roman"/>
-          <w:color w:val="000000"/>
-          <w:kern w:val="0"/>
-          <w:sz w:val="22"/>
-          <w:szCs w:val="22"/>
-        </w:rPr>
-        <w:t>demografic</w:t>
-      </w:r>
-      <w:proofErr w:type="spellEnd"/>
-      <w:r>
-        <w:rPr>
-          <w:rFonts w:ascii="Times New Roman" w:hAnsi="Times New Roman" w:cs="Times New Roman"/>
-          <w:color w:val="000000"/>
-          <w:kern w:val="0"/>
-          <w:sz w:val="22"/>
-          <w:szCs w:val="22"/>
-        </w:rPr>
-        <w:t xml:space="preserve"> migration trend.</w:t>
-      </w:r>
-    </w:p>
-    <w:p>
-      <w:pPr>
-        <w:pStyle w:val="ListParagraph"/>
-        <w:numPr>
-          <w:ilvl w:val="0"/>
-          <w:numId w:val="2"/>
-        </w:numPr>
-        <w:spacing w:after="0" w:line="360" w:lineRule="auto"/>
+          <w:sz w:val="22"/>
+          <w:szCs w:val="22"/>
+        </w:rPr>
+      </w:pPr>
+      <w:r>
+        <w:rPr>
+          <w:sz w:val="22"/>
+          <w:szCs w:val="22"/>
+        </w:rPr>
+        <w:t>This study investigates the causes and consequences, as well as the socioeconomic and demographic characteristics of migrants in the study area. Understanding these factors is essential for explaining the patterns and impacts of in-migration in the context of rapid urban change.</w:t>
+      </w:r>
+    </w:p>
+    <w:p>
+      <w:pPr>
+        <w:pStyle w:val="Default"/>
+        <w:spacing w:line="360" w:lineRule="auto"/>
+        <w:ind w:firstLine="720"/>
         <w:jc w:val="both"/>
         <w:rPr>
-          <w:rFonts w:ascii="Times New Roman" w:hAnsi="Times New Roman" w:cs="Times New Roman"/>
-          <w:color w:val="000000"/>
-          <w:kern w:val="0"/>
-          <w:sz w:val="22"/>
-          <w:szCs w:val="22"/>
-        </w:rPr>
-      </w:pPr>
-      <w:r>
-        <w:rPr>
-          <w:rFonts w:ascii="Times New Roman" w:hAnsi="Times New Roman" w:cs="Times New Roman"/>
-          <w:color w:val="000000"/>
-          <w:kern w:val="0"/>
-          <w:sz w:val="22"/>
-          <w:szCs w:val="22"/>
-        </w:rPr>
-        <w:t xml:space="preserve">The planners and policy makers advocate and professionals need to concentrate and characterize their energy or power in order to address the </w:t>
-      </w:r>
-      <w:r>
-        <w:rPr>
-          <w:rFonts w:ascii="Times New Roman" w:hAnsi="Times New Roman" w:cs="Times New Roman"/>
-          <w:color w:val="000000"/>
-          <w:kern w:val="0"/>
-          <w:sz w:val="22"/>
-          <w:szCs w:val="22"/>
-        </w:rPr>
-        <w:t xml:space="preserve">causes and </w:t>
-      </w:r>
-      <w:r>
-        <w:rPr>
-          <w:rFonts w:ascii="Times New Roman" w:hAnsi="Times New Roman" w:cs="Times New Roman"/>
-          <w:color w:val="000000"/>
-          <w:kern w:val="0"/>
-          <w:sz w:val="22"/>
-          <w:szCs w:val="22"/>
-        </w:rPr>
-        <w:t>consequences of</w:t>
-      </w:r>
-      <w:r>
-        <w:rPr>
-          <w:rFonts w:ascii="Times New Roman" w:hAnsi="Times New Roman" w:cs="Times New Roman"/>
-          <w:color w:val="000000"/>
-          <w:kern w:val="0"/>
-          <w:sz w:val="22"/>
-          <w:szCs w:val="22"/>
-        </w:rPr>
-        <w:t xml:space="preserve"> </w:t>
-      </w:r>
-      <w:proofErr w:type="spellStart"/>
-      <w:r>
-        <w:rPr>
-          <w:rFonts w:ascii="Times New Roman" w:hAnsi="Times New Roman" w:cs="Times New Roman"/>
-          <w:color w:val="000000"/>
-          <w:kern w:val="0"/>
-          <w:sz w:val="22"/>
-          <w:szCs w:val="22"/>
-        </w:rPr>
-        <w:t>inmigration</w:t>
-      </w:r>
-      <w:proofErr w:type="spellEnd"/>
-      <w:r>
-        <w:rPr>
-          <w:rFonts w:ascii="Times New Roman" w:hAnsi="Times New Roman" w:cs="Times New Roman"/>
-          <w:color w:val="000000"/>
-          <w:kern w:val="0"/>
-          <w:sz w:val="22"/>
-          <w:szCs w:val="22"/>
-        </w:rPr>
-        <w:t xml:space="preserve"> for </w:t>
-      </w:r>
-      <w:r>
-        <w:rPr>
-          <w:rFonts w:ascii="Times New Roman" w:hAnsi="Times New Roman" w:cs="Times New Roman"/>
-          <w:color w:val="000000"/>
-          <w:kern w:val="0"/>
-          <w:sz w:val="22"/>
-          <w:szCs w:val="22"/>
-        </w:rPr>
-        <w:t xml:space="preserve">envision a better life. </w:t>
-      </w:r>
-    </w:p>
-    <w:p>
-      <w:pPr>
-        <w:pStyle w:val="ListParagraph"/>
-        <w:numPr>
-          <w:ilvl w:val="0"/>
-          <w:numId w:val="2"/>
-        </w:numPr>
-        <w:spacing w:after="0" w:line="360" w:lineRule="auto"/>
+          <w:sz w:val="22"/>
+          <w:szCs w:val="22"/>
+        </w:rPr>
+      </w:pPr>
+      <w:r>
+        <w:rPr>
+          <w:sz w:val="22"/>
+          <w:szCs w:val="22"/>
+        </w:rPr>
+        <w:t>The study has significance at both theoretical and applied levels. At the theoretical level, it contributes to existing literature by examining the demographic trends and underlying drivers of in-migration. At the applied level, the findings provide practical insights for planners, policymakers, and development professionals to better address the causes and consequences of in-migration and to promote improved living conditions.</w:t>
+      </w:r>
+    </w:p>
+    <w:p>
+      <w:pPr>
+        <w:pStyle w:val="Default"/>
+        <w:spacing w:line="360" w:lineRule="auto"/>
+        <w:ind w:firstLine="720"/>
         <w:jc w:val="both"/>
         <w:rPr>
-          <w:rFonts w:ascii="Times New Roman" w:hAnsi="Times New Roman" w:cs="Times New Roman"/>
-          <w:color w:val="000000"/>
-          <w:kern w:val="0"/>
-          <w:sz w:val="22"/>
-          <w:szCs w:val="22"/>
-        </w:rPr>
-      </w:pPr>
-      <w:r>
-        <w:rPr>
-          <w:rFonts w:ascii="Times New Roman" w:hAnsi="Times New Roman" w:cs="Times New Roman"/>
-          <w:color w:val="000000"/>
-          <w:kern w:val="0"/>
-          <w:sz w:val="22"/>
-          <w:szCs w:val="22"/>
-        </w:rPr>
-        <w:t xml:space="preserve">The study, by </w:t>
-      </w:r>
-      <w:r>
-        <w:rPr>
-          <w:rFonts w:ascii="Times New Roman" w:hAnsi="Times New Roman" w:cs="Times New Roman"/>
-          <w:color w:val="000000"/>
-          <w:kern w:val="0"/>
-          <w:sz w:val="22"/>
-          <w:szCs w:val="22"/>
-        </w:rPr>
-        <w:t xml:space="preserve">studying the main causes and consequences of </w:t>
-      </w:r>
-      <w:proofErr w:type="spellStart"/>
-      <w:r>
-        <w:rPr>
-          <w:rFonts w:ascii="Times New Roman" w:hAnsi="Times New Roman" w:cs="Times New Roman"/>
-          <w:color w:val="000000"/>
-          <w:kern w:val="0"/>
-          <w:sz w:val="22"/>
-          <w:szCs w:val="22"/>
-        </w:rPr>
-        <w:t>inmigration</w:t>
-      </w:r>
-      <w:proofErr w:type="spellEnd"/>
-      <w:r>
-        <w:rPr>
-          <w:rFonts w:ascii="Times New Roman" w:hAnsi="Times New Roman" w:cs="Times New Roman"/>
-          <w:color w:val="000000"/>
-          <w:kern w:val="0"/>
-          <w:sz w:val="22"/>
-          <w:szCs w:val="22"/>
-        </w:rPr>
-        <w:t xml:space="preserve"> will</w:t>
-      </w:r>
-      <w:r>
-        <w:rPr>
-          <w:rFonts w:ascii="Times New Roman" w:hAnsi="Times New Roman" w:cs="Times New Roman"/>
-          <w:color w:val="000000"/>
-          <w:kern w:val="0"/>
-          <w:sz w:val="22"/>
-          <w:szCs w:val="22"/>
-        </w:rPr>
-        <w:t xml:space="preserve"> be useful for proper identification </w:t>
-      </w:r>
-      <w:r>
-        <w:rPr>
-          <w:rFonts w:ascii="Times New Roman" w:hAnsi="Times New Roman" w:cs="Times New Roman"/>
-          <w:color w:val="000000"/>
-          <w:kern w:val="0"/>
-          <w:sz w:val="22"/>
-          <w:szCs w:val="22"/>
-        </w:rPr>
-        <w:t>of the</w:t>
-      </w:r>
-      <w:r>
-        <w:rPr>
-          <w:rFonts w:ascii="Times New Roman" w:hAnsi="Times New Roman" w:cs="Times New Roman"/>
-          <w:color w:val="000000"/>
-          <w:kern w:val="0"/>
-          <w:sz w:val="22"/>
-          <w:szCs w:val="22"/>
-        </w:rPr>
-        <w:t xml:space="preserve"> solution of </w:t>
-      </w:r>
-      <w:proofErr w:type="spellStart"/>
-      <w:r>
-        <w:rPr>
-          <w:rFonts w:ascii="Times New Roman" w:hAnsi="Times New Roman" w:cs="Times New Roman"/>
-          <w:color w:val="000000"/>
-          <w:kern w:val="0"/>
-          <w:sz w:val="22"/>
-          <w:szCs w:val="22"/>
-        </w:rPr>
-        <w:t>inmigration</w:t>
-      </w:r>
-      <w:proofErr w:type="spellEnd"/>
-      <w:r>
-        <w:rPr>
-          <w:rFonts w:ascii="Times New Roman" w:hAnsi="Times New Roman" w:cs="Times New Roman"/>
-          <w:color w:val="000000"/>
-          <w:kern w:val="0"/>
-          <w:sz w:val="22"/>
-          <w:szCs w:val="22"/>
-        </w:rPr>
-        <w:t xml:space="preserve"> the planners and development practitioners.</w:t>
-      </w:r>
-    </w:p>
-    <w:p>
-      <w:pPr>
-        <w:pStyle w:val="ListParagraph"/>
-        <w:numPr>
-          <w:ilvl w:val="0"/>
-          <w:numId w:val="2"/>
-        </w:numPr>
-        <w:spacing w:before="240" w:after="0" w:line="360" w:lineRule="auto"/>
+          <w:sz w:val="22"/>
+          <w:szCs w:val="22"/>
+        </w:rPr>
+      </w:pPr>
+      <w:r>
+        <w:rPr>
+          <w:sz w:val="22"/>
+          <w:szCs w:val="22"/>
+        </w:rPr>
+        <w:t>By identifying the major causes and consequences of in-migration, the study supports the development of appropriate planning and policy responses. The findings are expected to assist planners and development practitioners in designing targeted interventions that respond to the challenges and opportunities created by population movement.</w:t>
+      </w:r>
+    </w:p>
+    <w:p>
+      <w:pPr>
+        <w:pStyle w:val="Default"/>
+        <w:spacing w:line="360" w:lineRule="auto"/>
+        <w:ind w:firstLine="720"/>
         <w:jc w:val="both"/>
         <w:rPr>
-          <w:rFonts w:ascii="Times New Roman" w:hAnsi="Times New Roman" w:cs="Times New Roman"/>
-          <w:color w:val="000000"/>
-          <w:kern w:val="0"/>
-          <w:sz w:val="22"/>
-          <w:szCs w:val="22"/>
-        </w:rPr>
-      </w:pPr>
-      <w:r>
-        <w:rPr>
-          <w:rFonts w:ascii="Times New Roman" w:hAnsi="Times New Roman" w:cs="Times New Roman"/>
-          <w:color w:val="000000"/>
-          <w:kern w:val="0"/>
-          <w:sz w:val="22"/>
-          <w:szCs w:val="22"/>
-        </w:rPr>
-        <w:t xml:space="preserve">This study directly illustrates the </w:t>
-      </w:r>
-      <w:r>
-        <w:rPr>
-          <w:rFonts w:ascii="Times New Roman" w:hAnsi="Times New Roman" w:cs="Times New Roman"/>
-          <w:color w:val="000000"/>
-          <w:kern w:val="0"/>
-          <w:sz w:val="22"/>
-          <w:szCs w:val="22"/>
-        </w:rPr>
-        <w:t xml:space="preserve">causes of </w:t>
-      </w:r>
-      <w:proofErr w:type="spellStart"/>
-      <w:r>
-        <w:rPr>
-          <w:rFonts w:ascii="Times New Roman" w:hAnsi="Times New Roman" w:cs="Times New Roman"/>
-          <w:color w:val="000000"/>
-          <w:kern w:val="0"/>
-          <w:sz w:val="22"/>
-          <w:szCs w:val="22"/>
-        </w:rPr>
-        <w:t>inmigration</w:t>
-      </w:r>
-      <w:proofErr w:type="spellEnd"/>
-      <w:r>
-        <w:rPr>
-          <w:rFonts w:ascii="Times New Roman" w:hAnsi="Times New Roman" w:cs="Times New Roman"/>
-          <w:color w:val="000000"/>
-          <w:kern w:val="0"/>
-          <w:sz w:val="22"/>
-          <w:szCs w:val="22"/>
-        </w:rPr>
-        <w:t xml:space="preserve"> within the study area. </w:t>
-      </w:r>
-    </w:p>
-    <w:p>
-      <w:pPr>
-        <w:pStyle w:val="ListParagraph"/>
-        <w:numPr>
-          <w:ilvl w:val="0"/>
-          <w:numId w:val="2"/>
-        </w:numPr>
-        <w:spacing w:after="0" w:line="360" w:lineRule="auto"/>
+          <w:sz w:val="22"/>
+          <w:szCs w:val="22"/>
+        </w:rPr>
+      </w:pPr>
+      <w:r>
+        <w:rPr>
+          <w:sz w:val="22"/>
+          <w:szCs w:val="22"/>
+        </w:rPr>
+        <w:t>Furthermore, the study highlights the specific dynamics of in-migration within the study area. In light of the findings, new perspectives may be identified to enhance public participation and accelerate sustainable urban development.</w:t>
+      </w:r>
+    </w:p>
+    <w:p>
+      <w:pPr>
+        <w:pStyle w:val="Default"/>
+        <w:spacing w:line="360" w:lineRule="auto"/>
+        <w:ind w:firstLine="720"/>
         <w:jc w:val="both"/>
         <w:rPr>
-          <w:rFonts w:ascii="Times New Roman" w:hAnsi="Times New Roman" w:cs="Times New Roman"/>
-          <w:color w:val="000000"/>
-          <w:kern w:val="0"/>
-          <w:sz w:val="22"/>
-          <w:szCs w:val="22"/>
-        </w:rPr>
-      </w:pPr>
-      <w:r>
-        <w:rPr>
-          <w:rFonts w:ascii="Times New Roman" w:hAnsi="Times New Roman" w:cs="Times New Roman"/>
-          <w:color w:val="000000"/>
-          <w:kern w:val="0"/>
-          <w:sz w:val="22"/>
-          <w:szCs w:val="22"/>
-        </w:rPr>
-        <w:t xml:space="preserve"> In the light of the findings many new dimension can be identified to accelerate and enhance the participation </w:t>
-      </w:r>
-      <w:r>
-        <w:rPr>
-          <w:rFonts w:ascii="Times New Roman" w:hAnsi="Times New Roman" w:cs="Times New Roman"/>
-          <w:color w:val="000000"/>
-          <w:kern w:val="0"/>
-          <w:sz w:val="22"/>
-          <w:szCs w:val="22"/>
-        </w:rPr>
-        <w:t xml:space="preserve">for </w:t>
-      </w:r>
-      <w:r>
-        <w:rPr>
-          <w:rFonts w:ascii="Times New Roman" w:hAnsi="Times New Roman" w:cs="Times New Roman"/>
-          <w:color w:val="000000"/>
-          <w:kern w:val="0"/>
-          <w:sz w:val="22"/>
-          <w:szCs w:val="22"/>
-        </w:rPr>
-        <w:t>the development</w:t>
-      </w:r>
-      <w:r>
-        <w:rPr>
-          <w:rFonts w:ascii="Times New Roman" w:hAnsi="Times New Roman" w:cs="Times New Roman"/>
-          <w:color w:val="000000"/>
-          <w:kern w:val="0"/>
-          <w:sz w:val="22"/>
-          <w:szCs w:val="22"/>
-        </w:rPr>
-        <w:t xml:space="preserve"> of the city</w:t>
-      </w:r>
-      <w:r>
-        <w:rPr>
-          <w:rFonts w:ascii="Times New Roman" w:hAnsi="Times New Roman" w:cs="Times New Roman"/>
-          <w:color w:val="000000"/>
-          <w:kern w:val="0"/>
-          <w:sz w:val="22"/>
-          <w:szCs w:val="22"/>
-        </w:rPr>
-        <w:t>.</w:t>
+          <w:sz w:val="22"/>
+          <w:szCs w:val="22"/>
+        </w:rPr>
+      </w:pPr>
+      <w:bookmarkStart w:id="5" w:name="_GoBack"/>
+      <w:bookmarkEnd w:id="5"/>
+      <w:r>
+        <w:rPr>
+          <w:sz w:val="22"/>
+          <w:szCs w:val="22"/>
+        </w:rPr>
+        <w:t>Finally, this study provides a useful reference for academics and researchers and may serve as a foundation for further research on migration and urban development.</w:t>
       </w:r>
     </w:p>
     <w:p>
       <w:pPr>
         <w:pStyle w:val="Default"/>
-        <w:numPr>
-          <w:ilvl w:val="0"/>
-          <w:numId w:val="2"/>
-        </w:numPr>
         <w:spacing w:line="360" w:lineRule="auto"/>
+        <w:ind w:firstLine="720"/>
         <w:jc w:val="both"/>
         <w:rPr>
-          <w:sz w:val="22"/>
-          <w:szCs w:val="22"/>
-        </w:rPr>
-      </w:pPr>
-      <w:r>
-        <w:rPr>
-          <w:sz w:val="22"/>
-          <w:szCs w:val="22"/>
-        </w:rPr>
-        <w:t>This study is useful for the academic and researchers for further research.</w:t>
-      </w:r>
-    </w:p>
-    <w:p>
-      <w:pPr>
-        <w:spacing w:line="360" w:lineRule="auto"/>
-        <w:rPr>
-          <w:rFonts w:ascii="Times New Roman" w:hAnsi="Times New Roman" w:cs="Times New Roman"/>
-          <w:color w:val="000000"/>
-          <w:kern w:val="0"/>
           <w:sz w:val="22"/>
           <w:szCs w:val="22"/>
         </w:rPr>
@@ -4667,7 +4436,7 @@
           <w:szCs w:val="32"/>
         </w:rPr>
       </w:pPr>
-      <w:bookmarkStart w:id="7" w:name="_Toc215954709"/>
+      <w:bookmarkStart w:id="6" w:name="_Toc216763419"/>
       <w:r>
         <w:rPr>
           <w:rStyle w:val="Strong"/>
@@ -4679,7 +4448,7 @@
         <w:lastRenderedPageBreak/>
         <w:t>Chapter 2</w:t>
       </w:r>
-      <w:bookmarkEnd w:id="7"/>
+      <w:bookmarkEnd w:id="6"/>
       <w:r>
         <w:rPr>
           <w:rStyle w:val="Strong"/>
@@ -4703,7 +4472,7 @@
           <w:szCs w:val="28"/>
         </w:rPr>
       </w:pPr>
-      <w:bookmarkStart w:id="8" w:name="_Toc215954710"/>
+      <w:bookmarkStart w:id="7" w:name="_Toc216763420"/>
       <w:r>
         <w:rPr>
           <w:rStyle w:val="Strong"/>
@@ -4714,7 +4483,7 @@
         </w:rPr>
         <w:t>Literature Review</w:t>
       </w:r>
-      <w:bookmarkEnd w:id="8"/>
+      <w:bookmarkEnd w:id="7"/>
     </w:p>
     <w:p>
       <w:pPr>
@@ -5568,7 +5337,7 @@
         </w:rPr>
         <w:br w:type="page"/>
       </w:r>
-      <w:bookmarkStart w:id="9" w:name="_Toc215954711"/>
+      <w:bookmarkStart w:id="8" w:name="_Toc216763421"/>
       <w:r>
         <w:rPr>
           <w:rStyle w:val="Strong"/>
@@ -5581,7 +5350,7 @@
         <w:lastRenderedPageBreak/>
         <w:t>Chapter 3</w:t>
       </w:r>
-      <w:bookmarkEnd w:id="9"/>
+      <w:bookmarkEnd w:id="8"/>
     </w:p>
     <w:p>
       <w:pPr>
@@ -5596,7 +5365,7 @@
           <w:szCs w:val="28"/>
         </w:rPr>
       </w:pPr>
-      <w:bookmarkStart w:id="10" w:name="_Toc215954712"/>
+      <w:bookmarkStart w:id="9" w:name="_Toc216763422"/>
       <w:r>
         <w:rPr>
           <w:rStyle w:val="Strong"/>
@@ -5608,7 +5377,7 @@
         </w:rPr>
         <w:t>Research methodology</w:t>
       </w:r>
-      <w:bookmarkEnd w:id="10"/>
+      <w:bookmarkEnd w:id="9"/>
     </w:p>
     <w:p>
       <w:pPr>
@@ -5623,7 +5392,7 @@
           <w:szCs w:val="24"/>
         </w:rPr>
       </w:pPr>
-      <w:bookmarkStart w:id="11" w:name="_Toc215954713"/>
+      <w:bookmarkStart w:id="10" w:name="_Toc216763423"/>
       <w:r>
         <w:rPr>
           <w:rFonts w:ascii="Times New Roman" w:hAnsi="Times New Roman" w:cs="Times New Roman"/>
@@ -5646,7 +5415,7 @@
         </w:rPr>
         <w:t>Study Area</w:t>
       </w:r>
-      <w:bookmarkEnd w:id="11"/>
+      <w:bookmarkEnd w:id="10"/>
     </w:p>
     <w:p>
       <w:pPr>
@@ -5852,6 +5621,7 @@
         <w:t xml:space="preserve"> and </w:t>
       </w:r>
       <w:proofErr w:type="spellStart"/>
+      <w:proofErr w:type="gramStart"/>
       <w:r>
         <w:rPr>
           <w:rFonts w:ascii="Times New Roman" w:hAnsi="Times New Roman" w:cs="Times New Roman"/>
@@ -5867,7 +5637,16 @@
           <w:sz w:val="22"/>
           <w:szCs w:val="22"/>
         </w:rPr>
-        <w:t xml:space="preserve">  community having poor social, political, educational and economic status. So, it is appropriate to investigate the </w:t>
+        <w:t xml:space="preserve">  community</w:t>
+      </w:r>
+      <w:proofErr w:type="gramEnd"/>
+      <w:r>
+        <w:rPr>
+          <w:rFonts w:ascii="Times New Roman" w:hAnsi="Times New Roman" w:cs="Times New Roman"/>
+          <w:sz w:val="22"/>
+          <w:szCs w:val="22"/>
+        </w:rPr>
+        <w:t xml:space="preserve"> having poor social, political, educational and economic status. So, it is appropriate to investigate the </w:t>
       </w:r>
       <w:r>
         <w:rPr>
@@ -6007,7 +5786,7 @@
           <w:szCs w:val="24"/>
         </w:rPr>
       </w:pPr>
-      <w:bookmarkStart w:id="12" w:name="_Toc215954714"/>
+      <w:bookmarkStart w:id="11" w:name="_Toc216763424"/>
       <w:r>
         <w:rPr>
           <w:rFonts w:ascii="Times New Roman" w:hAnsi="Times New Roman" w:cs="Times New Roman"/>
@@ -6019,7 +5798,7 @@
         </w:rPr>
         <w:t>3.2 Research Design</w:t>
       </w:r>
-      <w:bookmarkEnd w:id="12"/>
+      <w:bookmarkEnd w:id="11"/>
     </w:p>
     <w:p>
       <w:pPr>
@@ -6136,7 +5915,7 @@
           <w:b/>
         </w:rPr>
       </w:pPr>
-      <w:bookmarkStart w:id="13" w:name="_Toc215954715"/>
+      <w:bookmarkStart w:id="12" w:name="_Toc216763425"/>
       <w:r>
         <w:rPr>
           <w:rFonts w:ascii="Times New Roman" w:hAnsi="Times New Roman" w:cs="Times New Roman"/>
@@ -6159,7 +5938,7 @@
         </w:rPr>
         <w:t>Nature and source of data</w:t>
       </w:r>
-      <w:bookmarkEnd w:id="13"/>
+      <w:bookmarkEnd w:id="12"/>
     </w:p>
     <w:p>
       <w:pPr>
@@ -6238,7 +6017,7 @@
         </w:rPr>
         <w:t xml:space="preserve"> </w:t>
       </w:r>
-      <w:bookmarkStart w:id="14" w:name="_Toc215954716"/>
+      <w:bookmarkStart w:id="13" w:name="_Toc216763426"/>
       <w:r>
         <w:rPr>
           <w:rFonts w:ascii="Times New Roman" w:hAnsi="Times New Roman" w:cs="Times New Roman"/>
@@ -6261,7 +6040,7 @@
         </w:rPr>
         <w:t>The sampling Procedure</w:t>
       </w:r>
-      <w:bookmarkEnd w:id="14"/>
+      <w:bookmarkEnd w:id="13"/>
     </w:p>
     <w:p>
       <w:pPr>
@@ -6557,7 +6336,7 @@
           <w:szCs w:val="24"/>
         </w:rPr>
       </w:pPr>
-      <w:bookmarkStart w:id="15" w:name="_Toc215954717"/>
+      <w:bookmarkStart w:id="14" w:name="_Toc216763427"/>
       <w:r>
         <w:rPr>
           <w:rFonts w:ascii="Times New Roman" w:hAnsi="Times New Roman" w:cs="Times New Roman"/>
@@ -6580,7 +6359,7 @@
         </w:rPr>
         <w:t>Method of Data Collection</w:t>
       </w:r>
-      <w:bookmarkEnd w:id="15"/>
+      <w:bookmarkEnd w:id="14"/>
       <w:r>
         <w:rPr>
           <w:rFonts w:ascii="Times New Roman" w:hAnsi="Times New Roman" w:cs="Times New Roman"/>
@@ -6635,7 +6414,7 @@
           <w:szCs w:val="24"/>
         </w:rPr>
       </w:pPr>
-      <w:bookmarkStart w:id="16" w:name="_Toc215954718"/>
+      <w:bookmarkStart w:id="15" w:name="_Toc216763428"/>
       <w:r>
         <w:rPr>
           <w:rFonts w:ascii="Times New Roman" w:hAnsi="Times New Roman" w:cs="Times New Roman"/>
@@ -6659,7 +6438,7 @@
         </w:rPr>
         <w:t>Observation</w:t>
       </w:r>
-      <w:bookmarkEnd w:id="16"/>
+      <w:bookmarkEnd w:id="15"/>
     </w:p>
     <w:p>
       <w:pPr>
@@ -6755,7 +6534,7 @@
           <w:szCs w:val="24"/>
         </w:rPr>
       </w:pPr>
-      <w:bookmarkStart w:id="17" w:name="_Toc215954719"/>
+      <w:bookmarkStart w:id="16" w:name="_Toc216763429"/>
       <w:r>
         <w:rPr>
           <w:rFonts w:ascii="Times New Roman" w:hAnsi="Times New Roman" w:cs="Times New Roman"/>
@@ -6778,7 +6557,7 @@
         </w:rPr>
         <w:t>terview</w:t>
       </w:r>
-      <w:bookmarkEnd w:id="17"/>
+      <w:bookmarkEnd w:id="16"/>
     </w:p>
     <w:p>
       <w:pPr>
@@ -6926,7 +6705,7 @@
           <w:szCs w:val="24"/>
         </w:rPr>
       </w:pPr>
-      <w:bookmarkStart w:id="18" w:name="_Toc215954720"/>
+      <w:bookmarkStart w:id="17" w:name="_Toc216763430"/>
       <w:r>
         <w:rPr>
           <w:rFonts w:ascii="Times New Roman" w:hAnsi="Times New Roman" w:cs="Times New Roman"/>
@@ -6949,7 +6728,7 @@
         </w:rPr>
         <w:t>Data Analysis and Presentation</w:t>
       </w:r>
-      <w:bookmarkEnd w:id="18"/>
+      <w:bookmarkEnd w:id="17"/>
     </w:p>
     <w:p>
       <w:pPr>
@@ -6985,7 +6764,7 @@
           <w:szCs w:val="24"/>
         </w:rPr>
       </w:pPr>
-      <w:bookmarkStart w:id="19" w:name="_Toc215954721"/>
+      <w:bookmarkStart w:id="18" w:name="_Toc216763431"/>
       <w:r>
         <w:rPr>
           <w:rFonts w:ascii="Times New Roman" w:hAnsi="Times New Roman" w:cs="Times New Roman"/>
@@ -7008,7 +6787,7 @@
         </w:rPr>
         <w:t>Limitation of the study</w:t>
       </w:r>
-      <w:bookmarkEnd w:id="19"/>
+      <w:bookmarkEnd w:id="18"/>
     </w:p>
     <w:p>
       <w:pPr>
@@ -7362,7 +7141,7 @@
           <w:szCs w:val="24"/>
         </w:rPr>
       </w:pPr>
-      <w:bookmarkStart w:id="20" w:name="_Toc215954722"/>
+      <w:bookmarkStart w:id="19" w:name="_Toc216763432"/>
       <w:r>
         <w:rPr>
           <w:rFonts w:ascii="Times New Roman" w:hAnsi="Times New Roman" w:cs="Times New Roman"/>
@@ -7385,7 +7164,7 @@
         </w:rPr>
         <w:t>Ethical Consideration</w:t>
       </w:r>
-      <w:bookmarkEnd w:id="20"/>
+      <w:bookmarkEnd w:id="19"/>
       <w:r>
         <w:rPr>
           <w:rFonts w:ascii="Times New Roman" w:hAnsi="Times New Roman" w:cs="Times New Roman"/>
@@ -7547,7 +7326,7 @@
           <w:szCs w:val="32"/>
         </w:rPr>
       </w:pPr>
-      <w:bookmarkStart w:id="21" w:name="_Toc215954723"/>
+      <w:bookmarkStart w:id="20" w:name="_Toc216763433"/>
       <w:r>
         <w:rPr>
           <w:rStyle w:val="Strong"/>
@@ -7560,7 +7339,7 @@
         <w:lastRenderedPageBreak/>
         <w:t>Acronym</w:t>
       </w:r>
-      <w:bookmarkEnd w:id="21"/>
+      <w:bookmarkEnd w:id="20"/>
     </w:p>
     <w:p>
       <w:pPr>
@@ -8402,7 +8181,7 @@
           <w:szCs w:val="32"/>
         </w:rPr>
       </w:pPr>
-      <w:bookmarkStart w:id="22" w:name="_Toc215954724"/>
+      <w:bookmarkStart w:id="21" w:name="_Toc216763434"/>
       <w:r>
         <w:rPr>
           <w:rStyle w:val="Strong"/>
@@ -8437,7 +8216,7 @@
         </w:rPr>
         <w:t>rences</w:t>
       </w:r>
-      <w:bookmarkEnd w:id="22"/>
+      <w:bookmarkEnd w:id="21"/>
       <w:r>
         <w:rPr>
           <w:rStyle w:val="Strong"/>
@@ -8976,7 +8755,7 @@
           <w:rPr>
             <w:noProof/>
           </w:rPr>
-          <w:t>1</w:t>
+          <w:t>12</w:t>
         </w:r>
         <w:r>
           <w:rPr>
@@ -9597,6 +9376,92 @@
     </w:lvl>
   </w:abstractNum>
   <w:abstractNum w:abstractNumId="6" w15:restartNumberingAfterBreak="0">
+    <w:nsid w:val="36CE4C9D"/>
+    <w:multiLevelType w:val="hybridMultilevel"/>
+    <w:tmpl w:val="BB845C86"/>
+    <w:lvl w:ilvl="0" w:tplc="0409000F">
+      <w:start w:val="1"/>
+      <w:numFmt w:val="decimal"/>
+      <w:lvlText w:val="%1."/>
+      <w:lvlJc w:val="left"/>
+      <w:pPr>
+        <w:ind w:left="1440" w:hanging="360"/>
+      </w:pPr>
+    </w:lvl>
+    <w:lvl w:ilvl="1" w:tplc="04090019" w:tentative="1">
+      <w:start w:val="1"/>
+      <w:numFmt w:val="lowerLetter"/>
+      <w:lvlText w:val="%2."/>
+      <w:lvlJc w:val="left"/>
+      <w:pPr>
+        <w:ind w:left="2160" w:hanging="360"/>
+      </w:pPr>
+    </w:lvl>
+    <w:lvl w:ilvl="2" w:tplc="0409001B" w:tentative="1">
+      <w:start w:val="1"/>
+      <w:numFmt w:val="lowerRoman"/>
+      <w:lvlText w:val="%3."/>
+      <w:lvlJc w:val="right"/>
+      <w:pPr>
+        <w:ind w:left="2880" w:hanging="180"/>
+      </w:pPr>
+    </w:lvl>
+    <w:lvl w:ilvl="3" w:tplc="0409000F" w:tentative="1">
+      <w:start w:val="1"/>
+      <w:numFmt w:val="decimal"/>
+      <w:lvlText w:val="%4."/>
+      <w:lvlJc w:val="left"/>
+      <w:pPr>
+        <w:ind w:left="3600" w:hanging="360"/>
+      </w:pPr>
+    </w:lvl>
+    <w:lvl w:ilvl="4" w:tplc="04090019" w:tentative="1">
+      <w:start w:val="1"/>
+      <w:numFmt w:val="lowerLetter"/>
+      <w:lvlText w:val="%5."/>
+      <w:lvlJc w:val="left"/>
+      <w:pPr>
+        <w:ind w:left="4320" w:hanging="360"/>
+      </w:pPr>
+    </w:lvl>
+    <w:lvl w:ilvl="5" w:tplc="0409001B" w:tentative="1">
+      <w:start w:val="1"/>
+      <w:numFmt w:val="lowerRoman"/>
+      <w:lvlText w:val="%6."/>
+      <w:lvlJc w:val="right"/>
+      <w:pPr>
+        <w:ind w:left="5040" w:hanging="180"/>
+      </w:pPr>
+    </w:lvl>
+    <w:lvl w:ilvl="6" w:tplc="0409000F" w:tentative="1">
+      <w:start w:val="1"/>
+      <w:numFmt w:val="decimal"/>
+      <w:lvlText w:val="%7."/>
+      <w:lvlJc w:val="left"/>
+      <w:pPr>
+        <w:ind w:left="5760" w:hanging="360"/>
+      </w:pPr>
+    </w:lvl>
+    <w:lvl w:ilvl="7" w:tplc="04090019" w:tentative="1">
+      <w:start w:val="1"/>
+      <w:numFmt w:val="lowerLetter"/>
+      <w:lvlText w:val="%8."/>
+      <w:lvlJc w:val="left"/>
+      <w:pPr>
+        <w:ind w:left="6480" w:hanging="360"/>
+      </w:pPr>
+    </w:lvl>
+    <w:lvl w:ilvl="8" w:tplc="0409001B" w:tentative="1">
+      <w:start w:val="1"/>
+      <w:numFmt w:val="lowerRoman"/>
+      <w:lvlText w:val="%9."/>
+      <w:lvlJc w:val="right"/>
+      <w:pPr>
+        <w:ind w:left="7200" w:hanging="180"/>
+      </w:pPr>
+    </w:lvl>
+  </w:abstractNum>
+  <w:abstractNum w:abstractNumId="7" w15:restartNumberingAfterBreak="0">
     <w:nsid w:val="55085868"/>
     <w:multiLevelType w:val="hybridMultilevel"/>
     <w:tmpl w:val="D9343C62"/>
@@ -9685,7 +9550,93 @@
       </w:pPr>
     </w:lvl>
   </w:abstractNum>
-  <w:abstractNum w:abstractNumId="7" w15:restartNumberingAfterBreak="0">
+  <w:abstractNum w:abstractNumId="8" w15:restartNumberingAfterBreak="0">
+    <w:nsid w:val="61567232"/>
+    <w:multiLevelType w:val="hybridMultilevel"/>
+    <w:tmpl w:val="792C167E"/>
+    <w:lvl w:ilvl="0" w:tplc="0409000F">
+      <w:start w:val="1"/>
+      <w:numFmt w:val="decimal"/>
+      <w:lvlText w:val="%1."/>
+      <w:lvlJc w:val="left"/>
+      <w:pPr>
+        <w:ind w:left="720" w:hanging="360"/>
+      </w:pPr>
+    </w:lvl>
+    <w:lvl w:ilvl="1" w:tplc="04090019" w:tentative="1">
+      <w:start w:val="1"/>
+      <w:numFmt w:val="lowerLetter"/>
+      <w:lvlText w:val="%2."/>
+      <w:lvlJc w:val="left"/>
+      <w:pPr>
+        <w:ind w:left="1440" w:hanging="360"/>
+      </w:pPr>
+    </w:lvl>
+    <w:lvl w:ilvl="2" w:tplc="0409001B" w:tentative="1">
+      <w:start w:val="1"/>
+      <w:numFmt w:val="lowerRoman"/>
+      <w:lvlText w:val="%3."/>
+      <w:lvlJc w:val="right"/>
+      <w:pPr>
+        <w:ind w:left="2160" w:hanging="180"/>
+      </w:pPr>
+    </w:lvl>
+    <w:lvl w:ilvl="3" w:tplc="0409000F" w:tentative="1">
+      <w:start w:val="1"/>
+      <w:numFmt w:val="decimal"/>
+      <w:lvlText w:val="%4."/>
+      <w:lvlJc w:val="left"/>
+      <w:pPr>
+        <w:ind w:left="2880" w:hanging="360"/>
+      </w:pPr>
+    </w:lvl>
+    <w:lvl w:ilvl="4" w:tplc="04090019" w:tentative="1">
+      <w:start w:val="1"/>
+      <w:numFmt w:val="lowerLetter"/>
+      <w:lvlText w:val="%5."/>
+      <w:lvlJc w:val="left"/>
+      <w:pPr>
+        <w:ind w:left="3600" w:hanging="360"/>
+      </w:pPr>
+    </w:lvl>
+    <w:lvl w:ilvl="5" w:tplc="0409001B" w:tentative="1">
+      <w:start w:val="1"/>
+      <w:numFmt w:val="lowerRoman"/>
+      <w:lvlText w:val="%6."/>
+      <w:lvlJc w:val="right"/>
+      <w:pPr>
+        <w:ind w:left="4320" w:hanging="180"/>
+      </w:pPr>
+    </w:lvl>
+    <w:lvl w:ilvl="6" w:tplc="0409000F" w:tentative="1">
+      <w:start w:val="1"/>
+      <w:numFmt w:val="decimal"/>
+      <w:lvlText w:val="%7."/>
+      <w:lvlJc w:val="left"/>
+      <w:pPr>
+        <w:ind w:left="5040" w:hanging="360"/>
+      </w:pPr>
+    </w:lvl>
+    <w:lvl w:ilvl="7" w:tplc="04090019" w:tentative="1">
+      <w:start w:val="1"/>
+      <w:numFmt w:val="lowerLetter"/>
+      <w:lvlText w:val="%8."/>
+      <w:lvlJc w:val="left"/>
+      <w:pPr>
+        <w:ind w:left="5760" w:hanging="360"/>
+      </w:pPr>
+    </w:lvl>
+    <w:lvl w:ilvl="8" w:tplc="0409001B" w:tentative="1">
+      <w:start w:val="1"/>
+      <w:numFmt w:val="lowerRoman"/>
+      <w:lvlText w:val="%9."/>
+      <w:lvlJc w:val="right"/>
+      <w:pPr>
+        <w:ind w:left="6480" w:hanging="180"/>
+      </w:pPr>
+    </w:lvl>
+  </w:abstractNum>
+  <w:abstractNum w:abstractNumId="9" w15:restartNumberingAfterBreak="0">
     <w:nsid w:val="6EB2648F"/>
     <w:multiLevelType w:val="hybridMultilevel"/>
     <w:tmpl w:val="F5229D62"/>
@@ -9802,7 +9753,7 @@
     <w:abstractNumId w:val="3"/>
   </w:num>
   <w:num w:numId="2">
-    <w:abstractNumId w:val="7"/>
+    <w:abstractNumId w:val="9"/>
   </w:num>
   <w:num w:numId="3">
     <w:abstractNumId w:val="5"/>
@@ -9871,10 +9822,16 @@
     <w:abstractNumId w:val="4"/>
   </w:num>
   <w:num w:numId="7">
-    <w:abstractNumId w:val="6"/>
+    <w:abstractNumId w:val="7"/>
   </w:num>
   <w:num w:numId="8">
     <w:abstractNumId w:val="2"/>
+  </w:num>
+  <w:num w:numId="9">
+    <w:abstractNumId w:val="6"/>
+  </w:num>
+  <w:num w:numId="10">
+    <w:abstractNumId w:val="8"/>
   </w:num>
 </w:numbering>
 </file>
@@ -10274,6 +10231,7 @@
   <w:style w:type="paragraph" w:default="1" w:styleId="Normal">
     <w:name w:val="Normal"/>
     <w:qFormat/>
+    <w:rsid w:val="00E52766"/>
   </w:style>
   <w:style w:type="paragraph" w:styleId="Heading1">
     <w:name w:val="heading 1"/>
@@ -10475,7 +10433,6 @@
   <w:style w:type="character" w:default="1" w:styleId="DefaultParagraphFont">
     <w:name w:val="Default Paragraph Font"/>
     <w:uiPriority w:val="1"/>
-    <w:semiHidden/>
     <w:unhideWhenUsed/>
   </w:style>
   <w:style w:type="table" w:default="1" w:styleId="TableNormal">
@@ -11056,6 +11013,17 @@
       <w:ind w:left="480"/>
     </w:pPr>
   </w:style>
+  <w:style w:type="paragraph" w:styleId="NormalWeb">
+    <w:name w:val="Normal (Web)"/>
+    <w:basedOn w:val="Normal"/>
+    <w:uiPriority w:val="99"/>
+    <w:semiHidden/>
+    <w:unhideWhenUsed/>
+    <w:rsid w:val="00B863BD"/>
+    <w:rPr>
+      <w:rFonts w:ascii="Times New Roman" w:hAnsi="Times New Roman" w:cs="Times New Roman"/>
+    </w:rPr>
+  </w:style>
 </w:styles>
 </file>
 
@@ -11359,7 +11327,7 @@
 </file>
 
 <file path=customXml/itemProps1.xml><?xml version="1.0" encoding="utf-8"?>
-<ds:datastoreItem xmlns:ds="http://schemas.openxmlformats.org/officeDocument/2006/customXml" ds:itemID="{878782BE-0784-4965-8C81-40B33B035E47}">
+<ds:datastoreItem xmlns:ds="http://schemas.openxmlformats.org/officeDocument/2006/customXml" ds:itemID="{A6BA2CC9-1B91-4E86-9D7B-0E3DEC7F4745}">
   <ds:schemaRefs>
     <ds:schemaRef ds:uri="http://schemas.openxmlformats.org/officeDocument/2006/bibliography"/>
   </ds:schemaRefs>

--- a/migration/Migration is one of the major component of population change which is basically cause by socio (1).docx
+++ b/migration/Migration is one of the major component of population change which is basically cause by socio (1).docx
@@ -744,7 +744,7 @@
           <w:szCs w:val="28"/>
           <w:shd w:val="clear" w:color="auto" w:fill="FFFFFF"/>
         </w:rPr>
-        <w:t>26</w:t>
+        <w:t>13</w:t>
       </w:r>
     </w:p>
     <w:p>
@@ -836,8 +836,10 @@
           <w:szCs w:val="28"/>
           <w:shd w:val="clear" w:color="auto" w:fill="FFFFFF"/>
         </w:rPr>
-        <w:t xml:space="preserve"> Multiple Campus</w:t>
-      </w:r>
+        <w:t xml:space="preserve"> Multiple Ca</w:t>
+      </w:r>
+      <w:bookmarkStart w:id="0" w:name="_GoBack"/>
+      <w:bookmarkEnd w:id="0"/>
       <w:r>
         <w:rPr>
           <w:rFonts w:ascii="Times New Roman" w:eastAsia="Times New Roman" w:hAnsi="Times New Roman" w:cs="Times New Roman"/>
@@ -845,31 +847,30 @@
           <w:szCs w:val="28"/>
           <w:shd w:val="clear" w:color="auto" w:fill="FFFFFF"/>
         </w:rPr>
-        <w:t xml:space="preserve">, </w:t>
-      </w:r>
-    </w:p>
-    <w:p>
-      <w:pPr>
-        <w:spacing w:after="0" w:line="360" w:lineRule="auto"/>
-        <w:jc w:val="center"/>
+        <w:t>mpus</w:t>
+      </w:r>
+      <w:r>
         <w:rPr>
           <w:rFonts w:ascii="Times New Roman" w:eastAsia="Times New Roman" w:hAnsi="Times New Roman" w:cs="Times New Roman"/>
           <w:sz w:val="28"/>
           <w:szCs w:val="28"/>
           <w:shd w:val="clear" w:color="auto" w:fill="FFFFFF"/>
         </w:rPr>
-      </w:pPr>
-      <w:proofErr w:type="spellStart"/>
-      <w:r>
+        <w:t xml:space="preserve">, </w:t>
+      </w:r>
+    </w:p>
+    <w:p>
+      <w:pPr>
+        <w:spacing w:after="0" w:line="360" w:lineRule="auto"/>
+        <w:jc w:val="center"/>
         <w:rPr>
           <w:rFonts w:ascii="Times New Roman" w:eastAsia="Times New Roman" w:hAnsi="Times New Roman" w:cs="Times New Roman"/>
           <w:sz w:val="28"/>
           <w:szCs w:val="28"/>
           <w:shd w:val="clear" w:color="auto" w:fill="FFFFFF"/>
         </w:rPr>
-        <w:t>Dudhpati</w:t>
-      </w:r>
-      <w:proofErr w:type="spellEnd"/>
+      </w:pPr>
+      <w:proofErr w:type="spellStart"/>
       <w:r>
         <w:rPr>
           <w:rFonts w:ascii="Times New Roman" w:eastAsia="Times New Roman" w:hAnsi="Times New Roman" w:cs="Times New Roman"/>
@@ -877,9 +878,9 @@
           <w:szCs w:val="28"/>
           <w:shd w:val="clear" w:color="auto" w:fill="FFFFFF"/>
         </w:rPr>
-        <w:t xml:space="preserve">, </w:t>
-      </w:r>
-      <w:proofErr w:type="spellStart"/>
+        <w:t>Dudhpati</w:t>
+      </w:r>
+      <w:proofErr w:type="spellEnd"/>
       <w:r>
         <w:rPr>
           <w:rFonts w:ascii="Times New Roman" w:eastAsia="Times New Roman" w:hAnsi="Times New Roman" w:cs="Times New Roman"/>
@@ -887,6 +888,16 @@
           <w:szCs w:val="28"/>
           <w:shd w:val="clear" w:color="auto" w:fill="FFFFFF"/>
         </w:rPr>
+        <w:t xml:space="preserve">, </w:t>
+      </w:r>
+      <w:proofErr w:type="spellStart"/>
+      <w:r>
+        <w:rPr>
+          <w:rFonts w:ascii="Times New Roman" w:eastAsia="Times New Roman" w:hAnsi="Times New Roman" w:cs="Times New Roman"/>
+          <w:sz w:val="28"/>
+          <w:szCs w:val="28"/>
+          <w:shd w:val="clear" w:color="auto" w:fill="FFFFFF"/>
+        </w:rPr>
         <w:t>Bhaktapur</w:t>
       </w:r>
       <w:proofErr w:type="spellEnd"/>
@@ -961,7 +972,7 @@
         </w:rPr>
         <w:br w:type="page"/>
       </w:r>
-      <w:bookmarkStart w:id="0" w:name="_Toc216850280"/>
+      <w:bookmarkStart w:id="1" w:name="_Toc216936126"/>
       <w:r>
         <w:rPr>
           <w:rStyle w:val="Strong"/>
@@ -971,83 +982,17 @@
         <w:lastRenderedPageBreak/>
         <w:t>Acronym</w:t>
       </w:r>
-      <w:bookmarkEnd w:id="0"/>
+      <w:bookmarkEnd w:id="1"/>
     </w:p>
     <w:p>
       <w:pPr>
         <w:pStyle w:val="BodyText"/>
       </w:pPr>
       <w:r>
-        <w:t>C.</w:t>
-      </w:r>
-      <w:proofErr w:type="gramStart"/>
-      <w:r>
-        <w:t>B.S</w:t>
-      </w:r>
-      <w:proofErr w:type="gramEnd"/>
-      <w:r>
-        <w:tab/>
-      </w:r>
-      <w:r>
-        <w:tab/>
-      </w:r>
-      <w:r>
-        <w:tab/>
-        <w:t>Central Bureau</w:t>
-      </w:r>
-      <w:r>
-        <w:t xml:space="preserve"> of  Statistics</w:t>
-      </w:r>
-    </w:p>
-    <w:p>
-      <w:pPr>
-        <w:pStyle w:val="BodyText"/>
-      </w:pPr>
-      <w:r>
-        <w:t>HHs</w:t>
-      </w:r>
-      <w:r>
-        <w:tab/>
-      </w:r>
-      <w:r>
-        <w:tab/>
-      </w:r>
-      <w:r>
-        <w:tab/>
-        <w:t>Household Head</w:t>
-      </w:r>
-    </w:p>
-    <w:p>
-      <w:pPr>
-        <w:pStyle w:val="BodyText"/>
-      </w:pPr>
-      <w:r>
-        <w:t>NGOs</w:t>
-      </w:r>
-      <w:r>
-        <w:tab/>
-      </w:r>
-      <w:r>
-        <w:tab/>
-      </w:r>
-      <w:r>
-        <w:tab/>
-      </w:r>
-      <w:proofErr w:type="spellStart"/>
-      <w:r>
-        <w:t>Non Government</w:t>
-      </w:r>
-      <w:proofErr w:type="spellEnd"/>
-      <w:r>
-        <w:t xml:space="preserve"> Organization</w:t>
-      </w:r>
-    </w:p>
-    <w:p>
-      <w:pPr>
-        <w:pStyle w:val="BodyText"/>
-      </w:pPr>
-      <w:r>
-        <w:t>No.</w:t>
+        <w:t>N</w:t>
+      </w:r>
+      <w:r>
+        <w:t>o.</w:t>
       </w:r>
       <w:r>
         <w:tab/>
@@ -1065,65 +1010,6 @@
         <w:pStyle w:val="BodyText"/>
       </w:pPr>
       <w:r>
-        <w:t>VDC</w:t>
-      </w:r>
-      <w:r>
-        <w:tab/>
-      </w:r>
-      <w:r>
-        <w:tab/>
-      </w:r>
-      <w:r>
-        <w:tab/>
-        <w:t>Village Development Community</w:t>
-      </w:r>
-    </w:p>
-    <w:p>
-      <w:pPr>
-        <w:pStyle w:val="BodyText"/>
-      </w:pPr>
-      <w:r>
-        <w:t>RS</w:t>
-      </w:r>
-      <w:r>
-        <w:tab/>
-      </w:r>
-      <w:r>
-        <w:tab/>
-      </w:r>
-      <w:r>
-        <w:tab/>
-        <w:t>Rupee</w:t>
-      </w:r>
-    </w:p>
-    <w:p>
-      <w:pPr>
-        <w:pStyle w:val="BodyText"/>
-      </w:pPr>
-      <w:proofErr w:type="spellStart"/>
-      <w:r>
-        <w:t>Eg</w:t>
-      </w:r>
-      <w:proofErr w:type="spellEnd"/>
-      <w:r>
-        <w:t xml:space="preserve"> </w:t>
-      </w:r>
-      <w:r>
-        <w:tab/>
-      </w:r>
-      <w:r>
-        <w:tab/>
-      </w:r>
-      <w:r>
-        <w:tab/>
-        <w:t>Example</w:t>
-      </w:r>
-    </w:p>
-    <w:p>
-      <w:pPr>
-        <w:pStyle w:val="BodyText"/>
-      </w:pPr>
-      <w:r>
         <w:t>NPC</w:t>
       </w:r>
       <w:r>
@@ -1142,32 +1028,6 @@
         <w:pStyle w:val="BodyText"/>
       </w:pPr>
       <w:r>
-        <w:t>INGOs</w:t>
-      </w:r>
-      <w:r>
-        <w:tab/>
-      </w:r>
-      <w:r>
-        <w:tab/>
-      </w:r>
-      <w:r>
-        <w:tab/>
-        <w:t xml:space="preserve">International </w:t>
-      </w:r>
-      <w:proofErr w:type="spellStart"/>
-      <w:r>
-        <w:t>Non Governmental</w:t>
-      </w:r>
-      <w:proofErr w:type="spellEnd"/>
-      <w:r>
-        <w:t xml:space="preserve"> Organization</w:t>
-      </w:r>
-    </w:p>
-    <w:p>
-      <w:pPr>
-        <w:pStyle w:val="BodyText"/>
-      </w:pPr>
-      <w:r>
         <w:t>CEDA</w:t>
       </w:r>
       <w:r>
@@ -1185,13 +1045,8 @@
       <w:pPr>
         <w:pStyle w:val="BodyText"/>
       </w:pPr>
-      <w:proofErr w:type="spellStart"/>
-      <w:r>
-        <w:t>Phc</w:t>
-      </w:r>
-      <w:proofErr w:type="spellEnd"/>
-      <w:r>
-        <w:t xml:space="preserve"> </w:t>
+      <w:r>
+        <w:t>UN</w:t>
       </w:r>
       <w:r>
         <w:tab/>
@@ -1201,107 +1056,55 @@
       </w:r>
       <w:r>
         <w:tab/>
-        <w:t>Primary healthcare</w:t>
+      </w:r>
+      <w:r>
+        <w:t>United Nations</w:t>
       </w:r>
     </w:p>
     <w:p>
       <w:pPr>
         <w:pStyle w:val="BodyText"/>
-      </w:pPr>
-      <w:proofErr w:type="spellStart"/>
-      <w:r>
-        <w:t>Hp</w:t>
-      </w:r>
-      <w:proofErr w:type="spellEnd"/>
-      <w:r>
-        <w:t xml:space="preserve"> </w:t>
-      </w:r>
-      <w:r>
+        <w:sectPr>
+          <w:pgSz w:w="12240" w:h="15840"/>
+          <w:pgMar w:top="1440" w:right="1440" w:bottom="1440" w:left="2160" w:header="720" w:footer="720" w:gutter="0"/>
+          <w:pgNumType w:start="1"/>
+          <w:cols w:space="720"/>
+          <w:docGrid w:linePitch="360"/>
+        </w:sectPr>
+      </w:pPr>
+      <w:r>
+        <w:rPr>
+          <w:noProof/>
+        </w:rPr>
+        <w:t>UNFPA</w:t>
+      </w:r>
+      <w:r>
+        <w:rPr>
+          <w:noProof/>
+        </w:rPr>
         <w:tab/>
       </w:r>
       <w:r>
+        <w:rPr>
+          <w:noProof/>
+        </w:rPr>
         <w:tab/>
       </w:r>
       <w:r>
-        <w:tab/>
-      </w:r>
-      <w:proofErr w:type="spellStart"/>
-      <w:r>
-        <w:t>Healthpost</w:t>
-      </w:r>
-      <w:proofErr w:type="spellEnd"/>
-    </w:p>
-    <w:p>
-      <w:pPr>
-        <w:pStyle w:val="BodyText"/>
-      </w:pPr>
-      <w:r>
-        <w:t>KTM</w:t>
-      </w:r>
-      <w:r>
-        <w:tab/>
-      </w:r>
-      <w:r>
-        <w:tab/>
-      </w:r>
-      <w:r>
-        <w:tab/>
-        <w:t>Kathmandu</w:t>
-      </w:r>
-    </w:p>
-    <w:p>
-      <w:pPr>
-        <w:pStyle w:val="BodyText"/>
-      </w:pPr>
-      <w:r>
-        <w:t>ETC</w:t>
-      </w:r>
-      <w:r>
-        <w:tab/>
-      </w:r>
-      <w:r>
-        <w:tab/>
-      </w:r>
-      <w:r>
-        <w:tab/>
-        <w:t>Etcetera</w:t>
-      </w:r>
-    </w:p>
-    <w:p>
-      <w:pPr>
-        <w:pStyle w:val="BodyText"/>
-      </w:pPr>
-      <w:r>
-        <w:t>K.M</w:t>
-      </w:r>
-      <w:r>
-        <w:tab/>
-      </w:r>
-      <w:r>
-        <w:tab/>
-      </w:r>
-      <w:r>
-        <w:tab/>
-        <w:t>K</w:t>
-      </w:r>
-      <w:r>
-        <w:t xml:space="preserve">ilometer </w:t>
-      </w:r>
-    </w:p>
-    <w:p>
-      <w:pPr>
-        <w:rPr>
-          <w:rFonts w:ascii="Times New Roman" w:eastAsia="Times New Roman" w:hAnsi="Times New Roman" w:cs="Times New Roman"/>
-          <w:shd w:val="clear" w:color="auto" w:fill="FFFFFF"/>
-        </w:rPr>
-      </w:pPr>
-      <w:r>
-        <w:rPr>
-          <w:rFonts w:ascii="Times New Roman" w:eastAsia="Times New Roman" w:hAnsi="Times New Roman" w:cs="Times New Roman"/>
-          <w:shd w:val="clear" w:color="auto" w:fill="FFFFFF"/>
-        </w:rPr>
-        <w:br w:type="page"/>
-      </w:r>
+        <w:rPr>
+          <w:noProof/>
+        </w:rPr>
+        <w:t>United Nations Population Fund</w:t>
+      </w:r>
+    </w:p>
+    <w:p>
+      <w:pPr>
+        <w:rPr>
+          <w:rFonts w:ascii="Times New Roman" w:hAnsi="Times New Roman" w:cs="Times New Roman"/>
+          <w:kern w:val="0"/>
+          <w:lang w:bidi="ne-NP"/>
+        </w:rPr>
+      </w:pPr>
     </w:p>
     <w:sdt>
       <w:sdtPr>
@@ -1320,7 +1123,15 @@
       </w:sdtEndPr>
       <w:sdtContent>
         <w:p>
+          <w:pPr>
+            <w:rPr>
+              <w:rStyle w:val="Heading1Char"/>
+            </w:rPr>
+          </w:pPr>
           <w:r>
+            <w:rPr>
+              <w:rStyle w:val="Heading1Char"/>
+            </w:rPr>
             <w:t>Contents</w:t>
           </w:r>
         </w:p>
@@ -1349,13 +1160,13 @@
           <w:r>
             <w:fldChar w:fldCharType="separate"/>
           </w:r>
-          <w:hyperlink w:anchor="_Toc216850280" w:history="1">
+          <w:hyperlink w:anchor="_Toc216936127" w:history="1">
             <w:r>
               <w:rPr>
                 <w:rStyle w:val="Hyperlink"/>
                 <w:noProof/>
               </w:rPr>
-              <w:t>Acronym</w:t>
+              <w:t>Chapter One</w:t>
             </w:r>
             <w:r>
               <w:rPr>
@@ -1376,7 +1187,7 @@
                 <w:noProof/>
                 <w:webHidden/>
               </w:rPr>
-              <w:instrText xml:space="preserve"> PAGEREF _Toc216850280 \h </w:instrText>
+              <w:instrText xml:space="preserve"> PAGEREF _Toc216936127 \h </w:instrText>
             </w:r>
             <w:r>
               <w:rPr>
@@ -1396,7 +1207,7 @@
                 <w:noProof/>
                 <w:webHidden/>
               </w:rPr>
-              <w:t>2</w:t>
+              <w:t>1</w:t>
             </w:r>
             <w:r>
               <w:rPr>
@@ -1423,13 +1234,13 @@
               <w14:ligatures w14:val="none"/>
             </w:rPr>
           </w:pPr>
-          <w:hyperlink w:anchor="_Toc216850281" w:history="1">
+          <w:hyperlink w:anchor="_Toc216936128" w:history="1">
             <w:r>
               <w:rPr>
                 <w:rStyle w:val="Hyperlink"/>
                 <w:noProof/>
               </w:rPr>
-              <w:t>Chapter One</w:t>
+              <w:t>Status of Immigration</w:t>
             </w:r>
             <w:r>
               <w:rPr>
@@ -1450,7 +1261,7 @@
                 <w:noProof/>
                 <w:webHidden/>
               </w:rPr>
-              <w:instrText xml:space="preserve"> PAGEREF _Toc216850281 \h </w:instrText>
+              <w:instrText xml:space="preserve"> PAGEREF _Toc216936128 \h </w:instrText>
             </w:r>
             <w:r>
               <w:rPr>
@@ -1471,6 +1282,450 @@
                 <w:webHidden/>
               </w:rPr>
               <w:t>1</w:t>
+            </w:r>
+            <w:r>
+              <w:rPr>
+                <w:noProof/>
+                <w:webHidden/>
+              </w:rPr>
+              <w:fldChar w:fldCharType="end"/>
+            </w:r>
+          </w:hyperlink>
+        </w:p>
+        <w:p>
+          <w:pPr>
+            <w:pStyle w:val="TOC2"/>
+            <w:tabs>
+              <w:tab w:val="right" w:pos="8630"/>
+            </w:tabs>
+            <w:rPr>
+              <w:rFonts w:cs="Mangal"/>
+              <w:noProof/>
+              <w:kern w:val="0"/>
+              <w:sz w:val="22"/>
+              <w:szCs w:val="20"/>
+              <w:lang w:eastAsia="en-US" w:bidi="ne-NP"/>
+              <w14:ligatures w14:val="none"/>
+            </w:rPr>
+          </w:pPr>
+          <w:hyperlink w:anchor="_Toc216936129" w:history="1">
+            <w:r>
+              <w:rPr>
+                <w:rStyle w:val="Hyperlink"/>
+                <w:noProof/>
+              </w:rPr>
+              <w:t>1.1 Background</w:t>
+            </w:r>
+            <w:r>
+              <w:rPr>
+                <w:noProof/>
+                <w:webHidden/>
+              </w:rPr>
+              <w:tab/>
+            </w:r>
+            <w:r>
+              <w:rPr>
+                <w:noProof/>
+                <w:webHidden/>
+              </w:rPr>
+              <w:fldChar w:fldCharType="begin"/>
+            </w:r>
+            <w:r>
+              <w:rPr>
+                <w:noProof/>
+                <w:webHidden/>
+              </w:rPr>
+              <w:instrText xml:space="preserve"> PAGEREF _Toc216936129 \h </w:instrText>
+            </w:r>
+            <w:r>
+              <w:rPr>
+                <w:noProof/>
+                <w:webHidden/>
+              </w:rPr>
+            </w:r>
+            <w:r>
+              <w:rPr>
+                <w:noProof/>
+                <w:webHidden/>
+              </w:rPr>
+              <w:fldChar w:fldCharType="separate"/>
+            </w:r>
+            <w:r>
+              <w:rPr>
+                <w:noProof/>
+                <w:webHidden/>
+              </w:rPr>
+              <w:t>1</w:t>
+            </w:r>
+            <w:r>
+              <w:rPr>
+                <w:noProof/>
+                <w:webHidden/>
+              </w:rPr>
+              <w:fldChar w:fldCharType="end"/>
+            </w:r>
+          </w:hyperlink>
+        </w:p>
+        <w:p>
+          <w:pPr>
+            <w:pStyle w:val="TOC2"/>
+            <w:tabs>
+              <w:tab w:val="right" w:pos="8630"/>
+            </w:tabs>
+            <w:rPr>
+              <w:rFonts w:cs="Mangal"/>
+              <w:noProof/>
+              <w:kern w:val="0"/>
+              <w:sz w:val="22"/>
+              <w:szCs w:val="20"/>
+              <w:lang w:eastAsia="en-US" w:bidi="ne-NP"/>
+              <w14:ligatures w14:val="none"/>
+            </w:rPr>
+          </w:pPr>
+          <w:hyperlink w:anchor="_Toc216936130" w:history="1">
+            <w:r>
+              <w:rPr>
+                <w:rStyle w:val="Hyperlink"/>
+                <w:noProof/>
+              </w:rPr>
+              <w:t>1.2 Statement of the Problem</w:t>
+            </w:r>
+            <w:r>
+              <w:rPr>
+                <w:noProof/>
+                <w:webHidden/>
+              </w:rPr>
+              <w:tab/>
+            </w:r>
+            <w:r>
+              <w:rPr>
+                <w:noProof/>
+                <w:webHidden/>
+              </w:rPr>
+              <w:fldChar w:fldCharType="begin"/>
+            </w:r>
+            <w:r>
+              <w:rPr>
+                <w:noProof/>
+                <w:webHidden/>
+              </w:rPr>
+              <w:instrText xml:space="preserve"> PAGEREF _Toc216936130 \h </w:instrText>
+            </w:r>
+            <w:r>
+              <w:rPr>
+                <w:noProof/>
+                <w:webHidden/>
+              </w:rPr>
+            </w:r>
+            <w:r>
+              <w:rPr>
+                <w:noProof/>
+                <w:webHidden/>
+              </w:rPr>
+              <w:fldChar w:fldCharType="separate"/>
+            </w:r>
+            <w:r>
+              <w:rPr>
+                <w:noProof/>
+                <w:webHidden/>
+              </w:rPr>
+              <w:t>4</w:t>
+            </w:r>
+            <w:r>
+              <w:rPr>
+                <w:noProof/>
+                <w:webHidden/>
+              </w:rPr>
+              <w:fldChar w:fldCharType="end"/>
+            </w:r>
+          </w:hyperlink>
+        </w:p>
+        <w:p>
+          <w:pPr>
+            <w:pStyle w:val="TOC2"/>
+            <w:tabs>
+              <w:tab w:val="right" w:pos="8630"/>
+            </w:tabs>
+            <w:rPr>
+              <w:rFonts w:cs="Mangal"/>
+              <w:noProof/>
+              <w:kern w:val="0"/>
+              <w:sz w:val="22"/>
+              <w:szCs w:val="20"/>
+              <w:lang w:eastAsia="en-US" w:bidi="ne-NP"/>
+              <w14:ligatures w14:val="none"/>
+            </w:rPr>
+          </w:pPr>
+          <w:hyperlink w:anchor="_Toc216936131" w:history="1">
+            <w:r>
+              <w:rPr>
+                <w:rStyle w:val="Hyperlink"/>
+                <w:noProof/>
+              </w:rPr>
+              <w:t>1.3 Objectives of the Study</w:t>
+            </w:r>
+            <w:r>
+              <w:rPr>
+                <w:noProof/>
+                <w:webHidden/>
+              </w:rPr>
+              <w:tab/>
+            </w:r>
+            <w:r>
+              <w:rPr>
+                <w:noProof/>
+                <w:webHidden/>
+              </w:rPr>
+              <w:fldChar w:fldCharType="begin"/>
+            </w:r>
+            <w:r>
+              <w:rPr>
+                <w:noProof/>
+                <w:webHidden/>
+              </w:rPr>
+              <w:instrText xml:space="preserve"> PAGEREF _Toc216936131 \h </w:instrText>
+            </w:r>
+            <w:r>
+              <w:rPr>
+                <w:noProof/>
+                <w:webHidden/>
+              </w:rPr>
+            </w:r>
+            <w:r>
+              <w:rPr>
+                <w:noProof/>
+                <w:webHidden/>
+              </w:rPr>
+              <w:fldChar w:fldCharType="separate"/>
+            </w:r>
+            <w:r>
+              <w:rPr>
+                <w:noProof/>
+                <w:webHidden/>
+              </w:rPr>
+              <w:t>5</w:t>
+            </w:r>
+            <w:r>
+              <w:rPr>
+                <w:noProof/>
+                <w:webHidden/>
+              </w:rPr>
+              <w:fldChar w:fldCharType="end"/>
+            </w:r>
+          </w:hyperlink>
+        </w:p>
+        <w:p>
+          <w:pPr>
+            <w:pStyle w:val="TOC2"/>
+            <w:tabs>
+              <w:tab w:val="right" w:pos="8630"/>
+            </w:tabs>
+            <w:rPr>
+              <w:rFonts w:cs="Mangal"/>
+              <w:noProof/>
+              <w:kern w:val="0"/>
+              <w:sz w:val="22"/>
+              <w:szCs w:val="20"/>
+              <w:lang w:eastAsia="en-US" w:bidi="ne-NP"/>
+              <w14:ligatures w14:val="none"/>
+            </w:rPr>
+          </w:pPr>
+          <w:hyperlink w:anchor="_Toc216936132" w:history="1">
+            <w:r>
+              <w:rPr>
+                <w:rStyle w:val="Hyperlink"/>
+                <w:noProof/>
+              </w:rPr>
+              <w:t>1.4 Rationale of the Study</w:t>
+            </w:r>
+            <w:r>
+              <w:rPr>
+                <w:noProof/>
+                <w:webHidden/>
+              </w:rPr>
+              <w:tab/>
+            </w:r>
+            <w:r>
+              <w:rPr>
+                <w:noProof/>
+                <w:webHidden/>
+              </w:rPr>
+              <w:fldChar w:fldCharType="begin"/>
+            </w:r>
+            <w:r>
+              <w:rPr>
+                <w:noProof/>
+                <w:webHidden/>
+              </w:rPr>
+              <w:instrText xml:space="preserve"> PAGEREF _Toc216936132 \h </w:instrText>
+            </w:r>
+            <w:r>
+              <w:rPr>
+                <w:noProof/>
+                <w:webHidden/>
+              </w:rPr>
+            </w:r>
+            <w:r>
+              <w:rPr>
+                <w:noProof/>
+                <w:webHidden/>
+              </w:rPr>
+              <w:fldChar w:fldCharType="separate"/>
+            </w:r>
+            <w:r>
+              <w:rPr>
+                <w:noProof/>
+                <w:webHidden/>
+              </w:rPr>
+              <w:t>6</w:t>
+            </w:r>
+            <w:r>
+              <w:rPr>
+                <w:noProof/>
+                <w:webHidden/>
+              </w:rPr>
+              <w:fldChar w:fldCharType="end"/>
+            </w:r>
+          </w:hyperlink>
+        </w:p>
+        <w:p>
+          <w:pPr>
+            <w:pStyle w:val="TOC2"/>
+            <w:tabs>
+              <w:tab w:val="right" w:pos="8630"/>
+            </w:tabs>
+            <w:rPr>
+              <w:rFonts w:cs="Mangal"/>
+              <w:noProof/>
+              <w:kern w:val="0"/>
+              <w:sz w:val="22"/>
+              <w:szCs w:val="20"/>
+              <w:lang w:eastAsia="en-US" w:bidi="ne-NP"/>
+              <w14:ligatures w14:val="none"/>
+            </w:rPr>
+          </w:pPr>
+          <w:hyperlink w:anchor="_Toc216936133" w:history="1">
+            <w:r>
+              <w:rPr>
+                <w:rStyle w:val="Hyperlink"/>
+                <w:noProof/>
+              </w:rPr>
+              <w:t>1.5 Limitations of the study</w:t>
+            </w:r>
+            <w:r>
+              <w:rPr>
+                <w:noProof/>
+                <w:webHidden/>
+              </w:rPr>
+              <w:tab/>
+            </w:r>
+            <w:r>
+              <w:rPr>
+                <w:noProof/>
+                <w:webHidden/>
+              </w:rPr>
+              <w:fldChar w:fldCharType="begin"/>
+            </w:r>
+            <w:r>
+              <w:rPr>
+                <w:noProof/>
+                <w:webHidden/>
+              </w:rPr>
+              <w:instrText xml:space="preserve"> PAGEREF _Toc216936133 \h </w:instrText>
+            </w:r>
+            <w:r>
+              <w:rPr>
+                <w:noProof/>
+                <w:webHidden/>
+              </w:rPr>
+            </w:r>
+            <w:r>
+              <w:rPr>
+                <w:noProof/>
+                <w:webHidden/>
+              </w:rPr>
+              <w:fldChar w:fldCharType="separate"/>
+            </w:r>
+            <w:r>
+              <w:rPr>
+                <w:noProof/>
+                <w:webHidden/>
+              </w:rPr>
+              <w:t>6</w:t>
+            </w:r>
+            <w:r>
+              <w:rPr>
+                <w:noProof/>
+                <w:webHidden/>
+              </w:rPr>
+              <w:fldChar w:fldCharType="end"/>
+            </w:r>
+          </w:hyperlink>
+        </w:p>
+        <w:p>
+          <w:pPr>
+            <w:pStyle w:val="TOC2"/>
+            <w:tabs>
+              <w:tab w:val="right" w:pos="8630"/>
+            </w:tabs>
+            <w:rPr>
+              <w:rFonts w:cs="Mangal"/>
+              <w:noProof/>
+              <w:kern w:val="0"/>
+              <w:sz w:val="22"/>
+              <w:szCs w:val="20"/>
+              <w:lang w:eastAsia="en-US" w:bidi="ne-NP"/>
+              <w14:ligatures w14:val="none"/>
+            </w:rPr>
+          </w:pPr>
+          <w:hyperlink w:anchor="_Toc216936134" w:history="1">
+            <w:r>
+              <w:rPr>
+                <w:rStyle w:val="Hyperlink"/>
+                <w:noProof/>
+              </w:rPr>
+              <w:t>1.6 Organization of the Study</w:t>
+            </w:r>
+            <w:r>
+              <w:rPr>
+                <w:noProof/>
+                <w:webHidden/>
+              </w:rPr>
+              <w:tab/>
+            </w:r>
+            <w:r>
+              <w:rPr>
+                <w:noProof/>
+                <w:webHidden/>
+              </w:rPr>
+              <w:fldChar w:fldCharType="begin"/>
+            </w:r>
+            <w:r>
+              <w:rPr>
+                <w:noProof/>
+                <w:webHidden/>
+              </w:rPr>
+              <w:instrText xml:space="preserve"> PAGEREF _Toc216936134 \h </w:instrText>
+            </w:r>
+            <w:r>
+              <w:rPr>
+                <w:noProof/>
+                <w:webHidden/>
+              </w:rPr>
+            </w:r>
+            <w:r>
+              <w:rPr>
+                <w:noProof/>
+                <w:webHidden/>
+              </w:rPr>
+              <w:fldChar w:fldCharType="separate"/>
+            </w:r>
+            <w:r>
+              <w:rPr>
+                <w:noProof/>
+                <w:webHidden/>
+              </w:rPr>
+              <w:t>7</w:t>
             </w:r>
             <w:r>
               <w:rPr>
@@ -1497,13 +1752,13 @@
               <w14:ligatures w14:val="none"/>
             </w:rPr>
           </w:pPr>
-          <w:hyperlink w:anchor="_Toc216850282" w:history="1">
+          <w:hyperlink w:anchor="_Toc216936135" w:history="1">
             <w:r>
               <w:rPr>
                 <w:rStyle w:val="Hyperlink"/>
                 <w:noProof/>
               </w:rPr>
-              <w:t>Status of Immigration</w:t>
+              <w:t>Chapter Two</w:t>
             </w:r>
             <w:r>
               <w:rPr>
@@ -1524,7 +1779,7 @@
                 <w:noProof/>
                 <w:webHidden/>
               </w:rPr>
-              <w:instrText xml:space="preserve"> PAGEREF _Toc216850282 \h </w:instrText>
+              <w:instrText xml:space="preserve"> PAGEREF _Toc216936135 \h </w:instrText>
             </w:r>
             <w:r>
               <w:rPr>
@@ -1544,7 +1799,81 @@
                 <w:noProof/>
                 <w:webHidden/>
               </w:rPr>
-              <w:t>1</w:t>
+              <w:t>8</w:t>
+            </w:r>
+            <w:r>
+              <w:rPr>
+                <w:noProof/>
+                <w:webHidden/>
+              </w:rPr>
+              <w:fldChar w:fldCharType="end"/>
+            </w:r>
+          </w:hyperlink>
+        </w:p>
+        <w:p>
+          <w:pPr>
+            <w:pStyle w:val="TOC1"/>
+            <w:tabs>
+              <w:tab w:val="right" w:pos="8630"/>
+            </w:tabs>
+            <w:rPr>
+              <w:rFonts w:cs="Mangal"/>
+              <w:noProof/>
+              <w:kern w:val="0"/>
+              <w:sz w:val="22"/>
+              <w:szCs w:val="20"/>
+              <w:lang w:eastAsia="en-US" w:bidi="ne-NP"/>
+              <w14:ligatures w14:val="none"/>
+            </w:rPr>
+          </w:pPr>
+          <w:hyperlink w:anchor="_Toc216936136" w:history="1">
+            <w:r>
+              <w:rPr>
+                <w:rStyle w:val="Hyperlink"/>
+                <w:noProof/>
+              </w:rPr>
+              <w:t>Literature Review</w:t>
+            </w:r>
+            <w:r>
+              <w:rPr>
+                <w:noProof/>
+                <w:webHidden/>
+              </w:rPr>
+              <w:tab/>
+            </w:r>
+            <w:r>
+              <w:rPr>
+                <w:noProof/>
+                <w:webHidden/>
+              </w:rPr>
+              <w:fldChar w:fldCharType="begin"/>
+            </w:r>
+            <w:r>
+              <w:rPr>
+                <w:noProof/>
+                <w:webHidden/>
+              </w:rPr>
+              <w:instrText xml:space="preserve"> PAGEREF _Toc216936136 \h </w:instrText>
+            </w:r>
+            <w:r>
+              <w:rPr>
+                <w:noProof/>
+                <w:webHidden/>
+              </w:rPr>
+            </w:r>
+            <w:r>
+              <w:rPr>
+                <w:noProof/>
+                <w:webHidden/>
+              </w:rPr>
+              <w:fldChar w:fldCharType="separate"/>
+            </w:r>
+            <w:r>
+              <w:rPr>
+                <w:noProof/>
+                <w:webHidden/>
+              </w:rPr>
+              <w:t>8</w:t>
             </w:r>
             <w:r>
               <w:rPr>
@@ -1571,13 +1900,13 @@
               <w14:ligatures w14:val="none"/>
             </w:rPr>
           </w:pPr>
-          <w:hyperlink w:anchor="_Toc216850283" w:history="1">
+          <w:hyperlink w:anchor="_Toc216936137" w:history="1">
             <w:r>
               <w:rPr>
                 <w:rStyle w:val="Hyperlink"/>
                 <w:noProof/>
               </w:rPr>
-              <w:t>1.1 Background</w:t>
+              <w:t>2.1 Theoretical Review</w:t>
             </w:r>
             <w:r>
               <w:rPr>
@@ -1598,7 +1927,7 @@
                 <w:noProof/>
                 <w:webHidden/>
               </w:rPr>
-              <w:instrText xml:space="preserve"> PAGEREF _Toc216850283 \h </w:instrText>
+              <w:instrText xml:space="preserve"> PAGEREF _Toc216936137 \h </w:instrText>
             </w:r>
             <w:r>
               <w:rPr>
@@ -1618,7 +1947,7 @@
                 <w:noProof/>
                 <w:webHidden/>
               </w:rPr>
-              <w:t>1</w:t>
+              <w:t>11</w:t>
             </w:r>
             <w:r>
               <w:rPr>
@@ -1645,13 +1974,13 @@
               <w14:ligatures w14:val="none"/>
             </w:rPr>
           </w:pPr>
-          <w:hyperlink w:anchor="_Toc216850284" w:history="1">
+          <w:hyperlink w:anchor="_Toc216936138" w:history="1">
             <w:r>
               <w:rPr>
                 <w:rStyle w:val="Hyperlink"/>
                 <w:noProof/>
               </w:rPr>
-              <w:t>1.2 Statement of the Problem</w:t>
+              <w:t>2.2 Empirical Review</w:t>
             </w:r>
             <w:r>
               <w:rPr>
@@ -1672,7 +2001,7 @@
                 <w:noProof/>
                 <w:webHidden/>
               </w:rPr>
-              <w:instrText xml:space="preserve"> PAGEREF _Toc216850284 \h </w:instrText>
+              <w:instrText xml:space="preserve"> PAGEREF _Toc216936138 \h </w:instrText>
             </w:r>
             <w:r>
               <w:rPr>
@@ -1692,7 +2021,7 @@
                 <w:noProof/>
                 <w:webHidden/>
               </w:rPr>
-              <w:t>4</w:t>
+              <w:t>11</w:t>
             </w:r>
             <w:r>
               <w:rPr>
@@ -1719,13 +2048,13 @@
               <w14:ligatures w14:val="none"/>
             </w:rPr>
           </w:pPr>
-          <w:hyperlink w:anchor="_Toc216850285" w:history="1">
+          <w:hyperlink w:anchor="_Toc216936139" w:history="1">
             <w:r>
               <w:rPr>
                 <w:rStyle w:val="Hyperlink"/>
                 <w:noProof/>
               </w:rPr>
-              <w:t>1.3 Objectives of the Study</w:t>
+              <w:t>2.3 Policy Review</w:t>
             </w:r>
             <w:r>
               <w:rPr>
@@ -1746,7 +2075,7 @@
                 <w:noProof/>
                 <w:webHidden/>
               </w:rPr>
-              <w:instrText xml:space="preserve"> PAGEREF _Toc216850285 \h </w:instrText>
+              <w:instrText xml:space="preserve"> PAGEREF _Toc216936139 \h </w:instrText>
             </w:r>
             <w:r>
               <w:rPr>
@@ -1766,7 +2095,7 @@
                 <w:noProof/>
                 <w:webHidden/>
               </w:rPr>
-              <w:t>5</w:t>
+              <w:t>12</w:t>
             </w:r>
             <w:r>
               <w:rPr>
@@ -1793,13 +2122,13 @@
               <w14:ligatures w14:val="none"/>
             </w:rPr>
           </w:pPr>
-          <w:hyperlink w:anchor="_Toc216850286" w:history="1">
+          <w:hyperlink w:anchor="_Toc216936140" w:history="1">
             <w:r>
               <w:rPr>
                 <w:rStyle w:val="Hyperlink"/>
                 <w:noProof/>
               </w:rPr>
-              <w:t>1.4 Rationale of the Study</w:t>
+              <w:t>2.4 Research Gap</w:t>
             </w:r>
             <w:r>
               <w:rPr>
@@ -1820,7 +2149,7 @@
                 <w:noProof/>
                 <w:webHidden/>
               </w:rPr>
-              <w:instrText xml:space="preserve"> PAGEREF _Toc216850286 \h </w:instrText>
+              <w:instrText xml:space="preserve"> PAGEREF _Toc216936140 \h </w:instrText>
             </w:r>
             <w:r>
               <w:rPr>
@@ -1840,7 +2169,7 @@
                 <w:noProof/>
                 <w:webHidden/>
               </w:rPr>
-              <w:t>6</w:t>
+              <w:t>12</w:t>
             </w:r>
             <w:r>
               <w:rPr>
@@ -1867,13 +2196,13 @@
               <w14:ligatures w14:val="none"/>
             </w:rPr>
           </w:pPr>
-          <w:hyperlink w:anchor="_Toc216850287" w:history="1">
+          <w:hyperlink w:anchor="_Toc216936141" w:history="1">
             <w:r>
               <w:rPr>
                 <w:rStyle w:val="Hyperlink"/>
                 <w:noProof/>
               </w:rPr>
-              <w:t>1.5 Limitations of the study</w:t>
+              <w:t>2.5 Conceptual Framework</w:t>
             </w:r>
             <w:r>
               <w:rPr>
@@ -1894,7 +2223,7 @@
                 <w:noProof/>
                 <w:webHidden/>
               </w:rPr>
-              <w:instrText xml:space="preserve"> PAGEREF _Toc216850287 \h </w:instrText>
+              <w:instrText xml:space="preserve"> PAGEREF _Toc216936141 \h </w:instrText>
             </w:r>
             <w:r>
               <w:rPr>
@@ -1914,7 +2243,155 @@
                 <w:noProof/>
                 <w:webHidden/>
               </w:rPr>
-              <w:t>6</w:t>
+              <w:t>13</w:t>
+            </w:r>
+            <w:r>
+              <w:rPr>
+                <w:noProof/>
+                <w:webHidden/>
+              </w:rPr>
+              <w:fldChar w:fldCharType="end"/>
+            </w:r>
+          </w:hyperlink>
+        </w:p>
+        <w:p>
+          <w:pPr>
+            <w:pStyle w:val="TOC1"/>
+            <w:tabs>
+              <w:tab w:val="right" w:pos="8630"/>
+            </w:tabs>
+            <w:rPr>
+              <w:rFonts w:cs="Mangal"/>
+              <w:noProof/>
+              <w:kern w:val="0"/>
+              <w:sz w:val="22"/>
+              <w:szCs w:val="20"/>
+              <w:lang w:eastAsia="en-US" w:bidi="ne-NP"/>
+              <w14:ligatures w14:val="none"/>
+            </w:rPr>
+          </w:pPr>
+          <w:hyperlink w:anchor="_Toc216936142" w:history="1">
+            <w:r>
+              <w:rPr>
+                <w:rStyle w:val="Hyperlink"/>
+                <w:noProof/>
+              </w:rPr>
+              <w:t>Chapter Three</w:t>
+            </w:r>
+            <w:r>
+              <w:rPr>
+                <w:noProof/>
+                <w:webHidden/>
+              </w:rPr>
+              <w:tab/>
+            </w:r>
+            <w:r>
+              <w:rPr>
+                <w:noProof/>
+                <w:webHidden/>
+              </w:rPr>
+              <w:fldChar w:fldCharType="begin"/>
+            </w:r>
+            <w:r>
+              <w:rPr>
+                <w:noProof/>
+                <w:webHidden/>
+              </w:rPr>
+              <w:instrText xml:space="preserve"> PAGEREF _Toc216936142 \h </w:instrText>
+            </w:r>
+            <w:r>
+              <w:rPr>
+                <w:noProof/>
+                <w:webHidden/>
+              </w:rPr>
+            </w:r>
+            <w:r>
+              <w:rPr>
+                <w:noProof/>
+                <w:webHidden/>
+              </w:rPr>
+              <w:fldChar w:fldCharType="separate"/>
+            </w:r>
+            <w:r>
+              <w:rPr>
+                <w:noProof/>
+                <w:webHidden/>
+              </w:rPr>
+              <w:t>14</w:t>
+            </w:r>
+            <w:r>
+              <w:rPr>
+                <w:noProof/>
+                <w:webHidden/>
+              </w:rPr>
+              <w:fldChar w:fldCharType="end"/>
+            </w:r>
+          </w:hyperlink>
+        </w:p>
+        <w:p>
+          <w:pPr>
+            <w:pStyle w:val="TOC1"/>
+            <w:tabs>
+              <w:tab w:val="right" w:pos="8630"/>
+            </w:tabs>
+            <w:rPr>
+              <w:rFonts w:cs="Mangal"/>
+              <w:noProof/>
+              <w:kern w:val="0"/>
+              <w:sz w:val="22"/>
+              <w:szCs w:val="20"/>
+              <w:lang w:eastAsia="en-US" w:bidi="ne-NP"/>
+              <w14:ligatures w14:val="none"/>
+            </w:rPr>
+          </w:pPr>
+          <w:hyperlink w:anchor="_Toc216936143" w:history="1">
+            <w:r>
+              <w:rPr>
+                <w:rStyle w:val="Hyperlink"/>
+                <w:noProof/>
+              </w:rPr>
+              <w:t>Research methodology</w:t>
+            </w:r>
+            <w:r>
+              <w:rPr>
+                <w:noProof/>
+                <w:webHidden/>
+              </w:rPr>
+              <w:tab/>
+            </w:r>
+            <w:r>
+              <w:rPr>
+                <w:noProof/>
+                <w:webHidden/>
+              </w:rPr>
+              <w:fldChar w:fldCharType="begin"/>
+            </w:r>
+            <w:r>
+              <w:rPr>
+                <w:noProof/>
+                <w:webHidden/>
+              </w:rPr>
+              <w:instrText xml:space="preserve"> PAGEREF _Toc216936143 \h </w:instrText>
+            </w:r>
+            <w:r>
+              <w:rPr>
+                <w:noProof/>
+                <w:webHidden/>
+              </w:rPr>
+            </w:r>
+            <w:r>
+              <w:rPr>
+                <w:noProof/>
+                <w:webHidden/>
+              </w:rPr>
+              <w:fldChar w:fldCharType="separate"/>
+            </w:r>
+            <w:r>
+              <w:rPr>
+                <w:noProof/>
+                <w:webHidden/>
+              </w:rPr>
+              <w:t>14</w:t>
             </w:r>
             <w:r>
               <w:rPr>
@@ -1941,13 +2418,13 @@
               <w14:ligatures w14:val="none"/>
             </w:rPr>
           </w:pPr>
-          <w:hyperlink w:anchor="_Toc216850288" w:history="1">
+          <w:hyperlink w:anchor="_Toc216936144" w:history="1">
             <w:r>
               <w:rPr>
                 <w:rStyle w:val="Hyperlink"/>
                 <w:noProof/>
               </w:rPr>
-              <w:t>1.6 Organization of the Study</w:t>
+              <w:t>3.1 Research Design</w:t>
             </w:r>
             <w:r>
               <w:rPr>
@@ -1968,7 +2445,7 @@
                 <w:noProof/>
                 <w:webHidden/>
               </w:rPr>
-              <w:instrText xml:space="preserve"> PAGEREF _Toc216850288 \h </w:instrText>
+              <w:instrText xml:space="preserve"> PAGEREF _Toc216936144 \h </w:instrText>
             </w:r>
             <w:r>
               <w:rPr>
@@ -1988,7 +2465,525 @@
                 <w:noProof/>
                 <w:webHidden/>
               </w:rPr>
-              <w:t>7</w:t>
+              <w:t>14</w:t>
+            </w:r>
+            <w:r>
+              <w:rPr>
+                <w:noProof/>
+                <w:webHidden/>
+              </w:rPr>
+              <w:fldChar w:fldCharType="end"/>
+            </w:r>
+          </w:hyperlink>
+        </w:p>
+        <w:p>
+          <w:pPr>
+            <w:pStyle w:val="TOC2"/>
+            <w:tabs>
+              <w:tab w:val="right" w:pos="8630"/>
+            </w:tabs>
+            <w:rPr>
+              <w:rFonts w:cs="Mangal"/>
+              <w:noProof/>
+              <w:kern w:val="0"/>
+              <w:sz w:val="22"/>
+              <w:szCs w:val="20"/>
+              <w:lang w:eastAsia="en-US" w:bidi="ne-NP"/>
+              <w14:ligatures w14:val="none"/>
+            </w:rPr>
+          </w:pPr>
+          <w:hyperlink w:anchor="_Toc216936145" w:history="1">
+            <w:r>
+              <w:rPr>
+                <w:rStyle w:val="Hyperlink"/>
+                <w:noProof/>
+              </w:rPr>
+              <w:t>3.2 Nature and source of data</w:t>
+            </w:r>
+            <w:r>
+              <w:rPr>
+                <w:noProof/>
+                <w:webHidden/>
+              </w:rPr>
+              <w:tab/>
+            </w:r>
+            <w:r>
+              <w:rPr>
+                <w:noProof/>
+                <w:webHidden/>
+              </w:rPr>
+              <w:fldChar w:fldCharType="begin"/>
+            </w:r>
+            <w:r>
+              <w:rPr>
+                <w:noProof/>
+                <w:webHidden/>
+              </w:rPr>
+              <w:instrText xml:space="preserve"> PAGEREF _Toc216936145 \h </w:instrText>
+            </w:r>
+            <w:r>
+              <w:rPr>
+                <w:noProof/>
+                <w:webHidden/>
+              </w:rPr>
+            </w:r>
+            <w:r>
+              <w:rPr>
+                <w:noProof/>
+                <w:webHidden/>
+              </w:rPr>
+              <w:fldChar w:fldCharType="separate"/>
+            </w:r>
+            <w:r>
+              <w:rPr>
+                <w:noProof/>
+                <w:webHidden/>
+              </w:rPr>
+              <w:t>14</w:t>
+            </w:r>
+            <w:r>
+              <w:rPr>
+                <w:noProof/>
+                <w:webHidden/>
+              </w:rPr>
+              <w:fldChar w:fldCharType="end"/>
+            </w:r>
+          </w:hyperlink>
+        </w:p>
+        <w:p>
+          <w:pPr>
+            <w:pStyle w:val="TOC2"/>
+            <w:tabs>
+              <w:tab w:val="right" w:pos="8630"/>
+            </w:tabs>
+            <w:rPr>
+              <w:rFonts w:cs="Mangal"/>
+              <w:noProof/>
+              <w:kern w:val="0"/>
+              <w:sz w:val="22"/>
+              <w:szCs w:val="20"/>
+              <w:lang w:eastAsia="en-US" w:bidi="ne-NP"/>
+              <w14:ligatures w14:val="none"/>
+            </w:rPr>
+          </w:pPr>
+          <w:hyperlink w:anchor="_Toc216936146" w:history="1">
+            <w:r>
+              <w:rPr>
+                <w:rStyle w:val="Hyperlink"/>
+                <w:noProof/>
+              </w:rPr>
+              <w:t>3.3 Population and Sampling</w:t>
+            </w:r>
+            <w:r>
+              <w:rPr>
+                <w:noProof/>
+                <w:webHidden/>
+              </w:rPr>
+              <w:tab/>
+            </w:r>
+            <w:r>
+              <w:rPr>
+                <w:noProof/>
+                <w:webHidden/>
+              </w:rPr>
+              <w:fldChar w:fldCharType="begin"/>
+            </w:r>
+            <w:r>
+              <w:rPr>
+                <w:noProof/>
+                <w:webHidden/>
+              </w:rPr>
+              <w:instrText xml:space="preserve"> PAGEREF _Toc216936146 \h </w:instrText>
+            </w:r>
+            <w:r>
+              <w:rPr>
+                <w:noProof/>
+                <w:webHidden/>
+              </w:rPr>
+            </w:r>
+            <w:r>
+              <w:rPr>
+                <w:noProof/>
+                <w:webHidden/>
+              </w:rPr>
+              <w:fldChar w:fldCharType="separate"/>
+            </w:r>
+            <w:r>
+              <w:rPr>
+                <w:noProof/>
+                <w:webHidden/>
+              </w:rPr>
+              <w:t>14</w:t>
+            </w:r>
+            <w:r>
+              <w:rPr>
+                <w:noProof/>
+                <w:webHidden/>
+              </w:rPr>
+              <w:fldChar w:fldCharType="end"/>
+            </w:r>
+          </w:hyperlink>
+        </w:p>
+        <w:p>
+          <w:pPr>
+            <w:pStyle w:val="TOC2"/>
+            <w:tabs>
+              <w:tab w:val="right" w:pos="8630"/>
+            </w:tabs>
+            <w:rPr>
+              <w:rFonts w:cs="Mangal"/>
+              <w:noProof/>
+              <w:kern w:val="0"/>
+              <w:sz w:val="22"/>
+              <w:szCs w:val="20"/>
+              <w:lang w:eastAsia="en-US" w:bidi="ne-NP"/>
+              <w14:ligatures w14:val="none"/>
+            </w:rPr>
+          </w:pPr>
+          <w:hyperlink w:anchor="_Toc216936147" w:history="1">
+            <w:r>
+              <w:rPr>
+                <w:rStyle w:val="Hyperlink"/>
+                <w:noProof/>
+              </w:rPr>
+              <w:t>3.4 Method of Data Collection</w:t>
+            </w:r>
+            <w:r>
+              <w:rPr>
+                <w:noProof/>
+                <w:webHidden/>
+              </w:rPr>
+              <w:tab/>
+            </w:r>
+            <w:r>
+              <w:rPr>
+                <w:noProof/>
+                <w:webHidden/>
+              </w:rPr>
+              <w:fldChar w:fldCharType="begin"/>
+            </w:r>
+            <w:r>
+              <w:rPr>
+                <w:noProof/>
+                <w:webHidden/>
+              </w:rPr>
+              <w:instrText xml:space="preserve"> PAGEREF _Toc216936147 \h </w:instrText>
+            </w:r>
+            <w:r>
+              <w:rPr>
+                <w:noProof/>
+                <w:webHidden/>
+              </w:rPr>
+            </w:r>
+            <w:r>
+              <w:rPr>
+                <w:noProof/>
+                <w:webHidden/>
+              </w:rPr>
+              <w:fldChar w:fldCharType="separate"/>
+            </w:r>
+            <w:r>
+              <w:rPr>
+                <w:noProof/>
+                <w:webHidden/>
+              </w:rPr>
+              <w:t>14</w:t>
+            </w:r>
+            <w:r>
+              <w:rPr>
+                <w:noProof/>
+                <w:webHidden/>
+              </w:rPr>
+              <w:fldChar w:fldCharType="end"/>
+            </w:r>
+          </w:hyperlink>
+        </w:p>
+        <w:p>
+          <w:pPr>
+            <w:pStyle w:val="TOC3"/>
+            <w:tabs>
+              <w:tab w:val="right" w:pos="8630"/>
+            </w:tabs>
+            <w:rPr>
+              <w:rFonts w:cs="Mangal"/>
+              <w:noProof/>
+              <w:kern w:val="0"/>
+              <w:sz w:val="22"/>
+              <w:szCs w:val="20"/>
+              <w:lang w:eastAsia="en-US" w:bidi="ne-NP"/>
+              <w14:ligatures w14:val="none"/>
+            </w:rPr>
+          </w:pPr>
+          <w:hyperlink w:anchor="_Toc216936148" w:history="1">
+            <w:r>
+              <w:rPr>
+                <w:rStyle w:val="Hyperlink"/>
+                <w:noProof/>
+              </w:rPr>
+              <w:t>3.4.1 Observation</w:t>
+            </w:r>
+            <w:r>
+              <w:rPr>
+                <w:noProof/>
+                <w:webHidden/>
+              </w:rPr>
+              <w:tab/>
+            </w:r>
+            <w:r>
+              <w:rPr>
+                <w:noProof/>
+                <w:webHidden/>
+              </w:rPr>
+              <w:fldChar w:fldCharType="begin"/>
+            </w:r>
+            <w:r>
+              <w:rPr>
+                <w:noProof/>
+                <w:webHidden/>
+              </w:rPr>
+              <w:instrText xml:space="preserve"> PAGEREF _Toc216936148 \h </w:instrText>
+            </w:r>
+            <w:r>
+              <w:rPr>
+                <w:noProof/>
+                <w:webHidden/>
+              </w:rPr>
+            </w:r>
+            <w:r>
+              <w:rPr>
+                <w:noProof/>
+                <w:webHidden/>
+              </w:rPr>
+              <w:fldChar w:fldCharType="separate"/>
+            </w:r>
+            <w:r>
+              <w:rPr>
+                <w:noProof/>
+                <w:webHidden/>
+              </w:rPr>
+              <w:t>15</w:t>
+            </w:r>
+            <w:r>
+              <w:rPr>
+                <w:noProof/>
+                <w:webHidden/>
+              </w:rPr>
+              <w:fldChar w:fldCharType="end"/>
+            </w:r>
+          </w:hyperlink>
+        </w:p>
+        <w:p>
+          <w:pPr>
+            <w:pStyle w:val="TOC3"/>
+            <w:tabs>
+              <w:tab w:val="right" w:pos="8630"/>
+            </w:tabs>
+            <w:rPr>
+              <w:rFonts w:cs="Mangal"/>
+              <w:noProof/>
+              <w:kern w:val="0"/>
+              <w:sz w:val="22"/>
+              <w:szCs w:val="20"/>
+              <w:lang w:eastAsia="en-US" w:bidi="ne-NP"/>
+              <w14:ligatures w14:val="none"/>
+            </w:rPr>
+          </w:pPr>
+          <w:hyperlink w:anchor="_Toc216936149" w:history="1">
+            <w:r>
+              <w:rPr>
+                <w:rStyle w:val="Hyperlink"/>
+                <w:noProof/>
+              </w:rPr>
+              <w:t>3.4.2 Interview</w:t>
+            </w:r>
+            <w:r>
+              <w:rPr>
+                <w:noProof/>
+                <w:webHidden/>
+              </w:rPr>
+              <w:tab/>
+            </w:r>
+            <w:r>
+              <w:rPr>
+                <w:noProof/>
+                <w:webHidden/>
+              </w:rPr>
+              <w:fldChar w:fldCharType="begin"/>
+            </w:r>
+            <w:r>
+              <w:rPr>
+                <w:noProof/>
+                <w:webHidden/>
+              </w:rPr>
+              <w:instrText xml:space="preserve"> PAGEREF _Toc216936149 \h </w:instrText>
+            </w:r>
+            <w:r>
+              <w:rPr>
+                <w:noProof/>
+                <w:webHidden/>
+              </w:rPr>
+            </w:r>
+            <w:r>
+              <w:rPr>
+                <w:noProof/>
+                <w:webHidden/>
+              </w:rPr>
+              <w:fldChar w:fldCharType="separate"/>
+            </w:r>
+            <w:r>
+              <w:rPr>
+                <w:noProof/>
+                <w:webHidden/>
+              </w:rPr>
+              <w:t>15</w:t>
+            </w:r>
+            <w:r>
+              <w:rPr>
+                <w:noProof/>
+                <w:webHidden/>
+              </w:rPr>
+              <w:fldChar w:fldCharType="end"/>
+            </w:r>
+          </w:hyperlink>
+        </w:p>
+        <w:p>
+          <w:pPr>
+            <w:pStyle w:val="TOC2"/>
+            <w:tabs>
+              <w:tab w:val="right" w:pos="8630"/>
+            </w:tabs>
+            <w:rPr>
+              <w:rFonts w:cs="Mangal"/>
+              <w:noProof/>
+              <w:kern w:val="0"/>
+              <w:sz w:val="22"/>
+              <w:szCs w:val="20"/>
+              <w:lang w:eastAsia="en-US" w:bidi="ne-NP"/>
+              <w14:ligatures w14:val="none"/>
+            </w:rPr>
+          </w:pPr>
+          <w:hyperlink w:anchor="_Toc216936150" w:history="1">
+            <w:r>
+              <w:rPr>
+                <w:rStyle w:val="Hyperlink"/>
+                <w:noProof/>
+              </w:rPr>
+              <w:t>3.5 Data Analysis and Presentation</w:t>
+            </w:r>
+            <w:r>
+              <w:rPr>
+                <w:noProof/>
+                <w:webHidden/>
+              </w:rPr>
+              <w:tab/>
+            </w:r>
+            <w:r>
+              <w:rPr>
+                <w:noProof/>
+                <w:webHidden/>
+              </w:rPr>
+              <w:fldChar w:fldCharType="begin"/>
+            </w:r>
+            <w:r>
+              <w:rPr>
+                <w:noProof/>
+                <w:webHidden/>
+              </w:rPr>
+              <w:instrText xml:space="preserve"> PAGEREF _Toc216936150 \h </w:instrText>
+            </w:r>
+            <w:r>
+              <w:rPr>
+                <w:noProof/>
+                <w:webHidden/>
+              </w:rPr>
+            </w:r>
+            <w:r>
+              <w:rPr>
+                <w:noProof/>
+                <w:webHidden/>
+              </w:rPr>
+              <w:fldChar w:fldCharType="separate"/>
+            </w:r>
+            <w:r>
+              <w:rPr>
+                <w:noProof/>
+                <w:webHidden/>
+              </w:rPr>
+              <w:t>15</w:t>
+            </w:r>
+            <w:r>
+              <w:rPr>
+                <w:noProof/>
+                <w:webHidden/>
+              </w:rPr>
+              <w:fldChar w:fldCharType="end"/>
+            </w:r>
+          </w:hyperlink>
+        </w:p>
+        <w:p>
+          <w:pPr>
+            <w:pStyle w:val="TOC2"/>
+            <w:tabs>
+              <w:tab w:val="right" w:pos="8630"/>
+            </w:tabs>
+            <w:rPr>
+              <w:rFonts w:cs="Mangal"/>
+              <w:noProof/>
+              <w:kern w:val="0"/>
+              <w:sz w:val="22"/>
+              <w:szCs w:val="20"/>
+              <w:lang w:eastAsia="en-US" w:bidi="ne-NP"/>
+              <w14:ligatures w14:val="none"/>
+            </w:rPr>
+          </w:pPr>
+          <w:hyperlink w:anchor="_Toc216936151" w:history="1">
+            <w:r>
+              <w:rPr>
+                <w:rStyle w:val="Hyperlink"/>
+                <w:noProof/>
+              </w:rPr>
+              <w:t>3.6 Ethical Consideration</w:t>
+            </w:r>
+            <w:r>
+              <w:rPr>
+                <w:noProof/>
+                <w:webHidden/>
+              </w:rPr>
+              <w:tab/>
+            </w:r>
+            <w:r>
+              <w:rPr>
+                <w:noProof/>
+                <w:webHidden/>
+              </w:rPr>
+              <w:fldChar w:fldCharType="begin"/>
+            </w:r>
+            <w:r>
+              <w:rPr>
+                <w:noProof/>
+                <w:webHidden/>
+              </w:rPr>
+              <w:instrText xml:space="preserve"> PAGEREF _Toc216936151 \h </w:instrText>
+            </w:r>
+            <w:r>
+              <w:rPr>
+                <w:noProof/>
+                <w:webHidden/>
+              </w:rPr>
+            </w:r>
+            <w:r>
+              <w:rPr>
+                <w:noProof/>
+                <w:webHidden/>
+              </w:rPr>
+              <w:fldChar w:fldCharType="separate"/>
+            </w:r>
+            <w:r>
+              <w:rPr>
+                <w:noProof/>
+                <w:webHidden/>
+              </w:rPr>
+              <w:t>15</w:t>
             </w:r>
             <w:r>
               <w:rPr>
@@ -2015,13 +3010,13 @@
               <w14:ligatures w14:val="none"/>
             </w:rPr>
           </w:pPr>
-          <w:hyperlink w:anchor="_Toc216850289" w:history="1">
+          <w:hyperlink w:anchor="_Toc216936152" w:history="1">
             <w:r>
               <w:rPr>
                 <w:rStyle w:val="Hyperlink"/>
                 <w:noProof/>
               </w:rPr>
-              <w:t>Chapter Two</w:t>
+              <w:t>References</w:t>
             </w:r>
             <w:r>
               <w:rPr>
@@ -2042,1265 +3037,7 @@
                 <w:noProof/>
                 <w:webHidden/>
               </w:rPr>
-              <w:instrText xml:space="preserve"> PAGEREF _Toc216850289 \h </w:instrText>
-            </w:r>
-            <w:r>
-              <w:rPr>
-                <w:noProof/>
-                <w:webHidden/>
-              </w:rPr>
-            </w:r>
-            <w:r>
-              <w:rPr>
-                <w:noProof/>
-                <w:webHidden/>
-              </w:rPr>
-              <w:fldChar w:fldCharType="separate"/>
-            </w:r>
-            <w:r>
-              <w:rPr>
-                <w:noProof/>
-                <w:webHidden/>
-              </w:rPr>
-              <w:t>8</w:t>
-            </w:r>
-            <w:r>
-              <w:rPr>
-                <w:noProof/>
-                <w:webHidden/>
-              </w:rPr>
-              <w:fldChar w:fldCharType="end"/>
-            </w:r>
-          </w:hyperlink>
-        </w:p>
-        <w:p>
-          <w:pPr>
-            <w:pStyle w:val="TOC1"/>
-            <w:tabs>
-              <w:tab w:val="right" w:pos="8630"/>
-            </w:tabs>
-            <w:rPr>
-              <w:rFonts w:cs="Mangal"/>
-              <w:noProof/>
-              <w:kern w:val="0"/>
-              <w:sz w:val="22"/>
-              <w:szCs w:val="20"/>
-              <w:lang w:eastAsia="en-US" w:bidi="ne-NP"/>
-              <w14:ligatures w14:val="none"/>
-            </w:rPr>
-          </w:pPr>
-          <w:hyperlink w:anchor="_Toc216850290" w:history="1">
-            <w:r>
-              <w:rPr>
-                <w:rStyle w:val="Hyperlink"/>
-                <w:noProof/>
-              </w:rPr>
-              <w:t>Literature Review</w:t>
-            </w:r>
-            <w:r>
-              <w:rPr>
-                <w:noProof/>
-                <w:webHidden/>
-              </w:rPr>
-              <w:tab/>
-            </w:r>
-            <w:r>
-              <w:rPr>
-                <w:noProof/>
-                <w:webHidden/>
-              </w:rPr>
-              <w:fldChar w:fldCharType="begin"/>
-            </w:r>
-            <w:r>
-              <w:rPr>
-                <w:noProof/>
-                <w:webHidden/>
-              </w:rPr>
-              <w:instrText xml:space="preserve"> PAGEREF _Toc216850290 \h </w:instrText>
-            </w:r>
-            <w:r>
-              <w:rPr>
-                <w:noProof/>
-                <w:webHidden/>
-              </w:rPr>
-            </w:r>
-            <w:r>
-              <w:rPr>
-                <w:noProof/>
-                <w:webHidden/>
-              </w:rPr>
-              <w:fldChar w:fldCharType="separate"/>
-            </w:r>
-            <w:r>
-              <w:rPr>
-                <w:noProof/>
-                <w:webHidden/>
-              </w:rPr>
-              <w:t>8</w:t>
-            </w:r>
-            <w:r>
-              <w:rPr>
-                <w:noProof/>
-                <w:webHidden/>
-              </w:rPr>
-              <w:fldChar w:fldCharType="end"/>
-            </w:r>
-          </w:hyperlink>
-        </w:p>
-        <w:p>
-          <w:pPr>
-            <w:pStyle w:val="TOC2"/>
-            <w:tabs>
-              <w:tab w:val="right" w:pos="8630"/>
-            </w:tabs>
-            <w:rPr>
-              <w:rFonts w:cs="Mangal"/>
-              <w:noProof/>
-              <w:kern w:val="0"/>
-              <w:sz w:val="22"/>
-              <w:szCs w:val="20"/>
-              <w:lang w:eastAsia="en-US" w:bidi="ne-NP"/>
-              <w14:ligatures w14:val="none"/>
-            </w:rPr>
-          </w:pPr>
-          <w:hyperlink w:anchor="_Toc216850291" w:history="1">
-            <w:r>
-              <w:rPr>
-                <w:rStyle w:val="Hyperlink"/>
-                <w:noProof/>
-              </w:rPr>
-              <w:t>2.1 Theoretical Review</w:t>
-            </w:r>
-            <w:r>
-              <w:rPr>
-                <w:noProof/>
-                <w:webHidden/>
-              </w:rPr>
-              <w:tab/>
-            </w:r>
-            <w:r>
-              <w:rPr>
-                <w:noProof/>
-                <w:webHidden/>
-              </w:rPr>
-              <w:fldChar w:fldCharType="begin"/>
-            </w:r>
-            <w:r>
-              <w:rPr>
-                <w:noProof/>
-                <w:webHidden/>
-              </w:rPr>
-              <w:instrText xml:space="preserve"> PAGEREF _Toc216850291 \h </w:instrText>
-            </w:r>
-            <w:r>
-              <w:rPr>
-                <w:noProof/>
-                <w:webHidden/>
-              </w:rPr>
-            </w:r>
-            <w:r>
-              <w:rPr>
-                <w:noProof/>
-                <w:webHidden/>
-              </w:rPr>
-              <w:fldChar w:fldCharType="separate"/>
-            </w:r>
-            <w:r>
-              <w:rPr>
-                <w:noProof/>
-                <w:webHidden/>
-              </w:rPr>
-              <w:t>11</w:t>
-            </w:r>
-            <w:r>
-              <w:rPr>
-                <w:noProof/>
-                <w:webHidden/>
-              </w:rPr>
-              <w:fldChar w:fldCharType="end"/>
-            </w:r>
-          </w:hyperlink>
-        </w:p>
-        <w:p>
-          <w:pPr>
-            <w:pStyle w:val="TOC2"/>
-            <w:tabs>
-              <w:tab w:val="right" w:pos="8630"/>
-            </w:tabs>
-            <w:rPr>
-              <w:rFonts w:cs="Mangal"/>
-              <w:noProof/>
-              <w:kern w:val="0"/>
-              <w:sz w:val="22"/>
-              <w:szCs w:val="20"/>
-              <w:lang w:eastAsia="en-US" w:bidi="ne-NP"/>
-              <w14:ligatures w14:val="none"/>
-            </w:rPr>
-          </w:pPr>
-          <w:hyperlink w:anchor="_Toc216850292" w:history="1">
-            <w:r>
-              <w:rPr>
-                <w:rStyle w:val="Hyperlink"/>
-                <w:noProof/>
-              </w:rPr>
-              <w:t>2.2 Empirical Review</w:t>
-            </w:r>
-            <w:r>
-              <w:rPr>
-                <w:noProof/>
-                <w:webHidden/>
-              </w:rPr>
-              <w:tab/>
-            </w:r>
-            <w:r>
-              <w:rPr>
-                <w:noProof/>
-                <w:webHidden/>
-              </w:rPr>
-              <w:fldChar w:fldCharType="begin"/>
-            </w:r>
-            <w:r>
-              <w:rPr>
-                <w:noProof/>
-                <w:webHidden/>
-              </w:rPr>
-              <w:instrText xml:space="preserve"> PAGEREF _Toc216850292 \h </w:instrText>
-            </w:r>
-            <w:r>
-              <w:rPr>
-                <w:noProof/>
-                <w:webHidden/>
-              </w:rPr>
-            </w:r>
-            <w:r>
-              <w:rPr>
-                <w:noProof/>
-                <w:webHidden/>
-              </w:rPr>
-              <w:fldChar w:fldCharType="separate"/>
-            </w:r>
-            <w:r>
-              <w:rPr>
-                <w:noProof/>
-                <w:webHidden/>
-              </w:rPr>
-              <w:t>11</w:t>
-            </w:r>
-            <w:r>
-              <w:rPr>
-                <w:noProof/>
-                <w:webHidden/>
-              </w:rPr>
-              <w:fldChar w:fldCharType="end"/>
-            </w:r>
-          </w:hyperlink>
-        </w:p>
-        <w:p>
-          <w:pPr>
-            <w:pStyle w:val="TOC2"/>
-            <w:tabs>
-              <w:tab w:val="right" w:pos="8630"/>
-            </w:tabs>
-            <w:rPr>
-              <w:rFonts w:cs="Mangal"/>
-              <w:noProof/>
-              <w:kern w:val="0"/>
-              <w:sz w:val="22"/>
-              <w:szCs w:val="20"/>
-              <w:lang w:eastAsia="en-US" w:bidi="ne-NP"/>
-              <w14:ligatures w14:val="none"/>
-            </w:rPr>
-          </w:pPr>
-          <w:hyperlink w:anchor="_Toc216850293" w:history="1">
-            <w:r>
-              <w:rPr>
-                <w:rStyle w:val="Hyperlink"/>
-                <w:noProof/>
-              </w:rPr>
-              <w:t>2.3 Policy Review</w:t>
-            </w:r>
-            <w:r>
-              <w:rPr>
-                <w:noProof/>
-                <w:webHidden/>
-              </w:rPr>
-              <w:tab/>
-            </w:r>
-            <w:r>
-              <w:rPr>
-                <w:noProof/>
-                <w:webHidden/>
-              </w:rPr>
-              <w:fldChar w:fldCharType="begin"/>
-            </w:r>
-            <w:r>
-              <w:rPr>
-                <w:noProof/>
-                <w:webHidden/>
-              </w:rPr>
-              <w:instrText xml:space="preserve"> PAGEREF _Toc216850293 \h </w:instrText>
-            </w:r>
-            <w:r>
-              <w:rPr>
-                <w:noProof/>
-                <w:webHidden/>
-              </w:rPr>
-            </w:r>
-            <w:r>
-              <w:rPr>
-                <w:noProof/>
-                <w:webHidden/>
-              </w:rPr>
-              <w:fldChar w:fldCharType="separate"/>
-            </w:r>
-            <w:r>
-              <w:rPr>
-                <w:noProof/>
-                <w:webHidden/>
-              </w:rPr>
-              <w:t>12</w:t>
-            </w:r>
-            <w:r>
-              <w:rPr>
-                <w:noProof/>
-                <w:webHidden/>
-              </w:rPr>
-              <w:fldChar w:fldCharType="end"/>
-            </w:r>
-          </w:hyperlink>
-        </w:p>
-        <w:p>
-          <w:pPr>
-            <w:pStyle w:val="TOC2"/>
-            <w:tabs>
-              <w:tab w:val="right" w:pos="8630"/>
-            </w:tabs>
-            <w:rPr>
-              <w:rFonts w:cs="Mangal"/>
-              <w:noProof/>
-              <w:kern w:val="0"/>
-              <w:sz w:val="22"/>
-              <w:szCs w:val="20"/>
-              <w:lang w:eastAsia="en-US" w:bidi="ne-NP"/>
-              <w14:ligatures w14:val="none"/>
-            </w:rPr>
-          </w:pPr>
-          <w:hyperlink w:anchor="_Toc216850294" w:history="1">
-            <w:r>
-              <w:rPr>
-                <w:rStyle w:val="Hyperlink"/>
-                <w:noProof/>
-              </w:rPr>
-              <w:t>2.4 Research Gap</w:t>
-            </w:r>
-            <w:r>
-              <w:rPr>
-                <w:noProof/>
-                <w:webHidden/>
-              </w:rPr>
-              <w:tab/>
-            </w:r>
-            <w:r>
-              <w:rPr>
-                <w:noProof/>
-                <w:webHidden/>
-              </w:rPr>
-              <w:fldChar w:fldCharType="begin"/>
-            </w:r>
-            <w:r>
-              <w:rPr>
-                <w:noProof/>
-                <w:webHidden/>
-              </w:rPr>
-              <w:instrText xml:space="preserve"> PAGEREF _Toc216850294 \h </w:instrText>
-            </w:r>
-            <w:r>
-              <w:rPr>
-                <w:noProof/>
-                <w:webHidden/>
-              </w:rPr>
-            </w:r>
-            <w:r>
-              <w:rPr>
-                <w:noProof/>
-                <w:webHidden/>
-              </w:rPr>
-              <w:fldChar w:fldCharType="separate"/>
-            </w:r>
-            <w:r>
-              <w:rPr>
-                <w:noProof/>
-                <w:webHidden/>
-              </w:rPr>
-              <w:t>12</w:t>
-            </w:r>
-            <w:r>
-              <w:rPr>
-                <w:noProof/>
-                <w:webHidden/>
-              </w:rPr>
-              <w:fldChar w:fldCharType="end"/>
-            </w:r>
-          </w:hyperlink>
-        </w:p>
-        <w:p>
-          <w:pPr>
-            <w:pStyle w:val="TOC2"/>
-            <w:tabs>
-              <w:tab w:val="right" w:pos="8630"/>
-            </w:tabs>
-            <w:rPr>
-              <w:rFonts w:cs="Mangal"/>
-              <w:noProof/>
-              <w:kern w:val="0"/>
-              <w:sz w:val="22"/>
-              <w:szCs w:val="20"/>
-              <w:lang w:eastAsia="en-US" w:bidi="ne-NP"/>
-              <w14:ligatures w14:val="none"/>
-            </w:rPr>
-          </w:pPr>
-          <w:hyperlink w:anchor="_Toc216850295" w:history="1">
-            <w:r>
-              <w:rPr>
-                <w:rStyle w:val="Hyperlink"/>
-                <w:noProof/>
-              </w:rPr>
-              <w:t>2.5 Conceptual Framework</w:t>
-            </w:r>
-            <w:r>
-              <w:rPr>
-                <w:noProof/>
-                <w:webHidden/>
-              </w:rPr>
-              <w:tab/>
-            </w:r>
-            <w:r>
-              <w:rPr>
-                <w:noProof/>
-                <w:webHidden/>
-              </w:rPr>
-              <w:fldChar w:fldCharType="begin"/>
-            </w:r>
-            <w:r>
-              <w:rPr>
-                <w:noProof/>
-                <w:webHidden/>
-              </w:rPr>
-              <w:instrText xml:space="preserve"> PAGEREF _Toc216850295 \h </w:instrText>
-            </w:r>
-            <w:r>
-              <w:rPr>
-                <w:noProof/>
-                <w:webHidden/>
-              </w:rPr>
-            </w:r>
-            <w:r>
-              <w:rPr>
-                <w:noProof/>
-                <w:webHidden/>
-              </w:rPr>
-              <w:fldChar w:fldCharType="separate"/>
-            </w:r>
-            <w:r>
-              <w:rPr>
-                <w:noProof/>
-                <w:webHidden/>
-              </w:rPr>
-              <w:t>13</w:t>
-            </w:r>
-            <w:r>
-              <w:rPr>
-                <w:noProof/>
-                <w:webHidden/>
-              </w:rPr>
-              <w:fldChar w:fldCharType="end"/>
-            </w:r>
-          </w:hyperlink>
-        </w:p>
-        <w:p>
-          <w:pPr>
-            <w:pStyle w:val="TOC1"/>
-            <w:tabs>
-              <w:tab w:val="right" w:pos="8630"/>
-            </w:tabs>
-            <w:rPr>
-              <w:rFonts w:cs="Mangal"/>
-              <w:noProof/>
-              <w:kern w:val="0"/>
-              <w:sz w:val="22"/>
-              <w:szCs w:val="20"/>
-              <w:lang w:eastAsia="en-US" w:bidi="ne-NP"/>
-              <w14:ligatures w14:val="none"/>
-            </w:rPr>
-          </w:pPr>
-          <w:hyperlink w:anchor="_Toc216850296" w:history="1">
-            <w:r>
-              <w:rPr>
-                <w:rStyle w:val="Hyperlink"/>
-                <w:noProof/>
-              </w:rPr>
-              <w:t>Chapter Three</w:t>
-            </w:r>
-            <w:r>
-              <w:rPr>
-                <w:noProof/>
-                <w:webHidden/>
-              </w:rPr>
-              <w:tab/>
-            </w:r>
-            <w:r>
-              <w:rPr>
-                <w:noProof/>
-                <w:webHidden/>
-              </w:rPr>
-              <w:fldChar w:fldCharType="begin"/>
-            </w:r>
-            <w:r>
-              <w:rPr>
-                <w:noProof/>
-                <w:webHidden/>
-              </w:rPr>
-              <w:instrText xml:space="preserve"> PAGEREF _Toc216850296 \h </w:instrText>
-            </w:r>
-            <w:r>
-              <w:rPr>
-                <w:noProof/>
-                <w:webHidden/>
-              </w:rPr>
-            </w:r>
-            <w:r>
-              <w:rPr>
-                <w:noProof/>
-                <w:webHidden/>
-              </w:rPr>
-              <w:fldChar w:fldCharType="separate"/>
-            </w:r>
-            <w:r>
-              <w:rPr>
-                <w:noProof/>
-                <w:webHidden/>
-              </w:rPr>
-              <w:t>14</w:t>
-            </w:r>
-            <w:r>
-              <w:rPr>
-                <w:noProof/>
-                <w:webHidden/>
-              </w:rPr>
-              <w:fldChar w:fldCharType="end"/>
-            </w:r>
-          </w:hyperlink>
-        </w:p>
-        <w:p>
-          <w:pPr>
-            <w:pStyle w:val="TOC1"/>
-            <w:tabs>
-              <w:tab w:val="right" w:pos="8630"/>
-            </w:tabs>
-            <w:rPr>
-              <w:rFonts w:cs="Mangal"/>
-              <w:noProof/>
-              <w:kern w:val="0"/>
-              <w:sz w:val="22"/>
-              <w:szCs w:val="20"/>
-              <w:lang w:eastAsia="en-US" w:bidi="ne-NP"/>
-              <w14:ligatures w14:val="none"/>
-            </w:rPr>
-          </w:pPr>
-          <w:hyperlink w:anchor="_Toc216850297" w:history="1">
-            <w:r>
-              <w:rPr>
-                <w:rStyle w:val="Hyperlink"/>
-                <w:noProof/>
-              </w:rPr>
-              <w:t>Research methodology</w:t>
-            </w:r>
-            <w:r>
-              <w:rPr>
-                <w:noProof/>
-                <w:webHidden/>
-              </w:rPr>
-              <w:tab/>
-            </w:r>
-            <w:r>
-              <w:rPr>
-                <w:noProof/>
-                <w:webHidden/>
-              </w:rPr>
-              <w:fldChar w:fldCharType="begin"/>
-            </w:r>
-            <w:r>
-              <w:rPr>
-                <w:noProof/>
-                <w:webHidden/>
-              </w:rPr>
-              <w:instrText xml:space="preserve"> PAGEREF _Toc216850297 \h </w:instrText>
-            </w:r>
-            <w:r>
-              <w:rPr>
-                <w:noProof/>
-                <w:webHidden/>
-              </w:rPr>
-            </w:r>
-            <w:r>
-              <w:rPr>
-                <w:noProof/>
-                <w:webHidden/>
-              </w:rPr>
-              <w:fldChar w:fldCharType="separate"/>
-            </w:r>
-            <w:r>
-              <w:rPr>
-                <w:noProof/>
-                <w:webHidden/>
-              </w:rPr>
-              <w:t>14</w:t>
-            </w:r>
-            <w:r>
-              <w:rPr>
-                <w:noProof/>
-                <w:webHidden/>
-              </w:rPr>
-              <w:fldChar w:fldCharType="end"/>
-            </w:r>
-          </w:hyperlink>
-        </w:p>
-        <w:p>
-          <w:pPr>
-            <w:pStyle w:val="TOC2"/>
-            <w:tabs>
-              <w:tab w:val="right" w:pos="8630"/>
-            </w:tabs>
-            <w:rPr>
-              <w:rFonts w:cs="Mangal"/>
-              <w:noProof/>
-              <w:kern w:val="0"/>
-              <w:sz w:val="22"/>
-              <w:szCs w:val="20"/>
-              <w:lang w:eastAsia="en-US" w:bidi="ne-NP"/>
-              <w14:ligatures w14:val="none"/>
-            </w:rPr>
-          </w:pPr>
-          <w:hyperlink w:anchor="_Toc216850298" w:history="1">
-            <w:r>
-              <w:rPr>
-                <w:rStyle w:val="Hyperlink"/>
-                <w:noProof/>
-              </w:rPr>
-              <w:t>3.1 Research Design</w:t>
-            </w:r>
-            <w:r>
-              <w:rPr>
-                <w:noProof/>
-                <w:webHidden/>
-              </w:rPr>
-              <w:tab/>
-            </w:r>
-            <w:r>
-              <w:rPr>
-                <w:noProof/>
-                <w:webHidden/>
-              </w:rPr>
-              <w:fldChar w:fldCharType="begin"/>
-            </w:r>
-            <w:r>
-              <w:rPr>
-                <w:noProof/>
-                <w:webHidden/>
-              </w:rPr>
-              <w:instrText xml:space="preserve"> PAGEREF _Toc216850298 \h </w:instrText>
-            </w:r>
-            <w:r>
-              <w:rPr>
-                <w:noProof/>
-                <w:webHidden/>
-              </w:rPr>
-            </w:r>
-            <w:r>
-              <w:rPr>
-                <w:noProof/>
-                <w:webHidden/>
-              </w:rPr>
-              <w:fldChar w:fldCharType="separate"/>
-            </w:r>
-            <w:r>
-              <w:rPr>
-                <w:noProof/>
-                <w:webHidden/>
-              </w:rPr>
-              <w:t>14</w:t>
-            </w:r>
-            <w:r>
-              <w:rPr>
-                <w:noProof/>
-                <w:webHidden/>
-              </w:rPr>
-              <w:fldChar w:fldCharType="end"/>
-            </w:r>
-          </w:hyperlink>
-        </w:p>
-        <w:p>
-          <w:pPr>
-            <w:pStyle w:val="TOC2"/>
-            <w:tabs>
-              <w:tab w:val="right" w:pos="8630"/>
-            </w:tabs>
-            <w:rPr>
-              <w:rFonts w:cs="Mangal"/>
-              <w:noProof/>
-              <w:kern w:val="0"/>
-              <w:sz w:val="22"/>
-              <w:szCs w:val="20"/>
-              <w:lang w:eastAsia="en-US" w:bidi="ne-NP"/>
-              <w14:ligatures w14:val="none"/>
-            </w:rPr>
-          </w:pPr>
-          <w:hyperlink w:anchor="_Toc216850299" w:history="1">
-            <w:r>
-              <w:rPr>
-                <w:rStyle w:val="Hyperlink"/>
-                <w:noProof/>
-              </w:rPr>
-              <w:t>3.2 Nature and source of data</w:t>
-            </w:r>
-            <w:r>
-              <w:rPr>
-                <w:noProof/>
-                <w:webHidden/>
-              </w:rPr>
-              <w:tab/>
-            </w:r>
-            <w:r>
-              <w:rPr>
-                <w:noProof/>
-                <w:webHidden/>
-              </w:rPr>
-              <w:fldChar w:fldCharType="begin"/>
-            </w:r>
-            <w:r>
-              <w:rPr>
-                <w:noProof/>
-                <w:webHidden/>
-              </w:rPr>
-              <w:instrText xml:space="preserve"> PAGEREF _Toc216850299 \h </w:instrText>
-            </w:r>
-            <w:r>
-              <w:rPr>
-                <w:noProof/>
-                <w:webHidden/>
-              </w:rPr>
-            </w:r>
-            <w:r>
-              <w:rPr>
-                <w:noProof/>
-                <w:webHidden/>
-              </w:rPr>
-              <w:fldChar w:fldCharType="separate"/>
-            </w:r>
-            <w:r>
-              <w:rPr>
-                <w:noProof/>
-                <w:webHidden/>
-              </w:rPr>
-              <w:t>14</w:t>
-            </w:r>
-            <w:r>
-              <w:rPr>
-                <w:noProof/>
-                <w:webHidden/>
-              </w:rPr>
-              <w:fldChar w:fldCharType="end"/>
-            </w:r>
-          </w:hyperlink>
-        </w:p>
-        <w:p>
-          <w:pPr>
-            <w:pStyle w:val="TOC2"/>
-            <w:tabs>
-              <w:tab w:val="right" w:pos="8630"/>
-            </w:tabs>
-            <w:rPr>
-              <w:rFonts w:cs="Mangal"/>
-              <w:noProof/>
-              <w:kern w:val="0"/>
-              <w:sz w:val="22"/>
-              <w:szCs w:val="20"/>
-              <w:lang w:eastAsia="en-US" w:bidi="ne-NP"/>
-              <w14:ligatures w14:val="none"/>
-            </w:rPr>
-          </w:pPr>
-          <w:hyperlink w:anchor="_Toc216850300" w:history="1">
-            <w:r>
-              <w:rPr>
-                <w:rStyle w:val="Hyperlink"/>
-                <w:noProof/>
-              </w:rPr>
-              <w:t>3.3 Population and Sampling</w:t>
-            </w:r>
-            <w:r>
-              <w:rPr>
-                <w:noProof/>
-                <w:webHidden/>
-              </w:rPr>
-              <w:tab/>
-            </w:r>
-            <w:r>
-              <w:rPr>
-                <w:noProof/>
-                <w:webHidden/>
-              </w:rPr>
-              <w:fldChar w:fldCharType="begin"/>
-            </w:r>
-            <w:r>
-              <w:rPr>
-                <w:noProof/>
-                <w:webHidden/>
-              </w:rPr>
-              <w:instrText xml:space="preserve"> PAGEREF _Toc216850300 \h </w:instrText>
-            </w:r>
-            <w:r>
-              <w:rPr>
-                <w:noProof/>
-                <w:webHidden/>
-              </w:rPr>
-            </w:r>
-            <w:r>
-              <w:rPr>
-                <w:noProof/>
-                <w:webHidden/>
-              </w:rPr>
-              <w:fldChar w:fldCharType="separate"/>
-            </w:r>
-            <w:r>
-              <w:rPr>
-                <w:noProof/>
-                <w:webHidden/>
-              </w:rPr>
-              <w:t>14</w:t>
-            </w:r>
-            <w:r>
-              <w:rPr>
-                <w:noProof/>
-                <w:webHidden/>
-              </w:rPr>
-              <w:fldChar w:fldCharType="end"/>
-            </w:r>
-          </w:hyperlink>
-        </w:p>
-        <w:p>
-          <w:pPr>
-            <w:pStyle w:val="TOC2"/>
-            <w:tabs>
-              <w:tab w:val="right" w:pos="8630"/>
-            </w:tabs>
-            <w:rPr>
-              <w:rFonts w:cs="Mangal"/>
-              <w:noProof/>
-              <w:kern w:val="0"/>
-              <w:sz w:val="22"/>
-              <w:szCs w:val="20"/>
-              <w:lang w:eastAsia="en-US" w:bidi="ne-NP"/>
-              <w14:ligatures w14:val="none"/>
-            </w:rPr>
-          </w:pPr>
-          <w:hyperlink w:anchor="_Toc216850301" w:history="1">
-            <w:r>
-              <w:rPr>
-                <w:rStyle w:val="Hyperlink"/>
-                <w:noProof/>
-              </w:rPr>
-              <w:t>3.4 Method of Data Collection</w:t>
-            </w:r>
-            <w:r>
-              <w:rPr>
-                <w:noProof/>
-                <w:webHidden/>
-              </w:rPr>
-              <w:tab/>
-            </w:r>
-            <w:r>
-              <w:rPr>
-                <w:noProof/>
-                <w:webHidden/>
-              </w:rPr>
-              <w:fldChar w:fldCharType="begin"/>
-            </w:r>
-            <w:r>
-              <w:rPr>
-                <w:noProof/>
-                <w:webHidden/>
-              </w:rPr>
-              <w:instrText xml:space="preserve"> PAGEREF _Toc216850301 \h </w:instrText>
-            </w:r>
-            <w:r>
-              <w:rPr>
-                <w:noProof/>
-                <w:webHidden/>
-              </w:rPr>
-            </w:r>
-            <w:r>
-              <w:rPr>
-                <w:noProof/>
-                <w:webHidden/>
-              </w:rPr>
-              <w:fldChar w:fldCharType="separate"/>
-            </w:r>
-            <w:r>
-              <w:rPr>
-                <w:noProof/>
-                <w:webHidden/>
-              </w:rPr>
-              <w:t>14</w:t>
-            </w:r>
-            <w:r>
-              <w:rPr>
-                <w:noProof/>
-                <w:webHidden/>
-              </w:rPr>
-              <w:fldChar w:fldCharType="end"/>
-            </w:r>
-          </w:hyperlink>
-        </w:p>
-        <w:p>
-          <w:pPr>
-            <w:pStyle w:val="TOC3"/>
-            <w:tabs>
-              <w:tab w:val="right" w:pos="8630"/>
-            </w:tabs>
-            <w:rPr>
-              <w:rFonts w:cs="Mangal"/>
-              <w:noProof/>
-              <w:kern w:val="0"/>
-              <w:sz w:val="22"/>
-              <w:szCs w:val="20"/>
-              <w:lang w:eastAsia="en-US" w:bidi="ne-NP"/>
-              <w14:ligatures w14:val="none"/>
-            </w:rPr>
-          </w:pPr>
-          <w:hyperlink w:anchor="_Toc216850302" w:history="1">
-            <w:r>
-              <w:rPr>
-                <w:rStyle w:val="Hyperlink"/>
-                <w:noProof/>
-              </w:rPr>
-              <w:t>3.4.1 Observation</w:t>
-            </w:r>
-            <w:r>
-              <w:rPr>
-                <w:noProof/>
-                <w:webHidden/>
-              </w:rPr>
-              <w:tab/>
-            </w:r>
-            <w:r>
-              <w:rPr>
-                <w:noProof/>
-                <w:webHidden/>
-              </w:rPr>
-              <w:fldChar w:fldCharType="begin"/>
-            </w:r>
-            <w:r>
-              <w:rPr>
-                <w:noProof/>
-                <w:webHidden/>
-              </w:rPr>
-              <w:instrText xml:space="preserve"> PAGEREF _Toc216850302 \h </w:instrText>
-            </w:r>
-            <w:r>
-              <w:rPr>
-                <w:noProof/>
-                <w:webHidden/>
-              </w:rPr>
-            </w:r>
-            <w:r>
-              <w:rPr>
-                <w:noProof/>
-                <w:webHidden/>
-              </w:rPr>
-              <w:fldChar w:fldCharType="separate"/>
-            </w:r>
-            <w:r>
-              <w:rPr>
-                <w:noProof/>
-                <w:webHidden/>
-              </w:rPr>
-              <w:t>15</w:t>
-            </w:r>
-            <w:r>
-              <w:rPr>
-                <w:noProof/>
-                <w:webHidden/>
-              </w:rPr>
-              <w:fldChar w:fldCharType="end"/>
-            </w:r>
-          </w:hyperlink>
-        </w:p>
-        <w:p>
-          <w:pPr>
-            <w:pStyle w:val="TOC3"/>
-            <w:tabs>
-              <w:tab w:val="right" w:pos="8630"/>
-            </w:tabs>
-            <w:rPr>
-              <w:rFonts w:cs="Mangal"/>
-              <w:noProof/>
-              <w:kern w:val="0"/>
-              <w:sz w:val="22"/>
-              <w:szCs w:val="20"/>
-              <w:lang w:eastAsia="en-US" w:bidi="ne-NP"/>
-              <w14:ligatures w14:val="none"/>
-            </w:rPr>
-          </w:pPr>
-          <w:hyperlink w:anchor="_Toc216850303" w:history="1">
-            <w:r>
-              <w:rPr>
-                <w:rStyle w:val="Hyperlink"/>
-                <w:noProof/>
-              </w:rPr>
-              <w:t>3.4.2 Interview</w:t>
-            </w:r>
-            <w:r>
-              <w:rPr>
-                <w:noProof/>
-                <w:webHidden/>
-              </w:rPr>
-              <w:tab/>
-            </w:r>
-            <w:r>
-              <w:rPr>
-                <w:noProof/>
-                <w:webHidden/>
-              </w:rPr>
-              <w:fldChar w:fldCharType="begin"/>
-            </w:r>
-            <w:r>
-              <w:rPr>
-                <w:noProof/>
-                <w:webHidden/>
-              </w:rPr>
-              <w:instrText xml:space="preserve"> PAGEREF _Toc216850303 \h </w:instrText>
-            </w:r>
-            <w:r>
-              <w:rPr>
-                <w:noProof/>
-                <w:webHidden/>
-              </w:rPr>
-            </w:r>
-            <w:r>
-              <w:rPr>
-                <w:noProof/>
-                <w:webHidden/>
-              </w:rPr>
-              <w:fldChar w:fldCharType="separate"/>
-            </w:r>
-            <w:r>
-              <w:rPr>
-                <w:noProof/>
-                <w:webHidden/>
-              </w:rPr>
-              <w:t>15</w:t>
-            </w:r>
-            <w:r>
-              <w:rPr>
-                <w:noProof/>
-                <w:webHidden/>
-              </w:rPr>
-              <w:fldChar w:fldCharType="end"/>
-            </w:r>
-          </w:hyperlink>
-        </w:p>
-        <w:p>
-          <w:pPr>
-            <w:pStyle w:val="TOC2"/>
-            <w:tabs>
-              <w:tab w:val="right" w:pos="8630"/>
-            </w:tabs>
-            <w:rPr>
-              <w:rFonts w:cs="Mangal"/>
-              <w:noProof/>
-              <w:kern w:val="0"/>
-              <w:sz w:val="22"/>
-              <w:szCs w:val="20"/>
-              <w:lang w:eastAsia="en-US" w:bidi="ne-NP"/>
-              <w14:ligatures w14:val="none"/>
-            </w:rPr>
-          </w:pPr>
-          <w:hyperlink w:anchor="_Toc216850304" w:history="1">
-            <w:r>
-              <w:rPr>
-                <w:rStyle w:val="Hyperlink"/>
-                <w:noProof/>
-              </w:rPr>
-              <w:t>3.5 Data Analysis and Presentation</w:t>
-            </w:r>
-            <w:r>
-              <w:rPr>
-                <w:noProof/>
-                <w:webHidden/>
-              </w:rPr>
-              <w:tab/>
-            </w:r>
-            <w:r>
-              <w:rPr>
-                <w:noProof/>
-                <w:webHidden/>
-              </w:rPr>
-              <w:fldChar w:fldCharType="begin"/>
-            </w:r>
-            <w:r>
-              <w:rPr>
-                <w:noProof/>
-                <w:webHidden/>
-              </w:rPr>
-              <w:instrText xml:space="preserve"> PAGEREF _Toc216850304 \h </w:instrText>
-            </w:r>
-            <w:r>
-              <w:rPr>
-                <w:noProof/>
-                <w:webHidden/>
-              </w:rPr>
-            </w:r>
-            <w:r>
-              <w:rPr>
-                <w:noProof/>
-                <w:webHidden/>
-              </w:rPr>
-              <w:fldChar w:fldCharType="separate"/>
-            </w:r>
-            <w:r>
-              <w:rPr>
-                <w:noProof/>
-                <w:webHidden/>
-              </w:rPr>
-              <w:t>15</w:t>
-            </w:r>
-            <w:r>
-              <w:rPr>
-                <w:noProof/>
-                <w:webHidden/>
-              </w:rPr>
-              <w:fldChar w:fldCharType="end"/>
-            </w:r>
-          </w:hyperlink>
-        </w:p>
-        <w:p>
-          <w:pPr>
-            <w:pStyle w:val="TOC2"/>
-            <w:tabs>
-              <w:tab w:val="right" w:pos="8630"/>
-            </w:tabs>
-            <w:rPr>
-              <w:rFonts w:cs="Mangal"/>
-              <w:noProof/>
-              <w:kern w:val="0"/>
-              <w:sz w:val="22"/>
-              <w:szCs w:val="20"/>
-              <w:lang w:eastAsia="en-US" w:bidi="ne-NP"/>
-              <w14:ligatures w14:val="none"/>
-            </w:rPr>
-          </w:pPr>
-          <w:hyperlink w:anchor="_Toc216850305" w:history="1">
-            <w:r>
-              <w:rPr>
-                <w:rStyle w:val="Hyperlink"/>
-                <w:noProof/>
-              </w:rPr>
-              <w:t>3.6 Ethical Consideration</w:t>
-            </w:r>
-            <w:r>
-              <w:rPr>
-                <w:noProof/>
-                <w:webHidden/>
-              </w:rPr>
-              <w:tab/>
-            </w:r>
-            <w:r>
-              <w:rPr>
-                <w:noProof/>
-                <w:webHidden/>
-              </w:rPr>
-              <w:fldChar w:fldCharType="begin"/>
-            </w:r>
-            <w:r>
-              <w:rPr>
-                <w:noProof/>
-                <w:webHidden/>
-              </w:rPr>
-              <w:instrText xml:space="preserve"> PAGEREF _Toc216850305 \h </w:instrText>
-            </w:r>
-            <w:r>
-              <w:rPr>
-                <w:noProof/>
-                <w:webHidden/>
-              </w:rPr>
-            </w:r>
-            <w:r>
-              <w:rPr>
-                <w:noProof/>
-                <w:webHidden/>
-              </w:rPr>
-              <w:fldChar w:fldCharType="separate"/>
-            </w:r>
-            <w:r>
-              <w:rPr>
-                <w:noProof/>
-                <w:webHidden/>
-              </w:rPr>
-              <w:t>15</w:t>
-            </w:r>
-            <w:r>
-              <w:rPr>
-                <w:noProof/>
-                <w:webHidden/>
-              </w:rPr>
-              <w:fldChar w:fldCharType="end"/>
-            </w:r>
-          </w:hyperlink>
-        </w:p>
-        <w:p>
-          <w:pPr>
-            <w:pStyle w:val="TOC1"/>
-            <w:tabs>
-              <w:tab w:val="right" w:pos="8630"/>
-            </w:tabs>
-            <w:rPr>
-              <w:rFonts w:cs="Mangal"/>
-              <w:noProof/>
-              <w:kern w:val="0"/>
-              <w:sz w:val="22"/>
-              <w:szCs w:val="20"/>
-              <w:lang w:eastAsia="en-US" w:bidi="ne-NP"/>
-              <w14:ligatures w14:val="none"/>
-            </w:rPr>
-          </w:pPr>
-          <w:hyperlink w:anchor="_Toc216850306" w:history="1">
-            <w:r>
-              <w:rPr>
-                <w:rStyle w:val="Hyperlink"/>
-                <w:noProof/>
-              </w:rPr>
-              <w:t>References</w:t>
-            </w:r>
-            <w:r>
-              <w:rPr>
-                <w:noProof/>
-                <w:webHidden/>
-              </w:rPr>
-              <w:tab/>
-            </w:r>
-            <w:r>
-              <w:rPr>
-                <w:noProof/>
-                <w:webHidden/>
-              </w:rPr>
-              <w:fldChar w:fldCharType="begin"/>
-            </w:r>
-            <w:r>
-              <w:rPr>
-                <w:noProof/>
-                <w:webHidden/>
-              </w:rPr>
-              <w:instrText xml:space="preserve"> PAGEREF _Toc216850306 \h </w:instrText>
+              <w:instrText xml:space="preserve"> PAGEREF _Toc216936152 \h </w:instrText>
             </w:r>
             <w:r>
               <w:rPr>
@@ -3359,27 +3096,6 @@
           <w:sz w:val="32"/>
           <w:szCs w:val="32"/>
         </w:rPr>
-      </w:pPr>
-      <w:r>
-        <w:rPr>
-          <w:rStyle w:val="Strong"/>
-          <w:rFonts w:ascii="Times New Roman" w:hAnsi="Times New Roman" w:cs="Times New Roman"/>
-          <w:sz w:val="32"/>
-          <w:szCs w:val="32"/>
-        </w:rPr>
-        <w:lastRenderedPageBreak/>
-        <w:br w:type="page"/>
-      </w:r>
-    </w:p>
-    <w:p>
-      <w:pPr>
-        <w:pStyle w:val="Heading1"/>
-        <w:spacing w:before="0" w:after="0" w:line="360" w:lineRule="auto"/>
-        <w:rPr>
-          <w:rStyle w:val="Strong"/>
-          <w:rFonts w:cs="Times New Roman"/>
-          <w:szCs w:val="32"/>
-        </w:rPr>
         <w:sectPr>
           <w:pgSz w:w="12240" w:h="15840"/>
           <w:pgMar w:top="1440" w:right="1440" w:bottom="1440" w:left="2160" w:header="720" w:footer="720" w:gutter="0"/>
@@ -3398,7 +3114,7 @@
           <w:bCs w:val="0"/>
         </w:rPr>
       </w:pPr>
-      <w:bookmarkStart w:id="1" w:name="_Toc216850281"/>
+      <w:bookmarkStart w:id="2" w:name="_Toc216936127"/>
       <w:r>
         <w:rPr>
           <w:rStyle w:val="Strong"/>
@@ -3416,23 +3132,23 @@
         </w:rPr>
         <w:t>One</w:t>
       </w:r>
-      <w:bookmarkEnd w:id="1"/>
+      <w:bookmarkEnd w:id="2"/>
     </w:p>
     <w:p>
       <w:pPr>
         <w:pStyle w:val="Heading1"/>
       </w:pPr>
-      <w:bookmarkStart w:id="2" w:name="_Toc216850282"/>
+      <w:bookmarkStart w:id="3" w:name="_Toc216936128"/>
       <w:r>
         <w:t>Status of Immigration</w:t>
       </w:r>
-      <w:bookmarkEnd w:id="2"/>
+      <w:bookmarkEnd w:id="3"/>
     </w:p>
     <w:p>
       <w:pPr>
         <w:pStyle w:val="Heading2"/>
       </w:pPr>
-      <w:bookmarkStart w:id="3" w:name="_Toc216850283"/>
+      <w:bookmarkStart w:id="4" w:name="_Toc216936129"/>
       <w:r>
         <w:t>1.</w:t>
       </w:r>
@@ -3445,7 +3161,7 @@
       <w:r>
         <w:t>Background</w:t>
       </w:r>
-      <w:bookmarkEnd w:id="3"/>
+      <w:bookmarkEnd w:id="4"/>
       <w:r>
         <w:tab/>
       </w:r>
@@ -3493,13 +3209,11 @@
         <w:pStyle w:val="BodyText"/>
       </w:pPr>
       <w:r>
-        <w:t xml:space="preserve">Migration affects not only the </w:t>
-      </w:r>
-      <w:proofErr w:type="spellStart"/>
-      <w:r>
-        <w:t>the</w:t>
-      </w:r>
-      <w:proofErr w:type="spellEnd"/>
+        <w:t>Mi</w:t>
+      </w:r>
+      <w:r>
+        <w:t>gration affects not only the</w:t>
+      </w:r>
       <w:r>
         <w:t xml:space="preserve"> population size of origin but also destination point of migrant people. Socio-economic factor are the main causes why people migrant from one place to another. In </w:t>
       </w:r>
@@ -3524,22 +3238,61 @@
         <w:t xml:space="preserve"> The United Nations Multilingual Diction</w:t>
       </w:r>
       <w:r>
-        <w:t xml:space="preserve">ary also defined migration as- </w:t>
-      </w:r>
-      <w:r>
-        <w:t xml:space="preserve">a form of geographic mobility or spatial mobility between one geographical unit and another, generally involving change in residence from the place of origin or place of departure to the place of destination or place of arrival‟ </w:t>
+        <w:t>ary also defined migration as "</w:t>
+      </w:r>
+      <w:r>
+        <w:t xml:space="preserve">a form of geographic mobility or spatial mobility between one geographical unit and another, generally involving change in residence from the place of origin or place of departure to the place of destination or place of </w:t>
+      </w:r>
+      <w:r>
+        <w:t>arrival. ‟</w:t>
+      </w:r>
+      <w:r>
+        <w:t xml:space="preserve"> </w:t>
+      </w:r>
+      <w:r>
+        <w:rPr>
+          <w:noProof/>
+        </w:rPr>
+        <w:t>(United Nations [UN], 1973, p. 173)</w:t>
+      </w:r>
+      <w:r>
+        <w:t>.</w:t>
+      </w:r>
+    </w:p>
+    <w:p>
+      <w:pPr>
+        <w:pStyle w:val="BodyText"/>
+      </w:pPr>
+      <w:r>
+        <w:t xml:space="preserve"> Migration is a special mobility of people by changing usual place of residence to a </w:t>
+      </w:r>
+      <w:r>
+        <w:t>well-defined</w:t>
+      </w:r>
+      <w:r>
+        <w:t xml:space="preserve"> destination. A migrant is a person moves either from his place of birth to another area or keeps on moving stepwise or critical by changing his residence more or less frequently by being seasonal, temporary, </w:t>
+      </w:r>
+      <w:r>
+        <w:t>semi-permanent</w:t>
+      </w:r>
+      <w:r>
+        <w:t>, depending upon the duration or migration and reason for migration within a defined geographical area</w:t>
+      </w:r>
+      <w:r>
+        <w:t xml:space="preserve"> </w:t>
       </w:r>
       <w:sdt>
         <w:sdtPr>
-          <w:id w:val="792486926"/>
+          <w:id w:val="1332419690"/>
           <w:citation/>
         </w:sdtPr>
+        <w:sdtEndPr/>
         <w:sdtContent>
           <w:r>
             <w:fldChar w:fldCharType="begin"/>
           </w:r>
           <w:r>
-            <w:instrText xml:space="preserve">CITATION Uni73 \p 173 \l 1033 </w:instrText>
+            <w:instrText xml:space="preserve"> CITATION KCB03 \l 1033 </w:instrText>
           </w:r>
           <w:r>
             <w:fldChar w:fldCharType="separate"/>
@@ -3548,50 +3301,200 @@
             <w:rPr>
               <w:noProof/>
             </w:rPr>
-            <w:t>(United Nations, 1973, p. 173)</w:t>
+            <w:t>(KC B. K., Internal migration in Nepal, 2003)</w:t>
           </w:r>
           <w:r>
             <w:fldChar w:fldCharType="end"/>
           </w:r>
         </w:sdtContent>
       </w:sdt>
+    </w:p>
+    <w:p>
+      <w:pPr>
+        <w:pStyle w:val="BodyText"/>
+      </w:pPr>
+      <w:r>
+        <w:t xml:space="preserve"> Migration is a barometer of changing social, </w:t>
+      </w:r>
+      <w:r>
+        <w:t>economic</w:t>
+      </w:r>
+      <w:r>
+        <w:t xml:space="preserve"> and political circumstances at the national and international level. In all cases, migration is a sign of wide disparities in economic and social conditions between origin and destination both caused by better and cheaper transports and communication facilities. Another common feature is </w:t>
+      </w:r>
+      <w:r>
+        <w:lastRenderedPageBreak/>
+        <w:t>unpredictable and volatile movement as the result of specific short term or long term crises. Most of these crises produce in the first place local rather than international movements through migrants may cross boarde</w:t>
+      </w:r>
+      <w:r>
+        <w:t>rs in search of their security</w:t>
+      </w:r>
+      <w:r>
+        <w:rPr>
+          <w:noProof/>
+        </w:rPr>
+        <w:t xml:space="preserve"> (United Nations Population Fund [UNFPA], 1993</w:t>
+      </w:r>
+      <w:proofErr w:type="gramStart"/>
+      <w:r>
+        <w:rPr>
+          <w:noProof/>
+        </w:rPr>
+        <w:t>)</w:t>
+      </w:r>
+      <w:r>
+        <w:t xml:space="preserve"> </w:t>
+      </w:r>
       <w:r>
         <w:t>.</w:t>
       </w:r>
+      <w:proofErr w:type="gramEnd"/>
+      <w:r>
+        <w:t xml:space="preserve"> </w:t>
+      </w:r>
     </w:p>
     <w:p>
       <w:pPr>
         <w:pStyle w:val="BodyText"/>
       </w:pPr>
       <w:r>
-        <w:t xml:space="preserve"> Migration is a special mobility of people by changing usual place of residence to a </w:t>
-      </w:r>
-      <w:r>
-        <w:t>well-defined</w:t>
-      </w:r>
-      <w:r>
-        <w:t xml:space="preserve"> destination. A migrant is a person moves either from his place of birth to another area or keeps on moving stepwise or critical by changing his residence more or less frequently by being seasonal, temporary, </w:t>
-      </w:r>
-      <w:r>
-        <w:t>semi-permanent</w:t>
-      </w:r>
-      <w:r>
-        <w:t>, depending upon the duration or migration and reason for migration within a defined geographical area</w:t>
+        <w:t xml:space="preserve">According to classical economic theorem migration balances the distribution of population and the supply of resources. People move from poor area to rich resource. Migration is broadly divided into two divisions, one is internal and another is international migration. Internal migration is the migration within country i.e. in migration and out migration while international migration refers to the movement of people from one country to another i.e. immigration and emigration. </w:t>
+      </w:r>
+    </w:p>
+    <w:p>
+      <w:pPr>
+        <w:pStyle w:val="BodyText"/>
+      </w:pPr>
+      <w:r>
+        <w:t xml:space="preserve">As a mechanism of balancing population and actual resources it is one of central interest to the study of population environmental relationship and economic development. Migration may occur from one village to another, within the districts or between the districts and within the country or outside the country people move largely because of economic motives. Similarly, selectively among migrants may also occur by age and sex. In India and Nepal, large number of adults leaving their families behind in the native village, such movements are largely due to economic motives where employment opportunities </w:t>
+      </w:r>
+      <w:r>
+        <w:t>attract</w:t>
+      </w:r>
+      <w:r>
+        <w:t xml:space="preserve"> rural males to urban centers but the high cost of urban living compels male migrants leave their families behind. </w:t>
+      </w:r>
+    </w:p>
+    <w:p>
+      <w:pPr>
+        <w:pStyle w:val="BodyText"/>
+      </w:pPr>
+      <w:r>
+        <w:t xml:space="preserve">Process of migration is as old as human society. In early days there was primitive migration in which the natural forces were vital but as the time passed on gradually different types of migration appears in </w:t>
+      </w:r>
+      <w:proofErr w:type="spellStart"/>
+      <w:proofErr w:type="gramStart"/>
+      <w:r>
+        <w:t>a</w:t>
+      </w:r>
+      <w:proofErr w:type="spellEnd"/>
+      <w:proofErr w:type="gramEnd"/>
+      <w:r>
+        <w:t xml:space="preserve"> early period. Natural force, primitive people shift them from one place to another but present there are not only forced immigration but also voluntary migration can be seen. In forced migration natural force, political force, political factors play an important role to shift the residence. Nepal has a long</w:t>
+      </w:r>
+      <w:r>
+        <w:t xml:space="preserve"> </w:t>
+      </w:r>
+      <w:r>
+        <w:t xml:space="preserve">history of migration after the implantation of malaria eradication program, the process of migration started from hill and mountain to </w:t>
+      </w:r>
+      <w:proofErr w:type="spellStart"/>
+      <w:r>
+        <w:t>Terai</w:t>
+      </w:r>
+      <w:proofErr w:type="spellEnd"/>
+      <w:r>
+        <w:t xml:space="preserve"> and inner </w:t>
+      </w:r>
+      <w:proofErr w:type="spellStart"/>
+      <w:r>
+        <w:t>Terai</w:t>
+      </w:r>
+      <w:proofErr w:type="spellEnd"/>
+      <w:r>
+        <w:t xml:space="preserve"> and low </w:t>
+      </w:r>
+      <w:r>
+        <w:t>land of the country.</w:t>
+      </w:r>
+    </w:p>
+    <w:p>
+      <w:pPr>
+        <w:pStyle w:val="BodyText"/>
+      </w:pPr>
+      <w:r>
+        <w:t xml:space="preserve">Our country is divided into three ecological zones namely Mountain, Hill and </w:t>
+      </w:r>
+      <w:proofErr w:type="spellStart"/>
+      <w:r>
+        <w:t>Terai</w:t>
+      </w:r>
+      <w:proofErr w:type="spellEnd"/>
+      <w:r>
+        <w:t xml:space="preserve">. These three ecological zones are divided into five development regions namely Eastern, </w:t>
+      </w:r>
+      <w:r>
+        <w:lastRenderedPageBreak/>
+        <w:t xml:space="preserve">Central, Western, Mid-western and Far-western development regions. Again these three ecological regions are divided into 14 zones and 75 districts. </w:t>
+      </w:r>
+    </w:p>
+    <w:p>
+      <w:pPr>
+        <w:pStyle w:val="BodyText"/>
+      </w:pPr>
+      <w:r>
+        <w:t xml:space="preserve">The trend of migration appears both in internal and international level where, India is the major destination place of international emigrants. The flow of internal migration also is increasing rapidly during the last two decades from the Hilly and Mountain regions to </w:t>
+      </w:r>
+      <w:proofErr w:type="spellStart"/>
+      <w:r>
+        <w:t>Terai</w:t>
+      </w:r>
+      <w:proofErr w:type="spellEnd"/>
+      <w:r>
+        <w:t xml:space="preserve"> due to infrastructural development and availability of the social services in </w:t>
+      </w:r>
+      <w:proofErr w:type="spellStart"/>
+      <w:r>
+        <w:t>Terai</w:t>
+      </w:r>
+      <w:proofErr w:type="spellEnd"/>
+      <w:r>
+        <w:t>. This trend of migration has two major effects. The first effect is lack of skillful and independent human resources in the place of origin and the second is high pressure in the social services and security in the place of destination. Internal migration is responsible to uneven distribution of population in Nepal.</w:t>
+      </w:r>
+    </w:p>
+    <w:p>
+      <w:pPr>
+        <w:pStyle w:val="BodyText"/>
+      </w:pPr>
+      <w:r>
+        <w:t>The 2001 census of Nepal had included enough information to calculate four streams of migration within the country. In Nepal, the major streams of internal migration are rural-to-rural 68 percent, rural-to-urban 26 percent, urban-to-urban 3 percent and urban-to-rural 4 percent in 2001.</w:t>
+      </w:r>
+    </w:p>
+    <w:p>
+      <w:pPr>
+        <w:pStyle w:val="BodyText"/>
+      </w:pPr>
+      <w:r>
+        <w:t>In the context of Nepal</w:t>
+      </w:r>
+      <w:r>
+        <w:t xml:space="preserve"> CEDA</w:t>
       </w:r>
       <w:r>
         <w:t xml:space="preserve"> </w:t>
       </w:r>
       <w:sdt>
         <w:sdtPr>
-          <w:id w:val="-1473597547"/>
+          <w:id w:val="2068140665"/>
           <w:citation/>
         </w:sdtPr>
+        <w:sdtEndPr/>
         <w:sdtContent>
           <w:r>
             <w:fldChar w:fldCharType="begin"/>
           </w:r>
           <w:r>
-            <w:instrText xml:space="preserve">CITATION Bal98 \p 121 \l 1033 </w:instrText>
+            <w:instrText xml:space="preserve"> CITATION Cen77 \l 1033 </w:instrText>
           </w:r>
           <w:r>
             <w:fldChar w:fldCharType="separate"/>
@@ -3600,7 +3503,7 @@
             <w:rPr>
               <w:noProof/>
             </w:rPr>
-            <w:t>(KC, 2003, p. 121)</w:t>
+            <w:t>(Centre for Economic Development and Administration, 1977)</w:t>
           </w:r>
           <w:r>
             <w:fldChar w:fldCharType="end"/>
@@ -3608,7 +3511,13 @@
         </w:sdtContent>
       </w:sdt>
       <w:r>
-        <w:t>.</w:t>
+        <w:t xml:space="preserve"> carried out a study of </w:t>
+      </w:r>
+      <w:r>
+        <w:t>immigration</w:t>
+      </w:r>
+      <w:r>
+        <w:t xml:space="preserve"> pattern in Kathmandu. The study focused that more than 50 percent of the migrants were of age group 20-30 years. The study also concluded that economic opportunities were the major causes of migration. The study further identified some causes of migration of people from hill areas of Central Nepal. It suggested that selective nature of age, sex, occupation, population pressure, food shortage and poverty in the hill region are the main reason for migration. The plan can control the volume of migration from hilly region the availability of intervening opportunities through investment in road and irrigation.</w:t>
       </w:r>
     </w:p>
     <w:p>
@@ -3616,155 +3525,6 @@
         <w:pStyle w:val="BodyText"/>
       </w:pPr>
       <w:r>
-        <w:t xml:space="preserve"> Migration is a barometer of changing social, </w:t>
-      </w:r>
-      <w:r>
-        <w:t>economic</w:t>
-      </w:r>
-      <w:r>
-        <w:t xml:space="preserve"> and political circumstances at the national and international level. In all cases, migration is a sign of wide disparities in economic and social conditions between origin and destination both caused by better </w:t>
-      </w:r>
-      <w:r>
-        <w:lastRenderedPageBreak/>
-        <w:t xml:space="preserve">and cheaper transports and communication facilities. Another common feature is unpredictable and volatile movement as the result of specific short term or long term crises. Most of these crises produce in the first place local rather than international movements through migrants may cross boarders in search of their security (UNFPA, 1993,15). </w:t>
-      </w:r>
-    </w:p>
-    <w:p>
-      <w:pPr>
-        <w:pStyle w:val="BodyText"/>
-      </w:pPr>
-      <w:r>
-        <w:t xml:space="preserve">According to classical economic theorem migration balances the distribution of population and the supply of resources. People move from poor area to rich resource. Migration is broadly divided into two divisions, one is internal and another is international migration. Internal migration is the migration within country i.e. in migration and out migration while international migration refers to the movement of people from one country to another i.e. immigration and emigration. </w:t>
-      </w:r>
-    </w:p>
-    <w:p>
-      <w:pPr>
-        <w:pStyle w:val="BodyText"/>
-      </w:pPr>
-      <w:r>
-        <w:t xml:space="preserve">As a mechanism of balancing population and actual resources it is one of central interest to the study of population environmental relationship and economic development. Migration may occur from one village to another, within the districts or between the districts and within the country or outside the country people move largely because of economic motives. Similarly, selectively among migrants may also occur by age and sex. In India and Nepal, large number of adults leaving their families behind in the native village, such movements are largely due to economic motives where employment opportunities </w:t>
-      </w:r>
-      <w:r>
-        <w:t>attract</w:t>
-      </w:r>
-      <w:r>
-        <w:t xml:space="preserve"> rural males to urban centers but the high cost of urban living compels male migrants leave their families behind. </w:t>
-      </w:r>
-    </w:p>
-    <w:p>
-      <w:pPr>
-        <w:pStyle w:val="BodyText"/>
-      </w:pPr>
-      <w:r>
-        <w:t xml:space="preserve">Process of migration is as old as human society. In early days there was primitive migration in which the natural forces were vital but as the time passed on gradually different types of migration appears in </w:t>
-      </w:r>
-      <w:proofErr w:type="spellStart"/>
-      <w:proofErr w:type="gramStart"/>
-      <w:r>
-        <w:t>a</w:t>
-      </w:r>
-      <w:proofErr w:type="spellEnd"/>
-      <w:proofErr w:type="gramEnd"/>
-      <w:r>
-        <w:t xml:space="preserve"> early period. Natural force, primitive people shift them from one place to another but present there are not only forced immigration but also voluntary migration can be seen. In forced migration natural force, political force, political factors play an important role to shift the residence. Nepal has a long</w:t>
-      </w:r>
-      <w:r>
-        <w:t xml:space="preserve"> </w:t>
-      </w:r>
-      <w:r>
-        <w:t xml:space="preserve">history of migration after the implantation of malaria eradication program, the process of migration started from hill and mountain to </w:t>
-      </w:r>
-      <w:proofErr w:type="spellStart"/>
-      <w:r>
-        <w:t>Terai</w:t>
-      </w:r>
-      <w:proofErr w:type="spellEnd"/>
-      <w:r>
-        <w:t xml:space="preserve"> and inner </w:t>
-      </w:r>
-      <w:proofErr w:type="spellStart"/>
-      <w:r>
-        <w:t>Terai</w:t>
-      </w:r>
-      <w:proofErr w:type="spellEnd"/>
-      <w:r>
-        <w:t xml:space="preserve"> and low </w:t>
-      </w:r>
-      <w:r>
-        <w:t>land of the country.</w:t>
-      </w:r>
-    </w:p>
-    <w:p>
-      <w:pPr>
-        <w:pStyle w:val="BodyText"/>
-      </w:pPr>
-      <w:r>
-        <w:t xml:space="preserve">Our country is divided into three ecological zones namely Mountain, Hill and </w:t>
-      </w:r>
-      <w:proofErr w:type="spellStart"/>
-      <w:r>
-        <w:t>Terai</w:t>
-      </w:r>
-      <w:proofErr w:type="spellEnd"/>
-      <w:r>
-        <w:t xml:space="preserve">. These three ecological zones are divided into five development regions namely Eastern, </w:t>
-      </w:r>
-      <w:r>
-        <w:lastRenderedPageBreak/>
-        <w:t xml:space="preserve">Central, Western, Mid-western and Far-western development regions. Again these three ecological regions are divided into 14 zones and 75 districts. </w:t>
-      </w:r>
-    </w:p>
-    <w:p>
-      <w:pPr>
-        <w:pStyle w:val="BodyText"/>
-      </w:pPr>
-      <w:r>
-        <w:t xml:space="preserve">The trend of migration appears both in internal and international level where, India is the major destination place of international emigrants. The flow of internal migration also is increasing rapidly during the last two decades from the Hilly and Mountain regions to </w:t>
-      </w:r>
-      <w:proofErr w:type="spellStart"/>
-      <w:r>
-        <w:t>Terai</w:t>
-      </w:r>
-      <w:proofErr w:type="spellEnd"/>
-      <w:r>
-        <w:t xml:space="preserve"> due to infrastructural development and availability of the social services in </w:t>
-      </w:r>
-      <w:proofErr w:type="spellStart"/>
-      <w:r>
-        <w:t>Terai</w:t>
-      </w:r>
-      <w:proofErr w:type="spellEnd"/>
-      <w:r>
-        <w:t>. This trend of migration has two major effects. The first effect is lack of skillful and independent human resources in the place of origin and the second is high pressure in the social services and security in the place of destination. Internal migration is responsible to uneven distribution of population in Nepal.</w:t>
-      </w:r>
-    </w:p>
-    <w:p>
-      <w:pPr>
-        <w:pStyle w:val="BodyText"/>
-      </w:pPr>
-      <w:r>
-        <w:t>The 2001 census of Nepal had included enough information to calculate four streams of migration within the country. In Nepal, the major streams of internal migration are rural-to-rural 68 percent, rural-to-urban 26 percent, urban-to-urban 3 percent and urban-to-rural 4 percent in 2001.</w:t>
-      </w:r>
-    </w:p>
-    <w:p>
-      <w:pPr>
-        <w:pStyle w:val="BodyText"/>
-      </w:pPr>
-      <w:r>
-        <w:t xml:space="preserve">In the context of Nepal CEDA (1977) carried out a study of </w:t>
-      </w:r>
-      <w:r>
-        <w:t>immigration</w:t>
-      </w:r>
-      <w:r>
-        <w:t xml:space="preserve"> pattern in Kathmandu. The study focused that more than 50 percent of the migrants were of age group 20-30 years. The study also concluded that economic opportunities were the major causes of migration. The study further identified some causes of migration of people from hill areas of Central Nepal. It suggested that selective nature of age, sex, occupation, population pressure, food shortage and poverty in the hill region are the main reason for migration. The plan can control the volume of migration from hilly region the availability of intervening opportunities through investment in road and irrigation.</w:t>
-      </w:r>
-    </w:p>
-    <w:p>
-      <w:pPr>
-        <w:pStyle w:val="BodyText"/>
-      </w:pPr>
-      <w:r>
         <w:t xml:space="preserve">Unfortunately, the </w:t>
       </w:r>
       <w:r>
@@ -3805,7 +3565,7 @@
       <w:pPr>
         <w:pStyle w:val="Heading2"/>
       </w:pPr>
-      <w:bookmarkStart w:id="4" w:name="_Toc216850284"/>
+      <w:bookmarkStart w:id="5" w:name="_Toc216936130"/>
       <w:r>
         <w:lastRenderedPageBreak/>
         <w:t>1.2</w:t>
@@ -3819,7 +3579,7 @@
       <w:r>
         <w:t>roblem</w:t>
       </w:r>
-      <w:bookmarkEnd w:id="4"/>
+      <w:bookmarkEnd w:id="5"/>
     </w:p>
     <w:p>
       <w:pPr>
@@ -3979,7 +3739,7 @@
       <w:pPr>
         <w:pStyle w:val="Heading2"/>
       </w:pPr>
-      <w:bookmarkStart w:id="5" w:name="_Toc216850285"/>
+      <w:bookmarkStart w:id="6" w:name="_Toc216936131"/>
       <w:r>
         <w:lastRenderedPageBreak/>
         <w:t>1.3</w:t>
@@ -3990,7 +3750,7 @@
       <w:r>
         <w:t>Objectives of the Study</w:t>
       </w:r>
-      <w:bookmarkEnd w:id="5"/>
+      <w:bookmarkEnd w:id="6"/>
       <w:r>
         <w:t xml:space="preserve"> </w:t>
       </w:r>
@@ -4137,7 +3897,7 @@
       <w:pPr>
         <w:pStyle w:val="Heading2"/>
       </w:pPr>
-      <w:bookmarkStart w:id="6" w:name="_Toc216850286"/>
+      <w:bookmarkStart w:id="7" w:name="_Toc216936132"/>
       <w:r>
         <w:lastRenderedPageBreak/>
         <w:t>1.4 Rationale of the S</w:t>
@@ -4145,7 +3905,7 @@
       <w:r>
         <w:t>tudy</w:t>
       </w:r>
-      <w:bookmarkEnd w:id="6"/>
+      <w:bookmarkEnd w:id="7"/>
     </w:p>
     <w:p>
       <w:pPr>
@@ -4245,11 +4005,11 @@
       <w:pPr>
         <w:pStyle w:val="Heading2"/>
       </w:pPr>
-      <w:bookmarkStart w:id="7" w:name="_Toc216850287"/>
+      <w:bookmarkStart w:id="8" w:name="_Toc216936133"/>
       <w:r>
         <w:t>1.5 Limitations of the study</w:t>
       </w:r>
-      <w:bookmarkEnd w:id="7"/>
+      <w:bookmarkEnd w:id="8"/>
     </w:p>
     <w:p>
       <w:pPr>
@@ -4302,11 +4062,11 @@
       <w:pPr>
         <w:pStyle w:val="Heading2"/>
       </w:pPr>
-      <w:bookmarkStart w:id="8" w:name="_Toc216850288"/>
+      <w:bookmarkStart w:id="9" w:name="_Toc216936134"/>
       <w:r>
         <w:t>1.6 Organization of the Study</w:t>
       </w:r>
-      <w:bookmarkEnd w:id="8"/>
+      <w:bookmarkEnd w:id="9"/>
     </w:p>
     <w:p>
       <w:pPr>
@@ -4352,7 +4112,7 @@
           <w:bCs w:val="0"/>
         </w:rPr>
       </w:pPr>
-      <w:bookmarkStart w:id="9" w:name="_Toc216850289"/>
+      <w:bookmarkStart w:id="10" w:name="_Toc216936135"/>
       <w:r>
         <w:rPr>
           <w:rStyle w:val="Strong"/>
@@ -4370,7 +4130,7 @@
         </w:rPr>
         <w:t>Two</w:t>
       </w:r>
-      <w:bookmarkEnd w:id="9"/>
+      <w:bookmarkEnd w:id="10"/>
     </w:p>
     <w:p>
       <w:pPr>
@@ -4381,7 +4141,7 @@
           <w:bCs w:val="0"/>
         </w:rPr>
       </w:pPr>
-      <w:bookmarkStart w:id="10" w:name="_Toc216850290"/>
+      <w:bookmarkStart w:id="11" w:name="_Toc216936136"/>
       <w:r>
         <w:rPr>
           <w:rStyle w:val="Strong"/>
@@ -4390,7 +4150,7 @@
         </w:rPr>
         <w:t>Literature Review</w:t>
       </w:r>
-      <w:bookmarkEnd w:id="10"/>
+      <w:bookmarkEnd w:id="11"/>
     </w:p>
     <w:p>
       <w:pPr>
@@ -4414,7 +4174,19 @@
         <w:pStyle w:val="BodyText"/>
       </w:pPr>
       <w:r>
-        <w:t xml:space="preserve">In the context of Nepal CEDA (1977) carried out a study of </w:t>
+        <w:t>In the context of Nepal</w:t>
+      </w:r>
+      <w:r>
+        <w:t xml:space="preserve"> </w:t>
+      </w:r>
+      <w:r>
+        <w:rPr>
+          <w:noProof/>
+        </w:rPr>
+        <w:t>Centre for Economic Development and Administration, (CEDA, 1973)</w:t>
+      </w:r>
+      <w:r>
+        <w:t xml:space="preserve"> carried out a study of </w:t>
       </w:r>
       <w:r>
         <w:t>immigration</w:t>
@@ -4436,45 +4208,162 @@
       <w:r>
         <w:tab/>
       </w:r>
+      <w:r>
+        <w:rPr>
+          <w:noProof/>
+        </w:rPr>
+        <w:t>Ravenstein (1885)</w:t>
+      </w:r>
+      <w:r>
+        <w:t xml:space="preserve"> </w:t>
+      </w:r>
+      <w:r>
+        <w:t xml:space="preserve">is the father of migration studies. He had brought the concept of migration and its stream. He explained that push and pull factors are the foundation of theory of migration. This article which is linked with demographic and economic variable in relation to distance and volume of migration also depends on distance. </w:t>
+      </w:r>
       <w:proofErr w:type="spellStart"/>
       <w:r>
         <w:t>Revenstein</w:t>
       </w:r>
       <w:proofErr w:type="spellEnd"/>
       <w:r>
-        <w:t xml:space="preserve"> (1885) is the father of migration studies. He had brought the concept of migration and its stream. He explained that push and pull factors are the foundation of theory of migration. This article which is linked with demographic and economic variable in relation to distance and volume of migration also depends on distance. </w:t>
+        <w:t xml:space="preserve"> </w:t>
+      </w:r>
+      <w:r>
+        <w:t>“Law</w:t>
+      </w:r>
+      <w:r>
+        <w:t xml:space="preserve"> of migration” states that mig</w:t>
+      </w:r>
+      <w:r>
+        <w:softHyphen/>
+      </w:r>
+      <w:r>
+        <w:t xml:space="preserve">ration occurs with stream and counter stream in each region as nations and universal. It has been widely accepted. </w:t>
+      </w:r>
+      <w:r>
+        <w:rPr>
+          <w:noProof/>
+        </w:rPr>
+        <w:t xml:space="preserve">Lee (1966) </w:t>
+      </w:r>
+      <w:r>
+        <w:t>explained that the decision to migrate is governed by “push and pull factors”. She related pull factors to the destination which are attractive and always positive. On the other hand</w:t>
+      </w:r>
+      <w:r>
+        <w:t>,</w:t>
+      </w:r>
+      <w:r>
+        <w:t xml:space="preserve"> push factors are explained as related to which are repulsive and always negative. </w:t>
+      </w:r>
+      <w:r>
+        <w:t>Before migrating, individuals consider several aspects, including factors associated with the origin, factors related to the destination, intervening obstacles such as distance, transportation, and cost, as well as personal factors like age, sex, and education.</w:t>
+      </w:r>
+      <w:r>
+        <w:t xml:space="preserve"> </w:t>
+      </w:r>
+    </w:p>
+    <w:p>
+      <w:pPr>
+        <w:pStyle w:val="BodyText"/>
+      </w:pPr>
+      <w:r>
+        <w:rPr>
+          <w:noProof/>
+        </w:rPr>
+        <w:lastRenderedPageBreak/>
+        <w:t>Stewart (1950)</w:t>
+      </w:r>
+      <w:r>
+        <w:t xml:space="preserve"> </w:t>
+      </w:r>
+      <w:r>
+        <w:t xml:space="preserve">have attempted to explain the movement of individual. </w:t>
+      </w:r>
+      <w:r>
+        <w:t xml:space="preserve">His </w:t>
+      </w:r>
+      <w:r>
+        <w:t xml:space="preserve">theory is known as “Gravitational Theory” which states that the numbers of persons who move between two areas are directly proportional to the two populations and inversely proportional to the distance between them. </w:t>
       </w:r>
       <w:proofErr w:type="spellStart"/>
       <w:r>
+        <w:t>Zipf</w:t>
+      </w:r>
+      <w:proofErr w:type="spellEnd"/>
+      <w:r>
+        <w:t xml:space="preserve"> was agreed with </w:t>
+      </w:r>
+      <w:proofErr w:type="spellStart"/>
+      <w:r>
+        <w:t>Revensteins</w:t>
+      </w:r>
+      <w:proofErr w:type="spellEnd"/>
+      <w:r>
+        <w:t>‟ view regarding to irritation. Gravity Model m=a* u/v, where is the number of migrants in a given stream. u and v independent variables</w:t>
+      </w:r>
+      <w:r>
+        <w:t xml:space="preserve"> </w:t>
+      </w:r>
+      <w:r>
+        <w:t>(factors of attraction and distance) and a is the constant of proportionality</w:t>
+      </w:r>
+      <w:r>
+        <w:t xml:space="preserve">. </w:t>
+      </w:r>
+      <w:r>
+        <w:rPr>
+          <w:noProof/>
+        </w:rPr>
+        <w:t>Zipf (1946)</w:t>
+      </w:r>
+      <w:r>
+        <w:t xml:space="preserve"> formulated </w:t>
+      </w:r>
+      <w:r>
+        <w:t>“The</w:t>
+      </w:r>
+      <w:r>
+        <w:t xml:space="preserve"> principle of least effort”. His model was based on </w:t>
+      </w:r>
+      <w:proofErr w:type="spellStart"/>
+      <w:r>
         <w:t>Revenstein</w:t>
       </w:r>
+      <w:r>
+        <w:t>'</w:t>
+      </w:r>
+      <w:r>
+        <w:t>s</w:t>
+      </w:r>
       <w:proofErr w:type="spellEnd"/>
       <w:r>
+        <w:t xml:space="preserve"> theory of migration. He was agreed with </w:t>
+      </w:r>
+      <w:proofErr w:type="spellStart"/>
+      <w:r>
+        <w:t>Revenstein‟s</w:t>
+      </w:r>
+      <w:proofErr w:type="spellEnd"/>
+      <w:r>
+        <w:t xml:space="preserve"> view regarding migration is inversely related to the distance to be travelled. According to him, the greater distance is effort required to overcome the difficulty and therefore the similar is the number of migrants. Similarly</w:t>
+      </w:r>
+      <w:r>
+        <w:t>,</w:t>
+      </w:r>
+      <w:r>
+        <w:t xml:space="preserve"> the lesser the distance, the lesser is the efforts to overcome, as a result the greater is the number of migrants. </w:t>
+      </w:r>
+      <w:r>
+        <w:rPr>
+          <w:noProof/>
+        </w:rPr>
+        <w:t>Todaro (1976)</w:t>
+      </w:r>
+      <w:r>
         <w:t xml:space="preserve"> </w:t>
       </w:r>
       <w:r>
-        <w:t>“Law</w:t>
-      </w:r>
-      <w:r>
-        <w:t xml:space="preserve"> of migration” states that mig</w:t>
-      </w:r>
-      <w:r>
-        <w:softHyphen/>
-      </w:r>
-      <w:r>
-        <w:t>ration occurs with stream and counter stream in each region as nations and universal. It has been widely accepted. Everest S. Lee (1966) explained that the decision to migrate is governed by “push and pull factors”. She related pull factors to the destination which are attractive and always positive. On the other hand</w:t>
-      </w:r>
-      <w:r>
-        <w:t>,</w:t>
-      </w:r>
-      <w:r>
-        <w:t xml:space="preserve"> push factors are explained as related to which are repulsive and always negative. </w:t>
-      </w:r>
-      <w:r>
-        <w:t>Before migrating, individuals consider several aspects, including factors associated with the origin, factors related to the destination, intervening obstacles such as distance, transportation, and cost, as well as personal factors like age, sex, and education.</w:t>
-      </w:r>
-      <w:r>
-        <w:t xml:space="preserve"> </w:t>
+        <w:t>has given the most significant contribution the large volume of migration literature. His view on migration mechanism can be explained by the differences in expected rather than actual earnings between two places. He has formulated migration models in four different features as: a. Migration is estimated primarily by national income considerations of relative benefits which are mostly traditional and psychological. b. The decision to migrate depends on expected rather than actual wage differentials. c. The probability of obtaining employment in the new sectors is inversely related to the unemployment rate in the new sector. d. Migration rates of new employment opportunity growth rates are not only possible but rational as well as and even likely in the face of wide new or old expected income differentials.</w:t>
       </w:r>
     </w:p>
     <w:p>
@@ -4482,104 +4371,13 @@
         <w:pStyle w:val="BodyText"/>
       </w:pPr>
       <w:r>
-        <w:lastRenderedPageBreak/>
-        <w:t>Zip</w:t>
-      </w:r>
-      <w:r>
-        <w:t xml:space="preserve"> and Steward (1964) have attempted to explain the movement of individual. Their theory is known as “Gravitational Theory” which states that the numbers of persons who move between two areas are directly proportional to the two populations and inversely proportional to the distance between them. </w:t>
-      </w:r>
-      <w:proofErr w:type="spellStart"/>
-      <w:r>
-        <w:t>Zipf</w:t>
-      </w:r>
-      <w:proofErr w:type="spellEnd"/>
-      <w:r>
-        <w:t xml:space="preserve"> was agreed with </w:t>
-      </w:r>
-      <w:proofErr w:type="spellStart"/>
-      <w:r>
-        <w:t>Revensteins</w:t>
-      </w:r>
-      <w:proofErr w:type="spellEnd"/>
-      <w:r>
-        <w:t>‟ view regarding to irritation. Gravity Model m=a* u/v, where is the number of migrants in a given stream. u and v independent variables</w:t>
-      </w:r>
-      <w:r>
-        <w:t xml:space="preserve"> </w:t>
-      </w:r>
-      <w:r>
-        <w:t>(factors of attraction and distance) and a is the constant of proportionality (</w:t>
-      </w:r>
-      <w:proofErr w:type="spellStart"/>
-      <w:r>
-        <w:t>Gurung</w:t>
-      </w:r>
-      <w:proofErr w:type="spellEnd"/>
-      <w:r>
-        <w:t xml:space="preserve">, 1978). </w:t>
-      </w:r>
-      <w:proofErr w:type="spellStart"/>
-      <w:r>
-        <w:t>Zipf</w:t>
-      </w:r>
-      <w:proofErr w:type="spellEnd"/>
-      <w:r>
-        <w:t xml:space="preserve"> (1964) formulated </w:t>
-      </w:r>
-      <w:r>
-        <w:t>“The</w:t>
-      </w:r>
-      <w:r>
-        <w:t xml:space="preserve"> principle of least effort”. His model was based on </w:t>
-      </w:r>
-      <w:proofErr w:type="spellStart"/>
-      <w:r>
-        <w:t>Revenstein</w:t>
-      </w:r>
-      <w:r>
-        <w:t>'</w:t>
-      </w:r>
-      <w:r>
-        <w:t>s</w:t>
-      </w:r>
-      <w:proofErr w:type="spellEnd"/>
-      <w:r>
-        <w:t xml:space="preserve"> theory of migration. He was agreed with </w:t>
-      </w:r>
-      <w:proofErr w:type="spellStart"/>
-      <w:r>
-        <w:t>Revenstein‟s</w:t>
-      </w:r>
-      <w:proofErr w:type="spellEnd"/>
-      <w:r>
-        <w:t xml:space="preserve"> view regarding migration is inversely related to the distance to be travelled. According to him, the greater distance is effort required to overcome the difficulty and therefore the similar is the number of migrants. Similarly</w:t>
-      </w:r>
-      <w:r>
-        <w:t>,</w:t>
-      </w:r>
-      <w:r>
-        <w:t xml:space="preserve"> the lesser the distance, the lesser is the efforts to overcome, as a result the greater is the number of migrants. </w:t>
-      </w:r>
-      <w:proofErr w:type="spellStart"/>
-      <w:r>
-        <w:t>Todaro</w:t>
-      </w:r>
-      <w:proofErr w:type="spellEnd"/>
-      <w:r>
-        <w:t xml:space="preserve"> (1976) has given the most significant contribution the large volume of migration literature. His view on migration mechanism can be explained by the differences in expected rather than actual earnings between two places. He has formulated migration models in four different features as: a. Migration is estimated primarily by national income considerations of relative benefits which are mostly traditional and psychological. b. The decision to migrate depends on expected rather than actual wage differentials. c. The probability of obtaining employment in the new sectors is inversely related to the unemployment rate in the new sector. d. Migration rates of new employment opportunity growth rates are not only possible but rational as well as and even likely in the face of wide new or old expected income differentials.</w:t>
-      </w:r>
-    </w:p>
-    <w:p>
-      <w:pPr>
-        <w:pStyle w:val="BodyText"/>
-      </w:pPr>
-      <w:proofErr w:type="spellStart"/>
-      <w:r>
-        <w:t>Gurung</w:t>
-      </w:r>
-      <w:proofErr w:type="spellEnd"/>
-      <w:r>
-        <w:t xml:space="preserve"> (1984) analyzes in his book ‘Inter Regional Migration in Nepal’, showed that population pressure, land holding, shortage of food grain, environmental stress in mountain/hill were found as the push factors and fertile land, resource government incentives, planned resettlement, physical facilities, presence of friends and relatives in the </w:t>
+        <w:rPr>
+          <w:noProof/>
+        </w:rPr>
+        <w:t>Gurung (1984)</w:t>
+      </w:r>
+      <w:r>
+        <w:t xml:space="preserve"> analyzes in his book ‘Inter Regional Migration in Nepal’, showed that population pressure, land holding, shortage of food grain, environmental stress in mountain/hill were found as the push factors and fertile land, resource government incentives, planned resettlement, physical facilities, presence of friends and relatives in the </w:t>
       </w:r>
       <w:proofErr w:type="spellStart"/>
       <w:r>
@@ -4628,13 +4426,58 @@
       <w:pPr>
         <w:pStyle w:val="BodyText"/>
       </w:pPr>
+      <w:r>
+        <w:rPr>
+          <w:noProof/>
+        </w:rPr>
+        <w:t>Kunwar (1993)</w:t>
+      </w:r>
+      <w:r>
+        <w:t xml:space="preserve"> </w:t>
+      </w:r>
+      <w:r>
+        <w:t xml:space="preserve">analyzed the causes and consequences of internal migration phenomenon through the multivariate analysis as well as path model. He concluded that the low productivity and insufficient land are main causes of leaving origin and availability of physical facilities and extension of business opportunities reduce the causes of leaving origin but moving of relatives and friends and education increase the causes of leaving origin. He also concludes that the age factor also plays significant role in the process of migration. </w:t>
+      </w:r>
+    </w:p>
+    <w:p>
+      <w:pPr>
+        <w:pStyle w:val="BodyText"/>
+      </w:pPr>
+      <w:r>
+        <w:t>D</w:t>
+      </w:r>
+      <w:r>
+        <w:t xml:space="preserve">uring the time of Maoist insurgency people migrated from hill to </w:t>
+      </w:r>
       <w:proofErr w:type="spellStart"/>
       <w:r>
-        <w:t>Kunwar</w:t>
+        <w:t>Terai</w:t>
       </w:r>
       <w:proofErr w:type="spellEnd"/>
       <w:r>
-        <w:t xml:space="preserve"> (2015) analyzed the causes and consequences of internal migration phenomenon through the multivariate analysis as well as path model. He concluded that the low productivity and insufficient land are main causes of leaving origin and availability of physical facilities and extension of business opportunities reduce the causes of leaving origin but moving of relatives and friends and education increase the causes of leaving origin. He also concludes that the age factor also plays significant role in the process of migration. </w:t>
+        <w:t xml:space="preserve"> </w:t>
+      </w:r>
+      <w:r>
+        <w:t>(</w:t>
+      </w:r>
+      <w:proofErr w:type="spellStart"/>
+      <w:r>
+        <w:t>Niroula</w:t>
+      </w:r>
+      <w:proofErr w:type="spellEnd"/>
+      <w:r>
+        <w:t>, 2016)</w:t>
+      </w:r>
+      <w:r>
+        <w:t xml:space="preserve">. Other factors, which accelerated this process, were probably the population pressure creation of infrastructure and concentration of development activities that created opportunities for employment in the </w:t>
+      </w:r>
+      <w:proofErr w:type="spellStart"/>
+      <w:r>
+        <w:t>Terai</w:t>
+      </w:r>
+      <w:proofErr w:type="spellEnd"/>
+      <w:r>
+        <w:t>. As a result, there are considerable changes in demographic, socio-economic and environmental condition both at the origin and destination.</w:t>
       </w:r>
     </w:p>
     <w:p>
@@ -4643,54 +4486,36 @@
       </w:pPr>
       <w:proofErr w:type="spellStart"/>
       <w:r>
-        <w:t>Niroula</w:t>
+        <w:t>Mobunjunje</w:t>
       </w:r>
       <w:proofErr w:type="spellEnd"/>
       <w:r>
-        <w:t xml:space="preserve"> (2016) during the time of Maoist insurgency people migrated from hill to </w:t>
+        <w:t xml:space="preserve"> (1970) applied a concept of system theory in the system of rural to urban migration operates having economic, social, technological and government component. He attempted to relate </w:t>
+      </w:r>
+      <w:r>
+        <w:t>trends,</w:t>
+      </w:r>
+      <w:r>
+        <w:t xml:space="preserve"> patterns and implications of rural to urban migration with general system theory (KC,1993:3) the ground migration to be systematic, influenced by an environment and control mechanism may change the whole system.</w:t>
+      </w:r>
+    </w:p>
+    <w:p>
+      <w:pPr>
+        <w:pStyle w:val="BodyText"/>
+      </w:pPr>
+      <w:r>
+        <w:t xml:space="preserve">Another study done by </w:t>
       </w:r>
       <w:proofErr w:type="spellStart"/>
       <w:r>
-        <w:t>Terai</w:t>
+        <w:t>Gurung</w:t>
       </w:r>
       <w:proofErr w:type="spellEnd"/>
       <w:r>
-        <w:t xml:space="preserve">. Other factors, which accelerated this process, were probably the population pressure creation of infrastructure and concentration of development activities that created opportunities for employment in the </w:t>
-      </w:r>
-      <w:proofErr w:type="spellStart"/>
-      <w:r>
-        <w:t>Terai</w:t>
-      </w:r>
-      <w:proofErr w:type="spellEnd"/>
-      <w:r>
-        <w:t>. As a result, there are considerable changes in demographic, socio-economic and environmental condition both at the origin and destination.</w:t>
-      </w:r>
-    </w:p>
-    <w:p>
-      <w:pPr>
-        <w:pStyle w:val="BodyText"/>
-      </w:pPr>
-      <w:proofErr w:type="spellStart"/>
-      <w:r>
-        <w:t>Mobunjunje</w:t>
-      </w:r>
-      <w:proofErr w:type="spellEnd"/>
-      <w:r>
-        <w:t xml:space="preserve"> (1970) applied a concept of system theory in the system of rural to urban migration operates having economic, social, technological and government component. He attempted to relate </w:t>
-      </w:r>
-      <w:r>
-        <w:t>trends,</w:t>
-      </w:r>
-      <w:r>
-        <w:t xml:space="preserve"> patterns and implications of rural to urban migration with general system theory (KC,1993:3) the ground migration to be systematic, influenced by an environment and control mechanism may change the whole system.</w:t>
-      </w:r>
-    </w:p>
-    <w:p>
-      <w:pPr>
-        <w:pStyle w:val="BodyText"/>
-      </w:pPr>
-      <w:r>
-        <w:t xml:space="preserve">Another study done by CEDA (1974) was on planned resettlement in western </w:t>
+        <w:t xml:space="preserve"> </w:t>
+      </w:r>
+      <w:r>
+        <w:t xml:space="preserve">(1974) was on planned resettlement in western </w:t>
       </w:r>
       <w:proofErr w:type="spellStart"/>
       <w:r>
@@ -4736,60 +4561,130 @@
         <w:pStyle w:val="BodyText"/>
       </w:pPr>
       <w:r>
-        <w:t xml:space="preserve"> K.C. and </w:t>
+        <w:t xml:space="preserve"> </w:t>
+      </w:r>
+      <w:proofErr w:type="gramStart"/>
+      <w:r>
+        <w:t>KC</w:t>
+      </w:r>
+      <w:r>
+        <w:t>(</w:t>
+      </w:r>
+      <w:proofErr w:type="gramEnd"/>
+      <w:r>
+        <w:t>1993) studied urbanization and migration in Nepal in which that concluded that international migration involving unrestricted emigration and immigration can be detrimental to the national interest but that should be beneficial if it is regulated properly.</w:t>
+      </w:r>
+    </w:p>
+    <w:p>
+      <w:pPr>
+        <w:pStyle w:val="Heading2"/>
+      </w:pPr>
+      <w:bookmarkStart w:id="12" w:name="_Toc216936137"/>
+      <w:r>
+        <w:t>2.1 Theoretical Review</w:t>
+      </w:r>
+      <w:bookmarkEnd w:id="12"/>
+    </w:p>
+    <w:p>
+      <w:pPr>
+        <w:pStyle w:val="BodyText"/>
+      </w:pPr>
+      <w:r>
+        <w:t xml:space="preserve">Migration is a complex phenomenon influenced by economic, social, and environmental factors. Several theories have been developed to explain the process of migration. </w:t>
       </w:r>
       <w:proofErr w:type="spellStart"/>
       <w:r>
-        <w:t>Suwal</w:t>
+        <w:t>Revenstein</w:t>
       </w:r>
       <w:proofErr w:type="spellEnd"/>
       <w:r>
-        <w:t xml:space="preserve"> (1993) studied urbanization and migration in Nepal in which that concluded that international migration involving unrestricted emigration and immigration can be detrimental to the national interest but that should be beneficial if it is regulated properly.</w:t>
+        <w:t xml:space="preserve"> (1885), known as the father of migration studies, introduced the concept of migration streams and counter-streams, emphasizing that migration flows occur systematically between regions. He also highlighted the importance of distance in migration patterns. Lee (1966) extended this idea through the push-pull framework, explaining that migration decisions are influenced by factors at the origin (push) and destination (pull), as well as intervening obstacles such as distance, transportation, and cost. Personal characteristics like age, sex, and education further shape migration decisions. </w:t>
+      </w:r>
+      <w:proofErr w:type="spellStart"/>
+      <w:r>
+        <w:t>Zipf</w:t>
+      </w:r>
+      <w:proofErr w:type="spellEnd"/>
+      <w:r>
+        <w:t xml:space="preserve"> (1964) proposed the Gravitational Theory, suggesting that the number of migrants between two areas is directly proportional to their populations and inversely proportional to the distance separating them. </w:t>
+      </w:r>
+      <w:proofErr w:type="spellStart"/>
+      <w:r>
+        <w:t>Todaro</w:t>
+      </w:r>
+      <w:proofErr w:type="spellEnd"/>
+      <w:r>
+        <w:t xml:space="preserve"> (1976) added an economic perspective, emphasizing that expected income differentials, rather than actual earnings, largely drive migration. Together, these theories provide the conceptual foundation for understanding the causes and patterns of migration in Ward 9, </w:t>
+      </w:r>
+      <w:proofErr w:type="spellStart"/>
+      <w:r>
+        <w:t>Sankhu</w:t>
+      </w:r>
+      <w:proofErr w:type="spellEnd"/>
+      <w:r>
+        <w:t>.</w:t>
       </w:r>
     </w:p>
     <w:p>
       <w:pPr>
         <w:pStyle w:val="Heading2"/>
       </w:pPr>
-      <w:bookmarkStart w:id="11" w:name="_Toc216850291"/>
-      <w:r>
-        <w:t>2.1 Theoretical Review</w:t>
-      </w:r>
-      <w:bookmarkEnd w:id="11"/>
+      <w:bookmarkStart w:id="13" w:name="_Toc216936138"/>
+      <w:r>
+        <w:t>2.2 Empirical Review</w:t>
+      </w:r>
+      <w:bookmarkEnd w:id="13"/>
     </w:p>
     <w:p>
       <w:pPr>
         <w:pStyle w:val="BodyText"/>
       </w:pPr>
       <w:r>
-        <w:t xml:space="preserve">Migration is a complex phenomenon influenced by economic, social, and environmental factors. Several theories have been developed to explain the process of migration. </w:t>
+        <w:t xml:space="preserve">Empirical studies in Nepal and similar contexts provide insights into migration trends and consequences. CEDA (1977) observed that over 50 percent of migrants in Kathmandu were aged 20–30 years, with economic opportunities being the primary cause. </w:t>
       </w:r>
       <w:proofErr w:type="spellStart"/>
       <w:r>
-        <w:t>Revenstein</w:t>
+        <w:t>Gurung</w:t>
       </w:r>
       <w:proofErr w:type="spellEnd"/>
       <w:r>
-        <w:t xml:space="preserve"> (1885), known as the father of migration studies, introduced the concept of migration streams and counter-streams, emphasizing that migration flows occur systematically between regions. He also highlighted the importance of distance in migration patterns. Lee (1966) extended this idea through the push-pull framework, explaining that migration decisions are influenced by factors at the origin (push) and destination (pull), as well as intervening obstacles such as distance, transportation, and cost. Personal characteristics like age, sex, and education further shape migration decisions. </w:t>
+        <w:t xml:space="preserve"> (1984) identified population pressure, land scarcity, and environmental stress in the hills as push factors, and fertile land, government incentives, and social networks in the </w:t>
       </w:r>
       <w:proofErr w:type="spellStart"/>
       <w:r>
-        <w:t>Zipf</w:t>
+        <w:lastRenderedPageBreak/>
+        <w:t>Terai</w:t>
       </w:r>
       <w:proofErr w:type="spellEnd"/>
       <w:r>
-        <w:t xml:space="preserve"> (1964) proposed the Gravitational Theory, suggesting that the number of migrants between two areas is directly proportional to their populations and inversely proportional to the distance separating them. </w:t>
+        <w:t xml:space="preserve"> as pull factors. K.C. (1998) analyzed both micro and macro-level determinants of migration, including literacy, age distribution, family kinship, and government resettlement projects. </w:t>
       </w:r>
       <w:proofErr w:type="spellStart"/>
       <w:r>
-        <w:t>Todaro</w:t>
+        <w:t>Kunwar</w:t>
       </w:r>
       <w:proofErr w:type="spellEnd"/>
       <w:r>
-        <w:t xml:space="preserve"> (1976) added an economic perspective, emphasizing that expected income differentials, rather than actual earnings, largely drive migration. Together, these theories provide the conceptual foundation for understanding the causes and patterns of migration in Ward 9, </w:t>
+        <w:t xml:space="preserve"> (2015) applied multivariate analysis and found that low productivity and insufficient land prompted migration, while availability of facilities and presence of relatives influenced the decision to move. </w:t>
       </w:r>
       <w:proofErr w:type="spellStart"/>
       <w:r>
+        <w:t>Niroula</w:t>
+      </w:r>
+      <w:proofErr w:type="spellEnd"/>
+      <w:r>
+        <w:t xml:space="preserve"> (2016) noted that during the Maoist insurgency, migration from hills to </w:t>
+      </w:r>
+      <w:proofErr w:type="spellStart"/>
+      <w:r>
+        <w:t>Terai</w:t>
+      </w:r>
+      <w:proofErr w:type="spellEnd"/>
+      <w:r>
+        <w:t xml:space="preserve"> accelerated due to population pressure, infrastructure development, and employment opportunities. These studies demonstrate the relevance of economic, social, and environmental factors in driving migration and highlight the need for a localized study in Ward 9, </w:t>
+      </w:r>
+      <w:proofErr w:type="spellStart"/>
+      <w:r>
         <w:t>Sankhu</w:t>
       </w:r>
       <w:proofErr w:type="spellEnd"/>
@@ -4801,107 +4696,45 @@
       <w:pPr>
         <w:pStyle w:val="Heading2"/>
       </w:pPr>
-      <w:bookmarkStart w:id="12" w:name="_Toc216850292"/>
-      <w:r>
-        <w:t>2.2 Empirical Review</w:t>
-      </w:r>
-      <w:bookmarkEnd w:id="12"/>
+      <w:bookmarkStart w:id="14" w:name="_Toc216936139"/>
+      <w:r>
+        <w:t>2.3 Policy Review</w:t>
+      </w:r>
+      <w:bookmarkEnd w:id="14"/>
     </w:p>
     <w:p>
       <w:pPr>
         <w:pStyle w:val="BodyText"/>
       </w:pPr>
       <w:r>
-        <w:t xml:space="preserve">Empirical studies in Nepal and similar contexts provide insights into migration trends and consequences. CEDA (1977) observed that over 50 percent of migrants in Kathmandu were aged 20–30 years, with economic opportunities being the primary cause. </w:t>
+        <w:t xml:space="preserve">Migration in Nepal has been shaped by both national and local policies. National policies, such as the Nepal Migration Policy and urban development strategies, aim to regulate population movement, improve resettlement programs, and create opportunities in underdeveloped regions. Local-level initiatives, including ward and municipal development plans, focus on infrastructure development, provision of basic services, and resettlement schemes to manage migration effectively. For example, previous resettlement projects in western </w:t>
       </w:r>
       <w:proofErr w:type="spellStart"/>
       <w:r>
+        <w:t>Terai</w:t>
+      </w:r>
+      <w:proofErr w:type="spellEnd"/>
+      <w:r>
+        <w:t xml:space="preserve"> (</w:t>
+      </w:r>
+      <w:proofErr w:type="spellStart"/>
+      <w:r>
         <w:t>Gurung</w:t>
       </w:r>
       <w:proofErr w:type="spellEnd"/>
       <w:r>
-        <w:t xml:space="preserve"> (1984) identified population pressure, land scarcity, and environmental stress in </w:t>
-      </w:r>
-      <w:r>
-        <w:lastRenderedPageBreak/>
-        <w:t xml:space="preserve">the hills as push factors, and fertile land, government incentives, and social networks in the </w:t>
-      </w:r>
-      <w:proofErr w:type="spellStart"/>
-      <w:r>
-        <w:t>Terai</w:t>
-      </w:r>
-      <w:proofErr w:type="spellEnd"/>
-      <w:r>
-        <w:t xml:space="preserve"> as pull factors. K.C. (1998) analyzed both micro and macro-level determinants of migration, including literacy, age distribution, family kinship, and government resettlement projects. </w:t>
-      </w:r>
-      <w:proofErr w:type="spellStart"/>
-      <w:r>
-        <w:t>Kunwar</w:t>
-      </w:r>
-      <w:proofErr w:type="spellEnd"/>
-      <w:r>
-        <w:t xml:space="preserve"> (2015) applied multivariate analysis and found that low productivity and insufficient land prompted migration, while availability of facilities and presence of relatives influenced the decision to move. </w:t>
-      </w:r>
-      <w:proofErr w:type="spellStart"/>
-      <w:r>
-        <w:t>Niroula</w:t>
-      </w:r>
-      <w:proofErr w:type="spellEnd"/>
-      <w:r>
-        <w:t xml:space="preserve"> (2016) noted that during the Maoist insurgency, migration from hills to </w:t>
-      </w:r>
-      <w:proofErr w:type="spellStart"/>
-      <w:r>
-        <w:t>Terai</w:t>
-      </w:r>
-      <w:proofErr w:type="spellEnd"/>
-      <w:r>
-        <w:t xml:space="preserve"> accelerated due to population pressure, infrastructure development, and employment opportunities. These studies demonstrate the relevance of economic, social, and environmental factors in driving migration and highlight the need for a localized study in Ward 9, </w:t>
-      </w:r>
-      <w:proofErr w:type="spellStart"/>
-      <w:r>
-        <w:t>Sankhu</w:t>
-      </w:r>
-      <w:proofErr w:type="spellEnd"/>
-      <w:r>
-        <w:t>.</w:t>
+        <w:t>, 1974) aimed to relocate populations from densely populated hill areas, emphasizing land distribution, income support, and social integration. Understanding these policies is essential to assess whether migration in Ward 9 aligns with policy objectives and to identify gaps where local planning can be improved.</w:t>
       </w:r>
     </w:p>
     <w:p>
       <w:pPr>
         <w:pStyle w:val="Heading2"/>
       </w:pPr>
-      <w:bookmarkStart w:id="13" w:name="_Toc216850293"/>
-      <w:r>
-        <w:t>2.3 Policy Review</w:t>
-      </w:r>
-      <w:bookmarkEnd w:id="13"/>
-    </w:p>
-    <w:p>
-      <w:pPr>
-        <w:pStyle w:val="BodyText"/>
-      </w:pPr>
-      <w:r>
-        <w:t xml:space="preserve">Migration in Nepal has been shaped by both national and local policies. National policies, such as the Nepal Migration Policy and urban development strategies, aim to regulate population movement, improve resettlement programs, and create opportunities in underdeveloped regions. Local-level initiatives, including ward and municipal development plans, focus on infrastructure development, provision of basic services, and resettlement schemes to manage migration effectively. For example, previous resettlement projects in western </w:t>
-      </w:r>
-      <w:proofErr w:type="spellStart"/>
-      <w:r>
-        <w:t>Terai</w:t>
-      </w:r>
-      <w:proofErr w:type="spellEnd"/>
-      <w:r>
-        <w:t xml:space="preserve"> (CEDA, 1974) aimed to relocate populations from densely populated hill areas, emphasizing land distribution, income support, and social integration. Understanding these policies is essential to assess whether migration in Ward 9 aligns with policy objectives and to identify gaps where local planning can be improved.</w:t>
-      </w:r>
-    </w:p>
-    <w:p>
-      <w:pPr>
-        <w:pStyle w:val="Heading2"/>
-      </w:pPr>
-      <w:bookmarkStart w:id="14" w:name="_Toc216850294"/>
+      <w:bookmarkStart w:id="15" w:name="_Toc216936140"/>
       <w:r>
         <w:t>2.4 Research Gap</w:t>
       </w:r>
-      <w:bookmarkEnd w:id="14"/>
+      <w:bookmarkEnd w:id="15"/>
     </w:p>
     <w:p>
       <w:pPr>
@@ -4957,37 +4790,1326 @@
           <w:b w:val="0"/>
           <w:bCs w:val="0"/>
         </w:rPr>
-        <w:t xml:space="preserve">local planning implications and migrant integration at the ward </w:t>
-      </w:r>
-      <w:r>
-        <w:rPr>
-          <w:rStyle w:val="Strong"/>
-          <w:b w:val="0"/>
-          <w:bCs w:val="0"/>
-        </w:rPr>
+        <w:t>local planning implications and migrant integration at the ward level</w:t>
+      </w:r>
+      <w:r>
+        <w:t>, highlighting the need for this study to provide context-specific insights and support evidence-based planning.</w:t>
+      </w:r>
+    </w:p>
+    <w:p>
+      <w:pPr>
+        <w:pStyle w:val="Heading2"/>
+      </w:pPr>
+      <w:bookmarkStart w:id="16" w:name="_Toc216936141"/>
+      <w:r>
         <w:lastRenderedPageBreak/>
-        <w:t>level</w:t>
-      </w:r>
-      <w:r>
-        <w:t>, highlighting the need for this study to provide context-specific insights and support evidence-based planning.</w:t>
-      </w:r>
-    </w:p>
-    <w:p>
-      <w:pPr>
-        <w:pStyle w:val="Heading2"/>
-      </w:pPr>
-      <w:bookmarkStart w:id="15" w:name="_Toc216850295"/>
-      <w:r>
         <w:t>2.5 Conceptual Framework</w:t>
       </w:r>
-      <w:bookmarkEnd w:id="15"/>
+      <w:bookmarkEnd w:id="16"/>
     </w:p>
     <w:p>
       <w:pPr>
         <w:pStyle w:val="BodyText"/>
       </w:pPr>
       <w:r>
+        <w:rPr>
+          <w:noProof/>
+        </w:rPr>
+        <mc:AlternateContent>
+          <mc:Choice Requires="wps">
+            <w:drawing>
+              <wp:anchor distT="45720" distB="45720" distL="114300" distR="114300" simplePos="0" relativeHeight="251659264" behindDoc="0" locked="0" layoutInCell="1" allowOverlap="1" wp14:anchorId="45E0E053" wp14:editId="45C34180">
+                <wp:simplePos x="0" y="0"/>
+                <wp:positionH relativeFrom="column">
+                  <wp:posOffset>0</wp:posOffset>
+                </wp:positionH>
+                <wp:positionV relativeFrom="paragraph">
+                  <wp:posOffset>1076325</wp:posOffset>
+                </wp:positionV>
+                <wp:extent cx="1402080" cy="784860"/>
+                <wp:effectExtent l="0" t="0" r="26670" b="15240"/>
+                <wp:wrapTopAndBottom/>
+                <wp:docPr id="217" name="Text Box 2"/>
+                <wp:cNvGraphicFramePr>
+                  <a:graphicFrameLocks xmlns:a="http://schemas.openxmlformats.org/drawingml/2006/main"/>
+                </wp:cNvGraphicFramePr>
+                <a:graphic xmlns:a="http://schemas.openxmlformats.org/drawingml/2006/main">
+                  <a:graphicData uri="http://schemas.microsoft.com/office/word/2010/wordprocessingShape">
+                    <wps:wsp>
+                      <wps:cNvSpPr txBox="1">
+                        <a:spLocks noChangeArrowheads="1"/>
+                      </wps:cNvSpPr>
+                      <wps:spPr bwMode="auto">
+                        <a:xfrm>
+                          <a:off x="0" y="0"/>
+                          <a:ext cx="1402080" cy="784860"/>
+                        </a:xfrm>
+                        <a:prstGeom prst="rect">
+                          <a:avLst/>
+                        </a:prstGeom>
+                        <a:solidFill>
+                          <a:srgbClr val="FFFFFF"/>
+                        </a:solidFill>
+                        <a:ln w="9525">
+                          <a:solidFill>
+                            <a:srgbClr val="000000"/>
+                          </a:solidFill>
+                          <a:miter lim="800000"/>
+                          <a:headEnd/>
+                          <a:tailEnd/>
+                        </a:ln>
+                      </wps:spPr>
+                      <wps:txbx>
+                        <w:txbxContent>
+                          <w:p>
+                            <w:pPr>
+                              <w:rPr>
+                                <w:sz w:val="22"/>
+                                <w:szCs w:val="22"/>
+                              </w:rPr>
+                            </w:pPr>
+                            <w:r>
+                              <w:rPr>
+                                <w:sz w:val="22"/>
+                                <w:szCs w:val="22"/>
+                              </w:rPr>
+                              <w:t>Push Factors</w:t>
+                            </w:r>
+                          </w:p>
+                        </w:txbxContent>
+                      </wps:txbx>
+                      <wps:bodyPr rot="0" vert="horz" wrap="square" lIns="91440" tIns="45720" rIns="91440" bIns="45720" anchor="t" anchorCtr="0">
+                        <a:noAutofit/>
+                      </wps:bodyPr>
+                    </wps:wsp>
+                  </a:graphicData>
+                </a:graphic>
+                <wp14:sizeRelH relativeFrom="margin">
+                  <wp14:pctWidth>0</wp14:pctWidth>
+                </wp14:sizeRelH>
+                <wp14:sizeRelV relativeFrom="margin">
+                  <wp14:pctHeight>0</wp14:pctHeight>
+                </wp14:sizeRelV>
+              </wp:anchor>
+            </w:drawing>
+          </mc:Choice>
+          <mc:Fallback>
+            <w:pict>
+              <v:shapetype w14:anchorId="45E0E053" id="_x0000_t202" coordsize="21600,21600" o:spt="202" path="m,l,21600r21600,l21600,xe">
+                <v:stroke joinstyle="miter"/>
+                <v:path gradientshapeok="t" o:connecttype="rect"/>
+              </v:shapetype>
+              <v:shape id="Text Box 2" o:spid="_x0000_s1026" type="#_x0000_t202" style="position:absolute;left:0;text-align:left;margin-left:0;margin-top:84.75pt;width:110.4pt;height:61.8pt;z-index:251659264;visibility:visible;mso-wrap-style:square;mso-width-percent:0;mso-height-percent:0;mso-wrap-distance-left:9pt;mso-wrap-distance-top:3.6pt;mso-wrap-distance-right:9pt;mso-wrap-distance-bottom:3.6pt;mso-position-horizontal:absolute;mso-position-horizontal-relative:text;mso-position-vertical:absolute;mso-position-vertical-relative:text;mso-width-percent:0;mso-height-percent:0;mso-width-relative:margin;mso-height-relative:margin;v-text-anchor:top" o:gfxdata="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">
+                <v:textbox>
+                  <w:txbxContent>
+                    <w:p>
+                      <w:pPr>
+                        <w:rPr>
+                          <w:sz w:val="22"/>
+                          <w:szCs w:val="22"/>
+                        </w:rPr>
+                      </w:pPr>
+                      <w:r>
+                        <w:rPr>
+                          <w:sz w:val="22"/>
+                          <w:szCs w:val="22"/>
+                        </w:rPr>
+                        <w:t>Push Factors</w:t>
+                      </w:r>
+                    </w:p>
+                  </w:txbxContent>
+                </v:textbox>
+                <w10:wrap type="topAndBottom"/>
+              </v:shape>
+            </w:pict>
+          </mc:Fallback>
+        </mc:AlternateContent>
+      </w:r>
+      <w:r>
+        <w:rPr>
+          <w:noProof/>
+          <w:lang w:eastAsia="en-US"/>
+        </w:rPr>
+        <mc:AlternateContent>
+          <mc:Choice Requires="wps">
+            <w:drawing>
+              <wp:anchor distT="0" distB="0" distL="114300" distR="114300" simplePos="0" relativeHeight="251676672" behindDoc="0" locked="0" layoutInCell="1" allowOverlap="1" wp14:anchorId="66E76DE8" wp14:editId="05F69450">
+                <wp:simplePos x="0" y="0"/>
+                <wp:positionH relativeFrom="column">
+                  <wp:posOffset>3305629</wp:posOffset>
+                </wp:positionH>
+                <wp:positionV relativeFrom="paragraph">
+                  <wp:posOffset>1773374</wp:posOffset>
+                </wp:positionV>
+                <wp:extent cx="351971" cy="0"/>
+                <wp:effectExtent l="0" t="76200" r="10160" b="95250"/>
+                <wp:wrapNone/>
+                <wp:docPr id="18" name="Straight Arrow Connector 18"/>
+                <wp:cNvGraphicFramePr/>
+                <a:graphic xmlns:a="http://schemas.openxmlformats.org/drawingml/2006/main">
+                  <a:graphicData uri="http://schemas.microsoft.com/office/word/2010/wordprocessingShape">
+                    <wps:wsp>
+                      <wps:cNvCnPr/>
+                      <wps:spPr>
+                        <a:xfrm>
+                          <a:off x="0" y="0"/>
+                          <a:ext cx="351971" cy="0"/>
+                        </a:xfrm>
+                        <a:prstGeom prst="straightConnector1">
+                          <a:avLst/>
+                        </a:prstGeom>
+                        <a:ln>
+                          <a:tailEnd type="triangle"/>
+                        </a:ln>
+                      </wps:spPr>
+                      <wps:style>
+                        <a:lnRef idx="1">
+                          <a:schemeClr val="dk1"/>
+                        </a:lnRef>
+                        <a:fillRef idx="0">
+                          <a:schemeClr val="dk1"/>
+                        </a:fillRef>
+                        <a:effectRef idx="0">
+                          <a:schemeClr val="dk1"/>
+                        </a:effectRef>
+                        <a:fontRef idx="minor">
+                          <a:schemeClr val="tx1"/>
+                        </a:fontRef>
+                      </wps:style>
+                      <wps:bodyPr/>
+                    </wps:wsp>
+                  </a:graphicData>
+                </a:graphic>
+              </wp:anchor>
+            </w:drawing>
+          </mc:Choice>
+          <mc:Fallback>
+            <w:pict>
+              <v:shapetype w14:anchorId="5649609A" id="_x0000_t32" coordsize="21600,21600" o:spt="32" o:oned="t" path="m,l21600,21600e" filled="f">
+                <v:path arrowok="t" fillok="f" o:connecttype="none"/>
+                <o:lock v:ext="edit" shapetype="t"/>
+              </v:shapetype>
+              <v:shape id="Straight Arrow Connector 18" o:spid="_x0000_s1026" type="#_x0000_t32" style="position:absolute;margin-left:260.3pt;margin-top:139.65pt;width:27.7pt;height:0;z-index:251676672;visibility:visible;mso-wrap-style:square;mso-wrap-distance-left:9pt;mso-wrap-distance-top:0;mso-wrap-distance-right:9pt;mso-wrap-distance-bottom:0;mso-position-horizontal:absolute;mso-position-horizontal-relative:text;mso-position-vertical:absolute;mso-position-vertical-relative:text" o:gfxdata="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" strokecolor="black [3200]" strokeweight=".5pt">
+                <v:stroke endarrow="block" joinstyle="miter"/>
+              </v:shape>
+            </w:pict>
+          </mc:Fallback>
+        </mc:AlternateContent>
+      </w:r>
+      <w:r>
+        <w:rPr>
+          <w:noProof/>
+          <w:lang w:eastAsia="en-US"/>
+        </w:rPr>
+        <mc:AlternateContent>
+          <mc:Choice Requires="wps">
+            <w:drawing>
+              <wp:anchor distT="0" distB="0" distL="114300" distR="114300" simplePos="0" relativeHeight="251675648" behindDoc="0" locked="0" layoutInCell="1" allowOverlap="1" wp14:anchorId="0E4124F9" wp14:editId="5FA483AC">
+                <wp:simplePos x="0" y="0"/>
+                <wp:positionH relativeFrom="column">
+                  <wp:posOffset>1402080</wp:posOffset>
+                </wp:positionH>
+                <wp:positionV relativeFrom="paragraph">
+                  <wp:posOffset>1773374</wp:posOffset>
+                </wp:positionV>
+                <wp:extent cx="379549" cy="0"/>
+                <wp:effectExtent l="38100" t="76200" r="0" b="95250"/>
+                <wp:wrapNone/>
+                <wp:docPr id="17" name="Straight Arrow Connector 17"/>
+                <wp:cNvGraphicFramePr/>
+                <a:graphic xmlns:a="http://schemas.openxmlformats.org/drawingml/2006/main">
+                  <a:graphicData uri="http://schemas.microsoft.com/office/word/2010/wordprocessingShape">
+                    <wps:wsp>
+                      <wps:cNvCnPr/>
+                      <wps:spPr>
+                        <a:xfrm flipH="1">
+                          <a:off x="0" y="0"/>
+                          <a:ext cx="379549" cy="0"/>
+                        </a:xfrm>
+                        <a:prstGeom prst="straightConnector1">
+                          <a:avLst/>
+                        </a:prstGeom>
+                        <a:ln>
+                          <a:tailEnd type="triangle"/>
+                        </a:ln>
+                      </wps:spPr>
+                      <wps:style>
+                        <a:lnRef idx="1">
+                          <a:schemeClr val="dk1"/>
+                        </a:lnRef>
+                        <a:fillRef idx="0">
+                          <a:schemeClr val="dk1"/>
+                        </a:fillRef>
+                        <a:effectRef idx="0">
+                          <a:schemeClr val="dk1"/>
+                        </a:effectRef>
+                        <a:fontRef idx="minor">
+                          <a:schemeClr val="tx1"/>
+                        </a:fontRef>
+                      </wps:style>
+                      <wps:bodyPr/>
+                    </wps:wsp>
+                  </a:graphicData>
+                </a:graphic>
+              </wp:anchor>
+            </w:drawing>
+          </mc:Choice>
+          <mc:Fallback>
+            <w:pict>
+              <v:shape w14:anchorId="2F709F97" id="Straight Arrow Connector 17" o:spid="_x0000_s1026" type="#_x0000_t32" style="position:absolute;margin-left:110.4pt;margin-top:139.65pt;width:29.9pt;height:0;flip:x;z-index:251675648;visibility:visible;mso-wrap-style:square;mso-wrap-distance-left:9pt;mso-wrap-distance-top:0;mso-wrap-distance-right:9pt;mso-wrap-distance-bottom:0;mso-position-horizontal:absolute;mso-position-horizontal-relative:text;mso-position-vertical:absolute;mso-position-vertical-relative:text" o:gfxdata="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" strokecolor="black [3200]" strokeweight=".5pt">
+                <v:stroke endarrow="block" joinstyle="miter"/>
+              </v:shape>
+            </w:pict>
+          </mc:Fallback>
+        </mc:AlternateContent>
+      </w:r>
+      <w:r>
+        <w:rPr>
+          <w:noProof/>
+          <w:lang w:eastAsia="en-US"/>
+        </w:rPr>
+        <mc:AlternateContent>
+          <mc:Choice Requires="wps">
+            <w:drawing>
+              <wp:anchor distT="0" distB="0" distL="114300" distR="114300" simplePos="0" relativeHeight="251674624" behindDoc="0" locked="0" layoutInCell="1" allowOverlap="1" wp14:anchorId="1898C170" wp14:editId="455C49AE">
+                <wp:simplePos x="0" y="0"/>
+                <wp:positionH relativeFrom="column">
+                  <wp:posOffset>2442029</wp:posOffset>
+                </wp:positionH>
+                <wp:positionV relativeFrom="paragraph">
+                  <wp:posOffset>1341574</wp:posOffset>
+                </wp:positionV>
+                <wp:extent cx="0" cy="254000"/>
+                <wp:effectExtent l="76200" t="0" r="57150" b="50800"/>
+                <wp:wrapNone/>
+                <wp:docPr id="16" name="Straight Arrow Connector 16"/>
+                <wp:cNvGraphicFramePr/>
+                <a:graphic xmlns:a="http://schemas.openxmlformats.org/drawingml/2006/main">
+                  <a:graphicData uri="http://schemas.microsoft.com/office/word/2010/wordprocessingShape">
+                    <wps:wsp>
+                      <wps:cNvCnPr/>
+                      <wps:spPr>
+                        <a:xfrm>
+                          <a:off x="0" y="0"/>
+                          <a:ext cx="0" cy="254000"/>
+                        </a:xfrm>
+                        <a:prstGeom prst="straightConnector1">
+                          <a:avLst/>
+                        </a:prstGeom>
+                        <a:ln>
+                          <a:tailEnd type="triangle"/>
+                        </a:ln>
+                      </wps:spPr>
+                      <wps:style>
+                        <a:lnRef idx="1">
+                          <a:schemeClr val="dk1"/>
+                        </a:lnRef>
+                        <a:fillRef idx="0">
+                          <a:schemeClr val="dk1"/>
+                        </a:fillRef>
+                        <a:effectRef idx="0">
+                          <a:schemeClr val="dk1"/>
+                        </a:effectRef>
+                        <a:fontRef idx="minor">
+                          <a:schemeClr val="tx1"/>
+                        </a:fontRef>
+                      </wps:style>
+                      <wps:bodyPr/>
+                    </wps:wsp>
+                  </a:graphicData>
+                </a:graphic>
+              </wp:anchor>
+            </w:drawing>
+          </mc:Choice>
+          <mc:Fallback>
+            <w:pict>
+              <v:shape w14:anchorId="6DACF9B6" id="Straight Arrow Connector 16" o:spid="_x0000_s1026" type="#_x0000_t32" style="position:absolute;margin-left:192.3pt;margin-top:105.65pt;width:0;height:20pt;z-index:251674624;visibility:visible;mso-wrap-style:square;mso-wrap-distance-left:9pt;mso-wrap-distance-top:0;mso-wrap-distance-right:9pt;mso-wrap-distance-bottom:0;mso-position-horizontal:absolute;mso-position-horizontal-relative:text;mso-position-vertical:absolute;mso-position-vertical-relative:text" o:gfxdata="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" strokecolor="black [3200]" strokeweight=".5pt">
+                <v:stroke endarrow="block" joinstyle="miter"/>
+              </v:shape>
+            </w:pict>
+          </mc:Fallback>
+        </mc:AlternateContent>
+      </w:r>
+      <w:r>
+        <w:rPr>
+          <w:noProof/>
+          <w:lang w:eastAsia="en-US"/>
+        </w:rPr>
+        <mc:AlternateContent>
+          <mc:Choice Requires="wps">
+            <w:drawing>
+              <wp:anchor distT="0" distB="0" distL="114300" distR="114300" simplePos="0" relativeHeight="251667456" behindDoc="0" locked="0" layoutInCell="1" allowOverlap="1" wp14:anchorId="3BA7E5D7" wp14:editId="00837D25">
+                <wp:simplePos x="0" y="0"/>
+                <wp:positionH relativeFrom="column">
+                  <wp:posOffset>1783080</wp:posOffset>
+                </wp:positionH>
+                <wp:positionV relativeFrom="paragraph">
+                  <wp:posOffset>1594485</wp:posOffset>
+                </wp:positionV>
+                <wp:extent cx="1524000" cy="373380"/>
+                <wp:effectExtent l="0" t="0" r="19050" b="26670"/>
+                <wp:wrapNone/>
+                <wp:docPr id="9" name="Text Box 9"/>
+                <wp:cNvGraphicFramePr/>
+                <a:graphic xmlns:a="http://schemas.openxmlformats.org/drawingml/2006/main">
+                  <a:graphicData uri="http://schemas.microsoft.com/office/word/2010/wordprocessingShape">
+                    <wps:wsp>
+                      <wps:cNvSpPr txBox="1"/>
+                      <wps:spPr>
+                        <a:xfrm>
+                          <a:off x="0" y="0"/>
+                          <a:ext cx="1524000" cy="373380"/>
+                        </a:xfrm>
+                        <a:prstGeom prst="rect">
+                          <a:avLst/>
+                        </a:prstGeom>
+                        <a:solidFill>
+                          <a:schemeClr val="lt1"/>
+                        </a:solidFill>
+                        <a:ln w="6350">
+                          <a:solidFill>
+                            <a:prstClr val="black"/>
+                          </a:solidFill>
+                        </a:ln>
+                      </wps:spPr>
+                      <wps:txbx>
+                        <w:txbxContent>
+                          <w:p>
+                            <w:pPr>
+                              <w:pStyle w:val="ListParagraph"/>
+                              <w:ind w:left="0"/>
+                              <w:jc w:val="center"/>
+                              <w:rPr>
+                                <w:sz w:val="18"/>
+                                <w:szCs w:val="18"/>
+                              </w:rPr>
+                            </w:pPr>
+                            <w:r>
+                              <w:rPr>
+                                <w:sz w:val="18"/>
+                                <w:szCs w:val="18"/>
+                              </w:rPr>
+                              <w:t>Intervening Obstacles</w:t>
+                            </w:r>
+                          </w:p>
+                          <w:p>
+                            <w:pPr>
+                              <w:pStyle w:val="ListParagraph"/>
+                              <w:ind w:left="0"/>
+                              <w:jc w:val="center"/>
+                              <w:rPr>
+                                <w:sz w:val="18"/>
+                                <w:szCs w:val="18"/>
+                              </w:rPr>
+                            </w:pPr>
+                            <w:r>
+                              <w:rPr>
+                                <w:sz w:val="18"/>
+                                <w:szCs w:val="18"/>
+                              </w:rPr>
+                              <w:t>(Distance, Cost, Barriers</w:t>
+                            </w:r>
+                            <w:r>
+                              <w:rPr>
+                                <w:sz w:val="18"/>
+                                <w:szCs w:val="18"/>
+                              </w:rPr>
+                              <w:t>)</w:t>
+                            </w:r>
+                          </w:p>
+                          <w:p>
+                            <w:pPr>
+                              <w:pStyle w:val="ListParagraph"/>
+                              <w:rPr>
+                                <w:sz w:val="18"/>
+                                <w:szCs w:val="18"/>
+                              </w:rPr>
+                            </w:pPr>
+                          </w:p>
+                        </w:txbxContent>
+                      </wps:txbx>
+                      <wps:bodyPr rot="0" spcFirstLastPara="0" vertOverflow="overflow" horzOverflow="overflow" vert="horz" wrap="square" lIns="91440" tIns="45720" rIns="91440" bIns="45720" numCol="1" spcCol="0" rtlCol="0" fromWordArt="0" anchor="t" anchorCtr="0" forceAA="0" compatLnSpc="1">
+                        <a:prstTxWarp prst="textNoShape">
+                          <a:avLst/>
+                        </a:prstTxWarp>
+                        <a:noAutofit/>
+                      </wps:bodyPr>
+                    </wps:wsp>
+                  </a:graphicData>
+                </a:graphic>
+                <wp14:sizeRelH relativeFrom="margin">
+                  <wp14:pctWidth>0</wp14:pctWidth>
+                </wp14:sizeRelH>
+                <wp14:sizeRelV relativeFrom="margin">
+                  <wp14:pctHeight>0</wp14:pctHeight>
+                </wp14:sizeRelV>
+              </wp:anchor>
+            </w:drawing>
+          </mc:Choice>
+          <mc:Fallback>
+            <w:pict>
+              <v:shape w14:anchorId="3BA7E5D7" id="Text Box 9" o:spid="_x0000_s1027" type="#_x0000_t202" style="position:absolute;left:0;text-align:left;margin-left:140.4pt;margin-top:125.55pt;width:120pt;height:29.4pt;z-index:251667456;visibility:visible;mso-wrap-style:square;mso-width-percent:0;mso-height-percent:0;mso-wrap-distance-left:9pt;mso-wrap-distance-top:0;mso-wrap-distance-right:9pt;mso-wrap-distance-bottom:0;mso-position-horizontal:absolute;mso-position-horizontal-relative:text;mso-position-vertical:absolute;mso-position-vertical-relative:text;mso-width-percent:0;mso-height-percent:0;mso-width-relative:margin;mso-height-relative:margin;v-text-anchor:top" o:gfxdata="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" fillcolor="white [3201]" strokeweight=".5pt">
+                <v:textbox>
+                  <w:txbxContent>
+                    <w:p>
+                      <w:pPr>
+                        <w:pStyle w:val="ListParagraph"/>
+                        <w:ind w:left="0"/>
+                        <w:jc w:val="center"/>
+                        <w:rPr>
+                          <w:sz w:val="18"/>
+                          <w:szCs w:val="18"/>
+                        </w:rPr>
+                      </w:pPr>
+                      <w:r>
+                        <w:rPr>
+                          <w:sz w:val="18"/>
+                          <w:szCs w:val="18"/>
+                        </w:rPr>
+                        <w:t>Intervening Obstacles</w:t>
+                      </w:r>
+                    </w:p>
+                    <w:p>
+                      <w:pPr>
+                        <w:pStyle w:val="ListParagraph"/>
+                        <w:ind w:left="0"/>
+                        <w:jc w:val="center"/>
+                        <w:rPr>
+                          <w:sz w:val="18"/>
+                          <w:szCs w:val="18"/>
+                        </w:rPr>
+                      </w:pPr>
+                      <w:r>
+                        <w:rPr>
+                          <w:sz w:val="18"/>
+                          <w:szCs w:val="18"/>
+                        </w:rPr>
+                        <w:t>(Distance, Cost, Barriers</w:t>
+                      </w:r>
+                      <w:r>
+                        <w:rPr>
+                          <w:sz w:val="18"/>
+                          <w:szCs w:val="18"/>
+                        </w:rPr>
+                        <w:t>)</w:t>
+                      </w:r>
+                    </w:p>
+                    <w:p>
+                      <w:pPr>
+                        <w:pStyle w:val="ListParagraph"/>
+                        <w:rPr>
+                          <w:sz w:val="18"/>
+                          <w:szCs w:val="18"/>
+                        </w:rPr>
+                      </w:pPr>
+                    </w:p>
+                  </w:txbxContent>
+                </v:textbox>
+              </v:shape>
+            </w:pict>
+          </mc:Fallback>
+        </mc:AlternateContent>
+      </w:r>
+      <w:r>
+        <mc:AlternateContent>
+          <mc:Choice Requires="wps">
+            <w:drawing>
+              <wp:anchor distT="0" distB="0" distL="114300" distR="114300" simplePos="0" relativeHeight="251665408" behindDoc="0" locked="0" layoutInCell="1" allowOverlap="1" wp14:anchorId="43C71BE3" wp14:editId="4F649B41">
+                <wp:simplePos x="0" y="0"/>
+                <wp:positionH relativeFrom="column">
+                  <wp:posOffset>3657600</wp:posOffset>
+                </wp:positionH>
+                <wp:positionV relativeFrom="paragraph">
+                  <wp:posOffset>1312545</wp:posOffset>
+                </wp:positionV>
+                <wp:extent cx="1699260" cy="845820"/>
+                <wp:effectExtent l="0" t="0" r="15240" b="11430"/>
+                <wp:wrapNone/>
+                <wp:docPr id="8" name="Text Box 8"/>
+                <wp:cNvGraphicFramePr/>
+                <a:graphic xmlns:a="http://schemas.openxmlformats.org/drawingml/2006/main">
+                  <a:graphicData uri="http://schemas.microsoft.com/office/word/2010/wordprocessingShape">
+                    <wps:wsp>
+                      <wps:cNvSpPr txBox="1"/>
+                      <wps:spPr>
+                        <a:xfrm>
+                          <a:off x="0" y="0"/>
+                          <a:ext cx="1699260" cy="845820"/>
+                        </a:xfrm>
+                        <a:prstGeom prst="rect">
+                          <a:avLst/>
+                        </a:prstGeom>
+                        <a:solidFill>
+                          <a:schemeClr val="lt1"/>
+                        </a:solidFill>
+                        <a:ln w="6350">
+                          <a:solidFill>
+                            <a:prstClr val="black"/>
+                          </a:solidFill>
+                        </a:ln>
+                      </wps:spPr>
+                      <wps:txbx>
+                        <w:txbxContent>
+                          <w:p>
+                            <w:pPr>
+                              <w:pStyle w:val="ListParagraph"/>
+                              <w:numPr>
+                                <w:ilvl w:val="0"/>
+                                <w:numId w:val="15"/>
+                              </w:numPr>
+                              <w:ind w:left="180" w:hanging="180"/>
+                              <w:rPr>
+                                <w:sz w:val="18"/>
+                                <w:szCs w:val="18"/>
+                              </w:rPr>
+                            </w:pPr>
+                            <w:r>
+                              <w:rPr>
+                                <w:sz w:val="18"/>
+                                <w:szCs w:val="18"/>
+                              </w:rPr>
+                              <w:t>Employment Opportunities</w:t>
+                            </w:r>
+                          </w:p>
+                          <w:p>
+                            <w:pPr>
+                              <w:pStyle w:val="ListParagraph"/>
+                              <w:numPr>
+                                <w:ilvl w:val="0"/>
+                                <w:numId w:val="15"/>
+                              </w:numPr>
+                              <w:ind w:left="180" w:hanging="180"/>
+                              <w:rPr>
+                                <w:sz w:val="18"/>
+                                <w:szCs w:val="18"/>
+                              </w:rPr>
+                            </w:pPr>
+                            <w:r>
+                              <w:rPr>
+                                <w:sz w:val="18"/>
+                                <w:szCs w:val="18"/>
+                              </w:rPr>
+                              <w:t>Better Education</w:t>
+                            </w:r>
+                          </w:p>
+                          <w:p>
+                            <w:pPr>
+                              <w:pStyle w:val="ListParagraph"/>
+                              <w:numPr>
+                                <w:ilvl w:val="0"/>
+                                <w:numId w:val="15"/>
+                              </w:numPr>
+                              <w:ind w:left="180" w:hanging="180"/>
+                              <w:rPr>
+                                <w:sz w:val="18"/>
+                                <w:szCs w:val="18"/>
+                              </w:rPr>
+                            </w:pPr>
+                            <w:r>
+                              <w:rPr>
+                                <w:sz w:val="18"/>
+                                <w:szCs w:val="18"/>
+                              </w:rPr>
+                              <w:t>Infrastructure Facilities</w:t>
+                            </w:r>
+                          </w:p>
+                          <w:p>
+                            <w:pPr>
+                              <w:pStyle w:val="ListParagraph"/>
+                              <w:numPr>
+                                <w:ilvl w:val="0"/>
+                                <w:numId w:val="15"/>
+                              </w:numPr>
+                              <w:ind w:left="180" w:hanging="180"/>
+                              <w:rPr>
+                                <w:sz w:val="18"/>
+                                <w:szCs w:val="18"/>
+                              </w:rPr>
+                            </w:pPr>
+                            <w:r>
+                              <w:rPr>
+                                <w:sz w:val="18"/>
+                                <w:szCs w:val="18"/>
+                              </w:rPr>
+                              <w:t>Social Networks</w:t>
+                            </w:r>
+                          </w:p>
+                          <w:p>
+                            <w:pPr>
+                              <w:pStyle w:val="ListParagraph"/>
+                              <w:numPr>
+                                <w:ilvl w:val="0"/>
+                                <w:numId w:val="15"/>
+                              </w:numPr>
+                              <w:ind w:left="180" w:hanging="180"/>
+                              <w:rPr>
+                                <w:sz w:val="18"/>
+                                <w:szCs w:val="18"/>
+                              </w:rPr>
+                            </w:pPr>
+                            <w:r>
+                              <w:rPr>
+                                <w:sz w:val="18"/>
+                                <w:szCs w:val="18"/>
+                              </w:rPr>
+                              <w:t>Poverty</w:t>
+                            </w:r>
+                          </w:p>
+                        </w:txbxContent>
+                      </wps:txbx>
+                      <wps:bodyPr rot="0" spcFirstLastPara="0" vertOverflow="overflow" horzOverflow="overflow" vert="horz" wrap="square" lIns="91440" tIns="45720" rIns="91440" bIns="45720" numCol="1" spcCol="0" rtlCol="0" fromWordArt="0" anchor="t" anchorCtr="0" forceAA="0" compatLnSpc="1">
+                        <a:prstTxWarp prst="textNoShape">
+                          <a:avLst/>
+                        </a:prstTxWarp>
+                        <a:noAutofit/>
+                      </wps:bodyPr>
+                    </wps:wsp>
+                  </a:graphicData>
+                </a:graphic>
+                <wp14:sizeRelH relativeFrom="margin">
+                  <wp14:pctWidth>0</wp14:pctWidth>
+                </wp14:sizeRelH>
+                <wp14:sizeRelV relativeFrom="margin">
+                  <wp14:pctHeight>0</wp14:pctHeight>
+                </wp14:sizeRelV>
+              </wp:anchor>
+            </w:drawing>
+          </mc:Choice>
+          <mc:Fallback>
+            <w:pict>
+              <v:shape w14:anchorId="43C71BE3" id="Text Box 8" o:spid="_x0000_s1028" type="#_x0000_t202" style="position:absolute;left:0;text-align:left;margin-left:4in;margin-top:103.35pt;width:133.8pt;height:66.6pt;z-index:251665408;visibility:visible;mso-wrap-style:square;mso-width-percent:0;mso-height-percent:0;mso-wrap-distance-left:9pt;mso-wrap-distance-top:0;mso-wrap-distance-right:9pt;mso-wrap-distance-bottom:0;mso-position-horizontal:absolute;mso-position-horizontal-relative:text;mso-position-vertical:absolute;mso-position-vertical-relative:text;mso-width-percent:0;mso-height-percent:0;mso-width-relative:margin;mso-height-relative:margin;v-text-anchor:top" o:gfxdata="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" fillcolor="white [3201]" strokeweight=".5pt">
+                <v:textbox>
+                  <w:txbxContent>
+                    <w:p>
+                      <w:pPr>
+                        <w:pStyle w:val="ListParagraph"/>
+                        <w:numPr>
+                          <w:ilvl w:val="0"/>
+                          <w:numId w:val="15"/>
+                        </w:numPr>
+                        <w:ind w:left="180" w:hanging="180"/>
+                        <w:rPr>
+                          <w:sz w:val="18"/>
+                          <w:szCs w:val="18"/>
+                        </w:rPr>
+                      </w:pPr>
+                      <w:r>
+                        <w:rPr>
+                          <w:sz w:val="18"/>
+                          <w:szCs w:val="18"/>
+                        </w:rPr>
+                        <w:t>Employment Opportunities</w:t>
+                      </w:r>
+                    </w:p>
+                    <w:p>
+                      <w:pPr>
+                        <w:pStyle w:val="ListParagraph"/>
+                        <w:numPr>
+                          <w:ilvl w:val="0"/>
+                          <w:numId w:val="15"/>
+                        </w:numPr>
+                        <w:ind w:left="180" w:hanging="180"/>
+                        <w:rPr>
+                          <w:sz w:val="18"/>
+                          <w:szCs w:val="18"/>
+                        </w:rPr>
+                      </w:pPr>
+                      <w:r>
+                        <w:rPr>
+                          <w:sz w:val="18"/>
+                          <w:szCs w:val="18"/>
+                        </w:rPr>
+                        <w:t>Better Education</w:t>
+                      </w:r>
+                    </w:p>
+                    <w:p>
+                      <w:pPr>
+                        <w:pStyle w:val="ListParagraph"/>
+                        <w:numPr>
+                          <w:ilvl w:val="0"/>
+                          <w:numId w:val="15"/>
+                        </w:numPr>
+                        <w:ind w:left="180" w:hanging="180"/>
+                        <w:rPr>
+                          <w:sz w:val="18"/>
+                          <w:szCs w:val="18"/>
+                        </w:rPr>
+                      </w:pPr>
+                      <w:r>
+                        <w:rPr>
+                          <w:sz w:val="18"/>
+                          <w:szCs w:val="18"/>
+                        </w:rPr>
+                        <w:t>Infrastructure Facilities</w:t>
+                      </w:r>
+                    </w:p>
+                    <w:p>
+                      <w:pPr>
+                        <w:pStyle w:val="ListParagraph"/>
+                        <w:numPr>
+                          <w:ilvl w:val="0"/>
+                          <w:numId w:val="15"/>
+                        </w:numPr>
+                        <w:ind w:left="180" w:hanging="180"/>
+                        <w:rPr>
+                          <w:sz w:val="18"/>
+                          <w:szCs w:val="18"/>
+                        </w:rPr>
+                      </w:pPr>
+                      <w:r>
+                        <w:rPr>
+                          <w:sz w:val="18"/>
+                          <w:szCs w:val="18"/>
+                        </w:rPr>
+                        <w:t>Social Networks</w:t>
+                      </w:r>
+                    </w:p>
+                    <w:p>
+                      <w:pPr>
+                        <w:pStyle w:val="ListParagraph"/>
+                        <w:numPr>
+                          <w:ilvl w:val="0"/>
+                          <w:numId w:val="15"/>
+                        </w:numPr>
+                        <w:ind w:left="180" w:hanging="180"/>
+                        <w:rPr>
+                          <w:sz w:val="18"/>
+                          <w:szCs w:val="18"/>
+                        </w:rPr>
+                      </w:pPr>
+                      <w:r>
+                        <w:rPr>
+                          <w:sz w:val="18"/>
+                          <w:szCs w:val="18"/>
+                        </w:rPr>
+                        <w:t>Poverty</w:t>
+                      </w:r>
+                    </w:p>
+                  </w:txbxContent>
+                </v:textbox>
+              </v:shape>
+            </w:pict>
+          </mc:Fallback>
+        </mc:AlternateContent>
+      </w:r>
+      <w:r>
+        <mc:AlternateContent>
+          <mc:Choice Requires="wps">
+            <w:drawing>
+              <wp:anchor distT="45720" distB="45720" distL="114300" distR="114300" simplePos="0" relativeHeight="251664384" behindDoc="0" locked="0" layoutInCell="1" allowOverlap="1" wp14:anchorId="632DB322" wp14:editId="4A679416">
+                <wp:simplePos x="0" y="0"/>
+                <wp:positionH relativeFrom="column">
+                  <wp:posOffset>3657600</wp:posOffset>
+                </wp:positionH>
+                <wp:positionV relativeFrom="paragraph">
+                  <wp:posOffset>1068705</wp:posOffset>
+                </wp:positionV>
+                <wp:extent cx="1699260" cy="784860"/>
+                <wp:effectExtent l="0" t="0" r="15240" b="15240"/>
+                <wp:wrapTopAndBottom/>
+                <wp:docPr id="7" name="Text Box 2"/>
+                <wp:cNvGraphicFramePr>
+                  <a:graphicFrameLocks xmlns:a="http://schemas.openxmlformats.org/drawingml/2006/main"/>
+                </wp:cNvGraphicFramePr>
+                <a:graphic xmlns:a="http://schemas.openxmlformats.org/drawingml/2006/main">
+                  <a:graphicData uri="http://schemas.microsoft.com/office/word/2010/wordprocessingShape">
+                    <wps:wsp>
+                      <wps:cNvSpPr txBox="1">
+                        <a:spLocks noChangeArrowheads="1"/>
+                      </wps:cNvSpPr>
+                      <wps:spPr bwMode="auto">
+                        <a:xfrm>
+                          <a:off x="0" y="0"/>
+                          <a:ext cx="1699260" cy="784860"/>
+                        </a:xfrm>
+                        <a:prstGeom prst="rect">
+                          <a:avLst/>
+                        </a:prstGeom>
+                        <a:solidFill>
+                          <a:srgbClr val="FFFFFF"/>
+                        </a:solidFill>
+                        <a:ln w="9525">
+                          <a:solidFill>
+                            <a:srgbClr val="000000"/>
+                          </a:solidFill>
+                          <a:miter lim="800000"/>
+                          <a:headEnd/>
+                          <a:tailEnd/>
+                        </a:ln>
+                      </wps:spPr>
+                      <wps:txbx>
+                        <w:txbxContent>
+                          <w:p>
+                            <w:pPr>
+                              <w:rPr>
+                                <w:sz w:val="22"/>
+                                <w:szCs w:val="22"/>
+                              </w:rPr>
+                            </w:pPr>
+                            <w:r>
+                              <w:rPr>
+                                <w:sz w:val="22"/>
+                                <w:szCs w:val="22"/>
+                              </w:rPr>
+                              <w:t>P</w:t>
+                            </w:r>
+                            <w:r>
+                              <w:rPr>
+                                <w:sz w:val="22"/>
+                                <w:szCs w:val="22"/>
+                              </w:rPr>
+                              <w:t>ull</w:t>
+                            </w:r>
+                            <w:r>
+                              <w:rPr>
+                                <w:sz w:val="22"/>
+                                <w:szCs w:val="22"/>
+                              </w:rPr>
+                              <w:t xml:space="preserve"> Factors</w:t>
+                            </w:r>
+                          </w:p>
+                        </w:txbxContent>
+                      </wps:txbx>
+                      <wps:bodyPr rot="0" vert="horz" wrap="square" lIns="91440" tIns="45720" rIns="91440" bIns="45720" anchor="t" anchorCtr="0">
+                        <a:noAutofit/>
+                      </wps:bodyPr>
+                    </wps:wsp>
+                  </a:graphicData>
+                </a:graphic>
+                <wp14:sizeRelH relativeFrom="margin">
+                  <wp14:pctWidth>0</wp14:pctWidth>
+                </wp14:sizeRelH>
+                <wp14:sizeRelV relativeFrom="margin">
+                  <wp14:pctHeight>0</wp14:pctHeight>
+                </wp14:sizeRelV>
+              </wp:anchor>
+            </w:drawing>
+          </mc:Choice>
+          <mc:Fallback>
+            <w:pict>
+              <v:shape w14:anchorId="632DB322" id="_x0000_s1029" type="#_x0000_t202" style="position:absolute;left:0;text-align:left;margin-left:4in;margin-top:84.15pt;width:133.8pt;height:61.8pt;z-index:251664384;visibility:visible;mso-wrap-style:square;mso-width-percent:0;mso-height-percent:0;mso-wrap-distance-left:9pt;mso-wrap-distance-top:3.6pt;mso-wrap-distance-right:9pt;mso-wrap-distance-bottom:3.6pt;mso-position-horizontal:absolute;mso-position-horizontal-relative:text;mso-position-vertical:absolute;mso-position-vertical-relative:text;mso-width-percent:0;mso-height-percent:0;mso-width-relative:margin;mso-height-relative:margin;v-text-anchor:top" o:gfxdata="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">
+                <v:textbox>
+                  <w:txbxContent>
+                    <w:p>
+                      <w:pPr>
+                        <w:rPr>
+                          <w:sz w:val="22"/>
+                          <w:szCs w:val="22"/>
+                        </w:rPr>
+                      </w:pPr>
+                      <w:r>
+                        <w:rPr>
+                          <w:sz w:val="22"/>
+                          <w:szCs w:val="22"/>
+                        </w:rPr>
+                        <w:t>P</w:t>
+                      </w:r>
+                      <w:r>
+                        <w:rPr>
+                          <w:sz w:val="22"/>
+                          <w:szCs w:val="22"/>
+                        </w:rPr>
+                        <w:t>ull</w:t>
+                      </w:r>
+                      <w:r>
+                        <w:rPr>
+                          <w:sz w:val="22"/>
+                          <w:szCs w:val="22"/>
+                        </w:rPr>
+                        <w:t xml:space="preserve"> Factors</w:t>
+                      </w:r>
+                    </w:p>
+                  </w:txbxContent>
+                </v:textbox>
+                <w10:wrap type="topAndBottom"/>
+              </v:shape>
+            </w:pict>
+          </mc:Fallback>
+        </mc:AlternateContent>
+      </w:r>
+      <w:r>
+        <w:rPr>
+          <w:noProof/>
+          <w:lang w:eastAsia="en-US"/>
+        </w:rPr>
+        <mc:AlternateContent>
+          <mc:Choice Requires="wps">
+            <w:drawing>
+              <wp:anchor distT="0" distB="0" distL="114300" distR="114300" simplePos="0" relativeHeight="251660288" behindDoc="0" locked="0" layoutInCell="1" allowOverlap="1" wp14:anchorId="1D1F738A" wp14:editId="455BF523">
+                <wp:simplePos x="0" y="0"/>
+                <wp:positionH relativeFrom="column">
+                  <wp:posOffset>0</wp:posOffset>
+                </wp:positionH>
+                <wp:positionV relativeFrom="paragraph">
+                  <wp:posOffset>1343025</wp:posOffset>
+                </wp:positionV>
+                <wp:extent cx="1402080" cy="762000"/>
+                <wp:effectExtent l="0" t="0" r="26670" b="19050"/>
+                <wp:wrapNone/>
+                <wp:docPr id="3" name="Text Box 3"/>
+                <wp:cNvGraphicFramePr/>
+                <a:graphic xmlns:a="http://schemas.openxmlformats.org/drawingml/2006/main">
+                  <a:graphicData uri="http://schemas.microsoft.com/office/word/2010/wordprocessingShape">
+                    <wps:wsp>
+                      <wps:cNvSpPr txBox="1"/>
+                      <wps:spPr>
+                        <a:xfrm>
+                          <a:off x="0" y="0"/>
+                          <a:ext cx="1402080" cy="762000"/>
+                        </a:xfrm>
+                        <a:prstGeom prst="rect">
+                          <a:avLst/>
+                        </a:prstGeom>
+                        <a:solidFill>
+                          <a:schemeClr val="lt1"/>
+                        </a:solidFill>
+                        <a:ln w="6350">
+                          <a:solidFill>
+                            <a:prstClr val="black"/>
+                          </a:solidFill>
+                        </a:ln>
+                      </wps:spPr>
+                      <wps:txbx>
+                        <w:txbxContent>
+                          <w:p>
+                            <w:pPr>
+                              <w:pStyle w:val="ListParagraph"/>
+                              <w:numPr>
+                                <w:ilvl w:val="0"/>
+                                <w:numId w:val="15"/>
+                              </w:numPr>
+                              <w:ind w:left="180" w:hanging="180"/>
+                              <w:rPr>
+                                <w:sz w:val="18"/>
+                                <w:szCs w:val="18"/>
+                              </w:rPr>
+                            </w:pPr>
+                            <w:r>
+                              <w:rPr>
+                                <w:sz w:val="18"/>
+                                <w:szCs w:val="18"/>
+                              </w:rPr>
+                              <w:t>Population Pressure</w:t>
+                            </w:r>
+                          </w:p>
+                          <w:p>
+                            <w:pPr>
+                              <w:pStyle w:val="ListParagraph"/>
+                              <w:numPr>
+                                <w:ilvl w:val="0"/>
+                                <w:numId w:val="15"/>
+                              </w:numPr>
+                              <w:ind w:left="180" w:hanging="180"/>
+                              <w:rPr>
+                                <w:sz w:val="18"/>
+                                <w:szCs w:val="18"/>
+                              </w:rPr>
+                            </w:pPr>
+                            <w:r>
+                              <w:rPr>
+                                <w:sz w:val="18"/>
+                                <w:szCs w:val="18"/>
+                              </w:rPr>
+                              <w:t>Land Scarcity</w:t>
+                            </w:r>
+                          </w:p>
+                          <w:p>
+                            <w:pPr>
+                              <w:pStyle w:val="ListParagraph"/>
+                              <w:numPr>
+                                <w:ilvl w:val="0"/>
+                                <w:numId w:val="15"/>
+                              </w:numPr>
+                              <w:ind w:left="180" w:hanging="180"/>
+                              <w:rPr>
+                                <w:sz w:val="18"/>
+                                <w:szCs w:val="18"/>
+                              </w:rPr>
+                            </w:pPr>
+                            <w:r>
+                              <w:rPr>
+                                <w:sz w:val="18"/>
+                                <w:szCs w:val="18"/>
+                              </w:rPr>
+                              <w:t>Environmental Stress</w:t>
+                            </w:r>
+                          </w:p>
+                          <w:p>
+                            <w:pPr>
+                              <w:pStyle w:val="ListParagraph"/>
+                              <w:numPr>
+                                <w:ilvl w:val="0"/>
+                                <w:numId w:val="15"/>
+                              </w:numPr>
+                              <w:ind w:left="180" w:hanging="180"/>
+                              <w:rPr>
+                                <w:sz w:val="18"/>
+                                <w:szCs w:val="18"/>
+                              </w:rPr>
+                            </w:pPr>
+                            <w:r>
+                              <w:rPr>
+                                <w:sz w:val="18"/>
+                                <w:szCs w:val="18"/>
+                              </w:rPr>
+                              <w:t>Poverty</w:t>
+                            </w:r>
+                          </w:p>
+                        </w:txbxContent>
+                      </wps:txbx>
+                      <wps:bodyPr rot="0" spcFirstLastPara="0" vertOverflow="overflow" horzOverflow="overflow" vert="horz" wrap="square" lIns="91440" tIns="45720" rIns="91440" bIns="45720" numCol="1" spcCol="0" rtlCol="0" fromWordArt="0" anchor="t" anchorCtr="0" forceAA="0" compatLnSpc="1">
+                        <a:prstTxWarp prst="textNoShape">
+                          <a:avLst/>
+                        </a:prstTxWarp>
+                        <a:noAutofit/>
+                      </wps:bodyPr>
+                    </wps:wsp>
+                  </a:graphicData>
+                </a:graphic>
+                <wp14:sizeRelH relativeFrom="margin">
+                  <wp14:pctWidth>0</wp14:pctWidth>
+                </wp14:sizeRelH>
+                <wp14:sizeRelV relativeFrom="margin">
+                  <wp14:pctHeight>0</wp14:pctHeight>
+                </wp14:sizeRelV>
+              </wp:anchor>
+            </w:drawing>
+          </mc:Choice>
+          <mc:Fallback>
+            <w:pict>
+              <v:shape w14:anchorId="1D1F738A" id="Text Box 3" o:spid="_x0000_s1030" type="#_x0000_t202" style="position:absolute;left:0;text-align:left;margin-left:0;margin-top:105.75pt;width:110.4pt;height:60pt;z-index:251660288;visibility:visible;mso-wrap-style:square;mso-width-percent:0;mso-height-percent:0;mso-wrap-distance-left:9pt;mso-wrap-distance-top:0;mso-wrap-distance-right:9pt;mso-wrap-distance-bottom:0;mso-position-horizontal:absolute;mso-position-horizontal-relative:text;mso-position-vertical:absolute;mso-position-vertical-relative:text;mso-width-percent:0;mso-height-percent:0;mso-width-relative:margin;mso-height-relative:margin;v-text-anchor:top" o:gfxdata="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" fillcolor="white [3201]" strokeweight=".5pt">
+                <v:textbox>
+                  <w:txbxContent>
+                    <w:p>
+                      <w:pPr>
+                        <w:pStyle w:val="ListParagraph"/>
+                        <w:numPr>
+                          <w:ilvl w:val="0"/>
+                          <w:numId w:val="15"/>
+                        </w:numPr>
+                        <w:ind w:left="180" w:hanging="180"/>
+                        <w:rPr>
+                          <w:sz w:val="18"/>
+                          <w:szCs w:val="18"/>
+                        </w:rPr>
+                      </w:pPr>
+                      <w:r>
+                        <w:rPr>
+                          <w:sz w:val="18"/>
+                          <w:szCs w:val="18"/>
+                        </w:rPr>
+                        <w:t>Population Pressure</w:t>
+                      </w:r>
+                    </w:p>
+                    <w:p>
+                      <w:pPr>
+                        <w:pStyle w:val="ListParagraph"/>
+                        <w:numPr>
+                          <w:ilvl w:val="0"/>
+                          <w:numId w:val="15"/>
+                        </w:numPr>
+                        <w:ind w:left="180" w:hanging="180"/>
+                        <w:rPr>
+                          <w:sz w:val="18"/>
+                          <w:szCs w:val="18"/>
+                        </w:rPr>
+                      </w:pPr>
+                      <w:r>
+                        <w:rPr>
+                          <w:sz w:val="18"/>
+                          <w:szCs w:val="18"/>
+                        </w:rPr>
+                        <w:t>Land Scarcity</w:t>
+                      </w:r>
+                    </w:p>
+                    <w:p>
+                      <w:pPr>
+                        <w:pStyle w:val="ListParagraph"/>
+                        <w:numPr>
+                          <w:ilvl w:val="0"/>
+                          <w:numId w:val="15"/>
+                        </w:numPr>
+                        <w:ind w:left="180" w:hanging="180"/>
+                        <w:rPr>
+                          <w:sz w:val="18"/>
+                          <w:szCs w:val="18"/>
+                        </w:rPr>
+                      </w:pPr>
+                      <w:r>
+                        <w:rPr>
+                          <w:sz w:val="18"/>
+                          <w:szCs w:val="18"/>
+                        </w:rPr>
+                        <w:t>Environmental Stress</w:t>
+                      </w:r>
+                    </w:p>
+                    <w:p>
+                      <w:pPr>
+                        <w:pStyle w:val="ListParagraph"/>
+                        <w:numPr>
+                          <w:ilvl w:val="0"/>
+                          <w:numId w:val="15"/>
+                        </w:numPr>
+                        <w:ind w:left="180" w:hanging="180"/>
+                        <w:rPr>
+                          <w:sz w:val="18"/>
+                          <w:szCs w:val="18"/>
+                        </w:rPr>
+                      </w:pPr>
+                      <w:r>
+                        <w:rPr>
+                          <w:sz w:val="18"/>
+                          <w:szCs w:val="18"/>
+                        </w:rPr>
+                        <w:t>Poverty</w:t>
+                      </w:r>
+                    </w:p>
+                  </w:txbxContent>
+                </v:textbox>
+              </v:shape>
+            </w:pict>
+          </mc:Fallback>
+        </mc:AlternateContent>
+      </w:r>
+      <w:r>
+        <w:rPr>
+          <w:noProof/>
+          <w:lang w:eastAsia="en-US"/>
+        </w:rPr>
+        <mc:AlternateContent>
+          <mc:Choice Requires="wps">
+            <w:drawing>
+              <wp:anchor distT="0" distB="0" distL="114300" distR="114300" simplePos="0" relativeHeight="251662336" behindDoc="0" locked="0" layoutInCell="1" allowOverlap="1" wp14:anchorId="26F79A20" wp14:editId="73D80E76">
+                <wp:simplePos x="0" y="0"/>
+                <wp:positionH relativeFrom="column">
+                  <wp:posOffset>1866900</wp:posOffset>
+                </wp:positionH>
+                <wp:positionV relativeFrom="paragraph">
+                  <wp:posOffset>1076325</wp:posOffset>
+                </wp:positionV>
+                <wp:extent cx="1287780" cy="266700"/>
+                <wp:effectExtent l="0" t="0" r="26670" b="19050"/>
+                <wp:wrapNone/>
+                <wp:docPr id="4" name="Text Box 4"/>
+                <wp:cNvGraphicFramePr/>
+                <a:graphic xmlns:a="http://schemas.openxmlformats.org/drawingml/2006/main">
+                  <a:graphicData uri="http://schemas.microsoft.com/office/word/2010/wordprocessingShape">
+                    <wps:wsp>
+                      <wps:cNvSpPr txBox="1"/>
+                      <wps:spPr>
+                        <a:xfrm>
+                          <a:off x="0" y="0"/>
+                          <a:ext cx="1287780" cy="266700"/>
+                        </a:xfrm>
+                        <a:prstGeom prst="rect">
+                          <a:avLst/>
+                        </a:prstGeom>
+                        <a:solidFill>
+                          <a:schemeClr val="lt1"/>
+                        </a:solidFill>
+                        <a:ln w="6350">
+                          <a:solidFill>
+                            <a:prstClr val="black"/>
+                          </a:solidFill>
+                        </a:ln>
+                      </wps:spPr>
+                      <wps:txbx>
+                        <w:txbxContent>
+                          <w:p>
+                            <w:pPr>
+                              <w:pStyle w:val="ListParagraph"/>
+                              <w:ind w:left="0"/>
+                              <w:jc w:val="center"/>
+                              <w:rPr>
+                                <w:sz w:val="20"/>
+                                <w:szCs w:val="20"/>
+                              </w:rPr>
+                            </w:pPr>
+                            <w:r>
+                              <w:rPr>
+                                <w:sz w:val="20"/>
+                                <w:szCs w:val="20"/>
+                              </w:rPr>
+                              <w:t>Migration Decision</w:t>
+                            </w:r>
+                          </w:p>
+                          <w:p>
+                            <w:pPr>
+                              <w:pStyle w:val="ListParagraph"/>
+                              <w:rPr>
+                                <w:sz w:val="20"/>
+                                <w:szCs w:val="20"/>
+                              </w:rPr>
+                            </w:pPr>
+                          </w:p>
+                        </w:txbxContent>
+                      </wps:txbx>
+                      <wps:bodyPr rot="0" spcFirstLastPara="0" vertOverflow="overflow" horzOverflow="overflow" vert="horz" wrap="square" lIns="91440" tIns="45720" rIns="91440" bIns="45720" numCol="1" spcCol="0" rtlCol="0" fromWordArt="0" anchor="t" anchorCtr="0" forceAA="0" compatLnSpc="1">
+                        <a:prstTxWarp prst="textNoShape">
+                          <a:avLst/>
+                        </a:prstTxWarp>
+                        <a:noAutofit/>
+                      </wps:bodyPr>
+                    </wps:wsp>
+                  </a:graphicData>
+                </a:graphic>
+                <wp14:sizeRelH relativeFrom="margin">
+                  <wp14:pctWidth>0</wp14:pctWidth>
+                </wp14:sizeRelH>
+                <wp14:sizeRelV relativeFrom="margin">
+                  <wp14:pctHeight>0</wp14:pctHeight>
+                </wp14:sizeRelV>
+              </wp:anchor>
+            </w:drawing>
+          </mc:Choice>
+          <mc:Fallback>
+            <w:pict>
+              <v:shape w14:anchorId="26F79A20" id="Text Box 4" o:spid="_x0000_s1031" type="#_x0000_t202" style="position:absolute;left:0;text-align:left;margin-left:147pt;margin-top:84.75pt;width:101.4pt;height:21pt;z-index:251662336;visibility:visible;mso-wrap-style:square;mso-width-percent:0;mso-height-percent:0;mso-wrap-distance-left:9pt;mso-wrap-distance-top:0;mso-wrap-distance-right:9pt;mso-wrap-distance-bottom:0;mso-position-horizontal:absolute;mso-position-horizontal-relative:text;mso-position-vertical:absolute;mso-position-vertical-relative:text;mso-width-percent:0;mso-height-percent:0;mso-width-relative:margin;mso-height-relative:margin;v-text-anchor:top" o:gfxdata="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" fillcolor="white [3201]" strokeweight=".5pt">
+                <v:textbox>
+                  <w:txbxContent>
+                    <w:p>
+                      <w:pPr>
+                        <w:pStyle w:val="ListParagraph"/>
+                        <w:ind w:left="0"/>
+                        <w:jc w:val="center"/>
+                        <w:rPr>
+                          <w:sz w:val="20"/>
+                          <w:szCs w:val="20"/>
+                        </w:rPr>
+                      </w:pPr>
+                      <w:r>
+                        <w:rPr>
+                          <w:sz w:val="20"/>
+                          <w:szCs w:val="20"/>
+                        </w:rPr>
+                        <w:t>Migration Decision</w:t>
+                      </w:r>
+                    </w:p>
+                    <w:p>
+                      <w:pPr>
+                        <w:pStyle w:val="ListParagraph"/>
+                        <w:rPr>
+                          <w:sz w:val="20"/>
+                          <w:szCs w:val="20"/>
+                        </w:rPr>
+                      </w:pPr>
+                    </w:p>
+                  </w:txbxContent>
+                </v:textbox>
+              </v:shape>
+            </w:pict>
+          </mc:Fallback>
+        </mc:AlternateContent>
+      </w:r>
+      <w:r>
         <w:t>The conceptual framework for this study illustrates the relationship between push-pull factors, personal characteristics, migration decisions, and their socio-economic consequences (Figure 2.1).</w:t>
+      </w:r>
+      <w:r>
+        <w:rPr>
+          <w:noProof/>
+          <w:lang w:eastAsia="en-US"/>
+        </w:rPr>
+        <w:t xml:space="preserve"> </w:t>
       </w:r>
     </w:p>
     <w:p>
@@ -4998,83 +6120,999 @@
           <w:lang w:eastAsia="en-US" w:bidi="ne-NP"/>
         </w:rPr>
       </w:pPr>
-    </w:p>
-    <w:p>
-      <w:pPr>
-        <w:pStyle w:val="NormalWeb"/>
-        <w:keepNext/>
-      </w:pPr>
       <w:r>
         <w:rPr>
           <w:noProof/>
           <w:lang w:eastAsia="en-US" w:bidi="ne-NP"/>
         </w:rPr>
-        <w:drawing>
-          <wp:inline distT="0" distB="0" distL="0" distR="0" wp14:anchorId="7F18A5DE" wp14:editId="273F9D19">
-            <wp:extent cx="5509260" cy="3124200"/>
-            <wp:effectExtent l="0" t="0" r="0" b="0"/>
-            <wp:docPr id="1" name="Picture 1"/>
-            <wp:cNvGraphicFramePr>
-              <a:graphicFrameLocks xmlns:a="http://schemas.openxmlformats.org/drawingml/2006/main" noChangeAspect="1"/>
-            </wp:cNvGraphicFramePr>
-            <a:graphic xmlns:a="http://schemas.openxmlformats.org/drawingml/2006/main">
-              <a:graphicData uri="http://schemas.openxmlformats.org/drawingml/2006/picture">
-                <pic:pic xmlns:pic="http://schemas.openxmlformats.org/drawingml/2006/picture">
-                  <pic:nvPicPr>
-                    <pic:cNvPr id="1" name="Migration study conceptualisation flowchart.png"/>
-                    <pic:cNvPicPr/>
-                  </pic:nvPicPr>
-                  <pic:blipFill rotWithShape="1">
-                    <a:blip r:embed="rId8" cstate="print">
-                      <a:extLst>
-                        <a:ext uri="{28A0092B-C50C-407E-A947-70E740481C1C}">
-                          <a14:useLocalDpi xmlns:a14="http://schemas.microsoft.com/office/drawing/2010/main" val="0"/>
-                        </a:ext>
-                      </a:extLst>
-                    </a:blip>
-                    <a:srcRect r="-977" b="14106"/>
-                    <a:stretch/>
-                  </pic:blipFill>
-                  <pic:spPr bwMode="auto">
-                    <a:xfrm>
-                      <a:off x="0" y="0"/>
-                      <a:ext cx="5509260" cy="3124200"/>
-                    </a:xfrm>
-                    <a:prstGeom prst="rect">
-                      <a:avLst/>
-                    </a:prstGeom>
-                    <a:ln>
-                      <a:noFill/>
-                    </a:ln>
-                    <a:extLst>
-                      <a:ext uri="{53640926-AAD7-44D8-BBD7-CCE9431645EC}">
-                        <a14:shadowObscured xmlns:a14="http://schemas.microsoft.com/office/drawing/2010/main"/>
-                      </a:ext>
-                    </a:extLst>
-                  </pic:spPr>
-                </pic:pic>
-              </a:graphicData>
-            </a:graphic>
-          </wp:inline>
-        </w:drawing>
+        <mc:AlternateContent>
+          <mc:Choice Requires="wps">
+            <w:drawing>
+              <wp:anchor distT="0" distB="0" distL="114300" distR="114300" simplePos="0" relativeHeight="251680768" behindDoc="0" locked="0" layoutInCell="1" allowOverlap="1" wp14:anchorId="55B1419E" wp14:editId="42AFC166">
+                <wp:simplePos x="0" y="0"/>
+                <wp:positionH relativeFrom="column">
+                  <wp:posOffset>1404257</wp:posOffset>
+                </wp:positionH>
+                <wp:positionV relativeFrom="paragraph">
+                  <wp:posOffset>1796687</wp:posOffset>
+                </wp:positionV>
+                <wp:extent cx="3124200" cy="0"/>
+                <wp:effectExtent l="0" t="0" r="19050" b="19050"/>
+                <wp:wrapNone/>
+                <wp:docPr id="22" name="Straight Connector 22"/>
+                <wp:cNvGraphicFramePr/>
+                <a:graphic xmlns:a="http://schemas.openxmlformats.org/drawingml/2006/main">
+                  <a:graphicData uri="http://schemas.microsoft.com/office/word/2010/wordprocessingShape">
+                    <wps:wsp>
+                      <wps:cNvCnPr/>
+                      <wps:spPr>
+                        <a:xfrm flipH="1">
+                          <a:off x="0" y="0"/>
+                          <a:ext cx="3124200" cy="0"/>
+                        </a:xfrm>
+                        <a:prstGeom prst="line">
+                          <a:avLst/>
+                        </a:prstGeom>
+                      </wps:spPr>
+                      <wps:style>
+                        <a:lnRef idx="1">
+                          <a:schemeClr val="dk1"/>
+                        </a:lnRef>
+                        <a:fillRef idx="0">
+                          <a:schemeClr val="dk1"/>
+                        </a:fillRef>
+                        <a:effectRef idx="0">
+                          <a:schemeClr val="dk1"/>
+                        </a:effectRef>
+                        <a:fontRef idx="minor">
+                          <a:schemeClr val="tx1"/>
+                        </a:fontRef>
+                      </wps:style>
+                      <wps:bodyPr/>
+                    </wps:wsp>
+                  </a:graphicData>
+                </a:graphic>
+              </wp:anchor>
+            </w:drawing>
+          </mc:Choice>
+          <mc:Fallback>
+            <w:pict>
+              <v:line w14:anchorId="0EB5A056" id="Straight Connector 22" o:spid="_x0000_s1026" style="position:absolute;flip:x;z-index:251680768;visibility:visible;mso-wrap-style:square;mso-wrap-distance-left:9pt;mso-wrap-distance-top:0;mso-wrap-distance-right:9pt;mso-wrap-distance-bottom:0;mso-position-horizontal:absolute;mso-position-horizontal-relative:text;mso-position-vertical:absolute;mso-position-vertical-relative:text" from="110.55pt,141.45pt" to="356.55pt,141.45pt" o:gfxdata="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" strokecolor="black [3200]" strokeweight=".5pt">
+                <v:stroke joinstyle="miter"/>
+              </v:line>
+            </w:pict>
+          </mc:Fallback>
+        </mc:AlternateContent>
+      </w:r>
+      <w:r>
+        <w:rPr>
+          <w:noProof/>
+          <w:lang w:eastAsia="en-US" w:bidi="ne-NP"/>
+        </w:rPr>
+        <mc:AlternateContent>
+          <mc:Choice Requires="wps">
+            <w:drawing>
+              <wp:anchor distT="0" distB="0" distL="114300" distR="114300" simplePos="0" relativeHeight="251679744" behindDoc="0" locked="0" layoutInCell="1" allowOverlap="1" wp14:anchorId="15A04D8C" wp14:editId="6B9B3BB2">
+                <wp:simplePos x="0" y="0"/>
+                <wp:positionH relativeFrom="column">
+                  <wp:posOffset>4528457</wp:posOffset>
+                </wp:positionH>
+                <wp:positionV relativeFrom="paragraph">
+                  <wp:posOffset>1115695</wp:posOffset>
+                </wp:positionV>
+                <wp:extent cx="0" cy="681809"/>
+                <wp:effectExtent l="0" t="0" r="19050" b="23495"/>
+                <wp:wrapNone/>
+                <wp:docPr id="21" name="Straight Connector 21"/>
+                <wp:cNvGraphicFramePr/>
+                <a:graphic xmlns:a="http://schemas.openxmlformats.org/drawingml/2006/main">
+                  <a:graphicData uri="http://schemas.microsoft.com/office/word/2010/wordprocessingShape">
+                    <wps:wsp>
+                      <wps:cNvCnPr/>
+                      <wps:spPr>
+                        <a:xfrm>
+                          <a:off x="0" y="0"/>
+                          <a:ext cx="0" cy="681809"/>
+                        </a:xfrm>
+                        <a:prstGeom prst="line">
+                          <a:avLst/>
+                        </a:prstGeom>
+                      </wps:spPr>
+                      <wps:style>
+                        <a:lnRef idx="1">
+                          <a:schemeClr val="dk1"/>
+                        </a:lnRef>
+                        <a:fillRef idx="0">
+                          <a:schemeClr val="dk1"/>
+                        </a:fillRef>
+                        <a:effectRef idx="0">
+                          <a:schemeClr val="dk1"/>
+                        </a:effectRef>
+                        <a:fontRef idx="minor">
+                          <a:schemeClr val="tx1"/>
+                        </a:fontRef>
+                      </wps:style>
+                      <wps:bodyPr/>
+                    </wps:wsp>
+                  </a:graphicData>
+                </a:graphic>
+              </wp:anchor>
+            </w:drawing>
+          </mc:Choice>
+          <mc:Fallback>
+            <w:pict>
+              <v:line w14:anchorId="625FCE13" id="Straight Connector 21" o:spid="_x0000_s1026" style="position:absolute;z-index:251679744;visibility:visible;mso-wrap-style:square;mso-wrap-distance-left:9pt;mso-wrap-distance-top:0;mso-wrap-distance-right:9pt;mso-wrap-distance-bottom:0;mso-position-horizontal:absolute;mso-position-horizontal-relative:text;mso-position-vertical:absolute;mso-position-vertical-relative:text" from="356.55pt,87.85pt" to="356.55pt,141.55pt" o:gfxdata="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" strokecolor="black [3200]" strokeweight=".5pt">
+                <v:stroke joinstyle="miter"/>
+              </v:line>
+            </w:pict>
+          </mc:Fallback>
+        </mc:AlternateContent>
+      </w:r>
+      <w:r>
+        <w:rPr>
+          <w:noProof/>
+          <w:lang w:eastAsia="en-US" w:bidi="ne-NP"/>
+        </w:rPr>
+        <mc:AlternateContent>
+          <mc:Choice Requires="wps">
+            <w:drawing>
+              <wp:anchor distT="0" distB="0" distL="114300" distR="114300" simplePos="0" relativeHeight="251678720" behindDoc="0" locked="0" layoutInCell="1" allowOverlap="1" wp14:anchorId="01C87988" wp14:editId="3D4E0D1B">
+                <wp:simplePos x="0" y="0"/>
+                <wp:positionH relativeFrom="column">
+                  <wp:posOffset>602343</wp:posOffset>
+                </wp:positionH>
+                <wp:positionV relativeFrom="paragraph">
+                  <wp:posOffset>1060904</wp:posOffset>
+                </wp:positionV>
+                <wp:extent cx="0" cy="616857"/>
+                <wp:effectExtent l="76200" t="0" r="57150" b="50165"/>
+                <wp:wrapNone/>
+                <wp:docPr id="20" name="Straight Arrow Connector 20"/>
+                <wp:cNvGraphicFramePr/>
+                <a:graphic xmlns:a="http://schemas.openxmlformats.org/drawingml/2006/main">
+                  <a:graphicData uri="http://schemas.microsoft.com/office/word/2010/wordprocessingShape">
+                    <wps:wsp>
+                      <wps:cNvCnPr/>
+                      <wps:spPr>
+                        <a:xfrm>
+                          <a:off x="0" y="0"/>
+                          <a:ext cx="0" cy="616857"/>
+                        </a:xfrm>
+                        <a:prstGeom prst="straightConnector1">
+                          <a:avLst/>
+                        </a:prstGeom>
+                        <a:ln>
+                          <a:tailEnd type="triangle"/>
+                        </a:ln>
+                      </wps:spPr>
+                      <wps:style>
+                        <a:lnRef idx="1">
+                          <a:schemeClr val="dk1"/>
+                        </a:lnRef>
+                        <a:fillRef idx="0">
+                          <a:schemeClr val="dk1"/>
+                        </a:fillRef>
+                        <a:effectRef idx="0">
+                          <a:schemeClr val="dk1"/>
+                        </a:effectRef>
+                        <a:fontRef idx="minor">
+                          <a:schemeClr val="tx1"/>
+                        </a:fontRef>
+                      </wps:style>
+                      <wps:bodyPr/>
+                    </wps:wsp>
+                  </a:graphicData>
+                </a:graphic>
+              </wp:anchor>
+            </w:drawing>
+          </mc:Choice>
+          <mc:Fallback>
+            <w:pict>
+              <v:shape w14:anchorId="347FB3FE" id="Straight Arrow Connector 20" o:spid="_x0000_s1026" type="#_x0000_t32" style="position:absolute;margin-left:47.45pt;margin-top:83.55pt;width:0;height:48.55pt;z-index:251678720;visibility:visible;mso-wrap-style:square;mso-wrap-distance-left:9pt;mso-wrap-distance-top:0;mso-wrap-distance-right:9pt;mso-wrap-distance-bottom:0;mso-position-horizontal:absolute;mso-position-horizontal-relative:text;mso-position-vertical:absolute;mso-position-vertical-relative:text" o:gfxdata="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" strokecolor="black [3200]" strokeweight=".5pt">
+                <v:stroke endarrow="block" joinstyle="miter"/>
+              </v:shape>
+            </w:pict>
+          </mc:Fallback>
+        </mc:AlternateContent>
+      </w:r>
+      <w:r>
+        <w:rPr>
+          <w:noProof/>
+          <w:lang w:eastAsia="en-US" w:bidi="ne-NP"/>
+        </w:rPr>
+        <mc:AlternateContent>
+          <mc:Choice Requires="wps">
+            <w:drawing>
+              <wp:anchor distT="0" distB="0" distL="114300" distR="114300" simplePos="0" relativeHeight="251677696" behindDoc="0" locked="0" layoutInCell="1" allowOverlap="1" wp14:anchorId="68CCD05E" wp14:editId="76599EF2">
+                <wp:simplePos x="0" y="0"/>
+                <wp:positionH relativeFrom="column">
+                  <wp:posOffset>2467429</wp:posOffset>
+                </wp:positionH>
+                <wp:positionV relativeFrom="paragraph">
+                  <wp:posOffset>926284</wp:posOffset>
+                </wp:positionV>
+                <wp:extent cx="0" cy="1241334"/>
+                <wp:effectExtent l="76200" t="0" r="76200" b="54610"/>
+                <wp:wrapNone/>
+                <wp:docPr id="19" name="Straight Arrow Connector 19"/>
+                <wp:cNvGraphicFramePr/>
+                <a:graphic xmlns:a="http://schemas.openxmlformats.org/drawingml/2006/main">
+                  <a:graphicData uri="http://schemas.microsoft.com/office/word/2010/wordprocessingShape">
+                    <wps:wsp>
+                      <wps:cNvCnPr/>
+                      <wps:spPr>
+                        <a:xfrm>
+                          <a:off x="0" y="0"/>
+                          <a:ext cx="0" cy="1241334"/>
+                        </a:xfrm>
+                        <a:prstGeom prst="straightConnector1">
+                          <a:avLst/>
+                        </a:prstGeom>
+                        <a:ln>
+                          <a:tailEnd type="triangle"/>
+                        </a:ln>
+                      </wps:spPr>
+                      <wps:style>
+                        <a:lnRef idx="1">
+                          <a:schemeClr val="dk1"/>
+                        </a:lnRef>
+                        <a:fillRef idx="0">
+                          <a:schemeClr val="dk1"/>
+                        </a:fillRef>
+                        <a:effectRef idx="0">
+                          <a:schemeClr val="dk1"/>
+                        </a:effectRef>
+                        <a:fontRef idx="minor">
+                          <a:schemeClr val="tx1"/>
+                        </a:fontRef>
+                      </wps:style>
+                      <wps:bodyPr/>
+                    </wps:wsp>
+                  </a:graphicData>
+                </a:graphic>
+              </wp:anchor>
+            </w:drawing>
+          </mc:Choice>
+          <mc:Fallback>
+            <w:pict>
+              <v:shape w14:anchorId="7C1391F5" id="Straight Arrow Connector 19" o:spid="_x0000_s1026" type="#_x0000_t32" style="position:absolute;margin-left:194.3pt;margin-top:72.95pt;width:0;height:97.75pt;z-index:251677696;visibility:visible;mso-wrap-style:square;mso-wrap-distance-left:9pt;mso-wrap-distance-top:0;mso-wrap-distance-right:9pt;mso-wrap-distance-bottom:0;mso-position-horizontal:absolute;mso-position-horizontal-relative:text;mso-position-vertical:absolute;mso-position-vertical-relative:text" o:gfxdata="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" strokecolor="black [3200]" strokeweight=".5pt">
+                <v:stroke endarrow="block" joinstyle="miter"/>
+              </v:shape>
+            </w:pict>
+          </mc:Fallback>
+        </mc:AlternateContent>
+      </w:r>
+      <w:r>
+        <w:rPr>
+          <w:noProof/>
+          <w:lang w:eastAsia="en-US" w:bidi="ne-NP"/>
+        </w:rPr>
+        <mc:AlternateContent>
+          <mc:Choice Requires="wps">
+            <w:drawing>
+              <wp:anchor distT="45720" distB="45720" distL="114300" distR="114300" simplePos="0" relativeHeight="251672576" behindDoc="0" locked="0" layoutInCell="1" allowOverlap="1" wp14:anchorId="591AAC8E" wp14:editId="35F416FA">
+                <wp:simplePos x="0" y="0"/>
+                <wp:positionH relativeFrom="column">
+                  <wp:posOffset>1889760</wp:posOffset>
+                </wp:positionH>
+                <wp:positionV relativeFrom="paragraph">
+                  <wp:posOffset>2167255</wp:posOffset>
+                </wp:positionV>
+                <wp:extent cx="1897380" cy="845820"/>
+                <wp:effectExtent l="0" t="0" r="26670" b="11430"/>
+                <wp:wrapTopAndBottom/>
+                <wp:docPr id="12" name="Text Box 2"/>
+                <wp:cNvGraphicFramePr>
+                  <a:graphicFrameLocks xmlns:a="http://schemas.openxmlformats.org/drawingml/2006/main"/>
+                </wp:cNvGraphicFramePr>
+                <a:graphic xmlns:a="http://schemas.openxmlformats.org/drawingml/2006/main">
+                  <a:graphicData uri="http://schemas.microsoft.com/office/word/2010/wordprocessingShape">
+                    <wps:wsp>
+                      <wps:cNvSpPr txBox="1">
+                        <a:spLocks noChangeArrowheads="1"/>
+                      </wps:cNvSpPr>
+                      <wps:spPr bwMode="auto">
+                        <a:xfrm>
+                          <a:off x="0" y="0"/>
+                          <a:ext cx="1897380" cy="845820"/>
+                        </a:xfrm>
+                        <a:prstGeom prst="rect">
+                          <a:avLst/>
+                        </a:prstGeom>
+                        <a:solidFill>
+                          <a:srgbClr val="FFFFFF"/>
+                        </a:solidFill>
+                        <a:ln w="9525">
+                          <a:solidFill>
+                            <a:srgbClr val="000000"/>
+                          </a:solidFill>
+                          <a:miter lim="800000"/>
+                          <a:headEnd/>
+                          <a:tailEnd/>
+                        </a:ln>
+                      </wps:spPr>
+                      <wps:txbx>
+                        <w:txbxContent>
+                          <w:p>
+                            <w:pPr>
+                              <w:rPr>
+                                <w:sz w:val="22"/>
+                                <w:szCs w:val="22"/>
+                              </w:rPr>
+                            </w:pPr>
+                            <w:r>
+                              <w:rPr>
+                                <w:sz w:val="22"/>
+                                <w:szCs w:val="22"/>
+                              </w:rPr>
+                              <w:t>Outcomes &amp; Impacts</w:t>
+                            </w:r>
+                          </w:p>
+                        </w:txbxContent>
+                      </wps:txbx>
+                      <wps:bodyPr rot="0" vert="horz" wrap="square" lIns="91440" tIns="45720" rIns="91440" bIns="45720" anchor="t" anchorCtr="0">
+                        <a:noAutofit/>
+                      </wps:bodyPr>
+                    </wps:wsp>
+                  </a:graphicData>
+                </a:graphic>
+                <wp14:sizeRelH relativeFrom="margin">
+                  <wp14:pctWidth>0</wp14:pctWidth>
+                </wp14:sizeRelH>
+                <wp14:sizeRelV relativeFrom="margin">
+                  <wp14:pctHeight>0</wp14:pctHeight>
+                </wp14:sizeRelV>
+              </wp:anchor>
+            </w:drawing>
+          </mc:Choice>
+          <mc:Fallback>
+            <w:pict>
+              <v:shape w14:anchorId="591AAC8E" id="_x0000_s1032" type="#_x0000_t202" style="position:absolute;margin-left:148.8pt;margin-top:170.65pt;width:149.4pt;height:66.6pt;z-index:251672576;visibility:visible;mso-wrap-style:square;mso-width-percent:0;mso-height-percent:0;mso-wrap-distance-left:9pt;mso-wrap-distance-top:3.6pt;mso-wrap-distance-right:9pt;mso-wrap-distance-bottom:3.6pt;mso-position-horizontal:absolute;mso-position-horizontal-relative:text;mso-position-vertical:absolute;mso-position-vertical-relative:text;mso-width-percent:0;mso-height-percent:0;mso-width-relative:margin;mso-height-relative:margin;v-text-anchor:top" o:gfxdata="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">
+                <v:textbox>
+                  <w:txbxContent>
+                    <w:p>
+                      <w:pPr>
+                        <w:rPr>
+                          <w:sz w:val="22"/>
+                          <w:szCs w:val="22"/>
+                        </w:rPr>
+                      </w:pPr>
+                      <w:r>
+                        <w:rPr>
+                          <w:sz w:val="22"/>
+                          <w:szCs w:val="22"/>
+                        </w:rPr>
+                        <w:t>Outcomes &amp; Impacts</w:t>
+                      </w:r>
+                    </w:p>
+                  </w:txbxContent>
+                </v:textbox>
+                <w10:wrap type="topAndBottom"/>
+              </v:shape>
+            </w:pict>
+          </mc:Fallback>
+        </mc:AlternateContent>
+      </w:r>
+      <w:r>
+        <w:rPr>
+          <w:noProof/>
+          <w:lang w:eastAsia="en-US" w:bidi="ne-NP"/>
+        </w:rPr>
+        <mc:AlternateContent>
+          <mc:Choice Requires="wps">
+            <w:drawing>
+              <wp:anchor distT="0" distB="0" distL="114300" distR="114300" simplePos="0" relativeHeight="251673600" behindDoc="0" locked="0" layoutInCell="1" allowOverlap="1" wp14:anchorId="038122D3" wp14:editId="0243831C">
+                <wp:simplePos x="0" y="0"/>
+                <wp:positionH relativeFrom="column">
+                  <wp:posOffset>1889760</wp:posOffset>
+                </wp:positionH>
+                <wp:positionV relativeFrom="paragraph">
+                  <wp:posOffset>2433955</wp:posOffset>
+                </wp:positionV>
+                <wp:extent cx="1897380" cy="579120"/>
+                <wp:effectExtent l="0" t="0" r="26670" b="11430"/>
+                <wp:wrapNone/>
+                <wp:docPr id="13" name="Text Box 13"/>
+                <wp:cNvGraphicFramePr/>
+                <a:graphic xmlns:a="http://schemas.openxmlformats.org/drawingml/2006/main">
+                  <a:graphicData uri="http://schemas.microsoft.com/office/word/2010/wordprocessingShape">
+                    <wps:wsp>
+                      <wps:cNvSpPr txBox="1"/>
+                      <wps:spPr>
+                        <a:xfrm>
+                          <a:off x="0" y="0"/>
+                          <a:ext cx="1897380" cy="579120"/>
+                        </a:xfrm>
+                        <a:prstGeom prst="rect">
+                          <a:avLst/>
+                        </a:prstGeom>
+                        <a:solidFill>
+                          <a:schemeClr val="lt1"/>
+                        </a:solidFill>
+                        <a:ln w="6350">
+                          <a:solidFill>
+                            <a:prstClr val="black"/>
+                          </a:solidFill>
+                        </a:ln>
+                      </wps:spPr>
+                      <wps:txbx>
+                        <w:txbxContent>
+                          <w:p>
+                            <w:pPr>
+                              <w:pStyle w:val="ListParagraph"/>
+                              <w:numPr>
+                                <w:ilvl w:val="0"/>
+                                <w:numId w:val="15"/>
+                              </w:numPr>
+                              <w:ind w:left="180" w:hanging="180"/>
+                              <w:rPr>
+                                <w:sz w:val="18"/>
+                                <w:szCs w:val="18"/>
+                              </w:rPr>
+                            </w:pPr>
+                            <w:r>
+                              <w:rPr>
+                                <w:sz w:val="18"/>
+                                <w:szCs w:val="18"/>
+                              </w:rPr>
+                              <w:t>Demographic Changes</w:t>
+                            </w:r>
+                          </w:p>
+                          <w:p>
+                            <w:pPr>
+                              <w:pStyle w:val="ListParagraph"/>
+                              <w:numPr>
+                                <w:ilvl w:val="0"/>
+                                <w:numId w:val="15"/>
+                              </w:numPr>
+                              <w:ind w:left="180" w:hanging="180"/>
+                              <w:rPr>
+                                <w:sz w:val="18"/>
+                                <w:szCs w:val="18"/>
+                              </w:rPr>
+                            </w:pPr>
+                            <w:r>
+                              <w:rPr>
+                                <w:sz w:val="18"/>
+                                <w:szCs w:val="18"/>
+                              </w:rPr>
+                              <w:t>Livelihood Improvement</w:t>
+                            </w:r>
+                          </w:p>
+                          <w:p>
+                            <w:pPr>
+                              <w:pStyle w:val="ListParagraph"/>
+                              <w:numPr>
+                                <w:ilvl w:val="0"/>
+                                <w:numId w:val="15"/>
+                              </w:numPr>
+                              <w:ind w:left="180" w:hanging="180"/>
+                              <w:rPr>
+                                <w:sz w:val="18"/>
+                                <w:szCs w:val="18"/>
+                              </w:rPr>
+                            </w:pPr>
+                            <w:r>
+                              <w:rPr>
+                                <w:sz w:val="18"/>
+                                <w:szCs w:val="18"/>
+                              </w:rPr>
+                              <w:t>Local Development Challenges</w:t>
+                            </w:r>
+                          </w:p>
+                          <w:p>
+                            <w:pPr>
+                              <w:pStyle w:val="ListParagraph"/>
+                              <w:ind w:left="180"/>
+                              <w:rPr>
+                                <w:sz w:val="18"/>
+                                <w:szCs w:val="18"/>
+                              </w:rPr>
+                            </w:pPr>
+                          </w:p>
+                        </w:txbxContent>
+                      </wps:txbx>
+                      <wps:bodyPr rot="0" spcFirstLastPara="0" vertOverflow="overflow" horzOverflow="overflow" vert="horz" wrap="square" lIns="91440" tIns="45720" rIns="91440" bIns="45720" numCol="1" spcCol="0" rtlCol="0" fromWordArt="0" anchor="t" anchorCtr="0" forceAA="0" compatLnSpc="1">
+                        <a:prstTxWarp prst="textNoShape">
+                          <a:avLst/>
+                        </a:prstTxWarp>
+                        <a:noAutofit/>
+                      </wps:bodyPr>
+                    </wps:wsp>
+                  </a:graphicData>
+                </a:graphic>
+                <wp14:sizeRelH relativeFrom="margin">
+                  <wp14:pctWidth>0</wp14:pctWidth>
+                </wp14:sizeRelH>
+                <wp14:sizeRelV relativeFrom="margin">
+                  <wp14:pctHeight>0</wp14:pctHeight>
+                </wp14:sizeRelV>
+              </wp:anchor>
+            </w:drawing>
+          </mc:Choice>
+          <mc:Fallback>
+            <w:pict>
+              <v:shape w14:anchorId="038122D3" id="Text Box 13" o:spid="_x0000_s1033" type="#_x0000_t202" style="position:absolute;margin-left:148.8pt;margin-top:191.65pt;width:149.4pt;height:45.6pt;z-index:251673600;visibility:visible;mso-wrap-style:square;mso-width-percent:0;mso-height-percent:0;mso-wrap-distance-left:9pt;mso-wrap-distance-top:0;mso-wrap-distance-right:9pt;mso-wrap-distance-bottom:0;mso-position-horizontal:absolute;mso-position-horizontal-relative:text;mso-position-vertical:absolute;mso-position-vertical-relative:text;mso-width-percent:0;mso-height-percent:0;mso-width-relative:margin;mso-height-relative:margin;v-text-anchor:top" o:gfxdata="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" fillcolor="white [3201]" strokeweight=".5pt">
+                <v:textbox>
+                  <w:txbxContent>
+                    <w:p>
+                      <w:pPr>
+                        <w:pStyle w:val="ListParagraph"/>
+                        <w:numPr>
+                          <w:ilvl w:val="0"/>
+                          <w:numId w:val="15"/>
+                        </w:numPr>
+                        <w:ind w:left="180" w:hanging="180"/>
+                        <w:rPr>
+                          <w:sz w:val="18"/>
+                          <w:szCs w:val="18"/>
+                        </w:rPr>
+                      </w:pPr>
+                      <w:r>
+                        <w:rPr>
+                          <w:sz w:val="18"/>
+                          <w:szCs w:val="18"/>
+                        </w:rPr>
+                        <w:t>Demographic Changes</w:t>
+                      </w:r>
+                    </w:p>
+                    <w:p>
+                      <w:pPr>
+                        <w:pStyle w:val="ListParagraph"/>
+                        <w:numPr>
+                          <w:ilvl w:val="0"/>
+                          <w:numId w:val="15"/>
+                        </w:numPr>
+                        <w:ind w:left="180" w:hanging="180"/>
+                        <w:rPr>
+                          <w:sz w:val="18"/>
+                          <w:szCs w:val="18"/>
+                        </w:rPr>
+                      </w:pPr>
+                      <w:r>
+                        <w:rPr>
+                          <w:sz w:val="18"/>
+                          <w:szCs w:val="18"/>
+                        </w:rPr>
+                        <w:t>Livelihood Improvement</w:t>
+                      </w:r>
+                    </w:p>
+                    <w:p>
+                      <w:pPr>
+                        <w:pStyle w:val="ListParagraph"/>
+                        <w:numPr>
+                          <w:ilvl w:val="0"/>
+                          <w:numId w:val="15"/>
+                        </w:numPr>
+                        <w:ind w:left="180" w:hanging="180"/>
+                        <w:rPr>
+                          <w:sz w:val="18"/>
+                          <w:szCs w:val="18"/>
+                        </w:rPr>
+                      </w:pPr>
+                      <w:r>
+                        <w:rPr>
+                          <w:sz w:val="18"/>
+                          <w:szCs w:val="18"/>
+                        </w:rPr>
+                        <w:t>Local Development Challenges</w:t>
+                      </w:r>
+                    </w:p>
+                    <w:p>
+                      <w:pPr>
+                        <w:pStyle w:val="ListParagraph"/>
+                        <w:ind w:left="180"/>
+                        <w:rPr>
+                          <w:sz w:val="18"/>
+                          <w:szCs w:val="18"/>
+                        </w:rPr>
+                      </w:pPr>
+                    </w:p>
+                  </w:txbxContent>
+                </v:textbox>
+              </v:shape>
+            </w:pict>
+          </mc:Fallback>
+        </mc:AlternateContent>
+      </w:r>
+      <w:r>
+        <mc:AlternateContent>
+          <mc:Choice Requires="wps">
+            <w:drawing>
+              <wp:anchor distT="0" distB="0" distL="114300" distR="114300" simplePos="0" relativeHeight="251670528" behindDoc="0" locked="0" layoutInCell="1" allowOverlap="1" wp14:anchorId="59F5DE27" wp14:editId="6273604C">
+                <wp:simplePos x="0" y="0"/>
+                <wp:positionH relativeFrom="column">
+                  <wp:posOffset>0</wp:posOffset>
+                </wp:positionH>
+                <wp:positionV relativeFrom="paragraph">
+                  <wp:posOffset>1923415</wp:posOffset>
+                </wp:positionV>
+                <wp:extent cx="1402080" cy="601980"/>
+                <wp:effectExtent l="0" t="0" r="26670" b="26670"/>
+                <wp:wrapNone/>
+                <wp:docPr id="11" name="Text Box 11"/>
+                <wp:cNvGraphicFramePr/>
+                <a:graphic xmlns:a="http://schemas.openxmlformats.org/drawingml/2006/main">
+                  <a:graphicData uri="http://schemas.microsoft.com/office/word/2010/wordprocessingShape">
+                    <wps:wsp>
+                      <wps:cNvSpPr txBox="1"/>
+                      <wps:spPr>
+                        <a:xfrm>
+                          <a:off x="0" y="0"/>
+                          <a:ext cx="1402080" cy="601980"/>
+                        </a:xfrm>
+                        <a:prstGeom prst="rect">
+                          <a:avLst/>
+                        </a:prstGeom>
+                        <a:solidFill>
+                          <a:schemeClr val="lt1"/>
+                        </a:solidFill>
+                        <a:ln w="6350">
+                          <a:solidFill>
+                            <a:prstClr val="black"/>
+                          </a:solidFill>
+                        </a:ln>
+                      </wps:spPr>
+                      <wps:txbx>
+                        <w:txbxContent>
+                          <w:p>
+                            <w:pPr>
+                              <w:pStyle w:val="ListParagraph"/>
+                              <w:numPr>
+                                <w:ilvl w:val="0"/>
+                                <w:numId w:val="15"/>
+                              </w:numPr>
+                              <w:ind w:left="180" w:hanging="180"/>
+                              <w:rPr>
+                                <w:sz w:val="18"/>
+                                <w:szCs w:val="18"/>
+                              </w:rPr>
+                            </w:pPr>
+                            <w:r>
+                              <w:rPr>
+                                <w:sz w:val="18"/>
+                                <w:szCs w:val="18"/>
+                              </w:rPr>
+                              <w:t>Age</w:t>
+                            </w:r>
+                          </w:p>
+                          <w:p>
+                            <w:pPr>
+                              <w:pStyle w:val="ListParagraph"/>
+                              <w:numPr>
+                                <w:ilvl w:val="0"/>
+                                <w:numId w:val="15"/>
+                              </w:numPr>
+                              <w:ind w:left="180" w:hanging="180"/>
+                              <w:rPr>
+                                <w:sz w:val="18"/>
+                                <w:szCs w:val="18"/>
+                              </w:rPr>
+                            </w:pPr>
+                            <w:r>
+                              <w:rPr>
+                                <w:sz w:val="18"/>
+                                <w:szCs w:val="18"/>
+                              </w:rPr>
+                              <w:t>Sex</w:t>
+                            </w:r>
+                          </w:p>
+                          <w:p>
+                            <w:pPr>
+                              <w:pStyle w:val="ListParagraph"/>
+                              <w:numPr>
+                                <w:ilvl w:val="0"/>
+                                <w:numId w:val="15"/>
+                              </w:numPr>
+                              <w:ind w:left="180" w:hanging="180"/>
+                              <w:rPr>
+                                <w:sz w:val="18"/>
+                                <w:szCs w:val="18"/>
+                              </w:rPr>
+                            </w:pPr>
+                            <w:r>
+                              <w:rPr>
+                                <w:sz w:val="18"/>
+                                <w:szCs w:val="18"/>
+                              </w:rPr>
+                              <w:t>Education</w:t>
+                            </w:r>
+                          </w:p>
+                          <w:p>
+                            <w:pPr>
+                              <w:pStyle w:val="ListParagraph"/>
+                              <w:ind w:left="180"/>
+                              <w:rPr>
+                                <w:sz w:val="18"/>
+                                <w:szCs w:val="18"/>
+                              </w:rPr>
+                            </w:pPr>
+                          </w:p>
+                        </w:txbxContent>
+                      </wps:txbx>
+                      <wps:bodyPr rot="0" spcFirstLastPara="0" vertOverflow="overflow" horzOverflow="overflow" vert="horz" wrap="square" lIns="91440" tIns="45720" rIns="91440" bIns="45720" numCol="1" spcCol="0" rtlCol="0" fromWordArt="0" anchor="t" anchorCtr="0" forceAA="0" compatLnSpc="1">
+                        <a:prstTxWarp prst="textNoShape">
+                          <a:avLst/>
+                        </a:prstTxWarp>
+                        <a:noAutofit/>
+                      </wps:bodyPr>
+                    </wps:wsp>
+                  </a:graphicData>
+                </a:graphic>
+                <wp14:sizeRelH relativeFrom="margin">
+                  <wp14:pctWidth>0</wp14:pctWidth>
+                </wp14:sizeRelH>
+                <wp14:sizeRelV relativeFrom="margin">
+                  <wp14:pctHeight>0</wp14:pctHeight>
+                </wp14:sizeRelV>
+              </wp:anchor>
+            </w:drawing>
+          </mc:Choice>
+          <mc:Fallback>
+            <w:pict>
+              <v:shape w14:anchorId="59F5DE27" id="Text Box 11" o:spid="_x0000_s1034" type="#_x0000_t202" style="position:absolute;margin-left:0;margin-top:151.45pt;width:110.4pt;height:47.4pt;z-index:251670528;visibility:visible;mso-wrap-style:square;mso-width-percent:0;mso-height-percent:0;mso-wrap-distance-left:9pt;mso-wrap-distance-top:0;mso-wrap-distance-right:9pt;mso-wrap-distance-bottom:0;mso-position-horizontal:absolute;mso-position-horizontal-relative:text;mso-position-vertical:absolute;mso-position-vertical-relative:text;mso-width-percent:0;mso-height-percent:0;mso-width-relative:margin;mso-height-relative:margin;v-text-anchor:top" o:gfxdata="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" fillcolor="white [3201]" strokeweight=".5pt">
+                <v:textbox>
+                  <w:txbxContent>
+                    <w:p>
+                      <w:pPr>
+                        <w:pStyle w:val="ListParagraph"/>
+                        <w:numPr>
+                          <w:ilvl w:val="0"/>
+                          <w:numId w:val="15"/>
+                        </w:numPr>
+                        <w:ind w:left="180" w:hanging="180"/>
+                        <w:rPr>
+                          <w:sz w:val="18"/>
+                          <w:szCs w:val="18"/>
+                        </w:rPr>
+                      </w:pPr>
+                      <w:r>
+                        <w:rPr>
+                          <w:sz w:val="18"/>
+                          <w:szCs w:val="18"/>
+                        </w:rPr>
+                        <w:t>Age</w:t>
+                      </w:r>
+                    </w:p>
+                    <w:p>
+                      <w:pPr>
+                        <w:pStyle w:val="ListParagraph"/>
+                        <w:numPr>
+                          <w:ilvl w:val="0"/>
+                          <w:numId w:val="15"/>
+                        </w:numPr>
+                        <w:ind w:left="180" w:hanging="180"/>
+                        <w:rPr>
+                          <w:sz w:val="18"/>
+                          <w:szCs w:val="18"/>
+                        </w:rPr>
+                      </w:pPr>
+                      <w:r>
+                        <w:rPr>
+                          <w:sz w:val="18"/>
+                          <w:szCs w:val="18"/>
+                        </w:rPr>
+                        <w:t>Sex</w:t>
+                      </w:r>
+                    </w:p>
+                    <w:p>
+                      <w:pPr>
+                        <w:pStyle w:val="ListParagraph"/>
+                        <w:numPr>
+                          <w:ilvl w:val="0"/>
+                          <w:numId w:val="15"/>
+                        </w:numPr>
+                        <w:ind w:left="180" w:hanging="180"/>
+                        <w:rPr>
+                          <w:sz w:val="18"/>
+                          <w:szCs w:val="18"/>
+                        </w:rPr>
+                      </w:pPr>
+                      <w:r>
+                        <w:rPr>
+                          <w:sz w:val="18"/>
+                          <w:szCs w:val="18"/>
+                        </w:rPr>
+                        <w:t>Education</w:t>
+                      </w:r>
+                    </w:p>
+                    <w:p>
+                      <w:pPr>
+                        <w:pStyle w:val="ListParagraph"/>
+                        <w:ind w:left="180"/>
+                        <w:rPr>
+                          <w:sz w:val="18"/>
+                          <w:szCs w:val="18"/>
+                        </w:rPr>
+                      </w:pPr>
+                    </w:p>
+                  </w:txbxContent>
+                </v:textbox>
+              </v:shape>
+            </w:pict>
+          </mc:Fallback>
+        </mc:AlternateContent>
+      </w:r>
+      <w:r>
+        <mc:AlternateContent>
+          <mc:Choice Requires="wps">
+            <w:drawing>
+              <wp:anchor distT="45720" distB="45720" distL="114300" distR="114300" simplePos="0" relativeHeight="251669504" behindDoc="0" locked="0" layoutInCell="1" allowOverlap="1" wp14:anchorId="269A66A1" wp14:editId="4F6782A2">
+                <wp:simplePos x="0" y="0"/>
+                <wp:positionH relativeFrom="column">
+                  <wp:posOffset>0</wp:posOffset>
+                </wp:positionH>
+                <wp:positionV relativeFrom="paragraph">
+                  <wp:posOffset>1677035</wp:posOffset>
+                </wp:positionV>
+                <wp:extent cx="1402080" cy="784860"/>
+                <wp:effectExtent l="0" t="0" r="26670" b="15240"/>
+                <wp:wrapTopAndBottom/>
+                <wp:docPr id="10" name="Text Box 2"/>
+                <wp:cNvGraphicFramePr>
+                  <a:graphicFrameLocks xmlns:a="http://schemas.openxmlformats.org/drawingml/2006/main"/>
+                </wp:cNvGraphicFramePr>
+                <a:graphic xmlns:a="http://schemas.openxmlformats.org/drawingml/2006/main">
+                  <a:graphicData uri="http://schemas.microsoft.com/office/word/2010/wordprocessingShape">
+                    <wps:wsp>
+                      <wps:cNvSpPr txBox="1">
+                        <a:spLocks noChangeArrowheads="1"/>
+                      </wps:cNvSpPr>
+                      <wps:spPr bwMode="auto">
+                        <a:xfrm>
+                          <a:off x="0" y="0"/>
+                          <a:ext cx="1402080" cy="784860"/>
+                        </a:xfrm>
+                        <a:prstGeom prst="rect">
+                          <a:avLst/>
+                        </a:prstGeom>
+                        <a:solidFill>
+                          <a:srgbClr val="FFFFFF"/>
+                        </a:solidFill>
+                        <a:ln w="9525">
+                          <a:solidFill>
+                            <a:srgbClr val="000000"/>
+                          </a:solidFill>
+                          <a:miter lim="800000"/>
+                          <a:headEnd/>
+                          <a:tailEnd/>
+                        </a:ln>
+                      </wps:spPr>
+                      <wps:txbx>
+                        <w:txbxContent>
+                          <w:p>
+                            <w:pPr>
+                              <w:rPr>
+                                <w:sz w:val="22"/>
+                                <w:szCs w:val="22"/>
+                              </w:rPr>
+                            </w:pPr>
+                            <w:r>
+                              <w:rPr>
+                                <w:sz w:val="22"/>
+                                <w:szCs w:val="22"/>
+                              </w:rPr>
+                              <w:t>P</w:t>
+                            </w:r>
+                            <w:r>
+                              <w:rPr>
+                                <w:sz w:val="22"/>
+                                <w:szCs w:val="22"/>
+                              </w:rPr>
+                              <w:t>ersonal</w:t>
+                            </w:r>
+                            <w:r>
+                              <w:rPr>
+                                <w:sz w:val="22"/>
+                                <w:szCs w:val="22"/>
+                              </w:rPr>
+                              <w:t xml:space="preserve"> Factors</w:t>
+                            </w:r>
+                          </w:p>
+                        </w:txbxContent>
+                      </wps:txbx>
+                      <wps:bodyPr rot="0" vert="horz" wrap="square" lIns="91440" tIns="45720" rIns="91440" bIns="45720" anchor="t" anchorCtr="0">
+                        <a:noAutofit/>
+                      </wps:bodyPr>
+                    </wps:wsp>
+                  </a:graphicData>
+                </a:graphic>
+                <wp14:sizeRelH relativeFrom="margin">
+                  <wp14:pctWidth>0</wp14:pctWidth>
+                </wp14:sizeRelH>
+                <wp14:sizeRelV relativeFrom="margin">
+                  <wp14:pctHeight>0</wp14:pctHeight>
+                </wp14:sizeRelV>
+              </wp:anchor>
+            </w:drawing>
+          </mc:Choice>
+          <mc:Fallback>
+            <w:pict>
+              <v:shape w14:anchorId="269A66A1" id="_x0000_s1035" type="#_x0000_t202" style="position:absolute;margin-left:0;margin-top:132.05pt;width:110.4pt;height:61.8pt;z-index:251669504;visibility:visible;mso-wrap-style:square;mso-width-percent:0;mso-height-percent:0;mso-wrap-distance-left:9pt;mso-wrap-distance-top:3.6pt;mso-wrap-distance-right:9pt;mso-wrap-distance-bottom:3.6pt;mso-position-horizontal:absolute;mso-position-horizontal-relative:text;mso-position-vertical:absolute;mso-position-vertical-relative:text;mso-width-percent:0;mso-height-percent:0;mso-width-relative:margin;mso-height-relative:margin;v-text-anchor:top" o:gfxdata="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">
+                <v:textbox>
+                  <w:txbxContent>
+                    <w:p>
+                      <w:pPr>
+                        <w:rPr>
+                          <w:sz w:val="22"/>
+                          <w:szCs w:val="22"/>
+                        </w:rPr>
+                      </w:pPr>
+                      <w:r>
+                        <w:rPr>
+                          <w:sz w:val="22"/>
+                          <w:szCs w:val="22"/>
+                        </w:rPr>
+                        <w:t>P</w:t>
+                      </w:r>
+                      <w:r>
+                        <w:rPr>
+                          <w:sz w:val="22"/>
+                          <w:szCs w:val="22"/>
+                        </w:rPr>
+                        <w:t>ersonal</w:t>
+                      </w:r>
+                      <w:r>
+                        <w:rPr>
+                          <w:sz w:val="22"/>
+                          <w:szCs w:val="22"/>
+                        </w:rPr>
+                        <w:t xml:space="preserve"> Factors</w:t>
+                      </w:r>
+                    </w:p>
+                  </w:txbxContent>
+                </v:textbox>
+                <w10:wrap type="topAndBottom"/>
+              </v:shape>
+            </w:pict>
+          </mc:Fallback>
+        </mc:AlternateContent>
       </w:r>
     </w:p>
     <w:p>
       <w:pPr>
         <w:pStyle w:val="Caption"/>
+        <w:rPr>
+          <w:rFonts w:ascii="Times New Roman" w:hAnsi="Times New Roman" w:cs="Times New Roman"/>
+          <w:i w:val="0"/>
+          <w:iCs w:val="0"/>
+          <w:color w:val="auto"/>
+          <w:sz w:val="24"/>
+          <w:szCs w:val="24"/>
+        </w:rPr>
+      </w:pPr>
+    </w:p>
+    <w:p/>
+    <w:p>
+      <w:pPr>
+        <w:pStyle w:val="Caption"/>
+        <w:spacing w:before="240"/>
         <w:jc w:val="center"/>
       </w:pPr>
       <w:r>
         <w:t xml:space="preserve">Figure </w:t>
       </w:r>
-      <w:fldSimple w:instr=" SEQ Figure \* ARABIC ">
-        <w:r>
-          <w:rPr>
-            <w:noProof/>
-          </w:rPr>
-          <w:t>1</w:t>
-        </w:r>
-      </w:fldSimple>
+      <w:r>
+        <w:fldChar w:fldCharType="begin"/>
+      </w:r>
+      <w:r>
+        <w:instrText xml:space="preserve"> SEQ Figure \* ARABIC </w:instrText>
+      </w:r>
+      <w:r>
+        <w:fldChar w:fldCharType="separate"/>
+      </w:r>
+      <w:r>
+        <w:rPr>
+          <w:noProof/>
+        </w:rPr>
+        <w:t>1</w:t>
+      </w:r>
+      <w:r>
+        <w:rPr>
+          <w:noProof/>
+        </w:rPr>
+        <w:fldChar w:fldCharType="end"/>
+      </w:r>
       <w:r>
         <w:t xml:space="preserve"> Conceptual Framework of Migration Study</w:t>
       </w:r>
@@ -5192,7 +7230,7 @@
         </w:rPr>
         <w:br w:type="page"/>
       </w:r>
-      <w:bookmarkStart w:id="16" w:name="_Toc216850296"/>
+      <w:bookmarkStart w:id="17" w:name="_Toc216936142"/>
       <w:r>
         <w:rPr>
           <w:rStyle w:val="Strong"/>
@@ -5210,7 +7248,7 @@
         </w:rPr>
         <w:t>Three</w:t>
       </w:r>
-      <w:bookmarkEnd w:id="16"/>
+      <w:bookmarkEnd w:id="17"/>
     </w:p>
     <w:p>
       <w:pPr>
@@ -5221,7 +7259,7 @@
           <w:bCs w:val="0"/>
         </w:rPr>
       </w:pPr>
-      <w:bookmarkStart w:id="17" w:name="_Toc216850297"/>
+      <w:bookmarkStart w:id="18" w:name="_Toc216936143"/>
       <w:r>
         <w:rPr>
           <w:rStyle w:val="Strong"/>
@@ -5230,20 +7268,20 @@
         </w:rPr>
         <w:t>Research methodology</w:t>
       </w:r>
-      <w:bookmarkEnd w:id="17"/>
+      <w:bookmarkEnd w:id="18"/>
     </w:p>
     <w:p>
       <w:pPr>
         <w:pStyle w:val="Heading2"/>
       </w:pPr>
-      <w:bookmarkStart w:id="18" w:name="_Toc216850298"/>
+      <w:bookmarkStart w:id="19" w:name="_Toc216936144"/>
       <w:r>
         <w:t>3.1</w:t>
       </w:r>
       <w:r>
         <w:t xml:space="preserve"> Research Design</w:t>
       </w:r>
-      <w:bookmarkEnd w:id="18"/>
+      <w:bookmarkEnd w:id="19"/>
     </w:p>
     <w:p>
       <w:pPr>
@@ -5293,7 +7331,7 @@
       <w:pPr>
         <w:pStyle w:val="Heading2"/>
       </w:pPr>
-      <w:bookmarkStart w:id="19" w:name="_Toc216850299"/>
+      <w:bookmarkStart w:id="20" w:name="_Toc216936145"/>
       <w:r>
         <w:t>3.2</w:t>
       </w:r>
@@ -5303,7 +7341,7 @@
       <w:r>
         <w:t>Nature and source of data</w:t>
       </w:r>
-      <w:bookmarkEnd w:id="19"/>
+      <w:bookmarkEnd w:id="20"/>
     </w:p>
     <w:p>
       <w:pPr>
@@ -5332,7 +7370,7 @@
       <w:r>
         <w:t xml:space="preserve"> </w:t>
       </w:r>
-      <w:bookmarkStart w:id="20" w:name="_Toc216850300"/>
+      <w:bookmarkStart w:id="21" w:name="_Toc216936146"/>
       <w:r>
         <w:t>3.3</w:t>
       </w:r>
@@ -5342,7 +7380,7 @@
       <w:r>
         <w:t>Population and Sampling</w:t>
       </w:r>
-      <w:bookmarkEnd w:id="20"/>
+      <w:bookmarkEnd w:id="21"/>
     </w:p>
     <w:p>
       <w:pPr>
@@ -5378,7 +7416,10 @@
         <w:t>24</w:t>
       </w:r>
       <w:r>
-        <w:t xml:space="preserve"> shows that there are a total of 87</w:t>
+        <w:t xml:space="preserve"> sh</w:t>
+      </w:r>
+      <w:r>
+        <w:t>ows that there are a total of 843</w:t>
       </w:r>
       <w:r>
         <w:t xml:space="preserve"> households. Out of 9 wards, ward no.</w:t>
@@ -5450,7 +7491,7 @@
       <w:pPr>
         <w:pStyle w:val="Heading2"/>
       </w:pPr>
-      <w:bookmarkStart w:id="21" w:name="_Toc216850301"/>
+      <w:bookmarkStart w:id="22" w:name="_Toc216936147"/>
       <w:r>
         <w:t>3.4</w:t>
       </w:r>
@@ -5460,7 +7501,7 @@
       <w:r>
         <w:t>Method of Data Collection</w:t>
       </w:r>
-      <w:bookmarkEnd w:id="21"/>
+      <w:bookmarkEnd w:id="22"/>
       <w:r>
         <w:t xml:space="preserve"> </w:t>
       </w:r>
@@ -5480,7 +7521,7 @@
       <w:pPr>
         <w:pStyle w:val="Heading3"/>
       </w:pPr>
-      <w:bookmarkStart w:id="22" w:name="_Toc216850302"/>
+      <w:bookmarkStart w:id="23" w:name="_Toc216936148"/>
       <w:r>
         <w:lastRenderedPageBreak/>
         <w:t>3.4</w:t>
@@ -5491,7 +7532,7 @@
       <w:r>
         <w:t>Observation</w:t>
       </w:r>
-      <w:bookmarkEnd w:id="22"/>
+      <w:bookmarkEnd w:id="23"/>
     </w:p>
     <w:p>
       <w:pPr>
@@ -5530,7 +7571,7 @@
       <w:pPr>
         <w:pStyle w:val="Heading3"/>
       </w:pPr>
-      <w:bookmarkStart w:id="23" w:name="_Toc216850303"/>
+      <w:bookmarkStart w:id="24" w:name="_Toc216936149"/>
       <w:r>
         <w:t>3.4</w:t>
       </w:r>
@@ -5540,7 +7581,7 @@
       <w:r>
         <w:t>terview</w:t>
       </w:r>
-      <w:bookmarkEnd w:id="23"/>
+      <w:bookmarkEnd w:id="24"/>
     </w:p>
     <w:p>
       <w:pPr>
@@ -5596,7 +7637,7 @@
       <w:pPr>
         <w:pStyle w:val="Heading2"/>
       </w:pPr>
-      <w:bookmarkStart w:id="24" w:name="_Toc216850304"/>
+      <w:bookmarkStart w:id="25" w:name="_Toc216936150"/>
       <w:r>
         <w:t>3.5</w:t>
       </w:r>
@@ -5606,7 +7647,7 @@
       <w:r>
         <w:t>Data Analysis and Presentation</w:t>
       </w:r>
-      <w:bookmarkEnd w:id="24"/>
+      <w:bookmarkEnd w:id="25"/>
     </w:p>
     <w:p>
       <w:pPr>
@@ -5620,7 +7661,7 @@
       <w:pPr>
         <w:pStyle w:val="Heading2"/>
       </w:pPr>
-      <w:bookmarkStart w:id="25" w:name="_Toc216850305"/>
+      <w:bookmarkStart w:id="26" w:name="_Toc216936151"/>
       <w:r>
         <w:t>3.6</w:t>
       </w:r>
@@ -5630,7 +7671,7 @@
       <w:r>
         <w:t>Ethical Consideration</w:t>
       </w:r>
-      <w:bookmarkEnd w:id="25"/>
+      <w:bookmarkEnd w:id="26"/>
       <w:r>
         <w:t xml:space="preserve"> </w:t>
       </w:r>
@@ -5751,578 +7792,22 @@
         <w:br w:type="page"/>
       </w:r>
     </w:p>
-    <w:p>
-      <w:pPr>
-        <w:spacing w:after="0" w:line="360" w:lineRule="auto"/>
-        <w:jc w:val="both"/>
-        <w:rPr>
-          <w:rFonts w:ascii="Times New Roman" w:hAnsi="Times New Roman" w:cs="Times New Roman"/>
-          <w:bCs/>
-        </w:rPr>
-      </w:pPr>
-    </w:p>
-    <w:p>
-      <w:pPr>
-        <w:spacing w:after="0" w:line="360" w:lineRule="auto"/>
-        <w:jc w:val="both"/>
-        <w:rPr>
-          <w:rFonts w:ascii="Times New Roman" w:hAnsi="Times New Roman" w:cs="Times New Roman"/>
-          <w:bCs/>
-        </w:rPr>
-      </w:pPr>
-    </w:p>
-    <w:p>
-      <w:pPr>
-        <w:spacing w:after="0" w:line="360" w:lineRule="auto"/>
-        <w:jc w:val="both"/>
-        <w:rPr>
-          <w:rFonts w:ascii="Times New Roman" w:hAnsi="Times New Roman" w:cs="Times New Roman"/>
-          <w:bCs/>
-        </w:rPr>
-      </w:pPr>
-    </w:p>
-    <w:p>
-      <w:pPr>
-        <w:spacing w:after="0" w:line="360" w:lineRule="auto"/>
-        <w:jc w:val="both"/>
-        <w:rPr>
-          <w:rFonts w:ascii="Times New Roman" w:hAnsi="Times New Roman" w:cs="Times New Roman"/>
-          <w:bCs/>
-        </w:rPr>
-      </w:pPr>
-    </w:p>
-    <w:p>
-      <w:pPr>
-        <w:spacing w:after="0" w:line="360" w:lineRule="auto"/>
-        <w:jc w:val="both"/>
-        <w:rPr>
-          <w:rFonts w:ascii="Times New Roman" w:hAnsi="Times New Roman" w:cs="Times New Roman"/>
-          <w:bCs/>
-        </w:rPr>
-      </w:pPr>
-    </w:p>
-    <w:p>
-      <w:pPr>
-        <w:spacing w:line="360" w:lineRule="auto"/>
-        <w:jc w:val="both"/>
-        <w:rPr>
-          <w:rFonts w:ascii="Times New Roman" w:hAnsi="Times New Roman" w:cs="Times New Roman"/>
-          <w:sz w:val="36"/>
-          <w:szCs w:val="36"/>
-        </w:rPr>
-      </w:pPr>
-    </w:p>
-    <w:p>
-      <w:pPr>
-        <w:pStyle w:val="Heading1"/>
-        <w:rPr>
-          <w:rStyle w:val="Strong"/>
-          <w:b/>
-          <w:bCs w:val="0"/>
-        </w:rPr>
-      </w:pPr>
-      <w:bookmarkStart w:id="26" w:name="_Toc216850306"/>
-      <w:r>
-        <w:rPr>
-          <w:rStyle w:val="Strong"/>
-          <w:b/>
-          <w:bCs w:val="0"/>
-        </w:rPr>
-        <w:t>Ref</w:t>
-      </w:r>
-      <w:r>
-        <w:rPr>
-          <w:rStyle w:val="Strong"/>
-          <w:b/>
-          <w:bCs w:val="0"/>
-        </w:rPr>
-        <w:t>e</w:t>
-      </w:r>
-      <w:r>
-        <w:rPr>
-          <w:rStyle w:val="Strong"/>
-          <w:b/>
-          <w:bCs w:val="0"/>
-        </w:rPr>
-        <w:t>rences</w:t>
-      </w:r>
-      <w:bookmarkEnd w:id="26"/>
-      <w:r>
-        <w:rPr>
-          <w:rStyle w:val="Strong"/>
-          <w:b/>
-          <w:bCs w:val="0"/>
-        </w:rPr>
-        <w:t xml:space="preserve"> </w:t>
-      </w:r>
-    </w:p>
-    <w:p>
-      <w:pPr>
-        <w:pStyle w:val="Pa9"/>
-        <w:spacing w:before="40" w:line="360" w:lineRule="auto"/>
-        <w:ind w:left="560" w:hanging="560"/>
-        <w:jc w:val="both"/>
-        <w:rPr>
-          <w:rFonts w:ascii="Times New Roman" w:hAnsi="Times New Roman" w:cs="Times New Roman"/>
-          <w:color w:val="000000"/>
-          <w:sz w:val="22"/>
-          <w:szCs w:val="22"/>
-        </w:rPr>
-      </w:pPr>
-      <w:r>
-        <w:rPr>
-          <w:rFonts w:ascii="Times New Roman" w:hAnsi="Times New Roman" w:cs="Times New Roman"/>
-          <w:color w:val="000000"/>
-          <w:sz w:val="22"/>
-          <w:szCs w:val="22"/>
-        </w:rPr>
-        <w:t xml:space="preserve">CEDA (1977). </w:t>
-      </w:r>
-      <w:r>
-        <w:rPr>
-          <w:rFonts w:ascii="Times New Roman" w:hAnsi="Times New Roman" w:cs="Times New Roman"/>
-          <w:i/>
-          <w:iCs/>
-          <w:color w:val="000000"/>
-          <w:sz w:val="22"/>
-          <w:szCs w:val="22"/>
-        </w:rPr>
-        <w:t xml:space="preserve">Migration in Nepal, A Study of Far-western Development Region. </w:t>
-      </w:r>
-      <w:r>
-        <w:rPr>
-          <w:rFonts w:ascii="Times New Roman" w:hAnsi="Times New Roman" w:cs="Times New Roman"/>
-          <w:color w:val="000000"/>
-          <w:sz w:val="22"/>
-          <w:szCs w:val="22"/>
-        </w:rPr>
-        <w:t xml:space="preserve">Kathmandu. </w:t>
-      </w:r>
-    </w:p>
-    <w:p>
-      <w:pPr>
-        <w:pStyle w:val="Default"/>
-        <w:spacing w:line="360" w:lineRule="auto"/>
-        <w:jc w:val="both"/>
-      </w:pPr>
-    </w:p>
-    <w:p>
-      <w:pPr>
-        <w:pStyle w:val="Pa9"/>
-        <w:spacing w:before="40" w:line="360" w:lineRule="auto"/>
-        <w:ind w:left="560" w:hanging="560"/>
-        <w:jc w:val="both"/>
-        <w:rPr>
-          <w:rFonts w:ascii="Times New Roman" w:hAnsi="Times New Roman" w:cs="Times New Roman"/>
-          <w:color w:val="000000"/>
-          <w:sz w:val="22"/>
-          <w:szCs w:val="22"/>
-        </w:rPr>
-      </w:pPr>
-      <w:r>
-        <w:rPr>
-          <w:rFonts w:ascii="Times New Roman" w:hAnsi="Times New Roman" w:cs="Times New Roman"/>
-          <w:color w:val="000000"/>
-          <w:sz w:val="22"/>
-          <w:szCs w:val="22"/>
-        </w:rPr>
-        <w:t xml:space="preserve">Government of Nepal (2011) </w:t>
-      </w:r>
-      <w:r>
-        <w:rPr>
-          <w:rFonts w:ascii="Times New Roman" w:hAnsi="Times New Roman" w:cs="Times New Roman"/>
-          <w:i/>
-          <w:iCs/>
-          <w:color w:val="000000"/>
-          <w:sz w:val="22"/>
-          <w:szCs w:val="22"/>
-        </w:rPr>
-        <w:t xml:space="preserve">Nation population census. </w:t>
-      </w:r>
-      <w:r>
-        <w:rPr>
-          <w:rFonts w:ascii="Times New Roman" w:hAnsi="Times New Roman" w:cs="Times New Roman"/>
-          <w:color w:val="000000"/>
-          <w:sz w:val="22"/>
-          <w:szCs w:val="22"/>
-        </w:rPr>
-        <w:t>Kathmandu: Nepal Government.</w:t>
-      </w:r>
-    </w:p>
-    <w:p>
-      <w:pPr>
-        <w:pStyle w:val="Pa9"/>
-        <w:spacing w:before="40" w:line="360" w:lineRule="auto"/>
-        <w:ind w:left="560" w:hanging="560"/>
-        <w:jc w:val="both"/>
-        <w:rPr>
-          <w:rFonts w:ascii="Times New Roman" w:hAnsi="Times New Roman" w:cs="Times New Roman"/>
-          <w:color w:val="000000"/>
-          <w:sz w:val="22"/>
-          <w:szCs w:val="22"/>
-        </w:rPr>
-      </w:pPr>
-      <w:r>
-        <w:rPr>
-          <w:rFonts w:ascii="Times New Roman" w:hAnsi="Times New Roman" w:cs="Times New Roman"/>
-          <w:color w:val="000000"/>
-          <w:sz w:val="22"/>
-          <w:szCs w:val="22"/>
-        </w:rPr>
-        <w:t xml:space="preserve"> </w:t>
-      </w:r>
-    </w:p>
-    <w:p>
-      <w:pPr>
-        <w:pStyle w:val="Pa9"/>
-        <w:spacing w:before="40" w:line="360" w:lineRule="auto"/>
-        <w:ind w:left="560" w:hanging="560"/>
-        <w:jc w:val="both"/>
-        <w:rPr>
-          <w:rFonts w:ascii="Times New Roman" w:hAnsi="Times New Roman" w:cs="Times New Roman"/>
-          <w:color w:val="000000"/>
-          <w:sz w:val="22"/>
-          <w:szCs w:val="22"/>
-        </w:rPr>
-      </w:pPr>
-      <w:proofErr w:type="spellStart"/>
-      <w:r>
-        <w:rPr>
-          <w:rFonts w:ascii="Times New Roman" w:hAnsi="Times New Roman" w:cs="Times New Roman"/>
-          <w:color w:val="000000"/>
-          <w:sz w:val="22"/>
-          <w:szCs w:val="22"/>
-        </w:rPr>
-        <w:t>Gurung</w:t>
-      </w:r>
-      <w:proofErr w:type="spellEnd"/>
-      <w:r>
-        <w:rPr>
-          <w:rFonts w:ascii="Times New Roman" w:hAnsi="Times New Roman" w:cs="Times New Roman"/>
-          <w:color w:val="000000"/>
-          <w:sz w:val="22"/>
-          <w:szCs w:val="22"/>
-        </w:rPr>
-        <w:t xml:space="preserve">, H. (1984). </w:t>
-      </w:r>
-      <w:r>
-        <w:rPr>
-          <w:rFonts w:ascii="Times New Roman" w:hAnsi="Times New Roman" w:cs="Times New Roman"/>
-          <w:i/>
-          <w:iCs/>
-          <w:color w:val="000000"/>
-          <w:sz w:val="22"/>
-          <w:szCs w:val="22"/>
-        </w:rPr>
-        <w:t xml:space="preserve">Regional Patterns of Migration in Nepal, Papers of the East-west Population Institute. </w:t>
-      </w:r>
-      <w:r>
-        <w:rPr>
-          <w:rFonts w:ascii="Times New Roman" w:hAnsi="Times New Roman" w:cs="Times New Roman"/>
-          <w:color w:val="000000"/>
-          <w:sz w:val="22"/>
-          <w:szCs w:val="22"/>
-        </w:rPr>
-        <w:t xml:space="preserve">Kathmandu. </w:t>
-      </w:r>
-    </w:p>
-    <w:p>
-      <w:pPr>
-        <w:pStyle w:val="Default"/>
-        <w:spacing w:line="360" w:lineRule="auto"/>
-        <w:jc w:val="both"/>
-      </w:pPr>
-    </w:p>
-    <w:p>
-      <w:pPr>
-        <w:pStyle w:val="Pa9"/>
-        <w:spacing w:before="40" w:line="360" w:lineRule="auto"/>
-        <w:ind w:left="560" w:hanging="560"/>
-        <w:jc w:val="both"/>
-        <w:rPr>
-          <w:rFonts w:ascii="Times New Roman" w:hAnsi="Times New Roman" w:cs="Times New Roman"/>
-          <w:color w:val="000000"/>
-          <w:sz w:val="22"/>
-          <w:szCs w:val="22"/>
-        </w:rPr>
-      </w:pPr>
-      <w:r>
-        <w:rPr>
-          <w:rFonts w:ascii="Times New Roman" w:hAnsi="Times New Roman" w:cs="Times New Roman"/>
-          <w:color w:val="000000"/>
-          <w:sz w:val="22"/>
-          <w:szCs w:val="22"/>
-        </w:rPr>
-        <w:t xml:space="preserve">K.C., B. K. (1998). </w:t>
-      </w:r>
-      <w:r>
-        <w:rPr>
-          <w:rFonts w:ascii="Times New Roman" w:hAnsi="Times New Roman" w:cs="Times New Roman"/>
-          <w:i/>
-          <w:iCs/>
-          <w:color w:val="000000"/>
-          <w:sz w:val="22"/>
-          <w:szCs w:val="22"/>
-        </w:rPr>
-        <w:t xml:space="preserve">Trend Patterns and Implications of Rural to Urban Migration in Nepal, </w:t>
-      </w:r>
-      <w:r>
-        <w:rPr>
-          <w:rFonts w:ascii="Times New Roman" w:hAnsi="Times New Roman" w:cs="Times New Roman"/>
-          <w:color w:val="000000"/>
-          <w:sz w:val="22"/>
-          <w:szCs w:val="22"/>
-        </w:rPr>
-        <w:t xml:space="preserve">(CDPS), Kathmandu. </w:t>
-      </w:r>
-    </w:p>
-    <w:p>
-      <w:pPr>
-        <w:pStyle w:val="Default"/>
-        <w:spacing w:line="360" w:lineRule="auto"/>
-        <w:jc w:val="both"/>
-      </w:pPr>
-    </w:p>
-    <w:p>
-      <w:pPr>
-        <w:spacing w:line="360" w:lineRule="auto"/>
-        <w:jc w:val="both"/>
-        <w:rPr>
-          <w:rFonts w:ascii="Times New Roman" w:hAnsi="Times New Roman" w:cs="Times New Roman"/>
-          <w:color w:val="000000"/>
-          <w:sz w:val="22"/>
-          <w:szCs w:val="22"/>
-        </w:rPr>
-      </w:pPr>
-      <w:proofErr w:type="spellStart"/>
-      <w:r>
-        <w:rPr>
-          <w:rFonts w:ascii="Times New Roman" w:hAnsi="Times New Roman" w:cs="Times New Roman"/>
-          <w:color w:val="000000"/>
-          <w:sz w:val="22"/>
-          <w:szCs w:val="22"/>
-        </w:rPr>
-        <w:t>Kunwar</w:t>
-      </w:r>
-      <w:proofErr w:type="spellEnd"/>
-      <w:r>
-        <w:rPr>
-          <w:rFonts w:ascii="Times New Roman" w:hAnsi="Times New Roman" w:cs="Times New Roman"/>
-          <w:color w:val="000000"/>
-          <w:sz w:val="22"/>
-          <w:szCs w:val="22"/>
-        </w:rPr>
-        <w:t xml:space="preserve">, L.S. (2015). </w:t>
-      </w:r>
-      <w:r>
-        <w:rPr>
-          <w:rFonts w:ascii="Times New Roman" w:hAnsi="Times New Roman" w:cs="Times New Roman"/>
-          <w:i/>
-          <w:iCs/>
-          <w:color w:val="000000"/>
-          <w:sz w:val="22"/>
-          <w:szCs w:val="22"/>
-        </w:rPr>
-        <w:t xml:space="preserve">Causes and Consequences of Internal Migration in Nepal, A Case Study of </w:t>
-      </w:r>
-      <w:proofErr w:type="spellStart"/>
-      <w:r>
-        <w:rPr>
-          <w:rFonts w:ascii="Times New Roman" w:hAnsi="Times New Roman" w:cs="Times New Roman"/>
-          <w:i/>
-          <w:iCs/>
-          <w:color w:val="000000"/>
-          <w:sz w:val="22"/>
-          <w:szCs w:val="22"/>
-        </w:rPr>
-        <w:t>Bharatpur</w:t>
-      </w:r>
-      <w:proofErr w:type="spellEnd"/>
-      <w:r>
-        <w:rPr>
-          <w:rFonts w:ascii="Times New Roman" w:hAnsi="Times New Roman" w:cs="Times New Roman"/>
-          <w:i/>
-          <w:iCs/>
-          <w:color w:val="000000"/>
-          <w:sz w:val="22"/>
-          <w:szCs w:val="22"/>
-        </w:rPr>
-        <w:t xml:space="preserve"> </w:t>
-      </w:r>
-      <w:proofErr w:type="spellStart"/>
-      <w:r>
-        <w:rPr>
-          <w:rFonts w:ascii="Times New Roman" w:hAnsi="Times New Roman" w:cs="Times New Roman"/>
-          <w:i/>
-          <w:iCs/>
-          <w:color w:val="000000"/>
-          <w:sz w:val="22"/>
-          <w:szCs w:val="22"/>
-        </w:rPr>
-        <w:t>Municpality</w:t>
-      </w:r>
-      <w:proofErr w:type="spellEnd"/>
-      <w:r>
-        <w:rPr>
-          <w:rFonts w:ascii="Times New Roman" w:hAnsi="Times New Roman" w:cs="Times New Roman"/>
-          <w:color w:val="000000"/>
-          <w:sz w:val="22"/>
-          <w:szCs w:val="22"/>
-        </w:rPr>
-        <w:t xml:space="preserve">, </w:t>
-      </w:r>
-      <w:proofErr w:type="spellStart"/>
-      <w:r>
-        <w:rPr>
-          <w:rFonts w:ascii="Times New Roman" w:hAnsi="Times New Roman" w:cs="Times New Roman"/>
-          <w:color w:val="000000"/>
-          <w:sz w:val="22"/>
-          <w:szCs w:val="22"/>
-        </w:rPr>
-        <w:t>Chitwan</w:t>
-      </w:r>
-      <w:proofErr w:type="spellEnd"/>
-      <w:r>
-        <w:rPr>
-          <w:rFonts w:ascii="Times New Roman" w:hAnsi="Times New Roman" w:cs="Times New Roman"/>
-          <w:color w:val="000000"/>
-          <w:sz w:val="22"/>
-          <w:szCs w:val="22"/>
-        </w:rPr>
-        <w:t>, and Unpublished M.A. Thesis Submitted to CDPS, T.U.</w:t>
-      </w:r>
-    </w:p>
-    <w:p>
-      <w:pPr>
-        <w:spacing w:line="360" w:lineRule="auto"/>
-        <w:jc w:val="both"/>
-        <w:rPr>
-          <w:rFonts w:ascii="Times New Roman" w:hAnsi="Times New Roman" w:cs="Times New Roman"/>
-          <w:sz w:val="23"/>
-          <w:szCs w:val="23"/>
-        </w:rPr>
-      </w:pPr>
-      <w:r>
-        <w:rPr>
-          <w:rFonts w:ascii="Times New Roman" w:hAnsi="Times New Roman" w:cs="Times New Roman"/>
-          <w:sz w:val="23"/>
-          <w:szCs w:val="23"/>
-        </w:rPr>
-        <w:t xml:space="preserve">NEW ERA, (1981). </w:t>
-      </w:r>
-      <w:r>
-        <w:rPr>
-          <w:rFonts w:ascii="Times New Roman" w:hAnsi="Times New Roman" w:cs="Times New Roman"/>
-          <w:i/>
-          <w:iCs/>
-          <w:sz w:val="23"/>
-          <w:szCs w:val="23"/>
-        </w:rPr>
-        <w:t xml:space="preserve">A Study of Inter-Regional Migration in Nepal, A Report Submitted to National Commission on Population, </w:t>
-      </w:r>
-      <w:r>
-        <w:rPr>
-          <w:rFonts w:ascii="Times New Roman" w:hAnsi="Times New Roman" w:cs="Times New Roman"/>
-          <w:sz w:val="23"/>
-          <w:szCs w:val="23"/>
-        </w:rPr>
-        <w:t>National Planning Commission, Nepal</w:t>
-      </w:r>
-    </w:p>
-    <w:p>
-      <w:pPr>
-        <w:spacing w:line="360" w:lineRule="auto"/>
-        <w:jc w:val="both"/>
-        <w:rPr>
-          <w:rFonts w:ascii="Times New Roman" w:hAnsi="Times New Roman" w:cs="Times New Roman"/>
-        </w:rPr>
-      </w:pPr>
-      <w:r>
-        <w:rPr>
-          <w:rFonts w:ascii="Times New Roman" w:hAnsi="Times New Roman" w:cs="Times New Roman"/>
-          <w:color w:val="000000"/>
-          <w:sz w:val="22"/>
-          <w:szCs w:val="22"/>
-        </w:rPr>
-        <w:t xml:space="preserve">UN, (1973). </w:t>
-      </w:r>
-      <w:r>
-        <w:rPr>
-          <w:rFonts w:ascii="Times New Roman" w:hAnsi="Times New Roman" w:cs="Times New Roman"/>
-          <w:i/>
-          <w:iCs/>
-          <w:color w:val="000000"/>
-          <w:sz w:val="22"/>
-          <w:szCs w:val="22"/>
-        </w:rPr>
-        <w:t xml:space="preserve">United Nation Multilingual Demographic Dictionary. </w:t>
-      </w:r>
-      <w:r>
-        <w:rPr>
-          <w:rFonts w:ascii="Times New Roman" w:hAnsi="Times New Roman" w:cs="Times New Roman"/>
-          <w:color w:val="000000"/>
-          <w:sz w:val="22"/>
-          <w:szCs w:val="22"/>
-        </w:rPr>
-        <w:t>New York: UN.</w:t>
-      </w:r>
-    </w:p>
-    <w:p>
-      <w:pPr>
-        <w:spacing w:line="360" w:lineRule="auto"/>
-        <w:rPr>
-          <w:rFonts w:ascii="Times New Roman" w:hAnsi="Times New Roman" w:cs="Times New Roman"/>
-        </w:rPr>
-      </w:pPr>
-    </w:p>
-    <w:p>
-      <w:pPr>
-        <w:spacing w:line="360" w:lineRule="auto"/>
-        <w:rPr>
-          <w:rFonts w:ascii="Times New Roman" w:hAnsi="Times New Roman" w:cs="Times New Roman"/>
-        </w:rPr>
-      </w:pPr>
-    </w:p>
-    <w:p>
-      <w:pPr>
-        <w:spacing w:line="360" w:lineRule="auto"/>
-        <w:rPr>
-          <w:rFonts w:ascii="Times New Roman" w:hAnsi="Times New Roman" w:cs="Times New Roman"/>
-        </w:rPr>
-      </w:pPr>
-    </w:p>
-    <w:p>
-      <w:pPr>
-        <w:spacing w:line="360" w:lineRule="auto"/>
-        <w:rPr>
-          <w:rFonts w:ascii="Times New Roman" w:hAnsi="Times New Roman" w:cs="Times New Roman"/>
-        </w:rPr>
-      </w:pPr>
-    </w:p>
-    <w:p>
-      <w:pPr>
-        <w:spacing w:line="360" w:lineRule="auto"/>
-        <w:rPr>
-          <w:rFonts w:ascii="Times New Roman" w:hAnsi="Times New Roman" w:cs="Times New Roman"/>
-        </w:rPr>
-      </w:pPr>
-    </w:p>
+    <w:bookmarkStart w:id="27" w:name="_Toc216936152" w:displacedByCustomXml="next"/>
     <w:sdt>
       <w:sdtPr>
+        <w:rPr>
+          <w:rFonts w:asciiTheme="minorHAnsi" w:eastAsiaTheme="minorEastAsia" w:hAnsiTheme="minorHAnsi" w:cstheme="minorBidi"/>
+          <w:b w:val="0"/>
+          <w:sz w:val="24"/>
+          <w:szCs w:val="24"/>
+        </w:rPr>
         <w:id w:val="125983072"/>
         <w:docPartObj>
           <w:docPartGallery w:val="Bibliographies"/>
           <w:docPartUnique/>
         </w:docPartObj>
       </w:sdtPr>
-      <w:sdtEndPr>
-        <w:rPr>
-          <w:rFonts w:asciiTheme="minorHAnsi" w:eastAsiaTheme="minorEastAsia" w:hAnsiTheme="minorHAnsi" w:cstheme="minorBidi"/>
-          <w:b w:val="0"/>
-          <w:sz w:val="24"/>
-          <w:szCs w:val="24"/>
-        </w:rPr>
-      </w:sdtEndPr>
+      <w:sdtEndPr/>
       <w:sdtContent>
         <w:p>
           <w:pPr>
@@ -6331,93 +7816,503 @@
           <w:r>
             <w:t>References</w:t>
           </w:r>
+          <w:bookmarkEnd w:id="27"/>
         </w:p>
         <w:sdt>
           <w:sdtPr>
             <w:id w:val="-573587230"/>
             <w:bibliography/>
           </w:sdtPr>
+          <w:sdtEndPr>
+            <w:rPr>
+              <w:rFonts w:asciiTheme="minorHAnsi" w:hAnsiTheme="minorHAnsi" w:cstheme="minorBidi"/>
+            </w:rPr>
+          </w:sdtEndPr>
           <w:sdtContent>
             <w:p>
               <w:pPr>
-                <w:pStyle w:val="Bibliography"/>
-                <w:ind w:left="720" w:hanging="720"/>
-                <w:rPr>
-                  <w:rFonts w:cs="Times New Roman"/>
-                  <w:noProof/>
-                </w:rPr>
+                <w:pStyle w:val="NormalWeb"/>
               </w:pPr>
               <w:r>
-                <w:fldChar w:fldCharType="begin"/>
-              </w:r>
-              <w:r>
-                <w:instrText xml:space="preserve"> BIBLIOGRAPHY </w:instrText>
-              </w:r>
-              <w:r>
-                <w:fldChar w:fldCharType="separate"/>
+                <w:t xml:space="preserve">Centre for Economic Development and Administration. (1973). </w:t>
               </w:r>
               <w:r>
                 <w:rPr>
-                  <w:noProof/>
+                  <w:rStyle w:val="Emphasis"/>
                 </w:rPr>
+                <w:t>Migration in Nepal: Implications for spatial development: A project proposal</w:t>
+              </w:r>
+              <w:r>
+                <w:t>. Kathmandu, Nepal: Author.</w:t>
+              </w:r>
+            </w:p>
+            <w:p>
+              <w:pPr>
+                <w:pStyle w:val="NormalWeb"/>
+              </w:pPr>
+              <w:r>
+                <w:t xml:space="preserve">Centre for Economic Development and Administration. (1977). </w:t>
+              </w:r>
+              <w:r>
+                <w:rPr>
+                  <w:rStyle w:val="Emphasis"/>
+                </w:rPr>
+                <w:t>Migration in Nepal: A study of the Far-Western Development Region</w:t>
+              </w:r>
+              <w:r>
+                <w:t>. Kathmandu, Nepal: Author.</w:t>
+              </w:r>
+            </w:p>
+            <w:p>
+              <w:pPr>
+                <w:pStyle w:val="NormalWeb"/>
+              </w:pPr>
+              <w:proofErr w:type="spellStart"/>
+              <w:r>
+                <w:t>Gurung</w:t>
+              </w:r>
+              <w:proofErr w:type="spellEnd"/>
+              <w:r>
+                <w:t xml:space="preserve">, H. B. (1974). </w:t>
+              </w:r>
+              <w:r>
+                <w:rPr>
+                  <w:rStyle w:val="Emphasis"/>
+                </w:rPr>
+                <w:t>Internal migration in Nepal</w:t>
+              </w:r>
+              <w:r>
+                <w:t>. Seminar on Population and Development. Kathmandu, Nepal: Centre for Economic Development and Administration.</w:t>
+              </w:r>
+            </w:p>
+            <w:p>
+              <w:pPr>
+                <w:pStyle w:val="NormalWeb"/>
+              </w:pPr>
+              <w:proofErr w:type="spellStart"/>
+              <w:r>
+                <w:t>Gurung</w:t>
+              </w:r>
+              <w:proofErr w:type="spellEnd"/>
+              <w:r>
+                <w:t xml:space="preserve">, H. (1984). </w:t>
+              </w:r>
+              <w:r>
+                <w:rPr>
+                  <w:rStyle w:val="Emphasis"/>
+                </w:rPr>
+                <w:t>Regional patterns of migration in Nepal</w:t>
+              </w:r>
+              <w:r>
+                <w:t>. Kathmandu, Nepal: East–West Population Institute.</w:t>
+              </w:r>
+            </w:p>
+            <w:p>
+              <w:pPr>
+                <w:pStyle w:val="NormalWeb"/>
+              </w:pPr>
+              <w:r>
+                <w:t xml:space="preserve">KC, B. K. (1993). </w:t>
+              </w:r>
+              <w:r>
+                <w:rPr>
+                  <w:rStyle w:val="Emphasis"/>
+                </w:rPr>
+                <w:t>Urbanization and migration in Nepal</w:t>
+              </w:r>
+              <w:r>
+                <w:t>. Preparatory Seminar for the International Conference on Population and Development, Cairo.</w:t>
+              </w:r>
+            </w:p>
+            <w:p>
+              <w:pPr>
+                <w:pStyle w:val="NormalWeb"/>
+              </w:pPr>
+              <w:r>
+                <w:t xml:space="preserve">KC, B. K. (1998). </w:t>
+              </w:r>
+              <w:r>
+                <w:rPr>
+                  <w:rStyle w:val="Emphasis"/>
+                </w:rPr>
+                <w:t>Trends, patterns and implications of rural-to-urban migration in Nepal</w:t>
+              </w:r>
+              <w:r>
+                <w:t xml:space="preserve">. Kathmandu, Nepal: Central Department of Population Studies, </w:t>
+              </w:r>
+              <w:proofErr w:type="spellStart"/>
+              <w:r>
+                <w:t>Tribhuvan</w:t>
+              </w:r>
+              <w:proofErr w:type="spellEnd"/>
+              <w:r>
+                <w:t xml:space="preserve"> University.</w:t>
+              </w:r>
+            </w:p>
+            <w:p>
+              <w:pPr>
+                <w:pStyle w:val="NormalWeb"/>
+              </w:pPr>
+              <w:r>
                 <w:t xml:space="preserve">KC, B. K. (2003). </w:t>
               </w:r>
               <w:r>
                 <w:rPr>
-                  <w:i/>
-                  <w:iCs/>
-                  <w:noProof/>
+                  <w:rStyle w:val="Emphasis"/>
                 </w:rPr>
-                <w:t>Trends, patterns and implications of rural-to-urban migration in Nepal.</w:t>
+                <w:t>Internal migration in Nepal</w:t>
+              </w:r>
+              <w:r>
+                <w:t xml:space="preserve">. Central Bureau of Statistics. </w:t>
+              </w:r>
+              <w:r>
+                <w:t>https://dics.censusnepal.cbs.gov.np</w:t>
+              </w:r>
+            </w:p>
+            <w:p>
+              <w:pPr>
+                <w:pStyle w:val="NormalWeb"/>
+              </w:pPr>
+              <w:proofErr w:type="spellStart"/>
+              <w:r>
+                <w:t>Kunwar</w:t>
+              </w:r>
+              <w:proofErr w:type="spellEnd"/>
+              <w:r>
+                <w:t xml:space="preserve">, L. S. (1993). </w:t>
               </w:r>
               <w:r>
                 <w:rPr>
-                  <w:noProof/>
+                  <w:rStyle w:val="Emphasis"/>
                 </w:rPr>
-                <w:t xml:space="preserve"> Kathmandu: Central Department of Population Studies (CDPS), Tribhuvan University.</w:t>
+                <w:t xml:space="preserve">Causes and consequences of internal migration in Nepal: A case study of </w:t>
+              </w:r>
+              <w:proofErr w:type="spellStart"/>
+              <w:r>
+                <w:rPr>
+                  <w:rStyle w:val="Emphasis"/>
+                </w:rPr>
+                <w:t>Bharatpur</w:t>
+              </w:r>
+              <w:proofErr w:type="spellEnd"/>
+              <w:r>
+                <w:rPr>
+                  <w:rStyle w:val="Emphasis"/>
+                </w:rPr>
+                <w:t xml:space="preserve"> Municipality, </w:t>
+              </w:r>
+              <w:proofErr w:type="spellStart"/>
+              <w:r>
+                <w:rPr>
+                  <w:rStyle w:val="Emphasis"/>
+                </w:rPr>
+                <w:t>Chitwan</w:t>
+              </w:r>
+              <w:proofErr w:type="spellEnd"/>
+              <w:r>
+                <w:t xml:space="preserve">. </w:t>
+              </w:r>
+              <w:proofErr w:type="spellStart"/>
+              <w:r>
+                <w:t>Kirtipur</w:t>
+              </w:r>
+              <w:proofErr w:type="spellEnd"/>
+              <w:r>
+                <w:t xml:space="preserve">, Nepal: </w:t>
+              </w:r>
+              <w:proofErr w:type="spellStart"/>
+              <w:r>
+                <w:t>Tribhuvan</w:t>
+              </w:r>
+              <w:proofErr w:type="spellEnd"/>
+              <w:r>
+                <w:t xml:space="preserve"> University.</w:t>
+              </w:r>
+            </w:p>
+            <w:p>
+              <w:pPr>
+                <w:pStyle w:val="NormalWeb"/>
+              </w:pPr>
+              <w:proofErr w:type="spellStart"/>
+              <w:r>
+                <w:t>Kunwar</w:t>
+              </w:r>
+              <w:proofErr w:type="spellEnd"/>
+              <w:r>
+                <w:t xml:space="preserve">, L. S. (2015). </w:t>
+              </w:r>
+              <w:r>
+                <w:rPr>
+                  <w:rStyle w:val="Emphasis"/>
+                </w:rPr>
+                <w:t xml:space="preserve">Causes and consequences of internal migration in Nepal: A case study of </w:t>
+              </w:r>
+              <w:proofErr w:type="spellStart"/>
+              <w:r>
+                <w:rPr>
+                  <w:rStyle w:val="Emphasis"/>
+                </w:rPr>
+                <w:t>Bharatpur</w:t>
+              </w:r>
+              <w:proofErr w:type="spellEnd"/>
+              <w:r>
+                <w:rPr>
+                  <w:rStyle w:val="Emphasis"/>
+                </w:rPr>
+                <w:t xml:space="preserve"> Municipality, </w:t>
+              </w:r>
+              <w:proofErr w:type="spellStart"/>
+              <w:r>
+                <w:rPr>
+                  <w:rStyle w:val="Emphasis"/>
+                </w:rPr>
+                <w:t>Chitwan</w:t>
+              </w:r>
+              <w:proofErr w:type="spellEnd"/>
+              <w:r>
+                <w:t xml:space="preserve"> (Unpublished master’s thesis). Central Department of Population Studies, </w:t>
+              </w:r>
+              <w:proofErr w:type="spellStart"/>
+              <w:r>
+                <w:t>Tribhuvan</w:t>
+              </w:r>
+              <w:proofErr w:type="spellEnd"/>
+              <w:r>
+                <w:t xml:space="preserve"> University, </w:t>
+              </w:r>
+              <w:proofErr w:type="spellStart"/>
+              <w:r>
+                <w:t>Kirtipur</w:t>
+              </w:r>
+              <w:proofErr w:type="spellEnd"/>
+              <w:r>
+                <w:t>, Nepal.</w:t>
+              </w:r>
+            </w:p>
+            <w:p>
+              <w:pPr>
+                <w:pStyle w:val="NormalWeb"/>
+              </w:pPr>
+              <w:r>
+                <w:t xml:space="preserve">Lee, E. S. (1966). A theory of migration. </w:t>
+              </w:r>
+              <w:r>
+                <w:rPr>
+                  <w:rStyle w:val="Emphasis"/>
+                </w:rPr>
+                <w:t>Demography, 3</w:t>
+              </w:r>
+              <w:r>
+                <w:t>(1), 47–57.</w:t>
+              </w:r>
+            </w:p>
+            <w:p>
+              <w:pPr>
+                <w:pStyle w:val="NormalWeb"/>
+              </w:pPr>
+              <w:proofErr w:type="spellStart"/>
+              <w:r>
+                <w:t>Mabogunje</w:t>
+              </w:r>
+              <w:proofErr w:type="spellEnd"/>
+              <w:r>
+                <w:t xml:space="preserve">, A. L. (1970). Systems approach to a theory of rural–urban migration. </w:t>
+              </w:r>
+              <w:r>
+                <w:rPr>
+                  <w:rStyle w:val="Emphasis"/>
+                </w:rPr>
+                <w:t>Geographical Analysis, 2</w:t>
+              </w:r>
+              <w:r>
+                <w:t>(1), 1–18.</w:t>
+              </w:r>
+            </w:p>
+            <w:p>
+              <w:pPr>
+                <w:pStyle w:val="NormalWeb"/>
+              </w:pPr>
+              <w:proofErr w:type="spellStart"/>
+              <w:r>
+                <w:t>Niroula</w:t>
+              </w:r>
+              <w:proofErr w:type="spellEnd"/>
+              <w:r>
+                <w:t xml:space="preserve">, P. (2016). Internal migration. In P. </w:t>
+              </w:r>
+              <w:proofErr w:type="spellStart"/>
+              <w:r>
+                <w:t>Niroula</w:t>
+              </w:r>
+              <w:proofErr w:type="spellEnd"/>
+              <w:r>
+                <w:t xml:space="preserve">, </w:t>
+              </w:r>
+              <w:r>
+                <w:rPr>
+                  <w:rStyle w:val="Emphasis"/>
+                </w:rPr>
+                <w:t>Population monograph of Nepal</w:t>
+              </w:r>
+              <w:r>
+                <w:t>. Kathmandu, Nepal: Central Bureau of Statistics; National Planning Commission Secretariat.</w:t>
+              </w:r>
+            </w:p>
+            <w:p>
+              <w:pPr>
+                <w:pStyle w:val="NormalWeb"/>
+              </w:pPr>
+              <w:proofErr w:type="spellStart"/>
+              <w:r>
+                <w:t>Ravenstein</w:t>
+              </w:r>
+              <w:proofErr w:type="spellEnd"/>
+              <w:r>
+                <w:t xml:space="preserve">, E. G. (1885). The laws of migration. </w:t>
+              </w:r>
+              <w:r>
+                <w:rPr>
+                  <w:rStyle w:val="Emphasis"/>
+                </w:rPr>
+                <w:t>Journal of the Statistical Society of London, 48</w:t>
+              </w:r>
+              <w:r>
+                <w:t>(2), 167–235.</w:t>
+              </w:r>
+            </w:p>
+            <w:p>
+              <w:pPr>
+                <w:pStyle w:val="NormalWeb"/>
+              </w:pPr>
+              <w:r>
+                <w:t xml:space="preserve">Stewart, Q. J. (1950). The development of social physics. </w:t>
+              </w:r>
+              <w:r>
+                <w:rPr>
+                  <w:rStyle w:val="Emphasis"/>
+                </w:rPr>
+                <w:t>American Journal of Physics, 18</w:t>
+              </w:r>
+              <w:r>
+                <w:t>(3), 239–253.</w:t>
+              </w:r>
+            </w:p>
+            <w:p>
+              <w:pPr>
+                <w:pStyle w:val="NormalWeb"/>
+              </w:pPr>
+              <w:proofErr w:type="spellStart"/>
+              <w:r>
+                <w:lastRenderedPageBreak/>
+                <w:t>Subedi</w:t>
+              </w:r>
+              <w:proofErr w:type="spellEnd"/>
+              <w:r>
+                <w:t xml:space="preserve">, B. P. (1996). Dominant approaches to population mobility: An appraisal and the common ground. </w:t>
+              </w:r>
+              <w:r>
+                <w:rPr>
+                  <w:rStyle w:val="Emphasis"/>
+                </w:rPr>
+                <w:t>Geographical Journal of Nepal, 5</w:t>
+              </w:r>
+              <w:r>
+                <w:t>, 17–37.</w:t>
+              </w:r>
+            </w:p>
+            <w:p>
+              <w:pPr>
+                <w:pStyle w:val="NormalWeb"/>
+              </w:pPr>
+              <w:proofErr w:type="spellStart"/>
+              <w:r>
+                <w:t>Todaro</w:t>
+              </w:r>
+              <w:proofErr w:type="spellEnd"/>
+              <w:r>
+                <w:t xml:space="preserve">, M. P. (1976). </w:t>
+              </w:r>
+              <w:r>
+                <w:rPr>
+                  <w:rStyle w:val="Emphasis"/>
+                </w:rPr>
+                <w:t>Internal migration in developing countries: A review of theory, evidence, methodology, and research priorities</w:t>
+              </w:r>
+              <w:r>
+                <w:t xml:space="preserve">. Geneva, Switzerland: International </w:t>
+              </w:r>
+              <w:proofErr w:type="spellStart"/>
+              <w:r>
+                <w:t>Labour</w:t>
+              </w:r>
+              <w:proofErr w:type="spellEnd"/>
+              <w:r>
+                <w:t xml:space="preserve"> Organization.</w:t>
+              </w:r>
+            </w:p>
+            <w:p>
+              <w:pPr>
+                <w:pStyle w:val="NormalWeb"/>
+              </w:pPr>
+              <w:r>
+                <w:t xml:space="preserve">United Nations. (1973). </w:t>
+              </w:r>
+              <w:r>
+                <w:rPr>
+                  <w:rStyle w:val="Emphasis"/>
+                </w:rPr>
+                <w:t>United Nations multilingual dictionary</w:t>
+              </w:r>
+              <w:r>
+                <w:t>. New York, NY: Author.</w:t>
+              </w:r>
+            </w:p>
+            <w:p>
+              <w:pPr>
+                <w:pStyle w:val="NormalWeb"/>
+              </w:pPr>
+              <w:r>
+                <w:t xml:space="preserve">United Nations Population Fund. (1993). </w:t>
+              </w:r>
+              <w:r>
+                <w:rPr>
+                  <w:rStyle w:val="Emphasis"/>
+                </w:rPr>
+                <w:t>The state of world population</w:t>
+              </w:r>
+              <w:r>
+                <w:t>. New York, NY: United Nations.</w:t>
+              </w:r>
+            </w:p>
+            <w:p>
+              <w:pPr>
+                <w:pStyle w:val="NormalWeb"/>
+              </w:pPr>
+              <w:proofErr w:type="spellStart"/>
+              <w:r>
+                <w:t>Zipf</w:t>
+              </w:r>
+              <w:proofErr w:type="spellEnd"/>
+              <w:r>
+                <w:t xml:space="preserve">, G. K. (1946). The P1 P2/D hypothesis: On the intercity movement of persons. </w:t>
+              </w:r>
+              <w:r>
+                <w:rPr>
+                  <w:rStyle w:val="Emphasis"/>
+                </w:rPr>
+                <w:t>American Sociological Review, 11</w:t>
+              </w:r>
+              <w:r>
+                <w:t>(5), 677–686.</w:t>
               </w:r>
             </w:p>
             <w:p>
               <w:pPr>
                 <w:pStyle w:val="Bibliography"/>
                 <w:ind w:left="720" w:hanging="720"/>
-                <w:rPr>
-                  <w:noProof/>
-                </w:rPr>
               </w:pPr>
-              <w:r>
-                <w:rPr>
-                  <w:noProof/>
-                </w:rPr>
-                <w:t xml:space="preserve">United Nations. (1973). </w:t>
-              </w:r>
-              <w:r>
-                <w:rPr>
-                  <w:i/>
-                  <w:iCs/>
-                  <w:noProof/>
-                </w:rPr>
-                <w:t>United Nations Multilingual Dictionary.</w:t>
-              </w:r>
-              <w:r>
-                <w:rPr>
-                  <w:noProof/>
-                </w:rPr>
-                <w:t xml:space="preserve"> </w:t>
-              </w:r>
-              <w:bookmarkStart w:id="27" w:name="_GoBack"/>
-              <w:bookmarkEnd w:id="27"/>
             </w:p>
-            <w:p>
-              <w:r>
-                <w:rPr>
-                  <w:b/>
-                  <w:bCs/>
-                  <w:noProof/>
-                </w:rPr>
-                <w:fldChar w:fldCharType="end"/>
-              </w:r>
-            </w:p>
+            <w:p/>
           </w:sdtContent>
         </w:sdt>
       </w:sdtContent>
@@ -6431,8 +8326,8 @@
       </w:pPr>
     </w:p>
     <w:sectPr>
-      <w:headerReference w:type="default" r:id="rId9"/>
-      <w:footerReference w:type="default" r:id="rId10"/>
+      <w:headerReference w:type="default" r:id="rId8"/>
+      <w:footerReference w:type="default" r:id="rId9"/>
       <w:pgSz w:w="12240" w:h="15840"/>
       <w:pgMar w:top="1440" w:right="1440" w:bottom="1440" w:left="2160" w:header="720" w:footer="720" w:gutter="0"/>
       <w:pgNumType w:start="1"/>
@@ -6537,7 +8432,7 @@
           <w:rPr>
             <w:noProof/>
           </w:rPr>
-          <w:t>16</w:t>
+          <w:t>17</w:t>
         </w:r>
         <w:r>
           <w:rPr>
@@ -7740,6 +9635,119 @@
     </w:lvl>
   </w:abstractNum>
   <w:abstractNum w:abstractNumId="12" w15:restartNumberingAfterBreak="0">
+    <w:nsid w:val="6AEF19FC"/>
+    <w:multiLevelType w:val="hybridMultilevel"/>
+    <w:tmpl w:val="185CF646"/>
+    <w:lvl w:ilvl="0" w:tplc="04090001">
+      <w:start w:val="1"/>
+      <w:numFmt w:val="bullet"/>
+      <w:lvlText w:val=""/>
+      <w:lvlJc w:val="left"/>
+      <w:pPr>
+        <w:ind w:left="720" w:hanging="360"/>
+      </w:pPr>
+      <w:rPr>
+        <w:rFonts w:ascii="Symbol" w:hAnsi="Symbol" w:hint="default"/>
+      </w:rPr>
+    </w:lvl>
+    <w:lvl w:ilvl="1" w:tplc="04090003" w:tentative="1">
+      <w:start w:val="1"/>
+      <w:numFmt w:val="bullet"/>
+      <w:lvlText w:val="o"/>
+      <w:lvlJc w:val="left"/>
+      <w:pPr>
+        <w:ind w:left="1440" w:hanging="360"/>
+      </w:pPr>
+      <w:rPr>
+        <w:rFonts w:ascii="Courier New" w:hAnsi="Courier New" w:cs="Courier New" w:hint="default"/>
+      </w:rPr>
+    </w:lvl>
+    <w:lvl w:ilvl="2" w:tplc="04090005" w:tentative="1">
+      <w:start w:val="1"/>
+      <w:numFmt w:val="bullet"/>
+      <w:lvlText w:val=""/>
+      <w:lvlJc w:val="left"/>
+      <w:pPr>
+        <w:ind w:left="2160" w:hanging="360"/>
+      </w:pPr>
+      <w:rPr>
+        <w:rFonts w:ascii="Wingdings" w:hAnsi="Wingdings" w:hint="default"/>
+      </w:rPr>
+    </w:lvl>
+    <w:lvl w:ilvl="3" w:tplc="04090001" w:tentative="1">
+      <w:start w:val="1"/>
+      <w:numFmt w:val="bullet"/>
+      <w:lvlText w:val=""/>
+      <w:lvlJc w:val="left"/>
+      <w:pPr>
+        <w:ind w:left="2880" w:hanging="360"/>
+      </w:pPr>
+      <w:rPr>
+        <w:rFonts w:ascii="Symbol" w:hAnsi="Symbol" w:hint="default"/>
+      </w:rPr>
+    </w:lvl>
+    <w:lvl w:ilvl="4" w:tplc="04090003" w:tentative="1">
+      <w:start w:val="1"/>
+      <w:numFmt w:val="bullet"/>
+      <w:lvlText w:val="o"/>
+      <w:lvlJc w:val="left"/>
+      <w:pPr>
+        <w:ind w:left="3600" w:hanging="360"/>
+      </w:pPr>
+      <w:rPr>
+        <w:rFonts w:ascii="Courier New" w:hAnsi="Courier New" w:cs="Courier New" w:hint="default"/>
+      </w:rPr>
+    </w:lvl>
+    <w:lvl w:ilvl="5" w:tplc="04090005" w:tentative="1">
+      <w:start w:val="1"/>
+      <w:numFmt w:val="bullet"/>
+      <w:lvlText w:val=""/>
+      <w:lvlJc w:val="left"/>
+      <w:pPr>
+        <w:ind w:left="4320" w:hanging="360"/>
+      </w:pPr>
+      <w:rPr>
+        <w:rFonts w:ascii="Wingdings" w:hAnsi="Wingdings" w:hint="default"/>
+      </w:rPr>
+    </w:lvl>
+    <w:lvl w:ilvl="6" w:tplc="04090001" w:tentative="1">
+      <w:start w:val="1"/>
+      <w:numFmt w:val="bullet"/>
+      <w:lvlText w:val=""/>
+      <w:lvlJc w:val="left"/>
+      <w:pPr>
+        <w:ind w:left="5040" w:hanging="360"/>
+      </w:pPr>
+      <w:rPr>
+        <w:rFonts w:ascii="Symbol" w:hAnsi="Symbol" w:hint="default"/>
+      </w:rPr>
+    </w:lvl>
+    <w:lvl w:ilvl="7" w:tplc="04090003" w:tentative="1">
+      <w:start w:val="1"/>
+      <w:numFmt w:val="bullet"/>
+      <w:lvlText w:val="o"/>
+      <w:lvlJc w:val="left"/>
+      <w:pPr>
+        <w:ind w:left="5760" w:hanging="360"/>
+      </w:pPr>
+      <w:rPr>
+        <w:rFonts w:ascii="Courier New" w:hAnsi="Courier New" w:cs="Courier New" w:hint="default"/>
+      </w:rPr>
+    </w:lvl>
+    <w:lvl w:ilvl="8" w:tplc="04090005" w:tentative="1">
+      <w:start w:val="1"/>
+      <w:numFmt w:val="bullet"/>
+      <w:lvlText w:val=""/>
+      <w:lvlJc w:val="left"/>
+      <w:pPr>
+        <w:ind w:left="6480" w:hanging="360"/>
+      </w:pPr>
+      <w:rPr>
+        <w:rFonts w:ascii="Wingdings" w:hAnsi="Wingdings" w:hint="default"/>
+      </w:rPr>
+    </w:lvl>
+  </w:abstractNum>
+  <w:abstractNum w:abstractNumId="13" w15:restartNumberingAfterBreak="0">
     <w:nsid w:val="6EB2648F"/>
     <w:multiLevelType w:val="hybridMultilevel"/>
     <w:tmpl w:val="F5229D62"/>
@@ -7852,7 +9860,7 @@
       </w:rPr>
     </w:lvl>
   </w:abstractNum>
-  <w:abstractNum w:abstractNumId="13" w15:restartNumberingAfterBreak="0">
+  <w:abstractNum w:abstractNumId="14" w15:restartNumberingAfterBreak="0">
     <w:nsid w:val="70A40E81"/>
     <w:multiLevelType w:val="hybridMultilevel"/>
     <w:tmpl w:val="33A24A76"/>
@@ -7969,7 +9977,7 @@
     <w:abstractNumId w:val="4"/>
   </w:num>
   <w:num w:numId="2">
-    <w:abstractNumId w:val="12"/>
+    <w:abstractNumId w:val="13"/>
   </w:num>
   <w:num w:numId="3">
     <w:abstractNumId w:val="6"/>
@@ -8056,10 +10064,13 @@
     <w:abstractNumId w:val="10"/>
   </w:num>
   <w:num w:numId="13">
-    <w:abstractNumId w:val="13"/>
+    <w:abstractNumId w:val="14"/>
   </w:num>
   <w:num w:numId="14">
     <w:abstractNumId w:val="9"/>
+  </w:num>
+  <w:num w:numId="15">
+    <w:abstractNumId w:val="12"/>
   </w:num>
 </w:numbering>
 </file>
@@ -9279,6 +11290,17 @@
     <w:unhideWhenUsed/>
     <w:rsid w:val="00EB0273"/>
   </w:style>
+  <w:style w:type="character" w:styleId="Emphasis">
+    <w:name w:val="Emphasis"/>
+    <w:basedOn w:val="DefaultParagraphFont"/>
+    <w:uiPriority w:val="20"/>
+    <w:qFormat/>
+    <w:rsid w:val="00940DA1"/>
+    <w:rPr>
+      <w:i/>
+      <w:iCs/>
+    </w:rPr>
+  </w:style>
 </w:styles>
 </file>
 
@@ -9580,9 +11602,38 @@
 <file path=customXml/item1.xml><?xml version="1.0" encoding="utf-8"?>
 <b:Sources xmlns:b="http://schemas.openxmlformats.org/officeDocument/2006/bibliography" xmlns="http://schemas.openxmlformats.org/officeDocument/2006/bibliography" SelectedStyle="\APASixthEditionOfficeOnline.xsl" StyleName="APA" Version="6">
   <b:Source>
+    <b:Tag>Uni73</b:Tag>
+    <b:SourceType>Book</b:SourceType>
+    <b:Guid>{A9C2210B-D1CE-4041-9BF3-95BF1718FC8B}</b:Guid>
+    <b:Author>
+      <b:Author>
+        <b:Corporate>United Nations</b:Corporate>
+      </b:Author>
+    </b:Author>
+    <b:Title>United Nations Multilingual Dictionary</b:Title>
+    <b:Year>1973</b:Year>
+    <b:Pages>173</b:Pages>
+    <b:RefOrder>3</b:RefOrder>
+  </b:Source>
+  <b:Source>
+    <b:Tag>Cen73</b:Tag>
+    <b:SourceType>Report</b:SourceType>
+    <b:Guid>{BEA6FA05-0408-4E69-B246-D8D9E5284AF0}</b:Guid>
+    <b:Title> Migration in Nepal: Implication for spatial development: A Project Proposal, Kathmandu</b:Title>
+    <b:Year>1973</b:Year>
+    <b:City>Kathmandu</b:City>
+    <b:Publisher>Centre for Economic Development and Administration (CEDA)</b:Publisher>
+    <b:Author>
+      <b:Author>
+        <b:Corporate>Centre for Economic Development and Administration</b:Corporate>
+      </b:Author>
+    </b:Author>
+    <b:RefOrder>4</b:RefOrder>
+  </b:Source>
+  <b:Source>
     <b:Tag>Bal98</b:Tag>
     <b:SourceType>Book</b:SourceType>
-    <b:Guid>{2A0235AE-FDE9-4298-8EE8-D0F3453096C8}</b:Guid>
+    <b:Guid>{89A8914A-5E4D-4F80-A061-4098A9A5A81F}</b:Guid>
     <b:Author>
       <b:Author>
         <b:NameList>
@@ -9595,31 +11646,360 @@
       </b:Author>
     </b:Author>
     <b:Title>Trends, patterns and implications of rural-to-urban migration in Nepal</b:Title>
-    <b:Year>2003</b:Year>
+    <b:Year>1998</b:Year>
     <b:City>Kathmandu</b:City>
     <b:Publisher>Central Department of Population Studies (CDPS), Tribhuvan University</b:Publisher>
     <b:Pages>121</b:Pages>
+    <b:RefOrder>5</b:RefOrder>
+  </b:Source>
+  <b:Source>
+    <b:Tag>KCB03</b:Tag>
+    <b:SourceType>InternetSite</b:SourceType>
+    <b:Guid>{AB931201-0986-4D83-8345-46F3F60357B9}</b:Guid>
+    <b:Title>Internal migration in Nepal</b:Title>
+    <b:Year>2003</b:Year>
+    <b:Author>
+      <b:Author>
+        <b:NameList>
+          <b:Person>
+            <b:Last>KC</b:Last>
+            <b:First>B.</b:First>
+            <b:Middle>K.</b:Middle>
+          </b:Person>
+        </b:NameList>
+      </b:Author>
+    </b:Author>
+    <b:InternetSiteTitle>Central Bureau of Statistics</b:InternetSiteTitle>
+    <b:URL>https://dics.censusnepal.cbs.gov.np</b:URL>
+    <b:RefOrder>1</b:RefOrder>
+  </b:Source>
+  <b:Source>
+    <b:Tag>Uni93</b:Tag>
+    <b:SourceType>Book</b:SourceType>
+    <b:Guid>{D82D5D1D-40F7-4E86-A605-CF51498D20C0}</b:Guid>
+    <b:Title>The state of world population</b:Title>
+    <b:Year>1993</b:Year>
+    <b:Author>
+      <b:Author>
+        <b:Corporate>United Nations Population Fund</b:Corporate>
+      </b:Author>
+    </b:Author>
+    <b:City>New York</b:City>
+    <b:Publisher>United Nations</b:Publisher>
+    <b:RefOrder>6</b:RefOrder>
+  </b:Source>
+  <b:Source>
+    <b:Tag>Cen77</b:Tag>
+    <b:SourceType>Report</b:SourceType>
+    <b:Guid>{3D13F344-6EBB-4913-8E50-20A22581B800}</b:Guid>
+    <b:Title>Migration in Nepal: A study of the Far-Western Development Region</b:Title>
+    <b:Year>1977</b:Year>
+    <b:City>Kathmandu</b:City>
+    <b:Publisher>Centre for Economic Development and Administration</b:Publisher>
+    <b:Author>
+      <b:Author>
+        <b:Corporate>Centre for Economic Development and Administration</b:Corporate>
+      </b:Author>
+    </b:Author>
     <b:RefOrder>2</b:RefOrder>
   </b:Source>
   <b:Source>
-    <b:Tag>Uni73</b:Tag>
-    <b:SourceType>Book</b:SourceType>
-    <b:Guid>{A9C2210B-D1CE-4041-9BF3-95BF1718FC8B}</b:Guid>
+    <b:Tag>Rav85</b:Tag>
+    <b:SourceType>JournalArticle</b:SourceType>
+    <b:Guid>{53877EBC-D77C-4C35-BA32-EEA2C6F40037}</b:Guid>
+    <b:Title>The laws of migration</b:Title>
+    <b:Year>1885</b:Year>
     <b:Author>
       <b:Author>
-        <b:Corporate>United Nations</b:Corporate>
+        <b:NameList>
+          <b:Person>
+            <b:Last>Ravenstein</b:Last>
+            <b:First>E.</b:First>
+            <b:Middle>G.</b:Middle>
+          </b:Person>
+        </b:NameList>
       </b:Author>
     </b:Author>
-    <b:Title>United Nations Multilingual Dictionary</b:Title>
-    <b:Year>1973</b:Year>
-    <b:Pages>173</b:Pages>
-    <b:RefOrder>1</b:RefOrder>
+    <b:JournalName>Journal of the Statistical Society of London</b:JournalName>
+    <b:Pages>167–235</b:Pages>
+    <b:Volume>48</b:Volume>
+    <b:Issue>2</b:Issue>
+    <b:RefOrder>7</b:RefOrder>
+  </b:Source>
+  <b:Source>
+    <b:Tag>Lee66</b:Tag>
+    <b:SourceType>JournalArticle</b:SourceType>
+    <b:Guid>{44B7C44D-B33C-4685-BBAF-19A37CDC99FE}</b:Guid>
+    <b:Author>
+      <b:Author>
+        <b:NameList>
+          <b:Person>
+            <b:Last>Lee</b:Last>
+            <b:First>E.</b:First>
+            <b:Middle>S.</b:Middle>
+          </b:Person>
+        </b:NameList>
+      </b:Author>
+    </b:Author>
+    <b:Title>A theory of migration</b:Title>
+    <b:JournalName>Demography</b:JournalName>
+    <b:Year>1966</b:Year>
+    <b:Pages>47–57</b:Pages>
+    <b:Volume>3</b:Volume>
+    <b:Issue>1</b:Issue>
+    <b:RefOrder>8</b:RefOrder>
+  </b:Source>
+  <b:Source>
+    <b:Tag>Ste50</b:Tag>
+    <b:SourceType>JournalArticle</b:SourceType>
+    <b:Guid>{93901510-4E66-473E-B31D-5A36F9192138}</b:Guid>
+    <b:Author>
+      <b:Author>
+        <b:NameList>
+          <b:Person>
+            <b:Last>Stewart</b:Last>
+            <b:First>Q.</b:First>
+            <b:Middle>J.</b:Middle>
+          </b:Person>
+        </b:NameList>
+      </b:Author>
+    </b:Author>
+    <b:Title>The development of social physics</b:Title>
+    <b:JournalName>American Journal of Physics</b:JournalName>
+    <b:Year>1950</b:Year>
+    <b:Pages>239–253</b:Pages>
+    <b:Volume>18</b:Volume>
+    <b:Issue>3</b:Issue>
+    <b:RefOrder>9</b:RefOrder>
+  </b:Source>
+  <b:Source>
+    <b:Tag>Zip46</b:Tag>
+    <b:SourceType>JournalArticle</b:SourceType>
+    <b:Guid>{E14936AB-17D5-4A5E-A7F7-682B447B8C3F}</b:Guid>
+    <b:Author>
+      <b:Author>
+        <b:NameList>
+          <b:Person>
+            <b:Last>Zipf</b:Last>
+            <b:First>G.</b:First>
+            <b:Middle>K.</b:Middle>
+          </b:Person>
+        </b:NameList>
+      </b:Author>
+    </b:Author>
+    <b:Title>The P1 P2/D hypothesis: On the intercity movement of persons</b:Title>
+    <b:JournalName>American Sociological Review</b:JournalName>
+    <b:Year>1946</b:Year>
+    <b:Pages>677–686</b:Pages>
+    <b:Volume>11</b:Volume>
+    <b:Issue>5</b:Issue>
+    <b:RefOrder>10</b:RefOrder>
+  </b:Source>
+  <b:Source>
+    <b:Tag>Tod76</b:Tag>
+    <b:SourceType>Book</b:SourceType>
+    <b:Guid>{C3A423B4-0BB7-456B-9975-AD5D32B615C3}</b:Guid>
+    <b:Title>Internal migration in developing countries: A review of theory, evidence, methodology, and research priorities</b:Title>
+    <b:Year>1976</b:Year>
+    <b:Author>
+      <b:Author>
+        <b:NameList>
+          <b:Person>
+            <b:Last>Todaro</b:Last>
+            <b:First>M.</b:First>
+            <b:Middle>P.</b:Middle>
+          </b:Person>
+        </b:NameList>
+      </b:Author>
+    </b:Author>
+    <b:City>Geneva</b:City>
+    <b:Publisher>International Labour Organization</b:Publisher>
+    <b:RefOrder>11</b:RefOrder>
+  </b:Source>
+  <b:Source>
+    <b:Tag>Gur84</b:Tag>
+    <b:SourceType>Book</b:SourceType>
+    <b:Guid>{C33CBDEB-45FF-4BC5-A691-82A988D2051E}</b:Guid>
+    <b:Author>
+      <b:Author>
+        <b:NameList>
+          <b:Person>
+            <b:Last>Gurung</b:Last>
+            <b:First>H.</b:First>
+          </b:Person>
+        </b:NameList>
+      </b:Author>
+    </b:Author>
+    <b:Title>Regional patterns of migration in Nepal</b:Title>
+    <b:Year>1984</b:Year>
+    <b:City>Kathmandu</b:City>
+    <b:Publisher>Papers of the East-West Population Institute</b:Publisher>
+    <b:RefOrder>12</b:RefOrder>
+  </b:Source>
+  <b:Source>
+    <b:Tag>Kun93</b:Tag>
+    <b:SourceType>Book</b:SourceType>
+    <b:Guid>{07E427FE-3D5B-498F-87F0-AFFD607B4B15}</b:Guid>
+    <b:Title>Causes and consequences of internal migration in Nepal: A case study of Bharatpur Municipality, Chitwan</b:Title>
+    <b:Year>1993</b:Year>
+    <b:City>Kirtipur</b:City>
+    <b:Publisher>Tribhuvan University</b:Publisher>
+    <b:Author>
+      <b:Author>
+        <b:NameList>
+          <b:Person>
+            <b:Last>Kunwar</b:Last>
+            <b:First>L.</b:First>
+            <b:Middle>S.</b:Middle>
+          </b:Person>
+        </b:NameList>
+      </b:Author>
+    </b:Author>
+    <b:RefOrder>13</b:RefOrder>
+  </b:Source>
+  <b:Source>
+    <b:Tag>Nir16</b:Tag>
+    <b:SourceType>BookSection</b:SourceType>
+    <b:Guid>{5F559197-A494-4E5C-AC7F-A7FCEB18E3AC}</b:Guid>
+    <b:Author>
+      <b:Author>
+        <b:NameList>
+          <b:Person>
+            <b:Last>Niroula</b:Last>
+            <b:First>P</b:First>
+          </b:Person>
+        </b:NameList>
+      </b:Author>
+      <b:BookAuthor>
+        <b:NameList>
+          <b:Person>
+            <b:Last>Niroula</b:Last>
+            <b:First>P</b:First>
+          </b:Person>
+        </b:NameList>
+      </b:BookAuthor>
+    </b:Author>
+    <b:Title>Internal migration</b:Title>
+    <b:Year>2016</b:Year>
+    <b:City>Kathmandu</b:City>
+    <b:Publisher>Central Bureau of Statistics; National Planning Commission Secretariat</b:Publisher>
+    <b:BookTitle>Population monograph of Nepal</b:BookTitle>
+    <b:RefOrder>14</b:RefOrder>
+  </b:Source>
+  <b:Source>
+    <b:Tag>Mab70</b:Tag>
+    <b:SourceType>JournalArticle</b:SourceType>
+    <b:Guid>{930BC59C-0388-40C4-BBB4-AD7905CF0C7D}</b:Guid>
+    <b:Title>Systems approach to a theory of rural–urban migration</b:Title>
+    <b:Year>1970</b:Year>
+    <b:Pages>1-18</b:Pages>
+    <b:Author>
+      <b:Author>
+        <b:NameList>
+          <b:Person>
+            <b:Last>Mabogunje</b:Last>
+            <b:First>A.</b:First>
+            <b:Middle>L.</b:Middle>
+          </b:Person>
+        </b:NameList>
+      </b:Author>
+    </b:Author>
+    <b:JournalName>Geographical Analysis</b:JournalName>
+    <b:Volume>2</b:Volume>
+    <b:Issue>1</b:Issue>
+    <b:RefOrder>15</b:RefOrder>
+  </b:Source>
+  <b:Source>
+    <b:Tag>Gur74</b:Tag>
+    <b:SourceType>ConferenceProceedings</b:SourceType>
+    <b:Guid>{14BB9B16-465F-4495-92DE-3DA673BF9506}</b:Guid>
+    <b:Title>Internal migration in Nepal</b:Title>
+    <b:Year>1974</b:Year>
+    <b:Author>
+      <b:Author>
+        <b:NameList>
+          <b:Person>
+            <b:Last>Gurung</b:Last>
+            <b:First>H.</b:First>
+            <b:Middle>B.</b:Middle>
+          </b:Person>
+        </b:NameList>
+      </b:Author>
+    </b:Author>
+    <b:ConferenceName>Seminar on Population and Development</b:ConferenceName>
+    <b:City>Kathmandu</b:City>
+    <b:Publisher>Centre for Economic Development and Administration</b:Publisher>
+    <b:RefOrder>16</b:RefOrder>
+  </b:Source>
+  <b:Source>
+    <b:Tag>Sub96</b:Tag>
+    <b:SourceType>JournalArticle</b:SourceType>
+    <b:Guid>{76D09A7F-3E8B-437D-894D-80ADC84D610A}</b:Guid>
+    <b:Title>Dominant approaches to population mobility: An appraisal and the common ground</b:Title>
+    <b:Pages>17–37</b:Pages>
+    <b:Year>1996</b:Year>
+    <b:Author>
+      <b:Author>
+        <b:NameList>
+          <b:Person>
+            <b:Last>Subedi</b:Last>
+            <b:First>B.</b:First>
+            <b:Middle>P.</b:Middle>
+          </b:Person>
+        </b:NameList>
+      </b:Author>
+    </b:Author>
+    <b:JournalName>Geographical Journal of Nepal</b:JournalName>
+    <b:Volume>5</b:Volume>
+    <b:RefOrder>17</b:RefOrder>
+  </b:Source>
+  <b:Source>
+    <b:Tag>KCB93</b:Tag>
+    <b:SourceType>ConferenceProceedings</b:SourceType>
+    <b:Guid>{298CE654-9AE3-4488-91A5-0132A270A5A7}</b:Guid>
+    <b:Author>
+      <b:Author>
+        <b:NameList>
+          <b:Person>
+            <b:Last>KC</b:Last>
+            <b:First>B.</b:First>
+            <b:Middle>K.</b:Middle>
+          </b:Person>
+        </b:NameList>
+      </b:Author>
+    </b:Author>
+    <b:Title>Urbanization and migration in Nepal</b:Title>
+    <b:Year>1993</b:Year>
+    <b:ConferenceName>Preparatory Seminar for the International Conference on Population and Development</b:ConferenceName>
+    <b:City>Cairo</b:City>
+    <b:RefOrder>18</b:RefOrder>
+  </b:Source>
+  <b:Source>
+    <b:Tag>Kun15</b:Tag>
+    <b:SourceType>Book</b:SourceType>
+    <b:Guid>{EBE0FD06-4E28-41D4-A832-FD2472B8AC88}</b:Guid>
+    <b:Title>Causes and consequences of internal migration in Nepal: A case study of Bharatpur Municipality, Chitwan (Unpublished master’s thesis)</b:Title>
+    <b:Year>2015</b:Year>
+    <b:City>Kirtipur</b:City>
+    <b:Publisher>Central Department of Population Studies, Tribhuvan University</b:Publisher>
+    <b:Author>
+      <b:Author>
+        <b:NameList>
+          <b:Person>
+            <b:Last>Kunwar</b:Last>
+            <b:First>L.</b:First>
+            <b:Middle>S.</b:Middle>
+          </b:Person>
+        </b:NameList>
+      </b:Author>
+    </b:Author>
+    <b:RefOrder>19</b:RefOrder>
   </b:Source>
 </b:Sources>
 </file>
 
 <file path=customXml/itemProps1.xml><?xml version="1.0" encoding="utf-8"?>
-<ds:datastoreItem xmlns:ds="http://schemas.openxmlformats.org/officeDocument/2006/customXml" ds:itemID="{C70FC8A0-8E0C-4453-B677-A5F29B48E34A}">
+<ds:datastoreItem xmlns:ds="http://schemas.openxmlformats.org/officeDocument/2006/customXml" ds:itemID="{0D6CAE65-8451-4767-903C-DC5605DDFD06}">
   <ds:schemaRefs>
     <ds:schemaRef ds:uri="http://schemas.openxmlformats.org/officeDocument/2006/bibliography"/>
   </ds:schemaRefs>

--- a/migration/Migration is one of the major component of population change which is basically cause by socio (1).docx
+++ b/migration/Migration is one of the major component of population change which is basically cause by socio (1).docx
@@ -317,8 +317,11 @@
         </w:rPr>
         <w:t xml:space="preserve">Submitted to </w:t>
       </w:r>
-      <w:proofErr w:type="spellStart"/>
-      <w:r>
+    </w:p>
+    <w:p>
+      <w:pPr>
+        <w:spacing w:after="0" w:line="360" w:lineRule="auto"/>
+        <w:jc w:val="center"/>
         <w:rPr>
           <w:rFonts w:ascii="Times New Roman" w:eastAsia="Times New Roman" w:hAnsi="Times New Roman" w:cs="Times New Roman"/>
           <w:b/>
@@ -327,9 +330,8 @@
           <w:szCs w:val="28"/>
           <w:shd w:val="clear" w:color="auto" w:fill="FFFFFF"/>
         </w:rPr>
-        <w:t>Tribhuvan</w:t>
-      </w:r>
-      <w:proofErr w:type="spellEnd"/>
+      </w:pPr>
+      <w:proofErr w:type="spellStart"/>
       <w:r>
         <w:rPr>
           <w:rFonts w:ascii="Times New Roman" w:eastAsia="Times New Roman" w:hAnsi="Times New Roman" w:cs="Times New Roman"/>
@@ -339,8 +341,9 @@
           <w:szCs w:val="28"/>
           <w:shd w:val="clear" w:color="auto" w:fill="FFFFFF"/>
         </w:rPr>
-        <w:t xml:space="preserve"> University</w:t>
-      </w:r>
+        <w:t>Tribhuvan</w:t>
+      </w:r>
+      <w:proofErr w:type="spellEnd"/>
       <w:r>
         <w:rPr>
           <w:rFonts w:ascii="Times New Roman" w:eastAsia="Times New Roman" w:hAnsi="Times New Roman" w:cs="Times New Roman"/>
@@ -350,9 +353,13 @@
           <w:szCs w:val="28"/>
           <w:shd w:val="clear" w:color="auto" w:fill="FFFFFF"/>
         </w:rPr>
-        <w:softHyphen/>
-      </w:r>
-      <w:r>
+        <w:t xml:space="preserve"> University</w:t>
+      </w:r>
+    </w:p>
+    <w:p>
+      <w:pPr>
+        <w:spacing w:after="0" w:line="360" w:lineRule="auto"/>
+        <w:jc w:val="center"/>
         <w:rPr>
           <w:rFonts w:ascii="Times New Roman" w:eastAsia="Times New Roman" w:hAnsi="Times New Roman" w:cs="Times New Roman"/>
           <w:b/>
@@ -361,8 +368,8 @@
           <w:szCs w:val="28"/>
           <w:shd w:val="clear" w:color="auto" w:fill="FFFFFF"/>
         </w:rPr>
-        <w:softHyphen/>
-      </w:r>
+      </w:pPr>
+      <w:proofErr w:type="spellStart"/>
       <w:r>
         <w:rPr>
           <w:rFonts w:ascii="Times New Roman" w:eastAsia="Times New Roman" w:hAnsi="Times New Roman" w:cs="Times New Roman"/>
@@ -372,13 +379,10 @@
           <w:szCs w:val="28"/>
           <w:shd w:val="clear" w:color="auto" w:fill="FFFFFF"/>
         </w:rPr>
-        <w:softHyphen/>
-      </w:r>
-    </w:p>
-    <w:p>
-      <w:pPr>
-        <w:spacing w:after="0" w:line="360" w:lineRule="auto"/>
-        <w:jc w:val="center"/>
+        <w:t>Bhaktapur</w:t>
+      </w:r>
+      <w:proofErr w:type="spellEnd"/>
+      <w:r>
         <w:rPr>
           <w:rFonts w:ascii="Times New Roman" w:eastAsia="Times New Roman" w:hAnsi="Times New Roman" w:cs="Times New Roman"/>
           <w:b/>
@@ -387,7 +391,8 @@
           <w:szCs w:val="28"/>
           <w:shd w:val="clear" w:color="auto" w:fill="FFFFFF"/>
         </w:rPr>
-      </w:pPr>
+        <w:t xml:space="preserve"> Multiple Campus</w:t>
+      </w:r>
       <w:r>
         <w:rPr>
           <w:rFonts w:ascii="Times New Roman" w:eastAsia="Times New Roman" w:hAnsi="Times New Roman" w:cs="Times New Roman"/>
@@ -397,7 +402,7 @@
           <w:szCs w:val="28"/>
           <w:shd w:val="clear" w:color="auto" w:fill="FFFFFF"/>
         </w:rPr>
-        <w:t>Faculty of Humanities &amp; Social Sciences</w:t>
+        <w:t xml:space="preserve"> </w:t>
       </w:r>
       <w:r>
         <w:rPr>
@@ -408,13 +413,9 @@
           <w:szCs w:val="28"/>
           <w:shd w:val="clear" w:color="auto" w:fill="FFFFFF"/>
         </w:rPr>
-        <w:t xml:space="preserve">, </w:t>
-      </w:r>
-    </w:p>
-    <w:p>
-      <w:pPr>
-        <w:spacing w:after="0" w:line="360" w:lineRule="auto"/>
-        <w:jc w:val="center"/>
+        <w:softHyphen/>
+      </w:r>
+      <w:r>
         <w:rPr>
           <w:rFonts w:ascii="Times New Roman" w:eastAsia="Times New Roman" w:hAnsi="Times New Roman" w:cs="Times New Roman"/>
           <w:b/>
@@ -423,8 +424,8 @@
           <w:szCs w:val="28"/>
           <w:shd w:val="clear" w:color="auto" w:fill="FFFFFF"/>
         </w:rPr>
-      </w:pPr>
-      <w:proofErr w:type="spellStart"/>
+        <w:softHyphen/>
+      </w:r>
       <w:r>
         <w:rPr>
           <w:rFonts w:ascii="Times New Roman" w:eastAsia="Times New Roman" w:hAnsi="Times New Roman" w:cs="Times New Roman"/>
@@ -434,10 +435,13 @@
           <w:szCs w:val="28"/>
           <w:shd w:val="clear" w:color="auto" w:fill="FFFFFF"/>
         </w:rPr>
-        <w:t>Bhaktapur</w:t>
-      </w:r>
-      <w:proofErr w:type="spellEnd"/>
-      <w:r>
+        <w:softHyphen/>
+      </w:r>
+    </w:p>
+    <w:p>
+      <w:pPr>
+        <w:spacing w:after="0" w:line="360" w:lineRule="auto"/>
+        <w:jc w:val="center"/>
         <w:rPr>
           <w:rFonts w:ascii="Times New Roman" w:eastAsia="Times New Roman" w:hAnsi="Times New Roman" w:cs="Times New Roman"/>
           <w:b/>
@@ -446,13 +450,8 @@
           <w:szCs w:val="28"/>
           <w:shd w:val="clear" w:color="auto" w:fill="FFFFFF"/>
         </w:rPr>
-        <w:t xml:space="preserve"> Multiple Campus, Department of Rural Development,</w:t>
-      </w:r>
-    </w:p>
-    <w:p>
-      <w:pPr>
-        <w:spacing w:after="0" w:line="360" w:lineRule="auto"/>
-        <w:jc w:val="center"/>
+      </w:pPr>
+      <w:r>
         <w:rPr>
           <w:rFonts w:ascii="Times New Roman" w:eastAsia="Times New Roman" w:hAnsi="Times New Roman" w:cs="Times New Roman"/>
           <w:b/>
@@ -461,8 +460,13 @@
           <w:szCs w:val="28"/>
           <w:shd w:val="clear" w:color="auto" w:fill="FFFFFF"/>
         </w:rPr>
-      </w:pPr>
-      <w:r>
+        <w:t>Department of Rural Development</w:t>
+      </w:r>
+    </w:p>
+    <w:p>
+      <w:pPr>
+        <w:spacing w:after="0" w:line="360" w:lineRule="auto"/>
+        <w:jc w:val="center"/>
         <w:rPr>
           <w:rFonts w:ascii="Times New Roman" w:eastAsia="Times New Roman" w:hAnsi="Times New Roman" w:cs="Times New Roman"/>
           <w:b/>
@@ -471,8 +475,7 @@
           <w:szCs w:val="28"/>
           <w:shd w:val="clear" w:color="auto" w:fill="FFFFFF"/>
         </w:rPr>
-        <w:t xml:space="preserve">In Partial </w:t>
-      </w:r>
+      </w:pPr>
       <w:r>
         <w:rPr>
           <w:rFonts w:ascii="Times New Roman" w:eastAsia="Times New Roman" w:hAnsi="Times New Roman" w:cs="Times New Roman"/>
@@ -482,9 +485,13 @@
           <w:szCs w:val="28"/>
           <w:shd w:val="clear" w:color="auto" w:fill="FFFFFF"/>
         </w:rPr>
-        <w:t>Fulfillment of</w:t>
-      </w:r>
-      <w:r>
+        <w:t>Faculty of Humanities &amp; Social Sciences</w:t>
+      </w:r>
+    </w:p>
+    <w:p>
+      <w:pPr>
+        <w:spacing w:after="0" w:line="360" w:lineRule="auto"/>
+        <w:jc w:val="center"/>
         <w:rPr>
           <w:rFonts w:ascii="Times New Roman" w:eastAsia="Times New Roman" w:hAnsi="Times New Roman" w:cs="Times New Roman"/>
           <w:b/>
@@ -493,8 +500,7 @@
           <w:szCs w:val="28"/>
           <w:shd w:val="clear" w:color="auto" w:fill="FFFFFF"/>
         </w:rPr>
-        <w:t xml:space="preserve"> the Requirement for Master of Arts</w:t>
-      </w:r>
+      </w:pPr>
       <w:r>
         <w:rPr>
           <w:rFonts w:ascii="Times New Roman" w:eastAsia="Times New Roman" w:hAnsi="Times New Roman" w:cs="Times New Roman"/>
@@ -504,13 +510,9 @@
           <w:szCs w:val="28"/>
           <w:shd w:val="clear" w:color="auto" w:fill="FFFFFF"/>
         </w:rPr>
-        <w:t xml:space="preserve"> in Rural </w:t>
-      </w:r>
-    </w:p>
-    <w:p>
-      <w:pPr>
-        <w:spacing w:after="0" w:line="360" w:lineRule="auto"/>
-        <w:jc w:val="center"/>
+        <w:t xml:space="preserve">In Partial </w:t>
+      </w:r>
+      <w:r>
         <w:rPr>
           <w:rFonts w:ascii="Times New Roman" w:eastAsia="Times New Roman" w:hAnsi="Times New Roman" w:cs="Times New Roman"/>
           <w:b/>
@@ -519,7 +521,8 @@
           <w:szCs w:val="28"/>
           <w:shd w:val="clear" w:color="auto" w:fill="FFFFFF"/>
         </w:rPr>
-      </w:pPr>
+        <w:t>Fulfillment of</w:t>
+      </w:r>
       <w:r>
         <w:rPr>
           <w:rFonts w:ascii="Times New Roman" w:eastAsia="Times New Roman" w:hAnsi="Times New Roman" w:cs="Times New Roman"/>
@@ -529,61 +532,9 @@
           <w:szCs w:val="28"/>
           <w:shd w:val="clear" w:color="auto" w:fill="FFFFFF"/>
         </w:rPr>
-        <w:t xml:space="preserve">Development </w:t>
-      </w:r>
-    </w:p>
-    <w:p>
-      <w:pPr>
-        <w:spacing w:after="0" w:line="360" w:lineRule="auto"/>
-        <w:jc w:val="center"/>
-        <w:rPr>
-          <w:rFonts w:ascii="Times New Roman" w:eastAsia="Times New Roman" w:hAnsi="Times New Roman" w:cs="Times New Roman"/>
-          <w:sz w:val="28"/>
-          <w:szCs w:val="28"/>
-          <w:shd w:val="clear" w:color="auto" w:fill="FFFFFF"/>
-        </w:rPr>
-      </w:pPr>
-    </w:p>
-    <w:p>
-      <w:pPr>
-        <w:spacing w:after="0" w:line="360" w:lineRule="auto"/>
-        <w:jc w:val="center"/>
-        <w:rPr>
-          <w:rFonts w:ascii="Times New Roman" w:eastAsia="Times New Roman" w:hAnsi="Times New Roman" w:cs="Times New Roman"/>
-          <w:sz w:val="28"/>
-          <w:szCs w:val="28"/>
-          <w:shd w:val="clear" w:color="auto" w:fill="FFFFFF"/>
-        </w:rPr>
-      </w:pPr>
-    </w:p>
-    <w:p>
-      <w:pPr>
-        <w:spacing w:after="0" w:line="360" w:lineRule="auto"/>
-        <w:jc w:val="center"/>
-        <w:rPr>
-          <w:rFonts w:ascii="Times New Roman" w:eastAsia="Times New Roman" w:hAnsi="Times New Roman" w:cs="Times New Roman"/>
-          <w:sz w:val="28"/>
-          <w:szCs w:val="28"/>
-          <w:shd w:val="clear" w:color="auto" w:fill="FFFFFF"/>
-        </w:rPr>
-      </w:pPr>
-    </w:p>
-    <w:p>
-      <w:pPr>
-        <w:spacing w:after="0" w:line="360" w:lineRule="auto"/>
-        <w:jc w:val="center"/>
-        <w:rPr>
-          <w:rFonts w:ascii="Times New Roman" w:eastAsia="Times New Roman" w:hAnsi="Times New Roman" w:cs="Times New Roman"/>
-          <w:sz w:val="28"/>
-          <w:szCs w:val="28"/>
-          <w:shd w:val="clear" w:color="auto" w:fill="FFFFFF"/>
-        </w:rPr>
-      </w:pPr>
-    </w:p>
-    <w:p>
-      <w:pPr>
-        <w:spacing w:after="0" w:line="360" w:lineRule="auto"/>
-        <w:jc w:val="center"/>
+        <w:t xml:space="preserve"> the Requirement for Master of Arts</w:t>
+      </w:r>
+      <w:r>
         <w:rPr>
           <w:rFonts w:ascii="Times New Roman" w:eastAsia="Times New Roman" w:hAnsi="Times New Roman" w:cs="Times New Roman"/>
           <w:b/>
@@ -592,8 +543,13 @@
           <w:szCs w:val="28"/>
           <w:shd w:val="clear" w:color="auto" w:fill="FFFFFF"/>
         </w:rPr>
-      </w:pPr>
-      <w:r>
+        <w:t xml:space="preserve"> in Rural </w:t>
+      </w:r>
+    </w:p>
+    <w:p>
+      <w:pPr>
+        <w:spacing w:after="0" w:line="360" w:lineRule="auto"/>
+        <w:jc w:val="center"/>
         <w:rPr>
           <w:rFonts w:ascii="Times New Roman" w:eastAsia="Times New Roman" w:hAnsi="Times New Roman" w:cs="Times New Roman"/>
           <w:b/>
@@ -602,9 +558,7 @@
           <w:szCs w:val="28"/>
           <w:shd w:val="clear" w:color="auto" w:fill="FFFFFF"/>
         </w:rPr>
-        <w:t xml:space="preserve">Submitted </w:t>
-      </w:r>
-      <w:proofErr w:type="gramStart"/>
+      </w:pPr>
       <w:r>
         <w:rPr>
           <w:rFonts w:ascii="Times New Roman" w:eastAsia="Times New Roman" w:hAnsi="Times New Roman" w:cs="Times New Roman"/>
@@ -614,10 +568,61 @@
           <w:szCs w:val="28"/>
           <w:shd w:val="clear" w:color="auto" w:fill="FFFFFF"/>
         </w:rPr>
-        <w:t>By</w:t>
-      </w:r>
-      <w:proofErr w:type="gramEnd"/>
-      <w:r>
+        <w:t xml:space="preserve">Development </w:t>
+      </w:r>
+    </w:p>
+    <w:p>
+      <w:pPr>
+        <w:spacing w:after="0" w:line="360" w:lineRule="auto"/>
+        <w:jc w:val="center"/>
+        <w:rPr>
+          <w:rFonts w:ascii="Times New Roman" w:eastAsia="Times New Roman" w:hAnsi="Times New Roman" w:cs="Times New Roman"/>
+          <w:sz w:val="28"/>
+          <w:szCs w:val="28"/>
+          <w:shd w:val="clear" w:color="auto" w:fill="FFFFFF"/>
+        </w:rPr>
+      </w:pPr>
+    </w:p>
+    <w:p>
+      <w:pPr>
+        <w:spacing w:after="0" w:line="360" w:lineRule="auto"/>
+        <w:jc w:val="center"/>
+        <w:rPr>
+          <w:rFonts w:ascii="Times New Roman" w:eastAsia="Times New Roman" w:hAnsi="Times New Roman" w:cs="Times New Roman"/>
+          <w:sz w:val="28"/>
+          <w:szCs w:val="28"/>
+          <w:shd w:val="clear" w:color="auto" w:fill="FFFFFF"/>
+        </w:rPr>
+      </w:pPr>
+    </w:p>
+    <w:p>
+      <w:pPr>
+        <w:spacing w:after="0" w:line="360" w:lineRule="auto"/>
+        <w:jc w:val="center"/>
+        <w:rPr>
+          <w:rFonts w:ascii="Times New Roman" w:eastAsia="Times New Roman" w:hAnsi="Times New Roman" w:cs="Times New Roman"/>
+          <w:sz w:val="28"/>
+          <w:szCs w:val="28"/>
+          <w:shd w:val="clear" w:color="auto" w:fill="FFFFFF"/>
+        </w:rPr>
+      </w:pPr>
+    </w:p>
+    <w:p>
+      <w:pPr>
+        <w:spacing w:after="0" w:line="360" w:lineRule="auto"/>
+        <w:jc w:val="center"/>
+        <w:rPr>
+          <w:rFonts w:ascii="Times New Roman" w:eastAsia="Times New Roman" w:hAnsi="Times New Roman" w:cs="Times New Roman"/>
+          <w:sz w:val="28"/>
+          <w:szCs w:val="28"/>
+          <w:shd w:val="clear" w:color="auto" w:fill="FFFFFF"/>
+        </w:rPr>
+      </w:pPr>
+    </w:p>
+    <w:p>
+      <w:pPr>
+        <w:spacing w:after="0" w:line="360" w:lineRule="auto"/>
+        <w:jc w:val="center"/>
         <w:rPr>
           <w:rFonts w:ascii="Times New Roman" w:eastAsia="Times New Roman" w:hAnsi="Times New Roman" w:cs="Times New Roman"/>
           <w:b/>
@@ -626,6 +631,40 @@
           <w:szCs w:val="28"/>
           <w:shd w:val="clear" w:color="auto" w:fill="FFFFFF"/>
         </w:rPr>
+      </w:pPr>
+      <w:r>
+        <w:rPr>
+          <w:rFonts w:ascii="Times New Roman" w:eastAsia="Times New Roman" w:hAnsi="Times New Roman" w:cs="Times New Roman"/>
+          <w:b/>
+          <w:bCs/>
+          <w:sz w:val="28"/>
+          <w:szCs w:val="28"/>
+          <w:shd w:val="clear" w:color="auto" w:fill="FFFFFF"/>
+        </w:rPr>
+        <w:t xml:space="preserve">Submitted </w:t>
+      </w:r>
+      <w:proofErr w:type="gramStart"/>
+      <w:r>
+        <w:rPr>
+          <w:rFonts w:ascii="Times New Roman" w:eastAsia="Times New Roman" w:hAnsi="Times New Roman" w:cs="Times New Roman"/>
+          <w:b/>
+          <w:bCs/>
+          <w:sz w:val="28"/>
+          <w:szCs w:val="28"/>
+          <w:shd w:val="clear" w:color="auto" w:fill="FFFFFF"/>
+        </w:rPr>
+        <w:t>By</w:t>
+      </w:r>
+      <w:proofErr w:type="gramEnd"/>
+      <w:r>
+        <w:rPr>
+          <w:rFonts w:ascii="Times New Roman" w:eastAsia="Times New Roman" w:hAnsi="Times New Roman" w:cs="Times New Roman"/>
+          <w:b/>
+          <w:bCs/>
+          <w:sz w:val="28"/>
+          <w:szCs w:val="28"/>
+          <w:shd w:val="clear" w:color="auto" w:fill="FFFFFF"/>
+        </w:rPr>
         <w:t>:</w:t>
       </w:r>
     </w:p>
@@ -797,15 +836,6 @@
           <w:shd w:val="clear" w:color="auto" w:fill="FFFFFF"/>
         </w:rPr>
       </w:pPr>
-      <w:r>
-        <w:rPr>
-          <w:rFonts w:ascii="Times New Roman" w:eastAsia="Times New Roman" w:hAnsi="Times New Roman" w:cs="Times New Roman"/>
-          <w:sz w:val="28"/>
-          <w:szCs w:val="28"/>
-          <w:shd w:val="clear" w:color="auto" w:fill="FFFFFF"/>
-        </w:rPr>
-        <w:t xml:space="preserve">Department of Rural Development </w:t>
-      </w:r>
     </w:p>
     <w:p>
       <w:pPr>
@@ -813,152 +843,14 @@
         <w:jc w:val="center"/>
         <w:rPr>
           <w:rFonts w:ascii="Times New Roman" w:eastAsia="Times New Roman" w:hAnsi="Times New Roman" w:cs="Times New Roman"/>
-          <w:sz w:val="28"/>
-          <w:szCs w:val="28"/>
           <w:shd w:val="clear" w:color="auto" w:fill="FFFFFF"/>
         </w:rPr>
       </w:pPr>
-      <w:proofErr w:type="spellStart"/>
-      <w:r>
-        <w:rPr>
-          <w:rFonts w:ascii="Times New Roman" w:eastAsia="Times New Roman" w:hAnsi="Times New Roman" w:cs="Times New Roman"/>
-          <w:sz w:val="28"/>
-          <w:szCs w:val="28"/>
-          <w:shd w:val="clear" w:color="auto" w:fill="FFFFFF"/>
-        </w:rPr>
-        <w:t>Bhaktapur</w:t>
-      </w:r>
-      <w:proofErr w:type="spellEnd"/>
-      <w:r>
-        <w:rPr>
-          <w:rFonts w:ascii="Times New Roman" w:eastAsia="Times New Roman" w:hAnsi="Times New Roman" w:cs="Times New Roman"/>
-          <w:sz w:val="28"/>
-          <w:szCs w:val="28"/>
-          <w:shd w:val="clear" w:color="auto" w:fill="FFFFFF"/>
-        </w:rPr>
-        <w:t xml:space="preserve"> Multiple Ca</w:t>
-      </w:r>
-      <w:bookmarkStart w:id="0" w:name="_GoBack"/>
-      <w:bookmarkEnd w:id="0"/>
-      <w:r>
-        <w:rPr>
-          <w:rFonts w:ascii="Times New Roman" w:eastAsia="Times New Roman" w:hAnsi="Times New Roman" w:cs="Times New Roman"/>
-          <w:sz w:val="28"/>
-          <w:szCs w:val="28"/>
-          <w:shd w:val="clear" w:color="auto" w:fill="FFFFFF"/>
-        </w:rPr>
-        <w:t>mpus</w:t>
-      </w:r>
-      <w:r>
-        <w:rPr>
-          <w:rFonts w:ascii="Times New Roman" w:eastAsia="Times New Roman" w:hAnsi="Times New Roman" w:cs="Times New Roman"/>
-          <w:sz w:val="28"/>
-          <w:szCs w:val="28"/>
-          <w:shd w:val="clear" w:color="auto" w:fill="FFFFFF"/>
-        </w:rPr>
-        <w:t xml:space="preserve">, </w:t>
-      </w:r>
-    </w:p>
-    <w:p>
-      <w:pPr>
-        <w:spacing w:after="0" w:line="360" w:lineRule="auto"/>
-        <w:jc w:val="center"/>
-        <w:rPr>
-          <w:rFonts w:ascii="Times New Roman" w:eastAsia="Times New Roman" w:hAnsi="Times New Roman" w:cs="Times New Roman"/>
-          <w:sz w:val="28"/>
-          <w:szCs w:val="28"/>
-          <w:shd w:val="clear" w:color="auto" w:fill="FFFFFF"/>
-        </w:rPr>
-      </w:pPr>
-      <w:proofErr w:type="spellStart"/>
-      <w:r>
-        <w:rPr>
-          <w:rFonts w:ascii="Times New Roman" w:eastAsia="Times New Roman" w:hAnsi="Times New Roman" w:cs="Times New Roman"/>
-          <w:sz w:val="28"/>
-          <w:szCs w:val="28"/>
-          <w:shd w:val="clear" w:color="auto" w:fill="FFFFFF"/>
-        </w:rPr>
-        <w:t>Dudhpati</w:t>
-      </w:r>
-      <w:proofErr w:type="spellEnd"/>
-      <w:r>
-        <w:rPr>
-          <w:rFonts w:ascii="Times New Roman" w:eastAsia="Times New Roman" w:hAnsi="Times New Roman" w:cs="Times New Roman"/>
-          <w:sz w:val="28"/>
-          <w:szCs w:val="28"/>
-          <w:shd w:val="clear" w:color="auto" w:fill="FFFFFF"/>
-        </w:rPr>
-        <w:t xml:space="preserve">, </w:t>
-      </w:r>
-      <w:proofErr w:type="spellStart"/>
-      <w:r>
-        <w:rPr>
-          <w:rFonts w:ascii="Times New Roman" w:eastAsia="Times New Roman" w:hAnsi="Times New Roman" w:cs="Times New Roman"/>
-          <w:sz w:val="28"/>
-          <w:szCs w:val="28"/>
-          <w:shd w:val="clear" w:color="auto" w:fill="FFFFFF"/>
-        </w:rPr>
-        <w:t>Bhaktapur</w:t>
-      </w:r>
-      <w:proofErr w:type="spellEnd"/>
-    </w:p>
-    <w:p>
-      <w:pPr>
-        <w:spacing w:after="0" w:line="360" w:lineRule="auto"/>
-        <w:jc w:val="center"/>
-        <w:rPr>
-          <w:rFonts w:ascii="Times New Roman" w:eastAsia="Times New Roman" w:hAnsi="Times New Roman" w:cs="Times New Roman"/>
-          <w:shd w:val="clear" w:color="auto" w:fill="FFFFFF"/>
-        </w:rPr>
-      </w:pPr>
-    </w:p>
-    <w:p>
-      <w:pPr>
-        <w:spacing w:after="0" w:line="360" w:lineRule="auto"/>
-        <w:jc w:val="center"/>
-        <w:rPr>
-          <w:rFonts w:ascii="Times New Roman" w:eastAsia="Times New Roman" w:hAnsi="Times New Roman" w:cs="Times New Roman"/>
-          <w:shd w:val="clear" w:color="auto" w:fill="FFFFFF"/>
-        </w:rPr>
-      </w:pPr>
-    </w:p>
-    <w:p>
-      <w:pPr>
-        <w:spacing w:after="0" w:line="360" w:lineRule="auto"/>
-        <w:jc w:val="center"/>
-        <w:rPr>
-          <w:rFonts w:ascii="Times New Roman" w:eastAsia="Times New Roman" w:hAnsi="Times New Roman" w:cs="Times New Roman"/>
-          <w:shd w:val="clear" w:color="auto" w:fill="FFFFFF"/>
-        </w:rPr>
-      </w:pPr>
-    </w:p>
-    <w:p>
-      <w:pPr>
-        <w:spacing w:after="0" w:line="360" w:lineRule="auto"/>
-        <w:jc w:val="center"/>
-        <w:rPr>
-          <w:rFonts w:ascii="Times New Roman" w:eastAsia="Times New Roman" w:hAnsi="Times New Roman" w:cs="Times New Roman"/>
-          <w:shd w:val="clear" w:color="auto" w:fill="FFFFFF"/>
-        </w:rPr>
-      </w:pPr>
-      <w:r>
-        <w:rPr>
-          <w:rFonts w:ascii="Times New Roman" w:eastAsia="Times New Roman" w:hAnsi="Times New Roman" w:cs="Times New Roman"/>
-          <w:shd w:val="clear" w:color="auto" w:fill="FFFFFF"/>
-        </w:rPr>
-        <w:t>December</w:t>
-      </w:r>
-      <w:r>
-        <w:rPr>
-          <w:rFonts w:ascii="Times New Roman" w:eastAsia="Times New Roman" w:hAnsi="Times New Roman" w:cs="Times New Roman"/>
-          <w:shd w:val="clear" w:color="auto" w:fill="FFFFFF"/>
-        </w:rPr>
-        <w:t>, 2025</w:t>
-      </w:r>
     </w:p>
     <w:p>
       <w:pPr>
         <w:pStyle w:val="Heading1"/>
+        <w:jc w:val="left"/>
         <w:rPr>
           <w:rStyle w:val="Strong"/>
           <w:b/>
@@ -972,7 +864,7 @@
         </w:rPr>
         <w:br w:type="page"/>
       </w:r>
-      <w:bookmarkStart w:id="1" w:name="_Toc216936126"/>
+      <w:bookmarkStart w:id="0" w:name="_Toc216936126"/>
       <w:r>
         <w:rPr>
           <w:rStyle w:val="Strong"/>
@@ -982,7 +874,7 @@
         <w:lastRenderedPageBreak/>
         <w:t>Acronym</w:t>
       </w:r>
-      <w:bookmarkEnd w:id="1"/>
+      <w:bookmarkEnd w:id="0"/>
     </w:p>
     <w:p>
       <w:pPr>
@@ -3114,7 +3006,7 @@
           <w:bCs w:val="0"/>
         </w:rPr>
       </w:pPr>
-      <w:bookmarkStart w:id="2" w:name="_Toc216936127"/>
+      <w:bookmarkStart w:id="1" w:name="_Toc216936127"/>
       <w:r>
         <w:rPr>
           <w:rStyle w:val="Strong"/>
@@ -3132,139 +3024,158 @@
         </w:rPr>
         <w:t>One</w:t>
       </w:r>
+      <w:bookmarkEnd w:id="1"/>
+    </w:p>
+    <w:p>
+      <w:pPr>
+        <w:pStyle w:val="Heading1"/>
+        <w:rPr>
+          <w:sz w:val="28"/>
+          <w:szCs w:val="38"/>
+        </w:rPr>
+      </w:pPr>
+      <w:r>
+        <w:rPr>
+          <w:sz w:val="28"/>
+          <w:szCs w:val="38"/>
+        </w:rPr>
+        <w:t>Introduction</w:t>
+      </w:r>
+    </w:p>
+    <w:p>
+      <w:pPr>
+        <w:pStyle w:val="Heading2"/>
+      </w:pPr>
+      <w:bookmarkStart w:id="2" w:name="_Toc216936129"/>
+      <w:r>
+        <w:t>1.</w:t>
+      </w:r>
+      <w:r>
+        <w:t>1</w:t>
+      </w:r>
+      <w:r>
+        <w:t xml:space="preserve"> </w:t>
+      </w:r>
+      <w:r>
+        <w:t>Background</w:t>
+      </w:r>
       <w:bookmarkEnd w:id="2"/>
-    </w:p>
-    <w:p>
-      <w:pPr>
-        <w:pStyle w:val="Heading1"/>
-      </w:pPr>
-      <w:bookmarkStart w:id="3" w:name="_Toc216936128"/>
-      <w:r>
-        <w:t>Status of Immigration</w:t>
-      </w:r>
-      <w:bookmarkEnd w:id="3"/>
-    </w:p>
-    <w:p>
-      <w:pPr>
-        <w:pStyle w:val="Heading2"/>
-      </w:pPr>
-      <w:bookmarkStart w:id="4" w:name="_Toc216936129"/>
-      <w:r>
-        <w:t>1.</w:t>
-      </w:r>
-      <w:r>
-        <w:t>1</w:t>
+      <w:r>
+        <w:t xml:space="preserve"> of the Study</w:t>
+      </w:r>
+      <w:r>
+        <w:tab/>
+      </w:r>
+    </w:p>
+    <w:p>
+      <w:pPr>
+        <w:pStyle w:val="BodyText"/>
+        <w:ind w:firstLine="0"/>
+      </w:pPr>
+      <w:r>
+        <w:t>Migration is</w:t>
+      </w:r>
+      <w:r>
+        <w:t xml:space="preserve"> one of th</w:t>
+      </w:r>
+      <w:r>
+        <w:t xml:space="preserve">e major component of population change which is basically cause by socio-economic factors. </w:t>
+      </w:r>
+      <w:r>
+        <w:t>It is one of the demographic phenomenon which cause</w:t>
+      </w:r>
+      <w:r>
+        <w:t>s</w:t>
+      </w:r>
+      <w:r>
+        <w:t xml:space="preserve"> significance change in various aspects of life basically the socio economic </w:t>
+      </w:r>
+      <w:r>
+        <w:t>changes It affect</w:t>
+      </w:r>
+      <w:r>
+        <w:t xml:space="preserve"> not one the size of the population but also change its structure and social characteristics. </w:t>
+      </w:r>
+      <w:r>
+        <w:t xml:space="preserve">Migration is not only the factor of population change there is other </w:t>
+      </w:r>
+      <w:r>
+        <w:t>biological factor</w:t>
+      </w:r>
+      <w:r>
+        <w:t xml:space="preserve"> namely fertility and mortality which have adverse effect in </w:t>
+      </w:r>
+      <w:r>
+        <w:t>population change.</w:t>
+      </w:r>
+    </w:p>
+    <w:p>
+      <w:pPr>
+        <w:pStyle w:val="BodyText"/>
+        <w:ind w:firstLine="0"/>
+      </w:pPr>
+      <w:r>
+        <w:t>Mi</w:t>
+      </w:r>
+      <w:r>
+        <w:t>gration affects not only the</w:t>
+      </w:r>
+      <w:r>
+        <w:t xml:space="preserve"> population size of origin but also destination point of migrant people. Socio-economic factor are the main causes why people migrant from one place to another. In </w:t>
+      </w:r>
+      <w:r>
+        <w:t>addition,</w:t>
+      </w:r>
+      <w:r>
+        <w:t xml:space="preserve"> it is very difficult to know why some people migrate from one place </w:t>
+      </w:r>
+      <w:r>
+        <w:t>to another</w:t>
+      </w:r>
+      <w:r>
+        <w:t xml:space="preserve"> particular place</w:t>
+      </w:r>
+    </w:p>
+    <w:p>
+      <w:pPr>
+        <w:pStyle w:val="BodyText"/>
+        <w:ind w:firstLine="0"/>
+      </w:pPr>
+      <w:r>
+        <w:t>The United Nations Multilingual Diction</w:t>
+      </w:r>
+      <w:r>
+        <w:t>ary also defined migration as "</w:t>
+      </w:r>
+      <w:r>
+        <w:t xml:space="preserve">a form of geographic mobility or spatial mobility between one geographical unit and another, generally involving change in residence from the place of origin or place of departure to the place of destination or place of </w:t>
+      </w:r>
+      <w:r>
+        <w:t>arrival. ‟</w:t>
       </w:r>
       <w:r>
         <w:t xml:space="preserve"> </w:t>
       </w:r>
       <w:r>
-        <w:t>Background</w:t>
-      </w:r>
-      <w:bookmarkEnd w:id="4"/>
-      <w:r>
-        <w:tab/>
+        <w:rPr>
+          <w:noProof/>
+        </w:rPr>
+        <w:t>(United Nations [UN], 1973, p. 173)</w:t>
+      </w:r>
+      <w:r>
+        <w:t>.</w:t>
       </w:r>
     </w:p>
     <w:p>
       <w:pPr>
         <w:pStyle w:val="BodyText"/>
-      </w:pPr>
-      <w:r>
-        <w:t>Migration is</w:t>
-      </w:r>
-      <w:r>
-        <w:t xml:space="preserve"> one of the major component of population change which is basically cause by socio-economic factors. </w:t>
-      </w:r>
-      <w:r>
-        <w:t>It is one of the demographic phenomenon which cause</w:t>
-      </w:r>
-      <w:r>
-        <w:t>s</w:t>
-      </w:r>
-      <w:r>
-        <w:t xml:space="preserve"> significance change in various aspects of life basically the socio economic </w:t>
-      </w:r>
-      <w:r>
-        <w:t>changes It affect</w:t>
-      </w:r>
-      <w:r>
-        <w:t xml:space="preserve"> not one the size of the population but also change its structure and social characteristics. </w:t>
-      </w:r>
-      <w:r>
-        <w:t xml:space="preserve">Migration is not only the factor of population change there is other </w:t>
-      </w:r>
-      <w:r>
-        <w:t>biological factor</w:t>
-      </w:r>
-      <w:r>
-        <w:t xml:space="preserve"> namely fertility and mortality which have adverse effect in </w:t>
-      </w:r>
-      <w:r>
-        <w:t>population change.</w:t>
-      </w:r>
-    </w:p>
-    <w:p>
-      <w:pPr>
-        <w:pStyle w:val="BodyText"/>
-      </w:pPr>
-      <w:r>
-        <w:t>Mi</w:t>
-      </w:r>
-      <w:r>
-        <w:t>gration affects not only the</w:t>
-      </w:r>
-      <w:r>
-        <w:t xml:space="preserve"> population size of origin but also destination point of migrant people. Socio-economic factor are the main causes why people migrant from one place to another. In </w:t>
-      </w:r>
-      <w:r>
-        <w:t>addition,</w:t>
-      </w:r>
-      <w:r>
-        <w:t xml:space="preserve"> it is very difficult to know why some people migrate from one place </w:t>
-      </w:r>
-      <w:r>
-        <w:t>to another</w:t>
-      </w:r>
-      <w:r>
-        <w:t xml:space="preserve"> particular place</w:t>
-      </w:r>
-    </w:p>
-    <w:p>
-      <w:pPr>
-        <w:pStyle w:val="BodyText"/>
-      </w:pPr>
-      <w:r>
-        <w:t xml:space="preserve"> The United Nations Multilingual Diction</w:t>
-      </w:r>
-      <w:r>
-        <w:t>ary also defined migration as "</w:t>
-      </w:r>
-      <w:r>
-        <w:t xml:space="preserve">a form of geographic mobility or spatial mobility between one geographical unit and another, generally involving change in residence from the place of origin or place of departure to the place of destination or place of </w:t>
-      </w:r>
-      <w:r>
-        <w:t>arrival. ‟</w:t>
-      </w:r>
-      <w:r>
-        <w:t xml:space="preserve"> </w:t>
-      </w:r>
-      <w:r>
-        <w:rPr>
-          <w:noProof/>
-        </w:rPr>
-        <w:t>(United Nations [UN], 1973, p. 173)</w:t>
-      </w:r>
-      <w:r>
-        <w:t>.</w:t>
-      </w:r>
-    </w:p>
-    <w:p>
-      <w:pPr>
-        <w:pStyle w:val="BodyText"/>
-      </w:pPr>
-      <w:r>
-        <w:t xml:space="preserve"> Migration is a special mobility of people by changing usual place of residence to a </w:t>
+        <w:ind w:firstLine="0"/>
+      </w:pPr>
+      <w:r>
+        <w:t>M</w:t>
+      </w:r>
+      <w:r>
+        <w:t xml:space="preserve">igration is a special mobility of people by changing usual place of residence to a </w:t>
       </w:r>
       <w:r>
         <w:t>well-defined</w:t>
@@ -3312,19 +3223,20 @@
     <w:p>
       <w:pPr>
         <w:pStyle w:val="BodyText"/>
-      </w:pPr>
-      <w:r>
-        <w:t xml:space="preserve"> Migration is a barometer of changing social, </w:t>
+        <w:ind w:firstLine="0"/>
+      </w:pPr>
+      <w:r>
+        <w:t xml:space="preserve">Migration is a barometer of changing social, </w:t>
       </w:r>
       <w:r>
         <w:t>economic</w:t>
       </w:r>
       <w:r>
-        <w:t xml:space="preserve"> and political circumstances at the national and international level. In all cases, migration is a sign of wide disparities in economic and social conditions between origin and destination both caused by better and cheaper transports and communication facilities. Another common feature is </w:t>
+        <w:t xml:space="preserve"> and political circumstances at the national and international level. In all cases, migration is a sign of wide disparities in economic and social conditions between origin and destination both caused by better and cheaper transports and communication facilities. Another common feature is unpredictable </w:t>
       </w:r>
       <w:r>
         <w:lastRenderedPageBreak/>
-        <w:t>unpredictable and volatile movement as the result of specific short term or long term crises. Most of these crises produce in the first place local rather than international movements through migrants may cross boarde</w:t>
+        <w:t>and volatile movement as the result of specific short term or long term crises. Most of these crises produce in the first place local rather than international movements through migrants may cross boarde</w:t>
       </w:r>
       <w:r>
         <w:t>rs in search of their security</w:t>
@@ -3356,6 +3268,7 @@
     <w:p>
       <w:pPr>
         <w:pStyle w:val="BodyText"/>
+        <w:ind w:firstLine="0"/>
       </w:pPr>
       <w:r>
         <w:t xml:space="preserve">According to classical economic theorem migration balances the distribution of population and the supply of resources. People move from poor area to rich resource. Migration is broadly divided into two divisions, one is internal and another is international migration. Internal migration is the migration within country i.e. in migration and out migration while international migration refers to the movement of people from one country to another i.e. immigration and emigration. </w:t>
@@ -3364,6 +3277,7 @@
     <w:p>
       <w:pPr>
         <w:pStyle w:val="BodyText"/>
+        <w:ind w:firstLine="0"/>
       </w:pPr>
       <w:r>
         <w:t xml:space="preserve">As a mechanism of balancing population and actual resources it is one of central interest to the study of population environmental relationship and economic development. Migration may occur from one village to another, within the districts or between the districts and within the country or outside the country people move largely because of economic motives. Similarly, selectively among migrants may also occur by age and sex. In India and Nepal, large number of adults leaving their families behind in the native village, such movements are largely due to economic motives where employment opportunities </w:t>
@@ -3378,6 +3292,7 @@
     <w:p>
       <w:pPr>
         <w:pStyle w:val="BodyText"/>
+        <w:ind w:firstLine="0"/>
       </w:pPr>
       <w:r>
         <w:t xml:space="preserve">Process of migration is as old as human society. In early days there was primitive migration in which the natural forces were vital but as the time passed on gradually different types of migration appears in </w:t>
@@ -3421,6 +3336,7 @@
     <w:p>
       <w:pPr>
         <w:pStyle w:val="BodyText"/>
+        <w:ind w:firstLine="0"/>
       </w:pPr>
       <w:r>
         <w:t xml:space="preserve">Our country is divided into three ecological zones namely Mountain, Hill and </w:t>
@@ -3431,11 +3347,11 @@
       </w:r>
       <w:proofErr w:type="spellEnd"/>
       <w:r>
-        <w:t xml:space="preserve">. These three ecological zones are divided into five development regions namely Eastern, </w:t>
+        <w:t xml:space="preserve">. These three ecological zones are divided into five development regions namely Eastern, Central, </w:t>
       </w:r>
       <w:r>
         <w:lastRenderedPageBreak/>
-        <w:t xml:space="preserve">Central, Western, Mid-western and Far-western development regions. Again these three ecological regions are divided into 14 zones and 75 districts. </w:t>
+        <w:t xml:space="preserve">Western, Mid-western and Far-western development regions. Again these three ecological regions are divided into 14 zones and 75 districts. </w:t>
       </w:r>
     </w:p>
     <w:p>
@@ -3565,7 +3481,7 @@
       <w:pPr>
         <w:pStyle w:val="Heading2"/>
       </w:pPr>
-      <w:bookmarkStart w:id="5" w:name="_Toc216936130"/>
+      <w:bookmarkStart w:id="3" w:name="_Toc216936130"/>
       <w:r>
         <w:lastRenderedPageBreak/>
         <w:t>1.2</w:t>
@@ -3579,7 +3495,7 @@
       <w:r>
         <w:t>roblem</w:t>
       </w:r>
-      <w:bookmarkEnd w:id="5"/>
+      <w:bookmarkEnd w:id="3"/>
     </w:p>
     <w:p>
       <w:pPr>
@@ -3661,19 +3577,7 @@
         <w:pStyle w:val="BodyText"/>
       </w:pPr>
       <w:r>
-        <w:t xml:space="preserve">What are the factor that keep people </w:t>
-      </w:r>
-      <w:r>
-        <w:t>migra</w:t>
-      </w:r>
-      <w:r>
-        <w:t>t</w:t>
-      </w:r>
-      <w:r>
-        <w:t>ing</w:t>
-      </w:r>
-      <w:r>
-        <w:t>?</w:t>
+        <w:t>What are the trends of this movement?</w:t>
       </w:r>
     </w:p>
     <w:p>
@@ -3681,27 +3585,18 @@
         <w:pStyle w:val="BodyText"/>
       </w:pPr>
       <w:r>
-        <w:t>What are the pull factors of in</w:t>
-      </w:r>
-      <w:r>
-        <w:t>-</w:t>
-      </w:r>
-      <w:r>
-        <w:t>migration in</w:t>
-      </w:r>
-      <w:r>
-        <w:t xml:space="preserve"> </w:t>
-      </w:r>
-      <w:proofErr w:type="spellStart"/>
-      <w:r>
-        <w:t>Shankharapur</w:t>
-      </w:r>
-      <w:proofErr w:type="spellEnd"/>
-      <w:r>
-        <w:t xml:space="preserve"> municipality ward 9</w:t>
-      </w:r>
-      <w:r>
-        <w:t>?</w:t>
+        <w:t xml:space="preserve">What are the </w:t>
+      </w:r>
+      <w:r>
+        <w:t>causes of this movement?</w:t>
+      </w:r>
+    </w:p>
+    <w:p>
+      <w:pPr>
+        <w:pStyle w:val="BodyText"/>
+      </w:pPr>
+      <w:r>
+        <w:t>What are the consequences of this movement?</w:t>
       </w:r>
     </w:p>
     <w:p>
@@ -3739,7 +3634,7 @@
       <w:pPr>
         <w:pStyle w:val="Heading2"/>
       </w:pPr>
-      <w:bookmarkStart w:id="6" w:name="_Toc216936131"/>
+      <w:bookmarkStart w:id="4" w:name="_Toc216936131"/>
       <w:r>
         <w:lastRenderedPageBreak/>
         <w:t>1.3</w:t>
@@ -3750,7 +3645,7 @@
       <w:r>
         <w:t>Objectives of the Study</w:t>
       </w:r>
-      <w:bookmarkEnd w:id="6"/>
+      <w:bookmarkEnd w:id="4"/>
       <w:r>
         <w:t xml:space="preserve"> </w:t>
       </w:r>
@@ -3878,34 +3773,25 @@
     </w:p>
     <w:p>
       <w:pPr>
-        <w:rPr>
-          <w:rFonts w:ascii="Times New Roman" w:hAnsi="Times New Roman" w:cs="Times New Roman"/>
-          <w:sz w:val="22"/>
-          <w:szCs w:val="22"/>
-        </w:rPr>
-      </w:pPr>
-      <w:r>
-        <w:rPr>
-          <w:rFonts w:ascii="Times New Roman" w:hAnsi="Times New Roman" w:cs="Times New Roman"/>
-          <w:sz w:val="22"/>
-          <w:szCs w:val="22"/>
-        </w:rPr>
-        <w:br w:type="page"/>
-      </w:r>
-    </w:p>
-    <w:p>
-      <w:pPr>
         <w:pStyle w:val="Heading2"/>
       </w:pPr>
-      <w:bookmarkStart w:id="7" w:name="_Toc216936132"/>
-      <w:r>
-        <w:lastRenderedPageBreak/>
-        <w:t>1.4 Rationale of the S</w:t>
+      <w:bookmarkStart w:id="5" w:name="_Toc216936132"/>
+      <w:r>
+        <w:t>1</w:t>
+      </w:r>
+      <w:r>
+        <w:t xml:space="preserve">.4 </w:t>
+      </w:r>
+      <w:r>
+        <w:t>Significance</w:t>
+      </w:r>
+      <w:r>
+        <w:t xml:space="preserve"> of the S</w:t>
       </w:r>
       <w:r>
         <w:t>tudy</w:t>
       </w:r>
-      <w:bookmarkEnd w:id="7"/>
+      <w:bookmarkEnd w:id="5"/>
     </w:p>
     <w:p>
       <w:pPr>
@@ -3996,8 +3882,10 @@
     <w:p>
       <w:pPr>
         <w:pStyle w:val="BodyText"/>
-      </w:pPr>
-      <w:r>
+        <w:ind w:firstLine="0"/>
+      </w:pPr>
+      <w:r>
+        <w:lastRenderedPageBreak/>
         <w:t>Finally, this study provides a useful reference for academics and researchers and may serve as a foundation for further research on migration and urban development.</w:t>
       </w:r>
     </w:p>
@@ -4005,22 +3893,19 @@
       <w:pPr>
         <w:pStyle w:val="Heading2"/>
       </w:pPr>
-      <w:bookmarkStart w:id="8" w:name="_Toc216936133"/>
+      <w:bookmarkStart w:id="6" w:name="_Toc216936133"/>
       <w:r>
         <w:t>1.5 Limitations of the study</w:t>
       </w:r>
-      <w:bookmarkEnd w:id="8"/>
+      <w:bookmarkEnd w:id="6"/>
     </w:p>
     <w:p>
       <w:pPr>
         <w:pStyle w:val="BodyText"/>
-      </w:pPr>
-      <w:r>
-        <w:t xml:space="preserve">This study has several limitations that should be considered while interpreting the results. The research was conducted within a limited time frame, which constrained detailed primary data collection through interviews and limited the extent of secondary data collection from local-level institutions, particularly the ward office. The sample size </w:t>
-      </w:r>
-      <w:r>
-        <w:lastRenderedPageBreak/>
-        <w:t xml:space="preserve">was also limited, and therefore may not fully represent the entire migrant population of the study area. Moreover, the study is geographically confined to </w:t>
+        <w:ind w:firstLine="0"/>
+      </w:pPr>
+      <w:r>
+        <w:t xml:space="preserve">This study has several limitations that should be considered while interpreting the results. The research was conducted within a limited time frame, which constrained detailed primary data collection through interviews and limited the extent of secondary data collection from local-level institutions, particularly the ward office. The sample size was also limited, and therefore may not fully represent the entire migrant population of the study area. Moreover, the study is geographically confined to </w:t>
       </w:r>
       <w:proofErr w:type="spellStart"/>
       <w:r>
@@ -4042,6 +3927,7 @@
     <w:p>
       <w:pPr>
         <w:pStyle w:val="BodyText"/>
+        <w:ind w:firstLine="0"/>
       </w:pPr>
       <w:r>
         <w:t>Despite these limitations, the study provides valuable insights into the status, causes, and consequences of immigration in the study area. The findings are considered sufficient to meet the objectives of the study and to support future research and planning initiatives.</w:t>
@@ -4062,27 +3948,26 @@
       <w:pPr>
         <w:pStyle w:val="Heading2"/>
       </w:pPr>
-      <w:bookmarkStart w:id="9" w:name="_Toc216936134"/>
+      <w:bookmarkStart w:id="7" w:name="_Toc216936134"/>
       <w:r>
         <w:t>1.6 Organization of the Study</w:t>
       </w:r>
-      <w:bookmarkEnd w:id="9"/>
+      <w:bookmarkEnd w:id="7"/>
     </w:p>
     <w:p>
       <w:pPr>
         <w:pStyle w:val="BodyText"/>
+        <w:ind w:firstLine="0"/>
       </w:pPr>
       <w:r>
         <w:t xml:space="preserve">The proposed study will be organized into five chapters. Chapter One will provide an introduction to the study, including the background, problem statement, objectives, rationale, significance, and limitations. Chapter Two will review the relevant literature on migration, with emphasis on its causes, consequences, and the demographic characteristics of migrants. Chapter Three will describe the research methodology, covering the study area, data sources, sampling techniques, and methods of data collection. Chapter Four will focus on the analysis and interpretation of the collected data. Finally, Chapter Five will present the summary of findings, conclusions, and practical recommendations based on the </w:t>
       </w:r>
-      <w:proofErr w:type="gramStart"/>
-      <w:r>
-        <w:t>study.</w:t>
+      <w:r>
+        <w:t xml:space="preserve">study. </w:t>
       </w:r>
       <w:r>
         <w:softHyphen/>
       </w:r>
-      <w:proofErr w:type="gramEnd"/>
     </w:p>
     <w:p>
       <w:pPr>
@@ -4100,6 +3985,7 @@
           <w:sz w:val="22"/>
           <w:szCs w:val="22"/>
         </w:rPr>
+        <w:lastRenderedPageBreak/>
         <w:br w:type="page"/>
       </w:r>
     </w:p>
@@ -4112,7 +3998,7 @@
           <w:bCs w:val="0"/>
         </w:rPr>
       </w:pPr>
-      <w:bookmarkStart w:id="10" w:name="_Toc216936135"/>
+      <w:bookmarkStart w:id="8" w:name="_Toc216936135"/>
       <w:r>
         <w:rPr>
           <w:rStyle w:val="Strong"/>
@@ -4120,7 +4006,7 @@
           <w:bCs w:val="0"/>
         </w:rPr>
         <w:lastRenderedPageBreak/>
-        <w:t xml:space="preserve">Chapter </w:t>
+        <w:t>Chapter-</w:t>
       </w:r>
       <w:r>
         <w:rPr>
@@ -4130,7 +4016,7 @@
         </w:rPr>
         <w:t>Two</w:t>
       </w:r>
-      <w:bookmarkEnd w:id="10"/>
+      <w:bookmarkEnd w:id="8"/>
     </w:p>
     <w:p>
       <w:pPr>
@@ -4141,7 +4027,7 @@
           <w:bCs w:val="0"/>
         </w:rPr>
       </w:pPr>
-      <w:bookmarkStart w:id="11" w:name="_Toc216936136"/>
+      <w:bookmarkStart w:id="9" w:name="_Toc216936136"/>
       <w:r>
         <w:rPr>
           <w:rStyle w:val="Strong"/>
@@ -4150,7 +4036,7 @@
         </w:rPr>
         <w:t>Literature Review</w:t>
       </w:r>
-      <w:bookmarkEnd w:id="11"/>
+      <w:bookmarkEnd w:id="9"/>
     </w:p>
     <w:p>
       <w:pPr>
@@ -4455,10 +4341,7 @@
       </w:r>
       <w:proofErr w:type="spellEnd"/>
       <w:r>
-        <w:t xml:space="preserve"> </w:t>
-      </w:r>
-      <w:r>
-        <w:t>(</w:t>
+        <w:t xml:space="preserve"> (</w:t>
       </w:r>
       <w:proofErr w:type="spellStart"/>
       <w:r>
@@ -4579,11 +4462,11 @@
       <w:pPr>
         <w:pStyle w:val="Heading2"/>
       </w:pPr>
-      <w:bookmarkStart w:id="12" w:name="_Toc216936137"/>
+      <w:bookmarkStart w:id="10" w:name="_Toc216936137"/>
       <w:r>
         <w:t>2.1 Theoretical Review</w:t>
       </w:r>
-      <w:bookmarkEnd w:id="12"/>
+      <w:bookmarkEnd w:id="10"/>
     </w:p>
     <w:p>
       <w:pPr>
@@ -4629,11 +4512,11 @@
       <w:pPr>
         <w:pStyle w:val="Heading2"/>
       </w:pPr>
-      <w:bookmarkStart w:id="13" w:name="_Toc216936138"/>
+      <w:bookmarkStart w:id="11" w:name="_Toc216936138"/>
       <w:r>
         <w:t>2.2 Empirical Review</w:t>
       </w:r>
-      <w:bookmarkEnd w:id="13"/>
+      <w:bookmarkEnd w:id="11"/>
     </w:p>
     <w:p>
       <w:pPr>
@@ -4696,11 +4579,11 @@
       <w:pPr>
         <w:pStyle w:val="Heading2"/>
       </w:pPr>
-      <w:bookmarkStart w:id="14" w:name="_Toc216936139"/>
+      <w:bookmarkStart w:id="12" w:name="_Toc216936139"/>
       <w:r>
         <w:t>2.3 Policy Review</w:t>
       </w:r>
-      <w:bookmarkEnd w:id="14"/>
+      <w:bookmarkEnd w:id="12"/>
     </w:p>
     <w:p>
       <w:pPr>
@@ -4730,11 +4613,11 @@
       <w:pPr>
         <w:pStyle w:val="Heading2"/>
       </w:pPr>
-      <w:bookmarkStart w:id="15" w:name="_Toc216936140"/>
+      <w:bookmarkStart w:id="13" w:name="_Toc216936140"/>
       <w:r>
         <w:t>2.4 Research Gap</w:t>
       </w:r>
-      <w:bookmarkEnd w:id="15"/>
+      <w:bookmarkEnd w:id="13"/>
     </w:p>
     <w:p>
       <w:pPr>
@@ -4800,12 +4683,12 @@
       <w:pPr>
         <w:pStyle w:val="Heading2"/>
       </w:pPr>
-      <w:bookmarkStart w:id="16" w:name="_Toc216936141"/>
+      <w:bookmarkStart w:id="14" w:name="_Toc216936141"/>
       <w:r>
         <w:lastRenderedPageBreak/>
         <w:t>2.5 Conceptual Framework</w:t>
       </w:r>
-      <w:bookmarkEnd w:id="16"/>
+      <w:bookmarkEnd w:id="14"/>
     </w:p>
     <w:p>
       <w:pPr>
@@ -4814,6 +4697,7 @@
       <w:r>
         <w:rPr>
           <w:noProof/>
+          <w:lang w:eastAsia="en-US"/>
         </w:rPr>
         <mc:AlternateContent>
           <mc:Choice Requires="wps">
@@ -5311,6 +5195,10 @@
         </mc:AlternateContent>
       </w:r>
       <w:r>
+        <w:rPr>
+          <w:noProof/>
+          <w:lang w:eastAsia="en-US"/>
+        </w:rPr>
         <mc:AlternateContent>
           <mc:Choice Requires="wps">
             <w:drawing>
@@ -5593,6 +5481,10 @@
         </mc:AlternateContent>
       </w:r>
       <w:r>
+        <w:rPr>
+          <w:noProof/>
+          <w:lang w:eastAsia="en-US"/>
+        </w:rPr>
         <mc:AlternateContent>
           <mc:Choice Requires="wps">
             <w:drawing>
@@ -6716,6 +6608,10 @@
         </mc:AlternateContent>
       </w:r>
       <w:r>
+        <w:rPr>
+          <w:noProof/>
+          <w:lang w:eastAsia="en-US" w:bidi="ne-NP"/>
+        </w:rPr>
         <mc:AlternateContent>
           <mc:Choice Requires="wps">
             <w:drawing>
@@ -6934,6 +6830,10 @@
         </mc:AlternateContent>
       </w:r>
       <w:r>
+        <w:rPr>
+          <w:noProof/>
+          <w:lang w:eastAsia="en-US" w:bidi="ne-NP"/>
+        </w:rPr>
         <mc:AlternateContent>
           <mc:Choice Requires="wps">
             <w:drawing>
@@ -7092,27 +6992,14 @@
       <w:r>
         <w:t xml:space="preserve">Figure </w:t>
       </w:r>
-      <w:r>
-        <w:fldChar w:fldCharType="begin"/>
-      </w:r>
-      <w:r>
-        <w:instrText xml:space="preserve"> SEQ Figure \* ARABIC </w:instrText>
-      </w:r>
-      <w:r>
-        <w:fldChar w:fldCharType="separate"/>
-      </w:r>
-      <w:r>
-        <w:rPr>
-          <w:noProof/>
-        </w:rPr>
-        <w:t>1</w:t>
-      </w:r>
-      <w:r>
-        <w:rPr>
-          <w:noProof/>
-        </w:rPr>
-        <w:fldChar w:fldCharType="end"/>
-      </w:r>
+      <w:fldSimple w:instr=" SEQ Figure \* ARABIC ">
+        <w:r>
+          <w:rPr>
+            <w:noProof/>
+          </w:rPr>
+          <w:t>1</w:t>
+        </w:r>
+      </w:fldSimple>
       <w:r>
         <w:t xml:space="preserve"> Conceptual Framework of Migration Study</w:t>
       </w:r>
@@ -7230,7 +7117,7 @@
         </w:rPr>
         <w:br w:type="page"/>
       </w:r>
-      <w:bookmarkStart w:id="17" w:name="_Toc216936142"/>
+      <w:bookmarkStart w:id="15" w:name="_Toc216936142"/>
       <w:r>
         <w:rPr>
           <w:rStyle w:val="Strong"/>
@@ -7238,7 +7125,7 @@
           <w:bCs w:val="0"/>
         </w:rPr>
         <w:lastRenderedPageBreak/>
-        <w:t xml:space="preserve">Chapter </w:t>
+        <w:t>Chapter-</w:t>
       </w:r>
       <w:r>
         <w:rPr>
@@ -7248,7 +7135,7 @@
         </w:rPr>
         <w:t>Three</w:t>
       </w:r>
-      <w:bookmarkEnd w:id="17"/>
+      <w:bookmarkEnd w:id="15"/>
     </w:p>
     <w:p>
       <w:pPr>
@@ -7257,29 +7144,107 @@
           <w:rStyle w:val="Strong"/>
           <w:b/>
           <w:bCs w:val="0"/>
-        </w:rPr>
-      </w:pPr>
-      <w:bookmarkStart w:id="18" w:name="_Toc216936143"/>
+          <w:sz w:val="28"/>
+          <w:szCs w:val="38"/>
+        </w:rPr>
+      </w:pPr>
+      <w:bookmarkStart w:id="16" w:name="_Toc216936143"/>
       <w:r>
         <w:rPr>
           <w:rStyle w:val="Strong"/>
           <w:b/>
           <w:bCs w:val="0"/>
+          <w:sz w:val="28"/>
+          <w:szCs w:val="38"/>
         </w:rPr>
         <w:t>Research methodology</w:t>
       </w:r>
+      <w:bookmarkEnd w:id="16"/>
+    </w:p>
+    <w:p>
+      <w:pPr>
+        <w:pStyle w:val="Heading2"/>
+      </w:pPr>
+      <w:r>
+        <w:t xml:space="preserve">3.1 </w:t>
+      </w:r>
+      <w:r>
+        <w:t>Rationale of Selection and Study Area</w:t>
+      </w:r>
+    </w:p>
+    <w:p/>
+    <w:p>
+      <w:pPr>
+        <w:pStyle w:val="Heading2"/>
+      </w:pPr>
+      <w:bookmarkStart w:id="17" w:name="_Toc216936144"/>
+      <w:r>
+        <w:t>3.1</w:t>
+      </w:r>
+      <w:r>
+        <w:t xml:space="preserve"> Research Design</w:t>
+      </w:r>
+      <w:bookmarkStart w:id="18" w:name="_GoBack"/>
+      <w:bookmarkEnd w:id="17"/>
       <w:bookmarkEnd w:id="18"/>
     </w:p>
     <w:p>
       <w:pPr>
+        <w:pStyle w:val="BodyText"/>
+      </w:pPr>
+      <w:r>
+        <w:t xml:space="preserve">The main objective of this research is to explore the </w:t>
+      </w:r>
+      <w:r>
+        <w:t xml:space="preserve">trend, causes and consequences of </w:t>
+      </w:r>
+      <w:proofErr w:type="spellStart"/>
+      <w:r>
+        <w:t>inmigration</w:t>
+      </w:r>
+      <w:proofErr w:type="spellEnd"/>
+      <w:r>
+        <w:t xml:space="preserve"> of the study area.  </w:t>
+      </w:r>
+      <w:r>
+        <w:t xml:space="preserve">In order to carry out the research properly, both descriptive and exploratory research designs will be used. It will explore the </w:t>
+      </w:r>
+      <w:r>
+        <w:t>causes</w:t>
+      </w:r>
+      <w:r>
+        <w:t xml:space="preserve"> concerned with </w:t>
+      </w:r>
+      <w:proofErr w:type="spellStart"/>
+      <w:r>
+        <w:t>inmigration</w:t>
+      </w:r>
+      <w:proofErr w:type="spellEnd"/>
+      <w:r>
+        <w:t xml:space="preserve"> within the </w:t>
+      </w:r>
+      <w:proofErr w:type="spellStart"/>
+      <w:r>
+        <w:t>inmigrant</w:t>
+      </w:r>
+      <w:proofErr w:type="spellEnd"/>
+      <w:r>
+        <w:t xml:space="preserve">. </w:t>
+      </w:r>
+    </w:p>
+    <w:p>
+      <w:pPr>
         <w:pStyle w:val="Heading2"/>
       </w:pPr>
-      <w:bookmarkStart w:id="19" w:name="_Toc216936144"/>
-      <w:r>
-        <w:t>3.1</w:t>
-      </w:r>
-      <w:r>
-        <w:t xml:space="preserve"> Research Design</w:t>
+      <w:bookmarkStart w:id="19" w:name="_Toc216936145"/>
+      <w:r>
+        <w:t>3.2</w:t>
+      </w:r>
+      <w:r>
+        <w:t xml:space="preserve"> </w:t>
+      </w:r>
+      <w:r>
+        <w:t>Nature and source of data</w:t>
       </w:r>
       <w:bookmarkEnd w:id="19"/>
     </w:p>
@@ -7288,229 +7253,169 @@
         <w:pStyle w:val="BodyText"/>
       </w:pPr>
       <w:r>
-        <w:t xml:space="preserve">The main objective of this research is to explore the </w:t>
-      </w:r>
-      <w:r>
-        <w:t xml:space="preserve">trend, causes and consequences of </w:t>
+        <w:t xml:space="preserve">This study will base on both primary and secondary data. Primary data will be collected in the field with the help of different tools and techniques; interview and observation. On the </w:t>
+      </w:r>
+      <w:r>
+        <w:t>other hand,</w:t>
+      </w:r>
+      <w:r>
+        <w:t xml:space="preserve"> the secondary data will be obtained from library, published and unpublished articles, documents, books and CBS records</w:t>
+      </w:r>
+      <w:r>
+        <w:t xml:space="preserve"> and the municipality record of the study area</w:t>
+      </w:r>
+      <w:r>
+        <w:t>.</w:t>
+      </w:r>
+    </w:p>
+    <w:p>
+      <w:pPr>
+        <w:pStyle w:val="Heading2"/>
+      </w:pPr>
+      <w:r>
+        <w:t xml:space="preserve"> </w:t>
+      </w:r>
+      <w:bookmarkStart w:id="20" w:name="_Toc216936146"/>
+      <w:r>
+        <w:t>3.3</w:t>
+      </w:r>
+      <w:r>
+        <w:t xml:space="preserve"> </w:t>
+      </w:r>
+      <w:r>
+        <w:t>Population and Sampling</w:t>
+      </w:r>
+      <w:bookmarkEnd w:id="20"/>
+    </w:p>
+    <w:p>
+      <w:pPr>
+        <w:pStyle w:val="BodyText"/>
+      </w:pPr>
+      <w:r>
+        <w:t xml:space="preserve">The </w:t>
       </w:r>
       <w:proofErr w:type="spellStart"/>
       <w:r>
-        <w:t>inmigration</w:t>
+        <w:t>Shankharapur</w:t>
       </w:r>
       <w:proofErr w:type="spellEnd"/>
       <w:r>
-        <w:t xml:space="preserve"> of the study area.  </w:t>
-      </w:r>
-      <w:r>
-        <w:t xml:space="preserve">In order to carry out the research properly, both descriptive and exploratory research designs will be used. It will explore the </w:t>
-      </w:r>
-      <w:r>
-        <w:t>causes</w:t>
-      </w:r>
-      <w:r>
-        <w:t xml:space="preserve"> concerned with </w:t>
+        <w:t xml:space="preserve"> M</w:t>
+      </w:r>
+      <w:r>
+        <w:t>unicipality ward 9</w:t>
+      </w:r>
+      <w:r>
+        <w:t xml:space="preserve"> profile </w:t>
+      </w:r>
+      <w:r>
+        <w:t>-</w:t>
+      </w:r>
+      <w:r>
+        <w:t xml:space="preserve"> </w:t>
+      </w:r>
+      <w:r>
+        <w:t>20</w:t>
+      </w:r>
+      <w:r>
+        <w:t>24</w:t>
+      </w:r>
+      <w:r>
+        <w:t xml:space="preserve"> sh</w:t>
+      </w:r>
+      <w:r>
+        <w:t>ows that there are a total of 843</w:t>
+      </w:r>
+      <w:r>
+        <w:t xml:space="preserve"> households. Out of 9 wards, ward no.</w:t>
+      </w:r>
+      <w:r>
+        <w:t>9</w:t>
+      </w:r>
+      <w:r>
+        <w:t xml:space="preserve"> will be considered</w:t>
+      </w:r>
+      <w:r>
+        <w:t xml:space="preserve"> as</w:t>
+      </w:r>
+      <w:r>
+        <w:t xml:space="preserve"> st</w:t>
+      </w:r>
+      <w:r>
+        <w:t xml:space="preserve">udy area. This ward </w:t>
+      </w:r>
+      <w:r>
+        <w:t>contains</w:t>
+      </w:r>
+      <w:r>
+        <w:t xml:space="preserve"> 87 </w:t>
+      </w:r>
+      <w:r>
+        <w:t>households</w:t>
+      </w:r>
+      <w:r>
+        <w:t>. These households were</w:t>
+      </w:r>
+      <w:r>
+        <w:t xml:space="preserve"> sampled for the study because of the time, resources, expert manpower and proper implication of the study. </w:t>
+      </w:r>
+      <w:r>
+        <w:t>Random sampling</w:t>
+      </w:r>
+      <w:r>
+        <w:t xml:space="preserve"> method will be used to </w:t>
+      </w:r>
+      <w:r>
+        <w:t xml:space="preserve">choose </w:t>
       </w:r>
       <w:proofErr w:type="spellStart"/>
       <w:r>
-        <w:t>inmigration</w:t>
+        <w:t>Shankharapur</w:t>
       </w:r>
       <w:proofErr w:type="spellEnd"/>
       <w:r>
-        <w:t xml:space="preserve"> within the </w:t>
-      </w:r>
-      <w:proofErr w:type="spellStart"/>
-      <w:r>
-        <w:t>inmigrant</w:t>
-      </w:r>
-      <w:proofErr w:type="spellEnd"/>
-      <w:r>
-        <w:t xml:space="preserve">. </w:t>
+        <w:t xml:space="preserve"> municipality </w:t>
+      </w:r>
+      <w:r>
+        <w:t xml:space="preserve">ward no. </w:t>
+      </w:r>
+      <w:r>
+        <w:t>9</w:t>
+      </w:r>
+      <w:r>
+        <w:t xml:space="preserve"> from </w:t>
+      </w:r>
+      <w:r>
+        <w:t>Kathmandu</w:t>
+      </w:r>
+      <w:r>
+        <w:t xml:space="preserve"> district. To draw the sample from whole population, purposive method will be used. </w:t>
       </w:r>
     </w:p>
     <w:p>
       <w:pPr>
         <w:pStyle w:val="Heading2"/>
       </w:pPr>
-      <w:bookmarkStart w:id="20" w:name="_Toc216936145"/>
-      <w:r>
-        <w:t>3.2</w:t>
+      <w:bookmarkStart w:id="21" w:name="_Toc216936147"/>
+      <w:r>
+        <w:t>3.4</w:t>
       </w:r>
       <w:r>
         <w:t xml:space="preserve"> </w:t>
       </w:r>
       <w:r>
-        <w:t>Nature and source of data</w:t>
-      </w:r>
-      <w:bookmarkEnd w:id="20"/>
+        <w:t>Method of Data Collection</w:t>
+      </w:r>
+      <w:bookmarkEnd w:id="21"/>
+      <w:r>
+        <w:t xml:space="preserve"> </w:t>
+      </w:r>
     </w:p>
     <w:p>
       <w:pPr>
         <w:pStyle w:val="BodyText"/>
       </w:pPr>
       <w:r>
-        <w:t xml:space="preserve">This study will base on both primary and secondary data. Primary data will be collected in the field with the help of different tools and techniques; interview and observation. On the </w:t>
-      </w:r>
-      <w:r>
-        <w:t>other hand,</w:t>
-      </w:r>
-      <w:r>
-        <w:t xml:space="preserve"> the secondary data will be obtained from library, published and unpublished articles, documents, books and CBS records</w:t>
-      </w:r>
-      <w:r>
-        <w:t xml:space="preserve"> and the municipality record of the study area</w:t>
-      </w:r>
-      <w:r>
-        <w:t>.</w:t>
-      </w:r>
-    </w:p>
-    <w:p>
-      <w:pPr>
-        <w:pStyle w:val="Heading2"/>
-      </w:pPr>
-      <w:r>
-        <w:t xml:space="preserve"> </w:t>
-      </w:r>
-      <w:bookmarkStart w:id="21" w:name="_Toc216936146"/>
-      <w:r>
-        <w:t>3.3</w:t>
-      </w:r>
-      <w:r>
-        <w:t xml:space="preserve"> </w:t>
-      </w:r>
-      <w:r>
-        <w:t>Population and Sampling</w:t>
-      </w:r>
-      <w:bookmarkEnd w:id="21"/>
-    </w:p>
-    <w:p>
-      <w:pPr>
-        <w:pStyle w:val="BodyText"/>
-      </w:pPr>
-      <w:r>
-        <w:t xml:space="preserve">The </w:t>
-      </w:r>
-      <w:proofErr w:type="spellStart"/>
-      <w:r>
-        <w:t>Shankharapur</w:t>
-      </w:r>
-      <w:proofErr w:type="spellEnd"/>
-      <w:r>
-        <w:t xml:space="preserve"> M</w:t>
-      </w:r>
-      <w:r>
-        <w:t>unicipality ward 9</w:t>
-      </w:r>
-      <w:r>
-        <w:t xml:space="preserve"> profile </w:t>
-      </w:r>
-      <w:r>
-        <w:t>-</w:t>
-      </w:r>
-      <w:r>
-        <w:t xml:space="preserve"> </w:t>
-      </w:r>
-      <w:r>
-        <w:t>20</w:t>
-      </w:r>
-      <w:r>
-        <w:t>24</w:t>
-      </w:r>
-      <w:r>
-        <w:t xml:space="preserve"> sh</w:t>
-      </w:r>
-      <w:r>
-        <w:t>ows that there are a total of 843</w:t>
-      </w:r>
-      <w:r>
-        <w:t xml:space="preserve"> households. Out of 9 wards, ward no.</w:t>
-      </w:r>
-      <w:r>
-        <w:t>9</w:t>
-      </w:r>
-      <w:r>
-        <w:t xml:space="preserve"> will be considered</w:t>
-      </w:r>
-      <w:r>
-        <w:t xml:space="preserve"> as</w:t>
-      </w:r>
-      <w:r>
-        <w:t xml:space="preserve"> st</w:t>
-      </w:r>
-      <w:r>
-        <w:t xml:space="preserve">udy area. This ward </w:t>
-      </w:r>
-      <w:r>
-        <w:t>contains</w:t>
-      </w:r>
-      <w:r>
-        <w:t xml:space="preserve"> 87 </w:t>
-      </w:r>
-      <w:r>
-        <w:t>households</w:t>
-      </w:r>
-      <w:r>
-        <w:t>. These households were</w:t>
-      </w:r>
-      <w:r>
-        <w:t xml:space="preserve"> sampled for the study because of the time, resources, expert manpower and proper implication of the study. </w:t>
-      </w:r>
-      <w:r>
-        <w:t>Random sampling</w:t>
-      </w:r>
-      <w:r>
-        <w:t xml:space="preserve"> method will be used to </w:t>
-      </w:r>
-      <w:r>
-        <w:t xml:space="preserve">choose </w:t>
-      </w:r>
-      <w:proofErr w:type="spellStart"/>
-      <w:r>
-        <w:t>Shankharapur</w:t>
-      </w:r>
-      <w:proofErr w:type="spellEnd"/>
-      <w:r>
-        <w:t xml:space="preserve"> municipality </w:t>
-      </w:r>
-      <w:r>
-        <w:t xml:space="preserve">ward no. </w:t>
-      </w:r>
-      <w:r>
-        <w:t>9</w:t>
-      </w:r>
-      <w:r>
-        <w:t xml:space="preserve"> from </w:t>
-      </w:r>
-      <w:r>
-        <w:t>Kathmandu</w:t>
-      </w:r>
-      <w:r>
-        <w:t xml:space="preserve"> district. To draw the sample from whole population, purposive method will be used. </w:t>
-      </w:r>
-    </w:p>
-    <w:p>
-      <w:pPr>
-        <w:pStyle w:val="Heading2"/>
-      </w:pPr>
-      <w:bookmarkStart w:id="22" w:name="_Toc216936147"/>
-      <w:r>
-        <w:t>3.4</w:t>
-      </w:r>
-      <w:r>
-        <w:t xml:space="preserve"> </w:t>
-      </w:r>
-      <w:r>
-        <w:t>Method of Data Collection</w:t>
-      </w:r>
-      <w:bookmarkEnd w:id="22"/>
-      <w:r>
-        <w:t xml:space="preserve"> </w:t>
-      </w:r>
-    </w:p>
-    <w:p>
-      <w:pPr>
-        <w:pStyle w:val="BodyText"/>
-      </w:pPr>
-      <w:r>
         <w:t>In order to obtain necessary and reliable data for thus study the researcher will use the method such as observation, unstructured interview and some case study.</w:t>
       </w:r>
       <w:r>
@@ -7521,7 +7426,7 @@
       <w:pPr>
         <w:pStyle w:val="Heading3"/>
       </w:pPr>
-      <w:bookmarkStart w:id="23" w:name="_Toc216936148"/>
+      <w:bookmarkStart w:id="22" w:name="_Toc216936148"/>
       <w:r>
         <w:lastRenderedPageBreak/>
         <w:t>3.4</w:t>
@@ -7532,6 +7437,55 @@
       <w:r>
         <w:t>Observation</w:t>
       </w:r>
+      <w:bookmarkEnd w:id="22"/>
+    </w:p>
+    <w:p>
+      <w:pPr>
+        <w:pStyle w:val="BodyText"/>
+      </w:pPr>
+      <w:r>
+        <w:t xml:space="preserve">Observation method will use to collect the observable information such as </w:t>
+      </w:r>
+      <w:r>
+        <w:t>social status. Community participation, role in community decision making, their rel</w:t>
+      </w:r>
+      <w:r>
+        <w:t xml:space="preserve">ationship between the </w:t>
+      </w:r>
+      <w:proofErr w:type="spellStart"/>
+      <w:r>
+        <w:t>inmigrant</w:t>
+      </w:r>
+      <w:r>
+        <w:t>s</w:t>
+      </w:r>
+      <w:proofErr w:type="spellEnd"/>
+      <w:r>
+        <w:t xml:space="preserve"> and residential. The </w:t>
+      </w:r>
+      <w:proofErr w:type="spellStart"/>
+      <w:r>
+        <w:t>inmigration</w:t>
+      </w:r>
+      <w:proofErr w:type="spellEnd"/>
+      <w:r>
+        <w:t xml:space="preserve"> will be observed to find out the causes and consequences in the development sector of the study area</w:t>
+      </w:r>
+    </w:p>
+    <w:p>
+      <w:pPr>
+        <w:pStyle w:val="Heading3"/>
+      </w:pPr>
+      <w:bookmarkStart w:id="23" w:name="_Toc216936149"/>
+      <w:r>
+        <w:t>3.4</w:t>
+      </w:r>
+      <w:r>
+        <w:t>.2 In</w:t>
+      </w:r>
+      <w:r>
+        <w:t>terview</w:t>
+      </w:r>
       <w:bookmarkEnd w:id="23"/>
     </w:p>
     <w:p>
@@ -7539,47 +7493,64 @@
         <w:pStyle w:val="BodyText"/>
       </w:pPr>
       <w:r>
-        <w:t xml:space="preserve">Observation method will use to collect the observable information such as </w:t>
-      </w:r>
-      <w:r>
-        <w:t>social status. Community participation, role in community decision making, their rel</w:t>
-      </w:r>
-      <w:r>
-        <w:t xml:space="preserve">ationship between the </w:t>
-      </w:r>
-      <w:proofErr w:type="spellStart"/>
-      <w:r>
-        <w:t>inmigrant</w:t>
-      </w:r>
-      <w:r>
-        <w:t>s</w:t>
-      </w:r>
-      <w:proofErr w:type="spellEnd"/>
-      <w:r>
-        <w:t xml:space="preserve"> and residential. The </w:t>
-      </w:r>
-      <w:proofErr w:type="spellStart"/>
-      <w:r>
-        <w:t>inmigration</w:t>
-      </w:r>
-      <w:proofErr w:type="spellEnd"/>
-      <w:r>
-        <w:t xml:space="preserve"> will be observed to find out the causes and consequences in the development sector of the study area</w:t>
-      </w:r>
-    </w:p>
-    <w:p>
-      <w:pPr>
-        <w:pStyle w:val="Heading3"/>
-      </w:pPr>
-      <w:bookmarkStart w:id="24" w:name="_Toc216936149"/>
-      <w:r>
-        <w:t>3.4</w:t>
-      </w:r>
-      <w:r>
-        <w:t>.2 In</w:t>
-      </w:r>
-      <w:r>
-        <w:t>terview</w:t>
+        <w:t>An unstructured interview will be taken so as to meet the purpo</w:t>
+      </w:r>
+      <w:r>
+        <w:t xml:space="preserve">ses. The questionnaire will be </w:t>
+      </w:r>
+      <w:r>
+        <w:t xml:space="preserve">divided into four sections. The first section deals with the purpose of getting information </w:t>
+      </w:r>
+      <w:r>
+        <w:t>about demographic variable</w:t>
+      </w:r>
+      <w:r>
+        <w:t>s. The second section will deal</w:t>
+      </w:r>
+      <w:r>
+        <w:t xml:space="preserve"> with the main reason behind the </w:t>
+      </w:r>
+      <w:r>
+        <w:t>immigration</w:t>
+      </w:r>
+      <w:r>
+        <w:t>,</w:t>
+      </w:r>
+      <w:r>
+        <w:t xml:space="preserve"> while the third section will be the socio economic </w:t>
+      </w:r>
+      <w:r>
+        <w:t>variables. The</w:t>
+      </w:r>
+      <w:r>
+        <w:t xml:space="preserve"> last section includes the miscellaneous questionnaire about the causes and consequences of</w:t>
+      </w:r>
+      <w:r>
+        <w:t xml:space="preserve"> </w:t>
+      </w:r>
+      <w:r>
+        <w:t>immigration</w:t>
+      </w:r>
+      <w:r>
+        <w:t xml:space="preserve"> within</w:t>
+      </w:r>
+      <w:r>
+        <w:t xml:space="preserve"> the study area.</w:t>
+      </w:r>
+    </w:p>
+    <w:p>
+      <w:pPr>
+        <w:pStyle w:val="Heading2"/>
+      </w:pPr>
+      <w:bookmarkStart w:id="24" w:name="_Toc216936150"/>
+      <w:r>
+        <w:t>3.5</w:t>
+      </w:r>
+      <w:r>
+        <w:t xml:space="preserve"> </w:t>
+      </w:r>
+      <w:r>
+        <w:t>Data Analysis and Presentation</w:t>
       </w:r>
       <w:bookmarkEnd w:id="24"/>
     </w:p>
@@ -7588,90 +7559,24 @@
         <w:pStyle w:val="BodyText"/>
       </w:pPr>
       <w:r>
-        <w:t>An unstructured interview will be taken so as to meet the purpo</w:t>
-      </w:r>
-      <w:r>
-        <w:t xml:space="preserve">ses. The questionnaire will be </w:t>
-      </w:r>
-      <w:r>
-        <w:t xml:space="preserve">divided into four sections. The first section deals with the purpose of getting information </w:t>
-      </w:r>
-      <w:r>
-        <w:t>about demographic variable</w:t>
-      </w:r>
-      <w:r>
-        <w:t>s. The second section will deal</w:t>
-      </w:r>
-      <w:r>
-        <w:t xml:space="preserve"> with the main reason behind the </w:t>
-      </w:r>
-      <w:r>
-        <w:t>immigration</w:t>
-      </w:r>
-      <w:r>
-        <w:t>,</w:t>
-      </w:r>
-      <w:r>
-        <w:t xml:space="preserve"> while the third section will be the socio economic </w:t>
-      </w:r>
-      <w:r>
-        <w:t>variables. The</w:t>
-      </w:r>
-      <w:r>
-        <w:t xml:space="preserve"> last section includes the miscellaneous questionnaire about the causes and consequences of</w:t>
+        <w:t>Qualitative data will be presented on tabular form. Both qualitative and quantitative methods will be used to analyze the obtain information.</w:t>
+      </w:r>
+    </w:p>
+    <w:p>
+      <w:pPr>
+        <w:pStyle w:val="Heading2"/>
+      </w:pPr>
+      <w:bookmarkStart w:id="25" w:name="_Toc216936151"/>
+      <w:r>
+        <w:t>3.6</w:t>
       </w:r>
       <w:r>
         <w:t xml:space="preserve"> </w:t>
       </w:r>
       <w:r>
-        <w:t>immigration</w:t>
-      </w:r>
-      <w:r>
-        <w:t xml:space="preserve"> within</w:t>
-      </w:r>
-      <w:r>
-        <w:t xml:space="preserve"> the study area.</w:t>
-      </w:r>
-    </w:p>
-    <w:p>
-      <w:pPr>
-        <w:pStyle w:val="Heading2"/>
-      </w:pPr>
-      <w:bookmarkStart w:id="25" w:name="_Toc216936150"/>
-      <w:r>
-        <w:t>3.5</w:t>
-      </w:r>
-      <w:r>
-        <w:t xml:space="preserve"> </w:t>
-      </w:r>
-      <w:r>
-        <w:t>Data Analysis and Presentation</w:t>
+        <w:t>Ethical Consideration</w:t>
       </w:r>
       <w:bookmarkEnd w:id="25"/>
-    </w:p>
-    <w:p>
-      <w:pPr>
-        <w:pStyle w:val="BodyText"/>
-      </w:pPr>
-      <w:r>
-        <w:t>Qualitative data will be presented on tabular form. Both qualitative and quantitative methods will be used to analyze the obtain information.</w:t>
-      </w:r>
-    </w:p>
-    <w:p>
-      <w:pPr>
-        <w:pStyle w:val="Heading2"/>
-      </w:pPr>
-      <w:bookmarkStart w:id="26" w:name="_Toc216936151"/>
-      <w:r>
-        <w:t>3.6</w:t>
-      </w:r>
-      <w:r>
-        <w:t xml:space="preserve"> </w:t>
-      </w:r>
-      <w:r>
-        <w:t>Ethical Consideration</w:t>
-      </w:r>
-      <w:bookmarkEnd w:id="26"/>
       <w:r>
         <w:t xml:space="preserve"> </w:t>
       </w:r>
@@ -7792,7 +7697,7 @@
         <w:br w:type="page"/>
       </w:r>
     </w:p>
-    <w:bookmarkStart w:id="27" w:name="_Toc216936152" w:displacedByCustomXml="next"/>
+    <w:bookmarkStart w:id="26" w:name="_Toc216936152" w:displacedByCustomXml="next"/>
     <w:sdt>
       <w:sdtPr>
         <w:rPr>
@@ -7816,18 +7721,17 @@
           <w:r>
             <w:t>References</w:t>
           </w:r>
-          <w:bookmarkEnd w:id="27"/>
+          <w:bookmarkEnd w:id="26"/>
         </w:p>
         <w:sdt>
           <w:sdtPr>
+            <w:rPr>
+              <w:rFonts w:asciiTheme="minorHAnsi" w:hAnsiTheme="minorHAnsi" w:cstheme="minorBidi"/>
+            </w:rPr>
             <w:id w:val="-573587230"/>
             <w:bibliography/>
           </w:sdtPr>
-          <w:sdtEndPr>
-            <w:rPr>
-              <w:rFonts w:asciiTheme="minorHAnsi" w:hAnsiTheme="minorHAnsi" w:cstheme="minorBidi"/>
-            </w:rPr>
-          </w:sdtEndPr>
+          <w:sdtEndPr/>
           <w:sdtContent>
             <w:p>
               <w:pPr>
@@ -10672,7 +10576,6 @@
   <w:style w:type="character" w:default="1" w:styleId="DefaultParagraphFont">
     <w:name w:val="Default Paragraph Font"/>
     <w:uiPriority w:val="1"/>
-    <w:semiHidden/>
     <w:unhideWhenUsed/>
   </w:style>
   <w:style w:type="table" w:default="1" w:styleId="TableNormal">
@@ -11999,7 +11902,7 @@
 </file>
 
 <file path=customXml/itemProps1.xml><?xml version="1.0" encoding="utf-8"?>
-<ds:datastoreItem xmlns:ds="http://schemas.openxmlformats.org/officeDocument/2006/customXml" ds:itemID="{0D6CAE65-8451-4767-903C-DC5605DDFD06}">
+<ds:datastoreItem xmlns:ds="http://schemas.openxmlformats.org/officeDocument/2006/customXml" ds:itemID="{2AE20187-319C-4443-A880-16E7CD6E0859}">
   <ds:schemaRefs>
     <ds:schemaRef ds:uri="http://schemas.openxmlformats.org/officeDocument/2006/bibliography"/>
   </ds:schemaRefs>

--- a/migration/Migration is one of the major component of population change which is basically cause by socio (1).docx
+++ b/migration/Migration is one of the major component of population change which is basically cause by socio (1).docx
@@ -36,21 +36,19 @@
           <w:shd w:val="clear" w:color="auto" w:fill="FFFFFF"/>
         </w:rPr>
       </w:pPr>
-      <w:proofErr w:type="gramStart"/>
       <w:r>
         <w:rPr>
           <w:rFonts w:ascii="Times New Roman" w:eastAsia="Times New Roman" w:hAnsi="Times New Roman" w:cs="Times New Roman"/>
           <w:shd w:val="clear" w:color="auto" w:fill="FFFFFF"/>
         </w:rPr>
-        <w:t>( A</w:t>
-      </w:r>
-      <w:proofErr w:type="gramEnd"/>
+        <w:t>( A CASE STUDY OF SHANKH</w:t>
+      </w:r>
       <w:r>
         <w:rPr>
           <w:rFonts w:ascii="Times New Roman" w:eastAsia="Times New Roman" w:hAnsi="Times New Roman" w:cs="Times New Roman"/>
           <w:shd w:val="clear" w:color="auto" w:fill="FFFFFF"/>
         </w:rPr>
-        <w:t xml:space="preserve"> CASE STUDY OF SHANKH</w:t>
+        <w:softHyphen/>
       </w:r>
       <w:r>
         <w:rPr>
@@ -64,19 +62,36 @@
           <w:rFonts w:ascii="Times New Roman" w:eastAsia="Times New Roman" w:hAnsi="Times New Roman" w:cs="Times New Roman"/>
           <w:shd w:val="clear" w:color="auto" w:fill="FFFFFF"/>
         </w:rPr>
-        <w:softHyphen/>
-      </w:r>
-      <w:r>
+        <w:t>ARAPUR MUNICIPALITY WARD 9, SANKHU )</w:t>
+      </w:r>
+    </w:p>
+    <w:p>
+      <w:pPr>
+        <w:spacing w:after="0" w:line="360" w:lineRule="auto"/>
         <w:rPr>
           <w:rFonts w:ascii="Times New Roman" w:eastAsia="Times New Roman" w:hAnsi="Times New Roman" w:cs="Times New Roman"/>
+          <w:sz w:val="32"/>
+          <w:szCs w:val="32"/>
           <w:shd w:val="clear" w:color="auto" w:fill="FFFFFF"/>
         </w:rPr>
-        <w:t>ARAPUR MUNICIPALITY WARD 9, SANKHU )</w:t>
-      </w:r>
+      </w:pPr>
     </w:p>
     <w:p>
       <w:pPr>
         <w:spacing w:after="0" w:line="360" w:lineRule="auto"/>
+        <w:jc w:val="center"/>
+        <w:rPr>
+          <w:rFonts w:ascii="Times New Roman" w:eastAsia="Times New Roman" w:hAnsi="Times New Roman" w:cs="Times New Roman"/>
+          <w:sz w:val="32"/>
+          <w:szCs w:val="32"/>
+          <w:shd w:val="clear" w:color="auto" w:fill="FFFFFF"/>
+        </w:rPr>
+      </w:pPr>
+    </w:p>
+    <w:p>
+      <w:pPr>
+        <w:spacing w:after="0" w:line="360" w:lineRule="auto"/>
+        <w:jc w:val="center"/>
         <w:rPr>
           <w:rFonts w:ascii="Times New Roman" w:eastAsia="Times New Roman" w:hAnsi="Times New Roman" w:cs="Times New Roman"/>
           <w:sz w:val="32"/>
@@ -331,7 +346,6 @@
           <w:shd w:val="clear" w:color="auto" w:fill="FFFFFF"/>
         </w:rPr>
       </w:pPr>
-      <w:proofErr w:type="spellStart"/>
       <w:r>
         <w:rPr>
           <w:rFonts w:ascii="Times New Roman" w:eastAsia="Times New Roman" w:hAnsi="Times New Roman" w:cs="Times New Roman"/>
@@ -341,10 +355,13 @@
           <w:szCs w:val="28"/>
           <w:shd w:val="clear" w:color="auto" w:fill="FFFFFF"/>
         </w:rPr>
-        <w:t>Tribhuvan</w:t>
-      </w:r>
-      <w:proofErr w:type="spellEnd"/>
-      <w:r>
+        <w:t>Tribhuvan University</w:t>
+      </w:r>
+    </w:p>
+    <w:p>
+      <w:pPr>
+        <w:spacing w:after="0" w:line="360" w:lineRule="auto"/>
+        <w:jc w:val="center"/>
         <w:rPr>
           <w:rFonts w:ascii="Times New Roman" w:eastAsia="Times New Roman" w:hAnsi="Times New Roman" w:cs="Times New Roman"/>
           <w:b/>
@@ -353,13 +370,8 @@
           <w:szCs w:val="28"/>
           <w:shd w:val="clear" w:color="auto" w:fill="FFFFFF"/>
         </w:rPr>
-        <w:t xml:space="preserve"> University</w:t>
-      </w:r>
-    </w:p>
-    <w:p>
-      <w:pPr>
-        <w:spacing w:after="0" w:line="360" w:lineRule="auto"/>
-        <w:jc w:val="center"/>
+      </w:pPr>
+      <w:r>
         <w:rPr>
           <w:rFonts w:ascii="Times New Roman" w:eastAsia="Times New Roman" w:hAnsi="Times New Roman" w:cs="Times New Roman"/>
           <w:b/>
@@ -368,8 +380,8 @@
           <w:szCs w:val="28"/>
           <w:shd w:val="clear" w:color="auto" w:fill="FFFFFF"/>
         </w:rPr>
-      </w:pPr>
-      <w:proofErr w:type="spellStart"/>
+        <w:t>Bhaktapur Multiple Campus</w:t>
+      </w:r>
       <w:r>
         <w:rPr>
           <w:rFonts w:ascii="Times New Roman" w:eastAsia="Times New Roman" w:hAnsi="Times New Roman" w:cs="Times New Roman"/>
@@ -379,9 +391,8 @@
           <w:szCs w:val="28"/>
           <w:shd w:val="clear" w:color="auto" w:fill="FFFFFF"/>
         </w:rPr>
-        <w:t>Bhaktapur</w:t>
-      </w:r>
-      <w:proofErr w:type="spellEnd"/>
+        <w:t xml:space="preserve"> </w:t>
+      </w:r>
       <w:r>
         <w:rPr>
           <w:rFonts w:ascii="Times New Roman" w:eastAsia="Times New Roman" w:hAnsi="Times New Roman" w:cs="Times New Roman"/>
@@ -391,7 +402,7 @@
           <w:szCs w:val="28"/>
           <w:shd w:val="clear" w:color="auto" w:fill="FFFFFF"/>
         </w:rPr>
-        <w:t xml:space="preserve"> Multiple Campus</w:t>
+        <w:softHyphen/>
       </w:r>
       <w:r>
         <w:rPr>
@@ -402,7 +413,7 @@
           <w:szCs w:val="28"/>
           <w:shd w:val="clear" w:color="auto" w:fill="FFFFFF"/>
         </w:rPr>
-        <w:t xml:space="preserve"> </w:t>
+        <w:softHyphen/>
       </w:r>
       <w:r>
         <w:rPr>
@@ -415,7 +426,11 @@
         </w:rPr>
         <w:softHyphen/>
       </w:r>
-      <w:r>
+    </w:p>
+    <w:p>
+      <w:pPr>
+        <w:spacing w:after="0" w:line="360" w:lineRule="auto"/>
+        <w:jc w:val="center"/>
         <w:rPr>
           <w:rFonts w:ascii="Times New Roman" w:eastAsia="Times New Roman" w:hAnsi="Times New Roman" w:cs="Times New Roman"/>
           <w:b/>
@@ -424,8 +439,7 @@
           <w:szCs w:val="28"/>
           <w:shd w:val="clear" w:color="auto" w:fill="FFFFFF"/>
         </w:rPr>
-        <w:softHyphen/>
-      </w:r>
+      </w:pPr>
       <w:r>
         <w:rPr>
           <w:rFonts w:ascii="Times New Roman" w:eastAsia="Times New Roman" w:hAnsi="Times New Roman" w:cs="Times New Roman"/>
@@ -435,7 +449,7 @@
           <w:szCs w:val="28"/>
           <w:shd w:val="clear" w:color="auto" w:fill="FFFFFF"/>
         </w:rPr>
-        <w:softHyphen/>
+        <w:t>Department of Rural Development</w:t>
       </w:r>
     </w:p>
     <w:p>
@@ -460,7 +474,7 @@
           <w:szCs w:val="28"/>
           <w:shd w:val="clear" w:color="auto" w:fill="FFFFFF"/>
         </w:rPr>
-        <w:t>Department of Rural Development</w:t>
+        <w:t>Faculty of Humanities &amp; Social Sciences</w:t>
       </w:r>
     </w:p>
     <w:p>
@@ -485,13 +499,9 @@
           <w:szCs w:val="28"/>
           <w:shd w:val="clear" w:color="auto" w:fill="FFFFFF"/>
         </w:rPr>
-        <w:t>Faculty of Humanities &amp; Social Sciences</w:t>
-      </w:r>
-    </w:p>
-    <w:p>
-      <w:pPr>
-        <w:spacing w:after="0" w:line="360" w:lineRule="auto"/>
-        <w:jc w:val="center"/>
+        <w:t xml:space="preserve">In Partial </w:t>
+      </w:r>
+      <w:r>
         <w:rPr>
           <w:rFonts w:ascii="Times New Roman" w:eastAsia="Times New Roman" w:hAnsi="Times New Roman" w:cs="Times New Roman"/>
           <w:b/>
@@ -500,7 +510,8 @@
           <w:szCs w:val="28"/>
           <w:shd w:val="clear" w:color="auto" w:fill="FFFFFF"/>
         </w:rPr>
-      </w:pPr>
+        <w:t>Fulfillment of</w:t>
+      </w:r>
       <w:r>
         <w:rPr>
           <w:rFonts w:ascii="Times New Roman" w:eastAsia="Times New Roman" w:hAnsi="Times New Roman" w:cs="Times New Roman"/>
@@ -510,7 +521,7 @@
           <w:szCs w:val="28"/>
           <w:shd w:val="clear" w:color="auto" w:fill="FFFFFF"/>
         </w:rPr>
-        <w:t xml:space="preserve">In Partial </w:t>
+        <w:t xml:space="preserve"> the Requirement for Master of Arts</w:t>
       </w:r>
       <w:r>
         <w:rPr>
@@ -521,9 +532,13 @@
           <w:szCs w:val="28"/>
           <w:shd w:val="clear" w:color="auto" w:fill="FFFFFF"/>
         </w:rPr>
-        <w:t>Fulfillment of</w:t>
-      </w:r>
-      <w:r>
+        <w:t xml:space="preserve"> in Rural </w:t>
+      </w:r>
+    </w:p>
+    <w:p>
+      <w:pPr>
+        <w:spacing w:after="0" w:line="360" w:lineRule="auto"/>
+        <w:jc w:val="center"/>
         <w:rPr>
           <w:rFonts w:ascii="Times New Roman" w:eastAsia="Times New Roman" w:hAnsi="Times New Roman" w:cs="Times New Roman"/>
           <w:b/>
@@ -532,8 +547,7 @@
           <w:szCs w:val="28"/>
           <w:shd w:val="clear" w:color="auto" w:fill="FFFFFF"/>
         </w:rPr>
-        <w:t xml:space="preserve"> the Requirement for Master of Arts</w:t>
-      </w:r>
+      </w:pPr>
       <w:r>
         <w:rPr>
           <w:rFonts w:ascii="Times New Roman" w:eastAsia="Times New Roman" w:hAnsi="Times New Roman" w:cs="Times New Roman"/>
@@ -543,8 +557,80 @@
           <w:szCs w:val="28"/>
           <w:shd w:val="clear" w:color="auto" w:fill="FFFFFF"/>
         </w:rPr>
-        <w:t xml:space="preserve"> in Rural </w:t>
-      </w:r>
+        <w:t xml:space="preserve">Development </w:t>
+      </w:r>
+    </w:p>
+    <w:p>
+      <w:pPr>
+        <w:spacing w:after="0" w:line="360" w:lineRule="auto"/>
+        <w:jc w:val="center"/>
+        <w:rPr>
+          <w:rFonts w:ascii="Times New Roman" w:eastAsia="Times New Roman" w:hAnsi="Times New Roman" w:cs="Times New Roman"/>
+          <w:sz w:val="28"/>
+          <w:szCs w:val="28"/>
+          <w:shd w:val="clear" w:color="auto" w:fill="FFFFFF"/>
+        </w:rPr>
+      </w:pPr>
+    </w:p>
+    <w:p>
+      <w:pPr>
+        <w:spacing w:after="0" w:line="360" w:lineRule="auto"/>
+        <w:jc w:val="center"/>
+        <w:rPr>
+          <w:rFonts w:ascii="Times New Roman" w:eastAsia="Times New Roman" w:hAnsi="Times New Roman" w:cs="Times New Roman"/>
+          <w:sz w:val="28"/>
+          <w:szCs w:val="28"/>
+          <w:shd w:val="clear" w:color="auto" w:fill="FFFFFF"/>
+        </w:rPr>
+      </w:pPr>
+    </w:p>
+    <w:p>
+      <w:pPr>
+        <w:spacing w:after="0" w:line="360" w:lineRule="auto"/>
+        <w:jc w:val="center"/>
+        <w:rPr>
+          <w:rFonts w:ascii="Times New Roman" w:eastAsia="Times New Roman" w:hAnsi="Times New Roman" w:cs="Times New Roman"/>
+          <w:sz w:val="28"/>
+          <w:szCs w:val="28"/>
+          <w:shd w:val="clear" w:color="auto" w:fill="FFFFFF"/>
+        </w:rPr>
+      </w:pPr>
+    </w:p>
+    <w:p>
+      <w:pPr>
+        <w:spacing w:after="0" w:line="360" w:lineRule="auto"/>
+        <w:jc w:val="center"/>
+        <w:rPr>
+          <w:rFonts w:ascii="Times New Roman" w:eastAsia="Times New Roman" w:hAnsi="Times New Roman" w:cs="Times New Roman"/>
+          <w:sz w:val="28"/>
+          <w:szCs w:val="28"/>
+          <w:shd w:val="clear" w:color="auto" w:fill="FFFFFF"/>
+        </w:rPr>
+      </w:pPr>
+    </w:p>
+    <w:p>
+      <w:pPr>
+        <w:spacing w:after="0" w:line="360" w:lineRule="auto"/>
+        <w:jc w:val="center"/>
+        <w:rPr>
+          <w:rFonts w:ascii="Times New Roman" w:eastAsia="Times New Roman" w:hAnsi="Times New Roman" w:cs="Times New Roman"/>
+          <w:sz w:val="28"/>
+          <w:szCs w:val="28"/>
+          <w:shd w:val="clear" w:color="auto" w:fill="FFFFFF"/>
+        </w:rPr>
+      </w:pPr>
+    </w:p>
+    <w:p>
+      <w:pPr>
+        <w:spacing w:after="0" w:line="360" w:lineRule="auto"/>
+        <w:jc w:val="center"/>
+        <w:rPr>
+          <w:rFonts w:ascii="Times New Roman" w:eastAsia="Times New Roman" w:hAnsi="Times New Roman" w:cs="Times New Roman"/>
+          <w:sz w:val="28"/>
+          <w:szCs w:val="28"/>
+          <w:shd w:val="clear" w:color="auto" w:fill="FFFFFF"/>
+        </w:rPr>
+      </w:pPr>
     </w:p>
     <w:p>
       <w:pPr>
@@ -568,7 +654,7 @@
           <w:szCs w:val="28"/>
           <w:shd w:val="clear" w:color="auto" w:fill="FFFFFF"/>
         </w:rPr>
-        <w:t xml:space="preserve">Development </w:t>
+        <w:t>Submitted By:</w:t>
       </w:r>
     </w:p>
     <w:p>
@@ -582,30 +668,24 @@
           <w:shd w:val="clear" w:color="auto" w:fill="FFFFFF"/>
         </w:rPr>
       </w:pPr>
-    </w:p>
-    <w:p>
-      <w:pPr>
-        <w:spacing w:after="0" w:line="360" w:lineRule="auto"/>
-        <w:jc w:val="center"/>
+      <w:r>
         <w:rPr>
           <w:rFonts w:ascii="Times New Roman" w:eastAsia="Times New Roman" w:hAnsi="Times New Roman" w:cs="Times New Roman"/>
           <w:sz w:val="28"/>
           <w:szCs w:val="28"/>
           <w:shd w:val="clear" w:color="auto" w:fill="FFFFFF"/>
         </w:rPr>
-      </w:pPr>
-    </w:p>
-    <w:p>
-      <w:pPr>
-        <w:spacing w:after="0" w:line="360" w:lineRule="auto"/>
-        <w:jc w:val="center"/>
+        <w:t xml:space="preserve">Name: </w:t>
+      </w:r>
+      <w:r>
         <w:rPr>
           <w:rFonts w:ascii="Times New Roman" w:eastAsia="Times New Roman" w:hAnsi="Times New Roman" w:cs="Times New Roman"/>
           <w:sz w:val="28"/>
           <w:szCs w:val="28"/>
           <w:shd w:val="clear" w:color="auto" w:fill="FFFFFF"/>
         </w:rPr>
-      </w:pPr>
+        <w:t>Kristal Suwal</w:t>
+      </w:r>
     </w:p>
     <w:p>
       <w:pPr>
@@ -618,67 +698,24 @@
           <w:shd w:val="clear" w:color="auto" w:fill="FFFFFF"/>
         </w:rPr>
       </w:pPr>
-    </w:p>
-    <w:p>
-      <w:pPr>
-        <w:spacing w:after="0" w:line="360" w:lineRule="auto"/>
-        <w:jc w:val="center"/>
+      <w:r>
         <w:rPr>
           <w:rFonts w:ascii="Times New Roman" w:eastAsia="Times New Roman" w:hAnsi="Times New Roman" w:cs="Times New Roman"/>
-          <w:b/>
-          <w:bCs/>
-          <w:sz w:val="28"/>
-          <w:szCs w:val="28"/>
+          <w:sz w:val="32"/>
+          <w:szCs w:val="32"/>
           <w:shd w:val="clear" w:color="auto" w:fill="FFFFFF"/>
         </w:rPr>
-      </w:pPr>
-      <w:r>
-        <w:rPr>
-          <w:rFonts w:ascii="Times New Roman" w:eastAsia="Times New Roman" w:hAnsi="Times New Roman" w:cs="Times New Roman"/>
-          <w:b/>
-          <w:bCs/>
-          <w:sz w:val="28"/>
-          <w:szCs w:val="28"/>
-          <w:shd w:val="clear" w:color="auto" w:fill="FFFFFF"/>
-        </w:rPr>
-        <w:t xml:space="preserve">Submitted </w:t>
-      </w:r>
-      <w:proofErr w:type="gramStart"/>
-      <w:r>
-        <w:rPr>
-          <w:rFonts w:ascii="Times New Roman" w:eastAsia="Times New Roman" w:hAnsi="Times New Roman" w:cs="Times New Roman"/>
-          <w:b/>
-          <w:bCs/>
-          <w:sz w:val="28"/>
-          <w:szCs w:val="28"/>
-          <w:shd w:val="clear" w:color="auto" w:fill="FFFFFF"/>
-        </w:rPr>
-        <w:t>By</w:t>
-      </w:r>
-      <w:proofErr w:type="gramEnd"/>
-      <w:r>
-        <w:rPr>
-          <w:rFonts w:ascii="Times New Roman" w:eastAsia="Times New Roman" w:hAnsi="Times New Roman" w:cs="Times New Roman"/>
-          <w:b/>
-          <w:bCs/>
-          <w:sz w:val="28"/>
-          <w:szCs w:val="28"/>
-          <w:shd w:val="clear" w:color="auto" w:fill="FFFFFF"/>
-        </w:rPr>
-        <w:t>:</w:t>
-      </w:r>
-    </w:p>
-    <w:p>
-      <w:pPr>
-        <w:spacing w:after="0" w:line="360" w:lineRule="auto"/>
-        <w:jc w:val="center"/>
+        <w:t xml:space="preserve"> </w:t>
+      </w:r>
+      <w:r>
         <w:rPr>
           <w:rFonts w:ascii="Times New Roman" w:eastAsia="Times New Roman" w:hAnsi="Times New Roman" w:cs="Times New Roman"/>
           <w:sz w:val="28"/>
           <w:szCs w:val="28"/>
           <w:shd w:val="clear" w:color="auto" w:fill="FFFFFF"/>
         </w:rPr>
-      </w:pPr>
+        <w:t>Exam-Roll.N</w:t>
+      </w:r>
       <w:r>
         <w:rPr>
           <w:rFonts w:ascii="Times New Roman" w:eastAsia="Times New Roman" w:hAnsi="Times New Roman" w:cs="Times New Roman"/>
@@ -686,7 +723,7 @@
           <w:szCs w:val="28"/>
           <w:shd w:val="clear" w:color="auto" w:fill="FFFFFF"/>
         </w:rPr>
-        <w:t xml:space="preserve">Name: </w:t>
+        <w:t>o</w:t>
       </w:r>
       <w:r>
         <w:rPr>
@@ -695,9 +732,8 @@
           <w:szCs w:val="28"/>
           <w:shd w:val="clear" w:color="auto" w:fill="FFFFFF"/>
         </w:rPr>
-        <w:t xml:space="preserve">Kristal </w:t>
-      </w:r>
-      <w:proofErr w:type="spellStart"/>
+        <w:t xml:space="preserve">.: </w:t>
+      </w:r>
       <w:r>
         <w:rPr>
           <w:rFonts w:ascii="Times New Roman" w:eastAsia="Times New Roman" w:hAnsi="Times New Roman" w:cs="Times New Roman"/>
@@ -705,40 +741,29 @@
           <w:szCs w:val="28"/>
           <w:shd w:val="clear" w:color="auto" w:fill="FFFFFF"/>
         </w:rPr>
-        <w:t>Suwal</w:t>
-      </w:r>
-      <w:proofErr w:type="spellEnd"/>
-    </w:p>
-    <w:p>
-      <w:pPr>
-        <w:spacing w:after="0" w:line="360" w:lineRule="auto"/>
-        <w:jc w:val="center"/>
+        <w:t>20300</w:t>
+      </w:r>
+      <w:r>
         <w:rPr>
           <w:rFonts w:ascii="Times New Roman" w:eastAsia="Times New Roman" w:hAnsi="Times New Roman" w:cs="Times New Roman"/>
           <w:sz w:val="28"/>
           <w:szCs w:val="28"/>
           <w:shd w:val="clear" w:color="auto" w:fill="FFFFFF"/>
         </w:rPr>
-      </w:pPr>
-      <w:r>
-        <w:rPr>
-          <w:rFonts w:ascii="Times New Roman" w:eastAsia="Times New Roman" w:hAnsi="Times New Roman" w:cs="Times New Roman"/>
-          <w:sz w:val="32"/>
-          <w:szCs w:val="32"/>
-          <w:shd w:val="clear" w:color="auto" w:fill="FFFFFF"/>
-        </w:rPr>
-        <w:t xml:space="preserve"> </w:t>
-      </w:r>
-      <w:r>
+        <w:t>13</w:t>
+      </w:r>
+    </w:p>
+    <w:p>
+      <w:pPr>
+        <w:spacing w:after="0" w:line="360" w:lineRule="auto"/>
+        <w:jc w:val="center"/>
         <w:rPr>
           <w:rFonts w:ascii="Times New Roman" w:eastAsia="Times New Roman" w:hAnsi="Times New Roman" w:cs="Times New Roman"/>
           <w:sz w:val="28"/>
           <w:szCs w:val="28"/>
           <w:shd w:val="clear" w:color="auto" w:fill="FFFFFF"/>
         </w:rPr>
-        <w:t>Exam-</w:t>
-      </w:r>
-      <w:proofErr w:type="spellStart"/>
+      </w:pPr>
       <w:r>
         <w:rPr>
           <w:rFonts w:ascii="Times New Roman" w:eastAsia="Times New Roman" w:hAnsi="Times New Roman" w:cs="Times New Roman"/>
@@ -746,7 +771,7 @@
           <w:szCs w:val="28"/>
           <w:shd w:val="clear" w:color="auto" w:fill="FFFFFF"/>
         </w:rPr>
-        <w:t>Roll.N</w:t>
+        <w:t>T.U Regd.no</w:t>
       </w:r>
       <w:r>
         <w:rPr>
@@ -755,9 +780,8 @@
           <w:szCs w:val="28"/>
           <w:shd w:val="clear" w:color="auto" w:fill="FFFFFF"/>
         </w:rPr>
-        <w:t>o</w:t>
-      </w:r>
-      <w:proofErr w:type="spellEnd"/>
+        <w:t xml:space="preserve">: </w:t>
+      </w:r>
       <w:r>
         <w:rPr>
           <w:rFonts w:ascii="Times New Roman" w:eastAsia="Times New Roman" w:hAnsi="Times New Roman" w:cs="Times New Roman"/>
@@ -765,87 +789,8 @@
           <w:szCs w:val="28"/>
           <w:shd w:val="clear" w:color="auto" w:fill="FFFFFF"/>
         </w:rPr>
-        <w:t xml:space="preserve">.: </w:t>
-      </w:r>
-      <w:r>
-        <w:rPr>
-          <w:rFonts w:ascii="Times New Roman" w:eastAsia="Times New Roman" w:hAnsi="Times New Roman" w:cs="Times New Roman"/>
-          <w:sz w:val="28"/>
-          <w:szCs w:val="28"/>
-          <w:shd w:val="clear" w:color="auto" w:fill="FFFFFF"/>
-        </w:rPr>
-        <w:t>20300</w:t>
-      </w:r>
-      <w:r>
-        <w:rPr>
-          <w:rFonts w:ascii="Times New Roman" w:eastAsia="Times New Roman" w:hAnsi="Times New Roman" w:cs="Times New Roman"/>
-          <w:sz w:val="28"/>
-          <w:szCs w:val="28"/>
-          <w:shd w:val="clear" w:color="auto" w:fill="FFFFFF"/>
-        </w:rPr>
-        <w:t>13</w:t>
-      </w:r>
-    </w:p>
-    <w:p>
-      <w:pPr>
-        <w:spacing w:after="0" w:line="360" w:lineRule="auto"/>
-        <w:jc w:val="center"/>
-        <w:rPr>
-          <w:rFonts w:ascii="Times New Roman" w:eastAsia="Times New Roman" w:hAnsi="Times New Roman" w:cs="Times New Roman"/>
-          <w:sz w:val="28"/>
-          <w:szCs w:val="28"/>
-          <w:shd w:val="clear" w:color="auto" w:fill="FFFFFF"/>
-        </w:rPr>
-      </w:pPr>
-      <w:r>
-        <w:rPr>
-          <w:rFonts w:ascii="Times New Roman" w:eastAsia="Times New Roman" w:hAnsi="Times New Roman" w:cs="Times New Roman"/>
-          <w:sz w:val="28"/>
-          <w:szCs w:val="28"/>
-          <w:shd w:val="clear" w:color="auto" w:fill="FFFFFF"/>
-        </w:rPr>
-        <w:t>T.U Regd.no</w:t>
-      </w:r>
-      <w:r>
-        <w:rPr>
-          <w:rFonts w:ascii="Times New Roman" w:eastAsia="Times New Roman" w:hAnsi="Times New Roman" w:cs="Times New Roman"/>
-          <w:sz w:val="28"/>
-          <w:szCs w:val="28"/>
-          <w:shd w:val="clear" w:color="auto" w:fill="FFFFFF"/>
-        </w:rPr>
-        <w:t xml:space="preserve">: </w:t>
-      </w:r>
-      <w:r>
-        <w:rPr>
-          <w:rFonts w:ascii="Times New Roman" w:eastAsia="Times New Roman" w:hAnsi="Times New Roman" w:cs="Times New Roman"/>
-          <w:sz w:val="28"/>
-          <w:szCs w:val="28"/>
-          <w:shd w:val="clear" w:color="auto" w:fill="FFFFFF"/>
-        </w:rPr>
         <w:t>3-2-166-124-2012</w:t>
       </w:r>
-    </w:p>
-    <w:p>
-      <w:pPr>
-        <w:spacing w:after="0" w:line="360" w:lineRule="auto"/>
-        <w:jc w:val="center"/>
-        <w:rPr>
-          <w:rFonts w:ascii="Times New Roman" w:eastAsia="Times New Roman" w:hAnsi="Times New Roman" w:cs="Times New Roman"/>
-          <w:sz w:val="28"/>
-          <w:szCs w:val="28"/>
-          <w:shd w:val="clear" w:color="auto" w:fill="FFFFFF"/>
-        </w:rPr>
-      </w:pPr>
-    </w:p>
-    <w:p>
-      <w:pPr>
-        <w:spacing w:after="0" w:line="360" w:lineRule="auto"/>
-        <w:jc w:val="center"/>
-        <w:rPr>
-          <w:rFonts w:ascii="Times New Roman" w:eastAsia="Times New Roman" w:hAnsi="Times New Roman" w:cs="Times New Roman"/>
-          <w:shd w:val="clear" w:color="auto" w:fill="FFFFFF"/>
-        </w:rPr>
-      </w:pPr>
     </w:p>
     <w:p>
       <w:pPr>
@@ -3070,7 +3015,6 @@
     <w:p>
       <w:pPr>
         <w:pStyle w:val="BodyText"/>
-        <w:ind w:firstLine="0"/>
       </w:pPr>
       <w:r>
         <w:t>Migration is</w:t>
@@ -3112,7 +3056,6 @@
     <w:p>
       <w:pPr>
         <w:pStyle w:val="BodyText"/>
-        <w:ind w:firstLine="0"/>
       </w:pPr>
       <w:r>
         <w:t>Mi</w:t>
@@ -3139,7 +3082,6 @@
     <w:p>
       <w:pPr>
         <w:pStyle w:val="BodyText"/>
-        <w:ind w:firstLine="0"/>
       </w:pPr>
       <w:r>
         <w:t>The United Nations Multilingual Diction</w:t>
@@ -3169,7 +3111,6 @@
     <w:p>
       <w:pPr>
         <w:pStyle w:val="BodyText"/>
-        <w:ind w:firstLine="0"/>
       </w:pPr>
       <w:r>
         <w:t>M</w:t>
@@ -3223,7 +3164,6 @@
     <w:p>
       <w:pPr>
         <w:pStyle w:val="BodyText"/>
-        <w:ind w:firstLine="0"/>
       </w:pPr>
       <w:r>
         <w:t xml:space="preserve">Migration is a barometer of changing social, </w:t>
@@ -3247,7 +3187,6 @@
         </w:rPr>
         <w:t xml:space="preserve"> (United Nations Population Fund [UNFPA], 1993</w:t>
       </w:r>
-      <w:proofErr w:type="gramStart"/>
       <w:r>
         <w:rPr>
           <w:noProof/>
@@ -3255,99 +3194,57 @@
         <w:t>)</w:t>
       </w:r>
       <w:r>
+        <w:t>.</w:t>
+      </w:r>
+      <w:r>
         <w:t xml:space="preserve"> </w:t>
       </w:r>
-      <w:r>
-        <w:t>.</w:t>
-      </w:r>
-      <w:proofErr w:type="gramEnd"/>
+    </w:p>
+    <w:p>
+      <w:pPr>
+        <w:pStyle w:val="BodyText"/>
+      </w:pPr>
+      <w:r>
+        <w:t xml:space="preserve">According to classical economic theorem migration balances the distribution of population and the supply of resources. People move from poor area to rich resource. Migration is broadly divided into two divisions, one is internal and another is international migration. Internal migration is the migration within country i.e. in migration and out migration while international migration refers to the movement of people from one country to another i.e. immigration and emigration. </w:t>
+      </w:r>
+    </w:p>
+    <w:p>
+      <w:pPr>
+        <w:pStyle w:val="BodyText"/>
+      </w:pPr>
+      <w:r>
+        <w:t xml:space="preserve">As a mechanism of balancing population and actual resources it is one of central interest to the study of population environmental relationship and economic development. Migration may occur from one village to another, within the districts or between the districts and within the country or outside the country people move largely because of economic motives. Similarly, selectively among migrants may also occur by age and sex. In India and Nepal, large number of adults leaving their families behind in the native village, such movements are largely due to economic motives where employment opportunities </w:t>
+      </w:r>
+      <w:r>
+        <w:t>attract</w:t>
+      </w:r>
+      <w:r>
+        <w:t xml:space="preserve"> rural males to urban centers but the high cost of urban living compels male migrants leave their families behind. </w:t>
+      </w:r>
+    </w:p>
+    <w:p>
+      <w:pPr>
+        <w:pStyle w:val="BodyText"/>
+      </w:pPr>
+      <w:r>
+        <w:t>Process of migration is as old as human society. In early days there was primitive migration in which the natural forces were vital but as the time passed on gradually different types of migration appears in a early period. Natural force, primitive people shift them from one place to another but present there are not only forced immigration but also voluntary migration can be seen. In forced migration natural force, political force, political factors play an important role to shift the residence. Nepal has a long</w:t>
+      </w:r>
       <w:r>
         <w:t xml:space="preserve"> </w:t>
       </w:r>
+      <w:r>
+        <w:t xml:space="preserve">history of migration after the implantation of malaria eradication program, the process of migration started from hill and mountain to Terai and inner Terai and low </w:t>
+      </w:r>
+      <w:r>
+        <w:t>land of the country.</w:t>
+      </w:r>
     </w:p>
     <w:p>
       <w:pPr>
         <w:pStyle w:val="BodyText"/>
-        <w:ind w:firstLine="0"/>
-      </w:pPr>
-      <w:r>
-        <w:t xml:space="preserve">According to classical economic theorem migration balances the distribution of population and the supply of resources. People move from poor area to rich resource. Migration is broadly divided into two divisions, one is internal and another is international migration. Internal migration is the migration within country i.e. in migration and out migration while international migration refers to the movement of people from one country to another i.e. immigration and emigration. </w:t>
-      </w:r>
-    </w:p>
-    <w:p>
-      <w:pPr>
-        <w:pStyle w:val="BodyText"/>
-        <w:ind w:firstLine="0"/>
-      </w:pPr>
-      <w:r>
-        <w:t xml:space="preserve">As a mechanism of balancing population and actual resources it is one of central interest to the study of population environmental relationship and economic development. Migration may occur from one village to another, within the districts or between the districts and within the country or outside the country people move largely because of economic motives. Similarly, selectively among migrants may also occur by age and sex. In India and Nepal, large number of adults leaving their families behind in the native village, such movements are largely due to economic motives where employment opportunities </w:t>
-      </w:r>
-      <w:r>
-        <w:t>attract</w:t>
-      </w:r>
-      <w:r>
-        <w:t xml:space="preserve"> rural males to urban centers but the high cost of urban living compels male migrants leave their families behind. </w:t>
-      </w:r>
-    </w:p>
-    <w:p>
-      <w:pPr>
-        <w:pStyle w:val="BodyText"/>
-        <w:ind w:firstLine="0"/>
-      </w:pPr>
-      <w:r>
-        <w:t xml:space="preserve">Process of migration is as old as human society. In early days there was primitive migration in which the natural forces were vital but as the time passed on gradually different types of migration appears in </w:t>
-      </w:r>
-      <w:proofErr w:type="spellStart"/>
-      <w:proofErr w:type="gramStart"/>
-      <w:r>
-        <w:t>a</w:t>
-      </w:r>
-      <w:proofErr w:type="spellEnd"/>
-      <w:proofErr w:type="gramEnd"/>
-      <w:r>
-        <w:t xml:space="preserve"> early period. Natural force, primitive people shift them from one place to another but present there are not only forced immigration but also voluntary migration can be seen. In forced migration natural force, political force, political factors play an important role to shift the residence. Nepal has a long</w:t>
-      </w:r>
-      <w:r>
-        <w:t xml:space="preserve"> </w:t>
-      </w:r>
-      <w:r>
-        <w:t xml:space="preserve">history of migration after the implantation of malaria eradication program, the process of migration started from hill and mountain to </w:t>
-      </w:r>
-      <w:proofErr w:type="spellStart"/>
-      <w:r>
-        <w:t>Terai</w:t>
-      </w:r>
-      <w:proofErr w:type="spellEnd"/>
-      <w:r>
-        <w:t xml:space="preserve"> and inner </w:t>
-      </w:r>
-      <w:proofErr w:type="spellStart"/>
-      <w:r>
-        <w:t>Terai</w:t>
-      </w:r>
-      <w:proofErr w:type="spellEnd"/>
-      <w:r>
-        <w:t xml:space="preserve"> and low </w:t>
-      </w:r>
-      <w:r>
-        <w:t>land of the country.</w:t>
-      </w:r>
-    </w:p>
-    <w:p>
-      <w:pPr>
-        <w:pStyle w:val="BodyText"/>
-        <w:ind w:firstLine="0"/>
-      </w:pPr>
-      <w:r>
-        <w:t xml:space="preserve">Our country is divided into three ecological zones namely Mountain, Hill and </w:t>
-      </w:r>
-      <w:proofErr w:type="spellStart"/>
-      <w:r>
-        <w:t>Terai</w:t>
-      </w:r>
-      <w:proofErr w:type="spellEnd"/>
-      <w:r>
-        <w:t xml:space="preserve">. These three ecological zones are divided into five development regions namely Eastern, Central, </w:t>
+      </w:pPr>
+      <w:r>
+        <w:t xml:space="preserve">Our country is divided into three ecological zones namely Mountain, Hill and Terai. These three ecological zones are divided into five development regions namely Eastern, Central, </w:t>
       </w:r>
       <w:r>
         <w:lastRenderedPageBreak/>
@@ -3359,23 +3256,7 @@
         <w:pStyle w:val="BodyText"/>
       </w:pPr>
       <w:r>
-        <w:t xml:space="preserve">The trend of migration appears both in internal and international level where, India is the major destination place of international emigrants. The flow of internal migration also is increasing rapidly during the last two decades from the Hilly and Mountain regions to </w:t>
-      </w:r>
-      <w:proofErr w:type="spellStart"/>
-      <w:r>
-        <w:t>Terai</w:t>
-      </w:r>
-      <w:proofErr w:type="spellEnd"/>
-      <w:r>
-        <w:t xml:space="preserve"> due to infrastructural development and availability of the social services in </w:t>
-      </w:r>
-      <w:proofErr w:type="spellStart"/>
-      <w:r>
-        <w:t>Terai</w:t>
-      </w:r>
-      <w:proofErr w:type="spellEnd"/>
-      <w:r>
-        <w:t>. This trend of migration has two major effects. The first effect is lack of skillful and independent human resources in the place of origin and the second is high pressure in the social services and security in the place of destination. Internal migration is responsible to uneven distribution of population in Nepal.</w:t>
+        <w:t>The trend of migration appears both in internal and international level where, India is the major destination place of international emigrants. The flow of internal migration also is increasing rapidly during the last two decades from the Hilly and Mountain regions to Terai due to infrastructural development and availability of the social services in Terai. This trend of migration has two major effects. The first effect is lack of skillful and independent human resources in the place of origin and the second is high pressure in the social services and security in the place of destination. Internal migration is responsible to uneven distribution of population in Nepal.</w:t>
       </w:r>
     </w:p>
     <w:p>
@@ -3502,15 +3383,7 @@
         <w:pStyle w:val="BodyText"/>
       </w:pPr>
       <w:r>
-        <w:t xml:space="preserve">The process of migration has been gradually intensifying the existing settlement problem as well as creating new problem both at the place of origin and the place of destination. Migration is an important component in the socio economic and demographic land space of Nepal. </w:t>
-      </w:r>
-      <w:proofErr w:type="spellStart"/>
-      <w:r>
-        <w:t>Terai</w:t>
-      </w:r>
-      <w:proofErr w:type="spellEnd"/>
-      <w:r>
-        <w:t xml:space="preserve"> still continues to be the main recipient of both the internal and international migrants. </w:t>
+        <w:t xml:space="preserve">The process of migration has been gradually intensifying the existing settlement problem as well as creating new problem both at the place of origin and the place of destination. Migration is an important component in the socio economic and demographic land space of Nepal. Terai still continues to be the main recipient of both the internal and international migrants. </w:t>
       </w:r>
       <w:r>
         <w:t>Immigration</w:t>
@@ -3546,11 +3419,9 @@
       <w:r>
         <w:t xml:space="preserve">is study area is ward no. 9 of </w:t>
       </w:r>
-      <w:proofErr w:type="spellStart"/>
       <w:r>
         <w:t>Shankharapur</w:t>
       </w:r>
-      <w:proofErr w:type="spellEnd"/>
       <w:r>
         <w:t xml:space="preserve"> </w:t>
       </w:r>
@@ -3561,15 +3432,10 @@
         <w:t xml:space="preserve">unicipality which lies in the northern part of the country and of the developing municipality of capital city Kathmandu. This municipality is facing the continuous </w:t>
       </w:r>
       <w:r>
-        <w:t xml:space="preserve">flow of </w:t>
-      </w:r>
-      <w:proofErr w:type="spellStart"/>
-      <w:r>
-        <w:t>inmigration</w:t>
-      </w:r>
-      <w:proofErr w:type="spellEnd"/>
-      <w:r>
-        <w:t xml:space="preserve"> day by day which in turn have to faces many consequences that is positive or negative both side by side.</w:t>
+        <w:t>flow of im</w:t>
+      </w:r>
+      <w:r>
+        <w:t>migration day by day which in turn have to faces many consequences that is positive or negative both side by side.</w:t>
       </w:r>
     </w:p>
     <w:p>
@@ -3636,7 +3502,6 @@
       </w:pPr>
       <w:bookmarkStart w:id="4" w:name="_Toc216936131"/>
       <w:r>
-        <w:lastRenderedPageBreak/>
         <w:t>1.3</w:t>
       </w:r>
       <w:r>
@@ -3670,11 +3535,7 @@
         <w:t xml:space="preserve"> </w:t>
       </w:r>
       <w:r>
-        <w:t xml:space="preserve">in </w:t>
-      </w:r>
-      <w:proofErr w:type="spellStart"/>
-      <w:r>
-        <w:t>S</w:t>
+        <w:t>in S</w:t>
       </w:r>
       <w:r>
         <w:t>h</w:t>
@@ -3683,11 +3544,7 @@
         <w:t>ankharap</w:t>
       </w:r>
       <w:r>
-        <w:t>ur</w:t>
-      </w:r>
-      <w:proofErr w:type="spellEnd"/>
-      <w:r>
-        <w:t xml:space="preserve"> municipality of ward no. 9.</w:t>
+        <w:t>ur municipality of ward no. 9.</w:t>
       </w:r>
     </w:p>
     <w:p>
@@ -3701,6 +3558,7 @@
         <w:jc w:val="both"/>
       </w:pPr>
       <w:r>
+        <w:lastRenderedPageBreak/>
         <w:t xml:space="preserve">To identify </w:t>
       </w:r>
       <w:r>
@@ -3882,19 +3740,18 @@
     <w:p>
       <w:pPr>
         <w:pStyle w:val="BodyText"/>
-        <w:ind w:firstLine="0"/>
-      </w:pPr>
+      </w:pPr>
+      <w:r>
+        <w:t>Finally, this study provides a useful reference for academics and researchers and may serve as a foundation for further research on migration and urban development.</w:t>
+      </w:r>
+    </w:p>
+    <w:p>
+      <w:pPr>
+        <w:pStyle w:val="Heading2"/>
+      </w:pPr>
+      <w:bookmarkStart w:id="6" w:name="_Toc216936133"/>
       <w:r>
         <w:lastRenderedPageBreak/>
-        <w:t>Finally, this study provides a useful reference for academics and researchers and may serve as a foundation for further research on migration and urban development.</w:t>
-      </w:r>
-    </w:p>
-    <w:p>
-      <w:pPr>
-        <w:pStyle w:val="Heading2"/>
-      </w:pPr>
-      <w:bookmarkStart w:id="6" w:name="_Toc216936133"/>
-      <w:r>
         <w:t>1.5 Limitations of the study</w:t>
       </w:r>
       <w:bookmarkEnd w:id="6"/>
@@ -3902,32 +3759,14 @@
     <w:p>
       <w:pPr>
         <w:pStyle w:val="BodyText"/>
-        <w:ind w:firstLine="0"/>
-      </w:pPr>
-      <w:r>
-        <w:t xml:space="preserve">This study has several limitations that should be considered while interpreting the results. The research was conducted within a limited time frame, which constrained detailed primary data collection through interviews and limited the extent of secondary data collection from local-level institutions, particularly the ward office. The sample size was also limited, and therefore may not fully represent the entire migrant population of the study area. Moreover, the study is geographically confined to </w:t>
-      </w:r>
-      <w:proofErr w:type="spellStart"/>
-      <w:r>
-        <w:t>Shankharapur</w:t>
-      </w:r>
-      <w:proofErr w:type="spellEnd"/>
-      <w:r>
-        <w:t xml:space="preserve"> Municipality, Ward No. 9 (</w:t>
-      </w:r>
-      <w:proofErr w:type="spellStart"/>
-      <w:r>
-        <w:t>Sankhu</w:t>
-      </w:r>
-      <w:proofErr w:type="spellEnd"/>
-      <w:r>
-        <w:t>), which restricts the generalization of findings to other areas. The study largely depends on information provided by respondents, which may be influenced by personal perceptions or reluctance to disclose sensitive economic and social information. In addition, financial and resource constraints restricted extensive fieldwork, and certain groups of migrants, such as temporary or seasonal migrants, may not have been adequately covered.</w:t>
+      </w:pPr>
+      <w:r>
+        <w:t>This study has several limitations that should be considered while interpreting the results. The research was conducted within a limited time frame, which constrained detailed primary data collection through interviews and limited the extent of secondary data collection from local-level institutions, particularly the ward office. The sample size was also limited, and therefore may not fully represent the entire migrant population of the study area. Moreover, the study is geographically confined to Shankharapur Municipality, Ward No. 9 (Sankhu), which restricts the generalization of findings to other areas. The study largely depends on information provided by respondents, which may be influenced by personal perceptions or reluctance to disclose sensitive economic and social information. In addition, financial and resource constraints restricted extensive fieldwork, and certain groups of migrants, such as temporary or seasonal migrants, may not have been adequately covered.</w:t>
       </w:r>
     </w:p>
     <w:p>
       <w:pPr>
         <w:pStyle w:val="BodyText"/>
-        <w:ind w:firstLine="0"/>
       </w:pPr>
       <w:r>
         <w:t>Despite these limitations, the study provides valuable insights into the status, causes, and consequences of immigration in the study area. The findings are considered sufficient to meet the objectives of the study and to support future research and planning initiatives.</w:t>
@@ -3957,7 +3796,6 @@
     <w:p>
       <w:pPr>
         <w:pStyle w:val="BodyText"/>
-        <w:ind w:firstLine="0"/>
       </w:pPr>
       <w:r>
         <w:t xml:space="preserve">The proposed study will be organized into five chapters. Chapter One will provide an introduction to the study, including the background, problem statement, objectives, rationale, significance, and limitations. Chapter Two will review the relevant literature on migration, with emphasis on its causes, consequences, and the demographic characteristics of migrants. Chapter Three will describe the research methodology, covering the study area, data sources, sampling techniques, and methods of data collection. Chapter Four will focus on the analysis and interpretation of the collected data. Finally, Chapter Five will present the summary of findings, conclusions, and practical recommendations based on the </w:t>
@@ -3985,7 +3823,6 @@
           <w:sz w:val="22"/>
           <w:szCs w:val="22"/>
         </w:rPr>
-        <w:lastRenderedPageBreak/>
         <w:br w:type="page"/>
       </w:r>
     </w:p>
@@ -4086,15 +3923,6 @@
         <w:pStyle w:val="BodyText"/>
       </w:pPr>
       <w:r>
-        <w:softHyphen/>
-      </w:r>
-      <w:r>
-        <w:softHyphen/>
-      </w:r>
-      <w:r>
-        <w:tab/>
-      </w:r>
-      <w:r>
         <w:rPr>
           <w:noProof/>
         </w:rPr>
@@ -4104,15 +3932,7 @@
         <w:t xml:space="preserve"> </w:t>
       </w:r>
       <w:r>
-        <w:t xml:space="preserve">is the father of migration studies. He had brought the concept of migration and its stream. He explained that push and pull factors are the foundation of theory of migration. This article which is linked with demographic and economic variable in relation to distance and volume of migration also depends on distance. </w:t>
-      </w:r>
-      <w:proofErr w:type="spellStart"/>
-      <w:r>
-        <w:t>Revenstein</w:t>
-      </w:r>
-      <w:proofErr w:type="spellEnd"/>
-      <w:r>
-        <w:t xml:space="preserve"> </w:t>
+        <w:t xml:space="preserve">is the father of migration studies. He had brought the concept of migration and its stream. He explained that push and pull factors are the foundation of theory of migration. This article which is linked with demographic and economic variable in relation to distance and volume of migration also depends on distance. Revenstein </w:t>
       </w:r>
       <w:r>
         <w:t>“Law</w:t>
@@ -4169,23 +3989,7 @@
         <w:t xml:space="preserve">His </w:t>
       </w:r>
       <w:r>
-        <w:t xml:space="preserve">theory is known as “Gravitational Theory” which states that the numbers of persons who move between two areas are directly proportional to the two populations and inversely proportional to the distance between them. </w:t>
-      </w:r>
-      <w:proofErr w:type="spellStart"/>
-      <w:r>
-        <w:t>Zipf</w:t>
-      </w:r>
-      <w:proofErr w:type="spellEnd"/>
-      <w:r>
-        <w:t xml:space="preserve"> was agreed with </w:t>
-      </w:r>
-      <w:proofErr w:type="spellStart"/>
-      <w:r>
-        <w:t>Revensteins</w:t>
-      </w:r>
-      <w:proofErr w:type="spellEnd"/>
-      <w:r>
-        <w:t>‟ view regarding to irritation. Gravity Model m=a* u/v, where is the number of migrants in a given stream. u and v independent variables</w:t>
+        <w:t>theory is known as “Gravitational Theory” which states that the numbers of persons who move between two areas are directly proportional to the two populations and inversely proportional to the distance between them. Zipf was agreed with Revensteins‟ view regarding to irritation. Gravity Model m=a* u/v, where is the number of migrants in a given stream. u and v independent variables</w:t>
       </w:r>
       <w:r>
         <w:t xml:space="preserve"> </w:t>
@@ -4209,29 +4013,13 @@
         <w:t>“The</w:t>
       </w:r>
       <w:r>
-        <w:t xml:space="preserve"> principle of least effort”. His model was based on </w:t>
-      </w:r>
-      <w:proofErr w:type="spellStart"/>
-      <w:r>
-        <w:t>Revenstein</w:t>
+        <w:t xml:space="preserve"> principle of least effort”. His model was based on Revenstein</w:t>
       </w:r>
       <w:r>
         <w:t>'</w:t>
       </w:r>
       <w:r>
-        <w:t>s</w:t>
-      </w:r>
-      <w:proofErr w:type="spellEnd"/>
-      <w:r>
-        <w:t xml:space="preserve"> theory of migration. He was agreed with </w:t>
-      </w:r>
-      <w:proofErr w:type="spellStart"/>
-      <w:r>
-        <w:t>Revenstein‟s</w:t>
-      </w:r>
-      <w:proofErr w:type="spellEnd"/>
-      <w:r>
-        <w:t xml:space="preserve"> view regarding migration is inversely related to the distance to be travelled. According to him, the greater distance is effort required to overcome the difficulty and therefore the similar is the number of migrants. Similarly</w:t>
+        <w:t>s theory of migration. He was agreed with Revenstein‟s view regarding migration is inversely related to the distance to be travelled. According to him, the greater distance is effort required to overcome the difficulty and therefore the similar is the number of migrants. Similarly</w:t>
       </w:r>
       <w:r>
         <w:t>,</w:t>
@@ -4263,29 +4051,13 @@
         <w:t>Gurung (1984)</w:t>
       </w:r>
       <w:r>
-        <w:t xml:space="preserve"> analyzes in his book ‘Inter Regional Migration in Nepal’, showed that population pressure, land holding, shortage of food grain, environmental stress in mountain/hill were found as the push factors and fertile land, resource government incentives, planned resettlement, physical facilities, presence of friends and relatives in the </w:t>
-      </w:r>
-      <w:proofErr w:type="spellStart"/>
-      <w:r>
-        <w:t>Terai</w:t>
-      </w:r>
-      <w:proofErr w:type="spellEnd"/>
-      <w:r>
-        <w:t xml:space="preserve"> were found as the pull factors. </w:t>
+        <w:t xml:space="preserve"> analyzes in his book ‘Inter Regional Migration in Nepal’, showed that population pressure, land holding, shortage of food grain, environmental stress in mountain/hill were found as the push factors and fertile land, resource government incentives, planned resettlement, physical facilities, presence of friends and relatives in the Terai were found as the pull factors. </w:t>
       </w:r>
       <w:r>
         <w:t>Facilities</w:t>
       </w:r>
       <w:r>
-        <w:t xml:space="preserve">, presence of friends and relatives in the </w:t>
-      </w:r>
-      <w:proofErr w:type="spellStart"/>
-      <w:r>
-        <w:t>Terai</w:t>
-      </w:r>
-      <w:proofErr w:type="spellEnd"/>
-      <w:r>
-        <w:t xml:space="preserve"> were found as the pull factors.</w:t>
+        <w:t>, presence of friends and relatives in the Terai were found as the pull factors.</w:t>
       </w:r>
     </w:p>
     <w:p>
@@ -4293,19 +4065,11 @@
         <w:pStyle w:val="BodyText"/>
       </w:pPr>
       <w:r>
-        <w:t xml:space="preserve">K.C. (1998) studied the micro and macro level of rural analysis. Formal migration in Nepal based on data of Population Census 1961 and 1971 concluded that differentials in </w:t>
+        <w:t xml:space="preserve">K.C. (1998) studied the micro and macro level of rural analysis. Formal migration in Nepal based on data of Population Census 1961 and 1971 concluded that differentials in income </w:t>
       </w:r>
       <w:r>
         <w:lastRenderedPageBreak/>
-        <w:t xml:space="preserve">income derived from the agriculture government resettlement project in </w:t>
-      </w:r>
-      <w:proofErr w:type="spellStart"/>
-      <w:r>
-        <w:t>Terai</w:t>
-      </w:r>
-      <w:proofErr w:type="spellEnd"/>
-      <w:r>
-        <w:t>, government increased investment in irrigation, industrial activities, and administrative activities in specific towns were structural determinants of migration. For the micro level analysis, K.C. has shown that literary rate, age distribution, local social factors like family kinship were found major factors for the migration.</w:t>
+        <w:t>derived from the agriculture government resettlement project in Terai, government increased investment in irrigation, industrial activities, and administrative activities in specific towns were structural determinants of migration. For the micro level analysis, K.C. has shown that literary rate, age distribution, local social factors like family kinship were found major factors for the migration.</w:t>
       </w:r>
     </w:p>
     <w:p>
@@ -4333,47 +4097,21 @@
         <w:t>D</w:t>
       </w:r>
       <w:r>
-        <w:t xml:space="preserve">uring the time of Maoist insurgency people migrated from hill to </w:t>
-      </w:r>
-      <w:proofErr w:type="spellStart"/>
-      <w:r>
-        <w:t>Terai</w:t>
-      </w:r>
-      <w:proofErr w:type="spellEnd"/>
-      <w:r>
-        <w:t xml:space="preserve"> (</w:t>
-      </w:r>
-      <w:proofErr w:type="spellStart"/>
-      <w:r>
-        <w:t>Niroula</w:t>
-      </w:r>
-      <w:proofErr w:type="spellEnd"/>
-      <w:r>
-        <w:t>, 2016)</w:t>
-      </w:r>
-      <w:r>
-        <w:t xml:space="preserve">. Other factors, which accelerated this process, were probably the population pressure creation of infrastructure and concentration of development activities that created opportunities for employment in the </w:t>
-      </w:r>
-      <w:proofErr w:type="spellStart"/>
-      <w:r>
-        <w:t>Terai</w:t>
-      </w:r>
-      <w:proofErr w:type="spellEnd"/>
-      <w:r>
-        <w:t>. As a result, there are considerable changes in demographic, socio-economic and environmental condition both at the origin and destination.</w:t>
+        <w:t>uring the time of Maoist insurgency people migrated from hill to Terai</w:t>
+      </w:r>
+      <w:r>
+        <w:t xml:space="preserve"> (Niroula, 2016)</w:t>
+      </w:r>
+      <w:r>
+        <w:t>. Other factors, which accelerated this process, were probably the population pressure creation of infrastructure and concentration of development activities that created opportunities for employment in the Terai. As a result, there are considerable changes in demographic, socio-economic and environmental condition both at the origin and destination.</w:t>
       </w:r>
     </w:p>
     <w:p>
       <w:pPr>
         <w:pStyle w:val="BodyText"/>
       </w:pPr>
-      <w:proofErr w:type="spellStart"/>
-      <w:r>
-        <w:t>Mobunjunje</w:t>
-      </w:r>
-      <w:proofErr w:type="spellEnd"/>
-      <w:r>
-        <w:t xml:space="preserve"> (1970) applied a concept of system theory in the system of rural to urban migration operates having economic, social, technological and government component. He attempted to relate </w:t>
+      <w:r>
+        <w:t xml:space="preserve">Mobunjunje (1970) applied a concept of system theory in the system of rural to urban migration operates having economic, social, technological and government component. He attempted to relate </w:t>
       </w:r>
       <w:r>
         <w:t>trends,</w:t>
@@ -4389,222 +4127,96 @@
       <w:r>
         <w:t xml:space="preserve">Another study done by </w:t>
       </w:r>
-      <w:proofErr w:type="spellStart"/>
+      <w:r>
+        <w:t xml:space="preserve">Gurung </w:t>
+      </w:r>
+      <w:r>
+        <w:t>(1974) was on planned resettlement in western Terai. It was based on survey of Banke and Bardiya resettlement project. It included a view of resettlement scheme, characteristics of settlers in project area. Ethnic classification, income size of land holding and livestock of migrants.</w:t>
+      </w:r>
+    </w:p>
+    <w:p>
+      <w:pPr>
+        <w:pStyle w:val="BodyText"/>
+      </w:pPr>
+      <w:r>
+        <w:lastRenderedPageBreak/>
+        <w:t>Subedi (1996) studied on population growth and migration in Kathmandu city in which he concluded the internal and international migration are the main factors to increase population in Kathmandu city.</w:t>
+      </w:r>
+    </w:p>
+    <w:p>
+      <w:pPr>
+        <w:pStyle w:val="BodyText"/>
+      </w:pPr>
+      <w:r>
+        <w:t>KC</w:t>
+      </w:r>
+      <w:r>
+        <w:t xml:space="preserve"> </w:t>
+      </w:r>
+      <w:r>
+        <w:t>(1993) studied urbanization and migration in Nepal in which that concluded that international migration involving unrestricted emigration and immigration can be detrimental to the national interest but that should be beneficial if it is regulated properly.</w:t>
+      </w:r>
+    </w:p>
+    <w:p>
+      <w:pPr>
+        <w:pStyle w:val="Heading2"/>
+      </w:pPr>
+      <w:bookmarkStart w:id="10" w:name="_Toc216936137"/>
+      <w:r>
+        <w:t>2.1 Theoretical Review</w:t>
+      </w:r>
+      <w:bookmarkEnd w:id="10"/>
+    </w:p>
+    <w:p>
+      <w:pPr>
+        <w:pStyle w:val="BodyText"/>
+      </w:pPr>
+      <w:r>
+        <w:t>Migration is a complex phenomenon influenced by economic, social, and environmental factors. Several theories have been developed to explain the process of migration. Revenstein (1885), known as the father of migration studies, introduced the concept of migration streams and counter-streams, emphasizing that migration flows occur systematically between regions. He also highlighted the importance of distance in migration patterns. Lee (1966) extended this idea through the push-pull framework, explaining that migration decisions are influenced by factors at the origin (push) and destination (pull), as well as intervening obstacles such as distance, transportation, and cost. Personal characteristics like age, sex, and education further shape migration decisions. Zipf (1964) proposed the Gravitational Theory, suggesting that the number of migrants between two areas is directly proportional to their populations and inversely proportional to the distance separating them. Todaro (1976) added an economic perspective, emphasizing that expected income differentials, rather than actual earnings, largely drive migration. Together, these theories provide the conceptual foundation for understanding the causes and patterns of migration in Ward 9, Sankhu.</w:t>
+      </w:r>
+    </w:p>
+    <w:p>
+      <w:pPr>
+        <w:pStyle w:val="Heading2"/>
+      </w:pPr>
+      <w:bookmarkStart w:id="11" w:name="_Toc216936138"/>
+      <w:r>
+        <w:t>2.2 Empirical Review</w:t>
+      </w:r>
+      <w:bookmarkEnd w:id="11"/>
+    </w:p>
+    <w:p>
+      <w:pPr>
+        <w:pStyle w:val="BodyText"/>
+      </w:pPr>
+      <w:r>
+        <w:t xml:space="preserve">Empirical studies in Nepal and similar contexts provide insights into migration trends and consequences. CEDA (1977) observed that over 50 percent of migrants in Kathmandu were aged 20–30 years, with economic opportunities being the primary cause. Gurung (1984) identified population pressure, land scarcity, and environmental stress in the hills as push factors, and fertile land, government incentives, and social networks in the Terai as pull </w:t>
+      </w:r>
+      <w:r>
+        <w:lastRenderedPageBreak/>
+        <w:t>factors. K.C. (1998) analyzed both micro and macro-level determinants of migration, including literacy, age distribution, family kinship, and government resettlement projects. Kunwar (2015) applied multivariate analysis and found that low productivity and insufficient land prompted migration, while availability of facilities and presence of relatives influenced the decision to move. Niroula (2016) noted that during the Maoist insurgency, migration from hills to Terai accelerated due to population pressure, infrastructure development, and employment opportunities. These studies demonstrate the relevance of economic, social, and environmental factors in driving migration and highlight the need for a localized study in Ward 9, Sankhu.</w:t>
+      </w:r>
+    </w:p>
+    <w:p>
+      <w:pPr>
+        <w:pStyle w:val="Heading2"/>
+      </w:pPr>
+      <w:bookmarkStart w:id="12" w:name="_Toc216936139"/>
+      <w:r>
+        <w:t>2.3 Policy Review</w:t>
+      </w:r>
+      <w:bookmarkEnd w:id="12"/>
+    </w:p>
+    <w:p>
+      <w:pPr>
+        <w:pStyle w:val="BodyText"/>
+      </w:pPr>
+      <w:r>
+        <w:t>Migration in Nepal has been shaped by both national and local policies. National policies, such as the Nepal Migration Policy and urban development strategies, aim to regulate population movement, improve resettlement programs, and create opportunities in underdeveloped regions. Local-level initiatives, including ward and municipal development plans, focus on infrastructure development, provision of basic services, and resettlement schemes to manage migration effectively. For example, previous resettlement projects in western Terai (</w:t>
+      </w:r>
       <w:r>
         <w:t>Gurung</w:t>
       </w:r>
-      <w:proofErr w:type="spellEnd"/>
-      <w:r>
-        <w:t xml:space="preserve"> </w:t>
-      </w:r>
-      <w:r>
-        <w:t xml:space="preserve">(1974) was on planned resettlement in western </w:t>
-      </w:r>
-      <w:proofErr w:type="spellStart"/>
-      <w:r>
-        <w:t>Terai</w:t>
-      </w:r>
-      <w:proofErr w:type="spellEnd"/>
-      <w:r>
-        <w:t xml:space="preserve">. It was based on survey of </w:t>
-      </w:r>
-      <w:proofErr w:type="spellStart"/>
-      <w:r>
-        <w:t>Banke</w:t>
-      </w:r>
-      <w:proofErr w:type="spellEnd"/>
-      <w:r>
-        <w:t xml:space="preserve"> and </w:t>
-      </w:r>
-      <w:proofErr w:type="spellStart"/>
-      <w:r>
-        <w:t>Bardiya</w:t>
-      </w:r>
-      <w:proofErr w:type="spellEnd"/>
-      <w:r>
-        <w:t xml:space="preserve"> resettlement project. It included a view of resettlement scheme, characteristics of settlers in project area. Ethnic classification, income size of land holding and livestock of migrants.</w:t>
-      </w:r>
-    </w:p>
-    <w:p>
-      <w:pPr>
-        <w:pStyle w:val="BodyText"/>
-      </w:pPr>
-      <w:proofErr w:type="spellStart"/>
-      <w:r>
-        <w:lastRenderedPageBreak/>
-        <w:t>Subedi</w:t>
-      </w:r>
-      <w:proofErr w:type="spellEnd"/>
-      <w:r>
-        <w:t xml:space="preserve"> (1996) studied on population growth and migration in Kathmandu city in which he concluded the internal and international migration are the main factors to increase population in Kathmandu city.</w:t>
-      </w:r>
-    </w:p>
-    <w:p>
-      <w:pPr>
-        <w:pStyle w:val="BodyText"/>
-      </w:pPr>
-      <w:r>
-        <w:t xml:space="preserve"> </w:t>
-      </w:r>
-      <w:proofErr w:type="gramStart"/>
-      <w:r>
-        <w:t>KC</w:t>
-      </w:r>
-      <w:r>
-        <w:t>(</w:t>
-      </w:r>
-      <w:proofErr w:type="gramEnd"/>
-      <w:r>
-        <w:t>1993) studied urbanization and migration in Nepal in which that concluded that international migration involving unrestricted emigration and immigration can be detrimental to the national interest but that should be beneficial if it is regulated properly.</w:t>
-      </w:r>
-    </w:p>
-    <w:p>
-      <w:pPr>
-        <w:pStyle w:val="Heading2"/>
-      </w:pPr>
-      <w:bookmarkStart w:id="10" w:name="_Toc216936137"/>
-      <w:r>
-        <w:t>2.1 Theoretical Review</w:t>
-      </w:r>
-      <w:bookmarkEnd w:id="10"/>
-    </w:p>
-    <w:p>
-      <w:pPr>
-        <w:pStyle w:val="BodyText"/>
-      </w:pPr>
-      <w:r>
-        <w:t xml:space="preserve">Migration is a complex phenomenon influenced by economic, social, and environmental factors. Several theories have been developed to explain the process of migration. </w:t>
-      </w:r>
-      <w:proofErr w:type="spellStart"/>
-      <w:r>
-        <w:t>Revenstein</w:t>
-      </w:r>
-      <w:proofErr w:type="spellEnd"/>
-      <w:r>
-        <w:t xml:space="preserve"> (1885), known as the father of migration studies, introduced the concept of migration streams and counter-streams, emphasizing that migration flows occur systematically between regions. He also highlighted the importance of distance in migration patterns. Lee (1966) extended this idea through the push-pull framework, explaining that migration decisions are influenced by factors at the origin (push) and destination (pull), as well as intervening obstacles such as distance, transportation, and cost. Personal characteristics like age, sex, and education further shape migration decisions. </w:t>
-      </w:r>
-      <w:proofErr w:type="spellStart"/>
-      <w:r>
-        <w:t>Zipf</w:t>
-      </w:r>
-      <w:proofErr w:type="spellEnd"/>
-      <w:r>
-        <w:t xml:space="preserve"> (1964) proposed the Gravitational Theory, suggesting that the number of migrants between two areas is directly proportional to their populations and inversely proportional to the distance separating them. </w:t>
-      </w:r>
-      <w:proofErr w:type="spellStart"/>
-      <w:r>
-        <w:t>Todaro</w:t>
-      </w:r>
-      <w:proofErr w:type="spellEnd"/>
-      <w:r>
-        <w:t xml:space="preserve"> (1976) added an economic perspective, emphasizing that expected income differentials, rather than actual earnings, largely drive migration. Together, these theories provide the conceptual foundation for understanding the causes and patterns of migration in Ward 9, </w:t>
-      </w:r>
-      <w:proofErr w:type="spellStart"/>
-      <w:r>
-        <w:t>Sankhu</w:t>
-      </w:r>
-      <w:proofErr w:type="spellEnd"/>
-      <w:r>
-        <w:t>.</w:t>
-      </w:r>
-    </w:p>
-    <w:p>
-      <w:pPr>
-        <w:pStyle w:val="Heading2"/>
-      </w:pPr>
-      <w:bookmarkStart w:id="11" w:name="_Toc216936138"/>
-      <w:r>
-        <w:t>2.2 Empirical Review</w:t>
-      </w:r>
-      <w:bookmarkEnd w:id="11"/>
-    </w:p>
-    <w:p>
-      <w:pPr>
-        <w:pStyle w:val="BodyText"/>
-      </w:pPr>
-      <w:r>
-        <w:t xml:space="preserve">Empirical studies in Nepal and similar contexts provide insights into migration trends and consequences. CEDA (1977) observed that over 50 percent of migrants in Kathmandu were aged 20–30 years, with economic opportunities being the primary cause. </w:t>
-      </w:r>
-      <w:proofErr w:type="spellStart"/>
-      <w:r>
-        <w:t>Gurung</w:t>
-      </w:r>
-      <w:proofErr w:type="spellEnd"/>
-      <w:r>
-        <w:t xml:space="preserve"> (1984) identified population pressure, land scarcity, and environmental stress in the hills as push factors, and fertile land, government incentives, and social networks in the </w:t>
-      </w:r>
-      <w:proofErr w:type="spellStart"/>
-      <w:r>
-        <w:lastRenderedPageBreak/>
-        <w:t>Terai</w:t>
-      </w:r>
-      <w:proofErr w:type="spellEnd"/>
-      <w:r>
-        <w:t xml:space="preserve"> as pull factors. K.C. (1998) analyzed both micro and macro-level determinants of migration, including literacy, age distribution, family kinship, and government resettlement projects. </w:t>
-      </w:r>
-      <w:proofErr w:type="spellStart"/>
-      <w:r>
-        <w:t>Kunwar</w:t>
-      </w:r>
-      <w:proofErr w:type="spellEnd"/>
-      <w:r>
-        <w:t xml:space="preserve"> (2015) applied multivariate analysis and found that low productivity and insufficient land prompted migration, while availability of facilities and presence of relatives influenced the decision to move. </w:t>
-      </w:r>
-      <w:proofErr w:type="spellStart"/>
-      <w:r>
-        <w:t>Niroula</w:t>
-      </w:r>
-      <w:proofErr w:type="spellEnd"/>
-      <w:r>
-        <w:t xml:space="preserve"> (2016) noted that during the Maoist insurgency, migration from hills to </w:t>
-      </w:r>
-      <w:proofErr w:type="spellStart"/>
-      <w:r>
-        <w:t>Terai</w:t>
-      </w:r>
-      <w:proofErr w:type="spellEnd"/>
-      <w:r>
-        <w:t xml:space="preserve"> accelerated due to population pressure, infrastructure development, and employment opportunities. These studies demonstrate the relevance of economic, social, and environmental factors in driving migration and highlight the need for a localized study in Ward 9, </w:t>
-      </w:r>
-      <w:proofErr w:type="spellStart"/>
-      <w:r>
-        <w:t>Sankhu</w:t>
-      </w:r>
-      <w:proofErr w:type="spellEnd"/>
-      <w:r>
-        <w:t>.</w:t>
-      </w:r>
-    </w:p>
-    <w:p>
-      <w:pPr>
-        <w:pStyle w:val="Heading2"/>
-      </w:pPr>
-      <w:bookmarkStart w:id="12" w:name="_Toc216936139"/>
-      <w:r>
-        <w:t>2.3 Policy Review</w:t>
-      </w:r>
-      <w:bookmarkEnd w:id="12"/>
-    </w:p>
-    <w:p>
-      <w:pPr>
-        <w:pStyle w:val="BodyText"/>
-      </w:pPr>
-      <w:r>
-        <w:t xml:space="preserve">Migration in Nepal has been shaped by both national and local policies. National policies, such as the Nepal Migration Policy and urban development strategies, aim to regulate population movement, improve resettlement programs, and create opportunities in underdeveloped regions. Local-level initiatives, including ward and municipal development plans, focus on infrastructure development, provision of basic services, and resettlement schemes to manage migration effectively. For example, previous resettlement projects in western </w:t>
-      </w:r>
-      <w:proofErr w:type="spellStart"/>
-      <w:r>
-        <w:t>Terai</w:t>
-      </w:r>
-      <w:proofErr w:type="spellEnd"/>
-      <w:r>
-        <w:t xml:space="preserve"> (</w:t>
-      </w:r>
-      <w:proofErr w:type="spellStart"/>
-      <w:r>
-        <w:t>Gurung</w:t>
-      </w:r>
-      <w:proofErr w:type="spellEnd"/>
       <w:r>
         <w:t>, 1974) aimed to relocate populations from densely populated hill areas, emphasizing land distribution, income support, and social integration. Understanding these policies is essential to assess whether migration in Ward 9 aligns with policy objectives and to identify gaps where local planning can be improved.</w:t>
       </w:r>
@@ -4635,15 +4247,7 @@
         <w:t>macro-level or city-wide</w:t>
       </w:r>
       <w:r>
-        <w:t xml:space="preserve">, lacking focus on specific wards like Ward 9, </w:t>
-      </w:r>
-      <w:proofErr w:type="spellStart"/>
-      <w:r>
-        <w:t>Sankhu</w:t>
-      </w:r>
-      <w:proofErr w:type="spellEnd"/>
-      <w:r>
-        <w:t xml:space="preserve">. Few studies integrate </w:t>
+        <w:t xml:space="preserve">, lacking focus on specific wards like Ward 9, Sankhu. Few studies integrate </w:t>
       </w:r>
       <w:r>
         <w:rPr>
@@ -4693,79 +4297,1130 @@
     <w:p>
       <w:pPr>
         <w:pStyle w:val="BodyText"/>
-      </w:pPr>
-      <w:r>
         <w:rPr>
           <w:noProof/>
           <w:lang w:eastAsia="en-US"/>
         </w:rPr>
+      </w:pPr>
+      <w:r>
+        <w:t>The conceptual framework for this study illustrates the relationship between push-pull factors, personal characteristics, migration decisions, and their socio-economic consequences (Figure 2.1).</w:t>
+      </w:r>
+      <w:r>
+        <w:rPr>
+          <w:noProof/>
+          <w:lang w:eastAsia="en-US"/>
+        </w:rPr>
+        <w:t xml:space="preserve"> </w:t>
+      </w:r>
+    </w:p>
+    <w:p>
+      <w:pPr>
+        <w:pStyle w:val="NormalWeb"/>
+        <w:rPr>
+          <w:noProof/>
+          <w:lang w:eastAsia="en-US" w:bidi="ne-NP"/>
+        </w:rPr>
+      </w:pPr>
+      <w:r>
+        <w:rPr>
+          <w:noProof/>
+          <w:lang w:eastAsia="en-US" w:bidi="ne-NP"/>
+        </w:rPr>
         <mc:AlternateContent>
-          <mc:Choice Requires="wps">
+          <mc:Choice Requires="wpg">
             <w:drawing>
-              <wp:anchor distT="45720" distB="45720" distL="114300" distR="114300" simplePos="0" relativeHeight="251659264" behindDoc="0" locked="0" layoutInCell="1" allowOverlap="1" wp14:anchorId="45E0E053" wp14:editId="45C34180">
+              <wp:anchor distT="0" distB="0" distL="114300" distR="114300" simplePos="0" relativeHeight="251680768" behindDoc="0" locked="0" layoutInCell="1" allowOverlap="1" wp14:anchorId="787C6FEE" wp14:editId="7451FAB9">
                 <wp:simplePos x="0" y="0"/>
                 <wp:positionH relativeFrom="column">
                   <wp:posOffset>0</wp:posOffset>
                 </wp:positionH>
                 <wp:positionV relativeFrom="paragraph">
-                  <wp:posOffset>1076325</wp:posOffset>
+                  <wp:posOffset>214457</wp:posOffset>
                 </wp:positionV>
-                <wp:extent cx="1402080" cy="784860"/>
-                <wp:effectExtent l="0" t="0" r="26670" b="15240"/>
-                <wp:wrapTopAndBottom/>
-                <wp:docPr id="217" name="Text Box 2"/>
-                <wp:cNvGraphicFramePr>
-                  <a:graphicFrameLocks xmlns:a="http://schemas.openxmlformats.org/drawingml/2006/main"/>
-                </wp:cNvGraphicFramePr>
+                <wp:extent cx="5492115" cy="4152900"/>
+                <wp:effectExtent l="0" t="0" r="13335" b="19050"/>
+                <wp:wrapNone/>
+                <wp:docPr id="1" name="Group 1"/>
+                <wp:cNvGraphicFramePr/>
                 <a:graphic xmlns:a="http://schemas.openxmlformats.org/drawingml/2006/main">
-                  <a:graphicData uri="http://schemas.microsoft.com/office/word/2010/wordprocessingShape">
-                    <wps:wsp>
-                      <wps:cNvSpPr txBox="1">
-                        <a:spLocks noChangeArrowheads="1"/>
-                      </wps:cNvSpPr>
-                      <wps:spPr bwMode="auto">
+                  <a:graphicData uri="http://schemas.microsoft.com/office/word/2010/wordprocessingGroup">
+                    <wpg:wgp>
+                      <wpg:cNvGrpSpPr/>
+                      <wpg:grpSpPr>
                         <a:xfrm>
                           <a:off x="0" y="0"/>
-                          <a:ext cx="1402080" cy="784860"/>
+                          <a:ext cx="5492115" cy="4152900"/>
+                          <a:chOff x="0" y="0"/>
+                          <a:chExt cx="5356860" cy="2991143"/>
                         </a:xfrm>
-                        <a:prstGeom prst="rect">
-                          <a:avLst/>
-                        </a:prstGeom>
-                        <a:solidFill>
-                          <a:srgbClr val="FFFFFF"/>
-                        </a:solidFill>
-                        <a:ln w="9525">
-                          <a:solidFill>
-                            <a:srgbClr val="000000"/>
-                          </a:solidFill>
-                          <a:miter lim="800000"/>
-                          <a:headEnd/>
-                          <a:tailEnd/>
-                        </a:ln>
-                      </wps:spPr>
-                      <wps:txbx>
-                        <w:txbxContent>
-                          <w:p>
-                            <w:pPr>
-                              <w:rPr>
-                                <w:sz w:val="22"/>
-                                <w:szCs w:val="22"/>
-                              </w:rPr>
-                            </w:pPr>
-                            <w:r>
-                              <w:rPr>
-                                <w:sz w:val="22"/>
-                                <w:szCs w:val="22"/>
-                              </w:rPr>
-                              <w:t>Push Factors</w:t>
-                            </w:r>
-                          </w:p>
-                        </w:txbxContent>
-                      </wps:txbx>
-                      <wps:bodyPr rot="0" vert="horz" wrap="square" lIns="91440" tIns="45720" rIns="91440" bIns="45720" anchor="t" anchorCtr="0">
-                        <a:noAutofit/>
-                      </wps:bodyPr>
-                    </wps:wsp>
+                      </wpg:grpSpPr>
+                      <wps:wsp>
+                        <wps:cNvPr id="217" name="Text Box 2"/>
+                        <wps:cNvSpPr txBox="1">
+                          <a:spLocks noChangeArrowheads="1"/>
+                        </wps:cNvSpPr>
+                        <wps:spPr bwMode="auto">
+                          <a:xfrm>
+                            <a:off x="0" y="11723"/>
+                            <a:ext cx="1402080" cy="784860"/>
+                          </a:xfrm>
+                          <a:prstGeom prst="rect">
+                            <a:avLst/>
+                          </a:prstGeom>
+                          <a:ln>
+                            <a:headEnd/>
+                            <a:tailEnd/>
+                          </a:ln>
+                        </wps:spPr>
+                        <wps:style>
+                          <a:lnRef idx="2">
+                            <a:schemeClr val="dk1"/>
+                          </a:lnRef>
+                          <a:fillRef idx="1">
+                            <a:schemeClr val="lt1"/>
+                          </a:fillRef>
+                          <a:effectRef idx="0">
+                            <a:schemeClr val="dk1"/>
+                          </a:effectRef>
+                          <a:fontRef idx="minor">
+                            <a:schemeClr val="dk1"/>
+                          </a:fontRef>
+                        </wps:style>
+                        <wps:txbx>
+                          <w:txbxContent>
+                            <w:p>
+                              <w:pPr>
+                                <w:rPr>
+                                  <w:b/>
+                                  <w:bCs/>
+                                  <w:sz w:val="22"/>
+                                  <w:szCs w:val="22"/>
+                                </w:rPr>
+                              </w:pPr>
+                              <w:r>
+                                <w:rPr>
+                                  <w:b/>
+                                  <w:bCs/>
+                                  <w:sz w:val="22"/>
+                                  <w:szCs w:val="22"/>
+                                </w:rPr>
+                                <w:t>Push Factors</w:t>
+                              </w:r>
+                            </w:p>
+                          </w:txbxContent>
+                        </wps:txbx>
+                        <wps:bodyPr rot="0" vert="horz" wrap="square" lIns="91440" tIns="45720" rIns="91440" bIns="45720" anchor="t" anchorCtr="0">
+                          <a:noAutofit/>
+                        </wps:bodyPr>
+                      </wps:wsp>
+                      <wps:wsp>
+                        <wps:cNvPr id="3" name="Text Box 3"/>
+                        <wps:cNvSpPr txBox="1"/>
+                        <wps:spPr>
+                          <a:xfrm>
+                            <a:off x="0" y="275493"/>
+                            <a:ext cx="1402080" cy="762000"/>
+                          </a:xfrm>
+                          <a:prstGeom prst="rect">
+                            <a:avLst/>
+                          </a:prstGeom>
+                          <a:ln/>
+                        </wps:spPr>
+                        <wps:style>
+                          <a:lnRef idx="2">
+                            <a:schemeClr val="dk1"/>
+                          </a:lnRef>
+                          <a:fillRef idx="1">
+                            <a:schemeClr val="lt1"/>
+                          </a:fillRef>
+                          <a:effectRef idx="0">
+                            <a:schemeClr val="dk1"/>
+                          </a:effectRef>
+                          <a:fontRef idx="minor">
+                            <a:schemeClr val="dk1"/>
+                          </a:fontRef>
+                        </wps:style>
+                        <wps:txbx>
+                          <w:txbxContent>
+                            <w:p>
+                              <w:pPr>
+                                <w:pStyle w:val="ListParagraph"/>
+                                <w:numPr>
+                                  <w:ilvl w:val="0"/>
+                                  <w:numId w:val="15"/>
+                                </w:numPr>
+                                <w:ind w:left="180" w:hanging="180"/>
+                                <w:rPr>
+                                  <w:sz w:val="18"/>
+                                  <w:szCs w:val="18"/>
+                                </w:rPr>
+                              </w:pPr>
+                              <w:r>
+                                <w:rPr>
+                                  <w:sz w:val="18"/>
+                                  <w:szCs w:val="18"/>
+                                </w:rPr>
+                                <w:t>Population Pressure</w:t>
+                              </w:r>
+                            </w:p>
+                            <w:p>
+                              <w:pPr>
+                                <w:pStyle w:val="ListParagraph"/>
+                                <w:numPr>
+                                  <w:ilvl w:val="0"/>
+                                  <w:numId w:val="15"/>
+                                </w:numPr>
+                                <w:ind w:left="180" w:hanging="180"/>
+                                <w:rPr>
+                                  <w:sz w:val="18"/>
+                                  <w:szCs w:val="18"/>
+                                </w:rPr>
+                              </w:pPr>
+                              <w:r>
+                                <w:rPr>
+                                  <w:sz w:val="18"/>
+                                  <w:szCs w:val="18"/>
+                                </w:rPr>
+                                <w:t>Land Scarcity</w:t>
+                              </w:r>
+                            </w:p>
+                            <w:p>
+                              <w:pPr>
+                                <w:pStyle w:val="ListParagraph"/>
+                                <w:numPr>
+                                  <w:ilvl w:val="0"/>
+                                  <w:numId w:val="15"/>
+                                </w:numPr>
+                                <w:ind w:left="180" w:hanging="180"/>
+                                <w:rPr>
+                                  <w:sz w:val="18"/>
+                                  <w:szCs w:val="18"/>
+                                </w:rPr>
+                              </w:pPr>
+                              <w:r>
+                                <w:rPr>
+                                  <w:sz w:val="18"/>
+                                  <w:szCs w:val="18"/>
+                                </w:rPr>
+                                <w:t>Environmental Stress</w:t>
+                              </w:r>
+                            </w:p>
+                            <w:p>
+                              <w:pPr>
+                                <w:pStyle w:val="ListParagraph"/>
+                                <w:numPr>
+                                  <w:ilvl w:val="0"/>
+                                  <w:numId w:val="15"/>
+                                </w:numPr>
+                                <w:ind w:left="180" w:hanging="180"/>
+                                <w:rPr>
+                                  <w:sz w:val="18"/>
+                                  <w:szCs w:val="18"/>
+                                </w:rPr>
+                              </w:pPr>
+                              <w:r>
+                                <w:rPr>
+                                  <w:sz w:val="18"/>
+                                  <w:szCs w:val="18"/>
+                                </w:rPr>
+                                <w:t>Poverty</w:t>
+                              </w:r>
+                            </w:p>
+                          </w:txbxContent>
+                        </wps:txbx>
+                        <wps:bodyPr rot="0" spcFirstLastPara="0" vertOverflow="overflow" horzOverflow="overflow" vert="horz" wrap="square" lIns="91440" tIns="45720" rIns="91440" bIns="45720" numCol="1" spcCol="0" rtlCol="0" fromWordArt="0" anchor="t" anchorCtr="0" forceAA="0" compatLnSpc="1">
+                          <a:prstTxWarp prst="textNoShape">
+                            <a:avLst/>
+                          </a:prstTxWarp>
+                          <a:noAutofit/>
+                        </wps:bodyPr>
+                      </wps:wsp>
+                      <wps:wsp>
+                        <wps:cNvPr id="4" name="Text Box 4"/>
+                        <wps:cNvSpPr txBox="1"/>
+                        <wps:spPr>
+                          <a:xfrm>
+                            <a:off x="1869831" y="11723"/>
+                            <a:ext cx="1386886" cy="266700"/>
+                          </a:xfrm>
+                          <a:prstGeom prst="rect">
+                            <a:avLst/>
+                          </a:prstGeom>
+                          <a:ln/>
+                        </wps:spPr>
+                        <wps:style>
+                          <a:lnRef idx="2">
+                            <a:schemeClr val="dk1"/>
+                          </a:lnRef>
+                          <a:fillRef idx="1">
+                            <a:schemeClr val="lt1"/>
+                          </a:fillRef>
+                          <a:effectRef idx="0">
+                            <a:schemeClr val="dk1"/>
+                          </a:effectRef>
+                          <a:fontRef idx="minor">
+                            <a:schemeClr val="dk1"/>
+                          </a:fontRef>
+                        </wps:style>
+                        <wps:txbx>
+                          <w:txbxContent>
+                            <w:p>
+                              <w:pPr>
+                                <w:pStyle w:val="ListParagraph"/>
+                                <w:ind w:left="0"/>
+                                <w:jc w:val="center"/>
+                                <w:rPr>
+                                  <w:b/>
+                                  <w:bCs/>
+                                  <w:sz w:val="20"/>
+                                  <w:szCs w:val="20"/>
+                                </w:rPr>
+                              </w:pPr>
+                              <w:r>
+                                <w:rPr>
+                                  <w:b/>
+                                  <w:bCs/>
+                                  <w:sz w:val="20"/>
+                                  <w:szCs w:val="20"/>
+                                </w:rPr>
+                                <w:t>Migration Decision</w:t>
+                              </w:r>
+                            </w:p>
+                            <w:p>
+                              <w:pPr>
+                                <w:pStyle w:val="ListParagraph"/>
+                                <w:rPr>
+                                  <w:sz w:val="20"/>
+                                  <w:szCs w:val="20"/>
+                                </w:rPr>
+                              </w:pPr>
+                            </w:p>
+                          </w:txbxContent>
+                        </wps:txbx>
+                        <wps:bodyPr rot="0" spcFirstLastPara="0" vertOverflow="overflow" horzOverflow="overflow" vert="horz" wrap="square" lIns="91440" tIns="45720" rIns="91440" bIns="45720" numCol="1" spcCol="0" rtlCol="0" fromWordArt="0" anchor="t" anchorCtr="0" forceAA="0" compatLnSpc="1">
+                          <a:prstTxWarp prst="textNoShape">
+                            <a:avLst/>
+                          </a:prstTxWarp>
+                          <a:noAutofit/>
+                        </wps:bodyPr>
+                      </wps:wsp>
+                      <wps:wsp>
+                        <wps:cNvPr id="7" name="Text Box 2"/>
+                        <wps:cNvSpPr txBox="1">
+                          <a:spLocks noChangeArrowheads="1"/>
+                        </wps:cNvSpPr>
+                        <wps:spPr bwMode="auto">
+                          <a:xfrm>
+                            <a:off x="3657600" y="0"/>
+                            <a:ext cx="1699260" cy="784860"/>
+                          </a:xfrm>
+                          <a:prstGeom prst="rect">
+                            <a:avLst/>
+                          </a:prstGeom>
+                          <a:ln>
+                            <a:headEnd/>
+                            <a:tailEnd/>
+                          </a:ln>
+                        </wps:spPr>
+                        <wps:style>
+                          <a:lnRef idx="2">
+                            <a:schemeClr val="dk1"/>
+                          </a:lnRef>
+                          <a:fillRef idx="1">
+                            <a:schemeClr val="lt1"/>
+                          </a:fillRef>
+                          <a:effectRef idx="0">
+                            <a:schemeClr val="dk1"/>
+                          </a:effectRef>
+                          <a:fontRef idx="minor">
+                            <a:schemeClr val="dk1"/>
+                          </a:fontRef>
+                        </wps:style>
+                        <wps:txbx>
+                          <w:txbxContent>
+                            <w:p>
+                              <w:pPr>
+                                <w:rPr>
+                                  <w:b/>
+                                  <w:bCs/>
+                                  <w:sz w:val="22"/>
+                                  <w:szCs w:val="22"/>
+                                </w:rPr>
+                              </w:pPr>
+                              <w:r>
+                                <w:rPr>
+                                  <w:b/>
+                                  <w:bCs/>
+                                  <w:sz w:val="22"/>
+                                  <w:szCs w:val="22"/>
+                                </w:rPr>
+                                <w:t>Pull Factors</w:t>
+                              </w:r>
+                            </w:p>
+                          </w:txbxContent>
+                        </wps:txbx>
+                        <wps:bodyPr rot="0" vert="horz" wrap="square" lIns="91440" tIns="45720" rIns="91440" bIns="45720" anchor="t" anchorCtr="0">
+                          <a:noAutofit/>
+                        </wps:bodyPr>
+                      </wps:wsp>
+                      <wps:wsp>
+                        <wps:cNvPr id="8" name="Text Box 8"/>
+                        <wps:cNvSpPr txBox="1"/>
+                        <wps:spPr>
+                          <a:xfrm>
+                            <a:off x="3657600" y="246185"/>
+                            <a:ext cx="1699260" cy="845820"/>
+                          </a:xfrm>
+                          <a:prstGeom prst="rect">
+                            <a:avLst/>
+                          </a:prstGeom>
+                          <a:ln/>
+                        </wps:spPr>
+                        <wps:style>
+                          <a:lnRef idx="2">
+                            <a:schemeClr val="dk1"/>
+                          </a:lnRef>
+                          <a:fillRef idx="1">
+                            <a:schemeClr val="lt1"/>
+                          </a:fillRef>
+                          <a:effectRef idx="0">
+                            <a:schemeClr val="dk1"/>
+                          </a:effectRef>
+                          <a:fontRef idx="minor">
+                            <a:schemeClr val="dk1"/>
+                          </a:fontRef>
+                        </wps:style>
+                        <wps:txbx>
+                          <w:txbxContent>
+                            <w:p>
+                              <w:pPr>
+                                <w:pStyle w:val="ListParagraph"/>
+                                <w:numPr>
+                                  <w:ilvl w:val="0"/>
+                                  <w:numId w:val="15"/>
+                                </w:numPr>
+                                <w:ind w:left="180" w:hanging="180"/>
+                                <w:rPr>
+                                  <w:sz w:val="18"/>
+                                  <w:szCs w:val="18"/>
+                                </w:rPr>
+                              </w:pPr>
+                              <w:r>
+                                <w:rPr>
+                                  <w:sz w:val="18"/>
+                                  <w:szCs w:val="18"/>
+                                </w:rPr>
+                                <w:t>Employment Opportunities</w:t>
+                              </w:r>
+                            </w:p>
+                            <w:p>
+                              <w:pPr>
+                                <w:pStyle w:val="ListParagraph"/>
+                                <w:numPr>
+                                  <w:ilvl w:val="0"/>
+                                  <w:numId w:val="15"/>
+                                </w:numPr>
+                                <w:ind w:left="180" w:hanging="180"/>
+                                <w:rPr>
+                                  <w:sz w:val="18"/>
+                                  <w:szCs w:val="18"/>
+                                </w:rPr>
+                              </w:pPr>
+                              <w:r>
+                                <w:rPr>
+                                  <w:sz w:val="18"/>
+                                  <w:szCs w:val="18"/>
+                                </w:rPr>
+                                <w:t>Better Education</w:t>
+                              </w:r>
+                            </w:p>
+                            <w:p>
+                              <w:pPr>
+                                <w:pStyle w:val="ListParagraph"/>
+                                <w:numPr>
+                                  <w:ilvl w:val="0"/>
+                                  <w:numId w:val="15"/>
+                                </w:numPr>
+                                <w:ind w:left="180" w:hanging="180"/>
+                                <w:rPr>
+                                  <w:sz w:val="18"/>
+                                  <w:szCs w:val="18"/>
+                                </w:rPr>
+                              </w:pPr>
+                              <w:r>
+                                <w:rPr>
+                                  <w:sz w:val="18"/>
+                                  <w:szCs w:val="18"/>
+                                </w:rPr>
+                                <w:t>Infrastructure Facilities</w:t>
+                              </w:r>
+                            </w:p>
+                            <w:p>
+                              <w:pPr>
+                                <w:pStyle w:val="ListParagraph"/>
+                                <w:numPr>
+                                  <w:ilvl w:val="0"/>
+                                  <w:numId w:val="15"/>
+                                </w:numPr>
+                                <w:ind w:left="180" w:hanging="180"/>
+                                <w:rPr>
+                                  <w:sz w:val="18"/>
+                                  <w:szCs w:val="18"/>
+                                </w:rPr>
+                              </w:pPr>
+                              <w:r>
+                                <w:rPr>
+                                  <w:sz w:val="18"/>
+                                  <w:szCs w:val="18"/>
+                                </w:rPr>
+                                <w:t>Social Networks</w:t>
+                              </w:r>
+                            </w:p>
+                            <w:p>
+                              <w:pPr>
+                                <w:pStyle w:val="ListParagraph"/>
+                                <w:numPr>
+                                  <w:ilvl w:val="0"/>
+                                  <w:numId w:val="15"/>
+                                </w:numPr>
+                                <w:ind w:left="180" w:hanging="180"/>
+                                <w:rPr>
+                                  <w:sz w:val="18"/>
+                                  <w:szCs w:val="18"/>
+                                </w:rPr>
+                              </w:pPr>
+                              <w:r>
+                                <w:rPr>
+                                  <w:sz w:val="18"/>
+                                  <w:szCs w:val="18"/>
+                                </w:rPr>
+                                <w:t>Poverty</w:t>
+                              </w:r>
+                            </w:p>
+                          </w:txbxContent>
+                        </wps:txbx>
+                        <wps:bodyPr rot="0" spcFirstLastPara="0" vertOverflow="overflow" horzOverflow="overflow" vert="horz" wrap="square" lIns="91440" tIns="45720" rIns="91440" bIns="45720" numCol="1" spcCol="0" rtlCol="0" fromWordArt="0" anchor="t" anchorCtr="0" forceAA="0" compatLnSpc="1">
+                          <a:prstTxWarp prst="textNoShape">
+                            <a:avLst/>
+                          </a:prstTxWarp>
+                          <a:noAutofit/>
+                        </wps:bodyPr>
+                      </wps:wsp>
+                      <wps:wsp>
+                        <wps:cNvPr id="9" name="Text Box 9"/>
+                        <wps:cNvSpPr txBox="1"/>
+                        <wps:spPr>
+                          <a:xfrm>
+                            <a:off x="1781908" y="527539"/>
+                            <a:ext cx="1524000" cy="373380"/>
+                          </a:xfrm>
+                          <a:prstGeom prst="rect">
+                            <a:avLst/>
+                          </a:prstGeom>
+                          <a:ln/>
+                        </wps:spPr>
+                        <wps:style>
+                          <a:lnRef idx="2">
+                            <a:schemeClr val="dk1"/>
+                          </a:lnRef>
+                          <a:fillRef idx="1">
+                            <a:schemeClr val="lt1"/>
+                          </a:fillRef>
+                          <a:effectRef idx="0">
+                            <a:schemeClr val="dk1"/>
+                          </a:effectRef>
+                          <a:fontRef idx="minor">
+                            <a:schemeClr val="dk1"/>
+                          </a:fontRef>
+                        </wps:style>
+                        <wps:txbx>
+                          <w:txbxContent>
+                            <w:p>
+                              <w:pPr>
+                                <w:pStyle w:val="ListParagraph"/>
+                                <w:ind w:left="0"/>
+                                <w:jc w:val="center"/>
+                                <w:rPr>
+                                  <w:b/>
+                                  <w:bCs/>
+                                  <w:sz w:val="18"/>
+                                  <w:szCs w:val="18"/>
+                                </w:rPr>
+                              </w:pPr>
+                              <w:r>
+                                <w:rPr>
+                                  <w:b/>
+                                  <w:bCs/>
+                                  <w:sz w:val="18"/>
+                                  <w:szCs w:val="18"/>
+                                </w:rPr>
+                                <w:t>Intervening Obstacles</w:t>
+                              </w:r>
+                            </w:p>
+                            <w:p>
+                              <w:pPr>
+                                <w:pStyle w:val="ListParagraph"/>
+                                <w:ind w:left="0"/>
+                                <w:jc w:val="center"/>
+                                <w:rPr>
+                                  <w:sz w:val="18"/>
+                                  <w:szCs w:val="18"/>
+                                </w:rPr>
+                              </w:pPr>
+                              <w:r>
+                                <w:rPr>
+                                  <w:sz w:val="18"/>
+                                  <w:szCs w:val="18"/>
+                                </w:rPr>
+                                <w:t>(Distance, Cost, Barriers</w:t>
+                              </w:r>
+                              <w:r>
+                                <w:rPr>
+                                  <w:sz w:val="18"/>
+                                  <w:szCs w:val="18"/>
+                                </w:rPr>
+                                <w:t>)</w:t>
+                              </w:r>
+                            </w:p>
+                            <w:p>
+                              <w:pPr>
+                                <w:pStyle w:val="ListParagraph"/>
+                                <w:rPr>
+                                  <w:sz w:val="18"/>
+                                  <w:szCs w:val="18"/>
+                                </w:rPr>
+                              </w:pPr>
+                            </w:p>
+                          </w:txbxContent>
+                        </wps:txbx>
+                        <wps:bodyPr rot="0" spcFirstLastPara="0" vertOverflow="overflow" horzOverflow="overflow" vert="horz" wrap="square" lIns="91440" tIns="45720" rIns="91440" bIns="45720" numCol="1" spcCol="0" rtlCol="0" fromWordArt="0" anchor="t" anchorCtr="0" forceAA="0" compatLnSpc="1">
+                          <a:prstTxWarp prst="textNoShape">
+                            <a:avLst/>
+                          </a:prstTxWarp>
+                          <a:noAutofit/>
+                        </wps:bodyPr>
+                      </wps:wsp>
+                      <wps:wsp>
+                        <wps:cNvPr id="10" name="Text Box 2"/>
+                        <wps:cNvSpPr txBox="1">
+                          <a:spLocks noChangeArrowheads="1"/>
+                        </wps:cNvSpPr>
+                        <wps:spPr bwMode="auto">
+                          <a:xfrm>
+                            <a:off x="0" y="1652954"/>
+                            <a:ext cx="1402080" cy="784860"/>
+                          </a:xfrm>
+                          <a:prstGeom prst="rect">
+                            <a:avLst/>
+                          </a:prstGeom>
+                          <a:ln>
+                            <a:headEnd/>
+                            <a:tailEnd/>
+                          </a:ln>
+                        </wps:spPr>
+                        <wps:style>
+                          <a:lnRef idx="2">
+                            <a:schemeClr val="dk1"/>
+                          </a:lnRef>
+                          <a:fillRef idx="1">
+                            <a:schemeClr val="lt1"/>
+                          </a:fillRef>
+                          <a:effectRef idx="0">
+                            <a:schemeClr val="dk1"/>
+                          </a:effectRef>
+                          <a:fontRef idx="minor">
+                            <a:schemeClr val="dk1"/>
+                          </a:fontRef>
+                        </wps:style>
+                        <wps:txbx>
+                          <w:txbxContent>
+                            <w:p>
+                              <w:pPr>
+                                <w:rPr>
+                                  <w:b/>
+                                  <w:bCs/>
+                                  <w:sz w:val="22"/>
+                                  <w:szCs w:val="22"/>
+                                </w:rPr>
+                              </w:pPr>
+                              <w:r>
+                                <w:rPr>
+                                  <w:b/>
+                                  <w:bCs/>
+                                  <w:sz w:val="22"/>
+                                  <w:szCs w:val="22"/>
+                                </w:rPr>
+                                <w:t>Personal Factors</w:t>
+                              </w:r>
+                            </w:p>
+                          </w:txbxContent>
+                        </wps:txbx>
+                        <wps:bodyPr rot="0" vert="horz" wrap="square" lIns="91440" tIns="45720" rIns="91440" bIns="45720" anchor="t" anchorCtr="0">
+                          <a:noAutofit/>
+                        </wps:bodyPr>
+                      </wps:wsp>
+                      <wps:wsp>
+                        <wps:cNvPr id="11" name="Text Box 11"/>
+                        <wps:cNvSpPr txBox="1"/>
+                        <wps:spPr>
+                          <a:xfrm>
+                            <a:off x="0" y="1899139"/>
+                            <a:ext cx="1402080" cy="601980"/>
+                          </a:xfrm>
+                          <a:prstGeom prst="rect">
+                            <a:avLst/>
+                          </a:prstGeom>
+                          <a:ln/>
+                        </wps:spPr>
+                        <wps:style>
+                          <a:lnRef idx="2">
+                            <a:schemeClr val="dk1"/>
+                          </a:lnRef>
+                          <a:fillRef idx="1">
+                            <a:schemeClr val="lt1"/>
+                          </a:fillRef>
+                          <a:effectRef idx="0">
+                            <a:schemeClr val="dk1"/>
+                          </a:effectRef>
+                          <a:fontRef idx="minor">
+                            <a:schemeClr val="dk1"/>
+                          </a:fontRef>
+                        </wps:style>
+                        <wps:txbx>
+                          <w:txbxContent>
+                            <w:p>
+                              <w:pPr>
+                                <w:pStyle w:val="ListParagraph"/>
+                                <w:numPr>
+                                  <w:ilvl w:val="0"/>
+                                  <w:numId w:val="15"/>
+                                </w:numPr>
+                                <w:ind w:left="180" w:hanging="180"/>
+                                <w:rPr>
+                                  <w:sz w:val="18"/>
+                                  <w:szCs w:val="18"/>
+                                </w:rPr>
+                              </w:pPr>
+                              <w:r>
+                                <w:rPr>
+                                  <w:sz w:val="18"/>
+                                  <w:szCs w:val="18"/>
+                                </w:rPr>
+                                <w:t>Age</w:t>
+                              </w:r>
+                            </w:p>
+                            <w:p>
+                              <w:pPr>
+                                <w:pStyle w:val="ListParagraph"/>
+                                <w:numPr>
+                                  <w:ilvl w:val="0"/>
+                                  <w:numId w:val="15"/>
+                                </w:numPr>
+                                <w:ind w:left="180" w:hanging="180"/>
+                                <w:rPr>
+                                  <w:sz w:val="18"/>
+                                  <w:szCs w:val="18"/>
+                                </w:rPr>
+                              </w:pPr>
+                              <w:r>
+                                <w:rPr>
+                                  <w:sz w:val="18"/>
+                                  <w:szCs w:val="18"/>
+                                </w:rPr>
+                                <w:t>Sex</w:t>
+                              </w:r>
+                            </w:p>
+                            <w:p>
+                              <w:pPr>
+                                <w:pStyle w:val="ListParagraph"/>
+                                <w:numPr>
+                                  <w:ilvl w:val="0"/>
+                                  <w:numId w:val="15"/>
+                                </w:numPr>
+                                <w:ind w:left="180" w:hanging="180"/>
+                                <w:rPr>
+                                  <w:sz w:val="18"/>
+                                  <w:szCs w:val="18"/>
+                                </w:rPr>
+                              </w:pPr>
+                              <w:r>
+                                <w:rPr>
+                                  <w:sz w:val="18"/>
+                                  <w:szCs w:val="18"/>
+                                </w:rPr>
+                                <w:t>Education</w:t>
+                              </w:r>
+                            </w:p>
+                            <w:p>
+                              <w:pPr>
+                                <w:pStyle w:val="ListParagraph"/>
+                                <w:ind w:left="180"/>
+                                <w:rPr>
+                                  <w:sz w:val="18"/>
+                                  <w:szCs w:val="18"/>
+                                </w:rPr>
+                              </w:pPr>
+                            </w:p>
+                          </w:txbxContent>
+                        </wps:txbx>
+                        <wps:bodyPr rot="0" spcFirstLastPara="0" vertOverflow="overflow" horzOverflow="overflow" vert="horz" wrap="square" lIns="91440" tIns="45720" rIns="91440" bIns="45720" numCol="1" spcCol="0" rtlCol="0" fromWordArt="0" anchor="t" anchorCtr="0" forceAA="0" compatLnSpc="1">
+                          <a:prstTxWarp prst="textNoShape">
+                            <a:avLst/>
+                          </a:prstTxWarp>
+                          <a:noAutofit/>
+                        </wps:bodyPr>
+                      </wps:wsp>
+                      <wps:wsp>
+                        <wps:cNvPr id="12" name="Text Box 2"/>
+                        <wps:cNvSpPr txBox="1">
+                          <a:spLocks noChangeArrowheads="1"/>
+                        </wps:cNvSpPr>
+                        <wps:spPr bwMode="auto">
+                          <a:xfrm>
+                            <a:off x="1887415" y="2145323"/>
+                            <a:ext cx="1897380" cy="845820"/>
+                          </a:xfrm>
+                          <a:prstGeom prst="rect">
+                            <a:avLst/>
+                          </a:prstGeom>
+                          <a:ln>
+                            <a:headEnd/>
+                            <a:tailEnd/>
+                          </a:ln>
+                        </wps:spPr>
+                        <wps:style>
+                          <a:lnRef idx="2">
+                            <a:schemeClr val="dk1"/>
+                          </a:lnRef>
+                          <a:fillRef idx="1">
+                            <a:schemeClr val="lt1"/>
+                          </a:fillRef>
+                          <a:effectRef idx="0">
+                            <a:schemeClr val="dk1"/>
+                          </a:effectRef>
+                          <a:fontRef idx="minor">
+                            <a:schemeClr val="dk1"/>
+                          </a:fontRef>
+                        </wps:style>
+                        <wps:txbx>
+                          <w:txbxContent>
+                            <w:p>
+                              <w:pPr>
+                                <w:rPr>
+                                  <w:b/>
+                                  <w:bCs/>
+                                  <w:sz w:val="22"/>
+                                  <w:szCs w:val="22"/>
+                                </w:rPr>
+                              </w:pPr>
+                              <w:r>
+                                <w:rPr>
+                                  <w:b/>
+                                  <w:bCs/>
+                                  <w:sz w:val="22"/>
+                                  <w:szCs w:val="22"/>
+                                </w:rPr>
+                                <w:t>Outcomes &amp; Impacts</w:t>
+                              </w:r>
+                            </w:p>
+                          </w:txbxContent>
+                        </wps:txbx>
+                        <wps:bodyPr rot="0" vert="horz" wrap="square" lIns="91440" tIns="45720" rIns="91440" bIns="45720" anchor="t" anchorCtr="0">
+                          <a:noAutofit/>
+                        </wps:bodyPr>
+                      </wps:wsp>
+                      <wps:wsp>
+                        <wps:cNvPr id="13" name="Text Box 13"/>
+                        <wps:cNvSpPr txBox="1"/>
+                        <wps:spPr>
+                          <a:xfrm>
+                            <a:off x="1887415" y="2409093"/>
+                            <a:ext cx="1897380" cy="579120"/>
+                          </a:xfrm>
+                          <a:prstGeom prst="rect">
+                            <a:avLst/>
+                          </a:prstGeom>
+                          <a:ln/>
+                        </wps:spPr>
+                        <wps:style>
+                          <a:lnRef idx="2">
+                            <a:schemeClr val="dk1"/>
+                          </a:lnRef>
+                          <a:fillRef idx="1">
+                            <a:schemeClr val="lt1"/>
+                          </a:fillRef>
+                          <a:effectRef idx="0">
+                            <a:schemeClr val="dk1"/>
+                          </a:effectRef>
+                          <a:fontRef idx="minor">
+                            <a:schemeClr val="dk1"/>
+                          </a:fontRef>
+                        </wps:style>
+                        <wps:txbx>
+                          <w:txbxContent>
+                            <w:p>
+                              <w:pPr>
+                                <w:pStyle w:val="ListParagraph"/>
+                                <w:numPr>
+                                  <w:ilvl w:val="0"/>
+                                  <w:numId w:val="15"/>
+                                </w:numPr>
+                                <w:ind w:left="180" w:hanging="180"/>
+                                <w:rPr>
+                                  <w:sz w:val="18"/>
+                                  <w:szCs w:val="18"/>
+                                </w:rPr>
+                              </w:pPr>
+                              <w:r>
+                                <w:rPr>
+                                  <w:sz w:val="18"/>
+                                  <w:szCs w:val="18"/>
+                                </w:rPr>
+                                <w:t>Demographic Changes</w:t>
+                              </w:r>
+                            </w:p>
+                            <w:p>
+                              <w:pPr>
+                                <w:pStyle w:val="ListParagraph"/>
+                                <w:numPr>
+                                  <w:ilvl w:val="0"/>
+                                  <w:numId w:val="15"/>
+                                </w:numPr>
+                                <w:ind w:left="180" w:hanging="180"/>
+                                <w:rPr>
+                                  <w:sz w:val="18"/>
+                                  <w:szCs w:val="18"/>
+                                </w:rPr>
+                              </w:pPr>
+                              <w:r>
+                                <w:rPr>
+                                  <w:sz w:val="18"/>
+                                  <w:szCs w:val="18"/>
+                                </w:rPr>
+                                <w:t>Livelihood Improvement</w:t>
+                              </w:r>
+                            </w:p>
+                            <w:p>
+                              <w:pPr>
+                                <w:pStyle w:val="ListParagraph"/>
+                                <w:numPr>
+                                  <w:ilvl w:val="0"/>
+                                  <w:numId w:val="15"/>
+                                </w:numPr>
+                                <w:ind w:left="180" w:hanging="180"/>
+                                <w:rPr>
+                                  <w:sz w:val="18"/>
+                                  <w:szCs w:val="18"/>
+                                </w:rPr>
+                              </w:pPr>
+                              <w:r>
+                                <w:rPr>
+                                  <w:sz w:val="18"/>
+                                  <w:szCs w:val="18"/>
+                                </w:rPr>
+                                <w:t>Local Development Challenges</w:t>
+                              </w:r>
+                            </w:p>
+                            <w:p>
+                              <w:pPr>
+                                <w:pStyle w:val="ListParagraph"/>
+                                <w:ind w:left="180"/>
+                                <w:rPr>
+                                  <w:sz w:val="18"/>
+                                  <w:szCs w:val="18"/>
+                                </w:rPr>
+                              </w:pPr>
+                            </w:p>
+                          </w:txbxContent>
+                        </wps:txbx>
+                        <wps:bodyPr rot="0" spcFirstLastPara="0" vertOverflow="overflow" horzOverflow="overflow" vert="horz" wrap="square" lIns="91440" tIns="45720" rIns="91440" bIns="45720" numCol="1" spcCol="0" rtlCol="0" fromWordArt="0" anchor="t" anchorCtr="0" forceAA="0" compatLnSpc="1">
+                          <a:prstTxWarp prst="textNoShape">
+                            <a:avLst/>
+                          </a:prstTxWarp>
+                          <a:noAutofit/>
+                        </wps:bodyPr>
+                      </wps:wsp>
+                      <wps:wsp>
+                        <wps:cNvPr id="16" name="Straight Arrow Connector 16"/>
+                        <wps:cNvCnPr/>
+                        <wps:spPr>
+                          <a:xfrm>
+                            <a:off x="2444262" y="275493"/>
+                            <a:ext cx="0" cy="254000"/>
+                          </a:xfrm>
+                          <a:prstGeom prst="straightConnector1">
+                            <a:avLst/>
+                          </a:prstGeom>
+                          <a:ln>
+                            <a:tailEnd type="triangle"/>
+                          </a:ln>
+                        </wps:spPr>
+                        <wps:style>
+                          <a:lnRef idx="2">
+                            <a:schemeClr val="dk1"/>
+                          </a:lnRef>
+                          <a:fillRef idx="1">
+                            <a:schemeClr val="lt1"/>
+                          </a:fillRef>
+                          <a:effectRef idx="0">
+                            <a:schemeClr val="dk1"/>
+                          </a:effectRef>
+                          <a:fontRef idx="minor">
+                            <a:schemeClr val="dk1"/>
+                          </a:fontRef>
+                        </wps:style>
+                        <wps:bodyPr/>
+                      </wps:wsp>
+                      <wps:wsp>
+                        <wps:cNvPr id="18" name="Straight Arrow Connector 18"/>
+                        <wps:cNvCnPr/>
+                        <wps:spPr>
+                          <a:xfrm>
+                            <a:off x="3305908" y="709247"/>
+                            <a:ext cx="351971" cy="0"/>
+                          </a:xfrm>
+                          <a:prstGeom prst="straightConnector1">
+                            <a:avLst/>
+                          </a:prstGeom>
+                          <a:ln>
+                            <a:tailEnd type="triangle"/>
+                          </a:ln>
+                        </wps:spPr>
+                        <wps:style>
+                          <a:lnRef idx="2">
+                            <a:schemeClr val="dk1"/>
+                          </a:lnRef>
+                          <a:fillRef idx="1">
+                            <a:schemeClr val="lt1"/>
+                          </a:fillRef>
+                          <a:effectRef idx="0">
+                            <a:schemeClr val="dk1"/>
+                          </a:effectRef>
+                          <a:fontRef idx="minor">
+                            <a:schemeClr val="dk1"/>
+                          </a:fontRef>
+                        </wps:style>
+                        <wps:bodyPr/>
+                      </wps:wsp>
+                      <wps:wsp>
+                        <wps:cNvPr id="19" name="Straight Arrow Connector 19"/>
+                        <wps:cNvCnPr/>
+                        <wps:spPr>
+                          <a:xfrm>
+                            <a:off x="2467708" y="902677"/>
+                            <a:ext cx="0" cy="1241334"/>
+                          </a:xfrm>
+                          <a:prstGeom prst="straightConnector1">
+                            <a:avLst/>
+                          </a:prstGeom>
+                          <a:ln>
+                            <a:tailEnd type="triangle"/>
+                          </a:ln>
+                        </wps:spPr>
+                        <wps:style>
+                          <a:lnRef idx="2">
+                            <a:schemeClr val="dk1"/>
+                          </a:lnRef>
+                          <a:fillRef idx="1">
+                            <a:schemeClr val="lt1"/>
+                          </a:fillRef>
+                          <a:effectRef idx="0">
+                            <a:schemeClr val="dk1"/>
+                          </a:effectRef>
+                          <a:fontRef idx="minor">
+                            <a:schemeClr val="dk1"/>
+                          </a:fontRef>
+                        </wps:style>
+                        <wps:bodyPr/>
+                      </wps:wsp>
+                      <wps:wsp>
+                        <wps:cNvPr id="20" name="Straight Arrow Connector 20"/>
+                        <wps:cNvCnPr/>
+                        <wps:spPr>
+                          <a:xfrm>
+                            <a:off x="603738" y="1037493"/>
+                            <a:ext cx="0" cy="616857"/>
+                          </a:xfrm>
+                          <a:prstGeom prst="straightConnector1">
+                            <a:avLst/>
+                          </a:prstGeom>
+                          <a:ln>
+                            <a:tailEnd type="triangle"/>
+                          </a:ln>
+                        </wps:spPr>
+                        <wps:style>
+                          <a:lnRef idx="2">
+                            <a:schemeClr val="dk1"/>
+                          </a:lnRef>
+                          <a:fillRef idx="1">
+                            <a:schemeClr val="lt1"/>
+                          </a:fillRef>
+                          <a:effectRef idx="0">
+                            <a:schemeClr val="dk1"/>
+                          </a:effectRef>
+                          <a:fontRef idx="minor">
+                            <a:schemeClr val="dk1"/>
+                          </a:fontRef>
+                        </wps:style>
+                        <wps:bodyPr/>
+                      </wps:wsp>
+                      <wps:wsp>
+                        <wps:cNvPr id="21" name="Straight Connector 21"/>
+                        <wps:cNvCnPr/>
+                        <wps:spPr>
+                          <a:xfrm>
+                            <a:off x="4530969" y="1090247"/>
+                            <a:ext cx="0" cy="681809"/>
+                          </a:xfrm>
+                          <a:prstGeom prst="line">
+                            <a:avLst/>
+                          </a:prstGeom>
+                        </wps:spPr>
+                        <wps:style>
+                          <a:lnRef idx="2">
+                            <a:schemeClr val="dk1"/>
+                          </a:lnRef>
+                          <a:fillRef idx="1">
+                            <a:schemeClr val="lt1"/>
+                          </a:fillRef>
+                          <a:effectRef idx="0">
+                            <a:schemeClr val="dk1"/>
+                          </a:effectRef>
+                          <a:fontRef idx="minor">
+                            <a:schemeClr val="dk1"/>
+                          </a:fontRef>
+                        </wps:style>
+                        <wps:bodyPr/>
+                      </wps:wsp>
+                      <wps:wsp>
+                        <wps:cNvPr id="22" name="Straight Connector 22"/>
+                        <wps:cNvCnPr/>
+                        <wps:spPr>
+                          <a:xfrm flipH="1">
+                            <a:off x="1406769" y="1770185"/>
+                            <a:ext cx="3124200" cy="0"/>
+                          </a:xfrm>
+                          <a:prstGeom prst="line">
+                            <a:avLst/>
+                          </a:prstGeom>
+                        </wps:spPr>
+                        <wps:style>
+                          <a:lnRef idx="2">
+                            <a:schemeClr val="dk1"/>
+                          </a:lnRef>
+                          <a:fillRef idx="1">
+                            <a:schemeClr val="lt1"/>
+                          </a:fillRef>
+                          <a:effectRef idx="0">
+                            <a:schemeClr val="dk1"/>
+                          </a:effectRef>
+                          <a:fontRef idx="minor">
+                            <a:schemeClr val="dk1"/>
+                          </a:fontRef>
+                        </wps:style>
+                        <wps:bodyPr/>
+                      </wps:wsp>
+                    </wpg:wgp>
                   </a:graphicData>
                 </a:graphic>
                 <wp14:sizeRelH relativeFrom="margin">
@@ -4779,65 +5434,646 @@
           </mc:Choice>
           <mc:Fallback>
             <w:pict>
-              <v:shapetype w14:anchorId="45E0E053" id="_x0000_t202" coordsize="21600,21600" o:spt="202" path="m,l,21600r21600,l21600,xe">
-                <v:stroke joinstyle="miter"/>
-                <v:path gradientshapeok="t" o:connecttype="rect"/>
-              </v:shapetype>
-              <v:shape id="Text Box 2" o:spid="_x0000_s1026" type="#_x0000_t202" style="position:absolute;left:0;text-align:left;margin-left:0;margin-top:84.75pt;width:110.4pt;height:61.8pt;z-index:251659264;visibility:visible;mso-wrap-style:square;mso-width-percent:0;mso-height-percent:0;mso-wrap-distance-left:9pt;mso-wrap-distance-top:3.6pt;mso-wrap-distance-right:9pt;mso-wrap-distance-bottom:3.6pt;mso-position-horizontal:absolute;mso-position-horizontal-relative:text;mso-position-vertical:absolute;mso-position-vertical-relative:text;mso-width-percent:0;mso-height-percent:0;mso-width-relative:margin;mso-height-relative:margin;v-text-anchor:top" o:gfxdata="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">
-                <v:textbox>
-                  <w:txbxContent>
-                    <w:p>
-                      <w:pPr>
-                        <w:rPr>
-                          <w:sz w:val="22"/>
-                          <w:szCs w:val="22"/>
-                        </w:rPr>
-                      </w:pPr>
-                      <w:r>
-                        <w:rPr>
-                          <w:sz w:val="22"/>
-                          <w:szCs w:val="22"/>
-                        </w:rPr>
-                        <w:t>Push Factors</w:t>
-                      </w:r>
-                    </w:p>
-                  </w:txbxContent>
-                </v:textbox>
-                <w10:wrap type="topAndBottom"/>
-              </v:shape>
+              <v:group w14:anchorId="787C6FEE" id="Group 1" o:spid="_x0000_s1026" style="position:absolute;margin-left:0;margin-top:16.9pt;width:432.45pt;height:327pt;z-index:251680768;mso-width-relative:margin;mso-height-relative:margin" coordsize="53568,29911" o:gfxdata="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">
+                <v:shapetype id="_x0000_t202" coordsize="21600,21600" o:spt="202" path="m,l,21600r21600,l21600,xe">
+                  <v:stroke joinstyle="miter"/>
+                  <v:path gradientshapeok="t" o:connecttype="rect"/>
+                </v:shapetype>
+                <v:shape id="Text Box 2" o:spid="_x0000_s1027" type="#_x0000_t202" style="position:absolute;top:117;width:14020;height:7848;visibility:visible;mso-wrap-style:square;v-text-anchor:top" o:gfxdata="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" fillcolor="white [3201]" strokecolor="black [3200]" strokeweight="1pt">
+                  <v:textbox>
+                    <w:txbxContent>
+                      <w:p>
+                        <w:pPr>
+                          <w:rPr>
+                            <w:b/>
+                            <w:bCs/>
+                            <w:sz w:val="22"/>
+                            <w:szCs w:val="22"/>
+                          </w:rPr>
+                        </w:pPr>
+                        <w:r>
+                          <w:rPr>
+                            <w:b/>
+                            <w:bCs/>
+                            <w:sz w:val="22"/>
+                            <w:szCs w:val="22"/>
+                          </w:rPr>
+                          <w:t>Push Factors</w:t>
+                        </w:r>
+                      </w:p>
+                    </w:txbxContent>
+                  </v:textbox>
+                </v:shape>
+                <v:shape id="Text Box 3" o:spid="_x0000_s1028" type="#_x0000_t202" style="position:absolute;top:2754;width:14020;height:7620;visibility:visible;mso-wrap-style:square;v-text-anchor:top" o:gfxdata="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" fillcolor="white [3201]" strokecolor="black [3200]" strokeweight="1pt">
+                  <v:textbox>
+                    <w:txbxContent>
+                      <w:p>
+                        <w:pPr>
+                          <w:pStyle w:val="ListParagraph"/>
+                          <w:numPr>
+                            <w:ilvl w:val="0"/>
+                            <w:numId w:val="15"/>
+                          </w:numPr>
+                          <w:ind w:left="180" w:hanging="180"/>
+                          <w:rPr>
+                            <w:sz w:val="18"/>
+                            <w:szCs w:val="18"/>
+                          </w:rPr>
+                        </w:pPr>
+                        <w:r>
+                          <w:rPr>
+                            <w:sz w:val="18"/>
+                            <w:szCs w:val="18"/>
+                          </w:rPr>
+                          <w:t>Population Pressure</w:t>
+                        </w:r>
+                      </w:p>
+                      <w:p>
+                        <w:pPr>
+                          <w:pStyle w:val="ListParagraph"/>
+                          <w:numPr>
+                            <w:ilvl w:val="0"/>
+                            <w:numId w:val="15"/>
+                          </w:numPr>
+                          <w:ind w:left="180" w:hanging="180"/>
+                          <w:rPr>
+                            <w:sz w:val="18"/>
+                            <w:szCs w:val="18"/>
+                          </w:rPr>
+                        </w:pPr>
+                        <w:r>
+                          <w:rPr>
+                            <w:sz w:val="18"/>
+                            <w:szCs w:val="18"/>
+                          </w:rPr>
+                          <w:t>Land Scarcity</w:t>
+                        </w:r>
+                      </w:p>
+                      <w:p>
+                        <w:pPr>
+                          <w:pStyle w:val="ListParagraph"/>
+                          <w:numPr>
+                            <w:ilvl w:val="0"/>
+                            <w:numId w:val="15"/>
+                          </w:numPr>
+                          <w:ind w:left="180" w:hanging="180"/>
+                          <w:rPr>
+                            <w:sz w:val="18"/>
+                            <w:szCs w:val="18"/>
+                          </w:rPr>
+                        </w:pPr>
+                        <w:r>
+                          <w:rPr>
+                            <w:sz w:val="18"/>
+                            <w:szCs w:val="18"/>
+                          </w:rPr>
+                          <w:t>Environmental Stress</w:t>
+                        </w:r>
+                      </w:p>
+                      <w:p>
+                        <w:pPr>
+                          <w:pStyle w:val="ListParagraph"/>
+                          <w:numPr>
+                            <w:ilvl w:val="0"/>
+                            <w:numId w:val="15"/>
+                          </w:numPr>
+                          <w:ind w:left="180" w:hanging="180"/>
+                          <w:rPr>
+                            <w:sz w:val="18"/>
+                            <w:szCs w:val="18"/>
+                          </w:rPr>
+                        </w:pPr>
+                        <w:r>
+                          <w:rPr>
+                            <w:sz w:val="18"/>
+                            <w:szCs w:val="18"/>
+                          </w:rPr>
+                          <w:t>Poverty</w:t>
+                        </w:r>
+                      </w:p>
+                    </w:txbxContent>
+                  </v:textbox>
+                </v:shape>
+                <v:shape id="Text Box 4" o:spid="_x0000_s1029" type="#_x0000_t202" style="position:absolute;left:18698;top:117;width:13869;height:2667;visibility:visible;mso-wrap-style:square;v-text-anchor:top" o:gfxdata="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" fillcolor="white [3201]" strokecolor="black [3200]" strokeweight="1pt">
+                  <v:textbox>
+                    <w:txbxContent>
+                      <w:p>
+                        <w:pPr>
+                          <w:pStyle w:val="ListParagraph"/>
+                          <w:ind w:left="0"/>
+                          <w:jc w:val="center"/>
+                          <w:rPr>
+                            <w:b/>
+                            <w:bCs/>
+                            <w:sz w:val="20"/>
+                            <w:szCs w:val="20"/>
+                          </w:rPr>
+                        </w:pPr>
+                        <w:r>
+                          <w:rPr>
+                            <w:b/>
+                            <w:bCs/>
+                            <w:sz w:val="20"/>
+                            <w:szCs w:val="20"/>
+                          </w:rPr>
+                          <w:t>Migration Decision</w:t>
+                        </w:r>
+                      </w:p>
+                      <w:p>
+                        <w:pPr>
+                          <w:pStyle w:val="ListParagraph"/>
+                          <w:rPr>
+                            <w:sz w:val="20"/>
+                            <w:szCs w:val="20"/>
+                          </w:rPr>
+                        </w:pPr>
+                      </w:p>
+                    </w:txbxContent>
+                  </v:textbox>
+                </v:shape>
+                <v:shape id="Text Box 2" o:spid="_x0000_s1030" type="#_x0000_t202" style="position:absolute;left:36576;width:16992;height:7848;visibility:visible;mso-wrap-style:square;v-text-anchor:top" o:gfxdata="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" fillcolor="white [3201]" strokecolor="black [3200]" strokeweight="1pt">
+                  <v:textbox>
+                    <w:txbxContent>
+                      <w:p>
+                        <w:pPr>
+                          <w:rPr>
+                            <w:b/>
+                            <w:bCs/>
+                            <w:sz w:val="22"/>
+                            <w:szCs w:val="22"/>
+                          </w:rPr>
+                        </w:pPr>
+                        <w:r>
+                          <w:rPr>
+                            <w:b/>
+                            <w:bCs/>
+                            <w:sz w:val="22"/>
+                            <w:szCs w:val="22"/>
+                          </w:rPr>
+                          <w:t>Pull Factors</w:t>
+                        </w:r>
+                      </w:p>
+                    </w:txbxContent>
+                  </v:textbox>
+                </v:shape>
+                <v:shape id="Text Box 8" o:spid="_x0000_s1031" type="#_x0000_t202" style="position:absolute;left:36576;top:2461;width:16992;height:8459;visibility:visible;mso-wrap-style:square;v-text-anchor:top" o:gfxdata="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" fillcolor="white [3201]" strokecolor="black [3200]" strokeweight="1pt">
+                  <v:textbox>
+                    <w:txbxContent>
+                      <w:p>
+                        <w:pPr>
+                          <w:pStyle w:val="ListParagraph"/>
+                          <w:numPr>
+                            <w:ilvl w:val="0"/>
+                            <w:numId w:val="15"/>
+                          </w:numPr>
+                          <w:ind w:left="180" w:hanging="180"/>
+                          <w:rPr>
+                            <w:sz w:val="18"/>
+                            <w:szCs w:val="18"/>
+                          </w:rPr>
+                        </w:pPr>
+                        <w:r>
+                          <w:rPr>
+                            <w:sz w:val="18"/>
+                            <w:szCs w:val="18"/>
+                          </w:rPr>
+                          <w:t>Employment Opportunities</w:t>
+                        </w:r>
+                      </w:p>
+                      <w:p>
+                        <w:pPr>
+                          <w:pStyle w:val="ListParagraph"/>
+                          <w:numPr>
+                            <w:ilvl w:val="0"/>
+                            <w:numId w:val="15"/>
+                          </w:numPr>
+                          <w:ind w:left="180" w:hanging="180"/>
+                          <w:rPr>
+                            <w:sz w:val="18"/>
+                            <w:szCs w:val="18"/>
+                          </w:rPr>
+                        </w:pPr>
+                        <w:r>
+                          <w:rPr>
+                            <w:sz w:val="18"/>
+                            <w:szCs w:val="18"/>
+                          </w:rPr>
+                          <w:t>Better Education</w:t>
+                        </w:r>
+                      </w:p>
+                      <w:p>
+                        <w:pPr>
+                          <w:pStyle w:val="ListParagraph"/>
+                          <w:numPr>
+                            <w:ilvl w:val="0"/>
+                            <w:numId w:val="15"/>
+                          </w:numPr>
+                          <w:ind w:left="180" w:hanging="180"/>
+                          <w:rPr>
+                            <w:sz w:val="18"/>
+                            <w:szCs w:val="18"/>
+                          </w:rPr>
+                        </w:pPr>
+                        <w:r>
+                          <w:rPr>
+                            <w:sz w:val="18"/>
+                            <w:szCs w:val="18"/>
+                          </w:rPr>
+                          <w:t>Infrastructure Facilities</w:t>
+                        </w:r>
+                      </w:p>
+                      <w:p>
+                        <w:pPr>
+                          <w:pStyle w:val="ListParagraph"/>
+                          <w:numPr>
+                            <w:ilvl w:val="0"/>
+                            <w:numId w:val="15"/>
+                          </w:numPr>
+                          <w:ind w:left="180" w:hanging="180"/>
+                          <w:rPr>
+                            <w:sz w:val="18"/>
+                            <w:szCs w:val="18"/>
+                          </w:rPr>
+                        </w:pPr>
+                        <w:r>
+                          <w:rPr>
+                            <w:sz w:val="18"/>
+                            <w:szCs w:val="18"/>
+                          </w:rPr>
+                          <w:t>Social Networks</w:t>
+                        </w:r>
+                      </w:p>
+                      <w:p>
+                        <w:pPr>
+                          <w:pStyle w:val="ListParagraph"/>
+                          <w:numPr>
+                            <w:ilvl w:val="0"/>
+                            <w:numId w:val="15"/>
+                          </w:numPr>
+                          <w:ind w:left="180" w:hanging="180"/>
+                          <w:rPr>
+                            <w:sz w:val="18"/>
+                            <w:szCs w:val="18"/>
+                          </w:rPr>
+                        </w:pPr>
+                        <w:r>
+                          <w:rPr>
+                            <w:sz w:val="18"/>
+                            <w:szCs w:val="18"/>
+                          </w:rPr>
+                          <w:t>Poverty</w:t>
+                        </w:r>
+                      </w:p>
+                    </w:txbxContent>
+                  </v:textbox>
+                </v:shape>
+                <v:shape id="Text Box 9" o:spid="_x0000_s1032" type="#_x0000_t202" style="position:absolute;left:17819;top:5275;width:15240;height:3734;visibility:visible;mso-wrap-style:square;v-text-anchor:top" o:gfxdata="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" fillcolor="white [3201]" strokecolor="black [3200]" strokeweight="1pt">
+                  <v:textbox>
+                    <w:txbxContent>
+                      <w:p>
+                        <w:pPr>
+                          <w:pStyle w:val="ListParagraph"/>
+                          <w:ind w:left="0"/>
+                          <w:jc w:val="center"/>
+                          <w:rPr>
+                            <w:b/>
+                            <w:bCs/>
+                            <w:sz w:val="18"/>
+                            <w:szCs w:val="18"/>
+                          </w:rPr>
+                        </w:pPr>
+                        <w:r>
+                          <w:rPr>
+                            <w:b/>
+                            <w:bCs/>
+                            <w:sz w:val="18"/>
+                            <w:szCs w:val="18"/>
+                          </w:rPr>
+                          <w:t>Intervening Obstacles</w:t>
+                        </w:r>
+                      </w:p>
+                      <w:p>
+                        <w:pPr>
+                          <w:pStyle w:val="ListParagraph"/>
+                          <w:ind w:left="0"/>
+                          <w:jc w:val="center"/>
+                          <w:rPr>
+                            <w:sz w:val="18"/>
+                            <w:szCs w:val="18"/>
+                          </w:rPr>
+                        </w:pPr>
+                        <w:r>
+                          <w:rPr>
+                            <w:sz w:val="18"/>
+                            <w:szCs w:val="18"/>
+                          </w:rPr>
+                          <w:t>(Distance, Cost, Barriers</w:t>
+                        </w:r>
+                        <w:r>
+                          <w:rPr>
+                            <w:sz w:val="18"/>
+                            <w:szCs w:val="18"/>
+                          </w:rPr>
+                          <w:t>)</w:t>
+                        </w:r>
+                      </w:p>
+                      <w:p>
+                        <w:pPr>
+                          <w:pStyle w:val="ListParagraph"/>
+                          <w:rPr>
+                            <w:sz w:val="18"/>
+                            <w:szCs w:val="18"/>
+                          </w:rPr>
+                        </w:pPr>
+                      </w:p>
+                    </w:txbxContent>
+                  </v:textbox>
+                </v:shape>
+                <v:shape id="Text Box 2" o:spid="_x0000_s1033" type="#_x0000_t202" style="position:absolute;top:16529;width:14020;height:7849;visibility:visible;mso-wrap-style:square;v-text-anchor:top" o:gfxdata="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" fillcolor="white [3201]" strokecolor="black [3200]" strokeweight="1pt">
+                  <v:textbox>
+                    <w:txbxContent>
+                      <w:p>
+                        <w:pPr>
+                          <w:rPr>
+                            <w:b/>
+                            <w:bCs/>
+                            <w:sz w:val="22"/>
+                            <w:szCs w:val="22"/>
+                          </w:rPr>
+                        </w:pPr>
+                        <w:r>
+                          <w:rPr>
+                            <w:b/>
+                            <w:bCs/>
+                            <w:sz w:val="22"/>
+                            <w:szCs w:val="22"/>
+                          </w:rPr>
+                          <w:t>Personal Factors</w:t>
+                        </w:r>
+                      </w:p>
+                    </w:txbxContent>
+                  </v:textbox>
+                </v:shape>
+                <v:shape id="Text Box 11" o:spid="_x0000_s1034" type="#_x0000_t202" style="position:absolute;top:18991;width:14020;height:6020;visibility:visible;mso-wrap-style:square;v-text-anchor:top" o:gfxdata="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" fillcolor="white [3201]" strokecolor="black [3200]" strokeweight="1pt">
+                  <v:textbox>
+                    <w:txbxContent>
+                      <w:p>
+                        <w:pPr>
+                          <w:pStyle w:val="ListParagraph"/>
+                          <w:numPr>
+                            <w:ilvl w:val="0"/>
+                            <w:numId w:val="15"/>
+                          </w:numPr>
+                          <w:ind w:left="180" w:hanging="180"/>
+                          <w:rPr>
+                            <w:sz w:val="18"/>
+                            <w:szCs w:val="18"/>
+                          </w:rPr>
+                        </w:pPr>
+                        <w:r>
+                          <w:rPr>
+                            <w:sz w:val="18"/>
+                            <w:szCs w:val="18"/>
+                          </w:rPr>
+                          <w:t>Age</w:t>
+                        </w:r>
+                      </w:p>
+                      <w:p>
+                        <w:pPr>
+                          <w:pStyle w:val="ListParagraph"/>
+                          <w:numPr>
+                            <w:ilvl w:val="0"/>
+                            <w:numId w:val="15"/>
+                          </w:numPr>
+                          <w:ind w:left="180" w:hanging="180"/>
+                          <w:rPr>
+                            <w:sz w:val="18"/>
+                            <w:szCs w:val="18"/>
+                          </w:rPr>
+                        </w:pPr>
+                        <w:r>
+                          <w:rPr>
+                            <w:sz w:val="18"/>
+                            <w:szCs w:val="18"/>
+                          </w:rPr>
+                          <w:t>Sex</w:t>
+                        </w:r>
+                      </w:p>
+                      <w:p>
+                        <w:pPr>
+                          <w:pStyle w:val="ListParagraph"/>
+                          <w:numPr>
+                            <w:ilvl w:val="0"/>
+                            <w:numId w:val="15"/>
+                          </w:numPr>
+                          <w:ind w:left="180" w:hanging="180"/>
+                          <w:rPr>
+                            <w:sz w:val="18"/>
+                            <w:szCs w:val="18"/>
+                          </w:rPr>
+                        </w:pPr>
+                        <w:r>
+                          <w:rPr>
+                            <w:sz w:val="18"/>
+                            <w:szCs w:val="18"/>
+                          </w:rPr>
+                          <w:t>Education</w:t>
+                        </w:r>
+                      </w:p>
+                      <w:p>
+                        <w:pPr>
+                          <w:pStyle w:val="ListParagraph"/>
+                          <w:ind w:left="180"/>
+                          <w:rPr>
+                            <w:sz w:val="18"/>
+                            <w:szCs w:val="18"/>
+                          </w:rPr>
+                        </w:pPr>
+                      </w:p>
+                    </w:txbxContent>
+                  </v:textbox>
+                </v:shape>
+                <v:shape id="Text Box 2" o:spid="_x0000_s1035" type="#_x0000_t202" style="position:absolute;left:18874;top:21453;width:18973;height:8458;visibility:visible;mso-wrap-style:square;v-text-anchor:top" o:gfxdata="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" fillcolor="white [3201]" strokecolor="black [3200]" strokeweight="1pt">
+                  <v:textbox>
+                    <w:txbxContent>
+                      <w:p>
+                        <w:pPr>
+                          <w:rPr>
+                            <w:b/>
+                            <w:bCs/>
+                            <w:sz w:val="22"/>
+                            <w:szCs w:val="22"/>
+                          </w:rPr>
+                        </w:pPr>
+                        <w:r>
+                          <w:rPr>
+                            <w:b/>
+                            <w:bCs/>
+                            <w:sz w:val="22"/>
+                            <w:szCs w:val="22"/>
+                          </w:rPr>
+                          <w:t>Outcomes &amp; Impacts</w:t>
+                        </w:r>
+                      </w:p>
+                    </w:txbxContent>
+                  </v:textbox>
+                </v:shape>
+                <v:shape id="Text Box 13" o:spid="_x0000_s1036" type="#_x0000_t202" style="position:absolute;left:18874;top:24090;width:18973;height:5792;visibility:visible;mso-wrap-style:square;v-text-anchor:top" o:gfxdata="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" fillcolor="white [3201]" strokecolor="black [3200]" strokeweight="1pt">
+                  <v:textbox>
+                    <w:txbxContent>
+                      <w:p>
+                        <w:pPr>
+                          <w:pStyle w:val="ListParagraph"/>
+                          <w:numPr>
+                            <w:ilvl w:val="0"/>
+                            <w:numId w:val="15"/>
+                          </w:numPr>
+                          <w:ind w:left="180" w:hanging="180"/>
+                          <w:rPr>
+                            <w:sz w:val="18"/>
+                            <w:szCs w:val="18"/>
+                          </w:rPr>
+                        </w:pPr>
+                        <w:r>
+                          <w:rPr>
+                            <w:sz w:val="18"/>
+                            <w:szCs w:val="18"/>
+                          </w:rPr>
+                          <w:t>Demographic Changes</w:t>
+                        </w:r>
+                      </w:p>
+                      <w:p>
+                        <w:pPr>
+                          <w:pStyle w:val="ListParagraph"/>
+                          <w:numPr>
+                            <w:ilvl w:val="0"/>
+                            <w:numId w:val="15"/>
+                          </w:numPr>
+                          <w:ind w:left="180" w:hanging="180"/>
+                          <w:rPr>
+                            <w:sz w:val="18"/>
+                            <w:szCs w:val="18"/>
+                          </w:rPr>
+                        </w:pPr>
+                        <w:r>
+                          <w:rPr>
+                            <w:sz w:val="18"/>
+                            <w:szCs w:val="18"/>
+                          </w:rPr>
+                          <w:t>Livelihood Improvement</w:t>
+                        </w:r>
+                      </w:p>
+                      <w:p>
+                        <w:pPr>
+                          <w:pStyle w:val="ListParagraph"/>
+                          <w:numPr>
+                            <w:ilvl w:val="0"/>
+                            <w:numId w:val="15"/>
+                          </w:numPr>
+                          <w:ind w:left="180" w:hanging="180"/>
+                          <w:rPr>
+                            <w:sz w:val="18"/>
+                            <w:szCs w:val="18"/>
+                          </w:rPr>
+                        </w:pPr>
+                        <w:r>
+                          <w:rPr>
+                            <w:sz w:val="18"/>
+                            <w:szCs w:val="18"/>
+                          </w:rPr>
+                          <w:t>Local Development Challenges</w:t>
+                        </w:r>
+                      </w:p>
+                      <w:p>
+                        <w:pPr>
+                          <w:pStyle w:val="ListParagraph"/>
+                          <w:ind w:left="180"/>
+                          <w:rPr>
+                            <w:sz w:val="18"/>
+                            <w:szCs w:val="18"/>
+                          </w:rPr>
+                        </w:pPr>
+                      </w:p>
+                    </w:txbxContent>
+                  </v:textbox>
+                </v:shape>
+                <v:shapetype id="_x0000_t32" coordsize="21600,21600" o:spt="32" o:oned="t" path="m,l21600,21600e" filled="f">
+                  <v:path arrowok="t" fillok="f" o:connecttype="none"/>
+                  <o:lock v:ext="edit" shapetype="t"/>
+                </v:shapetype>
+                <v:shape id="Straight Arrow Connector 16" o:spid="_x0000_s1037" type="#_x0000_t32" style="position:absolute;left:24442;top:2754;width:0;height:2540;visibility:visible;mso-wrap-style:square" o:connectortype="straight" o:gfxdata="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" filled="t" fillcolor="white [3201]" strokecolor="black [3200]" strokeweight="1pt">
+                  <v:stroke endarrow="block" joinstyle="miter"/>
+                </v:shape>
+                <v:shape id="Straight Arrow Connector 18" o:spid="_x0000_s1038" type="#_x0000_t32" style="position:absolute;left:33059;top:7092;width:3519;height:0;visibility:visible;mso-wrap-style:square" o:connectortype="straight" o:gfxdata="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" filled="t" fillcolor="white [3201]" strokecolor="black [3200]" strokeweight="1pt">
+                  <v:stroke endarrow="block" joinstyle="miter"/>
+                </v:shape>
+                <v:shape id="Straight Arrow Connector 19" o:spid="_x0000_s1039" type="#_x0000_t32" style="position:absolute;left:24677;top:9026;width:0;height:12414;visibility:visible;mso-wrap-style:square" o:connectortype="straight" o:gfxdata="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" filled="t" fillcolor="white [3201]" strokecolor="black [3200]" strokeweight="1pt">
+                  <v:stroke endarrow="block" joinstyle="miter"/>
+                </v:shape>
+                <v:shape id="Straight Arrow Connector 20" o:spid="_x0000_s1040" type="#_x0000_t32" style="position:absolute;left:6037;top:10374;width:0;height:6169;visibility:visible;mso-wrap-style:square" o:connectortype="straight" o:gfxdata="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" filled="t" fillcolor="white [3201]" strokecolor="black [3200]" strokeweight="1pt">
+                  <v:stroke endarrow="block" joinstyle="miter"/>
+                </v:shape>
+                <v:line id="Straight Connector 21" o:spid="_x0000_s1041" style="position:absolute;visibility:visible;mso-wrap-style:square" from="45309,10902" to="45309,17720" o:connectortype="straight" o:gfxdata="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" filled="t" fillcolor="white [3201]" strokecolor="black [3200]" strokeweight="1pt">
+                  <v:stroke joinstyle="miter"/>
+                </v:line>
+                <v:line id="Straight Connector 22" o:spid="_x0000_s1042" style="position:absolute;flip:x;visibility:visible;mso-wrap-style:square" from="14067,17701" to="45309,17701" o:connectortype="straight" o:gfxdata="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" filled="t" fillcolor="white [3201]" strokecolor="black [3200]" strokeweight="1pt">
+                  <v:stroke joinstyle="miter"/>
+                </v:line>
+              </v:group>
             </w:pict>
           </mc:Fallback>
         </mc:AlternateContent>
       </w:r>
+    </w:p>
+    <w:p>
+      <w:pPr>
+        <w:pStyle w:val="Caption"/>
+        <w:rPr>
+          <w:rFonts w:ascii="Times New Roman" w:hAnsi="Times New Roman" w:cs="Times New Roman"/>
+          <w:i w:val="0"/>
+          <w:iCs w:val="0"/>
+          <w:color w:val="auto"/>
+          <w:sz w:val="24"/>
+          <w:szCs w:val="24"/>
+        </w:rPr>
+      </w:pPr>
+    </w:p>
+    <w:p/>
+    <w:p>
+      <w:pPr>
+        <w:pStyle w:val="Caption"/>
+        <w:spacing w:before="240"/>
+        <w:jc w:val="center"/>
+      </w:pPr>
       <w:r>
         <w:rPr>
           <w:noProof/>
-          <w:lang w:eastAsia="en-US"/>
+          <w:lang w:eastAsia="en-US" w:bidi="ne-NP"/>
         </w:rPr>
         <mc:AlternateContent>
           <mc:Choice Requires="wps">
             <w:drawing>
-              <wp:anchor distT="0" distB="0" distL="114300" distR="114300" simplePos="0" relativeHeight="251676672" behindDoc="0" locked="0" layoutInCell="1" allowOverlap="1" wp14:anchorId="66E76DE8" wp14:editId="05F69450">
+              <wp:anchor distT="0" distB="0" distL="114300" distR="114300" simplePos="0" relativeHeight="251681792" behindDoc="0" locked="0" layoutInCell="1" allowOverlap="1" wp14:anchorId="6CAD6C6D" wp14:editId="50A1134E">
                 <wp:simplePos x="0" y="0"/>
                 <wp:positionH relativeFrom="column">
-                  <wp:posOffset>3305629</wp:posOffset>
+                  <wp:posOffset>1437481</wp:posOffset>
                 </wp:positionH>
                 <wp:positionV relativeFrom="paragraph">
-                  <wp:posOffset>1773374</wp:posOffset>
+                  <wp:posOffset>153385</wp:posOffset>
                 </wp:positionV>
-                <wp:extent cx="351971" cy="0"/>
-                <wp:effectExtent l="0" t="76200" r="10160" b="95250"/>
+                <wp:extent cx="389418" cy="0"/>
+                <wp:effectExtent l="38100" t="76200" r="0" b="95250"/>
                 <wp:wrapNone/>
-                <wp:docPr id="18" name="Straight Arrow Connector 18"/>
+                <wp:docPr id="2" name="Straight Arrow Connector 2"/>
                 <wp:cNvGraphicFramePr/>
                 <a:graphic xmlns:a="http://schemas.openxmlformats.org/drawingml/2006/main">
                   <a:graphicData uri="http://schemas.microsoft.com/office/word/2010/wordprocessingShape">
                     <wps:wsp>
                       <wps:cNvCnPr/>
                       <wps:spPr>
-                        <a:xfrm>
+                        <a:xfrm flipH="1">
                           <a:off x="0" y="0"/>
-                          <a:ext cx="351971" cy="0"/>
+                          <a:ext cx="389418" cy="0"/>
                         </a:xfrm>
                         <a:prstGeom prst="straightConnector1">
                           <a:avLst/>
@@ -4869,2120 +6105,98 @@
           </mc:Choice>
           <mc:Fallback>
             <w:pict>
-              <v:shapetype w14:anchorId="5649609A" id="_x0000_t32" coordsize="21600,21600" o:spt="32" o:oned="t" path="m,l21600,21600e" filled="f">
-                <v:path arrowok="t" fillok="f" o:connecttype="none"/>
-                <o:lock v:ext="edit" shapetype="t"/>
-              </v:shapetype>
-              <v:shape id="Straight Arrow Connector 18" o:spid="_x0000_s1026" type="#_x0000_t32" style="position:absolute;margin-left:260.3pt;margin-top:139.65pt;width:27.7pt;height:0;z-index:251676672;visibility:visible;mso-wrap-style:square;mso-wrap-distance-left:9pt;mso-wrap-distance-top:0;mso-wrap-distance-right:9pt;mso-wrap-distance-bottom:0;mso-position-horizontal:absolute;mso-position-horizontal-relative:text;mso-position-vertical:absolute;mso-position-vertical-relative:text" o:gfxdata="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" strokecolor="black [3200]" strokeweight=".5pt">
+              <v:shape w14:anchorId="62B55028" id="Straight Arrow Connector 2" o:spid="_x0000_s1026" type="#_x0000_t32" style="position:absolute;margin-left:113.2pt;margin-top:12.1pt;width:30.65pt;height:0;flip:x;z-index:251681792;visibility:visible;mso-wrap-style:square;mso-wrap-distance-left:9pt;mso-wrap-distance-top:0;mso-wrap-distance-right:9pt;mso-wrap-distance-bottom:0;mso-position-horizontal:absolute;mso-position-horizontal-relative:text;mso-position-vertical:absolute;mso-position-vertical-relative:text" o:gfxdata="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" strokecolor="black [3200]" strokeweight=".5pt">
                 <v:stroke endarrow="block" joinstyle="miter"/>
               </v:shape>
             </w:pict>
           </mc:Fallback>
         </mc:AlternateContent>
       </w:r>
-      <w:r>
-        <w:rPr>
-          <w:noProof/>
-          <w:lang w:eastAsia="en-US"/>
-        </w:rPr>
-        <mc:AlternateContent>
-          <mc:Choice Requires="wps">
-            <w:drawing>
-              <wp:anchor distT="0" distB="0" distL="114300" distR="114300" simplePos="0" relativeHeight="251675648" behindDoc="0" locked="0" layoutInCell="1" allowOverlap="1" wp14:anchorId="0E4124F9" wp14:editId="5FA483AC">
-                <wp:simplePos x="0" y="0"/>
-                <wp:positionH relativeFrom="column">
-                  <wp:posOffset>1402080</wp:posOffset>
-                </wp:positionH>
-                <wp:positionV relativeFrom="paragraph">
-                  <wp:posOffset>1773374</wp:posOffset>
-                </wp:positionV>
-                <wp:extent cx="379549" cy="0"/>
-                <wp:effectExtent l="38100" t="76200" r="0" b="95250"/>
-                <wp:wrapNone/>
-                <wp:docPr id="17" name="Straight Arrow Connector 17"/>
-                <wp:cNvGraphicFramePr/>
-                <a:graphic xmlns:a="http://schemas.openxmlformats.org/drawingml/2006/main">
-                  <a:graphicData uri="http://schemas.microsoft.com/office/word/2010/wordprocessingShape">
-                    <wps:wsp>
-                      <wps:cNvCnPr/>
-                      <wps:spPr>
-                        <a:xfrm flipH="1">
-                          <a:off x="0" y="0"/>
-                          <a:ext cx="379549" cy="0"/>
-                        </a:xfrm>
-                        <a:prstGeom prst="straightConnector1">
-                          <a:avLst/>
-                        </a:prstGeom>
-                        <a:ln>
-                          <a:tailEnd type="triangle"/>
-                        </a:ln>
-                      </wps:spPr>
-                      <wps:style>
-                        <a:lnRef idx="1">
-                          <a:schemeClr val="dk1"/>
-                        </a:lnRef>
-                        <a:fillRef idx="0">
-                          <a:schemeClr val="dk1"/>
-                        </a:fillRef>
-                        <a:effectRef idx="0">
-                          <a:schemeClr val="dk1"/>
-                        </a:effectRef>
-                        <a:fontRef idx="minor">
-                          <a:schemeClr val="tx1"/>
-                        </a:fontRef>
-                      </wps:style>
-                      <wps:bodyPr/>
-                    </wps:wsp>
-                  </a:graphicData>
-                </a:graphic>
-              </wp:anchor>
-            </w:drawing>
-          </mc:Choice>
-          <mc:Fallback>
-            <w:pict>
-              <v:shape w14:anchorId="2F709F97" id="Straight Arrow Connector 17" o:spid="_x0000_s1026" type="#_x0000_t32" style="position:absolute;margin-left:110.4pt;margin-top:139.65pt;width:29.9pt;height:0;flip:x;z-index:251675648;visibility:visible;mso-wrap-style:square;mso-wrap-distance-left:9pt;mso-wrap-distance-top:0;mso-wrap-distance-right:9pt;mso-wrap-distance-bottom:0;mso-position-horizontal:absolute;mso-position-horizontal-relative:text;mso-position-vertical:absolute;mso-position-vertical-relative:text" o:gfxdata="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" strokecolor="black [3200]" strokeweight=".5pt">
-                <v:stroke endarrow="block" joinstyle="miter"/>
-              </v:shape>
-            </w:pict>
-          </mc:Fallback>
-        </mc:AlternateContent>
-      </w:r>
-      <w:r>
-        <w:rPr>
-          <w:noProof/>
-          <w:lang w:eastAsia="en-US"/>
-        </w:rPr>
-        <mc:AlternateContent>
-          <mc:Choice Requires="wps">
-            <w:drawing>
-              <wp:anchor distT="0" distB="0" distL="114300" distR="114300" simplePos="0" relativeHeight="251674624" behindDoc="0" locked="0" layoutInCell="1" allowOverlap="1" wp14:anchorId="1898C170" wp14:editId="455C49AE">
-                <wp:simplePos x="0" y="0"/>
-                <wp:positionH relativeFrom="column">
-                  <wp:posOffset>2442029</wp:posOffset>
-                </wp:positionH>
-                <wp:positionV relativeFrom="paragraph">
-                  <wp:posOffset>1341574</wp:posOffset>
-                </wp:positionV>
-                <wp:extent cx="0" cy="254000"/>
-                <wp:effectExtent l="76200" t="0" r="57150" b="50800"/>
-                <wp:wrapNone/>
-                <wp:docPr id="16" name="Straight Arrow Connector 16"/>
-                <wp:cNvGraphicFramePr/>
-                <a:graphic xmlns:a="http://schemas.openxmlformats.org/drawingml/2006/main">
-                  <a:graphicData uri="http://schemas.microsoft.com/office/word/2010/wordprocessingShape">
-                    <wps:wsp>
-                      <wps:cNvCnPr/>
-                      <wps:spPr>
-                        <a:xfrm>
-                          <a:off x="0" y="0"/>
-                          <a:ext cx="0" cy="254000"/>
-                        </a:xfrm>
-                        <a:prstGeom prst="straightConnector1">
-                          <a:avLst/>
-                        </a:prstGeom>
-                        <a:ln>
-                          <a:tailEnd type="triangle"/>
-                        </a:ln>
-                      </wps:spPr>
-                      <wps:style>
-                        <a:lnRef idx="1">
-                          <a:schemeClr val="dk1"/>
-                        </a:lnRef>
-                        <a:fillRef idx="0">
-                          <a:schemeClr val="dk1"/>
-                        </a:fillRef>
-                        <a:effectRef idx="0">
-                          <a:schemeClr val="dk1"/>
-                        </a:effectRef>
-                        <a:fontRef idx="minor">
-                          <a:schemeClr val="tx1"/>
-                        </a:fontRef>
-                      </wps:style>
-                      <wps:bodyPr/>
-                    </wps:wsp>
-                  </a:graphicData>
-                </a:graphic>
-              </wp:anchor>
-            </w:drawing>
-          </mc:Choice>
-          <mc:Fallback>
-            <w:pict>
-              <v:shape w14:anchorId="6DACF9B6" id="Straight Arrow Connector 16" o:spid="_x0000_s1026" type="#_x0000_t32" style="position:absolute;margin-left:192.3pt;margin-top:105.65pt;width:0;height:20pt;z-index:251674624;visibility:visible;mso-wrap-style:square;mso-wrap-distance-left:9pt;mso-wrap-distance-top:0;mso-wrap-distance-right:9pt;mso-wrap-distance-bottom:0;mso-position-horizontal:absolute;mso-position-horizontal-relative:text;mso-position-vertical:absolute;mso-position-vertical-relative:text" o:gfxdata="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" strokecolor="black [3200]" strokeweight=".5pt">
-                <v:stroke endarrow="block" joinstyle="miter"/>
-              </v:shape>
-            </w:pict>
-          </mc:Fallback>
-        </mc:AlternateContent>
-      </w:r>
-      <w:r>
-        <w:rPr>
-          <w:noProof/>
-          <w:lang w:eastAsia="en-US"/>
-        </w:rPr>
-        <mc:AlternateContent>
-          <mc:Choice Requires="wps">
-            <w:drawing>
-              <wp:anchor distT="0" distB="0" distL="114300" distR="114300" simplePos="0" relativeHeight="251667456" behindDoc="0" locked="0" layoutInCell="1" allowOverlap="1" wp14:anchorId="3BA7E5D7" wp14:editId="00837D25">
-                <wp:simplePos x="0" y="0"/>
-                <wp:positionH relativeFrom="column">
-                  <wp:posOffset>1783080</wp:posOffset>
-                </wp:positionH>
-                <wp:positionV relativeFrom="paragraph">
-                  <wp:posOffset>1594485</wp:posOffset>
-                </wp:positionV>
-                <wp:extent cx="1524000" cy="373380"/>
-                <wp:effectExtent l="0" t="0" r="19050" b="26670"/>
-                <wp:wrapNone/>
-                <wp:docPr id="9" name="Text Box 9"/>
-                <wp:cNvGraphicFramePr/>
-                <a:graphic xmlns:a="http://schemas.openxmlformats.org/drawingml/2006/main">
-                  <a:graphicData uri="http://schemas.microsoft.com/office/word/2010/wordprocessingShape">
-                    <wps:wsp>
-                      <wps:cNvSpPr txBox="1"/>
-                      <wps:spPr>
-                        <a:xfrm>
-                          <a:off x="0" y="0"/>
-                          <a:ext cx="1524000" cy="373380"/>
-                        </a:xfrm>
-                        <a:prstGeom prst="rect">
-                          <a:avLst/>
-                        </a:prstGeom>
-                        <a:solidFill>
-                          <a:schemeClr val="lt1"/>
-                        </a:solidFill>
-                        <a:ln w="6350">
-                          <a:solidFill>
-                            <a:prstClr val="black"/>
-                          </a:solidFill>
-                        </a:ln>
-                      </wps:spPr>
-                      <wps:txbx>
-                        <w:txbxContent>
-                          <w:p>
-                            <w:pPr>
-                              <w:pStyle w:val="ListParagraph"/>
-                              <w:ind w:left="0"/>
-                              <w:jc w:val="center"/>
-                              <w:rPr>
-                                <w:sz w:val="18"/>
-                                <w:szCs w:val="18"/>
-                              </w:rPr>
-                            </w:pPr>
-                            <w:r>
-                              <w:rPr>
-                                <w:sz w:val="18"/>
-                                <w:szCs w:val="18"/>
-                              </w:rPr>
-                              <w:t>Intervening Obstacles</w:t>
-                            </w:r>
-                          </w:p>
-                          <w:p>
-                            <w:pPr>
-                              <w:pStyle w:val="ListParagraph"/>
-                              <w:ind w:left="0"/>
-                              <w:jc w:val="center"/>
-                              <w:rPr>
-                                <w:sz w:val="18"/>
-                                <w:szCs w:val="18"/>
-                              </w:rPr>
-                            </w:pPr>
-                            <w:r>
-                              <w:rPr>
-                                <w:sz w:val="18"/>
-                                <w:szCs w:val="18"/>
-                              </w:rPr>
-                              <w:t>(Distance, Cost, Barriers</w:t>
-                            </w:r>
-                            <w:r>
-                              <w:rPr>
-                                <w:sz w:val="18"/>
-                                <w:szCs w:val="18"/>
-                              </w:rPr>
-                              <w:t>)</w:t>
-                            </w:r>
-                          </w:p>
-                          <w:p>
-                            <w:pPr>
-                              <w:pStyle w:val="ListParagraph"/>
-                              <w:rPr>
-                                <w:sz w:val="18"/>
-                                <w:szCs w:val="18"/>
-                              </w:rPr>
-                            </w:pPr>
-                          </w:p>
-                        </w:txbxContent>
-                      </wps:txbx>
-                      <wps:bodyPr rot="0" spcFirstLastPara="0" vertOverflow="overflow" horzOverflow="overflow" vert="horz" wrap="square" lIns="91440" tIns="45720" rIns="91440" bIns="45720" numCol="1" spcCol="0" rtlCol="0" fromWordArt="0" anchor="t" anchorCtr="0" forceAA="0" compatLnSpc="1">
-                        <a:prstTxWarp prst="textNoShape">
-                          <a:avLst/>
-                        </a:prstTxWarp>
-                        <a:noAutofit/>
-                      </wps:bodyPr>
-                    </wps:wsp>
-                  </a:graphicData>
-                </a:graphic>
-                <wp14:sizeRelH relativeFrom="margin">
-                  <wp14:pctWidth>0</wp14:pctWidth>
-                </wp14:sizeRelH>
-                <wp14:sizeRelV relativeFrom="margin">
-                  <wp14:pctHeight>0</wp14:pctHeight>
-                </wp14:sizeRelV>
-              </wp:anchor>
-            </w:drawing>
-          </mc:Choice>
-          <mc:Fallback>
-            <w:pict>
-              <v:shape w14:anchorId="3BA7E5D7" id="Text Box 9" o:spid="_x0000_s1027" type="#_x0000_t202" style="position:absolute;left:0;text-align:left;margin-left:140.4pt;margin-top:125.55pt;width:120pt;height:29.4pt;z-index:251667456;visibility:visible;mso-wrap-style:square;mso-width-percent:0;mso-height-percent:0;mso-wrap-distance-left:9pt;mso-wrap-distance-top:0;mso-wrap-distance-right:9pt;mso-wrap-distance-bottom:0;mso-position-horizontal:absolute;mso-position-horizontal-relative:text;mso-position-vertical:absolute;mso-position-vertical-relative:text;mso-width-percent:0;mso-height-percent:0;mso-width-relative:margin;mso-height-relative:margin;v-text-anchor:top" o:gfxdata="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" fillcolor="white [3201]" strokeweight=".5pt">
-                <v:textbox>
-                  <w:txbxContent>
-                    <w:p>
-                      <w:pPr>
-                        <w:pStyle w:val="ListParagraph"/>
-                        <w:ind w:left="0"/>
-                        <w:jc w:val="center"/>
-                        <w:rPr>
-                          <w:sz w:val="18"/>
-                          <w:szCs w:val="18"/>
-                        </w:rPr>
-                      </w:pPr>
-                      <w:r>
-                        <w:rPr>
-                          <w:sz w:val="18"/>
-                          <w:szCs w:val="18"/>
-                        </w:rPr>
-                        <w:t>Intervening Obstacles</w:t>
-                      </w:r>
-                    </w:p>
-                    <w:p>
-                      <w:pPr>
-                        <w:pStyle w:val="ListParagraph"/>
-                        <w:ind w:left="0"/>
-                        <w:jc w:val="center"/>
-                        <w:rPr>
-                          <w:sz w:val="18"/>
-                          <w:szCs w:val="18"/>
-                        </w:rPr>
-                      </w:pPr>
-                      <w:r>
-                        <w:rPr>
-                          <w:sz w:val="18"/>
-                          <w:szCs w:val="18"/>
-                        </w:rPr>
-                        <w:t>(Distance, Cost, Barriers</w:t>
-                      </w:r>
-                      <w:r>
-                        <w:rPr>
-                          <w:sz w:val="18"/>
-                          <w:szCs w:val="18"/>
-                        </w:rPr>
-                        <w:t>)</w:t>
-                      </w:r>
-                    </w:p>
-                    <w:p>
-                      <w:pPr>
-                        <w:pStyle w:val="ListParagraph"/>
-                        <w:rPr>
-                          <w:sz w:val="18"/>
-                          <w:szCs w:val="18"/>
-                        </w:rPr>
-                      </w:pPr>
-                    </w:p>
-                  </w:txbxContent>
-                </v:textbox>
-              </v:shape>
-            </w:pict>
-          </mc:Fallback>
-        </mc:AlternateContent>
-      </w:r>
-      <w:r>
-        <w:rPr>
-          <w:noProof/>
-          <w:lang w:eastAsia="en-US"/>
-        </w:rPr>
-        <mc:AlternateContent>
-          <mc:Choice Requires="wps">
-            <w:drawing>
-              <wp:anchor distT="0" distB="0" distL="114300" distR="114300" simplePos="0" relativeHeight="251665408" behindDoc="0" locked="0" layoutInCell="1" allowOverlap="1" wp14:anchorId="43C71BE3" wp14:editId="4F649B41">
-                <wp:simplePos x="0" y="0"/>
-                <wp:positionH relativeFrom="column">
-                  <wp:posOffset>3657600</wp:posOffset>
-                </wp:positionH>
-                <wp:positionV relativeFrom="paragraph">
-                  <wp:posOffset>1312545</wp:posOffset>
-                </wp:positionV>
-                <wp:extent cx="1699260" cy="845820"/>
-                <wp:effectExtent l="0" t="0" r="15240" b="11430"/>
-                <wp:wrapNone/>
-                <wp:docPr id="8" name="Text Box 8"/>
-                <wp:cNvGraphicFramePr/>
-                <a:graphic xmlns:a="http://schemas.openxmlformats.org/drawingml/2006/main">
-                  <a:graphicData uri="http://schemas.microsoft.com/office/word/2010/wordprocessingShape">
-                    <wps:wsp>
-                      <wps:cNvSpPr txBox="1"/>
-                      <wps:spPr>
-                        <a:xfrm>
-                          <a:off x="0" y="0"/>
-                          <a:ext cx="1699260" cy="845820"/>
-                        </a:xfrm>
-                        <a:prstGeom prst="rect">
-                          <a:avLst/>
-                        </a:prstGeom>
-                        <a:solidFill>
-                          <a:schemeClr val="lt1"/>
-                        </a:solidFill>
-                        <a:ln w="6350">
-                          <a:solidFill>
-                            <a:prstClr val="black"/>
-                          </a:solidFill>
-                        </a:ln>
-                      </wps:spPr>
-                      <wps:txbx>
-                        <w:txbxContent>
-                          <w:p>
-                            <w:pPr>
-                              <w:pStyle w:val="ListParagraph"/>
-                              <w:numPr>
-                                <w:ilvl w:val="0"/>
-                                <w:numId w:val="15"/>
-                              </w:numPr>
-                              <w:ind w:left="180" w:hanging="180"/>
-                              <w:rPr>
-                                <w:sz w:val="18"/>
-                                <w:szCs w:val="18"/>
-                              </w:rPr>
-                            </w:pPr>
-                            <w:r>
-                              <w:rPr>
-                                <w:sz w:val="18"/>
-                                <w:szCs w:val="18"/>
-                              </w:rPr>
-                              <w:t>Employment Opportunities</w:t>
-                            </w:r>
-                          </w:p>
-                          <w:p>
-                            <w:pPr>
-                              <w:pStyle w:val="ListParagraph"/>
-                              <w:numPr>
-                                <w:ilvl w:val="0"/>
-                                <w:numId w:val="15"/>
-                              </w:numPr>
-                              <w:ind w:left="180" w:hanging="180"/>
-                              <w:rPr>
-                                <w:sz w:val="18"/>
-                                <w:szCs w:val="18"/>
-                              </w:rPr>
-                            </w:pPr>
-                            <w:r>
-                              <w:rPr>
-                                <w:sz w:val="18"/>
-                                <w:szCs w:val="18"/>
-                              </w:rPr>
-                              <w:t>Better Education</w:t>
-                            </w:r>
-                          </w:p>
-                          <w:p>
-                            <w:pPr>
-                              <w:pStyle w:val="ListParagraph"/>
-                              <w:numPr>
-                                <w:ilvl w:val="0"/>
-                                <w:numId w:val="15"/>
-                              </w:numPr>
-                              <w:ind w:left="180" w:hanging="180"/>
-                              <w:rPr>
-                                <w:sz w:val="18"/>
-                                <w:szCs w:val="18"/>
-                              </w:rPr>
-                            </w:pPr>
-                            <w:r>
-                              <w:rPr>
-                                <w:sz w:val="18"/>
-                                <w:szCs w:val="18"/>
-                              </w:rPr>
-                              <w:t>Infrastructure Facilities</w:t>
-                            </w:r>
-                          </w:p>
-                          <w:p>
-                            <w:pPr>
-                              <w:pStyle w:val="ListParagraph"/>
-                              <w:numPr>
-                                <w:ilvl w:val="0"/>
-                                <w:numId w:val="15"/>
-                              </w:numPr>
-                              <w:ind w:left="180" w:hanging="180"/>
-                              <w:rPr>
-                                <w:sz w:val="18"/>
-                                <w:szCs w:val="18"/>
-                              </w:rPr>
-                            </w:pPr>
-                            <w:r>
-                              <w:rPr>
-                                <w:sz w:val="18"/>
-                                <w:szCs w:val="18"/>
-                              </w:rPr>
-                              <w:t>Social Networks</w:t>
-                            </w:r>
-                          </w:p>
-                          <w:p>
-                            <w:pPr>
-                              <w:pStyle w:val="ListParagraph"/>
-                              <w:numPr>
-                                <w:ilvl w:val="0"/>
-                                <w:numId w:val="15"/>
-                              </w:numPr>
-                              <w:ind w:left="180" w:hanging="180"/>
-                              <w:rPr>
-                                <w:sz w:val="18"/>
-                                <w:szCs w:val="18"/>
-                              </w:rPr>
-                            </w:pPr>
-                            <w:r>
-                              <w:rPr>
-                                <w:sz w:val="18"/>
-                                <w:szCs w:val="18"/>
-                              </w:rPr>
-                              <w:t>Poverty</w:t>
-                            </w:r>
-                          </w:p>
-                        </w:txbxContent>
-                      </wps:txbx>
-                      <wps:bodyPr rot="0" spcFirstLastPara="0" vertOverflow="overflow" horzOverflow="overflow" vert="horz" wrap="square" lIns="91440" tIns="45720" rIns="91440" bIns="45720" numCol="1" spcCol="0" rtlCol="0" fromWordArt="0" anchor="t" anchorCtr="0" forceAA="0" compatLnSpc="1">
-                        <a:prstTxWarp prst="textNoShape">
-                          <a:avLst/>
-                        </a:prstTxWarp>
-                        <a:noAutofit/>
-                      </wps:bodyPr>
-                    </wps:wsp>
-                  </a:graphicData>
-                </a:graphic>
-                <wp14:sizeRelH relativeFrom="margin">
-                  <wp14:pctWidth>0</wp14:pctWidth>
-                </wp14:sizeRelH>
-                <wp14:sizeRelV relativeFrom="margin">
-                  <wp14:pctHeight>0</wp14:pctHeight>
-                </wp14:sizeRelV>
-              </wp:anchor>
-            </w:drawing>
-          </mc:Choice>
-          <mc:Fallback>
-            <w:pict>
-              <v:shape w14:anchorId="43C71BE3" id="Text Box 8" o:spid="_x0000_s1028" type="#_x0000_t202" style="position:absolute;left:0;text-align:left;margin-left:4in;margin-top:103.35pt;width:133.8pt;height:66.6pt;z-index:251665408;visibility:visible;mso-wrap-style:square;mso-width-percent:0;mso-height-percent:0;mso-wrap-distance-left:9pt;mso-wrap-distance-top:0;mso-wrap-distance-right:9pt;mso-wrap-distance-bottom:0;mso-position-horizontal:absolute;mso-position-horizontal-relative:text;mso-position-vertical:absolute;mso-position-vertical-relative:text;mso-width-percent:0;mso-height-percent:0;mso-width-relative:margin;mso-height-relative:margin;v-text-anchor:top" o:gfxdata="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" fillcolor="white [3201]" strokeweight=".5pt">
-                <v:textbox>
-                  <w:txbxContent>
-                    <w:p>
-                      <w:pPr>
-                        <w:pStyle w:val="ListParagraph"/>
-                        <w:numPr>
-                          <w:ilvl w:val="0"/>
-                          <w:numId w:val="15"/>
-                        </w:numPr>
-                        <w:ind w:left="180" w:hanging="180"/>
-                        <w:rPr>
-                          <w:sz w:val="18"/>
-                          <w:szCs w:val="18"/>
-                        </w:rPr>
-                      </w:pPr>
-                      <w:r>
-                        <w:rPr>
-                          <w:sz w:val="18"/>
-                          <w:szCs w:val="18"/>
-                        </w:rPr>
-                        <w:t>Employment Opportunities</w:t>
-                      </w:r>
-                    </w:p>
-                    <w:p>
-                      <w:pPr>
-                        <w:pStyle w:val="ListParagraph"/>
-                        <w:numPr>
-                          <w:ilvl w:val="0"/>
-                          <w:numId w:val="15"/>
-                        </w:numPr>
-                        <w:ind w:left="180" w:hanging="180"/>
-                        <w:rPr>
-                          <w:sz w:val="18"/>
-                          <w:szCs w:val="18"/>
-                        </w:rPr>
-                      </w:pPr>
-                      <w:r>
-                        <w:rPr>
-                          <w:sz w:val="18"/>
-                          <w:szCs w:val="18"/>
-                        </w:rPr>
-                        <w:t>Better Education</w:t>
-                      </w:r>
-                    </w:p>
-                    <w:p>
-                      <w:pPr>
-                        <w:pStyle w:val="ListParagraph"/>
-                        <w:numPr>
-                          <w:ilvl w:val="0"/>
-                          <w:numId w:val="15"/>
-                        </w:numPr>
-                        <w:ind w:left="180" w:hanging="180"/>
-                        <w:rPr>
-                          <w:sz w:val="18"/>
-                          <w:szCs w:val="18"/>
-                        </w:rPr>
-                      </w:pPr>
-                      <w:r>
-                        <w:rPr>
-                          <w:sz w:val="18"/>
-                          <w:szCs w:val="18"/>
-                        </w:rPr>
-                        <w:t>Infrastructure Facilities</w:t>
-                      </w:r>
-                    </w:p>
-                    <w:p>
-                      <w:pPr>
-                        <w:pStyle w:val="ListParagraph"/>
-                        <w:numPr>
-                          <w:ilvl w:val="0"/>
-                          <w:numId w:val="15"/>
-                        </w:numPr>
-                        <w:ind w:left="180" w:hanging="180"/>
-                        <w:rPr>
-                          <w:sz w:val="18"/>
-                          <w:szCs w:val="18"/>
-                        </w:rPr>
-                      </w:pPr>
-                      <w:r>
-                        <w:rPr>
-                          <w:sz w:val="18"/>
-                          <w:szCs w:val="18"/>
-                        </w:rPr>
-                        <w:t>Social Networks</w:t>
-                      </w:r>
-                    </w:p>
-                    <w:p>
-                      <w:pPr>
-                        <w:pStyle w:val="ListParagraph"/>
-                        <w:numPr>
-                          <w:ilvl w:val="0"/>
-                          <w:numId w:val="15"/>
-                        </w:numPr>
-                        <w:ind w:left="180" w:hanging="180"/>
-                        <w:rPr>
-                          <w:sz w:val="18"/>
-                          <w:szCs w:val="18"/>
-                        </w:rPr>
-                      </w:pPr>
-                      <w:r>
-                        <w:rPr>
-                          <w:sz w:val="18"/>
-                          <w:szCs w:val="18"/>
-                        </w:rPr>
-                        <w:t>Poverty</w:t>
-                      </w:r>
-                    </w:p>
-                  </w:txbxContent>
-                </v:textbox>
-              </v:shape>
-            </w:pict>
-          </mc:Fallback>
-        </mc:AlternateContent>
-      </w:r>
-      <w:r>
-        <w:rPr>
-          <w:noProof/>
-          <w:lang w:eastAsia="en-US"/>
-        </w:rPr>
-        <mc:AlternateContent>
-          <mc:Choice Requires="wps">
-            <w:drawing>
-              <wp:anchor distT="45720" distB="45720" distL="114300" distR="114300" simplePos="0" relativeHeight="251664384" behindDoc="0" locked="0" layoutInCell="1" allowOverlap="1" wp14:anchorId="632DB322" wp14:editId="4A679416">
-                <wp:simplePos x="0" y="0"/>
-                <wp:positionH relativeFrom="column">
-                  <wp:posOffset>3657600</wp:posOffset>
-                </wp:positionH>
-                <wp:positionV relativeFrom="paragraph">
-                  <wp:posOffset>1068705</wp:posOffset>
-                </wp:positionV>
-                <wp:extent cx="1699260" cy="784860"/>
-                <wp:effectExtent l="0" t="0" r="15240" b="15240"/>
-                <wp:wrapTopAndBottom/>
-                <wp:docPr id="7" name="Text Box 2"/>
-                <wp:cNvGraphicFramePr>
-                  <a:graphicFrameLocks xmlns:a="http://schemas.openxmlformats.org/drawingml/2006/main"/>
-                </wp:cNvGraphicFramePr>
-                <a:graphic xmlns:a="http://schemas.openxmlformats.org/drawingml/2006/main">
-                  <a:graphicData uri="http://schemas.microsoft.com/office/word/2010/wordprocessingShape">
-                    <wps:wsp>
-                      <wps:cNvSpPr txBox="1">
-                        <a:spLocks noChangeArrowheads="1"/>
-                      </wps:cNvSpPr>
-                      <wps:spPr bwMode="auto">
-                        <a:xfrm>
-                          <a:off x="0" y="0"/>
-                          <a:ext cx="1699260" cy="784860"/>
-                        </a:xfrm>
-                        <a:prstGeom prst="rect">
-                          <a:avLst/>
-                        </a:prstGeom>
-                        <a:solidFill>
-                          <a:srgbClr val="FFFFFF"/>
-                        </a:solidFill>
-                        <a:ln w="9525">
-                          <a:solidFill>
-                            <a:srgbClr val="000000"/>
-                          </a:solidFill>
-                          <a:miter lim="800000"/>
-                          <a:headEnd/>
-                          <a:tailEnd/>
-                        </a:ln>
-                      </wps:spPr>
-                      <wps:txbx>
-                        <w:txbxContent>
-                          <w:p>
-                            <w:pPr>
-                              <w:rPr>
-                                <w:sz w:val="22"/>
-                                <w:szCs w:val="22"/>
-                              </w:rPr>
-                            </w:pPr>
-                            <w:r>
-                              <w:rPr>
-                                <w:sz w:val="22"/>
-                                <w:szCs w:val="22"/>
-                              </w:rPr>
-                              <w:t>P</w:t>
-                            </w:r>
-                            <w:r>
-                              <w:rPr>
-                                <w:sz w:val="22"/>
-                                <w:szCs w:val="22"/>
-                              </w:rPr>
-                              <w:t>ull</w:t>
-                            </w:r>
-                            <w:r>
-                              <w:rPr>
-                                <w:sz w:val="22"/>
-                                <w:szCs w:val="22"/>
-                              </w:rPr>
-                              <w:t xml:space="preserve"> Factors</w:t>
-                            </w:r>
-                          </w:p>
-                        </w:txbxContent>
-                      </wps:txbx>
-                      <wps:bodyPr rot="0" vert="horz" wrap="square" lIns="91440" tIns="45720" rIns="91440" bIns="45720" anchor="t" anchorCtr="0">
-                        <a:noAutofit/>
-                      </wps:bodyPr>
-                    </wps:wsp>
-                  </a:graphicData>
-                </a:graphic>
-                <wp14:sizeRelH relativeFrom="margin">
-                  <wp14:pctWidth>0</wp14:pctWidth>
-                </wp14:sizeRelH>
-                <wp14:sizeRelV relativeFrom="margin">
-                  <wp14:pctHeight>0</wp14:pctHeight>
-                </wp14:sizeRelV>
-              </wp:anchor>
-            </w:drawing>
-          </mc:Choice>
-          <mc:Fallback>
-            <w:pict>
-              <v:shape w14:anchorId="632DB322" id="_x0000_s1029" type="#_x0000_t202" style="position:absolute;left:0;text-align:left;margin-left:4in;margin-top:84.15pt;width:133.8pt;height:61.8pt;z-index:251664384;visibility:visible;mso-wrap-style:square;mso-width-percent:0;mso-height-percent:0;mso-wrap-distance-left:9pt;mso-wrap-distance-top:3.6pt;mso-wrap-distance-right:9pt;mso-wrap-distance-bottom:3.6pt;mso-position-horizontal:absolute;mso-position-horizontal-relative:text;mso-position-vertical:absolute;mso-position-vertical-relative:text;mso-width-percent:0;mso-height-percent:0;mso-width-relative:margin;mso-height-relative:margin;v-text-anchor:top" o:gfxdata="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">
-                <v:textbox>
-                  <w:txbxContent>
-                    <w:p>
-                      <w:pPr>
-                        <w:rPr>
-                          <w:sz w:val="22"/>
-                          <w:szCs w:val="22"/>
-                        </w:rPr>
-                      </w:pPr>
-                      <w:r>
-                        <w:rPr>
-                          <w:sz w:val="22"/>
-                          <w:szCs w:val="22"/>
-                        </w:rPr>
-                        <w:t>P</w:t>
-                      </w:r>
-                      <w:r>
-                        <w:rPr>
-                          <w:sz w:val="22"/>
-                          <w:szCs w:val="22"/>
-                        </w:rPr>
-                        <w:t>ull</w:t>
-                      </w:r>
-                      <w:r>
-                        <w:rPr>
-                          <w:sz w:val="22"/>
-                          <w:szCs w:val="22"/>
-                        </w:rPr>
-                        <w:t xml:space="preserve"> Factors</w:t>
-                      </w:r>
-                    </w:p>
-                  </w:txbxContent>
-                </v:textbox>
-                <w10:wrap type="topAndBottom"/>
-              </v:shape>
-            </w:pict>
-          </mc:Fallback>
-        </mc:AlternateContent>
-      </w:r>
-      <w:r>
-        <w:rPr>
-          <w:noProof/>
-          <w:lang w:eastAsia="en-US"/>
-        </w:rPr>
-        <mc:AlternateContent>
-          <mc:Choice Requires="wps">
-            <w:drawing>
-              <wp:anchor distT="0" distB="0" distL="114300" distR="114300" simplePos="0" relativeHeight="251660288" behindDoc="0" locked="0" layoutInCell="1" allowOverlap="1" wp14:anchorId="1D1F738A" wp14:editId="455BF523">
-                <wp:simplePos x="0" y="0"/>
-                <wp:positionH relativeFrom="column">
-                  <wp:posOffset>0</wp:posOffset>
-                </wp:positionH>
-                <wp:positionV relativeFrom="paragraph">
-                  <wp:posOffset>1343025</wp:posOffset>
-                </wp:positionV>
-                <wp:extent cx="1402080" cy="762000"/>
-                <wp:effectExtent l="0" t="0" r="26670" b="19050"/>
-                <wp:wrapNone/>
-                <wp:docPr id="3" name="Text Box 3"/>
-                <wp:cNvGraphicFramePr/>
-                <a:graphic xmlns:a="http://schemas.openxmlformats.org/drawingml/2006/main">
-                  <a:graphicData uri="http://schemas.microsoft.com/office/word/2010/wordprocessingShape">
-                    <wps:wsp>
-                      <wps:cNvSpPr txBox="1"/>
-                      <wps:spPr>
-                        <a:xfrm>
-                          <a:off x="0" y="0"/>
-                          <a:ext cx="1402080" cy="762000"/>
-                        </a:xfrm>
-                        <a:prstGeom prst="rect">
-                          <a:avLst/>
-                        </a:prstGeom>
-                        <a:solidFill>
-                          <a:schemeClr val="lt1"/>
-                        </a:solidFill>
-                        <a:ln w="6350">
-                          <a:solidFill>
-                            <a:prstClr val="black"/>
-                          </a:solidFill>
-                        </a:ln>
-                      </wps:spPr>
-                      <wps:txbx>
-                        <w:txbxContent>
-                          <w:p>
-                            <w:pPr>
-                              <w:pStyle w:val="ListParagraph"/>
-                              <w:numPr>
-                                <w:ilvl w:val="0"/>
-                                <w:numId w:val="15"/>
-                              </w:numPr>
-                              <w:ind w:left="180" w:hanging="180"/>
-                              <w:rPr>
-                                <w:sz w:val="18"/>
-                                <w:szCs w:val="18"/>
-                              </w:rPr>
-                            </w:pPr>
-                            <w:r>
-                              <w:rPr>
-                                <w:sz w:val="18"/>
-                                <w:szCs w:val="18"/>
-                              </w:rPr>
-                              <w:t>Population Pressure</w:t>
-                            </w:r>
-                          </w:p>
-                          <w:p>
-                            <w:pPr>
-                              <w:pStyle w:val="ListParagraph"/>
-                              <w:numPr>
-                                <w:ilvl w:val="0"/>
-                                <w:numId w:val="15"/>
-                              </w:numPr>
-                              <w:ind w:left="180" w:hanging="180"/>
-                              <w:rPr>
-                                <w:sz w:val="18"/>
-                                <w:szCs w:val="18"/>
-                              </w:rPr>
-                            </w:pPr>
-                            <w:r>
-                              <w:rPr>
-                                <w:sz w:val="18"/>
-                                <w:szCs w:val="18"/>
-                              </w:rPr>
-                              <w:t>Land Scarcity</w:t>
-                            </w:r>
-                          </w:p>
-                          <w:p>
-                            <w:pPr>
-                              <w:pStyle w:val="ListParagraph"/>
-                              <w:numPr>
-                                <w:ilvl w:val="0"/>
-                                <w:numId w:val="15"/>
-                              </w:numPr>
-                              <w:ind w:left="180" w:hanging="180"/>
-                              <w:rPr>
-                                <w:sz w:val="18"/>
-                                <w:szCs w:val="18"/>
-                              </w:rPr>
-                            </w:pPr>
-                            <w:r>
-                              <w:rPr>
-                                <w:sz w:val="18"/>
-                                <w:szCs w:val="18"/>
-                              </w:rPr>
-                              <w:t>Environmental Stress</w:t>
-                            </w:r>
-                          </w:p>
-                          <w:p>
-                            <w:pPr>
-                              <w:pStyle w:val="ListParagraph"/>
-                              <w:numPr>
-                                <w:ilvl w:val="0"/>
-                                <w:numId w:val="15"/>
-                              </w:numPr>
-                              <w:ind w:left="180" w:hanging="180"/>
-                              <w:rPr>
-                                <w:sz w:val="18"/>
-                                <w:szCs w:val="18"/>
-                              </w:rPr>
-                            </w:pPr>
-                            <w:r>
-                              <w:rPr>
-                                <w:sz w:val="18"/>
-                                <w:szCs w:val="18"/>
-                              </w:rPr>
-                              <w:t>Poverty</w:t>
-                            </w:r>
-                          </w:p>
-                        </w:txbxContent>
-                      </wps:txbx>
-                      <wps:bodyPr rot="0" spcFirstLastPara="0" vertOverflow="overflow" horzOverflow="overflow" vert="horz" wrap="square" lIns="91440" tIns="45720" rIns="91440" bIns="45720" numCol="1" spcCol="0" rtlCol="0" fromWordArt="0" anchor="t" anchorCtr="0" forceAA="0" compatLnSpc="1">
-                        <a:prstTxWarp prst="textNoShape">
-                          <a:avLst/>
-                        </a:prstTxWarp>
-                        <a:noAutofit/>
-                      </wps:bodyPr>
-                    </wps:wsp>
-                  </a:graphicData>
-                </a:graphic>
-                <wp14:sizeRelH relativeFrom="margin">
-                  <wp14:pctWidth>0</wp14:pctWidth>
-                </wp14:sizeRelH>
-                <wp14:sizeRelV relativeFrom="margin">
-                  <wp14:pctHeight>0</wp14:pctHeight>
-                </wp14:sizeRelV>
-              </wp:anchor>
-            </w:drawing>
-          </mc:Choice>
-          <mc:Fallback>
-            <w:pict>
-              <v:shape w14:anchorId="1D1F738A" id="Text Box 3" o:spid="_x0000_s1030" type="#_x0000_t202" style="position:absolute;left:0;text-align:left;margin-left:0;margin-top:105.75pt;width:110.4pt;height:60pt;z-index:251660288;visibility:visible;mso-wrap-style:square;mso-width-percent:0;mso-height-percent:0;mso-wrap-distance-left:9pt;mso-wrap-distance-top:0;mso-wrap-distance-right:9pt;mso-wrap-distance-bottom:0;mso-position-horizontal:absolute;mso-position-horizontal-relative:text;mso-position-vertical:absolute;mso-position-vertical-relative:text;mso-width-percent:0;mso-height-percent:0;mso-width-relative:margin;mso-height-relative:margin;v-text-anchor:top" o:gfxdata="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" fillcolor="white [3201]" strokeweight=".5pt">
-                <v:textbox>
-                  <w:txbxContent>
-                    <w:p>
-                      <w:pPr>
-                        <w:pStyle w:val="ListParagraph"/>
-                        <w:numPr>
-                          <w:ilvl w:val="0"/>
-                          <w:numId w:val="15"/>
-                        </w:numPr>
-                        <w:ind w:left="180" w:hanging="180"/>
-                        <w:rPr>
-                          <w:sz w:val="18"/>
-                          <w:szCs w:val="18"/>
-                        </w:rPr>
-                      </w:pPr>
-                      <w:r>
-                        <w:rPr>
-                          <w:sz w:val="18"/>
-                          <w:szCs w:val="18"/>
-                        </w:rPr>
-                        <w:t>Population Pressure</w:t>
-                      </w:r>
-                    </w:p>
-                    <w:p>
-                      <w:pPr>
-                        <w:pStyle w:val="ListParagraph"/>
-                        <w:numPr>
-                          <w:ilvl w:val="0"/>
-                          <w:numId w:val="15"/>
-                        </w:numPr>
-                        <w:ind w:left="180" w:hanging="180"/>
-                        <w:rPr>
-                          <w:sz w:val="18"/>
-                          <w:szCs w:val="18"/>
-                        </w:rPr>
-                      </w:pPr>
-                      <w:r>
-                        <w:rPr>
-                          <w:sz w:val="18"/>
-                          <w:szCs w:val="18"/>
-                        </w:rPr>
-                        <w:t>Land Scarcity</w:t>
-                      </w:r>
-                    </w:p>
-                    <w:p>
-                      <w:pPr>
-                        <w:pStyle w:val="ListParagraph"/>
-                        <w:numPr>
-                          <w:ilvl w:val="0"/>
-                          <w:numId w:val="15"/>
-                        </w:numPr>
-                        <w:ind w:left="180" w:hanging="180"/>
-                        <w:rPr>
-                          <w:sz w:val="18"/>
-                          <w:szCs w:val="18"/>
-                        </w:rPr>
-                      </w:pPr>
-                      <w:r>
-                        <w:rPr>
-                          <w:sz w:val="18"/>
-                          <w:szCs w:val="18"/>
-                        </w:rPr>
-                        <w:t>Environmental Stress</w:t>
-                      </w:r>
-                    </w:p>
-                    <w:p>
-                      <w:pPr>
-                        <w:pStyle w:val="ListParagraph"/>
-                        <w:numPr>
-                          <w:ilvl w:val="0"/>
-                          <w:numId w:val="15"/>
-                        </w:numPr>
-                        <w:ind w:left="180" w:hanging="180"/>
-                        <w:rPr>
-                          <w:sz w:val="18"/>
-                          <w:szCs w:val="18"/>
-                        </w:rPr>
-                      </w:pPr>
-                      <w:r>
-                        <w:rPr>
-                          <w:sz w:val="18"/>
-                          <w:szCs w:val="18"/>
-                        </w:rPr>
-                        <w:t>Poverty</w:t>
-                      </w:r>
-                    </w:p>
-                  </w:txbxContent>
-                </v:textbox>
-              </v:shape>
-            </w:pict>
-          </mc:Fallback>
-        </mc:AlternateContent>
-      </w:r>
-      <w:r>
-        <w:rPr>
-          <w:noProof/>
-          <w:lang w:eastAsia="en-US"/>
-        </w:rPr>
-        <mc:AlternateContent>
-          <mc:Choice Requires="wps">
-            <w:drawing>
-              <wp:anchor distT="0" distB="0" distL="114300" distR="114300" simplePos="0" relativeHeight="251662336" behindDoc="0" locked="0" layoutInCell="1" allowOverlap="1" wp14:anchorId="26F79A20" wp14:editId="73D80E76">
-                <wp:simplePos x="0" y="0"/>
-                <wp:positionH relativeFrom="column">
-                  <wp:posOffset>1866900</wp:posOffset>
-                </wp:positionH>
-                <wp:positionV relativeFrom="paragraph">
-                  <wp:posOffset>1076325</wp:posOffset>
-                </wp:positionV>
-                <wp:extent cx="1287780" cy="266700"/>
-                <wp:effectExtent l="0" t="0" r="26670" b="19050"/>
-                <wp:wrapNone/>
-                <wp:docPr id="4" name="Text Box 4"/>
-                <wp:cNvGraphicFramePr/>
-                <a:graphic xmlns:a="http://schemas.openxmlformats.org/drawingml/2006/main">
-                  <a:graphicData uri="http://schemas.microsoft.com/office/word/2010/wordprocessingShape">
-                    <wps:wsp>
-                      <wps:cNvSpPr txBox="1"/>
-                      <wps:spPr>
-                        <a:xfrm>
-                          <a:off x="0" y="0"/>
-                          <a:ext cx="1287780" cy="266700"/>
-                        </a:xfrm>
-                        <a:prstGeom prst="rect">
-                          <a:avLst/>
-                        </a:prstGeom>
-                        <a:solidFill>
-                          <a:schemeClr val="lt1"/>
-                        </a:solidFill>
-                        <a:ln w="6350">
-                          <a:solidFill>
-                            <a:prstClr val="black"/>
-                          </a:solidFill>
-                        </a:ln>
-                      </wps:spPr>
-                      <wps:txbx>
-                        <w:txbxContent>
-                          <w:p>
-                            <w:pPr>
-                              <w:pStyle w:val="ListParagraph"/>
-                              <w:ind w:left="0"/>
-                              <w:jc w:val="center"/>
-                              <w:rPr>
-                                <w:sz w:val="20"/>
-                                <w:szCs w:val="20"/>
-                              </w:rPr>
-                            </w:pPr>
-                            <w:r>
-                              <w:rPr>
-                                <w:sz w:val="20"/>
-                                <w:szCs w:val="20"/>
-                              </w:rPr>
-                              <w:t>Migration Decision</w:t>
-                            </w:r>
-                          </w:p>
-                          <w:p>
-                            <w:pPr>
-                              <w:pStyle w:val="ListParagraph"/>
-                              <w:rPr>
-                                <w:sz w:val="20"/>
-                                <w:szCs w:val="20"/>
-                              </w:rPr>
-                            </w:pPr>
-                          </w:p>
-                        </w:txbxContent>
-                      </wps:txbx>
-                      <wps:bodyPr rot="0" spcFirstLastPara="0" vertOverflow="overflow" horzOverflow="overflow" vert="horz" wrap="square" lIns="91440" tIns="45720" rIns="91440" bIns="45720" numCol="1" spcCol="0" rtlCol="0" fromWordArt="0" anchor="t" anchorCtr="0" forceAA="0" compatLnSpc="1">
-                        <a:prstTxWarp prst="textNoShape">
-                          <a:avLst/>
-                        </a:prstTxWarp>
-                        <a:noAutofit/>
-                      </wps:bodyPr>
-                    </wps:wsp>
-                  </a:graphicData>
-                </a:graphic>
-                <wp14:sizeRelH relativeFrom="margin">
-                  <wp14:pctWidth>0</wp14:pctWidth>
-                </wp14:sizeRelH>
-                <wp14:sizeRelV relativeFrom="margin">
-                  <wp14:pctHeight>0</wp14:pctHeight>
-                </wp14:sizeRelV>
-              </wp:anchor>
-            </w:drawing>
-          </mc:Choice>
-          <mc:Fallback>
-            <w:pict>
-              <v:shape w14:anchorId="26F79A20" id="Text Box 4" o:spid="_x0000_s1031" type="#_x0000_t202" style="position:absolute;left:0;text-align:left;margin-left:147pt;margin-top:84.75pt;width:101.4pt;height:21pt;z-index:251662336;visibility:visible;mso-wrap-style:square;mso-width-percent:0;mso-height-percent:0;mso-wrap-distance-left:9pt;mso-wrap-distance-top:0;mso-wrap-distance-right:9pt;mso-wrap-distance-bottom:0;mso-position-horizontal:absolute;mso-position-horizontal-relative:text;mso-position-vertical:absolute;mso-position-vertical-relative:text;mso-width-percent:0;mso-height-percent:0;mso-width-relative:margin;mso-height-relative:margin;v-text-anchor:top" o:gfxdata="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" fillcolor="white [3201]" strokeweight=".5pt">
-                <v:textbox>
-                  <w:txbxContent>
-                    <w:p>
-                      <w:pPr>
-                        <w:pStyle w:val="ListParagraph"/>
-                        <w:ind w:left="0"/>
-                        <w:jc w:val="center"/>
-                        <w:rPr>
-                          <w:sz w:val="20"/>
-                          <w:szCs w:val="20"/>
-                        </w:rPr>
-                      </w:pPr>
-                      <w:r>
-                        <w:rPr>
-                          <w:sz w:val="20"/>
-                          <w:szCs w:val="20"/>
-                        </w:rPr>
-                        <w:t>Migration Decision</w:t>
-                      </w:r>
-                    </w:p>
-                    <w:p>
-                      <w:pPr>
-                        <w:pStyle w:val="ListParagraph"/>
-                        <w:rPr>
-                          <w:sz w:val="20"/>
-                          <w:szCs w:val="20"/>
-                        </w:rPr>
-                      </w:pPr>
-                    </w:p>
-                  </w:txbxContent>
-                </v:textbox>
-              </v:shape>
-            </w:pict>
-          </mc:Fallback>
-        </mc:AlternateContent>
-      </w:r>
-      <w:r>
-        <w:t>The conceptual framework for this study illustrates the relationship between push-pull factors, personal characteristics, migration decisions, and their socio-economic consequences (Figure 2.1).</w:t>
-      </w:r>
-      <w:r>
-        <w:rPr>
-          <w:noProof/>
-          <w:lang w:eastAsia="en-US"/>
-        </w:rPr>
-        <w:t xml:space="preserve"> </w:t>
-      </w:r>
-    </w:p>
-    <w:p>
-      <w:pPr>
-        <w:pStyle w:val="NormalWeb"/>
-        <w:rPr>
-          <w:noProof/>
-          <w:lang w:eastAsia="en-US" w:bidi="ne-NP"/>
-        </w:rPr>
-      </w:pPr>
-      <w:r>
-        <w:rPr>
-          <w:noProof/>
-          <w:lang w:eastAsia="en-US" w:bidi="ne-NP"/>
-        </w:rPr>
-        <mc:AlternateContent>
-          <mc:Choice Requires="wps">
-            <w:drawing>
-              <wp:anchor distT="0" distB="0" distL="114300" distR="114300" simplePos="0" relativeHeight="251680768" behindDoc="0" locked="0" layoutInCell="1" allowOverlap="1" wp14:anchorId="55B1419E" wp14:editId="42AFC166">
-                <wp:simplePos x="0" y="0"/>
-                <wp:positionH relativeFrom="column">
-                  <wp:posOffset>1404257</wp:posOffset>
-                </wp:positionH>
-                <wp:positionV relativeFrom="paragraph">
-                  <wp:posOffset>1796687</wp:posOffset>
-                </wp:positionV>
-                <wp:extent cx="3124200" cy="0"/>
-                <wp:effectExtent l="0" t="0" r="19050" b="19050"/>
-                <wp:wrapNone/>
-                <wp:docPr id="22" name="Straight Connector 22"/>
-                <wp:cNvGraphicFramePr/>
-                <a:graphic xmlns:a="http://schemas.openxmlformats.org/drawingml/2006/main">
-                  <a:graphicData uri="http://schemas.microsoft.com/office/word/2010/wordprocessingShape">
-                    <wps:wsp>
-                      <wps:cNvCnPr/>
-                      <wps:spPr>
-                        <a:xfrm flipH="1">
-                          <a:off x="0" y="0"/>
-                          <a:ext cx="3124200" cy="0"/>
-                        </a:xfrm>
-                        <a:prstGeom prst="line">
-                          <a:avLst/>
-                        </a:prstGeom>
-                      </wps:spPr>
-                      <wps:style>
-                        <a:lnRef idx="1">
-                          <a:schemeClr val="dk1"/>
-                        </a:lnRef>
-                        <a:fillRef idx="0">
-                          <a:schemeClr val="dk1"/>
-                        </a:fillRef>
-                        <a:effectRef idx="0">
-                          <a:schemeClr val="dk1"/>
-                        </a:effectRef>
-                        <a:fontRef idx="minor">
-                          <a:schemeClr val="tx1"/>
-                        </a:fontRef>
-                      </wps:style>
-                      <wps:bodyPr/>
-                    </wps:wsp>
-                  </a:graphicData>
-                </a:graphic>
-              </wp:anchor>
-            </w:drawing>
-          </mc:Choice>
-          <mc:Fallback>
-            <w:pict>
-              <v:line w14:anchorId="0EB5A056" id="Straight Connector 22" o:spid="_x0000_s1026" style="position:absolute;flip:x;z-index:251680768;visibility:visible;mso-wrap-style:square;mso-wrap-distance-left:9pt;mso-wrap-distance-top:0;mso-wrap-distance-right:9pt;mso-wrap-distance-bottom:0;mso-position-horizontal:absolute;mso-position-horizontal-relative:text;mso-position-vertical:absolute;mso-position-vertical-relative:text" from="110.55pt,141.45pt" to="356.55pt,141.45pt" o:gfxdata="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" strokecolor="black [3200]" strokeweight=".5pt">
-                <v:stroke joinstyle="miter"/>
-              </v:line>
-            </w:pict>
-          </mc:Fallback>
-        </mc:AlternateContent>
-      </w:r>
-      <w:r>
-        <w:rPr>
-          <w:noProof/>
-          <w:lang w:eastAsia="en-US" w:bidi="ne-NP"/>
-        </w:rPr>
-        <mc:AlternateContent>
-          <mc:Choice Requires="wps">
-            <w:drawing>
-              <wp:anchor distT="0" distB="0" distL="114300" distR="114300" simplePos="0" relativeHeight="251679744" behindDoc="0" locked="0" layoutInCell="1" allowOverlap="1" wp14:anchorId="15A04D8C" wp14:editId="6B9B3BB2">
-                <wp:simplePos x="0" y="0"/>
-                <wp:positionH relativeFrom="column">
-                  <wp:posOffset>4528457</wp:posOffset>
-                </wp:positionH>
-                <wp:positionV relativeFrom="paragraph">
-                  <wp:posOffset>1115695</wp:posOffset>
-                </wp:positionV>
-                <wp:extent cx="0" cy="681809"/>
-                <wp:effectExtent l="0" t="0" r="19050" b="23495"/>
-                <wp:wrapNone/>
-                <wp:docPr id="21" name="Straight Connector 21"/>
-                <wp:cNvGraphicFramePr/>
-                <a:graphic xmlns:a="http://schemas.openxmlformats.org/drawingml/2006/main">
-                  <a:graphicData uri="http://schemas.microsoft.com/office/word/2010/wordprocessingShape">
-                    <wps:wsp>
-                      <wps:cNvCnPr/>
-                      <wps:spPr>
-                        <a:xfrm>
-                          <a:off x="0" y="0"/>
-                          <a:ext cx="0" cy="681809"/>
-                        </a:xfrm>
-                        <a:prstGeom prst="line">
-                          <a:avLst/>
-                        </a:prstGeom>
-                      </wps:spPr>
-                      <wps:style>
-                        <a:lnRef idx="1">
-                          <a:schemeClr val="dk1"/>
-                        </a:lnRef>
-                        <a:fillRef idx="0">
-                          <a:schemeClr val="dk1"/>
-                        </a:fillRef>
-                        <a:effectRef idx="0">
-                          <a:schemeClr val="dk1"/>
-                        </a:effectRef>
-                        <a:fontRef idx="minor">
-                          <a:schemeClr val="tx1"/>
-                        </a:fontRef>
-                      </wps:style>
-                      <wps:bodyPr/>
-                    </wps:wsp>
-                  </a:graphicData>
-                </a:graphic>
-              </wp:anchor>
-            </w:drawing>
-          </mc:Choice>
-          <mc:Fallback>
-            <w:pict>
-              <v:line w14:anchorId="625FCE13" id="Straight Connector 21" o:spid="_x0000_s1026" style="position:absolute;z-index:251679744;visibility:visible;mso-wrap-style:square;mso-wrap-distance-left:9pt;mso-wrap-distance-top:0;mso-wrap-distance-right:9pt;mso-wrap-distance-bottom:0;mso-position-horizontal:absolute;mso-position-horizontal-relative:text;mso-position-vertical:absolute;mso-position-vertical-relative:text" from="356.55pt,87.85pt" to="356.55pt,141.55pt" o:gfxdata="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" strokecolor="black [3200]" strokeweight=".5pt">
-                <v:stroke joinstyle="miter"/>
-              </v:line>
-            </w:pict>
-          </mc:Fallback>
-        </mc:AlternateContent>
-      </w:r>
-      <w:r>
-        <w:rPr>
-          <w:noProof/>
-          <w:lang w:eastAsia="en-US" w:bidi="ne-NP"/>
-        </w:rPr>
-        <mc:AlternateContent>
-          <mc:Choice Requires="wps">
-            <w:drawing>
-              <wp:anchor distT="0" distB="0" distL="114300" distR="114300" simplePos="0" relativeHeight="251678720" behindDoc="0" locked="0" layoutInCell="1" allowOverlap="1" wp14:anchorId="01C87988" wp14:editId="3D4E0D1B">
-                <wp:simplePos x="0" y="0"/>
-                <wp:positionH relativeFrom="column">
-                  <wp:posOffset>602343</wp:posOffset>
-                </wp:positionH>
-                <wp:positionV relativeFrom="paragraph">
-                  <wp:posOffset>1060904</wp:posOffset>
-                </wp:positionV>
-                <wp:extent cx="0" cy="616857"/>
-                <wp:effectExtent l="76200" t="0" r="57150" b="50165"/>
-                <wp:wrapNone/>
-                <wp:docPr id="20" name="Straight Arrow Connector 20"/>
-                <wp:cNvGraphicFramePr/>
-                <a:graphic xmlns:a="http://schemas.openxmlformats.org/drawingml/2006/main">
-                  <a:graphicData uri="http://schemas.microsoft.com/office/word/2010/wordprocessingShape">
-                    <wps:wsp>
-                      <wps:cNvCnPr/>
-                      <wps:spPr>
-                        <a:xfrm>
-                          <a:off x="0" y="0"/>
-                          <a:ext cx="0" cy="616857"/>
-                        </a:xfrm>
-                        <a:prstGeom prst="straightConnector1">
-                          <a:avLst/>
-                        </a:prstGeom>
-                        <a:ln>
-                          <a:tailEnd type="triangle"/>
-                        </a:ln>
-                      </wps:spPr>
-                      <wps:style>
-                        <a:lnRef idx="1">
-                          <a:schemeClr val="dk1"/>
-                        </a:lnRef>
-                        <a:fillRef idx="0">
-                          <a:schemeClr val="dk1"/>
-                        </a:fillRef>
-                        <a:effectRef idx="0">
-                          <a:schemeClr val="dk1"/>
-                        </a:effectRef>
-                        <a:fontRef idx="minor">
-                          <a:schemeClr val="tx1"/>
-                        </a:fontRef>
-                      </wps:style>
-                      <wps:bodyPr/>
-                    </wps:wsp>
-                  </a:graphicData>
-                </a:graphic>
-              </wp:anchor>
-            </w:drawing>
-          </mc:Choice>
-          <mc:Fallback>
-            <w:pict>
-              <v:shape w14:anchorId="347FB3FE" id="Straight Arrow Connector 20" o:spid="_x0000_s1026" type="#_x0000_t32" style="position:absolute;margin-left:47.45pt;margin-top:83.55pt;width:0;height:48.55pt;z-index:251678720;visibility:visible;mso-wrap-style:square;mso-wrap-distance-left:9pt;mso-wrap-distance-top:0;mso-wrap-distance-right:9pt;mso-wrap-distance-bottom:0;mso-position-horizontal:absolute;mso-position-horizontal-relative:text;mso-position-vertical:absolute;mso-position-vertical-relative:text" o:gfxdata="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" strokecolor="black [3200]" strokeweight=".5pt">
-                <v:stroke endarrow="block" joinstyle="miter"/>
-              </v:shape>
-            </w:pict>
-          </mc:Fallback>
-        </mc:AlternateContent>
-      </w:r>
-      <w:r>
-        <w:rPr>
-          <w:noProof/>
-          <w:lang w:eastAsia="en-US" w:bidi="ne-NP"/>
-        </w:rPr>
-        <mc:AlternateContent>
-          <mc:Choice Requires="wps">
-            <w:drawing>
-              <wp:anchor distT="0" distB="0" distL="114300" distR="114300" simplePos="0" relativeHeight="251677696" behindDoc="0" locked="0" layoutInCell="1" allowOverlap="1" wp14:anchorId="68CCD05E" wp14:editId="76599EF2">
-                <wp:simplePos x="0" y="0"/>
-                <wp:positionH relativeFrom="column">
-                  <wp:posOffset>2467429</wp:posOffset>
-                </wp:positionH>
-                <wp:positionV relativeFrom="paragraph">
-                  <wp:posOffset>926284</wp:posOffset>
-                </wp:positionV>
-                <wp:extent cx="0" cy="1241334"/>
-                <wp:effectExtent l="76200" t="0" r="76200" b="54610"/>
-                <wp:wrapNone/>
-                <wp:docPr id="19" name="Straight Arrow Connector 19"/>
-                <wp:cNvGraphicFramePr/>
-                <a:graphic xmlns:a="http://schemas.openxmlformats.org/drawingml/2006/main">
-                  <a:graphicData uri="http://schemas.microsoft.com/office/word/2010/wordprocessingShape">
-                    <wps:wsp>
-                      <wps:cNvCnPr/>
-                      <wps:spPr>
-                        <a:xfrm>
-                          <a:off x="0" y="0"/>
-                          <a:ext cx="0" cy="1241334"/>
-                        </a:xfrm>
-                        <a:prstGeom prst="straightConnector1">
-                          <a:avLst/>
-                        </a:prstGeom>
-                        <a:ln>
-                          <a:tailEnd type="triangle"/>
-                        </a:ln>
-                      </wps:spPr>
-                      <wps:style>
-                        <a:lnRef idx="1">
-                          <a:schemeClr val="dk1"/>
-                        </a:lnRef>
-                        <a:fillRef idx="0">
-                          <a:schemeClr val="dk1"/>
-                        </a:fillRef>
-                        <a:effectRef idx="0">
-                          <a:schemeClr val="dk1"/>
-                        </a:effectRef>
-                        <a:fontRef idx="minor">
-                          <a:schemeClr val="tx1"/>
-                        </a:fontRef>
-                      </wps:style>
-                      <wps:bodyPr/>
-                    </wps:wsp>
-                  </a:graphicData>
-                </a:graphic>
-              </wp:anchor>
-            </w:drawing>
-          </mc:Choice>
-          <mc:Fallback>
-            <w:pict>
-              <v:shape w14:anchorId="7C1391F5" id="Straight Arrow Connector 19" o:spid="_x0000_s1026" type="#_x0000_t32" style="position:absolute;margin-left:194.3pt;margin-top:72.95pt;width:0;height:97.75pt;z-index:251677696;visibility:visible;mso-wrap-style:square;mso-wrap-distance-left:9pt;mso-wrap-distance-top:0;mso-wrap-distance-right:9pt;mso-wrap-distance-bottom:0;mso-position-horizontal:absolute;mso-position-horizontal-relative:text;mso-position-vertical:absolute;mso-position-vertical-relative:text" o:gfxdata="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" strokecolor="black [3200]" strokeweight=".5pt">
-                <v:stroke endarrow="block" joinstyle="miter"/>
-              </v:shape>
-            </w:pict>
-          </mc:Fallback>
-        </mc:AlternateContent>
-      </w:r>
-      <w:r>
-        <w:rPr>
-          <w:noProof/>
-          <w:lang w:eastAsia="en-US" w:bidi="ne-NP"/>
-        </w:rPr>
-        <mc:AlternateContent>
-          <mc:Choice Requires="wps">
-            <w:drawing>
-              <wp:anchor distT="45720" distB="45720" distL="114300" distR="114300" simplePos="0" relativeHeight="251672576" behindDoc="0" locked="0" layoutInCell="1" allowOverlap="1" wp14:anchorId="591AAC8E" wp14:editId="35F416FA">
-                <wp:simplePos x="0" y="0"/>
-                <wp:positionH relativeFrom="column">
-                  <wp:posOffset>1889760</wp:posOffset>
-                </wp:positionH>
-                <wp:positionV relativeFrom="paragraph">
-                  <wp:posOffset>2167255</wp:posOffset>
-                </wp:positionV>
-                <wp:extent cx="1897380" cy="845820"/>
-                <wp:effectExtent l="0" t="0" r="26670" b="11430"/>
-                <wp:wrapTopAndBottom/>
-                <wp:docPr id="12" name="Text Box 2"/>
-                <wp:cNvGraphicFramePr>
-                  <a:graphicFrameLocks xmlns:a="http://schemas.openxmlformats.org/drawingml/2006/main"/>
-                </wp:cNvGraphicFramePr>
-                <a:graphic xmlns:a="http://schemas.openxmlformats.org/drawingml/2006/main">
-                  <a:graphicData uri="http://schemas.microsoft.com/office/word/2010/wordprocessingShape">
-                    <wps:wsp>
-                      <wps:cNvSpPr txBox="1">
-                        <a:spLocks noChangeArrowheads="1"/>
-                      </wps:cNvSpPr>
-                      <wps:spPr bwMode="auto">
-                        <a:xfrm>
-                          <a:off x="0" y="0"/>
-                          <a:ext cx="1897380" cy="845820"/>
-                        </a:xfrm>
-                        <a:prstGeom prst="rect">
-                          <a:avLst/>
-                        </a:prstGeom>
-                        <a:solidFill>
-                          <a:srgbClr val="FFFFFF"/>
-                        </a:solidFill>
-                        <a:ln w="9525">
-                          <a:solidFill>
-                            <a:srgbClr val="000000"/>
-                          </a:solidFill>
-                          <a:miter lim="800000"/>
-                          <a:headEnd/>
-                          <a:tailEnd/>
-                        </a:ln>
-                      </wps:spPr>
-                      <wps:txbx>
-                        <w:txbxContent>
-                          <w:p>
-                            <w:pPr>
-                              <w:rPr>
-                                <w:sz w:val="22"/>
-                                <w:szCs w:val="22"/>
-                              </w:rPr>
-                            </w:pPr>
-                            <w:r>
-                              <w:rPr>
-                                <w:sz w:val="22"/>
-                                <w:szCs w:val="22"/>
-                              </w:rPr>
-                              <w:t>Outcomes &amp; Impacts</w:t>
-                            </w:r>
-                          </w:p>
-                        </w:txbxContent>
-                      </wps:txbx>
-                      <wps:bodyPr rot="0" vert="horz" wrap="square" lIns="91440" tIns="45720" rIns="91440" bIns="45720" anchor="t" anchorCtr="0">
-                        <a:noAutofit/>
-                      </wps:bodyPr>
-                    </wps:wsp>
-                  </a:graphicData>
-                </a:graphic>
-                <wp14:sizeRelH relativeFrom="margin">
-                  <wp14:pctWidth>0</wp14:pctWidth>
-                </wp14:sizeRelH>
-                <wp14:sizeRelV relativeFrom="margin">
-                  <wp14:pctHeight>0</wp14:pctHeight>
-                </wp14:sizeRelV>
-              </wp:anchor>
-            </w:drawing>
-          </mc:Choice>
-          <mc:Fallback>
-            <w:pict>
-              <v:shape w14:anchorId="591AAC8E" id="_x0000_s1032" type="#_x0000_t202" style="position:absolute;margin-left:148.8pt;margin-top:170.65pt;width:149.4pt;height:66.6pt;z-index:251672576;visibility:visible;mso-wrap-style:square;mso-width-percent:0;mso-height-percent:0;mso-wrap-distance-left:9pt;mso-wrap-distance-top:3.6pt;mso-wrap-distance-right:9pt;mso-wrap-distance-bottom:3.6pt;mso-position-horizontal:absolute;mso-position-horizontal-relative:text;mso-position-vertical:absolute;mso-position-vertical-relative:text;mso-width-percent:0;mso-height-percent:0;mso-width-relative:margin;mso-height-relative:margin;v-text-anchor:top" o:gfxdata="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">
-                <v:textbox>
-                  <w:txbxContent>
-                    <w:p>
-                      <w:pPr>
-                        <w:rPr>
-                          <w:sz w:val="22"/>
-                          <w:szCs w:val="22"/>
-                        </w:rPr>
-                      </w:pPr>
-                      <w:r>
-                        <w:rPr>
-                          <w:sz w:val="22"/>
-                          <w:szCs w:val="22"/>
-                        </w:rPr>
-                        <w:t>Outcomes &amp; Impacts</w:t>
-                      </w:r>
-                    </w:p>
-                  </w:txbxContent>
-                </v:textbox>
-                <w10:wrap type="topAndBottom"/>
-              </v:shape>
-            </w:pict>
-          </mc:Fallback>
-        </mc:AlternateContent>
-      </w:r>
-      <w:r>
-        <w:rPr>
-          <w:noProof/>
-          <w:lang w:eastAsia="en-US" w:bidi="ne-NP"/>
-        </w:rPr>
-        <mc:AlternateContent>
-          <mc:Choice Requires="wps">
-            <w:drawing>
-              <wp:anchor distT="0" distB="0" distL="114300" distR="114300" simplePos="0" relativeHeight="251673600" behindDoc="0" locked="0" layoutInCell="1" allowOverlap="1" wp14:anchorId="038122D3" wp14:editId="0243831C">
-                <wp:simplePos x="0" y="0"/>
-                <wp:positionH relativeFrom="column">
-                  <wp:posOffset>1889760</wp:posOffset>
-                </wp:positionH>
-                <wp:positionV relativeFrom="paragraph">
-                  <wp:posOffset>2433955</wp:posOffset>
-                </wp:positionV>
-                <wp:extent cx="1897380" cy="579120"/>
-                <wp:effectExtent l="0" t="0" r="26670" b="11430"/>
-                <wp:wrapNone/>
-                <wp:docPr id="13" name="Text Box 13"/>
-                <wp:cNvGraphicFramePr/>
-                <a:graphic xmlns:a="http://schemas.openxmlformats.org/drawingml/2006/main">
-                  <a:graphicData uri="http://schemas.microsoft.com/office/word/2010/wordprocessingShape">
-                    <wps:wsp>
-                      <wps:cNvSpPr txBox="1"/>
-                      <wps:spPr>
-                        <a:xfrm>
-                          <a:off x="0" y="0"/>
-                          <a:ext cx="1897380" cy="579120"/>
-                        </a:xfrm>
-                        <a:prstGeom prst="rect">
-                          <a:avLst/>
-                        </a:prstGeom>
-                        <a:solidFill>
-                          <a:schemeClr val="lt1"/>
-                        </a:solidFill>
-                        <a:ln w="6350">
-                          <a:solidFill>
-                            <a:prstClr val="black"/>
-                          </a:solidFill>
-                        </a:ln>
-                      </wps:spPr>
-                      <wps:txbx>
-                        <w:txbxContent>
-                          <w:p>
-                            <w:pPr>
-                              <w:pStyle w:val="ListParagraph"/>
-                              <w:numPr>
-                                <w:ilvl w:val="0"/>
-                                <w:numId w:val="15"/>
-                              </w:numPr>
-                              <w:ind w:left="180" w:hanging="180"/>
-                              <w:rPr>
-                                <w:sz w:val="18"/>
-                                <w:szCs w:val="18"/>
-                              </w:rPr>
-                            </w:pPr>
-                            <w:r>
-                              <w:rPr>
-                                <w:sz w:val="18"/>
-                                <w:szCs w:val="18"/>
-                              </w:rPr>
-                              <w:t>Demographic Changes</w:t>
-                            </w:r>
-                          </w:p>
-                          <w:p>
-                            <w:pPr>
-                              <w:pStyle w:val="ListParagraph"/>
-                              <w:numPr>
-                                <w:ilvl w:val="0"/>
-                                <w:numId w:val="15"/>
-                              </w:numPr>
-                              <w:ind w:left="180" w:hanging="180"/>
-                              <w:rPr>
-                                <w:sz w:val="18"/>
-                                <w:szCs w:val="18"/>
-                              </w:rPr>
-                            </w:pPr>
-                            <w:r>
-                              <w:rPr>
-                                <w:sz w:val="18"/>
-                                <w:szCs w:val="18"/>
-                              </w:rPr>
-                              <w:t>Livelihood Improvement</w:t>
-                            </w:r>
-                          </w:p>
-                          <w:p>
-                            <w:pPr>
-                              <w:pStyle w:val="ListParagraph"/>
-                              <w:numPr>
-                                <w:ilvl w:val="0"/>
-                                <w:numId w:val="15"/>
-                              </w:numPr>
-                              <w:ind w:left="180" w:hanging="180"/>
-                              <w:rPr>
-                                <w:sz w:val="18"/>
-                                <w:szCs w:val="18"/>
-                              </w:rPr>
-                            </w:pPr>
-                            <w:r>
-                              <w:rPr>
-                                <w:sz w:val="18"/>
-                                <w:szCs w:val="18"/>
-                              </w:rPr>
-                              <w:t>Local Development Challenges</w:t>
-                            </w:r>
-                          </w:p>
-                          <w:p>
-                            <w:pPr>
-                              <w:pStyle w:val="ListParagraph"/>
-                              <w:ind w:left="180"/>
-                              <w:rPr>
-                                <w:sz w:val="18"/>
-                                <w:szCs w:val="18"/>
-                              </w:rPr>
-                            </w:pPr>
-                          </w:p>
-                        </w:txbxContent>
-                      </wps:txbx>
-                      <wps:bodyPr rot="0" spcFirstLastPara="0" vertOverflow="overflow" horzOverflow="overflow" vert="horz" wrap="square" lIns="91440" tIns="45720" rIns="91440" bIns="45720" numCol="1" spcCol="0" rtlCol="0" fromWordArt="0" anchor="t" anchorCtr="0" forceAA="0" compatLnSpc="1">
-                        <a:prstTxWarp prst="textNoShape">
-                          <a:avLst/>
-                        </a:prstTxWarp>
-                        <a:noAutofit/>
-                      </wps:bodyPr>
-                    </wps:wsp>
-                  </a:graphicData>
-                </a:graphic>
-                <wp14:sizeRelH relativeFrom="margin">
-                  <wp14:pctWidth>0</wp14:pctWidth>
-                </wp14:sizeRelH>
-                <wp14:sizeRelV relativeFrom="margin">
-                  <wp14:pctHeight>0</wp14:pctHeight>
-                </wp14:sizeRelV>
-              </wp:anchor>
-            </w:drawing>
-          </mc:Choice>
-          <mc:Fallback>
-            <w:pict>
-              <v:shape w14:anchorId="038122D3" id="Text Box 13" o:spid="_x0000_s1033" type="#_x0000_t202" style="position:absolute;margin-left:148.8pt;margin-top:191.65pt;width:149.4pt;height:45.6pt;z-index:251673600;visibility:visible;mso-wrap-style:square;mso-width-percent:0;mso-height-percent:0;mso-wrap-distance-left:9pt;mso-wrap-distance-top:0;mso-wrap-distance-right:9pt;mso-wrap-distance-bottom:0;mso-position-horizontal:absolute;mso-position-horizontal-relative:text;mso-position-vertical:absolute;mso-position-vertical-relative:text;mso-width-percent:0;mso-height-percent:0;mso-width-relative:margin;mso-height-relative:margin;v-text-anchor:top" o:gfxdata="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" fillcolor="white [3201]" strokeweight=".5pt">
-                <v:textbox>
-                  <w:txbxContent>
-                    <w:p>
-                      <w:pPr>
-                        <w:pStyle w:val="ListParagraph"/>
-                        <w:numPr>
-                          <w:ilvl w:val="0"/>
-                          <w:numId w:val="15"/>
-                        </w:numPr>
-                        <w:ind w:left="180" w:hanging="180"/>
-                        <w:rPr>
-                          <w:sz w:val="18"/>
-                          <w:szCs w:val="18"/>
-                        </w:rPr>
-                      </w:pPr>
-                      <w:r>
-                        <w:rPr>
-                          <w:sz w:val="18"/>
-                          <w:szCs w:val="18"/>
-                        </w:rPr>
-                        <w:t>Demographic Changes</w:t>
-                      </w:r>
-                    </w:p>
-                    <w:p>
-                      <w:pPr>
-                        <w:pStyle w:val="ListParagraph"/>
-                        <w:numPr>
-                          <w:ilvl w:val="0"/>
-                          <w:numId w:val="15"/>
-                        </w:numPr>
-                        <w:ind w:left="180" w:hanging="180"/>
-                        <w:rPr>
-                          <w:sz w:val="18"/>
-                          <w:szCs w:val="18"/>
-                        </w:rPr>
-                      </w:pPr>
-                      <w:r>
-                        <w:rPr>
-                          <w:sz w:val="18"/>
-                          <w:szCs w:val="18"/>
-                        </w:rPr>
-                        <w:t>Livelihood Improvement</w:t>
-                      </w:r>
-                    </w:p>
-                    <w:p>
-                      <w:pPr>
-                        <w:pStyle w:val="ListParagraph"/>
-                        <w:numPr>
-                          <w:ilvl w:val="0"/>
-                          <w:numId w:val="15"/>
-                        </w:numPr>
-                        <w:ind w:left="180" w:hanging="180"/>
-                        <w:rPr>
-                          <w:sz w:val="18"/>
-                          <w:szCs w:val="18"/>
-                        </w:rPr>
-                      </w:pPr>
-                      <w:r>
-                        <w:rPr>
-                          <w:sz w:val="18"/>
-                          <w:szCs w:val="18"/>
-                        </w:rPr>
-                        <w:t>Local Development Challenges</w:t>
-                      </w:r>
-                    </w:p>
-                    <w:p>
-                      <w:pPr>
-                        <w:pStyle w:val="ListParagraph"/>
-                        <w:ind w:left="180"/>
-                        <w:rPr>
-                          <w:sz w:val="18"/>
-                          <w:szCs w:val="18"/>
-                        </w:rPr>
-                      </w:pPr>
-                    </w:p>
-                  </w:txbxContent>
-                </v:textbox>
-              </v:shape>
-            </w:pict>
-          </mc:Fallback>
-        </mc:AlternateContent>
-      </w:r>
-      <w:r>
-        <w:rPr>
-          <w:noProof/>
-          <w:lang w:eastAsia="en-US" w:bidi="ne-NP"/>
-        </w:rPr>
-        <mc:AlternateContent>
-          <mc:Choice Requires="wps">
-            <w:drawing>
-              <wp:anchor distT="0" distB="0" distL="114300" distR="114300" simplePos="0" relativeHeight="251670528" behindDoc="0" locked="0" layoutInCell="1" allowOverlap="1" wp14:anchorId="59F5DE27" wp14:editId="6273604C">
-                <wp:simplePos x="0" y="0"/>
-                <wp:positionH relativeFrom="column">
-                  <wp:posOffset>0</wp:posOffset>
-                </wp:positionH>
-                <wp:positionV relativeFrom="paragraph">
-                  <wp:posOffset>1923415</wp:posOffset>
-                </wp:positionV>
-                <wp:extent cx="1402080" cy="601980"/>
-                <wp:effectExtent l="0" t="0" r="26670" b="26670"/>
-                <wp:wrapNone/>
-                <wp:docPr id="11" name="Text Box 11"/>
-                <wp:cNvGraphicFramePr/>
-                <a:graphic xmlns:a="http://schemas.openxmlformats.org/drawingml/2006/main">
-                  <a:graphicData uri="http://schemas.microsoft.com/office/word/2010/wordprocessingShape">
-                    <wps:wsp>
-                      <wps:cNvSpPr txBox="1"/>
-                      <wps:spPr>
-                        <a:xfrm>
-                          <a:off x="0" y="0"/>
-                          <a:ext cx="1402080" cy="601980"/>
-                        </a:xfrm>
-                        <a:prstGeom prst="rect">
-                          <a:avLst/>
-                        </a:prstGeom>
-                        <a:solidFill>
-                          <a:schemeClr val="lt1"/>
-                        </a:solidFill>
-                        <a:ln w="6350">
-                          <a:solidFill>
-                            <a:prstClr val="black"/>
-                          </a:solidFill>
-                        </a:ln>
-                      </wps:spPr>
-                      <wps:txbx>
-                        <w:txbxContent>
-                          <w:p>
-                            <w:pPr>
-                              <w:pStyle w:val="ListParagraph"/>
-                              <w:numPr>
-                                <w:ilvl w:val="0"/>
-                                <w:numId w:val="15"/>
-                              </w:numPr>
-                              <w:ind w:left="180" w:hanging="180"/>
-                              <w:rPr>
-                                <w:sz w:val="18"/>
-                                <w:szCs w:val="18"/>
-                              </w:rPr>
-                            </w:pPr>
-                            <w:r>
-                              <w:rPr>
-                                <w:sz w:val="18"/>
-                                <w:szCs w:val="18"/>
-                              </w:rPr>
-                              <w:t>Age</w:t>
-                            </w:r>
-                          </w:p>
-                          <w:p>
-                            <w:pPr>
-                              <w:pStyle w:val="ListParagraph"/>
-                              <w:numPr>
-                                <w:ilvl w:val="0"/>
-                                <w:numId w:val="15"/>
-                              </w:numPr>
-                              <w:ind w:left="180" w:hanging="180"/>
-                              <w:rPr>
-                                <w:sz w:val="18"/>
-                                <w:szCs w:val="18"/>
-                              </w:rPr>
-                            </w:pPr>
-                            <w:r>
-                              <w:rPr>
-                                <w:sz w:val="18"/>
-                                <w:szCs w:val="18"/>
-                              </w:rPr>
-                              <w:t>Sex</w:t>
-                            </w:r>
-                          </w:p>
-                          <w:p>
-                            <w:pPr>
-                              <w:pStyle w:val="ListParagraph"/>
-                              <w:numPr>
-                                <w:ilvl w:val="0"/>
-                                <w:numId w:val="15"/>
-                              </w:numPr>
-                              <w:ind w:left="180" w:hanging="180"/>
-                              <w:rPr>
-                                <w:sz w:val="18"/>
-                                <w:szCs w:val="18"/>
-                              </w:rPr>
-                            </w:pPr>
-                            <w:r>
-                              <w:rPr>
-                                <w:sz w:val="18"/>
-                                <w:szCs w:val="18"/>
-                              </w:rPr>
-                              <w:t>Education</w:t>
-                            </w:r>
-                          </w:p>
-                          <w:p>
-                            <w:pPr>
-                              <w:pStyle w:val="ListParagraph"/>
-                              <w:ind w:left="180"/>
-                              <w:rPr>
-                                <w:sz w:val="18"/>
-                                <w:szCs w:val="18"/>
-                              </w:rPr>
-                            </w:pPr>
-                          </w:p>
-                        </w:txbxContent>
-                      </wps:txbx>
-                      <wps:bodyPr rot="0" spcFirstLastPara="0" vertOverflow="overflow" horzOverflow="overflow" vert="horz" wrap="square" lIns="91440" tIns="45720" rIns="91440" bIns="45720" numCol="1" spcCol="0" rtlCol="0" fromWordArt="0" anchor="t" anchorCtr="0" forceAA="0" compatLnSpc="1">
-                        <a:prstTxWarp prst="textNoShape">
-                          <a:avLst/>
-                        </a:prstTxWarp>
-                        <a:noAutofit/>
-                      </wps:bodyPr>
-                    </wps:wsp>
-                  </a:graphicData>
-                </a:graphic>
-                <wp14:sizeRelH relativeFrom="margin">
-                  <wp14:pctWidth>0</wp14:pctWidth>
-                </wp14:sizeRelH>
-                <wp14:sizeRelV relativeFrom="margin">
-                  <wp14:pctHeight>0</wp14:pctHeight>
-                </wp14:sizeRelV>
-              </wp:anchor>
-            </w:drawing>
-          </mc:Choice>
-          <mc:Fallback>
-            <w:pict>
-              <v:shape w14:anchorId="59F5DE27" id="Text Box 11" o:spid="_x0000_s1034" type="#_x0000_t202" style="position:absolute;margin-left:0;margin-top:151.45pt;width:110.4pt;height:47.4pt;z-index:251670528;visibility:visible;mso-wrap-style:square;mso-width-percent:0;mso-height-percent:0;mso-wrap-distance-left:9pt;mso-wrap-distance-top:0;mso-wrap-distance-right:9pt;mso-wrap-distance-bottom:0;mso-position-horizontal:absolute;mso-position-horizontal-relative:text;mso-position-vertical:absolute;mso-position-vertical-relative:text;mso-width-percent:0;mso-height-percent:0;mso-width-relative:margin;mso-height-relative:margin;v-text-anchor:top" o:gfxdata="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" fillcolor="white [3201]" strokeweight=".5pt">
-                <v:textbox>
-                  <w:txbxContent>
-                    <w:p>
-                      <w:pPr>
-                        <w:pStyle w:val="ListParagraph"/>
-                        <w:numPr>
-                          <w:ilvl w:val="0"/>
-                          <w:numId w:val="15"/>
-                        </w:numPr>
-                        <w:ind w:left="180" w:hanging="180"/>
-                        <w:rPr>
-                          <w:sz w:val="18"/>
-                          <w:szCs w:val="18"/>
-                        </w:rPr>
-                      </w:pPr>
-                      <w:r>
-                        <w:rPr>
-                          <w:sz w:val="18"/>
-                          <w:szCs w:val="18"/>
-                        </w:rPr>
-                        <w:t>Age</w:t>
-                      </w:r>
-                    </w:p>
-                    <w:p>
-                      <w:pPr>
-                        <w:pStyle w:val="ListParagraph"/>
-                        <w:numPr>
-                          <w:ilvl w:val="0"/>
-                          <w:numId w:val="15"/>
-                        </w:numPr>
-                        <w:ind w:left="180" w:hanging="180"/>
-                        <w:rPr>
-                          <w:sz w:val="18"/>
-                          <w:szCs w:val="18"/>
-                        </w:rPr>
-                      </w:pPr>
-                      <w:r>
-                        <w:rPr>
-                          <w:sz w:val="18"/>
-                          <w:szCs w:val="18"/>
-                        </w:rPr>
-                        <w:t>Sex</w:t>
-                      </w:r>
-                    </w:p>
-                    <w:p>
-                      <w:pPr>
-                        <w:pStyle w:val="ListParagraph"/>
-                        <w:numPr>
-                          <w:ilvl w:val="0"/>
-                          <w:numId w:val="15"/>
-                        </w:numPr>
-                        <w:ind w:left="180" w:hanging="180"/>
-                        <w:rPr>
-                          <w:sz w:val="18"/>
-                          <w:szCs w:val="18"/>
-                        </w:rPr>
-                      </w:pPr>
-                      <w:r>
-                        <w:rPr>
-                          <w:sz w:val="18"/>
-                          <w:szCs w:val="18"/>
-                        </w:rPr>
-                        <w:t>Education</w:t>
-                      </w:r>
-                    </w:p>
-                    <w:p>
-                      <w:pPr>
-                        <w:pStyle w:val="ListParagraph"/>
-                        <w:ind w:left="180"/>
-                        <w:rPr>
-                          <w:sz w:val="18"/>
-                          <w:szCs w:val="18"/>
-                        </w:rPr>
-                      </w:pPr>
-                    </w:p>
-                  </w:txbxContent>
-                </v:textbox>
-              </v:shape>
-            </w:pict>
-          </mc:Fallback>
-        </mc:AlternateContent>
-      </w:r>
-      <w:r>
-        <w:rPr>
-          <w:noProof/>
-          <w:lang w:eastAsia="en-US" w:bidi="ne-NP"/>
-        </w:rPr>
-        <mc:AlternateContent>
-          <mc:Choice Requires="wps">
-            <w:drawing>
-              <wp:anchor distT="45720" distB="45720" distL="114300" distR="114300" simplePos="0" relativeHeight="251669504" behindDoc="0" locked="0" layoutInCell="1" allowOverlap="1" wp14:anchorId="269A66A1" wp14:editId="4F6782A2">
-                <wp:simplePos x="0" y="0"/>
-                <wp:positionH relativeFrom="column">
-                  <wp:posOffset>0</wp:posOffset>
-                </wp:positionH>
-                <wp:positionV relativeFrom="paragraph">
-                  <wp:posOffset>1677035</wp:posOffset>
-                </wp:positionV>
-                <wp:extent cx="1402080" cy="784860"/>
-                <wp:effectExtent l="0" t="0" r="26670" b="15240"/>
-                <wp:wrapTopAndBottom/>
-                <wp:docPr id="10" name="Text Box 2"/>
-                <wp:cNvGraphicFramePr>
-                  <a:graphicFrameLocks xmlns:a="http://schemas.openxmlformats.org/drawingml/2006/main"/>
-                </wp:cNvGraphicFramePr>
-                <a:graphic xmlns:a="http://schemas.openxmlformats.org/drawingml/2006/main">
-                  <a:graphicData uri="http://schemas.microsoft.com/office/word/2010/wordprocessingShape">
-                    <wps:wsp>
-                      <wps:cNvSpPr txBox="1">
-                        <a:spLocks noChangeArrowheads="1"/>
-                      </wps:cNvSpPr>
-                      <wps:spPr bwMode="auto">
-                        <a:xfrm>
-                          <a:off x="0" y="0"/>
-                          <a:ext cx="1402080" cy="784860"/>
-                        </a:xfrm>
-                        <a:prstGeom prst="rect">
-                          <a:avLst/>
-                        </a:prstGeom>
-                        <a:solidFill>
-                          <a:srgbClr val="FFFFFF"/>
-                        </a:solidFill>
-                        <a:ln w="9525">
-                          <a:solidFill>
-                            <a:srgbClr val="000000"/>
-                          </a:solidFill>
-                          <a:miter lim="800000"/>
-                          <a:headEnd/>
-                          <a:tailEnd/>
-                        </a:ln>
-                      </wps:spPr>
-                      <wps:txbx>
-                        <w:txbxContent>
-                          <w:p>
-                            <w:pPr>
-                              <w:rPr>
-                                <w:sz w:val="22"/>
-                                <w:szCs w:val="22"/>
-                              </w:rPr>
-                            </w:pPr>
-                            <w:r>
-                              <w:rPr>
-                                <w:sz w:val="22"/>
-                                <w:szCs w:val="22"/>
-                              </w:rPr>
-                              <w:t>P</w:t>
-                            </w:r>
-                            <w:r>
-                              <w:rPr>
-                                <w:sz w:val="22"/>
-                                <w:szCs w:val="22"/>
-                              </w:rPr>
-                              <w:t>ersonal</w:t>
-                            </w:r>
-                            <w:r>
-                              <w:rPr>
-                                <w:sz w:val="22"/>
-                                <w:szCs w:val="22"/>
-                              </w:rPr>
-                              <w:t xml:space="preserve"> Factors</w:t>
-                            </w:r>
-                          </w:p>
-                        </w:txbxContent>
-                      </wps:txbx>
-                      <wps:bodyPr rot="0" vert="horz" wrap="square" lIns="91440" tIns="45720" rIns="91440" bIns="45720" anchor="t" anchorCtr="0">
-                        <a:noAutofit/>
-                      </wps:bodyPr>
-                    </wps:wsp>
-                  </a:graphicData>
-                </a:graphic>
-                <wp14:sizeRelH relativeFrom="margin">
-                  <wp14:pctWidth>0</wp14:pctWidth>
-                </wp14:sizeRelH>
-                <wp14:sizeRelV relativeFrom="margin">
-                  <wp14:pctHeight>0</wp14:pctHeight>
-                </wp14:sizeRelV>
-              </wp:anchor>
-            </w:drawing>
-          </mc:Choice>
-          <mc:Fallback>
-            <w:pict>
-              <v:shape w14:anchorId="269A66A1" id="_x0000_s1035" type="#_x0000_t202" style="position:absolute;margin-left:0;margin-top:132.05pt;width:110.4pt;height:61.8pt;z-index:251669504;visibility:visible;mso-wrap-style:square;mso-width-percent:0;mso-height-percent:0;mso-wrap-distance-left:9pt;mso-wrap-distance-top:3.6pt;mso-wrap-distance-right:9pt;mso-wrap-distance-bottom:3.6pt;mso-position-horizontal:absolute;mso-position-horizontal-relative:text;mso-position-vertical:absolute;mso-position-vertical-relative:text;mso-width-percent:0;mso-height-percent:0;mso-width-relative:margin;mso-height-relative:margin;v-text-anchor:top" o:gfxdata="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">
-                <v:textbox>
-                  <w:txbxContent>
-                    <w:p>
-                      <w:pPr>
-                        <w:rPr>
-                          <w:sz w:val="22"/>
-                          <w:szCs w:val="22"/>
-                        </w:rPr>
-                      </w:pPr>
-                      <w:r>
-                        <w:rPr>
-                          <w:sz w:val="22"/>
-                          <w:szCs w:val="22"/>
-                        </w:rPr>
-                        <w:t>P</w:t>
-                      </w:r>
-                      <w:r>
-                        <w:rPr>
-                          <w:sz w:val="22"/>
-                          <w:szCs w:val="22"/>
-                        </w:rPr>
-                        <w:t>ersonal</w:t>
-                      </w:r>
-                      <w:r>
-                        <w:rPr>
-                          <w:sz w:val="22"/>
-                          <w:szCs w:val="22"/>
-                        </w:rPr>
-                        <w:t xml:space="preserve"> Factors</w:t>
-                      </w:r>
-                    </w:p>
-                  </w:txbxContent>
-                </v:textbox>
-                <w10:wrap type="topAndBottom"/>
-              </v:shape>
-            </w:pict>
-          </mc:Fallback>
-        </mc:AlternateContent>
-      </w:r>
     </w:p>
     <w:p>
       <w:pPr>
         <w:pStyle w:val="Caption"/>
-        <w:rPr>
-          <w:rFonts w:ascii="Times New Roman" w:hAnsi="Times New Roman" w:cs="Times New Roman"/>
-          <w:i w:val="0"/>
-          <w:iCs w:val="0"/>
-          <w:color w:val="auto"/>
-          <w:sz w:val="24"/>
-          <w:szCs w:val="24"/>
-        </w:rPr>
-      </w:pPr>
-    </w:p>
-    <w:p/>
+        <w:spacing w:before="240"/>
+        <w:jc w:val="center"/>
+      </w:pPr>
+    </w:p>
+    <w:p>
+      <w:pPr>
+        <w:pStyle w:val="Caption"/>
+        <w:spacing w:before="240"/>
+        <w:jc w:val="center"/>
+      </w:pPr>
+    </w:p>
+    <w:p>
+      <w:pPr>
+        <w:pStyle w:val="Caption"/>
+        <w:spacing w:before="240"/>
+        <w:jc w:val="center"/>
+      </w:pPr>
+    </w:p>
+    <w:p>
+      <w:pPr>
+        <w:pStyle w:val="Caption"/>
+        <w:spacing w:before="240"/>
+        <w:jc w:val="center"/>
+      </w:pPr>
+    </w:p>
+    <w:p>
+      <w:pPr>
+        <w:pStyle w:val="Caption"/>
+        <w:spacing w:before="240"/>
+        <w:jc w:val="center"/>
+      </w:pPr>
+    </w:p>
+    <w:p>
+      <w:pPr>
+        <w:pStyle w:val="Caption"/>
+        <w:spacing w:before="240"/>
+        <w:jc w:val="center"/>
+      </w:pPr>
+    </w:p>
+    <w:p>
+      <w:pPr>
+        <w:pStyle w:val="Caption"/>
+        <w:spacing w:before="240"/>
+        <w:jc w:val="center"/>
+      </w:pPr>
+    </w:p>
+    <w:p>
+      <w:pPr>
+        <w:pStyle w:val="Caption"/>
+        <w:spacing w:before="240"/>
+        <w:jc w:val="center"/>
+      </w:pPr>
+    </w:p>
+    <w:p>
+      <w:pPr>
+        <w:pStyle w:val="Caption"/>
+        <w:spacing w:before="240"/>
+        <w:jc w:val="center"/>
+      </w:pPr>
+    </w:p>
+    <w:p>
+      <w:pPr>
+        <w:pStyle w:val="Caption"/>
+        <w:spacing w:before="240"/>
+        <w:jc w:val="center"/>
+      </w:pPr>
+    </w:p>
+    <w:p>
+      <w:pPr>
+        <w:pStyle w:val="Caption"/>
+        <w:spacing w:before="240"/>
+        <w:jc w:val="center"/>
+      </w:pPr>
+    </w:p>
+    <w:p>
+      <w:pPr>
+        <w:pStyle w:val="Caption"/>
+        <w:spacing w:before="240"/>
+        <w:jc w:val="center"/>
+      </w:pPr>
+    </w:p>
     <w:p>
       <w:pPr>
         <w:pStyle w:val="Caption"/>
@@ -7085,21 +6299,8 @@
         <w:pStyle w:val="BodyText"/>
       </w:pPr>
       <w:r>
-        <w:t xml:space="preserve">The framework guides the research methodology, data collection, and analysis, ensuring that the study captures the causes, patterns, and consequences of migration in Ward 9, </w:t>
-      </w:r>
-      <w:proofErr w:type="spellStart"/>
-      <w:r>
-        <w:t>Sankhu</w:t>
-      </w:r>
-      <w:proofErr w:type="spellEnd"/>
-      <w:r>
-        <w:t>.</w:t>
-      </w:r>
-    </w:p>
-    <w:p>
-      <w:pPr>
-        <w:pStyle w:val="Default"/>
-      </w:pPr>
+        <w:t>The framework guides the research methodology, data collection, and analysis, ensuring that the study captures the causes, patterns, and consequences of migration in Ward 9, Sankhu.</w:t>
+      </w:r>
     </w:p>
     <w:p>
       <w:pPr>
@@ -7172,20 +6373,85 @@
         <w:t>Rationale of Selection and Study Area</w:t>
       </w:r>
     </w:p>
+    <w:p>
+      <w:r>
+        <w:t>T</w:t>
+      </w:r>
+      <w:r>
+        <w:t>he study is focused on Ward No. 9 of Shankharapur Municipality, located in Sankhu, which sits in the northern part of the Kathmandu district.</w:t>
+      </w:r>
+    </w:p>
+    <w:p>
+      <w:r>
+        <w:t>• Geographic and Administrative Context: Shankharapur is a developing municipality within the capital city's periphery. It is situated in the Hill ecological zone and the Central development region of Nepal.</w:t>
+      </w:r>
+    </w:p>
+    <w:p>
+      <w:r>
+        <w:t>• Household Statistics: According to the 2024 municipality profile, there are a total of 843 households across the nine wards of Shankharapur. Specifically, Ward 9 contains 87 households, all of which have been selected as the focus for this research.</w:t>
+      </w:r>
+    </w:p>
+    <w:p>
+      <w:r>
+        <w:t>• Current Status: The area is currently experiencing a continuous, daily flow of in-migration, making it a dynamic environment for studying demographic shifts.</w:t>
+      </w:r>
+    </w:p>
+    <w:p>
+      <w:r>
+        <w:t>2</w:t>
+      </w:r>
+      <w:bookmarkStart w:id="17" w:name="_GoBack"/>
+      <w:bookmarkEnd w:id="17"/>
+      <w:r>
+        <w:t>. Rationale of Selection</w:t>
+      </w:r>
+    </w:p>
+    <w:p>
+      <w:r>
+        <w:t>The selection of Shankharapur Ward 9 as the study area is justified by several strategic and academic reasons found in the sources:</w:t>
+      </w:r>
+    </w:p>
+    <w:p>
+      <w:r>
+        <w:t>• High Migration Intensity: The ward is a primary destination for migrants seeking proximity to the capital, and it faces immediate positive and negative consequences of this movement that require sensible research to identify.</w:t>
+      </w:r>
+    </w:p>
+    <w:p>
+      <w:r>
+        <w:t>• Addressing the Research Gap: While many migration studies in Nepal are conducted at a macro or city-wide level, there is a lack of localized research focused specifically on individual wards like Ward 9. This study fills that gap by providing context-specific insights.</w:t>
+      </w:r>
+    </w:p>
+    <w:p>
+      <w:r>
+        <w:t>• Post-Earthquake Relevance: There is a need for recent data that reflects migration patterns following the massive destruction of the 2015 earthquake, which significantly altered human settlements in the region.</w:t>
+      </w:r>
+    </w:p>
+    <w:p>
+      <w:r>
+        <w:t>• Practical Utility for Planning: The findings will provide practical insights for local planners and policymakers to design targeted interventions, improve living conditions, and manage the pressure on social services and security in the ward.</w:t>
+      </w:r>
+    </w:p>
+    <w:p>
+      <w:r>
+        <w:t xml:space="preserve">• Feasibility and Research Design: Ward 9 was selected using a random sampling method from the district level. It was ultimately chosen for the study </w:t>
+      </w:r>
+      <w:r>
+        <w:lastRenderedPageBreak/>
+        <w:t>because its size (87 households) is manageable within the researcher's constraints of time, financial resources, and expert manpower.</w:t>
+      </w:r>
+    </w:p>
     <w:p/>
     <w:p>
       <w:pPr>
         <w:pStyle w:val="Heading2"/>
       </w:pPr>
-      <w:bookmarkStart w:id="17" w:name="_Toc216936144"/>
+      <w:bookmarkStart w:id="18" w:name="_Toc216936144"/>
       <w:r>
         <w:t>3.1</w:t>
       </w:r>
       <w:r>
         <w:t xml:space="preserve"> Research Design</w:t>
       </w:r>
-      <w:bookmarkStart w:id="18" w:name="_GoBack"/>
-      <w:bookmarkEnd w:id="17"/>
       <w:bookmarkEnd w:id="18"/>
     </w:p>
     <w:p>
@@ -7196,15 +6462,7 @@
         <w:t xml:space="preserve">The main objective of this research is to explore the </w:t>
       </w:r>
       <w:r>
-        <w:t xml:space="preserve">trend, causes and consequences of </w:t>
-      </w:r>
-      <w:proofErr w:type="spellStart"/>
-      <w:r>
-        <w:t>inmigration</w:t>
-      </w:r>
-      <w:proofErr w:type="spellEnd"/>
-      <w:r>
-        <w:t xml:space="preserve"> of the study area.  </w:t>
+        <w:t xml:space="preserve">trend, causes and consequences of inmigration of the study area.  </w:t>
       </w:r>
       <w:r>
         <w:t xml:space="preserve">In order to carry out the research properly, both descriptive and exploratory research designs will be used. It will explore the </w:t>
@@ -7215,19 +6473,9 @@
       <w:r>
         <w:t xml:space="preserve"> concerned with </w:t>
       </w:r>
-      <w:proofErr w:type="spellStart"/>
-      <w:r>
-        <w:t>inmigration</w:t>
-      </w:r>
-      <w:proofErr w:type="spellEnd"/>
-      <w:r>
-        <w:t xml:space="preserve"> within the </w:t>
-      </w:r>
-      <w:proofErr w:type="spellStart"/>
-      <w:r>
-        <w:t>inmigrant</w:t>
-      </w:r>
-      <w:proofErr w:type="spellEnd"/>
+      <w:r>
+        <w:t>inmigration within the inmigrant</w:t>
+      </w:r>
       <w:r>
         <w:t xml:space="preserve">. </w:t>
       </w:r>
@@ -7294,13 +6542,8 @@
       <w:r>
         <w:t xml:space="preserve">The </w:t>
       </w:r>
-      <w:proofErr w:type="spellStart"/>
-      <w:r>
-        <w:t>Shankharapur</w:t>
-      </w:r>
-      <w:proofErr w:type="spellEnd"/>
-      <w:r>
-        <w:t xml:space="preserve"> M</w:t>
+      <w:r>
+        <w:t>Shankharapur M</w:t>
       </w:r>
       <w:r>
         <w:t>unicipality ward 9</w:t>
@@ -7366,13 +6609,8 @@
         <w:t xml:space="preserve"> method will be used to </w:t>
       </w:r>
       <w:r>
-        <w:t xml:space="preserve">choose </w:t>
-      </w:r>
-      <w:proofErr w:type="spellStart"/>
-      <w:r>
-        <w:t>Shankharapur</w:t>
-      </w:r>
-      <w:proofErr w:type="spellEnd"/>
+        <w:t>choose Shankharapur</w:t>
+      </w:r>
       <w:r>
         <w:t xml:space="preserve"> municipality </w:t>
       </w:r>
@@ -7450,26 +6688,10 @@
         <w:t>social status. Community participation, role in community decision making, their rel</w:t>
       </w:r>
       <w:r>
-        <w:t xml:space="preserve">ationship between the </w:t>
-      </w:r>
-      <w:proofErr w:type="spellStart"/>
-      <w:r>
-        <w:t>inmigrant</w:t>
-      </w:r>
-      <w:r>
-        <w:t>s</w:t>
-      </w:r>
-      <w:proofErr w:type="spellEnd"/>
-      <w:r>
-        <w:t xml:space="preserve"> and residential. The </w:t>
-      </w:r>
-      <w:proofErr w:type="spellStart"/>
-      <w:r>
-        <w:t>inmigration</w:t>
-      </w:r>
-      <w:proofErr w:type="spellEnd"/>
-      <w:r>
-        <w:t xml:space="preserve"> will be observed to find out the causes and consequences in the development sector of the study area</w:t>
+        <w:t>ationship between the inmigrant</w:t>
+      </w:r>
+      <w:r>
+        <w:t>s and residential. The inmigration will be observed to find out the causes and consequences in the development sector of the study area</w:t>
       </w:r>
     </w:p>
     <w:p>
@@ -7771,13 +6993,8 @@
               <w:pPr>
                 <w:pStyle w:val="NormalWeb"/>
               </w:pPr>
-              <w:proofErr w:type="spellStart"/>
               <w:r>
-                <w:t>Gurung</w:t>
-              </w:r>
-              <w:proofErr w:type="spellEnd"/>
-              <w:r>
-                <w:t xml:space="preserve">, H. B. (1974). </w:t>
+                <w:t xml:space="preserve">Gurung, H. B. (1974). </w:t>
               </w:r>
               <w:r>
                 <w:rPr>
@@ -7793,13 +7010,8 @@
               <w:pPr>
                 <w:pStyle w:val="NormalWeb"/>
               </w:pPr>
-              <w:proofErr w:type="spellStart"/>
               <w:r>
-                <w:t>Gurung</w:t>
-              </w:r>
-              <w:proofErr w:type="spellEnd"/>
-              <w:r>
-                <w:t xml:space="preserve">, H. (1984). </w:t>
+                <w:t xml:space="preserve">Gurung, H. (1984). </w:t>
               </w:r>
               <w:r>
                 <w:rPr>
@@ -7842,15 +7054,7 @@
                 <w:t>Trends, patterns and implications of rural-to-urban migration in Nepal</w:t>
               </w:r>
               <w:r>
-                <w:t xml:space="preserve">. Kathmandu, Nepal: Central Department of Population Studies, </w:t>
-              </w:r>
-              <w:proofErr w:type="spellStart"/>
-              <w:r>
-                <w:t>Tribhuvan</w:t>
-              </w:r>
-              <w:proofErr w:type="spellEnd"/>
-              <w:r>
-                <w:t xml:space="preserve"> University.</w:t>
+                <w:t>. Kathmandu, Nepal: Central Department of Population Studies, Tribhuvan University.</w:t>
               </w:r>
             </w:p>
             <w:p>
@@ -7877,120 +7081,34 @@
               <w:pPr>
                 <w:pStyle w:val="NormalWeb"/>
               </w:pPr>
-              <w:proofErr w:type="spellStart"/>
               <w:r>
-                <w:t>Kunwar</w:t>
-              </w:r>
-              <w:proofErr w:type="spellEnd"/>
-              <w:r>
-                <w:t xml:space="preserve">, L. S. (1993). </w:t>
+                <w:t xml:space="preserve">Kunwar, L. S. (1993). </w:t>
               </w:r>
               <w:r>
                 <w:rPr>
                   <w:rStyle w:val="Emphasis"/>
                 </w:rPr>
-                <w:t xml:space="preserve">Causes and consequences of internal migration in Nepal: A case study of </w:t>
+                <w:t>Causes and consequences of internal migration in Nepal: A case study of Bharatpur Municipality, Chitwan</w:t>
               </w:r>
-              <w:proofErr w:type="spellStart"/>
               <w:r>
-                <w:rPr>
-                  <w:rStyle w:val="Emphasis"/>
-                </w:rPr>
-                <w:t>Bharatpur</w:t>
-              </w:r>
-              <w:proofErr w:type="spellEnd"/>
-              <w:r>
-                <w:rPr>
-                  <w:rStyle w:val="Emphasis"/>
-                </w:rPr>
-                <w:t xml:space="preserve"> Municipality, </w:t>
-              </w:r>
-              <w:proofErr w:type="spellStart"/>
-              <w:r>
-                <w:rPr>
-                  <w:rStyle w:val="Emphasis"/>
-                </w:rPr>
-                <w:t>Chitwan</w:t>
-              </w:r>
-              <w:proofErr w:type="spellEnd"/>
-              <w:r>
-                <w:t xml:space="preserve">. </w:t>
-              </w:r>
-              <w:proofErr w:type="spellStart"/>
-              <w:r>
-                <w:t>Kirtipur</w:t>
-              </w:r>
-              <w:proofErr w:type="spellEnd"/>
-              <w:r>
-                <w:t xml:space="preserve">, Nepal: </w:t>
-              </w:r>
-              <w:proofErr w:type="spellStart"/>
-              <w:r>
-                <w:t>Tribhuvan</w:t>
-              </w:r>
-              <w:proofErr w:type="spellEnd"/>
-              <w:r>
-                <w:t xml:space="preserve"> University.</w:t>
+                <w:t>. Kirtipur, Nepal: Tribhuvan University.</w:t>
               </w:r>
             </w:p>
             <w:p>
               <w:pPr>
                 <w:pStyle w:val="NormalWeb"/>
               </w:pPr>
-              <w:proofErr w:type="spellStart"/>
               <w:r>
-                <w:t>Kunwar</w:t>
-              </w:r>
-              <w:proofErr w:type="spellEnd"/>
-              <w:r>
-                <w:t xml:space="preserve">, L. S. (2015). </w:t>
+                <w:t xml:space="preserve">Kunwar, L. S. (2015). </w:t>
               </w:r>
               <w:r>
                 <w:rPr>
                   <w:rStyle w:val="Emphasis"/>
                 </w:rPr>
-                <w:t xml:space="preserve">Causes and consequences of internal migration in Nepal: A case study of </w:t>
+                <w:t>Causes and consequences of internal migration in Nepal: A case study of Bharatpur Municipality, Chitwan</w:t>
               </w:r>
-              <w:proofErr w:type="spellStart"/>
               <w:r>
-                <w:rPr>
-                  <w:rStyle w:val="Emphasis"/>
-                </w:rPr>
-                <w:t>Bharatpur</w:t>
-              </w:r>
-              <w:proofErr w:type="spellEnd"/>
-              <w:r>
-                <w:rPr>
-                  <w:rStyle w:val="Emphasis"/>
-                </w:rPr>
-                <w:t xml:space="preserve"> Municipality, </w:t>
-              </w:r>
-              <w:proofErr w:type="spellStart"/>
-              <w:r>
-                <w:rPr>
-                  <w:rStyle w:val="Emphasis"/>
-                </w:rPr>
-                <w:t>Chitwan</w:t>
-              </w:r>
-              <w:proofErr w:type="spellEnd"/>
-              <w:r>
-                <w:t xml:space="preserve"> (Unpublished master’s thesis). Central Department of Population Studies, </w:t>
-              </w:r>
-              <w:proofErr w:type="spellStart"/>
-              <w:r>
-                <w:t>Tribhuvan</w:t>
-              </w:r>
-              <w:proofErr w:type="spellEnd"/>
-              <w:r>
-                <w:t xml:space="preserve"> University, </w:t>
-              </w:r>
-              <w:proofErr w:type="spellStart"/>
-              <w:r>
-                <w:t>Kirtipur</w:t>
-              </w:r>
-              <w:proofErr w:type="spellEnd"/>
-              <w:r>
-                <w:t>, Nepal.</w:t>
+                <w:t xml:space="preserve"> (Unpublished master’s thesis). Central Department of Population Studies, Tribhuvan University, Kirtipur, Nepal.</w:t>
               </w:r>
             </w:p>
             <w:p>
@@ -8014,13 +7132,8 @@
               <w:pPr>
                 <w:pStyle w:val="NormalWeb"/>
               </w:pPr>
-              <w:proofErr w:type="spellStart"/>
               <w:r>
-                <w:t>Mabogunje</w:t>
-              </w:r>
-              <w:proofErr w:type="spellEnd"/>
-              <w:r>
-                <w:t xml:space="preserve">, A. L. (1970). Systems approach to a theory of rural–urban migration. </w:t>
+                <w:t xml:space="preserve">Mabogunje, A. L. (1970). Systems approach to a theory of rural–urban migration. </w:t>
               </w:r>
               <w:r>
                 <w:rPr>
@@ -8036,21 +7149,8 @@
               <w:pPr>
                 <w:pStyle w:val="NormalWeb"/>
               </w:pPr>
-              <w:proofErr w:type="spellStart"/>
               <w:r>
-                <w:t>Niroula</w:t>
-              </w:r>
-              <w:proofErr w:type="spellEnd"/>
-              <w:r>
-                <w:t xml:space="preserve">, P. (2016). Internal migration. In P. </w:t>
-              </w:r>
-              <w:proofErr w:type="spellStart"/>
-              <w:r>
-                <w:t>Niroula</w:t>
-              </w:r>
-              <w:proofErr w:type="spellEnd"/>
-              <w:r>
-                <w:t xml:space="preserve">, </w:t>
+                <w:t xml:space="preserve">Niroula, P. (2016). Internal migration. In P. Niroula, </w:t>
               </w:r>
               <w:r>
                 <w:rPr>
@@ -8066,13 +7166,8 @@
               <w:pPr>
                 <w:pStyle w:val="NormalWeb"/>
               </w:pPr>
-              <w:proofErr w:type="spellStart"/>
               <w:r>
-                <w:t>Ravenstein</w:t>
-              </w:r>
-              <w:proofErr w:type="spellEnd"/>
-              <w:r>
-                <w:t xml:space="preserve">, E. G. (1885). The laws of migration. </w:t>
+                <w:t xml:space="preserve">Ravenstein, E. G. (1885). The laws of migration. </w:t>
               </w:r>
               <w:r>
                 <w:rPr>
@@ -8105,14 +7200,9 @@
               <w:pPr>
                 <w:pStyle w:val="NormalWeb"/>
               </w:pPr>
-              <w:proofErr w:type="spellStart"/>
               <w:r>
                 <w:lastRenderedPageBreak/>
-                <w:t>Subedi</w:t>
-              </w:r>
-              <w:proofErr w:type="spellEnd"/>
-              <w:r>
-                <w:t xml:space="preserve">, B. P. (1996). Dominant approaches to population mobility: An appraisal and the common ground. </w:t>
+                <w:t xml:space="preserve">Subedi, B. P. (1996). Dominant approaches to population mobility: An appraisal and the common ground. </w:t>
               </w:r>
               <w:r>
                 <w:rPr>
@@ -8128,13 +7218,8 @@
               <w:pPr>
                 <w:pStyle w:val="NormalWeb"/>
               </w:pPr>
-              <w:proofErr w:type="spellStart"/>
               <w:r>
-                <w:t>Todaro</w:t>
-              </w:r>
-              <w:proofErr w:type="spellEnd"/>
-              <w:r>
-                <w:t xml:space="preserve">, M. P. (1976). </w:t>
+                <w:t xml:space="preserve">Todaro, M. P. (1976). </w:t>
               </w:r>
               <w:r>
                 <w:rPr>
@@ -8143,15 +7228,7 @@
                 <w:t>Internal migration in developing countries: A review of theory, evidence, methodology, and research priorities</w:t>
               </w:r>
               <w:r>
-                <w:t xml:space="preserve">. Geneva, Switzerland: International </w:t>
-              </w:r>
-              <w:proofErr w:type="spellStart"/>
-              <w:r>
-                <w:t>Labour</w:t>
-              </w:r>
-              <w:proofErr w:type="spellEnd"/>
-              <w:r>
-                <w:t xml:space="preserve"> Organization.</w:t>
+                <w:t>. Geneva, Switzerland: International Labour Organization.</w:t>
               </w:r>
             </w:p>
             <w:p>
@@ -8192,13 +7269,8 @@
               <w:pPr>
                 <w:pStyle w:val="NormalWeb"/>
               </w:pPr>
-              <w:proofErr w:type="spellStart"/>
               <w:r>
-                <w:t>Zipf</w:t>
-              </w:r>
-              <w:proofErr w:type="spellEnd"/>
-              <w:r>
-                <w:t xml:space="preserve">, G. K. (1946). The P1 P2/D hypothesis: On the intercity movement of persons. </w:t>
+                <w:t xml:space="preserve">Zipf, G. K. (1946). The P1 P2/D hypothesis: On the intercity movement of persons. </w:t>
               </w:r>
               <w:r>
                 <w:rPr>
@@ -8336,7 +7408,7 @@
           <w:rPr>
             <w:noProof/>
           </w:rPr>
-          <w:t>17</w:t>
+          <w:t>14</w:t>
         </w:r>
         <w:r>
           <w:rPr>
@@ -10576,6 +9648,7 @@
   <w:style w:type="character" w:default="1" w:styleId="DefaultParagraphFont">
     <w:name w:val="Default Paragraph Font"/>
     <w:uiPriority w:val="1"/>
+    <w:semiHidden/>
     <w:unhideWhenUsed/>
   </w:style>
   <w:style w:type="table" w:default="1" w:styleId="TableNormal">
@@ -11006,13 +10079,12 @@
     <w:link w:val="BodyTextChar"/>
     <w:uiPriority w:val="1"/>
     <w:qFormat/>
-    <w:rsid w:val="003A5AFE"/>
+    <w:rsid w:val="00B360BD"/>
     <w:pPr>
       <w:autoSpaceDE w:val="0"/>
       <w:autoSpaceDN w:val="0"/>
       <w:adjustRightInd w:val="0"/>
       <w:spacing w:before="240" w:after="240" w:line="360" w:lineRule="auto"/>
-      <w:ind w:firstLine="720"/>
       <w:jc w:val="both"/>
     </w:pPr>
     <w:rPr>
@@ -11026,7 +10098,7 @@
     <w:basedOn w:val="DefaultParagraphFont"/>
     <w:link w:val="BodyText"/>
     <w:uiPriority w:val="1"/>
-    <w:rsid w:val="003A5AFE"/>
+    <w:rsid w:val="00B360BD"/>
     <w:rPr>
       <w:rFonts w:ascii="Times New Roman" w:hAnsi="Times New Roman" w:cs="Times New Roman"/>
       <w:kern w:val="0"/>
@@ -11902,7 +10974,7 @@
 </file>
 
 <file path=customXml/itemProps1.xml><?xml version="1.0" encoding="utf-8"?>
-<ds:datastoreItem xmlns:ds="http://schemas.openxmlformats.org/officeDocument/2006/customXml" ds:itemID="{2AE20187-319C-4443-A880-16E7CD6E0859}">
+<ds:datastoreItem xmlns:ds="http://schemas.openxmlformats.org/officeDocument/2006/customXml" ds:itemID="{25B2E9FE-1673-430B-A067-EDD5EF75A409}">
   <ds:schemaRefs>
     <ds:schemaRef ds:uri="http://schemas.openxmlformats.org/officeDocument/2006/bibliography"/>
   </ds:schemaRefs>

--- a/migration/Migration is one of the major component of population change which is basically cause by socio (1).docx
+++ b/migration/Migration is one of the major component of population change which is basically cause by socio (1).docx
@@ -3654,25 +3654,44 @@
     <w:p>
       <w:pPr>
         <w:pStyle w:val="BodyText"/>
-        <w:rPr>
-          <w:rFonts w:eastAsia="Times New Roman"/>
-          <w:lang w:eastAsia="en-US"/>
+      </w:pPr>
+      <w:bookmarkStart w:id="6" w:name="_Toc216936133"/>
+      <w:r>
+        <w:t xml:space="preserve">This research is highly significant as it provides a comprehensive investigation into the </w:t>
+      </w:r>
+      <w:r>
+        <w:t>causes, consequences, and socio-economic and demographic characteristics</w:t>
+      </w:r>
+      <w:r>
+        <w:t xml:space="preserve"> of migrants in Shankharapur Municipality Ward 9. Understanding these specific factors is critical for explaining the broader patterns and impacts of immigration within the context of </w:t>
+      </w:r>
+      <w:r>
+        <w:t>rapid urban transformation</w:t>
+      </w:r>
+      <w:r>
+        <w:t>.</w:t>
+      </w:r>
+    </w:p>
+    <w:p>
+      <w:pPr>
+        <w:spacing w:after="0" w:line="240" w:lineRule="auto"/>
+        <w:rPr>
+          <w:rFonts w:ascii="Times New Roman" w:eastAsia="Times New Roman" w:hAnsi="Times New Roman" w:cs="Times New Roman"/>
+          <w:kern w:val="0"/>
+          <w:lang w:eastAsia="en-US" w:bidi="ne-NP"/>
           <w14:ligatures w14:val="none"/>
         </w:rPr>
       </w:pPr>
       <w:r>
-        <w:t>This study is related to the investigating the causes and consequences as well as socio economic and demographic characteristics o</w:t>
-      </w:r>
-      <w:r>
-        <w:t>f migrants in the study area.</w:t>
-      </w:r>
-      <w:r>
-        <w:rPr>
-          <w:rFonts w:eastAsia="Times New Roman"/>
-          <w:lang w:eastAsia="en-US"/>
+        <w:rPr>
+          <w:rFonts w:ascii="Times New Roman" w:eastAsia="Times New Roman" w:hAnsi="Times New Roman" w:cs="Times New Roman"/>
+          <w:b/>
+          <w:bCs/>
+          <w:kern w:val="0"/>
+          <w:lang w:eastAsia="en-US" w:bidi="ne-NP"/>
           <w14:ligatures w14:val="none"/>
         </w:rPr>
-        <w:t xml:space="preserve"> </w:t>
+        <w:t>Theoretical Significance</w:t>
       </w:r>
     </w:p>
     <w:p>
@@ -3680,13 +3699,29 @@
         <w:pStyle w:val="BodyText"/>
       </w:pPr>
       <w:r>
-        <w:t xml:space="preserve">This study investigates the causes and consequences, as well as the socioeconomic and demographic characteristics of migrants in the study area. Understanding these factors is essential for explaining the patterns and impacts of </w:t>
-      </w:r>
-      <w:r>
-        <w:t>immigration</w:t>
-      </w:r>
-      <w:r>
-        <w:t xml:space="preserve"> in the context of rapid urban change.</w:t>
+        <w:t>On a theoretical level, this research adds to the academic body of knowledge by scrutinising the demographic trends and underlying drivers that fuel human movement in contemporary Nepal. While the sources suggest that identifying the causes of migration is often straightforward, this study seeks to perform the more complex task of evaluating the quality of the consequences through detailed, "sensible and eventful research". By exploring these patterns within the specific framework of rapid urban transformation, the study establishes a foundational reference for academics and provides a scholarly basis for future investigations into the relationship between migration and rural development.</w:t>
+      </w:r>
+    </w:p>
+    <w:p>
+      <w:pPr>
+        <w:spacing w:after="0" w:line="240" w:lineRule="auto"/>
+        <w:rPr>
+          <w:rFonts w:ascii="Times New Roman" w:eastAsia="Times New Roman" w:hAnsi="Times New Roman" w:cs="Times New Roman"/>
+          <w:kern w:val="0"/>
+          <w:lang w:eastAsia="en-US" w:bidi="ne-NP"/>
+          <w14:ligatures w14:val="none"/>
+        </w:rPr>
+      </w:pPr>
+      <w:r>
+        <w:rPr>
+          <w:rFonts w:ascii="Times New Roman" w:eastAsia="Times New Roman" w:hAnsi="Times New Roman" w:cs="Times New Roman"/>
+          <w:b/>
+          <w:bCs/>
+          <w:kern w:val="0"/>
+          <w:lang w:eastAsia="en-US" w:bidi="ne-NP"/>
+          <w14:ligatures w14:val="none"/>
+        </w:rPr>
+        <w:t>Applied Significance</w:t>
       </w:r>
     </w:p>
     <w:p>
@@ -3694,64 +3729,23 @@
         <w:pStyle w:val="BodyText"/>
       </w:pPr>
       <w:r>
-        <w:t xml:space="preserve">The study has significance at both theoretical and applied levels. At the theoretical level, it contributes to existing literature by examining the demographic trends and underlying drivers of </w:t>
-      </w:r>
-      <w:r>
-        <w:t>immigration</w:t>
-      </w:r>
-      <w:r>
-        <w:t xml:space="preserve">. At the applied level, the findings provide practical insights for planners, policymakers, and development professionals to better address the causes and consequences of </w:t>
-      </w:r>
-      <w:r>
-        <w:t>immigration</w:t>
-      </w:r>
-      <w:r>
-        <w:t xml:space="preserve"> and to promote improved living conditions.</w:t>
+        <w:t xml:space="preserve">At the applied level, the findings offer functional insights for planners, policymakers, and development practitioners to better navigate the complexities of population shifts. By pinpointing the specific causes and consequences of immigration in Ward 9, the research facilitates the design of targeted interventions aimed at enhancing the living conditions of the local population. Furthermore, the study identifies localised dynamics that can be used to strengthen public participation and promote sustainable urban growth within the municipality. Ultimately, these practical outcomes are intended to help local authorities </w:t>
+      </w:r>
+      <w:r>
+        <w:lastRenderedPageBreak/>
+        <w:t>manage the continuous daily influx of migrants and the resulting pressure on social services and community security</w:t>
       </w:r>
     </w:p>
     <w:p>
       <w:pPr>
         <w:pStyle w:val="BodyText"/>
       </w:pPr>
-      <w:r>
-        <w:t xml:space="preserve">By identifying the major causes and consequences of </w:t>
-      </w:r>
-      <w:r>
-        <w:t>immigration</w:t>
-      </w:r>
-      <w:r>
-        <w:t>, the study supports the development of appropriate planning and policy responses. The findings are expected to assist planners and development practitioners in designing targeted interventions that respond to the challenges and opportunities created by population movement.</w:t>
-      </w:r>
-    </w:p>
-    <w:p>
-      <w:pPr>
-        <w:pStyle w:val="BodyText"/>
-      </w:pPr>
-      <w:r>
-        <w:t xml:space="preserve">Furthermore, the study highlights the specific dynamics of </w:t>
-      </w:r>
-      <w:r>
-        <w:t>immigration</w:t>
-      </w:r>
-      <w:r>
-        <w:t xml:space="preserve"> within the study area. In light of the findings, new perspectives may be identified to enhance public participation and accelerate sustainable urban development.</w:t>
-      </w:r>
-    </w:p>
-    <w:p>
-      <w:pPr>
-        <w:pStyle w:val="BodyText"/>
-      </w:pPr>
-      <w:r>
-        <w:t>Finally, this study provides a useful reference for academics and researchers and may serve as a foundation for further research on migration and urban development.</w:t>
-      </w:r>
     </w:p>
     <w:p>
       <w:pPr>
         <w:pStyle w:val="Heading2"/>
       </w:pPr>
-      <w:bookmarkStart w:id="6" w:name="_Toc216936133"/>
-      <w:r>
-        <w:lastRenderedPageBreak/>
+      <w:r>
         <w:t>1.5 Limitations of the study</w:t>
       </w:r>
       <w:bookmarkEnd w:id="6"/>
@@ -3798,7 +3792,11 @@
         <w:pStyle w:val="BodyText"/>
       </w:pPr>
       <w:r>
-        <w:t xml:space="preserve">The proposed study will be organized into five chapters. Chapter One will provide an introduction to the study, including the background, problem statement, objectives, rationale, significance, and limitations. Chapter Two will review the relevant literature on migration, with emphasis on its causes, consequences, and the demographic characteristics of migrants. Chapter Three will describe the research methodology, covering the study area, data sources, sampling techniques, and methods of data collection. Chapter Four will focus on the analysis and interpretation of the collected data. Finally, Chapter Five will present the summary of findings, conclusions, and practical recommendations based on the </w:t>
+        <w:t xml:space="preserve">The proposed study will be organized into five chapters. Chapter One will provide an introduction to the study, including the background, problem statement, objectives, rationale, significance, and limitations. Chapter Two will review the relevant literature on migration, with emphasis on its causes, consequences, and the demographic characteristics of migrants. Chapter Three will describe the research methodology, covering the study area, data sources, sampling techniques, and methods of data collection. Chapter Four will focus </w:t>
+      </w:r>
+      <w:r>
+        <w:lastRenderedPageBreak/>
+        <w:t xml:space="preserve">on the analysis and interpretation of the collected data. Finally, Chapter Five will present the summary of findings, conclusions, and practical recommendations based on the </w:t>
       </w:r>
       <w:r>
         <w:t xml:space="preserve">study. </w:t>
@@ -3857,7 +3855,8 @@
     </w:p>
     <w:p>
       <w:pPr>
-        <w:pStyle w:val="Heading1"/>
+        <w:pStyle w:val="Heading2"/>
+        <w:jc w:val="center"/>
         <w:rPr>
           <w:rStyle w:val="Strong"/>
           <w:b/>
@@ -4290,7 +4289,12 @@
       <w:bookmarkStart w:id="14" w:name="_Toc216936141"/>
       <w:r>
         <w:lastRenderedPageBreak/>
-        <w:t>2.5 Conceptual Framework</w:t>
+        <w:t>2.5 Conceptual F</w:t>
+      </w:r>
+      <w:bookmarkStart w:id="15" w:name="_GoBack"/>
+      <w:bookmarkEnd w:id="15"/>
+      <w:r>
+        <w:t>ramework</w:t>
       </w:r>
       <w:bookmarkEnd w:id="14"/>
     </w:p>
@@ -6206,14 +6210,27 @@
       <w:r>
         <w:t xml:space="preserve">Figure </w:t>
       </w:r>
-      <w:fldSimple w:instr=" SEQ Figure \* ARABIC ">
-        <w:r>
-          <w:rPr>
-            <w:noProof/>
-          </w:rPr>
-          <w:t>1</w:t>
-        </w:r>
-      </w:fldSimple>
+      <w:r>
+        <w:fldChar w:fldCharType="begin"/>
+      </w:r>
+      <w:r>
+        <w:instrText xml:space="preserve"> SEQ Figure \* ARABIC </w:instrText>
+      </w:r>
+      <w:r>
+        <w:fldChar w:fldCharType="separate"/>
+      </w:r>
+      <w:r>
+        <w:rPr>
+          <w:noProof/>
+        </w:rPr>
+        <w:t>1</w:t>
+      </w:r>
+      <w:r>
+        <w:rPr>
+          <w:noProof/>
+        </w:rPr>
+        <w:fldChar w:fldCharType="end"/>
+      </w:r>
       <w:r>
         <w:t xml:space="preserve"> Conceptual Framework of Migration Study</w:t>
       </w:r>
@@ -6318,7 +6335,7 @@
         </w:rPr>
         <w:br w:type="page"/>
       </w:r>
-      <w:bookmarkStart w:id="15" w:name="_Toc216936142"/>
+      <w:bookmarkStart w:id="16" w:name="_Toc216936142"/>
       <w:r>
         <w:rPr>
           <w:rStyle w:val="Strong"/>
@@ -6336,7 +6353,7 @@
         </w:rPr>
         <w:t>Three</w:t>
       </w:r>
-      <w:bookmarkEnd w:id="15"/>
+      <w:bookmarkEnd w:id="16"/>
     </w:p>
     <w:p>
       <w:pPr>
@@ -6349,7 +6366,7 @@
           <w:szCs w:val="38"/>
         </w:rPr>
       </w:pPr>
-      <w:bookmarkStart w:id="16" w:name="_Toc216936143"/>
+      <w:bookmarkStart w:id="17" w:name="_Toc216936143"/>
       <w:r>
         <w:rPr>
           <w:rStyle w:val="Strong"/>
@@ -6360,7 +6377,7 @@
         </w:rPr>
         <w:t>Research methodology</w:t>
       </w:r>
-      <w:bookmarkEnd w:id="16"/>
+      <w:bookmarkEnd w:id="17"/>
     </w:p>
     <w:p>
       <w:pPr>
@@ -6370,74 +6387,95 @@
         <w:t xml:space="preserve">3.1 </w:t>
       </w:r>
       <w:r>
-        <w:t>Rationale of Selection and Study Area</w:t>
-      </w:r>
-    </w:p>
-    <w:p>
-      <w:r>
-        <w:t>T</w:t>
-      </w:r>
-      <w:r>
-        <w:t>he study is focused on Ward No. 9 of Shankharapur Municipality, located in Sankhu, which sits in the northern part of the Kathmandu district.</w:t>
-      </w:r>
-    </w:p>
-    <w:p>
-      <w:r>
-        <w:t>• Geographic and Administrative Context: Shankharapur is a developing municipality within the capital city's periphery. It is situated in the Hill ecological zone and the Central development region of Nepal.</w:t>
-      </w:r>
-    </w:p>
-    <w:p>
-      <w:r>
-        <w:t>• Household Statistics: According to the 2024 municipality profile, there are a total of 843 households across the nine wards of Shankharapur. Specifically, Ward 9 contains 87 households, all of which have been selected as the focus for this research.</w:t>
-      </w:r>
-    </w:p>
-    <w:p>
-      <w:r>
-        <w:t>• Current Status: The area is currently experiencing a continuous, daily flow of in-migration, making it a dynamic environment for studying demographic shifts.</w:t>
-      </w:r>
-    </w:p>
-    <w:p>
-      <w:r>
-        <w:t>2</w:t>
-      </w:r>
-      <w:bookmarkStart w:id="17" w:name="_GoBack"/>
-      <w:bookmarkEnd w:id="17"/>
-      <w:r>
-        <w:t>. Rationale of Selection</w:t>
-      </w:r>
-    </w:p>
-    <w:p>
-      <w:r>
-        <w:t>The selection of Shankharapur Ward 9 as the study area is justified by several strategic and academic reasons found in the sources:</w:t>
-      </w:r>
-    </w:p>
-    <w:p>
-      <w:r>
-        <w:t>• High Migration Intensity: The ward is a primary destination for migrants seeking proximity to the capital, and it faces immediate positive and negative consequences of this movement that require sensible research to identify.</w:t>
-      </w:r>
-    </w:p>
-    <w:p>
-      <w:r>
-        <w:t>• Addressing the Research Gap: While many migration studies in Nepal are conducted at a macro or city-wide level, there is a lack of localized research focused specifically on individual wards like Ward 9. This study fills that gap by providing context-specific insights.</w:t>
-      </w:r>
-    </w:p>
-    <w:p>
-      <w:r>
-        <w:t>• Post-Earthquake Relevance: There is a need for recent data that reflects migration patterns following the massive destruction of the 2015 earthquake, which significantly altered human settlements in the region.</w:t>
-      </w:r>
-    </w:p>
-    <w:p>
-      <w:r>
-        <w:t>• Practical Utility for Planning: The findings will provide practical insights for local planners and policymakers to design targeted interventions, improve living conditions, and manage the pressure on social services and security in the ward.</w:t>
-      </w:r>
-    </w:p>
-    <w:p>
-      <w:r>
-        <w:t xml:space="preserve">• Feasibility and Research Design: Ward 9 was selected using a random sampling method from the district level. It was ultimately chosen for the study </w:t>
-      </w:r>
+        <w:t xml:space="preserve">Rationale </w:t>
+      </w:r>
+      <w:r>
+        <w:softHyphen/>
+      </w:r>
+      <w:r>
+        <w:softHyphen/>
+      </w:r>
+      <w:r>
+        <w:softHyphen/>
+      </w:r>
+      <w:r>
+        <w:t xml:space="preserve">of Selection </w:t>
+      </w:r>
+      <w:r>
+        <w:t xml:space="preserve">of </w:t>
+      </w:r>
+      <w:r>
+        <w:t>Study Area</w:t>
+      </w:r>
+    </w:p>
+    <w:p>
+      <w:pPr>
+        <w:pStyle w:val="BodyText"/>
+      </w:pPr>
+      <w:r>
+        <w:t>The choice of Shankharapur Municipality Ward 9 (Sankhu) as the focal point for this research is based on the following strategic justifications:</w:t>
+      </w:r>
+    </w:p>
+    <w:p>
+      <w:pPr>
+        <w:pStyle w:val="BodyText"/>
+        <w:rPr>
+          <w:lang w:eastAsia="en-US"/>
+        </w:rPr>
+      </w:pPr>
+      <w:r>
+        <w:t>Shankharapur is a rapidly developing municipality on the periphery of Kathmandu that is currently experiencing a continuous, daily influx of in-migrants. This constant population movement creates an immediate and high-priority need to investigate the resulting socio-economic and demographic consequences, whether positive or negative.</w:t>
+      </w:r>
+    </w:p>
+    <w:p>
+      <w:pPr>
+        <w:pStyle w:val="BodyText"/>
+        <w:rPr>
+          <w:lang w:eastAsia="en-US"/>
+        </w:rPr>
+      </w:pPr>
+      <w:r>
+        <w:t>The selection of Ward 9 is highly practical for a Master’s level study. With a total of 87 households, the ward provides a sample size that is manageable within the researcher's specific constraints of time, financial resources, and expert manpower, ensuring the study can be implemented with the required depth.</w:t>
+      </w:r>
+    </w:p>
+    <w:p>
+      <w:pPr>
+        <w:pStyle w:val="BodyText"/>
+        <w:rPr>
+          <w:lang w:eastAsia="en-US"/>
+        </w:rPr>
+      </w:pPr>
+      <w:r>
+        <w:t>To ensure the study remains objective and free from researcher bias, the area was chosen through a random sampling method from the Kathmandu district level. Subsequently, a purposive sampling method will be applied to draw relevant data from the migrant population within those households.</w:t>
+      </w:r>
+    </w:p>
+    <w:p>
+      <w:pPr>
+        <w:pStyle w:val="BodyText"/>
+        <w:rPr>
+          <w:lang w:eastAsia="en-US"/>
+        </w:rPr>
+      </w:pPr>
+      <w:r>
+        <w:t>Existing literature on migration in Nepal is largely dominated by macro-level or city-wide analyses. There is a significant lack of context-specific research that integrates demographic, socio-economic, and policy perspectives at a localised ward level, particularly in areas like Ward 9 that have seen shifts following the 2015 earthquake.</w:t>
+      </w:r>
+    </w:p>
+    <w:p>
+      <w:pPr>
+        <w:pStyle w:val="BodyText"/>
+        <w:rPr>
+          <w:lang w:eastAsia="en-US"/>
+        </w:rPr>
+      </w:pPr>
+      <w:r>
+        <w:t>This specific ward serves as an ideal "laboratory" to identify localised dynamics that can help planners and development practitioners design targeted interventions. The findings will identify new perspectives to enhance public participation and accelerate sustainable urban development within the municipality.</w:t>
+      </w:r>
+    </w:p>
+    <w:p/>
+    <w:p>
       <w:r>
         <w:lastRenderedPageBreak/>
-        <w:t>because its size (87 households) is manageable within the researcher's constraints of time, financial resources, and expert manpower.</w:t>
+        <w:softHyphen/>
       </w:r>
     </w:p>
     <w:p/>
@@ -6447,7 +6485,7 @@
       </w:pPr>
       <w:bookmarkStart w:id="18" w:name="_Toc216936144"/>
       <w:r>
-        <w:t>3.1</w:t>
+        <w:t>3.2</w:t>
       </w:r>
       <w:r>
         <w:t xml:space="preserve"> Research Design</w:t>
@@ -6477,6 +6515,9 @@
         <w:t>inmigration within the inmigrant</w:t>
       </w:r>
       <w:r>
+        <w:t>s</w:t>
+      </w:r>
+      <w:r>
         <w:t xml:space="preserve">. </w:t>
       </w:r>
     </w:p>
@@ -6486,7 +6527,7 @@
       </w:pPr>
       <w:bookmarkStart w:id="19" w:name="_Toc216936145"/>
       <w:r>
-        <w:t>3.2</w:t>
+        <w:t>3.3</w:t>
       </w:r>
       <w:r>
         <w:t xml:space="preserve"> </w:t>
@@ -6525,7 +6566,7 @@
       </w:r>
       <w:bookmarkStart w:id="20" w:name="_Toc216936146"/>
       <w:r>
-        <w:t>3.3</w:t>
+        <w:t>3.4</w:t>
       </w:r>
       <w:r>
         <w:t xml:space="preserve"> </w:t>
@@ -6636,7 +6677,7 @@
       </w:pPr>
       <w:bookmarkStart w:id="21" w:name="_Toc216936147"/>
       <w:r>
-        <w:t>3.4</w:t>
+        <w:t>3.5</w:t>
       </w:r>
       <w:r>
         <w:t xml:space="preserve"> </w:t>
@@ -6667,7 +6708,7 @@
       <w:bookmarkStart w:id="22" w:name="_Toc216936148"/>
       <w:r>
         <w:lastRenderedPageBreak/>
-        <w:t>3.4</w:t>
+        <w:t>3.5</w:t>
       </w:r>
       <w:r>
         <w:t xml:space="preserve">.1 </w:t>
@@ -6700,7 +6741,7 @@
       </w:pPr>
       <w:bookmarkStart w:id="23" w:name="_Toc216936149"/>
       <w:r>
-        <w:t>3.4</w:t>
+        <w:t>3.5</w:t>
       </w:r>
       <w:r>
         <w:t>.2 In</w:t>
@@ -6766,7 +6807,7 @@
       </w:pPr>
       <w:bookmarkStart w:id="24" w:name="_Toc216936150"/>
       <w:r>
-        <w:t>3.5</w:t>
+        <w:t>3.6</w:t>
       </w:r>
       <w:r>
         <w:t xml:space="preserve"> </w:t>
@@ -6790,7 +6831,7 @@
       </w:pPr>
       <w:bookmarkStart w:id="25" w:name="_Toc216936151"/>
       <w:r>
-        <w:t>3.6</w:t>
+        <w:t>3.7</w:t>
       </w:r>
       <w:r>
         <w:t xml:space="preserve"> </w:t>
@@ -7408,7 +7449,7 @@
           <w:rPr>
             <w:noProof/>
           </w:rPr>
-          <w:t>14</w:t>
+          <w:t>13</w:t>
         </w:r>
         <w:r>
           <w:rPr>
@@ -9648,7 +9689,6 @@
   <w:style w:type="character" w:default="1" w:styleId="DefaultParagraphFont">
     <w:name w:val="Default Paragraph Font"/>
     <w:uiPriority w:val="1"/>
-    <w:semiHidden/>
     <w:unhideWhenUsed/>
   </w:style>
   <w:style w:type="table" w:default="1" w:styleId="TableNormal">
@@ -10275,6 +10315,11 @@
       <w:i/>
       <w:iCs/>
     </w:rPr>
+  </w:style>
+  <w:style w:type="character" w:customStyle="1" w:styleId="ng-star-inserted">
+    <w:name w:val="ng-star-inserted"/>
+    <w:basedOn w:val="DefaultParagraphFont"/>
+    <w:rsid w:val="000F353B"/>
   </w:style>
 </w:styles>
 </file>
@@ -10974,7 +11019,7 @@
 </file>
 
 <file path=customXml/itemProps1.xml><?xml version="1.0" encoding="utf-8"?>
-<ds:datastoreItem xmlns:ds="http://schemas.openxmlformats.org/officeDocument/2006/customXml" ds:itemID="{25B2E9FE-1673-430B-A067-EDD5EF75A409}">
+<ds:datastoreItem xmlns:ds="http://schemas.openxmlformats.org/officeDocument/2006/customXml" ds:itemID="{297AA401-84EF-4C3C-8DAD-61DB877FFB6F}">
   <ds:schemaRefs>
     <ds:schemaRef ds:uri="http://schemas.openxmlformats.org/officeDocument/2006/bibliography"/>
   </ds:schemaRefs>

--- a/migration/Migration is one of the major component of population change which is basically cause by socio (1).docx
+++ b/migration/Migration is one of the major component of population change which is basically cause by socio (1).docx
@@ -1,6 +1,6 @@
 
 <file path=word/document.xml><?xml version="1.0" encoding="utf-8"?>
-<w:document xmlns:wpc="http://schemas.microsoft.com/office/word/2010/wordprocessingCanvas" xmlns:cx="http://schemas.microsoft.com/office/drawing/2014/chartex" xmlns:mc="http://schemas.openxmlformats.org/markup-compatibility/2006" xmlns:o="urn:schemas-microsoft-com:office:office" xmlns:r="http://schemas.openxmlformats.org/officeDocument/2006/relationships" xmlns:m="http://schemas.openxmlformats.org/officeDocument/2006/math" xmlns:v="urn:schemas-microsoft-com:vml" xmlns:wp14="http://schemas.microsoft.com/office/word/2010/wordprocessingDrawing" xmlns:wp="http://schemas.openxmlformats.org/drawingml/2006/wordprocessingDrawing" xmlns:w10="urn:schemas-microsoft-com:office:word" xmlns:w="http://schemas.openxmlformats.org/wordprocessingml/2006/main" xmlns:w14="http://schemas.microsoft.com/office/word/2010/wordml" xmlns:w15="http://schemas.microsoft.com/office/word/2012/wordml" xmlns:w16se="http://schemas.microsoft.com/office/word/2015/wordml/symex" xmlns:wpg="http://schemas.microsoft.com/office/word/2010/wordprocessingGroup" xmlns:wpi="http://schemas.microsoft.com/office/word/2010/wordprocessingInk" xmlns:wne="http://schemas.microsoft.com/office/word/2006/wordml" xmlns:wps="http://schemas.microsoft.com/office/word/2010/wordprocessingShape" mc:Ignorable="w14 w15 w16se wp14">
+<w:document xmlns:wpc="http://schemas.microsoft.com/office/word/2010/wordprocessingCanvas" xmlns:cx="http://schemas.microsoft.com/office/drawing/2014/chartex" xmlns:cx1="http://schemas.microsoft.com/office/drawing/2015/9/8/chartex" xmlns:cx2="http://schemas.microsoft.com/office/drawing/2015/10/21/chartex" xmlns:cx3="http://schemas.microsoft.com/office/drawing/2016/5/9/chartex" xmlns:cx4="http://schemas.microsoft.com/office/drawing/2016/5/10/chartex" xmlns:cx5="http://schemas.microsoft.com/office/drawing/2016/5/11/chartex" xmlns:cx6="http://schemas.microsoft.com/office/drawing/2016/5/12/chartex" xmlns:cx7="http://schemas.microsoft.com/office/drawing/2016/5/13/chartex" xmlns:cx8="http://schemas.microsoft.com/office/drawing/2016/5/14/chartex" xmlns:mc="http://schemas.openxmlformats.org/markup-compatibility/2006" xmlns:aink="http://schemas.microsoft.com/office/drawing/2016/ink" xmlns:am3d="http://schemas.microsoft.com/office/drawing/2017/model3d" xmlns:o="urn:schemas-microsoft-com:office:office" xmlns:oel="http://schemas.microsoft.com/office/2019/extlst" xmlns:r="http://schemas.openxmlformats.org/officeDocument/2006/relationships" xmlns:m="http://schemas.openxmlformats.org/officeDocument/2006/math" xmlns:v="urn:schemas-microsoft-com:vml" xmlns:wp14="http://schemas.microsoft.com/office/word/2010/wordprocessingDrawing" xmlns:wp="http://schemas.openxmlformats.org/drawingml/2006/wordprocessingDrawing" xmlns:w10="urn:schemas-microsoft-com:office:word" xmlns:w="http://schemas.openxmlformats.org/wordprocessingml/2006/main" xmlns:w14="http://schemas.microsoft.com/office/word/2010/wordml" xmlns:w15="http://schemas.microsoft.com/office/word/2012/wordml" xmlns:w16cex="http://schemas.microsoft.com/office/word/2018/wordml/cex" xmlns:w16cid="http://schemas.microsoft.com/office/word/2016/wordml/cid" xmlns:w16="http://schemas.microsoft.com/office/word/2018/wordml" xmlns:w16du="http://schemas.microsoft.com/office/word/2023/wordml/word16du" xmlns:w16sdtdh="http://schemas.microsoft.com/office/word/2020/wordml/sdtdatahash" xmlns:w16sdtfl="http://schemas.microsoft.com/office/word/2024/wordml/sdtformatlock" xmlns:w16se="http://schemas.microsoft.com/office/word/2015/wordml/symex" xmlns:wpg="http://schemas.microsoft.com/office/word/2010/wordprocessingGroup" xmlns:wpi="http://schemas.microsoft.com/office/word/2010/wordprocessingInk" xmlns:wne="http://schemas.microsoft.com/office/word/2006/wordml" xmlns:wps="http://schemas.microsoft.com/office/word/2010/wordprocessingShape" mc:Ignorable="w14 w15 w16se w16cid w16 w16cex w16sdtdh w16sdtfl w16du wp14">
   <w:body>
     <w:p>
       <w:pPr>
@@ -36,19 +36,21 @@
           <w:shd w:val="clear" w:color="auto" w:fill="FFFFFF"/>
         </w:rPr>
       </w:pPr>
+      <w:proofErr w:type="gramStart"/>
       <w:r>
         <w:rPr>
           <w:rFonts w:ascii="Times New Roman" w:eastAsia="Times New Roman" w:hAnsi="Times New Roman" w:cs="Times New Roman"/>
           <w:shd w:val="clear" w:color="auto" w:fill="FFFFFF"/>
         </w:rPr>
-        <w:t>( A CASE STUDY OF SHANKH</w:t>
-      </w:r>
+        <w:t>( A</w:t>
+      </w:r>
+      <w:proofErr w:type="gramEnd"/>
       <w:r>
         <w:rPr>
           <w:rFonts w:ascii="Times New Roman" w:eastAsia="Times New Roman" w:hAnsi="Times New Roman" w:cs="Times New Roman"/>
           <w:shd w:val="clear" w:color="auto" w:fill="FFFFFF"/>
         </w:rPr>
-        <w:softHyphen/>
+        <w:t xml:space="preserve"> CASE STUDY OF SHANKH</w:t>
       </w:r>
       <w:r>
         <w:rPr>
@@ -62,8 +64,24 @@
           <w:rFonts w:ascii="Times New Roman" w:eastAsia="Times New Roman" w:hAnsi="Times New Roman" w:cs="Times New Roman"/>
           <w:shd w:val="clear" w:color="auto" w:fill="FFFFFF"/>
         </w:rPr>
-        <w:t>ARAPUR MUNICIPALITY WARD 9, SANKHU )</w:t>
-      </w:r>
+        <w:softHyphen/>
+      </w:r>
+      <w:r>
+        <w:rPr>
+          <w:rFonts w:ascii="Times New Roman" w:eastAsia="Times New Roman" w:hAnsi="Times New Roman" w:cs="Times New Roman"/>
+          <w:shd w:val="clear" w:color="auto" w:fill="FFFFFF"/>
+        </w:rPr>
+        <w:t xml:space="preserve">ARAPUR MUNICIPALITY WARD 9, </w:t>
+      </w:r>
+      <w:proofErr w:type="gramStart"/>
+      <w:r>
+        <w:rPr>
+          <w:rFonts w:ascii="Times New Roman" w:eastAsia="Times New Roman" w:hAnsi="Times New Roman" w:cs="Times New Roman"/>
+          <w:shd w:val="clear" w:color="auto" w:fill="FFFFFF"/>
+        </w:rPr>
+        <w:t>SANKHU )</w:t>
+      </w:r>
+      <w:proofErr w:type="gramEnd"/>
     </w:p>
     <w:p>
       <w:pPr>
@@ -714,8 +732,9 @@
           <w:szCs w:val="28"/>
           <w:shd w:val="clear" w:color="auto" w:fill="FFFFFF"/>
         </w:rPr>
-        <w:t>Exam-Roll.N</w:t>
-      </w:r>
+        <w:t>Exam-</w:t>
+      </w:r>
+      <w:proofErr w:type="spellStart"/>
       <w:r>
         <w:rPr>
           <w:rFonts w:ascii="Times New Roman" w:eastAsia="Times New Roman" w:hAnsi="Times New Roman" w:cs="Times New Roman"/>
@@ -723,7 +742,7 @@
           <w:szCs w:val="28"/>
           <w:shd w:val="clear" w:color="auto" w:fill="FFFFFF"/>
         </w:rPr>
-        <w:t>o</w:t>
+        <w:t>Roll.N</w:t>
       </w:r>
       <w:r>
         <w:rPr>
@@ -732,8 +751,9 @@
           <w:szCs w:val="28"/>
           <w:shd w:val="clear" w:color="auto" w:fill="FFFFFF"/>
         </w:rPr>
-        <w:t xml:space="preserve">.: </w:t>
-      </w:r>
+        <w:t>o</w:t>
+      </w:r>
+      <w:proofErr w:type="spellEnd"/>
       <w:r>
         <w:rPr>
           <w:rFonts w:ascii="Times New Roman" w:eastAsia="Times New Roman" w:hAnsi="Times New Roman" w:cs="Times New Roman"/>
@@ -741,7 +761,7 @@
           <w:szCs w:val="28"/>
           <w:shd w:val="clear" w:color="auto" w:fill="FFFFFF"/>
         </w:rPr>
-        <w:t>20300</w:t>
+        <w:t xml:space="preserve">.: </w:t>
       </w:r>
       <w:r>
         <w:rPr>
@@ -750,29 +770,29 @@
           <w:szCs w:val="28"/>
           <w:shd w:val="clear" w:color="auto" w:fill="FFFFFF"/>
         </w:rPr>
-        <w:t>13</w:t>
-      </w:r>
-    </w:p>
-    <w:p>
-      <w:pPr>
-        <w:spacing w:after="0" w:line="360" w:lineRule="auto"/>
-        <w:jc w:val="center"/>
+        <w:t>20300</w:t>
+      </w:r>
+      <w:r>
         <w:rPr>
           <w:rFonts w:ascii="Times New Roman" w:eastAsia="Times New Roman" w:hAnsi="Times New Roman" w:cs="Times New Roman"/>
           <w:sz w:val="28"/>
           <w:szCs w:val="28"/>
           <w:shd w:val="clear" w:color="auto" w:fill="FFFFFF"/>
         </w:rPr>
-      </w:pPr>
-      <w:r>
+        <w:t>13</w:t>
+      </w:r>
+    </w:p>
+    <w:p>
+      <w:pPr>
+        <w:spacing w:after="0" w:line="360" w:lineRule="auto"/>
+        <w:jc w:val="center"/>
         <w:rPr>
           <w:rFonts w:ascii="Times New Roman" w:eastAsia="Times New Roman" w:hAnsi="Times New Roman" w:cs="Times New Roman"/>
           <w:sz w:val="28"/>
           <w:szCs w:val="28"/>
           <w:shd w:val="clear" w:color="auto" w:fill="FFFFFF"/>
         </w:rPr>
-        <w:t>T.U Regd.no</w:t>
-      </w:r>
+      </w:pPr>
       <w:r>
         <w:rPr>
           <w:rFonts w:ascii="Times New Roman" w:eastAsia="Times New Roman" w:hAnsi="Times New Roman" w:cs="Times New Roman"/>
@@ -780,7 +800,7 @@
           <w:szCs w:val="28"/>
           <w:shd w:val="clear" w:color="auto" w:fill="FFFFFF"/>
         </w:rPr>
-        <w:t xml:space="preserve">: </w:t>
+        <w:t>T.U Regd.no</w:t>
       </w:r>
       <w:r>
         <w:rPr>
@@ -789,16 +809,23 @@
           <w:szCs w:val="28"/>
           <w:shd w:val="clear" w:color="auto" w:fill="FFFFFF"/>
         </w:rPr>
+        <w:t xml:space="preserve">: </w:t>
+      </w:r>
+      <w:r>
+        <w:rPr>
+          <w:rFonts w:ascii="Times New Roman" w:eastAsia="Times New Roman" w:hAnsi="Times New Roman" w:cs="Times New Roman"/>
+          <w:sz w:val="28"/>
+          <w:szCs w:val="28"/>
+          <w:shd w:val="clear" w:color="auto" w:fill="FFFFFF"/>
+        </w:rPr>
         <w:t>3-2-166-124-2012</w:t>
       </w:r>
     </w:p>
     <w:p>
       <w:pPr>
-        <w:pStyle w:val="Heading1"/>
-        <w:jc w:val="left"/>
         <w:rPr>
           <w:rStyle w:val="Strong"/>
-          <w:b/>
+          <w:b w:val="0"/>
           <w:bCs w:val="0"/>
         </w:rPr>
       </w:pPr>
@@ -813,7 +840,6 @@
       <w:r>
         <w:rPr>
           <w:rStyle w:val="Strong"/>
-          <w:b/>
           <w:bCs w:val="0"/>
         </w:rPr>
         <w:lastRenderedPageBreak/>
@@ -902,6 +928,8 @@
       <w:pPr>
         <w:pStyle w:val="BodyText"/>
         <w:sectPr>
+          <w:headerReference w:type="default" r:id="rId8"/>
+          <w:footerReference w:type="default" r:id="rId9"/>
           <w:pgSz w:w="12240" w:h="15840"/>
           <w:pgMar w:top="1440" w:right="1440" w:bottom="1440" w:left="2160" w:header="720" w:footer="720" w:gutter="0"/>
           <w:pgNumType w:start="1"/>
@@ -931,7 +959,13 @@
         <w:rPr>
           <w:noProof/>
         </w:rPr>
-        <w:t>United Nations Population Fund</w:t>
+        <w:t>United Nations Population Fun</w:t>
+      </w:r>
+      <w:r>
+        <w:rPr>
+          <w:noProof/>
+        </w:rPr>
+        <w:t>d</w:t>
       </w:r>
     </w:p>
     <w:p>
@@ -979,13 +1013,9 @@
               <w:tab w:val="right" w:pos="8630"/>
             </w:tabs>
             <w:rPr>
-              <w:rFonts w:cs="Mangal"/>
               <w:noProof/>
-              <w:kern w:val="0"/>
-              <w:sz w:val="22"/>
-              <w:szCs w:val="20"/>
+              <w:szCs w:val="21"/>
               <w:lang w:eastAsia="en-US" w:bidi="ne-NP"/>
-              <w14:ligatures w14:val="none"/>
             </w:rPr>
           </w:pPr>
           <w:r>
@@ -997,7 +1027,7 @@
           <w:r>
             <w:fldChar w:fldCharType="separate"/>
           </w:r>
-          <w:hyperlink w:anchor="_Toc216936127" w:history="1">
+          <w:hyperlink w:anchor="_Toc217393345" w:history="1">
             <w:r>
               <w:rPr>
                 <w:rStyle w:val="Hyperlink"/>
@@ -1024,7 +1054,7 @@
                 <w:noProof/>
                 <w:webHidden/>
               </w:rPr>
-              <w:instrText xml:space="preserve"> PAGEREF _Toc216936127 \h </w:instrText>
+              <w:instrText xml:space="preserve"> PAGEREF _Toc217393345 \h </w:instrText>
             </w:r>
             <w:r>
               <w:rPr>
@@ -1062,22 +1092,18 @@
               <w:tab w:val="right" w:pos="8630"/>
             </w:tabs>
             <w:rPr>
-              <w:rFonts w:cs="Mangal"/>
               <w:noProof/>
-              <w:kern w:val="0"/>
-              <w:sz w:val="22"/>
-              <w:szCs w:val="20"/>
+              <w:szCs w:val="21"/>
               <w:lang w:eastAsia="en-US" w:bidi="ne-NP"/>
-              <w14:ligatures w14:val="none"/>
             </w:rPr>
           </w:pPr>
-          <w:hyperlink w:anchor="_Toc216936128" w:history="1">
+          <w:hyperlink w:anchor="_Toc217393346" w:history="1">
             <w:r>
               <w:rPr>
                 <w:rStyle w:val="Hyperlink"/>
                 <w:noProof/>
               </w:rPr>
-              <w:t>Status of Immigration</w:t>
+              <w:t>Introduction</w:t>
             </w:r>
             <w:r>
               <w:rPr>
@@ -1098,7 +1124,7 @@
                 <w:noProof/>
                 <w:webHidden/>
               </w:rPr>
-              <w:instrText xml:space="preserve"> PAGEREF _Toc216936128 \h </w:instrText>
+              <w:instrText xml:space="preserve"> PAGEREF _Toc217393346 \h </w:instrText>
             </w:r>
             <w:r>
               <w:rPr>
@@ -1136,22 +1162,18 @@
               <w:tab w:val="right" w:pos="8630"/>
             </w:tabs>
             <w:rPr>
-              <w:rFonts w:cs="Mangal"/>
               <w:noProof/>
-              <w:kern w:val="0"/>
-              <w:sz w:val="22"/>
-              <w:szCs w:val="20"/>
+              <w:szCs w:val="21"/>
               <w:lang w:eastAsia="en-US" w:bidi="ne-NP"/>
-              <w14:ligatures w14:val="none"/>
             </w:rPr>
           </w:pPr>
-          <w:hyperlink w:anchor="_Toc216936129" w:history="1">
+          <w:hyperlink w:anchor="_Toc217393347" w:history="1">
             <w:r>
               <w:rPr>
                 <w:rStyle w:val="Hyperlink"/>
                 <w:noProof/>
               </w:rPr>
-              <w:t>1.1 Background</w:t>
+              <w:t>1.1 Background of the Study</w:t>
             </w:r>
             <w:r>
               <w:rPr>
@@ -1172,7 +1194,7 @@
                 <w:noProof/>
                 <w:webHidden/>
               </w:rPr>
-              <w:instrText xml:space="preserve"> PAGEREF _Toc216936129 \h </w:instrText>
+              <w:instrText xml:space="preserve"> PAGEREF _Toc217393347 \h </w:instrText>
             </w:r>
             <w:r>
               <w:rPr>
@@ -1210,16 +1232,12 @@
               <w:tab w:val="right" w:pos="8630"/>
             </w:tabs>
             <w:rPr>
-              <w:rFonts w:cs="Mangal"/>
               <w:noProof/>
-              <w:kern w:val="0"/>
-              <w:sz w:val="22"/>
-              <w:szCs w:val="20"/>
+              <w:szCs w:val="21"/>
               <w:lang w:eastAsia="en-US" w:bidi="ne-NP"/>
-              <w14:ligatures w14:val="none"/>
             </w:rPr>
           </w:pPr>
-          <w:hyperlink w:anchor="_Toc216936130" w:history="1">
+          <w:hyperlink w:anchor="_Toc217393348" w:history="1">
             <w:r>
               <w:rPr>
                 <w:rStyle w:val="Hyperlink"/>
@@ -1246,7 +1264,7 @@
                 <w:noProof/>
                 <w:webHidden/>
               </w:rPr>
-              <w:instrText xml:space="preserve"> PAGEREF _Toc216936130 \h </w:instrText>
+              <w:instrText xml:space="preserve"> PAGEREF _Toc217393348 \h </w:instrText>
             </w:r>
             <w:r>
               <w:rPr>
@@ -1284,16 +1302,12 @@
               <w:tab w:val="right" w:pos="8630"/>
             </w:tabs>
             <w:rPr>
-              <w:rFonts w:cs="Mangal"/>
               <w:noProof/>
-              <w:kern w:val="0"/>
-              <w:sz w:val="22"/>
-              <w:szCs w:val="20"/>
+              <w:szCs w:val="21"/>
               <w:lang w:eastAsia="en-US" w:bidi="ne-NP"/>
-              <w14:ligatures w14:val="none"/>
             </w:rPr>
           </w:pPr>
-          <w:hyperlink w:anchor="_Toc216936131" w:history="1">
+          <w:hyperlink w:anchor="_Toc217393349" w:history="1">
             <w:r>
               <w:rPr>
                 <w:rStyle w:val="Hyperlink"/>
@@ -1320,7 +1334,7 @@
                 <w:noProof/>
                 <w:webHidden/>
               </w:rPr>
-              <w:instrText xml:space="preserve"> PAGEREF _Toc216936131 \h </w:instrText>
+              <w:instrText xml:space="preserve"> PAGEREF _Toc217393349 \h </w:instrText>
             </w:r>
             <w:r>
               <w:rPr>
@@ -1340,7 +1354,7 @@
                 <w:noProof/>
                 <w:webHidden/>
               </w:rPr>
-              <w:t>5</w:t>
+              <w:t>4</w:t>
             </w:r>
             <w:r>
               <w:rPr>
@@ -1358,22 +1372,18 @@
               <w:tab w:val="right" w:pos="8630"/>
             </w:tabs>
             <w:rPr>
-              <w:rFonts w:cs="Mangal"/>
               <w:noProof/>
-              <w:kern w:val="0"/>
-              <w:sz w:val="22"/>
-              <w:szCs w:val="20"/>
+              <w:szCs w:val="21"/>
               <w:lang w:eastAsia="en-US" w:bidi="ne-NP"/>
-              <w14:ligatures w14:val="none"/>
             </w:rPr>
           </w:pPr>
-          <w:hyperlink w:anchor="_Toc216936132" w:history="1">
+          <w:hyperlink w:anchor="_Toc217393350" w:history="1">
             <w:r>
               <w:rPr>
                 <w:rStyle w:val="Hyperlink"/>
                 <w:noProof/>
               </w:rPr>
-              <w:t>1.4 Rationale of the Study</w:t>
+              <w:t>1.4 Significance of the Study</w:t>
             </w:r>
             <w:r>
               <w:rPr>
@@ -1394,7 +1404,7 @@
                 <w:noProof/>
                 <w:webHidden/>
               </w:rPr>
-              <w:instrText xml:space="preserve"> PAGEREF _Toc216936132 \h </w:instrText>
+              <w:instrText xml:space="preserve"> PAGEREF _Toc217393350 \h </w:instrText>
             </w:r>
             <w:r>
               <w:rPr>
@@ -1414,7 +1424,7 @@
                 <w:noProof/>
                 <w:webHidden/>
               </w:rPr>
-              <w:t>6</w:t>
+              <w:t>5</w:t>
             </w:r>
             <w:r>
               <w:rPr>
@@ -1432,16 +1442,12 @@
               <w:tab w:val="right" w:pos="8630"/>
             </w:tabs>
             <w:rPr>
-              <w:rFonts w:cs="Mangal"/>
               <w:noProof/>
-              <w:kern w:val="0"/>
-              <w:sz w:val="22"/>
-              <w:szCs w:val="20"/>
+              <w:szCs w:val="21"/>
               <w:lang w:eastAsia="en-US" w:bidi="ne-NP"/>
-              <w14:ligatures w14:val="none"/>
             </w:rPr>
           </w:pPr>
-          <w:hyperlink w:anchor="_Toc216936133" w:history="1">
+          <w:hyperlink w:anchor="_Toc217393351" w:history="1">
             <w:r>
               <w:rPr>
                 <w:rStyle w:val="Hyperlink"/>
@@ -1468,7 +1474,7 @@
                 <w:noProof/>
                 <w:webHidden/>
               </w:rPr>
-              <w:instrText xml:space="preserve"> PAGEREF _Toc216936133 \h </w:instrText>
+              <w:instrText xml:space="preserve"> PAGEREF _Toc217393351 \h </w:instrText>
             </w:r>
             <w:r>
               <w:rPr>
@@ -1506,16 +1512,12 @@
               <w:tab w:val="right" w:pos="8630"/>
             </w:tabs>
             <w:rPr>
-              <w:rFonts w:cs="Mangal"/>
               <w:noProof/>
-              <w:kern w:val="0"/>
-              <w:sz w:val="22"/>
-              <w:szCs w:val="20"/>
+              <w:szCs w:val="21"/>
               <w:lang w:eastAsia="en-US" w:bidi="ne-NP"/>
-              <w14:ligatures w14:val="none"/>
             </w:rPr>
           </w:pPr>
-          <w:hyperlink w:anchor="_Toc216936134" w:history="1">
+          <w:hyperlink w:anchor="_Toc217393352" w:history="1">
             <w:r>
               <w:rPr>
                 <w:rStyle w:val="Hyperlink"/>
@@ -1542,7 +1544,7 @@
                 <w:noProof/>
                 <w:webHidden/>
               </w:rPr>
-              <w:instrText xml:space="preserve"> PAGEREF _Toc216936134 \h </w:instrText>
+              <w:instrText xml:space="preserve"> PAGEREF _Toc217393352 \h </w:instrText>
             </w:r>
             <w:r>
               <w:rPr>
@@ -1562,7 +1564,7 @@
                 <w:noProof/>
                 <w:webHidden/>
               </w:rPr>
-              <w:t>7</w:t>
+              <w:t>6</w:t>
             </w:r>
             <w:r>
               <w:rPr>
@@ -1580,22 +1582,18 @@
               <w:tab w:val="right" w:pos="8630"/>
             </w:tabs>
             <w:rPr>
-              <w:rFonts w:cs="Mangal"/>
               <w:noProof/>
-              <w:kern w:val="0"/>
-              <w:sz w:val="22"/>
-              <w:szCs w:val="20"/>
+              <w:szCs w:val="21"/>
               <w:lang w:eastAsia="en-US" w:bidi="ne-NP"/>
-              <w14:ligatures w14:val="none"/>
             </w:rPr>
           </w:pPr>
-          <w:hyperlink w:anchor="_Toc216936135" w:history="1">
+          <w:hyperlink w:anchor="_Toc217393353" w:history="1">
             <w:r>
               <w:rPr>
                 <w:rStyle w:val="Hyperlink"/>
                 <w:noProof/>
               </w:rPr>
-              <w:t>Chapter Two</w:t>
+              <w:t>Chapter-Two</w:t>
             </w:r>
             <w:r>
               <w:rPr>
@@ -1616,7 +1614,7 @@
                 <w:noProof/>
                 <w:webHidden/>
               </w:rPr>
-              <w:instrText xml:space="preserve"> PAGEREF _Toc216936135 \h </w:instrText>
+              <w:instrText xml:space="preserve"> PAGEREF _Toc217393353 \h </w:instrText>
             </w:r>
             <w:r>
               <w:rPr>
@@ -1636,7 +1634,427 @@
                 <w:noProof/>
                 <w:webHidden/>
               </w:rPr>
-              <w:t>8</w:t>
+              <w:t>7</w:t>
+            </w:r>
+            <w:r>
+              <w:rPr>
+                <w:noProof/>
+                <w:webHidden/>
+              </w:rPr>
+              <w:fldChar w:fldCharType="end"/>
+            </w:r>
+          </w:hyperlink>
+        </w:p>
+        <w:p>
+          <w:pPr>
+            <w:pStyle w:val="TOC2"/>
+            <w:tabs>
+              <w:tab w:val="right" w:pos="8630"/>
+            </w:tabs>
+            <w:rPr>
+              <w:noProof/>
+              <w:szCs w:val="21"/>
+              <w:lang w:eastAsia="en-US" w:bidi="ne-NP"/>
+            </w:rPr>
+          </w:pPr>
+          <w:hyperlink w:anchor="_Toc217393354" w:history="1">
+            <w:r>
+              <w:rPr>
+                <w:rStyle w:val="Hyperlink"/>
+                <w:noProof/>
+              </w:rPr>
+              <w:t>Literature Review</w:t>
+            </w:r>
+            <w:r>
+              <w:rPr>
+                <w:noProof/>
+                <w:webHidden/>
+              </w:rPr>
+              <w:tab/>
+            </w:r>
+            <w:r>
+              <w:rPr>
+                <w:noProof/>
+                <w:webHidden/>
+              </w:rPr>
+              <w:fldChar w:fldCharType="begin"/>
+            </w:r>
+            <w:r>
+              <w:rPr>
+                <w:noProof/>
+                <w:webHidden/>
+              </w:rPr>
+              <w:instrText xml:space="preserve"> PAGEREF _Toc217393354 \h </w:instrText>
+            </w:r>
+            <w:r>
+              <w:rPr>
+                <w:noProof/>
+                <w:webHidden/>
+              </w:rPr>
+            </w:r>
+            <w:r>
+              <w:rPr>
+                <w:noProof/>
+                <w:webHidden/>
+              </w:rPr>
+              <w:fldChar w:fldCharType="separate"/>
+            </w:r>
+            <w:r>
+              <w:rPr>
+                <w:noProof/>
+                <w:webHidden/>
+              </w:rPr>
+              <w:t>7</w:t>
+            </w:r>
+            <w:r>
+              <w:rPr>
+                <w:noProof/>
+                <w:webHidden/>
+              </w:rPr>
+              <w:fldChar w:fldCharType="end"/>
+            </w:r>
+          </w:hyperlink>
+        </w:p>
+        <w:p>
+          <w:pPr>
+            <w:pStyle w:val="TOC2"/>
+            <w:tabs>
+              <w:tab w:val="right" w:pos="8630"/>
+            </w:tabs>
+            <w:rPr>
+              <w:noProof/>
+              <w:szCs w:val="21"/>
+              <w:lang w:eastAsia="en-US" w:bidi="ne-NP"/>
+            </w:rPr>
+          </w:pPr>
+          <w:hyperlink w:anchor="_Toc217393355" w:history="1">
+            <w:r>
+              <w:rPr>
+                <w:rStyle w:val="Hyperlink"/>
+                <w:noProof/>
+              </w:rPr>
+              <w:t>2.1 Theoretical Review</w:t>
+            </w:r>
+            <w:r>
+              <w:rPr>
+                <w:noProof/>
+                <w:webHidden/>
+              </w:rPr>
+              <w:tab/>
+            </w:r>
+            <w:r>
+              <w:rPr>
+                <w:noProof/>
+                <w:webHidden/>
+              </w:rPr>
+              <w:fldChar w:fldCharType="begin"/>
+            </w:r>
+            <w:r>
+              <w:rPr>
+                <w:noProof/>
+                <w:webHidden/>
+              </w:rPr>
+              <w:instrText xml:space="preserve"> PAGEREF _Toc217393355 \h </w:instrText>
+            </w:r>
+            <w:r>
+              <w:rPr>
+                <w:noProof/>
+                <w:webHidden/>
+              </w:rPr>
+            </w:r>
+            <w:r>
+              <w:rPr>
+                <w:noProof/>
+                <w:webHidden/>
+              </w:rPr>
+              <w:fldChar w:fldCharType="separate"/>
+            </w:r>
+            <w:r>
+              <w:rPr>
+                <w:noProof/>
+                <w:webHidden/>
+              </w:rPr>
+              <w:t>10</w:t>
+            </w:r>
+            <w:r>
+              <w:rPr>
+                <w:noProof/>
+                <w:webHidden/>
+              </w:rPr>
+              <w:fldChar w:fldCharType="end"/>
+            </w:r>
+          </w:hyperlink>
+        </w:p>
+        <w:p>
+          <w:pPr>
+            <w:pStyle w:val="TOC2"/>
+            <w:tabs>
+              <w:tab w:val="right" w:pos="8630"/>
+            </w:tabs>
+            <w:rPr>
+              <w:noProof/>
+              <w:szCs w:val="21"/>
+              <w:lang w:eastAsia="en-US" w:bidi="ne-NP"/>
+            </w:rPr>
+          </w:pPr>
+          <w:hyperlink w:anchor="_Toc217393356" w:history="1">
+            <w:r>
+              <w:rPr>
+                <w:rStyle w:val="Hyperlink"/>
+                <w:noProof/>
+              </w:rPr>
+              <w:t>2.2 Empirical Review</w:t>
+            </w:r>
+            <w:r>
+              <w:rPr>
+                <w:noProof/>
+                <w:webHidden/>
+              </w:rPr>
+              <w:tab/>
+            </w:r>
+            <w:r>
+              <w:rPr>
+                <w:noProof/>
+                <w:webHidden/>
+              </w:rPr>
+              <w:fldChar w:fldCharType="begin"/>
+            </w:r>
+            <w:r>
+              <w:rPr>
+                <w:noProof/>
+                <w:webHidden/>
+              </w:rPr>
+              <w:instrText xml:space="preserve"> PAGEREF _Toc217393356 \h </w:instrText>
+            </w:r>
+            <w:r>
+              <w:rPr>
+                <w:noProof/>
+                <w:webHidden/>
+              </w:rPr>
+            </w:r>
+            <w:r>
+              <w:rPr>
+                <w:noProof/>
+                <w:webHidden/>
+              </w:rPr>
+              <w:fldChar w:fldCharType="separate"/>
+            </w:r>
+            <w:r>
+              <w:rPr>
+                <w:noProof/>
+                <w:webHidden/>
+              </w:rPr>
+              <w:t>10</w:t>
+            </w:r>
+            <w:r>
+              <w:rPr>
+                <w:noProof/>
+                <w:webHidden/>
+              </w:rPr>
+              <w:fldChar w:fldCharType="end"/>
+            </w:r>
+          </w:hyperlink>
+        </w:p>
+        <w:p>
+          <w:pPr>
+            <w:pStyle w:val="TOC2"/>
+            <w:tabs>
+              <w:tab w:val="right" w:pos="8630"/>
+            </w:tabs>
+            <w:rPr>
+              <w:noProof/>
+              <w:szCs w:val="21"/>
+              <w:lang w:eastAsia="en-US" w:bidi="ne-NP"/>
+            </w:rPr>
+          </w:pPr>
+          <w:hyperlink w:anchor="_Toc217393357" w:history="1">
+            <w:r>
+              <w:rPr>
+                <w:rStyle w:val="Hyperlink"/>
+                <w:noProof/>
+              </w:rPr>
+              <w:t>2.3 Policy Review</w:t>
+            </w:r>
+            <w:r>
+              <w:rPr>
+                <w:noProof/>
+                <w:webHidden/>
+              </w:rPr>
+              <w:tab/>
+            </w:r>
+            <w:r>
+              <w:rPr>
+                <w:noProof/>
+                <w:webHidden/>
+              </w:rPr>
+              <w:fldChar w:fldCharType="begin"/>
+            </w:r>
+            <w:r>
+              <w:rPr>
+                <w:noProof/>
+                <w:webHidden/>
+              </w:rPr>
+              <w:instrText xml:space="preserve"> PAGEREF _Toc217393357 \h </w:instrText>
+            </w:r>
+            <w:r>
+              <w:rPr>
+                <w:noProof/>
+                <w:webHidden/>
+              </w:rPr>
+            </w:r>
+            <w:r>
+              <w:rPr>
+                <w:noProof/>
+                <w:webHidden/>
+              </w:rPr>
+              <w:fldChar w:fldCharType="separate"/>
+            </w:r>
+            <w:r>
+              <w:rPr>
+                <w:noProof/>
+                <w:webHidden/>
+              </w:rPr>
+              <w:t>11</w:t>
+            </w:r>
+            <w:r>
+              <w:rPr>
+                <w:noProof/>
+                <w:webHidden/>
+              </w:rPr>
+              <w:fldChar w:fldCharType="end"/>
+            </w:r>
+          </w:hyperlink>
+        </w:p>
+        <w:p>
+          <w:pPr>
+            <w:pStyle w:val="TOC2"/>
+            <w:tabs>
+              <w:tab w:val="right" w:pos="8630"/>
+            </w:tabs>
+            <w:rPr>
+              <w:noProof/>
+              <w:szCs w:val="21"/>
+              <w:lang w:eastAsia="en-US" w:bidi="ne-NP"/>
+            </w:rPr>
+          </w:pPr>
+          <w:hyperlink w:anchor="_Toc217393358" w:history="1">
+            <w:r>
+              <w:rPr>
+                <w:rStyle w:val="Hyperlink"/>
+                <w:noProof/>
+              </w:rPr>
+              <w:t>2.4 Research Gap</w:t>
+            </w:r>
+            <w:r>
+              <w:rPr>
+                <w:noProof/>
+                <w:webHidden/>
+              </w:rPr>
+              <w:tab/>
+            </w:r>
+            <w:r>
+              <w:rPr>
+                <w:noProof/>
+                <w:webHidden/>
+              </w:rPr>
+              <w:fldChar w:fldCharType="begin"/>
+            </w:r>
+            <w:r>
+              <w:rPr>
+                <w:noProof/>
+                <w:webHidden/>
+              </w:rPr>
+              <w:instrText xml:space="preserve"> PAGEREF _Toc217393358 \h </w:instrText>
+            </w:r>
+            <w:r>
+              <w:rPr>
+                <w:noProof/>
+                <w:webHidden/>
+              </w:rPr>
+            </w:r>
+            <w:r>
+              <w:rPr>
+                <w:noProof/>
+                <w:webHidden/>
+              </w:rPr>
+              <w:fldChar w:fldCharType="separate"/>
+            </w:r>
+            <w:r>
+              <w:rPr>
+                <w:noProof/>
+                <w:webHidden/>
+              </w:rPr>
+              <w:t>11</w:t>
+            </w:r>
+            <w:r>
+              <w:rPr>
+                <w:noProof/>
+                <w:webHidden/>
+              </w:rPr>
+              <w:fldChar w:fldCharType="end"/>
+            </w:r>
+          </w:hyperlink>
+        </w:p>
+        <w:p>
+          <w:pPr>
+            <w:pStyle w:val="TOC2"/>
+            <w:tabs>
+              <w:tab w:val="right" w:pos="8630"/>
+            </w:tabs>
+            <w:rPr>
+              <w:noProof/>
+              <w:szCs w:val="21"/>
+              <w:lang w:eastAsia="en-US" w:bidi="ne-NP"/>
+            </w:rPr>
+          </w:pPr>
+          <w:hyperlink w:anchor="_Toc217393359" w:history="1">
+            <w:r>
+              <w:rPr>
+                <w:rStyle w:val="Hyperlink"/>
+                <w:noProof/>
+              </w:rPr>
+              <w:t>2.5 Conceptual Framework</w:t>
+            </w:r>
+            <w:r>
+              <w:rPr>
+                <w:noProof/>
+                <w:webHidden/>
+              </w:rPr>
+              <w:tab/>
+            </w:r>
+            <w:r>
+              <w:rPr>
+                <w:noProof/>
+                <w:webHidden/>
+              </w:rPr>
+              <w:fldChar w:fldCharType="begin"/>
+            </w:r>
+            <w:r>
+              <w:rPr>
+                <w:noProof/>
+                <w:webHidden/>
+              </w:rPr>
+              <w:instrText xml:space="preserve"> PAGEREF _Toc217393359 \h </w:instrText>
+            </w:r>
+            <w:r>
+              <w:rPr>
+                <w:noProof/>
+                <w:webHidden/>
+              </w:rPr>
+            </w:r>
+            <w:r>
+              <w:rPr>
+                <w:noProof/>
+                <w:webHidden/>
+              </w:rPr>
+              <w:fldChar w:fldCharType="separate"/>
+            </w:r>
+            <w:r>
+              <w:rPr>
+                <w:noProof/>
+                <w:webHidden/>
+              </w:rPr>
+              <w:t>12</w:t>
             </w:r>
             <w:r>
               <w:rPr>
@@ -1654,22 +2072,18 @@
               <w:tab w:val="right" w:pos="8630"/>
             </w:tabs>
             <w:rPr>
-              <w:rFonts w:cs="Mangal"/>
               <w:noProof/>
-              <w:kern w:val="0"/>
-              <w:sz w:val="22"/>
-              <w:szCs w:val="20"/>
+              <w:szCs w:val="21"/>
               <w:lang w:eastAsia="en-US" w:bidi="ne-NP"/>
-              <w14:ligatures w14:val="none"/>
             </w:rPr>
           </w:pPr>
-          <w:hyperlink w:anchor="_Toc216936136" w:history="1">
+          <w:hyperlink w:anchor="_Toc217393360" w:history="1">
             <w:r>
               <w:rPr>
                 <w:rStyle w:val="Hyperlink"/>
                 <w:noProof/>
               </w:rPr>
-              <w:t>Literature Review</w:t>
+              <w:t>Chapter-Three</w:t>
             </w:r>
             <w:r>
               <w:rPr>
@@ -1690,7 +2104,7 @@
                 <w:noProof/>
                 <w:webHidden/>
               </w:rPr>
-              <w:instrText xml:space="preserve"> PAGEREF _Toc216936136 \h </w:instrText>
+              <w:instrText xml:space="preserve"> PAGEREF _Toc217393360 \h </w:instrText>
             </w:r>
             <w:r>
               <w:rPr>
@@ -1710,7 +2124,77 @@
                 <w:noProof/>
                 <w:webHidden/>
               </w:rPr>
-              <w:t>8</w:t>
+              <w:t>13</w:t>
+            </w:r>
+            <w:r>
+              <w:rPr>
+                <w:noProof/>
+                <w:webHidden/>
+              </w:rPr>
+              <w:fldChar w:fldCharType="end"/>
+            </w:r>
+          </w:hyperlink>
+        </w:p>
+        <w:p>
+          <w:pPr>
+            <w:pStyle w:val="TOC1"/>
+            <w:tabs>
+              <w:tab w:val="right" w:pos="8630"/>
+            </w:tabs>
+            <w:rPr>
+              <w:noProof/>
+              <w:szCs w:val="21"/>
+              <w:lang w:eastAsia="en-US" w:bidi="ne-NP"/>
+            </w:rPr>
+          </w:pPr>
+          <w:hyperlink w:anchor="_Toc217393361" w:history="1">
+            <w:r>
+              <w:rPr>
+                <w:rStyle w:val="Hyperlink"/>
+                <w:noProof/>
+              </w:rPr>
+              <w:t>Research methodology</w:t>
+            </w:r>
+            <w:r>
+              <w:rPr>
+                <w:noProof/>
+                <w:webHidden/>
+              </w:rPr>
+              <w:tab/>
+            </w:r>
+            <w:r>
+              <w:rPr>
+                <w:noProof/>
+                <w:webHidden/>
+              </w:rPr>
+              <w:fldChar w:fldCharType="begin"/>
+            </w:r>
+            <w:r>
+              <w:rPr>
+                <w:noProof/>
+                <w:webHidden/>
+              </w:rPr>
+              <w:instrText xml:space="preserve"> PAGEREF _Toc217393361 \h </w:instrText>
+            </w:r>
+            <w:r>
+              <w:rPr>
+                <w:noProof/>
+                <w:webHidden/>
+              </w:rPr>
+            </w:r>
+            <w:r>
+              <w:rPr>
+                <w:noProof/>
+                <w:webHidden/>
+              </w:rPr>
+              <w:fldChar w:fldCharType="separate"/>
+            </w:r>
+            <w:r>
+              <w:rPr>
+                <w:noProof/>
+                <w:webHidden/>
+              </w:rPr>
+              <w:t>13</w:t>
             </w:r>
             <w:r>
               <w:rPr>
@@ -1728,22 +2212,18 @@
               <w:tab w:val="right" w:pos="8630"/>
             </w:tabs>
             <w:rPr>
-              <w:rFonts w:cs="Mangal"/>
               <w:noProof/>
-              <w:kern w:val="0"/>
-              <w:sz w:val="22"/>
-              <w:szCs w:val="20"/>
+              <w:szCs w:val="21"/>
               <w:lang w:eastAsia="en-US" w:bidi="ne-NP"/>
-              <w14:ligatures w14:val="none"/>
             </w:rPr>
           </w:pPr>
-          <w:hyperlink w:anchor="_Toc216936137" w:history="1">
+          <w:hyperlink w:anchor="_Toc217393362" w:history="1">
             <w:r>
               <w:rPr>
                 <w:rStyle w:val="Hyperlink"/>
                 <w:noProof/>
               </w:rPr>
-              <w:t>2.1 Theoretical Review</w:t>
+              <w:t>3.1 Rationale of Selection of Study Area</w:t>
             </w:r>
             <w:r>
               <w:rPr>
@@ -1764,7 +2244,7 @@
                 <w:noProof/>
                 <w:webHidden/>
               </w:rPr>
-              <w:instrText xml:space="preserve"> PAGEREF _Toc216936137 \h </w:instrText>
+              <w:instrText xml:space="preserve"> PAGEREF _Toc217393362 \h </w:instrText>
             </w:r>
             <w:r>
               <w:rPr>
@@ -1784,7 +2264,7 @@
                 <w:noProof/>
                 <w:webHidden/>
               </w:rPr>
-              <w:t>11</w:t>
+              <w:t>13</w:t>
             </w:r>
             <w:r>
               <w:rPr>
@@ -1802,22 +2282,18 @@
               <w:tab w:val="right" w:pos="8630"/>
             </w:tabs>
             <w:rPr>
-              <w:rFonts w:cs="Mangal"/>
               <w:noProof/>
-              <w:kern w:val="0"/>
-              <w:sz w:val="22"/>
-              <w:szCs w:val="20"/>
+              <w:szCs w:val="21"/>
               <w:lang w:eastAsia="en-US" w:bidi="ne-NP"/>
-              <w14:ligatures w14:val="none"/>
             </w:rPr>
           </w:pPr>
-          <w:hyperlink w:anchor="_Toc216936138" w:history="1">
+          <w:hyperlink w:anchor="_Toc217393363" w:history="1">
             <w:r>
               <w:rPr>
                 <w:rStyle w:val="Hyperlink"/>
                 <w:noProof/>
               </w:rPr>
-              <w:t>2.2 Empirical Review</w:t>
+              <w:t>3.2 Research Design</w:t>
             </w:r>
             <w:r>
               <w:rPr>
@@ -1838,7 +2314,7 @@
                 <w:noProof/>
                 <w:webHidden/>
               </w:rPr>
-              <w:instrText xml:space="preserve"> PAGEREF _Toc216936138 \h </w:instrText>
+              <w:instrText xml:space="preserve"> PAGEREF _Toc217393363 \h </w:instrText>
             </w:r>
             <w:r>
               <w:rPr>
@@ -1858,7 +2334,7 @@
                 <w:noProof/>
                 <w:webHidden/>
               </w:rPr>
-              <w:t>11</w:t>
+              <w:t>14</w:t>
             </w:r>
             <w:r>
               <w:rPr>
@@ -1876,22 +2352,18 @@
               <w:tab w:val="right" w:pos="8630"/>
             </w:tabs>
             <w:rPr>
-              <w:rFonts w:cs="Mangal"/>
               <w:noProof/>
-              <w:kern w:val="0"/>
-              <w:sz w:val="22"/>
-              <w:szCs w:val="20"/>
+              <w:szCs w:val="21"/>
               <w:lang w:eastAsia="en-US" w:bidi="ne-NP"/>
-              <w14:ligatures w14:val="none"/>
             </w:rPr>
           </w:pPr>
-          <w:hyperlink w:anchor="_Toc216936139" w:history="1">
+          <w:hyperlink w:anchor="_Toc217393364" w:history="1">
             <w:r>
               <w:rPr>
                 <w:rStyle w:val="Hyperlink"/>
                 <w:noProof/>
               </w:rPr>
-              <w:t>2.3 Policy Review</w:t>
+              <w:t>3.3 Nature and source of data</w:t>
             </w:r>
             <w:r>
               <w:rPr>
@@ -1912,7 +2384,7 @@
                 <w:noProof/>
                 <w:webHidden/>
               </w:rPr>
-              <w:instrText xml:space="preserve"> PAGEREF _Toc216936139 \h </w:instrText>
+              <w:instrText xml:space="preserve"> PAGEREF _Toc217393364 \h </w:instrText>
             </w:r>
             <w:r>
               <w:rPr>
@@ -1932,7 +2404,7 @@
                 <w:noProof/>
                 <w:webHidden/>
               </w:rPr>
-              <w:t>12</w:t>
+              <w:t>14</w:t>
             </w:r>
             <w:r>
               <w:rPr>
@@ -1950,22 +2422,18 @@
               <w:tab w:val="right" w:pos="8630"/>
             </w:tabs>
             <w:rPr>
-              <w:rFonts w:cs="Mangal"/>
               <w:noProof/>
-              <w:kern w:val="0"/>
-              <w:sz w:val="22"/>
-              <w:szCs w:val="20"/>
+              <w:szCs w:val="21"/>
               <w:lang w:eastAsia="en-US" w:bidi="ne-NP"/>
-              <w14:ligatures w14:val="none"/>
             </w:rPr>
           </w:pPr>
-          <w:hyperlink w:anchor="_Toc216936140" w:history="1">
+          <w:hyperlink w:anchor="_Toc217393365" w:history="1">
             <w:r>
               <w:rPr>
                 <w:rStyle w:val="Hyperlink"/>
                 <w:noProof/>
               </w:rPr>
-              <w:t>2.4 Research Gap</w:t>
+              <w:t>3.4 Population and Sampling</w:t>
             </w:r>
             <w:r>
               <w:rPr>
@@ -1986,7 +2454,7 @@
                 <w:noProof/>
                 <w:webHidden/>
               </w:rPr>
-              <w:instrText xml:space="preserve"> PAGEREF _Toc216936140 \h </w:instrText>
+              <w:instrText xml:space="preserve"> PAGEREF _Toc217393365 \h </w:instrText>
             </w:r>
             <w:r>
               <w:rPr>
@@ -2006,7 +2474,7 @@
                 <w:noProof/>
                 <w:webHidden/>
               </w:rPr>
-              <w:t>12</w:t>
+              <w:t>14</w:t>
             </w:r>
             <w:r>
               <w:rPr>
@@ -2024,22 +2492,18 @@
               <w:tab w:val="right" w:pos="8630"/>
             </w:tabs>
             <w:rPr>
-              <w:rFonts w:cs="Mangal"/>
               <w:noProof/>
-              <w:kern w:val="0"/>
-              <w:sz w:val="22"/>
-              <w:szCs w:val="20"/>
+              <w:szCs w:val="21"/>
               <w:lang w:eastAsia="en-US" w:bidi="ne-NP"/>
-              <w14:ligatures w14:val="none"/>
             </w:rPr>
           </w:pPr>
-          <w:hyperlink w:anchor="_Toc216936141" w:history="1">
+          <w:hyperlink w:anchor="_Toc217393366" w:history="1">
             <w:r>
               <w:rPr>
                 <w:rStyle w:val="Hyperlink"/>
                 <w:noProof/>
               </w:rPr>
-              <w:t>2.5 Conceptual Framework</w:t>
+              <w:t>3.5 Method of Data Collection</w:t>
             </w:r>
             <w:r>
               <w:rPr>
@@ -2060,7 +2524,7 @@
                 <w:noProof/>
                 <w:webHidden/>
               </w:rPr>
-              <w:instrText xml:space="preserve"> PAGEREF _Toc216936141 \h </w:instrText>
+              <w:instrText xml:space="preserve"> PAGEREF _Toc217393366 \h </w:instrText>
             </w:r>
             <w:r>
               <w:rPr>
@@ -2080,7 +2544,287 @@
                 <w:noProof/>
                 <w:webHidden/>
               </w:rPr>
-              <w:t>13</w:t>
+              <w:t>14</w:t>
+            </w:r>
+            <w:r>
+              <w:rPr>
+                <w:noProof/>
+                <w:webHidden/>
+              </w:rPr>
+              <w:fldChar w:fldCharType="end"/>
+            </w:r>
+          </w:hyperlink>
+        </w:p>
+        <w:p>
+          <w:pPr>
+            <w:pStyle w:val="TOC3"/>
+            <w:tabs>
+              <w:tab w:val="right" w:pos="8630"/>
+            </w:tabs>
+            <w:rPr>
+              <w:noProof/>
+              <w:szCs w:val="21"/>
+              <w:lang w:eastAsia="en-US" w:bidi="ne-NP"/>
+            </w:rPr>
+          </w:pPr>
+          <w:hyperlink w:anchor="_Toc217393367" w:history="1">
+            <w:r>
+              <w:rPr>
+                <w:rStyle w:val="Hyperlink"/>
+                <w:noProof/>
+              </w:rPr>
+              <w:t>3.5.1 Observation</w:t>
+            </w:r>
+            <w:r>
+              <w:rPr>
+                <w:noProof/>
+                <w:webHidden/>
+              </w:rPr>
+              <w:tab/>
+            </w:r>
+            <w:r>
+              <w:rPr>
+                <w:noProof/>
+                <w:webHidden/>
+              </w:rPr>
+              <w:fldChar w:fldCharType="begin"/>
+            </w:r>
+            <w:r>
+              <w:rPr>
+                <w:noProof/>
+                <w:webHidden/>
+              </w:rPr>
+              <w:instrText xml:space="preserve"> PAGEREF _Toc217393367 \h </w:instrText>
+            </w:r>
+            <w:r>
+              <w:rPr>
+                <w:noProof/>
+                <w:webHidden/>
+              </w:rPr>
+            </w:r>
+            <w:r>
+              <w:rPr>
+                <w:noProof/>
+                <w:webHidden/>
+              </w:rPr>
+              <w:fldChar w:fldCharType="separate"/>
+            </w:r>
+            <w:r>
+              <w:rPr>
+                <w:noProof/>
+                <w:webHidden/>
+              </w:rPr>
+              <w:t>15</w:t>
+            </w:r>
+            <w:r>
+              <w:rPr>
+                <w:noProof/>
+                <w:webHidden/>
+              </w:rPr>
+              <w:fldChar w:fldCharType="end"/>
+            </w:r>
+          </w:hyperlink>
+        </w:p>
+        <w:p>
+          <w:pPr>
+            <w:pStyle w:val="TOC3"/>
+            <w:tabs>
+              <w:tab w:val="right" w:pos="8630"/>
+            </w:tabs>
+            <w:rPr>
+              <w:noProof/>
+              <w:szCs w:val="21"/>
+              <w:lang w:eastAsia="en-US" w:bidi="ne-NP"/>
+            </w:rPr>
+          </w:pPr>
+          <w:hyperlink w:anchor="_Toc217393368" w:history="1">
+            <w:r>
+              <w:rPr>
+                <w:rStyle w:val="Hyperlink"/>
+                <w:noProof/>
+              </w:rPr>
+              <w:t>3.5.2 Interview</w:t>
+            </w:r>
+            <w:r>
+              <w:rPr>
+                <w:noProof/>
+                <w:webHidden/>
+              </w:rPr>
+              <w:tab/>
+            </w:r>
+            <w:r>
+              <w:rPr>
+                <w:noProof/>
+                <w:webHidden/>
+              </w:rPr>
+              <w:fldChar w:fldCharType="begin"/>
+            </w:r>
+            <w:r>
+              <w:rPr>
+                <w:noProof/>
+                <w:webHidden/>
+              </w:rPr>
+              <w:instrText xml:space="preserve"> PAGEREF _Toc217393368 \h </w:instrText>
+            </w:r>
+            <w:r>
+              <w:rPr>
+                <w:noProof/>
+                <w:webHidden/>
+              </w:rPr>
+            </w:r>
+            <w:r>
+              <w:rPr>
+                <w:noProof/>
+                <w:webHidden/>
+              </w:rPr>
+              <w:fldChar w:fldCharType="separate"/>
+            </w:r>
+            <w:r>
+              <w:rPr>
+                <w:noProof/>
+                <w:webHidden/>
+              </w:rPr>
+              <w:t>15</w:t>
+            </w:r>
+            <w:r>
+              <w:rPr>
+                <w:noProof/>
+                <w:webHidden/>
+              </w:rPr>
+              <w:fldChar w:fldCharType="end"/>
+            </w:r>
+          </w:hyperlink>
+        </w:p>
+        <w:p>
+          <w:pPr>
+            <w:pStyle w:val="TOC2"/>
+            <w:tabs>
+              <w:tab w:val="right" w:pos="8630"/>
+            </w:tabs>
+            <w:rPr>
+              <w:noProof/>
+              <w:szCs w:val="21"/>
+              <w:lang w:eastAsia="en-US" w:bidi="ne-NP"/>
+            </w:rPr>
+          </w:pPr>
+          <w:hyperlink w:anchor="_Toc217393369" w:history="1">
+            <w:r>
+              <w:rPr>
+                <w:rStyle w:val="Hyperlink"/>
+                <w:noProof/>
+              </w:rPr>
+              <w:t>3.6 Data Analysis and Presentation</w:t>
+            </w:r>
+            <w:r>
+              <w:rPr>
+                <w:noProof/>
+                <w:webHidden/>
+              </w:rPr>
+              <w:tab/>
+            </w:r>
+            <w:r>
+              <w:rPr>
+                <w:noProof/>
+                <w:webHidden/>
+              </w:rPr>
+              <w:fldChar w:fldCharType="begin"/>
+            </w:r>
+            <w:r>
+              <w:rPr>
+                <w:noProof/>
+                <w:webHidden/>
+              </w:rPr>
+              <w:instrText xml:space="preserve"> PAGEREF _Toc217393369 \h </w:instrText>
+            </w:r>
+            <w:r>
+              <w:rPr>
+                <w:noProof/>
+                <w:webHidden/>
+              </w:rPr>
+            </w:r>
+            <w:r>
+              <w:rPr>
+                <w:noProof/>
+                <w:webHidden/>
+              </w:rPr>
+              <w:fldChar w:fldCharType="separate"/>
+            </w:r>
+            <w:r>
+              <w:rPr>
+                <w:noProof/>
+                <w:webHidden/>
+              </w:rPr>
+              <w:t>15</w:t>
+            </w:r>
+            <w:r>
+              <w:rPr>
+                <w:noProof/>
+                <w:webHidden/>
+              </w:rPr>
+              <w:fldChar w:fldCharType="end"/>
+            </w:r>
+          </w:hyperlink>
+        </w:p>
+        <w:p>
+          <w:pPr>
+            <w:pStyle w:val="TOC2"/>
+            <w:tabs>
+              <w:tab w:val="right" w:pos="8630"/>
+            </w:tabs>
+            <w:rPr>
+              <w:noProof/>
+              <w:szCs w:val="21"/>
+              <w:lang w:eastAsia="en-US" w:bidi="ne-NP"/>
+            </w:rPr>
+          </w:pPr>
+          <w:hyperlink w:anchor="_Toc217393370" w:history="1">
+            <w:r>
+              <w:rPr>
+                <w:rStyle w:val="Hyperlink"/>
+                <w:noProof/>
+              </w:rPr>
+              <w:t>3.7 Ethical Consideration</w:t>
+            </w:r>
+            <w:r>
+              <w:rPr>
+                <w:noProof/>
+                <w:webHidden/>
+              </w:rPr>
+              <w:tab/>
+            </w:r>
+            <w:r>
+              <w:rPr>
+                <w:noProof/>
+                <w:webHidden/>
+              </w:rPr>
+              <w:fldChar w:fldCharType="begin"/>
+            </w:r>
+            <w:r>
+              <w:rPr>
+                <w:noProof/>
+                <w:webHidden/>
+              </w:rPr>
+              <w:instrText xml:space="preserve"> PAGEREF _Toc217393370 \h </w:instrText>
+            </w:r>
+            <w:r>
+              <w:rPr>
+                <w:noProof/>
+                <w:webHidden/>
+              </w:rPr>
+            </w:r>
+            <w:r>
+              <w:rPr>
+                <w:noProof/>
+                <w:webHidden/>
+              </w:rPr>
+              <w:fldChar w:fldCharType="separate"/>
+            </w:r>
+            <w:r>
+              <w:rPr>
+                <w:noProof/>
+                <w:webHidden/>
+              </w:rPr>
+              <w:t>15</w:t>
             </w:r>
             <w:r>
               <w:rPr>
@@ -2098,22 +2842,18 @@
               <w:tab w:val="right" w:pos="8630"/>
             </w:tabs>
             <w:rPr>
-              <w:rFonts w:cs="Mangal"/>
               <w:noProof/>
-              <w:kern w:val="0"/>
-              <w:sz w:val="22"/>
-              <w:szCs w:val="20"/>
+              <w:szCs w:val="21"/>
               <w:lang w:eastAsia="en-US" w:bidi="ne-NP"/>
-              <w14:ligatures w14:val="none"/>
             </w:rPr>
           </w:pPr>
-          <w:hyperlink w:anchor="_Toc216936142" w:history="1">
+          <w:hyperlink w:anchor="_Toc217393371" w:history="1">
             <w:r>
               <w:rPr>
                 <w:rStyle w:val="Hyperlink"/>
                 <w:noProof/>
               </w:rPr>
-              <w:t>Chapter Three</w:t>
+              <w:t>References</w:t>
             </w:r>
             <w:r>
               <w:rPr>
@@ -2134,7 +2874,7 @@
                 <w:noProof/>
                 <w:webHidden/>
               </w:rPr>
-              <w:instrText xml:space="preserve"> PAGEREF _Toc216936142 \h </w:instrText>
+              <w:instrText xml:space="preserve"> PAGEREF _Toc217393371 \h </w:instrText>
             </w:r>
             <w:r>
               <w:rPr>
@@ -2154,7 +2894,7 @@
                 <w:noProof/>
                 <w:webHidden/>
               </w:rPr>
-              <w:t>14</w:t>
+              <w:t>16</w:t>
             </w:r>
             <w:r>
               <w:rPr>
@@ -2167,745 +2907,21 @@
         </w:p>
         <w:p>
           <w:pPr>
-            <w:pStyle w:val="TOC1"/>
-            <w:tabs>
-              <w:tab w:val="right" w:pos="8630"/>
-            </w:tabs>
             <w:rPr>
-              <w:rFonts w:cs="Mangal"/>
-              <w:noProof/>
-              <w:kern w:val="0"/>
-              <w:sz w:val="22"/>
-              <w:szCs w:val="20"/>
-              <w:lang w:eastAsia="en-US" w:bidi="ne-NP"/>
-              <w14:ligatures w14:val="none"/>
+              <w:rStyle w:val="Strong"/>
+              <w:b w:val="0"/>
+              <w:bCs w:val="0"/>
             </w:rPr>
+            <w:sectPr>
+              <w:headerReference w:type="default" r:id="rId10"/>
+              <w:footerReference w:type="default" r:id="rId11"/>
+              <w:pgSz w:w="12240" w:h="15840"/>
+              <w:pgMar w:top="1440" w:right="1440" w:bottom="1440" w:left="2160" w:header="720" w:footer="720" w:gutter="0"/>
+              <w:pgNumType w:start="1"/>
+              <w:cols w:space="720"/>
+              <w:docGrid w:linePitch="360"/>
+            </w:sectPr>
           </w:pPr>
-          <w:hyperlink w:anchor="_Toc216936143" w:history="1">
-            <w:r>
-              <w:rPr>
-                <w:rStyle w:val="Hyperlink"/>
-                <w:noProof/>
-              </w:rPr>
-              <w:t>Research methodology</w:t>
-            </w:r>
-            <w:r>
-              <w:rPr>
-                <w:noProof/>
-                <w:webHidden/>
-              </w:rPr>
-              <w:tab/>
-            </w:r>
-            <w:r>
-              <w:rPr>
-                <w:noProof/>
-                <w:webHidden/>
-              </w:rPr>
-              <w:fldChar w:fldCharType="begin"/>
-            </w:r>
-            <w:r>
-              <w:rPr>
-                <w:noProof/>
-                <w:webHidden/>
-              </w:rPr>
-              <w:instrText xml:space="preserve"> PAGEREF _Toc216936143 \h </w:instrText>
-            </w:r>
-            <w:r>
-              <w:rPr>
-                <w:noProof/>
-                <w:webHidden/>
-              </w:rPr>
-            </w:r>
-            <w:r>
-              <w:rPr>
-                <w:noProof/>
-                <w:webHidden/>
-              </w:rPr>
-              <w:fldChar w:fldCharType="separate"/>
-            </w:r>
-            <w:r>
-              <w:rPr>
-                <w:noProof/>
-                <w:webHidden/>
-              </w:rPr>
-              <w:t>14</w:t>
-            </w:r>
-            <w:r>
-              <w:rPr>
-                <w:noProof/>
-                <w:webHidden/>
-              </w:rPr>
-              <w:fldChar w:fldCharType="end"/>
-            </w:r>
-          </w:hyperlink>
-        </w:p>
-        <w:p>
-          <w:pPr>
-            <w:pStyle w:val="TOC2"/>
-            <w:tabs>
-              <w:tab w:val="right" w:pos="8630"/>
-            </w:tabs>
-            <w:rPr>
-              <w:rFonts w:cs="Mangal"/>
-              <w:noProof/>
-              <w:kern w:val="0"/>
-              <w:sz w:val="22"/>
-              <w:szCs w:val="20"/>
-              <w:lang w:eastAsia="en-US" w:bidi="ne-NP"/>
-              <w14:ligatures w14:val="none"/>
-            </w:rPr>
-          </w:pPr>
-          <w:hyperlink w:anchor="_Toc216936144" w:history="1">
-            <w:r>
-              <w:rPr>
-                <w:rStyle w:val="Hyperlink"/>
-                <w:noProof/>
-              </w:rPr>
-              <w:t>3.1 Research Design</w:t>
-            </w:r>
-            <w:r>
-              <w:rPr>
-                <w:noProof/>
-                <w:webHidden/>
-              </w:rPr>
-              <w:tab/>
-            </w:r>
-            <w:r>
-              <w:rPr>
-                <w:noProof/>
-                <w:webHidden/>
-              </w:rPr>
-              <w:fldChar w:fldCharType="begin"/>
-            </w:r>
-            <w:r>
-              <w:rPr>
-                <w:noProof/>
-                <w:webHidden/>
-              </w:rPr>
-              <w:instrText xml:space="preserve"> PAGEREF _Toc216936144 \h </w:instrText>
-            </w:r>
-            <w:r>
-              <w:rPr>
-                <w:noProof/>
-                <w:webHidden/>
-              </w:rPr>
-            </w:r>
-            <w:r>
-              <w:rPr>
-                <w:noProof/>
-                <w:webHidden/>
-              </w:rPr>
-              <w:fldChar w:fldCharType="separate"/>
-            </w:r>
-            <w:r>
-              <w:rPr>
-                <w:noProof/>
-                <w:webHidden/>
-              </w:rPr>
-              <w:t>14</w:t>
-            </w:r>
-            <w:r>
-              <w:rPr>
-                <w:noProof/>
-                <w:webHidden/>
-              </w:rPr>
-              <w:fldChar w:fldCharType="end"/>
-            </w:r>
-          </w:hyperlink>
-        </w:p>
-        <w:p>
-          <w:pPr>
-            <w:pStyle w:val="TOC2"/>
-            <w:tabs>
-              <w:tab w:val="right" w:pos="8630"/>
-            </w:tabs>
-            <w:rPr>
-              <w:rFonts w:cs="Mangal"/>
-              <w:noProof/>
-              <w:kern w:val="0"/>
-              <w:sz w:val="22"/>
-              <w:szCs w:val="20"/>
-              <w:lang w:eastAsia="en-US" w:bidi="ne-NP"/>
-              <w14:ligatures w14:val="none"/>
-            </w:rPr>
-          </w:pPr>
-          <w:hyperlink w:anchor="_Toc216936145" w:history="1">
-            <w:r>
-              <w:rPr>
-                <w:rStyle w:val="Hyperlink"/>
-                <w:noProof/>
-              </w:rPr>
-              <w:t>3.2 Nature and source of data</w:t>
-            </w:r>
-            <w:r>
-              <w:rPr>
-                <w:noProof/>
-                <w:webHidden/>
-              </w:rPr>
-              <w:tab/>
-            </w:r>
-            <w:r>
-              <w:rPr>
-                <w:noProof/>
-                <w:webHidden/>
-              </w:rPr>
-              <w:fldChar w:fldCharType="begin"/>
-            </w:r>
-            <w:r>
-              <w:rPr>
-                <w:noProof/>
-                <w:webHidden/>
-              </w:rPr>
-              <w:instrText xml:space="preserve"> PAGEREF _Toc216936145 \h </w:instrText>
-            </w:r>
-            <w:r>
-              <w:rPr>
-                <w:noProof/>
-                <w:webHidden/>
-              </w:rPr>
-            </w:r>
-            <w:r>
-              <w:rPr>
-                <w:noProof/>
-                <w:webHidden/>
-              </w:rPr>
-              <w:fldChar w:fldCharType="separate"/>
-            </w:r>
-            <w:r>
-              <w:rPr>
-                <w:noProof/>
-                <w:webHidden/>
-              </w:rPr>
-              <w:t>14</w:t>
-            </w:r>
-            <w:r>
-              <w:rPr>
-                <w:noProof/>
-                <w:webHidden/>
-              </w:rPr>
-              <w:fldChar w:fldCharType="end"/>
-            </w:r>
-          </w:hyperlink>
-        </w:p>
-        <w:p>
-          <w:pPr>
-            <w:pStyle w:val="TOC2"/>
-            <w:tabs>
-              <w:tab w:val="right" w:pos="8630"/>
-            </w:tabs>
-            <w:rPr>
-              <w:rFonts w:cs="Mangal"/>
-              <w:noProof/>
-              <w:kern w:val="0"/>
-              <w:sz w:val="22"/>
-              <w:szCs w:val="20"/>
-              <w:lang w:eastAsia="en-US" w:bidi="ne-NP"/>
-              <w14:ligatures w14:val="none"/>
-            </w:rPr>
-          </w:pPr>
-          <w:hyperlink w:anchor="_Toc216936146" w:history="1">
-            <w:r>
-              <w:rPr>
-                <w:rStyle w:val="Hyperlink"/>
-                <w:noProof/>
-              </w:rPr>
-              <w:t>3.3 Population and Sampling</w:t>
-            </w:r>
-            <w:r>
-              <w:rPr>
-                <w:noProof/>
-                <w:webHidden/>
-              </w:rPr>
-              <w:tab/>
-            </w:r>
-            <w:r>
-              <w:rPr>
-                <w:noProof/>
-                <w:webHidden/>
-              </w:rPr>
-              <w:fldChar w:fldCharType="begin"/>
-            </w:r>
-            <w:r>
-              <w:rPr>
-                <w:noProof/>
-                <w:webHidden/>
-              </w:rPr>
-              <w:instrText xml:space="preserve"> PAGEREF _Toc216936146 \h </w:instrText>
-            </w:r>
-            <w:r>
-              <w:rPr>
-                <w:noProof/>
-                <w:webHidden/>
-              </w:rPr>
-            </w:r>
-            <w:r>
-              <w:rPr>
-                <w:noProof/>
-                <w:webHidden/>
-              </w:rPr>
-              <w:fldChar w:fldCharType="separate"/>
-            </w:r>
-            <w:r>
-              <w:rPr>
-                <w:noProof/>
-                <w:webHidden/>
-              </w:rPr>
-              <w:t>14</w:t>
-            </w:r>
-            <w:r>
-              <w:rPr>
-                <w:noProof/>
-                <w:webHidden/>
-              </w:rPr>
-              <w:fldChar w:fldCharType="end"/>
-            </w:r>
-          </w:hyperlink>
-        </w:p>
-        <w:p>
-          <w:pPr>
-            <w:pStyle w:val="TOC2"/>
-            <w:tabs>
-              <w:tab w:val="right" w:pos="8630"/>
-            </w:tabs>
-            <w:rPr>
-              <w:rFonts w:cs="Mangal"/>
-              <w:noProof/>
-              <w:kern w:val="0"/>
-              <w:sz w:val="22"/>
-              <w:szCs w:val="20"/>
-              <w:lang w:eastAsia="en-US" w:bidi="ne-NP"/>
-              <w14:ligatures w14:val="none"/>
-            </w:rPr>
-          </w:pPr>
-          <w:hyperlink w:anchor="_Toc216936147" w:history="1">
-            <w:r>
-              <w:rPr>
-                <w:rStyle w:val="Hyperlink"/>
-                <w:noProof/>
-              </w:rPr>
-              <w:t>3.4 Method of Data Collection</w:t>
-            </w:r>
-            <w:r>
-              <w:rPr>
-                <w:noProof/>
-                <w:webHidden/>
-              </w:rPr>
-              <w:tab/>
-            </w:r>
-            <w:r>
-              <w:rPr>
-                <w:noProof/>
-                <w:webHidden/>
-              </w:rPr>
-              <w:fldChar w:fldCharType="begin"/>
-            </w:r>
-            <w:r>
-              <w:rPr>
-                <w:noProof/>
-                <w:webHidden/>
-              </w:rPr>
-              <w:instrText xml:space="preserve"> PAGEREF _Toc216936147 \h </w:instrText>
-            </w:r>
-            <w:r>
-              <w:rPr>
-                <w:noProof/>
-                <w:webHidden/>
-              </w:rPr>
-            </w:r>
-            <w:r>
-              <w:rPr>
-                <w:noProof/>
-                <w:webHidden/>
-              </w:rPr>
-              <w:fldChar w:fldCharType="separate"/>
-            </w:r>
-            <w:r>
-              <w:rPr>
-                <w:noProof/>
-                <w:webHidden/>
-              </w:rPr>
-              <w:t>14</w:t>
-            </w:r>
-            <w:r>
-              <w:rPr>
-                <w:noProof/>
-                <w:webHidden/>
-              </w:rPr>
-              <w:fldChar w:fldCharType="end"/>
-            </w:r>
-          </w:hyperlink>
-        </w:p>
-        <w:p>
-          <w:pPr>
-            <w:pStyle w:val="TOC3"/>
-            <w:tabs>
-              <w:tab w:val="right" w:pos="8630"/>
-            </w:tabs>
-            <w:rPr>
-              <w:rFonts w:cs="Mangal"/>
-              <w:noProof/>
-              <w:kern w:val="0"/>
-              <w:sz w:val="22"/>
-              <w:szCs w:val="20"/>
-              <w:lang w:eastAsia="en-US" w:bidi="ne-NP"/>
-              <w14:ligatures w14:val="none"/>
-            </w:rPr>
-          </w:pPr>
-          <w:hyperlink w:anchor="_Toc216936148" w:history="1">
-            <w:r>
-              <w:rPr>
-                <w:rStyle w:val="Hyperlink"/>
-                <w:noProof/>
-              </w:rPr>
-              <w:t>3.4.1 Observation</w:t>
-            </w:r>
-            <w:r>
-              <w:rPr>
-                <w:noProof/>
-                <w:webHidden/>
-              </w:rPr>
-              <w:tab/>
-            </w:r>
-            <w:r>
-              <w:rPr>
-                <w:noProof/>
-                <w:webHidden/>
-              </w:rPr>
-              <w:fldChar w:fldCharType="begin"/>
-            </w:r>
-            <w:r>
-              <w:rPr>
-                <w:noProof/>
-                <w:webHidden/>
-              </w:rPr>
-              <w:instrText xml:space="preserve"> PAGEREF _Toc216936148 \h </w:instrText>
-            </w:r>
-            <w:r>
-              <w:rPr>
-                <w:noProof/>
-                <w:webHidden/>
-              </w:rPr>
-            </w:r>
-            <w:r>
-              <w:rPr>
-                <w:noProof/>
-                <w:webHidden/>
-              </w:rPr>
-              <w:fldChar w:fldCharType="separate"/>
-            </w:r>
-            <w:r>
-              <w:rPr>
-                <w:noProof/>
-                <w:webHidden/>
-              </w:rPr>
-              <w:t>15</w:t>
-            </w:r>
-            <w:r>
-              <w:rPr>
-                <w:noProof/>
-                <w:webHidden/>
-              </w:rPr>
-              <w:fldChar w:fldCharType="end"/>
-            </w:r>
-          </w:hyperlink>
-        </w:p>
-        <w:p>
-          <w:pPr>
-            <w:pStyle w:val="TOC3"/>
-            <w:tabs>
-              <w:tab w:val="right" w:pos="8630"/>
-            </w:tabs>
-            <w:rPr>
-              <w:rFonts w:cs="Mangal"/>
-              <w:noProof/>
-              <w:kern w:val="0"/>
-              <w:sz w:val="22"/>
-              <w:szCs w:val="20"/>
-              <w:lang w:eastAsia="en-US" w:bidi="ne-NP"/>
-              <w14:ligatures w14:val="none"/>
-            </w:rPr>
-          </w:pPr>
-          <w:hyperlink w:anchor="_Toc216936149" w:history="1">
-            <w:r>
-              <w:rPr>
-                <w:rStyle w:val="Hyperlink"/>
-                <w:noProof/>
-              </w:rPr>
-              <w:t>3.4.2 Interview</w:t>
-            </w:r>
-            <w:r>
-              <w:rPr>
-                <w:noProof/>
-                <w:webHidden/>
-              </w:rPr>
-              <w:tab/>
-            </w:r>
-            <w:r>
-              <w:rPr>
-                <w:noProof/>
-                <w:webHidden/>
-              </w:rPr>
-              <w:fldChar w:fldCharType="begin"/>
-            </w:r>
-            <w:r>
-              <w:rPr>
-                <w:noProof/>
-                <w:webHidden/>
-              </w:rPr>
-              <w:instrText xml:space="preserve"> PAGEREF _Toc216936149 \h </w:instrText>
-            </w:r>
-            <w:r>
-              <w:rPr>
-                <w:noProof/>
-                <w:webHidden/>
-              </w:rPr>
-            </w:r>
-            <w:r>
-              <w:rPr>
-                <w:noProof/>
-                <w:webHidden/>
-              </w:rPr>
-              <w:fldChar w:fldCharType="separate"/>
-            </w:r>
-            <w:r>
-              <w:rPr>
-                <w:noProof/>
-                <w:webHidden/>
-              </w:rPr>
-              <w:t>15</w:t>
-            </w:r>
-            <w:r>
-              <w:rPr>
-                <w:noProof/>
-                <w:webHidden/>
-              </w:rPr>
-              <w:fldChar w:fldCharType="end"/>
-            </w:r>
-          </w:hyperlink>
-        </w:p>
-        <w:p>
-          <w:pPr>
-            <w:pStyle w:val="TOC2"/>
-            <w:tabs>
-              <w:tab w:val="right" w:pos="8630"/>
-            </w:tabs>
-            <w:rPr>
-              <w:rFonts w:cs="Mangal"/>
-              <w:noProof/>
-              <w:kern w:val="0"/>
-              <w:sz w:val="22"/>
-              <w:szCs w:val="20"/>
-              <w:lang w:eastAsia="en-US" w:bidi="ne-NP"/>
-              <w14:ligatures w14:val="none"/>
-            </w:rPr>
-          </w:pPr>
-          <w:hyperlink w:anchor="_Toc216936150" w:history="1">
-            <w:r>
-              <w:rPr>
-                <w:rStyle w:val="Hyperlink"/>
-                <w:noProof/>
-              </w:rPr>
-              <w:t>3.5 Data Analysis and Presentation</w:t>
-            </w:r>
-            <w:r>
-              <w:rPr>
-                <w:noProof/>
-                <w:webHidden/>
-              </w:rPr>
-              <w:tab/>
-            </w:r>
-            <w:r>
-              <w:rPr>
-                <w:noProof/>
-                <w:webHidden/>
-              </w:rPr>
-              <w:fldChar w:fldCharType="begin"/>
-            </w:r>
-            <w:r>
-              <w:rPr>
-                <w:noProof/>
-                <w:webHidden/>
-              </w:rPr>
-              <w:instrText xml:space="preserve"> PAGEREF _Toc216936150 \h </w:instrText>
-            </w:r>
-            <w:r>
-              <w:rPr>
-                <w:noProof/>
-                <w:webHidden/>
-              </w:rPr>
-            </w:r>
-            <w:r>
-              <w:rPr>
-                <w:noProof/>
-                <w:webHidden/>
-              </w:rPr>
-              <w:fldChar w:fldCharType="separate"/>
-            </w:r>
-            <w:r>
-              <w:rPr>
-                <w:noProof/>
-                <w:webHidden/>
-              </w:rPr>
-              <w:t>15</w:t>
-            </w:r>
-            <w:r>
-              <w:rPr>
-                <w:noProof/>
-                <w:webHidden/>
-              </w:rPr>
-              <w:fldChar w:fldCharType="end"/>
-            </w:r>
-          </w:hyperlink>
-        </w:p>
-        <w:p>
-          <w:pPr>
-            <w:pStyle w:val="TOC2"/>
-            <w:tabs>
-              <w:tab w:val="right" w:pos="8630"/>
-            </w:tabs>
-            <w:rPr>
-              <w:rFonts w:cs="Mangal"/>
-              <w:noProof/>
-              <w:kern w:val="0"/>
-              <w:sz w:val="22"/>
-              <w:szCs w:val="20"/>
-              <w:lang w:eastAsia="en-US" w:bidi="ne-NP"/>
-              <w14:ligatures w14:val="none"/>
-            </w:rPr>
-          </w:pPr>
-          <w:hyperlink w:anchor="_Toc216936151" w:history="1">
-            <w:r>
-              <w:rPr>
-                <w:rStyle w:val="Hyperlink"/>
-                <w:noProof/>
-              </w:rPr>
-              <w:t>3.6 Ethical Consideration</w:t>
-            </w:r>
-            <w:r>
-              <w:rPr>
-                <w:noProof/>
-                <w:webHidden/>
-              </w:rPr>
-              <w:tab/>
-            </w:r>
-            <w:r>
-              <w:rPr>
-                <w:noProof/>
-                <w:webHidden/>
-              </w:rPr>
-              <w:fldChar w:fldCharType="begin"/>
-            </w:r>
-            <w:r>
-              <w:rPr>
-                <w:noProof/>
-                <w:webHidden/>
-              </w:rPr>
-              <w:instrText xml:space="preserve"> PAGEREF _Toc216936151 \h </w:instrText>
-            </w:r>
-            <w:r>
-              <w:rPr>
-                <w:noProof/>
-                <w:webHidden/>
-              </w:rPr>
-            </w:r>
-            <w:r>
-              <w:rPr>
-                <w:noProof/>
-                <w:webHidden/>
-              </w:rPr>
-              <w:fldChar w:fldCharType="separate"/>
-            </w:r>
-            <w:r>
-              <w:rPr>
-                <w:noProof/>
-                <w:webHidden/>
-              </w:rPr>
-              <w:t>15</w:t>
-            </w:r>
-            <w:r>
-              <w:rPr>
-                <w:noProof/>
-                <w:webHidden/>
-              </w:rPr>
-              <w:fldChar w:fldCharType="end"/>
-            </w:r>
-          </w:hyperlink>
-        </w:p>
-        <w:p>
-          <w:pPr>
-            <w:pStyle w:val="TOC1"/>
-            <w:tabs>
-              <w:tab w:val="right" w:pos="8630"/>
-            </w:tabs>
-            <w:rPr>
-              <w:rFonts w:cs="Mangal"/>
-              <w:noProof/>
-              <w:kern w:val="0"/>
-              <w:sz w:val="22"/>
-              <w:szCs w:val="20"/>
-              <w:lang w:eastAsia="en-US" w:bidi="ne-NP"/>
-              <w14:ligatures w14:val="none"/>
-            </w:rPr>
-          </w:pPr>
-          <w:hyperlink w:anchor="_Toc216936152" w:history="1">
-            <w:r>
-              <w:rPr>
-                <w:rStyle w:val="Hyperlink"/>
-                <w:noProof/>
-              </w:rPr>
-              <w:t>References</w:t>
-            </w:r>
-            <w:r>
-              <w:rPr>
-                <w:noProof/>
-                <w:webHidden/>
-              </w:rPr>
-              <w:tab/>
-            </w:r>
-            <w:r>
-              <w:rPr>
-                <w:noProof/>
-                <w:webHidden/>
-              </w:rPr>
-              <w:fldChar w:fldCharType="begin"/>
-            </w:r>
-            <w:r>
-              <w:rPr>
-                <w:noProof/>
-                <w:webHidden/>
-              </w:rPr>
-              <w:instrText xml:space="preserve"> PAGEREF _Toc216936152 \h </w:instrText>
-            </w:r>
-            <w:r>
-              <w:rPr>
-                <w:noProof/>
-                <w:webHidden/>
-              </w:rPr>
-            </w:r>
-            <w:r>
-              <w:rPr>
-                <w:noProof/>
-                <w:webHidden/>
-              </w:rPr>
-              <w:fldChar w:fldCharType="separate"/>
-            </w:r>
-            <w:r>
-              <w:rPr>
-                <w:noProof/>
-                <w:webHidden/>
-              </w:rPr>
-              <w:t>16</w:t>
-            </w:r>
-            <w:r>
-              <w:rPr>
-                <w:noProof/>
-                <w:webHidden/>
-              </w:rPr>
-              <w:fldChar w:fldCharType="end"/>
-            </w:r>
-          </w:hyperlink>
-        </w:p>
-        <w:p>
           <w:r>
             <w:fldChar w:fldCharType="end"/>
           </w:r>
@@ -2914,36 +2930,6 @@
     </w:sdt>
     <w:p>
       <w:pPr>
-        <w:rPr>
-          <w:rFonts w:asciiTheme="majorHAnsi" w:eastAsiaTheme="majorEastAsia" w:hAnsiTheme="majorHAnsi" w:cstheme="majorBidi"/>
-          <w:color w:val="0F4761" w:themeColor="accent1" w:themeShade="BF"/>
-          <w:kern w:val="0"/>
-          <w:sz w:val="32"/>
-          <w:szCs w:val="32"/>
-          <w:lang w:eastAsia="en-US"/>
-          <w14:ligatures w14:val="none"/>
-        </w:rPr>
-      </w:pPr>
-    </w:p>
-    <w:p>
-      <w:pPr>
-        <w:rPr>
-          <w:rStyle w:val="Strong"/>
-          <w:rFonts w:ascii="Times New Roman" w:hAnsi="Times New Roman" w:cs="Times New Roman"/>
-          <w:sz w:val="32"/>
-          <w:szCs w:val="32"/>
-        </w:rPr>
-        <w:sectPr>
-          <w:pgSz w:w="12240" w:h="15840"/>
-          <w:pgMar w:top="1440" w:right="1440" w:bottom="1440" w:left="2160" w:header="720" w:footer="720" w:gutter="0"/>
-          <w:pgNumType w:start="1"/>
-          <w:cols w:space="720"/>
-          <w:docGrid w:linePitch="360"/>
-        </w:sectPr>
-      </w:pPr>
-    </w:p>
-    <w:p>
-      <w:pPr>
         <w:pStyle w:val="Heading1"/>
         <w:rPr>
           <w:rStyle w:val="Strong"/>
@@ -2951,7 +2937,7 @@
           <w:bCs w:val="0"/>
         </w:rPr>
       </w:pPr>
-      <w:bookmarkStart w:id="1" w:name="_Toc216936127"/>
+      <w:bookmarkStart w:id="1" w:name="_Toc217393345"/>
       <w:r>
         <w:rPr>
           <w:rStyle w:val="Strong"/>
@@ -2979,6 +2965,7 @@
           <w:szCs w:val="38"/>
         </w:rPr>
       </w:pPr>
+      <w:bookmarkStart w:id="2" w:name="_Toc217393346"/>
       <w:r>
         <w:rPr>
           <w:sz w:val="28"/>
@@ -2986,12 +2973,13 @@
         </w:rPr>
         <w:t>Introduction</w:t>
       </w:r>
+      <w:bookmarkEnd w:id="2"/>
     </w:p>
     <w:p>
       <w:pPr>
         <w:pStyle w:val="Heading2"/>
       </w:pPr>
-      <w:bookmarkStart w:id="2" w:name="_Toc216936129"/>
+      <w:bookmarkStart w:id="3" w:name="_Toc217393347"/>
       <w:r>
         <w:t>1.</w:t>
       </w:r>
@@ -3004,10 +2992,10 @@
       <w:r>
         <w:t>Background</w:t>
       </w:r>
-      <w:bookmarkEnd w:id="2"/>
       <w:r>
         <w:t xml:space="preserve"> of the Study</w:t>
       </w:r>
+      <w:bookmarkEnd w:id="3"/>
       <w:r>
         <w:tab/>
       </w:r>
@@ -3023,16 +3011,34 @@
         <w:t xml:space="preserve"> one of th</w:t>
       </w:r>
       <w:r>
-        <w:t xml:space="preserve">e major component of population change which is basically cause by socio-economic factors. </w:t>
-      </w:r>
-      <w:r>
-        <w:t>It is one of the demographic phenomenon which cause</w:t>
+        <w:t xml:space="preserve">e major </w:t>
+      </w:r>
+      <w:r>
+        <w:t>components</w:t>
+      </w:r>
+      <w:r>
+        <w:t xml:space="preserve"> of population change which is basically cause by socio-economic factors. </w:t>
+      </w:r>
+      <w:r>
+        <w:t xml:space="preserve">It is one of the demographic </w:t>
+      </w:r>
+      <w:r>
+        <w:t>phenomena</w:t>
+      </w:r>
+      <w:r>
+        <w:t xml:space="preserve"> which cause</w:t>
       </w:r>
       <w:r>
         <w:t>s</w:t>
       </w:r>
       <w:r>
-        <w:t xml:space="preserve"> significance change in various aspects of life basically the socio economic </w:t>
+        <w:t xml:space="preserve"> significance change in various aspects of life basically the </w:t>
+      </w:r>
+      <w:r>
+        <w:t>socio-economic</w:t>
+      </w:r>
+      <w:r>
+        <w:t xml:space="preserve"> </w:t>
       </w:r>
       <w:r>
         <w:t>changes It affect</w:t>
@@ -3138,7 +3144,6 @@
           <w:id w:val="1332419690"/>
           <w:citation/>
         </w:sdtPr>
-        <w:sdtEndPr/>
         <w:sdtContent>
           <w:r>
             <w:fldChar w:fldCharType="begin"/>
@@ -3176,7 +3181,13 @@
       </w:r>
       <w:r>
         <w:lastRenderedPageBreak/>
-        <w:t>and volatile movement as the result of specific short term or long term crises. Most of these crises produce in the first place local rather than international movements through migrants may cross boarde</w:t>
+        <w:t xml:space="preserve">and volatile movement as the result of specific short term or </w:t>
+      </w:r>
+      <w:r>
+        <w:t>long-term</w:t>
+      </w:r>
+      <w:r>
+        <w:t xml:space="preserve"> crises. Most of these crises produce in the first place local rather than international movements through migrants may cross boarde</w:t>
       </w:r>
       <w:r>
         <w:t>rs in search of their security</w:t>
@@ -3227,13 +3238,29 @@
         <w:pStyle w:val="BodyText"/>
       </w:pPr>
       <w:r>
-        <w:t>Process of migration is as old as human society. In early days there was primitive migration in which the natural forces were vital but as the time passed on gradually different types of migration appears in a early period. Natural force, primitive people shift them from one place to another but present there are not only forced immigration but also voluntary migration can be seen. In forced migration natural force, political force, political factors play an important role to shift the residence. Nepal has a long</w:t>
+        <w:t xml:space="preserve">Process of migration is as old as human society. In early days there was primitive migration in which the natural forces were vital but as the time passed on gradually different types of migration appears in </w:t>
+      </w:r>
+      <w:proofErr w:type="spellStart"/>
+      <w:proofErr w:type="gramStart"/>
+      <w:r>
+        <w:t>a</w:t>
+      </w:r>
+      <w:proofErr w:type="spellEnd"/>
+      <w:proofErr w:type="gramEnd"/>
+      <w:r>
+        <w:t xml:space="preserve"> early period. Natural force, primitive people shift them from one place to another but present there are not only forced immigration but also voluntary migration can be seen. In forced migration natural force, political force, political factors play an important role to shift the residence. Nepal has a long</w:t>
       </w:r>
       <w:r>
         <w:t xml:space="preserve"> </w:t>
       </w:r>
       <w:r>
-        <w:t xml:space="preserve">history of migration after the implantation of malaria eradication program, the process of migration started from hill and mountain to Terai and inner Terai and low </w:t>
+        <w:t xml:space="preserve">history of migration after the implantation of malaria eradication </w:t>
+      </w:r>
+      <w:r>
+        <w:t>program;</w:t>
+      </w:r>
+      <w:r>
+        <w:t xml:space="preserve"> the process of migration started from hill and mountain to Terai and inner Terai and low </w:t>
       </w:r>
       <w:r>
         <w:t>land of the country.</w:t>
@@ -3248,7 +3275,13 @@
       </w:r>
       <w:r>
         <w:lastRenderedPageBreak/>
-        <w:t xml:space="preserve">Western, Mid-western and Far-western development regions. Again these three ecological regions are divided into 14 zones and 75 districts. </w:t>
+        <w:t xml:space="preserve">Western, Mid-western and Far-western development regions. </w:t>
+      </w:r>
+      <w:r>
+        <w:t>Again,</w:t>
+      </w:r>
+      <w:r>
+        <w:t xml:space="preserve"> these three ecological regions are divided into 14 zones and 75 districts. </w:t>
       </w:r>
     </w:p>
     <w:p>
@@ -3285,7 +3318,6 @@
           <w:id w:val="2068140665"/>
           <w:citation/>
         </w:sdtPr>
-        <w:sdtEndPr/>
         <w:sdtContent>
           <w:r>
             <w:fldChar w:fldCharType="begin"/>
@@ -3328,7 +3360,13 @@
         <w:t>earthquake</w:t>
       </w:r>
       <w:r>
-        <w:t xml:space="preserve"> on April 25th 2015 and may 12th 2015 in Nepal have the massive destruction of many settlement of human population and lost ma</w:t>
+        <w:t xml:space="preserve"> on April 25th 2015 and may 12th 2015 in Nepal have the massive destruction of many </w:t>
+      </w:r>
+      <w:r>
+        <w:t>settlements</w:t>
+      </w:r>
+      <w:r>
+        <w:t xml:space="preserve"> of human population and lost ma</w:t>
       </w:r>
       <w:r>
         <w:t>n</w:t>
@@ -3352,7 +3390,13 @@
         <w:t>than</w:t>
       </w:r>
       <w:r>
-        <w:t xml:space="preserve"> 8 billion dollar losses (NPC, 2015</w:t>
+        <w:t xml:space="preserve"> </w:t>
+      </w:r>
+      <w:r>
+        <w:t>8-billion-dollar</w:t>
+      </w:r>
+      <w:r>
+        <w:t xml:space="preserve"> losses (NPC, 2015</w:t>
       </w:r>
       <w:r>
         <w:t>). For facilitation the victim of earthquake Nepal government has projected many categories of sustenance tangible earthquake victim of Nepal.</w:t>
@@ -3362,7 +3406,7 @@
       <w:pPr>
         <w:pStyle w:val="Heading2"/>
       </w:pPr>
-      <w:bookmarkStart w:id="3" w:name="_Toc216936130"/>
+      <w:bookmarkStart w:id="4" w:name="_Toc217393348"/>
       <w:r>
         <w:lastRenderedPageBreak/>
         <w:t>1.2</w:t>
@@ -3376,7 +3420,7 @@
       <w:r>
         <w:t>roblem</w:t>
       </w:r>
-      <w:bookmarkEnd w:id="3"/>
+      <w:bookmarkEnd w:id="4"/>
     </w:p>
     <w:p>
       <w:pPr>
@@ -3400,7 +3444,13 @@
         <w:pStyle w:val="BodyText"/>
       </w:pPr>
       <w:r>
-        <w:t xml:space="preserve">The cause of migration can easily be identified but it is very difficult to find out the quality of the consequences of migration. Migration has short, medium and long term effects show their evidence from so many </w:t>
+        <w:t xml:space="preserve">The cause of migration can easily be identified but it is very difficult to find out the quality of the consequences of migration. Migration has </w:t>
+      </w:r>
+      <w:r>
+        <w:t>short, medium and long-term</w:t>
+      </w:r>
+      <w:r>
+        <w:t xml:space="preserve"> effects show their evidence from so many </w:t>
       </w:r>
       <w:r>
         <w:t>years'</w:t>
@@ -3412,6 +3462,7 @@
     <w:p>
       <w:pPr>
         <w:pStyle w:val="BodyText"/>
+        <w:spacing w:after="0"/>
       </w:pPr>
       <w:r>
         <w:t>Th</w:t>
@@ -3419,9 +3470,11 @@
       <w:r>
         <w:t xml:space="preserve">is study area is ward no. 9 of </w:t>
       </w:r>
+      <w:proofErr w:type="spellStart"/>
       <w:r>
         <w:t>Shankharapur</w:t>
       </w:r>
+      <w:proofErr w:type="spellEnd"/>
       <w:r>
         <w:t xml:space="preserve"> </w:t>
       </w:r>
@@ -3441,6 +3494,7 @@
     <w:p>
       <w:pPr>
         <w:pStyle w:val="BodyText"/>
+        <w:spacing w:before="0" w:after="0"/>
       </w:pPr>
       <w:r>
         <w:t>What are the trends of this movement?</w:t>
@@ -3449,6 +3503,7 @@
     <w:p>
       <w:pPr>
         <w:pStyle w:val="BodyText"/>
+        <w:spacing w:before="0" w:after="0"/>
       </w:pPr>
       <w:r>
         <w:t xml:space="preserve">What are the </w:t>
@@ -3460,6 +3515,7 @@
     <w:p>
       <w:pPr>
         <w:pStyle w:val="BodyText"/>
+        <w:spacing w:before="0" w:after="0"/>
       </w:pPr>
       <w:r>
         <w:t>What are the consequences of this movement?</w:t>
@@ -3487,20 +3543,9 @@
     </w:p>
     <w:p>
       <w:pPr>
-        <w:pStyle w:val="Default"/>
-        <w:spacing w:line="360" w:lineRule="auto"/>
-        <w:jc w:val="both"/>
-        <w:rPr>
-          <w:sz w:val="23"/>
-          <w:szCs w:val="23"/>
-        </w:rPr>
-      </w:pPr>
-    </w:p>
-    <w:p>
-      <w:pPr>
         <w:pStyle w:val="Heading2"/>
       </w:pPr>
-      <w:bookmarkStart w:id="4" w:name="_Toc216936131"/>
+      <w:bookmarkStart w:id="5" w:name="_Toc217393349"/>
       <w:r>
         <w:t>1.3</w:t>
       </w:r>
@@ -3510,7 +3555,7 @@
       <w:r>
         <w:t>Objectives of the Study</w:t>
       </w:r>
-      <w:bookmarkEnd w:id="4"/>
+      <w:bookmarkEnd w:id="5"/>
       <w:r>
         <w:t xml:space="preserve"> </w:t>
       </w:r>
@@ -3518,6 +3563,7 @@
     <w:p>
       <w:pPr>
         <w:pStyle w:val="BodyText"/>
+        <w:spacing w:after="0"/>
       </w:pPr>
       <w:r>
         <w:t xml:space="preserve">The general objective of the study is to assess </w:t>
@@ -3535,7 +3581,11 @@
         <w:t xml:space="preserve"> </w:t>
       </w:r>
       <w:r>
-        <w:t>in S</w:t>
+        <w:t xml:space="preserve">in </w:t>
+      </w:r>
+      <w:proofErr w:type="spellStart"/>
+      <w:r>
+        <w:t>S</w:t>
       </w:r>
       <w:r>
         <w:t>h</w:t>
@@ -3544,7 +3594,11 @@
         <w:t>ankharap</w:t>
       </w:r>
       <w:r>
-        <w:t>ur municipality of ward no. 9.</w:t>
+        <w:t>ur</w:t>
+      </w:r>
+      <w:proofErr w:type="spellEnd"/>
+      <w:r>
+        <w:t xml:space="preserve"> municipality of ward no. 9.</w:t>
       </w:r>
     </w:p>
     <w:p>
@@ -3554,11 +3608,10 @@
           <w:ilvl w:val="0"/>
           <w:numId w:val="12"/>
         </w:numPr>
-        <w:spacing w:before="240" w:line="360" w:lineRule="auto"/>
+        <w:spacing w:line="360" w:lineRule="auto"/>
         <w:jc w:val="both"/>
       </w:pPr>
       <w:r>
-        <w:lastRenderedPageBreak/>
         <w:t xml:space="preserve">To identify </w:t>
       </w:r>
       <w:r>
@@ -3587,7 +3640,7 @@
           <w:ilvl w:val="0"/>
           <w:numId w:val="12"/>
         </w:numPr>
-        <w:spacing w:before="240" w:line="360" w:lineRule="auto"/>
+        <w:spacing w:line="360" w:lineRule="auto"/>
         <w:jc w:val="both"/>
       </w:pPr>
       <w:r>
@@ -3610,7 +3663,7 @@
           <w:ilvl w:val="0"/>
           <w:numId w:val="12"/>
         </w:numPr>
-        <w:spacing w:before="240" w:line="360" w:lineRule="auto"/>
+        <w:spacing w:line="360" w:lineRule="auto"/>
         <w:jc w:val="both"/>
       </w:pPr>
       <w:r>
@@ -3633,8 +3686,9 @@
       <w:pPr>
         <w:pStyle w:val="Heading2"/>
       </w:pPr>
-      <w:bookmarkStart w:id="5" w:name="_Toc216936132"/>
-      <w:r>
+      <w:bookmarkStart w:id="6" w:name="_Toc217393350"/>
+      <w:r>
+        <w:lastRenderedPageBreak/>
         <w:t>1</w:t>
       </w:r>
       <w:r>
@@ -3649,24 +3703,22 @@
       <w:r>
         <w:t>tudy</w:t>
       </w:r>
-      <w:bookmarkEnd w:id="5"/>
+      <w:bookmarkEnd w:id="6"/>
     </w:p>
     <w:p>
       <w:pPr>
         <w:pStyle w:val="BodyText"/>
       </w:pPr>
-      <w:bookmarkStart w:id="6" w:name="_Toc216936133"/>
-      <w:r>
-        <w:t xml:space="preserve">This research is highly significant as it provides a comprehensive investigation into the </w:t>
-      </w:r>
-      <w:r>
-        <w:t>causes, consequences, and socio-economic and demographic characteristics</w:t>
-      </w:r>
-      <w:r>
-        <w:t xml:space="preserve"> of migrants in Shankharapur Municipality Ward 9. Understanding these specific factors is critical for explaining the broader patterns and impacts of immigration within the context of </w:t>
-      </w:r>
-      <w:r>
-        <w:t>rapid urban transformation</w:t>
+      <w:r>
+        <w:t xml:space="preserve">This research is highly significant as it provides a comprehensive investigation into the causes, consequences, and socio-economic and demographic characteristics of migrants in </w:t>
+      </w:r>
+      <w:proofErr w:type="spellStart"/>
+      <w:r>
+        <w:t>Shankharapur</w:t>
+      </w:r>
+      <w:proofErr w:type="spellEnd"/>
+      <w:r>
+        <w:t xml:space="preserve"> Municipality Ward 9. Understanding these specific factors is critical for explaining the broader patterns and impacts of immigration within the context of rapid urban transformation</w:t>
       </w:r>
       <w:r>
         <w:t>.</w:t>
@@ -3699,7 +3751,13 @@
         <w:pStyle w:val="BodyText"/>
       </w:pPr>
       <w:r>
-        <w:t>On a theoretical level, this research adds to the academic body of knowledge by scrutinising the demographic trends and underlying drivers that fuel human movement in contemporary Nepal. While the sources suggest that identifying the causes of migration is often straightforward, this study seeks to perform the more complex task of evaluating the quality of the consequences through detailed, "sensible and eventful research". By exploring these patterns within the specific framework of rapid urban transformation, the study establishes a foundational reference for academics and provides a scholarly basis for future investigations into the relationship between migration and rural development.</w:t>
+        <w:t xml:space="preserve">On a theoretical level, this research adds to the academic body of knowledge by </w:t>
+      </w:r>
+      <w:r>
+        <w:t>scrutinizing</w:t>
+      </w:r>
+      <w:r>
+        <w:t xml:space="preserve"> the demographic trends and underlying drivers that fuel human movement in contemporary Nepal. While the sources suggest that identifying the causes of migration is often straightforward, this study seeks to perform the more complex task of evaluating the quality of the consequences through detailed, "sensible and eventful research". By exploring these patterns within the specific framework of rapid urban transformation, the study establishes a foundational reference for academics and provides a scholarly basis for future investigations into the relationship between migration and rural development.</w:t>
       </w:r>
     </w:p>
     <w:p>
@@ -3729,33 +3787,53 @@
         <w:pStyle w:val="BodyText"/>
       </w:pPr>
       <w:r>
-        <w:t xml:space="preserve">At the applied level, the findings offer functional insights for planners, policymakers, and development practitioners to better navigate the complexities of population shifts. By pinpointing the specific causes and consequences of immigration in Ward 9, the research facilitates the design of targeted interventions aimed at enhancing the living conditions of the local population. Furthermore, the study identifies localised dynamics that can be used to strengthen public participation and promote sustainable urban growth within the municipality. Ultimately, these practical outcomes are intended to help local authorities </w:t>
-      </w:r>
+        <w:t xml:space="preserve">At the applied level, the findings offer functional insights for planners, policymakers, and development practitioners to better navigate the complexities of population shifts. By pinpointing the specific causes and consequences of immigration in Ward 9, the research facilitates the design of targeted interventions aimed at enhancing the living conditions of the local population. Furthermore, the study identifies </w:t>
+      </w:r>
+      <w:r>
+        <w:t>localized</w:t>
+      </w:r>
+      <w:r>
+        <w:t xml:space="preserve"> dynamics that can be used to strengthen public participation and promote sustainable urban growth within the municipality. Ultimately, these practical outcomes are intended to help local authorities manage the continuous daily influx of migrants and the resulting pressure on social services and community security</w:t>
+      </w:r>
+    </w:p>
+    <w:p>
+      <w:pPr>
+        <w:pStyle w:val="BodyText"/>
+      </w:pPr>
+    </w:p>
+    <w:p>
+      <w:pPr>
+        <w:pStyle w:val="Heading2"/>
+      </w:pPr>
+      <w:bookmarkStart w:id="7" w:name="_Toc217393351"/>
       <w:r>
         <w:lastRenderedPageBreak/>
-        <w:t>manage the continuous daily influx of migrants and the resulting pressure on social services and community security</w:t>
-      </w:r>
+        <w:t>1.5 Limitations of the study</w:t>
+      </w:r>
+      <w:bookmarkEnd w:id="7"/>
     </w:p>
     <w:p>
       <w:pPr>
         <w:pStyle w:val="BodyText"/>
       </w:pPr>
-    </w:p>
-    <w:p>
-      <w:pPr>
-        <w:pStyle w:val="Heading2"/>
-      </w:pPr>
-      <w:r>
-        <w:t>1.5 Limitations of the study</w:t>
-      </w:r>
-      <w:bookmarkEnd w:id="6"/>
-    </w:p>
-    <w:p>
-      <w:pPr>
-        <w:pStyle w:val="BodyText"/>
-      </w:pPr>
-      <w:r>
-        <w:t>This study has several limitations that should be considered while interpreting the results. The research was conducted within a limited time frame, which constrained detailed primary data collection through interviews and limited the extent of secondary data collection from local-level institutions, particularly the ward office. The sample size was also limited, and therefore may not fully represent the entire migrant population of the study area. Moreover, the study is geographically confined to Shankharapur Municipality, Ward No. 9 (Sankhu), which restricts the generalization of findings to other areas. The study largely depends on information provided by respondents, which may be influenced by personal perceptions or reluctance to disclose sensitive economic and social information. In addition, financial and resource constraints restricted extensive fieldwork, and certain groups of migrants, such as temporary or seasonal migrants, may not have been adequately covered.</w:t>
+      <w:r>
+        <w:t xml:space="preserve">This study has several limitations that should be considered while interpreting the results. The research was conducted within a limited time frame, which constrained detailed primary data collection through interviews and limited the extent of secondary data collection from local-level institutions, particularly the ward office. The sample size was also limited, and therefore may not fully represent the entire migrant population of the study area. Moreover, the study is geographically confined to </w:t>
+      </w:r>
+      <w:proofErr w:type="spellStart"/>
+      <w:r>
+        <w:t>Shankharapur</w:t>
+      </w:r>
+      <w:proofErr w:type="spellEnd"/>
+      <w:r>
+        <w:t xml:space="preserve"> Municipality, Ward No. 9 (</w:t>
+      </w:r>
+      <w:proofErr w:type="spellStart"/>
+      <w:r>
+        <w:t>Sankhu</w:t>
+      </w:r>
+      <w:proofErr w:type="spellEnd"/>
+      <w:r>
+        <w:t>), which restricts the generalization of findings to other areas. The study largely depends on information provided by respondents, which may be influenced by personal perceptions or reluctance to disclose sensitive economic and social information. In addition, financial and resource constraints restricted extensive fieldwork, and certain groups of migrants, such as temporary or seasonal migrants, may not have been adequately covered.</w:t>
       </w:r>
     </w:p>
     <w:p>
@@ -3781,22 +3859,18 @@
       <w:pPr>
         <w:pStyle w:val="Heading2"/>
       </w:pPr>
-      <w:bookmarkStart w:id="7" w:name="_Toc216936134"/>
+      <w:bookmarkStart w:id="8" w:name="_Toc217393352"/>
       <w:r>
         <w:t>1.6 Organization of the Study</w:t>
       </w:r>
-      <w:bookmarkEnd w:id="7"/>
+      <w:bookmarkEnd w:id="8"/>
     </w:p>
     <w:p>
       <w:pPr>
         <w:pStyle w:val="BodyText"/>
       </w:pPr>
       <w:r>
-        <w:t xml:space="preserve">The proposed study will be organized into five chapters. Chapter One will provide an introduction to the study, including the background, problem statement, objectives, rationale, significance, and limitations. Chapter Two will review the relevant literature on migration, with emphasis on its causes, consequences, and the demographic characteristics of migrants. Chapter Three will describe the research methodology, covering the study area, data sources, sampling techniques, and methods of data collection. Chapter Four will focus </w:t>
-      </w:r>
-      <w:r>
-        <w:lastRenderedPageBreak/>
-        <w:t xml:space="preserve">on the analysis and interpretation of the collected data. Finally, Chapter Five will present the summary of findings, conclusions, and practical recommendations based on the </w:t>
+        <w:t xml:space="preserve">The proposed study will be organized into five chapters. Chapter One will provide an introduction to the study, including the background, problem statement, objectives, rationale, significance, and limitations. Chapter Two will review the relevant literature on migration, with emphasis on its causes, consequences, and the demographic characteristics of migrants. Chapter Three will describe the research methodology, covering the study area, data sources, sampling techniques, and methods of data collection. Chapter Four will focus on the analysis and interpretation of the collected data. Finally, Chapter Five will present the summary of findings, conclusions, and practical recommendations based on the </w:t>
       </w:r>
       <w:r>
         <w:t xml:space="preserve">study. </w:t>
@@ -3833,7 +3907,7 @@
           <w:bCs w:val="0"/>
         </w:rPr>
       </w:pPr>
-      <w:bookmarkStart w:id="8" w:name="_Toc216936135"/>
+      <w:bookmarkStart w:id="9" w:name="_Toc217393353"/>
       <w:r>
         <w:rPr>
           <w:rStyle w:val="Strong"/>
@@ -3851,7 +3925,7 @@
         </w:rPr>
         <w:t>Two</w:t>
       </w:r>
-      <w:bookmarkEnd w:id="8"/>
+      <w:bookmarkEnd w:id="9"/>
     </w:p>
     <w:p>
       <w:pPr>
@@ -3863,7 +3937,7 @@
           <w:bCs w:val="0"/>
         </w:rPr>
       </w:pPr>
-      <w:bookmarkStart w:id="9" w:name="_Toc216936136"/>
+      <w:bookmarkStart w:id="10" w:name="_Toc217393354"/>
       <w:r>
         <w:rPr>
           <w:rStyle w:val="Strong"/>
@@ -3872,7 +3946,7 @@
         </w:rPr>
         <w:t>Literature Review</w:t>
       </w:r>
-      <w:bookmarkEnd w:id="9"/>
+      <w:bookmarkEnd w:id="10"/>
     </w:p>
     <w:p>
       <w:pPr>
@@ -3931,7 +4005,21 @@
         <w:t xml:space="preserve"> </w:t>
       </w:r>
       <w:r>
-        <w:t xml:space="preserve">is the father of migration studies. He had brought the concept of migration and its stream. He explained that push and pull factors are the foundation of theory of migration. This article which is linked with demographic and economic variable in relation to distance and volume of migration also depends on distance. Revenstein </w:t>
+        <w:t xml:space="preserve">is the father of migration studies. He had brought the concept of migration and its stream. He explained that push and pull factors are the foundation of theory of migration. This article which is linked with demographic and economic variable in relation to distance and volume of migration also depends on distance. </w:t>
+      </w:r>
+      <w:proofErr w:type="spellStart"/>
+      <w:r>
+        <w:t>R</w:t>
+      </w:r>
+      <w:r>
+        <w:t>a</w:t>
+      </w:r>
+      <w:r>
+        <w:t>venstein</w:t>
+      </w:r>
+      <w:proofErr w:type="spellEnd"/>
+      <w:r>
+        <w:t xml:space="preserve"> </w:t>
       </w:r>
       <w:r>
         <w:t>“Law</w:t>
@@ -3988,7 +4076,21 @@
         <w:t xml:space="preserve">His </w:t>
       </w:r>
       <w:r>
-        <w:t>theory is known as “Gravitational Theory” which states that the numbers of persons who move between two areas are directly proportional to the two populations and inversely proportional to the distance between them. Zipf was agreed with Revensteins‟ view regarding to irritation. Gravity Model m=a* u/v, where is the number of migrants in a given stream. u and v independent variables</w:t>
+        <w:t xml:space="preserve">theory is known as “Gravitational Theory” which states that the numbers of persons who move between two areas are directly proportional to the two populations and inversely proportional to the distance between them. Zipf was agreed with </w:t>
+      </w:r>
+      <w:proofErr w:type="spellStart"/>
+      <w:r>
+        <w:t>R</w:t>
+      </w:r>
+      <w:r>
+        <w:t>a</w:t>
+      </w:r>
+      <w:r>
+        <w:t>vensteins</w:t>
+      </w:r>
+      <w:proofErr w:type="spellEnd"/>
+      <w:r>
+        <w:t>‟ view regarding to irritation. Gravity Model m=a* u/v, where is the number of migrants in a given stream. u and v independent variables</w:t>
       </w:r>
       <w:r>
         <w:t xml:space="preserve"> </w:t>
@@ -4012,13 +4114,41 @@
         <w:t>“The</w:t>
       </w:r>
       <w:r>
-        <w:t xml:space="preserve"> principle of least effort”. His model was based on Revenstein</w:t>
+        <w:t xml:space="preserve"> principle of least effort”. His model was based on </w:t>
+      </w:r>
+      <w:proofErr w:type="spellStart"/>
+      <w:r>
+        <w:t>R</w:t>
+      </w:r>
+      <w:r>
+        <w:t>a</w:t>
+      </w:r>
+      <w:r>
+        <w:t>venstein</w:t>
       </w:r>
       <w:r>
         <w:t>'</w:t>
       </w:r>
       <w:r>
-        <w:t>s theory of migration. He was agreed with Revenstein‟s view regarding migration is inversely related to the distance to be travelled. According to him, the greater distance is effort required to overcome the difficulty and therefore the similar is the number of migrants. Similarly</w:t>
+        <w:t>s</w:t>
+      </w:r>
+      <w:proofErr w:type="spellEnd"/>
+      <w:r>
+        <w:t xml:space="preserve"> theory of migration. He was agreed with </w:t>
+      </w:r>
+      <w:proofErr w:type="spellStart"/>
+      <w:r>
+        <w:t>R</w:t>
+      </w:r>
+      <w:r>
+        <w:t>a</w:t>
+      </w:r>
+      <w:r>
+        <w:t>venstein‟s</w:t>
+      </w:r>
+      <w:proofErr w:type="spellEnd"/>
+      <w:r>
+        <w:t xml:space="preserve"> view regarding migration is inversely related to the distance to be travelled. According to him, the greater distance is effort required to overcome the difficulty and therefore the similar is the number of migrants. Similarly</w:t>
       </w:r>
       <w:r>
         <w:t>,</w:t>
@@ -4109,8 +4239,13 @@
       <w:pPr>
         <w:pStyle w:val="BodyText"/>
       </w:pPr>
-      <w:r>
-        <w:t xml:space="preserve">Mobunjunje (1970) applied a concept of system theory in the system of rural to urban migration operates having economic, social, technological and government component. He attempted to relate </w:t>
+      <w:proofErr w:type="spellStart"/>
+      <w:r>
+        <w:t>Mabogunje</w:t>
+      </w:r>
+      <w:proofErr w:type="spellEnd"/>
+      <w:r>
+        <w:t xml:space="preserve"> (1970) applied a concept of system theory in the system of rural to urban migration operates having economic, social, technological and government component. He attempted to relate </w:t>
       </w:r>
       <w:r>
         <w:t>trends,</w:t>
@@ -4160,29 +4295,51 @@
       <w:pPr>
         <w:pStyle w:val="Heading2"/>
       </w:pPr>
-      <w:bookmarkStart w:id="10" w:name="_Toc216936137"/>
+      <w:bookmarkStart w:id="11" w:name="_Toc217393355"/>
       <w:r>
         <w:t>2.1 Theoretical Review</w:t>
       </w:r>
-      <w:bookmarkEnd w:id="10"/>
+      <w:bookmarkEnd w:id="11"/>
     </w:p>
     <w:p>
       <w:pPr>
         <w:pStyle w:val="BodyText"/>
       </w:pPr>
       <w:r>
-        <w:t>Migration is a complex phenomenon influenced by economic, social, and environmental factors. Several theories have been developed to explain the process of migration. Revenstein (1885), known as the father of migration studies, introduced the concept of migration streams and counter-streams, emphasizing that migration flows occur systematically between regions. He also highlighted the importance of distance in migration patterns. Lee (1966) extended this idea through the push-pull framework, explaining that migration decisions are influenced by factors at the origin (push) and destination (pull), as well as intervening obstacles such as distance, transportation, and cost. Personal characteristics like age, sex, and education further shape migration decisions. Zipf (1964) proposed the Gravitational Theory, suggesting that the number of migrants between two areas is directly proportional to their populations and inversely proportional to the distance separating them. Todaro (1976) added an economic perspective, emphasizing that expected income differentials, rather than actual earnings, largely drive migration. Together, these theories provide the conceptual foundation for understanding the causes and patterns of migration in Ward 9, Sankhu.</w:t>
+        <w:t xml:space="preserve">Migration is a complex phenomenon influenced by economic, social, and environmental factors. Several theories have been developed to explain the process of migration. </w:t>
+      </w:r>
+      <w:proofErr w:type="spellStart"/>
+      <w:r>
+        <w:t>R</w:t>
+      </w:r>
+      <w:r>
+        <w:t>a</w:t>
+      </w:r>
+      <w:r>
+        <w:t>venstein</w:t>
+      </w:r>
+      <w:proofErr w:type="spellEnd"/>
+      <w:r>
+        <w:t xml:space="preserve"> (1885), known as the father of migration studies, introduced the concept of migration streams and counter-streams, emphasizing that migration flows occur systematically between regions. He also highlighted the importance of distance in migration patterns. Lee (1966) extended this idea through the push-pull framework, explaining that migration decisions are influenced by factors at the origin (push) and destination (pull), as well as intervening obstacles such as distance, transportation, and cost. Personal characteristics like age, sex, and education further shape migration decisions. Zipf (1964) proposed the Gravitational Theory, suggesting that the number of migrants between two areas is directly proportional to their populations and inversely proportional to the distance separating them. Todaro (1976) added an economic perspective, emphasizing that expected income differentials, rather than actual earnings, largely drive migration. Together, these theories provide the conceptual foundation for understanding the causes and patterns of migration in Ward 9, </w:t>
+      </w:r>
+      <w:proofErr w:type="spellStart"/>
+      <w:r>
+        <w:t>Sankhu</w:t>
+      </w:r>
+      <w:proofErr w:type="spellEnd"/>
+      <w:r>
+        <w:t>.</w:t>
       </w:r>
     </w:p>
     <w:p>
       <w:pPr>
         <w:pStyle w:val="Heading2"/>
       </w:pPr>
-      <w:bookmarkStart w:id="11" w:name="_Toc216936138"/>
+      <w:bookmarkStart w:id="12" w:name="_Toc217393356"/>
       <w:r>
         <w:t>2.2 Empirical Review</w:t>
       </w:r>
-      <w:bookmarkEnd w:id="11"/>
+      <w:bookmarkEnd w:id="12"/>
     </w:p>
     <w:p>
       <w:pPr>
@@ -4193,18 +4350,26 @@
       </w:r>
       <w:r>
         <w:lastRenderedPageBreak/>
-        <w:t>factors. K.C. (1998) analyzed both micro and macro-level determinants of migration, including literacy, age distribution, family kinship, and government resettlement projects. Kunwar (2015) applied multivariate analysis and found that low productivity and insufficient land prompted migration, while availability of facilities and presence of relatives influenced the decision to move. Niroula (2016) noted that during the Maoist insurgency, migration from hills to Terai accelerated due to population pressure, infrastructure development, and employment opportunities. These studies demonstrate the relevance of economic, social, and environmental factors in driving migration and highlight the need for a localized study in Ward 9, Sankhu.</w:t>
+        <w:t xml:space="preserve">factors. K.C. (1998) analyzed both micro and macro-level determinants of migration, including literacy, age distribution, family kinship, and government resettlement projects. Kunwar (2015) applied multivariate analysis and found that low productivity and insufficient land prompted migration, while availability of facilities and presence of relatives influenced the decision to move. Niroula (2016) noted that during the Maoist insurgency, migration from hills to Terai accelerated due to population pressure, infrastructure development, and employment opportunities. These studies demonstrate the relevance of economic, social, and environmental factors in driving migration and highlight the need for a localized study in Ward 9, </w:t>
+      </w:r>
+      <w:proofErr w:type="spellStart"/>
+      <w:r>
+        <w:t>Sankhu</w:t>
+      </w:r>
+      <w:proofErr w:type="spellEnd"/>
+      <w:r>
+        <w:t>.</w:t>
       </w:r>
     </w:p>
     <w:p>
       <w:pPr>
         <w:pStyle w:val="Heading2"/>
       </w:pPr>
-      <w:bookmarkStart w:id="12" w:name="_Toc216936139"/>
+      <w:bookmarkStart w:id="13" w:name="_Toc217393357"/>
       <w:r>
         <w:t>2.3 Policy Review</w:t>
       </w:r>
-      <w:bookmarkEnd w:id="12"/>
+      <w:bookmarkEnd w:id="13"/>
     </w:p>
     <w:p>
       <w:pPr>
@@ -4224,11 +4389,11 @@
       <w:pPr>
         <w:pStyle w:val="Heading2"/>
       </w:pPr>
-      <w:bookmarkStart w:id="13" w:name="_Toc216936140"/>
+      <w:bookmarkStart w:id="14" w:name="_Toc217393358"/>
       <w:r>
         <w:t>2.4 Research Gap</w:t>
       </w:r>
-      <w:bookmarkEnd w:id="13"/>
+      <w:bookmarkEnd w:id="14"/>
     </w:p>
     <w:p>
       <w:pPr>
@@ -4246,7 +4411,15 @@
         <w:t>macro-level or city-wide</w:t>
       </w:r>
       <w:r>
-        <w:t xml:space="preserve">, lacking focus on specific wards like Ward 9, Sankhu. Few studies integrate </w:t>
+        <w:t xml:space="preserve">, lacking focus on specific wards like Ward 9, </w:t>
+      </w:r>
+      <w:proofErr w:type="spellStart"/>
+      <w:r>
+        <w:t>Sankhu</w:t>
+      </w:r>
+      <w:proofErr w:type="spellEnd"/>
+      <w:r>
+        <w:t xml:space="preserve">. Few studies integrate </w:t>
       </w:r>
       <w:r>
         <w:rPr>
@@ -4286,17 +4459,12 @@
       <w:pPr>
         <w:pStyle w:val="Heading2"/>
       </w:pPr>
-      <w:bookmarkStart w:id="14" w:name="_Toc216936141"/>
+      <w:bookmarkStart w:id="15" w:name="_Toc217393359"/>
       <w:r>
         <w:lastRenderedPageBreak/>
-        <w:t>2.5 Conceptual F</w:t>
-      </w:r>
-      <w:bookmarkStart w:id="15" w:name="_GoBack"/>
+        <w:t>2.5 Conceptual Framework</w:t>
+      </w:r>
       <w:bookmarkEnd w:id="15"/>
-      <w:r>
-        <w:t>ramework</w:t>
-      </w:r>
-      <w:bookmarkEnd w:id="14"/>
     </w:p>
     <w:p>
       <w:pPr>
@@ -4333,15 +4501,15 @@
         <mc:AlternateContent>
           <mc:Choice Requires="wpg">
             <w:drawing>
-              <wp:anchor distT="0" distB="0" distL="114300" distR="114300" simplePos="0" relativeHeight="251680768" behindDoc="0" locked="0" layoutInCell="1" allowOverlap="1" wp14:anchorId="787C6FEE" wp14:editId="7451FAB9">
+              <wp:anchor distT="0" distB="0" distL="114300" distR="114300" simplePos="0" relativeHeight="251680768" behindDoc="0" locked="0" layoutInCell="1" allowOverlap="1" wp14:anchorId="787C6FEE" wp14:editId="22F1696E">
                 <wp:simplePos x="0" y="0"/>
-                <wp:positionH relativeFrom="column">
-                  <wp:posOffset>0</wp:posOffset>
+                <wp:positionH relativeFrom="margin">
+                  <wp:align>left</wp:align>
                 </wp:positionH>
                 <wp:positionV relativeFrom="paragraph">
-                  <wp:posOffset>214457</wp:posOffset>
+                  <wp:posOffset>212725</wp:posOffset>
                 </wp:positionV>
-                <wp:extent cx="5492115" cy="4152900"/>
+                <wp:extent cx="5492115" cy="3943350"/>
                 <wp:effectExtent l="0" t="0" r="13335" b="19050"/>
                 <wp:wrapNone/>
                 <wp:docPr id="1" name="Group 1"/>
@@ -4353,7 +4521,7 @@
                       <wpg:grpSpPr>
                         <a:xfrm>
                           <a:off x="0" y="0"/>
-                          <a:ext cx="5492115" cy="4152900"/>
+                          <a:ext cx="5492115" cy="3943350"/>
                           <a:chOff x="0" y="0"/>
                           <a:chExt cx="5356860" cy="2991143"/>
                         </a:xfrm>
@@ -5438,7 +5606,7 @@
           </mc:Choice>
           <mc:Fallback>
             <w:pict>
-              <v:group w14:anchorId="787C6FEE" id="Group 1" o:spid="_x0000_s1026" style="position:absolute;margin-left:0;margin-top:16.9pt;width:432.45pt;height:327pt;z-index:251680768;mso-width-relative:margin;mso-height-relative:margin" coordsize="53568,29911" o:gfxdata="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">
+              <v:group w14:anchorId="787C6FEE" id="Group 1" o:spid="_x0000_s1026" style="position:absolute;margin-left:0;margin-top:16.75pt;width:432.45pt;height:310.5pt;z-index:251680768;mso-position-horizontal:left;mso-position-horizontal-relative:margin;mso-width-relative:margin;mso-height-relative:margin" coordsize="53568,29911" o:gfxdata="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">
                 <v:shapetype id="_x0000_t202" coordsize="21600,21600" o:spt="202" path="m,l,21600r21600,l21600,xe">
                   <v:stroke joinstyle="miter"/>
                   <v:path gradientshapeok="t" o:connecttype="rect"/>
@@ -6023,6 +6191,7 @@
                 <v:line id="Straight Connector 22" o:spid="_x0000_s1042" style="position:absolute;flip:x;visibility:visible;mso-wrap-style:square" from="14067,17701" to="45309,17701" o:connectortype="straight" o:gfxdata="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" filled="t" fillcolor="white [3201]" strokecolor="black [3200]" strokeweight="1pt">
                   <v:stroke joinstyle="miter"/>
                 </v:line>
+                <w10:wrap anchorx="margin"/>
               </v:group>
             </w:pict>
           </mc:Fallback>
@@ -6191,7 +6360,6 @@
       <w:pPr>
         <w:pStyle w:val="Caption"/>
         <w:spacing w:before="240"/>
-        <w:jc w:val="center"/>
       </w:pPr>
     </w:p>
     <w:p>
@@ -6200,37 +6368,17 @@
         <w:spacing w:before="240"/>
         <w:jc w:val="center"/>
       </w:pPr>
-    </w:p>
-    <w:p>
-      <w:pPr>
-        <w:pStyle w:val="Caption"/>
-        <w:spacing w:before="240"/>
-        <w:jc w:val="center"/>
-      </w:pPr>
       <w:r>
         <w:t xml:space="preserve">Figure </w:t>
       </w:r>
-      <w:r>
-        <w:fldChar w:fldCharType="begin"/>
-      </w:r>
-      <w:r>
-        <w:instrText xml:space="preserve"> SEQ Figure \* ARABIC </w:instrText>
-      </w:r>
-      <w:r>
-        <w:fldChar w:fldCharType="separate"/>
-      </w:r>
-      <w:r>
-        <w:rPr>
-          <w:noProof/>
-        </w:rPr>
-        <w:t>1</w:t>
-      </w:r>
-      <w:r>
-        <w:rPr>
-          <w:noProof/>
-        </w:rPr>
-        <w:fldChar w:fldCharType="end"/>
-      </w:r>
+      <w:fldSimple w:instr=" SEQ Figure \* ARABIC ">
+        <w:r>
+          <w:rPr>
+            <w:noProof/>
+          </w:rPr>
+          <w:t>1</w:t>
+        </w:r>
+      </w:fldSimple>
       <w:r>
         <w:t xml:space="preserve"> Conceptual Framework of Migration Study</w:t>
       </w:r>
@@ -6316,7 +6464,15 @@
         <w:pStyle w:val="BodyText"/>
       </w:pPr>
       <w:r>
-        <w:t>The framework guides the research methodology, data collection, and analysis, ensuring that the study captures the causes, patterns, and consequences of migration in Ward 9, Sankhu.</w:t>
+        <w:t xml:space="preserve">The framework guides the research methodology, data collection, and analysis, ensuring that the study captures the causes, patterns, and consequences of migration in Ward 9, </w:t>
+      </w:r>
+      <w:proofErr w:type="spellStart"/>
+      <w:r>
+        <w:t>Sankhu</w:t>
+      </w:r>
+      <w:proofErr w:type="spellEnd"/>
+      <w:r>
+        <w:t>.</w:t>
       </w:r>
     </w:p>
     <w:p>
@@ -6335,7 +6491,7 @@
         </w:rPr>
         <w:br w:type="page"/>
       </w:r>
-      <w:bookmarkStart w:id="16" w:name="_Toc216936142"/>
+      <w:bookmarkStart w:id="16" w:name="_Toc217393360"/>
       <w:r>
         <w:rPr>
           <w:rStyle w:val="Strong"/>
@@ -6366,7 +6522,7 @@
           <w:szCs w:val="38"/>
         </w:rPr>
       </w:pPr>
-      <w:bookmarkStart w:id="17" w:name="_Toc216936143"/>
+      <w:bookmarkStart w:id="17" w:name="_Toc217393361"/>
       <w:r>
         <w:rPr>
           <w:rStyle w:val="Strong"/>
@@ -6383,6 +6539,7 @@
       <w:pPr>
         <w:pStyle w:val="Heading2"/>
       </w:pPr>
+      <w:bookmarkStart w:id="18" w:name="_Toc217393362"/>
       <w:r>
         <w:t xml:space="preserve">3.1 </w:t>
       </w:r>
@@ -6407,13 +6564,30 @@
       <w:r>
         <w:t>Study Area</w:t>
       </w:r>
+      <w:bookmarkEnd w:id="18"/>
     </w:p>
     <w:p>
       <w:pPr>
         <w:pStyle w:val="BodyText"/>
       </w:pPr>
       <w:r>
-        <w:t>The choice of Shankharapur Municipality Ward 9 (Sankhu) as the focal point for this research is based on the following strategic justifications:</w:t>
+        <w:t xml:space="preserve">The choice of </w:t>
+      </w:r>
+      <w:proofErr w:type="spellStart"/>
+      <w:r>
+        <w:t>Shankharapur</w:t>
+      </w:r>
+      <w:proofErr w:type="spellEnd"/>
+      <w:r>
+        <w:t xml:space="preserve"> Municipality Ward 9 (</w:t>
+      </w:r>
+      <w:proofErr w:type="spellStart"/>
+      <w:r>
+        <w:t>Sankhu</w:t>
+      </w:r>
+      <w:proofErr w:type="spellEnd"/>
+      <w:r>
+        <w:t>) as the focal point for this research is based on the following strategic justifications:</w:t>
       </w:r>
     </w:p>
     <w:p>
@@ -6423,8 +6597,13 @@
           <w:lang w:eastAsia="en-US"/>
         </w:rPr>
       </w:pPr>
-      <w:r>
-        <w:t>Shankharapur is a rapidly developing municipality on the periphery of Kathmandu that is currently experiencing a continuous, daily influx of in-migrants. This constant population movement creates an immediate and high-priority need to investigate the resulting socio-economic and demographic consequences, whether positive or negative.</w:t>
+      <w:proofErr w:type="spellStart"/>
+      <w:r>
+        <w:t>Shankharapur</w:t>
+      </w:r>
+      <w:proofErr w:type="spellEnd"/>
+      <w:r>
+        <w:t xml:space="preserve"> is a rapidly developing municipality on the periphery of Kathmandu that is currently experiencing a continuous, daily influx of in-migrants. This constant population movement creates an immediate and high-priority need to investigate the resulting socio-economic and demographic consequences, whether positive or negative.</w:t>
       </w:r>
     </w:p>
     <w:p>
@@ -6457,7 +6636,13 @@
         </w:rPr>
       </w:pPr>
       <w:r>
-        <w:t>Existing literature on migration in Nepal is largely dominated by macro-level or city-wide analyses. There is a significant lack of context-specific research that integrates demographic, socio-economic, and policy perspectives at a localised ward level, particularly in areas like Ward 9 that have seen shifts following the 2015 earthquake.</w:t>
+        <w:t xml:space="preserve">Existing literature on migration in Nepal is largely dominated by macro-level or city-wide analyses. There is a significant lack of context-specific research that integrates demographic, socio-economic, and policy perspectives at a </w:t>
+      </w:r>
+      <w:r>
+        <w:t>localized</w:t>
+      </w:r>
+      <w:r>
+        <w:t xml:space="preserve"> ward level, particularly in areas like Ward 9 that have seen shifts following the 2015 earthquake.</w:t>
       </w:r>
     </w:p>
     <w:p>
@@ -6468,233 +6653,264 @@
         </w:rPr>
       </w:pPr>
       <w:r>
-        <w:t>This specific ward serves as an ideal "laboratory" to identify localised dynamics that can help planners and development practitioners design targeted interventions. The findings will identify new perspectives to enhance public participation and accelerate sustainable urban development within the municipality.</w:t>
+        <w:t xml:space="preserve">This specific ward serves as an ideal "laboratory" to identify </w:t>
+      </w:r>
+      <w:r>
+        <w:t>localized</w:t>
+      </w:r>
+      <w:r>
+        <w:t xml:space="preserve"> dynamics that can help planners and development practitioners design targeted interventions. The findings will identify new perspectives to enhance public participation and accelerate sustainable urban development within the municipality.</w:t>
       </w:r>
     </w:p>
     <w:p/>
     <w:p>
+      <w:pPr>
+        <w:pStyle w:val="Heading2"/>
+      </w:pPr>
+      <w:bookmarkStart w:id="19" w:name="_Toc217393363"/>
       <w:r>
         <w:lastRenderedPageBreak/>
-        <w:softHyphen/>
-      </w:r>
-    </w:p>
-    <w:p/>
+        <w:t>3.2</w:t>
+      </w:r>
+      <w:r>
+        <w:t xml:space="preserve"> Research Design</w:t>
+      </w:r>
+      <w:bookmarkEnd w:id="19"/>
+    </w:p>
+    <w:p>
+      <w:pPr>
+        <w:pStyle w:val="BodyText"/>
+      </w:pPr>
+      <w:r>
+        <w:t xml:space="preserve">The main objective of this research is to explore the </w:t>
+      </w:r>
+      <w:r>
+        <w:t xml:space="preserve">trend, causes and consequences of </w:t>
+      </w:r>
+      <w:r>
+        <w:t>immigration</w:t>
+      </w:r>
+      <w:r>
+        <w:t xml:space="preserve"> of the study area.  </w:t>
+      </w:r>
+      <w:r>
+        <w:t xml:space="preserve">In order to carry out the research properly, both descriptive and exploratory research designs will be used. It will explore the </w:t>
+      </w:r>
+      <w:r>
+        <w:t>causes</w:t>
+      </w:r>
+      <w:r>
+        <w:t xml:space="preserve"> concerned with </w:t>
+      </w:r>
+      <w:r>
+        <w:t>immigration</w:t>
+      </w:r>
+      <w:r>
+        <w:t xml:space="preserve"> within the </w:t>
+      </w:r>
+      <w:r>
+        <w:t>immigrant</w:t>
+      </w:r>
+      <w:r>
+        <w:t>s</w:t>
+      </w:r>
+      <w:r>
+        <w:t xml:space="preserve">. </w:t>
+      </w:r>
+    </w:p>
     <w:p>
       <w:pPr>
         <w:pStyle w:val="Heading2"/>
       </w:pPr>
-      <w:bookmarkStart w:id="18" w:name="_Toc216936144"/>
-      <w:r>
-        <w:t>3.2</w:t>
-      </w:r>
-      <w:r>
-        <w:t xml:space="preserve"> Research Design</w:t>
-      </w:r>
-      <w:bookmarkEnd w:id="18"/>
+      <w:bookmarkStart w:id="20" w:name="_Toc217393364"/>
+      <w:r>
+        <w:t>3.3</w:t>
+      </w:r>
+      <w:r>
+        <w:t xml:space="preserve"> </w:t>
+      </w:r>
+      <w:r>
+        <w:t>Nature and source of data</w:t>
+      </w:r>
+      <w:bookmarkEnd w:id="20"/>
     </w:p>
     <w:p>
       <w:pPr>
         <w:pStyle w:val="BodyText"/>
       </w:pPr>
       <w:r>
-        <w:t xml:space="preserve">The main objective of this research is to explore the </w:t>
-      </w:r>
-      <w:r>
-        <w:t xml:space="preserve">trend, causes and consequences of inmigration of the study area.  </w:t>
-      </w:r>
-      <w:r>
-        <w:t xml:space="preserve">In order to carry out the research properly, both descriptive and exploratory research designs will be used. It will explore the </w:t>
-      </w:r>
-      <w:r>
-        <w:t>causes</w:t>
-      </w:r>
-      <w:r>
-        <w:t xml:space="preserve"> concerned with </w:t>
-      </w:r>
-      <w:r>
-        <w:t>inmigration within the inmigrant</w:t>
-      </w:r>
-      <w:r>
-        <w:t>s</w:t>
-      </w:r>
-      <w:r>
-        <w:t xml:space="preserve">. </w:t>
+        <w:t xml:space="preserve">This study will base on both primary and secondary data. Primary data will be collected in the field with the help of different tools and techniques; interview and observation. On the </w:t>
+      </w:r>
+      <w:r>
+        <w:t>other hand,</w:t>
+      </w:r>
+      <w:r>
+        <w:t xml:space="preserve"> the secondary data will be obtained from library, published and unpublished articles, documents, books and CBS records</w:t>
+      </w:r>
+      <w:r>
+        <w:t xml:space="preserve"> and the municipality record of the study area</w:t>
+      </w:r>
+      <w:r>
+        <w:t>.</w:t>
       </w:r>
     </w:p>
     <w:p>
       <w:pPr>
         <w:pStyle w:val="Heading2"/>
       </w:pPr>
-      <w:bookmarkStart w:id="19" w:name="_Toc216936145"/>
-      <w:r>
-        <w:t>3.3</w:t>
-      </w:r>
       <w:r>
         <w:t xml:space="preserve"> </w:t>
       </w:r>
-      <w:r>
-        <w:t>Nature and source of data</w:t>
-      </w:r>
-      <w:bookmarkEnd w:id="19"/>
+      <w:bookmarkStart w:id="21" w:name="_Toc217393365"/>
+      <w:r>
+        <w:t>3.4</w:t>
+      </w:r>
+      <w:r>
+        <w:t xml:space="preserve"> </w:t>
+      </w:r>
+      <w:r>
+        <w:t>Population and Sampling</w:t>
+      </w:r>
+      <w:bookmarkEnd w:id="21"/>
     </w:p>
     <w:p>
       <w:pPr>
         <w:pStyle w:val="BodyText"/>
       </w:pPr>
       <w:r>
-        <w:t xml:space="preserve">This study will base on both primary and secondary data. Primary data will be collected in the field with the help of different tools and techniques; interview and observation. On the </w:t>
-      </w:r>
-      <w:r>
-        <w:t>other hand,</w:t>
-      </w:r>
-      <w:r>
-        <w:t xml:space="preserve"> the secondary data will be obtained from library, published and unpublished articles, documents, books and CBS records</w:t>
-      </w:r>
-      <w:r>
-        <w:t xml:space="preserve"> and the municipality record of the study area</w:t>
-      </w:r>
-      <w:r>
-        <w:t>.</w:t>
+        <w:t xml:space="preserve">The </w:t>
+      </w:r>
+      <w:proofErr w:type="spellStart"/>
+      <w:r>
+        <w:t>Shankharapur</w:t>
+      </w:r>
+      <w:proofErr w:type="spellEnd"/>
+      <w:r>
+        <w:t xml:space="preserve"> M</w:t>
+      </w:r>
+      <w:r>
+        <w:t>unicipality ward 9</w:t>
+      </w:r>
+      <w:r>
+        <w:t xml:space="preserve"> profile </w:t>
+      </w:r>
+      <w:r>
+        <w:t>-</w:t>
+      </w:r>
+      <w:r>
+        <w:t xml:space="preserve"> </w:t>
+      </w:r>
+      <w:r>
+        <w:t>20</w:t>
+      </w:r>
+      <w:r>
+        <w:t>24</w:t>
+      </w:r>
+      <w:r>
+        <w:t xml:space="preserve"> sh</w:t>
+      </w:r>
+      <w:r>
+        <w:t xml:space="preserve">ows that there </w:t>
+      </w:r>
+      <w:r>
+        <w:t>is</w:t>
+      </w:r>
+      <w:r>
+        <w:t xml:space="preserve"> a total of </w:t>
+      </w:r>
+      <w:r>
+        <w:t>4345</w:t>
+      </w:r>
+      <w:r>
+        <w:t xml:space="preserve"> households. Out of 9 wards, ward no.</w:t>
+      </w:r>
+      <w:r>
+        <w:t>9</w:t>
+      </w:r>
+      <w:r>
+        <w:t xml:space="preserve"> will be considered</w:t>
+      </w:r>
+      <w:r>
+        <w:t xml:space="preserve"> as</w:t>
+      </w:r>
+      <w:r>
+        <w:t xml:space="preserve"> st</w:t>
+      </w:r>
+      <w:r>
+        <w:t xml:space="preserve">udy area. This ward </w:t>
+      </w:r>
+      <w:r>
+        <w:t>contains</w:t>
+      </w:r>
+      <w:r>
+        <w:t xml:space="preserve"> 87 </w:t>
+      </w:r>
+      <w:r>
+        <w:t>households</w:t>
+      </w:r>
+      <w:r>
+        <w:t>. These households were</w:t>
+      </w:r>
+      <w:r>
+        <w:t xml:space="preserve"> sampled for the study because of the time, resources, expert manpower and proper implication of the study. </w:t>
+      </w:r>
+      <w:r>
+        <w:t>Random sampling</w:t>
+      </w:r>
+      <w:r>
+        <w:t xml:space="preserve"> method will be used to </w:t>
+      </w:r>
+      <w:r>
+        <w:t xml:space="preserve">choose </w:t>
+      </w:r>
+      <w:proofErr w:type="spellStart"/>
+      <w:r>
+        <w:t>Shankharapur</w:t>
+      </w:r>
+      <w:proofErr w:type="spellEnd"/>
+      <w:r>
+        <w:t xml:space="preserve"> municipality </w:t>
+      </w:r>
+      <w:r>
+        <w:t xml:space="preserve">ward no. </w:t>
+      </w:r>
+      <w:r>
+        <w:t>9</w:t>
+      </w:r>
+      <w:r>
+        <w:t xml:space="preserve"> from </w:t>
+      </w:r>
+      <w:r>
+        <w:t>Kathmandu</w:t>
+      </w:r>
+      <w:r>
+        <w:t xml:space="preserve"> district. To draw the sample from whole population, purposive method will be used. </w:t>
       </w:r>
     </w:p>
     <w:p>
       <w:pPr>
         <w:pStyle w:val="Heading2"/>
       </w:pPr>
+      <w:bookmarkStart w:id="22" w:name="_Toc217393366"/>
+      <w:r>
+        <w:t>3.5</w:t>
+      </w:r>
       <w:r>
         <w:t xml:space="preserve"> </w:t>
       </w:r>
-      <w:bookmarkStart w:id="20" w:name="_Toc216936146"/>
-      <w:r>
-        <w:t>3.4</w:t>
-      </w:r>
+      <w:r>
+        <w:t>Method of Data Collection</w:t>
+      </w:r>
+      <w:bookmarkEnd w:id="22"/>
       <w:r>
         <w:t xml:space="preserve"> </w:t>
       </w:r>
-      <w:r>
-        <w:t>Population and Sampling</w:t>
-      </w:r>
-      <w:bookmarkEnd w:id="20"/>
     </w:p>
     <w:p>
       <w:pPr>
         <w:pStyle w:val="BodyText"/>
       </w:pPr>
       <w:r>
-        <w:t xml:space="preserve">The </w:t>
-      </w:r>
-      <w:r>
-        <w:t>Shankharapur M</w:t>
-      </w:r>
-      <w:r>
-        <w:t>unicipality ward 9</w:t>
-      </w:r>
-      <w:r>
-        <w:t xml:space="preserve"> profile </w:t>
-      </w:r>
-      <w:r>
-        <w:t>-</w:t>
-      </w:r>
-      <w:r>
-        <w:t xml:space="preserve"> </w:t>
-      </w:r>
-      <w:r>
-        <w:t>20</w:t>
-      </w:r>
-      <w:r>
-        <w:t>24</w:t>
-      </w:r>
-      <w:r>
-        <w:t xml:space="preserve"> sh</w:t>
-      </w:r>
-      <w:r>
-        <w:t>ows that there are a total of 843</w:t>
-      </w:r>
-      <w:r>
-        <w:t xml:space="preserve"> households. Out of 9 wards, ward no.</w:t>
-      </w:r>
-      <w:r>
-        <w:t>9</w:t>
-      </w:r>
-      <w:r>
-        <w:t xml:space="preserve"> will be considered</w:t>
-      </w:r>
-      <w:r>
-        <w:t xml:space="preserve"> as</w:t>
-      </w:r>
-      <w:r>
-        <w:t xml:space="preserve"> st</w:t>
-      </w:r>
-      <w:r>
-        <w:t xml:space="preserve">udy area. This ward </w:t>
-      </w:r>
-      <w:r>
-        <w:t>contains</w:t>
-      </w:r>
-      <w:r>
-        <w:t xml:space="preserve"> 87 </w:t>
-      </w:r>
-      <w:r>
-        <w:t>households</w:t>
-      </w:r>
-      <w:r>
-        <w:t>. These households were</w:t>
-      </w:r>
-      <w:r>
-        <w:t xml:space="preserve"> sampled for the study because of the time, resources, expert manpower and proper implication of the study. </w:t>
-      </w:r>
-      <w:r>
-        <w:t>Random sampling</w:t>
-      </w:r>
-      <w:r>
-        <w:t xml:space="preserve"> method will be used to </w:t>
-      </w:r>
-      <w:r>
-        <w:t>choose Shankharapur</w:t>
-      </w:r>
-      <w:r>
-        <w:t xml:space="preserve"> municipality </w:t>
-      </w:r>
-      <w:r>
-        <w:t xml:space="preserve">ward no. </w:t>
-      </w:r>
-      <w:r>
-        <w:t>9</w:t>
-      </w:r>
-      <w:r>
-        <w:t xml:space="preserve"> from </w:t>
-      </w:r>
-      <w:r>
-        <w:t>Kathmandu</w:t>
-      </w:r>
-      <w:r>
-        <w:t xml:space="preserve"> district. To draw the sample from whole population, purposive method will be used. </w:t>
-      </w:r>
-    </w:p>
-    <w:p>
-      <w:pPr>
-        <w:pStyle w:val="Heading2"/>
-      </w:pPr>
-      <w:bookmarkStart w:id="21" w:name="_Toc216936147"/>
-      <w:r>
-        <w:t>3.5</w:t>
-      </w:r>
-      <w:r>
-        <w:t xml:space="preserve"> </w:t>
-      </w:r>
-      <w:r>
-        <w:t>Method of Data Collection</w:t>
-      </w:r>
-      <w:bookmarkEnd w:id="21"/>
-      <w:r>
-        <w:t xml:space="preserve"> </w:t>
-      </w:r>
-    </w:p>
-    <w:p>
-      <w:pPr>
-        <w:pStyle w:val="BodyText"/>
-      </w:pPr>
-      <w:r>
         <w:t>In order to obtain necessary and reliable data for thus study the researcher will use the method such as observation, unstructured interview and some case study.</w:t>
       </w:r>
       <w:r>
@@ -6705,7 +6921,7 @@
       <w:pPr>
         <w:pStyle w:val="Heading3"/>
       </w:pPr>
-      <w:bookmarkStart w:id="22" w:name="_Toc216936148"/>
+      <w:bookmarkStart w:id="23" w:name="_Toc217393367"/>
       <w:r>
         <w:lastRenderedPageBreak/>
         <w:t>3.5</w:t>
@@ -6716,7 +6932,7 @@
       <w:r>
         <w:t>Observation</w:t>
       </w:r>
-      <w:bookmarkEnd w:id="22"/>
+      <w:bookmarkEnd w:id="23"/>
     </w:p>
     <w:p>
       <w:pPr>
@@ -6729,17 +6945,29 @@
         <w:t>social status. Community participation, role in community decision making, their rel</w:t>
       </w:r>
       <w:r>
-        <w:t>ationship between the inmigrant</w:t>
-      </w:r>
-      <w:r>
-        <w:t>s and residential. The inmigration will be observed to find out the causes and consequences in the development sector of the study area</w:t>
+        <w:t xml:space="preserve">ationship between the </w:t>
+      </w:r>
+      <w:r>
+        <w:t>immigrant</w:t>
+      </w:r>
+      <w:r>
+        <w:t>s</w:t>
+      </w:r>
+      <w:r>
+        <w:t xml:space="preserve"> and residential. The </w:t>
+      </w:r>
+      <w:r>
+        <w:t>immigration</w:t>
+      </w:r>
+      <w:r>
+        <w:t xml:space="preserve"> will be observed to find out the causes and consequences in the development sector of the study area</w:t>
       </w:r>
     </w:p>
     <w:p>
       <w:pPr>
         <w:pStyle w:val="Heading3"/>
       </w:pPr>
-      <w:bookmarkStart w:id="23" w:name="_Toc216936149"/>
+      <w:bookmarkStart w:id="24" w:name="_Toc217393368"/>
       <w:r>
         <w:t>3.5</w:t>
       </w:r>
@@ -6749,7 +6977,7 @@
       <w:r>
         <w:t>terview</w:t>
       </w:r>
-      <w:bookmarkEnd w:id="23"/>
+      <w:bookmarkEnd w:id="24"/>
     </w:p>
     <w:p>
       <w:pPr>
@@ -6780,7 +7008,13 @@
         <w:t>,</w:t>
       </w:r>
       <w:r>
-        <w:t xml:space="preserve"> while the third section will be the socio economic </w:t>
+        <w:t xml:space="preserve"> while the third section will be the </w:t>
+      </w:r>
+      <w:r>
+        <w:t>socio-economic</w:t>
+      </w:r>
+      <w:r>
+        <w:t xml:space="preserve"> </w:t>
       </w:r>
       <w:r>
         <w:t>variables. The</w:t>
@@ -6805,7 +7039,7 @@
       <w:pPr>
         <w:pStyle w:val="Heading2"/>
       </w:pPr>
-      <w:bookmarkStart w:id="24" w:name="_Toc216936150"/>
+      <w:bookmarkStart w:id="25" w:name="_Toc217393369"/>
       <w:r>
         <w:t>3.6</w:t>
       </w:r>
@@ -6815,7 +7049,7 @@
       <w:r>
         <w:t>Data Analysis and Presentation</w:t>
       </w:r>
-      <w:bookmarkEnd w:id="24"/>
+      <w:bookmarkEnd w:id="25"/>
     </w:p>
     <w:p>
       <w:pPr>
@@ -6829,7 +7063,7 @@
       <w:pPr>
         <w:pStyle w:val="Heading2"/>
       </w:pPr>
-      <w:bookmarkStart w:id="25" w:name="_Toc216936151"/>
+      <w:bookmarkStart w:id="26" w:name="_Toc217393370"/>
       <w:r>
         <w:t>3.7</w:t>
       </w:r>
@@ -6839,7 +7073,7 @@
       <w:r>
         <w:t>Ethical Consideration</w:t>
       </w:r>
-      <w:bookmarkEnd w:id="25"/>
+      <w:bookmarkEnd w:id="26"/>
       <w:r>
         <w:t xml:space="preserve"> </w:t>
       </w:r>
@@ -6960,7 +7194,7 @@
         <w:br w:type="page"/>
       </w:r>
     </w:p>
-    <w:bookmarkStart w:id="26" w:name="_Toc216936152" w:displacedByCustomXml="next"/>
+    <w:bookmarkStart w:id="27" w:name="_Toc217393371" w:displacedByCustomXml="next"/>
     <w:sdt>
       <w:sdtPr>
         <w:rPr>
@@ -6975,7 +7209,6 @@
           <w:docPartUnique/>
         </w:docPartObj>
       </w:sdtPr>
-      <w:sdtEndPr/>
       <w:sdtContent>
         <w:p>
           <w:pPr>
@@ -6984,7 +7217,7 @@
           <w:r>
             <w:t>References</w:t>
           </w:r>
-          <w:bookmarkEnd w:id="26"/>
+          <w:bookmarkEnd w:id="27"/>
         </w:p>
         <w:sdt>
           <w:sdtPr>
@@ -6994,7 +7227,6 @@
             <w:id w:val="-573587230"/>
             <w:bibliography/>
           </w:sdtPr>
-          <w:sdtEndPr/>
           <w:sdtContent>
             <w:p>
               <w:pPr>
@@ -7129,10 +7361,32 @@
                 <w:rPr>
                   <w:rStyle w:val="Emphasis"/>
                 </w:rPr>
-                <w:t>Causes and consequences of internal migration in Nepal: A case study of Bharatpur Municipality, Chitwan</w:t>
+                <w:t xml:space="preserve">Causes and consequences of internal migration in Nepal: A case study of </w:t>
+              </w:r>
+              <w:proofErr w:type="spellStart"/>
+              <w:r>
+                <w:rPr>
+                  <w:rStyle w:val="Emphasis"/>
+                </w:rPr>
+                <w:t>Bharatpur</w:t>
+              </w:r>
+              <w:proofErr w:type="spellEnd"/>
+              <w:r>
+                <w:rPr>
+                  <w:rStyle w:val="Emphasis"/>
+                </w:rPr>
+                <w:t xml:space="preserve"> Municipality, Chitwan</w:t>
               </w:r>
               <w:r>
-                <w:t>. Kirtipur, Nepal: Tribhuvan University.</w:t>
+                <w:t xml:space="preserve">. </w:t>
+              </w:r>
+              <w:proofErr w:type="spellStart"/>
+              <w:r>
+                <w:t>Kirtipur</w:t>
+              </w:r>
+              <w:proofErr w:type="spellEnd"/>
+              <w:r>
+                <w:t>, Nepal: Tribhuvan University.</w:t>
               </w:r>
             </w:p>
             <w:p>
@@ -7146,10 +7400,32 @@
                 <w:rPr>
                   <w:rStyle w:val="Emphasis"/>
                 </w:rPr>
-                <w:t>Causes and consequences of internal migration in Nepal: A case study of Bharatpur Municipality, Chitwan</w:t>
+                <w:t xml:space="preserve">Causes and consequences of internal migration in Nepal: A case study of </w:t>
+              </w:r>
+              <w:proofErr w:type="spellStart"/>
+              <w:r>
+                <w:rPr>
+                  <w:rStyle w:val="Emphasis"/>
+                </w:rPr>
+                <w:t>Bharatpur</w:t>
+              </w:r>
+              <w:proofErr w:type="spellEnd"/>
+              <w:r>
+                <w:rPr>
+                  <w:rStyle w:val="Emphasis"/>
+                </w:rPr>
+                <w:t xml:space="preserve"> Municipality, Chitwan</w:t>
               </w:r>
               <w:r>
-                <w:t xml:space="preserve"> (Unpublished master’s thesis). Central Department of Population Studies, Tribhuvan University, Kirtipur, Nepal.</w:t>
+                <w:t xml:space="preserve"> (Unpublished master’s thesis). Central Department of Population Studies, Tribhuvan University, </w:t>
+              </w:r>
+              <w:proofErr w:type="spellStart"/>
+              <w:r>
+                <w:t>Kirtipur</w:t>
+              </w:r>
+              <w:proofErr w:type="spellEnd"/>
+              <w:r>
+                <w:t>, Nepal.</w:t>
               </w:r>
             </w:p>
             <w:p>
@@ -7173,8 +7449,13 @@
               <w:pPr>
                 <w:pStyle w:val="NormalWeb"/>
               </w:pPr>
+              <w:proofErr w:type="spellStart"/>
               <w:r>
-                <w:t xml:space="preserve">Mabogunje, A. L. (1970). Systems approach to a theory of rural–urban migration. </w:t>
+                <w:t>Mabogunje</w:t>
+              </w:r>
+              <w:proofErr w:type="spellEnd"/>
+              <w:r>
+                <w:t xml:space="preserve">, A. L. (1970). Systems approach to a theory of rural–urban migration. </w:t>
               </w:r>
               <w:r>
                 <w:rPr>
@@ -7207,8 +7488,13 @@
               <w:pPr>
                 <w:pStyle w:val="NormalWeb"/>
               </w:pPr>
+              <w:proofErr w:type="spellStart"/>
               <w:r>
-                <w:t xml:space="preserve">Ravenstein, E. G. (1885). The laws of migration. </w:t>
+                <w:t>Ravenstein</w:t>
+              </w:r>
+              <w:proofErr w:type="spellEnd"/>
+              <w:r>
+                <w:t xml:space="preserve">, E. G. (1885). The laws of migration. </w:t>
               </w:r>
               <w:r>
                 <w:rPr>
@@ -7269,7 +7555,15 @@
                 <w:t>Internal migration in developing countries: A review of theory, evidence, methodology, and research priorities</w:t>
               </w:r>
               <w:r>
-                <w:t>. Geneva, Switzerland: International Labour Organization.</w:t>
+                <w:t xml:space="preserve">. Geneva, Switzerland: International </w:t>
+              </w:r>
+              <w:proofErr w:type="spellStart"/>
+              <w:r>
+                <w:t>Labour</w:t>
+              </w:r>
+              <w:proofErr w:type="spellEnd"/>
+              <w:r>
+                <w:t xml:space="preserve"> Organization.</w:t>
               </w:r>
             </w:p>
             <w:p>
@@ -7343,8 +7637,8 @@
       </w:pPr>
     </w:p>
     <w:sectPr>
-      <w:headerReference w:type="default" r:id="rId8"/>
-      <w:footerReference w:type="default" r:id="rId9"/>
+      <w:headerReference w:type="default" r:id="rId12"/>
+      <w:footerReference w:type="default" r:id="rId13"/>
       <w:pgSz w:w="12240" w:h="15840"/>
       <w:pgMar w:top="1440" w:right="1440" w:bottom="1440" w:left="2160" w:header="720" w:footer="720" w:gutter="0"/>
       <w:pgNumType w:start="1"/>
@@ -7356,7 +7650,7 @@
 </file>
 
 <file path=word/endnotes.xml><?xml version="1.0" encoding="utf-8"?>
-<w:endnotes xmlns:wpc="http://schemas.microsoft.com/office/word/2010/wordprocessingCanvas" xmlns:cx="http://schemas.microsoft.com/office/drawing/2014/chartex" xmlns:mc="http://schemas.openxmlformats.org/markup-compatibility/2006" xmlns:o="urn:schemas-microsoft-com:office:office" xmlns:r="http://schemas.openxmlformats.org/officeDocument/2006/relationships" xmlns:m="http://schemas.openxmlformats.org/officeDocument/2006/math" xmlns:v="urn:schemas-microsoft-com:vml" xmlns:wp14="http://schemas.microsoft.com/office/word/2010/wordprocessingDrawing" xmlns:wp="http://schemas.openxmlformats.org/drawingml/2006/wordprocessingDrawing" xmlns:w10="urn:schemas-microsoft-com:office:word" xmlns:w="http://schemas.openxmlformats.org/wordprocessingml/2006/main" xmlns:w14="http://schemas.microsoft.com/office/word/2010/wordml" xmlns:w15="http://schemas.microsoft.com/office/word/2012/wordml" xmlns:w16se="http://schemas.microsoft.com/office/word/2015/wordml/symex" xmlns:wpg="http://schemas.microsoft.com/office/word/2010/wordprocessingGroup" xmlns:wpi="http://schemas.microsoft.com/office/word/2010/wordprocessingInk" xmlns:wne="http://schemas.microsoft.com/office/word/2006/wordml" xmlns:wps="http://schemas.microsoft.com/office/word/2010/wordprocessingShape" mc:Ignorable="w14 w15 w16se wp14">
+<w:endnotes xmlns:wpc="http://schemas.microsoft.com/office/word/2010/wordprocessingCanvas" xmlns:cx="http://schemas.microsoft.com/office/drawing/2014/chartex" xmlns:cx1="http://schemas.microsoft.com/office/drawing/2015/9/8/chartex" xmlns:cx2="http://schemas.microsoft.com/office/drawing/2015/10/21/chartex" xmlns:cx3="http://schemas.microsoft.com/office/drawing/2016/5/9/chartex" xmlns:cx4="http://schemas.microsoft.com/office/drawing/2016/5/10/chartex" xmlns:cx5="http://schemas.microsoft.com/office/drawing/2016/5/11/chartex" xmlns:cx6="http://schemas.microsoft.com/office/drawing/2016/5/12/chartex" xmlns:cx7="http://schemas.microsoft.com/office/drawing/2016/5/13/chartex" xmlns:cx8="http://schemas.microsoft.com/office/drawing/2016/5/14/chartex" xmlns:mc="http://schemas.openxmlformats.org/markup-compatibility/2006" xmlns:aink="http://schemas.microsoft.com/office/drawing/2016/ink" xmlns:am3d="http://schemas.microsoft.com/office/drawing/2017/model3d" xmlns:o="urn:schemas-microsoft-com:office:office" xmlns:oel="http://schemas.microsoft.com/office/2019/extlst" xmlns:r="http://schemas.openxmlformats.org/officeDocument/2006/relationships" xmlns:m="http://schemas.openxmlformats.org/officeDocument/2006/math" xmlns:v="urn:schemas-microsoft-com:vml" xmlns:wp14="http://schemas.microsoft.com/office/word/2010/wordprocessingDrawing" xmlns:wp="http://schemas.openxmlformats.org/drawingml/2006/wordprocessingDrawing" xmlns:w10="urn:schemas-microsoft-com:office:word" xmlns:w="http://schemas.openxmlformats.org/wordprocessingml/2006/main" xmlns:w14="http://schemas.microsoft.com/office/word/2010/wordml" xmlns:w15="http://schemas.microsoft.com/office/word/2012/wordml" xmlns:w16cex="http://schemas.microsoft.com/office/word/2018/wordml/cex" xmlns:w16cid="http://schemas.microsoft.com/office/word/2016/wordml/cid" xmlns:w16="http://schemas.microsoft.com/office/word/2018/wordml" xmlns:w16du="http://schemas.microsoft.com/office/word/2023/wordml/word16du" xmlns:w16sdtdh="http://schemas.microsoft.com/office/word/2020/wordml/sdtdatahash" xmlns:w16sdtfl="http://schemas.microsoft.com/office/word/2024/wordml/sdtformatlock" xmlns:w16se="http://schemas.microsoft.com/office/word/2015/wordml/symex" xmlns:wpg="http://schemas.microsoft.com/office/word/2010/wordprocessingGroup" xmlns:wpi="http://schemas.microsoft.com/office/word/2010/wordprocessingInk" xmlns:wne="http://schemas.microsoft.com/office/word/2006/wordml" xmlns:wps="http://schemas.microsoft.com/office/word/2010/wordprocessingShape" mc:Ignorable="w14 w15 w16se w16cid w16 w16cex w16sdtdh w16sdtfl w16du wp14">
   <w:endnote w:type="separator" w:id="-1">
     <w:p>
       <w:pPr>
@@ -7381,7 +7675,27 @@
 </file>
 
 <file path=word/footer1.xml><?xml version="1.0" encoding="utf-8"?>
-<w:ftr xmlns:wpc="http://schemas.microsoft.com/office/word/2010/wordprocessingCanvas" xmlns:cx="http://schemas.microsoft.com/office/drawing/2014/chartex" xmlns:mc="http://schemas.openxmlformats.org/markup-compatibility/2006" xmlns:o="urn:schemas-microsoft-com:office:office" xmlns:r="http://schemas.openxmlformats.org/officeDocument/2006/relationships" xmlns:m="http://schemas.openxmlformats.org/officeDocument/2006/math" xmlns:v="urn:schemas-microsoft-com:vml" xmlns:wp14="http://schemas.microsoft.com/office/word/2010/wordprocessingDrawing" xmlns:wp="http://schemas.openxmlformats.org/drawingml/2006/wordprocessingDrawing" xmlns:w10="urn:schemas-microsoft-com:office:word" xmlns:w="http://schemas.openxmlformats.org/wordprocessingml/2006/main" xmlns:w14="http://schemas.microsoft.com/office/word/2010/wordml" xmlns:w15="http://schemas.microsoft.com/office/word/2012/wordml" xmlns:w16se="http://schemas.microsoft.com/office/word/2015/wordml/symex" xmlns:wpg="http://schemas.microsoft.com/office/word/2010/wordprocessingGroup" xmlns:wpi="http://schemas.microsoft.com/office/word/2010/wordprocessingInk" xmlns:wne="http://schemas.microsoft.com/office/word/2006/wordml" xmlns:wps="http://schemas.microsoft.com/office/word/2010/wordprocessingShape" mc:Ignorable="w14 w15 w16se wp14">
+<w:ftr xmlns:wpc="http://schemas.microsoft.com/office/word/2010/wordprocessingCanvas" xmlns:cx="http://schemas.microsoft.com/office/drawing/2014/chartex" xmlns:cx1="http://schemas.microsoft.com/office/drawing/2015/9/8/chartex" xmlns:cx2="http://schemas.microsoft.com/office/drawing/2015/10/21/chartex" xmlns:cx3="http://schemas.microsoft.com/office/drawing/2016/5/9/chartex" xmlns:cx4="http://schemas.microsoft.com/office/drawing/2016/5/10/chartex" xmlns:cx5="http://schemas.microsoft.com/office/drawing/2016/5/11/chartex" xmlns:cx6="http://schemas.microsoft.com/office/drawing/2016/5/12/chartex" xmlns:cx7="http://schemas.microsoft.com/office/drawing/2016/5/13/chartex" xmlns:cx8="http://schemas.microsoft.com/office/drawing/2016/5/14/chartex" xmlns:mc="http://schemas.openxmlformats.org/markup-compatibility/2006" xmlns:aink="http://schemas.microsoft.com/office/drawing/2016/ink" xmlns:am3d="http://schemas.microsoft.com/office/drawing/2017/model3d" xmlns:o="urn:schemas-microsoft-com:office:office" xmlns:oel="http://schemas.microsoft.com/office/2019/extlst" xmlns:r="http://schemas.openxmlformats.org/officeDocument/2006/relationships" xmlns:m="http://schemas.openxmlformats.org/officeDocument/2006/math" xmlns:v="urn:schemas-microsoft-com:vml" xmlns:wp14="http://schemas.microsoft.com/office/word/2010/wordprocessingDrawing" xmlns:wp="http://schemas.openxmlformats.org/drawingml/2006/wordprocessingDrawing" xmlns:w10="urn:schemas-microsoft-com:office:word" xmlns:w="http://schemas.openxmlformats.org/wordprocessingml/2006/main" xmlns:w14="http://schemas.microsoft.com/office/word/2010/wordml" xmlns:w15="http://schemas.microsoft.com/office/word/2012/wordml" xmlns:w16cex="http://schemas.microsoft.com/office/word/2018/wordml/cex" xmlns:w16cid="http://schemas.microsoft.com/office/word/2016/wordml/cid" xmlns:w16="http://schemas.microsoft.com/office/word/2018/wordml" xmlns:w16du="http://schemas.microsoft.com/office/word/2023/wordml/word16du" xmlns:w16sdtdh="http://schemas.microsoft.com/office/word/2020/wordml/sdtdatahash" xmlns:w16sdtfl="http://schemas.microsoft.com/office/word/2024/wordml/sdtformatlock" xmlns:w16se="http://schemas.microsoft.com/office/word/2015/wordml/symex" xmlns:wpg="http://schemas.microsoft.com/office/word/2010/wordprocessingGroup" xmlns:wpi="http://schemas.microsoft.com/office/word/2010/wordprocessingInk" xmlns:wne="http://schemas.microsoft.com/office/word/2006/wordml" xmlns:wps="http://schemas.microsoft.com/office/word/2010/wordprocessingShape" mc:Ignorable="w14 w15 w16se w16cid w16 w16cex w16sdtdh w16sdtfl w16du wp14">
+  <w:p>
+    <w:pPr>
+      <w:pStyle w:val="Footer"/>
+    </w:pPr>
+  </w:p>
+</w:ftr>
+</file>
+
+<file path=word/footer2.xml><?xml version="1.0" encoding="utf-8"?>
+<w:ftr xmlns:wpc="http://schemas.microsoft.com/office/word/2010/wordprocessingCanvas" xmlns:cx="http://schemas.microsoft.com/office/drawing/2014/chartex" xmlns:cx1="http://schemas.microsoft.com/office/drawing/2015/9/8/chartex" xmlns:cx2="http://schemas.microsoft.com/office/drawing/2015/10/21/chartex" xmlns:cx3="http://schemas.microsoft.com/office/drawing/2016/5/9/chartex" xmlns:cx4="http://schemas.microsoft.com/office/drawing/2016/5/10/chartex" xmlns:cx5="http://schemas.microsoft.com/office/drawing/2016/5/11/chartex" xmlns:cx6="http://schemas.microsoft.com/office/drawing/2016/5/12/chartex" xmlns:cx7="http://schemas.microsoft.com/office/drawing/2016/5/13/chartex" xmlns:cx8="http://schemas.microsoft.com/office/drawing/2016/5/14/chartex" xmlns:mc="http://schemas.openxmlformats.org/markup-compatibility/2006" xmlns:aink="http://schemas.microsoft.com/office/drawing/2016/ink" xmlns:am3d="http://schemas.microsoft.com/office/drawing/2017/model3d" xmlns:o="urn:schemas-microsoft-com:office:office" xmlns:oel="http://schemas.microsoft.com/office/2019/extlst" xmlns:r="http://schemas.openxmlformats.org/officeDocument/2006/relationships" xmlns:m="http://schemas.openxmlformats.org/officeDocument/2006/math" xmlns:v="urn:schemas-microsoft-com:vml" xmlns:wp14="http://schemas.microsoft.com/office/word/2010/wordprocessingDrawing" xmlns:wp="http://schemas.openxmlformats.org/drawingml/2006/wordprocessingDrawing" xmlns:w10="urn:schemas-microsoft-com:office:word" xmlns:w="http://schemas.openxmlformats.org/wordprocessingml/2006/main" xmlns:w14="http://schemas.microsoft.com/office/word/2010/wordml" xmlns:w15="http://schemas.microsoft.com/office/word/2012/wordml" xmlns:w16cex="http://schemas.microsoft.com/office/word/2018/wordml/cex" xmlns:w16cid="http://schemas.microsoft.com/office/word/2016/wordml/cid" xmlns:w16="http://schemas.microsoft.com/office/word/2018/wordml" xmlns:w16du="http://schemas.microsoft.com/office/word/2023/wordml/word16du" xmlns:w16sdtdh="http://schemas.microsoft.com/office/word/2020/wordml/sdtdatahash" xmlns:w16sdtfl="http://schemas.microsoft.com/office/word/2024/wordml/sdtformatlock" xmlns:w16se="http://schemas.microsoft.com/office/word/2015/wordml/symex" xmlns:wpg="http://schemas.microsoft.com/office/word/2010/wordprocessingGroup" xmlns:wpi="http://schemas.microsoft.com/office/word/2010/wordprocessingInk" xmlns:wne="http://schemas.microsoft.com/office/word/2006/wordml" xmlns:wps="http://schemas.microsoft.com/office/word/2010/wordprocessingShape" mc:Ignorable="w14 w15 w16se w16cid w16 w16cex w16sdtdh w16sdtfl w16du wp14">
+  <w:p>
+    <w:pPr>
+      <w:pStyle w:val="Footer"/>
+    </w:pPr>
+  </w:p>
+</w:ftr>
+</file>
+
+<file path=word/footer3.xml><?xml version="1.0" encoding="utf-8"?>
+<w:ftr xmlns:wpc="http://schemas.microsoft.com/office/word/2010/wordprocessingCanvas" xmlns:cx="http://schemas.microsoft.com/office/drawing/2014/chartex" xmlns:cx1="http://schemas.microsoft.com/office/drawing/2015/9/8/chartex" xmlns:cx2="http://schemas.microsoft.com/office/drawing/2015/10/21/chartex" xmlns:cx3="http://schemas.microsoft.com/office/drawing/2016/5/9/chartex" xmlns:cx4="http://schemas.microsoft.com/office/drawing/2016/5/10/chartex" xmlns:cx5="http://schemas.microsoft.com/office/drawing/2016/5/11/chartex" xmlns:cx6="http://schemas.microsoft.com/office/drawing/2016/5/12/chartex" xmlns:cx7="http://schemas.microsoft.com/office/drawing/2016/5/13/chartex" xmlns:cx8="http://schemas.microsoft.com/office/drawing/2016/5/14/chartex" xmlns:mc="http://schemas.openxmlformats.org/markup-compatibility/2006" xmlns:aink="http://schemas.microsoft.com/office/drawing/2016/ink" xmlns:am3d="http://schemas.microsoft.com/office/drawing/2017/model3d" xmlns:o="urn:schemas-microsoft-com:office:office" xmlns:oel="http://schemas.microsoft.com/office/2019/extlst" xmlns:r="http://schemas.openxmlformats.org/officeDocument/2006/relationships" xmlns:m="http://schemas.openxmlformats.org/officeDocument/2006/math" xmlns:v="urn:schemas-microsoft-com:vml" xmlns:wp14="http://schemas.microsoft.com/office/word/2010/wordprocessingDrawing" xmlns:wp="http://schemas.openxmlformats.org/drawingml/2006/wordprocessingDrawing" xmlns:w10="urn:schemas-microsoft-com:office:word" xmlns:w="http://schemas.openxmlformats.org/wordprocessingml/2006/main" xmlns:w14="http://schemas.microsoft.com/office/word/2010/wordml" xmlns:w15="http://schemas.microsoft.com/office/word/2012/wordml" xmlns:w16cex="http://schemas.microsoft.com/office/word/2018/wordml/cex" xmlns:w16cid="http://schemas.microsoft.com/office/word/2016/wordml/cid" xmlns:w16="http://schemas.microsoft.com/office/word/2018/wordml" xmlns:w16du="http://schemas.microsoft.com/office/word/2023/wordml/word16du" xmlns:w16sdtdh="http://schemas.microsoft.com/office/word/2020/wordml/sdtdatahash" xmlns:w16sdtfl="http://schemas.microsoft.com/office/word/2024/wordml/sdtformatlock" xmlns:w16se="http://schemas.microsoft.com/office/word/2015/wordml/symex" xmlns:wpg="http://schemas.microsoft.com/office/word/2010/wordprocessingGroup" xmlns:wpi="http://schemas.microsoft.com/office/word/2010/wordprocessingInk" xmlns:wne="http://schemas.microsoft.com/office/word/2006/wordml" xmlns:wps="http://schemas.microsoft.com/office/word/2010/wordprocessingShape" mc:Ignorable="w14 w15 w16se w16cid w16 w16cex w16sdtdh w16sdtfl w16du wp14">
   <w:p>
     <w:pPr>
       <w:pStyle w:val="Footer"/>
@@ -7391,7 +7705,7 @@
 </file>
 
 <file path=word/footnotes.xml><?xml version="1.0" encoding="utf-8"?>
-<w:footnotes xmlns:wpc="http://schemas.microsoft.com/office/word/2010/wordprocessingCanvas" xmlns:cx="http://schemas.microsoft.com/office/drawing/2014/chartex" xmlns:mc="http://schemas.openxmlformats.org/markup-compatibility/2006" xmlns:o="urn:schemas-microsoft-com:office:office" xmlns:r="http://schemas.openxmlformats.org/officeDocument/2006/relationships" xmlns:m="http://schemas.openxmlformats.org/officeDocument/2006/math" xmlns:v="urn:schemas-microsoft-com:vml" xmlns:wp14="http://schemas.microsoft.com/office/word/2010/wordprocessingDrawing" xmlns:wp="http://schemas.openxmlformats.org/drawingml/2006/wordprocessingDrawing" xmlns:w10="urn:schemas-microsoft-com:office:word" xmlns:w="http://schemas.openxmlformats.org/wordprocessingml/2006/main" xmlns:w14="http://schemas.microsoft.com/office/word/2010/wordml" xmlns:w15="http://schemas.microsoft.com/office/word/2012/wordml" xmlns:w16se="http://schemas.microsoft.com/office/word/2015/wordml/symex" xmlns:wpg="http://schemas.microsoft.com/office/word/2010/wordprocessingGroup" xmlns:wpi="http://schemas.microsoft.com/office/word/2010/wordprocessingInk" xmlns:wne="http://schemas.microsoft.com/office/word/2006/wordml" xmlns:wps="http://schemas.microsoft.com/office/word/2010/wordprocessingShape" mc:Ignorable="w14 w15 w16se wp14">
+<w:footnotes xmlns:wpc="http://schemas.microsoft.com/office/word/2010/wordprocessingCanvas" xmlns:cx="http://schemas.microsoft.com/office/drawing/2014/chartex" xmlns:cx1="http://schemas.microsoft.com/office/drawing/2015/9/8/chartex" xmlns:cx2="http://schemas.microsoft.com/office/drawing/2015/10/21/chartex" xmlns:cx3="http://schemas.microsoft.com/office/drawing/2016/5/9/chartex" xmlns:cx4="http://schemas.microsoft.com/office/drawing/2016/5/10/chartex" xmlns:cx5="http://schemas.microsoft.com/office/drawing/2016/5/11/chartex" xmlns:cx6="http://schemas.microsoft.com/office/drawing/2016/5/12/chartex" xmlns:cx7="http://schemas.microsoft.com/office/drawing/2016/5/13/chartex" xmlns:cx8="http://schemas.microsoft.com/office/drawing/2016/5/14/chartex" xmlns:mc="http://schemas.openxmlformats.org/markup-compatibility/2006" xmlns:aink="http://schemas.microsoft.com/office/drawing/2016/ink" xmlns:am3d="http://schemas.microsoft.com/office/drawing/2017/model3d" xmlns:o="urn:schemas-microsoft-com:office:office" xmlns:oel="http://schemas.microsoft.com/office/2019/extlst" xmlns:r="http://schemas.openxmlformats.org/officeDocument/2006/relationships" xmlns:m="http://schemas.openxmlformats.org/officeDocument/2006/math" xmlns:v="urn:schemas-microsoft-com:vml" xmlns:wp14="http://schemas.microsoft.com/office/word/2010/wordprocessingDrawing" xmlns:wp="http://schemas.openxmlformats.org/drawingml/2006/wordprocessingDrawing" xmlns:w10="urn:schemas-microsoft-com:office:word" xmlns:w="http://schemas.openxmlformats.org/wordprocessingml/2006/main" xmlns:w14="http://schemas.microsoft.com/office/word/2010/wordml" xmlns:w15="http://schemas.microsoft.com/office/word/2012/wordml" xmlns:w16cex="http://schemas.microsoft.com/office/word/2018/wordml/cex" xmlns:w16cid="http://schemas.microsoft.com/office/word/2016/wordml/cid" xmlns:w16="http://schemas.microsoft.com/office/word/2018/wordml" xmlns:w16du="http://schemas.microsoft.com/office/word/2023/wordml/word16du" xmlns:w16sdtdh="http://schemas.microsoft.com/office/word/2020/wordml/sdtdatahash" xmlns:w16sdtfl="http://schemas.microsoft.com/office/word/2024/wordml/sdtformatlock" xmlns:w16se="http://schemas.microsoft.com/office/word/2015/wordml/symex" xmlns:wpg="http://schemas.microsoft.com/office/word/2010/wordprocessingGroup" xmlns:wpi="http://schemas.microsoft.com/office/word/2010/wordprocessingInk" xmlns:wne="http://schemas.microsoft.com/office/word/2006/wordml" xmlns:wps="http://schemas.microsoft.com/office/word/2010/wordprocessingShape" mc:Ignorable="w14 w15 w16se w16cid w16 w16cex w16sdtdh w16sdtfl w16du wp14">
   <w:footnote w:type="separator" w:id="-1">
     <w:p>
       <w:pPr>
@@ -7416,7 +7730,27 @@
 </file>
 
 <file path=word/header1.xml><?xml version="1.0" encoding="utf-8"?>
-<w:hdr xmlns:wpc="http://schemas.microsoft.com/office/word/2010/wordprocessingCanvas" xmlns:cx="http://schemas.microsoft.com/office/drawing/2014/chartex" xmlns:mc="http://schemas.openxmlformats.org/markup-compatibility/2006" xmlns:o="urn:schemas-microsoft-com:office:office" xmlns:r="http://schemas.openxmlformats.org/officeDocument/2006/relationships" xmlns:m="http://schemas.openxmlformats.org/officeDocument/2006/math" xmlns:v="urn:schemas-microsoft-com:vml" xmlns:wp14="http://schemas.microsoft.com/office/word/2010/wordprocessingDrawing" xmlns:wp="http://schemas.openxmlformats.org/drawingml/2006/wordprocessingDrawing" xmlns:w10="urn:schemas-microsoft-com:office:word" xmlns:w="http://schemas.openxmlformats.org/wordprocessingml/2006/main" xmlns:w14="http://schemas.microsoft.com/office/word/2010/wordml" xmlns:w15="http://schemas.microsoft.com/office/word/2012/wordml" xmlns:w16se="http://schemas.microsoft.com/office/word/2015/wordml/symex" xmlns:wpg="http://schemas.microsoft.com/office/word/2010/wordprocessingGroup" xmlns:wpi="http://schemas.microsoft.com/office/word/2010/wordprocessingInk" xmlns:wne="http://schemas.microsoft.com/office/word/2006/wordml" xmlns:wps="http://schemas.microsoft.com/office/word/2010/wordprocessingShape" mc:Ignorable="w14 w15 w16se wp14">
+<w:hdr xmlns:wpc="http://schemas.microsoft.com/office/word/2010/wordprocessingCanvas" xmlns:cx="http://schemas.microsoft.com/office/drawing/2014/chartex" xmlns:cx1="http://schemas.microsoft.com/office/drawing/2015/9/8/chartex" xmlns:cx2="http://schemas.microsoft.com/office/drawing/2015/10/21/chartex" xmlns:cx3="http://schemas.microsoft.com/office/drawing/2016/5/9/chartex" xmlns:cx4="http://schemas.microsoft.com/office/drawing/2016/5/10/chartex" xmlns:cx5="http://schemas.microsoft.com/office/drawing/2016/5/11/chartex" xmlns:cx6="http://schemas.microsoft.com/office/drawing/2016/5/12/chartex" xmlns:cx7="http://schemas.microsoft.com/office/drawing/2016/5/13/chartex" xmlns:cx8="http://schemas.microsoft.com/office/drawing/2016/5/14/chartex" xmlns:mc="http://schemas.openxmlformats.org/markup-compatibility/2006" xmlns:aink="http://schemas.microsoft.com/office/drawing/2016/ink" xmlns:am3d="http://schemas.microsoft.com/office/drawing/2017/model3d" xmlns:o="urn:schemas-microsoft-com:office:office" xmlns:oel="http://schemas.microsoft.com/office/2019/extlst" xmlns:r="http://schemas.openxmlformats.org/officeDocument/2006/relationships" xmlns:m="http://schemas.openxmlformats.org/officeDocument/2006/math" xmlns:v="urn:schemas-microsoft-com:vml" xmlns:wp14="http://schemas.microsoft.com/office/word/2010/wordprocessingDrawing" xmlns:wp="http://schemas.openxmlformats.org/drawingml/2006/wordprocessingDrawing" xmlns:w10="urn:schemas-microsoft-com:office:word" xmlns:w="http://schemas.openxmlformats.org/wordprocessingml/2006/main" xmlns:w14="http://schemas.microsoft.com/office/word/2010/wordml" xmlns:w15="http://schemas.microsoft.com/office/word/2012/wordml" xmlns:w16cex="http://schemas.microsoft.com/office/word/2018/wordml/cex" xmlns:w16cid="http://schemas.microsoft.com/office/word/2016/wordml/cid" xmlns:w16="http://schemas.microsoft.com/office/word/2018/wordml" xmlns:w16du="http://schemas.microsoft.com/office/word/2023/wordml/word16du" xmlns:w16sdtdh="http://schemas.microsoft.com/office/word/2020/wordml/sdtdatahash" xmlns:w16sdtfl="http://schemas.microsoft.com/office/word/2024/wordml/sdtformatlock" xmlns:w16se="http://schemas.microsoft.com/office/word/2015/wordml/symex" xmlns:wpg="http://schemas.microsoft.com/office/word/2010/wordprocessingGroup" xmlns:wpi="http://schemas.microsoft.com/office/word/2010/wordprocessingInk" xmlns:wne="http://schemas.microsoft.com/office/word/2006/wordml" xmlns:wps="http://schemas.microsoft.com/office/word/2010/wordprocessingShape" mc:Ignorable="w14 w15 w16se w16cid w16 w16cex w16sdtdh w16sdtfl w16du wp14">
+  <w:p>
+    <w:pPr>
+      <w:pStyle w:val="Header"/>
+    </w:pPr>
+  </w:p>
+</w:hdr>
+</file>
+
+<file path=word/header2.xml><?xml version="1.0" encoding="utf-8"?>
+<w:hdr xmlns:wpc="http://schemas.microsoft.com/office/word/2010/wordprocessingCanvas" xmlns:cx="http://schemas.microsoft.com/office/drawing/2014/chartex" xmlns:cx1="http://schemas.microsoft.com/office/drawing/2015/9/8/chartex" xmlns:cx2="http://schemas.microsoft.com/office/drawing/2015/10/21/chartex" xmlns:cx3="http://schemas.microsoft.com/office/drawing/2016/5/9/chartex" xmlns:cx4="http://schemas.microsoft.com/office/drawing/2016/5/10/chartex" xmlns:cx5="http://schemas.microsoft.com/office/drawing/2016/5/11/chartex" xmlns:cx6="http://schemas.microsoft.com/office/drawing/2016/5/12/chartex" xmlns:cx7="http://schemas.microsoft.com/office/drawing/2016/5/13/chartex" xmlns:cx8="http://schemas.microsoft.com/office/drawing/2016/5/14/chartex" xmlns:mc="http://schemas.openxmlformats.org/markup-compatibility/2006" xmlns:aink="http://schemas.microsoft.com/office/drawing/2016/ink" xmlns:am3d="http://schemas.microsoft.com/office/drawing/2017/model3d" xmlns:o="urn:schemas-microsoft-com:office:office" xmlns:oel="http://schemas.microsoft.com/office/2019/extlst" xmlns:r="http://schemas.openxmlformats.org/officeDocument/2006/relationships" xmlns:m="http://schemas.openxmlformats.org/officeDocument/2006/math" xmlns:v="urn:schemas-microsoft-com:vml" xmlns:wp14="http://schemas.microsoft.com/office/word/2010/wordprocessingDrawing" xmlns:wp="http://schemas.openxmlformats.org/drawingml/2006/wordprocessingDrawing" xmlns:w10="urn:schemas-microsoft-com:office:word" xmlns:w="http://schemas.openxmlformats.org/wordprocessingml/2006/main" xmlns:w14="http://schemas.microsoft.com/office/word/2010/wordml" xmlns:w15="http://schemas.microsoft.com/office/word/2012/wordml" xmlns:w16cex="http://schemas.microsoft.com/office/word/2018/wordml/cex" xmlns:w16cid="http://schemas.microsoft.com/office/word/2016/wordml/cid" xmlns:w16="http://schemas.microsoft.com/office/word/2018/wordml" xmlns:w16du="http://schemas.microsoft.com/office/word/2023/wordml/word16du" xmlns:w16sdtdh="http://schemas.microsoft.com/office/word/2020/wordml/sdtdatahash" xmlns:w16sdtfl="http://schemas.microsoft.com/office/word/2024/wordml/sdtformatlock" xmlns:w16se="http://schemas.microsoft.com/office/word/2015/wordml/symex" xmlns:wpg="http://schemas.microsoft.com/office/word/2010/wordprocessingGroup" xmlns:wpi="http://schemas.microsoft.com/office/word/2010/wordprocessingInk" xmlns:wne="http://schemas.microsoft.com/office/word/2006/wordml" xmlns:wps="http://schemas.microsoft.com/office/word/2010/wordprocessingShape" mc:Ignorable="w14 w15 w16se w16cid w16 w16cex w16sdtdh w16sdtfl w16du wp14">
+  <w:p>
+    <w:pPr>
+      <w:pStyle w:val="Header"/>
+    </w:pPr>
+  </w:p>
+</w:hdr>
+</file>
+
+<file path=word/header3.xml><?xml version="1.0" encoding="utf-8"?>
+<w:hdr xmlns:wpc="http://schemas.microsoft.com/office/word/2010/wordprocessingCanvas" xmlns:cx="http://schemas.microsoft.com/office/drawing/2014/chartex" xmlns:cx1="http://schemas.microsoft.com/office/drawing/2015/9/8/chartex" xmlns:cx2="http://schemas.microsoft.com/office/drawing/2015/10/21/chartex" xmlns:cx3="http://schemas.microsoft.com/office/drawing/2016/5/9/chartex" xmlns:cx4="http://schemas.microsoft.com/office/drawing/2016/5/10/chartex" xmlns:cx5="http://schemas.microsoft.com/office/drawing/2016/5/11/chartex" xmlns:cx6="http://schemas.microsoft.com/office/drawing/2016/5/12/chartex" xmlns:cx7="http://schemas.microsoft.com/office/drawing/2016/5/13/chartex" xmlns:cx8="http://schemas.microsoft.com/office/drawing/2016/5/14/chartex" xmlns:mc="http://schemas.openxmlformats.org/markup-compatibility/2006" xmlns:aink="http://schemas.microsoft.com/office/drawing/2016/ink" xmlns:am3d="http://schemas.microsoft.com/office/drawing/2017/model3d" xmlns:o="urn:schemas-microsoft-com:office:office" xmlns:oel="http://schemas.microsoft.com/office/2019/extlst" xmlns:r="http://schemas.openxmlformats.org/officeDocument/2006/relationships" xmlns:m="http://schemas.openxmlformats.org/officeDocument/2006/math" xmlns:v="urn:schemas-microsoft-com:vml" xmlns:wp14="http://schemas.microsoft.com/office/word/2010/wordprocessingDrawing" xmlns:wp="http://schemas.openxmlformats.org/drawingml/2006/wordprocessingDrawing" xmlns:w10="urn:schemas-microsoft-com:office:word" xmlns:w="http://schemas.openxmlformats.org/wordprocessingml/2006/main" xmlns:w14="http://schemas.microsoft.com/office/word/2010/wordml" xmlns:w15="http://schemas.microsoft.com/office/word/2012/wordml" xmlns:w16cex="http://schemas.microsoft.com/office/word/2018/wordml/cex" xmlns:w16cid="http://schemas.microsoft.com/office/word/2016/wordml/cid" xmlns:w16="http://schemas.microsoft.com/office/word/2018/wordml" xmlns:w16du="http://schemas.microsoft.com/office/word/2023/wordml/word16du" xmlns:w16sdtdh="http://schemas.microsoft.com/office/word/2020/wordml/sdtdatahash" xmlns:w16sdtfl="http://schemas.microsoft.com/office/word/2024/wordml/sdtformatlock" xmlns:w16se="http://schemas.microsoft.com/office/word/2015/wordml/symex" xmlns:wpg="http://schemas.microsoft.com/office/word/2010/wordprocessingGroup" xmlns:wpi="http://schemas.microsoft.com/office/word/2010/wordprocessingInk" xmlns:wne="http://schemas.microsoft.com/office/word/2006/wordml" xmlns:wps="http://schemas.microsoft.com/office/word/2010/wordprocessingShape" mc:Ignorable="w14 w15 w16se w16cid w16 w16cex w16sdtdh w16sdtfl w16du wp14">
   <w:sdt>
     <w:sdtPr>
       <w:id w:val="101004192"/>
@@ -7469,7 +7803,7 @@
 </file>
 
 <file path=word/numbering.xml><?xml version="1.0" encoding="utf-8"?>
-<w:numbering xmlns:wpc="http://schemas.microsoft.com/office/word/2010/wordprocessingCanvas" xmlns:cx="http://schemas.microsoft.com/office/drawing/2014/chartex" xmlns:mc="http://schemas.openxmlformats.org/markup-compatibility/2006" xmlns:o="urn:schemas-microsoft-com:office:office" xmlns:r="http://schemas.openxmlformats.org/officeDocument/2006/relationships" xmlns:m="http://schemas.openxmlformats.org/officeDocument/2006/math" xmlns:v="urn:schemas-microsoft-com:vml" xmlns:wp14="http://schemas.microsoft.com/office/word/2010/wordprocessingDrawing" xmlns:wp="http://schemas.openxmlformats.org/drawingml/2006/wordprocessingDrawing" xmlns:w10="urn:schemas-microsoft-com:office:word" xmlns:w="http://schemas.openxmlformats.org/wordprocessingml/2006/main" xmlns:w14="http://schemas.microsoft.com/office/word/2010/wordml" xmlns:w15="http://schemas.microsoft.com/office/word/2012/wordml" xmlns:w16se="http://schemas.microsoft.com/office/word/2015/wordml/symex" xmlns:wpg="http://schemas.microsoft.com/office/word/2010/wordprocessingGroup" xmlns:wpi="http://schemas.microsoft.com/office/word/2010/wordprocessingInk" xmlns:wne="http://schemas.microsoft.com/office/word/2006/wordml" xmlns:wps="http://schemas.microsoft.com/office/word/2010/wordprocessingShape" mc:Ignorable="w14 w15 w16se wp14">
+<w:numbering xmlns:wpc="http://schemas.microsoft.com/office/word/2010/wordprocessingCanvas" xmlns:cx="http://schemas.microsoft.com/office/drawing/2014/chartex" xmlns:cx1="http://schemas.microsoft.com/office/drawing/2015/9/8/chartex" xmlns:cx2="http://schemas.microsoft.com/office/drawing/2015/10/21/chartex" xmlns:cx3="http://schemas.microsoft.com/office/drawing/2016/5/9/chartex" xmlns:cx4="http://schemas.microsoft.com/office/drawing/2016/5/10/chartex" xmlns:cx5="http://schemas.microsoft.com/office/drawing/2016/5/11/chartex" xmlns:cx6="http://schemas.microsoft.com/office/drawing/2016/5/12/chartex" xmlns:cx7="http://schemas.microsoft.com/office/drawing/2016/5/13/chartex" xmlns:cx8="http://schemas.microsoft.com/office/drawing/2016/5/14/chartex" xmlns:mc="http://schemas.openxmlformats.org/markup-compatibility/2006" xmlns:aink="http://schemas.microsoft.com/office/drawing/2016/ink" xmlns:am3d="http://schemas.microsoft.com/office/drawing/2017/model3d" xmlns:o="urn:schemas-microsoft-com:office:office" xmlns:oel="http://schemas.microsoft.com/office/2019/extlst" xmlns:r="http://schemas.openxmlformats.org/officeDocument/2006/relationships" xmlns:m="http://schemas.openxmlformats.org/officeDocument/2006/math" xmlns:v="urn:schemas-microsoft-com:vml" xmlns:wp14="http://schemas.microsoft.com/office/word/2010/wordprocessingDrawing" xmlns:wp="http://schemas.openxmlformats.org/drawingml/2006/wordprocessingDrawing" xmlns:w10="urn:schemas-microsoft-com:office:word" xmlns:w="http://schemas.openxmlformats.org/wordprocessingml/2006/main" xmlns:w14="http://schemas.microsoft.com/office/word/2010/wordml" xmlns:w15="http://schemas.microsoft.com/office/word/2012/wordml" xmlns:w16cex="http://schemas.microsoft.com/office/word/2018/wordml/cex" xmlns:w16cid="http://schemas.microsoft.com/office/word/2016/wordml/cid" xmlns:w16="http://schemas.microsoft.com/office/word/2018/wordml" xmlns:w16du="http://schemas.microsoft.com/office/word/2023/wordml/word16du" xmlns:w16sdtdh="http://schemas.microsoft.com/office/word/2020/wordml/sdtdatahash" xmlns:w16sdtfl="http://schemas.microsoft.com/office/word/2024/wordml/sdtformatlock" xmlns:w16se="http://schemas.microsoft.com/office/word/2015/wordml/symex" xmlns:wpg="http://schemas.microsoft.com/office/word/2010/wordprocessingGroup" xmlns:wpi="http://schemas.microsoft.com/office/word/2010/wordprocessingInk" xmlns:wne="http://schemas.microsoft.com/office/word/2006/wordml" xmlns:wps="http://schemas.microsoft.com/office/word/2010/wordprocessingShape" mc:Ignorable="w14 w15 w16se w16cid w16 w16cex w16sdtdh w16sdtfl w16du wp14">
   <w:abstractNum w:abstractNumId="0" w15:restartNumberingAfterBreak="0">
     <w:nsid w:val="07C42043"/>
     <w:multiLevelType w:val="hybridMultilevel"/>
@@ -8990,13 +9324,13 @@
       </w:rPr>
     </w:lvl>
   </w:abstractNum>
-  <w:num w:numId="1">
+  <w:num w:numId="1" w16cid:durableId="2116634387">
     <w:abstractNumId w:val="4"/>
   </w:num>
-  <w:num w:numId="2">
+  <w:num w:numId="2" w16cid:durableId="1766537354">
     <w:abstractNumId w:val="13"/>
   </w:num>
-  <w:num w:numId="3">
+  <w:num w:numId="3" w16cid:durableId="1279027542">
     <w:abstractNumId w:val="6"/>
     <w:lvlOverride w:ilvl="0">
       <w:startOverride w:val="3"/>
@@ -9026,7 +9360,7 @@
       <w:startOverride w:val="1"/>
     </w:lvlOverride>
   </w:num>
-  <w:num w:numId="4">
+  <w:num w:numId="4" w16cid:durableId="1729496236">
     <w:abstractNumId w:val="1"/>
     <w:lvlOverride w:ilvl="0">
       <w:startOverride w:val="3"/>
@@ -9056,44 +9390,44 @@
       <w:startOverride w:val="1"/>
     </w:lvlOverride>
   </w:num>
-  <w:num w:numId="5">
+  <w:num w:numId="5" w16cid:durableId="1538854692">
     <w:abstractNumId w:val="0"/>
   </w:num>
-  <w:num w:numId="6">
+  <w:num w:numId="6" w16cid:durableId="2018341603">
     <w:abstractNumId w:val="5"/>
   </w:num>
-  <w:num w:numId="7">
+  <w:num w:numId="7" w16cid:durableId="229265913">
     <w:abstractNumId w:val="8"/>
   </w:num>
-  <w:num w:numId="8">
+  <w:num w:numId="8" w16cid:durableId="482623698">
     <w:abstractNumId w:val="2"/>
   </w:num>
-  <w:num w:numId="9">
+  <w:num w:numId="9" w16cid:durableId="1664747183">
     <w:abstractNumId w:val="7"/>
   </w:num>
-  <w:num w:numId="10">
+  <w:num w:numId="10" w16cid:durableId="515074249">
     <w:abstractNumId w:val="11"/>
   </w:num>
-  <w:num w:numId="11">
+  <w:num w:numId="11" w16cid:durableId="1468820117">
     <w:abstractNumId w:val="3"/>
   </w:num>
-  <w:num w:numId="12">
+  <w:num w:numId="12" w16cid:durableId="574441622">
     <w:abstractNumId w:val="10"/>
   </w:num>
-  <w:num w:numId="13">
+  <w:num w:numId="13" w16cid:durableId="232129921">
     <w:abstractNumId w:val="14"/>
   </w:num>
-  <w:num w:numId="14">
+  <w:num w:numId="14" w16cid:durableId="776020217">
     <w:abstractNumId w:val="9"/>
   </w:num>
-  <w:num w:numId="15">
+  <w:num w:numId="15" w16cid:durableId="1497451275">
     <w:abstractNumId w:val="12"/>
   </w:num>
 </w:numbering>
 </file>
 
 <file path=word/styles.xml><?xml version="1.0" encoding="utf-8"?>
-<w:styles xmlns:mc="http://schemas.openxmlformats.org/markup-compatibility/2006" xmlns:r="http://schemas.openxmlformats.org/officeDocument/2006/relationships" xmlns:w="http://schemas.openxmlformats.org/wordprocessingml/2006/main" xmlns:w14="http://schemas.microsoft.com/office/word/2010/wordml" xmlns:w15="http://schemas.microsoft.com/office/word/2012/wordml" xmlns:w16se="http://schemas.microsoft.com/office/word/2015/wordml/symex" mc:Ignorable="w14 w15 w16se">
+<w:styles xmlns:mc="http://schemas.openxmlformats.org/markup-compatibility/2006" xmlns:r="http://schemas.openxmlformats.org/officeDocument/2006/relationships" xmlns:w="http://schemas.openxmlformats.org/wordprocessingml/2006/main" xmlns:w14="http://schemas.microsoft.com/office/word/2010/wordml" xmlns:w15="http://schemas.microsoft.com/office/word/2012/wordml" xmlns:w16cex="http://schemas.microsoft.com/office/word/2018/wordml/cex" xmlns:w16cid="http://schemas.microsoft.com/office/word/2016/wordml/cid" xmlns:w16="http://schemas.microsoft.com/office/word/2018/wordml" xmlns:w16du="http://schemas.microsoft.com/office/word/2023/wordml/word16du" xmlns:w16sdtdh="http://schemas.microsoft.com/office/word/2020/wordml/sdtdatahash" xmlns:w16sdtfl="http://schemas.microsoft.com/office/word/2024/wordml/sdtformatlock" xmlns:w16se="http://schemas.microsoft.com/office/word/2015/wordml/symex" mc:Ignorable="w14 w15 w16se w16cid w16 w16cex w16sdtdh w16sdtfl w16du">
   <w:docDefaults>
     <w:rPrDefault>
       <w:rPr>
@@ -9111,7 +9445,7 @@
       </w:pPr>
     </w:pPrDefault>
   </w:docDefaults>
-  <w:latentStyles w:defLockedState="0" w:defUIPriority="99" w:defSemiHidden="0" w:defUnhideWhenUsed="0" w:defQFormat="0" w:count="371">
+  <w:latentStyles w:defLockedState="0" w:defUIPriority="99" w:defSemiHidden="0" w:defUnhideWhenUsed="0" w:defQFormat="0" w:count="376">
     <w:lsdException w:name="Normal" w:uiPriority="0" w:qFormat="1"/>
     <w:lsdException w:name="heading 1" w:uiPriority="9" w:qFormat="1"/>
     <w:lsdException w:name="heading 2" w:semiHidden="1" w:uiPriority="9" w:unhideWhenUsed="1" w:qFormat="1"/>
@@ -9483,6 +9817,11 @@
     <w:lsdException w:name="List Table 5 Dark Accent 6" w:uiPriority="50"/>
     <w:lsdException w:name="List Table 6 Colorful Accent 6" w:uiPriority="51"/>
     <w:lsdException w:name="List Table 7 Colorful Accent 6" w:uiPriority="52"/>
+    <w:lsdException w:name="Mention" w:semiHidden="1" w:unhideWhenUsed="1"/>
+    <w:lsdException w:name="Smart Hyperlink" w:semiHidden="1" w:unhideWhenUsed="1"/>
+    <w:lsdException w:name="Hashtag" w:semiHidden="1" w:unhideWhenUsed="1"/>
+    <w:lsdException w:name="Unresolved Mention" w:semiHidden="1" w:unhideWhenUsed="1"/>
+    <w:lsdException w:name="Smart Link" w:semiHidden="1" w:unhideWhenUsed="1"/>
   </w:latentStyles>
   <w:style w:type="paragraph" w:default="1" w:styleId="Normal">
     <w:name w:val="Normal"/>

--- a/migration/Migration is one of the major component of population change which is basically cause by socio (1).docx
+++ b/migration/Migration is one of the major component of population change which is basically cause by socio (1).docx
@@ -1,6 +1,6 @@
 
 <file path=word/document.xml><?xml version="1.0" encoding="utf-8"?>
-<w:document xmlns:wpc="http://schemas.microsoft.com/office/word/2010/wordprocessingCanvas" xmlns:cx="http://schemas.microsoft.com/office/drawing/2014/chartex" xmlns:cx1="http://schemas.microsoft.com/office/drawing/2015/9/8/chartex" xmlns:cx2="http://schemas.microsoft.com/office/drawing/2015/10/21/chartex" xmlns:cx3="http://schemas.microsoft.com/office/drawing/2016/5/9/chartex" xmlns:cx4="http://schemas.microsoft.com/office/drawing/2016/5/10/chartex" xmlns:cx5="http://schemas.microsoft.com/office/drawing/2016/5/11/chartex" xmlns:cx6="http://schemas.microsoft.com/office/drawing/2016/5/12/chartex" xmlns:cx7="http://schemas.microsoft.com/office/drawing/2016/5/13/chartex" xmlns:cx8="http://schemas.microsoft.com/office/drawing/2016/5/14/chartex" xmlns:mc="http://schemas.openxmlformats.org/markup-compatibility/2006" xmlns:aink="http://schemas.microsoft.com/office/drawing/2016/ink" xmlns:am3d="http://schemas.microsoft.com/office/drawing/2017/model3d" xmlns:o="urn:schemas-microsoft-com:office:office" xmlns:oel="http://schemas.microsoft.com/office/2019/extlst" xmlns:r="http://schemas.openxmlformats.org/officeDocument/2006/relationships" xmlns:m="http://schemas.openxmlformats.org/officeDocument/2006/math" xmlns:v="urn:schemas-microsoft-com:vml" xmlns:wp14="http://schemas.microsoft.com/office/word/2010/wordprocessingDrawing" xmlns:wp="http://schemas.openxmlformats.org/drawingml/2006/wordprocessingDrawing" xmlns:w10="urn:schemas-microsoft-com:office:word" xmlns:w="http://schemas.openxmlformats.org/wordprocessingml/2006/main" xmlns:w14="http://schemas.microsoft.com/office/word/2010/wordml" xmlns:w15="http://schemas.microsoft.com/office/word/2012/wordml" xmlns:w16cex="http://schemas.microsoft.com/office/word/2018/wordml/cex" xmlns:w16cid="http://schemas.microsoft.com/office/word/2016/wordml/cid" xmlns:w16="http://schemas.microsoft.com/office/word/2018/wordml" xmlns:w16du="http://schemas.microsoft.com/office/word/2023/wordml/word16du" xmlns:w16sdtdh="http://schemas.microsoft.com/office/word/2020/wordml/sdtdatahash" xmlns:w16sdtfl="http://schemas.microsoft.com/office/word/2024/wordml/sdtformatlock" xmlns:w16se="http://schemas.microsoft.com/office/word/2015/wordml/symex" xmlns:wpg="http://schemas.microsoft.com/office/word/2010/wordprocessingGroup" xmlns:wpi="http://schemas.microsoft.com/office/word/2010/wordprocessingInk" xmlns:wne="http://schemas.microsoft.com/office/word/2006/wordml" xmlns:wps="http://schemas.microsoft.com/office/word/2010/wordprocessingShape" mc:Ignorable="w14 w15 w16se w16cid w16 w16cex w16sdtdh w16sdtfl w16du wp14">
+<w:document xmlns:wpc="http://schemas.microsoft.com/office/word/2010/wordprocessingCanvas" xmlns:cx="http://schemas.microsoft.com/office/drawing/2014/chartex" xmlns:mc="http://schemas.openxmlformats.org/markup-compatibility/2006" xmlns:o="urn:schemas-microsoft-com:office:office" xmlns:r="http://schemas.openxmlformats.org/officeDocument/2006/relationships" xmlns:m="http://schemas.openxmlformats.org/officeDocument/2006/math" xmlns:v="urn:schemas-microsoft-com:vml" xmlns:wp14="http://schemas.microsoft.com/office/word/2010/wordprocessingDrawing" xmlns:wp="http://schemas.openxmlformats.org/drawingml/2006/wordprocessingDrawing" xmlns:w10="urn:schemas-microsoft-com:office:word" xmlns:w="http://schemas.openxmlformats.org/wordprocessingml/2006/main" xmlns:w14="http://schemas.microsoft.com/office/word/2010/wordml" xmlns:w15="http://schemas.microsoft.com/office/word/2012/wordml" xmlns:w16se="http://schemas.microsoft.com/office/word/2015/wordml/symex" xmlns:wpg="http://schemas.microsoft.com/office/word/2010/wordprocessingGroup" xmlns:wpi="http://schemas.microsoft.com/office/word/2010/wordprocessingInk" xmlns:wne="http://schemas.microsoft.com/office/word/2006/wordml" xmlns:wps="http://schemas.microsoft.com/office/word/2010/wordprocessingShape" mc:Ignorable="w14 w15 w16se wp14">
   <w:body>
     <w:p>
       <w:pPr>
@@ -71,17 +71,8 @@
           <w:rFonts w:ascii="Times New Roman" w:eastAsia="Times New Roman" w:hAnsi="Times New Roman" w:cs="Times New Roman"/>
           <w:shd w:val="clear" w:color="auto" w:fill="FFFFFF"/>
         </w:rPr>
-        <w:t xml:space="preserve">ARAPUR MUNICIPALITY WARD 9, </w:t>
-      </w:r>
-      <w:proofErr w:type="gramStart"/>
-      <w:r>
-        <w:rPr>
-          <w:rFonts w:ascii="Times New Roman" w:eastAsia="Times New Roman" w:hAnsi="Times New Roman" w:cs="Times New Roman"/>
-          <w:shd w:val="clear" w:color="auto" w:fill="FFFFFF"/>
-        </w:rPr>
-        <w:t>SANKHU )</w:t>
-      </w:r>
-      <w:proofErr w:type="gramEnd"/>
+        <w:t>ARAPUR MUNICIPALITY WARD 9, SANKHU )</w:t>
+      </w:r>
     </w:p>
     <w:p>
       <w:pPr>
@@ -928,8 +919,6 @@
       <w:pPr>
         <w:pStyle w:val="BodyText"/>
         <w:sectPr>
-          <w:headerReference w:type="default" r:id="rId8"/>
-          <w:footerReference w:type="default" r:id="rId9"/>
           <w:pgSz w:w="12240" w:h="15840"/>
           <w:pgMar w:top="1440" w:right="1440" w:bottom="1440" w:left="2160" w:header="720" w:footer="720" w:gutter="0"/>
           <w:pgNumType w:start="1"/>
@@ -1013,9 +1002,13 @@
               <w:tab w:val="right" w:pos="8630"/>
             </w:tabs>
             <w:rPr>
+              <w:rFonts w:cs="Mangal"/>
               <w:noProof/>
-              <w:szCs w:val="21"/>
+              <w:kern w:val="0"/>
+              <w:sz w:val="22"/>
+              <w:szCs w:val="20"/>
               <w:lang w:eastAsia="en-US" w:bidi="ne-NP"/>
+              <w14:ligatures w14:val="none"/>
             </w:rPr>
           </w:pPr>
           <w:r>
@@ -1027,7 +1020,7 @@
           <w:r>
             <w:fldChar w:fldCharType="separate"/>
           </w:r>
-          <w:hyperlink w:anchor="_Toc217393345" w:history="1">
+          <w:hyperlink w:anchor="_Toc217624801" w:history="1">
             <w:r>
               <w:rPr>
                 <w:rStyle w:val="Hyperlink"/>
@@ -1054,7 +1047,7 @@
                 <w:noProof/>
                 <w:webHidden/>
               </w:rPr>
-              <w:instrText xml:space="preserve"> PAGEREF _Toc217393345 \h </w:instrText>
+              <w:instrText xml:space="preserve"> PAGEREF _Toc217624801 \h </w:instrText>
             </w:r>
             <w:r>
               <w:rPr>
@@ -1092,12 +1085,16 @@
               <w:tab w:val="right" w:pos="8630"/>
             </w:tabs>
             <w:rPr>
+              <w:rFonts w:cs="Mangal"/>
               <w:noProof/>
-              <w:szCs w:val="21"/>
+              <w:kern w:val="0"/>
+              <w:sz w:val="22"/>
+              <w:szCs w:val="20"/>
               <w:lang w:eastAsia="en-US" w:bidi="ne-NP"/>
+              <w14:ligatures w14:val="none"/>
             </w:rPr>
           </w:pPr>
-          <w:hyperlink w:anchor="_Toc217393346" w:history="1">
+          <w:hyperlink w:anchor="_Toc217624802" w:history="1">
             <w:r>
               <w:rPr>
                 <w:rStyle w:val="Hyperlink"/>
@@ -1124,7 +1121,7 @@
                 <w:noProof/>
                 <w:webHidden/>
               </w:rPr>
-              <w:instrText xml:space="preserve"> PAGEREF _Toc217393346 \h </w:instrText>
+              <w:instrText xml:space="preserve"> PAGEREF _Toc217624802 \h </w:instrText>
             </w:r>
             <w:r>
               <w:rPr>
@@ -1162,12 +1159,16 @@
               <w:tab w:val="right" w:pos="8630"/>
             </w:tabs>
             <w:rPr>
+              <w:rFonts w:cs="Mangal"/>
               <w:noProof/>
-              <w:szCs w:val="21"/>
+              <w:kern w:val="0"/>
+              <w:sz w:val="22"/>
+              <w:szCs w:val="20"/>
               <w:lang w:eastAsia="en-US" w:bidi="ne-NP"/>
+              <w14:ligatures w14:val="none"/>
             </w:rPr>
           </w:pPr>
-          <w:hyperlink w:anchor="_Toc217393347" w:history="1">
+          <w:hyperlink w:anchor="_Toc217624803" w:history="1">
             <w:r>
               <w:rPr>
                 <w:rStyle w:val="Hyperlink"/>
@@ -1194,7 +1195,7 @@
                 <w:noProof/>
                 <w:webHidden/>
               </w:rPr>
-              <w:instrText xml:space="preserve"> PAGEREF _Toc217393347 \h </w:instrText>
+              <w:instrText xml:space="preserve"> PAGEREF _Toc217624803 \h </w:instrText>
             </w:r>
             <w:r>
               <w:rPr>
@@ -1232,12 +1233,16 @@
               <w:tab w:val="right" w:pos="8630"/>
             </w:tabs>
             <w:rPr>
+              <w:rFonts w:cs="Mangal"/>
               <w:noProof/>
-              <w:szCs w:val="21"/>
+              <w:kern w:val="0"/>
+              <w:sz w:val="22"/>
+              <w:szCs w:val="20"/>
               <w:lang w:eastAsia="en-US" w:bidi="ne-NP"/>
+              <w14:ligatures w14:val="none"/>
             </w:rPr>
           </w:pPr>
-          <w:hyperlink w:anchor="_Toc217393348" w:history="1">
+          <w:hyperlink w:anchor="_Toc217624804" w:history="1">
             <w:r>
               <w:rPr>
                 <w:rStyle w:val="Hyperlink"/>
@@ -1264,7 +1269,7 @@
                 <w:noProof/>
                 <w:webHidden/>
               </w:rPr>
-              <w:instrText xml:space="preserve"> PAGEREF _Toc217393348 \h </w:instrText>
+              <w:instrText xml:space="preserve"> PAGEREF _Toc217624804 \h </w:instrText>
             </w:r>
             <w:r>
               <w:rPr>
@@ -1302,12 +1307,16 @@
               <w:tab w:val="right" w:pos="8630"/>
             </w:tabs>
             <w:rPr>
+              <w:rFonts w:cs="Mangal"/>
               <w:noProof/>
-              <w:szCs w:val="21"/>
+              <w:kern w:val="0"/>
+              <w:sz w:val="22"/>
+              <w:szCs w:val="20"/>
               <w:lang w:eastAsia="en-US" w:bidi="ne-NP"/>
+              <w14:ligatures w14:val="none"/>
             </w:rPr>
           </w:pPr>
-          <w:hyperlink w:anchor="_Toc217393349" w:history="1">
+          <w:hyperlink w:anchor="_Toc217624805" w:history="1">
             <w:r>
               <w:rPr>
                 <w:rStyle w:val="Hyperlink"/>
@@ -1334,7 +1343,7 @@
                 <w:noProof/>
                 <w:webHidden/>
               </w:rPr>
-              <w:instrText xml:space="preserve"> PAGEREF _Toc217393349 \h </w:instrText>
+              <w:instrText xml:space="preserve"> PAGEREF _Toc217624805 \h </w:instrText>
             </w:r>
             <w:r>
               <w:rPr>
@@ -1372,12 +1381,16 @@
               <w:tab w:val="right" w:pos="8630"/>
             </w:tabs>
             <w:rPr>
+              <w:rFonts w:cs="Mangal"/>
               <w:noProof/>
-              <w:szCs w:val="21"/>
+              <w:kern w:val="0"/>
+              <w:sz w:val="22"/>
+              <w:szCs w:val="20"/>
               <w:lang w:eastAsia="en-US" w:bidi="ne-NP"/>
+              <w14:ligatures w14:val="none"/>
             </w:rPr>
           </w:pPr>
-          <w:hyperlink w:anchor="_Toc217393350" w:history="1">
+          <w:hyperlink w:anchor="_Toc217624806" w:history="1">
             <w:r>
               <w:rPr>
                 <w:rStyle w:val="Hyperlink"/>
@@ -1404,7 +1417,7 @@
                 <w:noProof/>
                 <w:webHidden/>
               </w:rPr>
-              <w:instrText xml:space="preserve"> PAGEREF _Toc217393350 \h </w:instrText>
+              <w:instrText xml:space="preserve"> PAGEREF _Toc217624806 \h </w:instrText>
             </w:r>
             <w:r>
               <w:rPr>
@@ -1442,12 +1455,16 @@
               <w:tab w:val="right" w:pos="8630"/>
             </w:tabs>
             <w:rPr>
+              <w:rFonts w:cs="Mangal"/>
               <w:noProof/>
-              <w:szCs w:val="21"/>
+              <w:kern w:val="0"/>
+              <w:sz w:val="22"/>
+              <w:szCs w:val="20"/>
               <w:lang w:eastAsia="en-US" w:bidi="ne-NP"/>
+              <w14:ligatures w14:val="none"/>
             </w:rPr>
           </w:pPr>
-          <w:hyperlink w:anchor="_Toc217393351" w:history="1">
+          <w:hyperlink w:anchor="_Toc217624807" w:history="1">
             <w:r>
               <w:rPr>
                 <w:rStyle w:val="Hyperlink"/>
@@ -1474,7 +1491,7 @@
                 <w:noProof/>
                 <w:webHidden/>
               </w:rPr>
-              <w:instrText xml:space="preserve"> PAGEREF _Toc217393351 \h </w:instrText>
+              <w:instrText xml:space="preserve"> PAGEREF _Toc217624807 \h </w:instrText>
             </w:r>
             <w:r>
               <w:rPr>
@@ -1512,12 +1529,16 @@
               <w:tab w:val="right" w:pos="8630"/>
             </w:tabs>
             <w:rPr>
+              <w:rFonts w:cs="Mangal"/>
               <w:noProof/>
-              <w:szCs w:val="21"/>
+              <w:kern w:val="0"/>
+              <w:sz w:val="22"/>
+              <w:szCs w:val="20"/>
               <w:lang w:eastAsia="en-US" w:bidi="ne-NP"/>
+              <w14:ligatures w14:val="none"/>
             </w:rPr>
           </w:pPr>
-          <w:hyperlink w:anchor="_Toc217393352" w:history="1">
+          <w:hyperlink w:anchor="_Toc217624808" w:history="1">
             <w:r>
               <w:rPr>
                 <w:rStyle w:val="Hyperlink"/>
@@ -1544,7 +1565,7 @@
                 <w:noProof/>
                 <w:webHidden/>
               </w:rPr>
-              <w:instrText xml:space="preserve"> PAGEREF _Toc217393352 \h </w:instrText>
+              <w:instrText xml:space="preserve"> PAGEREF _Toc217624808 \h </w:instrText>
             </w:r>
             <w:r>
               <w:rPr>
@@ -1582,12 +1603,16 @@
               <w:tab w:val="right" w:pos="8630"/>
             </w:tabs>
             <w:rPr>
+              <w:rFonts w:cs="Mangal"/>
               <w:noProof/>
-              <w:szCs w:val="21"/>
+              <w:kern w:val="0"/>
+              <w:sz w:val="22"/>
+              <w:szCs w:val="20"/>
               <w:lang w:eastAsia="en-US" w:bidi="ne-NP"/>
+              <w14:ligatures w14:val="none"/>
             </w:rPr>
           </w:pPr>
-          <w:hyperlink w:anchor="_Toc217393353" w:history="1">
+          <w:hyperlink w:anchor="_Toc217624809" w:history="1">
             <w:r>
               <w:rPr>
                 <w:rStyle w:val="Hyperlink"/>
@@ -1614,7 +1639,81 @@
                 <w:noProof/>
                 <w:webHidden/>
               </w:rPr>
-              <w:instrText xml:space="preserve"> PAGEREF _Toc217393353 \h </w:instrText>
+              <w:instrText xml:space="preserve"> PAGEREF _Toc217624809 \h </w:instrText>
+            </w:r>
+            <w:r>
+              <w:rPr>
+                <w:noProof/>
+                <w:webHidden/>
+              </w:rPr>
+            </w:r>
+            <w:r>
+              <w:rPr>
+                <w:noProof/>
+                <w:webHidden/>
+              </w:rPr>
+              <w:fldChar w:fldCharType="separate"/>
+            </w:r>
+            <w:r>
+              <w:rPr>
+                <w:noProof/>
+                <w:webHidden/>
+              </w:rPr>
+              <w:t>7</w:t>
+            </w:r>
+            <w:r>
+              <w:rPr>
+                <w:noProof/>
+                <w:webHidden/>
+              </w:rPr>
+              <w:fldChar w:fldCharType="end"/>
+            </w:r>
+          </w:hyperlink>
+        </w:p>
+        <w:p>
+          <w:pPr>
+            <w:pStyle w:val="TOC1"/>
+            <w:tabs>
+              <w:tab w:val="right" w:pos="8630"/>
+            </w:tabs>
+            <w:rPr>
+              <w:rFonts w:cs="Mangal"/>
+              <w:noProof/>
+              <w:kern w:val="0"/>
+              <w:sz w:val="22"/>
+              <w:szCs w:val="20"/>
+              <w:lang w:eastAsia="en-US" w:bidi="ne-NP"/>
+              <w14:ligatures w14:val="none"/>
+            </w:rPr>
+          </w:pPr>
+          <w:hyperlink w:anchor="_Toc217624810" w:history="1">
+            <w:r>
+              <w:rPr>
+                <w:rStyle w:val="Hyperlink"/>
+                <w:noProof/>
+              </w:rPr>
+              <w:t>Literature Review</w:t>
+            </w:r>
+            <w:r>
+              <w:rPr>
+                <w:noProof/>
+                <w:webHidden/>
+              </w:rPr>
+              <w:tab/>
+            </w:r>
+            <w:r>
+              <w:rPr>
+                <w:noProof/>
+                <w:webHidden/>
+              </w:rPr>
+              <w:fldChar w:fldCharType="begin"/>
+            </w:r>
+            <w:r>
+              <w:rPr>
+                <w:noProof/>
+                <w:webHidden/>
+              </w:rPr>
+              <w:instrText xml:space="preserve"> PAGEREF _Toc217624810 \h </w:instrText>
             </w:r>
             <w:r>
               <w:rPr>
@@ -1652,18 +1751,22 @@
               <w:tab w:val="right" w:pos="8630"/>
             </w:tabs>
             <w:rPr>
+              <w:rFonts w:cs="Mangal"/>
               <w:noProof/>
-              <w:szCs w:val="21"/>
+              <w:kern w:val="0"/>
+              <w:sz w:val="22"/>
+              <w:szCs w:val="20"/>
               <w:lang w:eastAsia="en-US" w:bidi="ne-NP"/>
+              <w14:ligatures w14:val="none"/>
             </w:rPr>
           </w:pPr>
-          <w:hyperlink w:anchor="_Toc217393354" w:history="1">
+          <w:hyperlink w:anchor="_Toc217624811" w:history="1">
             <w:r>
               <w:rPr>
                 <w:rStyle w:val="Hyperlink"/>
                 <w:noProof/>
               </w:rPr>
-              <w:t>Literature Review</w:t>
+              <w:t>2.1 Theoretical Review</w:t>
             </w:r>
             <w:r>
               <w:rPr>
@@ -1684,7 +1787,7 @@
                 <w:noProof/>
                 <w:webHidden/>
               </w:rPr>
-              <w:instrText xml:space="preserve"> PAGEREF _Toc217393354 \h </w:instrText>
+              <w:instrText xml:space="preserve"> PAGEREF _Toc217624811 \h </w:instrText>
             </w:r>
             <w:r>
               <w:rPr>
@@ -1704,7 +1807,7 @@
                 <w:noProof/>
                 <w:webHidden/>
               </w:rPr>
-              <w:t>7</w:t>
+              <w:t>10</w:t>
             </w:r>
             <w:r>
               <w:rPr>
@@ -1722,18 +1825,22 @@
               <w:tab w:val="right" w:pos="8630"/>
             </w:tabs>
             <w:rPr>
+              <w:rFonts w:cs="Mangal"/>
               <w:noProof/>
-              <w:szCs w:val="21"/>
+              <w:kern w:val="0"/>
+              <w:sz w:val="22"/>
+              <w:szCs w:val="20"/>
               <w:lang w:eastAsia="en-US" w:bidi="ne-NP"/>
+              <w14:ligatures w14:val="none"/>
             </w:rPr>
           </w:pPr>
-          <w:hyperlink w:anchor="_Toc217393355" w:history="1">
+          <w:hyperlink w:anchor="_Toc217624812" w:history="1">
             <w:r>
               <w:rPr>
                 <w:rStyle w:val="Hyperlink"/>
                 <w:noProof/>
               </w:rPr>
-              <w:t>2.1 Theoretical Review</w:t>
+              <w:t>2.2 Empirical Review</w:t>
             </w:r>
             <w:r>
               <w:rPr>
@@ -1754,7 +1861,7 @@
                 <w:noProof/>
                 <w:webHidden/>
               </w:rPr>
-              <w:instrText xml:space="preserve"> PAGEREF _Toc217393355 \h </w:instrText>
+              <w:instrText xml:space="preserve"> PAGEREF _Toc217624812 \h </w:instrText>
             </w:r>
             <w:r>
               <w:rPr>
@@ -1792,18 +1899,22 @@
               <w:tab w:val="right" w:pos="8630"/>
             </w:tabs>
             <w:rPr>
+              <w:rFonts w:cs="Mangal"/>
               <w:noProof/>
-              <w:szCs w:val="21"/>
+              <w:kern w:val="0"/>
+              <w:sz w:val="22"/>
+              <w:szCs w:val="20"/>
               <w:lang w:eastAsia="en-US" w:bidi="ne-NP"/>
+              <w14:ligatures w14:val="none"/>
             </w:rPr>
           </w:pPr>
-          <w:hyperlink w:anchor="_Toc217393356" w:history="1">
+          <w:hyperlink w:anchor="_Toc217624813" w:history="1">
             <w:r>
               <w:rPr>
                 <w:rStyle w:val="Hyperlink"/>
                 <w:noProof/>
               </w:rPr>
-              <w:t>2.2 Empirical Review</w:t>
+              <w:t>2.3 Policy Review</w:t>
             </w:r>
             <w:r>
               <w:rPr>
@@ -1824,7 +1935,7 @@
                 <w:noProof/>
                 <w:webHidden/>
               </w:rPr>
-              <w:instrText xml:space="preserve"> PAGEREF _Toc217393356 \h </w:instrText>
+              <w:instrText xml:space="preserve"> PAGEREF _Toc217624813 \h </w:instrText>
             </w:r>
             <w:r>
               <w:rPr>
@@ -1844,7 +1955,7 @@
                 <w:noProof/>
                 <w:webHidden/>
               </w:rPr>
-              <w:t>10</w:t>
+              <w:t>11</w:t>
             </w:r>
             <w:r>
               <w:rPr>
@@ -1862,18 +1973,22 @@
               <w:tab w:val="right" w:pos="8630"/>
             </w:tabs>
             <w:rPr>
+              <w:rFonts w:cs="Mangal"/>
               <w:noProof/>
-              <w:szCs w:val="21"/>
+              <w:kern w:val="0"/>
+              <w:sz w:val="22"/>
+              <w:szCs w:val="20"/>
               <w:lang w:eastAsia="en-US" w:bidi="ne-NP"/>
+              <w14:ligatures w14:val="none"/>
             </w:rPr>
           </w:pPr>
-          <w:hyperlink w:anchor="_Toc217393357" w:history="1">
+          <w:hyperlink w:anchor="_Toc217624814" w:history="1">
             <w:r>
               <w:rPr>
                 <w:rStyle w:val="Hyperlink"/>
                 <w:noProof/>
               </w:rPr>
-              <w:t>2.3 Policy Review</w:t>
+              <w:t>2.4 Research Gap</w:t>
             </w:r>
             <w:r>
               <w:rPr>
@@ -1894,7 +2009,7 @@
                 <w:noProof/>
                 <w:webHidden/>
               </w:rPr>
-              <w:instrText xml:space="preserve"> PAGEREF _Toc217393357 \h </w:instrText>
+              <w:instrText xml:space="preserve"> PAGEREF _Toc217624814 \h </w:instrText>
             </w:r>
             <w:r>
               <w:rPr>
@@ -1932,18 +2047,22 @@
               <w:tab w:val="right" w:pos="8630"/>
             </w:tabs>
             <w:rPr>
+              <w:rFonts w:cs="Mangal"/>
               <w:noProof/>
-              <w:szCs w:val="21"/>
+              <w:kern w:val="0"/>
+              <w:sz w:val="22"/>
+              <w:szCs w:val="20"/>
               <w:lang w:eastAsia="en-US" w:bidi="ne-NP"/>
+              <w14:ligatures w14:val="none"/>
             </w:rPr>
           </w:pPr>
-          <w:hyperlink w:anchor="_Toc217393358" w:history="1">
+          <w:hyperlink w:anchor="_Toc217624815" w:history="1">
             <w:r>
               <w:rPr>
                 <w:rStyle w:val="Hyperlink"/>
                 <w:noProof/>
               </w:rPr>
-              <w:t>2.4 Research Gap</w:t>
+              <w:t>2.5 Conceptual Framework</w:t>
             </w:r>
             <w:r>
               <w:rPr>
@@ -1964,7 +2083,7 @@
                 <w:noProof/>
                 <w:webHidden/>
               </w:rPr>
-              <w:instrText xml:space="preserve"> PAGEREF _Toc217393358 \h </w:instrText>
+              <w:instrText xml:space="preserve"> PAGEREF _Toc217624815 \h </w:instrText>
             </w:r>
             <w:r>
               <w:rPr>
@@ -1984,7 +2103,155 @@
                 <w:noProof/>
                 <w:webHidden/>
               </w:rPr>
-              <w:t>11</w:t>
+              <w:t>12</w:t>
+            </w:r>
+            <w:r>
+              <w:rPr>
+                <w:noProof/>
+                <w:webHidden/>
+              </w:rPr>
+              <w:fldChar w:fldCharType="end"/>
+            </w:r>
+          </w:hyperlink>
+        </w:p>
+        <w:p>
+          <w:pPr>
+            <w:pStyle w:val="TOC1"/>
+            <w:tabs>
+              <w:tab w:val="right" w:pos="8630"/>
+            </w:tabs>
+            <w:rPr>
+              <w:rFonts w:cs="Mangal"/>
+              <w:noProof/>
+              <w:kern w:val="0"/>
+              <w:sz w:val="22"/>
+              <w:szCs w:val="20"/>
+              <w:lang w:eastAsia="en-US" w:bidi="ne-NP"/>
+              <w14:ligatures w14:val="none"/>
+            </w:rPr>
+          </w:pPr>
+          <w:hyperlink w:anchor="_Toc217624816" w:history="1">
+            <w:r>
+              <w:rPr>
+                <w:rStyle w:val="Hyperlink"/>
+                <w:noProof/>
+              </w:rPr>
+              <w:t>Chapter-Three</w:t>
+            </w:r>
+            <w:r>
+              <w:rPr>
+                <w:noProof/>
+                <w:webHidden/>
+              </w:rPr>
+              <w:tab/>
+            </w:r>
+            <w:r>
+              <w:rPr>
+                <w:noProof/>
+                <w:webHidden/>
+              </w:rPr>
+              <w:fldChar w:fldCharType="begin"/>
+            </w:r>
+            <w:r>
+              <w:rPr>
+                <w:noProof/>
+                <w:webHidden/>
+              </w:rPr>
+              <w:instrText xml:space="preserve"> PAGEREF _Toc217624816 \h </w:instrText>
+            </w:r>
+            <w:r>
+              <w:rPr>
+                <w:noProof/>
+                <w:webHidden/>
+              </w:rPr>
+            </w:r>
+            <w:r>
+              <w:rPr>
+                <w:noProof/>
+                <w:webHidden/>
+              </w:rPr>
+              <w:fldChar w:fldCharType="separate"/>
+            </w:r>
+            <w:r>
+              <w:rPr>
+                <w:noProof/>
+                <w:webHidden/>
+              </w:rPr>
+              <w:t>13</w:t>
+            </w:r>
+            <w:r>
+              <w:rPr>
+                <w:noProof/>
+                <w:webHidden/>
+              </w:rPr>
+              <w:fldChar w:fldCharType="end"/>
+            </w:r>
+          </w:hyperlink>
+        </w:p>
+        <w:p>
+          <w:pPr>
+            <w:pStyle w:val="TOC1"/>
+            <w:tabs>
+              <w:tab w:val="right" w:pos="8630"/>
+            </w:tabs>
+            <w:rPr>
+              <w:rFonts w:cs="Mangal"/>
+              <w:noProof/>
+              <w:kern w:val="0"/>
+              <w:sz w:val="22"/>
+              <w:szCs w:val="20"/>
+              <w:lang w:eastAsia="en-US" w:bidi="ne-NP"/>
+              <w14:ligatures w14:val="none"/>
+            </w:rPr>
+          </w:pPr>
+          <w:hyperlink w:anchor="_Toc217624817" w:history="1">
+            <w:r>
+              <w:rPr>
+                <w:rStyle w:val="Hyperlink"/>
+                <w:noProof/>
+              </w:rPr>
+              <w:t>Research methodology</w:t>
+            </w:r>
+            <w:r>
+              <w:rPr>
+                <w:noProof/>
+                <w:webHidden/>
+              </w:rPr>
+              <w:tab/>
+            </w:r>
+            <w:r>
+              <w:rPr>
+                <w:noProof/>
+                <w:webHidden/>
+              </w:rPr>
+              <w:fldChar w:fldCharType="begin"/>
+            </w:r>
+            <w:r>
+              <w:rPr>
+                <w:noProof/>
+                <w:webHidden/>
+              </w:rPr>
+              <w:instrText xml:space="preserve"> PAGEREF _Toc217624817 \h </w:instrText>
+            </w:r>
+            <w:r>
+              <w:rPr>
+                <w:noProof/>
+                <w:webHidden/>
+              </w:rPr>
+            </w:r>
+            <w:r>
+              <w:rPr>
+                <w:noProof/>
+                <w:webHidden/>
+              </w:rPr>
+              <w:fldChar w:fldCharType="separate"/>
+            </w:r>
+            <w:r>
+              <w:rPr>
+                <w:noProof/>
+                <w:webHidden/>
+              </w:rPr>
+              <w:t>13</w:t>
             </w:r>
             <w:r>
               <w:rPr>
@@ -2002,18 +2269,22 @@
               <w:tab w:val="right" w:pos="8630"/>
             </w:tabs>
             <w:rPr>
+              <w:rFonts w:cs="Mangal"/>
               <w:noProof/>
-              <w:szCs w:val="21"/>
+              <w:kern w:val="0"/>
+              <w:sz w:val="22"/>
+              <w:szCs w:val="20"/>
               <w:lang w:eastAsia="en-US" w:bidi="ne-NP"/>
+              <w14:ligatures w14:val="none"/>
             </w:rPr>
           </w:pPr>
-          <w:hyperlink w:anchor="_Toc217393359" w:history="1">
+          <w:hyperlink w:anchor="_Toc217624818" w:history="1">
             <w:r>
               <w:rPr>
                 <w:rStyle w:val="Hyperlink"/>
                 <w:noProof/>
               </w:rPr>
-              <w:t>2.5 Conceptual Framework</w:t>
+              <w:t>3.1 Rationale of Selection of Study Area</w:t>
             </w:r>
             <w:r>
               <w:rPr>
@@ -2034,7 +2305,7 @@
                 <w:noProof/>
                 <w:webHidden/>
               </w:rPr>
-              <w:instrText xml:space="preserve"> PAGEREF _Toc217393359 \h </w:instrText>
+              <w:instrText xml:space="preserve"> PAGEREF _Toc217624818 \h </w:instrText>
             </w:r>
             <w:r>
               <w:rPr>
@@ -2054,7 +2325,599 @@
                 <w:noProof/>
                 <w:webHidden/>
               </w:rPr>
-              <w:t>12</w:t>
+              <w:t>13</w:t>
+            </w:r>
+            <w:r>
+              <w:rPr>
+                <w:noProof/>
+                <w:webHidden/>
+              </w:rPr>
+              <w:fldChar w:fldCharType="end"/>
+            </w:r>
+          </w:hyperlink>
+        </w:p>
+        <w:p>
+          <w:pPr>
+            <w:pStyle w:val="TOC2"/>
+            <w:tabs>
+              <w:tab w:val="right" w:pos="8630"/>
+            </w:tabs>
+            <w:rPr>
+              <w:rFonts w:cs="Mangal"/>
+              <w:noProof/>
+              <w:kern w:val="0"/>
+              <w:sz w:val="22"/>
+              <w:szCs w:val="20"/>
+              <w:lang w:eastAsia="en-US" w:bidi="ne-NP"/>
+              <w14:ligatures w14:val="none"/>
+            </w:rPr>
+          </w:pPr>
+          <w:hyperlink w:anchor="_Toc217624819" w:history="1">
+            <w:r>
+              <w:rPr>
+                <w:rStyle w:val="Hyperlink"/>
+                <w:noProof/>
+              </w:rPr>
+              <w:t>3.2 Research Design</w:t>
+            </w:r>
+            <w:r>
+              <w:rPr>
+                <w:noProof/>
+                <w:webHidden/>
+              </w:rPr>
+              <w:tab/>
+            </w:r>
+            <w:r>
+              <w:rPr>
+                <w:noProof/>
+                <w:webHidden/>
+              </w:rPr>
+              <w:fldChar w:fldCharType="begin"/>
+            </w:r>
+            <w:r>
+              <w:rPr>
+                <w:noProof/>
+                <w:webHidden/>
+              </w:rPr>
+              <w:instrText xml:space="preserve"> PAGEREF _Toc217624819 \h </w:instrText>
+            </w:r>
+            <w:r>
+              <w:rPr>
+                <w:noProof/>
+                <w:webHidden/>
+              </w:rPr>
+            </w:r>
+            <w:r>
+              <w:rPr>
+                <w:noProof/>
+                <w:webHidden/>
+              </w:rPr>
+              <w:fldChar w:fldCharType="separate"/>
+            </w:r>
+            <w:r>
+              <w:rPr>
+                <w:noProof/>
+                <w:webHidden/>
+              </w:rPr>
+              <w:t>14</w:t>
+            </w:r>
+            <w:r>
+              <w:rPr>
+                <w:noProof/>
+                <w:webHidden/>
+              </w:rPr>
+              <w:fldChar w:fldCharType="end"/>
+            </w:r>
+          </w:hyperlink>
+        </w:p>
+        <w:p>
+          <w:pPr>
+            <w:pStyle w:val="TOC2"/>
+            <w:tabs>
+              <w:tab w:val="right" w:pos="8630"/>
+            </w:tabs>
+            <w:rPr>
+              <w:rFonts w:cs="Mangal"/>
+              <w:noProof/>
+              <w:kern w:val="0"/>
+              <w:sz w:val="22"/>
+              <w:szCs w:val="20"/>
+              <w:lang w:eastAsia="en-US" w:bidi="ne-NP"/>
+              <w14:ligatures w14:val="none"/>
+            </w:rPr>
+          </w:pPr>
+          <w:hyperlink w:anchor="_Toc217624820" w:history="1">
+            <w:r>
+              <w:rPr>
+                <w:rStyle w:val="Hyperlink"/>
+                <w:noProof/>
+              </w:rPr>
+              <w:t>3.3 Nature and source of data</w:t>
+            </w:r>
+            <w:r>
+              <w:rPr>
+                <w:noProof/>
+                <w:webHidden/>
+              </w:rPr>
+              <w:tab/>
+            </w:r>
+            <w:r>
+              <w:rPr>
+                <w:noProof/>
+                <w:webHidden/>
+              </w:rPr>
+              <w:fldChar w:fldCharType="begin"/>
+            </w:r>
+            <w:r>
+              <w:rPr>
+                <w:noProof/>
+                <w:webHidden/>
+              </w:rPr>
+              <w:instrText xml:space="preserve"> PAGEREF _Toc217624820 \h </w:instrText>
+            </w:r>
+            <w:r>
+              <w:rPr>
+                <w:noProof/>
+                <w:webHidden/>
+              </w:rPr>
+            </w:r>
+            <w:r>
+              <w:rPr>
+                <w:noProof/>
+                <w:webHidden/>
+              </w:rPr>
+              <w:fldChar w:fldCharType="separate"/>
+            </w:r>
+            <w:r>
+              <w:rPr>
+                <w:noProof/>
+                <w:webHidden/>
+              </w:rPr>
+              <w:t>14</w:t>
+            </w:r>
+            <w:r>
+              <w:rPr>
+                <w:noProof/>
+                <w:webHidden/>
+              </w:rPr>
+              <w:fldChar w:fldCharType="end"/>
+            </w:r>
+          </w:hyperlink>
+        </w:p>
+        <w:p>
+          <w:pPr>
+            <w:pStyle w:val="TOC2"/>
+            <w:tabs>
+              <w:tab w:val="right" w:pos="8630"/>
+            </w:tabs>
+            <w:rPr>
+              <w:rFonts w:cs="Mangal"/>
+              <w:noProof/>
+              <w:kern w:val="0"/>
+              <w:sz w:val="22"/>
+              <w:szCs w:val="20"/>
+              <w:lang w:eastAsia="en-US" w:bidi="ne-NP"/>
+              <w14:ligatures w14:val="none"/>
+            </w:rPr>
+          </w:pPr>
+          <w:hyperlink w:anchor="_Toc217624821" w:history="1">
+            <w:r>
+              <w:rPr>
+                <w:rStyle w:val="Hyperlink"/>
+                <w:noProof/>
+              </w:rPr>
+              <w:t>3.4 Population and Sampling</w:t>
+            </w:r>
+            <w:r>
+              <w:rPr>
+                <w:noProof/>
+                <w:webHidden/>
+              </w:rPr>
+              <w:tab/>
+            </w:r>
+            <w:r>
+              <w:rPr>
+                <w:noProof/>
+                <w:webHidden/>
+              </w:rPr>
+              <w:fldChar w:fldCharType="begin"/>
+            </w:r>
+            <w:r>
+              <w:rPr>
+                <w:noProof/>
+                <w:webHidden/>
+              </w:rPr>
+              <w:instrText xml:space="preserve"> PAGEREF _Toc217624821 \h </w:instrText>
+            </w:r>
+            <w:r>
+              <w:rPr>
+                <w:noProof/>
+                <w:webHidden/>
+              </w:rPr>
+            </w:r>
+            <w:r>
+              <w:rPr>
+                <w:noProof/>
+                <w:webHidden/>
+              </w:rPr>
+              <w:fldChar w:fldCharType="separate"/>
+            </w:r>
+            <w:r>
+              <w:rPr>
+                <w:noProof/>
+                <w:webHidden/>
+              </w:rPr>
+              <w:t>14</w:t>
+            </w:r>
+            <w:r>
+              <w:rPr>
+                <w:noProof/>
+                <w:webHidden/>
+              </w:rPr>
+              <w:fldChar w:fldCharType="end"/>
+            </w:r>
+          </w:hyperlink>
+        </w:p>
+        <w:p>
+          <w:pPr>
+            <w:pStyle w:val="TOC2"/>
+            <w:tabs>
+              <w:tab w:val="right" w:pos="8630"/>
+            </w:tabs>
+            <w:rPr>
+              <w:rFonts w:cs="Mangal"/>
+              <w:noProof/>
+              <w:kern w:val="0"/>
+              <w:sz w:val="22"/>
+              <w:szCs w:val="20"/>
+              <w:lang w:eastAsia="en-US" w:bidi="ne-NP"/>
+              <w14:ligatures w14:val="none"/>
+            </w:rPr>
+          </w:pPr>
+          <w:hyperlink w:anchor="_Toc217624822" w:history="1">
+            <w:r>
+              <w:rPr>
+                <w:rStyle w:val="Hyperlink"/>
+                <w:noProof/>
+              </w:rPr>
+              <w:t>3.5 Method of Data Collection</w:t>
+            </w:r>
+            <w:r>
+              <w:rPr>
+                <w:noProof/>
+                <w:webHidden/>
+              </w:rPr>
+              <w:tab/>
+            </w:r>
+            <w:r>
+              <w:rPr>
+                <w:noProof/>
+                <w:webHidden/>
+              </w:rPr>
+              <w:fldChar w:fldCharType="begin"/>
+            </w:r>
+            <w:r>
+              <w:rPr>
+                <w:noProof/>
+                <w:webHidden/>
+              </w:rPr>
+              <w:instrText xml:space="preserve"> PAGEREF _Toc217624822 \h </w:instrText>
+            </w:r>
+            <w:r>
+              <w:rPr>
+                <w:noProof/>
+                <w:webHidden/>
+              </w:rPr>
+            </w:r>
+            <w:r>
+              <w:rPr>
+                <w:noProof/>
+                <w:webHidden/>
+              </w:rPr>
+              <w:fldChar w:fldCharType="separate"/>
+            </w:r>
+            <w:r>
+              <w:rPr>
+                <w:noProof/>
+                <w:webHidden/>
+              </w:rPr>
+              <w:t>14</w:t>
+            </w:r>
+            <w:r>
+              <w:rPr>
+                <w:noProof/>
+                <w:webHidden/>
+              </w:rPr>
+              <w:fldChar w:fldCharType="end"/>
+            </w:r>
+          </w:hyperlink>
+        </w:p>
+        <w:p>
+          <w:pPr>
+            <w:pStyle w:val="TOC3"/>
+            <w:tabs>
+              <w:tab w:val="right" w:pos="8630"/>
+            </w:tabs>
+            <w:rPr>
+              <w:rFonts w:cs="Mangal"/>
+              <w:noProof/>
+              <w:kern w:val="0"/>
+              <w:sz w:val="22"/>
+              <w:szCs w:val="20"/>
+              <w:lang w:eastAsia="en-US" w:bidi="ne-NP"/>
+              <w14:ligatures w14:val="none"/>
+            </w:rPr>
+          </w:pPr>
+          <w:hyperlink w:anchor="_Toc217624823" w:history="1">
+            <w:r>
+              <w:rPr>
+                <w:rStyle w:val="Hyperlink"/>
+                <w:noProof/>
+              </w:rPr>
+              <w:t>3.5.1 Observation</w:t>
+            </w:r>
+            <w:r>
+              <w:rPr>
+                <w:noProof/>
+                <w:webHidden/>
+              </w:rPr>
+              <w:tab/>
+            </w:r>
+            <w:r>
+              <w:rPr>
+                <w:noProof/>
+                <w:webHidden/>
+              </w:rPr>
+              <w:fldChar w:fldCharType="begin"/>
+            </w:r>
+            <w:r>
+              <w:rPr>
+                <w:noProof/>
+                <w:webHidden/>
+              </w:rPr>
+              <w:instrText xml:space="preserve"> PAGEREF _Toc217624823 \h </w:instrText>
+            </w:r>
+            <w:r>
+              <w:rPr>
+                <w:noProof/>
+                <w:webHidden/>
+              </w:rPr>
+            </w:r>
+            <w:r>
+              <w:rPr>
+                <w:noProof/>
+                <w:webHidden/>
+              </w:rPr>
+              <w:fldChar w:fldCharType="separate"/>
+            </w:r>
+            <w:r>
+              <w:rPr>
+                <w:noProof/>
+                <w:webHidden/>
+              </w:rPr>
+              <w:t>14</w:t>
+            </w:r>
+            <w:r>
+              <w:rPr>
+                <w:noProof/>
+                <w:webHidden/>
+              </w:rPr>
+              <w:fldChar w:fldCharType="end"/>
+            </w:r>
+          </w:hyperlink>
+        </w:p>
+        <w:p>
+          <w:pPr>
+            <w:pStyle w:val="TOC3"/>
+            <w:tabs>
+              <w:tab w:val="right" w:pos="8630"/>
+            </w:tabs>
+            <w:rPr>
+              <w:rFonts w:cs="Mangal"/>
+              <w:noProof/>
+              <w:kern w:val="0"/>
+              <w:sz w:val="22"/>
+              <w:szCs w:val="20"/>
+              <w:lang w:eastAsia="en-US" w:bidi="ne-NP"/>
+              <w14:ligatures w14:val="none"/>
+            </w:rPr>
+          </w:pPr>
+          <w:hyperlink w:anchor="_Toc217624824" w:history="1">
+            <w:r>
+              <w:rPr>
+                <w:rStyle w:val="Hyperlink"/>
+                <w:noProof/>
+              </w:rPr>
+              <w:t>3.5.2 Interview</w:t>
+            </w:r>
+            <w:r>
+              <w:rPr>
+                <w:noProof/>
+                <w:webHidden/>
+              </w:rPr>
+              <w:tab/>
+            </w:r>
+            <w:r>
+              <w:rPr>
+                <w:noProof/>
+                <w:webHidden/>
+              </w:rPr>
+              <w:fldChar w:fldCharType="begin"/>
+            </w:r>
+            <w:r>
+              <w:rPr>
+                <w:noProof/>
+                <w:webHidden/>
+              </w:rPr>
+              <w:instrText xml:space="preserve"> PAGEREF _Toc217624824 \h </w:instrText>
+            </w:r>
+            <w:r>
+              <w:rPr>
+                <w:noProof/>
+                <w:webHidden/>
+              </w:rPr>
+            </w:r>
+            <w:r>
+              <w:rPr>
+                <w:noProof/>
+                <w:webHidden/>
+              </w:rPr>
+              <w:fldChar w:fldCharType="separate"/>
+            </w:r>
+            <w:r>
+              <w:rPr>
+                <w:noProof/>
+                <w:webHidden/>
+              </w:rPr>
+              <w:t>15</w:t>
+            </w:r>
+            <w:r>
+              <w:rPr>
+                <w:noProof/>
+                <w:webHidden/>
+              </w:rPr>
+              <w:fldChar w:fldCharType="end"/>
+            </w:r>
+          </w:hyperlink>
+        </w:p>
+        <w:p>
+          <w:pPr>
+            <w:pStyle w:val="TOC2"/>
+            <w:tabs>
+              <w:tab w:val="right" w:pos="8630"/>
+            </w:tabs>
+            <w:rPr>
+              <w:rFonts w:cs="Mangal"/>
+              <w:noProof/>
+              <w:kern w:val="0"/>
+              <w:sz w:val="22"/>
+              <w:szCs w:val="20"/>
+              <w:lang w:eastAsia="en-US" w:bidi="ne-NP"/>
+              <w14:ligatures w14:val="none"/>
+            </w:rPr>
+          </w:pPr>
+          <w:hyperlink w:anchor="_Toc217624825" w:history="1">
+            <w:r>
+              <w:rPr>
+                <w:rStyle w:val="Hyperlink"/>
+                <w:noProof/>
+              </w:rPr>
+              <w:t>3.6 Data Analysis and Presentation</w:t>
+            </w:r>
+            <w:r>
+              <w:rPr>
+                <w:noProof/>
+                <w:webHidden/>
+              </w:rPr>
+              <w:tab/>
+            </w:r>
+            <w:r>
+              <w:rPr>
+                <w:noProof/>
+                <w:webHidden/>
+              </w:rPr>
+              <w:fldChar w:fldCharType="begin"/>
+            </w:r>
+            <w:r>
+              <w:rPr>
+                <w:noProof/>
+                <w:webHidden/>
+              </w:rPr>
+              <w:instrText xml:space="preserve"> PAGEREF _Toc217624825 \h </w:instrText>
+            </w:r>
+            <w:r>
+              <w:rPr>
+                <w:noProof/>
+                <w:webHidden/>
+              </w:rPr>
+            </w:r>
+            <w:r>
+              <w:rPr>
+                <w:noProof/>
+                <w:webHidden/>
+              </w:rPr>
+              <w:fldChar w:fldCharType="separate"/>
+            </w:r>
+            <w:r>
+              <w:rPr>
+                <w:noProof/>
+                <w:webHidden/>
+              </w:rPr>
+              <w:t>15</w:t>
+            </w:r>
+            <w:r>
+              <w:rPr>
+                <w:noProof/>
+                <w:webHidden/>
+              </w:rPr>
+              <w:fldChar w:fldCharType="end"/>
+            </w:r>
+          </w:hyperlink>
+        </w:p>
+        <w:p>
+          <w:pPr>
+            <w:pStyle w:val="TOC2"/>
+            <w:tabs>
+              <w:tab w:val="right" w:pos="8630"/>
+            </w:tabs>
+            <w:rPr>
+              <w:rFonts w:cs="Mangal"/>
+              <w:noProof/>
+              <w:kern w:val="0"/>
+              <w:sz w:val="22"/>
+              <w:szCs w:val="20"/>
+              <w:lang w:eastAsia="en-US" w:bidi="ne-NP"/>
+              <w14:ligatures w14:val="none"/>
+            </w:rPr>
+          </w:pPr>
+          <w:hyperlink w:anchor="_Toc217624826" w:history="1">
+            <w:r>
+              <w:rPr>
+                <w:rStyle w:val="Hyperlink"/>
+                <w:noProof/>
+              </w:rPr>
+              <w:t>3.7 Ethical Consideration</w:t>
+            </w:r>
+            <w:r>
+              <w:rPr>
+                <w:noProof/>
+                <w:webHidden/>
+              </w:rPr>
+              <w:tab/>
+            </w:r>
+            <w:r>
+              <w:rPr>
+                <w:noProof/>
+                <w:webHidden/>
+              </w:rPr>
+              <w:fldChar w:fldCharType="begin"/>
+            </w:r>
+            <w:r>
+              <w:rPr>
+                <w:noProof/>
+                <w:webHidden/>
+              </w:rPr>
+              <w:instrText xml:space="preserve"> PAGEREF _Toc217624826 \h </w:instrText>
+            </w:r>
+            <w:r>
+              <w:rPr>
+                <w:noProof/>
+                <w:webHidden/>
+              </w:rPr>
+            </w:r>
+            <w:r>
+              <w:rPr>
+                <w:noProof/>
+                <w:webHidden/>
+              </w:rPr>
+              <w:fldChar w:fldCharType="separate"/>
+            </w:r>
+            <w:r>
+              <w:rPr>
+                <w:noProof/>
+                <w:webHidden/>
+              </w:rPr>
+              <w:t>15</w:t>
             </w:r>
             <w:r>
               <w:rPr>
@@ -2072,18 +2935,22 @@
               <w:tab w:val="right" w:pos="8630"/>
             </w:tabs>
             <w:rPr>
+              <w:rFonts w:cs="Mangal"/>
               <w:noProof/>
-              <w:szCs w:val="21"/>
+              <w:kern w:val="0"/>
+              <w:sz w:val="22"/>
+              <w:szCs w:val="20"/>
               <w:lang w:eastAsia="en-US" w:bidi="ne-NP"/>
+              <w14:ligatures w14:val="none"/>
             </w:rPr>
           </w:pPr>
-          <w:hyperlink w:anchor="_Toc217393360" w:history="1">
+          <w:hyperlink w:anchor="_Toc217624827" w:history="1">
             <w:r>
               <w:rPr>
                 <w:rStyle w:val="Hyperlink"/>
                 <w:noProof/>
               </w:rPr>
-              <w:t>Chapter-Three</w:t>
+              <w:t>References</w:t>
             </w:r>
             <w:r>
               <w:rPr>
@@ -2104,777 +2971,7 @@
                 <w:noProof/>
                 <w:webHidden/>
               </w:rPr>
-              <w:instrText xml:space="preserve"> PAGEREF _Toc217393360 \h </w:instrText>
-            </w:r>
-            <w:r>
-              <w:rPr>
-                <w:noProof/>
-                <w:webHidden/>
-              </w:rPr>
-            </w:r>
-            <w:r>
-              <w:rPr>
-                <w:noProof/>
-                <w:webHidden/>
-              </w:rPr>
-              <w:fldChar w:fldCharType="separate"/>
-            </w:r>
-            <w:r>
-              <w:rPr>
-                <w:noProof/>
-                <w:webHidden/>
-              </w:rPr>
-              <w:t>13</w:t>
-            </w:r>
-            <w:r>
-              <w:rPr>
-                <w:noProof/>
-                <w:webHidden/>
-              </w:rPr>
-              <w:fldChar w:fldCharType="end"/>
-            </w:r>
-          </w:hyperlink>
-        </w:p>
-        <w:p>
-          <w:pPr>
-            <w:pStyle w:val="TOC1"/>
-            <w:tabs>
-              <w:tab w:val="right" w:pos="8630"/>
-            </w:tabs>
-            <w:rPr>
-              <w:noProof/>
-              <w:szCs w:val="21"/>
-              <w:lang w:eastAsia="en-US" w:bidi="ne-NP"/>
-            </w:rPr>
-          </w:pPr>
-          <w:hyperlink w:anchor="_Toc217393361" w:history="1">
-            <w:r>
-              <w:rPr>
-                <w:rStyle w:val="Hyperlink"/>
-                <w:noProof/>
-              </w:rPr>
-              <w:t>Research methodology</w:t>
-            </w:r>
-            <w:r>
-              <w:rPr>
-                <w:noProof/>
-                <w:webHidden/>
-              </w:rPr>
-              <w:tab/>
-            </w:r>
-            <w:r>
-              <w:rPr>
-                <w:noProof/>
-                <w:webHidden/>
-              </w:rPr>
-              <w:fldChar w:fldCharType="begin"/>
-            </w:r>
-            <w:r>
-              <w:rPr>
-                <w:noProof/>
-                <w:webHidden/>
-              </w:rPr>
-              <w:instrText xml:space="preserve"> PAGEREF _Toc217393361 \h </w:instrText>
-            </w:r>
-            <w:r>
-              <w:rPr>
-                <w:noProof/>
-                <w:webHidden/>
-              </w:rPr>
-            </w:r>
-            <w:r>
-              <w:rPr>
-                <w:noProof/>
-                <w:webHidden/>
-              </w:rPr>
-              <w:fldChar w:fldCharType="separate"/>
-            </w:r>
-            <w:r>
-              <w:rPr>
-                <w:noProof/>
-                <w:webHidden/>
-              </w:rPr>
-              <w:t>13</w:t>
-            </w:r>
-            <w:r>
-              <w:rPr>
-                <w:noProof/>
-                <w:webHidden/>
-              </w:rPr>
-              <w:fldChar w:fldCharType="end"/>
-            </w:r>
-          </w:hyperlink>
-        </w:p>
-        <w:p>
-          <w:pPr>
-            <w:pStyle w:val="TOC2"/>
-            <w:tabs>
-              <w:tab w:val="right" w:pos="8630"/>
-            </w:tabs>
-            <w:rPr>
-              <w:noProof/>
-              <w:szCs w:val="21"/>
-              <w:lang w:eastAsia="en-US" w:bidi="ne-NP"/>
-            </w:rPr>
-          </w:pPr>
-          <w:hyperlink w:anchor="_Toc217393362" w:history="1">
-            <w:r>
-              <w:rPr>
-                <w:rStyle w:val="Hyperlink"/>
-                <w:noProof/>
-              </w:rPr>
-              <w:t>3.1 Rationale of Selection of Study Area</w:t>
-            </w:r>
-            <w:r>
-              <w:rPr>
-                <w:noProof/>
-                <w:webHidden/>
-              </w:rPr>
-              <w:tab/>
-            </w:r>
-            <w:r>
-              <w:rPr>
-                <w:noProof/>
-                <w:webHidden/>
-              </w:rPr>
-              <w:fldChar w:fldCharType="begin"/>
-            </w:r>
-            <w:r>
-              <w:rPr>
-                <w:noProof/>
-                <w:webHidden/>
-              </w:rPr>
-              <w:instrText xml:space="preserve"> PAGEREF _Toc217393362 \h </w:instrText>
-            </w:r>
-            <w:r>
-              <w:rPr>
-                <w:noProof/>
-                <w:webHidden/>
-              </w:rPr>
-            </w:r>
-            <w:r>
-              <w:rPr>
-                <w:noProof/>
-                <w:webHidden/>
-              </w:rPr>
-              <w:fldChar w:fldCharType="separate"/>
-            </w:r>
-            <w:r>
-              <w:rPr>
-                <w:noProof/>
-                <w:webHidden/>
-              </w:rPr>
-              <w:t>13</w:t>
-            </w:r>
-            <w:r>
-              <w:rPr>
-                <w:noProof/>
-                <w:webHidden/>
-              </w:rPr>
-              <w:fldChar w:fldCharType="end"/>
-            </w:r>
-          </w:hyperlink>
-        </w:p>
-        <w:p>
-          <w:pPr>
-            <w:pStyle w:val="TOC2"/>
-            <w:tabs>
-              <w:tab w:val="right" w:pos="8630"/>
-            </w:tabs>
-            <w:rPr>
-              <w:noProof/>
-              <w:szCs w:val="21"/>
-              <w:lang w:eastAsia="en-US" w:bidi="ne-NP"/>
-            </w:rPr>
-          </w:pPr>
-          <w:hyperlink w:anchor="_Toc217393363" w:history="1">
-            <w:r>
-              <w:rPr>
-                <w:rStyle w:val="Hyperlink"/>
-                <w:noProof/>
-              </w:rPr>
-              <w:t>3.2 Research Design</w:t>
-            </w:r>
-            <w:r>
-              <w:rPr>
-                <w:noProof/>
-                <w:webHidden/>
-              </w:rPr>
-              <w:tab/>
-            </w:r>
-            <w:r>
-              <w:rPr>
-                <w:noProof/>
-                <w:webHidden/>
-              </w:rPr>
-              <w:fldChar w:fldCharType="begin"/>
-            </w:r>
-            <w:r>
-              <w:rPr>
-                <w:noProof/>
-                <w:webHidden/>
-              </w:rPr>
-              <w:instrText xml:space="preserve"> PAGEREF _Toc217393363 \h </w:instrText>
-            </w:r>
-            <w:r>
-              <w:rPr>
-                <w:noProof/>
-                <w:webHidden/>
-              </w:rPr>
-            </w:r>
-            <w:r>
-              <w:rPr>
-                <w:noProof/>
-                <w:webHidden/>
-              </w:rPr>
-              <w:fldChar w:fldCharType="separate"/>
-            </w:r>
-            <w:r>
-              <w:rPr>
-                <w:noProof/>
-                <w:webHidden/>
-              </w:rPr>
-              <w:t>14</w:t>
-            </w:r>
-            <w:r>
-              <w:rPr>
-                <w:noProof/>
-                <w:webHidden/>
-              </w:rPr>
-              <w:fldChar w:fldCharType="end"/>
-            </w:r>
-          </w:hyperlink>
-        </w:p>
-        <w:p>
-          <w:pPr>
-            <w:pStyle w:val="TOC2"/>
-            <w:tabs>
-              <w:tab w:val="right" w:pos="8630"/>
-            </w:tabs>
-            <w:rPr>
-              <w:noProof/>
-              <w:szCs w:val="21"/>
-              <w:lang w:eastAsia="en-US" w:bidi="ne-NP"/>
-            </w:rPr>
-          </w:pPr>
-          <w:hyperlink w:anchor="_Toc217393364" w:history="1">
-            <w:r>
-              <w:rPr>
-                <w:rStyle w:val="Hyperlink"/>
-                <w:noProof/>
-              </w:rPr>
-              <w:t>3.3 Nature and source of data</w:t>
-            </w:r>
-            <w:r>
-              <w:rPr>
-                <w:noProof/>
-                <w:webHidden/>
-              </w:rPr>
-              <w:tab/>
-            </w:r>
-            <w:r>
-              <w:rPr>
-                <w:noProof/>
-                <w:webHidden/>
-              </w:rPr>
-              <w:fldChar w:fldCharType="begin"/>
-            </w:r>
-            <w:r>
-              <w:rPr>
-                <w:noProof/>
-                <w:webHidden/>
-              </w:rPr>
-              <w:instrText xml:space="preserve"> PAGEREF _Toc217393364 \h </w:instrText>
-            </w:r>
-            <w:r>
-              <w:rPr>
-                <w:noProof/>
-                <w:webHidden/>
-              </w:rPr>
-            </w:r>
-            <w:r>
-              <w:rPr>
-                <w:noProof/>
-                <w:webHidden/>
-              </w:rPr>
-              <w:fldChar w:fldCharType="separate"/>
-            </w:r>
-            <w:r>
-              <w:rPr>
-                <w:noProof/>
-                <w:webHidden/>
-              </w:rPr>
-              <w:t>14</w:t>
-            </w:r>
-            <w:r>
-              <w:rPr>
-                <w:noProof/>
-                <w:webHidden/>
-              </w:rPr>
-              <w:fldChar w:fldCharType="end"/>
-            </w:r>
-          </w:hyperlink>
-        </w:p>
-        <w:p>
-          <w:pPr>
-            <w:pStyle w:val="TOC2"/>
-            <w:tabs>
-              <w:tab w:val="right" w:pos="8630"/>
-            </w:tabs>
-            <w:rPr>
-              <w:noProof/>
-              <w:szCs w:val="21"/>
-              <w:lang w:eastAsia="en-US" w:bidi="ne-NP"/>
-            </w:rPr>
-          </w:pPr>
-          <w:hyperlink w:anchor="_Toc217393365" w:history="1">
-            <w:r>
-              <w:rPr>
-                <w:rStyle w:val="Hyperlink"/>
-                <w:noProof/>
-              </w:rPr>
-              <w:t>3.4 Population and Sampling</w:t>
-            </w:r>
-            <w:r>
-              <w:rPr>
-                <w:noProof/>
-                <w:webHidden/>
-              </w:rPr>
-              <w:tab/>
-            </w:r>
-            <w:r>
-              <w:rPr>
-                <w:noProof/>
-                <w:webHidden/>
-              </w:rPr>
-              <w:fldChar w:fldCharType="begin"/>
-            </w:r>
-            <w:r>
-              <w:rPr>
-                <w:noProof/>
-                <w:webHidden/>
-              </w:rPr>
-              <w:instrText xml:space="preserve"> PAGEREF _Toc217393365 \h </w:instrText>
-            </w:r>
-            <w:r>
-              <w:rPr>
-                <w:noProof/>
-                <w:webHidden/>
-              </w:rPr>
-            </w:r>
-            <w:r>
-              <w:rPr>
-                <w:noProof/>
-                <w:webHidden/>
-              </w:rPr>
-              <w:fldChar w:fldCharType="separate"/>
-            </w:r>
-            <w:r>
-              <w:rPr>
-                <w:noProof/>
-                <w:webHidden/>
-              </w:rPr>
-              <w:t>14</w:t>
-            </w:r>
-            <w:r>
-              <w:rPr>
-                <w:noProof/>
-                <w:webHidden/>
-              </w:rPr>
-              <w:fldChar w:fldCharType="end"/>
-            </w:r>
-          </w:hyperlink>
-        </w:p>
-        <w:p>
-          <w:pPr>
-            <w:pStyle w:val="TOC2"/>
-            <w:tabs>
-              <w:tab w:val="right" w:pos="8630"/>
-            </w:tabs>
-            <w:rPr>
-              <w:noProof/>
-              <w:szCs w:val="21"/>
-              <w:lang w:eastAsia="en-US" w:bidi="ne-NP"/>
-            </w:rPr>
-          </w:pPr>
-          <w:hyperlink w:anchor="_Toc217393366" w:history="1">
-            <w:r>
-              <w:rPr>
-                <w:rStyle w:val="Hyperlink"/>
-                <w:noProof/>
-              </w:rPr>
-              <w:t>3.5 Method of Data Collection</w:t>
-            </w:r>
-            <w:r>
-              <w:rPr>
-                <w:noProof/>
-                <w:webHidden/>
-              </w:rPr>
-              <w:tab/>
-            </w:r>
-            <w:r>
-              <w:rPr>
-                <w:noProof/>
-                <w:webHidden/>
-              </w:rPr>
-              <w:fldChar w:fldCharType="begin"/>
-            </w:r>
-            <w:r>
-              <w:rPr>
-                <w:noProof/>
-                <w:webHidden/>
-              </w:rPr>
-              <w:instrText xml:space="preserve"> PAGEREF _Toc217393366 \h </w:instrText>
-            </w:r>
-            <w:r>
-              <w:rPr>
-                <w:noProof/>
-                <w:webHidden/>
-              </w:rPr>
-            </w:r>
-            <w:r>
-              <w:rPr>
-                <w:noProof/>
-                <w:webHidden/>
-              </w:rPr>
-              <w:fldChar w:fldCharType="separate"/>
-            </w:r>
-            <w:r>
-              <w:rPr>
-                <w:noProof/>
-                <w:webHidden/>
-              </w:rPr>
-              <w:t>14</w:t>
-            </w:r>
-            <w:r>
-              <w:rPr>
-                <w:noProof/>
-                <w:webHidden/>
-              </w:rPr>
-              <w:fldChar w:fldCharType="end"/>
-            </w:r>
-          </w:hyperlink>
-        </w:p>
-        <w:p>
-          <w:pPr>
-            <w:pStyle w:val="TOC3"/>
-            <w:tabs>
-              <w:tab w:val="right" w:pos="8630"/>
-            </w:tabs>
-            <w:rPr>
-              <w:noProof/>
-              <w:szCs w:val="21"/>
-              <w:lang w:eastAsia="en-US" w:bidi="ne-NP"/>
-            </w:rPr>
-          </w:pPr>
-          <w:hyperlink w:anchor="_Toc217393367" w:history="1">
-            <w:r>
-              <w:rPr>
-                <w:rStyle w:val="Hyperlink"/>
-                <w:noProof/>
-              </w:rPr>
-              <w:t>3.5.1 Observation</w:t>
-            </w:r>
-            <w:r>
-              <w:rPr>
-                <w:noProof/>
-                <w:webHidden/>
-              </w:rPr>
-              <w:tab/>
-            </w:r>
-            <w:r>
-              <w:rPr>
-                <w:noProof/>
-                <w:webHidden/>
-              </w:rPr>
-              <w:fldChar w:fldCharType="begin"/>
-            </w:r>
-            <w:r>
-              <w:rPr>
-                <w:noProof/>
-                <w:webHidden/>
-              </w:rPr>
-              <w:instrText xml:space="preserve"> PAGEREF _Toc217393367 \h </w:instrText>
-            </w:r>
-            <w:r>
-              <w:rPr>
-                <w:noProof/>
-                <w:webHidden/>
-              </w:rPr>
-            </w:r>
-            <w:r>
-              <w:rPr>
-                <w:noProof/>
-                <w:webHidden/>
-              </w:rPr>
-              <w:fldChar w:fldCharType="separate"/>
-            </w:r>
-            <w:r>
-              <w:rPr>
-                <w:noProof/>
-                <w:webHidden/>
-              </w:rPr>
-              <w:t>15</w:t>
-            </w:r>
-            <w:r>
-              <w:rPr>
-                <w:noProof/>
-                <w:webHidden/>
-              </w:rPr>
-              <w:fldChar w:fldCharType="end"/>
-            </w:r>
-          </w:hyperlink>
-        </w:p>
-        <w:p>
-          <w:pPr>
-            <w:pStyle w:val="TOC3"/>
-            <w:tabs>
-              <w:tab w:val="right" w:pos="8630"/>
-            </w:tabs>
-            <w:rPr>
-              <w:noProof/>
-              <w:szCs w:val="21"/>
-              <w:lang w:eastAsia="en-US" w:bidi="ne-NP"/>
-            </w:rPr>
-          </w:pPr>
-          <w:hyperlink w:anchor="_Toc217393368" w:history="1">
-            <w:r>
-              <w:rPr>
-                <w:rStyle w:val="Hyperlink"/>
-                <w:noProof/>
-              </w:rPr>
-              <w:t>3.5.2 Interview</w:t>
-            </w:r>
-            <w:r>
-              <w:rPr>
-                <w:noProof/>
-                <w:webHidden/>
-              </w:rPr>
-              <w:tab/>
-            </w:r>
-            <w:r>
-              <w:rPr>
-                <w:noProof/>
-                <w:webHidden/>
-              </w:rPr>
-              <w:fldChar w:fldCharType="begin"/>
-            </w:r>
-            <w:r>
-              <w:rPr>
-                <w:noProof/>
-                <w:webHidden/>
-              </w:rPr>
-              <w:instrText xml:space="preserve"> PAGEREF _Toc217393368 \h </w:instrText>
-            </w:r>
-            <w:r>
-              <w:rPr>
-                <w:noProof/>
-                <w:webHidden/>
-              </w:rPr>
-            </w:r>
-            <w:r>
-              <w:rPr>
-                <w:noProof/>
-                <w:webHidden/>
-              </w:rPr>
-              <w:fldChar w:fldCharType="separate"/>
-            </w:r>
-            <w:r>
-              <w:rPr>
-                <w:noProof/>
-                <w:webHidden/>
-              </w:rPr>
-              <w:t>15</w:t>
-            </w:r>
-            <w:r>
-              <w:rPr>
-                <w:noProof/>
-                <w:webHidden/>
-              </w:rPr>
-              <w:fldChar w:fldCharType="end"/>
-            </w:r>
-          </w:hyperlink>
-        </w:p>
-        <w:p>
-          <w:pPr>
-            <w:pStyle w:val="TOC2"/>
-            <w:tabs>
-              <w:tab w:val="right" w:pos="8630"/>
-            </w:tabs>
-            <w:rPr>
-              <w:noProof/>
-              <w:szCs w:val="21"/>
-              <w:lang w:eastAsia="en-US" w:bidi="ne-NP"/>
-            </w:rPr>
-          </w:pPr>
-          <w:hyperlink w:anchor="_Toc217393369" w:history="1">
-            <w:r>
-              <w:rPr>
-                <w:rStyle w:val="Hyperlink"/>
-                <w:noProof/>
-              </w:rPr>
-              <w:t>3.6 Data Analysis and Presentation</w:t>
-            </w:r>
-            <w:r>
-              <w:rPr>
-                <w:noProof/>
-                <w:webHidden/>
-              </w:rPr>
-              <w:tab/>
-            </w:r>
-            <w:r>
-              <w:rPr>
-                <w:noProof/>
-                <w:webHidden/>
-              </w:rPr>
-              <w:fldChar w:fldCharType="begin"/>
-            </w:r>
-            <w:r>
-              <w:rPr>
-                <w:noProof/>
-                <w:webHidden/>
-              </w:rPr>
-              <w:instrText xml:space="preserve"> PAGEREF _Toc217393369 \h </w:instrText>
-            </w:r>
-            <w:r>
-              <w:rPr>
-                <w:noProof/>
-                <w:webHidden/>
-              </w:rPr>
-            </w:r>
-            <w:r>
-              <w:rPr>
-                <w:noProof/>
-                <w:webHidden/>
-              </w:rPr>
-              <w:fldChar w:fldCharType="separate"/>
-            </w:r>
-            <w:r>
-              <w:rPr>
-                <w:noProof/>
-                <w:webHidden/>
-              </w:rPr>
-              <w:t>15</w:t>
-            </w:r>
-            <w:r>
-              <w:rPr>
-                <w:noProof/>
-                <w:webHidden/>
-              </w:rPr>
-              <w:fldChar w:fldCharType="end"/>
-            </w:r>
-          </w:hyperlink>
-        </w:p>
-        <w:p>
-          <w:pPr>
-            <w:pStyle w:val="TOC2"/>
-            <w:tabs>
-              <w:tab w:val="right" w:pos="8630"/>
-            </w:tabs>
-            <w:rPr>
-              <w:noProof/>
-              <w:szCs w:val="21"/>
-              <w:lang w:eastAsia="en-US" w:bidi="ne-NP"/>
-            </w:rPr>
-          </w:pPr>
-          <w:hyperlink w:anchor="_Toc217393370" w:history="1">
-            <w:r>
-              <w:rPr>
-                <w:rStyle w:val="Hyperlink"/>
-                <w:noProof/>
-              </w:rPr>
-              <w:t>3.7 Ethical Consideration</w:t>
-            </w:r>
-            <w:r>
-              <w:rPr>
-                <w:noProof/>
-                <w:webHidden/>
-              </w:rPr>
-              <w:tab/>
-            </w:r>
-            <w:r>
-              <w:rPr>
-                <w:noProof/>
-                <w:webHidden/>
-              </w:rPr>
-              <w:fldChar w:fldCharType="begin"/>
-            </w:r>
-            <w:r>
-              <w:rPr>
-                <w:noProof/>
-                <w:webHidden/>
-              </w:rPr>
-              <w:instrText xml:space="preserve"> PAGEREF _Toc217393370 \h </w:instrText>
-            </w:r>
-            <w:r>
-              <w:rPr>
-                <w:noProof/>
-                <w:webHidden/>
-              </w:rPr>
-            </w:r>
-            <w:r>
-              <w:rPr>
-                <w:noProof/>
-                <w:webHidden/>
-              </w:rPr>
-              <w:fldChar w:fldCharType="separate"/>
-            </w:r>
-            <w:r>
-              <w:rPr>
-                <w:noProof/>
-                <w:webHidden/>
-              </w:rPr>
-              <w:t>15</w:t>
-            </w:r>
-            <w:r>
-              <w:rPr>
-                <w:noProof/>
-                <w:webHidden/>
-              </w:rPr>
-              <w:fldChar w:fldCharType="end"/>
-            </w:r>
-          </w:hyperlink>
-        </w:p>
-        <w:p>
-          <w:pPr>
-            <w:pStyle w:val="TOC1"/>
-            <w:tabs>
-              <w:tab w:val="right" w:pos="8630"/>
-            </w:tabs>
-            <w:rPr>
-              <w:noProof/>
-              <w:szCs w:val="21"/>
-              <w:lang w:eastAsia="en-US" w:bidi="ne-NP"/>
-            </w:rPr>
-          </w:pPr>
-          <w:hyperlink w:anchor="_Toc217393371" w:history="1">
-            <w:r>
-              <w:rPr>
-                <w:rStyle w:val="Hyperlink"/>
-                <w:noProof/>
-              </w:rPr>
-              <w:t>References</w:t>
-            </w:r>
-            <w:r>
-              <w:rPr>
-                <w:noProof/>
-                <w:webHidden/>
-              </w:rPr>
-              <w:tab/>
-            </w:r>
-            <w:r>
-              <w:rPr>
-                <w:noProof/>
-                <w:webHidden/>
-              </w:rPr>
-              <w:fldChar w:fldCharType="begin"/>
-            </w:r>
-            <w:r>
-              <w:rPr>
-                <w:noProof/>
-                <w:webHidden/>
-              </w:rPr>
-              <w:instrText xml:space="preserve"> PAGEREF _Toc217393371 \h </w:instrText>
+              <w:instrText xml:space="preserve"> PAGEREF _Toc217624827 \h </w:instrText>
             </w:r>
             <w:r>
               <w:rPr>
@@ -2913,8 +3010,8 @@
               <w:bCs w:val="0"/>
             </w:rPr>
             <w:sectPr>
-              <w:headerReference w:type="default" r:id="rId10"/>
-              <w:footerReference w:type="default" r:id="rId11"/>
+              <w:headerReference w:type="default" r:id="rId8"/>
+              <w:footerReference w:type="default" r:id="rId9"/>
               <w:pgSz w:w="12240" w:h="15840"/>
               <w:pgMar w:top="1440" w:right="1440" w:bottom="1440" w:left="2160" w:header="720" w:footer="720" w:gutter="0"/>
               <w:pgNumType w:start="1"/>
@@ -2937,7 +3034,7 @@
           <w:bCs w:val="0"/>
         </w:rPr>
       </w:pPr>
-      <w:bookmarkStart w:id="1" w:name="_Toc217393345"/>
+      <w:bookmarkStart w:id="1" w:name="_Toc217624801"/>
       <w:r>
         <w:rPr>
           <w:rStyle w:val="Strong"/>
@@ -2965,7 +3062,7 @@
           <w:szCs w:val="38"/>
         </w:rPr>
       </w:pPr>
-      <w:bookmarkStart w:id="2" w:name="_Toc217393346"/>
+      <w:bookmarkStart w:id="2" w:name="_Toc217624802"/>
       <w:r>
         <w:rPr>
           <w:sz w:val="28"/>
@@ -2979,7 +3076,7 @@
       <w:pPr>
         <w:pStyle w:val="Heading2"/>
       </w:pPr>
-      <w:bookmarkStart w:id="3" w:name="_Toc217393347"/>
+      <w:bookmarkStart w:id="3" w:name="_Toc217624803"/>
       <w:r>
         <w:t>1.</w:t>
       </w:r>
@@ -3050,7 +3147,12 @@
         <w:t xml:space="preserve">Migration is not only the factor of population change there is other </w:t>
       </w:r>
       <w:r>
-        <w:t>biological factor</w:t>
+        <w:t>biologic</w:t>
+      </w:r>
+      <w:bookmarkStart w:id="4" w:name="_GoBack"/>
+      <w:bookmarkEnd w:id="4"/>
+      <w:r>
+        <w:t>al factor</w:t>
       </w:r>
       <w:r>
         <w:t xml:space="preserve"> namely fertility and mortality which have adverse effect in </w:t>
@@ -3144,6 +3246,7 @@
           <w:id w:val="1332419690"/>
           <w:citation/>
         </w:sdtPr>
+        <w:sdtEndPr/>
         <w:sdtContent>
           <w:r>
             <w:fldChar w:fldCharType="begin"/>
@@ -3318,6 +3421,7 @@
           <w:id w:val="2068140665"/>
           <w:citation/>
         </w:sdtPr>
+        <w:sdtEndPr/>
         <w:sdtContent>
           <w:r>
             <w:fldChar w:fldCharType="begin"/>
@@ -3406,7 +3510,7 @@
       <w:pPr>
         <w:pStyle w:val="Heading2"/>
       </w:pPr>
-      <w:bookmarkStart w:id="4" w:name="_Toc217393348"/>
+      <w:bookmarkStart w:id="5" w:name="_Toc217624804"/>
       <w:r>
         <w:lastRenderedPageBreak/>
         <w:t>1.2</w:t>
@@ -3420,7 +3524,7 @@
       <w:r>
         <w:t>roblem</w:t>
       </w:r>
-      <w:bookmarkEnd w:id="4"/>
+      <w:bookmarkEnd w:id="5"/>
     </w:p>
     <w:p>
       <w:pPr>
@@ -3462,7 +3566,6 @@
     <w:p>
       <w:pPr>
         <w:pStyle w:val="BodyText"/>
-        <w:spacing w:after="0"/>
       </w:pPr>
       <w:r>
         <w:t>Th</w:t>
@@ -3494,7 +3597,6 @@
     <w:p>
       <w:pPr>
         <w:pStyle w:val="BodyText"/>
-        <w:spacing w:before="0" w:after="0"/>
       </w:pPr>
       <w:r>
         <w:t>What are the trends of this movement?</w:t>
@@ -3503,7 +3605,6 @@
     <w:p>
       <w:pPr>
         <w:pStyle w:val="BodyText"/>
-        <w:spacing w:before="0" w:after="0"/>
       </w:pPr>
       <w:r>
         <w:t xml:space="preserve">What are the </w:t>
@@ -3515,7 +3616,6 @@
     <w:p>
       <w:pPr>
         <w:pStyle w:val="BodyText"/>
-        <w:spacing w:before="0" w:after="0"/>
       </w:pPr>
       <w:r>
         <w:t>What are the consequences of this movement?</w:t>
@@ -3545,7 +3645,7 @@
       <w:pPr>
         <w:pStyle w:val="Heading2"/>
       </w:pPr>
-      <w:bookmarkStart w:id="5" w:name="_Toc217393349"/>
+      <w:bookmarkStart w:id="6" w:name="_Toc217624805"/>
       <w:r>
         <w:t>1.3</w:t>
       </w:r>
@@ -3555,7 +3655,7 @@
       <w:r>
         <w:t>Objectives of the Study</w:t>
       </w:r>
-      <w:bookmarkEnd w:id="5"/>
+      <w:bookmarkEnd w:id="6"/>
       <w:r>
         <w:t xml:space="preserve"> </w:t>
       </w:r>
@@ -3563,7 +3663,6 @@
     <w:p>
       <w:pPr>
         <w:pStyle w:val="BodyText"/>
-        <w:spacing w:after="0"/>
       </w:pPr>
       <w:r>
         <w:t xml:space="preserve">The general objective of the study is to assess </w:t>
@@ -3608,7 +3707,7 @@
           <w:ilvl w:val="0"/>
           <w:numId w:val="12"/>
         </w:numPr>
-        <w:spacing w:line="360" w:lineRule="auto"/>
+        <w:spacing w:before="240" w:after="240" w:line="360" w:lineRule="auto"/>
         <w:jc w:val="both"/>
       </w:pPr>
       <w:r>
@@ -3640,10 +3739,11 @@
           <w:ilvl w:val="0"/>
           <w:numId w:val="12"/>
         </w:numPr>
-        <w:spacing w:line="360" w:lineRule="auto"/>
+        <w:spacing w:before="240" w:after="240" w:line="360" w:lineRule="auto"/>
         <w:jc w:val="both"/>
       </w:pPr>
       <w:r>
+        <w:lastRenderedPageBreak/>
         <w:t xml:space="preserve">To </w:t>
       </w:r>
       <w:r>
@@ -3663,7 +3763,7 @@
           <w:ilvl w:val="0"/>
           <w:numId w:val="12"/>
         </w:numPr>
-        <w:spacing w:line="360" w:lineRule="auto"/>
+        <w:spacing w:before="240" w:after="240" w:line="360" w:lineRule="auto"/>
         <w:jc w:val="both"/>
       </w:pPr>
       <w:r>
@@ -3686,9 +3786,8 @@
       <w:pPr>
         <w:pStyle w:val="Heading2"/>
       </w:pPr>
-      <w:bookmarkStart w:id="6" w:name="_Toc217393350"/>
-      <w:r>
-        <w:lastRenderedPageBreak/>
+      <w:bookmarkStart w:id="7" w:name="_Toc217624806"/>
+      <w:r>
         <w:t>1</w:t>
       </w:r>
       <w:r>
@@ -3703,7 +3802,7 @@
       <w:r>
         <w:t>tudy</w:t>
       </w:r>
-      <w:bookmarkEnd w:id="6"/>
+      <w:bookmarkEnd w:id="7"/>
     </w:p>
     <w:p>
       <w:pPr>
@@ -3798,19 +3897,14 @@
     </w:p>
     <w:p>
       <w:pPr>
-        <w:pStyle w:val="BodyText"/>
-      </w:pPr>
-    </w:p>
-    <w:p>
-      <w:pPr>
         <w:pStyle w:val="Heading2"/>
       </w:pPr>
-      <w:bookmarkStart w:id="7" w:name="_Toc217393351"/>
+      <w:bookmarkStart w:id="8" w:name="_Toc217624807"/>
       <w:r>
         <w:lastRenderedPageBreak/>
         <w:t>1.5 Limitations of the study</w:t>
       </w:r>
-      <w:bookmarkEnd w:id="7"/>
+      <w:bookmarkEnd w:id="8"/>
     </w:p>
     <w:p>
       <w:pPr>
@@ -3846,56 +3940,26 @@
     </w:p>
     <w:p>
       <w:pPr>
-        <w:pStyle w:val="Default"/>
-        <w:spacing w:line="360" w:lineRule="auto"/>
-        <w:jc w:val="both"/>
-        <w:rPr>
-          <w:sz w:val="22"/>
-          <w:szCs w:val="22"/>
-        </w:rPr>
-      </w:pPr>
-    </w:p>
-    <w:p>
-      <w:pPr>
         <w:pStyle w:val="Heading2"/>
       </w:pPr>
-      <w:bookmarkStart w:id="8" w:name="_Toc217393352"/>
+      <w:bookmarkStart w:id="9" w:name="_Toc217624808"/>
       <w:r>
         <w:t>1.6 Organization of the Study</w:t>
       </w:r>
-      <w:bookmarkEnd w:id="8"/>
+      <w:bookmarkEnd w:id="9"/>
     </w:p>
     <w:p>
       <w:pPr>
         <w:pStyle w:val="BodyText"/>
+        <w:rPr>
+          <w:rFonts w:cs="Nirmala UI"/>
+        </w:rPr>
       </w:pPr>
       <w:r>
         <w:t xml:space="preserve">The proposed study will be organized into five chapters. Chapter One will provide an introduction to the study, including the background, problem statement, objectives, rationale, significance, and limitations. Chapter Two will review the relevant literature on migration, with emphasis on its causes, consequences, and the demographic characteristics of migrants. Chapter Three will describe the research methodology, covering the study area, data sources, sampling techniques, and methods of data collection. Chapter Four will focus on the analysis and interpretation of the collected data. Finally, Chapter Five will present the summary of findings, conclusions, and practical recommendations based on the </w:t>
       </w:r>
       <w:r>
-        <w:t xml:space="preserve">study. </w:t>
-      </w:r>
-      <w:r>
-        <w:softHyphen/>
-      </w:r>
-    </w:p>
-    <w:p>
-      <w:pPr>
-        <w:pStyle w:val="Default"/>
-        <w:spacing w:line="360" w:lineRule="auto"/>
-        <w:ind w:firstLine="720"/>
-        <w:jc w:val="both"/>
-        <w:rPr>
-          <w:sz w:val="22"/>
-          <w:szCs w:val="22"/>
-        </w:rPr>
-      </w:pPr>
-      <w:r>
-        <w:rPr>
-          <w:sz w:val="22"/>
-          <w:szCs w:val="22"/>
-        </w:rPr>
-        <w:br w:type="page"/>
+        <w:t>study.</w:t>
       </w:r>
     </w:p>
     <w:p>
@@ -3907,7 +3971,7 @@
           <w:bCs w:val="0"/>
         </w:rPr>
       </w:pPr>
-      <w:bookmarkStart w:id="9" w:name="_Toc217393353"/>
+      <w:bookmarkStart w:id="10" w:name="_Toc217624809"/>
       <w:r>
         <w:rPr>
           <w:rStyle w:val="Strong"/>
@@ -3925,28 +3989,25 @@
         </w:rPr>
         <w:t>Two</w:t>
       </w:r>
-      <w:bookmarkEnd w:id="9"/>
-    </w:p>
-    <w:p>
-      <w:pPr>
-        <w:pStyle w:val="Heading2"/>
-        <w:jc w:val="center"/>
-        <w:rPr>
-          <w:rStyle w:val="Strong"/>
-          <w:b/>
-          <w:bCs w:val="0"/>
-        </w:rPr>
-      </w:pPr>
-      <w:bookmarkStart w:id="10" w:name="_Toc217393354"/>
-      <w:r>
-        <w:rPr>
-          <w:rStyle w:val="Strong"/>
-          <w:b/>
-          <w:bCs w:val="0"/>
+      <w:bookmarkEnd w:id="10"/>
+    </w:p>
+    <w:p>
+      <w:pPr>
+        <w:pStyle w:val="Heading1"/>
+        <w:rPr>
+          <w:sz w:val="28"/>
+          <w:szCs w:val="38"/>
+        </w:rPr>
+      </w:pPr>
+      <w:bookmarkStart w:id="11" w:name="_Toc217624810"/>
+      <w:r>
+        <w:rPr>
+          <w:sz w:val="28"/>
+          <w:szCs w:val="38"/>
         </w:rPr>
         <w:t>Literature Review</w:t>
       </w:r>
-      <w:bookmarkEnd w:id="10"/>
+      <w:bookmarkEnd w:id="11"/>
     </w:p>
     <w:p>
       <w:pPr>
@@ -4076,26 +4137,55 @@
         <w:t xml:space="preserve">His </w:t>
       </w:r>
       <w:r>
-        <w:t xml:space="preserve">theory is known as “Gravitational Theory” which states that the numbers of persons who move between two areas are directly proportional to the two populations and inversely proportional to the distance between them. Zipf was agreed with </w:t>
+        <w:t xml:space="preserve">theory is known as “Gravitational Theory” which states that the numbers of persons who move between two areas are directly proportional to the two populations and inversely proportional to the distance between them. </w:t>
       </w:r>
       <w:proofErr w:type="spellStart"/>
       <w:r>
+        <w:t>Zipf</w:t>
+      </w:r>
+      <w:proofErr w:type="spellEnd"/>
+      <w:r>
+        <w:t xml:space="preserve"> was agreed with </w:t>
+      </w:r>
+      <w:proofErr w:type="spellStart"/>
+      <w:r>
         <w:t>R</w:t>
       </w:r>
       <w:r>
         <w:t>a</w:t>
       </w:r>
       <w:r>
-        <w:t>vensteins</w:t>
+        <w:t>venstein</w:t>
+      </w:r>
+      <w:r>
+        <w:rPr>
+          <w:rFonts w:cs="Nirmala UI"/>
+        </w:rPr>
+        <w:t>'</w:t>
+      </w:r>
+      <w:r>
+        <w:t>s</w:t>
       </w:r>
       <w:proofErr w:type="spellEnd"/>
       <w:r>
-        <w:t>‟ view regarding to irritation. Gravity Model m=a* u/v, where is the number of migrants in a given stream. u and v independent variables</w:t>
+        <w:t xml:space="preserve"> view regarding to irritation. Gravity Model m=a* u/v, where</w:t>
+      </w:r>
+      <w:r>
+        <w:t>,</w:t>
       </w:r>
       <w:r>
         <w:t xml:space="preserve"> </w:t>
       </w:r>
       <w:r>
+        <w:t xml:space="preserve">a </w:t>
+      </w:r>
+      <w:r>
+        <w:t>is the number of migrants in a given stream. u and v independent variables</w:t>
+      </w:r>
+      <w:r>
+        <w:t xml:space="preserve"> </w:t>
+      </w:r>
+      <w:r>
         <w:t>(factors of attraction and distance) and a is the constant of proportionality</w:t>
       </w:r>
       <w:r>
@@ -4144,7 +4234,10 @@
         <w:t>a</w:t>
       </w:r>
       <w:r>
-        <w:t>venstein‟s</w:t>
+        <w:t>venstein'</w:t>
+      </w:r>
+      <w:r>
+        <w:t>s</w:t>
       </w:r>
       <w:proofErr w:type="spellEnd"/>
       <w:r>
@@ -4295,11 +4388,11 @@
       <w:pPr>
         <w:pStyle w:val="Heading2"/>
       </w:pPr>
-      <w:bookmarkStart w:id="11" w:name="_Toc217393355"/>
+      <w:bookmarkStart w:id="12" w:name="_Toc217624811"/>
       <w:r>
         <w:t>2.1 Theoretical Review</w:t>
       </w:r>
-      <w:bookmarkEnd w:id="11"/>
+      <w:bookmarkEnd w:id="12"/>
     </w:p>
     <w:p>
       <w:pPr>
@@ -4335,11 +4428,11 @@
       <w:pPr>
         <w:pStyle w:val="Heading2"/>
       </w:pPr>
-      <w:bookmarkStart w:id="12" w:name="_Toc217393356"/>
+      <w:bookmarkStart w:id="13" w:name="_Toc217624812"/>
       <w:r>
         <w:t>2.2 Empirical Review</w:t>
       </w:r>
-      <w:bookmarkEnd w:id="12"/>
+      <w:bookmarkEnd w:id="13"/>
     </w:p>
     <w:p>
       <w:pPr>
@@ -4365,11 +4458,11 @@
       <w:pPr>
         <w:pStyle w:val="Heading2"/>
       </w:pPr>
-      <w:bookmarkStart w:id="13" w:name="_Toc217393357"/>
+      <w:bookmarkStart w:id="14" w:name="_Toc217624813"/>
       <w:r>
         <w:t>2.3 Policy Review</w:t>
       </w:r>
-      <w:bookmarkEnd w:id="13"/>
+      <w:bookmarkEnd w:id="14"/>
     </w:p>
     <w:p>
       <w:pPr>
@@ -4389,11 +4482,11 @@
       <w:pPr>
         <w:pStyle w:val="Heading2"/>
       </w:pPr>
-      <w:bookmarkStart w:id="14" w:name="_Toc217393358"/>
+      <w:bookmarkStart w:id="15" w:name="_Toc217624814"/>
       <w:r>
         <w:t>2.4 Research Gap</w:t>
       </w:r>
-      <w:bookmarkEnd w:id="14"/>
+      <w:bookmarkEnd w:id="15"/>
     </w:p>
     <w:p>
       <w:pPr>
@@ -4459,12 +4552,12 @@
       <w:pPr>
         <w:pStyle w:val="Heading2"/>
       </w:pPr>
-      <w:bookmarkStart w:id="15" w:name="_Toc217393359"/>
+      <w:bookmarkStart w:id="16" w:name="_Toc217624815"/>
       <w:r>
         <w:lastRenderedPageBreak/>
         <w:t>2.5 Conceptual Framework</w:t>
       </w:r>
-      <w:bookmarkEnd w:id="15"/>
+      <w:bookmarkEnd w:id="16"/>
     </w:p>
     <w:p>
       <w:pPr>
@@ -4501,16 +4594,16 @@
         <mc:AlternateContent>
           <mc:Choice Requires="wpg">
             <w:drawing>
-              <wp:anchor distT="0" distB="0" distL="114300" distR="114300" simplePos="0" relativeHeight="251680768" behindDoc="0" locked="0" layoutInCell="1" allowOverlap="1" wp14:anchorId="787C6FEE" wp14:editId="22F1696E">
+              <wp:anchor distT="0" distB="0" distL="114300" distR="114300" simplePos="0" relativeHeight="251680768" behindDoc="0" locked="0" layoutInCell="1" allowOverlap="1" wp14:anchorId="787C6FEE" wp14:editId="0B18A62C">
                 <wp:simplePos x="0" y="0"/>
                 <wp:positionH relativeFrom="margin">
                   <wp:align>left</wp:align>
                 </wp:positionH>
                 <wp:positionV relativeFrom="paragraph">
-                  <wp:posOffset>212725</wp:posOffset>
+                  <wp:posOffset>208915</wp:posOffset>
                 </wp:positionV>
-                <wp:extent cx="5492115" cy="3943350"/>
-                <wp:effectExtent l="0" t="0" r="13335" b="19050"/>
+                <wp:extent cx="5492115" cy="3604260"/>
+                <wp:effectExtent l="0" t="0" r="13335" b="15240"/>
                 <wp:wrapNone/>
                 <wp:docPr id="1" name="Group 1"/>
                 <wp:cNvGraphicFramePr/>
@@ -4521,7 +4614,7 @@
                       <wpg:grpSpPr>
                         <a:xfrm>
                           <a:off x="0" y="0"/>
-                          <a:ext cx="5492115" cy="3943350"/>
+                          <a:ext cx="5492115" cy="3604260"/>
                           <a:chOff x="0" y="0"/>
                           <a:chExt cx="5356860" cy="2991143"/>
                         </a:xfrm>
@@ -5606,7 +5699,7 @@
           </mc:Choice>
           <mc:Fallback>
             <w:pict>
-              <v:group w14:anchorId="787C6FEE" id="Group 1" o:spid="_x0000_s1026" style="position:absolute;margin-left:0;margin-top:16.75pt;width:432.45pt;height:310.5pt;z-index:251680768;mso-position-horizontal:left;mso-position-horizontal-relative:margin;mso-width-relative:margin;mso-height-relative:margin" coordsize="53568,29911" o:gfxdata="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">
+              <v:group w14:anchorId="787C6FEE" id="Group 1" o:spid="_x0000_s1026" style="position:absolute;margin-left:0;margin-top:16.45pt;width:432.45pt;height:283.8pt;z-index:251680768;mso-position-horizontal:left;mso-position-horizontal-relative:margin;mso-width-relative:margin;mso-height-relative:margin" coordsize="53568,29911" o:gfxdata="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">
                 <v:shapetype id="_x0000_t202" coordsize="21600,21600" o:spt="202" path="m,l,21600r21600,l21600,xe">
                   <v:stroke joinstyle="miter"/>
                   <v:path gradientshapeok="t" o:connecttype="rect"/>
@@ -6276,7 +6369,7 @@
               </wp:anchor>
             </w:drawing>
           </mc:Choice>
-          <mc:Fallback>
+          <mc:Fallback xmlns:cx1="http://schemas.microsoft.com/office/drawing/2015/9/8/chartex" xmlns:cx2="http://schemas.microsoft.com/office/drawing/2015/10/21/chartex" xmlns:cx3="http://schemas.microsoft.com/office/drawing/2016/5/9/chartex" xmlns:cx4="http://schemas.microsoft.com/office/drawing/2016/5/10/chartex" xmlns:cx5="http://schemas.microsoft.com/office/drawing/2016/5/11/chartex" xmlns:cx6="http://schemas.microsoft.com/office/drawing/2016/5/12/chartex" xmlns:cx7="http://schemas.microsoft.com/office/drawing/2016/5/13/chartex" xmlns:cx8="http://schemas.microsoft.com/office/drawing/2016/5/14/chartex" xmlns:aink="http://schemas.microsoft.com/office/drawing/2016/ink" xmlns:am3d="http://schemas.microsoft.com/office/drawing/2017/model3d" xmlns:oel="http://schemas.microsoft.com/office/2019/extlst" xmlns:w16cex="http://schemas.microsoft.com/office/word/2018/wordml/cex" xmlns:w16cid="http://schemas.microsoft.com/office/word/2016/wordml/cid" xmlns:w16="http://schemas.microsoft.com/office/word/2018/wordml" xmlns:w16du="http://schemas.microsoft.com/office/word/2023/wordml/word16du" xmlns:w16sdtdh="http://schemas.microsoft.com/office/word/2020/wordml/sdtdatahash" xmlns:w16sdtfl="http://schemas.microsoft.com/office/word/2024/wordml/sdtformatlock">
             <w:pict>
               <v:shape w14:anchorId="62B55028" id="Straight Arrow Connector 2" o:spid="_x0000_s1026" type="#_x0000_t32" style="position:absolute;margin-left:113.2pt;margin-top:12.1pt;width:30.65pt;height:0;flip:x;z-index:251681792;visibility:visible;mso-wrap-style:square;mso-wrap-distance-left:9pt;mso-wrap-distance-top:0;mso-wrap-distance-right:9pt;mso-wrap-distance-bottom:0;mso-position-horizontal:absolute;mso-position-horizontal-relative:text;mso-position-vertical:absolute;mso-position-vertical-relative:text" o:gfxdata="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" strokecolor="black [3200]" strokeweight=".5pt">
                 <v:stroke endarrow="block" joinstyle="miter"/>
@@ -6346,30 +6439,20 @@
       <w:pPr>
         <w:pStyle w:val="Caption"/>
         <w:spacing w:before="240"/>
-        <w:jc w:val="center"/>
-      </w:pPr>
-    </w:p>
+      </w:pPr>
+    </w:p>
+    <w:p/>
     <w:p>
       <w:pPr>
         <w:pStyle w:val="Caption"/>
         <w:spacing w:before="240"/>
         <w:jc w:val="center"/>
       </w:pPr>
-    </w:p>
-    <w:p>
-      <w:pPr>
-        <w:pStyle w:val="Caption"/>
-        <w:spacing w:before="240"/>
-      </w:pPr>
-    </w:p>
-    <w:p>
-      <w:pPr>
-        <w:pStyle w:val="Caption"/>
-        <w:spacing w:before="240"/>
-        <w:jc w:val="center"/>
-      </w:pPr>
       <w:r>
         <w:t xml:space="preserve">Figure </w:t>
+      </w:r>
+      <w:r>
+        <w:t>2.</w:t>
       </w:r>
       <w:fldSimple w:instr=" SEQ Figure \* ARABIC ">
         <w:r>
@@ -6390,7 +6473,7 @@
           <w:ilvl w:val="0"/>
           <w:numId w:val="11"/>
         </w:numPr>
-        <w:spacing w:before="100" w:beforeAutospacing="1" w:after="100" w:afterAutospacing="1" w:line="240" w:lineRule="auto"/>
+        <w:spacing w:before="100" w:beforeAutospacing="1" w:after="100" w:afterAutospacing="1" w:line="360" w:lineRule="auto"/>
       </w:pPr>
       <w:r>
         <w:rPr>
@@ -6409,7 +6492,7 @@
           <w:ilvl w:val="0"/>
           <w:numId w:val="11"/>
         </w:numPr>
-        <w:spacing w:before="100" w:beforeAutospacing="1" w:after="100" w:afterAutospacing="1" w:line="240" w:lineRule="auto"/>
+        <w:spacing w:before="100" w:beforeAutospacing="1" w:after="100" w:afterAutospacing="1" w:line="360" w:lineRule="auto"/>
       </w:pPr>
       <w:r>
         <w:rPr>
@@ -6428,7 +6511,7 @@
           <w:ilvl w:val="0"/>
           <w:numId w:val="11"/>
         </w:numPr>
-        <w:spacing w:before="100" w:beforeAutospacing="1" w:after="100" w:afterAutospacing="1" w:line="240" w:lineRule="auto"/>
+        <w:spacing w:before="100" w:beforeAutospacing="1" w:after="100" w:afterAutospacing="1" w:line="360" w:lineRule="auto"/>
       </w:pPr>
       <w:r>
         <w:rPr>
@@ -6447,7 +6530,7 @@
           <w:ilvl w:val="0"/>
           <w:numId w:val="11"/>
         </w:numPr>
-        <w:spacing w:before="100" w:beforeAutospacing="1" w:after="100" w:afterAutospacing="1" w:line="240" w:lineRule="auto"/>
+        <w:spacing w:before="100" w:beforeAutospacing="1" w:after="100" w:afterAutospacing="1" w:line="360" w:lineRule="auto"/>
       </w:pPr>
       <w:r>
         <w:rPr>
@@ -6491,7 +6574,7 @@
         </w:rPr>
         <w:br w:type="page"/>
       </w:r>
-      <w:bookmarkStart w:id="16" w:name="_Toc217393360"/>
+      <w:bookmarkStart w:id="17" w:name="_Toc217624816"/>
       <w:r>
         <w:rPr>
           <w:rStyle w:val="Strong"/>
@@ -6509,11 +6592,12 @@
         </w:rPr>
         <w:t>Three</w:t>
       </w:r>
-      <w:bookmarkEnd w:id="16"/>
+      <w:bookmarkEnd w:id="17"/>
     </w:p>
     <w:p>
       <w:pPr>
         <w:pStyle w:val="Heading1"/>
+        <w:spacing w:line="360" w:lineRule="auto"/>
         <w:rPr>
           <w:rStyle w:val="Strong"/>
           <w:b/>
@@ -6522,7 +6606,7 @@
           <w:szCs w:val="38"/>
         </w:rPr>
       </w:pPr>
-      <w:bookmarkStart w:id="17" w:name="_Toc217393361"/>
+      <w:bookmarkStart w:id="18" w:name="_Toc217624817"/>
       <w:r>
         <w:rPr>
           <w:rStyle w:val="Strong"/>
@@ -6533,13 +6617,13 @@
         </w:rPr>
         <w:t>Research methodology</w:t>
       </w:r>
-      <w:bookmarkEnd w:id="17"/>
+      <w:bookmarkEnd w:id="18"/>
     </w:p>
     <w:p>
       <w:pPr>
         <w:pStyle w:val="Heading2"/>
       </w:pPr>
-      <w:bookmarkStart w:id="18" w:name="_Toc217393362"/>
+      <w:bookmarkStart w:id="19" w:name="_Toc217624818"/>
       <w:r>
         <w:t xml:space="preserve">3.1 </w:t>
       </w:r>
@@ -6564,7 +6648,7 @@
       <w:r>
         <w:t>Study Area</w:t>
       </w:r>
-      <w:bookmarkEnd w:id="18"/>
+      <w:bookmarkEnd w:id="19"/>
     </w:p>
     <w:p>
       <w:pPr>
@@ -6614,7 +6698,13 @@
         </w:rPr>
       </w:pPr>
       <w:r>
-        <w:t>The selection of Ward 9 is highly practical for a Master’s level study. With a total of 87 households, the ward provides a sample size that is manageable within the researcher's specific constraints of time, financial resources, and expert manpower, ensuring the study can be implemented with the required depth.</w:t>
+        <w:t>The selection of Ward 9 is highly practical for a Master’s</w:t>
+      </w:r>
+      <w:r>
+        <w:t xml:space="preserve"> level study. With a total of 82</w:t>
+      </w:r>
+      <w:r>
+        <w:t xml:space="preserve"> households, the ward provides a sample size that is manageable within the researcher's specific constraints of time, financial resources, and expert manpower, ensuring the study can be implemented with the required depth.</w:t>
       </w:r>
     </w:p>
     <w:p>
@@ -6667,7 +6757,7 @@
       <w:pPr>
         <w:pStyle w:val="Heading2"/>
       </w:pPr>
-      <w:bookmarkStart w:id="19" w:name="_Toc217393363"/>
+      <w:bookmarkStart w:id="20" w:name="_Toc217624819"/>
       <w:r>
         <w:lastRenderedPageBreak/>
         <w:t>3.2</w:t>
@@ -6675,7 +6765,7 @@
       <w:r>
         <w:t xml:space="preserve"> Research Design</w:t>
       </w:r>
-      <w:bookmarkEnd w:id="19"/>
+      <w:bookmarkEnd w:id="20"/>
     </w:p>
     <w:p>
       <w:pPr>
@@ -6722,7 +6812,7 @@
       <w:pPr>
         <w:pStyle w:val="Heading2"/>
       </w:pPr>
-      <w:bookmarkStart w:id="20" w:name="_Toc217393364"/>
+      <w:bookmarkStart w:id="21" w:name="_Toc217624820"/>
       <w:r>
         <w:t>3.3</w:t>
       </w:r>
@@ -6732,7 +6822,7 @@
       <w:r>
         <w:t>Nature and source of data</w:t>
       </w:r>
-      <w:bookmarkEnd w:id="20"/>
+      <w:bookmarkEnd w:id="21"/>
     </w:p>
     <w:p>
       <w:pPr>
@@ -6761,7 +6851,7 @@
       <w:r>
         <w:t xml:space="preserve"> </w:t>
       </w:r>
-      <w:bookmarkStart w:id="21" w:name="_Toc217393365"/>
+      <w:bookmarkStart w:id="22" w:name="_Toc217624821"/>
       <w:r>
         <w:t>3.4</w:t>
       </w:r>
@@ -6771,7 +6861,7 @@
       <w:r>
         <w:t>Population and Sampling</w:t>
       </w:r>
-      <w:bookmarkEnd w:id="21"/>
+      <w:bookmarkEnd w:id="22"/>
     </w:p>
     <w:p>
       <w:pPr>
@@ -6795,7 +6885,7 @@
         <w:t xml:space="preserve"> profile </w:t>
       </w:r>
       <w:r>
-        <w:t>-</w:t>
+        <w:t>–</w:t>
       </w:r>
       <w:r>
         <w:t xml:space="preserve"> </w:t>
@@ -6804,7 +6894,7 @@
         <w:t>20</w:t>
       </w:r>
       <w:r>
-        <w:t>24</w:t>
+        <w:t>82 BS</w:t>
       </w:r>
       <w:r>
         <w:t xml:space="preserve"> sh</w:t>
@@ -6816,13 +6906,19 @@
         <w:t>is</w:t>
       </w:r>
       <w:r>
-        <w:t xml:space="preserve"> a total of </w:t>
+        <w:t xml:space="preserve"> a total </w:t>
+      </w:r>
+      <w:r>
+        <w:t>population of about</w:t>
+      </w:r>
+      <w:r>
+        <w:t xml:space="preserve"> </w:t>
       </w:r>
       <w:r>
         <w:t>4345</w:t>
       </w:r>
       <w:r>
-        <w:t xml:space="preserve"> households. Out of 9 wards, ward no.</w:t>
+        <w:t>. Out of 9 wards, ward no.</w:t>
       </w:r>
       <w:r>
         <w:t>9</w:t>
@@ -6840,58 +6936,56 @@
         <w:t xml:space="preserve">udy area. This ward </w:t>
       </w:r>
       <w:r>
-        <w:t>contains</w:t>
-      </w:r>
-      <w:r>
-        <w:t xml:space="preserve"> 87 </w:t>
+        <w:t>welcomed</w:t>
+      </w:r>
+      <w:r>
+        <w:t xml:space="preserve"> 82</w:t>
+      </w:r>
+      <w:r>
+        <w:t xml:space="preserve"> </w:t>
       </w:r>
       <w:r>
         <w:t>households</w:t>
       </w:r>
       <w:r>
-        <w:t>. These households were</w:t>
-      </w:r>
-      <w:r>
-        <w:t xml:space="preserve"> sampled for the study because of the time, resources, expert manpower and proper implication of the study. </w:t>
-      </w:r>
-      <w:r>
-        <w:t>Random sampling</w:t>
+        <w:t xml:space="preserve"> with total count of 336 immigrants from year 2074 BS to 2082 BS</w:t>
+      </w:r>
+      <w:r>
+        <w:t>. These households will be</w:t>
+      </w:r>
+      <w:r>
+        <w:t xml:space="preserve"> sampled for the study</w:t>
+      </w:r>
+      <w:r>
+        <w:t>. B</w:t>
+      </w:r>
+      <w:r>
+        <w:t>ecause of the time, resources, expert manpower and p</w:t>
+      </w:r>
+      <w:r>
+        <w:t>roper implication of the study, r</w:t>
+      </w:r>
+      <w:r>
+        <w:t>andom sampling</w:t>
       </w:r>
       <w:r>
         <w:t xml:space="preserve"> method will be used to </w:t>
       </w:r>
       <w:r>
-        <w:t xml:space="preserve">choose </w:t>
-      </w:r>
-      <w:proofErr w:type="spellStart"/>
-      <w:r>
-        <w:t>Shankharapur</w:t>
-      </w:r>
-      <w:proofErr w:type="spellEnd"/>
-      <w:r>
-        <w:t xml:space="preserve"> municipality </w:t>
-      </w:r>
-      <w:r>
-        <w:t xml:space="preserve">ward no. </w:t>
-      </w:r>
-      <w:r>
-        <w:t>9</w:t>
-      </w:r>
-      <w:r>
-        <w:t xml:space="preserve"> from </w:t>
-      </w:r>
-      <w:r>
-        <w:t>Kathmandu</w:t>
-      </w:r>
-      <w:r>
-        <w:t xml:space="preserve"> district. To draw the sample from whole population, purposive method will be used. </w:t>
+        <w:t>sample these households.</w:t>
+      </w:r>
+      <w:r>
+        <w:t xml:space="preserve"> </w:t>
+      </w:r>
+      <w:r>
+        <w:t xml:space="preserve">To draw the sample from whole population, purposive method will be used. </w:t>
       </w:r>
     </w:p>
     <w:p>
       <w:pPr>
         <w:pStyle w:val="Heading2"/>
       </w:pPr>
-      <w:bookmarkStart w:id="22" w:name="_Toc217393366"/>
+      <w:bookmarkStart w:id="23" w:name="_Toc217624822"/>
       <w:r>
         <w:t>3.5</w:t>
       </w:r>
@@ -6901,7 +6995,7 @@
       <w:r>
         <w:t>Method of Data Collection</w:t>
       </w:r>
-      <w:bookmarkEnd w:id="22"/>
+      <w:bookmarkEnd w:id="23"/>
       <w:r>
         <w:t xml:space="preserve"> </w:t>
       </w:r>
@@ -6913,288 +7007,242 @@
       <w:r>
         <w:t>In order to obtain necessary and reliable data for thus study the researcher will use the method such as observation, unstructured interview and some case study.</w:t>
       </w:r>
-      <w:r>
-        <w:br w:type="page"/>
-      </w:r>
     </w:p>
     <w:p>
       <w:pPr>
         <w:pStyle w:val="Heading3"/>
       </w:pPr>
-      <w:bookmarkStart w:id="23" w:name="_Toc217393367"/>
+      <w:bookmarkStart w:id="24" w:name="_Toc217624823"/>
+      <w:r>
+        <w:t>3.5</w:t>
+      </w:r>
+      <w:r>
+        <w:t xml:space="preserve">.1 </w:t>
+      </w:r>
+      <w:r>
+        <w:t>Observation</w:t>
+      </w:r>
+      <w:bookmarkEnd w:id="24"/>
+    </w:p>
+    <w:p>
+      <w:pPr>
+        <w:pStyle w:val="BodyText"/>
+      </w:pPr>
+      <w:r>
+        <w:t xml:space="preserve">Observation method will use to collect the observable information such as </w:t>
+      </w:r>
+      <w:r>
+        <w:t>social status. Community participation, role in community decision making, their rel</w:t>
+      </w:r>
+      <w:r>
+        <w:t xml:space="preserve">ationship between the </w:t>
+      </w:r>
+      <w:r>
+        <w:t>immigrants</w:t>
+      </w:r>
+      <w:r>
+        <w:t xml:space="preserve"> and residential. The </w:t>
+      </w:r>
+      <w:r>
+        <w:t>immigration</w:t>
+      </w:r>
+      <w:r>
+        <w:t xml:space="preserve"> will be observed to find out the causes and consequences in the development sector of the study area</w:t>
+      </w:r>
+    </w:p>
+    <w:p>
+      <w:pPr>
+        <w:pStyle w:val="Heading3"/>
+      </w:pPr>
+      <w:bookmarkStart w:id="25" w:name="_Toc217624824"/>
       <w:r>
         <w:lastRenderedPageBreak/>
         <w:t>3.5</w:t>
       </w:r>
       <w:r>
-        <w:t xml:space="preserve">.1 </w:t>
-      </w:r>
-      <w:r>
-        <w:t>Observation</w:t>
-      </w:r>
-      <w:bookmarkEnd w:id="23"/>
+        <w:t>.2 In</w:t>
+      </w:r>
+      <w:r>
+        <w:t>terview</w:t>
+      </w:r>
+      <w:bookmarkEnd w:id="25"/>
     </w:p>
     <w:p>
       <w:pPr>
         <w:pStyle w:val="BodyText"/>
       </w:pPr>
       <w:r>
-        <w:t xml:space="preserve">Observation method will use to collect the observable information such as </w:t>
-      </w:r>
-      <w:r>
-        <w:t>social status. Community participation, role in community decision making, their rel</w:t>
-      </w:r>
-      <w:r>
-        <w:t xml:space="preserve">ationship between the </w:t>
-      </w:r>
-      <w:r>
-        <w:t>immigrant</w:t>
-      </w:r>
-      <w:r>
-        <w:t>s</w:t>
-      </w:r>
-      <w:r>
-        <w:t xml:space="preserve"> and residential. The </w:t>
+        <w:t>An unstructured interview will be taken so as to meet the purpo</w:t>
+      </w:r>
+      <w:r>
+        <w:t xml:space="preserve">ses. The questionnaire will be </w:t>
+      </w:r>
+      <w:r>
+        <w:t xml:space="preserve">divided into four sections. The first section deals with the purpose of getting information </w:t>
+      </w:r>
+      <w:r>
+        <w:t>about demographic variable</w:t>
+      </w:r>
+      <w:r>
+        <w:t>s. The second section will deal</w:t>
+      </w:r>
+      <w:r>
+        <w:t xml:space="preserve"> with the main reason behind the </w:t>
       </w:r>
       <w:r>
         <w:t>immigration</w:t>
       </w:r>
       <w:r>
-        <w:t xml:space="preserve"> will be observed to find out the causes and consequences in the development sector of the study area</w:t>
-      </w:r>
-    </w:p>
-    <w:p>
-      <w:pPr>
-        <w:pStyle w:val="Heading3"/>
-      </w:pPr>
-      <w:bookmarkStart w:id="24" w:name="_Toc217393368"/>
-      <w:r>
-        <w:t>3.5</w:t>
-      </w:r>
-      <w:r>
-        <w:t>.2 In</w:t>
-      </w:r>
-      <w:r>
-        <w:t>terview</w:t>
-      </w:r>
-      <w:bookmarkEnd w:id="24"/>
+        <w:t>,</w:t>
+      </w:r>
+      <w:r>
+        <w:t xml:space="preserve"> while the third section will be the </w:t>
+      </w:r>
+      <w:r>
+        <w:t>socio-economic</w:t>
+      </w:r>
+      <w:r>
+        <w:t xml:space="preserve"> </w:t>
+      </w:r>
+      <w:r>
+        <w:t>variables. The</w:t>
+      </w:r>
+      <w:r>
+        <w:t xml:space="preserve"> last section includes the miscellaneous questionnaire about the causes and consequences of</w:t>
+      </w:r>
+      <w:r>
+        <w:t xml:space="preserve"> </w:t>
+      </w:r>
+      <w:r>
+        <w:t>immigration</w:t>
+      </w:r>
+      <w:r>
+        <w:t xml:space="preserve"> within</w:t>
+      </w:r>
+      <w:r>
+        <w:t xml:space="preserve"> the study area.</w:t>
+      </w:r>
+    </w:p>
+    <w:p>
+      <w:pPr>
+        <w:pStyle w:val="Heading2"/>
+      </w:pPr>
+      <w:bookmarkStart w:id="26" w:name="_Toc217624825"/>
+      <w:r>
+        <w:t>3.6</w:t>
+      </w:r>
+      <w:r>
+        <w:t xml:space="preserve"> </w:t>
+      </w:r>
+      <w:r>
+        <w:t>Data Analysis and Presentation</w:t>
+      </w:r>
+      <w:bookmarkEnd w:id="26"/>
     </w:p>
     <w:p>
       <w:pPr>
         <w:pStyle w:val="BodyText"/>
       </w:pPr>
       <w:r>
-        <w:t>An unstructured interview will be taken so as to meet the purpo</w:t>
-      </w:r>
-      <w:r>
-        <w:t xml:space="preserve">ses. The questionnaire will be </w:t>
-      </w:r>
-      <w:r>
-        <w:t xml:space="preserve">divided into four sections. The first section deals with the purpose of getting information </w:t>
-      </w:r>
-      <w:r>
-        <w:t>about demographic variable</w:t>
-      </w:r>
-      <w:r>
-        <w:t>s. The second section will deal</w:t>
-      </w:r>
-      <w:r>
-        <w:t xml:space="preserve"> with the main reason behind the </w:t>
-      </w:r>
-      <w:r>
-        <w:t>immigration</w:t>
-      </w:r>
-      <w:r>
-        <w:t>,</w:t>
-      </w:r>
-      <w:r>
-        <w:t xml:space="preserve"> while the third section will be the </w:t>
-      </w:r>
-      <w:r>
-        <w:t>socio-economic</w:t>
+        <w:t>Qualitative data will be presented on tabular form. Both qualitative and quantitative methods will be used to analyze the obtain information.</w:t>
+      </w:r>
+    </w:p>
+    <w:p>
+      <w:pPr>
+        <w:pStyle w:val="Heading2"/>
+      </w:pPr>
+      <w:bookmarkStart w:id="27" w:name="_Toc217624826"/>
+      <w:r>
+        <w:t>3.7</w:t>
       </w:r>
       <w:r>
         <w:t xml:space="preserve"> </w:t>
       </w:r>
       <w:r>
-        <w:t>variables. The</w:t>
-      </w:r>
-      <w:r>
-        <w:t xml:space="preserve"> last section includes the miscellaneous questionnaire about the causes and consequences of</w:t>
-      </w:r>
+        <w:t>Ethical Consideration</w:t>
+      </w:r>
+      <w:bookmarkEnd w:id="27"/>
       <w:r>
         <w:t xml:space="preserve"> </w:t>
       </w:r>
-      <w:r>
-        <w:t>immigration</w:t>
-      </w:r>
-      <w:r>
-        <w:t xml:space="preserve"> within</w:t>
-      </w:r>
-      <w:r>
-        <w:t xml:space="preserve"> the study area.</w:t>
-      </w:r>
-    </w:p>
-    <w:p>
-      <w:pPr>
-        <w:pStyle w:val="Heading2"/>
-      </w:pPr>
-      <w:bookmarkStart w:id="25" w:name="_Toc217393369"/>
-      <w:r>
-        <w:t>3.6</w:t>
-      </w:r>
-      <w:r>
-        <w:t xml:space="preserve"> </w:t>
-      </w:r>
-      <w:r>
-        <w:t>Data Analysis and Presentation</w:t>
-      </w:r>
-      <w:bookmarkEnd w:id="25"/>
-    </w:p>
-    <w:p>
-      <w:pPr>
-        <w:pStyle w:val="BodyText"/>
-      </w:pPr>
-      <w:r>
-        <w:t>Qualitative data will be presented on tabular form. Both qualitative and quantitative methods will be used to analyze the obtain information.</w:t>
-      </w:r>
-    </w:p>
-    <w:p>
-      <w:pPr>
-        <w:pStyle w:val="Heading2"/>
-      </w:pPr>
-      <w:bookmarkStart w:id="26" w:name="_Toc217393370"/>
-      <w:r>
-        <w:t>3.7</w:t>
-      </w:r>
-      <w:r>
-        <w:t xml:space="preserve"> </w:t>
-      </w:r>
-      <w:r>
-        <w:t>Ethical Consideration</w:t>
-      </w:r>
-      <w:bookmarkEnd w:id="26"/>
-      <w:r>
-        <w:t xml:space="preserve"> </w:t>
-      </w:r>
-    </w:p>
-    <w:p>
-      <w:pPr>
-        <w:pStyle w:val="ListParagraph"/>
+    </w:p>
+    <w:p>
+      <w:pPr>
+        <w:pStyle w:val="Default"/>
         <w:numPr>
           <w:ilvl w:val="0"/>
-          <w:numId w:val="14"/>
+          <w:numId w:val="16"/>
         </w:numPr>
-        <w:spacing w:after="0" w:line="360" w:lineRule="auto"/>
+        <w:spacing w:before="240" w:after="240" w:line="360" w:lineRule="auto"/>
         <w:jc w:val="both"/>
-        <w:rPr>
-          <w:rFonts w:ascii="Times New Roman" w:hAnsi="Times New Roman" w:cs="Times New Roman"/>
-          <w:bCs/>
-        </w:rPr>
-      </w:pPr>
-      <w:r>
-        <w:rPr>
-          <w:rFonts w:ascii="Times New Roman" w:hAnsi="Times New Roman" w:cs="Times New Roman"/>
-          <w:bCs/>
-        </w:rPr>
+      </w:pPr>
+      <w:r>
         <w:t>Formal approval will obtain from ward office.</w:t>
       </w:r>
     </w:p>
     <w:p>
       <w:pPr>
-        <w:pStyle w:val="ListParagraph"/>
+        <w:pStyle w:val="Default"/>
         <w:numPr>
           <w:ilvl w:val="0"/>
-          <w:numId w:val="14"/>
+          <w:numId w:val="16"/>
         </w:numPr>
-        <w:spacing w:after="0" w:line="360" w:lineRule="auto"/>
+        <w:spacing w:before="240" w:after="240" w:line="360" w:lineRule="auto"/>
         <w:jc w:val="both"/>
-        <w:rPr>
-          <w:rFonts w:ascii="Times New Roman" w:hAnsi="Times New Roman" w:cs="Times New Roman"/>
-          <w:bCs/>
-        </w:rPr>
-      </w:pPr>
-      <w:r>
-        <w:rPr>
-          <w:rFonts w:ascii="Times New Roman" w:hAnsi="Times New Roman" w:cs="Times New Roman"/>
-          <w:bCs/>
-        </w:rPr>
+      </w:pPr>
+      <w:r>
         <w:t>Verbal consent will obtain from each participant before data collection</w:t>
       </w:r>
     </w:p>
     <w:p>
       <w:pPr>
-        <w:pStyle w:val="ListParagraph"/>
+        <w:pStyle w:val="Default"/>
         <w:numPr>
           <w:ilvl w:val="0"/>
-          <w:numId w:val="14"/>
+          <w:numId w:val="16"/>
         </w:numPr>
-        <w:spacing w:after="0" w:line="360" w:lineRule="auto"/>
+        <w:spacing w:before="240" w:after="240" w:line="360" w:lineRule="auto"/>
         <w:jc w:val="both"/>
-        <w:rPr>
-          <w:rFonts w:ascii="Times New Roman" w:hAnsi="Times New Roman" w:cs="Times New Roman"/>
-          <w:bCs/>
-        </w:rPr>
-      </w:pPr>
-      <w:r>
-        <w:rPr>
-          <w:rFonts w:ascii="Times New Roman" w:hAnsi="Times New Roman" w:cs="Times New Roman"/>
-          <w:bCs/>
-        </w:rPr>
+      </w:pPr>
+      <w:r>
         <w:t xml:space="preserve">Purpose of the study will </w:t>
       </w:r>
       <w:r>
-        <w:rPr>
-          <w:rFonts w:ascii="Times New Roman" w:hAnsi="Times New Roman" w:cs="Times New Roman"/>
-          <w:bCs/>
-        </w:rPr>
         <w:t>be briefly</w:t>
       </w:r>
       <w:r>
-        <w:rPr>
-          <w:rFonts w:ascii="Times New Roman" w:hAnsi="Times New Roman" w:cs="Times New Roman"/>
-          <w:bCs/>
-        </w:rPr>
         <w:t xml:space="preserve"> informed to participants</w:t>
       </w:r>
     </w:p>
     <w:p>
       <w:pPr>
-        <w:pStyle w:val="ListParagraph"/>
+        <w:pStyle w:val="Default"/>
         <w:numPr>
           <w:ilvl w:val="0"/>
-          <w:numId w:val="14"/>
+          <w:numId w:val="16"/>
         </w:numPr>
-        <w:spacing w:after="0" w:line="360" w:lineRule="auto"/>
+        <w:spacing w:before="240" w:after="240" w:line="360" w:lineRule="auto"/>
         <w:jc w:val="both"/>
+      </w:pPr>
+      <w:r>
+        <w:t>Confidentiality will maintain throughout the study period</w:t>
+      </w:r>
+    </w:p>
+    <w:p>
+      <w:pPr>
+        <w:spacing w:line="360" w:lineRule="auto"/>
         <w:rPr>
           <w:rFonts w:ascii="Times New Roman" w:hAnsi="Times New Roman" w:cs="Times New Roman"/>
-          <w:bCs/>
         </w:rPr>
       </w:pPr>
       <w:r>
         <w:rPr>
           <w:rFonts w:ascii="Times New Roman" w:hAnsi="Times New Roman" w:cs="Times New Roman"/>
-          <w:bCs/>
-        </w:rPr>
-        <w:t>Confidentiality will maintain throughout the study period</w:t>
-      </w:r>
-    </w:p>
-    <w:p>
-      <w:pPr>
-        <w:spacing w:line="360" w:lineRule="auto"/>
-        <w:rPr>
-          <w:rFonts w:ascii="Times New Roman" w:hAnsi="Times New Roman" w:cs="Times New Roman"/>
-        </w:rPr>
-      </w:pPr>
-      <w:r>
-        <w:rPr>
-          <w:rFonts w:ascii="Times New Roman" w:hAnsi="Times New Roman" w:cs="Times New Roman"/>
         </w:rPr>
         <w:br w:type="page"/>
       </w:r>
     </w:p>
-    <w:bookmarkStart w:id="27" w:name="_Toc217393371" w:displacedByCustomXml="next"/>
+    <w:bookmarkStart w:id="28" w:name="_Toc217624827" w:displacedByCustomXml="next"/>
     <w:sdt>
       <w:sdtPr>
         <w:rPr>
@@ -7203,12 +7251,13 @@
           <w:sz w:val="24"/>
           <w:szCs w:val="24"/>
         </w:rPr>
-        <w:id w:val="125983072"/>
+        <w:id w:val="1096056722"/>
         <w:docPartObj>
           <w:docPartGallery w:val="Bibliographies"/>
           <w:docPartUnique/>
         </w:docPartObj>
       </w:sdtPr>
+      <w:sdtEndPr/>
       <w:sdtContent>
         <w:p>
           <w:pPr>
@@ -7217,417 +7266,595 @@
           <w:r>
             <w:t>References</w:t>
           </w:r>
-          <w:bookmarkEnd w:id="27"/>
+          <w:bookmarkEnd w:id="28"/>
         </w:p>
         <w:sdt>
           <w:sdtPr>
-            <w:rPr>
-              <w:rFonts w:asciiTheme="minorHAnsi" w:hAnsiTheme="minorHAnsi" w:cstheme="minorBidi"/>
-            </w:rPr>
             <w:id w:val="-573587230"/>
             <w:bibliography/>
           </w:sdtPr>
+          <w:sdtEndPr/>
           <w:sdtContent>
             <w:p>
               <w:pPr>
-                <w:pStyle w:val="NormalWeb"/>
+                <w:pStyle w:val="Bibliography"/>
+                <w:ind w:left="720" w:hanging="720"/>
+                <w:rPr>
+                  <w:rFonts w:cs="Times New Roman"/>
+                  <w:noProof/>
+                </w:rPr>
               </w:pPr>
               <w:r>
+                <w:fldChar w:fldCharType="begin"/>
+              </w:r>
+              <w:r>
+                <w:instrText xml:space="preserve"> BIBLIOGRAPHY </w:instrText>
+              </w:r>
+              <w:r>
+                <w:fldChar w:fldCharType="separate"/>
+              </w:r>
+              <w:r>
+                <w:rPr>
+                  <w:noProof/>
+                </w:rPr>
                 <w:t xml:space="preserve">Centre for Economic Development and Administration. (1973). </w:t>
               </w:r>
               <w:r>
                 <w:rPr>
-                  <w:rStyle w:val="Emphasis"/>
+                  <w:i/>
+                  <w:iCs/>
+                  <w:noProof/>
                 </w:rPr>
-                <w:t>Migration in Nepal: Implications for spatial development: A project proposal</w:t>
-              </w:r>
-              <w:r>
-                <w:t>. Kathmandu, Nepal: Author.</w:t>
-              </w:r>
-            </w:p>
-            <w:p>
-              <w:pPr>
-                <w:pStyle w:val="NormalWeb"/>
-              </w:pPr>
-              <w:r>
-                <w:t xml:space="preserve">Centre for Economic Development and Administration. (1977). </w:t>
+                <w:t>Migration in Nepal: Implication for spatial development: A Project Proposal, Kathmandu.</w:t>
               </w:r>
               <w:r>
                 <w:rPr>
-                  <w:rStyle w:val="Emphasis"/>
+                  <w:noProof/>
                 </w:rPr>
-                <w:t>Migration in Nepal: A study of the Far-Western Development Region</w:t>
-              </w:r>
-              <w:r>
-                <w:t>. Kathmandu, Nepal: Author.</w:t>
-              </w:r>
-            </w:p>
-            <w:p>
-              <w:pPr>
-                <w:pStyle w:val="NormalWeb"/>
-              </w:pPr>
-              <w:r>
-                <w:t xml:space="preserve">Gurung, H. B. (1974). </w:t>
-              </w:r>
-              <w:r>
-                <w:rPr>
-                  <w:rStyle w:val="Emphasis"/>
-                </w:rPr>
-                <w:t>Internal migration in Nepal</w:t>
-              </w:r>
-              <w:r>
-                <w:t>. Seminar on Population and Development. Kathmandu, Nepal: Centre for Economic Development and Administration.</w:t>
-              </w:r>
-            </w:p>
-            <w:p>
-              <w:pPr>
-                <w:pStyle w:val="NormalWeb"/>
-              </w:pPr>
-              <w:r>
-                <w:t xml:space="preserve">Gurung, H. (1984). </w:t>
-              </w:r>
-              <w:r>
-                <w:rPr>
-                  <w:rStyle w:val="Emphasis"/>
-                </w:rPr>
-                <w:t>Regional patterns of migration in Nepal</w:t>
-              </w:r>
-              <w:r>
-                <w:t>. Kathmandu, Nepal: East–West Population Institute.</w:t>
-              </w:r>
-            </w:p>
-            <w:p>
-              <w:pPr>
-                <w:pStyle w:val="NormalWeb"/>
-              </w:pPr>
-              <w:r>
-                <w:t xml:space="preserve">KC, B. K. (1993). </w:t>
-              </w:r>
-              <w:r>
-                <w:rPr>
-                  <w:rStyle w:val="Emphasis"/>
-                </w:rPr>
-                <w:t>Urbanization and migration in Nepal</w:t>
-              </w:r>
-              <w:r>
-                <w:t>. Preparatory Seminar for the International Conference on Population and Development, Cairo.</w:t>
-              </w:r>
-            </w:p>
-            <w:p>
-              <w:pPr>
-                <w:pStyle w:val="NormalWeb"/>
-              </w:pPr>
-              <w:r>
-                <w:t xml:space="preserve">KC, B. K. (1998). </w:t>
-              </w:r>
-              <w:r>
-                <w:rPr>
-                  <w:rStyle w:val="Emphasis"/>
-                </w:rPr>
-                <w:t>Trends, patterns and implications of rural-to-urban migration in Nepal</w:t>
-              </w:r>
-              <w:r>
-                <w:t>. Kathmandu, Nepal: Central Department of Population Studies, Tribhuvan University.</w:t>
-              </w:r>
-            </w:p>
-            <w:p>
-              <w:pPr>
-                <w:pStyle w:val="NormalWeb"/>
-              </w:pPr>
-              <w:r>
-                <w:t xml:space="preserve">KC, B. K. (2003). </w:t>
-              </w:r>
-              <w:r>
-                <w:rPr>
-                  <w:rStyle w:val="Emphasis"/>
-                </w:rPr>
-                <w:t>Internal migration in Nepal</w:t>
-              </w:r>
-              <w:r>
-                <w:t xml:space="preserve">. Central Bureau of Statistics. </w:t>
-              </w:r>
-              <w:r>
-                <w:t>https://dics.censusnepal.cbs.gov.np</w:t>
-              </w:r>
-            </w:p>
-            <w:p>
-              <w:pPr>
-                <w:pStyle w:val="NormalWeb"/>
-              </w:pPr>
-              <w:r>
-                <w:t xml:space="preserve">Kunwar, L. S. (1993). </w:t>
-              </w:r>
-              <w:r>
-                <w:rPr>
-                  <w:rStyle w:val="Emphasis"/>
-                </w:rPr>
-                <w:t xml:space="preserve">Causes and consequences of internal migration in Nepal: A case study of </w:t>
-              </w:r>
-              <w:proofErr w:type="spellStart"/>
-              <w:r>
-                <w:rPr>
-                  <w:rStyle w:val="Emphasis"/>
-                </w:rPr>
-                <w:t>Bharatpur</w:t>
-              </w:r>
-              <w:proofErr w:type="spellEnd"/>
-              <w:r>
-                <w:rPr>
-                  <w:rStyle w:val="Emphasis"/>
-                </w:rPr>
-                <w:t xml:space="preserve"> Municipality, Chitwan</w:t>
-              </w:r>
-              <w:r>
-                <w:t xml:space="preserve">. </w:t>
-              </w:r>
-              <w:proofErr w:type="spellStart"/>
-              <w:r>
-                <w:t>Kirtipur</w:t>
-              </w:r>
-              <w:proofErr w:type="spellEnd"/>
-              <w:r>
-                <w:t>, Nepal: Tribhuvan University.</w:t>
-              </w:r>
-            </w:p>
-            <w:p>
-              <w:pPr>
-                <w:pStyle w:val="NormalWeb"/>
-              </w:pPr>
-              <w:r>
-                <w:t xml:space="preserve">Kunwar, L. S. (2015). </w:t>
-              </w:r>
-              <w:r>
-                <w:rPr>
-                  <w:rStyle w:val="Emphasis"/>
-                </w:rPr>
-                <w:t xml:space="preserve">Causes and consequences of internal migration in Nepal: A case study of </w:t>
-              </w:r>
-              <w:proofErr w:type="spellStart"/>
-              <w:r>
-                <w:rPr>
-                  <w:rStyle w:val="Emphasis"/>
-                </w:rPr>
-                <w:t>Bharatpur</w:t>
-              </w:r>
-              <w:proofErr w:type="spellEnd"/>
-              <w:r>
-                <w:rPr>
-                  <w:rStyle w:val="Emphasis"/>
-                </w:rPr>
-                <w:t xml:space="preserve"> Municipality, Chitwan</w:t>
-              </w:r>
-              <w:r>
-                <w:t xml:space="preserve"> (Unpublished master’s thesis). Central Department of Population Studies, Tribhuvan University, </w:t>
-              </w:r>
-              <w:proofErr w:type="spellStart"/>
-              <w:r>
-                <w:t>Kirtipur</w:t>
-              </w:r>
-              <w:proofErr w:type="spellEnd"/>
-              <w:r>
-                <w:t>, Nepal.</w:t>
-              </w:r>
-            </w:p>
-            <w:p>
-              <w:pPr>
-                <w:pStyle w:val="NormalWeb"/>
-              </w:pPr>
-              <w:r>
-                <w:t xml:space="preserve">Lee, E. S. (1966). A theory of migration. </w:t>
-              </w:r>
-              <w:r>
-                <w:rPr>
-                  <w:rStyle w:val="Emphasis"/>
-                </w:rPr>
-                <w:t>Demography, 3</w:t>
-              </w:r>
-              <w:r>
-                <w:t>(1), 47–57.</w:t>
-              </w:r>
-            </w:p>
-            <w:p>
-              <w:pPr>
-                <w:pStyle w:val="NormalWeb"/>
-              </w:pPr>
-              <w:proofErr w:type="spellStart"/>
-              <w:r>
-                <w:t>Mabogunje</w:t>
-              </w:r>
-              <w:proofErr w:type="spellEnd"/>
-              <w:r>
-                <w:t xml:space="preserve">, A. L. (1970). Systems approach to a theory of rural–urban migration. </w:t>
-              </w:r>
-              <w:r>
-                <w:rPr>
-                  <w:rStyle w:val="Emphasis"/>
-                </w:rPr>
-                <w:t>Geographical Analysis, 2</w:t>
-              </w:r>
-              <w:r>
-                <w:t>(1), 1–18.</w:t>
-              </w:r>
-            </w:p>
-            <w:p>
-              <w:pPr>
-                <w:pStyle w:val="NormalWeb"/>
-              </w:pPr>
-              <w:r>
-                <w:t xml:space="preserve">Niroula, P. (2016). Internal migration. In P. Niroula, </w:t>
-              </w:r>
-              <w:r>
-                <w:rPr>
-                  <w:rStyle w:val="Emphasis"/>
-                </w:rPr>
-                <w:t>Population monograph of Nepal</w:t>
-              </w:r>
-              <w:r>
-                <w:t>. Kathmandu, Nepal: Central Bureau of Statistics; National Planning Commission Secretariat.</w:t>
-              </w:r>
-            </w:p>
-            <w:p>
-              <w:pPr>
-                <w:pStyle w:val="NormalWeb"/>
-              </w:pPr>
-              <w:proofErr w:type="spellStart"/>
-              <w:r>
-                <w:t>Ravenstein</w:t>
-              </w:r>
-              <w:proofErr w:type="spellEnd"/>
-              <w:r>
-                <w:t xml:space="preserve">, E. G. (1885). The laws of migration. </w:t>
-              </w:r>
-              <w:r>
-                <w:rPr>
-                  <w:rStyle w:val="Emphasis"/>
-                </w:rPr>
-                <w:t>Journal of the Statistical Society of London, 48</w:t>
-              </w:r>
-              <w:r>
-                <w:t>(2), 167–235.</w:t>
-              </w:r>
-            </w:p>
-            <w:p>
-              <w:pPr>
-                <w:pStyle w:val="NormalWeb"/>
-              </w:pPr>
-              <w:r>
-                <w:t xml:space="preserve">Stewart, Q. J. (1950). The development of social physics. </w:t>
-              </w:r>
-              <w:r>
-                <w:rPr>
-                  <w:rStyle w:val="Emphasis"/>
-                </w:rPr>
-                <w:t>American Journal of Physics, 18</w:t>
-              </w:r>
-              <w:r>
-                <w:t>(3), 239–253.</w:t>
-              </w:r>
-            </w:p>
-            <w:p>
-              <w:pPr>
-                <w:pStyle w:val="NormalWeb"/>
-              </w:pPr>
-              <w:r>
-                <w:lastRenderedPageBreak/>
-                <w:t xml:space="preserve">Subedi, B. P. (1996). Dominant approaches to population mobility: An appraisal and the common ground. </w:t>
-              </w:r>
-              <w:r>
-                <w:rPr>
-                  <w:rStyle w:val="Emphasis"/>
-                </w:rPr>
-                <w:t>Geographical Journal of Nepal, 5</w:t>
-              </w:r>
-              <w:r>
-                <w:t>, 17–37.</w:t>
-              </w:r>
-            </w:p>
-            <w:p>
-              <w:pPr>
-                <w:pStyle w:val="NormalWeb"/>
-              </w:pPr>
-              <w:r>
-                <w:t xml:space="preserve">Todaro, M. P. (1976). </w:t>
-              </w:r>
-              <w:r>
-                <w:rPr>
-                  <w:rStyle w:val="Emphasis"/>
-                </w:rPr>
-                <w:t>Internal migration in developing countries: A review of theory, evidence, methodology, and research priorities</w:t>
-              </w:r>
-              <w:r>
-                <w:t xml:space="preserve">. Geneva, Switzerland: International </w:t>
-              </w:r>
-              <w:proofErr w:type="spellStart"/>
-              <w:r>
-                <w:t>Labour</w:t>
-              </w:r>
-              <w:proofErr w:type="spellEnd"/>
-              <w:r>
-                <w:t xml:space="preserve"> Organization.</w:t>
-              </w:r>
-            </w:p>
-            <w:p>
-              <w:pPr>
-                <w:pStyle w:val="NormalWeb"/>
-              </w:pPr>
-              <w:r>
-                <w:t xml:space="preserve">United Nations. (1973). </w:t>
-              </w:r>
-              <w:r>
-                <w:rPr>
-                  <w:rStyle w:val="Emphasis"/>
-                </w:rPr>
-                <w:t>United Nations multilingual dictionary</w:t>
-              </w:r>
-              <w:r>
-                <w:t>. New York, NY: Author.</w:t>
-              </w:r>
-            </w:p>
-            <w:p>
-              <w:pPr>
-                <w:pStyle w:val="NormalWeb"/>
-              </w:pPr>
-              <w:r>
-                <w:t xml:space="preserve">United Nations Population Fund. (1993). </w:t>
-              </w:r>
-              <w:r>
-                <w:rPr>
-                  <w:rStyle w:val="Emphasis"/>
-                </w:rPr>
-                <w:t>The state of world population</w:t>
-              </w:r>
-              <w:r>
-                <w:t>. New York, NY: United Nations.</w:t>
-              </w:r>
-            </w:p>
-            <w:p>
-              <w:pPr>
-                <w:pStyle w:val="NormalWeb"/>
-              </w:pPr>
-              <w:r>
-                <w:t xml:space="preserve">Zipf, G. K. (1946). The P1 P2/D hypothesis: On the intercity movement of persons. </w:t>
-              </w:r>
-              <w:r>
-                <w:rPr>
-                  <w:rStyle w:val="Emphasis"/>
-                </w:rPr>
-                <w:t>American Sociological Review, 11</w:t>
-              </w:r>
-              <w:r>
-                <w:t>(5), 677–686.</w:t>
+                <w:t xml:space="preserve"> Kathmandu: Centre for Economic Development and Administration (CEDA).</w:t>
               </w:r>
             </w:p>
             <w:p>
               <w:pPr>
                 <w:pStyle w:val="Bibliography"/>
                 <w:ind w:left="720" w:hanging="720"/>
+                <w:rPr>
+                  <w:noProof/>
+                </w:rPr>
               </w:pPr>
+              <w:r>
+                <w:rPr>
+                  <w:noProof/>
+                </w:rPr>
+                <w:t xml:space="preserve">Centre for Economic Development and Administration. (1977). </w:t>
+              </w:r>
+              <w:r>
+                <w:rPr>
+                  <w:i/>
+                  <w:iCs/>
+                  <w:noProof/>
+                </w:rPr>
+                <w:t>Migration in Nepal: A study of the Far-Western Development Region.</w:t>
+              </w:r>
+              <w:r>
+                <w:rPr>
+                  <w:noProof/>
+                </w:rPr>
+                <w:t xml:space="preserve"> Kathmandu: Centre for Economic Development and Administration.</w:t>
+              </w:r>
             </w:p>
-            <w:p/>
+            <w:p>
+              <w:pPr>
+                <w:pStyle w:val="Bibliography"/>
+                <w:ind w:left="720" w:hanging="720"/>
+                <w:rPr>
+                  <w:noProof/>
+                </w:rPr>
+              </w:pPr>
+              <w:r>
+                <w:rPr>
+                  <w:noProof/>
+                </w:rPr>
+                <w:t xml:space="preserve">Gurung, H. (1984). </w:t>
+              </w:r>
+              <w:r>
+                <w:rPr>
+                  <w:i/>
+                  <w:iCs/>
+                  <w:noProof/>
+                </w:rPr>
+                <w:t>Regional patterns of migration in Nepal.</w:t>
+              </w:r>
+              <w:r>
+                <w:rPr>
+                  <w:noProof/>
+                </w:rPr>
+                <w:t xml:space="preserve"> Kathmandu: Papers of the East-West Population Institute.</w:t>
+              </w:r>
+            </w:p>
+            <w:p>
+              <w:pPr>
+                <w:pStyle w:val="Bibliography"/>
+                <w:ind w:left="720" w:hanging="720"/>
+                <w:rPr>
+                  <w:noProof/>
+                </w:rPr>
+              </w:pPr>
+              <w:r>
+                <w:rPr>
+                  <w:noProof/>
+                </w:rPr>
+                <w:t xml:space="preserve">Gurung, H. B. (1974). Internal migration in Nepal. </w:t>
+              </w:r>
+              <w:r>
+                <w:rPr>
+                  <w:i/>
+                  <w:iCs/>
+                  <w:noProof/>
+                </w:rPr>
+                <w:t>Seminar on Population and Development.</w:t>
+              </w:r>
+              <w:r>
+                <w:rPr>
+                  <w:noProof/>
+                </w:rPr>
+                <w:t xml:space="preserve"> Kathmandu: Centre for Economic Development and Administration.</w:t>
+              </w:r>
+            </w:p>
+            <w:p>
+              <w:pPr>
+                <w:pStyle w:val="Bibliography"/>
+                <w:ind w:left="720" w:hanging="720"/>
+                <w:rPr>
+                  <w:noProof/>
+                </w:rPr>
+              </w:pPr>
+              <w:r>
+                <w:rPr>
+                  <w:noProof/>
+                </w:rPr>
+                <w:t xml:space="preserve">KC, B. K. (1993). Urbanization and migration in Nepal. </w:t>
+              </w:r>
+              <w:r>
+                <w:rPr>
+                  <w:i/>
+                  <w:iCs/>
+                  <w:noProof/>
+                </w:rPr>
+                <w:t>Preparatory Seminar for the International Conference on Population and Development.</w:t>
+              </w:r>
+              <w:r>
+                <w:rPr>
+                  <w:noProof/>
+                </w:rPr>
+                <w:t xml:space="preserve"> Cairo.</w:t>
+              </w:r>
+            </w:p>
+            <w:p>
+              <w:pPr>
+                <w:pStyle w:val="Bibliography"/>
+                <w:ind w:left="720" w:hanging="720"/>
+                <w:rPr>
+                  <w:noProof/>
+                </w:rPr>
+              </w:pPr>
+              <w:r>
+                <w:rPr>
+                  <w:noProof/>
+                </w:rPr>
+                <w:t xml:space="preserve">KC, B. K. (1998). </w:t>
+              </w:r>
+              <w:r>
+                <w:rPr>
+                  <w:i/>
+                  <w:iCs/>
+                  <w:noProof/>
+                </w:rPr>
+                <w:t>Trends, patterns and implications of rural-to-urban migration in Nepal.</w:t>
+              </w:r>
+              <w:r>
+                <w:rPr>
+                  <w:noProof/>
+                </w:rPr>
+                <w:t xml:space="preserve"> Kathmandu: Central Department of Population Studies (CDPS), Tribhuvan University.</w:t>
+              </w:r>
+            </w:p>
+            <w:p>
+              <w:pPr>
+                <w:pStyle w:val="Bibliography"/>
+                <w:ind w:left="720" w:hanging="720"/>
+                <w:rPr>
+                  <w:noProof/>
+                </w:rPr>
+              </w:pPr>
+              <w:r>
+                <w:rPr>
+                  <w:noProof/>
+                </w:rPr>
+                <w:t xml:space="preserve">KC, B. K. (2003). </w:t>
+              </w:r>
+              <w:r>
+                <w:rPr>
+                  <w:i/>
+                  <w:iCs/>
+                  <w:noProof/>
+                </w:rPr>
+                <w:t>Internal migration in Nepal</w:t>
+              </w:r>
+              <w:r>
+                <w:rPr>
+                  <w:noProof/>
+                </w:rPr>
+                <w:t>. Retrieved from Central Bureau of Statistics: https://dics.censusnepal.cbs.gov.np</w:t>
+              </w:r>
+            </w:p>
+            <w:p>
+              <w:pPr>
+                <w:pStyle w:val="Bibliography"/>
+                <w:ind w:left="720" w:hanging="720"/>
+                <w:rPr>
+                  <w:noProof/>
+                </w:rPr>
+              </w:pPr>
+              <w:r>
+                <w:rPr>
+                  <w:noProof/>
+                </w:rPr>
+                <w:t xml:space="preserve">Kunwar, L. S. (1993). </w:t>
+              </w:r>
+              <w:r>
+                <w:rPr>
+                  <w:i/>
+                  <w:iCs/>
+                  <w:noProof/>
+                </w:rPr>
+                <w:t>Causes and consequences of internal migration in Nepal: A case study of Bharatpur Municipality, Chitwan.</w:t>
+              </w:r>
+              <w:r>
+                <w:rPr>
+                  <w:noProof/>
+                </w:rPr>
+                <w:t xml:space="preserve"> Kirtipur: Tribhuvan University.</w:t>
+              </w:r>
+            </w:p>
+            <w:p>
+              <w:pPr>
+                <w:pStyle w:val="Bibliography"/>
+                <w:ind w:left="720" w:hanging="720"/>
+                <w:rPr>
+                  <w:noProof/>
+                </w:rPr>
+              </w:pPr>
+              <w:r>
+                <w:rPr>
+                  <w:noProof/>
+                </w:rPr>
+                <w:t xml:space="preserve">Kunwar, L. S. (2015). </w:t>
+              </w:r>
+              <w:r>
+                <w:rPr>
+                  <w:i/>
+                  <w:iCs/>
+                  <w:noProof/>
+                </w:rPr>
+                <w:t>Causes and consequences of internal migration in Nepal: A case study of Bharatpur Municipality, Chitwan (Unpublished master’s thesis).</w:t>
+              </w:r>
+              <w:r>
+                <w:rPr>
+                  <w:noProof/>
+                </w:rPr>
+                <w:t xml:space="preserve"> Kirtipur: Central Department of Population Studies, Tribhuvan University.</w:t>
+              </w:r>
+            </w:p>
+            <w:p>
+              <w:pPr>
+                <w:pStyle w:val="Bibliography"/>
+                <w:ind w:left="720" w:hanging="720"/>
+                <w:rPr>
+                  <w:noProof/>
+                </w:rPr>
+              </w:pPr>
+              <w:r>
+                <w:rPr>
+                  <w:noProof/>
+                </w:rPr>
+                <w:t xml:space="preserve">Lee, E. S. (1966). A theory of migration. </w:t>
+              </w:r>
+              <w:r>
+                <w:rPr>
+                  <w:i/>
+                  <w:iCs/>
+                  <w:noProof/>
+                </w:rPr>
+                <w:t>Demography, 3</w:t>
+              </w:r>
+              <w:r>
+                <w:rPr>
+                  <w:noProof/>
+                </w:rPr>
+                <w:t>(1), 47–57.</w:t>
+              </w:r>
+            </w:p>
+            <w:p>
+              <w:pPr>
+                <w:pStyle w:val="Bibliography"/>
+                <w:ind w:left="720" w:hanging="720"/>
+                <w:rPr>
+                  <w:noProof/>
+                </w:rPr>
+              </w:pPr>
+              <w:r>
+                <w:rPr>
+                  <w:noProof/>
+                </w:rPr>
+                <w:t xml:space="preserve">Mabogunje, A. L. (1970). Systems approach to a theory of rural–urban migration. </w:t>
+              </w:r>
+              <w:r>
+                <w:rPr>
+                  <w:i/>
+                  <w:iCs/>
+                  <w:noProof/>
+                </w:rPr>
+                <w:t>Geographical Analysis, 2</w:t>
+              </w:r>
+              <w:r>
+                <w:rPr>
+                  <w:noProof/>
+                </w:rPr>
+                <w:t>(1), 1-18.</w:t>
+              </w:r>
+            </w:p>
+            <w:p>
+              <w:pPr>
+                <w:pStyle w:val="Bibliography"/>
+                <w:ind w:left="720" w:hanging="720"/>
+                <w:rPr>
+                  <w:noProof/>
+                </w:rPr>
+              </w:pPr>
+              <w:r>
+                <w:rPr>
+                  <w:noProof/>
+                </w:rPr>
+                <w:t xml:space="preserve">Niroula, P. (2016). Internal migration. In P. Niroula, </w:t>
+              </w:r>
+              <w:r>
+                <w:rPr>
+                  <w:i/>
+                  <w:iCs/>
+                  <w:noProof/>
+                </w:rPr>
+                <w:t>Population monograph of Nepal.</w:t>
+              </w:r>
+              <w:r>
+                <w:rPr>
+                  <w:noProof/>
+                </w:rPr>
+                <w:t xml:space="preserve"> Kathmandu: Central Bureau of Statistics; National Planning Commission Secretariat.</w:t>
+              </w:r>
+            </w:p>
+            <w:p>
+              <w:pPr>
+                <w:pStyle w:val="Bibliography"/>
+                <w:ind w:left="720" w:hanging="720"/>
+                <w:rPr>
+                  <w:noProof/>
+                </w:rPr>
+              </w:pPr>
+              <w:r>
+                <w:rPr>
+                  <w:noProof/>
+                </w:rPr>
+                <w:lastRenderedPageBreak/>
+                <w:t xml:space="preserve">Ravenstein, E. G. (1885). The laws of migration. </w:t>
+              </w:r>
+              <w:r>
+                <w:rPr>
+                  <w:i/>
+                  <w:iCs/>
+                  <w:noProof/>
+                </w:rPr>
+                <w:t>Journal of the Statistical Society of London, 48</w:t>
+              </w:r>
+              <w:r>
+                <w:rPr>
+                  <w:noProof/>
+                </w:rPr>
+                <w:t>(2), 167–235.</w:t>
+              </w:r>
+            </w:p>
+            <w:p>
+              <w:pPr>
+                <w:pStyle w:val="Bibliography"/>
+                <w:ind w:left="720" w:hanging="720"/>
+                <w:rPr>
+                  <w:noProof/>
+                </w:rPr>
+              </w:pPr>
+              <w:r>
+                <w:rPr>
+                  <w:noProof/>
+                </w:rPr>
+                <w:t xml:space="preserve">Stewart, Q. J. (1950). The development of social physics. </w:t>
+              </w:r>
+              <w:r>
+                <w:rPr>
+                  <w:i/>
+                  <w:iCs/>
+                  <w:noProof/>
+                </w:rPr>
+                <w:t>American Journal of Physics, 18</w:t>
+              </w:r>
+              <w:r>
+                <w:rPr>
+                  <w:noProof/>
+                </w:rPr>
+                <w:t>(3), 239–253.</w:t>
+              </w:r>
+            </w:p>
+            <w:p>
+              <w:pPr>
+                <w:pStyle w:val="Bibliography"/>
+                <w:ind w:left="720" w:hanging="720"/>
+                <w:rPr>
+                  <w:noProof/>
+                </w:rPr>
+              </w:pPr>
+              <w:r>
+                <w:rPr>
+                  <w:noProof/>
+                </w:rPr>
+                <w:t xml:space="preserve">Subedi, B. P. (1996). Dominant approaches to population mobility: An appraisal and the common ground. </w:t>
+              </w:r>
+              <w:r>
+                <w:rPr>
+                  <w:i/>
+                  <w:iCs/>
+                  <w:noProof/>
+                </w:rPr>
+                <w:t>Geographical Journal of Nepal, 5</w:t>
+              </w:r>
+              <w:r>
+                <w:rPr>
+                  <w:noProof/>
+                </w:rPr>
+                <w:t>, 17–37.</w:t>
+              </w:r>
+            </w:p>
+            <w:p>
+              <w:pPr>
+                <w:pStyle w:val="Bibliography"/>
+                <w:ind w:left="720" w:hanging="720"/>
+                <w:rPr>
+                  <w:noProof/>
+                </w:rPr>
+              </w:pPr>
+              <w:r>
+                <w:rPr>
+                  <w:noProof/>
+                </w:rPr>
+                <w:t xml:space="preserve">Todaro, M. P. (1976). </w:t>
+              </w:r>
+              <w:r>
+                <w:rPr>
+                  <w:i/>
+                  <w:iCs/>
+                  <w:noProof/>
+                </w:rPr>
+                <w:t>Internal migration in developing countries: A review of theory, evidence, methodology, and research priorities.</w:t>
+              </w:r>
+              <w:r>
+                <w:rPr>
+                  <w:noProof/>
+                </w:rPr>
+                <w:t xml:space="preserve"> Geneva: International Labour Organization.</w:t>
+              </w:r>
+            </w:p>
+            <w:p>
+              <w:pPr>
+                <w:pStyle w:val="Bibliography"/>
+                <w:ind w:left="720" w:hanging="720"/>
+                <w:rPr>
+                  <w:noProof/>
+                </w:rPr>
+              </w:pPr>
+              <w:r>
+                <w:rPr>
+                  <w:noProof/>
+                </w:rPr>
+                <w:t xml:space="preserve">United Nations. (1973). </w:t>
+              </w:r>
+              <w:r>
+                <w:rPr>
+                  <w:i/>
+                  <w:iCs/>
+                  <w:noProof/>
+                </w:rPr>
+                <w:t>United Nations Multilingual Dictionary.</w:t>
+              </w:r>
+              <w:r>
+                <w:rPr>
+                  <w:noProof/>
+                </w:rPr>
+                <w:t xml:space="preserve"> </w:t>
+              </w:r>
+            </w:p>
+            <w:p>
+              <w:pPr>
+                <w:pStyle w:val="Bibliography"/>
+                <w:ind w:left="720" w:hanging="720"/>
+                <w:rPr>
+                  <w:noProof/>
+                </w:rPr>
+              </w:pPr>
+              <w:r>
+                <w:rPr>
+                  <w:noProof/>
+                </w:rPr>
+                <w:t xml:space="preserve">United Nations Population Fund. (1993). </w:t>
+              </w:r>
+              <w:r>
+                <w:rPr>
+                  <w:i/>
+                  <w:iCs/>
+                  <w:noProof/>
+                </w:rPr>
+                <w:t>The state of world population.</w:t>
+              </w:r>
+              <w:r>
+                <w:rPr>
+                  <w:noProof/>
+                </w:rPr>
+                <w:t xml:space="preserve"> New York: United Nations.</w:t>
+              </w:r>
+            </w:p>
+            <w:p>
+              <w:pPr>
+                <w:pStyle w:val="Bibliography"/>
+                <w:ind w:left="720" w:hanging="720"/>
+                <w:rPr>
+                  <w:noProof/>
+                </w:rPr>
+              </w:pPr>
+              <w:r>
+                <w:rPr>
+                  <w:noProof/>
+                </w:rPr>
+                <w:t xml:space="preserve">Zipf, G. K. (1946). The P1 P2/D hypothesis: On the intercity movement of persons. </w:t>
+              </w:r>
+              <w:r>
+                <w:rPr>
+                  <w:i/>
+                  <w:iCs/>
+                  <w:noProof/>
+                </w:rPr>
+                <w:t>American Sociological Review, 11</w:t>
+              </w:r>
+              <w:r>
+                <w:rPr>
+                  <w:noProof/>
+                </w:rPr>
+                <w:t>(5), 677–686.</w:t>
+              </w:r>
+            </w:p>
+            <w:p>
+              <w:pPr>
+                <w:jc w:val="both"/>
+              </w:pPr>
+              <w:r>
+                <w:rPr>
+                  <w:b/>
+                  <w:bCs/>
+                  <w:noProof/>
+                </w:rPr>
+                <w:fldChar w:fldCharType="end"/>
+              </w:r>
+            </w:p>
           </w:sdtContent>
         </w:sdt>
       </w:sdtContent>
     </w:sdt>
+    <w:p/>
     <w:p>
       <w:pPr>
         <w:spacing w:line="360" w:lineRule="auto"/>
@@ -7637,8 +7864,8 @@
       </w:pPr>
     </w:p>
     <w:sectPr>
-      <w:headerReference w:type="default" r:id="rId12"/>
-      <w:footerReference w:type="default" r:id="rId13"/>
+      <w:headerReference w:type="default" r:id="rId10"/>
+      <w:footerReference w:type="default" r:id="rId11"/>
       <w:pgSz w:w="12240" w:h="15840"/>
       <w:pgMar w:top="1440" w:right="1440" w:bottom="1440" w:left="2160" w:header="720" w:footer="720" w:gutter="0"/>
       <w:pgNumType w:start="1"/>
@@ -7650,7 +7877,7 @@
 </file>
 
 <file path=word/endnotes.xml><?xml version="1.0" encoding="utf-8"?>
-<w:endnotes xmlns:wpc="http://schemas.microsoft.com/office/word/2010/wordprocessingCanvas" xmlns:cx="http://schemas.microsoft.com/office/drawing/2014/chartex" xmlns:cx1="http://schemas.microsoft.com/office/drawing/2015/9/8/chartex" xmlns:cx2="http://schemas.microsoft.com/office/drawing/2015/10/21/chartex" xmlns:cx3="http://schemas.microsoft.com/office/drawing/2016/5/9/chartex" xmlns:cx4="http://schemas.microsoft.com/office/drawing/2016/5/10/chartex" xmlns:cx5="http://schemas.microsoft.com/office/drawing/2016/5/11/chartex" xmlns:cx6="http://schemas.microsoft.com/office/drawing/2016/5/12/chartex" xmlns:cx7="http://schemas.microsoft.com/office/drawing/2016/5/13/chartex" xmlns:cx8="http://schemas.microsoft.com/office/drawing/2016/5/14/chartex" xmlns:mc="http://schemas.openxmlformats.org/markup-compatibility/2006" xmlns:aink="http://schemas.microsoft.com/office/drawing/2016/ink" xmlns:am3d="http://schemas.microsoft.com/office/drawing/2017/model3d" xmlns:o="urn:schemas-microsoft-com:office:office" xmlns:oel="http://schemas.microsoft.com/office/2019/extlst" xmlns:r="http://schemas.openxmlformats.org/officeDocument/2006/relationships" xmlns:m="http://schemas.openxmlformats.org/officeDocument/2006/math" xmlns:v="urn:schemas-microsoft-com:vml" xmlns:wp14="http://schemas.microsoft.com/office/word/2010/wordprocessingDrawing" xmlns:wp="http://schemas.openxmlformats.org/drawingml/2006/wordprocessingDrawing" xmlns:w10="urn:schemas-microsoft-com:office:word" xmlns:w="http://schemas.openxmlformats.org/wordprocessingml/2006/main" xmlns:w14="http://schemas.microsoft.com/office/word/2010/wordml" xmlns:w15="http://schemas.microsoft.com/office/word/2012/wordml" xmlns:w16cex="http://schemas.microsoft.com/office/word/2018/wordml/cex" xmlns:w16cid="http://schemas.microsoft.com/office/word/2016/wordml/cid" xmlns:w16="http://schemas.microsoft.com/office/word/2018/wordml" xmlns:w16du="http://schemas.microsoft.com/office/word/2023/wordml/word16du" xmlns:w16sdtdh="http://schemas.microsoft.com/office/word/2020/wordml/sdtdatahash" xmlns:w16sdtfl="http://schemas.microsoft.com/office/word/2024/wordml/sdtformatlock" xmlns:w16se="http://schemas.microsoft.com/office/word/2015/wordml/symex" xmlns:wpg="http://schemas.microsoft.com/office/word/2010/wordprocessingGroup" xmlns:wpi="http://schemas.microsoft.com/office/word/2010/wordprocessingInk" xmlns:wne="http://schemas.microsoft.com/office/word/2006/wordml" xmlns:wps="http://schemas.microsoft.com/office/word/2010/wordprocessingShape" mc:Ignorable="w14 w15 w16se w16cid w16 w16cex w16sdtdh w16sdtfl w16du wp14">
+<w:endnotes xmlns:wpc="http://schemas.microsoft.com/office/word/2010/wordprocessingCanvas" xmlns:cx="http://schemas.microsoft.com/office/drawing/2014/chartex" xmlns:mc="http://schemas.openxmlformats.org/markup-compatibility/2006" xmlns:o="urn:schemas-microsoft-com:office:office" xmlns:r="http://schemas.openxmlformats.org/officeDocument/2006/relationships" xmlns:m="http://schemas.openxmlformats.org/officeDocument/2006/math" xmlns:v="urn:schemas-microsoft-com:vml" xmlns:wp14="http://schemas.microsoft.com/office/word/2010/wordprocessingDrawing" xmlns:wp="http://schemas.openxmlformats.org/drawingml/2006/wordprocessingDrawing" xmlns:w10="urn:schemas-microsoft-com:office:word" xmlns:w="http://schemas.openxmlformats.org/wordprocessingml/2006/main" xmlns:w14="http://schemas.microsoft.com/office/word/2010/wordml" xmlns:w15="http://schemas.microsoft.com/office/word/2012/wordml" xmlns:w16se="http://schemas.microsoft.com/office/word/2015/wordml/symex" xmlns:wpg="http://schemas.microsoft.com/office/word/2010/wordprocessingGroup" xmlns:wpi="http://schemas.microsoft.com/office/word/2010/wordprocessingInk" xmlns:wne="http://schemas.microsoft.com/office/word/2006/wordml" xmlns:wps="http://schemas.microsoft.com/office/word/2010/wordprocessingShape" mc:Ignorable="w14 w15 w16se wp14">
   <w:endnote w:type="separator" w:id="-1">
     <w:p>
       <w:pPr>
@@ -7675,7 +7902,7 @@
 </file>
 
 <file path=word/footer1.xml><?xml version="1.0" encoding="utf-8"?>
-<w:ftr xmlns:wpc="http://schemas.microsoft.com/office/word/2010/wordprocessingCanvas" xmlns:cx="http://schemas.microsoft.com/office/drawing/2014/chartex" xmlns:cx1="http://schemas.microsoft.com/office/drawing/2015/9/8/chartex" xmlns:cx2="http://schemas.microsoft.com/office/drawing/2015/10/21/chartex" xmlns:cx3="http://schemas.microsoft.com/office/drawing/2016/5/9/chartex" xmlns:cx4="http://schemas.microsoft.com/office/drawing/2016/5/10/chartex" xmlns:cx5="http://schemas.microsoft.com/office/drawing/2016/5/11/chartex" xmlns:cx6="http://schemas.microsoft.com/office/drawing/2016/5/12/chartex" xmlns:cx7="http://schemas.microsoft.com/office/drawing/2016/5/13/chartex" xmlns:cx8="http://schemas.microsoft.com/office/drawing/2016/5/14/chartex" xmlns:mc="http://schemas.openxmlformats.org/markup-compatibility/2006" xmlns:aink="http://schemas.microsoft.com/office/drawing/2016/ink" xmlns:am3d="http://schemas.microsoft.com/office/drawing/2017/model3d" xmlns:o="urn:schemas-microsoft-com:office:office" xmlns:oel="http://schemas.microsoft.com/office/2019/extlst" xmlns:r="http://schemas.openxmlformats.org/officeDocument/2006/relationships" xmlns:m="http://schemas.openxmlformats.org/officeDocument/2006/math" xmlns:v="urn:schemas-microsoft-com:vml" xmlns:wp14="http://schemas.microsoft.com/office/word/2010/wordprocessingDrawing" xmlns:wp="http://schemas.openxmlformats.org/drawingml/2006/wordprocessingDrawing" xmlns:w10="urn:schemas-microsoft-com:office:word" xmlns:w="http://schemas.openxmlformats.org/wordprocessingml/2006/main" xmlns:w14="http://schemas.microsoft.com/office/word/2010/wordml" xmlns:w15="http://schemas.microsoft.com/office/word/2012/wordml" xmlns:w16cex="http://schemas.microsoft.com/office/word/2018/wordml/cex" xmlns:w16cid="http://schemas.microsoft.com/office/word/2016/wordml/cid" xmlns:w16="http://schemas.microsoft.com/office/word/2018/wordml" xmlns:w16du="http://schemas.microsoft.com/office/word/2023/wordml/word16du" xmlns:w16sdtdh="http://schemas.microsoft.com/office/word/2020/wordml/sdtdatahash" xmlns:w16sdtfl="http://schemas.microsoft.com/office/word/2024/wordml/sdtformatlock" xmlns:w16se="http://schemas.microsoft.com/office/word/2015/wordml/symex" xmlns:wpg="http://schemas.microsoft.com/office/word/2010/wordprocessingGroup" xmlns:wpi="http://schemas.microsoft.com/office/word/2010/wordprocessingInk" xmlns:wne="http://schemas.microsoft.com/office/word/2006/wordml" xmlns:wps="http://schemas.microsoft.com/office/word/2010/wordprocessingShape" mc:Ignorable="w14 w15 w16se w16cid w16 w16cex w16sdtdh w16sdtfl w16du wp14">
+<w:ftr xmlns:wpc="http://schemas.microsoft.com/office/word/2010/wordprocessingCanvas" xmlns:cx="http://schemas.microsoft.com/office/drawing/2014/chartex" xmlns:mc="http://schemas.openxmlformats.org/markup-compatibility/2006" xmlns:o="urn:schemas-microsoft-com:office:office" xmlns:r="http://schemas.openxmlformats.org/officeDocument/2006/relationships" xmlns:m="http://schemas.openxmlformats.org/officeDocument/2006/math" xmlns:v="urn:schemas-microsoft-com:vml" xmlns:wp14="http://schemas.microsoft.com/office/word/2010/wordprocessingDrawing" xmlns:wp="http://schemas.openxmlformats.org/drawingml/2006/wordprocessingDrawing" xmlns:w10="urn:schemas-microsoft-com:office:word" xmlns:w="http://schemas.openxmlformats.org/wordprocessingml/2006/main" xmlns:w14="http://schemas.microsoft.com/office/word/2010/wordml" xmlns:w15="http://schemas.microsoft.com/office/word/2012/wordml" xmlns:w16se="http://schemas.microsoft.com/office/word/2015/wordml/symex" xmlns:wpg="http://schemas.microsoft.com/office/word/2010/wordprocessingGroup" xmlns:wpi="http://schemas.microsoft.com/office/word/2010/wordprocessingInk" xmlns:wne="http://schemas.microsoft.com/office/word/2006/wordml" xmlns:wps="http://schemas.microsoft.com/office/word/2010/wordprocessingShape" mc:Ignorable="w14 w15 w16se wp14">
   <w:p>
     <w:pPr>
       <w:pStyle w:val="Footer"/>
@@ -7685,17 +7912,7 @@
 </file>
 
 <file path=word/footer2.xml><?xml version="1.0" encoding="utf-8"?>
-<w:ftr xmlns:wpc="http://schemas.microsoft.com/office/word/2010/wordprocessingCanvas" xmlns:cx="http://schemas.microsoft.com/office/drawing/2014/chartex" xmlns:cx1="http://schemas.microsoft.com/office/drawing/2015/9/8/chartex" xmlns:cx2="http://schemas.microsoft.com/office/drawing/2015/10/21/chartex" xmlns:cx3="http://schemas.microsoft.com/office/drawing/2016/5/9/chartex" xmlns:cx4="http://schemas.microsoft.com/office/drawing/2016/5/10/chartex" xmlns:cx5="http://schemas.microsoft.com/office/drawing/2016/5/11/chartex" xmlns:cx6="http://schemas.microsoft.com/office/drawing/2016/5/12/chartex" xmlns:cx7="http://schemas.microsoft.com/office/drawing/2016/5/13/chartex" xmlns:cx8="http://schemas.microsoft.com/office/drawing/2016/5/14/chartex" xmlns:mc="http://schemas.openxmlformats.org/markup-compatibility/2006" xmlns:aink="http://schemas.microsoft.com/office/drawing/2016/ink" xmlns:am3d="http://schemas.microsoft.com/office/drawing/2017/model3d" xmlns:o="urn:schemas-microsoft-com:office:office" xmlns:oel="http://schemas.microsoft.com/office/2019/extlst" xmlns:r="http://schemas.openxmlformats.org/officeDocument/2006/relationships" xmlns:m="http://schemas.openxmlformats.org/officeDocument/2006/math" xmlns:v="urn:schemas-microsoft-com:vml" xmlns:wp14="http://schemas.microsoft.com/office/word/2010/wordprocessingDrawing" xmlns:wp="http://schemas.openxmlformats.org/drawingml/2006/wordprocessingDrawing" xmlns:w10="urn:schemas-microsoft-com:office:word" xmlns:w="http://schemas.openxmlformats.org/wordprocessingml/2006/main" xmlns:w14="http://schemas.microsoft.com/office/word/2010/wordml" xmlns:w15="http://schemas.microsoft.com/office/word/2012/wordml" xmlns:w16cex="http://schemas.microsoft.com/office/word/2018/wordml/cex" xmlns:w16cid="http://schemas.microsoft.com/office/word/2016/wordml/cid" xmlns:w16="http://schemas.microsoft.com/office/word/2018/wordml" xmlns:w16du="http://schemas.microsoft.com/office/word/2023/wordml/word16du" xmlns:w16sdtdh="http://schemas.microsoft.com/office/word/2020/wordml/sdtdatahash" xmlns:w16sdtfl="http://schemas.microsoft.com/office/word/2024/wordml/sdtformatlock" xmlns:w16se="http://schemas.microsoft.com/office/word/2015/wordml/symex" xmlns:wpg="http://schemas.microsoft.com/office/word/2010/wordprocessingGroup" xmlns:wpi="http://schemas.microsoft.com/office/word/2010/wordprocessingInk" xmlns:wne="http://schemas.microsoft.com/office/word/2006/wordml" xmlns:wps="http://schemas.microsoft.com/office/word/2010/wordprocessingShape" mc:Ignorable="w14 w15 w16se w16cid w16 w16cex w16sdtdh w16sdtfl w16du wp14">
-  <w:p>
-    <w:pPr>
-      <w:pStyle w:val="Footer"/>
-    </w:pPr>
-  </w:p>
-</w:ftr>
-</file>
-
-<file path=word/footer3.xml><?xml version="1.0" encoding="utf-8"?>
-<w:ftr xmlns:wpc="http://schemas.microsoft.com/office/word/2010/wordprocessingCanvas" xmlns:cx="http://schemas.microsoft.com/office/drawing/2014/chartex" xmlns:cx1="http://schemas.microsoft.com/office/drawing/2015/9/8/chartex" xmlns:cx2="http://schemas.microsoft.com/office/drawing/2015/10/21/chartex" xmlns:cx3="http://schemas.microsoft.com/office/drawing/2016/5/9/chartex" xmlns:cx4="http://schemas.microsoft.com/office/drawing/2016/5/10/chartex" xmlns:cx5="http://schemas.microsoft.com/office/drawing/2016/5/11/chartex" xmlns:cx6="http://schemas.microsoft.com/office/drawing/2016/5/12/chartex" xmlns:cx7="http://schemas.microsoft.com/office/drawing/2016/5/13/chartex" xmlns:cx8="http://schemas.microsoft.com/office/drawing/2016/5/14/chartex" xmlns:mc="http://schemas.openxmlformats.org/markup-compatibility/2006" xmlns:aink="http://schemas.microsoft.com/office/drawing/2016/ink" xmlns:am3d="http://schemas.microsoft.com/office/drawing/2017/model3d" xmlns:o="urn:schemas-microsoft-com:office:office" xmlns:oel="http://schemas.microsoft.com/office/2019/extlst" xmlns:r="http://schemas.openxmlformats.org/officeDocument/2006/relationships" xmlns:m="http://schemas.openxmlformats.org/officeDocument/2006/math" xmlns:v="urn:schemas-microsoft-com:vml" xmlns:wp14="http://schemas.microsoft.com/office/word/2010/wordprocessingDrawing" xmlns:wp="http://schemas.openxmlformats.org/drawingml/2006/wordprocessingDrawing" xmlns:w10="urn:schemas-microsoft-com:office:word" xmlns:w="http://schemas.openxmlformats.org/wordprocessingml/2006/main" xmlns:w14="http://schemas.microsoft.com/office/word/2010/wordml" xmlns:w15="http://schemas.microsoft.com/office/word/2012/wordml" xmlns:w16cex="http://schemas.microsoft.com/office/word/2018/wordml/cex" xmlns:w16cid="http://schemas.microsoft.com/office/word/2016/wordml/cid" xmlns:w16="http://schemas.microsoft.com/office/word/2018/wordml" xmlns:w16du="http://schemas.microsoft.com/office/word/2023/wordml/word16du" xmlns:w16sdtdh="http://schemas.microsoft.com/office/word/2020/wordml/sdtdatahash" xmlns:w16sdtfl="http://schemas.microsoft.com/office/word/2024/wordml/sdtformatlock" xmlns:w16se="http://schemas.microsoft.com/office/word/2015/wordml/symex" xmlns:wpg="http://schemas.microsoft.com/office/word/2010/wordprocessingGroup" xmlns:wpi="http://schemas.microsoft.com/office/word/2010/wordprocessingInk" xmlns:wne="http://schemas.microsoft.com/office/word/2006/wordml" xmlns:wps="http://schemas.microsoft.com/office/word/2010/wordprocessingShape" mc:Ignorable="w14 w15 w16se w16cid w16 w16cex w16sdtdh w16sdtfl w16du wp14">
+<w:ftr xmlns:wpc="http://schemas.microsoft.com/office/word/2010/wordprocessingCanvas" xmlns:cx="http://schemas.microsoft.com/office/drawing/2014/chartex" xmlns:mc="http://schemas.openxmlformats.org/markup-compatibility/2006" xmlns:o="urn:schemas-microsoft-com:office:office" xmlns:r="http://schemas.openxmlformats.org/officeDocument/2006/relationships" xmlns:m="http://schemas.openxmlformats.org/officeDocument/2006/math" xmlns:v="urn:schemas-microsoft-com:vml" xmlns:wp14="http://schemas.microsoft.com/office/word/2010/wordprocessingDrawing" xmlns:wp="http://schemas.openxmlformats.org/drawingml/2006/wordprocessingDrawing" xmlns:w10="urn:schemas-microsoft-com:office:word" xmlns:w="http://schemas.openxmlformats.org/wordprocessingml/2006/main" xmlns:w14="http://schemas.microsoft.com/office/word/2010/wordml" xmlns:w15="http://schemas.microsoft.com/office/word/2012/wordml" xmlns:w16se="http://schemas.microsoft.com/office/word/2015/wordml/symex" xmlns:wpg="http://schemas.microsoft.com/office/word/2010/wordprocessingGroup" xmlns:wpi="http://schemas.microsoft.com/office/word/2010/wordprocessingInk" xmlns:wne="http://schemas.microsoft.com/office/word/2006/wordml" xmlns:wps="http://schemas.microsoft.com/office/word/2010/wordprocessingShape" mc:Ignorable="w14 w15 w16se wp14">
   <w:p>
     <w:pPr>
       <w:pStyle w:val="Footer"/>
@@ -7705,7 +7922,7 @@
 </file>
 
 <file path=word/footnotes.xml><?xml version="1.0" encoding="utf-8"?>
-<w:footnotes xmlns:wpc="http://schemas.microsoft.com/office/word/2010/wordprocessingCanvas" xmlns:cx="http://schemas.microsoft.com/office/drawing/2014/chartex" xmlns:cx1="http://schemas.microsoft.com/office/drawing/2015/9/8/chartex" xmlns:cx2="http://schemas.microsoft.com/office/drawing/2015/10/21/chartex" xmlns:cx3="http://schemas.microsoft.com/office/drawing/2016/5/9/chartex" xmlns:cx4="http://schemas.microsoft.com/office/drawing/2016/5/10/chartex" xmlns:cx5="http://schemas.microsoft.com/office/drawing/2016/5/11/chartex" xmlns:cx6="http://schemas.microsoft.com/office/drawing/2016/5/12/chartex" xmlns:cx7="http://schemas.microsoft.com/office/drawing/2016/5/13/chartex" xmlns:cx8="http://schemas.microsoft.com/office/drawing/2016/5/14/chartex" xmlns:mc="http://schemas.openxmlformats.org/markup-compatibility/2006" xmlns:aink="http://schemas.microsoft.com/office/drawing/2016/ink" xmlns:am3d="http://schemas.microsoft.com/office/drawing/2017/model3d" xmlns:o="urn:schemas-microsoft-com:office:office" xmlns:oel="http://schemas.microsoft.com/office/2019/extlst" xmlns:r="http://schemas.openxmlformats.org/officeDocument/2006/relationships" xmlns:m="http://schemas.openxmlformats.org/officeDocument/2006/math" xmlns:v="urn:schemas-microsoft-com:vml" xmlns:wp14="http://schemas.microsoft.com/office/word/2010/wordprocessingDrawing" xmlns:wp="http://schemas.openxmlformats.org/drawingml/2006/wordprocessingDrawing" xmlns:w10="urn:schemas-microsoft-com:office:word" xmlns:w="http://schemas.openxmlformats.org/wordprocessingml/2006/main" xmlns:w14="http://schemas.microsoft.com/office/word/2010/wordml" xmlns:w15="http://schemas.microsoft.com/office/word/2012/wordml" xmlns:w16cex="http://schemas.microsoft.com/office/word/2018/wordml/cex" xmlns:w16cid="http://schemas.microsoft.com/office/word/2016/wordml/cid" xmlns:w16="http://schemas.microsoft.com/office/word/2018/wordml" xmlns:w16du="http://schemas.microsoft.com/office/word/2023/wordml/word16du" xmlns:w16sdtdh="http://schemas.microsoft.com/office/word/2020/wordml/sdtdatahash" xmlns:w16sdtfl="http://schemas.microsoft.com/office/word/2024/wordml/sdtformatlock" xmlns:w16se="http://schemas.microsoft.com/office/word/2015/wordml/symex" xmlns:wpg="http://schemas.microsoft.com/office/word/2010/wordprocessingGroup" xmlns:wpi="http://schemas.microsoft.com/office/word/2010/wordprocessingInk" xmlns:wne="http://schemas.microsoft.com/office/word/2006/wordml" xmlns:wps="http://schemas.microsoft.com/office/word/2010/wordprocessingShape" mc:Ignorable="w14 w15 w16se w16cid w16 w16cex w16sdtdh w16sdtfl w16du wp14">
+<w:footnotes xmlns:wpc="http://schemas.microsoft.com/office/word/2010/wordprocessingCanvas" xmlns:cx="http://schemas.microsoft.com/office/drawing/2014/chartex" xmlns:mc="http://schemas.openxmlformats.org/markup-compatibility/2006" xmlns:o="urn:schemas-microsoft-com:office:office" xmlns:r="http://schemas.openxmlformats.org/officeDocument/2006/relationships" xmlns:m="http://schemas.openxmlformats.org/officeDocument/2006/math" xmlns:v="urn:schemas-microsoft-com:vml" xmlns:wp14="http://schemas.microsoft.com/office/word/2010/wordprocessingDrawing" xmlns:wp="http://schemas.openxmlformats.org/drawingml/2006/wordprocessingDrawing" xmlns:w10="urn:schemas-microsoft-com:office:word" xmlns:w="http://schemas.openxmlformats.org/wordprocessingml/2006/main" xmlns:w14="http://schemas.microsoft.com/office/word/2010/wordml" xmlns:w15="http://schemas.microsoft.com/office/word/2012/wordml" xmlns:w16se="http://schemas.microsoft.com/office/word/2015/wordml/symex" xmlns:wpg="http://schemas.microsoft.com/office/word/2010/wordprocessingGroup" xmlns:wpi="http://schemas.microsoft.com/office/word/2010/wordprocessingInk" xmlns:wne="http://schemas.microsoft.com/office/word/2006/wordml" xmlns:wps="http://schemas.microsoft.com/office/word/2010/wordprocessingShape" mc:Ignorable="w14 w15 w16se wp14">
   <w:footnote w:type="separator" w:id="-1">
     <w:p>
       <w:pPr>
@@ -7730,7 +7947,7 @@
 </file>
 
 <file path=word/header1.xml><?xml version="1.0" encoding="utf-8"?>
-<w:hdr xmlns:wpc="http://schemas.microsoft.com/office/word/2010/wordprocessingCanvas" xmlns:cx="http://schemas.microsoft.com/office/drawing/2014/chartex" xmlns:cx1="http://schemas.microsoft.com/office/drawing/2015/9/8/chartex" xmlns:cx2="http://schemas.microsoft.com/office/drawing/2015/10/21/chartex" xmlns:cx3="http://schemas.microsoft.com/office/drawing/2016/5/9/chartex" xmlns:cx4="http://schemas.microsoft.com/office/drawing/2016/5/10/chartex" xmlns:cx5="http://schemas.microsoft.com/office/drawing/2016/5/11/chartex" xmlns:cx6="http://schemas.microsoft.com/office/drawing/2016/5/12/chartex" xmlns:cx7="http://schemas.microsoft.com/office/drawing/2016/5/13/chartex" xmlns:cx8="http://schemas.microsoft.com/office/drawing/2016/5/14/chartex" xmlns:mc="http://schemas.openxmlformats.org/markup-compatibility/2006" xmlns:aink="http://schemas.microsoft.com/office/drawing/2016/ink" xmlns:am3d="http://schemas.microsoft.com/office/drawing/2017/model3d" xmlns:o="urn:schemas-microsoft-com:office:office" xmlns:oel="http://schemas.microsoft.com/office/2019/extlst" xmlns:r="http://schemas.openxmlformats.org/officeDocument/2006/relationships" xmlns:m="http://schemas.openxmlformats.org/officeDocument/2006/math" xmlns:v="urn:schemas-microsoft-com:vml" xmlns:wp14="http://schemas.microsoft.com/office/word/2010/wordprocessingDrawing" xmlns:wp="http://schemas.openxmlformats.org/drawingml/2006/wordprocessingDrawing" xmlns:w10="urn:schemas-microsoft-com:office:word" xmlns:w="http://schemas.openxmlformats.org/wordprocessingml/2006/main" xmlns:w14="http://schemas.microsoft.com/office/word/2010/wordml" xmlns:w15="http://schemas.microsoft.com/office/word/2012/wordml" xmlns:w16cex="http://schemas.microsoft.com/office/word/2018/wordml/cex" xmlns:w16cid="http://schemas.microsoft.com/office/word/2016/wordml/cid" xmlns:w16="http://schemas.microsoft.com/office/word/2018/wordml" xmlns:w16du="http://schemas.microsoft.com/office/word/2023/wordml/word16du" xmlns:w16sdtdh="http://schemas.microsoft.com/office/word/2020/wordml/sdtdatahash" xmlns:w16sdtfl="http://schemas.microsoft.com/office/word/2024/wordml/sdtformatlock" xmlns:w16se="http://schemas.microsoft.com/office/word/2015/wordml/symex" xmlns:wpg="http://schemas.microsoft.com/office/word/2010/wordprocessingGroup" xmlns:wpi="http://schemas.microsoft.com/office/word/2010/wordprocessingInk" xmlns:wne="http://schemas.microsoft.com/office/word/2006/wordml" xmlns:wps="http://schemas.microsoft.com/office/word/2010/wordprocessingShape" mc:Ignorable="w14 w15 w16se w16cid w16 w16cex w16sdtdh w16sdtfl w16du wp14">
+<w:hdr xmlns:wpc="http://schemas.microsoft.com/office/word/2010/wordprocessingCanvas" xmlns:cx="http://schemas.microsoft.com/office/drawing/2014/chartex" xmlns:mc="http://schemas.openxmlformats.org/markup-compatibility/2006" xmlns:o="urn:schemas-microsoft-com:office:office" xmlns:r="http://schemas.openxmlformats.org/officeDocument/2006/relationships" xmlns:m="http://schemas.openxmlformats.org/officeDocument/2006/math" xmlns:v="urn:schemas-microsoft-com:vml" xmlns:wp14="http://schemas.microsoft.com/office/word/2010/wordprocessingDrawing" xmlns:wp="http://schemas.openxmlformats.org/drawingml/2006/wordprocessingDrawing" xmlns:w10="urn:schemas-microsoft-com:office:word" xmlns:w="http://schemas.openxmlformats.org/wordprocessingml/2006/main" xmlns:w14="http://schemas.microsoft.com/office/word/2010/wordml" xmlns:w15="http://schemas.microsoft.com/office/word/2012/wordml" xmlns:w16se="http://schemas.microsoft.com/office/word/2015/wordml/symex" xmlns:wpg="http://schemas.microsoft.com/office/word/2010/wordprocessingGroup" xmlns:wpi="http://schemas.microsoft.com/office/word/2010/wordprocessingInk" xmlns:wne="http://schemas.microsoft.com/office/word/2006/wordml" xmlns:wps="http://schemas.microsoft.com/office/word/2010/wordprocessingShape" mc:Ignorable="w14 w15 w16se wp14">
   <w:p>
     <w:pPr>
       <w:pStyle w:val="Header"/>
@@ -7740,17 +7957,7 @@
 </file>
 
 <file path=word/header2.xml><?xml version="1.0" encoding="utf-8"?>
-<w:hdr xmlns:wpc="http://schemas.microsoft.com/office/word/2010/wordprocessingCanvas" xmlns:cx="http://schemas.microsoft.com/office/drawing/2014/chartex" xmlns:cx1="http://schemas.microsoft.com/office/drawing/2015/9/8/chartex" xmlns:cx2="http://schemas.microsoft.com/office/drawing/2015/10/21/chartex" xmlns:cx3="http://schemas.microsoft.com/office/drawing/2016/5/9/chartex" xmlns:cx4="http://schemas.microsoft.com/office/drawing/2016/5/10/chartex" xmlns:cx5="http://schemas.microsoft.com/office/drawing/2016/5/11/chartex" xmlns:cx6="http://schemas.microsoft.com/office/drawing/2016/5/12/chartex" xmlns:cx7="http://schemas.microsoft.com/office/drawing/2016/5/13/chartex" xmlns:cx8="http://schemas.microsoft.com/office/drawing/2016/5/14/chartex" xmlns:mc="http://schemas.openxmlformats.org/markup-compatibility/2006" xmlns:aink="http://schemas.microsoft.com/office/drawing/2016/ink" xmlns:am3d="http://schemas.microsoft.com/office/drawing/2017/model3d" xmlns:o="urn:schemas-microsoft-com:office:office" xmlns:oel="http://schemas.microsoft.com/office/2019/extlst" xmlns:r="http://schemas.openxmlformats.org/officeDocument/2006/relationships" xmlns:m="http://schemas.openxmlformats.org/officeDocument/2006/math" xmlns:v="urn:schemas-microsoft-com:vml" xmlns:wp14="http://schemas.microsoft.com/office/word/2010/wordprocessingDrawing" xmlns:wp="http://schemas.openxmlformats.org/drawingml/2006/wordprocessingDrawing" xmlns:w10="urn:schemas-microsoft-com:office:word" xmlns:w="http://schemas.openxmlformats.org/wordprocessingml/2006/main" xmlns:w14="http://schemas.microsoft.com/office/word/2010/wordml" xmlns:w15="http://schemas.microsoft.com/office/word/2012/wordml" xmlns:w16cex="http://schemas.microsoft.com/office/word/2018/wordml/cex" xmlns:w16cid="http://schemas.microsoft.com/office/word/2016/wordml/cid" xmlns:w16="http://schemas.microsoft.com/office/word/2018/wordml" xmlns:w16du="http://schemas.microsoft.com/office/word/2023/wordml/word16du" xmlns:w16sdtdh="http://schemas.microsoft.com/office/word/2020/wordml/sdtdatahash" xmlns:w16sdtfl="http://schemas.microsoft.com/office/word/2024/wordml/sdtformatlock" xmlns:w16se="http://schemas.microsoft.com/office/word/2015/wordml/symex" xmlns:wpg="http://schemas.microsoft.com/office/word/2010/wordprocessingGroup" xmlns:wpi="http://schemas.microsoft.com/office/word/2010/wordprocessingInk" xmlns:wne="http://schemas.microsoft.com/office/word/2006/wordml" xmlns:wps="http://schemas.microsoft.com/office/word/2010/wordprocessingShape" mc:Ignorable="w14 w15 w16se w16cid w16 w16cex w16sdtdh w16sdtfl w16du wp14">
-  <w:p>
-    <w:pPr>
-      <w:pStyle w:val="Header"/>
-    </w:pPr>
-  </w:p>
-</w:hdr>
-</file>
-
-<file path=word/header3.xml><?xml version="1.0" encoding="utf-8"?>
-<w:hdr xmlns:wpc="http://schemas.microsoft.com/office/word/2010/wordprocessingCanvas" xmlns:cx="http://schemas.microsoft.com/office/drawing/2014/chartex" xmlns:cx1="http://schemas.microsoft.com/office/drawing/2015/9/8/chartex" xmlns:cx2="http://schemas.microsoft.com/office/drawing/2015/10/21/chartex" xmlns:cx3="http://schemas.microsoft.com/office/drawing/2016/5/9/chartex" xmlns:cx4="http://schemas.microsoft.com/office/drawing/2016/5/10/chartex" xmlns:cx5="http://schemas.microsoft.com/office/drawing/2016/5/11/chartex" xmlns:cx6="http://schemas.microsoft.com/office/drawing/2016/5/12/chartex" xmlns:cx7="http://schemas.microsoft.com/office/drawing/2016/5/13/chartex" xmlns:cx8="http://schemas.microsoft.com/office/drawing/2016/5/14/chartex" xmlns:mc="http://schemas.openxmlformats.org/markup-compatibility/2006" xmlns:aink="http://schemas.microsoft.com/office/drawing/2016/ink" xmlns:am3d="http://schemas.microsoft.com/office/drawing/2017/model3d" xmlns:o="urn:schemas-microsoft-com:office:office" xmlns:oel="http://schemas.microsoft.com/office/2019/extlst" xmlns:r="http://schemas.openxmlformats.org/officeDocument/2006/relationships" xmlns:m="http://schemas.openxmlformats.org/officeDocument/2006/math" xmlns:v="urn:schemas-microsoft-com:vml" xmlns:wp14="http://schemas.microsoft.com/office/word/2010/wordprocessingDrawing" xmlns:wp="http://schemas.openxmlformats.org/drawingml/2006/wordprocessingDrawing" xmlns:w10="urn:schemas-microsoft-com:office:word" xmlns:w="http://schemas.openxmlformats.org/wordprocessingml/2006/main" xmlns:w14="http://schemas.microsoft.com/office/word/2010/wordml" xmlns:w15="http://schemas.microsoft.com/office/word/2012/wordml" xmlns:w16cex="http://schemas.microsoft.com/office/word/2018/wordml/cex" xmlns:w16cid="http://schemas.microsoft.com/office/word/2016/wordml/cid" xmlns:w16="http://schemas.microsoft.com/office/word/2018/wordml" xmlns:w16du="http://schemas.microsoft.com/office/word/2023/wordml/word16du" xmlns:w16sdtdh="http://schemas.microsoft.com/office/word/2020/wordml/sdtdatahash" xmlns:w16sdtfl="http://schemas.microsoft.com/office/word/2024/wordml/sdtformatlock" xmlns:w16se="http://schemas.microsoft.com/office/word/2015/wordml/symex" xmlns:wpg="http://schemas.microsoft.com/office/word/2010/wordprocessingGroup" xmlns:wpi="http://schemas.microsoft.com/office/word/2010/wordprocessingInk" xmlns:wne="http://schemas.microsoft.com/office/word/2006/wordml" xmlns:wps="http://schemas.microsoft.com/office/word/2010/wordprocessingShape" mc:Ignorable="w14 w15 w16se w16cid w16 w16cex w16sdtdh w16sdtfl w16du wp14">
+<w:hdr xmlns:wpc="http://schemas.microsoft.com/office/word/2010/wordprocessingCanvas" xmlns:cx="http://schemas.microsoft.com/office/drawing/2014/chartex" xmlns:mc="http://schemas.openxmlformats.org/markup-compatibility/2006" xmlns:o="urn:schemas-microsoft-com:office:office" xmlns:r="http://schemas.openxmlformats.org/officeDocument/2006/relationships" xmlns:m="http://schemas.openxmlformats.org/officeDocument/2006/math" xmlns:v="urn:schemas-microsoft-com:vml" xmlns:wp14="http://schemas.microsoft.com/office/word/2010/wordprocessingDrawing" xmlns:wp="http://schemas.openxmlformats.org/drawingml/2006/wordprocessingDrawing" xmlns:w10="urn:schemas-microsoft-com:office:word" xmlns:w="http://schemas.openxmlformats.org/wordprocessingml/2006/main" xmlns:w14="http://schemas.microsoft.com/office/word/2010/wordml" xmlns:w15="http://schemas.microsoft.com/office/word/2012/wordml" xmlns:w16se="http://schemas.microsoft.com/office/word/2015/wordml/symex" xmlns:wpg="http://schemas.microsoft.com/office/word/2010/wordprocessingGroup" xmlns:wpi="http://schemas.microsoft.com/office/word/2010/wordprocessingInk" xmlns:wne="http://schemas.microsoft.com/office/word/2006/wordml" xmlns:wps="http://schemas.microsoft.com/office/word/2010/wordprocessingShape" mc:Ignorable="w14 w15 w16se wp14">
   <w:sdt>
     <w:sdtPr>
       <w:id w:val="101004192"/>
@@ -7783,7 +7990,7 @@
           <w:rPr>
             <w:noProof/>
           </w:rPr>
-          <w:t>13</w:t>
+          <w:t>2</w:t>
         </w:r>
         <w:r>
           <w:rPr>
@@ -7803,7 +8010,7 @@
 </file>
 
 <file path=word/numbering.xml><?xml version="1.0" encoding="utf-8"?>
-<w:numbering xmlns:wpc="http://schemas.microsoft.com/office/word/2010/wordprocessingCanvas" xmlns:cx="http://schemas.microsoft.com/office/drawing/2014/chartex" xmlns:cx1="http://schemas.microsoft.com/office/drawing/2015/9/8/chartex" xmlns:cx2="http://schemas.microsoft.com/office/drawing/2015/10/21/chartex" xmlns:cx3="http://schemas.microsoft.com/office/drawing/2016/5/9/chartex" xmlns:cx4="http://schemas.microsoft.com/office/drawing/2016/5/10/chartex" xmlns:cx5="http://schemas.microsoft.com/office/drawing/2016/5/11/chartex" xmlns:cx6="http://schemas.microsoft.com/office/drawing/2016/5/12/chartex" xmlns:cx7="http://schemas.microsoft.com/office/drawing/2016/5/13/chartex" xmlns:cx8="http://schemas.microsoft.com/office/drawing/2016/5/14/chartex" xmlns:mc="http://schemas.openxmlformats.org/markup-compatibility/2006" xmlns:aink="http://schemas.microsoft.com/office/drawing/2016/ink" xmlns:am3d="http://schemas.microsoft.com/office/drawing/2017/model3d" xmlns:o="urn:schemas-microsoft-com:office:office" xmlns:oel="http://schemas.microsoft.com/office/2019/extlst" xmlns:r="http://schemas.openxmlformats.org/officeDocument/2006/relationships" xmlns:m="http://schemas.openxmlformats.org/officeDocument/2006/math" xmlns:v="urn:schemas-microsoft-com:vml" xmlns:wp14="http://schemas.microsoft.com/office/word/2010/wordprocessingDrawing" xmlns:wp="http://schemas.openxmlformats.org/drawingml/2006/wordprocessingDrawing" xmlns:w10="urn:schemas-microsoft-com:office:word" xmlns:w="http://schemas.openxmlformats.org/wordprocessingml/2006/main" xmlns:w14="http://schemas.microsoft.com/office/word/2010/wordml" xmlns:w15="http://schemas.microsoft.com/office/word/2012/wordml" xmlns:w16cex="http://schemas.microsoft.com/office/word/2018/wordml/cex" xmlns:w16cid="http://schemas.microsoft.com/office/word/2016/wordml/cid" xmlns:w16="http://schemas.microsoft.com/office/word/2018/wordml" xmlns:w16du="http://schemas.microsoft.com/office/word/2023/wordml/word16du" xmlns:w16sdtdh="http://schemas.microsoft.com/office/word/2020/wordml/sdtdatahash" xmlns:w16sdtfl="http://schemas.microsoft.com/office/word/2024/wordml/sdtformatlock" xmlns:w16se="http://schemas.microsoft.com/office/word/2015/wordml/symex" xmlns:wpg="http://schemas.microsoft.com/office/word/2010/wordprocessingGroup" xmlns:wpi="http://schemas.microsoft.com/office/word/2010/wordprocessingInk" xmlns:wne="http://schemas.microsoft.com/office/word/2006/wordml" xmlns:wps="http://schemas.microsoft.com/office/word/2010/wordprocessingShape" mc:Ignorable="w14 w15 w16se w16cid w16 w16cex w16sdtdh w16sdtfl w16du wp14">
+<w:numbering xmlns:wpc="http://schemas.microsoft.com/office/word/2010/wordprocessingCanvas" xmlns:cx="http://schemas.microsoft.com/office/drawing/2014/chartex" xmlns:mc="http://schemas.openxmlformats.org/markup-compatibility/2006" xmlns:o="urn:schemas-microsoft-com:office:office" xmlns:r="http://schemas.openxmlformats.org/officeDocument/2006/relationships" xmlns:m="http://schemas.openxmlformats.org/officeDocument/2006/math" xmlns:v="urn:schemas-microsoft-com:vml" xmlns:wp14="http://schemas.microsoft.com/office/word/2010/wordprocessingDrawing" xmlns:wp="http://schemas.openxmlformats.org/drawingml/2006/wordprocessingDrawing" xmlns:w10="urn:schemas-microsoft-com:office:word" xmlns:w="http://schemas.openxmlformats.org/wordprocessingml/2006/main" xmlns:w14="http://schemas.microsoft.com/office/word/2010/wordml" xmlns:w15="http://schemas.microsoft.com/office/word/2012/wordml" xmlns:w16se="http://schemas.microsoft.com/office/word/2015/wordml/symex" xmlns:wpg="http://schemas.microsoft.com/office/word/2010/wordprocessingGroup" xmlns:wpi="http://schemas.microsoft.com/office/word/2010/wordprocessingInk" xmlns:wne="http://schemas.microsoft.com/office/word/2006/wordml" xmlns:wps="http://schemas.microsoft.com/office/word/2010/wordprocessingShape" mc:Ignorable="w14 w15 w16se wp14">
   <w:abstractNum w:abstractNumId="0" w15:restartNumberingAfterBreak="0">
     <w:nsid w:val="07C42043"/>
     <w:multiLevelType w:val="hybridMultilevel"/>
@@ -8639,6 +8846,92 @@
     </w:lvl>
   </w:abstractNum>
   <w:abstractNum w:abstractNumId="8" w15:restartNumberingAfterBreak="0">
+    <w:nsid w:val="3C4E3311"/>
+    <w:multiLevelType w:val="hybridMultilevel"/>
+    <w:tmpl w:val="1A6E6394"/>
+    <w:lvl w:ilvl="0" w:tplc="0409000F">
+      <w:start w:val="1"/>
+      <w:numFmt w:val="decimal"/>
+      <w:lvlText w:val="%1."/>
+      <w:lvlJc w:val="left"/>
+      <w:pPr>
+        <w:ind w:left="720" w:hanging="360"/>
+      </w:pPr>
+    </w:lvl>
+    <w:lvl w:ilvl="1" w:tplc="04090019" w:tentative="1">
+      <w:start w:val="1"/>
+      <w:numFmt w:val="lowerLetter"/>
+      <w:lvlText w:val="%2."/>
+      <w:lvlJc w:val="left"/>
+      <w:pPr>
+        <w:ind w:left="1440" w:hanging="360"/>
+      </w:pPr>
+    </w:lvl>
+    <w:lvl w:ilvl="2" w:tplc="0409001B" w:tentative="1">
+      <w:start w:val="1"/>
+      <w:numFmt w:val="lowerRoman"/>
+      <w:lvlText w:val="%3."/>
+      <w:lvlJc w:val="right"/>
+      <w:pPr>
+        <w:ind w:left="2160" w:hanging="180"/>
+      </w:pPr>
+    </w:lvl>
+    <w:lvl w:ilvl="3" w:tplc="0409000F" w:tentative="1">
+      <w:start w:val="1"/>
+      <w:numFmt w:val="decimal"/>
+      <w:lvlText w:val="%4."/>
+      <w:lvlJc w:val="left"/>
+      <w:pPr>
+        <w:ind w:left="2880" w:hanging="360"/>
+      </w:pPr>
+    </w:lvl>
+    <w:lvl w:ilvl="4" w:tplc="04090019" w:tentative="1">
+      <w:start w:val="1"/>
+      <w:numFmt w:val="lowerLetter"/>
+      <w:lvlText w:val="%5."/>
+      <w:lvlJc w:val="left"/>
+      <w:pPr>
+        <w:ind w:left="3600" w:hanging="360"/>
+      </w:pPr>
+    </w:lvl>
+    <w:lvl w:ilvl="5" w:tplc="0409001B" w:tentative="1">
+      <w:start w:val="1"/>
+      <w:numFmt w:val="lowerRoman"/>
+      <w:lvlText w:val="%6."/>
+      <w:lvlJc w:val="right"/>
+      <w:pPr>
+        <w:ind w:left="4320" w:hanging="180"/>
+      </w:pPr>
+    </w:lvl>
+    <w:lvl w:ilvl="6" w:tplc="0409000F" w:tentative="1">
+      <w:start w:val="1"/>
+      <w:numFmt w:val="decimal"/>
+      <w:lvlText w:val="%7."/>
+      <w:lvlJc w:val="left"/>
+      <w:pPr>
+        <w:ind w:left="5040" w:hanging="360"/>
+      </w:pPr>
+    </w:lvl>
+    <w:lvl w:ilvl="7" w:tplc="04090019" w:tentative="1">
+      <w:start w:val="1"/>
+      <w:numFmt w:val="lowerLetter"/>
+      <w:lvlText w:val="%8."/>
+      <w:lvlJc w:val="left"/>
+      <w:pPr>
+        <w:ind w:left="5760" w:hanging="360"/>
+      </w:pPr>
+    </w:lvl>
+    <w:lvl w:ilvl="8" w:tplc="0409001B" w:tentative="1">
+      <w:start w:val="1"/>
+      <w:numFmt w:val="lowerRoman"/>
+      <w:lvlText w:val="%9."/>
+      <w:lvlJc w:val="right"/>
+      <w:pPr>
+        <w:ind w:left="6480" w:hanging="180"/>
+      </w:pPr>
+    </w:lvl>
+  </w:abstractNum>
+  <w:abstractNum w:abstractNumId="9" w15:restartNumberingAfterBreak="0">
     <w:nsid w:val="55085868"/>
     <w:multiLevelType w:val="hybridMultilevel"/>
     <w:tmpl w:val="D9343C62"/>
@@ -8727,7 +9020,7 @@
       </w:pPr>
     </w:lvl>
   </w:abstractNum>
-  <w:abstractNum w:abstractNumId="9" w15:restartNumberingAfterBreak="0">
+  <w:abstractNum w:abstractNumId="10" w15:restartNumberingAfterBreak="0">
     <w:nsid w:val="59683CAB"/>
     <w:multiLevelType w:val="hybridMultilevel"/>
     <w:tmpl w:val="4FDE66A4"/>
@@ -8813,7 +9106,7 @@
       </w:pPr>
     </w:lvl>
   </w:abstractNum>
-  <w:abstractNum w:abstractNumId="10" w15:restartNumberingAfterBreak="0">
+  <w:abstractNum w:abstractNumId="11" w15:restartNumberingAfterBreak="0">
     <w:nsid w:val="6085207A"/>
     <w:multiLevelType w:val="hybridMultilevel"/>
     <w:tmpl w:val="1A6E6394"/>
@@ -8899,7 +9192,7 @@
       </w:pPr>
     </w:lvl>
   </w:abstractNum>
-  <w:abstractNum w:abstractNumId="11" w15:restartNumberingAfterBreak="0">
+  <w:abstractNum w:abstractNumId="12" w15:restartNumberingAfterBreak="0">
     <w:nsid w:val="61567232"/>
     <w:multiLevelType w:val="hybridMultilevel"/>
     <w:tmpl w:val="792C167E"/>
@@ -8985,7 +9278,7 @@
       </w:pPr>
     </w:lvl>
   </w:abstractNum>
-  <w:abstractNum w:abstractNumId="12" w15:restartNumberingAfterBreak="0">
+  <w:abstractNum w:abstractNumId="13" w15:restartNumberingAfterBreak="0">
     <w:nsid w:val="6AEF19FC"/>
     <w:multiLevelType w:val="hybridMultilevel"/>
     <w:tmpl w:val="185CF646"/>
@@ -9098,7 +9391,7 @@
       </w:rPr>
     </w:lvl>
   </w:abstractNum>
-  <w:abstractNum w:abstractNumId="13" w15:restartNumberingAfterBreak="0">
+  <w:abstractNum w:abstractNumId="14" w15:restartNumberingAfterBreak="0">
     <w:nsid w:val="6EB2648F"/>
     <w:multiLevelType w:val="hybridMultilevel"/>
     <w:tmpl w:val="F5229D62"/>
@@ -9211,7 +9504,7 @@
       </w:rPr>
     </w:lvl>
   </w:abstractNum>
-  <w:abstractNum w:abstractNumId="14" w15:restartNumberingAfterBreak="0">
+  <w:abstractNum w:abstractNumId="15" w15:restartNumberingAfterBreak="0">
     <w:nsid w:val="70A40E81"/>
     <w:multiLevelType w:val="hybridMultilevel"/>
     <w:tmpl w:val="33A24A76"/>
@@ -9324,13 +9617,13 @@
       </w:rPr>
     </w:lvl>
   </w:abstractNum>
-  <w:num w:numId="1" w16cid:durableId="2116634387">
+  <w:num w:numId="1">
     <w:abstractNumId w:val="4"/>
   </w:num>
-  <w:num w:numId="2" w16cid:durableId="1766537354">
-    <w:abstractNumId w:val="13"/>
+  <w:num w:numId="2">
+    <w:abstractNumId w:val="14"/>
   </w:num>
-  <w:num w:numId="3" w16cid:durableId="1279027542">
+  <w:num w:numId="3">
     <w:abstractNumId w:val="6"/>
     <w:lvlOverride w:ilvl="0">
       <w:startOverride w:val="3"/>
@@ -9360,7 +9653,7 @@
       <w:startOverride w:val="1"/>
     </w:lvlOverride>
   </w:num>
-  <w:num w:numId="4" w16cid:durableId="1729496236">
+  <w:num w:numId="4">
     <w:abstractNumId w:val="1"/>
     <w:lvlOverride w:ilvl="0">
       <w:startOverride w:val="3"/>
@@ -9390,44 +9683,47 @@
       <w:startOverride w:val="1"/>
     </w:lvlOverride>
   </w:num>
-  <w:num w:numId="5" w16cid:durableId="1538854692">
+  <w:num w:numId="5">
     <w:abstractNumId w:val="0"/>
   </w:num>
-  <w:num w:numId="6" w16cid:durableId="2018341603">
+  <w:num w:numId="6">
     <w:abstractNumId w:val="5"/>
   </w:num>
-  <w:num w:numId="7" w16cid:durableId="229265913">
-    <w:abstractNumId w:val="8"/>
+  <w:num w:numId="7">
+    <w:abstractNumId w:val="9"/>
   </w:num>
-  <w:num w:numId="8" w16cid:durableId="482623698">
+  <w:num w:numId="8">
     <w:abstractNumId w:val="2"/>
   </w:num>
-  <w:num w:numId="9" w16cid:durableId="1664747183">
+  <w:num w:numId="9">
     <w:abstractNumId w:val="7"/>
   </w:num>
-  <w:num w:numId="10" w16cid:durableId="515074249">
+  <w:num w:numId="10">
+    <w:abstractNumId w:val="12"/>
+  </w:num>
+  <w:num w:numId="11">
+    <w:abstractNumId w:val="3"/>
+  </w:num>
+  <w:num w:numId="12">
     <w:abstractNumId w:val="11"/>
   </w:num>
-  <w:num w:numId="11" w16cid:durableId="1468820117">
-    <w:abstractNumId w:val="3"/>
+  <w:num w:numId="13">
+    <w:abstractNumId w:val="15"/>
   </w:num>
-  <w:num w:numId="12" w16cid:durableId="574441622">
+  <w:num w:numId="14">
     <w:abstractNumId w:val="10"/>
   </w:num>
-  <w:num w:numId="13" w16cid:durableId="232129921">
-    <w:abstractNumId w:val="14"/>
+  <w:num w:numId="15">
+    <w:abstractNumId w:val="13"/>
   </w:num>
-  <w:num w:numId="14" w16cid:durableId="776020217">
-    <w:abstractNumId w:val="9"/>
-  </w:num>
-  <w:num w:numId="15" w16cid:durableId="1497451275">
-    <w:abstractNumId w:val="12"/>
+  <w:num w:numId="16">
+    <w:abstractNumId w:val="8"/>
   </w:num>
 </w:numbering>
 </file>
 
 <file path=word/styles.xml><?xml version="1.0" encoding="utf-8"?>
-<w:styles xmlns:mc="http://schemas.openxmlformats.org/markup-compatibility/2006" xmlns:r="http://schemas.openxmlformats.org/officeDocument/2006/relationships" xmlns:w="http://schemas.openxmlformats.org/wordprocessingml/2006/main" xmlns:w14="http://schemas.microsoft.com/office/word/2010/wordml" xmlns:w15="http://schemas.microsoft.com/office/word/2012/wordml" xmlns:w16cex="http://schemas.microsoft.com/office/word/2018/wordml/cex" xmlns:w16cid="http://schemas.microsoft.com/office/word/2016/wordml/cid" xmlns:w16="http://schemas.microsoft.com/office/word/2018/wordml" xmlns:w16du="http://schemas.microsoft.com/office/word/2023/wordml/word16du" xmlns:w16sdtdh="http://schemas.microsoft.com/office/word/2020/wordml/sdtdatahash" xmlns:w16sdtfl="http://schemas.microsoft.com/office/word/2024/wordml/sdtformatlock" xmlns:w16se="http://schemas.microsoft.com/office/word/2015/wordml/symex" mc:Ignorable="w14 w15 w16se w16cid w16 w16cex w16sdtdh w16sdtfl w16du">
+<w:styles xmlns:mc="http://schemas.openxmlformats.org/markup-compatibility/2006" xmlns:r="http://schemas.openxmlformats.org/officeDocument/2006/relationships" xmlns:w="http://schemas.openxmlformats.org/wordprocessingml/2006/main" xmlns:w14="http://schemas.microsoft.com/office/word/2010/wordml" xmlns:w15="http://schemas.microsoft.com/office/word/2012/wordml" xmlns:w16se="http://schemas.microsoft.com/office/word/2015/wordml/symex" mc:Ignorable="w14 w15 w16se">
   <w:docDefaults>
     <w:rPrDefault>
       <w:rPr>
@@ -9445,7 +9741,7 @@
       </w:pPr>
     </w:pPrDefault>
   </w:docDefaults>
-  <w:latentStyles w:defLockedState="0" w:defUIPriority="99" w:defSemiHidden="0" w:defUnhideWhenUsed="0" w:defQFormat="0" w:count="376">
+  <w:latentStyles w:defLockedState="0" w:defUIPriority="99" w:defSemiHidden="0" w:defUnhideWhenUsed="0" w:defQFormat="0" w:count="371">
     <w:lsdException w:name="Normal" w:uiPriority="0" w:qFormat="1"/>
     <w:lsdException w:name="heading 1" w:uiPriority="9" w:qFormat="1"/>
     <w:lsdException w:name="heading 2" w:semiHidden="1" w:uiPriority="9" w:unhideWhenUsed="1" w:qFormat="1"/>
@@ -9817,11 +10113,6 @@
     <w:lsdException w:name="List Table 5 Dark Accent 6" w:uiPriority="50"/>
     <w:lsdException w:name="List Table 6 Colorful Accent 6" w:uiPriority="51"/>
     <w:lsdException w:name="List Table 7 Colorful Accent 6" w:uiPriority="52"/>
-    <w:lsdException w:name="Mention" w:semiHidden="1" w:unhideWhenUsed="1"/>
-    <w:lsdException w:name="Smart Hyperlink" w:semiHidden="1" w:unhideWhenUsed="1"/>
-    <w:lsdException w:name="Hashtag" w:semiHidden="1" w:unhideWhenUsed="1"/>
-    <w:lsdException w:name="Unresolved Mention" w:semiHidden="1" w:unhideWhenUsed="1"/>
-    <w:lsdException w:name="Smart Link" w:semiHidden="1" w:unhideWhenUsed="1"/>
   </w:latentStyles>
   <w:style w:type="paragraph" w:default="1" w:styleId="Normal">
     <w:name w:val="Normal"/>
@@ -10028,6 +10319,7 @@
   <w:style w:type="character" w:default="1" w:styleId="DefaultParagraphFont">
     <w:name w:val="Default Paragraph Font"/>
     <w:uiPriority w:val="1"/>
+    <w:semiHidden/>
     <w:unhideWhenUsed/>
   </w:style>
   <w:style w:type="table" w:default="1" w:styleId="TableNormal">
@@ -11358,7 +11650,7 @@
 </file>
 
 <file path=customXml/itemProps1.xml><?xml version="1.0" encoding="utf-8"?>
-<ds:datastoreItem xmlns:ds="http://schemas.openxmlformats.org/officeDocument/2006/customXml" ds:itemID="{297AA401-84EF-4C3C-8DAD-61DB877FFB6F}">
+<ds:datastoreItem xmlns:ds="http://schemas.openxmlformats.org/officeDocument/2006/customXml" ds:itemID="{B51460E5-0E28-457A-B4A0-19F83168E09F}">
   <ds:schemaRefs>
     <ds:schemaRef ds:uri="http://schemas.openxmlformats.org/officeDocument/2006/bibliography"/>
   </ds:schemaRefs>

--- a/migration/Migration is one of the major component of population change which is basically cause by socio (1).docx
+++ b/migration/Migration is one of the major component of population change which is basically cause by socio (1).docx
@@ -10,8 +10,8 @@
           <w:rFonts w:ascii="Times New Roman" w:eastAsia="Times New Roman" w:hAnsi="Times New Roman" w:cs="Times New Roman"/>
           <w:b/>
           <w:bCs/>
-          <w:sz w:val="32"/>
-          <w:szCs w:val="32"/>
+          <w:sz w:val="28"/>
+          <w:szCs w:val="28"/>
           <w:shd w:val="clear" w:color="auto" w:fill="FFFFFF"/>
         </w:rPr>
       </w:pPr>
@@ -20,70 +20,56 @@
           <w:rFonts w:ascii="Times New Roman" w:eastAsia="Times New Roman" w:hAnsi="Times New Roman" w:cs="Times New Roman"/>
           <w:b/>
           <w:bCs/>
-          <w:sz w:val="32"/>
-          <w:szCs w:val="32"/>
+          <w:sz w:val="28"/>
+          <w:szCs w:val="28"/>
           <w:shd w:val="clear" w:color="auto" w:fill="FFFFFF"/>
         </w:rPr>
-        <w:t>STATUS OF IMMIGRATION</w:t>
-      </w:r>
-    </w:p>
-    <w:p>
-      <w:pPr>
-        <w:spacing w:after="0" w:line="360" w:lineRule="auto"/>
-        <w:jc w:val="center"/>
+        <w:t xml:space="preserve">CAUSES AND CONSEQUENCES OF </w:t>
+      </w:r>
+      <w:r>
         <w:rPr>
           <w:rFonts w:ascii="Times New Roman" w:eastAsia="Times New Roman" w:hAnsi="Times New Roman" w:cs="Times New Roman"/>
+          <w:b/>
+          <w:bCs/>
+          <w:sz w:val="28"/>
+          <w:szCs w:val="28"/>
           <w:shd w:val="clear" w:color="auto" w:fill="FFFFFF"/>
         </w:rPr>
-      </w:pPr>
-      <w:proofErr w:type="gramStart"/>
+        <w:t>IM</w:t>
+      </w:r>
       <w:r>
         <w:rPr>
           <w:rFonts w:ascii="Times New Roman" w:eastAsia="Times New Roman" w:hAnsi="Times New Roman" w:cs="Times New Roman"/>
+          <w:b/>
+          <w:bCs/>
+          <w:sz w:val="28"/>
+          <w:szCs w:val="28"/>
           <w:shd w:val="clear" w:color="auto" w:fill="FFFFFF"/>
         </w:rPr>
-        <w:t>( A</w:t>
-      </w:r>
-      <w:proofErr w:type="gramEnd"/>
+        <w:t>MIGRATION IN SHANKHARAPUR</w:t>
+      </w:r>
       <w:r>
         <w:rPr>
           <w:rFonts w:ascii="Times New Roman" w:eastAsia="Times New Roman" w:hAnsi="Times New Roman" w:cs="Times New Roman"/>
+          <w:b/>
+          <w:bCs/>
+          <w:sz w:val="28"/>
+          <w:szCs w:val="28"/>
           <w:shd w:val="clear" w:color="auto" w:fill="FFFFFF"/>
         </w:rPr>
-        <w:t xml:space="preserve"> CASE STUDY OF SHANKH</w:t>
+        <w:t xml:space="preserve"> WARD 9 OF KATHMANDU, </w:t>
       </w:r>
       <w:r>
         <w:rPr>
           <w:rFonts w:ascii="Times New Roman" w:eastAsia="Times New Roman" w:hAnsi="Times New Roman" w:cs="Times New Roman"/>
+          <w:b/>
+          <w:bCs/>
+          <w:sz w:val="28"/>
+          <w:szCs w:val="28"/>
           <w:shd w:val="clear" w:color="auto" w:fill="FFFFFF"/>
         </w:rPr>
-        <w:softHyphen/>
-      </w:r>
-      <w:r>
-        <w:rPr>
-          <w:rFonts w:ascii="Times New Roman" w:eastAsia="Times New Roman" w:hAnsi="Times New Roman" w:cs="Times New Roman"/>
-          <w:shd w:val="clear" w:color="auto" w:fill="FFFFFF"/>
-        </w:rPr>
-        <w:softHyphen/>
-      </w:r>
-      <w:r>
-        <w:rPr>
-          <w:rFonts w:ascii="Times New Roman" w:eastAsia="Times New Roman" w:hAnsi="Times New Roman" w:cs="Times New Roman"/>
-          <w:shd w:val="clear" w:color="auto" w:fill="FFFFFF"/>
-        </w:rPr>
-        <w:t>ARAPUR MUNICIPALITY WARD 9, SANKHU )</w:t>
-      </w:r>
-    </w:p>
-    <w:p>
-      <w:pPr>
-        <w:spacing w:after="0" w:line="360" w:lineRule="auto"/>
-        <w:rPr>
-          <w:rFonts w:ascii="Times New Roman" w:eastAsia="Times New Roman" w:hAnsi="Times New Roman" w:cs="Times New Roman"/>
-          <w:sz w:val="32"/>
-          <w:szCs w:val="32"/>
-          <w:shd w:val="clear" w:color="auto" w:fill="FFFFFF"/>
-        </w:rPr>
-      </w:pPr>
+        <w:t>NEPAL</w:t>
+      </w:r>
     </w:p>
     <w:p>
       <w:pPr>
@@ -1020,7 +1006,7 @@
           <w:r>
             <w:fldChar w:fldCharType="separate"/>
           </w:r>
-          <w:hyperlink w:anchor="_Toc217624801" w:history="1">
+          <w:hyperlink w:anchor="_Toc220841251" w:history="1">
             <w:r>
               <w:rPr>
                 <w:rStyle w:val="Hyperlink"/>
@@ -1047,7 +1033,7 @@
                 <w:noProof/>
                 <w:webHidden/>
               </w:rPr>
-              <w:instrText xml:space="preserve"> PAGEREF _Toc217624801 \h </w:instrText>
+              <w:instrText xml:space="preserve"> PAGEREF _Toc220841251 \h </w:instrText>
             </w:r>
             <w:r>
               <w:rPr>
@@ -1094,7 +1080,7 @@
               <w14:ligatures w14:val="none"/>
             </w:rPr>
           </w:pPr>
-          <w:hyperlink w:anchor="_Toc217624802" w:history="1">
+          <w:hyperlink w:anchor="_Toc220841252" w:history="1">
             <w:r>
               <w:rPr>
                 <w:rStyle w:val="Hyperlink"/>
@@ -1121,7 +1107,7 @@
                 <w:noProof/>
                 <w:webHidden/>
               </w:rPr>
-              <w:instrText xml:space="preserve"> PAGEREF _Toc217624802 \h </w:instrText>
+              <w:instrText xml:space="preserve"> PAGEREF _Toc220841252 \h </w:instrText>
             </w:r>
             <w:r>
               <w:rPr>
@@ -1168,7 +1154,7 @@
               <w14:ligatures w14:val="none"/>
             </w:rPr>
           </w:pPr>
-          <w:hyperlink w:anchor="_Toc217624803" w:history="1">
+          <w:hyperlink w:anchor="_Toc220841253" w:history="1">
             <w:r>
               <w:rPr>
                 <w:rStyle w:val="Hyperlink"/>
@@ -1195,7 +1181,7 @@
                 <w:noProof/>
                 <w:webHidden/>
               </w:rPr>
-              <w:instrText xml:space="preserve"> PAGEREF _Toc217624803 \h </w:instrText>
+              <w:instrText xml:space="preserve"> PAGEREF _Toc220841253 \h </w:instrText>
             </w:r>
             <w:r>
               <w:rPr>
@@ -1242,7 +1228,7 @@
               <w14:ligatures w14:val="none"/>
             </w:rPr>
           </w:pPr>
-          <w:hyperlink w:anchor="_Toc217624804" w:history="1">
+          <w:hyperlink w:anchor="_Toc220841254" w:history="1">
             <w:r>
               <w:rPr>
                 <w:rStyle w:val="Hyperlink"/>
@@ -1269,7 +1255,7 @@
                 <w:noProof/>
                 <w:webHidden/>
               </w:rPr>
-              <w:instrText xml:space="preserve"> PAGEREF _Toc217624804 \h </w:instrText>
+              <w:instrText xml:space="preserve"> PAGEREF _Toc220841254 \h </w:instrText>
             </w:r>
             <w:r>
               <w:rPr>
@@ -1316,7 +1302,7 @@
               <w14:ligatures w14:val="none"/>
             </w:rPr>
           </w:pPr>
-          <w:hyperlink w:anchor="_Toc217624805" w:history="1">
+          <w:hyperlink w:anchor="_Toc220841255" w:history="1">
             <w:r>
               <w:rPr>
                 <w:rStyle w:val="Hyperlink"/>
@@ -1343,7 +1329,7 @@
                 <w:noProof/>
                 <w:webHidden/>
               </w:rPr>
-              <w:instrText xml:space="preserve"> PAGEREF _Toc217624805 \h </w:instrText>
+              <w:instrText xml:space="preserve"> PAGEREF _Toc220841255 \h </w:instrText>
             </w:r>
             <w:r>
               <w:rPr>
@@ -1390,7 +1376,7 @@
               <w14:ligatures w14:val="none"/>
             </w:rPr>
           </w:pPr>
-          <w:hyperlink w:anchor="_Toc217624806" w:history="1">
+          <w:hyperlink w:anchor="_Toc220841256" w:history="1">
             <w:r>
               <w:rPr>
                 <w:rStyle w:val="Hyperlink"/>
@@ -1417,7 +1403,7 @@
                 <w:noProof/>
                 <w:webHidden/>
               </w:rPr>
-              <w:instrText xml:space="preserve"> PAGEREF _Toc217624806 \h </w:instrText>
+              <w:instrText xml:space="preserve"> PAGEREF _Toc220841256 \h </w:instrText>
             </w:r>
             <w:r>
               <w:rPr>
@@ -1464,13 +1450,13 @@
               <w14:ligatures w14:val="none"/>
             </w:rPr>
           </w:pPr>
-          <w:hyperlink w:anchor="_Toc217624807" w:history="1">
+          <w:hyperlink w:anchor="_Toc220841257" w:history="1">
             <w:r>
               <w:rPr>
                 <w:rStyle w:val="Hyperlink"/>
                 <w:noProof/>
               </w:rPr>
-              <w:t>1.5 Limitations of the study</w:t>
+              <w:t>1.5 Rationale of Selection of Study Area</w:t>
             </w:r>
             <w:r>
               <w:rPr>
@@ -1491,7 +1477,7 @@
                 <w:noProof/>
                 <w:webHidden/>
               </w:rPr>
-              <w:instrText xml:space="preserve"> PAGEREF _Toc217624807 \h </w:instrText>
+              <w:instrText xml:space="preserve"> PAGEREF _Toc220841257 \h </w:instrText>
             </w:r>
             <w:r>
               <w:rPr>
@@ -1538,13 +1524,13 @@
               <w14:ligatures w14:val="none"/>
             </w:rPr>
           </w:pPr>
-          <w:hyperlink w:anchor="_Toc217624808" w:history="1">
+          <w:hyperlink w:anchor="_Toc220841258" w:history="1">
             <w:r>
               <w:rPr>
                 <w:rStyle w:val="Hyperlink"/>
                 <w:noProof/>
               </w:rPr>
-              <w:t>1.6 Organization of the Study</w:t>
+              <w:t>1.6 Limitations of the study</w:t>
             </w:r>
             <w:r>
               <w:rPr>
@@ -1565,7 +1551,7 @@
                 <w:noProof/>
                 <w:webHidden/>
               </w:rPr>
-              <w:instrText xml:space="preserve"> PAGEREF _Toc217624808 \h </w:instrText>
+              <w:instrText xml:space="preserve"> PAGEREF _Toc220841258 \h </w:instrText>
             </w:r>
             <w:r>
               <w:rPr>
@@ -1585,7 +1571,81 @@
                 <w:noProof/>
                 <w:webHidden/>
               </w:rPr>
-              <w:t>6</w:t>
+              <w:t>7</w:t>
+            </w:r>
+            <w:r>
+              <w:rPr>
+                <w:noProof/>
+                <w:webHidden/>
+              </w:rPr>
+              <w:fldChar w:fldCharType="end"/>
+            </w:r>
+          </w:hyperlink>
+        </w:p>
+        <w:p>
+          <w:pPr>
+            <w:pStyle w:val="TOC2"/>
+            <w:tabs>
+              <w:tab w:val="right" w:pos="8630"/>
+            </w:tabs>
+            <w:rPr>
+              <w:rFonts w:cs="Mangal"/>
+              <w:noProof/>
+              <w:kern w:val="0"/>
+              <w:sz w:val="22"/>
+              <w:szCs w:val="20"/>
+              <w:lang w:eastAsia="en-US" w:bidi="ne-NP"/>
+              <w14:ligatures w14:val="none"/>
+            </w:rPr>
+          </w:pPr>
+          <w:hyperlink w:anchor="_Toc220841259" w:history="1">
+            <w:r>
+              <w:rPr>
+                <w:rStyle w:val="Hyperlink"/>
+                <w:noProof/>
+              </w:rPr>
+              <w:t>1.7 Organization of the Study</w:t>
+            </w:r>
+            <w:r>
+              <w:rPr>
+                <w:noProof/>
+                <w:webHidden/>
+              </w:rPr>
+              <w:tab/>
+            </w:r>
+            <w:r>
+              <w:rPr>
+                <w:noProof/>
+                <w:webHidden/>
+              </w:rPr>
+              <w:fldChar w:fldCharType="begin"/>
+            </w:r>
+            <w:r>
+              <w:rPr>
+                <w:noProof/>
+                <w:webHidden/>
+              </w:rPr>
+              <w:instrText xml:space="preserve"> PAGEREF _Toc220841259 \h </w:instrText>
+            </w:r>
+            <w:r>
+              <w:rPr>
+                <w:noProof/>
+                <w:webHidden/>
+              </w:rPr>
+            </w:r>
+            <w:r>
+              <w:rPr>
+                <w:noProof/>
+                <w:webHidden/>
+              </w:rPr>
+              <w:fldChar w:fldCharType="separate"/>
+            </w:r>
+            <w:r>
+              <w:rPr>
+                <w:noProof/>
+                <w:webHidden/>
+              </w:rPr>
+              <w:t>7</w:t>
             </w:r>
             <w:r>
               <w:rPr>
@@ -1612,7 +1672,7 @@
               <w14:ligatures w14:val="none"/>
             </w:rPr>
           </w:pPr>
-          <w:hyperlink w:anchor="_Toc217624809" w:history="1">
+          <w:hyperlink w:anchor="_Toc220841260" w:history="1">
             <w:r>
               <w:rPr>
                 <w:rStyle w:val="Hyperlink"/>
@@ -1639,7 +1699,7 @@
                 <w:noProof/>
                 <w:webHidden/>
               </w:rPr>
-              <w:instrText xml:space="preserve"> PAGEREF _Toc217624809 \h </w:instrText>
+              <w:instrText xml:space="preserve"> PAGEREF _Toc220841260 \h </w:instrText>
             </w:r>
             <w:r>
               <w:rPr>
@@ -1659,7 +1719,7 @@
                 <w:noProof/>
                 <w:webHidden/>
               </w:rPr>
-              <w:t>7</w:t>
+              <w:t>8</w:t>
             </w:r>
             <w:r>
               <w:rPr>
@@ -1686,7 +1746,7 @@
               <w14:ligatures w14:val="none"/>
             </w:rPr>
           </w:pPr>
-          <w:hyperlink w:anchor="_Toc217624810" w:history="1">
+          <w:hyperlink w:anchor="_Toc220841261" w:history="1">
             <w:r>
               <w:rPr>
                 <w:rStyle w:val="Hyperlink"/>
@@ -1713,7 +1773,7 @@
                 <w:noProof/>
                 <w:webHidden/>
               </w:rPr>
-              <w:instrText xml:space="preserve"> PAGEREF _Toc217624810 \h </w:instrText>
+              <w:instrText xml:space="preserve"> PAGEREF _Toc220841261 \h </w:instrText>
             </w:r>
             <w:r>
               <w:rPr>
@@ -1733,7 +1793,7 @@
                 <w:noProof/>
                 <w:webHidden/>
               </w:rPr>
-              <w:t>7</w:t>
+              <w:t>8</w:t>
             </w:r>
             <w:r>
               <w:rPr>
@@ -1760,7 +1820,7 @@
               <w14:ligatures w14:val="none"/>
             </w:rPr>
           </w:pPr>
-          <w:hyperlink w:anchor="_Toc217624811" w:history="1">
+          <w:hyperlink w:anchor="_Toc220841262" w:history="1">
             <w:r>
               <w:rPr>
                 <w:rStyle w:val="Hyperlink"/>
@@ -1787,7 +1847,7 @@
                 <w:noProof/>
                 <w:webHidden/>
               </w:rPr>
-              <w:instrText xml:space="preserve"> PAGEREF _Toc217624811 \h </w:instrText>
+              <w:instrText xml:space="preserve"> PAGEREF _Toc220841262 \h </w:instrText>
             </w:r>
             <w:r>
               <w:rPr>
@@ -1807,7 +1867,7 @@
                 <w:noProof/>
                 <w:webHidden/>
               </w:rPr>
-              <w:t>10</w:t>
+              <w:t>11</w:t>
             </w:r>
             <w:r>
               <w:rPr>
@@ -1834,7 +1894,7 @@
               <w14:ligatures w14:val="none"/>
             </w:rPr>
           </w:pPr>
-          <w:hyperlink w:anchor="_Toc217624812" w:history="1">
+          <w:hyperlink w:anchor="_Toc220841263" w:history="1">
             <w:r>
               <w:rPr>
                 <w:rStyle w:val="Hyperlink"/>
@@ -1861,7 +1921,7 @@
                 <w:noProof/>
                 <w:webHidden/>
               </w:rPr>
-              <w:instrText xml:space="preserve"> PAGEREF _Toc217624812 \h </w:instrText>
+              <w:instrText xml:space="preserve"> PAGEREF _Toc220841263 \h </w:instrText>
             </w:r>
             <w:r>
               <w:rPr>
@@ -1881,7 +1941,7 @@
                 <w:noProof/>
                 <w:webHidden/>
               </w:rPr>
-              <w:t>10</w:t>
+              <w:t>11</w:t>
             </w:r>
             <w:r>
               <w:rPr>
@@ -1908,7 +1968,7 @@
               <w14:ligatures w14:val="none"/>
             </w:rPr>
           </w:pPr>
-          <w:hyperlink w:anchor="_Toc217624813" w:history="1">
+          <w:hyperlink w:anchor="_Toc220841264" w:history="1">
             <w:r>
               <w:rPr>
                 <w:rStyle w:val="Hyperlink"/>
@@ -1935,7 +1995,7 @@
                 <w:noProof/>
                 <w:webHidden/>
               </w:rPr>
-              <w:instrText xml:space="preserve"> PAGEREF _Toc217624813 \h </w:instrText>
+              <w:instrText xml:space="preserve"> PAGEREF _Toc220841264 \h </w:instrText>
             </w:r>
             <w:r>
               <w:rPr>
@@ -1955,7 +2015,7 @@
                 <w:noProof/>
                 <w:webHidden/>
               </w:rPr>
-              <w:t>11</w:t>
+              <w:t>12</w:t>
             </w:r>
             <w:r>
               <w:rPr>
@@ -1982,7 +2042,7 @@
               <w14:ligatures w14:val="none"/>
             </w:rPr>
           </w:pPr>
-          <w:hyperlink w:anchor="_Toc217624814" w:history="1">
+          <w:hyperlink w:anchor="_Toc220841265" w:history="1">
             <w:r>
               <w:rPr>
                 <w:rStyle w:val="Hyperlink"/>
@@ -2009,7 +2069,7 @@
                 <w:noProof/>
                 <w:webHidden/>
               </w:rPr>
-              <w:instrText xml:space="preserve"> PAGEREF _Toc217624814 \h </w:instrText>
+              <w:instrText xml:space="preserve"> PAGEREF _Toc220841265 \h </w:instrText>
             </w:r>
             <w:r>
               <w:rPr>
@@ -2029,7 +2089,7 @@
                 <w:noProof/>
                 <w:webHidden/>
               </w:rPr>
-              <w:t>11</w:t>
+              <w:t>12</w:t>
             </w:r>
             <w:r>
               <w:rPr>
@@ -2056,7 +2116,7 @@
               <w14:ligatures w14:val="none"/>
             </w:rPr>
           </w:pPr>
-          <w:hyperlink w:anchor="_Toc217624815" w:history="1">
+          <w:hyperlink w:anchor="_Toc220841266" w:history="1">
             <w:r>
               <w:rPr>
                 <w:rStyle w:val="Hyperlink"/>
@@ -2083,7 +2143,7 @@
                 <w:noProof/>
                 <w:webHidden/>
               </w:rPr>
-              <w:instrText xml:space="preserve"> PAGEREF _Toc217624815 \h </w:instrText>
+              <w:instrText xml:space="preserve"> PAGEREF _Toc220841266 \h </w:instrText>
             </w:r>
             <w:r>
               <w:rPr>
@@ -2103,7 +2163,7 @@
                 <w:noProof/>
                 <w:webHidden/>
               </w:rPr>
-              <w:t>12</w:t>
+              <w:t>13</w:t>
             </w:r>
             <w:r>
               <w:rPr>
@@ -2130,7 +2190,7 @@
               <w14:ligatures w14:val="none"/>
             </w:rPr>
           </w:pPr>
-          <w:hyperlink w:anchor="_Toc217624816" w:history="1">
+          <w:hyperlink w:anchor="_Toc220841267" w:history="1">
             <w:r>
               <w:rPr>
                 <w:rStyle w:val="Hyperlink"/>
@@ -2157,7 +2217,7 @@
                 <w:noProof/>
                 <w:webHidden/>
               </w:rPr>
-              <w:instrText xml:space="preserve"> PAGEREF _Toc217624816 \h </w:instrText>
+              <w:instrText xml:space="preserve"> PAGEREF _Toc220841267 \h </w:instrText>
             </w:r>
             <w:r>
               <w:rPr>
@@ -2177,7 +2237,7 @@
                 <w:noProof/>
                 <w:webHidden/>
               </w:rPr>
-              <w:t>13</w:t>
+              <w:t>14</w:t>
             </w:r>
             <w:r>
               <w:rPr>
@@ -2204,7 +2264,7 @@
               <w14:ligatures w14:val="none"/>
             </w:rPr>
           </w:pPr>
-          <w:hyperlink w:anchor="_Toc217624817" w:history="1">
+          <w:hyperlink w:anchor="_Toc220841268" w:history="1">
             <w:r>
               <w:rPr>
                 <w:rStyle w:val="Hyperlink"/>
@@ -2231,7 +2291,7 @@
                 <w:noProof/>
                 <w:webHidden/>
               </w:rPr>
-              <w:instrText xml:space="preserve"> PAGEREF _Toc217624817 \h </w:instrText>
+              <w:instrText xml:space="preserve"> PAGEREF _Toc220841268 \h </w:instrText>
             </w:r>
             <w:r>
               <w:rPr>
@@ -2251,7 +2311,7 @@
                 <w:noProof/>
                 <w:webHidden/>
               </w:rPr>
-              <w:t>13</w:t>
+              <w:t>14</w:t>
             </w:r>
             <w:r>
               <w:rPr>
@@ -2278,13 +2338,13 @@
               <w14:ligatures w14:val="none"/>
             </w:rPr>
           </w:pPr>
-          <w:hyperlink w:anchor="_Toc217624818" w:history="1">
+          <w:hyperlink w:anchor="_Toc220841269" w:history="1">
             <w:r>
               <w:rPr>
                 <w:rStyle w:val="Hyperlink"/>
                 <w:noProof/>
               </w:rPr>
-              <w:t>3.1 Rationale of Selection of Study Area</w:t>
+              <w:t>3.1 Research Design</w:t>
             </w:r>
             <w:r>
               <w:rPr>
@@ -2305,7 +2365,7 @@
                 <w:noProof/>
                 <w:webHidden/>
               </w:rPr>
-              <w:instrText xml:space="preserve"> PAGEREF _Toc217624818 \h </w:instrText>
+              <w:instrText xml:space="preserve"> PAGEREF _Toc220841269 \h </w:instrText>
             </w:r>
             <w:r>
               <w:rPr>
@@ -2325,7 +2385,7 @@
                 <w:noProof/>
                 <w:webHidden/>
               </w:rPr>
-              <w:t>13</w:t>
+              <w:t>14</w:t>
             </w:r>
             <w:r>
               <w:rPr>
@@ -2352,13 +2412,13 @@
               <w14:ligatures w14:val="none"/>
             </w:rPr>
           </w:pPr>
-          <w:hyperlink w:anchor="_Toc217624819" w:history="1">
+          <w:hyperlink w:anchor="_Toc220841270" w:history="1">
             <w:r>
               <w:rPr>
                 <w:rStyle w:val="Hyperlink"/>
                 <w:noProof/>
               </w:rPr>
-              <w:t>3.2 Research Design</w:t>
+              <w:t>3.2 Nature and source of data</w:t>
             </w:r>
             <w:r>
               <w:rPr>
@@ -2379,7 +2439,7 @@
                 <w:noProof/>
                 <w:webHidden/>
               </w:rPr>
-              <w:instrText xml:space="preserve"> PAGEREF _Toc217624819 \h </w:instrText>
+              <w:instrText xml:space="preserve"> PAGEREF _Toc220841270 \h </w:instrText>
             </w:r>
             <w:r>
               <w:rPr>
@@ -2426,13 +2486,13 @@
               <w14:ligatures w14:val="none"/>
             </w:rPr>
           </w:pPr>
-          <w:hyperlink w:anchor="_Toc217624820" w:history="1">
+          <w:hyperlink w:anchor="_Toc220841271" w:history="1">
             <w:r>
               <w:rPr>
                 <w:rStyle w:val="Hyperlink"/>
                 <w:noProof/>
               </w:rPr>
-              <w:t>3.3 Nature and source of data</w:t>
+              <w:t>3.3 Population and Sampling</w:t>
             </w:r>
             <w:r>
               <w:rPr>
@@ -2453,7 +2513,7 @@
                 <w:noProof/>
                 <w:webHidden/>
               </w:rPr>
-              <w:instrText xml:space="preserve"> PAGEREF _Toc217624820 \h </w:instrText>
+              <w:instrText xml:space="preserve"> PAGEREF _Toc220841271 \h </w:instrText>
             </w:r>
             <w:r>
               <w:rPr>
@@ -2500,13 +2560,13 @@
               <w14:ligatures w14:val="none"/>
             </w:rPr>
           </w:pPr>
-          <w:hyperlink w:anchor="_Toc217624821" w:history="1">
+          <w:hyperlink w:anchor="_Toc220841272" w:history="1">
             <w:r>
               <w:rPr>
                 <w:rStyle w:val="Hyperlink"/>
                 <w:noProof/>
               </w:rPr>
-              <w:t>3.4 Population and Sampling</w:t>
+              <w:t>3.4 Method of Data Collection</w:t>
             </w:r>
             <w:r>
               <w:rPr>
@@ -2527,7 +2587,7 @@
                 <w:noProof/>
                 <w:webHidden/>
               </w:rPr>
-              <w:instrText xml:space="preserve"> PAGEREF _Toc217624821 \h </w:instrText>
+              <w:instrText xml:space="preserve"> PAGEREF _Toc220841272 \h </w:instrText>
             </w:r>
             <w:r>
               <w:rPr>
@@ -2548,6 +2608,154 @@
                 <w:webHidden/>
               </w:rPr>
               <w:t>14</w:t>
+            </w:r>
+            <w:r>
+              <w:rPr>
+                <w:noProof/>
+                <w:webHidden/>
+              </w:rPr>
+              <w:fldChar w:fldCharType="end"/>
+            </w:r>
+          </w:hyperlink>
+        </w:p>
+        <w:p>
+          <w:pPr>
+            <w:pStyle w:val="TOC3"/>
+            <w:tabs>
+              <w:tab w:val="right" w:pos="8630"/>
+            </w:tabs>
+            <w:rPr>
+              <w:rFonts w:cs="Mangal"/>
+              <w:noProof/>
+              <w:kern w:val="0"/>
+              <w:sz w:val="22"/>
+              <w:szCs w:val="20"/>
+              <w:lang w:eastAsia="en-US" w:bidi="ne-NP"/>
+              <w14:ligatures w14:val="none"/>
+            </w:rPr>
+          </w:pPr>
+          <w:hyperlink w:anchor="_Toc220841273" w:history="1">
+            <w:r>
+              <w:rPr>
+                <w:rStyle w:val="Hyperlink"/>
+                <w:noProof/>
+              </w:rPr>
+              <w:t>3.4.1 Observation</w:t>
+            </w:r>
+            <w:r>
+              <w:rPr>
+                <w:noProof/>
+                <w:webHidden/>
+              </w:rPr>
+              <w:tab/>
+            </w:r>
+            <w:r>
+              <w:rPr>
+                <w:noProof/>
+                <w:webHidden/>
+              </w:rPr>
+              <w:fldChar w:fldCharType="begin"/>
+            </w:r>
+            <w:r>
+              <w:rPr>
+                <w:noProof/>
+                <w:webHidden/>
+              </w:rPr>
+              <w:instrText xml:space="preserve"> PAGEREF _Toc220841273 \h </w:instrText>
+            </w:r>
+            <w:r>
+              <w:rPr>
+                <w:noProof/>
+                <w:webHidden/>
+              </w:rPr>
+            </w:r>
+            <w:r>
+              <w:rPr>
+                <w:noProof/>
+                <w:webHidden/>
+              </w:rPr>
+              <w:fldChar w:fldCharType="separate"/>
+            </w:r>
+            <w:r>
+              <w:rPr>
+                <w:noProof/>
+                <w:webHidden/>
+              </w:rPr>
+              <w:t>15</w:t>
+            </w:r>
+            <w:r>
+              <w:rPr>
+                <w:noProof/>
+                <w:webHidden/>
+              </w:rPr>
+              <w:fldChar w:fldCharType="end"/>
+            </w:r>
+          </w:hyperlink>
+        </w:p>
+        <w:p>
+          <w:pPr>
+            <w:pStyle w:val="TOC3"/>
+            <w:tabs>
+              <w:tab w:val="right" w:pos="8630"/>
+            </w:tabs>
+            <w:rPr>
+              <w:rFonts w:cs="Mangal"/>
+              <w:noProof/>
+              <w:kern w:val="0"/>
+              <w:sz w:val="22"/>
+              <w:szCs w:val="20"/>
+              <w:lang w:eastAsia="en-US" w:bidi="ne-NP"/>
+              <w14:ligatures w14:val="none"/>
+            </w:rPr>
+          </w:pPr>
+          <w:hyperlink w:anchor="_Toc220841274" w:history="1">
+            <w:r>
+              <w:rPr>
+                <w:rStyle w:val="Hyperlink"/>
+                <w:noProof/>
+              </w:rPr>
+              <w:t>3.4.2 Interview</w:t>
+            </w:r>
+            <w:r>
+              <w:rPr>
+                <w:noProof/>
+                <w:webHidden/>
+              </w:rPr>
+              <w:tab/>
+            </w:r>
+            <w:r>
+              <w:rPr>
+                <w:noProof/>
+                <w:webHidden/>
+              </w:rPr>
+              <w:fldChar w:fldCharType="begin"/>
+            </w:r>
+            <w:r>
+              <w:rPr>
+                <w:noProof/>
+                <w:webHidden/>
+              </w:rPr>
+              <w:instrText xml:space="preserve"> PAGEREF _Toc220841274 \h </w:instrText>
+            </w:r>
+            <w:r>
+              <w:rPr>
+                <w:noProof/>
+                <w:webHidden/>
+              </w:rPr>
+            </w:r>
+            <w:r>
+              <w:rPr>
+                <w:noProof/>
+                <w:webHidden/>
+              </w:rPr>
+              <w:fldChar w:fldCharType="separate"/>
+            </w:r>
+            <w:r>
+              <w:rPr>
+                <w:noProof/>
+                <w:webHidden/>
+              </w:rPr>
+              <w:t>15</w:t>
             </w:r>
             <w:r>
               <w:rPr>
@@ -2574,13 +2782,13 @@
               <w14:ligatures w14:val="none"/>
             </w:rPr>
           </w:pPr>
-          <w:hyperlink w:anchor="_Toc217624822" w:history="1">
+          <w:hyperlink w:anchor="_Toc220841275" w:history="1">
             <w:r>
               <w:rPr>
                 <w:rStyle w:val="Hyperlink"/>
                 <w:noProof/>
               </w:rPr>
-              <w:t>3.5 Method of Data Collection</w:t>
+              <w:t>3.5 Data Analysis and Presentation</w:t>
             </w:r>
             <w:r>
               <w:rPr>
@@ -2601,155 +2809,7 @@
                 <w:noProof/>
                 <w:webHidden/>
               </w:rPr>
-              <w:instrText xml:space="preserve"> PAGEREF _Toc217624822 \h </w:instrText>
-            </w:r>
-            <w:r>
-              <w:rPr>
-                <w:noProof/>
-                <w:webHidden/>
-              </w:rPr>
-            </w:r>
-            <w:r>
-              <w:rPr>
-                <w:noProof/>
-                <w:webHidden/>
-              </w:rPr>
-              <w:fldChar w:fldCharType="separate"/>
-            </w:r>
-            <w:r>
-              <w:rPr>
-                <w:noProof/>
-                <w:webHidden/>
-              </w:rPr>
-              <w:t>14</w:t>
-            </w:r>
-            <w:r>
-              <w:rPr>
-                <w:noProof/>
-                <w:webHidden/>
-              </w:rPr>
-              <w:fldChar w:fldCharType="end"/>
-            </w:r>
-          </w:hyperlink>
-        </w:p>
-        <w:p>
-          <w:pPr>
-            <w:pStyle w:val="TOC3"/>
-            <w:tabs>
-              <w:tab w:val="right" w:pos="8630"/>
-            </w:tabs>
-            <w:rPr>
-              <w:rFonts w:cs="Mangal"/>
-              <w:noProof/>
-              <w:kern w:val="0"/>
-              <w:sz w:val="22"/>
-              <w:szCs w:val="20"/>
-              <w:lang w:eastAsia="en-US" w:bidi="ne-NP"/>
-              <w14:ligatures w14:val="none"/>
-            </w:rPr>
-          </w:pPr>
-          <w:hyperlink w:anchor="_Toc217624823" w:history="1">
-            <w:r>
-              <w:rPr>
-                <w:rStyle w:val="Hyperlink"/>
-                <w:noProof/>
-              </w:rPr>
-              <w:t>3.5.1 Observation</w:t>
-            </w:r>
-            <w:r>
-              <w:rPr>
-                <w:noProof/>
-                <w:webHidden/>
-              </w:rPr>
-              <w:tab/>
-            </w:r>
-            <w:r>
-              <w:rPr>
-                <w:noProof/>
-                <w:webHidden/>
-              </w:rPr>
-              <w:fldChar w:fldCharType="begin"/>
-            </w:r>
-            <w:r>
-              <w:rPr>
-                <w:noProof/>
-                <w:webHidden/>
-              </w:rPr>
-              <w:instrText xml:space="preserve"> PAGEREF _Toc217624823 \h </w:instrText>
-            </w:r>
-            <w:r>
-              <w:rPr>
-                <w:noProof/>
-                <w:webHidden/>
-              </w:rPr>
-            </w:r>
-            <w:r>
-              <w:rPr>
-                <w:noProof/>
-                <w:webHidden/>
-              </w:rPr>
-              <w:fldChar w:fldCharType="separate"/>
-            </w:r>
-            <w:r>
-              <w:rPr>
-                <w:noProof/>
-                <w:webHidden/>
-              </w:rPr>
-              <w:t>14</w:t>
-            </w:r>
-            <w:r>
-              <w:rPr>
-                <w:noProof/>
-                <w:webHidden/>
-              </w:rPr>
-              <w:fldChar w:fldCharType="end"/>
-            </w:r>
-          </w:hyperlink>
-        </w:p>
-        <w:p>
-          <w:pPr>
-            <w:pStyle w:val="TOC3"/>
-            <w:tabs>
-              <w:tab w:val="right" w:pos="8630"/>
-            </w:tabs>
-            <w:rPr>
-              <w:rFonts w:cs="Mangal"/>
-              <w:noProof/>
-              <w:kern w:val="0"/>
-              <w:sz w:val="22"/>
-              <w:szCs w:val="20"/>
-              <w:lang w:eastAsia="en-US" w:bidi="ne-NP"/>
-              <w14:ligatures w14:val="none"/>
-            </w:rPr>
-          </w:pPr>
-          <w:hyperlink w:anchor="_Toc217624824" w:history="1">
-            <w:r>
-              <w:rPr>
-                <w:rStyle w:val="Hyperlink"/>
-                <w:noProof/>
-              </w:rPr>
-              <w:t>3.5.2 Interview</w:t>
-            </w:r>
-            <w:r>
-              <w:rPr>
-                <w:noProof/>
-                <w:webHidden/>
-              </w:rPr>
-              <w:tab/>
-            </w:r>
-            <w:r>
-              <w:rPr>
-                <w:noProof/>
-                <w:webHidden/>
-              </w:rPr>
-              <w:fldChar w:fldCharType="begin"/>
-            </w:r>
-            <w:r>
-              <w:rPr>
-                <w:noProof/>
-                <w:webHidden/>
-              </w:rPr>
-              <w:instrText xml:space="preserve"> PAGEREF _Toc217624824 \h </w:instrText>
+              <w:instrText xml:space="preserve"> PAGEREF _Toc220841275 \h </w:instrText>
             </w:r>
             <w:r>
               <w:rPr>
@@ -2796,13 +2856,13 @@
               <w14:ligatures w14:val="none"/>
             </w:rPr>
           </w:pPr>
-          <w:hyperlink w:anchor="_Toc217624825" w:history="1">
+          <w:hyperlink w:anchor="_Toc220841276" w:history="1">
             <w:r>
               <w:rPr>
                 <w:rStyle w:val="Hyperlink"/>
                 <w:noProof/>
               </w:rPr>
-              <w:t>3.6 Data Analysis and Presentation</w:t>
+              <w:t>3.6 Ethical Consideration</w:t>
             </w:r>
             <w:r>
               <w:rPr>
@@ -2823,81 +2883,7 @@
                 <w:noProof/>
                 <w:webHidden/>
               </w:rPr>
-              <w:instrText xml:space="preserve"> PAGEREF _Toc217624825 \h </w:instrText>
-            </w:r>
-            <w:r>
-              <w:rPr>
-                <w:noProof/>
-                <w:webHidden/>
-              </w:rPr>
-            </w:r>
-            <w:r>
-              <w:rPr>
-                <w:noProof/>
-                <w:webHidden/>
-              </w:rPr>
-              <w:fldChar w:fldCharType="separate"/>
-            </w:r>
-            <w:r>
-              <w:rPr>
-                <w:noProof/>
-                <w:webHidden/>
-              </w:rPr>
-              <w:t>15</w:t>
-            </w:r>
-            <w:r>
-              <w:rPr>
-                <w:noProof/>
-                <w:webHidden/>
-              </w:rPr>
-              <w:fldChar w:fldCharType="end"/>
-            </w:r>
-          </w:hyperlink>
-        </w:p>
-        <w:p>
-          <w:pPr>
-            <w:pStyle w:val="TOC2"/>
-            <w:tabs>
-              <w:tab w:val="right" w:pos="8630"/>
-            </w:tabs>
-            <w:rPr>
-              <w:rFonts w:cs="Mangal"/>
-              <w:noProof/>
-              <w:kern w:val="0"/>
-              <w:sz w:val="22"/>
-              <w:szCs w:val="20"/>
-              <w:lang w:eastAsia="en-US" w:bidi="ne-NP"/>
-              <w14:ligatures w14:val="none"/>
-            </w:rPr>
-          </w:pPr>
-          <w:hyperlink w:anchor="_Toc217624826" w:history="1">
-            <w:r>
-              <w:rPr>
-                <w:rStyle w:val="Hyperlink"/>
-                <w:noProof/>
-              </w:rPr>
-              <w:t>3.7 Ethical Consideration</w:t>
-            </w:r>
-            <w:r>
-              <w:rPr>
-                <w:noProof/>
-                <w:webHidden/>
-              </w:rPr>
-              <w:tab/>
-            </w:r>
-            <w:r>
-              <w:rPr>
-                <w:noProof/>
-                <w:webHidden/>
-              </w:rPr>
-              <w:fldChar w:fldCharType="begin"/>
-            </w:r>
-            <w:r>
-              <w:rPr>
-                <w:noProof/>
-                <w:webHidden/>
-              </w:rPr>
-              <w:instrText xml:space="preserve"> PAGEREF _Toc217624826 \h </w:instrText>
+              <w:instrText xml:space="preserve"> PAGEREF _Toc220841276 \h </w:instrText>
             </w:r>
             <w:r>
               <w:rPr>
@@ -2944,7 +2930,7 @@
               <w14:ligatures w14:val="none"/>
             </w:rPr>
           </w:pPr>
-          <w:hyperlink w:anchor="_Toc217624827" w:history="1">
+          <w:hyperlink w:anchor="_Toc220841277" w:history="1">
             <w:r>
               <w:rPr>
                 <w:rStyle w:val="Hyperlink"/>
@@ -2971,7 +2957,7 @@
                 <w:noProof/>
                 <w:webHidden/>
               </w:rPr>
-              <w:instrText xml:space="preserve"> PAGEREF _Toc217624827 \h </w:instrText>
+              <w:instrText xml:space="preserve"> PAGEREF _Toc220841277 \h </w:instrText>
             </w:r>
             <w:r>
               <w:rPr>
@@ -3034,7 +3020,7 @@
           <w:bCs w:val="0"/>
         </w:rPr>
       </w:pPr>
-      <w:bookmarkStart w:id="1" w:name="_Toc217624801"/>
+      <w:bookmarkStart w:id="1" w:name="_Toc220841251"/>
       <w:r>
         <w:rPr>
           <w:rStyle w:val="Strong"/>
@@ -3062,7 +3048,7 @@
           <w:szCs w:val="38"/>
         </w:rPr>
       </w:pPr>
-      <w:bookmarkStart w:id="2" w:name="_Toc217624802"/>
+      <w:bookmarkStart w:id="2" w:name="_Toc220841252"/>
       <w:r>
         <w:rPr>
           <w:sz w:val="28"/>
@@ -3076,7 +3062,7 @@
       <w:pPr>
         <w:pStyle w:val="Heading2"/>
       </w:pPr>
-      <w:bookmarkStart w:id="3" w:name="_Toc217624803"/>
+      <w:bookmarkStart w:id="3" w:name="_Toc220841253"/>
       <w:r>
         <w:t>1.</w:t>
       </w:r>
@@ -3147,12 +3133,7 @@
         <w:t xml:space="preserve">Migration is not only the factor of population change there is other </w:t>
       </w:r>
       <w:r>
-        <w:t>biologic</w:t>
-      </w:r>
-      <w:bookmarkStart w:id="4" w:name="_GoBack"/>
-      <w:bookmarkEnd w:id="4"/>
-      <w:r>
-        <w:t>al factor</w:t>
+        <w:t>biological factor</w:t>
       </w:r>
       <w:r>
         <w:t xml:space="preserve"> namely fertility and mortality which have adverse effect in </w:t>
@@ -3510,7 +3491,7 @@
       <w:pPr>
         <w:pStyle w:val="Heading2"/>
       </w:pPr>
-      <w:bookmarkStart w:id="5" w:name="_Toc217624804"/>
+      <w:bookmarkStart w:id="4" w:name="_Toc220841254"/>
       <w:r>
         <w:lastRenderedPageBreak/>
         <w:t>1.2</w:t>
@@ -3524,180 +3505,221 @@
       <w:r>
         <w:t>roblem</w:t>
       </w:r>
+      <w:bookmarkEnd w:id="4"/>
+    </w:p>
+    <w:p>
+      <w:pPr>
+        <w:pStyle w:val="BodyText"/>
+      </w:pPr>
+      <w:r>
+        <w:t xml:space="preserve">The process of migration has been gradually intensifying the existing settlement problem as well as creating new problem both at the place of origin and the place of destination. Migration is an important component in the socio economic and demographic land space of Nepal. Terai still continues to be the main recipient of both the internal and international migrants. </w:t>
+      </w:r>
+      <w:r>
+        <w:t>Immigration</w:t>
+      </w:r>
+      <w:r>
+        <w:t xml:space="preserve"> is nowadays one of the major issues for most developing countries. Nepal is no exception and also suffering from the critical issues in migration. Nepal has culturally and ethically complex society where is the result of migration activities, which range in physical type and cultural from Indians in </w:t>
+      </w:r>
+      <w:r>
+        <w:t>south and Tibetan in the north.</w:t>
+      </w:r>
+    </w:p>
+    <w:p>
+      <w:pPr>
+        <w:pStyle w:val="BodyText"/>
+      </w:pPr>
+      <w:r>
+        <w:t xml:space="preserve">The cause of migration can easily be identified but it is very difficult to find out the quality of the consequences of migration. Migration has </w:t>
+      </w:r>
+      <w:r>
+        <w:t>short, medium and long-term</w:t>
+      </w:r>
+      <w:r>
+        <w:t xml:space="preserve"> effects show their evidence from so many </w:t>
+      </w:r>
+      <w:r>
+        <w:t>years'</w:t>
+      </w:r>
+      <w:r>
+        <w:t xml:space="preserve"> migration and accept them as part of culture and society. In such a case only a very sensible and eventful research can identify such consequences.</w:t>
+      </w:r>
+    </w:p>
+    <w:p>
+      <w:pPr>
+        <w:pStyle w:val="BodyText"/>
+      </w:pPr>
+      <w:r>
+        <w:t>Th</w:t>
+      </w:r>
+      <w:r>
+        <w:t xml:space="preserve">is study area is ward no. 9 of </w:t>
+      </w:r>
+      <w:proofErr w:type="spellStart"/>
+      <w:r>
+        <w:t>Shankharapur</w:t>
+      </w:r>
+      <w:proofErr w:type="spellEnd"/>
+      <w:r>
+        <w:t xml:space="preserve"> </w:t>
+      </w:r>
+      <w:r>
+        <w:t>M</w:t>
+      </w:r>
+      <w:r>
+        <w:t xml:space="preserve">unicipality which lies in the northern part of the country and of the developing municipality of capital city Kathmandu. This municipality is facing the continuous </w:t>
+      </w:r>
+      <w:r>
+        <w:t>flow of im</w:t>
+      </w:r>
+      <w:r>
+        <w:t>migration day by day which in turn have to faces many consequences that is positive or negative both side by side.</w:t>
+      </w:r>
+    </w:p>
+    <w:p>
+      <w:pPr>
+        <w:pStyle w:val="BodyText"/>
+        <w:rPr>
+          <w:color w:val="00B050"/>
+        </w:rPr>
+      </w:pPr>
+      <w:r>
+        <w:rPr>
+          <w:color w:val="00B050"/>
+        </w:rPr>
+        <w:t xml:space="preserve">What are the primary factors driving migration in </w:t>
+      </w:r>
+      <w:r>
+        <w:rPr>
+          <w:color w:val="00B050"/>
+        </w:rPr>
+        <w:t>the study area</w:t>
+      </w:r>
+      <w:r>
+        <w:rPr>
+          <w:color w:val="00B050"/>
+        </w:rPr>
+        <w:t xml:space="preserve">? </w:t>
+      </w:r>
+    </w:p>
+    <w:p>
+      <w:pPr>
+        <w:pStyle w:val="BodyText"/>
+        <w:rPr>
+          <w:color w:val="00B050"/>
+        </w:rPr>
+      </w:pPr>
+      <w:r>
+        <w:rPr>
+          <w:color w:val="00B050"/>
+        </w:rPr>
+        <w:t xml:space="preserve">How have patterns, trends, and forms of migration evolved over time? </w:t>
+      </w:r>
+    </w:p>
+    <w:p>
+      <w:pPr>
+        <w:pStyle w:val="BodyText"/>
+        <w:rPr>
+          <w:color w:val="00B050"/>
+        </w:rPr>
+      </w:pPr>
+      <w:r>
+        <w:rPr>
+          <w:color w:val="00B050"/>
+        </w:rPr>
+        <w:t xml:space="preserve">What are the social, economic, and political consequences of migration for </w:t>
+      </w:r>
+      <w:r>
+        <w:rPr>
+          <w:color w:val="00B050"/>
+        </w:rPr>
+        <w:t>destination area</w:t>
+      </w:r>
+      <w:r>
+        <w:rPr>
+          <w:color w:val="00B050"/>
+        </w:rPr>
+        <w:t>?</w:t>
+      </w:r>
+    </w:p>
+    <w:p>
+      <w:pPr>
+        <w:pStyle w:val="BodyText"/>
+      </w:pPr>
+      <w:r>
+        <w:t xml:space="preserve">So, the </w:t>
+      </w:r>
+      <w:r>
+        <w:t>main issue</w:t>
+      </w:r>
+      <w:r>
+        <w:t xml:space="preserve"> of this study is to examine the main trends, causes and consequences of </w:t>
+      </w:r>
+      <w:r>
+        <w:t>immigration</w:t>
+      </w:r>
+      <w:r>
+        <w:t xml:space="preserve"> in the study area.</w:t>
+      </w:r>
+      <w:bookmarkStart w:id="5" w:name="_GoBack"/>
       <w:bookmarkEnd w:id="5"/>
     </w:p>
     <w:p>
       <w:pPr>
+        <w:pStyle w:val="Heading2"/>
+      </w:pPr>
+      <w:bookmarkStart w:id="6" w:name="_Toc220841255"/>
+      <w:r>
+        <w:t>1.3</w:t>
+      </w:r>
+      <w:r>
+        <w:t xml:space="preserve"> </w:t>
+      </w:r>
+      <w:r>
+        <w:t>Objectives of the Study</w:t>
+      </w:r>
+      <w:bookmarkEnd w:id="6"/>
+      <w:r>
+        <w:t xml:space="preserve"> </w:t>
+      </w:r>
+    </w:p>
+    <w:p>
+      <w:pPr>
         <w:pStyle w:val="BodyText"/>
       </w:pPr>
       <w:r>
-        <w:t xml:space="preserve">The process of migration has been gradually intensifying the existing settlement problem as well as creating new problem both at the place of origin and the place of destination. Migration is an important component in the socio economic and demographic land space of Nepal. Terai still continues to be the main recipient of both the internal and international migrants. </w:t>
-      </w:r>
-      <w:r>
-        <w:t>Immigration</w:t>
-      </w:r>
-      <w:r>
-        <w:t xml:space="preserve"> is nowadays one of the major issues for most developing countries. Nepal is no exception and also suffering from the critical issues in migration. Nepal has culturally and ethically complex society where is the result of migration activities, which range in physical type and cultural from Indians in </w:t>
-      </w:r>
-      <w:r>
-        <w:t>south and Tibetan in the north.</w:t>
-      </w:r>
-    </w:p>
-    <w:p>
-      <w:pPr>
-        <w:pStyle w:val="BodyText"/>
-      </w:pPr>
-      <w:r>
-        <w:t xml:space="preserve">The cause of migration can easily be identified but it is very difficult to find out the quality of the consequences of migration. Migration has </w:t>
-      </w:r>
-      <w:r>
-        <w:t>short, medium and long-term</w:t>
-      </w:r>
-      <w:r>
-        <w:t xml:space="preserve"> effects show their evidence from so many </w:t>
-      </w:r>
-      <w:r>
-        <w:t>years'</w:t>
-      </w:r>
-      <w:r>
-        <w:t xml:space="preserve"> migration and accept them as part of culture and society. In such a case only a very sensible and eventful research can identify such consequences.</w:t>
-      </w:r>
-    </w:p>
-    <w:p>
-      <w:pPr>
-        <w:pStyle w:val="BodyText"/>
-      </w:pPr>
-      <w:r>
-        <w:t>Th</w:t>
-      </w:r>
-      <w:r>
-        <w:t xml:space="preserve">is study area is ward no. 9 of </w:t>
+        <w:t xml:space="preserve">The general objective of the study is to assess </w:t>
+      </w:r>
+      <w:r>
+        <w:t>the status,</w:t>
+      </w:r>
+      <w:r>
+        <w:t xml:space="preserve"> causes and consequences of im</w:t>
+      </w:r>
+      <w:r>
+        <w:t>migration</w:t>
+      </w:r>
+      <w:r>
+        <w:t xml:space="preserve"> </w:t>
+      </w:r>
+      <w:r>
+        <w:t xml:space="preserve">in </w:t>
       </w:r>
       <w:proofErr w:type="spellStart"/>
       <w:r>
-        <w:t>Shankharapur</w:t>
+        <w:t>S</w:t>
+      </w:r>
+      <w:r>
+        <w:t>h</w:t>
+      </w:r>
+      <w:r>
+        <w:t>ankharap</w:t>
+      </w:r>
+      <w:r>
+        <w:t>ur</w:t>
       </w:r>
       <w:proofErr w:type="spellEnd"/>
       <w:r>
-        <w:t xml:space="preserve"> </w:t>
-      </w:r>
-      <w:r>
-        <w:t>M</w:t>
-      </w:r>
-      <w:r>
-        <w:t xml:space="preserve">unicipality which lies in the northern part of the country and of the developing municipality of capital city Kathmandu. This municipality is facing the continuous </w:t>
-      </w:r>
-      <w:r>
-        <w:t>flow of im</w:t>
-      </w:r>
-      <w:r>
-        <w:t>migration day by day which in turn have to faces many consequences that is positive or negative both side by side.</w:t>
-      </w:r>
-    </w:p>
-    <w:p>
-      <w:pPr>
-        <w:pStyle w:val="BodyText"/>
-      </w:pPr>
-      <w:r>
-        <w:t>What are the trends of this movement?</w:t>
-      </w:r>
-    </w:p>
-    <w:p>
-      <w:pPr>
-        <w:pStyle w:val="BodyText"/>
-      </w:pPr>
-      <w:r>
-        <w:t xml:space="preserve">What are the </w:t>
-      </w:r>
-      <w:r>
-        <w:t>causes of this movement?</w:t>
-      </w:r>
-    </w:p>
-    <w:p>
-      <w:pPr>
-        <w:pStyle w:val="BodyText"/>
-      </w:pPr>
-      <w:r>
-        <w:t>What are the consequences of this movement?</w:t>
-      </w:r>
-    </w:p>
-    <w:p>
-      <w:pPr>
-        <w:pStyle w:val="BodyText"/>
-      </w:pPr>
-      <w:r>
-        <w:t xml:space="preserve">So, the </w:t>
-      </w:r>
-      <w:r>
-        <w:t>main issue</w:t>
-      </w:r>
-      <w:r>
-        <w:t xml:space="preserve"> of this study is to examine the main trends, causes and consequences of </w:t>
-      </w:r>
-      <w:r>
-        <w:t>immigration</w:t>
-      </w:r>
-      <w:r>
-        <w:t xml:space="preserve"> in the study area.</w:t>
-      </w:r>
-    </w:p>
-    <w:p>
-      <w:pPr>
-        <w:pStyle w:val="Heading2"/>
-      </w:pPr>
-      <w:bookmarkStart w:id="6" w:name="_Toc217624805"/>
-      <w:r>
-        <w:t>1.3</w:t>
-      </w:r>
-      <w:r>
-        <w:t xml:space="preserve"> </w:t>
-      </w:r>
-      <w:r>
-        <w:t>Objectives of the Study</w:t>
-      </w:r>
-      <w:bookmarkEnd w:id="6"/>
-      <w:r>
-        <w:t xml:space="preserve"> </w:t>
-      </w:r>
-    </w:p>
-    <w:p>
-      <w:pPr>
-        <w:pStyle w:val="BodyText"/>
-      </w:pPr>
-      <w:r>
-        <w:t xml:space="preserve">The general objective of the study is to assess </w:t>
-      </w:r>
-      <w:r>
-        <w:t>the status, trends an</w:t>
-      </w:r>
-      <w:r>
-        <w:t>d causes and consequences of im</w:t>
-      </w:r>
-      <w:r>
-        <w:t>migration</w:t>
-      </w:r>
-      <w:r>
-        <w:t xml:space="preserve"> </w:t>
-      </w:r>
-      <w:r>
-        <w:t xml:space="preserve">in </w:t>
-      </w:r>
-      <w:proofErr w:type="spellStart"/>
-      <w:r>
-        <w:t>S</w:t>
-      </w:r>
-      <w:r>
-        <w:t>h</w:t>
-      </w:r>
-      <w:r>
-        <w:t>ankharap</w:t>
-      </w:r>
-      <w:r>
-        <w:t>ur</w:t>
-      </w:r>
-      <w:proofErr w:type="spellEnd"/>
-      <w:r>
-        <w:t xml:space="preserve"> municipality of ward no. 9.</w:t>
+        <w:t xml:space="preserve"> municipality of Kathmandu district. The specific objectives are as follows:</w:t>
       </w:r>
     </w:p>
     <w:p>
@@ -3711,22 +3733,23 @@
         <w:jc w:val="both"/>
       </w:pPr>
       <w:r>
-        <w:t xml:space="preserve">To identify </w:t>
-      </w:r>
-      <w:r>
-        <w:t>the</w:t>
-      </w:r>
-      <w:r>
-        <w:t xml:space="preserve"> main causes of </w:t>
+        <w:lastRenderedPageBreak/>
+        <w:t xml:space="preserve">To </w:t>
+      </w:r>
+      <w:r>
+        <w:t>analyze the</w:t>
+      </w:r>
+      <w:r>
+        <w:t xml:space="preserve"> causes of </w:t>
       </w:r>
       <w:r>
         <w:t>immigration</w:t>
       </w:r>
       <w:r>
-        <w:t xml:space="preserve"> of </w:t>
-      </w:r>
-      <w:r>
-        <w:t>people.</w:t>
+        <w:t xml:space="preserve"> in the study area</w:t>
+      </w:r>
+      <w:r>
+        <w:t>.</w:t>
       </w:r>
       <w:r>
         <w:t xml:space="preserve"> </w:t>
@@ -3743,17 +3766,10 @@
         <w:jc w:val="both"/>
       </w:pPr>
       <w:r>
-        <w:lastRenderedPageBreak/>
         <w:t xml:space="preserve">To </w:t>
       </w:r>
       <w:r>
-        <w:t>analyze</w:t>
-      </w:r>
-      <w:r>
-        <w:t xml:space="preserve"> demographic migration trend</w:t>
-      </w:r>
-      <w:r>
-        <w:t>s.</w:t>
+        <w:t>assess the existing nature and composition of migrant people.</w:t>
       </w:r>
     </w:p>
     <w:p>
@@ -3767,16 +3783,10 @@
         <w:jc w:val="both"/>
       </w:pPr>
       <w:r>
-        <w:t>To examin</w:t>
-      </w:r>
-      <w:r>
-        <w:t>e causes and c</w:t>
-      </w:r>
-      <w:r>
-        <w:t>onsequences of</w:t>
-      </w:r>
-      <w:r>
-        <w:t xml:space="preserve"> immigration</w:t>
+        <w:t xml:space="preserve">To </w:t>
+      </w:r>
+      <w:r>
+        <w:t>explore the consequences of immigration to the destination.</w:t>
       </w:r>
       <w:r>
         <w:t xml:space="preserve"> </w:t>
@@ -3786,7 +3796,7 @@
       <w:pPr>
         <w:pStyle w:val="Heading2"/>
       </w:pPr>
-      <w:bookmarkStart w:id="7" w:name="_Toc217624806"/>
+      <w:bookmarkStart w:id="7" w:name="_Toc220841256"/>
       <w:r>
         <w:t>1</w:t>
       </w:r>
@@ -3825,28 +3835,6 @@
     </w:p>
     <w:p>
       <w:pPr>
-        <w:spacing w:after="0" w:line="240" w:lineRule="auto"/>
-        <w:rPr>
-          <w:rFonts w:ascii="Times New Roman" w:eastAsia="Times New Roman" w:hAnsi="Times New Roman" w:cs="Times New Roman"/>
-          <w:kern w:val="0"/>
-          <w:lang w:eastAsia="en-US" w:bidi="ne-NP"/>
-          <w14:ligatures w14:val="none"/>
-        </w:rPr>
-      </w:pPr>
-      <w:r>
-        <w:rPr>
-          <w:rFonts w:ascii="Times New Roman" w:eastAsia="Times New Roman" w:hAnsi="Times New Roman" w:cs="Times New Roman"/>
-          <w:b/>
-          <w:bCs/>
-          <w:kern w:val="0"/>
-          <w:lang w:eastAsia="en-US" w:bidi="ne-NP"/>
-          <w14:ligatures w14:val="none"/>
-        </w:rPr>
-        <w:t>Theoretical Significance</w:t>
-      </w:r>
-    </w:p>
-    <w:p>
-      <w:pPr>
         <w:pStyle w:val="BodyText"/>
       </w:pPr>
       <w:r>
@@ -3861,28 +3849,6 @@
     </w:p>
     <w:p>
       <w:pPr>
-        <w:spacing w:after="0" w:line="240" w:lineRule="auto"/>
-        <w:rPr>
-          <w:rFonts w:ascii="Times New Roman" w:eastAsia="Times New Roman" w:hAnsi="Times New Roman" w:cs="Times New Roman"/>
-          <w:kern w:val="0"/>
-          <w:lang w:eastAsia="en-US" w:bidi="ne-NP"/>
-          <w14:ligatures w14:val="none"/>
-        </w:rPr>
-      </w:pPr>
-      <w:r>
-        <w:rPr>
-          <w:rFonts w:ascii="Times New Roman" w:eastAsia="Times New Roman" w:hAnsi="Times New Roman" w:cs="Times New Roman"/>
-          <w:b/>
-          <w:bCs/>
-          <w:kern w:val="0"/>
-          <w:lang w:eastAsia="en-US" w:bidi="ne-NP"/>
-          <w14:ligatures w14:val="none"/>
-        </w:rPr>
-        <w:t>Applied Significance</w:t>
-      </w:r>
-    </w:p>
-    <w:p>
-      <w:pPr>
         <w:pStyle w:val="BodyText"/>
       </w:pPr>
       <w:r>
@@ -3894,15 +3860,34 @@
       <w:r>
         <w:t xml:space="preserve"> dynamics that can be used to strengthen public participation and promote sustainable urban growth within the municipality. Ultimately, these practical outcomes are intended to help local authorities manage the continuous daily influx of migrants and the resulting pressure on social services and community security</w:t>
       </w:r>
+      <w:r>
+        <w:t>.</w:t>
+      </w:r>
     </w:p>
     <w:p>
       <w:pPr>
         <w:pStyle w:val="Heading2"/>
       </w:pPr>
-      <w:bookmarkStart w:id="8" w:name="_Toc217624807"/>
+      <w:bookmarkStart w:id="8" w:name="_Toc220841257"/>
       <w:r>
         <w:lastRenderedPageBreak/>
-        <w:t>1.5 Limitations of the study</w:t>
+        <w:t>1.5</w:t>
+      </w:r>
+      <w:r>
+        <w:t xml:space="preserve"> </w:t>
+      </w:r>
+      <w:r>
+        <w:t xml:space="preserve">Rationale </w:t>
+      </w:r>
+      <w:r>
+        <w:softHyphen/>
+      </w:r>
+      <w:r>
+        <w:softHyphen/>
+      </w:r>
+      <w:r>
+        <w:softHyphen/>
+        <w:t>of Selection of Study Area</w:t>
       </w:r>
       <w:bookmarkEnd w:id="8"/>
     </w:p>
@@ -3911,6 +3896,115 @@
         <w:pStyle w:val="BodyText"/>
       </w:pPr>
       <w:r>
+        <w:t xml:space="preserve">The choice of </w:t>
+      </w:r>
+      <w:proofErr w:type="spellStart"/>
+      <w:r>
+        <w:t>Shankharapur</w:t>
+      </w:r>
+      <w:proofErr w:type="spellEnd"/>
+      <w:r>
+        <w:t xml:space="preserve"> Municipality Ward 9 (</w:t>
+      </w:r>
+      <w:proofErr w:type="spellStart"/>
+      <w:r>
+        <w:t>Sankhu</w:t>
+      </w:r>
+      <w:proofErr w:type="spellEnd"/>
+      <w:r>
+        <w:t>) as the focal point for this research is based on the following strategic justifications:</w:t>
+      </w:r>
+    </w:p>
+    <w:p>
+      <w:pPr>
+        <w:pStyle w:val="BodyText"/>
+        <w:rPr>
+          <w:lang w:eastAsia="en-US"/>
+        </w:rPr>
+      </w:pPr>
+      <w:proofErr w:type="spellStart"/>
+      <w:r>
+        <w:t>Shankharapur</w:t>
+      </w:r>
+      <w:proofErr w:type="spellEnd"/>
+      <w:r>
+        <w:t xml:space="preserve"> is a rapidly developing municipality on the periphery of Kathmandu that is currently experiencing a continuous, daily influx of in-migrants. This constant population movement creates an immediate and high-priority need to investigate the resulting socio-economic and demographic consequences, whether positive or negative.</w:t>
+      </w:r>
+    </w:p>
+    <w:p>
+      <w:pPr>
+        <w:pStyle w:val="BodyText"/>
+        <w:rPr>
+          <w:lang w:eastAsia="en-US"/>
+        </w:rPr>
+      </w:pPr>
+      <w:r>
+        <w:t>The selection of Ward 9 is highly practical for a Master’s</w:t>
+      </w:r>
+      <w:r>
+        <w:t xml:space="preserve"> level study. With a total of 82</w:t>
+      </w:r>
+      <w:r>
+        <w:t xml:space="preserve"> households, the ward provides a sample size that is manageable within the researcher's specific constraints of time, financial resources, and expert manpower, ensuring the study can be implemented with the required depth.</w:t>
+      </w:r>
+    </w:p>
+    <w:p>
+      <w:pPr>
+        <w:pStyle w:val="BodyText"/>
+        <w:rPr>
+          <w:lang w:eastAsia="en-US"/>
+        </w:rPr>
+      </w:pPr>
+      <w:r>
+        <w:t>To ensure the study remains objective and free from researcher bias, the area was chosen through a random sampling method from the Kathmandu district level. Subsequently, a purposive sampling method will be applied to draw relevant data from the migrant population within those households.</w:t>
+      </w:r>
+    </w:p>
+    <w:p>
+      <w:pPr>
+        <w:pStyle w:val="BodyText"/>
+        <w:rPr>
+          <w:lang w:eastAsia="en-US"/>
+        </w:rPr>
+      </w:pPr>
+      <w:r>
+        <w:t>Existing literature on migration in Nepal is largely dominated by macro-level or city-wide analyses. There is a significant lack of context-specific research that integrates demographic, socio-economic, and policy perspectives at a localized ward level, particularly in areas like Ward 9 that have seen shifts following the 2015 earthquake.</w:t>
+      </w:r>
+    </w:p>
+    <w:p>
+      <w:pPr>
+        <w:pStyle w:val="BodyText"/>
+        <w:rPr>
+          <w:lang w:eastAsia="en-US"/>
+        </w:rPr>
+      </w:pPr>
+      <w:r>
+        <w:t>This specific ward serves as an ideal "laboratory" to identify localized dynamics that can help planners and development practitioners design targeted interventions. The findings will identify new perspectives to enhance public participation and accelerate sustainable urban development within the municipality.</w:t>
+      </w:r>
+    </w:p>
+    <w:p>
+      <w:pPr>
+        <w:pStyle w:val="BodyText"/>
+      </w:pPr>
+    </w:p>
+    <w:p>
+      <w:pPr>
+        <w:pStyle w:val="Heading2"/>
+      </w:pPr>
+      <w:bookmarkStart w:id="9" w:name="_Toc220841258"/>
+      <w:r>
+        <w:lastRenderedPageBreak/>
+        <w:t>1.6</w:t>
+      </w:r>
+      <w:r>
+        <w:t xml:space="preserve"> Limitations of the study</w:t>
+      </w:r>
+      <w:bookmarkEnd w:id="9"/>
+    </w:p>
+    <w:p>
+      <w:pPr>
+        <w:pStyle w:val="BodyText"/>
+      </w:pPr>
+      <w:r>
         <w:t xml:space="preserve">This study has several limitations that should be considered while interpreting the results. The research was conducted within a limited time frame, which constrained detailed primary data collection through interviews and limited the extent of secondary data collection from local-level institutions, particularly the ward office. The sample size was also limited, and therefore may not fully represent the entire migrant population of the study area. Moreover, the study is geographically confined to </w:t>
       </w:r>
       <w:proofErr w:type="spellStart"/>
@@ -3942,11 +4036,14 @@
       <w:pPr>
         <w:pStyle w:val="Heading2"/>
       </w:pPr>
-      <w:bookmarkStart w:id="9" w:name="_Toc217624808"/>
-      <w:r>
-        <w:t>1.6 Organization of the Study</w:t>
-      </w:r>
-      <w:bookmarkEnd w:id="9"/>
+      <w:bookmarkStart w:id="10" w:name="_Toc220841259"/>
+      <w:r>
+        <w:t>1.7</w:t>
+      </w:r>
+      <w:r>
+        <w:t xml:space="preserve"> Organization of the Study</w:t>
+      </w:r>
+      <w:bookmarkEnd w:id="10"/>
     </w:p>
     <w:p>
       <w:pPr>
@@ -3971,7 +4068,7 @@
           <w:bCs w:val="0"/>
         </w:rPr>
       </w:pPr>
-      <w:bookmarkStart w:id="10" w:name="_Toc217624809"/>
+      <w:bookmarkStart w:id="11" w:name="_Toc220841260"/>
       <w:r>
         <w:rPr>
           <w:rStyle w:val="Strong"/>
@@ -3989,7 +4086,7 @@
         </w:rPr>
         <w:t>Two</w:t>
       </w:r>
-      <w:bookmarkEnd w:id="10"/>
+      <w:bookmarkEnd w:id="11"/>
     </w:p>
     <w:p>
       <w:pPr>
@@ -3999,7 +4096,7 @@
           <w:szCs w:val="38"/>
         </w:rPr>
       </w:pPr>
-      <w:bookmarkStart w:id="11" w:name="_Toc217624810"/>
+      <w:bookmarkStart w:id="12" w:name="_Toc220841261"/>
       <w:r>
         <w:rPr>
           <w:sz w:val="28"/>
@@ -4007,7 +4104,7 @@
         </w:rPr>
         <w:t>Literature Review</w:t>
       </w:r>
-      <w:bookmarkEnd w:id="11"/>
+      <w:bookmarkEnd w:id="12"/>
     </w:p>
     <w:p>
       <w:pPr>
@@ -4388,11 +4485,11 @@
       <w:pPr>
         <w:pStyle w:val="Heading2"/>
       </w:pPr>
-      <w:bookmarkStart w:id="12" w:name="_Toc217624811"/>
+      <w:bookmarkStart w:id="13" w:name="_Toc220841262"/>
       <w:r>
         <w:t>2.1 Theoretical Review</w:t>
       </w:r>
-      <w:bookmarkEnd w:id="12"/>
+      <w:bookmarkEnd w:id="13"/>
     </w:p>
     <w:p>
       <w:pPr>
@@ -4428,11 +4525,11 @@
       <w:pPr>
         <w:pStyle w:val="Heading2"/>
       </w:pPr>
-      <w:bookmarkStart w:id="13" w:name="_Toc217624812"/>
+      <w:bookmarkStart w:id="14" w:name="_Toc220841263"/>
       <w:r>
         <w:t>2.2 Empirical Review</w:t>
       </w:r>
-      <w:bookmarkEnd w:id="13"/>
+      <w:bookmarkEnd w:id="14"/>
     </w:p>
     <w:p>
       <w:pPr>
@@ -4458,11 +4555,11 @@
       <w:pPr>
         <w:pStyle w:val="Heading2"/>
       </w:pPr>
-      <w:bookmarkStart w:id="14" w:name="_Toc217624813"/>
+      <w:bookmarkStart w:id="15" w:name="_Toc220841264"/>
       <w:r>
         <w:t>2.3 Policy Review</w:t>
       </w:r>
-      <w:bookmarkEnd w:id="14"/>
+      <w:bookmarkEnd w:id="15"/>
     </w:p>
     <w:p>
       <w:pPr>
@@ -4482,11 +4579,11 @@
       <w:pPr>
         <w:pStyle w:val="Heading2"/>
       </w:pPr>
-      <w:bookmarkStart w:id="15" w:name="_Toc217624814"/>
+      <w:bookmarkStart w:id="16" w:name="_Toc220841265"/>
       <w:r>
         <w:t>2.4 Research Gap</w:t>
       </w:r>
-      <w:bookmarkEnd w:id="15"/>
+      <w:bookmarkEnd w:id="16"/>
     </w:p>
     <w:p>
       <w:pPr>
@@ -4552,12 +4649,12 @@
       <w:pPr>
         <w:pStyle w:val="Heading2"/>
       </w:pPr>
-      <w:bookmarkStart w:id="16" w:name="_Toc217624815"/>
+      <w:bookmarkStart w:id="17" w:name="_Toc220841266"/>
       <w:r>
         <w:lastRenderedPageBreak/>
         <w:t>2.5 Conceptual Framework</w:t>
       </w:r>
-      <w:bookmarkEnd w:id="16"/>
+      <w:bookmarkEnd w:id="17"/>
     </w:p>
     <w:p>
       <w:pPr>
@@ -6369,7 +6466,7 @@
               </wp:anchor>
             </w:drawing>
           </mc:Choice>
-          <mc:Fallback xmlns:cx1="http://schemas.microsoft.com/office/drawing/2015/9/8/chartex" xmlns:cx2="http://schemas.microsoft.com/office/drawing/2015/10/21/chartex" xmlns:cx3="http://schemas.microsoft.com/office/drawing/2016/5/9/chartex" xmlns:cx4="http://schemas.microsoft.com/office/drawing/2016/5/10/chartex" xmlns:cx5="http://schemas.microsoft.com/office/drawing/2016/5/11/chartex" xmlns:cx6="http://schemas.microsoft.com/office/drawing/2016/5/12/chartex" xmlns:cx7="http://schemas.microsoft.com/office/drawing/2016/5/13/chartex" xmlns:cx8="http://schemas.microsoft.com/office/drawing/2016/5/14/chartex" xmlns:aink="http://schemas.microsoft.com/office/drawing/2016/ink" xmlns:am3d="http://schemas.microsoft.com/office/drawing/2017/model3d" xmlns:oel="http://schemas.microsoft.com/office/2019/extlst" xmlns:w16cex="http://schemas.microsoft.com/office/word/2018/wordml/cex" xmlns:w16cid="http://schemas.microsoft.com/office/word/2016/wordml/cid" xmlns:w16="http://schemas.microsoft.com/office/word/2018/wordml" xmlns:w16du="http://schemas.microsoft.com/office/word/2023/wordml/word16du" xmlns:w16sdtdh="http://schemas.microsoft.com/office/word/2020/wordml/sdtdatahash" xmlns:w16sdtfl="http://schemas.microsoft.com/office/word/2024/wordml/sdtformatlock">
+          <mc:Fallback xmlns:w16sdtfl="http://schemas.microsoft.com/office/word/2024/wordml/sdtformatlock" xmlns:w16sdtdh="http://schemas.microsoft.com/office/word/2020/wordml/sdtdatahash" xmlns:w16du="http://schemas.microsoft.com/office/word/2023/wordml/word16du" xmlns:w16="http://schemas.microsoft.com/office/word/2018/wordml" xmlns:w16cid="http://schemas.microsoft.com/office/word/2016/wordml/cid" xmlns:w16cex="http://schemas.microsoft.com/office/word/2018/wordml/cex" xmlns:oel="http://schemas.microsoft.com/office/2019/extlst" xmlns:am3d="http://schemas.microsoft.com/office/drawing/2017/model3d" xmlns:aink="http://schemas.microsoft.com/office/drawing/2016/ink" xmlns:cx8="http://schemas.microsoft.com/office/drawing/2016/5/14/chartex" xmlns:cx7="http://schemas.microsoft.com/office/drawing/2016/5/13/chartex" xmlns:cx6="http://schemas.microsoft.com/office/drawing/2016/5/12/chartex" xmlns:cx5="http://schemas.microsoft.com/office/drawing/2016/5/11/chartex" xmlns:cx4="http://schemas.microsoft.com/office/drawing/2016/5/10/chartex" xmlns:cx3="http://schemas.microsoft.com/office/drawing/2016/5/9/chartex" xmlns:cx2="http://schemas.microsoft.com/office/drawing/2015/10/21/chartex" xmlns:cx1="http://schemas.microsoft.com/office/drawing/2015/9/8/chartex">
             <w:pict>
               <v:shape w14:anchorId="62B55028" id="Straight Arrow Connector 2" o:spid="_x0000_s1026" type="#_x0000_t32" style="position:absolute;margin-left:113.2pt;margin-top:12.1pt;width:30.65pt;height:0;flip:x;z-index:251681792;visibility:visible;mso-wrap-style:square;mso-wrap-distance-left:9pt;mso-wrap-distance-top:0;mso-wrap-distance-right:9pt;mso-wrap-distance-bottom:0;mso-position-horizontal:absolute;mso-position-horizontal-relative:text;mso-position-vertical:absolute;mso-position-vertical-relative:text" o:gfxdata="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" strokecolor="black [3200]" strokeweight=".5pt">
                 <v:stroke endarrow="block" joinstyle="miter"/>
@@ -6454,14 +6551,27 @@
       <w:r>
         <w:t>2.</w:t>
       </w:r>
-      <w:fldSimple w:instr=" SEQ Figure \* ARABIC ">
-        <w:r>
-          <w:rPr>
-            <w:noProof/>
-          </w:rPr>
-          <w:t>1</w:t>
-        </w:r>
-      </w:fldSimple>
+      <w:r>
+        <w:fldChar w:fldCharType="begin"/>
+      </w:r>
+      <w:r>
+        <w:instrText xml:space="preserve"> SEQ Figure \* ARABIC </w:instrText>
+      </w:r>
+      <w:r>
+        <w:fldChar w:fldCharType="separate"/>
+      </w:r>
+      <w:r>
+        <w:rPr>
+          <w:noProof/>
+        </w:rPr>
+        <w:t>1</w:t>
+      </w:r>
+      <w:r>
+        <w:rPr>
+          <w:noProof/>
+        </w:rPr>
+        <w:fldChar w:fldCharType="end"/>
+      </w:r>
       <w:r>
         <w:t xml:space="preserve"> Conceptual Framework of Migration Study</w:t>
       </w:r>
@@ -6574,7 +6684,7 @@
         </w:rPr>
         <w:br w:type="page"/>
       </w:r>
-      <w:bookmarkStart w:id="17" w:name="_Toc217624816"/>
+      <w:bookmarkStart w:id="18" w:name="_Toc220841267"/>
       <w:r>
         <w:rPr>
           <w:rStyle w:val="Strong"/>
@@ -6592,12 +6702,19 @@
         </w:rPr>
         <w:t>Three</w:t>
       </w:r>
-      <w:bookmarkEnd w:id="17"/>
+      <w:bookmarkEnd w:id="18"/>
     </w:p>
     <w:p>
       <w:pPr>
         <w:pStyle w:val="Heading1"/>
         <w:spacing w:line="360" w:lineRule="auto"/>
+        <w:rPr>
+          <w:sz w:val="28"/>
+          <w:szCs w:val="38"/>
+        </w:rPr>
+      </w:pPr>
+      <w:bookmarkStart w:id="19" w:name="_Toc220841268"/>
+      <w:r>
         <w:rPr>
           <w:rStyle w:val="Strong"/>
           <w:b/>
@@ -6605,57 +6722,128 @@
           <w:sz w:val="28"/>
           <w:szCs w:val="38"/>
         </w:rPr>
-      </w:pPr>
-      <w:bookmarkStart w:id="18" w:name="_Toc217624817"/>
-      <w:r>
-        <w:rPr>
-          <w:rStyle w:val="Strong"/>
-          <w:b/>
-          <w:bCs w:val="0"/>
-          <w:sz w:val="28"/>
-          <w:szCs w:val="38"/>
-        </w:rPr>
         <w:t>Research methodology</w:t>
       </w:r>
-      <w:bookmarkEnd w:id="18"/>
+      <w:bookmarkEnd w:id="19"/>
     </w:p>
     <w:p>
       <w:pPr>
         <w:pStyle w:val="Heading2"/>
       </w:pPr>
-      <w:bookmarkStart w:id="19" w:name="_Toc217624818"/>
-      <w:r>
-        <w:t xml:space="preserve">3.1 </w:t>
-      </w:r>
-      <w:r>
-        <w:t xml:space="preserve">Rationale </w:t>
-      </w:r>
-      <w:r>
-        <w:softHyphen/>
-      </w:r>
-      <w:r>
-        <w:softHyphen/>
-      </w:r>
-      <w:r>
-        <w:softHyphen/>
-      </w:r>
-      <w:r>
-        <w:t xml:space="preserve">of Selection </w:t>
-      </w:r>
-      <w:r>
-        <w:t xml:space="preserve">of </w:t>
-      </w:r>
-      <w:r>
-        <w:t>Study Area</w:t>
-      </w:r>
-      <w:bookmarkEnd w:id="19"/>
+      <w:bookmarkStart w:id="20" w:name="_Toc220841269"/>
+      <w:r>
+        <w:t>3</w:t>
+      </w:r>
+      <w:r>
+        <w:t>.1</w:t>
+      </w:r>
+      <w:r>
+        <w:t xml:space="preserve"> Research Design</w:t>
+      </w:r>
+      <w:bookmarkEnd w:id="20"/>
     </w:p>
     <w:p>
       <w:pPr>
         <w:pStyle w:val="BodyText"/>
       </w:pPr>
       <w:r>
-        <w:t xml:space="preserve">The choice of </w:t>
+        <w:t xml:space="preserve">The main objective of this research is to explore the </w:t>
+      </w:r>
+      <w:r>
+        <w:t xml:space="preserve">trend, causes and consequences of </w:t>
+      </w:r>
+      <w:r>
+        <w:t>immigration</w:t>
+      </w:r>
+      <w:r>
+        <w:t xml:space="preserve"> of the study area.  </w:t>
+      </w:r>
+      <w:r>
+        <w:t xml:space="preserve">In order to carry out the research properly, both descriptive and exploratory research designs will be used. It will explore the </w:t>
+      </w:r>
+      <w:r>
+        <w:t>causes</w:t>
+      </w:r>
+      <w:r>
+        <w:t xml:space="preserve"> concerned with </w:t>
+      </w:r>
+      <w:r>
+        <w:t>immigration</w:t>
+      </w:r>
+      <w:r>
+        <w:t xml:space="preserve"> within the </w:t>
+      </w:r>
+      <w:r>
+        <w:t>immigrant</w:t>
+      </w:r>
+      <w:r>
+        <w:t>s</w:t>
+      </w:r>
+      <w:r>
+        <w:t xml:space="preserve">. </w:t>
+      </w:r>
+    </w:p>
+    <w:p>
+      <w:pPr>
+        <w:pStyle w:val="Heading2"/>
+      </w:pPr>
+      <w:bookmarkStart w:id="21" w:name="_Toc220841270"/>
+      <w:r>
+        <w:t>3.2</w:t>
+      </w:r>
+      <w:r>
+        <w:t xml:space="preserve"> </w:t>
+      </w:r>
+      <w:r>
+        <w:t>Nature and source of data</w:t>
+      </w:r>
+      <w:bookmarkEnd w:id="21"/>
+    </w:p>
+    <w:p>
+      <w:pPr>
+        <w:pStyle w:val="BodyText"/>
+      </w:pPr>
+      <w:r>
+        <w:t xml:space="preserve">This study will base on both primary and secondary data. Primary data will be collected in the field with the help of different tools and techniques; interview and observation. On the </w:t>
+      </w:r>
+      <w:r>
+        <w:t>other hand,</w:t>
+      </w:r>
+      <w:r>
+        <w:t xml:space="preserve"> the secondary data will be obtained from library, published and unpublished articles, documents, books and CBS records</w:t>
+      </w:r>
+      <w:r>
+        <w:t xml:space="preserve"> and the municipality record of the study area</w:t>
+      </w:r>
+      <w:r>
+        <w:t>.</w:t>
+      </w:r>
+    </w:p>
+    <w:p>
+      <w:pPr>
+        <w:pStyle w:val="Heading2"/>
+      </w:pPr>
+      <w:r>
+        <w:t xml:space="preserve"> </w:t>
+      </w:r>
+      <w:bookmarkStart w:id="22" w:name="_Toc220841271"/>
+      <w:r>
+        <w:t>3.3</w:t>
+      </w:r>
+      <w:r>
+        <w:t xml:space="preserve"> </w:t>
+      </w:r>
+      <w:r>
+        <w:t>Population and Sampling</w:t>
+      </w:r>
+      <w:bookmarkEnd w:id="22"/>
+    </w:p>
+    <w:p>
+      <w:pPr>
+        <w:pStyle w:val="BodyText"/>
+      </w:pPr>
+      <w:r>
+        <w:t xml:space="preserve">The </w:t>
       </w:r>
       <w:proofErr w:type="spellStart"/>
       <w:r>
@@ -6663,497 +6851,284 @@
       </w:r>
       <w:proofErr w:type="spellEnd"/>
       <w:r>
-        <w:t xml:space="preserve"> Municipality Ward 9 (</w:t>
-      </w:r>
-      <w:proofErr w:type="spellStart"/>
-      <w:r>
-        <w:t>Sankhu</w:t>
-      </w:r>
-      <w:proofErr w:type="spellEnd"/>
-      <w:r>
-        <w:t>) as the focal point for this research is based on the following strategic justifications:</w:t>
+        <w:t xml:space="preserve"> M</w:t>
+      </w:r>
+      <w:r>
+        <w:t>unicipality ward 9</w:t>
+      </w:r>
+      <w:r>
+        <w:t xml:space="preserve"> profile </w:t>
+      </w:r>
+      <w:r>
+        <w:t>–</w:t>
+      </w:r>
+      <w:r>
+        <w:t xml:space="preserve"> </w:t>
+      </w:r>
+      <w:r>
+        <w:t>20</w:t>
+      </w:r>
+      <w:r>
+        <w:t>82 BS</w:t>
+      </w:r>
+      <w:r>
+        <w:t xml:space="preserve"> sh</w:t>
+      </w:r>
+      <w:r>
+        <w:t xml:space="preserve">ows that there </w:t>
+      </w:r>
+      <w:r>
+        <w:t>is</w:t>
+      </w:r>
+      <w:r>
+        <w:t xml:space="preserve"> a total </w:t>
+      </w:r>
+      <w:r>
+        <w:t>population of about</w:t>
+      </w:r>
+      <w:r>
+        <w:t xml:space="preserve"> </w:t>
+      </w:r>
+      <w:r>
+        <w:t>4345</w:t>
+      </w:r>
+      <w:r>
+        <w:t>. Out of 9 wards, ward no.</w:t>
+      </w:r>
+      <w:r>
+        <w:t>9</w:t>
+      </w:r>
+      <w:r>
+        <w:t xml:space="preserve"> will be considered</w:t>
+      </w:r>
+      <w:r>
+        <w:t xml:space="preserve"> as</w:t>
+      </w:r>
+      <w:r>
+        <w:t xml:space="preserve"> st</w:t>
+      </w:r>
+      <w:r>
+        <w:t xml:space="preserve">udy area. This ward </w:t>
+      </w:r>
+      <w:r>
+        <w:t>welcomed</w:t>
+      </w:r>
+      <w:r>
+        <w:t xml:space="preserve"> 82</w:t>
+      </w:r>
+      <w:r>
+        <w:t xml:space="preserve"> </w:t>
+      </w:r>
+      <w:r>
+        <w:t>households</w:t>
+      </w:r>
+      <w:r>
+        <w:t xml:space="preserve"> with total count of 336 immigrants from year 2074 BS to 2082 BS</w:t>
+      </w:r>
+      <w:r>
+        <w:t>. These households will be</w:t>
+      </w:r>
+      <w:r>
+        <w:t xml:space="preserve"> sampled for the study</w:t>
+      </w:r>
+      <w:r>
+        <w:t>. B</w:t>
+      </w:r>
+      <w:r>
+        <w:t>ecause of the time, resources, expert manpower and p</w:t>
+      </w:r>
+      <w:r>
+        <w:t>roper implication of the study, r</w:t>
+      </w:r>
+      <w:r>
+        <w:t>andom sampling</w:t>
+      </w:r>
+      <w:r>
+        <w:t xml:space="preserve"> method will be used to </w:t>
+      </w:r>
+      <w:r>
+        <w:t>sample these households.</w:t>
+      </w:r>
+      <w:r>
+        <w:t xml:space="preserve"> </w:t>
+      </w:r>
+      <w:r>
+        <w:t xml:space="preserve">To draw the sample from whole population, purposive method will be used. </w:t>
+      </w:r>
+    </w:p>
+    <w:p>
+      <w:pPr>
+        <w:pStyle w:val="Heading2"/>
+      </w:pPr>
+      <w:bookmarkStart w:id="23" w:name="_Toc220841272"/>
+      <w:r>
+        <w:t>3.4</w:t>
+      </w:r>
+      <w:r>
+        <w:t xml:space="preserve"> </w:t>
+      </w:r>
+      <w:r>
+        <w:t>Method of Data Collection</w:t>
+      </w:r>
+      <w:bookmarkEnd w:id="23"/>
+      <w:r>
+        <w:t xml:space="preserve"> </w:t>
       </w:r>
     </w:p>
     <w:p>
       <w:pPr>
         <w:pStyle w:val="BodyText"/>
-        <w:rPr>
-          <w:lang w:eastAsia="en-US"/>
-        </w:rPr>
-      </w:pPr>
-      <w:proofErr w:type="spellStart"/>
-      <w:r>
-        <w:t>Shankharapur</w:t>
-      </w:r>
-      <w:proofErr w:type="spellEnd"/>
-      <w:r>
-        <w:t xml:space="preserve"> is a rapidly developing municipality on the periphery of Kathmandu that is currently experiencing a continuous, daily influx of in-migrants. This constant population movement creates an immediate and high-priority need to investigate the resulting socio-economic and demographic consequences, whether positive or negative.</w:t>
-      </w:r>
+      </w:pPr>
+      <w:r>
+        <w:t>In order to obtain necessary and reliable data for thus study the researcher will use the method such as observation, unstructured interview and some case study.</w:t>
+      </w:r>
+    </w:p>
+    <w:p>
+      <w:pPr>
+        <w:pStyle w:val="Heading3"/>
+      </w:pPr>
+      <w:bookmarkStart w:id="24" w:name="_Toc220841273"/>
+      <w:r>
+        <w:lastRenderedPageBreak/>
+        <w:t>3.4</w:t>
+      </w:r>
+      <w:r>
+        <w:t xml:space="preserve">.1 </w:t>
+      </w:r>
+      <w:r>
+        <w:t>Observation</w:t>
+      </w:r>
+      <w:bookmarkEnd w:id="24"/>
     </w:p>
     <w:p>
       <w:pPr>
         <w:pStyle w:val="BodyText"/>
-        <w:rPr>
-          <w:lang w:eastAsia="en-US"/>
-        </w:rPr>
-      </w:pPr>
-      <w:r>
-        <w:t>The selection of Ward 9 is highly practical for a Master’s</w:t>
-      </w:r>
-      <w:r>
-        <w:t xml:space="preserve"> level study. With a total of 82</w:t>
-      </w:r>
-      <w:r>
-        <w:t xml:space="preserve"> households, the ward provides a sample size that is manageable within the researcher's specific constraints of time, financial resources, and expert manpower, ensuring the study can be implemented with the required depth.</w:t>
-      </w:r>
+      </w:pPr>
+      <w:r>
+        <w:t xml:space="preserve">Observation method will use to collect the observable information such as </w:t>
+      </w:r>
+      <w:r>
+        <w:t>social status. Community participation, role in community decision making, their rel</w:t>
+      </w:r>
+      <w:r>
+        <w:t xml:space="preserve">ationship between the </w:t>
+      </w:r>
+      <w:r>
+        <w:t>immigrants</w:t>
+      </w:r>
+      <w:r>
+        <w:t xml:space="preserve"> and residential. The </w:t>
+      </w:r>
+      <w:r>
+        <w:t>immigration</w:t>
+      </w:r>
+      <w:r>
+        <w:t xml:space="preserve"> will be observed to find out the causes and consequences in the development sector of the study area</w:t>
+      </w:r>
+    </w:p>
+    <w:p>
+      <w:pPr>
+        <w:pStyle w:val="Heading3"/>
+      </w:pPr>
+      <w:bookmarkStart w:id="25" w:name="_Toc220841274"/>
+      <w:r>
+        <w:t>3.4.</w:t>
+      </w:r>
+      <w:r>
+        <w:t>2 In</w:t>
+      </w:r>
+      <w:r>
+        <w:t>terview</w:t>
+      </w:r>
+      <w:bookmarkEnd w:id="25"/>
     </w:p>
     <w:p>
       <w:pPr>
         <w:pStyle w:val="BodyText"/>
-        <w:rPr>
-          <w:lang w:eastAsia="en-US"/>
-        </w:rPr>
-      </w:pPr>
-      <w:r>
-        <w:t>To ensure the study remains objective and free from researcher bias, the area was chosen through a random sampling method from the Kathmandu district level. Subsequently, a purposive sampling method will be applied to draw relevant data from the migrant population within those households.</w:t>
-      </w:r>
+      </w:pPr>
+      <w:r>
+        <w:t>An unstructured interview will be taken so as to meet the purpo</w:t>
+      </w:r>
+      <w:r>
+        <w:t xml:space="preserve">ses. The questionnaire will be </w:t>
+      </w:r>
+      <w:r>
+        <w:t xml:space="preserve">divided into four sections. The first section deals with the purpose of getting information </w:t>
+      </w:r>
+      <w:r>
+        <w:t>about demographic variable</w:t>
+      </w:r>
+      <w:r>
+        <w:t>s. The second section will deal</w:t>
+      </w:r>
+      <w:r>
+        <w:t xml:space="preserve"> with the main reason behind the </w:t>
+      </w:r>
+      <w:r>
+        <w:t>immigration</w:t>
+      </w:r>
+      <w:r>
+        <w:t>,</w:t>
+      </w:r>
+      <w:r>
+        <w:t xml:space="preserve"> while the third section will be the </w:t>
+      </w:r>
+      <w:r>
+        <w:t>socio-economic</w:t>
+      </w:r>
+      <w:r>
+        <w:t xml:space="preserve"> </w:t>
+      </w:r>
+      <w:r>
+        <w:t>variables. The</w:t>
+      </w:r>
+      <w:r>
+        <w:t xml:space="preserve"> last section includes the miscellaneous questionnaire about the causes and consequences of</w:t>
+      </w:r>
+      <w:r>
+        <w:t xml:space="preserve"> </w:t>
+      </w:r>
+      <w:r>
+        <w:t>immigration</w:t>
+      </w:r>
+      <w:r>
+        <w:t xml:space="preserve"> within</w:t>
+      </w:r>
+      <w:r>
+        <w:t xml:space="preserve"> the study area.</w:t>
+      </w:r>
+    </w:p>
+    <w:p>
+      <w:pPr>
+        <w:pStyle w:val="Heading2"/>
+      </w:pPr>
+      <w:bookmarkStart w:id="26" w:name="_Toc220841275"/>
+      <w:r>
+        <w:t>3.5</w:t>
+      </w:r>
+      <w:r>
+        <w:t xml:space="preserve"> </w:t>
+      </w:r>
+      <w:r>
+        <w:t>Data Analysis and Presentation</w:t>
+      </w:r>
+      <w:bookmarkEnd w:id="26"/>
     </w:p>
     <w:p>
       <w:pPr>
         <w:pStyle w:val="BodyText"/>
-        <w:rPr>
-          <w:lang w:eastAsia="en-US"/>
-        </w:rPr>
-      </w:pPr>
-      <w:r>
-        <w:t xml:space="preserve">Existing literature on migration in Nepal is largely dominated by macro-level or city-wide analyses. There is a significant lack of context-specific research that integrates demographic, socio-economic, and policy perspectives at a </w:t>
-      </w:r>
-      <w:r>
-        <w:t>localized</w:t>
-      </w:r>
-      <w:r>
-        <w:t xml:space="preserve"> ward level, particularly in areas like Ward 9 that have seen shifts following the 2015 earthquake.</w:t>
-      </w:r>
-    </w:p>
-    <w:p>
-      <w:pPr>
-        <w:pStyle w:val="BodyText"/>
-        <w:rPr>
-          <w:lang w:eastAsia="en-US"/>
-        </w:rPr>
-      </w:pPr>
-      <w:r>
-        <w:t xml:space="preserve">This specific ward serves as an ideal "laboratory" to identify </w:t>
-      </w:r>
-      <w:r>
-        <w:t>localized</w:t>
-      </w:r>
-      <w:r>
-        <w:t xml:space="preserve"> dynamics that can help planners and development practitioners design targeted interventions. The findings will identify new perspectives to enhance public participation and accelerate sustainable urban development within the municipality.</w:t>
-      </w:r>
-    </w:p>
-    <w:p/>
+      </w:pPr>
+      <w:r>
+        <w:t>Qualitative data will be presented on tabular form. Both qualitative and quantitative methods will be used to analyze the obtain information.</w:t>
+      </w:r>
+    </w:p>
     <w:p>
       <w:pPr>
         <w:pStyle w:val="Heading2"/>
       </w:pPr>
-      <w:bookmarkStart w:id="20" w:name="_Toc217624819"/>
-      <w:r>
-        <w:lastRenderedPageBreak/>
-        <w:t>3.2</w:t>
-      </w:r>
-      <w:r>
-        <w:t xml:space="preserve"> Research Design</w:t>
-      </w:r>
-      <w:bookmarkEnd w:id="20"/>
-    </w:p>
-    <w:p>
-      <w:pPr>
-        <w:pStyle w:val="BodyText"/>
-      </w:pPr>
-      <w:r>
-        <w:t xml:space="preserve">The main objective of this research is to explore the </w:t>
-      </w:r>
-      <w:r>
-        <w:t xml:space="preserve">trend, causes and consequences of </w:t>
-      </w:r>
-      <w:r>
-        <w:t>immigration</w:t>
-      </w:r>
-      <w:r>
-        <w:t xml:space="preserve"> of the study area.  </w:t>
-      </w:r>
-      <w:r>
-        <w:t xml:space="preserve">In order to carry out the research properly, both descriptive and exploratory research designs will be used. It will explore the </w:t>
-      </w:r>
-      <w:r>
-        <w:t>causes</w:t>
-      </w:r>
-      <w:r>
-        <w:t xml:space="preserve"> concerned with </w:t>
-      </w:r>
-      <w:r>
-        <w:t>immigration</w:t>
-      </w:r>
-      <w:r>
-        <w:t xml:space="preserve"> within the </w:t>
-      </w:r>
-      <w:r>
-        <w:t>immigrant</w:t>
-      </w:r>
-      <w:r>
-        <w:t>s</w:t>
-      </w:r>
-      <w:r>
-        <w:t xml:space="preserve">. </w:t>
-      </w:r>
-    </w:p>
-    <w:p>
-      <w:pPr>
-        <w:pStyle w:val="Heading2"/>
-      </w:pPr>
-      <w:bookmarkStart w:id="21" w:name="_Toc217624820"/>
-      <w:r>
-        <w:t>3.3</w:t>
-      </w:r>
-      <w:r>
-        <w:t xml:space="preserve"> </w:t>
-      </w:r>
-      <w:r>
-        <w:t>Nature and source of data</w:t>
-      </w:r>
-      <w:bookmarkEnd w:id="21"/>
-    </w:p>
-    <w:p>
-      <w:pPr>
-        <w:pStyle w:val="BodyText"/>
-      </w:pPr>
-      <w:r>
-        <w:t xml:space="preserve">This study will base on both primary and secondary data. Primary data will be collected in the field with the help of different tools and techniques; interview and observation. On the </w:t>
-      </w:r>
-      <w:r>
-        <w:t>other hand,</w:t>
-      </w:r>
-      <w:r>
-        <w:t xml:space="preserve"> the secondary data will be obtained from library, published and unpublished articles, documents, books and CBS records</w:t>
-      </w:r>
-      <w:r>
-        <w:t xml:space="preserve"> and the municipality record of the study area</w:t>
-      </w:r>
-      <w:r>
-        <w:t>.</w:t>
-      </w:r>
-    </w:p>
-    <w:p>
-      <w:pPr>
-        <w:pStyle w:val="Heading2"/>
-      </w:pPr>
-      <w:r>
-        <w:t xml:space="preserve"> </w:t>
-      </w:r>
-      <w:bookmarkStart w:id="22" w:name="_Toc217624821"/>
-      <w:r>
-        <w:t>3.4</w:t>
-      </w:r>
-      <w:r>
-        <w:t xml:space="preserve"> </w:t>
-      </w:r>
-      <w:r>
-        <w:t>Population and Sampling</w:t>
-      </w:r>
-      <w:bookmarkEnd w:id="22"/>
-    </w:p>
-    <w:p>
-      <w:pPr>
-        <w:pStyle w:val="BodyText"/>
-      </w:pPr>
-      <w:r>
-        <w:t xml:space="preserve">The </w:t>
-      </w:r>
-      <w:proofErr w:type="spellStart"/>
-      <w:r>
-        <w:t>Shankharapur</w:t>
-      </w:r>
-      <w:proofErr w:type="spellEnd"/>
-      <w:r>
-        <w:t xml:space="preserve"> M</w:t>
-      </w:r>
-      <w:r>
-        <w:t>unicipality ward 9</w:t>
-      </w:r>
-      <w:r>
-        <w:t xml:space="preserve"> profile </w:t>
-      </w:r>
-      <w:r>
-        <w:t>–</w:t>
-      </w:r>
-      <w:r>
-        <w:t xml:space="preserve"> </w:t>
-      </w:r>
-      <w:r>
-        <w:t>20</w:t>
-      </w:r>
-      <w:r>
-        <w:t>82 BS</w:t>
-      </w:r>
-      <w:r>
-        <w:t xml:space="preserve"> sh</w:t>
-      </w:r>
-      <w:r>
-        <w:t xml:space="preserve">ows that there </w:t>
-      </w:r>
-      <w:r>
-        <w:t>is</w:t>
-      </w:r>
-      <w:r>
-        <w:t xml:space="preserve"> a total </w:t>
-      </w:r>
-      <w:r>
-        <w:t>population of about</w:t>
-      </w:r>
-      <w:r>
-        <w:t xml:space="preserve"> </w:t>
-      </w:r>
-      <w:r>
-        <w:t>4345</w:t>
-      </w:r>
-      <w:r>
-        <w:t>. Out of 9 wards, ward no.</w:t>
-      </w:r>
-      <w:r>
-        <w:t>9</w:t>
-      </w:r>
-      <w:r>
-        <w:t xml:space="preserve"> will be considered</w:t>
-      </w:r>
-      <w:r>
-        <w:t xml:space="preserve"> as</w:t>
-      </w:r>
-      <w:r>
-        <w:t xml:space="preserve"> st</w:t>
-      </w:r>
-      <w:r>
-        <w:t xml:space="preserve">udy area. This ward </w:t>
-      </w:r>
-      <w:r>
-        <w:t>welcomed</w:t>
-      </w:r>
-      <w:r>
-        <w:t xml:space="preserve"> 82</w:t>
-      </w:r>
-      <w:r>
-        <w:t xml:space="preserve"> </w:t>
-      </w:r>
-      <w:r>
-        <w:t>households</w:t>
-      </w:r>
-      <w:r>
-        <w:t xml:space="preserve"> with total count of 336 immigrants from year 2074 BS to 2082 BS</w:t>
-      </w:r>
-      <w:r>
-        <w:t>. These households will be</w:t>
-      </w:r>
-      <w:r>
-        <w:t xml:space="preserve"> sampled for the study</w:t>
-      </w:r>
-      <w:r>
-        <w:t>. B</w:t>
-      </w:r>
-      <w:r>
-        <w:t>ecause of the time, resources, expert manpower and p</w:t>
-      </w:r>
-      <w:r>
-        <w:t>roper implication of the study, r</w:t>
-      </w:r>
-      <w:r>
-        <w:t>andom sampling</w:t>
-      </w:r>
-      <w:r>
-        <w:t xml:space="preserve"> method will be used to </w:t>
-      </w:r>
-      <w:r>
-        <w:t>sample these households.</w:t>
-      </w:r>
-      <w:r>
-        <w:t xml:space="preserve"> </w:t>
-      </w:r>
-      <w:r>
-        <w:t xml:space="preserve">To draw the sample from whole population, purposive method will be used. </w:t>
-      </w:r>
-    </w:p>
-    <w:p>
-      <w:pPr>
-        <w:pStyle w:val="Heading2"/>
-      </w:pPr>
-      <w:bookmarkStart w:id="23" w:name="_Toc217624822"/>
-      <w:r>
-        <w:t>3.5</w:t>
-      </w:r>
-      <w:r>
-        <w:t xml:space="preserve"> </w:t>
-      </w:r>
-      <w:r>
-        <w:t>Method of Data Collection</w:t>
-      </w:r>
-      <w:bookmarkEnd w:id="23"/>
-      <w:r>
-        <w:t xml:space="preserve"> </w:t>
-      </w:r>
-    </w:p>
-    <w:p>
-      <w:pPr>
-        <w:pStyle w:val="BodyText"/>
-      </w:pPr>
-      <w:r>
-        <w:t>In order to obtain necessary and reliable data for thus study the researcher will use the method such as observation, unstructured interview and some case study.</w:t>
-      </w:r>
-    </w:p>
-    <w:p>
-      <w:pPr>
-        <w:pStyle w:val="Heading3"/>
-      </w:pPr>
-      <w:bookmarkStart w:id="24" w:name="_Toc217624823"/>
-      <w:r>
-        <w:t>3.5</w:t>
-      </w:r>
-      <w:r>
-        <w:t xml:space="preserve">.1 </w:t>
-      </w:r>
-      <w:r>
-        <w:t>Observation</w:t>
-      </w:r>
-      <w:bookmarkEnd w:id="24"/>
-    </w:p>
-    <w:p>
-      <w:pPr>
-        <w:pStyle w:val="BodyText"/>
-      </w:pPr>
-      <w:r>
-        <w:t xml:space="preserve">Observation method will use to collect the observable information such as </w:t>
-      </w:r>
-      <w:r>
-        <w:t>social status. Community participation, role in community decision making, their rel</w:t>
-      </w:r>
-      <w:r>
-        <w:t xml:space="preserve">ationship between the </w:t>
-      </w:r>
-      <w:r>
-        <w:t>immigrants</w:t>
-      </w:r>
-      <w:r>
-        <w:t xml:space="preserve"> and residential. The </w:t>
-      </w:r>
-      <w:r>
-        <w:t>immigration</w:t>
-      </w:r>
-      <w:r>
-        <w:t xml:space="preserve"> will be observed to find out the causes and consequences in the development sector of the study area</w:t>
-      </w:r>
-    </w:p>
-    <w:p>
-      <w:pPr>
-        <w:pStyle w:val="Heading3"/>
-      </w:pPr>
-      <w:bookmarkStart w:id="25" w:name="_Toc217624824"/>
-      <w:r>
-        <w:lastRenderedPageBreak/>
-        <w:t>3.5</w:t>
-      </w:r>
-      <w:r>
-        <w:t>.2 In</w:t>
-      </w:r>
-      <w:r>
-        <w:t>terview</w:t>
-      </w:r>
-      <w:bookmarkEnd w:id="25"/>
-    </w:p>
-    <w:p>
-      <w:pPr>
-        <w:pStyle w:val="BodyText"/>
-      </w:pPr>
-      <w:r>
-        <w:t>An unstructured interview will be taken so as to meet the purpo</w:t>
-      </w:r>
-      <w:r>
-        <w:t xml:space="preserve">ses. The questionnaire will be </w:t>
-      </w:r>
-      <w:r>
-        <w:t xml:space="preserve">divided into four sections. The first section deals with the purpose of getting information </w:t>
-      </w:r>
-      <w:r>
-        <w:t>about demographic variable</w:t>
-      </w:r>
-      <w:r>
-        <w:t>s. The second section will deal</w:t>
-      </w:r>
-      <w:r>
-        <w:t xml:space="preserve"> with the main reason behind the </w:t>
-      </w:r>
-      <w:r>
-        <w:t>immigration</w:t>
-      </w:r>
-      <w:r>
-        <w:t>,</w:t>
-      </w:r>
-      <w:r>
-        <w:t xml:space="preserve"> while the third section will be the </w:t>
-      </w:r>
-      <w:r>
-        <w:t>socio-economic</w:t>
-      </w:r>
-      <w:r>
-        <w:t xml:space="preserve"> </w:t>
-      </w:r>
-      <w:r>
-        <w:t>variables. The</w:t>
-      </w:r>
-      <w:r>
-        <w:t xml:space="preserve"> last section includes the miscellaneous questionnaire about the causes and consequences of</w:t>
-      </w:r>
-      <w:r>
-        <w:t xml:space="preserve"> </w:t>
-      </w:r>
-      <w:r>
-        <w:t>immigration</w:t>
-      </w:r>
-      <w:r>
-        <w:t xml:space="preserve"> within</w:t>
-      </w:r>
-      <w:r>
-        <w:t xml:space="preserve"> the study area.</w:t>
-      </w:r>
-    </w:p>
-    <w:p>
-      <w:pPr>
-        <w:pStyle w:val="Heading2"/>
-      </w:pPr>
-      <w:bookmarkStart w:id="26" w:name="_Toc217624825"/>
+      <w:bookmarkStart w:id="27" w:name="_Toc220841276"/>
       <w:r>
         <w:t>3.6</w:t>
-      </w:r>
-      <w:r>
-        <w:t xml:space="preserve"> </w:t>
-      </w:r>
-      <w:r>
-        <w:t>Data Analysis and Presentation</w:t>
-      </w:r>
-      <w:bookmarkEnd w:id="26"/>
-    </w:p>
-    <w:p>
-      <w:pPr>
-        <w:pStyle w:val="BodyText"/>
-      </w:pPr>
-      <w:r>
-        <w:t>Qualitative data will be presented on tabular form. Both qualitative and quantitative methods will be used to analyze the obtain information.</w:t>
-      </w:r>
-    </w:p>
-    <w:p>
-      <w:pPr>
-        <w:pStyle w:val="Heading2"/>
-      </w:pPr>
-      <w:bookmarkStart w:id="27" w:name="_Toc217624826"/>
-      <w:r>
-        <w:t>3.7</w:t>
       </w:r>
       <w:r>
         <w:t xml:space="preserve"> </w:t>
@@ -7242,7 +7217,7 @@
         <w:br w:type="page"/>
       </w:r>
     </w:p>
-    <w:bookmarkStart w:id="28" w:name="_Toc217624827" w:displacedByCustomXml="next"/>
+    <w:bookmarkStart w:id="28" w:name="_Toc220841277" w:displacedByCustomXml="next"/>
     <w:sdt>
       <w:sdtPr>
         <w:rPr>
@@ -7990,7 +7965,7 @@
           <w:rPr>
             <w:noProof/>
           </w:rPr>
-          <w:t>2</w:t>
+          <w:t>17</w:t>
         </w:r>
         <w:r>
           <w:rPr>
@@ -11650,7 +11625,7 @@
 </file>
 
 <file path=customXml/itemProps1.xml><?xml version="1.0" encoding="utf-8"?>
-<ds:datastoreItem xmlns:ds="http://schemas.openxmlformats.org/officeDocument/2006/customXml" ds:itemID="{B51460E5-0E28-457A-B4A0-19F83168E09F}">
+<ds:datastoreItem xmlns:ds="http://schemas.openxmlformats.org/officeDocument/2006/customXml" ds:itemID="{C0AA9870-0A40-4C10-82F5-370C3E9FA3EA}">
   <ds:schemaRefs>
     <ds:schemaRef ds:uri="http://schemas.openxmlformats.org/officeDocument/2006/bibliography"/>
   </ds:schemaRefs>

--- a/migration/Migration is one of the major component of population change which is basically cause by socio (1).docx
+++ b/migration/Migration is one of the major component of population change which is basically cause by socio (1).docx
@@ -35,7 +35,7 @@
           <w:szCs w:val="28"/>
           <w:shd w:val="clear" w:color="auto" w:fill="FFFFFF"/>
         </w:rPr>
-        <w:t>IM</w:t>
+        <w:t>IN-</w:t>
       </w:r>
       <w:r>
         <w:rPr>
@@ -709,9 +709,8 @@
           <w:szCs w:val="28"/>
           <w:shd w:val="clear" w:color="auto" w:fill="FFFFFF"/>
         </w:rPr>
-        <w:t>Exam-</w:t>
-      </w:r>
-      <w:proofErr w:type="spellStart"/>
+        <w:t>Exam-Roll.N</w:t>
+      </w:r>
       <w:r>
         <w:rPr>
           <w:rFonts w:ascii="Times New Roman" w:eastAsia="Times New Roman" w:hAnsi="Times New Roman" w:cs="Times New Roman"/>
@@ -719,18 +718,8 @@
           <w:szCs w:val="28"/>
           <w:shd w:val="clear" w:color="auto" w:fill="FFFFFF"/>
         </w:rPr>
-        <w:t>Roll.N</w:t>
-      </w:r>
-      <w:r>
-        <w:rPr>
-          <w:rFonts w:ascii="Times New Roman" w:eastAsia="Times New Roman" w:hAnsi="Times New Roman" w:cs="Times New Roman"/>
-          <w:sz w:val="28"/>
-          <w:szCs w:val="28"/>
-          <w:shd w:val="clear" w:color="auto" w:fill="FFFFFF"/>
-        </w:rPr>
         <w:t>o</w:t>
       </w:r>
-      <w:proofErr w:type="spellEnd"/>
       <w:r>
         <w:rPr>
           <w:rFonts w:ascii="Times New Roman" w:eastAsia="Times New Roman" w:hAnsi="Times New Roman" w:cs="Times New Roman"/>
@@ -3322,17 +3311,7 @@
         <w:pStyle w:val="BodyText"/>
       </w:pPr>
       <w:r>
-        <w:t xml:space="preserve">Process of migration is as old as human society. In early days there was primitive migration in which the natural forces were vital but as the time passed on gradually different types of migration appears in </w:t>
-      </w:r>
-      <w:proofErr w:type="spellStart"/>
-      <w:proofErr w:type="gramStart"/>
-      <w:r>
-        <w:t>a</w:t>
-      </w:r>
-      <w:proofErr w:type="spellEnd"/>
-      <w:proofErr w:type="gramEnd"/>
-      <w:r>
-        <w:t xml:space="preserve"> early period. Natural force, primitive people shift them from one place to another but present there are not only forced immigration but also voluntary migration can be seen. In forced migration natural force, political force, political factors play an important role to shift the residence. Nepal has a long</w:t>
+        <w:t>Process of migration is as old as human society. In early days there was primitive migration in which the natural forces were vital but as the time passed on gradually different types of migration appears in a early period. Natural force, primitive people shift them from one place to another but present there are not only forced immigration but also voluntary migration can be seen. In forced migration natural force, political force, political factors play an important role to shift the residence. Nepal has a long</w:t>
       </w:r>
       <w:r>
         <w:t xml:space="preserve"> </w:t>
@@ -3554,11 +3533,9 @@
       <w:r>
         <w:t xml:space="preserve">is study area is ward no. 9 of </w:t>
       </w:r>
-      <w:proofErr w:type="spellStart"/>
       <w:r>
         <w:t>Shankharapur</w:t>
       </w:r>
-      <w:proofErr w:type="spellEnd"/>
       <w:r>
         <w:t xml:space="preserve"> </w:t>
       </w:r>
@@ -3660,53 +3637,47 @@
       <w:r>
         <w:t xml:space="preserve"> in the study area.</w:t>
       </w:r>
-      <w:bookmarkStart w:id="5" w:name="_GoBack"/>
+    </w:p>
+    <w:p>
+      <w:pPr>
+        <w:pStyle w:val="Heading2"/>
+      </w:pPr>
+      <w:bookmarkStart w:id="5" w:name="_Toc220841255"/>
+      <w:r>
+        <w:t>1.3</w:t>
+      </w:r>
+      <w:r>
+        <w:t xml:space="preserve"> </w:t>
+      </w:r>
+      <w:r>
+        <w:t>Objectives of the Study</w:t>
+      </w:r>
       <w:bookmarkEnd w:id="5"/>
-    </w:p>
-    <w:p>
-      <w:pPr>
-        <w:pStyle w:val="Heading2"/>
-      </w:pPr>
-      <w:bookmarkStart w:id="6" w:name="_Toc220841255"/>
-      <w:r>
-        <w:t>1.3</w:t>
-      </w:r>
       <w:r>
         <w:t xml:space="preserve"> </w:t>
       </w:r>
-      <w:r>
-        <w:t>Objectives of the Study</w:t>
-      </w:r>
-      <w:bookmarkEnd w:id="6"/>
+    </w:p>
+    <w:p>
+      <w:pPr>
+        <w:pStyle w:val="BodyText"/>
+      </w:pPr>
+      <w:r>
+        <w:t xml:space="preserve">The general objective of the study is to assess </w:t>
+      </w:r>
+      <w:r>
+        <w:t>the status,</w:t>
+      </w:r>
+      <w:r>
+        <w:t xml:space="preserve"> causes and consequences of im</w:t>
+      </w:r>
+      <w:r>
+        <w:t>migration</w:t>
+      </w:r>
       <w:r>
         <w:t xml:space="preserve"> </w:t>
       </w:r>
-    </w:p>
-    <w:p>
-      <w:pPr>
-        <w:pStyle w:val="BodyText"/>
-      </w:pPr>
-      <w:r>
-        <w:t xml:space="preserve">The general objective of the study is to assess </w:t>
-      </w:r>
-      <w:r>
-        <w:t>the status,</w:t>
-      </w:r>
-      <w:r>
-        <w:t xml:space="preserve"> causes and consequences of im</w:t>
-      </w:r>
-      <w:r>
-        <w:t>migration</w:t>
-      </w:r>
-      <w:r>
-        <w:t xml:space="preserve"> </w:t>
-      </w:r>
-      <w:r>
-        <w:t xml:space="preserve">in </w:t>
-      </w:r>
-      <w:proofErr w:type="spellStart"/>
-      <w:r>
-        <w:t>S</w:t>
+      <w:r>
+        <w:t>in S</w:t>
       </w:r>
       <w:r>
         <w:t>h</w:t>
@@ -3715,11 +3686,7 @@
         <w:t>ankharap</w:t>
       </w:r>
       <w:r>
-        <w:t>ur</w:t>
-      </w:r>
-      <w:proofErr w:type="spellEnd"/>
-      <w:r>
-        <w:t xml:space="preserve"> municipality of Kathmandu district. The specific objectives are as follows:</w:t>
+        <w:t>ur municipality of Kathmandu district. The specific objectives are as follows:</w:t>
       </w:r>
     </w:p>
     <w:p>
@@ -3796,7 +3763,7 @@
       <w:pPr>
         <w:pStyle w:val="Heading2"/>
       </w:pPr>
-      <w:bookmarkStart w:id="7" w:name="_Toc220841256"/>
+      <w:bookmarkStart w:id="6" w:name="_Toc220841256"/>
       <w:r>
         <w:t>1</w:t>
       </w:r>
@@ -3812,22 +3779,14 @@
       <w:r>
         <w:t>tudy</w:t>
       </w:r>
-      <w:bookmarkEnd w:id="7"/>
+      <w:bookmarkEnd w:id="6"/>
     </w:p>
     <w:p>
       <w:pPr>
         <w:pStyle w:val="BodyText"/>
       </w:pPr>
       <w:r>
-        <w:t xml:space="preserve">This research is highly significant as it provides a comprehensive investigation into the causes, consequences, and socio-economic and demographic characteristics of migrants in </w:t>
-      </w:r>
-      <w:proofErr w:type="spellStart"/>
-      <w:r>
-        <w:t>Shankharapur</w:t>
-      </w:r>
-      <w:proofErr w:type="spellEnd"/>
-      <w:r>
-        <w:t xml:space="preserve"> Municipality Ward 9. Understanding these specific factors is critical for explaining the broader patterns and impacts of immigration within the context of rapid urban transformation</w:t>
+        <w:t>This research is highly significant as it provides a comprehensive investigation into the causes, consequences, and socio-economic and demographic characteristics of migrants in Shankharapur Municipality Ward 9. Understanding these specific factors is critical for explaining the broader patterns and impacts of immigration within the context of rapid urban transformation</w:t>
       </w:r>
       <w:r>
         <w:t>.</w:t>
@@ -3868,7 +3827,7 @@
       <w:pPr>
         <w:pStyle w:val="Heading2"/>
       </w:pPr>
-      <w:bookmarkStart w:id="8" w:name="_Toc220841257"/>
+      <w:bookmarkStart w:id="7" w:name="_Toc220841257"/>
       <w:r>
         <w:lastRenderedPageBreak/>
         <w:t>1.5</w:t>
@@ -3889,30 +3848,14 @@
         <w:softHyphen/>
         <w:t>of Selection of Study Area</w:t>
       </w:r>
-      <w:bookmarkEnd w:id="8"/>
+      <w:bookmarkEnd w:id="7"/>
     </w:p>
     <w:p>
       <w:pPr>
         <w:pStyle w:val="BodyText"/>
       </w:pPr>
       <w:r>
-        <w:t xml:space="preserve">The choice of </w:t>
-      </w:r>
-      <w:proofErr w:type="spellStart"/>
-      <w:r>
-        <w:t>Shankharapur</w:t>
-      </w:r>
-      <w:proofErr w:type="spellEnd"/>
-      <w:r>
-        <w:t xml:space="preserve"> Municipality Ward 9 (</w:t>
-      </w:r>
-      <w:proofErr w:type="spellStart"/>
-      <w:r>
-        <w:t>Sankhu</w:t>
-      </w:r>
-      <w:proofErr w:type="spellEnd"/>
-      <w:r>
-        <w:t>) as the focal point for this research is based on the following strategic justifications:</w:t>
+        <w:t>The choice of Shankharapur Municipality Ward 9 (Sankhu) as the focal point for this research is based on the following strategic justifications:</w:t>
       </w:r>
     </w:p>
     <w:p>
@@ -3922,13 +3865,8 @@
           <w:lang w:eastAsia="en-US"/>
         </w:rPr>
       </w:pPr>
-      <w:proofErr w:type="spellStart"/>
-      <w:r>
-        <w:t>Shankharapur</w:t>
-      </w:r>
-      <w:proofErr w:type="spellEnd"/>
-      <w:r>
-        <w:t xml:space="preserve"> is a rapidly developing municipality on the periphery of Kathmandu that is currently experiencing a continuous, daily influx of in-migrants. This constant population movement creates an immediate and high-priority need to investigate the resulting socio-economic and demographic consequences, whether positive or negative.</w:t>
+      <w:r>
+        <w:t>Shankharapur is a rapidly developing municipality on the periphery of Kathmandu that is currently experiencing a continuous, daily influx of in-migrants. This constant population movement creates an immediate and high-priority need to investigate the resulting socio-economic and demographic consequences, whether positive or negative.</w:t>
       </w:r>
     </w:p>
     <w:p>
@@ -3990,7 +3928,7 @@
       <w:pPr>
         <w:pStyle w:val="Heading2"/>
       </w:pPr>
-      <w:bookmarkStart w:id="9" w:name="_Toc220841258"/>
+      <w:bookmarkStart w:id="8" w:name="_Toc220841258"/>
       <w:r>
         <w:lastRenderedPageBreak/>
         <w:t>1.6</w:t>
@@ -3998,52 +3936,36 @@
       <w:r>
         <w:t xml:space="preserve"> Limitations of the study</w:t>
       </w:r>
+      <w:bookmarkEnd w:id="8"/>
+    </w:p>
+    <w:p>
+      <w:pPr>
+        <w:pStyle w:val="BodyText"/>
+      </w:pPr>
+      <w:r>
+        <w:t>This study has several limitations that should be considered while interpreting the results. The research was conducted within a limited time frame, which constrained detailed primary data collection through interviews and limited the extent of secondary data collection from local-level institutions, particularly the ward office. The sample size was also limited, and therefore may not fully represent the entire migrant population of the study area. Moreover, the study is geographically confined to Shankharapur Municipality, Ward No. 9 (Sankhu), which restricts the generalization of findings to other areas. The study largely depends on information provided by respondents, which may be influenced by personal perceptions or reluctance to disclose sensitive economic and social information. In addition, financial and resource constraints restricted extensive fieldwork, and certain groups of migrants, such as temporary or seasonal migrants, may not have been adequately covered.</w:t>
+      </w:r>
+    </w:p>
+    <w:p>
+      <w:pPr>
+        <w:pStyle w:val="BodyText"/>
+      </w:pPr>
+      <w:r>
+        <w:t>Despite these limitations, the study provides valuable insights into the status, causes, and consequences of immigration in the study area. The findings are considered sufficient to meet the objectives of the study and to support future research and planning initiatives.</w:t>
+      </w:r>
+    </w:p>
+    <w:p>
+      <w:pPr>
+        <w:pStyle w:val="Heading2"/>
+      </w:pPr>
+      <w:bookmarkStart w:id="9" w:name="_Toc220841259"/>
+      <w:r>
+        <w:t>1.7</w:t>
+      </w:r>
+      <w:r>
+        <w:t xml:space="preserve"> Organization of the Study</w:t>
+      </w:r>
       <w:bookmarkEnd w:id="9"/>
-    </w:p>
-    <w:p>
-      <w:pPr>
-        <w:pStyle w:val="BodyText"/>
-      </w:pPr>
-      <w:r>
-        <w:t xml:space="preserve">This study has several limitations that should be considered while interpreting the results. The research was conducted within a limited time frame, which constrained detailed primary data collection through interviews and limited the extent of secondary data collection from local-level institutions, particularly the ward office. The sample size was also limited, and therefore may not fully represent the entire migrant population of the study area. Moreover, the study is geographically confined to </w:t>
-      </w:r>
-      <w:proofErr w:type="spellStart"/>
-      <w:r>
-        <w:t>Shankharapur</w:t>
-      </w:r>
-      <w:proofErr w:type="spellEnd"/>
-      <w:r>
-        <w:t xml:space="preserve"> Municipality, Ward No. 9 (</w:t>
-      </w:r>
-      <w:proofErr w:type="spellStart"/>
-      <w:r>
-        <w:t>Sankhu</w:t>
-      </w:r>
-      <w:proofErr w:type="spellEnd"/>
-      <w:r>
-        <w:t>), which restricts the generalization of findings to other areas. The study largely depends on information provided by respondents, which may be influenced by personal perceptions or reluctance to disclose sensitive economic and social information. In addition, financial and resource constraints restricted extensive fieldwork, and certain groups of migrants, such as temporary or seasonal migrants, may not have been adequately covered.</w:t>
-      </w:r>
-    </w:p>
-    <w:p>
-      <w:pPr>
-        <w:pStyle w:val="BodyText"/>
-      </w:pPr>
-      <w:r>
-        <w:t>Despite these limitations, the study provides valuable insights into the status, causes, and consequences of immigration in the study area. The findings are considered sufficient to meet the objectives of the study and to support future research and planning initiatives.</w:t>
-      </w:r>
-    </w:p>
-    <w:p>
-      <w:pPr>
-        <w:pStyle w:val="Heading2"/>
-      </w:pPr>
-      <w:bookmarkStart w:id="10" w:name="_Toc220841259"/>
-      <w:r>
-        <w:t>1.7</w:t>
-      </w:r>
-      <w:r>
-        <w:t xml:space="preserve"> Organization of the Study</w:t>
-      </w:r>
-      <w:bookmarkEnd w:id="10"/>
     </w:p>
     <w:p>
       <w:pPr>
@@ -4068,7 +3990,7 @@
           <w:bCs w:val="0"/>
         </w:rPr>
       </w:pPr>
-      <w:bookmarkStart w:id="11" w:name="_Toc220841260"/>
+      <w:bookmarkStart w:id="10" w:name="_Toc220841260"/>
       <w:r>
         <w:rPr>
           <w:rStyle w:val="Strong"/>
@@ -4086,7 +4008,7 @@
         </w:rPr>
         <w:t>Two</w:t>
       </w:r>
-      <w:bookmarkEnd w:id="11"/>
+      <w:bookmarkEnd w:id="10"/>
     </w:p>
     <w:p>
       <w:pPr>
@@ -4096,7 +4018,7 @@
           <w:szCs w:val="38"/>
         </w:rPr>
       </w:pPr>
-      <w:bookmarkStart w:id="12" w:name="_Toc220841261"/>
+      <w:bookmarkStart w:id="11" w:name="_Toc220841261"/>
       <w:r>
         <w:rPr>
           <w:sz w:val="28"/>
@@ -4104,7 +4026,7 @@
         </w:rPr>
         <w:t>Literature Review</w:t>
       </w:r>
-      <w:bookmarkEnd w:id="12"/>
+      <w:bookmarkEnd w:id="11"/>
     </w:p>
     <w:p>
       <w:pPr>
@@ -4163,21 +4085,13 @@
         <w:t xml:space="preserve"> </w:t>
       </w:r>
       <w:r>
-        <w:t xml:space="preserve">is the father of migration studies. He had brought the concept of migration and its stream. He explained that push and pull factors are the foundation of theory of migration. This article which is linked with demographic and economic variable in relation to distance and volume of migration also depends on distance. </w:t>
-      </w:r>
-      <w:proofErr w:type="spellStart"/>
-      <w:r>
-        <w:t>R</w:t>
+        <w:t>is the father of migration studies. He had brought the concept of migration and its stream. He explained that push and pull factors are the foundation of theory of migration. This article which is linked with demographic and economic variable in relation to distance and volume of migration also depends on distance. R</w:t>
       </w:r>
       <w:r>
         <w:t>a</w:t>
       </w:r>
       <w:r>
-        <w:t>venstein</w:t>
-      </w:r>
-      <w:proofErr w:type="spellEnd"/>
-      <w:r>
-        <w:t xml:space="preserve"> </w:t>
+        <w:t xml:space="preserve">venstein </w:t>
       </w:r>
       <w:r>
         <w:t>“Law</w:t>
@@ -4234,19 +4148,7 @@
         <w:t xml:space="preserve">His </w:t>
       </w:r>
       <w:r>
-        <w:t xml:space="preserve">theory is known as “Gravitational Theory” which states that the numbers of persons who move between two areas are directly proportional to the two populations and inversely proportional to the distance between them. </w:t>
-      </w:r>
-      <w:proofErr w:type="spellStart"/>
-      <w:r>
-        <w:t>Zipf</w:t>
-      </w:r>
-      <w:proofErr w:type="spellEnd"/>
-      <w:r>
-        <w:t xml:space="preserve"> was agreed with </w:t>
-      </w:r>
-      <w:proofErr w:type="spellStart"/>
-      <w:r>
-        <w:t>R</w:t>
+        <w:t>theory is known as “Gravitational Theory” which states that the numbers of persons who move between two areas are directly proportional to the two populations and inversely proportional to the distance between them. Zipf was agreed with R</w:t>
       </w:r>
       <w:r>
         <w:t>a</w:t>
@@ -4263,7 +4165,6 @@
       <w:r>
         <w:t>s</w:t>
       </w:r>
-      <w:proofErr w:type="spellEnd"/>
       <w:r>
         <w:t xml:space="preserve"> view regarding to irritation. Gravity Model m=a* u/v, where</w:t>
       </w:r>
@@ -4301,11 +4202,7 @@
         <w:t>“The</w:t>
       </w:r>
       <w:r>
-        <w:t xml:space="preserve"> principle of least effort”. His model was based on </w:t>
-      </w:r>
-      <w:proofErr w:type="spellStart"/>
-      <w:r>
-        <w:t>R</w:t>
+        <w:t xml:space="preserve"> principle of least effort”. His model was based on R</w:t>
       </w:r>
       <w:r>
         <w:t>a</w:t>
@@ -4317,15 +4214,7 @@
         <w:t>'</w:t>
       </w:r>
       <w:r>
-        <w:t>s</w:t>
-      </w:r>
-      <w:proofErr w:type="spellEnd"/>
-      <w:r>
-        <w:t xml:space="preserve"> theory of migration. He was agreed with </w:t>
-      </w:r>
-      <w:proofErr w:type="spellStart"/>
-      <w:r>
-        <w:t>R</w:t>
+        <w:t>s theory of migration. He was agreed with R</w:t>
       </w:r>
       <w:r>
         <w:t>a</w:t>
@@ -4334,11 +4223,7 @@
         <w:t>venstein'</w:t>
       </w:r>
       <w:r>
-        <w:t>s</w:t>
-      </w:r>
-      <w:proofErr w:type="spellEnd"/>
-      <w:r>
-        <w:t xml:space="preserve"> view regarding migration is inversely related to the distance to be travelled. According to him, the greater distance is effort required to overcome the difficulty and therefore the similar is the number of migrants. Similarly</w:t>
+        <w:t>s view regarding migration is inversely related to the distance to be travelled. According to him, the greater distance is effort required to overcome the difficulty and therefore the similar is the number of migrants. Similarly</w:t>
       </w:r>
       <w:r>
         <w:t>,</w:t>
@@ -4429,11 +4314,9 @@
       <w:pPr>
         <w:pStyle w:val="BodyText"/>
       </w:pPr>
-      <w:proofErr w:type="spellStart"/>
       <w:r>
         <w:t>Mabogunje</w:t>
       </w:r>
-      <w:proofErr w:type="spellEnd"/>
       <w:r>
         <w:t xml:space="preserve"> (1970) applied a concept of system theory in the system of rural to urban migration operates having economic, social, technological and government component. He attempted to relate </w:t>
       </w:r>
@@ -4478,17 +4361,93 @@
         <w:t xml:space="preserve"> </w:t>
       </w:r>
       <w:r>
-        <w:t>(1993) studied urbanization and migration in Nepal in which that concluded that international migration involving unrestricted emigration and immigration can be detrimental to the national interest but that should be beneficial if it is regulated properly.</w:t>
+        <w:t>(1993) studied urbanization and migration in Nepal in which that concluded that international migration involvin</w:t>
+      </w:r>
+      <w:r>
+        <w:softHyphen/>
+      </w:r>
+      <w:r>
+        <w:t>g unrestricted emigration and immigration can be detrimental to the national interest but that should be beneficial if it is regulated properly.</w:t>
       </w:r>
     </w:p>
     <w:p>
       <w:pPr>
         <w:pStyle w:val="Heading2"/>
       </w:pPr>
-      <w:bookmarkStart w:id="13" w:name="_Toc220841262"/>
+      <w:bookmarkStart w:id="12" w:name="_Toc220841262"/>
       <w:r>
         <w:t>2.1 Theoretical Review</w:t>
       </w:r>
+      <w:bookmarkEnd w:id="12"/>
+    </w:p>
+    <w:p>
+      <w:pPr>
+        <w:pStyle w:val="BodyText"/>
+      </w:pPr>
+      <w:r>
+        <w:t>Migration is a complex phenomenon influenced by economic, social, and environmental factors. Several theories have been developed to explain the process of migration. Ravenstein (1885), known as the father of migration studies, introduced the concept of migration streams and counter</w:t>
+      </w:r>
+      <w:r>
+        <w:noBreakHyphen/>
+        <w:t>streams, emphasizing that migration flows occur systematically between regions. He also highlighted the importance of distance in migration patterns. Lee (1966) extended this idea through the push–pull framework, explaining that migration decisions are influenced by factors at the origin (push) and destination (pull), as well as intervening obstacles such as distance, transportation, and cost. Personal characteristics like age, sex, and education further shape migration decisions. Zipf (1964) proposed the Gravitational Theory, suggesting that the number of migrants between two areas is directly proportional to their populations and inversely proportional to the distance separating them. Todaro (1976) added an economic perspective, emphasizing that expected income differentials, rather than actual earnings, largely drive migration. Together, these theories provide the conceptual foundation for understanding the causes and patterns of migration in Ward 9, Sankhu.</w:t>
+      </w:r>
+    </w:p>
+    <w:p>
+      <w:pPr>
+        <w:pStyle w:val="BodyText"/>
+      </w:pPr>
+      <w:r>
+        <w:t>Building on these classical models, later scholars have developed more nuanced perspectives. The new economics of migration (Stark, 1991) shifts the unit of analysis from the individual to the household, arguing that migration is a collective strategy to diversify income and reduce risk, which helps explain why even non</w:t>
+      </w:r>
+      <w:r>
+        <w:noBreakHyphen/>
+        <w:t xml:space="preserve">poor households in rural Nepal may send members to urban areas or abroad, using remittances for education, housing, and social investments. Migration systems theory (Massey et al., 1993) stresses that migration is not random but structured over time by historical, social, and institutional links between </w:t>
+      </w:r>
+      <w:r>
+        <w:lastRenderedPageBreak/>
+        <w:t>origin and destination areas; in the Nepali context, this is visible in established corridors from specific villages to large cities or foreign labour markets, where existing migrants inform newcomers and stabilize routes. The segmented labour</w:t>
+      </w:r>
+      <w:r>
+        <w:noBreakHyphen/>
+        <w:t>market theory (Piore, 1979) explains that migrants often fill low</w:t>
+      </w:r>
+      <w:r>
+        <w:noBreakHyphen/>
+        <w:t>wage, insecure secondary</w:t>
+      </w:r>
+      <w:r>
+        <w:noBreakHyphen/>
+        <w:t>sector jobs that local workers avoid, such as construction, domestic work, and daily wage labour, reinforcing inequalities between residents and in</w:t>
+      </w:r>
+      <w:r>
+        <w:noBreakHyphen/>
+        <w:t>migrants in urban wards like Sankhu. Social capital and network theory (Granovetter, 1973; Portes, 1998) highlight how kinship, caste, and locality ties facilitate migration by providing information, loans, shelter, and job referrals, making mobility more feasible for certain groups and producing spatial clustering within wards. Finally, critical and autonomy</w:t>
+      </w:r>
+      <w:r>
+        <w:noBreakHyphen/>
+        <w:t>of</w:t>
+      </w:r>
+      <w:r>
+        <w:noBreakHyphen/>
+        <w:t>migration perspectives (Mezzadra &amp; Neilson, 2013; Bhagat, 2025) treat migration as an active, resistant practice through which people creatively bypass restrictive laws, use informal channels, and negotiate precarious conditions to pursue better livelihoods, underscoring the agency and everyday strategies of in</w:t>
+      </w:r>
+      <w:r>
+        <w:noBreakHyphen/>
+        <w:t>migrants in peri</w:t>
+      </w:r>
+      <w:r>
+        <w:noBreakHyphen/>
+        <w:t>urban and urban spaces like Ward 9, Sankhu.</w:t>
+      </w:r>
+    </w:p>
+    <w:p>
+      <w:pPr>
+        <w:pStyle w:val="Heading2"/>
+      </w:pPr>
+      <w:bookmarkStart w:id="13" w:name="_Toc220841263"/>
+      <w:r>
+        <w:t>2.2 Empirical Review</w:t>
+      </w:r>
       <w:bookmarkEnd w:id="13"/>
     </w:p>
     <w:p>
@@ -4496,38 +4455,235 @@
         <w:pStyle w:val="BodyText"/>
       </w:pPr>
       <w:r>
-        <w:t xml:space="preserve">Migration is a complex phenomenon influenced by economic, social, and environmental factors. Several theories have been developed to explain the process of migration. </w:t>
-      </w:r>
-      <w:proofErr w:type="spellStart"/>
-      <w:r>
-        <w:t>R</w:t>
-      </w:r>
-      <w:r>
-        <w:t>a</w:t>
-      </w:r>
-      <w:r>
-        <w:t>venstein</w:t>
-      </w:r>
-      <w:proofErr w:type="spellEnd"/>
-      <w:r>
-        <w:t xml:space="preserve"> (1885), known as the father of migration studies, introduced the concept of migration streams and counter-streams, emphasizing that migration flows occur systematically between regions. He also highlighted the importance of distance in migration patterns. Lee (1966) extended this idea through the push-pull framework, explaining that migration decisions are influenced by factors at the origin (push) and destination (pull), as well as intervening obstacles such as distance, transportation, and cost. Personal characteristics like age, sex, and education further shape migration decisions. Zipf (1964) proposed the Gravitational Theory, suggesting that the number of migrants between two areas is directly proportional to their populations and inversely proportional to the distance separating them. Todaro (1976) added an economic perspective, emphasizing that expected income differentials, rather than actual earnings, largely drive migration. Together, these theories provide the conceptual foundation for understanding the causes and patterns of migration in Ward 9, </w:t>
-      </w:r>
-      <w:proofErr w:type="spellStart"/>
-      <w:r>
-        <w:t>Sankhu</w:t>
-      </w:r>
-      <w:proofErr w:type="spellEnd"/>
-      <w:r>
-        <w:t>.</w:t>
-      </w:r>
+        <w:t>Empirical studies in Nepal and similar contexts provide insights into migration trends and consequences. CEDA (1977) observed that over 50 percent of migrants in Kathmandu were</w:t>
+      </w:r>
+      <w:r>
+        <w:t xml:space="preserve"> aged 20–30 years, with economic opportunities being the primary cause. Gurung (1984) identified population pressure, land scarcity, and environmental stress in the hills as push factors, and fertile land, government incentives, and social networks in the Terai as pull factors. K.C. (1998) analyzed both micro and macro-level determinants of migration, including literacy, age distribution, family kinship, and government resettlement projects. Kunwar (2015) applied multivariate analysis and found that low productivity and insufficient land prompted migration, while availability of facilities and presence of relatives influenced the decision to move. Niroula (2016) noted that during the Maoist insurgency, migration from hills to Terai accelerated due to population pressure, infrastructure development, and employment opportunities. These studies demonstrate the relevance of economic, social, and environmental factors in driving migration and highlight the need for a localized study in Ward 9, Sankhu.</w:t>
+      </w:r>
+    </w:p>
+    <w:p>
+      <w:pPr>
+        <w:pStyle w:val="BodyText"/>
+      </w:pPr>
+      <w:r>
+        <w:lastRenderedPageBreak/>
+        <w:t>Building on these earlier findings, more recent empirical work in Nepal has further clarified the </w:t>
+      </w:r>
+      <w:r>
+        <w:rPr>
+          <w:b/>
+          <w:bCs/>
+        </w:rPr>
+        <w:t>causes and consequences of in</w:t>
+      </w:r>
+      <w:r>
+        <w:rPr>
+          <w:b/>
+          <w:bCs/>
+        </w:rPr>
+        <w:noBreakHyphen/>
+        <w:t>migration</w:t>
+      </w:r>
+      <w:r>
+        <w:t>, especially in peri</w:t>
+      </w:r>
+      <w:r>
+        <w:noBreakHyphen/>
+        <w:t>urban and urban settings similar to Sankhu. Studies on municipalities such as Ratnanagar, Kirtipur, and Pokhara show that in</w:t>
+      </w:r>
+      <w:r>
+        <w:noBreakHyphen/>
+        <w:t>migration is increasingly driven not only by land scarcity and agricultural distress but also by the growth of construction, services, and small industries around urban centres, reinforcing the neoclassical and Todaro</w:t>
+      </w:r>
+      <w:r>
+        <w:noBreakHyphen/>
+        <w:t>type expectation</w:t>
+      </w:r>
+      <w:r>
+        <w:noBreakHyphen/>
+        <w:t>based models. In these places, younger age cohorts (similar to CEDA’s 20–30</w:t>
+      </w:r>
+      <w:r>
+        <w:noBreakHyphen/>
+        <w:t>year</w:t>
+      </w:r>
+      <w:r>
+        <w:noBreakHyphen/>
+        <w:t>old group) continue to dominate in</w:t>
+      </w:r>
+      <w:r>
+        <w:noBreakHyphen/>
+        <w:t>migration flows, confirming that economic opportunity and labour</w:t>
+      </w:r>
+      <w:r>
+        <w:noBreakHyphen/>
+        <w:t>market expectations remain central push–pull forces. Parallel studies also underline that migration decisions are shaped by household</w:t>
+      </w:r>
+      <w:r>
+        <w:noBreakHyphen/>
+        <w:t>level strategies, as predicted by the new economics of migration; even relatively non</w:t>
+      </w:r>
+      <w:r>
+        <w:noBreakHyphen/>
+        <w:t>poor rural households send members to cities or abroad to diversify income and finance education, housing, or marriage costs, as seen in later research on remittance</w:t>
+      </w:r>
+      <w:r>
+        <w:noBreakHyphen/>
+        <w:t>receiving households across Nepal.</w:t>
+      </w:r>
+    </w:p>
+    <w:p>
+      <w:pPr>
+        <w:pStyle w:val="BodyText"/>
+      </w:pPr>
+      <w:r>
+        <w:t>In addition, empirical work on migration systems and social networks supports K.C.’s (1998) and Kunwar’s (2015) emphasis on kinship and relatives. Researchers have found that once migration routes are established—from specific hill villages to particular Terai towns or urban wards—new migrants tend to follow the same paths, relying on relatives for information, credit, and housing. This pattern helps explain why in</w:t>
+      </w:r>
+      <w:r>
+        <w:noBreakHyphen/>
+        <w:t>migration is often clustered in certain neighbourhoods or streets within municipalities, mirroring findings from Gurung (1984) and Niroula (2016) that migration is not random but embedded in social and spatial structures. In peri</w:t>
+      </w:r>
+      <w:r>
+        <w:noBreakHyphen/>
+        <w:t>urban wards like Sankhu, such networks likely intensify when infrastructure improves and road connectivity increases, making it easier for people from nearby rural areas to move in and settle informally.</w:t>
+      </w:r>
+    </w:p>
+    <w:p>
+      <w:pPr>
+        <w:pStyle w:val="BodyText"/>
+      </w:pPr>
+      <w:r>
+        <w:t>On the </w:t>
+      </w:r>
+      <w:r>
+        <w:rPr>
+          <w:b/>
+          <w:bCs/>
+        </w:rPr>
+        <w:t>consequences side</w:t>
+      </w:r>
+      <w:r>
+        <w:t>, empirical studies in Nepali towns and municipalities consistently report mixed outcomes. On the positive side, in</w:t>
+      </w:r>
+      <w:r>
+        <w:noBreakHyphen/>
+        <w:t>migration supplies labour for construction, services, and small businesses and supports local economic growth, echoing CEDA’s observation that Kathmandu’s growth was partly fuelled by in</w:t>
+      </w:r>
+      <w:r>
+        <w:noBreakHyphen/>
+        <w:t>migration. Remittances sent by in</w:t>
+      </w:r>
+      <w:r>
+        <w:noBreakHyphen/>
+        <w:t>migrants or through international migration also contribute to household welfare, education, and housing in both receiving and sending areas. However, unplanned in</w:t>
+      </w:r>
+      <w:r>
+        <w:noBreakHyphen/>
+        <w:t xml:space="preserve">migration has also led to overcrowding, informal settlements, pressure on </w:t>
+      </w:r>
+      <w:r>
+        <w:lastRenderedPageBreak/>
+        <w:t>housing and sanitation, and environmental degradation, especially in peri</w:t>
+      </w:r>
+      <w:r>
+        <w:noBreakHyphen/>
+        <w:t>urban fringes where land</w:t>
+      </w:r>
+      <w:r>
+        <w:noBreakHyphen/>
+        <w:t>use controls are weak. Studies of municipalities undergoing rapid urbanization find that in</w:t>
+      </w:r>
+      <w:r>
+        <w:noBreakHyphen/>
+        <w:t>migration often results in the conversion of agricultural land into residential plots, rising land prices, and declining local services, suggesting that while the causes of migration are economic and social, the consequences are deeply spatial and institutional.</w:t>
+      </w:r>
+    </w:p>
+    <w:p>
+      <w:pPr>
+        <w:pStyle w:val="BodyText"/>
+      </w:pPr>
+      <w:r>
+        <w:t>Finally, governance</w:t>
+      </w:r>
+      <w:r>
+        <w:noBreakHyphen/>
+        <w:t>oriented empirical studies highlight that local governments often lack adequate planning and data to manage in</w:t>
+      </w:r>
+      <w:r>
+        <w:noBreakHyphen/>
+        <w:t>migration, even though the phenomenon is central to urban growth. Research on municipalities in Nepal shows that Ward</w:t>
+      </w:r>
+      <w:r>
+        <w:noBreakHyphen/>
+        <w:t>level authorities frequently struggle with housing, water, solid</w:t>
+      </w:r>
+      <w:r>
+        <w:noBreakHyphen/>
+        <w:t>waste management, and education due to sudden population increases driven by in</w:t>
+      </w:r>
+      <w:r>
+        <w:noBreakHyphen/>
+        <w:t>migration. Some recent studies recommend that local authorities integrate migration into urban planning, improve household</w:t>
+      </w:r>
+      <w:r>
+        <w:noBreakHyphen/>
+        <w:t>level data collection on in</w:t>
+      </w:r>
+      <w:r>
+        <w:noBreakHyphen/>
+        <w:t>migrants, and involve both local residents and in</w:t>
+      </w:r>
+      <w:r>
+        <w:noBreakHyphen/>
+        <w:t>migrants in decision</w:t>
+      </w:r>
+      <w:r>
+        <w:noBreakHyphen/>
+        <w:t>making. For Ward 9, Sankhu, this implies that understanding the </w:t>
+      </w:r>
+      <w:r>
+        <w:rPr>
+          <w:b/>
+          <w:bCs/>
+        </w:rPr>
+        <w:t>causes and consequences of in</w:t>
+      </w:r>
+      <w:r>
+        <w:rPr>
+          <w:b/>
+          <w:bCs/>
+        </w:rPr>
+        <w:noBreakHyphen/>
+        <w:t>migration</w:t>
+      </w:r>
+      <w:r>
+        <w:t> must go beyond repeating national</w:t>
+      </w:r>
+      <w:r>
+        <w:noBreakHyphen/>
+        <w:t>level findings and instead examine how local push–pull factors, household strategies, social networks, and municipal governance interact on the ground. In this sense, earlier empirical work by CEDA, Gurung, K.C., Kunwar, and Niroula provides a strong base, but a localized study in Sankhu is necessary to capture the specific dynamics of in</w:t>
+      </w:r>
+      <w:r>
+        <w:noBreakHyphen/>
+        <w:t>migration in a peri</w:t>
+      </w:r>
+      <w:r>
+        <w:noBreakHyphen/>
+        <w:t>urban ward undergoing rapid transformation.</w:t>
+      </w:r>
+    </w:p>
+    <w:p>
+      <w:pPr>
+        <w:pStyle w:val="BodyText"/>
+      </w:pPr>
     </w:p>
     <w:p>
       <w:pPr>
         <w:pStyle w:val="Heading2"/>
       </w:pPr>
-      <w:bookmarkStart w:id="14" w:name="_Toc220841263"/>
-      <w:r>
-        <w:t>2.2 Empirical Review</w:t>
+      <w:bookmarkStart w:id="14" w:name="_Toc220841264"/>
+      <w:r>
+        <w:t>2.3 Policy Review</w:t>
       </w:r>
       <w:bookmarkEnd w:id="14"/>
     </w:p>
@@ -4536,54 +4692,28 @@
         <w:pStyle w:val="BodyText"/>
       </w:pPr>
       <w:r>
-        <w:t xml:space="preserve">Empirical studies in Nepal and similar contexts provide insights into migration trends and consequences. CEDA (1977) observed that over 50 percent of migrants in Kathmandu were aged 20–30 years, with economic opportunities being the primary cause. Gurung (1984) identified population pressure, land scarcity, and environmental stress in the hills as push factors, and fertile land, government incentives, and social networks in the Terai as pull </w:t>
+        <w:t>Migration in Nepal has been shaped by both national and local policies. National policies, such as the Nepal Migration Policy and urban development strategies, aim to regulate population movement, improve resettlement programs, and create opportunities in underdeveloped regions. Local-level initiatives, including ward and municipal development plans, focus on infrastructure development, provision of basic services, and resettlement schemes to manage migration effectively. For example, previous resettlement projects in western Terai (</w:t>
+      </w:r>
+      <w:r>
+        <w:t>Gurung</w:t>
+      </w:r>
+      <w:r>
+        <w:t xml:space="preserve">, 1974) aimed to relocate populations from densely populated hill areas, emphasizing land distribution, income support, and social integration. </w:t>
       </w:r>
       <w:r>
         <w:lastRenderedPageBreak/>
-        <w:t xml:space="preserve">factors. K.C. (1998) analyzed both micro and macro-level determinants of migration, including literacy, age distribution, family kinship, and government resettlement projects. Kunwar (2015) applied multivariate analysis and found that low productivity and insufficient land prompted migration, while availability of facilities and presence of relatives influenced the decision to move. Niroula (2016) noted that during the Maoist insurgency, migration from hills to Terai accelerated due to population pressure, infrastructure development, and employment opportunities. These studies demonstrate the relevance of economic, social, and environmental factors in driving migration and highlight the need for a localized study in Ward 9, </w:t>
-      </w:r>
-      <w:proofErr w:type="spellStart"/>
-      <w:r>
-        <w:t>Sankhu</w:t>
-      </w:r>
-      <w:proofErr w:type="spellEnd"/>
-      <w:r>
-        <w:t>.</w:t>
+        <w:t>Understanding these policies is essential to assess whether migration in Ward 9 aligns with policy objectives and to identify gaps where local planning can be improved.</w:t>
       </w:r>
     </w:p>
     <w:p>
       <w:pPr>
         <w:pStyle w:val="Heading2"/>
       </w:pPr>
-      <w:bookmarkStart w:id="15" w:name="_Toc220841264"/>
-      <w:r>
-        <w:t>2.3 Policy Review</w:t>
+      <w:bookmarkStart w:id="15" w:name="_Toc220841265"/>
+      <w:r>
+        <w:t>2.4 Research Gap</w:t>
       </w:r>
       <w:bookmarkEnd w:id="15"/>
-    </w:p>
-    <w:p>
-      <w:pPr>
-        <w:pStyle w:val="BodyText"/>
-      </w:pPr>
-      <w:r>
-        <w:t>Migration in Nepal has been shaped by both national and local policies. National policies, such as the Nepal Migration Policy and urban development strategies, aim to regulate population movement, improve resettlement programs, and create opportunities in underdeveloped regions. Local-level initiatives, including ward and municipal development plans, focus on infrastructure development, provision of basic services, and resettlement schemes to manage migration effectively. For example, previous resettlement projects in western Terai (</w:t>
-      </w:r>
-      <w:r>
-        <w:t>Gurung</w:t>
-      </w:r>
-      <w:r>
-        <w:t>, 1974) aimed to relocate populations from densely populated hill areas, emphasizing land distribution, income support, and social integration. Understanding these policies is essential to assess whether migration in Ward 9 aligns with policy objectives and to identify gaps where local planning can be improved.</w:t>
-      </w:r>
-    </w:p>
-    <w:p>
-      <w:pPr>
-        <w:pStyle w:val="Heading2"/>
-      </w:pPr>
-      <w:bookmarkStart w:id="16" w:name="_Toc220841265"/>
-      <w:r>
-        <w:t>2.4 Research Gap</w:t>
-      </w:r>
-      <w:bookmarkEnd w:id="16"/>
     </w:p>
     <w:p>
       <w:pPr>
@@ -4601,15 +4731,7 @@
         <w:t>macro-level or city-wide</w:t>
       </w:r>
       <w:r>
-        <w:t xml:space="preserve">, lacking focus on specific wards like Ward 9, </w:t>
-      </w:r>
-      <w:proofErr w:type="spellStart"/>
-      <w:r>
-        <w:t>Sankhu</w:t>
-      </w:r>
-      <w:proofErr w:type="spellEnd"/>
-      <w:r>
-        <w:t xml:space="preserve">. Few studies integrate </w:t>
+        <w:t xml:space="preserve">, lacking focus on specific wards like Ward 9, Sankhu. Few studies integrate </w:t>
       </w:r>
       <w:r>
         <w:rPr>
@@ -4649,12 +4771,11 @@
       <w:pPr>
         <w:pStyle w:val="Heading2"/>
       </w:pPr>
-      <w:bookmarkStart w:id="17" w:name="_Toc220841266"/>
-      <w:r>
-        <w:lastRenderedPageBreak/>
+      <w:bookmarkStart w:id="16" w:name="_Toc220841266"/>
+      <w:r>
         <w:t>2.5 Conceptual Framework</w:t>
       </w:r>
-      <w:bookmarkEnd w:id="17"/>
+      <w:bookmarkEnd w:id="16"/>
     </w:p>
     <w:p>
       <w:pPr>
@@ -4683,1710 +4804,6 @@
           <w:lang w:eastAsia="en-US" w:bidi="ne-NP"/>
         </w:rPr>
       </w:pPr>
-      <w:r>
-        <w:rPr>
-          <w:noProof/>
-          <w:lang w:eastAsia="en-US" w:bidi="ne-NP"/>
-        </w:rPr>
-        <mc:AlternateContent>
-          <mc:Choice Requires="wpg">
-            <w:drawing>
-              <wp:anchor distT="0" distB="0" distL="114300" distR="114300" simplePos="0" relativeHeight="251680768" behindDoc="0" locked="0" layoutInCell="1" allowOverlap="1" wp14:anchorId="787C6FEE" wp14:editId="0B18A62C">
-                <wp:simplePos x="0" y="0"/>
-                <wp:positionH relativeFrom="margin">
-                  <wp:align>left</wp:align>
-                </wp:positionH>
-                <wp:positionV relativeFrom="paragraph">
-                  <wp:posOffset>208915</wp:posOffset>
-                </wp:positionV>
-                <wp:extent cx="5492115" cy="3604260"/>
-                <wp:effectExtent l="0" t="0" r="13335" b="15240"/>
-                <wp:wrapNone/>
-                <wp:docPr id="1" name="Group 1"/>
-                <wp:cNvGraphicFramePr/>
-                <a:graphic xmlns:a="http://schemas.openxmlformats.org/drawingml/2006/main">
-                  <a:graphicData uri="http://schemas.microsoft.com/office/word/2010/wordprocessingGroup">
-                    <wpg:wgp>
-                      <wpg:cNvGrpSpPr/>
-                      <wpg:grpSpPr>
-                        <a:xfrm>
-                          <a:off x="0" y="0"/>
-                          <a:ext cx="5492115" cy="3604260"/>
-                          <a:chOff x="0" y="0"/>
-                          <a:chExt cx="5356860" cy="2991143"/>
-                        </a:xfrm>
-                      </wpg:grpSpPr>
-                      <wps:wsp>
-                        <wps:cNvPr id="217" name="Text Box 2"/>
-                        <wps:cNvSpPr txBox="1">
-                          <a:spLocks noChangeArrowheads="1"/>
-                        </wps:cNvSpPr>
-                        <wps:spPr bwMode="auto">
-                          <a:xfrm>
-                            <a:off x="0" y="11723"/>
-                            <a:ext cx="1402080" cy="784860"/>
-                          </a:xfrm>
-                          <a:prstGeom prst="rect">
-                            <a:avLst/>
-                          </a:prstGeom>
-                          <a:ln>
-                            <a:headEnd/>
-                            <a:tailEnd/>
-                          </a:ln>
-                        </wps:spPr>
-                        <wps:style>
-                          <a:lnRef idx="2">
-                            <a:schemeClr val="dk1"/>
-                          </a:lnRef>
-                          <a:fillRef idx="1">
-                            <a:schemeClr val="lt1"/>
-                          </a:fillRef>
-                          <a:effectRef idx="0">
-                            <a:schemeClr val="dk1"/>
-                          </a:effectRef>
-                          <a:fontRef idx="minor">
-                            <a:schemeClr val="dk1"/>
-                          </a:fontRef>
-                        </wps:style>
-                        <wps:txbx>
-                          <w:txbxContent>
-                            <w:p>
-                              <w:pPr>
-                                <w:rPr>
-                                  <w:b/>
-                                  <w:bCs/>
-                                  <w:sz w:val="22"/>
-                                  <w:szCs w:val="22"/>
-                                </w:rPr>
-                              </w:pPr>
-                              <w:r>
-                                <w:rPr>
-                                  <w:b/>
-                                  <w:bCs/>
-                                  <w:sz w:val="22"/>
-                                  <w:szCs w:val="22"/>
-                                </w:rPr>
-                                <w:t>Push Factors</w:t>
-                              </w:r>
-                            </w:p>
-                          </w:txbxContent>
-                        </wps:txbx>
-                        <wps:bodyPr rot="0" vert="horz" wrap="square" lIns="91440" tIns="45720" rIns="91440" bIns="45720" anchor="t" anchorCtr="0">
-                          <a:noAutofit/>
-                        </wps:bodyPr>
-                      </wps:wsp>
-                      <wps:wsp>
-                        <wps:cNvPr id="3" name="Text Box 3"/>
-                        <wps:cNvSpPr txBox="1"/>
-                        <wps:spPr>
-                          <a:xfrm>
-                            <a:off x="0" y="275493"/>
-                            <a:ext cx="1402080" cy="762000"/>
-                          </a:xfrm>
-                          <a:prstGeom prst="rect">
-                            <a:avLst/>
-                          </a:prstGeom>
-                          <a:ln/>
-                        </wps:spPr>
-                        <wps:style>
-                          <a:lnRef idx="2">
-                            <a:schemeClr val="dk1"/>
-                          </a:lnRef>
-                          <a:fillRef idx="1">
-                            <a:schemeClr val="lt1"/>
-                          </a:fillRef>
-                          <a:effectRef idx="0">
-                            <a:schemeClr val="dk1"/>
-                          </a:effectRef>
-                          <a:fontRef idx="minor">
-                            <a:schemeClr val="dk1"/>
-                          </a:fontRef>
-                        </wps:style>
-                        <wps:txbx>
-                          <w:txbxContent>
-                            <w:p>
-                              <w:pPr>
-                                <w:pStyle w:val="ListParagraph"/>
-                                <w:numPr>
-                                  <w:ilvl w:val="0"/>
-                                  <w:numId w:val="15"/>
-                                </w:numPr>
-                                <w:ind w:left="180" w:hanging="180"/>
-                                <w:rPr>
-                                  <w:sz w:val="18"/>
-                                  <w:szCs w:val="18"/>
-                                </w:rPr>
-                              </w:pPr>
-                              <w:r>
-                                <w:rPr>
-                                  <w:sz w:val="18"/>
-                                  <w:szCs w:val="18"/>
-                                </w:rPr>
-                                <w:t>Population Pressure</w:t>
-                              </w:r>
-                            </w:p>
-                            <w:p>
-                              <w:pPr>
-                                <w:pStyle w:val="ListParagraph"/>
-                                <w:numPr>
-                                  <w:ilvl w:val="0"/>
-                                  <w:numId w:val="15"/>
-                                </w:numPr>
-                                <w:ind w:left="180" w:hanging="180"/>
-                                <w:rPr>
-                                  <w:sz w:val="18"/>
-                                  <w:szCs w:val="18"/>
-                                </w:rPr>
-                              </w:pPr>
-                              <w:r>
-                                <w:rPr>
-                                  <w:sz w:val="18"/>
-                                  <w:szCs w:val="18"/>
-                                </w:rPr>
-                                <w:t>Land Scarcity</w:t>
-                              </w:r>
-                            </w:p>
-                            <w:p>
-                              <w:pPr>
-                                <w:pStyle w:val="ListParagraph"/>
-                                <w:numPr>
-                                  <w:ilvl w:val="0"/>
-                                  <w:numId w:val="15"/>
-                                </w:numPr>
-                                <w:ind w:left="180" w:hanging="180"/>
-                                <w:rPr>
-                                  <w:sz w:val="18"/>
-                                  <w:szCs w:val="18"/>
-                                </w:rPr>
-                              </w:pPr>
-                              <w:r>
-                                <w:rPr>
-                                  <w:sz w:val="18"/>
-                                  <w:szCs w:val="18"/>
-                                </w:rPr>
-                                <w:t>Environmental Stress</w:t>
-                              </w:r>
-                            </w:p>
-                            <w:p>
-                              <w:pPr>
-                                <w:pStyle w:val="ListParagraph"/>
-                                <w:numPr>
-                                  <w:ilvl w:val="0"/>
-                                  <w:numId w:val="15"/>
-                                </w:numPr>
-                                <w:ind w:left="180" w:hanging="180"/>
-                                <w:rPr>
-                                  <w:sz w:val="18"/>
-                                  <w:szCs w:val="18"/>
-                                </w:rPr>
-                              </w:pPr>
-                              <w:r>
-                                <w:rPr>
-                                  <w:sz w:val="18"/>
-                                  <w:szCs w:val="18"/>
-                                </w:rPr>
-                                <w:t>Poverty</w:t>
-                              </w:r>
-                            </w:p>
-                          </w:txbxContent>
-                        </wps:txbx>
-                        <wps:bodyPr rot="0" spcFirstLastPara="0" vertOverflow="overflow" horzOverflow="overflow" vert="horz" wrap="square" lIns="91440" tIns="45720" rIns="91440" bIns="45720" numCol="1" spcCol="0" rtlCol="0" fromWordArt="0" anchor="t" anchorCtr="0" forceAA="0" compatLnSpc="1">
-                          <a:prstTxWarp prst="textNoShape">
-                            <a:avLst/>
-                          </a:prstTxWarp>
-                          <a:noAutofit/>
-                        </wps:bodyPr>
-                      </wps:wsp>
-                      <wps:wsp>
-                        <wps:cNvPr id="4" name="Text Box 4"/>
-                        <wps:cNvSpPr txBox="1"/>
-                        <wps:spPr>
-                          <a:xfrm>
-                            <a:off x="1869831" y="11723"/>
-                            <a:ext cx="1386886" cy="266700"/>
-                          </a:xfrm>
-                          <a:prstGeom prst="rect">
-                            <a:avLst/>
-                          </a:prstGeom>
-                          <a:ln/>
-                        </wps:spPr>
-                        <wps:style>
-                          <a:lnRef idx="2">
-                            <a:schemeClr val="dk1"/>
-                          </a:lnRef>
-                          <a:fillRef idx="1">
-                            <a:schemeClr val="lt1"/>
-                          </a:fillRef>
-                          <a:effectRef idx="0">
-                            <a:schemeClr val="dk1"/>
-                          </a:effectRef>
-                          <a:fontRef idx="minor">
-                            <a:schemeClr val="dk1"/>
-                          </a:fontRef>
-                        </wps:style>
-                        <wps:txbx>
-                          <w:txbxContent>
-                            <w:p>
-                              <w:pPr>
-                                <w:pStyle w:val="ListParagraph"/>
-                                <w:ind w:left="0"/>
-                                <w:jc w:val="center"/>
-                                <w:rPr>
-                                  <w:b/>
-                                  <w:bCs/>
-                                  <w:sz w:val="20"/>
-                                  <w:szCs w:val="20"/>
-                                </w:rPr>
-                              </w:pPr>
-                              <w:r>
-                                <w:rPr>
-                                  <w:b/>
-                                  <w:bCs/>
-                                  <w:sz w:val="20"/>
-                                  <w:szCs w:val="20"/>
-                                </w:rPr>
-                                <w:t>Migration Decision</w:t>
-                              </w:r>
-                            </w:p>
-                            <w:p>
-                              <w:pPr>
-                                <w:pStyle w:val="ListParagraph"/>
-                                <w:rPr>
-                                  <w:sz w:val="20"/>
-                                  <w:szCs w:val="20"/>
-                                </w:rPr>
-                              </w:pPr>
-                            </w:p>
-                          </w:txbxContent>
-                        </wps:txbx>
-                        <wps:bodyPr rot="0" spcFirstLastPara="0" vertOverflow="overflow" horzOverflow="overflow" vert="horz" wrap="square" lIns="91440" tIns="45720" rIns="91440" bIns="45720" numCol="1" spcCol="0" rtlCol="0" fromWordArt="0" anchor="t" anchorCtr="0" forceAA="0" compatLnSpc="1">
-                          <a:prstTxWarp prst="textNoShape">
-                            <a:avLst/>
-                          </a:prstTxWarp>
-                          <a:noAutofit/>
-                        </wps:bodyPr>
-                      </wps:wsp>
-                      <wps:wsp>
-                        <wps:cNvPr id="7" name="Text Box 2"/>
-                        <wps:cNvSpPr txBox="1">
-                          <a:spLocks noChangeArrowheads="1"/>
-                        </wps:cNvSpPr>
-                        <wps:spPr bwMode="auto">
-                          <a:xfrm>
-                            <a:off x="3657600" y="0"/>
-                            <a:ext cx="1699260" cy="784860"/>
-                          </a:xfrm>
-                          <a:prstGeom prst="rect">
-                            <a:avLst/>
-                          </a:prstGeom>
-                          <a:ln>
-                            <a:headEnd/>
-                            <a:tailEnd/>
-                          </a:ln>
-                        </wps:spPr>
-                        <wps:style>
-                          <a:lnRef idx="2">
-                            <a:schemeClr val="dk1"/>
-                          </a:lnRef>
-                          <a:fillRef idx="1">
-                            <a:schemeClr val="lt1"/>
-                          </a:fillRef>
-                          <a:effectRef idx="0">
-                            <a:schemeClr val="dk1"/>
-                          </a:effectRef>
-                          <a:fontRef idx="minor">
-                            <a:schemeClr val="dk1"/>
-                          </a:fontRef>
-                        </wps:style>
-                        <wps:txbx>
-                          <w:txbxContent>
-                            <w:p>
-                              <w:pPr>
-                                <w:rPr>
-                                  <w:b/>
-                                  <w:bCs/>
-                                  <w:sz w:val="22"/>
-                                  <w:szCs w:val="22"/>
-                                </w:rPr>
-                              </w:pPr>
-                              <w:r>
-                                <w:rPr>
-                                  <w:b/>
-                                  <w:bCs/>
-                                  <w:sz w:val="22"/>
-                                  <w:szCs w:val="22"/>
-                                </w:rPr>
-                                <w:t>Pull Factors</w:t>
-                              </w:r>
-                            </w:p>
-                          </w:txbxContent>
-                        </wps:txbx>
-                        <wps:bodyPr rot="0" vert="horz" wrap="square" lIns="91440" tIns="45720" rIns="91440" bIns="45720" anchor="t" anchorCtr="0">
-                          <a:noAutofit/>
-                        </wps:bodyPr>
-                      </wps:wsp>
-                      <wps:wsp>
-                        <wps:cNvPr id="8" name="Text Box 8"/>
-                        <wps:cNvSpPr txBox="1"/>
-                        <wps:spPr>
-                          <a:xfrm>
-                            <a:off x="3657600" y="246185"/>
-                            <a:ext cx="1699260" cy="845820"/>
-                          </a:xfrm>
-                          <a:prstGeom prst="rect">
-                            <a:avLst/>
-                          </a:prstGeom>
-                          <a:ln/>
-                        </wps:spPr>
-                        <wps:style>
-                          <a:lnRef idx="2">
-                            <a:schemeClr val="dk1"/>
-                          </a:lnRef>
-                          <a:fillRef idx="1">
-                            <a:schemeClr val="lt1"/>
-                          </a:fillRef>
-                          <a:effectRef idx="0">
-                            <a:schemeClr val="dk1"/>
-                          </a:effectRef>
-                          <a:fontRef idx="minor">
-                            <a:schemeClr val="dk1"/>
-                          </a:fontRef>
-                        </wps:style>
-                        <wps:txbx>
-                          <w:txbxContent>
-                            <w:p>
-                              <w:pPr>
-                                <w:pStyle w:val="ListParagraph"/>
-                                <w:numPr>
-                                  <w:ilvl w:val="0"/>
-                                  <w:numId w:val="15"/>
-                                </w:numPr>
-                                <w:ind w:left="180" w:hanging="180"/>
-                                <w:rPr>
-                                  <w:sz w:val="18"/>
-                                  <w:szCs w:val="18"/>
-                                </w:rPr>
-                              </w:pPr>
-                              <w:r>
-                                <w:rPr>
-                                  <w:sz w:val="18"/>
-                                  <w:szCs w:val="18"/>
-                                </w:rPr>
-                                <w:t>Employment Opportunities</w:t>
-                              </w:r>
-                            </w:p>
-                            <w:p>
-                              <w:pPr>
-                                <w:pStyle w:val="ListParagraph"/>
-                                <w:numPr>
-                                  <w:ilvl w:val="0"/>
-                                  <w:numId w:val="15"/>
-                                </w:numPr>
-                                <w:ind w:left="180" w:hanging="180"/>
-                                <w:rPr>
-                                  <w:sz w:val="18"/>
-                                  <w:szCs w:val="18"/>
-                                </w:rPr>
-                              </w:pPr>
-                              <w:r>
-                                <w:rPr>
-                                  <w:sz w:val="18"/>
-                                  <w:szCs w:val="18"/>
-                                </w:rPr>
-                                <w:t>Better Education</w:t>
-                              </w:r>
-                            </w:p>
-                            <w:p>
-                              <w:pPr>
-                                <w:pStyle w:val="ListParagraph"/>
-                                <w:numPr>
-                                  <w:ilvl w:val="0"/>
-                                  <w:numId w:val="15"/>
-                                </w:numPr>
-                                <w:ind w:left="180" w:hanging="180"/>
-                                <w:rPr>
-                                  <w:sz w:val="18"/>
-                                  <w:szCs w:val="18"/>
-                                </w:rPr>
-                              </w:pPr>
-                              <w:r>
-                                <w:rPr>
-                                  <w:sz w:val="18"/>
-                                  <w:szCs w:val="18"/>
-                                </w:rPr>
-                                <w:t>Infrastructure Facilities</w:t>
-                              </w:r>
-                            </w:p>
-                            <w:p>
-                              <w:pPr>
-                                <w:pStyle w:val="ListParagraph"/>
-                                <w:numPr>
-                                  <w:ilvl w:val="0"/>
-                                  <w:numId w:val="15"/>
-                                </w:numPr>
-                                <w:ind w:left="180" w:hanging="180"/>
-                                <w:rPr>
-                                  <w:sz w:val="18"/>
-                                  <w:szCs w:val="18"/>
-                                </w:rPr>
-                              </w:pPr>
-                              <w:r>
-                                <w:rPr>
-                                  <w:sz w:val="18"/>
-                                  <w:szCs w:val="18"/>
-                                </w:rPr>
-                                <w:t>Social Networks</w:t>
-                              </w:r>
-                            </w:p>
-                            <w:p>
-                              <w:pPr>
-                                <w:pStyle w:val="ListParagraph"/>
-                                <w:numPr>
-                                  <w:ilvl w:val="0"/>
-                                  <w:numId w:val="15"/>
-                                </w:numPr>
-                                <w:ind w:left="180" w:hanging="180"/>
-                                <w:rPr>
-                                  <w:sz w:val="18"/>
-                                  <w:szCs w:val="18"/>
-                                </w:rPr>
-                              </w:pPr>
-                              <w:r>
-                                <w:rPr>
-                                  <w:sz w:val="18"/>
-                                  <w:szCs w:val="18"/>
-                                </w:rPr>
-                                <w:t>Poverty</w:t>
-                              </w:r>
-                            </w:p>
-                          </w:txbxContent>
-                        </wps:txbx>
-                        <wps:bodyPr rot="0" spcFirstLastPara="0" vertOverflow="overflow" horzOverflow="overflow" vert="horz" wrap="square" lIns="91440" tIns="45720" rIns="91440" bIns="45720" numCol="1" spcCol="0" rtlCol="0" fromWordArt="0" anchor="t" anchorCtr="0" forceAA="0" compatLnSpc="1">
-                          <a:prstTxWarp prst="textNoShape">
-                            <a:avLst/>
-                          </a:prstTxWarp>
-                          <a:noAutofit/>
-                        </wps:bodyPr>
-                      </wps:wsp>
-                      <wps:wsp>
-                        <wps:cNvPr id="9" name="Text Box 9"/>
-                        <wps:cNvSpPr txBox="1"/>
-                        <wps:spPr>
-                          <a:xfrm>
-                            <a:off x="1781908" y="527539"/>
-                            <a:ext cx="1524000" cy="373380"/>
-                          </a:xfrm>
-                          <a:prstGeom prst="rect">
-                            <a:avLst/>
-                          </a:prstGeom>
-                          <a:ln/>
-                        </wps:spPr>
-                        <wps:style>
-                          <a:lnRef idx="2">
-                            <a:schemeClr val="dk1"/>
-                          </a:lnRef>
-                          <a:fillRef idx="1">
-                            <a:schemeClr val="lt1"/>
-                          </a:fillRef>
-                          <a:effectRef idx="0">
-                            <a:schemeClr val="dk1"/>
-                          </a:effectRef>
-                          <a:fontRef idx="minor">
-                            <a:schemeClr val="dk1"/>
-                          </a:fontRef>
-                        </wps:style>
-                        <wps:txbx>
-                          <w:txbxContent>
-                            <w:p>
-                              <w:pPr>
-                                <w:pStyle w:val="ListParagraph"/>
-                                <w:ind w:left="0"/>
-                                <w:jc w:val="center"/>
-                                <w:rPr>
-                                  <w:b/>
-                                  <w:bCs/>
-                                  <w:sz w:val="18"/>
-                                  <w:szCs w:val="18"/>
-                                </w:rPr>
-                              </w:pPr>
-                              <w:r>
-                                <w:rPr>
-                                  <w:b/>
-                                  <w:bCs/>
-                                  <w:sz w:val="18"/>
-                                  <w:szCs w:val="18"/>
-                                </w:rPr>
-                                <w:t>Intervening Obstacles</w:t>
-                              </w:r>
-                            </w:p>
-                            <w:p>
-                              <w:pPr>
-                                <w:pStyle w:val="ListParagraph"/>
-                                <w:ind w:left="0"/>
-                                <w:jc w:val="center"/>
-                                <w:rPr>
-                                  <w:sz w:val="18"/>
-                                  <w:szCs w:val="18"/>
-                                </w:rPr>
-                              </w:pPr>
-                              <w:r>
-                                <w:rPr>
-                                  <w:sz w:val="18"/>
-                                  <w:szCs w:val="18"/>
-                                </w:rPr>
-                                <w:t>(Distance, Cost, Barriers</w:t>
-                              </w:r>
-                              <w:r>
-                                <w:rPr>
-                                  <w:sz w:val="18"/>
-                                  <w:szCs w:val="18"/>
-                                </w:rPr>
-                                <w:t>)</w:t>
-                              </w:r>
-                            </w:p>
-                            <w:p>
-                              <w:pPr>
-                                <w:pStyle w:val="ListParagraph"/>
-                                <w:rPr>
-                                  <w:sz w:val="18"/>
-                                  <w:szCs w:val="18"/>
-                                </w:rPr>
-                              </w:pPr>
-                            </w:p>
-                          </w:txbxContent>
-                        </wps:txbx>
-                        <wps:bodyPr rot="0" spcFirstLastPara="0" vertOverflow="overflow" horzOverflow="overflow" vert="horz" wrap="square" lIns="91440" tIns="45720" rIns="91440" bIns="45720" numCol="1" spcCol="0" rtlCol="0" fromWordArt="0" anchor="t" anchorCtr="0" forceAA="0" compatLnSpc="1">
-                          <a:prstTxWarp prst="textNoShape">
-                            <a:avLst/>
-                          </a:prstTxWarp>
-                          <a:noAutofit/>
-                        </wps:bodyPr>
-                      </wps:wsp>
-                      <wps:wsp>
-                        <wps:cNvPr id="10" name="Text Box 2"/>
-                        <wps:cNvSpPr txBox="1">
-                          <a:spLocks noChangeArrowheads="1"/>
-                        </wps:cNvSpPr>
-                        <wps:spPr bwMode="auto">
-                          <a:xfrm>
-                            <a:off x="0" y="1652954"/>
-                            <a:ext cx="1402080" cy="784860"/>
-                          </a:xfrm>
-                          <a:prstGeom prst="rect">
-                            <a:avLst/>
-                          </a:prstGeom>
-                          <a:ln>
-                            <a:headEnd/>
-                            <a:tailEnd/>
-                          </a:ln>
-                        </wps:spPr>
-                        <wps:style>
-                          <a:lnRef idx="2">
-                            <a:schemeClr val="dk1"/>
-                          </a:lnRef>
-                          <a:fillRef idx="1">
-                            <a:schemeClr val="lt1"/>
-                          </a:fillRef>
-                          <a:effectRef idx="0">
-                            <a:schemeClr val="dk1"/>
-                          </a:effectRef>
-                          <a:fontRef idx="minor">
-                            <a:schemeClr val="dk1"/>
-                          </a:fontRef>
-                        </wps:style>
-                        <wps:txbx>
-                          <w:txbxContent>
-                            <w:p>
-                              <w:pPr>
-                                <w:rPr>
-                                  <w:b/>
-                                  <w:bCs/>
-                                  <w:sz w:val="22"/>
-                                  <w:szCs w:val="22"/>
-                                </w:rPr>
-                              </w:pPr>
-                              <w:r>
-                                <w:rPr>
-                                  <w:b/>
-                                  <w:bCs/>
-                                  <w:sz w:val="22"/>
-                                  <w:szCs w:val="22"/>
-                                </w:rPr>
-                                <w:t>Personal Factors</w:t>
-                              </w:r>
-                            </w:p>
-                          </w:txbxContent>
-                        </wps:txbx>
-                        <wps:bodyPr rot="0" vert="horz" wrap="square" lIns="91440" tIns="45720" rIns="91440" bIns="45720" anchor="t" anchorCtr="0">
-                          <a:noAutofit/>
-                        </wps:bodyPr>
-                      </wps:wsp>
-                      <wps:wsp>
-                        <wps:cNvPr id="11" name="Text Box 11"/>
-                        <wps:cNvSpPr txBox="1"/>
-                        <wps:spPr>
-                          <a:xfrm>
-                            <a:off x="0" y="1899139"/>
-                            <a:ext cx="1402080" cy="601980"/>
-                          </a:xfrm>
-                          <a:prstGeom prst="rect">
-                            <a:avLst/>
-                          </a:prstGeom>
-                          <a:ln/>
-                        </wps:spPr>
-                        <wps:style>
-                          <a:lnRef idx="2">
-                            <a:schemeClr val="dk1"/>
-                          </a:lnRef>
-                          <a:fillRef idx="1">
-                            <a:schemeClr val="lt1"/>
-                          </a:fillRef>
-                          <a:effectRef idx="0">
-                            <a:schemeClr val="dk1"/>
-                          </a:effectRef>
-                          <a:fontRef idx="minor">
-                            <a:schemeClr val="dk1"/>
-                          </a:fontRef>
-                        </wps:style>
-                        <wps:txbx>
-                          <w:txbxContent>
-                            <w:p>
-                              <w:pPr>
-                                <w:pStyle w:val="ListParagraph"/>
-                                <w:numPr>
-                                  <w:ilvl w:val="0"/>
-                                  <w:numId w:val="15"/>
-                                </w:numPr>
-                                <w:ind w:left="180" w:hanging="180"/>
-                                <w:rPr>
-                                  <w:sz w:val="18"/>
-                                  <w:szCs w:val="18"/>
-                                </w:rPr>
-                              </w:pPr>
-                              <w:r>
-                                <w:rPr>
-                                  <w:sz w:val="18"/>
-                                  <w:szCs w:val="18"/>
-                                </w:rPr>
-                                <w:t>Age</w:t>
-                              </w:r>
-                            </w:p>
-                            <w:p>
-                              <w:pPr>
-                                <w:pStyle w:val="ListParagraph"/>
-                                <w:numPr>
-                                  <w:ilvl w:val="0"/>
-                                  <w:numId w:val="15"/>
-                                </w:numPr>
-                                <w:ind w:left="180" w:hanging="180"/>
-                                <w:rPr>
-                                  <w:sz w:val="18"/>
-                                  <w:szCs w:val="18"/>
-                                </w:rPr>
-                              </w:pPr>
-                              <w:r>
-                                <w:rPr>
-                                  <w:sz w:val="18"/>
-                                  <w:szCs w:val="18"/>
-                                </w:rPr>
-                                <w:t>Sex</w:t>
-                              </w:r>
-                            </w:p>
-                            <w:p>
-                              <w:pPr>
-                                <w:pStyle w:val="ListParagraph"/>
-                                <w:numPr>
-                                  <w:ilvl w:val="0"/>
-                                  <w:numId w:val="15"/>
-                                </w:numPr>
-                                <w:ind w:left="180" w:hanging="180"/>
-                                <w:rPr>
-                                  <w:sz w:val="18"/>
-                                  <w:szCs w:val="18"/>
-                                </w:rPr>
-                              </w:pPr>
-                              <w:r>
-                                <w:rPr>
-                                  <w:sz w:val="18"/>
-                                  <w:szCs w:val="18"/>
-                                </w:rPr>
-                                <w:t>Education</w:t>
-                              </w:r>
-                            </w:p>
-                            <w:p>
-                              <w:pPr>
-                                <w:pStyle w:val="ListParagraph"/>
-                                <w:ind w:left="180"/>
-                                <w:rPr>
-                                  <w:sz w:val="18"/>
-                                  <w:szCs w:val="18"/>
-                                </w:rPr>
-                              </w:pPr>
-                            </w:p>
-                          </w:txbxContent>
-                        </wps:txbx>
-                        <wps:bodyPr rot="0" spcFirstLastPara="0" vertOverflow="overflow" horzOverflow="overflow" vert="horz" wrap="square" lIns="91440" tIns="45720" rIns="91440" bIns="45720" numCol="1" spcCol="0" rtlCol="0" fromWordArt="0" anchor="t" anchorCtr="0" forceAA="0" compatLnSpc="1">
-                          <a:prstTxWarp prst="textNoShape">
-                            <a:avLst/>
-                          </a:prstTxWarp>
-                          <a:noAutofit/>
-                        </wps:bodyPr>
-                      </wps:wsp>
-                      <wps:wsp>
-                        <wps:cNvPr id="12" name="Text Box 2"/>
-                        <wps:cNvSpPr txBox="1">
-                          <a:spLocks noChangeArrowheads="1"/>
-                        </wps:cNvSpPr>
-                        <wps:spPr bwMode="auto">
-                          <a:xfrm>
-                            <a:off x="1887415" y="2145323"/>
-                            <a:ext cx="1897380" cy="845820"/>
-                          </a:xfrm>
-                          <a:prstGeom prst="rect">
-                            <a:avLst/>
-                          </a:prstGeom>
-                          <a:ln>
-                            <a:headEnd/>
-                            <a:tailEnd/>
-                          </a:ln>
-                        </wps:spPr>
-                        <wps:style>
-                          <a:lnRef idx="2">
-                            <a:schemeClr val="dk1"/>
-                          </a:lnRef>
-                          <a:fillRef idx="1">
-                            <a:schemeClr val="lt1"/>
-                          </a:fillRef>
-                          <a:effectRef idx="0">
-                            <a:schemeClr val="dk1"/>
-                          </a:effectRef>
-                          <a:fontRef idx="minor">
-                            <a:schemeClr val="dk1"/>
-                          </a:fontRef>
-                        </wps:style>
-                        <wps:txbx>
-                          <w:txbxContent>
-                            <w:p>
-                              <w:pPr>
-                                <w:rPr>
-                                  <w:b/>
-                                  <w:bCs/>
-                                  <w:sz w:val="22"/>
-                                  <w:szCs w:val="22"/>
-                                </w:rPr>
-                              </w:pPr>
-                              <w:r>
-                                <w:rPr>
-                                  <w:b/>
-                                  <w:bCs/>
-                                  <w:sz w:val="22"/>
-                                  <w:szCs w:val="22"/>
-                                </w:rPr>
-                                <w:t>Outcomes &amp; Impacts</w:t>
-                              </w:r>
-                            </w:p>
-                          </w:txbxContent>
-                        </wps:txbx>
-                        <wps:bodyPr rot="0" vert="horz" wrap="square" lIns="91440" tIns="45720" rIns="91440" bIns="45720" anchor="t" anchorCtr="0">
-                          <a:noAutofit/>
-                        </wps:bodyPr>
-                      </wps:wsp>
-                      <wps:wsp>
-                        <wps:cNvPr id="13" name="Text Box 13"/>
-                        <wps:cNvSpPr txBox="1"/>
-                        <wps:spPr>
-                          <a:xfrm>
-                            <a:off x="1887415" y="2409093"/>
-                            <a:ext cx="1897380" cy="579120"/>
-                          </a:xfrm>
-                          <a:prstGeom prst="rect">
-                            <a:avLst/>
-                          </a:prstGeom>
-                          <a:ln/>
-                        </wps:spPr>
-                        <wps:style>
-                          <a:lnRef idx="2">
-                            <a:schemeClr val="dk1"/>
-                          </a:lnRef>
-                          <a:fillRef idx="1">
-                            <a:schemeClr val="lt1"/>
-                          </a:fillRef>
-                          <a:effectRef idx="0">
-                            <a:schemeClr val="dk1"/>
-                          </a:effectRef>
-                          <a:fontRef idx="minor">
-                            <a:schemeClr val="dk1"/>
-                          </a:fontRef>
-                        </wps:style>
-                        <wps:txbx>
-                          <w:txbxContent>
-                            <w:p>
-                              <w:pPr>
-                                <w:pStyle w:val="ListParagraph"/>
-                                <w:numPr>
-                                  <w:ilvl w:val="0"/>
-                                  <w:numId w:val="15"/>
-                                </w:numPr>
-                                <w:ind w:left="180" w:hanging="180"/>
-                                <w:rPr>
-                                  <w:sz w:val="18"/>
-                                  <w:szCs w:val="18"/>
-                                </w:rPr>
-                              </w:pPr>
-                              <w:r>
-                                <w:rPr>
-                                  <w:sz w:val="18"/>
-                                  <w:szCs w:val="18"/>
-                                </w:rPr>
-                                <w:t>Demographic Changes</w:t>
-                              </w:r>
-                            </w:p>
-                            <w:p>
-                              <w:pPr>
-                                <w:pStyle w:val="ListParagraph"/>
-                                <w:numPr>
-                                  <w:ilvl w:val="0"/>
-                                  <w:numId w:val="15"/>
-                                </w:numPr>
-                                <w:ind w:left="180" w:hanging="180"/>
-                                <w:rPr>
-                                  <w:sz w:val="18"/>
-                                  <w:szCs w:val="18"/>
-                                </w:rPr>
-                              </w:pPr>
-                              <w:r>
-                                <w:rPr>
-                                  <w:sz w:val="18"/>
-                                  <w:szCs w:val="18"/>
-                                </w:rPr>
-                                <w:t>Livelihood Improvement</w:t>
-                              </w:r>
-                            </w:p>
-                            <w:p>
-                              <w:pPr>
-                                <w:pStyle w:val="ListParagraph"/>
-                                <w:numPr>
-                                  <w:ilvl w:val="0"/>
-                                  <w:numId w:val="15"/>
-                                </w:numPr>
-                                <w:ind w:left="180" w:hanging="180"/>
-                                <w:rPr>
-                                  <w:sz w:val="18"/>
-                                  <w:szCs w:val="18"/>
-                                </w:rPr>
-                              </w:pPr>
-                              <w:r>
-                                <w:rPr>
-                                  <w:sz w:val="18"/>
-                                  <w:szCs w:val="18"/>
-                                </w:rPr>
-                                <w:t>Local Development Challenges</w:t>
-                              </w:r>
-                            </w:p>
-                            <w:p>
-                              <w:pPr>
-                                <w:pStyle w:val="ListParagraph"/>
-                                <w:ind w:left="180"/>
-                                <w:rPr>
-                                  <w:sz w:val="18"/>
-                                  <w:szCs w:val="18"/>
-                                </w:rPr>
-                              </w:pPr>
-                            </w:p>
-                          </w:txbxContent>
-                        </wps:txbx>
-                        <wps:bodyPr rot="0" spcFirstLastPara="0" vertOverflow="overflow" horzOverflow="overflow" vert="horz" wrap="square" lIns="91440" tIns="45720" rIns="91440" bIns="45720" numCol="1" spcCol="0" rtlCol="0" fromWordArt="0" anchor="t" anchorCtr="0" forceAA="0" compatLnSpc="1">
-                          <a:prstTxWarp prst="textNoShape">
-                            <a:avLst/>
-                          </a:prstTxWarp>
-                          <a:noAutofit/>
-                        </wps:bodyPr>
-                      </wps:wsp>
-                      <wps:wsp>
-                        <wps:cNvPr id="16" name="Straight Arrow Connector 16"/>
-                        <wps:cNvCnPr/>
-                        <wps:spPr>
-                          <a:xfrm>
-                            <a:off x="2444262" y="275493"/>
-                            <a:ext cx="0" cy="254000"/>
-                          </a:xfrm>
-                          <a:prstGeom prst="straightConnector1">
-                            <a:avLst/>
-                          </a:prstGeom>
-                          <a:ln>
-                            <a:tailEnd type="triangle"/>
-                          </a:ln>
-                        </wps:spPr>
-                        <wps:style>
-                          <a:lnRef idx="2">
-                            <a:schemeClr val="dk1"/>
-                          </a:lnRef>
-                          <a:fillRef idx="1">
-                            <a:schemeClr val="lt1"/>
-                          </a:fillRef>
-                          <a:effectRef idx="0">
-                            <a:schemeClr val="dk1"/>
-                          </a:effectRef>
-                          <a:fontRef idx="minor">
-                            <a:schemeClr val="dk1"/>
-                          </a:fontRef>
-                        </wps:style>
-                        <wps:bodyPr/>
-                      </wps:wsp>
-                      <wps:wsp>
-                        <wps:cNvPr id="18" name="Straight Arrow Connector 18"/>
-                        <wps:cNvCnPr/>
-                        <wps:spPr>
-                          <a:xfrm>
-                            <a:off x="3305908" y="709247"/>
-                            <a:ext cx="351971" cy="0"/>
-                          </a:xfrm>
-                          <a:prstGeom prst="straightConnector1">
-                            <a:avLst/>
-                          </a:prstGeom>
-                          <a:ln>
-                            <a:tailEnd type="triangle"/>
-                          </a:ln>
-                        </wps:spPr>
-                        <wps:style>
-                          <a:lnRef idx="2">
-                            <a:schemeClr val="dk1"/>
-                          </a:lnRef>
-                          <a:fillRef idx="1">
-                            <a:schemeClr val="lt1"/>
-                          </a:fillRef>
-                          <a:effectRef idx="0">
-                            <a:schemeClr val="dk1"/>
-                          </a:effectRef>
-                          <a:fontRef idx="minor">
-                            <a:schemeClr val="dk1"/>
-                          </a:fontRef>
-                        </wps:style>
-                        <wps:bodyPr/>
-                      </wps:wsp>
-                      <wps:wsp>
-                        <wps:cNvPr id="19" name="Straight Arrow Connector 19"/>
-                        <wps:cNvCnPr/>
-                        <wps:spPr>
-                          <a:xfrm>
-                            <a:off x="2467708" y="902677"/>
-                            <a:ext cx="0" cy="1241334"/>
-                          </a:xfrm>
-                          <a:prstGeom prst="straightConnector1">
-                            <a:avLst/>
-                          </a:prstGeom>
-                          <a:ln>
-                            <a:tailEnd type="triangle"/>
-                          </a:ln>
-                        </wps:spPr>
-                        <wps:style>
-                          <a:lnRef idx="2">
-                            <a:schemeClr val="dk1"/>
-                          </a:lnRef>
-                          <a:fillRef idx="1">
-                            <a:schemeClr val="lt1"/>
-                          </a:fillRef>
-                          <a:effectRef idx="0">
-                            <a:schemeClr val="dk1"/>
-                          </a:effectRef>
-                          <a:fontRef idx="minor">
-                            <a:schemeClr val="dk1"/>
-                          </a:fontRef>
-                        </wps:style>
-                        <wps:bodyPr/>
-                      </wps:wsp>
-                      <wps:wsp>
-                        <wps:cNvPr id="20" name="Straight Arrow Connector 20"/>
-                        <wps:cNvCnPr/>
-                        <wps:spPr>
-                          <a:xfrm>
-                            <a:off x="603738" y="1037493"/>
-                            <a:ext cx="0" cy="616857"/>
-                          </a:xfrm>
-                          <a:prstGeom prst="straightConnector1">
-                            <a:avLst/>
-                          </a:prstGeom>
-                          <a:ln>
-                            <a:tailEnd type="triangle"/>
-                          </a:ln>
-                        </wps:spPr>
-                        <wps:style>
-                          <a:lnRef idx="2">
-                            <a:schemeClr val="dk1"/>
-                          </a:lnRef>
-                          <a:fillRef idx="1">
-                            <a:schemeClr val="lt1"/>
-                          </a:fillRef>
-                          <a:effectRef idx="0">
-                            <a:schemeClr val="dk1"/>
-                          </a:effectRef>
-                          <a:fontRef idx="minor">
-                            <a:schemeClr val="dk1"/>
-                          </a:fontRef>
-                        </wps:style>
-                        <wps:bodyPr/>
-                      </wps:wsp>
-                      <wps:wsp>
-                        <wps:cNvPr id="21" name="Straight Connector 21"/>
-                        <wps:cNvCnPr/>
-                        <wps:spPr>
-                          <a:xfrm>
-                            <a:off x="4530969" y="1090247"/>
-                            <a:ext cx="0" cy="681809"/>
-                          </a:xfrm>
-                          <a:prstGeom prst="line">
-                            <a:avLst/>
-                          </a:prstGeom>
-                        </wps:spPr>
-                        <wps:style>
-                          <a:lnRef idx="2">
-                            <a:schemeClr val="dk1"/>
-                          </a:lnRef>
-                          <a:fillRef idx="1">
-                            <a:schemeClr val="lt1"/>
-                          </a:fillRef>
-                          <a:effectRef idx="0">
-                            <a:schemeClr val="dk1"/>
-                          </a:effectRef>
-                          <a:fontRef idx="minor">
-                            <a:schemeClr val="dk1"/>
-                          </a:fontRef>
-                        </wps:style>
-                        <wps:bodyPr/>
-                      </wps:wsp>
-                      <wps:wsp>
-                        <wps:cNvPr id="22" name="Straight Connector 22"/>
-                        <wps:cNvCnPr/>
-                        <wps:spPr>
-                          <a:xfrm flipH="1">
-                            <a:off x="1406769" y="1770185"/>
-                            <a:ext cx="3124200" cy="0"/>
-                          </a:xfrm>
-                          <a:prstGeom prst="line">
-                            <a:avLst/>
-                          </a:prstGeom>
-                        </wps:spPr>
-                        <wps:style>
-                          <a:lnRef idx="2">
-                            <a:schemeClr val="dk1"/>
-                          </a:lnRef>
-                          <a:fillRef idx="1">
-                            <a:schemeClr val="lt1"/>
-                          </a:fillRef>
-                          <a:effectRef idx="0">
-                            <a:schemeClr val="dk1"/>
-                          </a:effectRef>
-                          <a:fontRef idx="minor">
-                            <a:schemeClr val="dk1"/>
-                          </a:fontRef>
-                        </wps:style>
-                        <wps:bodyPr/>
-                      </wps:wsp>
-                    </wpg:wgp>
-                  </a:graphicData>
-                </a:graphic>
-                <wp14:sizeRelH relativeFrom="margin">
-                  <wp14:pctWidth>0</wp14:pctWidth>
-                </wp14:sizeRelH>
-                <wp14:sizeRelV relativeFrom="margin">
-                  <wp14:pctHeight>0</wp14:pctHeight>
-                </wp14:sizeRelV>
-              </wp:anchor>
-            </w:drawing>
-          </mc:Choice>
-          <mc:Fallback>
-            <w:pict>
-              <v:group w14:anchorId="787C6FEE" id="Group 1" o:spid="_x0000_s1026" style="position:absolute;margin-left:0;margin-top:16.45pt;width:432.45pt;height:283.8pt;z-index:251680768;mso-position-horizontal:left;mso-position-horizontal-relative:margin;mso-width-relative:margin;mso-height-relative:margin" coordsize="53568,29911" o:gfxdata="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">
-                <v:shapetype id="_x0000_t202" coordsize="21600,21600" o:spt="202" path="m,l,21600r21600,l21600,xe">
-                  <v:stroke joinstyle="miter"/>
-                  <v:path gradientshapeok="t" o:connecttype="rect"/>
-                </v:shapetype>
-                <v:shape id="Text Box 2" o:spid="_x0000_s1027" type="#_x0000_t202" style="position:absolute;top:117;width:14020;height:7848;visibility:visible;mso-wrap-style:square;v-text-anchor:top" o:gfxdata="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" fillcolor="white [3201]" strokecolor="black [3200]" strokeweight="1pt">
-                  <v:textbox>
-                    <w:txbxContent>
-                      <w:p>
-                        <w:pPr>
-                          <w:rPr>
-                            <w:b/>
-                            <w:bCs/>
-                            <w:sz w:val="22"/>
-                            <w:szCs w:val="22"/>
-                          </w:rPr>
-                        </w:pPr>
-                        <w:r>
-                          <w:rPr>
-                            <w:b/>
-                            <w:bCs/>
-                            <w:sz w:val="22"/>
-                            <w:szCs w:val="22"/>
-                          </w:rPr>
-                          <w:t>Push Factors</w:t>
-                        </w:r>
-                      </w:p>
-                    </w:txbxContent>
-                  </v:textbox>
-                </v:shape>
-                <v:shape id="Text Box 3" o:spid="_x0000_s1028" type="#_x0000_t202" style="position:absolute;top:2754;width:14020;height:7620;visibility:visible;mso-wrap-style:square;v-text-anchor:top" o:gfxdata="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" fillcolor="white [3201]" strokecolor="black [3200]" strokeweight="1pt">
-                  <v:textbox>
-                    <w:txbxContent>
-                      <w:p>
-                        <w:pPr>
-                          <w:pStyle w:val="ListParagraph"/>
-                          <w:numPr>
-                            <w:ilvl w:val="0"/>
-                            <w:numId w:val="15"/>
-                          </w:numPr>
-                          <w:ind w:left="180" w:hanging="180"/>
-                          <w:rPr>
-                            <w:sz w:val="18"/>
-                            <w:szCs w:val="18"/>
-                          </w:rPr>
-                        </w:pPr>
-                        <w:r>
-                          <w:rPr>
-                            <w:sz w:val="18"/>
-                            <w:szCs w:val="18"/>
-                          </w:rPr>
-                          <w:t>Population Pressure</w:t>
-                        </w:r>
-                      </w:p>
-                      <w:p>
-                        <w:pPr>
-                          <w:pStyle w:val="ListParagraph"/>
-                          <w:numPr>
-                            <w:ilvl w:val="0"/>
-                            <w:numId w:val="15"/>
-                          </w:numPr>
-                          <w:ind w:left="180" w:hanging="180"/>
-                          <w:rPr>
-                            <w:sz w:val="18"/>
-                            <w:szCs w:val="18"/>
-                          </w:rPr>
-                        </w:pPr>
-                        <w:r>
-                          <w:rPr>
-                            <w:sz w:val="18"/>
-                            <w:szCs w:val="18"/>
-                          </w:rPr>
-                          <w:t>Land Scarcity</w:t>
-                        </w:r>
-                      </w:p>
-                      <w:p>
-                        <w:pPr>
-                          <w:pStyle w:val="ListParagraph"/>
-                          <w:numPr>
-                            <w:ilvl w:val="0"/>
-                            <w:numId w:val="15"/>
-                          </w:numPr>
-                          <w:ind w:left="180" w:hanging="180"/>
-                          <w:rPr>
-                            <w:sz w:val="18"/>
-                            <w:szCs w:val="18"/>
-                          </w:rPr>
-                        </w:pPr>
-                        <w:r>
-                          <w:rPr>
-                            <w:sz w:val="18"/>
-                            <w:szCs w:val="18"/>
-                          </w:rPr>
-                          <w:t>Environmental Stress</w:t>
-                        </w:r>
-                      </w:p>
-                      <w:p>
-                        <w:pPr>
-                          <w:pStyle w:val="ListParagraph"/>
-                          <w:numPr>
-                            <w:ilvl w:val="0"/>
-                            <w:numId w:val="15"/>
-                          </w:numPr>
-                          <w:ind w:left="180" w:hanging="180"/>
-                          <w:rPr>
-                            <w:sz w:val="18"/>
-                            <w:szCs w:val="18"/>
-                          </w:rPr>
-                        </w:pPr>
-                        <w:r>
-                          <w:rPr>
-                            <w:sz w:val="18"/>
-                            <w:szCs w:val="18"/>
-                          </w:rPr>
-                          <w:t>Poverty</w:t>
-                        </w:r>
-                      </w:p>
-                    </w:txbxContent>
-                  </v:textbox>
-                </v:shape>
-                <v:shape id="Text Box 4" o:spid="_x0000_s1029" type="#_x0000_t202" style="position:absolute;left:18698;top:117;width:13869;height:2667;visibility:visible;mso-wrap-style:square;v-text-anchor:top" o:gfxdata="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" fillcolor="white [3201]" strokecolor="black [3200]" strokeweight="1pt">
-                  <v:textbox>
-                    <w:txbxContent>
-                      <w:p>
-                        <w:pPr>
-                          <w:pStyle w:val="ListParagraph"/>
-                          <w:ind w:left="0"/>
-                          <w:jc w:val="center"/>
-                          <w:rPr>
-                            <w:b/>
-                            <w:bCs/>
-                            <w:sz w:val="20"/>
-                            <w:szCs w:val="20"/>
-                          </w:rPr>
-                        </w:pPr>
-                        <w:r>
-                          <w:rPr>
-                            <w:b/>
-                            <w:bCs/>
-                            <w:sz w:val="20"/>
-                            <w:szCs w:val="20"/>
-                          </w:rPr>
-                          <w:t>Migration Decision</w:t>
-                        </w:r>
-                      </w:p>
-                      <w:p>
-                        <w:pPr>
-                          <w:pStyle w:val="ListParagraph"/>
-                          <w:rPr>
-                            <w:sz w:val="20"/>
-                            <w:szCs w:val="20"/>
-                          </w:rPr>
-                        </w:pPr>
-                      </w:p>
-                    </w:txbxContent>
-                  </v:textbox>
-                </v:shape>
-                <v:shape id="Text Box 2" o:spid="_x0000_s1030" type="#_x0000_t202" style="position:absolute;left:36576;width:16992;height:7848;visibility:visible;mso-wrap-style:square;v-text-anchor:top" o:gfxdata="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" fillcolor="white [3201]" strokecolor="black [3200]" strokeweight="1pt">
-                  <v:textbox>
-                    <w:txbxContent>
-                      <w:p>
-                        <w:pPr>
-                          <w:rPr>
-                            <w:b/>
-                            <w:bCs/>
-                            <w:sz w:val="22"/>
-                            <w:szCs w:val="22"/>
-                          </w:rPr>
-                        </w:pPr>
-                        <w:r>
-                          <w:rPr>
-                            <w:b/>
-                            <w:bCs/>
-                            <w:sz w:val="22"/>
-                            <w:szCs w:val="22"/>
-                          </w:rPr>
-                          <w:t>Pull Factors</w:t>
-                        </w:r>
-                      </w:p>
-                    </w:txbxContent>
-                  </v:textbox>
-                </v:shape>
-                <v:shape id="Text Box 8" o:spid="_x0000_s1031" type="#_x0000_t202" style="position:absolute;left:36576;top:2461;width:16992;height:8459;visibility:visible;mso-wrap-style:square;v-text-anchor:top" o:gfxdata="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" fillcolor="white [3201]" strokecolor="black [3200]" strokeweight="1pt">
-                  <v:textbox>
-                    <w:txbxContent>
-                      <w:p>
-                        <w:pPr>
-                          <w:pStyle w:val="ListParagraph"/>
-                          <w:numPr>
-                            <w:ilvl w:val="0"/>
-                            <w:numId w:val="15"/>
-                          </w:numPr>
-                          <w:ind w:left="180" w:hanging="180"/>
-                          <w:rPr>
-                            <w:sz w:val="18"/>
-                            <w:szCs w:val="18"/>
-                          </w:rPr>
-                        </w:pPr>
-                        <w:r>
-                          <w:rPr>
-                            <w:sz w:val="18"/>
-                            <w:szCs w:val="18"/>
-                          </w:rPr>
-                          <w:t>Employment Opportunities</w:t>
-                        </w:r>
-                      </w:p>
-                      <w:p>
-                        <w:pPr>
-                          <w:pStyle w:val="ListParagraph"/>
-                          <w:numPr>
-                            <w:ilvl w:val="0"/>
-                            <w:numId w:val="15"/>
-                          </w:numPr>
-                          <w:ind w:left="180" w:hanging="180"/>
-                          <w:rPr>
-                            <w:sz w:val="18"/>
-                            <w:szCs w:val="18"/>
-                          </w:rPr>
-                        </w:pPr>
-                        <w:r>
-                          <w:rPr>
-                            <w:sz w:val="18"/>
-                            <w:szCs w:val="18"/>
-                          </w:rPr>
-                          <w:t>Better Education</w:t>
-                        </w:r>
-                      </w:p>
-                      <w:p>
-                        <w:pPr>
-                          <w:pStyle w:val="ListParagraph"/>
-                          <w:numPr>
-                            <w:ilvl w:val="0"/>
-                            <w:numId w:val="15"/>
-                          </w:numPr>
-                          <w:ind w:left="180" w:hanging="180"/>
-                          <w:rPr>
-                            <w:sz w:val="18"/>
-                            <w:szCs w:val="18"/>
-                          </w:rPr>
-                        </w:pPr>
-                        <w:r>
-                          <w:rPr>
-                            <w:sz w:val="18"/>
-                            <w:szCs w:val="18"/>
-                          </w:rPr>
-                          <w:t>Infrastructure Facilities</w:t>
-                        </w:r>
-                      </w:p>
-                      <w:p>
-                        <w:pPr>
-                          <w:pStyle w:val="ListParagraph"/>
-                          <w:numPr>
-                            <w:ilvl w:val="0"/>
-                            <w:numId w:val="15"/>
-                          </w:numPr>
-                          <w:ind w:left="180" w:hanging="180"/>
-                          <w:rPr>
-                            <w:sz w:val="18"/>
-                            <w:szCs w:val="18"/>
-                          </w:rPr>
-                        </w:pPr>
-                        <w:r>
-                          <w:rPr>
-                            <w:sz w:val="18"/>
-                            <w:szCs w:val="18"/>
-                          </w:rPr>
-                          <w:t>Social Networks</w:t>
-                        </w:r>
-                      </w:p>
-                      <w:p>
-                        <w:pPr>
-                          <w:pStyle w:val="ListParagraph"/>
-                          <w:numPr>
-                            <w:ilvl w:val="0"/>
-                            <w:numId w:val="15"/>
-                          </w:numPr>
-                          <w:ind w:left="180" w:hanging="180"/>
-                          <w:rPr>
-                            <w:sz w:val="18"/>
-                            <w:szCs w:val="18"/>
-                          </w:rPr>
-                        </w:pPr>
-                        <w:r>
-                          <w:rPr>
-                            <w:sz w:val="18"/>
-                            <w:szCs w:val="18"/>
-                          </w:rPr>
-                          <w:t>Poverty</w:t>
-                        </w:r>
-                      </w:p>
-                    </w:txbxContent>
-                  </v:textbox>
-                </v:shape>
-                <v:shape id="Text Box 9" o:spid="_x0000_s1032" type="#_x0000_t202" style="position:absolute;left:17819;top:5275;width:15240;height:3734;visibility:visible;mso-wrap-style:square;v-text-anchor:top" o:gfxdata="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" fillcolor="white [3201]" strokecolor="black [3200]" strokeweight="1pt">
-                  <v:textbox>
-                    <w:txbxContent>
-                      <w:p>
-                        <w:pPr>
-                          <w:pStyle w:val="ListParagraph"/>
-                          <w:ind w:left="0"/>
-                          <w:jc w:val="center"/>
-                          <w:rPr>
-                            <w:b/>
-                            <w:bCs/>
-                            <w:sz w:val="18"/>
-                            <w:szCs w:val="18"/>
-                          </w:rPr>
-                        </w:pPr>
-                        <w:r>
-                          <w:rPr>
-                            <w:b/>
-                            <w:bCs/>
-                            <w:sz w:val="18"/>
-                            <w:szCs w:val="18"/>
-                          </w:rPr>
-                          <w:t>Intervening Obstacles</w:t>
-                        </w:r>
-                      </w:p>
-                      <w:p>
-                        <w:pPr>
-                          <w:pStyle w:val="ListParagraph"/>
-                          <w:ind w:left="0"/>
-                          <w:jc w:val="center"/>
-                          <w:rPr>
-                            <w:sz w:val="18"/>
-                            <w:szCs w:val="18"/>
-                          </w:rPr>
-                        </w:pPr>
-                        <w:r>
-                          <w:rPr>
-                            <w:sz w:val="18"/>
-                            <w:szCs w:val="18"/>
-                          </w:rPr>
-                          <w:t>(Distance, Cost, Barriers</w:t>
-                        </w:r>
-                        <w:r>
-                          <w:rPr>
-                            <w:sz w:val="18"/>
-                            <w:szCs w:val="18"/>
-                          </w:rPr>
-                          <w:t>)</w:t>
-                        </w:r>
-                      </w:p>
-                      <w:p>
-                        <w:pPr>
-                          <w:pStyle w:val="ListParagraph"/>
-                          <w:rPr>
-                            <w:sz w:val="18"/>
-                            <w:szCs w:val="18"/>
-                          </w:rPr>
-                        </w:pPr>
-                      </w:p>
-                    </w:txbxContent>
-                  </v:textbox>
-                </v:shape>
-                <v:shape id="Text Box 2" o:spid="_x0000_s1033" type="#_x0000_t202" style="position:absolute;top:16529;width:14020;height:7849;visibility:visible;mso-wrap-style:square;v-text-anchor:top" o:gfxdata="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" fillcolor="white [3201]" strokecolor="black [3200]" strokeweight="1pt">
-                  <v:textbox>
-                    <w:txbxContent>
-                      <w:p>
-                        <w:pPr>
-                          <w:rPr>
-                            <w:b/>
-                            <w:bCs/>
-                            <w:sz w:val="22"/>
-                            <w:szCs w:val="22"/>
-                          </w:rPr>
-                        </w:pPr>
-                        <w:r>
-                          <w:rPr>
-                            <w:b/>
-                            <w:bCs/>
-                            <w:sz w:val="22"/>
-                            <w:szCs w:val="22"/>
-                          </w:rPr>
-                          <w:t>Personal Factors</w:t>
-                        </w:r>
-                      </w:p>
-                    </w:txbxContent>
-                  </v:textbox>
-                </v:shape>
-                <v:shape id="Text Box 11" o:spid="_x0000_s1034" type="#_x0000_t202" style="position:absolute;top:18991;width:14020;height:6020;visibility:visible;mso-wrap-style:square;v-text-anchor:top" o:gfxdata="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" fillcolor="white [3201]" strokecolor="black [3200]" strokeweight="1pt">
-                  <v:textbox>
-                    <w:txbxContent>
-                      <w:p>
-                        <w:pPr>
-                          <w:pStyle w:val="ListParagraph"/>
-                          <w:numPr>
-                            <w:ilvl w:val="0"/>
-                            <w:numId w:val="15"/>
-                          </w:numPr>
-                          <w:ind w:left="180" w:hanging="180"/>
-                          <w:rPr>
-                            <w:sz w:val="18"/>
-                            <w:szCs w:val="18"/>
-                          </w:rPr>
-                        </w:pPr>
-                        <w:r>
-                          <w:rPr>
-                            <w:sz w:val="18"/>
-                            <w:szCs w:val="18"/>
-                          </w:rPr>
-                          <w:t>Age</w:t>
-                        </w:r>
-                      </w:p>
-                      <w:p>
-                        <w:pPr>
-                          <w:pStyle w:val="ListParagraph"/>
-                          <w:numPr>
-                            <w:ilvl w:val="0"/>
-                            <w:numId w:val="15"/>
-                          </w:numPr>
-                          <w:ind w:left="180" w:hanging="180"/>
-                          <w:rPr>
-                            <w:sz w:val="18"/>
-                            <w:szCs w:val="18"/>
-                          </w:rPr>
-                        </w:pPr>
-                        <w:r>
-                          <w:rPr>
-                            <w:sz w:val="18"/>
-                            <w:szCs w:val="18"/>
-                          </w:rPr>
-                          <w:t>Sex</w:t>
-                        </w:r>
-                      </w:p>
-                      <w:p>
-                        <w:pPr>
-                          <w:pStyle w:val="ListParagraph"/>
-                          <w:numPr>
-                            <w:ilvl w:val="0"/>
-                            <w:numId w:val="15"/>
-                          </w:numPr>
-                          <w:ind w:left="180" w:hanging="180"/>
-                          <w:rPr>
-                            <w:sz w:val="18"/>
-                            <w:szCs w:val="18"/>
-                          </w:rPr>
-                        </w:pPr>
-                        <w:r>
-                          <w:rPr>
-                            <w:sz w:val="18"/>
-                            <w:szCs w:val="18"/>
-                          </w:rPr>
-                          <w:t>Education</w:t>
-                        </w:r>
-                      </w:p>
-                      <w:p>
-                        <w:pPr>
-                          <w:pStyle w:val="ListParagraph"/>
-                          <w:ind w:left="180"/>
-                          <w:rPr>
-                            <w:sz w:val="18"/>
-                            <w:szCs w:val="18"/>
-                          </w:rPr>
-                        </w:pPr>
-                      </w:p>
-                    </w:txbxContent>
-                  </v:textbox>
-                </v:shape>
-                <v:shape id="Text Box 2" o:spid="_x0000_s1035" type="#_x0000_t202" style="position:absolute;left:18874;top:21453;width:18973;height:8458;visibility:visible;mso-wrap-style:square;v-text-anchor:top" o:gfxdata="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" fillcolor="white [3201]" strokecolor="black [3200]" strokeweight="1pt">
-                  <v:textbox>
-                    <w:txbxContent>
-                      <w:p>
-                        <w:pPr>
-                          <w:rPr>
-                            <w:b/>
-                            <w:bCs/>
-                            <w:sz w:val="22"/>
-                            <w:szCs w:val="22"/>
-                          </w:rPr>
-                        </w:pPr>
-                        <w:r>
-                          <w:rPr>
-                            <w:b/>
-                            <w:bCs/>
-                            <w:sz w:val="22"/>
-                            <w:szCs w:val="22"/>
-                          </w:rPr>
-                          <w:t>Outcomes &amp; Impacts</w:t>
-                        </w:r>
-                      </w:p>
-                    </w:txbxContent>
-                  </v:textbox>
-                </v:shape>
-                <v:shape id="Text Box 13" o:spid="_x0000_s1036" type="#_x0000_t202" style="position:absolute;left:18874;top:24090;width:18973;height:5792;visibility:visible;mso-wrap-style:square;v-text-anchor:top" o:gfxdata="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" fillcolor="white [3201]" strokecolor="black [3200]" strokeweight="1pt">
-                  <v:textbox>
-                    <w:txbxContent>
-                      <w:p>
-                        <w:pPr>
-                          <w:pStyle w:val="ListParagraph"/>
-                          <w:numPr>
-                            <w:ilvl w:val="0"/>
-                            <w:numId w:val="15"/>
-                          </w:numPr>
-                          <w:ind w:left="180" w:hanging="180"/>
-                          <w:rPr>
-                            <w:sz w:val="18"/>
-                            <w:szCs w:val="18"/>
-                          </w:rPr>
-                        </w:pPr>
-                        <w:r>
-                          <w:rPr>
-                            <w:sz w:val="18"/>
-                            <w:szCs w:val="18"/>
-                          </w:rPr>
-                          <w:t>Demographic Changes</w:t>
-                        </w:r>
-                      </w:p>
-                      <w:p>
-                        <w:pPr>
-                          <w:pStyle w:val="ListParagraph"/>
-                          <w:numPr>
-                            <w:ilvl w:val="0"/>
-                            <w:numId w:val="15"/>
-                          </w:numPr>
-                          <w:ind w:left="180" w:hanging="180"/>
-                          <w:rPr>
-                            <w:sz w:val="18"/>
-                            <w:szCs w:val="18"/>
-                          </w:rPr>
-                        </w:pPr>
-                        <w:r>
-                          <w:rPr>
-                            <w:sz w:val="18"/>
-                            <w:szCs w:val="18"/>
-                          </w:rPr>
-                          <w:t>Livelihood Improvement</w:t>
-                        </w:r>
-                      </w:p>
-                      <w:p>
-                        <w:pPr>
-                          <w:pStyle w:val="ListParagraph"/>
-                          <w:numPr>
-                            <w:ilvl w:val="0"/>
-                            <w:numId w:val="15"/>
-                          </w:numPr>
-                          <w:ind w:left="180" w:hanging="180"/>
-                          <w:rPr>
-                            <w:sz w:val="18"/>
-                            <w:szCs w:val="18"/>
-                          </w:rPr>
-                        </w:pPr>
-                        <w:r>
-                          <w:rPr>
-                            <w:sz w:val="18"/>
-                            <w:szCs w:val="18"/>
-                          </w:rPr>
-                          <w:t>Local Development Challenges</w:t>
-                        </w:r>
-                      </w:p>
-                      <w:p>
-                        <w:pPr>
-                          <w:pStyle w:val="ListParagraph"/>
-                          <w:ind w:left="180"/>
-                          <w:rPr>
-                            <w:sz w:val="18"/>
-                            <w:szCs w:val="18"/>
-                          </w:rPr>
-                        </w:pPr>
-                      </w:p>
-                    </w:txbxContent>
-                  </v:textbox>
-                </v:shape>
-                <v:shapetype id="_x0000_t32" coordsize="21600,21600" o:spt="32" o:oned="t" path="m,l21600,21600e" filled="f">
-                  <v:path arrowok="t" fillok="f" o:connecttype="none"/>
-                  <o:lock v:ext="edit" shapetype="t"/>
-                </v:shapetype>
-                <v:shape id="Straight Arrow Connector 16" o:spid="_x0000_s1037" type="#_x0000_t32" style="position:absolute;left:24442;top:2754;width:0;height:2540;visibility:visible;mso-wrap-style:square" o:connectortype="straight" o:gfxdata="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" filled="t" fillcolor="white [3201]" strokecolor="black [3200]" strokeweight="1pt">
-                  <v:stroke endarrow="block" joinstyle="miter"/>
-                </v:shape>
-                <v:shape id="Straight Arrow Connector 18" o:spid="_x0000_s1038" type="#_x0000_t32" style="position:absolute;left:33059;top:7092;width:3519;height:0;visibility:visible;mso-wrap-style:square" o:connectortype="straight" o:gfxdata="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" filled="t" fillcolor="white [3201]" strokecolor="black [3200]" strokeweight="1pt">
-                  <v:stroke endarrow="block" joinstyle="miter"/>
-                </v:shape>
-                <v:shape id="Straight Arrow Connector 19" o:spid="_x0000_s1039" type="#_x0000_t32" style="position:absolute;left:24677;top:9026;width:0;height:12414;visibility:visible;mso-wrap-style:square" o:connectortype="straight" o:gfxdata="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" filled="t" fillcolor="white [3201]" strokecolor="black [3200]" strokeweight="1pt">
-                  <v:stroke endarrow="block" joinstyle="miter"/>
-                </v:shape>
-                <v:shape id="Straight Arrow Connector 20" o:spid="_x0000_s1040" type="#_x0000_t32" style="position:absolute;left:6037;top:10374;width:0;height:6169;visibility:visible;mso-wrap-style:square" o:connectortype="straight" o:gfxdata="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" filled="t" fillcolor="white [3201]" strokecolor="black [3200]" strokeweight="1pt">
-                  <v:stroke endarrow="block" joinstyle="miter"/>
-                </v:shape>
-                <v:line id="Straight Connector 21" o:spid="_x0000_s1041" style="position:absolute;visibility:visible;mso-wrap-style:square" from="45309,10902" to="45309,17720" o:connectortype="straight" o:gfxdata="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" filled="t" fillcolor="white [3201]" strokecolor="black [3200]" strokeweight="1pt">
-                  <v:stroke joinstyle="miter"/>
-                </v:line>
-                <v:line id="Straight Connector 22" o:spid="_x0000_s1042" style="position:absolute;flip:x;visibility:visible;mso-wrap-style:square" from="14067,17701" to="45309,17701" o:connectortype="straight" o:gfxdata="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" filled="t" fillcolor="white [3201]" strokecolor="black [3200]" strokeweight="1pt">
-                  <v:stroke joinstyle="miter"/>
-                </v:line>
-                <w10:wrap anchorx="margin"/>
-              </v:group>
-            </w:pict>
-          </mc:Fallback>
-        </mc:AlternateContent>
-      </w:r>
     </w:p>
     <w:p>
       <w:pPr>
@@ -6400,6 +4817,86 @@
           <w:szCs w:val="24"/>
         </w:rPr>
       </w:pPr>
+      <w:r>
+        <w:rPr>
+          <w:rFonts w:ascii="Times New Roman" w:hAnsi="Times New Roman" w:cs="Times New Roman"/>
+          <w:i w:val="0"/>
+          <w:iCs w:val="0"/>
+          <w:noProof/>
+          <w:color w:val="auto"/>
+          <w:sz w:val="24"/>
+          <w:szCs w:val="24"/>
+          <w:lang w:eastAsia="en-US" w:bidi="ne-NP"/>
+        </w:rPr>
+        <w:lastRenderedPageBreak/>
+        <w:softHyphen/>
+      </w:r>
+      <w:r>
+        <w:rPr>
+          <w:rFonts w:ascii="Times New Roman" w:hAnsi="Times New Roman" w:cs="Times New Roman"/>
+          <w:i w:val="0"/>
+          <w:iCs w:val="0"/>
+          <w:noProof/>
+          <w:color w:val="auto"/>
+          <w:sz w:val="24"/>
+          <w:szCs w:val="24"/>
+          <w:lang w:eastAsia="en-US" w:bidi="ne-NP"/>
+        </w:rPr>
+        <w:softHyphen/>
+      </w:r>
+      <w:r>
+        <w:rPr>
+          <w:rFonts w:ascii="Times New Roman" w:hAnsi="Times New Roman" w:cs="Times New Roman"/>
+          <w:i w:val="0"/>
+          <w:iCs w:val="0"/>
+          <w:noProof/>
+          <w:color w:val="auto"/>
+          <w:sz w:val="24"/>
+          <w:szCs w:val="24"/>
+          <w:lang w:eastAsia="en-US" w:bidi="ne-NP"/>
+        </w:rPr>
+        <w:drawing>
+          <wp:inline distT="0" distB="0" distL="0" distR="0" wp14:anchorId="35588D00" wp14:editId="465496DF">
+            <wp:extent cx="5486400" cy="3657600"/>
+            <wp:effectExtent l="0" t="0" r="0" b="0"/>
+            <wp:docPr id="5" name="Picture 5"/>
+            <wp:cNvGraphicFramePr>
+              <a:graphicFrameLocks xmlns:a="http://schemas.openxmlformats.org/drawingml/2006/main" noChangeAspect="1"/>
+            </wp:cNvGraphicFramePr>
+            <a:graphic xmlns:a="http://schemas.openxmlformats.org/drawingml/2006/main">
+              <a:graphicData uri="http://schemas.openxmlformats.org/drawingml/2006/picture">
+                <pic:pic xmlns:pic="http://schemas.openxmlformats.org/drawingml/2006/picture">
+                  <pic:nvPicPr>
+                    <pic:cNvPr id="5" name="ChatGPT Image May 10, 2026, 05_20_21 PM.png"/>
+                    <pic:cNvPicPr/>
+                  </pic:nvPicPr>
+                  <pic:blipFill>
+                    <a:blip r:embed="rId10" cstate="print">
+                      <a:extLst>
+                        <a:ext uri="{28A0092B-C50C-407E-A947-70E740481C1C}">
+                          <a14:useLocalDpi xmlns:a14="http://schemas.microsoft.com/office/drawing/2010/main" val="0"/>
+                        </a:ext>
+                      </a:extLst>
+                    </a:blip>
+                    <a:stretch>
+                      <a:fillRect/>
+                    </a:stretch>
+                  </pic:blipFill>
+                  <pic:spPr>
+                    <a:xfrm>
+                      <a:off x="0" y="0"/>
+                      <a:ext cx="5486400" cy="3657600"/>
+                    </a:xfrm>
+                    <a:prstGeom prst="rect">
+                      <a:avLst/>
+                    </a:prstGeom>
+                  </pic:spPr>
+                </pic:pic>
+              </a:graphicData>
+            </a:graphic>
+          </wp:inline>
+        </w:drawing>
+      </w:r>
     </w:p>
     <w:p/>
     <w:p>
@@ -6408,73 +4905,6 @@
         <w:spacing w:before="240"/>
         <w:jc w:val="center"/>
       </w:pPr>
-      <w:r>
-        <w:rPr>
-          <w:noProof/>
-          <w:lang w:eastAsia="en-US" w:bidi="ne-NP"/>
-        </w:rPr>
-        <mc:AlternateContent>
-          <mc:Choice Requires="wps">
-            <w:drawing>
-              <wp:anchor distT="0" distB="0" distL="114300" distR="114300" simplePos="0" relativeHeight="251681792" behindDoc="0" locked="0" layoutInCell="1" allowOverlap="1" wp14:anchorId="6CAD6C6D" wp14:editId="50A1134E">
-                <wp:simplePos x="0" y="0"/>
-                <wp:positionH relativeFrom="column">
-                  <wp:posOffset>1437481</wp:posOffset>
-                </wp:positionH>
-                <wp:positionV relativeFrom="paragraph">
-                  <wp:posOffset>153385</wp:posOffset>
-                </wp:positionV>
-                <wp:extent cx="389418" cy="0"/>
-                <wp:effectExtent l="38100" t="76200" r="0" b="95250"/>
-                <wp:wrapNone/>
-                <wp:docPr id="2" name="Straight Arrow Connector 2"/>
-                <wp:cNvGraphicFramePr/>
-                <a:graphic xmlns:a="http://schemas.openxmlformats.org/drawingml/2006/main">
-                  <a:graphicData uri="http://schemas.microsoft.com/office/word/2010/wordprocessingShape">
-                    <wps:wsp>
-                      <wps:cNvCnPr/>
-                      <wps:spPr>
-                        <a:xfrm flipH="1">
-                          <a:off x="0" y="0"/>
-                          <a:ext cx="389418" cy="0"/>
-                        </a:xfrm>
-                        <a:prstGeom prst="straightConnector1">
-                          <a:avLst/>
-                        </a:prstGeom>
-                        <a:ln>
-                          <a:tailEnd type="triangle"/>
-                        </a:ln>
-                      </wps:spPr>
-                      <wps:style>
-                        <a:lnRef idx="1">
-                          <a:schemeClr val="dk1"/>
-                        </a:lnRef>
-                        <a:fillRef idx="0">
-                          <a:schemeClr val="dk1"/>
-                        </a:fillRef>
-                        <a:effectRef idx="0">
-                          <a:schemeClr val="dk1"/>
-                        </a:effectRef>
-                        <a:fontRef idx="minor">
-                          <a:schemeClr val="tx1"/>
-                        </a:fontRef>
-                      </wps:style>
-                      <wps:bodyPr/>
-                    </wps:wsp>
-                  </a:graphicData>
-                </a:graphic>
-              </wp:anchor>
-            </w:drawing>
-          </mc:Choice>
-          <mc:Fallback xmlns:w16sdtfl="http://schemas.microsoft.com/office/word/2024/wordml/sdtformatlock" xmlns:w16sdtdh="http://schemas.microsoft.com/office/word/2020/wordml/sdtdatahash" xmlns:w16du="http://schemas.microsoft.com/office/word/2023/wordml/word16du" xmlns:w16="http://schemas.microsoft.com/office/word/2018/wordml" xmlns:w16cid="http://schemas.microsoft.com/office/word/2016/wordml/cid" xmlns:w16cex="http://schemas.microsoft.com/office/word/2018/wordml/cex" xmlns:oel="http://schemas.microsoft.com/office/2019/extlst" xmlns:am3d="http://schemas.microsoft.com/office/drawing/2017/model3d" xmlns:aink="http://schemas.microsoft.com/office/drawing/2016/ink" xmlns:cx8="http://schemas.microsoft.com/office/drawing/2016/5/14/chartex" xmlns:cx7="http://schemas.microsoft.com/office/drawing/2016/5/13/chartex" xmlns:cx6="http://schemas.microsoft.com/office/drawing/2016/5/12/chartex" xmlns:cx5="http://schemas.microsoft.com/office/drawing/2016/5/11/chartex" xmlns:cx4="http://schemas.microsoft.com/office/drawing/2016/5/10/chartex" xmlns:cx3="http://schemas.microsoft.com/office/drawing/2016/5/9/chartex" xmlns:cx2="http://schemas.microsoft.com/office/drawing/2015/10/21/chartex" xmlns:cx1="http://schemas.microsoft.com/office/drawing/2015/9/8/chartex">
-            <w:pict>
-              <v:shape w14:anchorId="62B55028" id="Straight Arrow Connector 2" o:spid="_x0000_s1026" type="#_x0000_t32" style="position:absolute;margin-left:113.2pt;margin-top:12.1pt;width:30.65pt;height:0;flip:x;z-index:251681792;visibility:visible;mso-wrap-style:square;mso-wrap-distance-left:9pt;mso-wrap-distance-top:0;mso-wrap-distance-right:9pt;mso-wrap-distance-bottom:0;mso-position-horizontal:absolute;mso-position-horizontal-relative:text;mso-position-vertical:absolute;mso-position-vertical-relative:text" o:gfxdata="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" strokecolor="black [3200]" strokeweight=".5pt">
-                <v:stroke endarrow="block" joinstyle="miter"/>
-              </v:shape>
-            </w:pict>
-          </mc:Fallback>
-        </mc:AlternateContent>
-      </w:r>
     </w:p>
     <w:p>
       <w:pPr>
@@ -6578,94 +5008,49 @@
     </w:p>
     <w:p>
       <w:pPr>
-        <w:pStyle w:val="NormalWeb"/>
-        <w:numPr>
-          <w:ilvl w:val="0"/>
-          <w:numId w:val="11"/>
-        </w:numPr>
-        <w:spacing w:before="100" w:beforeAutospacing="1" w:after="100" w:afterAutospacing="1" w:line="360" w:lineRule="auto"/>
-      </w:pPr>
-      <w:r>
-        <w:rPr>
-          <w:rStyle w:val="Strong"/>
-        </w:rPr>
-        <w:t>Push factors:</w:t>
-      </w:r>
-      <w:r>
-        <w:t xml:space="preserve"> Population pressure, land scarcity, environmental stress, poverty</w:t>
-      </w:r>
-    </w:p>
-    <w:p>
-      <w:pPr>
-        <w:pStyle w:val="NormalWeb"/>
-        <w:numPr>
-          <w:ilvl w:val="0"/>
-          <w:numId w:val="11"/>
-        </w:numPr>
-        <w:spacing w:before="100" w:beforeAutospacing="1" w:after="100" w:afterAutospacing="1" w:line="360" w:lineRule="auto"/>
-      </w:pPr>
-      <w:r>
-        <w:rPr>
-          <w:rStyle w:val="Strong"/>
-        </w:rPr>
-        <w:t>Pull factors:</w:t>
-      </w:r>
-      <w:r>
-        <w:t xml:space="preserve"> Employment opportunities, education, infrastructure, social networks</w:t>
-      </w:r>
-    </w:p>
-    <w:p>
-      <w:pPr>
-        <w:pStyle w:val="NormalWeb"/>
-        <w:numPr>
-          <w:ilvl w:val="0"/>
-          <w:numId w:val="11"/>
-        </w:numPr>
-        <w:spacing w:before="100" w:beforeAutospacing="1" w:after="100" w:afterAutospacing="1" w:line="360" w:lineRule="auto"/>
-      </w:pPr>
-      <w:r>
-        <w:rPr>
-          <w:rStyle w:val="Strong"/>
-        </w:rPr>
-        <w:t>Personal factors:</w:t>
-      </w:r>
-      <w:r>
-        <w:t xml:space="preserve"> Age, sex, education</w:t>
-      </w:r>
-    </w:p>
-    <w:p>
-      <w:pPr>
-        <w:pStyle w:val="NormalWeb"/>
-        <w:numPr>
-          <w:ilvl w:val="0"/>
-          <w:numId w:val="11"/>
-        </w:numPr>
-        <w:spacing w:before="100" w:beforeAutospacing="1" w:after="100" w:afterAutospacing="1" w:line="360" w:lineRule="auto"/>
-      </w:pPr>
-      <w:r>
-        <w:rPr>
-          <w:rStyle w:val="Strong"/>
-        </w:rPr>
-        <w:t>Outcome/impact:</w:t>
-      </w:r>
-      <w:r>
-        <w:t xml:space="preserve"> Demographic changes, livelihood improvement, local development challenges</w:t>
-      </w:r>
-    </w:p>
-    <w:p>
-      <w:pPr>
         <w:pStyle w:val="BodyText"/>
       </w:pPr>
       <w:r>
-        <w:t xml:space="preserve">The framework guides the research methodology, data collection, and analysis, ensuring that the study captures the causes, patterns, and consequences of migration in Ward 9, </w:t>
-      </w:r>
-      <w:proofErr w:type="spellStart"/>
-      <w:r>
-        <w:t>Sankhu</w:t>
-      </w:r>
-      <w:proofErr w:type="spellEnd"/>
-      <w:r>
-        <w:t>.</w:t>
+        <w:t xml:space="preserve">The conceptual framework of this study explains the relationship between the causes and consequences of internal migration. The framework identifies various socio-economic, </w:t>
+      </w:r>
+      <w:r>
+        <w:lastRenderedPageBreak/>
+        <w:t>environmental, and demographic factors as independent variables that influence people’s decision to migrate from one place to another within the country. Factors such as poverty, unemployment, lack of educational and health facilities, natural disasters, and search for better opportunities are considered major causes of internal migration.</w:t>
+      </w:r>
+    </w:p>
+    <w:p>
+      <w:pPr>
+        <w:pStyle w:val="BodyText"/>
+      </w:pPr>
+      <w:r>
+        <w:t>These factors contribute to the movement of people from rural to urban areas or from one region to another in search of improved living conditions. Internal migration itself acts as the central process connecting the causes and consequences.</w:t>
+      </w:r>
+    </w:p>
+    <w:p>
+      <w:pPr>
+        <w:pStyle w:val="BodyText"/>
+      </w:pPr>
+      <w:r>
+        <w:t>The dependent variables in the framework are the consequences or outcomes of migration. Internal migration may produce both positive and negative effects on migrants, families, and society. Positive consequences may include increased income, improved access to services, and better employment opportunities, while negative consequences may include urban overcrowding, pressure on infrastructure, unemployment, family separation, and social adjustment problems.</w:t>
+      </w:r>
+    </w:p>
+    <w:p>
+      <w:pPr>
+        <w:pStyle w:val="BodyText"/>
+      </w:pPr>
+    </w:p>
+    <w:p>
+      <w:pPr>
+        <w:pStyle w:val="BodyText"/>
+      </w:pPr>
+      <w:r>
+        <w:t>The framework guides the research methodology, data collection, and analysis, ensuring that</w:t>
+      </w:r>
+      <w:r>
+        <w:t xml:space="preserve"> the study captures the causes</w:t>
+      </w:r>
+      <w:r>
+        <w:t xml:space="preserve"> and consequences of migration in Ward 9, Sankhu.</w:t>
       </w:r>
     </w:p>
     <w:p>
@@ -6684,7 +5069,7 @@
         </w:rPr>
         <w:br w:type="page"/>
       </w:r>
-      <w:bookmarkStart w:id="18" w:name="_Toc220841267"/>
+      <w:bookmarkStart w:id="17" w:name="_Toc220841267"/>
       <w:r>
         <w:rPr>
           <w:rStyle w:val="Strong"/>
@@ -6702,7 +5087,7 @@
         </w:rPr>
         <w:t>Three</w:t>
       </w:r>
-      <w:bookmarkEnd w:id="18"/>
+      <w:bookmarkEnd w:id="17"/>
     </w:p>
     <w:p>
       <w:pPr>
@@ -6713,7 +5098,7 @@
           <w:szCs w:val="38"/>
         </w:rPr>
       </w:pPr>
-      <w:bookmarkStart w:id="19" w:name="_Toc220841268"/>
+      <w:bookmarkStart w:id="18" w:name="_Toc220841268"/>
       <w:r>
         <w:rPr>
           <w:rStyle w:val="Strong"/>
@@ -6724,60 +5109,237 @@
         </w:rPr>
         <w:t>Research methodology</w:t>
       </w:r>
+      <w:bookmarkEnd w:id="18"/>
+    </w:p>
+    <w:p>
+      <w:pPr>
+        <w:pStyle w:val="Heading2"/>
+      </w:pPr>
+      <w:bookmarkStart w:id="19" w:name="_Toc220841269"/>
+      <w:r>
+        <w:t>3</w:t>
+      </w:r>
+      <w:r>
+        <w:t>.1</w:t>
+      </w:r>
+      <w:r>
+        <w:t xml:space="preserve"> Research Design</w:t>
+      </w:r>
       <w:bookmarkEnd w:id="19"/>
     </w:p>
     <w:p>
       <w:pPr>
         <w:pStyle w:val="Heading2"/>
-      </w:pPr>
-      <w:bookmarkStart w:id="20" w:name="_Toc220841269"/>
-      <w:r>
-        <w:t>3</w:t>
-      </w:r>
-      <w:r>
-        <w:t>.1</w:t>
-      </w:r>
-      <w:r>
-        <w:t xml:space="preserve"> Research Design</w:t>
+        <w:rPr>
+          <w:rFonts w:eastAsiaTheme="minorEastAsia" w:cs="Times New Roman"/>
+          <w:b w:val="0"/>
+          <w:kern w:val="0"/>
+          <w:sz w:val="24"/>
+          <w:szCs w:val="24"/>
+          <w:lang w:bidi="ne-NP"/>
+        </w:rPr>
+      </w:pPr>
+      <w:bookmarkStart w:id="20" w:name="_Toc220841270"/>
+      <w:r>
+        <w:rPr>
+          <w:rFonts w:eastAsiaTheme="minorEastAsia" w:cs="Times New Roman"/>
+          <w:b w:val="0"/>
+          <w:kern w:val="0"/>
+          <w:sz w:val="24"/>
+          <w:szCs w:val="24"/>
+          <w:lang w:bidi="ne-NP"/>
+        </w:rPr>
+        <w:t xml:space="preserve">This study will adopt a descriptive and analytical research design to examine the causes and consequences of internal migration in rural areas of Nepal. The descriptive design will help </w:t>
+      </w:r>
+      <w:r>
+        <w:rPr>
+          <w:rFonts w:eastAsiaTheme="minorEastAsia" w:cs="Times New Roman"/>
+          <w:b w:val="0"/>
+          <w:kern w:val="0"/>
+          <w:sz w:val="24"/>
+          <w:szCs w:val="24"/>
+          <w:lang w:bidi="ne-NP"/>
+        </w:rPr>
+        <w:t xml:space="preserve">describe </w:t>
+      </w:r>
+      <w:r>
+        <w:rPr>
+          <w:rFonts w:eastAsiaTheme="minorEastAsia" w:cs="Times New Roman"/>
+          <w:b w:val="0"/>
+          <w:kern w:val="0"/>
+          <w:sz w:val="24"/>
+          <w:szCs w:val="24"/>
+          <w:lang w:bidi="ne-NP"/>
+        </w:rPr>
+        <w:t>major causes and consequences of migration. The analytical aspect will help analyze the relationship between different factors influencing migration and their impacts on rural households.</w:t>
+      </w:r>
+    </w:p>
+    <w:p>
+      <w:pPr>
+        <w:pStyle w:val="Heading2"/>
+        <w:rPr>
+          <w:rFonts w:eastAsiaTheme="minorEastAsia" w:cs="Times New Roman"/>
+          <w:b w:val="0"/>
+          <w:kern w:val="0"/>
+          <w:sz w:val="24"/>
+          <w:szCs w:val="24"/>
+          <w:lang w:bidi="ne-NP"/>
+        </w:rPr>
+      </w:pPr>
+      <w:r>
+        <w:t>3.2</w:t>
+      </w:r>
+      <w:r>
+        <w:t xml:space="preserve"> </w:t>
+      </w:r>
+      <w:r>
+        <w:t>Nature and source of data</w:t>
       </w:r>
       <w:bookmarkEnd w:id="20"/>
     </w:p>
     <w:p>
       <w:pPr>
+        <w:pStyle w:val="NormalWeb"/>
+      </w:pPr>
+      <w:r>
+        <w:t>The study will use both primary and secondary sources of data.</w:t>
+      </w:r>
+    </w:p>
+    <w:p>
+      <w:pPr>
+        <w:pStyle w:val="Heading3"/>
+      </w:pPr>
+      <w:r>
+        <w:t>Primary Data</w:t>
+      </w:r>
+    </w:p>
+    <w:p>
+      <w:pPr>
+        <w:pStyle w:val="NormalWeb"/>
+      </w:pPr>
+      <w:r>
+        <w:t>Primary data will be collected directly from respondents through questionnaires administered to households and migrants in the selected rural area. The primary data will provide information regarding the causes, patterns, and consequences of internal migration.</w:t>
+      </w:r>
+    </w:p>
+    <w:p>
+      <w:pPr>
+        <w:pStyle w:val="Heading3"/>
+      </w:pPr>
+      <w:r>
+        <w:t>Secondary Data</w:t>
+      </w:r>
+    </w:p>
+    <w:p>
+      <w:pPr>
+        <w:pStyle w:val="NormalWeb"/>
+      </w:pPr>
+      <w:r>
+        <w:t>Secondary data will be collected from ward offices, local government records, census reports, books, journals, published reports, and other relevant documents related to migration.</w:t>
+      </w:r>
+    </w:p>
+    <w:p>
+      <w:pPr>
+        <w:pStyle w:val="Heading2"/>
+      </w:pPr>
+      <w:r>
+        <w:softHyphen/>
+      </w:r>
+      <w:r>
+        <w:t xml:space="preserve"> </w:t>
+      </w:r>
+      <w:bookmarkStart w:id="21" w:name="_Toc220841271"/>
+      <w:r>
+        <w:t>3.3</w:t>
+      </w:r>
+      <w:r>
+        <w:t xml:space="preserve"> </w:t>
+      </w:r>
+      <w:r>
+        <w:t>Population and Sampling</w:t>
+      </w:r>
+      <w:bookmarkEnd w:id="21"/>
+    </w:p>
+    <w:p>
+      <w:pPr>
         <w:pStyle w:val="BodyText"/>
       </w:pPr>
       <w:r>
-        <w:t xml:space="preserve">The main objective of this research is to explore the </w:t>
-      </w:r>
-      <w:r>
-        <w:t xml:space="preserve">trend, causes and consequences of </w:t>
-      </w:r>
-      <w:r>
-        <w:t>immigration</w:t>
-      </w:r>
-      <w:r>
-        <w:t xml:space="preserve"> of the study area.  </w:t>
-      </w:r>
-      <w:r>
-        <w:t xml:space="preserve">In order to carry out the research properly, both descriptive and exploratory research designs will be used. It will explore the </w:t>
-      </w:r>
-      <w:r>
-        <w:t>causes</w:t>
-      </w:r>
-      <w:r>
-        <w:t xml:space="preserve"> concerned with </w:t>
-      </w:r>
-      <w:r>
-        <w:t>immigration</w:t>
-      </w:r>
-      <w:r>
-        <w:t xml:space="preserve"> within the </w:t>
-      </w:r>
-      <w:r>
-        <w:t>immigrant</w:t>
-      </w:r>
-      <w:r>
-        <w:t>s</w:t>
+        <w:t xml:space="preserve">The </w:t>
+      </w:r>
+      <w:r>
+        <w:t>Shankharapur M</w:t>
+      </w:r>
+      <w:r>
+        <w:t>unicipality ward 9</w:t>
+      </w:r>
+      <w:r>
+        <w:t xml:space="preserve"> profile </w:t>
+      </w:r>
+      <w:r>
+        <w:t>–</w:t>
+      </w:r>
+      <w:r>
+        <w:t xml:space="preserve"> </w:t>
+      </w:r>
+      <w:r>
+        <w:t>20</w:t>
+      </w:r>
+      <w:r>
+        <w:t>82 BS</w:t>
+      </w:r>
+      <w:r>
+        <w:t xml:space="preserve"> sh</w:t>
+      </w:r>
+      <w:r>
+        <w:t xml:space="preserve">ows that there </w:t>
+      </w:r>
+      <w:r>
+        <w:t>is</w:t>
+      </w:r>
+      <w:r>
+        <w:t xml:space="preserve"> a total </w:t>
+      </w:r>
+      <w:r>
+        <w:t>population of about</w:t>
+      </w:r>
+      <w:r>
+        <w:t xml:space="preserve"> </w:t>
+      </w:r>
+      <w:r>
+        <w:t>4345</w:t>
+      </w:r>
+      <w:r>
+        <w:t>. Out of 9 wards, ward no.</w:t>
+      </w:r>
+      <w:r>
+        <w:t>9</w:t>
+      </w:r>
+      <w:r>
+        <w:t xml:space="preserve"> will be considered</w:t>
+      </w:r>
+      <w:r>
+        <w:t xml:space="preserve"> as</w:t>
+      </w:r>
+      <w:r>
+        <w:t xml:space="preserve"> st</w:t>
+      </w:r>
+      <w:r>
+        <w:t xml:space="preserve">udy area. This ward </w:t>
+      </w:r>
+      <w:r>
+        <w:t>welcomed</w:t>
+      </w:r>
+      <w:r>
+        <w:t xml:space="preserve"> 82</w:t>
+      </w:r>
+      <w:r>
+        <w:t xml:space="preserve"> </w:t>
+      </w:r>
+      <w:r>
+        <w:t>households</w:t>
+      </w:r>
+      <w:r>
+        <w:t xml:space="preserve"> with total count of 336 immigrants from year 2074 BS to 2082 BS</w:t>
       </w:r>
       <w:r>
         <w:t xml:space="preserve">. </w:t>
@@ -6787,356 +5349,257 @@
       <w:pPr>
         <w:pStyle w:val="Heading2"/>
       </w:pPr>
-      <w:bookmarkStart w:id="21" w:name="_Toc220841270"/>
-      <w:r>
-        <w:t>3.2</w:t>
+      <w:r>
+        <w:t xml:space="preserve">3.3.1 </w:t>
+      </w:r>
+      <w:r>
+        <w:rPr>
+          <w:rStyle w:val="Strong"/>
+          <w:b/>
+          <w:bCs w:val="0"/>
+        </w:rPr>
+        <w:t>Sample Size Determination</w:t>
+      </w:r>
+    </w:p>
+    <w:p>
+      <w:pPr>
+        <w:pStyle w:val="NormalWeb"/>
+      </w:pPr>
+      <w:r>
+        <w:t>The study was conducted in a small ward where the total number of households that experienced migration over the last ten years was 83. Since the population size was relatively small and fully identifiable through ward-level records, a census approach was considered more appropriate than selecting a sample using statistical formulas.</w:t>
+      </w:r>
+    </w:p>
+    <w:p>
+      <w:pPr>
+        <w:pStyle w:val="NormalWeb"/>
+      </w:pPr>
+      <w:r>
+        <w:lastRenderedPageBreak/>
+        <w:t>Sample size determination formulas such as Slovin’s or Cochran’s are generally applied when the population is large or when complete enumeration is not feasible. However, in this study, covering all 83 households ensured complete representation of the target population and improved the accuracy and reliability of the findings by eliminating sampling error.</w:t>
+      </w:r>
+    </w:p>
+    <w:p>
+      <w:pPr>
+        <w:pStyle w:val="NormalWeb"/>
+      </w:pPr>
+      <w:r>
+        <w:t>Therefore, all 83 households were included in the study for data collection and analysis.</w:t>
+      </w:r>
+    </w:p>
+    <w:p>
+      <w:pPr>
+        <w:pStyle w:val="BodyText"/>
+      </w:pPr>
+    </w:p>
+    <w:p>
+      <w:pPr>
+        <w:pStyle w:val="Heading2"/>
+      </w:pPr>
+      <w:bookmarkStart w:id="22" w:name="_Toc220841272"/>
+      <w:r>
+        <w:t>3.4</w:t>
       </w:r>
       <w:r>
         <w:t xml:space="preserve"> </w:t>
       </w:r>
       <w:r>
-        <w:t>Nature and source of data</w:t>
-      </w:r>
-      <w:bookmarkEnd w:id="21"/>
+        <w:t>Method of Data Collection</w:t>
+      </w:r>
+      <w:bookmarkEnd w:id="22"/>
+      <w:r>
+        <w:t xml:space="preserve"> </w:t>
+      </w:r>
     </w:p>
     <w:p>
       <w:pPr>
         <w:pStyle w:val="BodyText"/>
       </w:pPr>
       <w:r>
-        <w:t xml:space="preserve">This study will base on both primary and secondary data. Primary data will be collected in the field with the help of different tools and techniques; interview and observation. On the </w:t>
-      </w:r>
-      <w:r>
-        <w:t>other hand,</w:t>
-      </w:r>
-      <w:r>
-        <w:t xml:space="preserve"> the secondary data will be obtained from library, published and unpublished articles, documents, books and CBS records</w:t>
-      </w:r>
-      <w:r>
-        <w:t xml:space="preserve"> and the municipality record of the study area</w:t>
-      </w:r>
-      <w:r>
-        <w:t>.</w:t>
+        <w:t>In order to obtain necessary and reliable data for thus study the researcher will use the method such as observation, unstructured interview and some case study.</w:t>
+      </w:r>
+    </w:p>
+    <w:p>
+      <w:pPr>
+        <w:pStyle w:val="Heading3"/>
+      </w:pPr>
+      <w:bookmarkStart w:id="23" w:name="_Toc220841273"/>
+      <w:r>
+        <w:t>3.4</w:t>
+      </w:r>
+      <w:r>
+        <w:t xml:space="preserve">.1 </w:t>
+      </w:r>
+      <w:r>
+        <w:t>Observation</w:t>
+      </w:r>
+      <w:bookmarkEnd w:id="23"/>
+    </w:p>
+    <w:p>
+      <w:pPr>
+        <w:spacing w:before="100" w:beforeAutospacing="1" w:after="100" w:afterAutospacing="1" w:line="240" w:lineRule="auto"/>
+        <w:rPr>
+          <w:rFonts w:ascii="Times New Roman" w:eastAsia="Times New Roman" w:hAnsi="Times New Roman" w:cs="Times New Roman"/>
+          <w:kern w:val="0"/>
+          <w:lang w:eastAsia="en-US" w:bidi="ne-NP"/>
+          <w14:ligatures w14:val="none"/>
+        </w:rPr>
+      </w:pPr>
+      <w:bookmarkStart w:id="24" w:name="_Toc220841274"/>
+      <w:r>
+        <w:rPr>
+          <w:rFonts w:ascii="Times New Roman" w:eastAsia="Times New Roman" w:hAnsi="Times New Roman" w:cs="Times New Roman"/>
+          <w:kern w:val="0"/>
+          <w:lang w:eastAsia="en-US" w:bidi="ne-NP"/>
+          <w14:ligatures w14:val="none"/>
+        </w:rPr>
+        <w:t>The study will use questionnaires as the main tool for primary data collection. Structured questionnaires will be administered to respondents to obtain information regarding the causes and consequences of internal migration.</w:t>
+      </w:r>
+      <w:r>
+        <w:t xml:space="preserve"> </w:t>
+      </w:r>
+      <w:r>
+        <w:rPr>
+          <w:rFonts w:ascii="Times New Roman" w:eastAsia="Times New Roman" w:hAnsi="Times New Roman" w:cs="Times New Roman"/>
+          <w:kern w:val="0"/>
+          <w:lang w:eastAsia="en-US" w:bidi="ne-NP"/>
+          <w14:ligatures w14:val="none"/>
+        </w:rPr>
+        <w:t>The questionnaire will be divided into four sections. The first section deals with the purpose of getting information about demographic variables. The second section will deal with the main reason behind the immigration, while the third section will be the socio-economic variables. The last section includes the miscellaneous questionnaire about the causes and consequences of immigration within the study area.</w:t>
+      </w:r>
+    </w:p>
+    <w:p>
+      <w:pPr>
+        <w:spacing w:before="100" w:beforeAutospacing="1" w:after="100" w:afterAutospacing="1" w:line="240" w:lineRule="auto"/>
+        <w:rPr>
+          <w:rFonts w:ascii="Times New Roman" w:eastAsia="Times New Roman" w:hAnsi="Times New Roman" w:cs="Times New Roman"/>
+          <w:kern w:val="0"/>
+          <w:lang w:eastAsia="en-US" w:bidi="ne-NP"/>
+          <w14:ligatures w14:val="none"/>
+        </w:rPr>
+      </w:pPr>
+      <w:r>
+        <w:rPr>
+          <w:rFonts w:ascii="Times New Roman" w:eastAsia="Times New Roman" w:hAnsi="Times New Roman" w:cs="Times New Roman"/>
+          <w:kern w:val="0"/>
+          <w:lang w:eastAsia="en-US" w:bidi="ne-NP"/>
+          <w14:ligatures w14:val="none"/>
+        </w:rPr>
+        <w:t>In addition, secondary information will be collected from ward office records, local government reports, census data, and related literature.</w:t>
+      </w:r>
+    </w:p>
+    <w:p>
+      <w:pPr>
+        <w:spacing w:before="100" w:beforeAutospacing="1" w:after="100" w:afterAutospacing="1" w:line="240" w:lineRule="auto"/>
+        <w:rPr>
+          <w:rFonts w:ascii="Times New Roman" w:eastAsia="Times New Roman" w:hAnsi="Times New Roman" w:cs="Times New Roman"/>
+          <w:kern w:val="0"/>
+          <w:lang w:eastAsia="en-US" w:bidi="ne-NP"/>
+          <w14:ligatures w14:val="none"/>
+        </w:rPr>
+      </w:pPr>
+      <w:r>
+        <w:rPr>
+          <w:rFonts w:ascii="Times New Roman" w:eastAsia="Times New Roman" w:hAnsi="Times New Roman" w:cs="Times New Roman"/>
+          <w:kern w:val="0"/>
+          <w:lang w:eastAsia="en-US" w:bidi="ne-NP"/>
+          <w14:ligatures w14:val="none"/>
+        </w:rPr>
+        <w:t>The collected data will be organized, classified, and analyzed using tables, percentages, and descriptive interpretation.</w:t>
       </w:r>
     </w:p>
     <w:p>
       <w:pPr>
         <w:pStyle w:val="Heading2"/>
       </w:pPr>
+      <w:bookmarkStart w:id="25" w:name="_Toc220841275"/>
+      <w:bookmarkEnd w:id="24"/>
+      <w:r>
+        <w:t>3.5</w:t>
+      </w:r>
       <w:r>
         <w:t xml:space="preserve"> </w:t>
       </w:r>
-      <w:bookmarkStart w:id="22" w:name="_Toc220841271"/>
-      <w:r>
-        <w:t>3.3</w:t>
+      <w:r>
+        <w:t>Data Analysis and Presentation</w:t>
+      </w:r>
+      <w:bookmarkEnd w:id="25"/>
+    </w:p>
+    <w:p>
+      <w:pPr>
+        <w:spacing w:before="100" w:beforeAutospacing="1" w:after="100" w:afterAutospacing="1" w:line="240" w:lineRule="auto"/>
+        <w:rPr>
+          <w:rFonts w:ascii="Times New Roman" w:eastAsia="Times New Roman" w:hAnsi="Times New Roman" w:cs="Times New Roman"/>
+          <w:kern w:val="0"/>
+          <w:lang w:eastAsia="en-US" w:bidi="ne-NP"/>
+          <w14:ligatures w14:val="none"/>
+        </w:rPr>
+      </w:pPr>
+      <w:bookmarkStart w:id="26" w:name="_Toc220841276"/>
+      <w:r>
+        <w:rPr>
+          <w:rFonts w:ascii="Times New Roman" w:eastAsia="Times New Roman" w:hAnsi="Times New Roman" w:cs="Times New Roman"/>
+          <w:kern w:val="0"/>
+          <w:lang w:eastAsia="en-US" w:bidi="ne-NP"/>
+          <w14:ligatures w14:val="none"/>
+        </w:rPr>
+        <w:t>For the analysis and presentation of quantitative data, the study used the Statistical Package for the Social Sciences (SPSS). SPSS was selected because it is widely used in social science research for its efficiency in handling numerical data and its ability to perform both descriptive and inferential statistical analysis.</w:t>
+      </w:r>
+    </w:p>
+    <w:p>
+      <w:pPr>
+        <w:spacing w:before="100" w:beforeAutospacing="1" w:after="100" w:afterAutospacing="1" w:line="240" w:lineRule="auto"/>
+        <w:rPr>
+          <w:rFonts w:ascii="Times New Roman" w:eastAsia="Times New Roman" w:hAnsi="Times New Roman" w:cs="Times New Roman"/>
+          <w:kern w:val="0"/>
+          <w:lang w:eastAsia="en-US" w:bidi="ne-NP"/>
+          <w14:ligatures w14:val="none"/>
+        </w:rPr>
+      </w:pPr>
+      <w:r>
+        <w:rPr>
+          <w:rFonts w:ascii="Times New Roman" w:eastAsia="Times New Roman" w:hAnsi="Times New Roman" w:cs="Times New Roman"/>
+          <w:kern w:val="0"/>
+          <w:lang w:eastAsia="en-US" w:bidi="ne-NP"/>
+          <w14:ligatures w14:val="none"/>
+        </w:rPr>
+        <w:t>The collected data from questionnaires and ward records were coded and entered into SPSS for analysis. The software was used to generate frequency distributions, percentages, tables, and charts to clearly present the findings. These statistical outputs helped in interpreting patterns of migration among households in the study area.</w:t>
+      </w:r>
+    </w:p>
+    <w:p>
+      <w:pPr>
+        <w:spacing w:before="100" w:beforeAutospacing="1" w:after="100" w:afterAutospacing="1" w:line="240" w:lineRule="auto"/>
+        <w:rPr>
+          <w:rFonts w:ascii="Times New Roman" w:eastAsia="Times New Roman" w:hAnsi="Times New Roman" w:cs="Times New Roman"/>
+          <w:kern w:val="0"/>
+          <w:lang w:eastAsia="en-US" w:bidi="ne-NP"/>
+          <w14:ligatures w14:val="none"/>
+        </w:rPr>
+      </w:pPr>
+      <w:r>
+        <w:rPr>
+          <w:rFonts w:ascii="Times New Roman" w:eastAsia="Times New Roman" w:hAnsi="Times New Roman" w:cs="Times New Roman"/>
+          <w:kern w:val="0"/>
+          <w:lang w:eastAsia="en-US" w:bidi="ne-NP"/>
+          <w14:ligatures w14:val="none"/>
+        </w:rPr>
+        <w:lastRenderedPageBreak/>
+        <w:t>In addition to SPSS, Microsoft Excel was used for preliminary data entry, cleaning, and simple tabulation before importing data into SPSS for advanced analysis and visualization.</w:t>
+      </w:r>
+    </w:p>
+    <w:p>
+      <w:pPr>
+        <w:pStyle w:val="Heading2"/>
+      </w:pPr>
+      <w:r>
+        <w:t>3.6</w:t>
       </w:r>
       <w:r>
         <w:t xml:space="preserve"> </w:t>
       </w:r>
       <w:r>
-        <w:t>Population and Sampling</w:t>
-      </w:r>
-      <w:bookmarkEnd w:id="22"/>
-    </w:p>
-    <w:p>
-      <w:pPr>
-        <w:pStyle w:val="BodyText"/>
-      </w:pPr>
-      <w:r>
-        <w:t xml:space="preserve">The </w:t>
-      </w:r>
-      <w:proofErr w:type="spellStart"/>
-      <w:r>
-        <w:t>Shankharapur</w:t>
-      </w:r>
-      <w:proofErr w:type="spellEnd"/>
-      <w:r>
-        <w:t xml:space="preserve"> M</w:t>
-      </w:r>
-      <w:r>
-        <w:t>unicipality ward 9</w:t>
-      </w:r>
-      <w:r>
-        <w:t xml:space="preserve"> profile </w:t>
-      </w:r>
-      <w:r>
-        <w:t>–</w:t>
-      </w:r>
-      <w:r>
-        <w:t xml:space="preserve"> </w:t>
-      </w:r>
-      <w:r>
-        <w:t>20</w:t>
-      </w:r>
-      <w:r>
-        <w:t>82 BS</w:t>
-      </w:r>
-      <w:r>
-        <w:t xml:space="preserve"> sh</w:t>
-      </w:r>
-      <w:r>
-        <w:t xml:space="preserve">ows that there </w:t>
-      </w:r>
-      <w:r>
-        <w:t>is</w:t>
-      </w:r>
-      <w:r>
-        <w:t xml:space="preserve"> a total </w:t>
-      </w:r>
-      <w:r>
-        <w:t>population of about</w:t>
-      </w:r>
-      <w:r>
-        <w:t xml:space="preserve"> </w:t>
-      </w:r>
-      <w:r>
-        <w:t>4345</w:t>
-      </w:r>
-      <w:r>
-        <w:t>. Out of 9 wards, ward no.</w:t>
-      </w:r>
-      <w:r>
-        <w:t>9</w:t>
-      </w:r>
-      <w:r>
-        <w:t xml:space="preserve"> will be considered</w:t>
-      </w:r>
-      <w:r>
-        <w:t xml:space="preserve"> as</w:t>
-      </w:r>
-      <w:r>
-        <w:t xml:space="preserve"> st</w:t>
-      </w:r>
-      <w:r>
-        <w:t xml:space="preserve">udy area. This ward </w:t>
-      </w:r>
-      <w:r>
-        <w:t>welcomed</w:t>
-      </w:r>
-      <w:r>
-        <w:t xml:space="preserve"> 82</w:t>
-      </w:r>
-      <w:r>
-        <w:t xml:space="preserve"> </w:t>
-      </w:r>
-      <w:r>
-        <w:t>households</w:t>
-      </w:r>
-      <w:r>
-        <w:t xml:space="preserve"> with total count of 336 immigrants from year 2074 BS to 2082 BS</w:t>
-      </w:r>
-      <w:r>
-        <w:t>. These households will be</w:t>
-      </w:r>
-      <w:r>
-        <w:t xml:space="preserve"> sampled for the study</w:t>
-      </w:r>
-      <w:r>
-        <w:t>. B</w:t>
-      </w:r>
-      <w:r>
-        <w:t>ecause of the time, resources, expert manpower and p</w:t>
-      </w:r>
-      <w:r>
-        <w:t>roper implication of the study, r</w:t>
-      </w:r>
-      <w:r>
-        <w:t>andom sampling</w:t>
-      </w:r>
-      <w:r>
-        <w:t xml:space="preserve"> method will be used to </w:t>
-      </w:r>
-      <w:r>
-        <w:t>sample these households.</w:t>
-      </w:r>
-      <w:r>
-        <w:t xml:space="preserve"> </w:t>
-      </w:r>
-      <w:r>
-        <w:t xml:space="preserve">To draw the sample from whole population, purposive method will be used. </w:t>
-      </w:r>
-    </w:p>
-    <w:p>
-      <w:pPr>
-        <w:pStyle w:val="Heading2"/>
-      </w:pPr>
-      <w:bookmarkStart w:id="23" w:name="_Toc220841272"/>
-      <w:r>
-        <w:t>3.4</w:t>
-      </w:r>
-      <w:r>
-        <w:t xml:space="preserve"> </w:t>
-      </w:r>
-      <w:r>
-        <w:t>Method of Data Collection</w:t>
-      </w:r>
-      <w:bookmarkEnd w:id="23"/>
-      <w:r>
-        <w:t xml:space="preserve"> </w:t>
-      </w:r>
-    </w:p>
-    <w:p>
-      <w:pPr>
-        <w:pStyle w:val="BodyText"/>
-      </w:pPr>
-      <w:r>
-        <w:t>In order to obtain necessary and reliable data for thus study the researcher will use the method such as observation, unstructured interview and some case study.</w:t>
-      </w:r>
-    </w:p>
-    <w:p>
-      <w:pPr>
-        <w:pStyle w:val="Heading3"/>
-      </w:pPr>
-      <w:bookmarkStart w:id="24" w:name="_Toc220841273"/>
-      <w:r>
-        <w:lastRenderedPageBreak/>
-        <w:t>3.4</w:t>
-      </w:r>
-      <w:r>
-        <w:t xml:space="preserve">.1 </w:t>
-      </w:r>
-      <w:r>
-        <w:t>Observation</w:t>
-      </w:r>
-      <w:bookmarkEnd w:id="24"/>
-    </w:p>
-    <w:p>
-      <w:pPr>
-        <w:pStyle w:val="BodyText"/>
-      </w:pPr>
-      <w:r>
-        <w:t xml:space="preserve">Observation method will use to collect the observable information such as </w:t>
-      </w:r>
-      <w:r>
-        <w:t>social status. Community participation, role in community decision making, their rel</w:t>
-      </w:r>
-      <w:r>
-        <w:t xml:space="preserve">ationship between the </w:t>
-      </w:r>
-      <w:r>
-        <w:t>immigrants</w:t>
-      </w:r>
-      <w:r>
-        <w:t xml:space="preserve"> and residential. The </w:t>
-      </w:r>
-      <w:r>
-        <w:t>immigration</w:t>
-      </w:r>
-      <w:r>
-        <w:t xml:space="preserve"> will be observed to find out the causes and consequences in the development sector of the study area</w:t>
-      </w:r>
-    </w:p>
-    <w:p>
-      <w:pPr>
-        <w:pStyle w:val="Heading3"/>
-      </w:pPr>
-      <w:bookmarkStart w:id="25" w:name="_Toc220841274"/>
-      <w:r>
-        <w:t>3.4.</w:t>
-      </w:r>
-      <w:r>
-        <w:t>2 In</w:t>
-      </w:r>
-      <w:r>
-        <w:t>terview</w:t>
-      </w:r>
-      <w:bookmarkEnd w:id="25"/>
-    </w:p>
-    <w:p>
-      <w:pPr>
-        <w:pStyle w:val="BodyText"/>
-      </w:pPr>
-      <w:r>
-        <w:t>An unstructured interview will be taken so as to meet the purpo</w:t>
-      </w:r>
-      <w:r>
-        <w:t xml:space="preserve">ses. The questionnaire will be </w:t>
-      </w:r>
-      <w:r>
-        <w:t xml:space="preserve">divided into four sections. The first section deals with the purpose of getting information </w:t>
-      </w:r>
-      <w:r>
-        <w:t>about demographic variable</w:t>
-      </w:r>
-      <w:r>
-        <w:t>s. The second section will deal</w:t>
-      </w:r>
-      <w:r>
-        <w:t xml:space="preserve"> with the main reason behind the </w:t>
-      </w:r>
-      <w:r>
-        <w:t>immigration</w:t>
-      </w:r>
-      <w:r>
-        <w:t>,</w:t>
-      </w:r>
-      <w:r>
-        <w:t xml:space="preserve"> while the third section will be the </w:t>
-      </w:r>
-      <w:r>
-        <w:t>socio-economic</w:t>
-      </w:r>
-      <w:r>
-        <w:t xml:space="preserve"> </w:t>
-      </w:r>
-      <w:r>
-        <w:t>variables. The</w:t>
-      </w:r>
-      <w:r>
-        <w:t xml:space="preserve"> last section includes the miscellaneous questionnaire about the causes and consequences of</w:t>
-      </w:r>
-      <w:r>
-        <w:t xml:space="preserve"> </w:t>
-      </w:r>
-      <w:r>
-        <w:t>immigration</w:t>
-      </w:r>
-      <w:r>
-        <w:t xml:space="preserve"> within</w:t>
-      </w:r>
-      <w:r>
-        <w:t xml:space="preserve"> the study area.</w:t>
-      </w:r>
-    </w:p>
-    <w:p>
-      <w:pPr>
-        <w:pStyle w:val="Heading2"/>
-      </w:pPr>
-      <w:bookmarkStart w:id="26" w:name="_Toc220841275"/>
-      <w:r>
-        <w:t>3.5</w:t>
-      </w:r>
-      <w:r>
-        <w:t xml:space="preserve"> </w:t>
-      </w:r>
-      <w:r>
-        <w:t>Data Analysis and Presentation</w:t>
+        <w:t>Ethical Consideration</w:t>
       </w:r>
       <w:bookmarkEnd w:id="26"/>
-    </w:p>
-    <w:p>
-      <w:pPr>
-        <w:pStyle w:val="BodyText"/>
-      </w:pPr>
-      <w:r>
-        <w:t>Qualitative data will be presented on tabular form. Both qualitative and quantitative methods will be used to analyze the obtain information.</w:t>
-      </w:r>
-    </w:p>
-    <w:p>
-      <w:pPr>
-        <w:pStyle w:val="Heading2"/>
-      </w:pPr>
-      <w:bookmarkStart w:id="27" w:name="_Toc220841276"/>
-      <w:r>
-        <w:t>3.6</w:t>
-      </w:r>
-      <w:r>
-        <w:t xml:space="preserve"> </w:t>
-      </w:r>
-      <w:r>
-        <w:t>Ethical Consideration</w:t>
-      </w:r>
-      <w:bookmarkEnd w:id="27"/>
       <w:r>
         <w:t xml:space="preserve"> </w:t>
       </w:r>
@@ -7216,6 +5679,8 @@
         </w:rPr>
         <w:br w:type="page"/>
       </w:r>
+      <w:bookmarkStart w:id="27" w:name="_GoBack"/>
+      <w:bookmarkEnd w:id="27"/>
     </w:p>
     <w:bookmarkStart w:id="28" w:name="_Toc220841277" w:displacedByCustomXml="next"/>
     <w:sdt>
@@ -7839,8 +6304,8 @@
       </w:pPr>
     </w:p>
     <w:sectPr>
-      <w:headerReference w:type="default" r:id="rId10"/>
-      <w:footerReference w:type="default" r:id="rId11"/>
+      <w:headerReference w:type="default" r:id="rId11"/>
+      <w:footerReference w:type="default" r:id="rId12"/>
       <w:pgSz w:w="12240" w:h="15840"/>
       <w:pgMar w:top="1440" w:right="1440" w:bottom="1440" w:left="2160" w:header="720" w:footer="720" w:gutter="0"/>
       <w:pgNumType w:start="1"/>
@@ -7965,7 +6430,7 @@
           <w:rPr>
             <w:noProof/>
           </w:rPr>
-          <w:t>17</w:t>
+          <w:t>20</w:t>
         </w:r>
         <w:r>
           <w:rPr>
@@ -10294,7 +8759,6 @@
   <w:style w:type="character" w:default="1" w:styleId="DefaultParagraphFont">
     <w:name w:val="Default Paragraph Font"/>
     <w:uiPriority w:val="1"/>
-    <w:semiHidden/>
     <w:unhideWhenUsed/>
   </w:style>
   <w:style w:type="table" w:default="1" w:styleId="TableNormal">
@@ -10926,6 +9390,20 @@
     <w:name w:val="ng-star-inserted"/>
     <w:basedOn w:val="DefaultParagraphFont"/>
     <w:rsid w:val="000F353B"/>
+  </w:style>
+  <w:style w:type="paragraph" w:customStyle="1" w:styleId="my-2">
+    <w:name w:val="my-2"/>
+    <w:basedOn w:val="Normal"/>
+    <w:rsid w:val="00BC39B0"/>
+    <w:pPr>
+      <w:spacing w:before="100" w:beforeAutospacing="1" w:after="100" w:afterAutospacing="1" w:line="240" w:lineRule="auto"/>
+    </w:pPr>
+    <w:rPr>
+      <w:rFonts w:ascii="Times New Roman" w:eastAsia="Times New Roman" w:hAnsi="Times New Roman" w:cs="Times New Roman"/>
+      <w:kern w:val="0"/>
+      <w:lang w:eastAsia="en-US" w:bidi="ne-NP"/>
+      <w14:ligatures w14:val="none"/>
+    </w:rPr>
   </w:style>
 </w:styles>
 </file>
@@ -11625,7 +10103,7 @@
 </file>
 
 <file path=customXml/itemProps1.xml><?xml version="1.0" encoding="utf-8"?>
-<ds:datastoreItem xmlns:ds="http://schemas.openxmlformats.org/officeDocument/2006/customXml" ds:itemID="{C0AA9870-0A40-4C10-82F5-370C3E9FA3EA}">
+<ds:datastoreItem xmlns:ds="http://schemas.openxmlformats.org/officeDocument/2006/customXml" ds:itemID="{9D631C68-9583-44D5-AFA5-76DE449E453E}">
   <ds:schemaRefs>
     <ds:schemaRef ds:uri="http://schemas.openxmlformats.org/officeDocument/2006/bibliography"/>
   </ds:schemaRefs>

--- a/migration/Migration is one of the major component of population change which is basically cause by socio (1).docx
+++ b/migration/Migration is one of the major component of population change which is basically cause by socio (1).docx
@@ -1,6 +1,6 @@
 
 <file path=word/document.xml><?xml version="1.0" encoding="utf-8"?>
-<w:document xmlns:wpc="http://schemas.microsoft.com/office/word/2010/wordprocessingCanvas" xmlns:cx="http://schemas.microsoft.com/office/drawing/2014/chartex" xmlns:mc="http://schemas.openxmlformats.org/markup-compatibility/2006" xmlns:o="urn:schemas-microsoft-com:office:office" xmlns:r="http://schemas.openxmlformats.org/officeDocument/2006/relationships" xmlns:m="http://schemas.openxmlformats.org/officeDocument/2006/math" xmlns:v="urn:schemas-microsoft-com:vml" xmlns:wp14="http://schemas.microsoft.com/office/word/2010/wordprocessingDrawing" xmlns:wp="http://schemas.openxmlformats.org/drawingml/2006/wordprocessingDrawing" xmlns:w10="urn:schemas-microsoft-com:office:word" xmlns:w="http://schemas.openxmlformats.org/wordprocessingml/2006/main" xmlns:w14="http://schemas.microsoft.com/office/word/2010/wordml" xmlns:w15="http://schemas.microsoft.com/office/word/2012/wordml" xmlns:w16se="http://schemas.microsoft.com/office/word/2015/wordml/symex" xmlns:wpg="http://schemas.microsoft.com/office/word/2010/wordprocessingGroup" xmlns:wpi="http://schemas.microsoft.com/office/word/2010/wordprocessingInk" xmlns:wne="http://schemas.microsoft.com/office/word/2006/wordml" xmlns:wps="http://schemas.microsoft.com/office/word/2010/wordprocessingShape" mc:Ignorable="w14 w15 w16se wp14">
+<w:document xmlns:wpc="http://schemas.microsoft.com/office/word/2010/wordprocessingCanvas" xmlns:cx="http://schemas.microsoft.com/office/drawing/2014/chartex" xmlns:cx1="http://schemas.microsoft.com/office/drawing/2015/9/8/chartex" xmlns:cx2="http://schemas.microsoft.com/office/drawing/2015/10/21/chartex" xmlns:cx3="http://schemas.microsoft.com/office/drawing/2016/5/9/chartex" xmlns:cx4="http://schemas.microsoft.com/office/drawing/2016/5/10/chartex" xmlns:cx5="http://schemas.microsoft.com/office/drawing/2016/5/11/chartex" xmlns:cx6="http://schemas.microsoft.com/office/drawing/2016/5/12/chartex" xmlns:cx7="http://schemas.microsoft.com/office/drawing/2016/5/13/chartex" xmlns:cx8="http://schemas.microsoft.com/office/drawing/2016/5/14/chartex" xmlns:mc="http://schemas.openxmlformats.org/markup-compatibility/2006" xmlns:aink="http://schemas.microsoft.com/office/drawing/2016/ink" xmlns:am3d="http://schemas.microsoft.com/office/drawing/2017/model3d" xmlns:o="urn:schemas-microsoft-com:office:office" xmlns:oel="http://schemas.microsoft.com/office/2019/extlst" xmlns:r="http://schemas.openxmlformats.org/officeDocument/2006/relationships" xmlns:m="http://schemas.openxmlformats.org/officeDocument/2006/math" xmlns:v="urn:schemas-microsoft-com:vml" xmlns:wp14="http://schemas.microsoft.com/office/word/2010/wordprocessingDrawing" xmlns:wp="http://schemas.openxmlformats.org/drawingml/2006/wordprocessingDrawing" xmlns:w10="urn:schemas-microsoft-com:office:word" xmlns:w="http://schemas.openxmlformats.org/wordprocessingml/2006/main" xmlns:w14="http://schemas.microsoft.com/office/word/2010/wordml" xmlns:w15="http://schemas.microsoft.com/office/word/2012/wordml" xmlns:w16cex="http://schemas.microsoft.com/office/word/2018/wordml/cex" xmlns:w16cid="http://schemas.microsoft.com/office/word/2016/wordml/cid" xmlns:w16="http://schemas.microsoft.com/office/word/2018/wordml" xmlns:w16du="http://schemas.microsoft.com/office/word/2023/wordml/word16du" xmlns:w16sdtdh="http://schemas.microsoft.com/office/word/2020/wordml/sdtdatahash" xmlns:w16sdtfl="http://schemas.microsoft.com/office/word/2024/wordml/sdtformatlock" xmlns:w16se="http://schemas.microsoft.com/office/word/2015/wordml/symex" xmlns:wpg="http://schemas.microsoft.com/office/word/2010/wordprocessingGroup" xmlns:wpi="http://schemas.microsoft.com/office/word/2010/wordprocessingInk" xmlns:wne="http://schemas.microsoft.com/office/word/2006/wordml" xmlns:wps="http://schemas.microsoft.com/office/word/2010/wordprocessingShape" mc:Ignorable="w14 w15 w16se w16cid w16 w16cex w16sdtdh w16sdtfl w16du wp14">
   <w:body>
     <w:p>
       <w:pPr>
@@ -709,8 +709,9 @@
           <w:szCs w:val="28"/>
           <w:shd w:val="clear" w:color="auto" w:fill="FFFFFF"/>
         </w:rPr>
-        <w:t>Exam-Roll.N</w:t>
-      </w:r>
+        <w:t>Exam-</w:t>
+      </w:r>
+      <w:proofErr w:type="spellStart"/>
       <w:r>
         <w:rPr>
           <w:rFonts w:ascii="Times New Roman" w:eastAsia="Times New Roman" w:hAnsi="Times New Roman" w:cs="Times New Roman"/>
@@ -718,8 +719,18 @@
           <w:szCs w:val="28"/>
           <w:shd w:val="clear" w:color="auto" w:fill="FFFFFF"/>
         </w:rPr>
+        <w:t>Roll.N</w:t>
+      </w:r>
+      <w:r>
+        <w:rPr>
+          <w:rFonts w:ascii="Times New Roman" w:eastAsia="Times New Roman" w:hAnsi="Times New Roman" w:cs="Times New Roman"/>
+          <w:sz w:val="28"/>
+          <w:szCs w:val="28"/>
+          <w:shd w:val="clear" w:color="auto" w:fill="FFFFFF"/>
+        </w:rPr>
         <w:t>o</w:t>
       </w:r>
+      <w:proofErr w:type="spellEnd"/>
       <w:r>
         <w:rPr>
           <w:rFonts w:ascii="Times New Roman" w:eastAsia="Times New Roman" w:hAnsi="Times New Roman" w:cs="Times New Roman"/>
@@ -977,13 +988,9 @@
               <w:tab w:val="right" w:pos="8630"/>
             </w:tabs>
             <w:rPr>
-              <w:rFonts w:cs="Mangal"/>
               <w:noProof/>
-              <w:kern w:val="0"/>
-              <w:sz w:val="22"/>
-              <w:szCs w:val="20"/>
+              <w:szCs w:val="21"/>
               <w:lang w:eastAsia="en-US" w:bidi="ne-NP"/>
-              <w14:ligatures w14:val="none"/>
             </w:rPr>
           </w:pPr>
           <w:r>
@@ -995,7 +1002,7 @@
           <w:r>
             <w:fldChar w:fldCharType="separate"/>
           </w:r>
-          <w:hyperlink w:anchor="_Toc220841251" w:history="1">
+          <w:hyperlink w:anchor="_Toc229995991" w:history="1">
             <w:r>
               <w:rPr>
                 <w:rStyle w:val="Hyperlink"/>
@@ -1022,7 +1029,7 @@
                 <w:noProof/>
                 <w:webHidden/>
               </w:rPr>
-              <w:instrText xml:space="preserve"> PAGEREF _Toc220841251 \h </w:instrText>
+              <w:instrText xml:space="preserve"> PAGEREF _Toc229995991 \h </w:instrText>
             </w:r>
             <w:r>
               <w:rPr>
@@ -1060,16 +1067,12 @@
               <w:tab w:val="right" w:pos="8630"/>
             </w:tabs>
             <w:rPr>
-              <w:rFonts w:cs="Mangal"/>
               <w:noProof/>
-              <w:kern w:val="0"/>
-              <w:sz w:val="22"/>
-              <w:szCs w:val="20"/>
+              <w:szCs w:val="21"/>
               <w:lang w:eastAsia="en-US" w:bidi="ne-NP"/>
-              <w14:ligatures w14:val="none"/>
             </w:rPr>
           </w:pPr>
-          <w:hyperlink w:anchor="_Toc220841252" w:history="1">
+          <w:hyperlink w:anchor="_Toc229995992" w:history="1">
             <w:r>
               <w:rPr>
                 <w:rStyle w:val="Hyperlink"/>
@@ -1096,7 +1099,7 @@
                 <w:noProof/>
                 <w:webHidden/>
               </w:rPr>
-              <w:instrText xml:space="preserve"> PAGEREF _Toc220841252 \h </w:instrText>
+              <w:instrText xml:space="preserve"> PAGEREF _Toc229995992 \h </w:instrText>
             </w:r>
             <w:r>
               <w:rPr>
@@ -1134,16 +1137,12 @@
               <w:tab w:val="right" w:pos="8630"/>
             </w:tabs>
             <w:rPr>
-              <w:rFonts w:cs="Mangal"/>
               <w:noProof/>
-              <w:kern w:val="0"/>
-              <w:sz w:val="22"/>
-              <w:szCs w:val="20"/>
+              <w:szCs w:val="21"/>
               <w:lang w:eastAsia="en-US" w:bidi="ne-NP"/>
-              <w14:ligatures w14:val="none"/>
             </w:rPr>
           </w:pPr>
-          <w:hyperlink w:anchor="_Toc220841253" w:history="1">
+          <w:hyperlink w:anchor="_Toc229995993" w:history="1">
             <w:r>
               <w:rPr>
                 <w:rStyle w:val="Hyperlink"/>
@@ -1170,7 +1169,7 @@
                 <w:noProof/>
                 <w:webHidden/>
               </w:rPr>
-              <w:instrText xml:space="preserve"> PAGEREF _Toc220841253 \h </w:instrText>
+              <w:instrText xml:space="preserve"> PAGEREF _Toc229995993 \h </w:instrText>
             </w:r>
             <w:r>
               <w:rPr>
@@ -1208,16 +1207,12 @@
               <w:tab w:val="right" w:pos="8630"/>
             </w:tabs>
             <w:rPr>
-              <w:rFonts w:cs="Mangal"/>
               <w:noProof/>
-              <w:kern w:val="0"/>
-              <w:sz w:val="22"/>
-              <w:szCs w:val="20"/>
+              <w:szCs w:val="21"/>
               <w:lang w:eastAsia="en-US" w:bidi="ne-NP"/>
-              <w14:ligatures w14:val="none"/>
             </w:rPr>
           </w:pPr>
-          <w:hyperlink w:anchor="_Toc220841254" w:history="1">
+          <w:hyperlink w:anchor="_Toc229995994" w:history="1">
             <w:r>
               <w:rPr>
                 <w:rStyle w:val="Hyperlink"/>
@@ -1244,7 +1239,7 @@
                 <w:noProof/>
                 <w:webHidden/>
               </w:rPr>
-              <w:instrText xml:space="preserve"> PAGEREF _Toc220841254 \h </w:instrText>
+              <w:instrText xml:space="preserve"> PAGEREF _Toc229995994 \h </w:instrText>
             </w:r>
             <w:r>
               <w:rPr>
@@ -1282,16 +1277,12 @@
               <w:tab w:val="right" w:pos="8630"/>
             </w:tabs>
             <w:rPr>
-              <w:rFonts w:cs="Mangal"/>
               <w:noProof/>
-              <w:kern w:val="0"/>
-              <w:sz w:val="22"/>
-              <w:szCs w:val="20"/>
+              <w:szCs w:val="21"/>
               <w:lang w:eastAsia="en-US" w:bidi="ne-NP"/>
-              <w14:ligatures w14:val="none"/>
             </w:rPr>
           </w:pPr>
-          <w:hyperlink w:anchor="_Toc220841255" w:history="1">
+          <w:hyperlink w:anchor="_Toc229995995" w:history="1">
             <w:r>
               <w:rPr>
                 <w:rStyle w:val="Hyperlink"/>
@@ -1318,7 +1309,7 @@
                 <w:noProof/>
                 <w:webHidden/>
               </w:rPr>
-              <w:instrText xml:space="preserve"> PAGEREF _Toc220841255 \h </w:instrText>
+              <w:instrText xml:space="preserve"> PAGEREF _Toc229995995 \h </w:instrText>
             </w:r>
             <w:r>
               <w:rPr>
@@ -1356,16 +1347,12 @@
               <w:tab w:val="right" w:pos="8630"/>
             </w:tabs>
             <w:rPr>
-              <w:rFonts w:cs="Mangal"/>
               <w:noProof/>
-              <w:kern w:val="0"/>
-              <w:sz w:val="22"/>
-              <w:szCs w:val="20"/>
+              <w:szCs w:val="21"/>
               <w:lang w:eastAsia="en-US" w:bidi="ne-NP"/>
-              <w14:ligatures w14:val="none"/>
             </w:rPr>
           </w:pPr>
-          <w:hyperlink w:anchor="_Toc220841256" w:history="1">
+          <w:hyperlink w:anchor="_Toc229995996" w:history="1">
             <w:r>
               <w:rPr>
                 <w:rStyle w:val="Hyperlink"/>
@@ -1392,7 +1379,7 @@
                 <w:noProof/>
                 <w:webHidden/>
               </w:rPr>
-              <w:instrText xml:space="preserve"> PAGEREF _Toc220841256 \h </w:instrText>
+              <w:instrText xml:space="preserve"> PAGEREF _Toc229995996 \h </w:instrText>
             </w:r>
             <w:r>
               <w:rPr>
@@ -1430,16 +1417,12 @@
               <w:tab w:val="right" w:pos="8630"/>
             </w:tabs>
             <w:rPr>
-              <w:rFonts w:cs="Mangal"/>
               <w:noProof/>
-              <w:kern w:val="0"/>
-              <w:sz w:val="22"/>
-              <w:szCs w:val="20"/>
+              <w:szCs w:val="21"/>
               <w:lang w:eastAsia="en-US" w:bidi="ne-NP"/>
-              <w14:ligatures w14:val="none"/>
             </w:rPr>
           </w:pPr>
-          <w:hyperlink w:anchor="_Toc220841257" w:history="1">
+          <w:hyperlink w:anchor="_Toc229995997" w:history="1">
             <w:r>
               <w:rPr>
                 <w:rStyle w:val="Hyperlink"/>
@@ -1466,7 +1449,7 @@
                 <w:noProof/>
                 <w:webHidden/>
               </w:rPr>
-              <w:instrText xml:space="preserve"> PAGEREF _Toc220841257 \h </w:instrText>
+              <w:instrText xml:space="preserve"> PAGEREF _Toc229995997 \h </w:instrText>
             </w:r>
             <w:r>
               <w:rPr>
@@ -1504,16 +1487,12 @@
               <w:tab w:val="right" w:pos="8630"/>
             </w:tabs>
             <w:rPr>
-              <w:rFonts w:cs="Mangal"/>
               <w:noProof/>
-              <w:kern w:val="0"/>
-              <w:sz w:val="22"/>
-              <w:szCs w:val="20"/>
+              <w:szCs w:val="21"/>
               <w:lang w:eastAsia="en-US" w:bidi="ne-NP"/>
-              <w14:ligatures w14:val="none"/>
             </w:rPr>
           </w:pPr>
-          <w:hyperlink w:anchor="_Toc220841258" w:history="1">
+          <w:hyperlink w:anchor="_Toc229995998" w:history="1">
             <w:r>
               <w:rPr>
                 <w:rStyle w:val="Hyperlink"/>
@@ -1540,7 +1519,7 @@
                 <w:noProof/>
                 <w:webHidden/>
               </w:rPr>
-              <w:instrText xml:space="preserve"> PAGEREF _Toc220841258 \h </w:instrText>
+              <w:instrText xml:space="preserve"> PAGEREF _Toc229995998 \h </w:instrText>
             </w:r>
             <w:r>
               <w:rPr>
@@ -1578,16 +1557,12 @@
               <w:tab w:val="right" w:pos="8630"/>
             </w:tabs>
             <w:rPr>
-              <w:rFonts w:cs="Mangal"/>
               <w:noProof/>
-              <w:kern w:val="0"/>
-              <w:sz w:val="22"/>
-              <w:szCs w:val="20"/>
+              <w:szCs w:val="21"/>
               <w:lang w:eastAsia="en-US" w:bidi="ne-NP"/>
-              <w14:ligatures w14:val="none"/>
             </w:rPr>
           </w:pPr>
-          <w:hyperlink w:anchor="_Toc220841259" w:history="1">
+          <w:hyperlink w:anchor="_Toc229995999" w:history="1">
             <w:r>
               <w:rPr>
                 <w:rStyle w:val="Hyperlink"/>
@@ -1614,7 +1589,7 @@
                 <w:noProof/>
                 <w:webHidden/>
               </w:rPr>
-              <w:instrText xml:space="preserve"> PAGEREF _Toc220841259 \h </w:instrText>
+              <w:instrText xml:space="preserve"> PAGEREF _Toc229995999 \h </w:instrText>
             </w:r>
             <w:r>
               <w:rPr>
@@ -1652,16 +1627,12 @@
               <w:tab w:val="right" w:pos="8630"/>
             </w:tabs>
             <w:rPr>
-              <w:rFonts w:cs="Mangal"/>
               <w:noProof/>
-              <w:kern w:val="0"/>
-              <w:sz w:val="22"/>
-              <w:szCs w:val="20"/>
+              <w:szCs w:val="21"/>
               <w:lang w:eastAsia="en-US" w:bidi="ne-NP"/>
-              <w14:ligatures w14:val="none"/>
             </w:rPr>
           </w:pPr>
-          <w:hyperlink w:anchor="_Toc220841260" w:history="1">
+          <w:hyperlink w:anchor="_Toc229996000" w:history="1">
             <w:r>
               <w:rPr>
                 <w:rStyle w:val="Hyperlink"/>
@@ -1688,7 +1659,7 @@
                 <w:noProof/>
                 <w:webHidden/>
               </w:rPr>
-              <w:instrText xml:space="preserve"> PAGEREF _Toc220841260 \h </w:instrText>
+              <w:instrText xml:space="preserve"> PAGEREF _Toc229996000 \h </w:instrText>
             </w:r>
             <w:r>
               <w:rPr>
@@ -1726,16 +1697,12 @@
               <w:tab w:val="right" w:pos="8630"/>
             </w:tabs>
             <w:rPr>
-              <w:rFonts w:cs="Mangal"/>
               <w:noProof/>
-              <w:kern w:val="0"/>
-              <w:sz w:val="22"/>
-              <w:szCs w:val="20"/>
+              <w:szCs w:val="21"/>
               <w:lang w:eastAsia="en-US" w:bidi="ne-NP"/>
-              <w14:ligatures w14:val="none"/>
             </w:rPr>
           </w:pPr>
-          <w:hyperlink w:anchor="_Toc220841261" w:history="1">
+          <w:hyperlink w:anchor="_Toc229996001" w:history="1">
             <w:r>
               <w:rPr>
                 <w:rStyle w:val="Hyperlink"/>
@@ -1762,7 +1729,7 @@
                 <w:noProof/>
                 <w:webHidden/>
               </w:rPr>
-              <w:instrText xml:space="preserve"> PAGEREF _Toc220841261 \h </w:instrText>
+              <w:instrText xml:space="preserve"> PAGEREF _Toc229996001 \h </w:instrText>
             </w:r>
             <w:r>
               <w:rPr>
@@ -1800,16 +1767,12 @@
               <w:tab w:val="right" w:pos="8630"/>
             </w:tabs>
             <w:rPr>
-              <w:rFonts w:cs="Mangal"/>
               <w:noProof/>
-              <w:kern w:val="0"/>
-              <w:sz w:val="22"/>
-              <w:szCs w:val="20"/>
+              <w:szCs w:val="21"/>
               <w:lang w:eastAsia="en-US" w:bidi="ne-NP"/>
-              <w14:ligatures w14:val="none"/>
             </w:rPr>
           </w:pPr>
-          <w:hyperlink w:anchor="_Toc220841262" w:history="1">
+          <w:hyperlink w:anchor="_Toc229996002" w:history="1">
             <w:r>
               <w:rPr>
                 <w:rStyle w:val="Hyperlink"/>
@@ -1836,7 +1799,7 @@
                 <w:noProof/>
                 <w:webHidden/>
               </w:rPr>
-              <w:instrText xml:space="preserve"> PAGEREF _Toc220841262 \h </w:instrText>
+              <w:instrText xml:space="preserve"> PAGEREF _Toc229996002 \h </w:instrText>
             </w:r>
             <w:r>
               <w:rPr>
@@ -1874,16 +1837,12 @@
               <w:tab w:val="right" w:pos="8630"/>
             </w:tabs>
             <w:rPr>
-              <w:rFonts w:cs="Mangal"/>
               <w:noProof/>
-              <w:kern w:val="0"/>
-              <w:sz w:val="22"/>
-              <w:szCs w:val="20"/>
+              <w:szCs w:val="21"/>
               <w:lang w:eastAsia="en-US" w:bidi="ne-NP"/>
-              <w14:ligatures w14:val="none"/>
             </w:rPr>
           </w:pPr>
-          <w:hyperlink w:anchor="_Toc220841263" w:history="1">
+          <w:hyperlink w:anchor="_Toc229996003" w:history="1">
             <w:r>
               <w:rPr>
                 <w:rStyle w:val="Hyperlink"/>
@@ -1910,7 +1869,7 @@
                 <w:noProof/>
                 <w:webHidden/>
               </w:rPr>
-              <w:instrText xml:space="preserve"> PAGEREF _Toc220841263 \h </w:instrText>
+              <w:instrText xml:space="preserve"> PAGEREF _Toc229996003 \h </w:instrText>
             </w:r>
             <w:r>
               <w:rPr>
@@ -1930,7 +1889,7 @@
                 <w:noProof/>
                 <w:webHidden/>
               </w:rPr>
-              <w:t>11</w:t>
+              <w:t>12</w:t>
             </w:r>
             <w:r>
               <w:rPr>
@@ -1948,16 +1907,12 @@
               <w:tab w:val="right" w:pos="8630"/>
             </w:tabs>
             <w:rPr>
-              <w:rFonts w:cs="Mangal"/>
               <w:noProof/>
-              <w:kern w:val="0"/>
-              <w:sz w:val="22"/>
-              <w:szCs w:val="20"/>
+              <w:szCs w:val="21"/>
               <w:lang w:eastAsia="en-US" w:bidi="ne-NP"/>
-              <w14:ligatures w14:val="none"/>
             </w:rPr>
           </w:pPr>
-          <w:hyperlink w:anchor="_Toc220841264" w:history="1">
+          <w:hyperlink w:anchor="_Toc229996004" w:history="1">
             <w:r>
               <w:rPr>
                 <w:rStyle w:val="Hyperlink"/>
@@ -1984,7 +1939,7 @@
                 <w:noProof/>
                 <w:webHidden/>
               </w:rPr>
-              <w:instrText xml:space="preserve"> PAGEREF _Toc220841264 \h </w:instrText>
+              <w:instrText xml:space="preserve"> PAGEREF _Toc229996004 \h </w:instrText>
             </w:r>
             <w:r>
               <w:rPr>
@@ -2004,7 +1959,7 @@
                 <w:noProof/>
                 <w:webHidden/>
               </w:rPr>
-              <w:t>12</w:t>
+              <w:t>14</w:t>
             </w:r>
             <w:r>
               <w:rPr>
@@ -2022,16 +1977,12 @@
               <w:tab w:val="right" w:pos="8630"/>
             </w:tabs>
             <w:rPr>
-              <w:rFonts w:cs="Mangal"/>
               <w:noProof/>
-              <w:kern w:val="0"/>
-              <w:sz w:val="22"/>
-              <w:szCs w:val="20"/>
+              <w:szCs w:val="21"/>
               <w:lang w:eastAsia="en-US" w:bidi="ne-NP"/>
-              <w14:ligatures w14:val="none"/>
             </w:rPr>
           </w:pPr>
-          <w:hyperlink w:anchor="_Toc220841265" w:history="1">
+          <w:hyperlink w:anchor="_Toc229996005" w:history="1">
             <w:r>
               <w:rPr>
                 <w:rStyle w:val="Hyperlink"/>
@@ -2058,7 +2009,7 @@
                 <w:noProof/>
                 <w:webHidden/>
               </w:rPr>
-              <w:instrText xml:space="preserve"> PAGEREF _Toc220841265 \h </w:instrText>
+              <w:instrText xml:space="preserve"> PAGEREF _Toc229996005 \h </w:instrText>
             </w:r>
             <w:r>
               <w:rPr>
@@ -2078,7 +2029,7 @@
                 <w:noProof/>
                 <w:webHidden/>
               </w:rPr>
-              <w:t>12</w:t>
+              <w:t>15</w:t>
             </w:r>
             <w:r>
               <w:rPr>
@@ -2096,16 +2047,12 @@
               <w:tab w:val="right" w:pos="8630"/>
             </w:tabs>
             <w:rPr>
-              <w:rFonts w:cs="Mangal"/>
               <w:noProof/>
-              <w:kern w:val="0"/>
-              <w:sz w:val="22"/>
-              <w:szCs w:val="20"/>
+              <w:szCs w:val="21"/>
               <w:lang w:eastAsia="en-US" w:bidi="ne-NP"/>
-              <w14:ligatures w14:val="none"/>
             </w:rPr>
           </w:pPr>
-          <w:hyperlink w:anchor="_Toc220841266" w:history="1">
+          <w:hyperlink w:anchor="_Toc229996006" w:history="1">
             <w:r>
               <w:rPr>
                 <w:rStyle w:val="Hyperlink"/>
@@ -2132,7 +2079,7 @@
                 <w:noProof/>
                 <w:webHidden/>
               </w:rPr>
-              <w:instrText xml:space="preserve"> PAGEREF _Toc220841266 \h </w:instrText>
+              <w:instrText xml:space="preserve"> PAGEREF _Toc229996006 \h </w:instrText>
             </w:r>
             <w:r>
               <w:rPr>
@@ -2152,7 +2099,7 @@
                 <w:noProof/>
                 <w:webHidden/>
               </w:rPr>
-              <w:t>13</w:t>
+              <w:t>15</w:t>
             </w:r>
             <w:r>
               <w:rPr>
@@ -2170,16 +2117,12 @@
               <w:tab w:val="right" w:pos="8630"/>
             </w:tabs>
             <w:rPr>
-              <w:rFonts w:cs="Mangal"/>
               <w:noProof/>
-              <w:kern w:val="0"/>
-              <w:sz w:val="22"/>
-              <w:szCs w:val="20"/>
+              <w:szCs w:val="21"/>
               <w:lang w:eastAsia="en-US" w:bidi="ne-NP"/>
-              <w14:ligatures w14:val="none"/>
             </w:rPr>
           </w:pPr>
-          <w:hyperlink w:anchor="_Toc220841267" w:history="1">
+          <w:hyperlink w:anchor="_Toc229996007" w:history="1">
             <w:r>
               <w:rPr>
                 <w:rStyle w:val="Hyperlink"/>
@@ -2206,7 +2149,7 @@
                 <w:noProof/>
                 <w:webHidden/>
               </w:rPr>
-              <w:instrText xml:space="preserve"> PAGEREF _Toc220841267 \h </w:instrText>
+              <w:instrText xml:space="preserve"> PAGEREF _Toc229996007 \h </w:instrText>
             </w:r>
             <w:r>
               <w:rPr>
@@ -2226,7 +2169,7 @@
                 <w:noProof/>
                 <w:webHidden/>
               </w:rPr>
-              <w:t>14</w:t>
+              <w:t>18</w:t>
             </w:r>
             <w:r>
               <w:rPr>
@@ -2244,16 +2187,12 @@
               <w:tab w:val="right" w:pos="8630"/>
             </w:tabs>
             <w:rPr>
-              <w:rFonts w:cs="Mangal"/>
               <w:noProof/>
-              <w:kern w:val="0"/>
-              <w:sz w:val="22"/>
-              <w:szCs w:val="20"/>
+              <w:szCs w:val="21"/>
               <w:lang w:eastAsia="en-US" w:bidi="ne-NP"/>
-              <w14:ligatures w14:val="none"/>
             </w:rPr>
           </w:pPr>
-          <w:hyperlink w:anchor="_Toc220841268" w:history="1">
+          <w:hyperlink w:anchor="_Toc229996008" w:history="1">
             <w:r>
               <w:rPr>
                 <w:rStyle w:val="Hyperlink"/>
@@ -2280,7 +2219,7 @@
                 <w:noProof/>
                 <w:webHidden/>
               </w:rPr>
-              <w:instrText xml:space="preserve"> PAGEREF _Toc220841268 \h </w:instrText>
+              <w:instrText xml:space="preserve"> PAGEREF _Toc229996008 \h </w:instrText>
             </w:r>
             <w:r>
               <w:rPr>
@@ -2300,7 +2239,7 @@
                 <w:noProof/>
                 <w:webHidden/>
               </w:rPr>
-              <w:t>14</w:t>
+              <w:t>18</w:t>
             </w:r>
             <w:r>
               <w:rPr>
@@ -2318,16 +2257,12 @@
               <w:tab w:val="right" w:pos="8630"/>
             </w:tabs>
             <w:rPr>
-              <w:rFonts w:cs="Mangal"/>
               <w:noProof/>
-              <w:kern w:val="0"/>
-              <w:sz w:val="22"/>
-              <w:szCs w:val="20"/>
+              <w:szCs w:val="21"/>
               <w:lang w:eastAsia="en-US" w:bidi="ne-NP"/>
-              <w14:ligatures w14:val="none"/>
             </w:rPr>
           </w:pPr>
-          <w:hyperlink w:anchor="_Toc220841269" w:history="1">
+          <w:hyperlink w:anchor="_Toc229996009" w:history="1">
             <w:r>
               <w:rPr>
                 <w:rStyle w:val="Hyperlink"/>
@@ -2354,7 +2289,7 @@
                 <w:noProof/>
                 <w:webHidden/>
               </w:rPr>
-              <w:instrText xml:space="preserve"> PAGEREF _Toc220841269 \h </w:instrText>
+              <w:instrText xml:space="preserve"> PAGEREF _Toc229996009 \h </w:instrText>
             </w:r>
             <w:r>
               <w:rPr>
@@ -2374,7 +2309,7 @@
                 <w:noProof/>
                 <w:webHidden/>
               </w:rPr>
-              <w:t>14</w:t>
+              <w:t>18</w:t>
             </w:r>
             <w:r>
               <w:rPr>
@@ -2392,16 +2327,12 @@
               <w:tab w:val="right" w:pos="8630"/>
             </w:tabs>
             <w:rPr>
-              <w:rFonts w:cs="Mangal"/>
               <w:noProof/>
-              <w:kern w:val="0"/>
-              <w:sz w:val="22"/>
-              <w:szCs w:val="20"/>
+              <w:szCs w:val="21"/>
               <w:lang w:eastAsia="en-US" w:bidi="ne-NP"/>
-              <w14:ligatures w14:val="none"/>
             </w:rPr>
           </w:pPr>
-          <w:hyperlink w:anchor="_Toc220841270" w:history="1">
+          <w:hyperlink w:anchor="_Toc229996010" w:history="1">
             <w:r>
               <w:rPr>
                 <w:rStyle w:val="Hyperlink"/>
@@ -2428,7 +2359,7 @@
                 <w:noProof/>
                 <w:webHidden/>
               </w:rPr>
-              <w:instrText xml:space="preserve"> PAGEREF _Toc220841270 \h </w:instrText>
+              <w:instrText xml:space="preserve"> PAGEREF _Toc229996010 \h </w:instrText>
             </w:r>
             <w:r>
               <w:rPr>
@@ -2448,7 +2379,7 @@
                 <w:noProof/>
                 <w:webHidden/>
               </w:rPr>
-              <w:t>14</w:t>
+              <w:t>18</w:t>
             </w:r>
             <w:r>
               <w:rPr>
@@ -2466,22 +2397,18 @@
               <w:tab w:val="right" w:pos="8630"/>
             </w:tabs>
             <w:rPr>
-              <w:rFonts w:cs="Mangal"/>
               <w:noProof/>
-              <w:kern w:val="0"/>
-              <w:sz w:val="22"/>
-              <w:szCs w:val="20"/>
+              <w:szCs w:val="21"/>
               <w:lang w:eastAsia="en-US" w:bidi="ne-NP"/>
-              <w14:ligatures w14:val="none"/>
             </w:rPr>
           </w:pPr>
-          <w:hyperlink w:anchor="_Toc220841271" w:history="1">
+          <w:hyperlink w:anchor="_Toc229996011" w:history="1">
             <w:r>
               <w:rPr>
                 <w:rStyle w:val="Hyperlink"/>
                 <w:noProof/>
               </w:rPr>
-              <w:t>3.3 Population and Sampling</w:t>
+              <w:t xml:space="preserve"> 3.3 Population and Sampling</w:t>
             </w:r>
             <w:r>
               <w:rPr>
@@ -2502,7 +2429,7 @@
                 <w:noProof/>
                 <w:webHidden/>
               </w:rPr>
-              <w:instrText xml:space="preserve"> PAGEREF _Toc220841271 \h </w:instrText>
+              <w:instrText xml:space="preserve"> PAGEREF _Toc229996011 \h </w:instrText>
             </w:r>
             <w:r>
               <w:rPr>
@@ -2522,7 +2449,7 @@
                 <w:noProof/>
                 <w:webHidden/>
               </w:rPr>
-              <w:t>14</w:t>
+              <w:t>18</w:t>
             </w:r>
             <w:r>
               <w:rPr>
@@ -2540,21 +2467,87 @@
               <w:tab w:val="right" w:pos="8630"/>
             </w:tabs>
             <w:rPr>
-              <w:rFonts w:cs="Mangal"/>
               <w:noProof/>
-              <w:kern w:val="0"/>
-              <w:sz w:val="22"/>
-              <w:szCs w:val="20"/>
+              <w:szCs w:val="21"/>
               <w:lang w:eastAsia="en-US" w:bidi="ne-NP"/>
-              <w14:ligatures w14:val="none"/>
             </w:rPr>
           </w:pPr>
-          <w:hyperlink w:anchor="_Toc220841272" w:history="1">
+          <w:hyperlink w:anchor="_Toc229996012" w:history="1">
             <w:r>
               <w:rPr>
                 <w:rStyle w:val="Hyperlink"/>
                 <w:noProof/>
               </w:rPr>
+              <w:t>3.3.1 Sample Size Determination</w:t>
+            </w:r>
+            <w:r>
+              <w:rPr>
+                <w:noProof/>
+                <w:webHidden/>
+              </w:rPr>
+              <w:tab/>
+            </w:r>
+            <w:r>
+              <w:rPr>
+                <w:noProof/>
+                <w:webHidden/>
+              </w:rPr>
+              <w:fldChar w:fldCharType="begin"/>
+            </w:r>
+            <w:r>
+              <w:rPr>
+                <w:noProof/>
+                <w:webHidden/>
+              </w:rPr>
+              <w:instrText xml:space="preserve"> PAGEREF _Toc229996012 \h </w:instrText>
+            </w:r>
+            <w:r>
+              <w:rPr>
+                <w:noProof/>
+                <w:webHidden/>
+              </w:rPr>
+            </w:r>
+            <w:r>
+              <w:rPr>
+                <w:noProof/>
+                <w:webHidden/>
+              </w:rPr>
+              <w:fldChar w:fldCharType="separate"/>
+            </w:r>
+            <w:r>
+              <w:rPr>
+                <w:noProof/>
+                <w:webHidden/>
+              </w:rPr>
+              <w:t>18</w:t>
+            </w:r>
+            <w:r>
+              <w:rPr>
+                <w:noProof/>
+                <w:webHidden/>
+              </w:rPr>
+              <w:fldChar w:fldCharType="end"/>
+            </w:r>
+          </w:hyperlink>
+        </w:p>
+        <w:p>
+          <w:pPr>
+            <w:pStyle w:val="TOC2"/>
+            <w:tabs>
+              <w:tab w:val="right" w:pos="8630"/>
+            </w:tabs>
+            <w:rPr>
+              <w:noProof/>
+              <w:szCs w:val="21"/>
+              <w:lang w:eastAsia="en-US" w:bidi="ne-NP"/>
+            </w:rPr>
+          </w:pPr>
+          <w:hyperlink w:anchor="_Toc229996013" w:history="1">
+            <w:r>
+              <w:rPr>
+                <w:rStyle w:val="Hyperlink"/>
+                <w:noProof/>
+              </w:rPr>
               <w:t>3.4 Method of Data Collection</w:t>
             </w:r>
             <w:r>
@@ -2576,7 +2569,7 @@
                 <w:noProof/>
                 <w:webHidden/>
               </w:rPr>
-              <w:instrText xml:space="preserve"> PAGEREF _Toc220841272 \h </w:instrText>
+              <w:instrText xml:space="preserve"> PAGEREF _Toc229996013 \h </w:instrText>
             </w:r>
             <w:r>
               <w:rPr>
@@ -2596,7 +2589,7 @@
                 <w:noProof/>
                 <w:webHidden/>
               </w:rPr>
-              <w:t>14</w:t>
+              <w:t>19</w:t>
             </w:r>
             <w:r>
               <w:rPr>
@@ -2614,16 +2607,12 @@
               <w:tab w:val="right" w:pos="8630"/>
             </w:tabs>
             <w:rPr>
-              <w:rFonts w:cs="Mangal"/>
               <w:noProof/>
-              <w:kern w:val="0"/>
-              <w:sz w:val="22"/>
-              <w:szCs w:val="20"/>
+              <w:szCs w:val="21"/>
               <w:lang w:eastAsia="en-US" w:bidi="ne-NP"/>
-              <w14:ligatures w14:val="none"/>
             </w:rPr>
           </w:pPr>
-          <w:hyperlink w:anchor="_Toc220841273" w:history="1">
+          <w:hyperlink w:anchor="_Toc229996014" w:history="1">
             <w:r>
               <w:rPr>
                 <w:rStyle w:val="Hyperlink"/>
@@ -2650,7 +2639,7 @@
                 <w:noProof/>
                 <w:webHidden/>
               </w:rPr>
-              <w:instrText xml:space="preserve"> PAGEREF _Toc220841273 \h </w:instrText>
+              <w:instrText xml:space="preserve"> PAGEREF _Toc229996014 \h </w:instrText>
             </w:r>
             <w:r>
               <w:rPr>
@@ -2670,81 +2659,7 @@
                 <w:noProof/>
                 <w:webHidden/>
               </w:rPr>
-              <w:t>15</w:t>
-            </w:r>
-            <w:r>
-              <w:rPr>
-                <w:noProof/>
-                <w:webHidden/>
-              </w:rPr>
-              <w:fldChar w:fldCharType="end"/>
-            </w:r>
-          </w:hyperlink>
-        </w:p>
-        <w:p>
-          <w:pPr>
-            <w:pStyle w:val="TOC3"/>
-            <w:tabs>
-              <w:tab w:val="right" w:pos="8630"/>
-            </w:tabs>
-            <w:rPr>
-              <w:rFonts w:cs="Mangal"/>
-              <w:noProof/>
-              <w:kern w:val="0"/>
-              <w:sz w:val="22"/>
-              <w:szCs w:val="20"/>
-              <w:lang w:eastAsia="en-US" w:bidi="ne-NP"/>
-              <w14:ligatures w14:val="none"/>
-            </w:rPr>
-          </w:pPr>
-          <w:hyperlink w:anchor="_Toc220841274" w:history="1">
-            <w:r>
-              <w:rPr>
-                <w:rStyle w:val="Hyperlink"/>
-                <w:noProof/>
-              </w:rPr>
-              <w:t>3.4.2 Interview</w:t>
-            </w:r>
-            <w:r>
-              <w:rPr>
-                <w:noProof/>
-                <w:webHidden/>
-              </w:rPr>
-              <w:tab/>
-            </w:r>
-            <w:r>
-              <w:rPr>
-                <w:noProof/>
-                <w:webHidden/>
-              </w:rPr>
-              <w:fldChar w:fldCharType="begin"/>
-            </w:r>
-            <w:r>
-              <w:rPr>
-                <w:noProof/>
-                <w:webHidden/>
-              </w:rPr>
-              <w:instrText xml:space="preserve"> PAGEREF _Toc220841274 \h </w:instrText>
-            </w:r>
-            <w:r>
-              <w:rPr>
-                <w:noProof/>
-                <w:webHidden/>
-              </w:rPr>
-            </w:r>
-            <w:r>
-              <w:rPr>
-                <w:noProof/>
-                <w:webHidden/>
-              </w:rPr>
-              <w:fldChar w:fldCharType="separate"/>
-            </w:r>
-            <w:r>
-              <w:rPr>
-                <w:noProof/>
-                <w:webHidden/>
-              </w:rPr>
-              <w:t>15</w:t>
+              <w:t>19</w:t>
             </w:r>
             <w:r>
               <w:rPr>
@@ -2762,16 +2677,12 @@
               <w:tab w:val="right" w:pos="8630"/>
             </w:tabs>
             <w:rPr>
-              <w:rFonts w:cs="Mangal"/>
               <w:noProof/>
-              <w:kern w:val="0"/>
-              <w:sz w:val="22"/>
-              <w:szCs w:val="20"/>
+              <w:szCs w:val="21"/>
               <w:lang w:eastAsia="en-US" w:bidi="ne-NP"/>
-              <w14:ligatures w14:val="none"/>
             </w:rPr>
           </w:pPr>
-          <w:hyperlink w:anchor="_Toc220841275" w:history="1">
+          <w:hyperlink w:anchor="_Toc229996015" w:history="1">
             <w:r>
               <w:rPr>
                 <w:rStyle w:val="Hyperlink"/>
@@ -2798,7 +2709,7 @@
                 <w:noProof/>
                 <w:webHidden/>
               </w:rPr>
-              <w:instrText xml:space="preserve"> PAGEREF _Toc220841275 \h </w:instrText>
+              <w:instrText xml:space="preserve"> PAGEREF _Toc229996015 \h </w:instrText>
             </w:r>
             <w:r>
               <w:rPr>
@@ -2818,7 +2729,7 @@
                 <w:noProof/>
                 <w:webHidden/>
               </w:rPr>
-              <w:t>15</w:t>
+              <w:t>19</w:t>
             </w:r>
             <w:r>
               <w:rPr>
@@ -2836,16 +2747,12 @@
               <w:tab w:val="right" w:pos="8630"/>
             </w:tabs>
             <w:rPr>
-              <w:rFonts w:cs="Mangal"/>
               <w:noProof/>
-              <w:kern w:val="0"/>
-              <w:sz w:val="22"/>
-              <w:szCs w:val="20"/>
+              <w:szCs w:val="21"/>
               <w:lang w:eastAsia="en-US" w:bidi="ne-NP"/>
-              <w14:ligatures w14:val="none"/>
             </w:rPr>
           </w:pPr>
-          <w:hyperlink w:anchor="_Toc220841276" w:history="1">
+          <w:hyperlink w:anchor="_Toc229996016" w:history="1">
             <w:r>
               <w:rPr>
                 <w:rStyle w:val="Hyperlink"/>
@@ -2872,7 +2779,7 @@
                 <w:noProof/>
                 <w:webHidden/>
               </w:rPr>
-              <w:instrText xml:space="preserve"> PAGEREF _Toc220841276 \h </w:instrText>
+              <w:instrText xml:space="preserve"> PAGEREF _Toc229996016 \h </w:instrText>
             </w:r>
             <w:r>
               <w:rPr>
@@ -2892,7 +2799,7 @@
                 <w:noProof/>
                 <w:webHidden/>
               </w:rPr>
-              <w:t>15</w:t>
+              <w:t>20</w:t>
             </w:r>
             <w:r>
               <w:rPr>
@@ -2910,16 +2817,12 @@
               <w:tab w:val="right" w:pos="8630"/>
             </w:tabs>
             <w:rPr>
-              <w:rFonts w:cs="Mangal"/>
               <w:noProof/>
-              <w:kern w:val="0"/>
-              <w:sz w:val="22"/>
-              <w:szCs w:val="20"/>
+              <w:szCs w:val="21"/>
               <w:lang w:eastAsia="en-US" w:bidi="ne-NP"/>
-              <w14:ligatures w14:val="none"/>
             </w:rPr>
           </w:pPr>
-          <w:hyperlink w:anchor="_Toc220841277" w:history="1">
+          <w:hyperlink w:anchor="_Toc229996017" w:history="1">
             <w:r>
               <w:rPr>
                 <w:rStyle w:val="Hyperlink"/>
@@ -2946,7 +2849,7 @@
                 <w:noProof/>
                 <w:webHidden/>
               </w:rPr>
-              <w:instrText xml:space="preserve"> PAGEREF _Toc220841277 \h </w:instrText>
+              <w:instrText xml:space="preserve"> PAGEREF _Toc229996017 \h </w:instrText>
             </w:r>
             <w:r>
               <w:rPr>
@@ -2966,7 +2869,7 @@
                 <w:noProof/>
                 <w:webHidden/>
               </w:rPr>
-              <w:t>16</w:t>
+              <w:t>21</w:t>
             </w:r>
             <w:r>
               <w:rPr>
@@ -3009,7 +2912,7 @@
           <w:bCs w:val="0"/>
         </w:rPr>
       </w:pPr>
-      <w:bookmarkStart w:id="1" w:name="_Toc220841251"/>
+      <w:bookmarkStart w:id="1" w:name="_Toc229995991"/>
       <w:r>
         <w:rPr>
           <w:rStyle w:val="Strong"/>
@@ -3037,7 +2940,7 @@
           <w:szCs w:val="38"/>
         </w:rPr>
       </w:pPr>
-      <w:bookmarkStart w:id="2" w:name="_Toc220841252"/>
+      <w:bookmarkStart w:id="2" w:name="_Toc229995992"/>
       <w:r>
         <w:rPr>
           <w:sz w:val="28"/>
@@ -3051,7 +2954,7 @@
       <w:pPr>
         <w:pStyle w:val="Heading2"/>
       </w:pPr>
-      <w:bookmarkStart w:id="3" w:name="_Toc220841253"/>
+      <w:bookmarkStart w:id="3" w:name="_Toc229995993"/>
       <w:r>
         <w:t>1.</w:t>
       </w:r>
@@ -3216,7 +3119,6 @@
           <w:id w:val="1332419690"/>
           <w:citation/>
         </w:sdtPr>
-        <w:sdtEndPr/>
         <w:sdtContent>
           <w:r>
             <w:fldChar w:fldCharType="begin"/>
@@ -3311,7 +3213,17 @@
         <w:pStyle w:val="BodyText"/>
       </w:pPr>
       <w:r>
-        <w:t>Process of migration is as old as human society. In early days there was primitive migration in which the natural forces were vital but as the time passed on gradually different types of migration appears in a early period. Natural force, primitive people shift them from one place to another but present there are not only forced immigration but also voluntary migration can be seen. In forced migration natural force, political force, political factors play an important role to shift the residence. Nepal has a long</w:t>
+        <w:t xml:space="preserve">Process of migration is as old as human society. In early days there was primitive migration in which the natural forces were vital but as the time passed on gradually different types of migration appears in </w:t>
+      </w:r>
+      <w:proofErr w:type="spellStart"/>
+      <w:proofErr w:type="gramStart"/>
+      <w:r>
+        <w:t>a</w:t>
+      </w:r>
+      <w:proofErr w:type="spellEnd"/>
+      <w:proofErr w:type="gramEnd"/>
+      <w:r>
+        <w:t xml:space="preserve"> early period. Natural force, primitive people shift them from one place to another but present there are not only forced immigration but also voluntary migration can be seen. In forced migration natural force, political force, political factors play an important role to shift the residence. Nepal has a long</w:t>
       </w:r>
       <w:r>
         <w:t xml:space="preserve"> </w:t>
@@ -3381,7 +3293,6 @@
           <w:id w:val="2068140665"/>
           <w:citation/>
         </w:sdtPr>
-        <w:sdtEndPr/>
         <w:sdtContent>
           <w:r>
             <w:fldChar w:fldCharType="begin"/>
@@ -3470,7 +3381,7 @@
       <w:pPr>
         <w:pStyle w:val="Heading2"/>
       </w:pPr>
-      <w:bookmarkStart w:id="4" w:name="_Toc220841254"/>
+      <w:bookmarkStart w:id="4" w:name="_Toc229995994"/>
       <w:r>
         <w:lastRenderedPageBreak/>
         <w:t>1.2</w:t>
@@ -3533,9 +3444,11 @@
       <w:r>
         <w:t xml:space="preserve">is study area is ward no. 9 of </w:t>
       </w:r>
+      <w:proofErr w:type="spellStart"/>
       <w:r>
         <w:t>Shankharapur</w:t>
       </w:r>
+      <w:proofErr w:type="spellEnd"/>
       <w:r>
         <w:t xml:space="preserve"> </w:t>
       </w:r>
@@ -3555,66 +3468,30 @@
     <w:p>
       <w:pPr>
         <w:pStyle w:val="BodyText"/>
-        <w:rPr>
-          <w:color w:val="00B050"/>
-        </w:rPr>
-      </w:pPr>
-      <w:r>
-        <w:rPr>
-          <w:color w:val="00B050"/>
-        </w:rPr>
-        <w:t xml:space="preserve">What are the primary factors driving migration in </w:t>
-      </w:r>
-      <w:r>
-        <w:rPr>
-          <w:color w:val="00B050"/>
-        </w:rPr>
-        <w:t>the study area</w:t>
-      </w:r>
-      <w:r>
-        <w:rPr>
-          <w:color w:val="00B050"/>
-        </w:rPr>
-        <w:t xml:space="preserve">? </w:t>
+      </w:pPr>
+      <w:r>
+        <w:t xml:space="preserve">What are the primary factors driving migration in the study area? </w:t>
       </w:r>
     </w:p>
     <w:p>
       <w:pPr>
         <w:pStyle w:val="BodyText"/>
-        <w:rPr>
-          <w:color w:val="00B050"/>
-        </w:rPr>
-      </w:pPr>
-      <w:r>
-        <w:rPr>
-          <w:color w:val="00B050"/>
-        </w:rPr>
+      </w:pPr>
+      <w:r>
         <w:t xml:space="preserve">How have patterns, trends, and forms of migration evolved over time? </w:t>
       </w:r>
     </w:p>
     <w:p>
       <w:pPr>
         <w:pStyle w:val="BodyText"/>
-        <w:rPr>
-          <w:color w:val="00B050"/>
-        </w:rPr>
-      </w:pPr>
-      <w:r>
-        <w:rPr>
-          <w:color w:val="00B050"/>
-        </w:rPr>
+      </w:pPr>
+      <w:r>
         <w:t xml:space="preserve">What are the social, economic, and political consequences of migration for </w:t>
       </w:r>
       <w:r>
-        <w:rPr>
-          <w:color w:val="00B050"/>
-        </w:rPr>
         <w:t>destination area</w:t>
       </w:r>
       <w:r>
-        <w:rPr>
-          <w:color w:val="00B050"/>
-        </w:rPr>
         <w:t>?</w:t>
       </w:r>
     </w:p>
@@ -3642,7 +3519,7 @@
       <w:pPr>
         <w:pStyle w:val="Heading2"/>
       </w:pPr>
-      <w:bookmarkStart w:id="5" w:name="_Toc220841255"/>
+      <w:bookmarkStart w:id="5" w:name="_Toc229995995"/>
       <w:r>
         <w:t>1.3</w:t>
       </w:r>
@@ -3677,7 +3554,11 @@
         <w:t xml:space="preserve"> </w:t>
       </w:r>
       <w:r>
-        <w:t>in S</w:t>
+        <w:t xml:space="preserve">in </w:t>
+      </w:r>
+      <w:proofErr w:type="spellStart"/>
+      <w:r>
+        <w:t>S</w:t>
       </w:r>
       <w:r>
         <w:t>h</w:t>
@@ -3686,7 +3567,11 @@
         <w:t>ankharap</w:t>
       </w:r>
       <w:r>
-        <w:t>ur municipality of Kathmandu district. The specific objectives are as follows:</w:t>
+        <w:t>ur</w:t>
+      </w:r>
+      <w:proofErr w:type="spellEnd"/>
+      <w:r>
+        <w:t xml:space="preserve"> municipality of Kathmandu district. The specific objectives are as follows:</w:t>
       </w:r>
     </w:p>
     <w:p>
@@ -3763,7 +3648,7 @@
       <w:pPr>
         <w:pStyle w:val="Heading2"/>
       </w:pPr>
-      <w:bookmarkStart w:id="6" w:name="_Toc220841256"/>
+      <w:bookmarkStart w:id="6" w:name="_Toc229995996"/>
       <w:r>
         <w:t>1</w:t>
       </w:r>
@@ -3786,7 +3671,15 @@
         <w:pStyle w:val="BodyText"/>
       </w:pPr>
       <w:r>
-        <w:t>This research is highly significant as it provides a comprehensive investigation into the causes, consequences, and socio-economic and demographic characteristics of migrants in Shankharapur Municipality Ward 9. Understanding these specific factors is critical for explaining the broader patterns and impacts of immigration within the context of rapid urban transformation</w:t>
+        <w:t xml:space="preserve">This research is highly significant as it provides a comprehensive investigation into the causes, consequences, and socio-economic and demographic characteristics of migrants in </w:t>
+      </w:r>
+      <w:proofErr w:type="spellStart"/>
+      <w:r>
+        <w:t>Shankharapur</w:t>
+      </w:r>
+      <w:proofErr w:type="spellEnd"/>
+      <w:r>
+        <w:t xml:space="preserve"> Municipality Ward 9. Understanding these specific factors is critical for explaining the broader patterns and impacts of immigration within the context of rapid urban transformation</w:t>
       </w:r>
       <w:r>
         <w:t>.</w:t>
@@ -3827,7 +3720,7 @@
       <w:pPr>
         <w:pStyle w:val="Heading2"/>
       </w:pPr>
-      <w:bookmarkStart w:id="7" w:name="_Toc220841257"/>
+      <w:bookmarkStart w:id="7" w:name="_Toc229995997"/>
       <w:r>
         <w:lastRenderedPageBreak/>
         <w:t>1.5</w:t>
@@ -3855,7 +3748,23 @@
         <w:pStyle w:val="BodyText"/>
       </w:pPr>
       <w:r>
-        <w:t>The choice of Shankharapur Municipality Ward 9 (Sankhu) as the focal point for this research is based on the following strategic justifications:</w:t>
+        <w:t xml:space="preserve">The choice of </w:t>
+      </w:r>
+      <w:proofErr w:type="spellStart"/>
+      <w:r>
+        <w:t>Shankharapur</w:t>
+      </w:r>
+      <w:proofErr w:type="spellEnd"/>
+      <w:r>
+        <w:t xml:space="preserve"> Municipality Ward 9 (</w:t>
+      </w:r>
+      <w:proofErr w:type="spellStart"/>
+      <w:r>
+        <w:t>Sankhu</w:t>
+      </w:r>
+      <w:proofErr w:type="spellEnd"/>
+      <w:r>
+        <w:t>) as the focal point for this research is based on the following strategic justifications:</w:t>
       </w:r>
     </w:p>
     <w:p>
@@ -3865,8 +3774,13 @@
           <w:lang w:eastAsia="en-US"/>
         </w:rPr>
       </w:pPr>
-      <w:r>
-        <w:t>Shankharapur is a rapidly developing municipality on the periphery of Kathmandu that is currently experiencing a continuous, daily influx of in-migrants. This constant population movement creates an immediate and high-priority need to investigate the resulting socio-economic and demographic consequences, whether positive or negative.</w:t>
+      <w:proofErr w:type="spellStart"/>
+      <w:r>
+        <w:t>Shankharapur</w:t>
+      </w:r>
+      <w:proofErr w:type="spellEnd"/>
+      <w:r>
+        <w:t xml:space="preserve"> is a rapidly developing municipality on the periphery of Kathmandu that is currently experiencing a continuous, daily influx of in-migrants. This constant population movement creates an immediate and high-priority need to investigate the resulting socio-economic and demographic consequences, whether positive or negative.</w:t>
       </w:r>
     </w:p>
     <w:p>
@@ -3928,7 +3842,7 @@
       <w:pPr>
         <w:pStyle w:val="Heading2"/>
       </w:pPr>
-      <w:bookmarkStart w:id="8" w:name="_Toc220841258"/>
+      <w:bookmarkStart w:id="8" w:name="_Toc229995998"/>
       <w:r>
         <w:lastRenderedPageBreak/>
         <w:t>1.6</w:t>
@@ -3943,7 +3857,23 @@
         <w:pStyle w:val="BodyText"/>
       </w:pPr>
       <w:r>
-        <w:t>This study has several limitations that should be considered while interpreting the results. The research was conducted within a limited time frame, which constrained detailed primary data collection through interviews and limited the extent of secondary data collection from local-level institutions, particularly the ward office. The sample size was also limited, and therefore may not fully represent the entire migrant population of the study area. Moreover, the study is geographically confined to Shankharapur Municipality, Ward No. 9 (Sankhu), which restricts the generalization of findings to other areas. The study largely depends on information provided by respondents, which may be influenced by personal perceptions or reluctance to disclose sensitive economic and social information. In addition, financial and resource constraints restricted extensive fieldwork, and certain groups of migrants, such as temporary or seasonal migrants, may not have been adequately covered.</w:t>
+        <w:t xml:space="preserve">This study has several limitations that should be considered while interpreting the results. The research was conducted within a limited time frame, which constrained detailed primary data collection through interviews and limited the extent of secondary data collection from local-level institutions, particularly the ward office. The sample size was also limited, and therefore may not fully represent the entire migrant population of the study area. Moreover, the study is geographically confined to </w:t>
+      </w:r>
+      <w:proofErr w:type="spellStart"/>
+      <w:r>
+        <w:t>Shankharapur</w:t>
+      </w:r>
+      <w:proofErr w:type="spellEnd"/>
+      <w:r>
+        <w:t xml:space="preserve"> Municipality, Ward No. 9 (</w:t>
+      </w:r>
+      <w:proofErr w:type="spellStart"/>
+      <w:r>
+        <w:t>Sankhu</w:t>
+      </w:r>
+      <w:proofErr w:type="spellEnd"/>
+      <w:r>
+        <w:t>), which restricts the generalization of findings to other areas. The study largely depends on information provided by respondents, which may be influenced by personal perceptions or reluctance to disclose sensitive economic and social information. In addition, financial and resource constraints restricted extensive fieldwork, and certain groups of migrants, such as temporary or seasonal migrants, may not have been adequately covered.</w:t>
       </w:r>
     </w:p>
     <w:p>
@@ -3958,7 +3888,7 @@
       <w:pPr>
         <w:pStyle w:val="Heading2"/>
       </w:pPr>
-      <w:bookmarkStart w:id="9" w:name="_Toc220841259"/>
+      <w:bookmarkStart w:id="9" w:name="_Toc229995999"/>
       <w:r>
         <w:t>1.7</w:t>
       </w:r>
@@ -3990,7 +3920,7 @@
           <w:bCs w:val="0"/>
         </w:rPr>
       </w:pPr>
-      <w:bookmarkStart w:id="10" w:name="_Toc220841260"/>
+      <w:bookmarkStart w:id="10" w:name="_Toc229996000"/>
       <w:r>
         <w:rPr>
           <w:rStyle w:val="Strong"/>
@@ -4018,7 +3948,7 @@
           <w:szCs w:val="38"/>
         </w:rPr>
       </w:pPr>
-      <w:bookmarkStart w:id="11" w:name="_Toc220841261"/>
+      <w:bookmarkStart w:id="11" w:name="_Toc229996001"/>
       <w:r>
         <w:rPr>
           <w:sz w:val="28"/>
@@ -4085,13 +4015,21 @@
         <w:t xml:space="preserve"> </w:t>
       </w:r>
       <w:r>
-        <w:t>is the father of migration studies. He had brought the concept of migration and its stream. He explained that push and pull factors are the foundation of theory of migration. This article which is linked with demographic and economic variable in relation to distance and volume of migration also depends on distance. R</w:t>
+        <w:t xml:space="preserve">is the father of migration studies. He had brought the concept of migration and its stream. He explained that push and pull factors are the foundation of theory of migration. This article which is linked with demographic and economic variable in relation to distance and volume of migration also depends on distance. </w:t>
+      </w:r>
+      <w:proofErr w:type="spellStart"/>
+      <w:r>
+        <w:t>R</w:t>
       </w:r>
       <w:r>
         <w:t>a</w:t>
       </w:r>
       <w:r>
-        <w:t xml:space="preserve">venstein </w:t>
+        <w:t>venstein</w:t>
+      </w:r>
+      <w:proofErr w:type="spellEnd"/>
+      <w:r>
+        <w:t xml:space="preserve"> </w:t>
       </w:r>
       <w:r>
         <w:t>“Law</w:t>
@@ -4142,13 +4080,20 @@
         <w:t xml:space="preserve"> </w:t>
       </w:r>
       <w:r>
-        <w:t xml:space="preserve">have attempted to explain the movement of individual. </w:t>
+        <w:t>has</w:t>
+      </w:r>
+      <w:r>
+        <w:t xml:space="preserve"> attempted to explain the movement of individual. </w:t>
       </w:r>
       <w:r>
         <w:t xml:space="preserve">His </w:t>
       </w:r>
       <w:r>
-        <w:t>theory is known as “Gravitational Theory” which states that the numbers of persons who move between two areas are directly proportional to the two populations and inversely proportional to the distance between them. Zipf was agreed with R</w:t>
+        <w:t xml:space="preserve">theory is known as “Gravitational Theory” which states that the numbers of persons who move between two areas are directly proportional to the two populations and inversely proportional to the distance between them. Zipf was agreed with </w:t>
+      </w:r>
+      <w:proofErr w:type="spellStart"/>
+      <w:r>
+        <w:t>R</w:t>
       </w:r>
       <w:r>
         <w:t>a</w:t>
@@ -4165,6 +4110,7 @@
       <w:r>
         <w:t>s</w:t>
       </w:r>
+      <w:proofErr w:type="spellEnd"/>
       <w:r>
         <w:t xml:space="preserve"> view regarding to irritation. Gravity Model m=a* u/v, where</w:t>
       </w:r>
@@ -4202,7 +4148,11 @@
         <w:t>“The</w:t>
       </w:r>
       <w:r>
-        <w:t xml:space="preserve"> principle of least effort”. His model was based on R</w:t>
+        <w:t xml:space="preserve"> principle of least effort”. His model was based on </w:t>
+      </w:r>
+      <w:proofErr w:type="spellStart"/>
+      <w:r>
+        <w:t>R</w:t>
       </w:r>
       <w:r>
         <w:t>a</w:t>
@@ -4214,7 +4164,15 @@
         <w:t>'</w:t>
       </w:r>
       <w:r>
-        <w:t>s theory of migration. He was agreed with R</w:t>
+        <w:t>s</w:t>
+      </w:r>
+      <w:proofErr w:type="spellEnd"/>
+      <w:r>
+        <w:t xml:space="preserve"> theory of migration. He was agreed with </w:t>
+      </w:r>
+      <w:proofErr w:type="spellStart"/>
+      <w:r>
+        <w:t>R</w:t>
       </w:r>
       <w:r>
         <w:t>a</w:t>
@@ -4223,7 +4181,11 @@
         <w:t>venstein'</w:t>
       </w:r>
       <w:r>
-        <w:t>s view regarding migration is inversely related to the distance to be travelled. According to him, the greater distance is effort required to overcome the difficulty and therefore the similar is the number of migrants. Similarly</w:t>
+        <w:t>s</w:t>
+      </w:r>
+      <w:proofErr w:type="spellEnd"/>
+      <w:r>
+        <w:t xml:space="preserve"> view regarding migration is inversely related to the distance to be travelled. According to him, the greater distance is effort required to overcome the difficulty and therefore the similar is the number of migrants. Similarly</w:t>
       </w:r>
       <w:r>
         <w:t>,</w:t>
@@ -4314,9 +4276,11 @@
       <w:pPr>
         <w:pStyle w:val="BodyText"/>
       </w:pPr>
+      <w:proofErr w:type="spellStart"/>
       <w:r>
         <w:t>Mabogunje</w:t>
       </w:r>
+      <w:proofErr w:type="spellEnd"/>
       <w:r>
         <w:t xml:space="preserve"> (1970) applied a concept of system theory in the system of rural to urban migration operates having economic, social, technological and government component. He attempted to relate </w:t>
       </w:r>
@@ -4374,7 +4338,7 @@
       <w:pPr>
         <w:pStyle w:val="Heading2"/>
       </w:pPr>
-      <w:bookmarkStart w:id="12" w:name="_Toc220841262"/>
+      <w:bookmarkStart w:id="12" w:name="_Toc229996002"/>
       <w:r>
         <w:t>2.1 Theoretical Review</w:t>
       </w:r>
@@ -4385,11 +4349,27 @@
         <w:pStyle w:val="BodyText"/>
       </w:pPr>
       <w:r>
-        <w:t>Migration is a complex phenomenon influenced by economic, social, and environmental factors. Several theories have been developed to explain the process of migration. Ravenstein (1885), known as the father of migration studies, introduced the concept of migration streams and counter</w:t>
+        <w:t xml:space="preserve">Migration is a complex phenomenon influenced by economic, social, and environmental factors. Several theories have been developed to explain the process of migration. </w:t>
+      </w:r>
+      <w:proofErr w:type="spellStart"/>
+      <w:r>
+        <w:t>Ravenstein</w:t>
+      </w:r>
+      <w:proofErr w:type="spellEnd"/>
+      <w:r>
+        <w:t xml:space="preserve"> (1885), known as the father of migration studies, introduced the concept of migration streams and counter</w:t>
       </w:r>
       <w:r>
         <w:noBreakHyphen/>
-        <w:t>streams, emphasizing that migration flows occur systematically between regions. He also highlighted the importance of distance in migration patterns. Lee (1966) extended this idea through the push–pull framework, explaining that migration decisions are influenced by factors at the origin (push) and destination (pull), as well as intervening obstacles such as distance, transportation, and cost. Personal characteristics like age, sex, and education further shape migration decisions. Zipf (1964) proposed the Gravitational Theory, suggesting that the number of migrants between two areas is directly proportional to their populations and inversely proportional to the distance separating them. Todaro (1976) added an economic perspective, emphasizing that expected income differentials, rather than actual earnings, largely drive migration. Together, these theories provide the conceptual foundation for understanding the causes and patterns of migration in Ward 9, Sankhu.</w:t>
+        <w:t xml:space="preserve">streams, emphasizing that migration flows occur systematically between regions. He also highlighted the importance of distance in migration patterns. Lee (1966) extended this idea through the push–pull framework, explaining that migration decisions are influenced by factors at the origin (push) and destination (pull), as well as intervening obstacles such as distance, transportation, and cost. Personal characteristics like age, sex, and education further shape migration decisions. Zipf (1964) proposed the Gravitational Theory, suggesting that the number of migrants between two areas is directly proportional to their populations and inversely proportional to the distance separating them. Todaro (1976) added an economic perspective, emphasizing that expected income differentials, rather than actual earnings, largely drive migration. Together, these theories provide the conceptual foundation for understanding the causes and patterns of migration in Ward 9, </w:t>
+      </w:r>
+      <w:proofErr w:type="spellStart"/>
+      <w:r>
+        <w:t>Sankhu</w:t>
+      </w:r>
+      <w:proofErr w:type="spellEnd"/>
+      <w:r>
+        <w:t>.</w:t>
       </w:r>
     </w:p>
     <w:p>
@@ -4405,11 +4385,32 @@
       </w:r>
       <w:r>
         <w:lastRenderedPageBreak/>
-        <w:t>origin and destination areas; in the Nepali context, this is visible in established corridors from specific villages to large cities or foreign labour markets, where existing migrants inform newcomers and stabilize routes. The segmented labour</w:t>
-      </w:r>
+        <w:t xml:space="preserve">origin and destination areas; in the Nepali context, this is visible in established corridors from specific villages to large cities or foreign </w:t>
+      </w:r>
+      <w:proofErr w:type="spellStart"/>
+      <w:r>
+        <w:t>labour</w:t>
+      </w:r>
+      <w:proofErr w:type="spellEnd"/>
+      <w:r>
+        <w:t xml:space="preserve"> markets, where existing migrants inform newcomers and stabilize routes. The segmented </w:t>
+      </w:r>
+      <w:proofErr w:type="spellStart"/>
+      <w:r>
+        <w:t>labour</w:t>
+      </w:r>
+      <w:proofErr w:type="spellEnd"/>
       <w:r>
         <w:noBreakHyphen/>
-        <w:t>market theory (Piore, 1979) explains that migrants often fill low</w:t>
+        <w:t>market theory (</w:t>
+      </w:r>
+      <w:proofErr w:type="spellStart"/>
+      <w:r>
+        <w:t>Piore</w:t>
+      </w:r>
+      <w:proofErr w:type="spellEnd"/>
+      <w:r>
+        <w:t>, 1979) explains that migrants often fill low</w:t>
       </w:r>
       <w:r>
         <w:noBreakHyphen/>
@@ -4417,11 +4418,35 @@
       </w:r>
       <w:r>
         <w:noBreakHyphen/>
-        <w:t>sector jobs that local workers avoid, such as construction, domestic work, and daily wage labour, reinforcing inequalities between residents and in</w:t>
+        <w:t xml:space="preserve">sector jobs that local workers avoid, such as construction, domestic work, and daily wage </w:t>
+      </w:r>
+      <w:proofErr w:type="spellStart"/>
+      <w:r>
+        <w:t>labour</w:t>
+      </w:r>
+      <w:proofErr w:type="spellEnd"/>
+      <w:r>
+        <w:t>, reinforcing inequalities between residents and in</w:t>
       </w:r>
       <w:r>
         <w:noBreakHyphen/>
-        <w:t>migrants in urban wards like Sankhu. Social capital and network theory (Granovetter, 1973; Portes, 1998) highlight how kinship, caste, and locality ties facilitate migration by providing information, loans, shelter, and job referrals, making mobility more feasible for certain groups and producing spatial clustering within wards. Finally, critical and autonomy</w:t>
+        <w:t xml:space="preserve">migrants in urban wards like </w:t>
+      </w:r>
+      <w:proofErr w:type="spellStart"/>
+      <w:r>
+        <w:t>Sankhu</w:t>
+      </w:r>
+      <w:proofErr w:type="spellEnd"/>
+      <w:r>
+        <w:t>. Social capital and network theory (</w:t>
+      </w:r>
+      <w:proofErr w:type="spellStart"/>
+      <w:r>
+        <w:t>Granovetter</w:t>
+      </w:r>
+      <w:proofErr w:type="spellEnd"/>
+      <w:r>
+        <w:t>, 1973; Portes, 1998) highlight how kinship, caste, and locality ties facilitate migration by providing information, loans, shelter, and job referrals, making mobility more feasible for certain groups and producing spatial clustering within wards. Finally, critical and autonomy</w:t>
       </w:r>
       <w:r>
         <w:noBreakHyphen/>
@@ -4429,7 +4454,15 @@
       </w:r>
       <w:r>
         <w:noBreakHyphen/>
-        <w:t>migration perspectives (Mezzadra &amp; Neilson, 2013; Bhagat, 2025) treat migration as an active, resistant practice through which people creatively bypass restrictive laws, use informal channels, and negotiate precarious conditions to pursue better livelihoods, underscoring the agency and everyday strategies of in</w:t>
+        <w:t>migration perspectives (</w:t>
+      </w:r>
+      <w:proofErr w:type="spellStart"/>
+      <w:r>
+        <w:t>Mezzadra</w:t>
+      </w:r>
+      <w:proofErr w:type="spellEnd"/>
+      <w:r>
+        <w:t xml:space="preserve"> &amp; Neilson, 2013; Bhagat, 2025) treat migration as an active, resistant practice through which people creatively bypass restrictive laws, use informal channels, and negotiate precarious conditions to pursue better livelihoods, underscoring the agency and everyday strategies of in</w:t>
       </w:r>
       <w:r>
         <w:noBreakHyphen/>
@@ -4437,14 +4470,22 @@
       </w:r>
       <w:r>
         <w:noBreakHyphen/>
-        <w:t>urban and urban spaces like Ward 9, Sankhu.</w:t>
+        <w:t xml:space="preserve">urban and urban spaces like Ward 9, </w:t>
+      </w:r>
+      <w:proofErr w:type="spellStart"/>
+      <w:r>
+        <w:t>Sankhu</w:t>
+      </w:r>
+      <w:proofErr w:type="spellEnd"/>
+      <w:r>
+        <w:t>.</w:t>
       </w:r>
     </w:p>
     <w:p>
       <w:pPr>
         <w:pStyle w:val="Heading2"/>
       </w:pPr>
-      <w:bookmarkStart w:id="13" w:name="_Toc220841263"/>
+      <w:bookmarkStart w:id="13" w:name="_Toc229996003"/>
       <w:r>
         <w:t>2.2 Empirical Review</w:t>
       </w:r>
@@ -4458,7 +4499,15 @@
         <w:t>Empirical studies in Nepal and similar contexts provide insights into migration trends and consequences. CEDA (1977) observed that over 50 percent of migrants in Kathmandu were</w:t>
       </w:r>
       <w:r>
-        <w:t xml:space="preserve"> aged 20–30 years, with economic opportunities being the primary cause. Gurung (1984) identified population pressure, land scarcity, and environmental stress in the hills as push factors, and fertile land, government incentives, and social networks in the Terai as pull factors. K.C. (1998) analyzed both micro and macro-level determinants of migration, including literacy, age distribution, family kinship, and government resettlement projects. Kunwar (2015) applied multivariate analysis and found that low productivity and insufficient land prompted migration, while availability of facilities and presence of relatives influenced the decision to move. Niroula (2016) noted that during the Maoist insurgency, migration from hills to Terai accelerated due to population pressure, infrastructure development, and employment opportunities. These studies demonstrate the relevance of economic, social, and environmental factors in driving migration and highlight the need for a localized study in Ward 9, Sankhu.</w:t>
+        <w:t xml:space="preserve"> aged 20–30 years, with economic opportunities being the primary cause. Gurung (1984) identified population pressure, land scarcity, and environmental stress in the hills as push factors, and fertile land, government incentives, and social networks in the Terai as pull factors. K.C. (1998) analyzed both micro and macro-level determinants of migration, including literacy, age distribution, family kinship, and government resettlement projects. Kunwar (2015) applied multivariate analysis and found that low productivity and insufficient land prompted migration, while availability of facilities and presence of relatives influenced the decision to move. Niroula (2016) noted that during the Maoist insurgency, migration from hills to Terai accelerated due to population pressure, infrastructure development, and employment opportunities. These studies demonstrate the relevance of economic, social, and environmental factors in driving migration and highlight the need for a localized study in Ward 9, </w:t>
+      </w:r>
+      <w:proofErr w:type="spellStart"/>
+      <w:r>
+        <w:t>Sankhu</w:t>
+      </w:r>
+      <w:proofErr w:type="spellEnd"/>
+      <w:r>
+        <w:t>.</w:t>
       </w:r>
     </w:p>
     <w:p>
@@ -4489,11 +4538,43 @@
       </w:r>
       <w:r>
         <w:noBreakHyphen/>
-        <w:t>urban and urban settings similar to Sankhu. Studies on municipalities such as Ratnanagar, Kirtipur, and Pokhara show that in</w:t>
+        <w:t xml:space="preserve">urban and urban settings similar to </w:t>
+      </w:r>
+      <w:proofErr w:type="spellStart"/>
+      <w:r>
+        <w:t>Sankhu</w:t>
+      </w:r>
+      <w:proofErr w:type="spellEnd"/>
+      <w:r>
+        <w:t xml:space="preserve">. Studies on municipalities such as </w:t>
+      </w:r>
+      <w:proofErr w:type="spellStart"/>
+      <w:r>
+        <w:t>Ratnanagar</w:t>
+      </w:r>
+      <w:proofErr w:type="spellEnd"/>
+      <w:r>
+        <w:t xml:space="preserve">, </w:t>
+      </w:r>
+      <w:proofErr w:type="spellStart"/>
+      <w:r>
+        <w:t>Kirtipur</w:t>
+      </w:r>
+      <w:proofErr w:type="spellEnd"/>
+      <w:r>
+        <w:t>, and Pokhara show that in</w:t>
       </w:r>
       <w:r>
         <w:noBreakHyphen/>
-        <w:t>migration is increasingly driven not only by land scarcity and agricultural distress but also by the growth of construction, services, and small industries around urban centres, reinforcing the neoclassical and Todaro</w:t>
+        <w:t xml:space="preserve">migration is increasingly driven not only by land scarcity and agricultural distress but also by the growth of construction, services, and small industries around urban </w:t>
+      </w:r>
+      <w:proofErr w:type="spellStart"/>
+      <w:r>
+        <w:t>centres</w:t>
+      </w:r>
+      <w:proofErr w:type="spellEnd"/>
+      <w:r>
+        <w:t>, reinforcing the neoclassical and Todaro</w:t>
       </w:r>
       <w:r>
         <w:noBreakHyphen/>
@@ -4513,8 +4594,13 @@
       </w:r>
       <w:r>
         <w:noBreakHyphen/>
-        <w:t>migration flows, confirming that economic opportunity and labour</w:t>
-      </w:r>
+        <w:t xml:space="preserve">migration flows, confirming that economic opportunity and </w:t>
+      </w:r>
+      <w:proofErr w:type="spellStart"/>
+      <w:r>
+        <w:t>labour</w:t>
+      </w:r>
+      <w:proofErr w:type="spellEnd"/>
       <w:r>
         <w:noBreakHyphen/>
         <w:t>market expectations remain central push–pull forces. Parallel studies also underline that migration decisions are shaped by household</w:t>
@@ -4541,11 +4627,25 @@
       </w:r>
       <w:r>
         <w:noBreakHyphen/>
-        <w:t>migration is often clustered in certain neighbourhoods or streets within municipalities, mirroring findings from Gurung (1984) and Niroula (2016) that migration is not random but embedded in social and spatial structures. In peri</w:t>
+        <w:t xml:space="preserve">migration is often clustered in certain </w:t>
+      </w:r>
+      <w:r>
+        <w:t>neighborhoods</w:t>
+      </w:r>
+      <w:r>
+        <w:t xml:space="preserve"> or streets within municipalities, mirroring findings from Gurung (1984) and Niroula (2016) that migration is not random but embedded in social and spatial structures. In peri</w:t>
       </w:r>
       <w:r>
         <w:noBreakHyphen/>
-        <w:t>urban wards like Sankhu, such networks likely intensify when infrastructure improves and road connectivity increases, making it easier for people from nearby rural areas to move in and settle informally.</w:t>
+        <w:t xml:space="preserve">urban wards like </w:t>
+      </w:r>
+      <w:proofErr w:type="spellStart"/>
+      <w:r>
+        <w:t>Sankhu</w:t>
+      </w:r>
+      <w:proofErr w:type="spellEnd"/>
+      <w:r>
+        <w:t>, such networks likely intensify when infrastructure improves and road connectivity increases, making it easier for people from nearby rural areas to move in and settle informally.</w:t>
       </w:r>
     </w:p>
     <w:p>
@@ -4567,7 +4667,21 @@
       </w:r>
       <w:r>
         <w:noBreakHyphen/>
-        <w:t>migration supplies labour for construction, services, and small businesses and supports local economic growth, echoing CEDA’s observation that Kathmandu’s growth was partly fuelled by in</w:t>
+        <w:t xml:space="preserve">migration supplies </w:t>
+      </w:r>
+      <w:proofErr w:type="spellStart"/>
+      <w:r>
+        <w:t>labour</w:t>
+      </w:r>
+      <w:proofErr w:type="spellEnd"/>
+      <w:r>
+        <w:t xml:space="preserve"> for construction, services, and small businesses and supports local economic growth, echoing CEDA’s observation that Kathmandu’s growth was partly </w:t>
+      </w:r>
+      <w:r>
+        <w:t>fueled</w:t>
+      </w:r>
+      <w:r>
+        <w:t xml:space="preserve"> by in</w:t>
       </w:r>
       <w:r>
         <w:noBreakHyphen/>
@@ -4639,7 +4753,15 @@
       </w:r>
       <w:r>
         <w:noBreakHyphen/>
-        <w:t>making. For Ward 9, Sankhu, this implies that understanding the </w:t>
+        <w:t xml:space="preserve">making. For Ward 9, </w:t>
+      </w:r>
+      <w:proofErr w:type="spellStart"/>
+      <w:r>
+        <w:t>Sankhu</w:t>
+      </w:r>
+      <w:proofErr w:type="spellEnd"/>
+      <w:r>
+        <w:t>, this implies that understanding the </w:t>
       </w:r>
       <w:r>
         <w:rPr>
@@ -4661,7 +4783,15 @@
       </w:r>
       <w:r>
         <w:noBreakHyphen/>
-        <w:t>level findings and instead examine how local push–pull factors, household strategies, social networks, and municipal governance interact on the ground. In this sense, earlier empirical work by CEDA, Gurung, K.C., Kunwar, and Niroula provides a strong base, but a localized study in Sankhu is necessary to capture the specific dynamics of in</w:t>
+        <w:t xml:space="preserve">level findings and instead examine how local push–pull factors, household strategies, social networks, and municipal governance interact on the ground. In this sense, earlier empirical work by CEDA, Gurung, K.C., Kunwar, and Niroula provides a strong base, but a localized study in </w:t>
+      </w:r>
+      <w:proofErr w:type="spellStart"/>
+      <w:r>
+        <w:t>Sankhu</w:t>
+      </w:r>
+      <w:proofErr w:type="spellEnd"/>
+      <w:r>
+        <w:t xml:space="preserve"> is necessary to capture the specific dynamics of in</w:t>
       </w:r>
       <w:r>
         <w:noBreakHyphen/>
@@ -4681,7 +4811,7 @@
       <w:pPr>
         <w:pStyle w:val="Heading2"/>
       </w:pPr>
-      <w:bookmarkStart w:id="14" w:name="_Toc220841264"/>
+      <w:bookmarkStart w:id="14" w:name="_Toc229996004"/>
       <w:r>
         <w:t>2.3 Policy Review</w:t>
       </w:r>
@@ -4709,7 +4839,7 @@
       <w:pPr>
         <w:pStyle w:val="Heading2"/>
       </w:pPr>
-      <w:bookmarkStart w:id="15" w:name="_Toc220841265"/>
+      <w:bookmarkStart w:id="15" w:name="_Toc229996005"/>
       <w:r>
         <w:t>2.4 Research Gap</w:t>
       </w:r>
@@ -4731,7 +4861,15 @@
         <w:t>macro-level or city-wide</w:t>
       </w:r>
       <w:r>
-        <w:t xml:space="preserve">, lacking focus on specific wards like Ward 9, Sankhu. Few studies integrate </w:t>
+        <w:t xml:space="preserve">, lacking focus on specific wards like Ward 9, </w:t>
+      </w:r>
+      <w:proofErr w:type="spellStart"/>
+      <w:r>
+        <w:t>Sankhu</w:t>
+      </w:r>
+      <w:proofErr w:type="spellEnd"/>
+      <w:r>
+        <w:t xml:space="preserve">. Few studies integrate </w:t>
       </w:r>
       <w:r>
         <w:rPr>
@@ -4771,7 +4909,7 @@
       <w:pPr>
         <w:pStyle w:val="Heading2"/>
       </w:pPr>
-      <w:bookmarkStart w:id="16" w:name="_Toc220841266"/>
+      <w:bookmarkStart w:id="16" w:name="_Toc229996006"/>
       <w:r>
         <w:t>2.5 Conceptual Framework</w:t>
       </w:r>
@@ -4898,110 +5036,26 @@
         </w:drawing>
       </w:r>
     </w:p>
-    <w:p/>
     <w:p>
       <w:pPr>
         <w:pStyle w:val="Caption"/>
         <w:spacing w:before="240"/>
         <w:jc w:val="center"/>
       </w:pPr>
-    </w:p>
-    <w:p>
-      <w:pPr>
-        <w:pStyle w:val="Caption"/>
-        <w:spacing w:before="240"/>
-        <w:jc w:val="center"/>
-      </w:pPr>
-    </w:p>
-    <w:p>
-      <w:pPr>
-        <w:pStyle w:val="Caption"/>
-        <w:spacing w:before="240"/>
-        <w:jc w:val="center"/>
-      </w:pPr>
-    </w:p>
-    <w:p>
-      <w:pPr>
-        <w:pStyle w:val="Caption"/>
-        <w:spacing w:before="240"/>
-        <w:jc w:val="center"/>
-      </w:pPr>
-    </w:p>
-    <w:p>
-      <w:pPr>
-        <w:pStyle w:val="Caption"/>
-        <w:spacing w:before="240"/>
-        <w:jc w:val="center"/>
-      </w:pPr>
-    </w:p>
-    <w:p>
-      <w:pPr>
-        <w:pStyle w:val="Caption"/>
-        <w:spacing w:before="240"/>
-        <w:jc w:val="center"/>
-      </w:pPr>
-    </w:p>
-    <w:p>
-      <w:pPr>
-        <w:pStyle w:val="Caption"/>
-        <w:spacing w:before="240"/>
-        <w:jc w:val="center"/>
-      </w:pPr>
-    </w:p>
-    <w:p>
-      <w:pPr>
-        <w:pStyle w:val="Caption"/>
-        <w:spacing w:before="240"/>
-        <w:jc w:val="center"/>
-      </w:pPr>
-    </w:p>
-    <w:p>
-      <w:pPr>
-        <w:pStyle w:val="Caption"/>
-        <w:spacing w:before="240"/>
-        <w:jc w:val="center"/>
-      </w:pPr>
-    </w:p>
-    <w:p>
-      <w:pPr>
-        <w:pStyle w:val="Caption"/>
-        <w:spacing w:before="240"/>
-      </w:pPr>
-    </w:p>
-    <w:p/>
-    <w:p>
-      <w:pPr>
-        <w:pStyle w:val="Caption"/>
-        <w:spacing w:before="240"/>
-        <w:jc w:val="center"/>
-      </w:pPr>
       <w:r>
         <w:t xml:space="preserve">Figure </w:t>
       </w:r>
       <w:r>
         <w:t>2.</w:t>
       </w:r>
-      <w:r>
-        <w:fldChar w:fldCharType="begin"/>
-      </w:r>
-      <w:r>
-        <w:instrText xml:space="preserve"> SEQ Figure \* ARABIC </w:instrText>
-      </w:r>
-      <w:r>
-        <w:fldChar w:fldCharType="separate"/>
-      </w:r>
-      <w:r>
-        <w:rPr>
-          <w:noProof/>
-        </w:rPr>
-        <w:t>1</w:t>
-      </w:r>
-      <w:r>
-        <w:rPr>
-          <w:noProof/>
-        </w:rPr>
-        <w:fldChar w:fldCharType="end"/>
-      </w:r>
+      <w:fldSimple w:instr=" SEQ Figure \* ARABIC ">
+        <w:r>
+          <w:rPr>
+            <w:noProof/>
+          </w:rPr>
+          <w:t>1</w:t>
+        </w:r>
+      </w:fldSimple>
       <w:r>
         <w:t xml:space="preserve"> Conceptual Framework of Migration Study</w:t>
       </w:r>
@@ -5011,11 +5065,27 @@
         <w:pStyle w:val="BodyText"/>
       </w:pPr>
       <w:r>
-        <w:t xml:space="preserve">The conceptual framework of this study explains the relationship between the causes and consequences of internal migration. The framework identifies various socio-economic, </w:t>
+        <w:t>The conceptual framework of this study explains the relationship between the causes and consequences of internal migration. The framework identifies various socio-economic, environmental, and demographic factors as independent variables that influence people’s decision to migrate from one place to another within the country. Factors such as poverty, unemployment, lack of educational and health facilities, natural disasters, and search for better opportunities are considered major causes of internal migration.</w:t>
+      </w:r>
+    </w:p>
+    <w:p>
+      <w:pPr>
+        <w:pStyle w:val="BodyText"/>
+      </w:pPr>
+      <w:r>
+        <w:t>These factors contribute to the movement of people from rural to urban areas or from one region to another in search of improved living conditions. Internal migration itself acts as the central process connecting the causes and consequences.</w:t>
+      </w:r>
+    </w:p>
+    <w:p>
+      <w:pPr>
+        <w:pStyle w:val="BodyText"/>
+      </w:pPr>
+      <w:r>
+        <w:t xml:space="preserve">The dependent variables in the framework are the consequences or outcomes of migration. Internal migration may produce both positive and negative effects on migrants, families, and society. Positive consequences may include increased income, improved access to services, and better employment opportunities, while negative consequences may include </w:t>
       </w:r>
       <w:r>
         <w:lastRenderedPageBreak/>
-        <w:t>environmental, and demographic factors as independent variables that influence people’s decision to migrate from one place to another within the country. Factors such as poverty, unemployment, lack of educational and health facilities, natural disasters, and search for better opportunities are considered major causes of internal migration.</w:t>
+        <w:t>urban overcrowding, pressure on infrastructure, unemployment, family separation, and social adjustment problems.</w:t>
       </w:r>
     </w:p>
     <w:p>
@@ -5023,34 +5093,21 @@
         <w:pStyle w:val="BodyText"/>
       </w:pPr>
       <w:r>
-        <w:t>These factors contribute to the movement of people from rural to urban areas or from one region to another in search of improved living conditions. Internal migration itself acts as the central process connecting the causes and consequences.</w:t>
-      </w:r>
-    </w:p>
-    <w:p>
-      <w:pPr>
-        <w:pStyle w:val="BodyText"/>
-      </w:pPr>
-      <w:r>
-        <w:t>The dependent variables in the framework are the consequences or outcomes of migration. Internal migration may produce both positive and negative effects on migrants, families, and society. Positive consequences may include increased income, improved access to services, and better employment opportunities, while negative consequences may include urban overcrowding, pressure on infrastructure, unemployment, family separation, and social adjustment problems.</w:t>
-      </w:r>
-    </w:p>
-    <w:p>
-      <w:pPr>
-        <w:pStyle w:val="BodyText"/>
-      </w:pPr>
-    </w:p>
-    <w:p>
-      <w:pPr>
-        <w:pStyle w:val="BodyText"/>
-      </w:pPr>
-      <w:r>
         <w:t>The framework guides the research methodology, data collection, and analysis, ensuring that</w:t>
       </w:r>
       <w:r>
         <w:t xml:space="preserve"> the study captures the causes</w:t>
       </w:r>
       <w:r>
-        <w:t xml:space="preserve"> and consequences of migration in Ward 9, Sankhu.</w:t>
+        <w:t xml:space="preserve"> and consequences of migration in Ward 9, </w:t>
+      </w:r>
+      <w:proofErr w:type="spellStart"/>
+      <w:r>
+        <w:t>Sankhu</w:t>
+      </w:r>
+      <w:proofErr w:type="spellEnd"/>
+      <w:r>
+        <w:t>.</w:t>
       </w:r>
     </w:p>
     <w:p>
@@ -5069,7 +5126,7 @@
         </w:rPr>
         <w:br w:type="page"/>
       </w:r>
-      <w:bookmarkStart w:id="17" w:name="_Toc220841267"/>
+      <w:bookmarkStart w:id="17" w:name="_Toc229996007"/>
       <w:r>
         <w:rPr>
           <w:rStyle w:val="Strong"/>
@@ -5098,7 +5155,7 @@
           <w:szCs w:val="38"/>
         </w:rPr>
       </w:pPr>
-      <w:bookmarkStart w:id="18" w:name="_Toc220841268"/>
+      <w:bookmarkStart w:id="18" w:name="_Toc229996008"/>
       <w:r>
         <w:rPr>
           <w:rStyle w:val="Strong"/>
@@ -5115,7 +5172,7 @@
       <w:pPr>
         <w:pStyle w:val="Heading2"/>
       </w:pPr>
-      <w:bookmarkStart w:id="19" w:name="_Toc220841269"/>
+      <w:bookmarkStart w:id="19" w:name="_Toc229996009"/>
       <w:r>
         <w:t>3</w:t>
       </w:r>
@@ -5126,6 +5183,23 @@
         <w:t xml:space="preserve"> Research Design</w:t>
       </w:r>
       <w:bookmarkEnd w:id="19"/>
+    </w:p>
+    <w:p>
+      <w:pPr>
+        <w:pStyle w:val="BodyText"/>
+        <w:rPr>
+          <w:b/>
+        </w:rPr>
+      </w:pPr>
+      <w:r>
+        <w:t xml:space="preserve">This study will adopt a descriptive and analytical research design to examine the causes and consequences of internal migration in rural areas of Nepal. The descriptive design will help </w:t>
+      </w:r>
+      <w:r>
+        <w:t xml:space="preserve">describe </w:t>
+      </w:r>
+      <w:r>
+        <w:t>major causes and consequences of migration. The analytical aspect will help analyze the relationship between different factors influencing migration and their impacts on rural households.</w:t>
+      </w:r>
     </w:p>
     <w:p>
       <w:pPr>
@@ -5139,216 +5213,194 @@
           <w:lang w:bidi="ne-NP"/>
         </w:rPr>
       </w:pPr>
-      <w:bookmarkStart w:id="20" w:name="_Toc220841270"/>
-      <w:r>
-        <w:rPr>
-          <w:rFonts w:eastAsiaTheme="minorEastAsia" w:cs="Times New Roman"/>
-          <w:b w:val="0"/>
-          <w:kern w:val="0"/>
-          <w:sz w:val="24"/>
-          <w:szCs w:val="24"/>
-          <w:lang w:bidi="ne-NP"/>
-        </w:rPr>
-        <w:t xml:space="preserve">This study will adopt a descriptive and analytical research design to examine the causes and consequences of internal migration in rural areas of Nepal. The descriptive design will help </w:t>
-      </w:r>
-      <w:r>
-        <w:rPr>
-          <w:rFonts w:eastAsiaTheme="minorEastAsia" w:cs="Times New Roman"/>
-          <w:b w:val="0"/>
-          <w:kern w:val="0"/>
-          <w:sz w:val="24"/>
-          <w:szCs w:val="24"/>
-          <w:lang w:bidi="ne-NP"/>
-        </w:rPr>
-        <w:t xml:space="preserve">describe </w:t>
-      </w:r>
-      <w:r>
-        <w:rPr>
-          <w:rFonts w:eastAsiaTheme="minorEastAsia" w:cs="Times New Roman"/>
-          <w:b w:val="0"/>
-          <w:kern w:val="0"/>
-          <w:sz w:val="24"/>
-          <w:szCs w:val="24"/>
-          <w:lang w:bidi="ne-NP"/>
-        </w:rPr>
-        <w:t>major causes and consequences of migration. The analytical aspect will help analyze the relationship between different factors influencing migration and their impacts on rural households.</w:t>
+      <w:bookmarkStart w:id="20" w:name="_Toc229996010"/>
+      <w:r>
+        <w:t>3.2</w:t>
+      </w:r>
+      <w:r>
+        <w:t xml:space="preserve"> </w:t>
+      </w:r>
+      <w:r>
+        <w:t>Nature and source of data</w:t>
+      </w:r>
+      <w:bookmarkEnd w:id="20"/>
+    </w:p>
+    <w:p>
+      <w:pPr>
+        <w:pStyle w:val="NormalWeb"/>
+      </w:pPr>
+      <w:r>
+        <w:t>The study will use both primary and secondary sources of data.</w:t>
+      </w:r>
+    </w:p>
+    <w:p>
+      <w:pPr>
+        <w:pStyle w:val="BodyText"/>
+        <w:spacing w:after="0"/>
+        <w:rPr>
+          <w:b/>
+          <w:bCs/>
+        </w:rPr>
+      </w:pPr>
+      <w:r>
+        <w:rPr>
+          <w:b/>
+          <w:bCs/>
+        </w:rPr>
+        <w:t>Primary Data</w:t>
+      </w:r>
+    </w:p>
+    <w:p>
+      <w:pPr>
+        <w:pStyle w:val="NormalWeb"/>
+      </w:pPr>
+      <w:r>
+        <w:t>Primary data will be collected directly from respondents through questionnaires administered to households and migrants in the selected rural area. The primary data will provide information regarding the causes, patterns, and consequences of internal migration.</w:t>
+      </w:r>
+    </w:p>
+    <w:p>
+      <w:pPr>
+        <w:pStyle w:val="BodyText"/>
+        <w:spacing w:after="0"/>
+        <w:rPr>
+          <w:b/>
+          <w:bCs/>
+        </w:rPr>
+      </w:pPr>
+      <w:r>
+        <w:rPr>
+          <w:b/>
+          <w:bCs/>
+        </w:rPr>
+        <w:t>Secondary Data</w:t>
+      </w:r>
+    </w:p>
+    <w:p>
+      <w:pPr>
+        <w:pStyle w:val="NormalWeb"/>
+      </w:pPr>
+      <w:r>
+        <w:t>Secondary data will be collected from ward offices, local government records, census reports, books, journals, published reports, and other relevant documents related to migration.</w:t>
       </w:r>
     </w:p>
     <w:p>
       <w:pPr>
         <w:pStyle w:val="Heading2"/>
-        <w:rPr>
-          <w:rFonts w:eastAsiaTheme="minorEastAsia" w:cs="Times New Roman"/>
-          <w:b w:val="0"/>
-          <w:kern w:val="0"/>
-          <w:sz w:val="24"/>
-          <w:szCs w:val="24"/>
-          <w:lang w:bidi="ne-NP"/>
-        </w:rPr>
-      </w:pPr>
-      <w:r>
-        <w:t>3.2</w:t>
+      </w:pPr>
+      <w:bookmarkStart w:id="21" w:name="_Toc229996011"/>
+      <w:r>
+        <w:softHyphen/>
       </w:r>
       <w:r>
         <w:t xml:space="preserve"> </w:t>
       </w:r>
       <w:r>
-        <w:t>Nature and source of data</w:t>
-      </w:r>
-      <w:bookmarkEnd w:id="20"/>
-    </w:p>
-    <w:p>
-      <w:pPr>
-        <w:pStyle w:val="NormalWeb"/>
-      </w:pPr>
-      <w:r>
-        <w:t>The study will use both primary and secondary sources of data.</w:t>
-      </w:r>
-    </w:p>
-    <w:p>
-      <w:pPr>
-        <w:pStyle w:val="Heading3"/>
-      </w:pPr>
-      <w:r>
-        <w:t>Primary Data</w:t>
-      </w:r>
-    </w:p>
-    <w:p>
-      <w:pPr>
-        <w:pStyle w:val="NormalWeb"/>
-      </w:pPr>
-      <w:r>
-        <w:t>Primary data will be collected directly from respondents through questionnaires administered to households and migrants in the selected rural area. The primary data will provide information regarding the causes, patterns, and consequences of internal migration.</w:t>
-      </w:r>
-    </w:p>
-    <w:p>
-      <w:pPr>
-        <w:pStyle w:val="Heading3"/>
-      </w:pPr>
-      <w:r>
-        <w:t>Secondary Data</w:t>
-      </w:r>
-    </w:p>
-    <w:p>
-      <w:pPr>
-        <w:pStyle w:val="NormalWeb"/>
-      </w:pPr>
-      <w:r>
-        <w:t>Secondary data will be collected from ward offices, local government records, census reports, books, journals, published reports, and other relevant documents related to migration.</w:t>
+        <w:t>3.3</w:t>
+      </w:r>
+      <w:r>
+        <w:t xml:space="preserve"> </w:t>
+      </w:r>
+      <w:r>
+        <w:t>Population and Sampling</w:t>
+      </w:r>
+      <w:bookmarkEnd w:id="21"/>
+    </w:p>
+    <w:p>
+      <w:pPr>
+        <w:pStyle w:val="BodyText"/>
+      </w:pPr>
+      <w:r>
+        <w:t xml:space="preserve">The </w:t>
+      </w:r>
+      <w:proofErr w:type="spellStart"/>
+      <w:r>
+        <w:t>Shankharapur</w:t>
+      </w:r>
+      <w:proofErr w:type="spellEnd"/>
+      <w:r>
+        <w:t xml:space="preserve"> M</w:t>
+      </w:r>
+      <w:r>
+        <w:t>unicipality ward 9</w:t>
+      </w:r>
+      <w:r>
+        <w:t xml:space="preserve"> profile </w:t>
+      </w:r>
+      <w:r>
+        <w:t>–</w:t>
+      </w:r>
+      <w:r>
+        <w:t xml:space="preserve"> </w:t>
+      </w:r>
+      <w:r>
+        <w:t>20</w:t>
+      </w:r>
+      <w:r>
+        <w:t>82 BS</w:t>
+      </w:r>
+      <w:r>
+        <w:t xml:space="preserve"> sh</w:t>
+      </w:r>
+      <w:r>
+        <w:t xml:space="preserve">ows that there </w:t>
+      </w:r>
+      <w:r>
+        <w:t>is</w:t>
+      </w:r>
+      <w:r>
+        <w:t xml:space="preserve"> a total </w:t>
+      </w:r>
+      <w:r>
+        <w:t>population of about</w:t>
+      </w:r>
+      <w:r>
+        <w:t xml:space="preserve"> </w:t>
+      </w:r>
+      <w:r>
+        <w:t>4345</w:t>
+      </w:r>
+      <w:r>
+        <w:t>. Out of 9 wards, ward no.</w:t>
+      </w:r>
+      <w:r>
+        <w:t>9</w:t>
+      </w:r>
+      <w:r>
+        <w:t xml:space="preserve"> will be considered</w:t>
+      </w:r>
+      <w:r>
+        <w:t xml:space="preserve"> as</w:t>
+      </w:r>
+      <w:r>
+        <w:t xml:space="preserve"> st</w:t>
+      </w:r>
+      <w:r>
+        <w:t xml:space="preserve">udy area. This ward </w:t>
+      </w:r>
+      <w:r>
+        <w:t>welcomed</w:t>
+      </w:r>
+      <w:r>
+        <w:t xml:space="preserve"> 82</w:t>
+      </w:r>
+      <w:r>
+        <w:t xml:space="preserve"> </w:t>
+      </w:r>
+      <w:r>
+        <w:t>households</w:t>
+      </w:r>
+      <w:r>
+        <w:t xml:space="preserve"> with total count of 336 immigrants from year 2074 BS to 2082 BS</w:t>
+      </w:r>
+      <w:r>
+        <w:t xml:space="preserve">. </w:t>
       </w:r>
     </w:p>
     <w:p>
       <w:pPr>
         <w:pStyle w:val="Heading2"/>
       </w:pPr>
-      <w:r>
-        <w:softHyphen/>
-      </w:r>
-      <w:r>
-        <w:t xml:space="preserve"> </w:t>
-      </w:r>
-      <w:bookmarkStart w:id="21" w:name="_Toc220841271"/>
-      <w:r>
-        <w:t>3.3</w:t>
-      </w:r>
-      <w:r>
-        <w:t xml:space="preserve"> </w:t>
-      </w:r>
-      <w:r>
-        <w:t>Population and Sampling</w:t>
-      </w:r>
-      <w:bookmarkEnd w:id="21"/>
-    </w:p>
-    <w:p>
-      <w:pPr>
-        <w:pStyle w:val="BodyText"/>
-      </w:pPr>
-      <w:r>
-        <w:t xml:space="preserve">The </w:t>
-      </w:r>
-      <w:r>
-        <w:t>Shankharapur M</w:t>
-      </w:r>
-      <w:r>
-        <w:t>unicipality ward 9</w:t>
-      </w:r>
-      <w:r>
-        <w:t xml:space="preserve"> profile </w:t>
-      </w:r>
-      <w:r>
-        <w:t>–</w:t>
-      </w:r>
-      <w:r>
-        <w:t xml:space="preserve"> </w:t>
-      </w:r>
-      <w:r>
-        <w:t>20</w:t>
-      </w:r>
-      <w:r>
-        <w:t>82 BS</w:t>
-      </w:r>
-      <w:r>
-        <w:t xml:space="preserve"> sh</w:t>
-      </w:r>
-      <w:r>
-        <w:t xml:space="preserve">ows that there </w:t>
-      </w:r>
-      <w:r>
-        <w:t>is</w:t>
-      </w:r>
-      <w:r>
-        <w:t xml:space="preserve"> a total </w:t>
-      </w:r>
-      <w:r>
-        <w:t>population of about</w:t>
-      </w:r>
-      <w:r>
-        <w:t xml:space="preserve"> </w:t>
-      </w:r>
-      <w:r>
-        <w:t>4345</w:t>
-      </w:r>
-      <w:r>
-        <w:t>. Out of 9 wards, ward no.</w:t>
-      </w:r>
-      <w:r>
-        <w:t>9</w:t>
-      </w:r>
-      <w:r>
-        <w:t xml:space="preserve"> will be considered</w:t>
-      </w:r>
-      <w:r>
-        <w:t xml:space="preserve"> as</w:t>
-      </w:r>
-      <w:r>
-        <w:t xml:space="preserve"> st</w:t>
-      </w:r>
-      <w:r>
-        <w:t xml:space="preserve">udy area. This ward </w:t>
-      </w:r>
-      <w:r>
-        <w:t>welcomed</w:t>
-      </w:r>
-      <w:r>
-        <w:t xml:space="preserve"> 82</w:t>
-      </w:r>
-      <w:r>
-        <w:t xml:space="preserve"> </w:t>
-      </w:r>
-      <w:r>
-        <w:t>households</w:t>
-      </w:r>
-      <w:r>
-        <w:t xml:space="preserve"> with total count of 336 immigrants from year 2074 BS to 2082 BS</w:t>
-      </w:r>
-      <w:r>
-        <w:t xml:space="preserve">. </w:t>
-      </w:r>
-    </w:p>
-    <w:p>
-      <w:pPr>
-        <w:pStyle w:val="Heading2"/>
-      </w:pPr>
+      <w:bookmarkStart w:id="22" w:name="_Toc229996012"/>
       <w:r>
         <w:t xml:space="preserve">3.3.1 </w:t>
       </w:r>
@@ -5360,13 +5412,18 @@
         </w:rPr>
         <w:t>Sample Size Determination</w:t>
       </w:r>
+      <w:bookmarkEnd w:id="22"/>
     </w:p>
     <w:p>
       <w:pPr>
         <w:pStyle w:val="NormalWeb"/>
       </w:pPr>
       <w:r>
-        <w:t>The study was conducted in a small ward where the total number of households that experienced migration over the last ten years was 83. Since the population size was relatively small and fully identifiable through ward-level records, a census approach was considered more appropriate than selecting a sample using statistical formulas.</w:t>
+        <w:t xml:space="preserve">The study was conducted in a small ward where the total number of households that experienced migration over the last ten years was 83. Since the population size was </w:t>
+      </w:r>
+      <w:r>
+        <w:lastRenderedPageBreak/>
+        <w:t>relatively small and fully identifiable through ward-level records, a census approach was considered more appropriate than selecting a sample using statistical formulas.</w:t>
       </w:r>
     </w:p>
     <w:p>
@@ -5374,7 +5431,6 @@
         <w:pStyle w:val="NormalWeb"/>
       </w:pPr>
       <w:r>
-        <w:lastRenderedPageBreak/>
         <w:t>Sample size determination formulas such as Slovin’s or Cochran’s are generally applied when the population is large or when complete enumeration is not feasible. However, in this study, covering all 83 households ensured complete representation of the target population and improved the accuracy and reliability of the findings by eliminating sampling error.</w:t>
       </w:r>
     </w:p>
@@ -5388,51 +5444,46 @@
     </w:p>
     <w:p>
       <w:pPr>
+        <w:pStyle w:val="Heading2"/>
+      </w:pPr>
+      <w:bookmarkStart w:id="23" w:name="_Toc229996013"/>
+      <w:r>
+        <w:t>3.4</w:t>
+      </w:r>
+      <w:r>
+        <w:t xml:space="preserve"> </w:t>
+      </w:r>
+      <w:r>
+        <w:t>Method of Data Collection</w:t>
+      </w:r>
+      <w:bookmarkEnd w:id="23"/>
+      <w:r>
+        <w:t xml:space="preserve"> </w:t>
+      </w:r>
+    </w:p>
+    <w:p>
+      <w:pPr>
         <w:pStyle w:val="BodyText"/>
       </w:pPr>
-    </w:p>
-    <w:p>
-      <w:pPr>
-        <w:pStyle w:val="Heading2"/>
-      </w:pPr>
-      <w:bookmarkStart w:id="22" w:name="_Toc220841272"/>
+      <w:r>
+        <w:t>In order to obtain necessary and reliable data for thus study the researcher will use the method such as observation, unstructured interview and some case study.</w:t>
+      </w:r>
+    </w:p>
+    <w:p>
+      <w:pPr>
+        <w:pStyle w:val="Heading3"/>
+      </w:pPr>
+      <w:bookmarkStart w:id="24" w:name="_Toc229996014"/>
       <w:r>
         <w:t>3.4</w:t>
       </w:r>
       <w:r>
-        <w:t xml:space="preserve"> </w:t>
-      </w:r>
-      <w:r>
-        <w:t>Method of Data Collection</w:t>
-      </w:r>
-      <w:bookmarkEnd w:id="22"/>
-      <w:r>
-        <w:t xml:space="preserve"> </w:t>
-      </w:r>
-    </w:p>
-    <w:p>
-      <w:pPr>
-        <w:pStyle w:val="BodyText"/>
-      </w:pPr>
-      <w:r>
-        <w:t>In order to obtain necessary and reliable data for thus study the researcher will use the method such as observation, unstructured interview and some case study.</w:t>
-      </w:r>
-    </w:p>
-    <w:p>
-      <w:pPr>
-        <w:pStyle w:val="Heading3"/>
-      </w:pPr>
-      <w:bookmarkStart w:id="23" w:name="_Toc220841273"/>
-      <w:r>
-        <w:t>3.4</w:t>
-      </w:r>
-      <w:r>
         <w:t xml:space="preserve">.1 </w:t>
       </w:r>
       <w:r>
         <w:t>Observation</w:t>
       </w:r>
-      <w:bookmarkEnd w:id="23"/>
+      <w:bookmarkEnd w:id="24"/>
     </w:p>
     <w:p>
       <w:pPr>
@@ -5444,7 +5495,6 @@
           <w14:ligatures w14:val="none"/>
         </w:rPr>
       </w:pPr>
-      <w:bookmarkStart w:id="24" w:name="_Toc220841274"/>
       <w:r>
         <w:rPr>
           <w:rFonts w:ascii="Times New Roman" w:eastAsia="Times New Roman" w:hAnsi="Times New Roman" w:cs="Times New Roman"/>
@@ -5511,8 +5561,7 @@
       <w:pPr>
         <w:pStyle w:val="Heading2"/>
       </w:pPr>
-      <w:bookmarkStart w:id="25" w:name="_Toc220841275"/>
-      <w:bookmarkEnd w:id="24"/>
+      <w:bookmarkStart w:id="25" w:name="_Toc229996015"/>
       <w:r>
         <w:t>3.5</w:t>
       </w:r>
@@ -5534,7 +5583,6 @@
           <w14:ligatures w14:val="none"/>
         </w:rPr>
       </w:pPr>
-      <w:bookmarkStart w:id="26" w:name="_Toc220841276"/>
       <w:r>
         <w:rPr>
           <w:rFonts w:ascii="Times New Roman" w:eastAsia="Times New Roman" w:hAnsi="Times New Roman" w:cs="Times New Roman"/>
@@ -5590,6 +5638,7 @@
       <w:pPr>
         <w:pStyle w:val="Heading2"/>
       </w:pPr>
+      <w:bookmarkStart w:id="26" w:name="_Toc229996016"/>
       <w:r>
         <w:t>3.6</w:t>
       </w:r>
@@ -5679,10 +5728,8 @@
         </w:rPr>
         <w:br w:type="page"/>
       </w:r>
-      <w:bookmarkStart w:id="27" w:name="_GoBack"/>
-      <w:bookmarkEnd w:id="27"/>
-    </w:p>
-    <w:bookmarkStart w:id="28" w:name="_Toc220841277" w:displacedByCustomXml="next"/>
+    </w:p>
+    <w:bookmarkStart w:id="27" w:name="_Toc229996017" w:displacedByCustomXml="next"/>
     <w:sdt>
       <w:sdtPr>
         <w:rPr>
@@ -5697,7 +5744,6 @@
           <w:docPartUnique/>
         </w:docPartObj>
       </w:sdtPr>
-      <w:sdtEndPr/>
       <w:sdtContent>
         <w:p>
           <w:pPr>
@@ -5706,14 +5752,13 @@
           <w:r>
             <w:t>References</w:t>
           </w:r>
-          <w:bookmarkEnd w:id="28"/>
+          <w:bookmarkEnd w:id="27"/>
         </w:p>
         <w:sdt>
           <w:sdtPr>
             <w:id w:val="-573587230"/>
             <w:bibliography/>
           </w:sdtPr>
-          <w:sdtEndPr/>
           <w:sdtContent>
             <w:p>
               <w:pPr>
@@ -6085,7 +6130,6 @@
                 <w:rPr>
                   <w:noProof/>
                 </w:rPr>
-                <w:lastRenderedPageBreak/>
                 <w:t xml:space="preserve">Ravenstein, E. G. (1885). The laws of migration. </w:t>
               </w:r>
               <w:r>
@@ -6115,6 +6159,7 @@
                 <w:rPr>
                   <w:noProof/>
                 </w:rPr>
+                <w:lastRenderedPageBreak/>
                 <w:t xml:space="preserve">Stewart, Q. J. (1950). The development of social physics. </w:t>
               </w:r>
               <w:r>
@@ -6317,7 +6362,7 @@
 </file>
 
 <file path=word/endnotes.xml><?xml version="1.0" encoding="utf-8"?>
-<w:endnotes xmlns:wpc="http://schemas.microsoft.com/office/word/2010/wordprocessingCanvas" xmlns:cx="http://schemas.microsoft.com/office/drawing/2014/chartex" xmlns:mc="http://schemas.openxmlformats.org/markup-compatibility/2006" xmlns:o="urn:schemas-microsoft-com:office:office" xmlns:r="http://schemas.openxmlformats.org/officeDocument/2006/relationships" xmlns:m="http://schemas.openxmlformats.org/officeDocument/2006/math" xmlns:v="urn:schemas-microsoft-com:vml" xmlns:wp14="http://schemas.microsoft.com/office/word/2010/wordprocessingDrawing" xmlns:wp="http://schemas.openxmlformats.org/drawingml/2006/wordprocessingDrawing" xmlns:w10="urn:schemas-microsoft-com:office:word" xmlns:w="http://schemas.openxmlformats.org/wordprocessingml/2006/main" xmlns:w14="http://schemas.microsoft.com/office/word/2010/wordml" xmlns:w15="http://schemas.microsoft.com/office/word/2012/wordml" xmlns:w16se="http://schemas.microsoft.com/office/word/2015/wordml/symex" xmlns:wpg="http://schemas.microsoft.com/office/word/2010/wordprocessingGroup" xmlns:wpi="http://schemas.microsoft.com/office/word/2010/wordprocessingInk" xmlns:wne="http://schemas.microsoft.com/office/word/2006/wordml" xmlns:wps="http://schemas.microsoft.com/office/word/2010/wordprocessingShape" mc:Ignorable="w14 w15 w16se wp14">
+<w:endnotes xmlns:wpc="http://schemas.microsoft.com/office/word/2010/wordprocessingCanvas" xmlns:cx="http://schemas.microsoft.com/office/drawing/2014/chartex" xmlns:cx1="http://schemas.microsoft.com/office/drawing/2015/9/8/chartex" xmlns:cx2="http://schemas.microsoft.com/office/drawing/2015/10/21/chartex" xmlns:cx3="http://schemas.microsoft.com/office/drawing/2016/5/9/chartex" xmlns:cx4="http://schemas.microsoft.com/office/drawing/2016/5/10/chartex" xmlns:cx5="http://schemas.microsoft.com/office/drawing/2016/5/11/chartex" xmlns:cx6="http://schemas.microsoft.com/office/drawing/2016/5/12/chartex" xmlns:cx7="http://schemas.microsoft.com/office/drawing/2016/5/13/chartex" xmlns:cx8="http://schemas.microsoft.com/office/drawing/2016/5/14/chartex" xmlns:mc="http://schemas.openxmlformats.org/markup-compatibility/2006" xmlns:aink="http://schemas.microsoft.com/office/drawing/2016/ink" xmlns:am3d="http://schemas.microsoft.com/office/drawing/2017/model3d" xmlns:o="urn:schemas-microsoft-com:office:office" xmlns:oel="http://schemas.microsoft.com/office/2019/extlst" xmlns:r="http://schemas.openxmlformats.org/officeDocument/2006/relationships" xmlns:m="http://schemas.openxmlformats.org/officeDocument/2006/math" xmlns:v="urn:schemas-microsoft-com:vml" xmlns:wp14="http://schemas.microsoft.com/office/word/2010/wordprocessingDrawing" xmlns:wp="http://schemas.openxmlformats.org/drawingml/2006/wordprocessingDrawing" xmlns:w10="urn:schemas-microsoft-com:office:word" xmlns:w="http://schemas.openxmlformats.org/wordprocessingml/2006/main" xmlns:w14="http://schemas.microsoft.com/office/word/2010/wordml" xmlns:w15="http://schemas.microsoft.com/office/word/2012/wordml" xmlns:w16cex="http://schemas.microsoft.com/office/word/2018/wordml/cex" xmlns:w16cid="http://schemas.microsoft.com/office/word/2016/wordml/cid" xmlns:w16="http://schemas.microsoft.com/office/word/2018/wordml" xmlns:w16du="http://schemas.microsoft.com/office/word/2023/wordml/word16du" xmlns:w16sdtdh="http://schemas.microsoft.com/office/word/2020/wordml/sdtdatahash" xmlns:w16sdtfl="http://schemas.microsoft.com/office/word/2024/wordml/sdtformatlock" xmlns:w16se="http://schemas.microsoft.com/office/word/2015/wordml/symex" xmlns:wpg="http://schemas.microsoft.com/office/word/2010/wordprocessingGroup" xmlns:wpi="http://schemas.microsoft.com/office/word/2010/wordprocessingInk" xmlns:wne="http://schemas.microsoft.com/office/word/2006/wordml" xmlns:wps="http://schemas.microsoft.com/office/word/2010/wordprocessingShape" mc:Ignorable="w14 w15 w16se w16cid w16 w16cex w16sdtdh w16sdtfl w16du wp14">
   <w:endnote w:type="separator" w:id="-1">
     <w:p>
       <w:pPr>
@@ -6342,7 +6387,7 @@
 </file>
 
 <file path=word/footer1.xml><?xml version="1.0" encoding="utf-8"?>
-<w:ftr xmlns:wpc="http://schemas.microsoft.com/office/word/2010/wordprocessingCanvas" xmlns:cx="http://schemas.microsoft.com/office/drawing/2014/chartex" xmlns:mc="http://schemas.openxmlformats.org/markup-compatibility/2006" xmlns:o="urn:schemas-microsoft-com:office:office" xmlns:r="http://schemas.openxmlformats.org/officeDocument/2006/relationships" xmlns:m="http://schemas.openxmlformats.org/officeDocument/2006/math" xmlns:v="urn:schemas-microsoft-com:vml" xmlns:wp14="http://schemas.microsoft.com/office/word/2010/wordprocessingDrawing" xmlns:wp="http://schemas.openxmlformats.org/drawingml/2006/wordprocessingDrawing" xmlns:w10="urn:schemas-microsoft-com:office:word" xmlns:w="http://schemas.openxmlformats.org/wordprocessingml/2006/main" xmlns:w14="http://schemas.microsoft.com/office/word/2010/wordml" xmlns:w15="http://schemas.microsoft.com/office/word/2012/wordml" xmlns:w16se="http://schemas.microsoft.com/office/word/2015/wordml/symex" xmlns:wpg="http://schemas.microsoft.com/office/word/2010/wordprocessingGroup" xmlns:wpi="http://schemas.microsoft.com/office/word/2010/wordprocessingInk" xmlns:wne="http://schemas.microsoft.com/office/word/2006/wordml" xmlns:wps="http://schemas.microsoft.com/office/word/2010/wordprocessingShape" mc:Ignorable="w14 w15 w16se wp14">
+<w:ftr xmlns:wpc="http://schemas.microsoft.com/office/word/2010/wordprocessingCanvas" xmlns:cx="http://schemas.microsoft.com/office/drawing/2014/chartex" xmlns:cx1="http://schemas.microsoft.com/office/drawing/2015/9/8/chartex" xmlns:cx2="http://schemas.microsoft.com/office/drawing/2015/10/21/chartex" xmlns:cx3="http://schemas.microsoft.com/office/drawing/2016/5/9/chartex" xmlns:cx4="http://schemas.microsoft.com/office/drawing/2016/5/10/chartex" xmlns:cx5="http://schemas.microsoft.com/office/drawing/2016/5/11/chartex" xmlns:cx6="http://schemas.microsoft.com/office/drawing/2016/5/12/chartex" xmlns:cx7="http://schemas.microsoft.com/office/drawing/2016/5/13/chartex" xmlns:cx8="http://schemas.microsoft.com/office/drawing/2016/5/14/chartex" xmlns:mc="http://schemas.openxmlformats.org/markup-compatibility/2006" xmlns:aink="http://schemas.microsoft.com/office/drawing/2016/ink" xmlns:am3d="http://schemas.microsoft.com/office/drawing/2017/model3d" xmlns:o="urn:schemas-microsoft-com:office:office" xmlns:oel="http://schemas.microsoft.com/office/2019/extlst" xmlns:r="http://schemas.openxmlformats.org/officeDocument/2006/relationships" xmlns:m="http://schemas.openxmlformats.org/officeDocument/2006/math" xmlns:v="urn:schemas-microsoft-com:vml" xmlns:wp14="http://schemas.microsoft.com/office/word/2010/wordprocessingDrawing" xmlns:wp="http://schemas.openxmlformats.org/drawingml/2006/wordprocessingDrawing" xmlns:w10="urn:schemas-microsoft-com:office:word" xmlns:w="http://schemas.openxmlformats.org/wordprocessingml/2006/main" xmlns:w14="http://schemas.microsoft.com/office/word/2010/wordml" xmlns:w15="http://schemas.microsoft.com/office/word/2012/wordml" xmlns:w16cex="http://schemas.microsoft.com/office/word/2018/wordml/cex" xmlns:w16cid="http://schemas.microsoft.com/office/word/2016/wordml/cid" xmlns:w16="http://schemas.microsoft.com/office/word/2018/wordml" xmlns:w16du="http://schemas.microsoft.com/office/word/2023/wordml/word16du" xmlns:w16sdtdh="http://schemas.microsoft.com/office/word/2020/wordml/sdtdatahash" xmlns:w16sdtfl="http://schemas.microsoft.com/office/word/2024/wordml/sdtformatlock" xmlns:w16se="http://schemas.microsoft.com/office/word/2015/wordml/symex" xmlns:wpg="http://schemas.microsoft.com/office/word/2010/wordprocessingGroup" xmlns:wpi="http://schemas.microsoft.com/office/word/2010/wordprocessingInk" xmlns:wne="http://schemas.microsoft.com/office/word/2006/wordml" xmlns:wps="http://schemas.microsoft.com/office/word/2010/wordprocessingShape" mc:Ignorable="w14 w15 w16se w16cid w16 w16cex w16sdtdh w16sdtfl w16du wp14">
   <w:p>
     <w:pPr>
       <w:pStyle w:val="Footer"/>
@@ -6352,7 +6397,7 @@
 </file>
 
 <file path=word/footer2.xml><?xml version="1.0" encoding="utf-8"?>
-<w:ftr xmlns:wpc="http://schemas.microsoft.com/office/word/2010/wordprocessingCanvas" xmlns:cx="http://schemas.microsoft.com/office/drawing/2014/chartex" xmlns:mc="http://schemas.openxmlformats.org/markup-compatibility/2006" xmlns:o="urn:schemas-microsoft-com:office:office" xmlns:r="http://schemas.openxmlformats.org/officeDocument/2006/relationships" xmlns:m="http://schemas.openxmlformats.org/officeDocument/2006/math" xmlns:v="urn:schemas-microsoft-com:vml" xmlns:wp14="http://schemas.microsoft.com/office/word/2010/wordprocessingDrawing" xmlns:wp="http://schemas.openxmlformats.org/drawingml/2006/wordprocessingDrawing" xmlns:w10="urn:schemas-microsoft-com:office:word" xmlns:w="http://schemas.openxmlformats.org/wordprocessingml/2006/main" xmlns:w14="http://schemas.microsoft.com/office/word/2010/wordml" xmlns:w15="http://schemas.microsoft.com/office/word/2012/wordml" xmlns:w16se="http://schemas.microsoft.com/office/word/2015/wordml/symex" xmlns:wpg="http://schemas.microsoft.com/office/word/2010/wordprocessingGroup" xmlns:wpi="http://schemas.microsoft.com/office/word/2010/wordprocessingInk" xmlns:wne="http://schemas.microsoft.com/office/word/2006/wordml" xmlns:wps="http://schemas.microsoft.com/office/word/2010/wordprocessingShape" mc:Ignorable="w14 w15 w16se wp14">
+<w:ftr xmlns:wpc="http://schemas.microsoft.com/office/word/2010/wordprocessingCanvas" xmlns:cx="http://schemas.microsoft.com/office/drawing/2014/chartex" xmlns:cx1="http://schemas.microsoft.com/office/drawing/2015/9/8/chartex" xmlns:cx2="http://schemas.microsoft.com/office/drawing/2015/10/21/chartex" xmlns:cx3="http://schemas.microsoft.com/office/drawing/2016/5/9/chartex" xmlns:cx4="http://schemas.microsoft.com/office/drawing/2016/5/10/chartex" xmlns:cx5="http://schemas.microsoft.com/office/drawing/2016/5/11/chartex" xmlns:cx6="http://schemas.microsoft.com/office/drawing/2016/5/12/chartex" xmlns:cx7="http://schemas.microsoft.com/office/drawing/2016/5/13/chartex" xmlns:cx8="http://schemas.microsoft.com/office/drawing/2016/5/14/chartex" xmlns:mc="http://schemas.openxmlformats.org/markup-compatibility/2006" xmlns:aink="http://schemas.microsoft.com/office/drawing/2016/ink" xmlns:am3d="http://schemas.microsoft.com/office/drawing/2017/model3d" xmlns:o="urn:schemas-microsoft-com:office:office" xmlns:oel="http://schemas.microsoft.com/office/2019/extlst" xmlns:r="http://schemas.openxmlformats.org/officeDocument/2006/relationships" xmlns:m="http://schemas.openxmlformats.org/officeDocument/2006/math" xmlns:v="urn:schemas-microsoft-com:vml" xmlns:wp14="http://schemas.microsoft.com/office/word/2010/wordprocessingDrawing" xmlns:wp="http://schemas.openxmlformats.org/drawingml/2006/wordprocessingDrawing" xmlns:w10="urn:schemas-microsoft-com:office:word" xmlns:w="http://schemas.openxmlformats.org/wordprocessingml/2006/main" xmlns:w14="http://schemas.microsoft.com/office/word/2010/wordml" xmlns:w15="http://schemas.microsoft.com/office/word/2012/wordml" xmlns:w16cex="http://schemas.microsoft.com/office/word/2018/wordml/cex" xmlns:w16cid="http://schemas.microsoft.com/office/word/2016/wordml/cid" xmlns:w16="http://schemas.microsoft.com/office/word/2018/wordml" xmlns:w16du="http://schemas.microsoft.com/office/word/2023/wordml/word16du" xmlns:w16sdtdh="http://schemas.microsoft.com/office/word/2020/wordml/sdtdatahash" xmlns:w16sdtfl="http://schemas.microsoft.com/office/word/2024/wordml/sdtformatlock" xmlns:w16se="http://schemas.microsoft.com/office/word/2015/wordml/symex" xmlns:wpg="http://schemas.microsoft.com/office/word/2010/wordprocessingGroup" xmlns:wpi="http://schemas.microsoft.com/office/word/2010/wordprocessingInk" xmlns:wne="http://schemas.microsoft.com/office/word/2006/wordml" xmlns:wps="http://schemas.microsoft.com/office/word/2010/wordprocessingShape" mc:Ignorable="w14 w15 w16se w16cid w16 w16cex w16sdtdh w16sdtfl w16du wp14">
   <w:p>
     <w:pPr>
       <w:pStyle w:val="Footer"/>
@@ -6362,7 +6407,7 @@
 </file>
 
 <file path=word/footnotes.xml><?xml version="1.0" encoding="utf-8"?>
-<w:footnotes xmlns:wpc="http://schemas.microsoft.com/office/word/2010/wordprocessingCanvas" xmlns:cx="http://schemas.microsoft.com/office/drawing/2014/chartex" xmlns:mc="http://schemas.openxmlformats.org/markup-compatibility/2006" xmlns:o="urn:schemas-microsoft-com:office:office" xmlns:r="http://schemas.openxmlformats.org/officeDocument/2006/relationships" xmlns:m="http://schemas.openxmlformats.org/officeDocument/2006/math" xmlns:v="urn:schemas-microsoft-com:vml" xmlns:wp14="http://schemas.microsoft.com/office/word/2010/wordprocessingDrawing" xmlns:wp="http://schemas.openxmlformats.org/drawingml/2006/wordprocessingDrawing" xmlns:w10="urn:schemas-microsoft-com:office:word" xmlns:w="http://schemas.openxmlformats.org/wordprocessingml/2006/main" xmlns:w14="http://schemas.microsoft.com/office/word/2010/wordml" xmlns:w15="http://schemas.microsoft.com/office/word/2012/wordml" xmlns:w16se="http://schemas.microsoft.com/office/word/2015/wordml/symex" xmlns:wpg="http://schemas.microsoft.com/office/word/2010/wordprocessingGroup" xmlns:wpi="http://schemas.microsoft.com/office/word/2010/wordprocessingInk" xmlns:wne="http://schemas.microsoft.com/office/word/2006/wordml" xmlns:wps="http://schemas.microsoft.com/office/word/2010/wordprocessingShape" mc:Ignorable="w14 w15 w16se wp14">
+<w:footnotes xmlns:wpc="http://schemas.microsoft.com/office/word/2010/wordprocessingCanvas" xmlns:cx="http://schemas.microsoft.com/office/drawing/2014/chartex" xmlns:cx1="http://schemas.microsoft.com/office/drawing/2015/9/8/chartex" xmlns:cx2="http://schemas.microsoft.com/office/drawing/2015/10/21/chartex" xmlns:cx3="http://schemas.microsoft.com/office/drawing/2016/5/9/chartex" xmlns:cx4="http://schemas.microsoft.com/office/drawing/2016/5/10/chartex" xmlns:cx5="http://schemas.microsoft.com/office/drawing/2016/5/11/chartex" xmlns:cx6="http://schemas.microsoft.com/office/drawing/2016/5/12/chartex" xmlns:cx7="http://schemas.microsoft.com/office/drawing/2016/5/13/chartex" xmlns:cx8="http://schemas.microsoft.com/office/drawing/2016/5/14/chartex" xmlns:mc="http://schemas.openxmlformats.org/markup-compatibility/2006" xmlns:aink="http://schemas.microsoft.com/office/drawing/2016/ink" xmlns:am3d="http://schemas.microsoft.com/office/drawing/2017/model3d" xmlns:o="urn:schemas-microsoft-com:office:office" xmlns:oel="http://schemas.microsoft.com/office/2019/extlst" xmlns:r="http://schemas.openxmlformats.org/officeDocument/2006/relationships" xmlns:m="http://schemas.openxmlformats.org/officeDocument/2006/math" xmlns:v="urn:schemas-microsoft-com:vml" xmlns:wp14="http://schemas.microsoft.com/office/word/2010/wordprocessingDrawing" xmlns:wp="http://schemas.openxmlformats.org/drawingml/2006/wordprocessingDrawing" xmlns:w10="urn:schemas-microsoft-com:office:word" xmlns:w="http://schemas.openxmlformats.org/wordprocessingml/2006/main" xmlns:w14="http://schemas.microsoft.com/office/word/2010/wordml" xmlns:w15="http://schemas.microsoft.com/office/word/2012/wordml" xmlns:w16cex="http://schemas.microsoft.com/office/word/2018/wordml/cex" xmlns:w16cid="http://schemas.microsoft.com/office/word/2016/wordml/cid" xmlns:w16="http://schemas.microsoft.com/office/word/2018/wordml" xmlns:w16du="http://schemas.microsoft.com/office/word/2023/wordml/word16du" xmlns:w16sdtdh="http://schemas.microsoft.com/office/word/2020/wordml/sdtdatahash" xmlns:w16sdtfl="http://schemas.microsoft.com/office/word/2024/wordml/sdtformatlock" xmlns:w16se="http://schemas.microsoft.com/office/word/2015/wordml/symex" xmlns:wpg="http://schemas.microsoft.com/office/word/2010/wordprocessingGroup" xmlns:wpi="http://schemas.microsoft.com/office/word/2010/wordprocessingInk" xmlns:wne="http://schemas.microsoft.com/office/word/2006/wordml" xmlns:wps="http://schemas.microsoft.com/office/word/2010/wordprocessingShape" mc:Ignorable="w14 w15 w16se w16cid w16 w16cex w16sdtdh w16sdtfl w16du wp14">
   <w:footnote w:type="separator" w:id="-1">
     <w:p>
       <w:pPr>
@@ -6387,7 +6432,7 @@
 </file>
 
 <file path=word/header1.xml><?xml version="1.0" encoding="utf-8"?>
-<w:hdr xmlns:wpc="http://schemas.microsoft.com/office/word/2010/wordprocessingCanvas" xmlns:cx="http://schemas.microsoft.com/office/drawing/2014/chartex" xmlns:mc="http://schemas.openxmlformats.org/markup-compatibility/2006" xmlns:o="urn:schemas-microsoft-com:office:office" xmlns:r="http://schemas.openxmlformats.org/officeDocument/2006/relationships" xmlns:m="http://schemas.openxmlformats.org/officeDocument/2006/math" xmlns:v="urn:schemas-microsoft-com:vml" xmlns:wp14="http://schemas.microsoft.com/office/word/2010/wordprocessingDrawing" xmlns:wp="http://schemas.openxmlformats.org/drawingml/2006/wordprocessingDrawing" xmlns:w10="urn:schemas-microsoft-com:office:word" xmlns:w="http://schemas.openxmlformats.org/wordprocessingml/2006/main" xmlns:w14="http://schemas.microsoft.com/office/word/2010/wordml" xmlns:w15="http://schemas.microsoft.com/office/word/2012/wordml" xmlns:w16se="http://schemas.microsoft.com/office/word/2015/wordml/symex" xmlns:wpg="http://schemas.microsoft.com/office/word/2010/wordprocessingGroup" xmlns:wpi="http://schemas.microsoft.com/office/word/2010/wordprocessingInk" xmlns:wne="http://schemas.microsoft.com/office/word/2006/wordml" xmlns:wps="http://schemas.microsoft.com/office/word/2010/wordprocessingShape" mc:Ignorable="w14 w15 w16se wp14">
+<w:hdr xmlns:wpc="http://schemas.microsoft.com/office/word/2010/wordprocessingCanvas" xmlns:cx="http://schemas.microsoft.com/office/drawing/2014/chartex" xmlns:cx1="http://schemas.microsoft.com/office/drawing/2015/9/8/chartex" xmlns:cx2="http://schemas.microsoft.com/office/drawing/2015/10/21/chartex" xmlns:cx3="http://schemas.microsoft.com/office/drawing/2016/5/9/chartex" xmlns:cx4="http://schemas.microsoft.com/office/drawing/2016/5/10/chartex" xmlns:cx5="http://schemas.microsoft.com/office/drawing/2016/5/11/chartex" xmlns:cx6="http://schemas.microsoft.com/office/drawing/2016/5/12/chartex" xmlns:cx7="http://schemas.microsoft.com/office/drawing/2016/5/13/chartex" xmlns:cx8="http://schemas.microsoft.com/office/drawing/2016/5/14/chartex" xmlns:mc="http://schemas.openxmlformats.org/markup-compatibility/2006" xmlns:aink="http://schemas.microsoft.com/office/drawing/2016/ink" xmlns:am3d="http://schemas.microsoft.com/office/drawing/2017/model3d" xmlns:o="urn:schemas-microsoft-com:office:office" xmlns:oel="http://schemas.microsoft.com/office/2019/extlst" xmlns:r="http://schemas.openxmlformats.org/officeDocument/2006/relationships" xmlns:m="http://schemas.openxmlformats.org/officeDocument/2006/math" xmlns:v="urn:schemas-microsoft-com:vml" xmlns:wp14="http://schemas.microsoft.com/office/word/2010/wordprocessingDrawing" xmlns:wp="http://schemas.openxmlformats.org/drawingml/2006/wordprocessingDrawing" xmlns:w10="urn:schemas-microsoft-com:office:word" xmlns:w="http://schemas.openxmlformats.org/wordprocessingml/2006/main" xmlns:w14="http://schemas.microsoft.com/office/word/2010/wordml" xmlns:w15="http://schemas.microsoft.com/office/word/2012/wordml" xmlns:w16cex="http://schemas.microsoft.com/office/word/2018/wordml/cex" xmlns:w16cid="http://schemas.microsoft.com/office/word/2016/wordml/cid" xmlns:w16="http://schemas.microsoft.com/office/word/2018/wordml" xmlns:w16du="http://schemas.microsoft.com/office/word/2023/wordml/word16du" xmlns:w16sdtdh="http://schemas.microsoft.com/office/word/2020/wordml/sdtdatahash" xmlns:w16sdtfl="http://schemas.microsoft.com/office/word/2024/wordml/sdtformatlock" xmlns:w16se="http://schemas.microsoft.com/office/word/2015/wordml/symex" xmlns:wpg="http://schemas.microsoft.com/office/word/2010/wordprocessingGroup" xmlns:wpi="http://schemas.microsoft.com/office/word/2010/wordprocessingInk" xmlns:wne="http://schemas.microsoft.com/office/word/2006/wordml" xmlns:wps="http://schemas.microsoft.com/office/word/2010/wordprocessingShape" mc:Ignorable="w14 w15 w16se w16cid w16 w16cex w16sdtdh w16sdtfl w16du wp14">
   <w:p>
     <w:pPr>
       <w:pStyle w:val="Header"/>
@@ -6397,7 +6442,7 @@
 </file>
 
 <file path=word/header2.xml><?xml version="1.0" encoding="utf-8"?>
-<w:hdr xmlns:wpc="http://schemas.microsoft.com/office/word/2010/wordprocessingCanvas" xmlns:cx="http://schemas.microsoft.com/office/drawing/2014/chartex" xmlns:mc="http://schemas.openxmlformats.org/markup-compatibility/2006" xmlns:o="urn:schemas-microsoft-com:office:office" xmlns:r="http://schemas.openxmlformats.org/officeDocument/2006/relationships" xmlns:m="http://schemas.openxmlformats.org/officeDocument/2006/math" xmlns:v="urn:schemas-microsoft-com:vml" xmlns:wp14="http://schemas.microsoft.com/office/word/2010/wordprocessingDrawing" xmlns:wp="http://schemas.openxmlformats.org/drawingml/2006/wordprocessingDrawing" xmlns:w10="urn:schemas-microsoft-com:office:word" xmlns:w="http://schemas.openxmlformats.org/wordprocessingml/2006/main" xmlns:w14="http://schemas.microsoft.com/office/word/2010/wordml" xmlns:w15="http://schemas.microsoft.com/office/word/2012/wordml" xmlns:w16se="http://schemas.microsoft.com/office/word/2015/wordml/symex" xmlns:wpg="http://schemas.microsoft.com/office/word/2010/wordprocessingGroup" xmlns:wpi="http://schemas.microsoft.com/office/word/2010/wordprocessingInk" xmlns:wne="http://schemas.microsoft.com/office/word/2006/wordml" xmlns:wps="http://schemas.microsoft.com/office/word/2010/wordprocessingShape" mc:Ignorable="w14 w15 w16se wp14">
+<w:hdr xmlns:wpc="http://schemas.microsoft.com/office/word/2010/wordprocessingCanvas" xmlns:cx="http://schemas.microsoft.com/office/drawing/2014/chartex" xmlns:cx1="http://schemas.microsoft.com/office/drawing/2015/9/8/chartex" xmlns:cx2="http://schemas.microsoft.com/office/drawing/2015/10/21/chartex" xmlns:cx3="http://schemas.microsoft.com/office/drawing/2016/5/9/chartex" xmlns:cx4="http://schemas.microsoft.com/office/drawing/2016/5/10/chartex" xmlns:cx5="http://schemas.microsoft.com/office/drawing/2016/5/11/chartex" xmlns:cx6="http://schemas.microsoft.com/office/drawing/2016/5/12/chartex" xmlns:cx7="http://schemas.microsoft.com/office/drawing/2016/5/13/chartex" xmlns:cx8="http://schemas.microsoft.com/office/drawing/2016/5/14/chartex" xmlns:mc="http://schemas.openxmlformats.org/markup-compatibility/2006" xmlns:aink="http://schemas.microsoft.com/office/drawing/2016/ink" xmlns:am3d="http://schemas.microsoft.com/office/drawing/2017/model3d" xmlns:o="urn:schemas-microsoft-com:office:office" xmlns:oel="http://schemas.microsoft.com/office/2019/extlst" xmlns:r="http://schemas.openxmlformats.org/officeDocument/2006/relationships" xmlns:m="http://schemas.openxmlformats.org/officeDocument/2006/math" xmlns:v="urn:schemas-microsoft-com:vml" xmlns:wp14="http://schemas.microsoft.com/office/word/2010/wordprocessingDrawing" xmlns:wp="http://schemas.openxmlformats.org/drawingml/2006/wordprocessingDrawing" xmlns:w10="urn:schemas-microsoft-com:office:word" xmlns:w="http://schemas.openxmlformats.org/wordprocessingml/2006/main" xmlns:w14="http://schemas.microsoft.com/office/word/2010/wordml" xmlns:w15="http://schemas.microsoft.com/office/word/2012/wordml" xmlns:w16cex="http://schemas.microsoft.com/office/word/2018/wordml/cex" xmlns:w16cid="http://schemas.microsoft.com/office/word/2016/wordml/cid" xmlns:w16="http://schemas.microsoft.com/office/word/2018/wordml" xmlns:w16du="http://schemas.microsoft.com/office/word/2023/wordml/word16du" xmlns:w16sdtdh="http://schemas.microsoft.com/office/word/2020/wordml/sdtdatahash" xmlns:w16sdtfl="http://schemas.microsoft.com/office/word/2024/wordml/sdtformatlock" xmlns:w16se="http://schemas.microsoft.com/office/word/2015/wordml/symex" xmlns:wpg="http://schemas.microsoft.com/office/word/2010/wordprocessingGroup" xmlns:wpi="http://schemas.microsoft.com/office/word/2010/wordprocessingInk" xmlns:wne="http://schemas.microsoft.com/office/word/2006/wordml" xmlns:wps="http://schemas.microsoft.com/office/word/2010/wordprocessingShape" mc:Ignorable="w14 w15 w16se w16cid w16 w16cex w16sdtdh w16sdtfl w16du wp14">
   <w:sdt>
     <w:sdtPr>
       <w:id w:val="101004192"/>
@@ -6450,7 +6495,7 @@
 </file>
 
 <file path=word/numbering.xml><?xml version="1.0" encoding="utf-8"?>
-<w:numbering xmlns:wpc="http://schemas.microsoft.com/office/word/2010/wordprocessingCanvas" xmlns:cx="http://schemas.microsoft.com/office/drawing/2014/chartex" xmlns:mc="http://schemas.openxmlformats.org/markup-compatibility/2006" xmlns:o="urn:schemas-microsoft-com:office:office" xmlns:r="http://schemas.openxmlformats.org/officeDocument/2006/relationships" xmlns:m="http://schemas.openxmlformats.org/officeDocument/2006/math" xmlns:v="urn:schemas-microsoft-com:vml" xmlns:wp14="http://schemas.microsoft.com/office/word/2010/wordprocessingDrawing" xmlns:wp="http://schemas.openxmlformats.org/drawingml/2006/wordprocessingDrawing" xmlns:w10="urn:schemas-microsoft-com:office:word" xmlns:w="http://schemas.openxmlformats.org/wordprocessingml/2006/main" xmlns:w14="http://schemas.microsoft.com/office/word/2010/wordml" xmlns:w15="http://schemas.microsoft.com/office/word/2012/wordml" xmlns:w16se="http://schemas.microsoft.com/office/word/2015/wordml/symex" xmlns:wpg="http://schemas.microsoft.com/office/word/2010/wordprocessingGroup" xmlns:wpi="http://schemas.microsoft.com/office/word/2010/wordprocessingInk" xmlns:wne="http://schemas.microsoft.com/office/word/2006/wordml" xmlns:wps="http://schemas.microsoft.com/office/word/2010/wordprocessingShape" mc:Ignorable="w14 w15 w16se wp14">
+<w:numbering xmlns:wpc="http://schemas.microsoft.com/office/word/2010/wordprocessingCanvas" xmlns:cx="http://schemas.microsoft.com/office/drawing/2014/chartex" xmlns:cx1="http://schemas.microsoft.com/office/drawing/2015/9/8/chartex" xmlns:cx2="http://schemas.microsoft.com/office/drawing/2015/10/21/chartex" xmlns:cx3="http://schemas.microsoft.com/office/drawing/2016/5/9/chartex" xmlns:cx4="http://schemas.microsoft.com/office/drawing/2016/5/10/chartex" xmlns:cx5="http://schemas.microsoft.com/office/drawing/2016/5/11/chartex" xmlns:cx6="http://schemas.microsoft.com/office/drawing/2016/5/12/chartex" xmlns:cx7="http://schemas.microsoft.com/office/drawing/2016/5/13/chartex" xmlns:cx8="http://schemas.microsoft.com/office/drawing/2016/5/14/chartex" xmlns:mc="http://schemas.openxmlformats.org/markup-compatibility/2006" xmlns:aink="http://schemas.microsoft.com/office/drawing/2016/ink" xmlns:am3d="http://schemas.microsoft.com/office/drawing/2017/model3d" xmlns:o="urn:schemas-microsoft-com:office:office" xmlns:oel="http://schemas.microsoft.com/office/2019/extlst" xmlns:r="http://schemas.openxmlformats.org/officeDocument/2006/relationships" xmlns:m="http://schemas.openxmlformats.org/officeDocument/2006/math" xmlns:v="urn:schemas-microsoft-com:vml" xmlns:wp14="http://schemas.microsoft.com/office/word/2010/wordprocessingDrawing" xmlns:wp="http://schemas.openxmlformats.org/drawingml/2006/wordprocessingDrawing" xmlns:w10="urn:schemas-microsoft-com:office:word" xmlns:w="http://schemas.openxmlformats.org/wordprocessingml/2006/main" xmlns:w14="http://schemas.microsoft.com/office/word/2010/wordml" xmlns:w15="http://schemas.microsoft.com/office/word/2012/wordml" xmlns:w16cex="http://schemas.microsoft.com/office/word/2018/wordml/cex" xmlns:w16cid="http://schemas.microsoft.com/office/word/2016/wordml/cid" xmlns:w16="http://schemas.microsoft.com/office/word/2018/wordml" xmlns:w16du="http://schemas.microsoft.com/office/word/2023/wordml/word16du" xmlns:w16sdtdh="http://schemas.microsoft.com/office/word/2020/wordml/sdtdatahash" xmlns:w16sdtfl="http://schemas.microsoft.com/office/word/2024/wordml/sdtformatlock" xmlns:w16se="http://schemas.microsoft.com/office/word/2015/wordml/symex" xmlns:wpg="http://schemas.microsoft.com/office/word/2010/wordprocessingGroup" xmlns:wpi="http://schemas.microsoft.com/office/word/2010/wordprocessingInk" xmlns:wne="http://schemas.microsoft.com/office/word/2006/wordml" xmlns:wps="http://schemas.microsoft.com/office/word/2010/wordprocessingShape" mc:Ignorable="w14 w15 w16se w16cid w16 w16cex w16sdtdh w16sdtfl w16du wp14">
   <w:abstractNum w:abstractNumId="0" w15:restartNumberingAfterBreak="0">
     <w:nsid w:val="07C42043"/>
     <w:multiLevelType w:val="hybridMultilevel"/>
@@ -8057,13 +8102,13 @@
       </w:rPr>
     </w:lvl>
   </w:abstractNum>
-  <w:num w:numId="1">
+  <w:num w:numId="1" w16cid:durableId="1605116289">
     <w:abstractNumId w:val="4"/>
   </w:num>
-  <w:num w:numId="2">
+  <w:num w:numId="2" w16cid:durableId="2092770631">
     <w:abstractNumId w:val="14"/>
   </w:num>
-  <w:num w:numId="3">
+  <w:num w:numId="3" w16cid:durableId="1010642693">
     <w:abstractNumId w:val="6"/>
     <w:lvlOverride w:ilvl="0">
       <w:startOverride w:val="3"/>
@@ -8093,7 +8138,7 @@
       <w:startOverride w:val="1"/>
     </w:lvlOverride>
   </w:num>
-  <w:num w:numId="4">
+  <w:num w:numId="4" w16cid:durableId="1186676651">
     <w:abstractNumId w:val="1"/>
     <w:lvlOverride w:ilvl="0">
       <w:startOverride w:val="3"/>
@@ -8123,47 +8168,47 @@
       <w:startOverride w:val="1"/>
     </w:lvlOverride>
   </w:num>
-  <w:num w:numId="5">
+  <w:num w:numId="5" w16cid:durableId="1001199959">
     <w:abstractNumId w:val="0"/>
   </w:num>
-  <w:num w:numId="6">
+  <w:num w:numId="6" w16cid:durableId="1838379507">
     <w:abstractNumId w:val="5"/>
   </w:num>
-  <w:num w:numId="7">
+  <w:num w:numId="7" w16cid:durableId="390157979">
     <w:abstractNumId w:val="9"/>
   </w:num>
-  <w:num w:numId="8">
+  <w:num w:numId="8" w16cid:durableId="974068590">
     <w:abstractNumId w:val="2"/>
   </w:num>
-  <w:num w:numId="9">
+  <w:num w:numId="9" w16cid:durableId="838468074">
     <w:abstractNumId w:val="7"/>
   </w:num>
-  <w:num w:numId="10">
+  <w:num w:numId="10" w16cid:durableId="1417247166">
     <w:abstractNumId w:val="12"/>
   </w:num>
-  <w:num w:numId="11">
+  <w:num w:numId="11" w16cid:durableId="1158034984">
     <w:abstractNumId w:val="3"/>
   </w:num>
-  <w:num w:numId="12">
+  <w:num w:numId="12" w16cid:durableId="557476002">
     <w:abstractNumId w:val="11"/>
   </w:num>
-  <w:num w:numId="13">
+  <w:num w:numId="13" w16cid:durableId="1788500957">
     <w:abstractNumId w:val="15"/>
   </w:num>
-  <w:num w:numId="14">
+  <w:num w:numId="14" w16cid:durableId="202718862">
     <w:abstractNumId w:val="10"/>
   </w:num>
-  <w:num w:numId="15">
+  <w:num w:numId="15" w16cid:durableId="669598957">
     <w:abstractNumId w:val="13"/>
   </w:num>
-  <w:num w:numId="16">
+  <w:num w:numId="16" w16cid:durableId="1594164398">
     <w:abstractNumId w:val="8"/>
   </w:num>
 </w:numbering>
 </file>
 
 <file path=word/styles.xml><?xml version="1.0" encoding="utf-8"?>
-<w:styles xmlns:mc="http://schemas.openxmlformats.org/markup-compatibility/2006" xmlns:r="http://schemas.openxmlformats.org/officeDocument/2006/relationships" xmlns:w="http://schemas.openxmlformats.org/wordprocessingml/2006/main" xmlns:w14="http://schemas.microsoft.com/office/word/2010/wordml" xmlns:w15="http://schemas.microsoft.com/office/word/2012/wordml" xmlns:w16se="http://schemas.microsoft.com/office/word/2015/wordml/symex" mc:Ignorable="w14 w15 w16se">
+<w:styles xmlns:mc="http://schemas.openxmlformats.org/markup-compatibility/2006" xmlns:r="http://schemas.openxmlformats.org/officeDocument/2006/relationships" xmlns:w="http://schemas.openxmlformats.org/wordprocessingml/2006/main" xmlns:w14="http://schemas.microsoft.com/office/word/2010/wordml" xmlns:w15="http://schemas.microsoft.com/office/word/2012/wordml" xmlns:w16cex="http://schemas.microsoft.com/office/word/2018/wordml/cex" xmlns:w16cid="http://schemas.microsoft.com/office/word/2016/wordml/cid" xmlns:w16="http://schemas.microsoft.com/office/word/2018/wordml" xmlns:w16du="http://schemas.microsoft.com/office/word/2023/wordml/word16du" xmlns:w16sdtdh="http://schemas.microsoft.com/office/word/2020/wordml/sdtdatahash" xmlns:w16sdtfl="http://schemas.microsoft.com/office/word/2024/wordml/sdtformatlock" xmlns:w16se="http://schemas.microsoft.com/office/word/2015/wordml/symex" mc:Ignorable="w14 w15 w16se w16cid w16 w16cex w16sdtdh w16sdtfl w16du">
   <w:docDefaults>
     <w:rPrDefault>
       <w:rPr>
@@ -8181,7 +8226,7 @@
       </w:pPr>
     </w:pPrDefault>
   </w:docDefaults>
-  <w:latentStyles w:defLockedState="0" w:defUIPriority="99" w:defSemiHidden="0" w:defUnhideWhenUsed="0" w:defQFormat="0" w:count="371">
+  <w:latentStyles w:defLockedState="0" w:defUIPriority="99" w:defSemiHidden="0" w:defUnhideWhenUsed="0" w:defQFormat="0" w:count="376">
     <w:lsdException w:name="Normal" w:uiPriority="0" w:qFormat="1"/>
     <w:lsdException w:name="heading 1" w:uiPriority="9" w:qFormat="1"/>
     <w:lsdException w:name="heading 2" w:semiHidden="1" w:uiPriority="9" w:unhideWhenUsed="1" w:qFormat="1"/>
@@ -8553,6 +8598,11 @@
     <w:lsdException w:name="List Table 5 Dark Accent 6" w:uiPriority="50"/>
     <w:lsdException w:name="List Table 6 Colorful Accent 6" w:uiPriority="51"/>
     <w:lsdException w:name="List Table 7 Colorful Accent 6" w:uiPriority="52"/>
+    <w:lsdException w:name="Mention" w:semiHidden="1" w:unhideWhenUsed="1"/>
+    <w:lsdException w:name="Smart Hyperlink" w:semiHidden="1" w:unhideWhenUsed="1"/>
+    <w:lsdException w:name="Hashtag" w:semiHidden="1" w:unhideWhenUsed="1"/>
+    <w:lsdException w:name="Unresolved Mention" w:semiHidden="1" w:unhideWhenUsed="1"/>
+    <w:lsdException w:name="Smart Link" w:semiHidden="1" w:unhideWhenUsed="1"/>
   </w:latentStyles>
   <w:style w:type="paragraph" w:default="1" w:styleId="Normal">
     <w:name w:val="Normal"/>
@@ -8759,6 +8809,7 @@
   <w:style w:type="character" w:default="1" w:styleId="DefaultParagraphFont">
     <w:name w:val="Default Paragraph Font"/>
     <w:uiPriority w:val="1"/>
+    <w:semiHidden/>
     <w:unhideWhenUsed/>
   </w:style>
   <w:style w:type="table" w:default="1" w:styleId="TableNormal">
@@ -9341,7 +9392,6 @@
     <w:name w:val="Normal (Web)"/>
     <w:basedOn w:val="Normal"/>
     <w:uiPriority w:val="99"/>
-    <w:semiHidden/>
     <w:unhideWhenUsed/>
     <w:rsid w:val="00B863BD"/>
     <w:rPr>

--- a/migration/Migration is one of the major component of population change which is basically cause by socio (1).docx
+++ b/migration/Migration is one of the major component of population change which is basically cause by socio (1).docx
@@ -341,6 +341,7 @@
           <w:shd w:val="clear" w:color="auto" w:fill="FFFFFF"/>
         </w:rPr>
       </w:pPr>
+      <w:proofErr w:type="spellStart"/>
       <w:r>
         <w:rPr>
           <w:rFonts w:ascii="Times New Roman" w:eastAsia="Times New Roman" w:hAnsi="Times New Roman" w:cs="Times New Roman"/>
@@ -350,13 +351,10 @@
           <w:szCs w:val="28"/>
           <w:shd w:val="clear" w:color="auto" w:fill="FFFFFF"/>
         </w:rPr>
-        <w:t>Tribhuvan University</w:t>
-      </w:r>
-    </w:p>
-    <w:p>
-      <w:pPr>
-        <w:spacing w:after="0" w:line="360" w:lineRule="auto"/>
-        <w:jc w:val="center"/>
+        <w:t>Tribhuvan</w:t>
+      </w:r>
+      <w:proofErr w:type="spellEnd"/>
+      <w:r>
         <w:rPr>
           <w:rFonts w:ascii="Times New Roman" w:eastAsia="Times New Roman" w:hAnsi="Times New Roman" w:cs="Times New Roman"/>
           <w:b/>
@@ -365,8 +363,13 @@
           <w:szCs w:val="28"/>
           <w:shd w:val="clear" w:color="auto" w:fill="FFFFFF"/>
         </w:rPr>
-      </w:pPr>
-      <w:r>
+        <w:t xml:space="preserve"> University</w:t>
+      </w:r>
+    </w:p>
+    <w:p>
+      <w:pPr>
+        <w:spacing w:after="0" w:line="360" w:lineRule="auto"/>
+        <w:jc w:val="center"/>
         <w:rPr>
           <w:rFonts w:ascii="Times New Roman" w:eastAsia="Times New Roman" w:hAnsi="Times New Roman" w:cs="Times New Roman"/>
           <w:b/>
@@ -375,8 +378,8 @@
           <w:szCs w:val="28"/>
           <w:shd w:val="clear" w:color="auto" w:fill="FFFFFF"/>
         </w:rPr>
-        <w:t>Bhaktapur Multiple Campus</w:t>
-      </w:r>
+      </w:pPr>
+      <w:proofErr w:type="spellStart"/>
       <w:r>
         <w:rPr>
           <w:rFonts w:ascii="Times New Roman" w:eastAsia="Times New Roman" w:hAnsi="Times New Roman" w:cs="Times New Roman"/>
@@ -386,8 +389,9 @@
           <w:szCs w:val="28"/>
           <w:shd w:val="clear" w:color="auto" w:fill="FFFFFF"/>
         </w:rPr>
-        <w:t xml:space="preserve"> </w:t>
-      </w:r>
+        <w:t>Bhaktapur</w:t>
+      </w:r>
+      <w:proofErr w:type="spellEnd"/>
       <w:r>
         <w:rPr>
           <w:rFonts w:ascii="Times New Roman" w:eastAsia="Times New Roman" w:hAnsi="Times New Roman" w:cs="Times New Roman"/>
@@ -397,7 +401,7 @@
           <w:szCs w:val="28"/>
           <w:shd w:val="clear" w:color="auto" w:fill="FFFFFF"/>
         </w:rPr>
-        <w:softHyphen/>
+        <w:t xml:space="preserve"> Multiple Campus</w:t>
       </w:r>
       <w:r>
         <w:rPr>
@@ -408,7 +412,7 @@
           <w:szCs w:val="28"/>
           <w:shd w:val="clear" w:color="auto" w:fill="FFFFFF"/>
         </w:rPr>
-        <w:softHyphen/>
+        <w:t xml:space="preserve"> </w:t>
       </w:r>
       <w:r>
         <w:rPr>
@@ -421,11 +425,7 @@
         </w:rPr>
         <w:softHyphen/>
       </w:r>
-    </w:p>
-    <w:p>
-      <w:pPr>
-        <w:spacing w:after="0" w:line="360" w:lineRule="auto"/>
-        <w:jc w:val="center"/>
+      <w:r>
         <w:rPr>
           <w:rFonts w:ascii="Times New Roman" w:eastAsia="Times New Roman" w:hAnsi="Times New Roman" w:cs="Times New Roman"/>
           <w:b/>
@@ -434,7 +434,8 @@
           <w:szCs w:val="28"/>
           <w:shd w:val="clear" w:color="auto" w:fill="FFFFFF"/>
         </w:rPr>
-      </w:pPr>
+        <w:softHyphen/>
+      </w:r>
       <w:r>
         <w:rPr>
           <w:rFonts w:ascii="Times New Roman" w:eastAsia="Times New Roman" w:hAnsi="Times New Roman" w:cs="Times New Roman"/>
@@ -444,7 +445,7 @@
           <w:szCs w:val="28"/>
           <w:shd w:val="clear" w:color="auto" w:fill="FFFFFF"/>
         </w:rPr>
-        <w:t>Department of Rural Development</w:t>
+        <w:softHyphen/>
       </w:r>
     </w:p>
     <w:p>
@@ -469,7 +470,7 @@
           <w:szCs w:val="28"/>
           <w:shd w:val="clear" w:color="auto" w:fill="FFFFFF"/>
         </w:rPr>
-        <w:t>Faculty of Humanities &amp; Social Sciences</w:t>
+        <w:t>Department of Rural Development</w:t>
       </w:r>
     </w:p>
     <w:p>
@@ -494,9 +495,13 @@
           <w:szCs w:val="28"/>
           <w:shd w:val="clear" w:color="auto" w:fill="FFFFFF"/>
         </w:rPr>
-        <w:t xml:space="preserve">In Partial </w:t>
-      </w:r>
-      <w:r>
+        <w:t>Faculty of Humanities &amp; Social Sciences</w:t>
+      </w:r>
+    </w:p>
+    <w:p>
+      <w:pPr>
+        <w:spacing w:after="0" w:line="360" w:lineRule="auto"/>
+        <w:jc w:val="center"/>
         <w:rPr>
           <w:rFonts w:ascii="Times New Roman" w:eastAsia="Times New Roman" w:hAnsi="Times New Roman" w:cs="Times New Roman"/>
           <w:b/>
@@ -505,8 +510,7 @@
           <w:szCs w:val="28"/>
           <w:shd w:val="clear" w:color="auto" w:fill="FFFFFF"/>
         </w:rPr>
-        <w:t>Fulfillment of</w:t>
-      </w:r>
+      </w:pPr>
       <w:r>
         <w:rPr>
           <w:rFonts w:ascii="Times New Roman" w:eastAsia="Times New Roman" w:hAnsi="Times New Roman" w:cs="Times New Roman"/>
@@ -516,7 +520,7 @@
           <w:szCs w:val="28"/>
           <w:shd w:val="clear" w:color="auto" w:fill="FFFFFF"/>
         </w:rPr>
-        <w:t xml:space="preserve"> the Requirement for Master of Arts</w:t>
+        <w:t xml:space="preserve">In Partial </w:t>
       </w:r>
       <w:r>
         <w:rPr>
@@ -527,13 +531,9 @@
           <w:szCs w:val="28"/>
           <w:shd w:val="clear" w:color="auto" w:fill="FFFFFF"/>
         </w:rPr>
-        <w:t xml:space="preserve"> in Rural </w:t>
-      </w:r>
-    </w:p>
-    <w:p>
-      <w:pPr>
-        <w:spacing w:after="0" w:line="360" w:lineRule="auto"/>
-        <w:jc w:val="center"/>
+        <w:t>Fulfillment of</w:t>
+      </w:r>
+      <w:r>
         <w:rPr>
           <w:rFonts w:ascii="Times New Roman" w:eastAsia="Times New Roman" w:hAnsi="Times New Roman" w:cs="Times New Roman"/>
           <w:b/>
@@ -542,7 +542,8 @@
           <w:szCs w:val="28"/>
           <w:shd w:val="clear" w:color="auto" w:fill="FFFFFF"/>
         </w:rPr>
-      </w:pPr>
+        <w:t xml:space="preserve"> the Requirement for Master of Arts</w:t>
+      </w:r>
       <w:r>
         <w:rPr>
           <w:rFonts w:ascii="Times New Roman" w:eastAsia="Times New Roman" w:hAnsi="Times New Roman" w:cs="Times New Roman"/>
@@ -552,80 +553,8 @@
           <w:szCs w:val="28"/>
           <w:shd w:val="clear" w:color="auto" w:fill="FFFFFF"/>
         </w:rPr>
-        <w:t xml:space="preserve">Development </w:t>
-      </w:r>
-    </w:p>
-    <w:p>
-      <w:pPr>
-        <w:spacing w:after="0" w:line="360" w:lineRule="auto"/>
-        <w:jc w:val="center"/>
-        <w:rPr>
-          <w:rFonts w:ascii="Times New Roman" w:eastAsia="Times New Roman" w:hAnsi="Times New Roman" w:cs="Times New Roman"/>
-          <w:sz w:val="28"/>
-          <w:szCs w:val="28"/>
-          <w:shd w:val="clear" w:color="auto" w:fill="FFFFFF"/>
-        </w:rPr>
-      </w:pPr>
-    </w:p>
-    <w:p>
-      <w:pPr>
-        <w:spacing w:after="0" w:line="360" w:lineRule="auto"/>
-        <w:jc w:val="center"/>
-        <w:rPr>
-          <w:rFonts w:ascii="Times New Roman" w:eastAsia="Times New Roman" w:hAnsi="Times New Roman" w:cs="Times New Roman"/>
-          <w:sz w:val="28"/>
-          <w:szCs w:val="28"/>
-          <w:shd w:val="clear" w:color="auto" w:fill="FFFFFF"/>
-        </w:rPr>
-      </w:pPr>
-    </w:p>
-    <w:p>
-      <w:pPr>
-        <w:spacing w:after="0" w:line="360" w:lineRule="auto"/>
-        <w:jc w:val="center"/>
-        <w:rPr>
-          <w:rFonts w:ascii="Times New Roman" w:eastAsia="Times New Roman" w:hAnsi="Times New Roman" w:cs="Times New Roman"/>
-          <w:sz w:val="28"/>
-          <w:szCs w:val="28"/>
-          <w:shd w:val="clear" w:color="auto" w:fill="FFFFFF"/>
-        </w:rPr>
-      </w:pPr>
-    </w:p>
-    <w:p>
-      <w:pPr>
-        <w:spacing w:after="0" w:line="360" w:lineRule="auto"/>
-        <w:jc w:val="center"/>
-        <w:rPr>
-          <w:rFonts w:ascii="Times New Roman" w:eastAsia="Times New Roman" w:hAnsi="Times New Roman" w:cs="Times New Roman"/>
-          <w:sz w:val="28"/>
-          <w:szCs w:val="28"/>
-          <w:shd w:val="clear" w:color="auto" w:fill="FFFFFF"/>
-        </w:rPr>
-      </w:pPr>
-    </w:p>
-    <w:p>
-      <w:pPr>
-        <w:spacing w:after="0" w:line="360" w:lineRule="auto"/>
-        <w:jc w:val="center"/>
-        <w:rPr>
-          <w:rFonts w:ascii="Times New Roman" w:eastAsia="Times New Roman" w:hAnsi="Times New Roman" w:cs="Times New Roman"/>
-          <w:sz w:val="28"/>
-          <w:szCs w:val="28"/>
-          <w:shd w:val="clear" w:color="auto" w:fill="FFFFFF"/>
-        </w:rPr>
-      </w:pPr>
-    </w:p>
-    <w:p>
-      <w:pPr>
-        <w:spacing w:after="0" w:line="360" w:lineRule="auto"/>
-        <w:jc w:val="center"/>
-        <w:rPr>
-          <w:rFonts w:ascii="Times New Roman" w:eastAsia="Times New Roman" w:hAnsi="Times New Roman" w:cs="Times New Roman"/>
-          <w:sz w:val="28"/>
-          <w:szCs w:val="28"/>
-          <w:shd w:val="clear" w:color="auto" w:fill="FFFFFF"/>
-        </w:rPr>
-      </w:pPr>
+        <w:t xml:space="preserve"> in Rural </w:t>
+      </w:r>
     </w:p>
     <w:p>
       <w:pPr>
@@ -649,7 +578,7 @@
           <w:szCs w:val="28"/>
           <w:shd w:val="clear" w:color="auto" w:fill="FFFFFF"/>
         </w:rPr>
-        <w:t>Submitted By:</w:t>
+        <w:t xml:space="preserve">Development </w:t>
       </w:r>
     </w:p>
     <w:p>
@@ -663,24 +592,30 @@
           <w:shd w:val="clear" w:color="auto" w:fill="FFFFFF"/>
         </w:rPr>
       </w:pPr>
-      <w:r>
+    </w:p>
+    <w:p>
+      <w:pPr>
+        <w:spacing w:after="0" w:line="360" w:lineRule="auto"/>
+        <w:jc w:val="center"/>
         <w:rPr>
           <w:rFonts w:ascii="Times New Roman" w:eastAsia="Times New Roman" w:hAnsi="Times New Roman" w:cs="Times New Roman"/>
           <w:sz w:val="28"/>
           <w:szCs w:val="28"/>
           <w:shd w:val="clear" w:color="auto" w:fill="FFFFFF"/>
         </w:rPr>
-        <w:t xml:space="preserve">Name: </w:t>
-      </w:r>
-      <w:r>
+      </w:pPr>
+    </w:p>
+    <w:p>
+      <w:pPr>
+        <w:spacing w:after="0" w:line="360" w:lineRule="auto"/>
+        <w:jc w:val="center"/>
         <w:rPr>
           <w:rFonts w:ascii="Times New Roman" w:eastAsia="Times New Roman" w:hAnsi="Times New Roman" w:cs="Times New Roman"/>
           <w:sz w:val="28"/>
           <w:szCs w:val="28"/>
           <w:shd w:val="clear" w:color="auto" w:fill="FFFFFF"/>
         </w:rPr>
-        <w:t>Kristal Suwal</w:t>
-      </w:r>
+      </w:pPr>
     </w:p>
     <w:p>
       <w:pPr>
@@ -693,6 +628,132 @@
           <w:shd w:val="clear" w:color="auto" w:fill="FFFFFF"/>
         </w:rPr>
       </w:pPr>
+    </w:p>
+    <w:p>
+      <w:pPr>
+        <w:spacing w:after="0" w:line="360" w:lineRule="auto"/>
+        <w:jc w:val="center"/>
+        <w:rPr>
+          <w:rFonts w:ascii="Times New Roman" w:eastAsia="Times New Roman" w:hAnsi="Times New Roman" w:cs="Times New Roman"/>
+          <w:sz w:val="28"/>
+          <w:szCs w:val="28"/>
+          <w:shd w:val="clear" w:color="auto" w:fill="FFFFFF"/>
+        </w:rPr>
+      </w:pPr>
+    </w:p>
+    <w:p>
+      <w:pPr>
+        <w:spacing w:after="0" w:line="360" w:lineRule="auto"/>
+        <w:jc w:val="center"/>
+        <w:rPr>
+          <w:rFonts w:ascii="Times New Roman" w:eastAsia="Times New Roman" w:hAnsi="Times New Roman" w:cs="Times New Roman"/>
+          <w:sz w:val="28"/>
+          <w:szCs w:val="28"/>
+          <w:shd w:val="clear" w:color="auto" w:fill="FFFFFF"/>
+        </w:rPr>
+      </w:pPr>
+    </w:p>
+    <w:p>
+      <w:pPr>
+        <w:spacing w:after="0" w:line="360" w:lineRule="auto"/>
+        <w:jc w:val="center"/>
+        <w:rPr>
+          <w:rFonts w:ascii="Times New Roman" w:eastAsia="Times New Roman" w:hAnsi="Times New Roman" w:cs="Times New Roman"/>
+          <w:b/>
+          <w:bCs/>
+          <w:sz w:val="28"/>
+          <w:szCs w:val="28"/>
+          <w:shd w:val="clear" w:color="auto" w:fill="FFFFFF"/>
+        </w:rPr>
+      </w:pPr>
+      <w:r>
+        <w:rPr>
+          <w:rFonts w:ascii="Times New Roman" w:eastAsia="Times New Roman" w:hAnsi="Times New Roman" w:cs="Times New Roman"/>
+          <w:b/>
+          <w:bCs/>
+          <w:sz w:val="28"/>
+          <w:szCs w:val="28"/>
+          <w:shd w:val="clear" w:color="auto" w:fill="FFFFFF"/>
+        </w:rPr>
+        <w:t xml:space="preserve">Submitted </w:t>
+      </w:r>
+      <w:proofErr w:type="gramStart"/>
+      <w:r>
+        <w:rPr>
+          <w:rFonts w:ascii="Times New Roman" w:eastAsia="Times New Roman" w:hAnsi="Times New Roman" w:cs="Times New Roman"/>
+          <w:b/>
+          <w:bCs/>
+          <w:sz w:val="28"/>
+          <w:szCs w:val="28"/>
+          <w:shd w:val="clear" w:color="auto" w:fill="FFFFFF"/>
+        </w:rPr>
+        <w:t>By</w:t>
+      </w:r>
+      <w:proofErr w:type="gramEnd"/>
+      <w:r>
+        <w:rPr>
+          <w:rFonts w:ascii="Times New Roman" w:eastAsia="Times New Roman" w:hAnsi="Times New Roman" w:cs="Times New Roman"/>
+          <w:b/>
+          <w:bCs/>
+          <w:sz w:val="28"/>
+          <w:szCs w:val="28"/>
+          <w:shd w:val="clear" w:color="auto" w:fill="FFFFFF"/>
+        </w:rPr>
+        <w:t>:</w:t>
+      </w:r>
+    </w:p>
+    <w:p>
+      <w:pPr>
+        <w:spacing w:after="0" w:line="360" w:lineRule="auto"/>
+        <w:jc w:val="center"/>
+        <w:rPr>
+          <w:rFonts w:ascii="Times New Roman" w:eastAsia="Times New Roman" w:hAnsi="Times New Roman" w:cs="Times New Roman"/>
+          <w:sz w:val="28"/>
+          <w:szCs w:val="28"/>
+          <w:shd w:val="clear" w:color="auto" w:fill="FFFFFF"/>
+        </w:rPr>
+      </w:pPr>
+      <w:r>
+        <w:rPr>
+          <w:rFonts w:ascii="Times New Roman" w:eastAsia="Times New Roman" w:hAnsi="Times New Roman" w:cs="Times New Roman"/>
+          <w:sz w:val="28"/>
+          <w:szCs w:val="28"/>
+          <w:shd w:val="clear" w:color="auto" w:fill="FFFFFF"/>
+        </w:rPr>
+        <w:t xml:space="preserve">Name: </w:t>
+      </w:r>
+      <w:r>
+        <w:rPr>
+          <w:rFonts w:ascii="Times New Roman" w:eastAsia="Times New Roman" w:hAnsi="Times New Roman" w:cs="Times New Roman"/>
+          <w:sz w:val="28"/>
+          <w:szCs w:val="28"/>
+          <w:shd w:val="clear" w:color="auto" w:fill="FFFFFF"/>
+        </w:rPr>
+        <w:t xml:space="preserve">Kristal </w:t>
+      </w:r>
+      <w:proofErr w:type="spellStart"/>
+      <w:r>
+        <w:rPr>
+          <w:rFonts w:ascii="Times New Roman" w:eastAsia="Times New Roman" w:hAnsi="Times New Roman" w:cs="Times New Roman"/>
+          <w:sz w:val="28"/>
+          <w:szCs w:val="28"/>
+          <w:shd w:val="clear" w:color="auto" w:fill="FFFFFF"/>
+        </w:rPr>
+        <w:t>Suwal</w:t>
+      </w:r>
+      <w:proofErr w:type="spellEnd"/>
+    </w:p>
+    <w:p>
+      <w:pPr>
+        <w:spacing w:after="0" w:line="360" w:lineRule="auto"/>
+        <w:jc w:val="center"/>
+        <w:rPr>
+          <w:rFonts w:ascii="Times New Roman" w:eastAsia="Times New Roman" w:hAnsi="Times New Roman" w:cs="Times New Roman"/>
+          <w:sz w:val="28"/>
+          <w:szCs w:val="28"/>
+          <w:shd w:val="clear" w:color="auto" w:fill="FFFFFF"/>
+        </w:rPr>
+      </w:pPr>
       <w:r>
         <w:rPr>
           <w:rFonts w:ascii="Times New Roman" w:eastAsia="Times New Roman" w:hAnsi="Times New Roman" w:cs="Times New Roman"/>
@@ -709,8 +770,9 @@
           <w:szCs w:val="28"/>
           <w:shd w:val="clear" w:color="auto" w:fill="FFFFFF"/>
         </w:rPr>
-        <w:t>Exam-Roll.N</w:t>
-      </w:r>
+        <w:t>Exam-</w:t>
+      </w:r>
+      <w:proofErr w:type="spellStart"/>
       <w:r>
         <w:rPr>
           <w:rFonts w:ascii="Times New Roman" w:eastAsia="Times New Roman" w:hAnsi="Times New Roman" w:cs="Times New Roman"/>
@@ -718,8 +780,18 @@
           <w:szCs w:val="28"/>
           <w:shd w:val="clear" w:color="auto" w:fill="FFFFFF"/>
         </w:rPr>
+        <w:t>Roll.N</w:t>
+      </w:r>
+      <w:r>
+        <w:rPr>
+          <w:rFonts w:ascii="Times New Roman" w:eastAsia="Times New Roman" w:hAnsi="Times New Roman" w:cs="Times New Roman"/>
+          <w:sz w:val="28"/>
+          <w:szCs w:val="28"/>
+          <w:shd w:val="clear" w:color="auto" w:fill="FFFFFF"/>
+        </w:rPr>
         <w:t>o</w:t>
       </w:r>
+      <w:proofErr w:type="spellEnd"/>
       <w:r>
         <w:rPr>
           <w:rFonts w:ascii="Times New Roman" w:eastAsia="Times New Roman" w:hAnsi="Times New Roman" w:cs="Times New Roman"/>
@@ -3311,7 +3383,17 @@
         <w:pStyle w:val="BodyText"/>
       </w:pPr>
       <w:r>
-        <w:t>Process of migration is as old as human society. In early days there was primitive migration in which the natural forces were vital but as the time passed on gradually different types of migration appears in a early period. Natural force, primitive people shift them from one place to another but present there are not only forced immigration but also voluntary migration can be seen. In forced migration natural force, political force, political factors play an important role to shift the residence. Nepal has a long</w:t>
+        <w:t xml:space="preserve">Process of migration is as old as human society. In early days there was primitive migration in which the natural forces were vital but as the time passed on gradually different types of migration appears in </w:t>
+      </w:r>
+      <w:proofErr w:type="spellStart"/>
+      <w:proofErr w:type="gramStart"/>
+      <w:r>
+        <w:t>a</w:t>
+      </w:r>
+      <w:proofErr w:type="spellEnd"/>
+      <w:proofErr w:type="gramEnd"/>
+      <w:r>
+        <w:t xml:space="preserve"> early period. Natural force, primitive people shift them from one place to another but present there are not only forced immigration but also voluntary migration can be seen. In forced migration natural force, political force, political factors play an important role to shift the residence. Nepal has a long</w:t>
       </w:r>
       <w:r>
         <w:t xml:space="preserve"> </w:t>
@@ -3323,7 +3405,23 @@
         <w:t>program;</w:t>
       </w:r>
       <w:r>
-        <w:t xml:space="preserve"> the process of migration started from hill and mountain to Terai and inner Terai and low </w:t>
+        <w:t xml:space="preserve"> the process of migration started from hill and mountain to </w:t>
+      </w:r>
+      <w:proofErr w:type="spellStart"/>
+      <w:r>
+        <w:t>Terai</w:t>
+      </w:r>
+      <w:proofErr w:type="spellEnd"/>
+      <w:r>
+        <w:t xml:space="preserve"> and inner </w:t>
+      </w:r>
+      <w:proofErr w:type="spellStart"/>
+      <w:r>
+        <w:t>Terai</w:t>
+      </w:r>
+      <w:proofErr w:type="spellEnd"/>
+      <w:r>
+        <w:t xml:space="preserve"> and low </w:t>
       </w:r>
       <w:r>
         <w:t>land of the country.</w:t>
@@ -3334,7 +3432,15 @@
         <w:pStyle w:val="BodyText"/>
       </w:pPr>
       <w:r>
-        <w:t xml:space="preserve">Our country is divided into three ecological zones namely Mountain, Hill and Terai. These three ecological zones are divided into five development regions namely Eastern, Central, </w:t>
+        <w:t xml:space="preserve">Our country is divided into three ecological zones namely Mountain, Hill and </w:t>
+      </w:r>
+      <w:proofErr w:type="spellStart"/>
+      <w:r>
+        <w:t>Terai</w:t>
+      </w:r>
+      <w:proofErr w:type="spellEnd"/>
+      <w:r>
+        <w:t xml:space="preserve">. These three ecological zones are divided into five development regions namely Eastern, Central, </w:t>
       </w:r>
       <w:r>
         <w:lastRenderedPageBreak/>
@@ -3352,7 +3458,23 @@
         <w:pStyle w:val="BodyText"/>
       </w:pPr>
       <w:r>
-        <w:t>The trend of migration appears both in internal and international level where, India is the major destination place of international emigrants. The flow of internal migration also is increasing rapidly during the last two decades from the Hilly and Mountain regions to Terai due to infrastructural development and availability of the social services in Terai. This trend of migration has two major effects. The first effect is lack of skillful and independent human resources in the place of origin and the second is high pressure in the social services and security in the place of destination. Internal migration is responsible to uneven distribution of population in Nepal.</w:t>
+        <w:t xml:space="preserve">The trend of migration appears both in internal and international level where, India is the major destination place of international emigrants. The flow of internal migration also is increasing rapidly during the last two decades from the Hilly and Mountain regions to </w:t>
+      </w:r>
+      <w:proofErr w:type="spellStart"/>
+      <w:r>
+        <w:t>Terai</w:t>
+      </w:r>
+      <w:proofErr w:type="spellEnd"/>
+      <w:r>
+        <w:t xml:space="preserve"> due to infrastructural development and availability of the social services in </w:t>
+      </w:r>
+      <w:proofErr w:type="spellStart"/>
+      <w:r>
+        <w:t>Terai</w:t>
+      </w:r>
+      <w:proofErr w:type="spellEnd"/>
+      <w:r>
+        <w:t>. This trend of migration has two major effects. The first effect is lack of skillful and independent human resources in the place of origin and the second is high pressure in the social services and security in the place of destination. Internal migration is responsible to uneven distribution of population in Nepal.</w:t>
       </w:r>
     </w:p>
     <w:p>
@@ -3491,7 +3613,15 @@
         <w:pStyle w:val="BodyText"/>
       </w:pPr>
       <w:r>
-        <w:t xml:space="preserve">The process of migration has been gradually intensifying the existing settlement problem as well as creating new problem both at the place of origin and the place of destination. Migration is an important component in the socio economic and demographic land space of Nepal. Terai still continues to be the main recipient of both the internal and international migrants. </w:t>
+        <w:t xml:space="preserve">The process of migration has been gradually intensifying the existing settlement problem as well as creating new problem both at the place of origin and the place of destination. Migration is an important component in the socio economic and demographic land space of Nepal. </w:t>
+      </w:r>
+      <w:proofErr w:type="spellStart"/>
+      <w:r>
+        <w:t>Terai</w:t>
+      </w:r>
+      <w:proofErr w:type="spellEnd"/>
+      <w:r>
+        <w:t xml:space="preserve"> still continues to be the main recipient of both the internal and international migrants. </w:t>
       </w:r>
       <w:r>
         <w:t>Immigration</w:t>
@@ -3533,9 +3663,11 @@
       <w:r>
         <w:t xml:space="preserve">is study area is ward no. 9 of </w:t>
       </w:r>
+      <w:proofErr w:type="spellStart"/>
       <w:r>
         <w:t>Shankharapur</w:t>
       </w:r>
+      <w:proofErr w:type="spellEnd"/>
       <w:r>
         <w:t xml:space="preserve"> </w:t>
       </w:r>
@@ -3589,33 +3721,58 @@
         <w:rPr>
           <w:color w:val="00B050"/>
         </w:rPr>
-        <w:t xml:space="preserve">How have patterns, trends, and forms of migration evolved over time? </w:t>
+        <w:t xml:space="preserve">What are the social, economic, and political consequences of migration for </w:t>
+      </w:r>
+      <w:r>
+        <w:rPr>
+          <w:color w:val="00B050"/>
+        </w:rPr>
+        <w:t>destination area</w:t>
+      </w:r>
+      <w:r>
+        <w:rPr>
+          <w:color w:val="00B050"/>
+        </w:rPr>
+        <w:t>?</w:t>
       </w:r>
     </w:p>
     <w:p>
       <w:pPr>
         <w:pStyle w:val="BodyText"/>
-        <w:rPr>
-          <w:color w:val="00B050"/>
-        </w:rPr>
-      </w:pPr>
-      <w:r>
-        <w:rPr>
-          <w:color w:val="00B050"/>
-        </w:rPr>
-        <w:t xml:space="preserve">What are the social, economic, and political consequences of migration for </w:t>
-      </w:r>
-      <w:r>
-        <w:rPr>
-          <w:color w:val="00B050"/>
-        </w:rPr>
-        <w:t>destination area</w:t>
-      </w:r>
-      <w:r>
-        <w:rPr>
-          <w:color w:val="00B050"/>
-        </w:rPr>
-        <w:t>?</w:t>
+      </w:pPr>
+      <w:r>
+        <w:t xml:space="preserve">So, the </w:t>
+      </w:r>
+      <w:r>
+        <w:t>main issue</w:t>
+      </w:r>
+      <w:r>
+        <w:t xml:space="preserve"> of this study is to examine the main trends, causes and consequences of </w:t>
+      </w:r>
+      <w:r>
+        <w:t>immigration</w:t>
+      </w:r>
+      <w:r>
+        <w:t xml:space="preserve"> in the study area.</w:t>
+      </w:r>
+    </w:p>
+    <w:p>
+      <w:pPr>
+        <w:pStyle w:val="Heading2"/>
+      </w:pPr>
+      <w:bookmarkStart w:id="5" w:name="_Toc220841255"/>
+      <w:r>
+        <w:t>1.3</w:t>
+      </w:r>
+      <w:r>
+        <w:t xml:space="preserve"> </w:t>
+      </w:r>
+      <w:r>
+        <w:t>Objectives of the Study</w:t>
+      </w:r>
+      <w:bookmarkEnd w:id="5"/>
+      <w:r>
+        <w:t xml:space="preserve"> </w:t>
       </w:r>
     </w:p>
     <w:p>
@@ -3623,61 +3780,26 @@
         <w:pStyle w:val="BodyText"/>
       </w:pPr>
       <w:r>
-        <w:t xml:space="preserve">So, the </w:t>
-      </w:r>
-      <w:r>
-        <w:t>main issue</w:t>
-      </w:r>
-      <w:r>
-        <w:t xml:space="preserve"> of this study is to examine the main trends, causes and consequences of </w:t>
-      </w:r>
-      <w:r>
-        <w:t>immigration</w:t>
-      </w:r>
-      <w:r>
-        <w:t xml:space="preserve"> in the study area.</w:t>
-      </w:r>
-    </w:p>
-    <w:p>
-      <w:pPr>
-        <w:pStyle w:val="Heading2"/>
-      </w:pPr>
-      <w:bookmarkStart w:id="5" w:name="_Toc220841255"/>
-      <w:r>
-        <w:t>1.3</w:t>
+        <w:t xml:space="preserve">The general objective of the study is to assess </w:t>
+      </w:r>
+      <w:r>
+        <w:t>the status,</w:t>
+      </w:r>
+      <w:r>
+        <w:t xml:space="preserve"> causes and consequences of im</w:t>
+      </w:r>
+      <w:r>
+        <w:t>migration</w:t>
       </w:r>
       <w:r>
         <w:t xml:space="preserve"> </w:t>
       </w:r>
       <w:r>
-        <w:t>Objectives of the Study</w:t>
-      </w:r>
-      <w:bookmarkEnd w:id="5"/>
-      <w:r>
-        <w:t xml:space="preserve"> </w:t>
-      </w:r>
-    </w:p>
-    <w:p>
-      <w:pPr>
-        <w:pStyle w:val="BodyText"/>
-      </w:pPr>
-      <w:r>
-        <w:t xml:space="preserve">The general objective of the study is to assess </w:t>
-      </w:r>
-      <w:r>
-        <w:t>the status,</w:t>
-      </w:r>
-      <w:r>
-        <w:t xml:space="preserve"> causes and consequences of im</w:t>
-      </w:r>
-      <w:r>
-        <w:t>migration</w:t>
-      </w:r>
-      <w:r>
-        <w:t xml:space="preserve"> </w:t>
-      </w:r>
-      <w:r>
-        <w:t>in S</w:t>
+        <w:t xml:space="preserve">in </w:t>
+      </w:r>
+      <w:proofErr w:type="spellStart"/>
+      <w:r>
+        <w:t>S</w:t>
       </w:r>
       <w:r>
         <w:t>h</w:t>
@@ -3686,7 +3808,11 @@
         <w:t>ankharap</w:t>
       </w:r>
       <w:r>
-        <w:t>ur municipality of Kathmandu district. The specific objectives are as follows:</w:t>
+        <w:t>ur</w:t>
+      </w:r>
+      <w:proofErr w:type="spellEnd"/>
+      <w:r>
+        <w:t xml:space="preserve"> municipality of Kathmandu district. The specific objectives are as follows:</w:t>
       </w:r>
     </w:p>
     <w:p>
@@ -3700,7 +3826,6 @@
         <w:jc w:val="both"/>
       </w:pPr>
       <w:r>
-        <w:lastRenderedPageBreak/>
         <w:t xml:space="preserve">To </w:t>
       </w:r>
       <w:r>
@@ -3733,6 +3858,7 @@
         <w:jc w:val="both"/>
       </w:pPr>
       <w:r>
+        <w:lastRenderedPageBreak/>
         <w:t xml:space="preserve">To </w:t>
       </w:r>
       <w:r>
@@ -3786,7 +3912,15 @@
         <w:pStyle w:val="BodyText"/>
       </w:pPr>
       <w:r>
-        <w:t>This research is highly significant as it provides a comprehensive investigation into the causes, consequences, and socio-economic and demographic characteristics of migrants in Shankharapur Municipality Ward 9. Understanding these specific factors is critical for explaining the broader patterns and impacts of immigration within the context of rapid urban transformation</w:t>
+        <w:t xml:space="preserve">This research is highly significant as it provides a comprehensive investigation into the causes, consequences, and socio-economic and demographic characteristics of migrants in </w:t>
+      </w:r>
+      <w:proofErr w:type="spellStart"/>
+      <w:r>
+        <w:t>Shankharapur</w:t>
+      </w:r>
+      <w:proofErr w:type="spellEnd"/>
+      <w:r>
+        <w:t xml:space="preserve"> Municipality Ward 9. Understanding these specific factors is critical for explaining the broader patterns and impacts of immigration within the context of rapid urban transformation</w:t>
       </w:r>
       <w:r>
         <w:t>.</w:t>
@@ -3855,7 +3989,23 @@
         <w:pStyle w:val="BodyText"/>
       </w:pPr>
       <w:r>
-        <w:t>The choice of Shankharapur Municipality Ward 9 (Sankhu) as the focal point for this research is based on the following strategic justifications:</w:t>
+        <w:t xml:space="preserve">The choice of </w:t>
+      </w:r>
+      <w:proofErr w:type="spellStart"/>
+      <w:r>
+        <w:t>Shankharapur</w:t>
+      </w:r>
+      <w:proofErr w:type="spellEnd"/>
+      <w:r>
+        <w:t xml:space="preserve"> Municipality Ward 9 (</w:t>
+      </w:r>
+      <w:proofErr w:type="spellStart"/>
+      <w:r>
+        <w:t>Sankhu</w:t>
+      </w:r>
+      <w:proofErr w:type="spellEnd"/>
+      <w:r>
+        <w:t>) as the focal point for this research is based on the following strategic justifications:</w:t>
       </w:r>
     </w:p>
     <w:p>
@@ -3865,8 +4015,13 @@
           <w:lang w:eastAsia="en-US"/>
         </w:rPr>
       </w:pPr>
-      <w:r>
-        <w:t>Shankharapur is a rapidly developing municipality on the periphery of Kathmandu that is currently experiencing a continuous, daily influx of in-migrants. This constant population movement creates an immediate and high-priority need to investigate the resulting socio-economic and demographic consequences, whether positive or negative.</w:t>
+      <w:proofErr w:type="spellStart"/>
+      <w:r>
+        <w:t>Shankharapur</w:t>
+      </w:r>
+      <w:proofErr w:type="spellEnd"/>
+      <w:r>
+        <w:t xml:space="preserve"> is a rapidly developing municipality on the periphery of Kathmandu that is currently experiencing a continuous, daily influx of in-migrants. This constant population movement creates an immediate and high-priority need to investigate the resulting socio-economic and demographic consequences, whether positive or negative.</w:t>
       </w:r>
     </w:p>
     <w:p>
@@ -3943,7 +4098,23 @@
         <w:pStyle w:val="BodyText"/>
       </w:pPr>
       <w:r>
-        <w:t>This study has several limitations that should be considered while interpreting the results. The research was conducted within a limited time frame, which constrained detailed primary data collection through interviews and limited the extent of secondary data collection from local-level institutions, particularly the ward office. The sample size was also limited, and therefore may not fully represent the entire migrant population of the study area. Moreover, the study is geographically confined to Shankharapur Municipality, Ward No. 9 (Sankhu), which restricts the generalization of findings to other areas. The study largely depends on information provided by respondents, which may be influenced by personal perceptions or reluctance to disclose sensitive economic and social information. In addition, financial and resource constraints restricted extensive fieldwork, and certain groups of migrants, such as temporary or seasonal migrants, may not have been adequately covered.</w:t>
+        <w:t xml:space="preserve">This study has several limitations that should be considered while interpreting the results. The research was conducted within a limited time frame, which constrained detailed primary data collection through interviews and limited the extent of secondary data collection from local-level institutions, particularly the ward office. The sample size was also limited, and therefore may not fully represent the entire migrant population of the study area. Moreover, the study is geographically confined to </w:t>
+      </w:r>
+      <w:proofErr w:type="spellStart"/>
+      <w:r>
+        <w:t>Shankharapur</w:t>
+      </w:r>
+      <w:proofErr w:type="spellEnd"/>
+      <w:r>
+        <w:t xml:space="preserve"> Municipality, Ward No. 9 (</w:t>
+      </w:r>
+      <w:proofErr w:type="spellStart"/>
+      <w:r>
+        <w:t>Sankhu</w:t>
+      </w:r>
+      <w:proofErr w:type="spellEnd"/>
+      <w:r>
+        <w:t>), which restricts the generalization of findings to other areas. The study largely depends on information provided by respondents, which may be influenced by personal perceptions or reluctance to disclose sensitive economic and social information. In addition, financial and resource constraints restricted extensive fieldwork, and certain groups of migrants, such as temporary or seasonal migrants, may not have been adequately covered.</w:t>
       </w:r>
     </w:p>
     <w:p>
@@ -4085,13 +4256,21 @@
         <w:t xml:space="preserve"> </w:t>
       </w:r>
       <w:r>
-        <w:t>is the father of migration studies. He had brought the concept of migration and its stream. He explained that push and pull factors are the foundation of theory of migration. This article which is linked with demographic and economic variable in relation to distance and volume of migration also depends on distance. R</w:t>
+        <w:t xml:space="preserve">is the father of migration studies. He had brought the concept of migration and its stream. He explained that push and pull factors are the foundation of theory of migration. This article which is linked with demographic and economic variable in relation to distance and volume of migration also depends on distance. </w:t>
+      </w:r>
+      <w:proofErr w:type="spellStart"/>
+      <w:r>
+        <w:t>R</w:t>
       </w:r>
       <w:r>
         <w:t>a</w:t>
       </w:r>
       <w:r>
-        <w:t xml:space="preserve">venstein </w:t>
+        <w:t>venstein</w:t>
+      </w:r>
+      <w:proofErr w:type="spellEnd"/>
+      <w:r>
+        <w:t xml:space="preserve"> </w:t>
       </w:r>
       <w:r>
         <w:t>“Law</w:t>
@@ -4148,7 +4327,19 @@
         <w:t xml:space="preserve">His </w:t>
       </w:r>
       <w:r>
-        <w:t>theory is known as “Gravitational Theory” which states that the numbers of persons who move between two areas are directly proportional to the two populations and inversely proportional to the distance between them. Zipf was agreed with R</w:t>
+        <w:t xml:space="preserve">theory is known as “Gravitational Theory” which states that the numbers of persons who move between two areas are directly proportional to the two populations and inversely proportional to the distance between them. </w:t>
+      </w:r>
+      <w:proofErr w:type="spellStart"/>
+      <w:r>
+        <w:t>Zipf</w:t>
+      </w:r>
+      <w:proofErr w:type="spellEnd"/>
+      <w:r>
+        <w:t xml:space="preserve"> was agreed with </w:t>
+      </w:r>
+      <w:proofErr w:type="spellStart"/>
+      <w:r>
+        <w:t>R</w:t>
       </w:r>
       <w:r>
         <w:t>a</w:t>
@@ -4165,6 +4356,7 @@
       <w:r>
         <w:t>s</w:t>
       </w:r>
+      <w:proofErr w:type="spellEnd"/>
       <w:r>
         <w:t xml:space="preserve"> view regarding to irritation. Gravity Model m=a* u/v, where</w:t>
       </w:r>
@@ -4202,7 +4394,11 @@
         <w:t>“The</w:t>
       </w:r>
       <w:r>
-        <w:t xml:space="preserve"> principle of least effort”. His model was based on R</w:t>
+        <w:t xml:space="preserve"> principle of least effort”. His model was based on </w:t>
+      </w:r>
+      <w:proofErr w:type="spellStart"/>
+      <w:r>
+        <w:t>R</w:t>
       </w:r>
       <w:r>
         <w:t>a</w:t>
@@ -4214,7 +4410,15 @@
         <w:t>'</w:t>
       </w:r>
       <w:r>
-        <w:t>s theory of migration. He was agreed with R</w:t>
+        <w:t>s</w:t>
+      </w:r>
+      <w:proofErr w:type="spellEnd"/>
+      <w:r>
+        <w:t xml:space="preserve"> theory of migration. He was agreed with </w:t>
+      </w:r>
+      <w:proofErr w:type="spellStart"/>
+      <w:r>
+        <w:t>R</w:t>
       </w:r>
       <w:r>
         <w:t>a</w:t>
@@ -4223,7 +4427,11 @@
         <w:t>venstein'</w:t>
       </w:r>
       <w:r>
-        <w:t>s view regarding migration is inversely related to the distance to be travelled. According to him, the greater distance is effort required to overcome the difficulty and therefore the similar is the number of migrants. Similarly</w:t>
+        <w:t>s</w:t>
+      </w:r>
+      <w:proofErr w:type="spellEnd"/>
+      <w:r>
+        <w:t xml:space="preserve"> view regarding migration is inversely related to the distance to be travelled. According to him, the greater distance is effort required to overcome the difficulty and therefore the similar is the number of migrants. Similarly</w:t>
       </w:r>
       <w:r>
         <w:t>,</w:t>
@@ -4255,13 +4463,29 @@
         <w:t>Gurung (1984)</w:t>
       </w:r>
       <w:r>
-        <w:t xml:space="preserve"> analyzes in his book ‘Inter Regional Migration in Nepal’, showed that population pressure, land holding, shortage of food grain, environmental stress in mountain/hill were found as the push factors and fertile land, resource government incentives, planned resettlement, physical facilities, presence of friends and relatives in the Terai were found as the pull factors. </w:t>
+        <w:t xml:space="preserve"> analyzes in his book ‘Inter Regional Migration in Nepal’, showed that population pressure, land holding, shortage of food grain, environmental stress in mountain/hill were found as the push factors and fertile land, resource government incentives, planned resettlement, physical facilities, presence of friends and relatives in the </w:t>
+      </w:r>
+      <w:proofErr w:type="spellStart"/>
+      <w:r>
+        <w:t>Terai</w:t>
+      </w:r>
+      <w:proofErr w:type="spellEnd"/>
+      <w:r>
+        <w:t xml:space="preserve"> were found as the pull factors. </w:t>
       </w:r>
       <w:r>
         <w:t>Facilities</w:t>
       </w:r>
       <w:r>
-        <w:t>, presence of friends and relatives in the Terai were found as the pull factors.</w:t>
+        <w:t xml:space="preserve">, presence of friends and relatives in the </w:t>
+      </w:r>
+      <w:proofErr w:type="spellStart"/>
+      <w:r>
+        <w:t>Terai</w:t>
+      </w:r>
+      <w:proofErr w:type="spellEnd"/>
+      <w:r>
+        <w:t xml:space="preserve"> were found as the pull factors.</w:t>
       </w:r>
     </w:p>
     <w:p>
@@ -4273,7 +4497,15 @@
       </w:r>
       <w:r>
         <w:lastRenderedPageBreak/>
-        <w:t>derived from the agriculture government resettlement project in Terai, government increased investment in irrigation, industrial activities, and administrative activities in specific towns were structural determinants of migration. For the micro level analysis, K.C. has shown that literary rate, age distribution, local social factors like family kinship were found major factors for the migration.</w:t>
+        <w:t xml:space="preserve">derived from the agriculture government resettlement project in </w:t>
+      </w:r>
+      <w:proofErr w:type="spellStart"/>
+      <w:r>
+        <w:t>Terai</w:t>
+      </w:r>
+      <w:proofErr w:type="spellEnd"/>
+      <w:r>
+        <w:t>, government increased investment in irrigation, industrial activities, and administrative activities in specific towns were structural determinants of migration. For the micro level analysis, K.C. has shown that literary rate, age distribution, local social factors like family kinship were found major factors for the migration.</w:t>
       </w:r>
     </w:p>
     <w:p>
@@ -4301,22 +4533,45 @@
         <w:t>D</w:t>
       </w:r>
       <w:r>
-        <w:t>uring the time of Maoist insurgency people migrated from hill to Terai</w:t>
-      </w:r>
-      <w:r>
-        <w:t xml:space="preserve"> (Niroula, 2016)</w:t>
-      </w:r>
-      <w:r>
-        <w:t>. Other factors, which accelerated this process, were probably the population pressure creation of infrastructure and concentration of development activities that created opportunities for employment in the Terai. As a result, there are considerable changes in demographic, socio-economic and environmental condition both at the origin and destination.</w:t>
+        <w:t xml:space="preserve">uring the time of Maoist insurgency people migrated from hill to </w:t>
+      </w:r>
+      <w:proofErr w:type="spellStart"/>
+      <w:r>
+        <w:t>Terai</w:t>
+      </w:r>
+      <w:proofErr w:type="spellEnd"/>
+      <w:r>
+        <w:t xml:space="preserve"> (</w:t>
+      </w:r>
+      <w:proofErr w:type="spellStart"/>
+      <w:r>
+        <w:t>Niroula</w:t>
+      </w:r>
+      <w:proofErr w:type="spellEnd"/>
+      <w:r>
+        <w:t>, 2016)</w:t>
+      </w:r>
+      <w:r>
+        <w:t xml:space="preserve">. Other factors, which accelerated this process, were probably the population pressure creation of infrastructure and concentration of development activities that created opportunities for employment in the </w:t>
+      </w:r>
+      <w:proofErr w:type="spellStart"/>
+      <w:r>
+        <w:t>Terai</w:t>
+      </w:r>
+      <w:proofErr w:type="spellEnd"/>
+      <w:r>
+        <w:t>. As a result, there are considerable changes in demographic, socio-economic and environmental condition both at the origin and destination.</w:t>
       </w:r>
     </w:p>
     <w:p>
       <w:pPr>
         <w:pStyle w:val="BodyText"/>
       </w:pPr>
+      <w:proofErr w:type="spellStart"/>
       <w:r>
         <w:t>Mabogunje</w:t>
       </w:r>
+      <w:proofErr w:type="spellEnd"/>
       <w:r>
         <w:t xml:space="preserve"> (1970) applied a concept of system theory in the system of rural to urban migration operates having economic, social, technological and government component. He attempted to relate </w:t>
       </w:r>
@@ -4334,20 +4589,54 @@
       <w:r>
         <w:t xml:space="preserve">Another study done by </w:t>
       </w:r>
-      <w:r>
-        <w:t xml:space="preserve">Gurung </w:t>
-      </w:r>
-      <w:r>
-        <w:t>(1974) was on planned resettlement in western Terai. It was based on survey of Banke and Bardiya resettlement project. It included a view of resettlement scheme, characteristics of settlers in project area. Ethnic classification, income size of land holding and livestock of migrants.</w:t>
+      <w:proofErr w:type="spellStart"/>
+      <w:r>
+        <w:t>Gurung</w:t>
+      </w:r>
+      <w:proofErr w:type="spellEnd"/>
+      <w:r>
+        <w:t xml:space="preserve"> </w:t>
+      </w:r>
+      <w:r>
+        <w:t xml:space="preserve">(1974) was on planned resettlement in western </w:t>
+      </w:r>
+      <w:proofErr w:type="spellStart"/>
+      <w:r>
+        <w:t>Terai</w:t>
+      </w:r>
+      <w:proofErr w:type="spellEnd"/>
+      <w:r>
+        <w:t xml:space="preserve">. It was based on survey of </w:t>
+      </w:r>
+      <w:proofErr w:type="spellStart"/>
+      <w:r>
+        <w:t>Banke</w:t>
+      </w:r>
+      <w:proofErr w:type="spellEnd"/>
+      <w:r>
+        <w:t xml:space="preserve"> and </w:t>
+      </w:r>
+      <w:proofErr w:type="spellStart"/>
+      <w:r>
+        <w:t>Bardiya</w:t>
+      </w:r>
+      <w:proofErr w:type="spellEnd"/>
+      <w:r>
+        <w:t xml:space="preserve"> resettlement project. It included a view of resettlement scheme, characteristics of settlers in project area. Ethnic classification, income size of land holding and livestock of migrants.</w:t>
       </w:r>
     </w:p>
     <w:p>
       <w:pPr>
         <w:pStyle w:val="BodyText"/>
       </w:pPr>
+      <w:proofErr w:type="spellStart"/>
       <w:r>
         <w:lastRenderedPageBreak/>
-        <w:t>Subedi (1996) studied on population growth and migration in Kathmandu city in which he concluded the internal and international migration are the main factors to increase population in Kathmandu city.</w:t>
+        <w:t>Subedi</w:t>
+      </w:r>
+      <w:proofErr w:type="spellEnd"/>
+      <w:r>
+        <w:t xml:space="preserve"> (1996) studied on population growth and migration in Kathmandu city in which he concluded the internal and international migration are the main factors to increase population in Kathmandu city.</w:t>
       </w:r>
     </w:p>
     <w:p>
@@ -4385,11 +4674,43 @@
         <w:pStyle w:val="BodyText"/>
       </w:pPr>
       <w:r>
-        <w:t>Migration is a complex phenomenon influenced by economic, social, and environmental factors. Several theories have been developed to explain the process of migration. Ravenstein (1885), known as the father of migration studies, introduced the concept of migration streams and counter</w:t>
+        <w:t xml:space="preserve">Migration is a complex phenomenon influenced by economic, social, and environmental factors. Several theories have been developed to explain the process of migration. </w:t>
+      </w:r>
+      <w:proofErr w:type="spellStart"/>
+      <w:r>
+        <w:t>Ravenstein</w:t>
+      </w:r>
+      <w:proofErr w:type="spellEnd"/>
+      <w:r>
+        <w:t xml:space="preserve"> (1885), known as the father of migration studies, introduced the concept of migration streams and counter</w:t>
       </w:r>
       <w:r>
         <w:noBreakHyphen/>
-        <w:t>streams, emphasizing that migration flows occur systematically between regions. He also highlighted the importance of distance in migration patterns. Lee (1966) extended this idea through the push–pull framework, explaining that migration decisions are influenced by factors at the origin (push) and destination (pull), as well as intervening obstacles such as distance, transportation, and cost. Personal characteristics like age, sex, and education further shape migration decisions. Zipf (1964) proposed the Gravitational Theory, suggesting that the number of migrants between two areas is directly proportional to their populations and inversely proportional to the distance separating them. Todaro (1976) added an economic perspective, emphasizing that expected income differentials, rather than actual earnings, largely drive migration. Together, these theories provide the conceptual foundation for understanding the causes and patterns of migration in Ward 9, Sankhu.</w:t>
+        <w:t xml:space="preserve">streams, emphasizing that migration flows occur systematically between regions. He also highlighted the importance of distance in migration patterns. Lee (1966) extended this idea through the push–pull framework, explaining that migration decisions are influenced by factors at the origin (push) and destination (pull), as well as intervening obstacles such as distance, transportation, and cost. Personal characteristics like age, sex, and education further shape migration decisions. </w:t>
+      </w:r>
+      <w:proofErr w:type="spellStart"/>
+      <w:r>
+        <w:t>Zipf</w:t>
+      </w:r>
+      <w:proofErr w:type="spellEnd"/>
+      <w:r>
+        <w:t xml:space="preserve"> (1964) proposed the Gravitational Theory, suggesting that the number of migrants between two areas is directly proportional to their populations and inversely proportional to the distance separating them. </w:t>
+      </w:r>
+      <w:proofErr w:type="spellStart"/>
+      <w:r>
+        <w:t>Todaro</w:t>
+      </w:r>
+      <w:proofErr w:type="spellEnd"/>
+      <w:r>
+        <w:t xml:space="preserve"> (1976) added an economic perspective, emphasizing that expected income differentials, rather than actual earnings, largely drive migration. Together, these theories provide the conceptual foundation for understanding the causes and patterns of migration in Ward 9, </w:t>
+      </w:r>
+      <w:proofErr w:type="spellStart"/>
+      <w:r>
+        <w:t>Sankhu</w:t>
+      </w:r>
+      <w:proofErr w:type="spellEnd"/>
+      <w:r>
+        <w:t>.</w:t>
       </w:r>
     </w:p>
     <w:p>
@@ -4405,11 +4726,32 @@
       </w:r>
       <w:r>
         <w:lastRenderedPageBreak/>
-        <w:t>origin and destination areas; in the Nepali context, this is visible in established corridors from specific villages to large cities or foreign labour markets, where existing migrants inform newcomers and stabilize routes. The segmented labour</w:t>
-      </w:r>
+        <w:t xml:space="preserve">origin and destination areas; in the Nepali context, this is visible in established corridors from specific villages to large cities or foreign </w:t>
+      </w:r>
+      <w:proofErr w:type="spellStart"/>
+      <w:r>
+        <w:t>labour</w:t>
+      </w:r>
+      <w:proofErr w:type="spellEnd"/>
+      <w:r>
+        <w:t xml:space="preserve"> markets, where existing migrants inform newcomers and stabilize routes. The segmented </w:t>
+      </w:r>
+      <w:proofErr w:type="spellStart"/>
+      <w:r>
+        <w:t>labour</w:t>
+      </w:r>
+      <w:proofErr w:type="spellEnd"/>
       <w:r>
         <w:noBreakHyphen/>
-        <w:t>market theory (Piore, 1979) explains that migrants often fill low</w:t>
+        <w:t>market theory (</w:t>
+      </w:r>
+      <w:proofErr w:type="spellStart"/>
+      <w:r>
+        <w:t>Piore</w:t>
+      </w:r>
+      <w:proofErr w:type="spellEnd"/>
+      <w:r>
+        <w:t>, 1979) explains that migrants often fill low</w:t>
       </w:r>
       <w:r>
         <w:noBreakHyphen/>
@@ -4417,11 +4759,43 @@
       </w:r>
       <w:r>
         <w:noBreakHyphen/>
-        <w:t>sector jobs that local workers avoid, such as construction, domestic work, and daily wage labour, reinforcing inequalities between residents and in</w:t>
+        <w:t xml:space="preserve">sector jobs that local workers avoid, such as construction, domestic work, and daily wage </w:t>
+      </w:r>
+      <w:proofErr w:type="spellStart"/>
+      <w:r>
+        <w:t>labour</w:t>
+      </w:r>
+      <w:proofErr w:type="spellEnd"/>
+      <w:r>
+        <w:t>, reinforcing inequalities between residents and in</w:t>
       </w:r>
       <w:r>
         <w:noBreakHyphen/>
-        <w:t>migrants in urban wards like Sankhu. Social capital and network theory (Granovetter, 1973; Portes, 1998) highlight how kinship, caste, and locality ties facilitate migration by providing information, loans, shelter, and job referrals, making mobility more feasible for certain groups and producing spatial clustering within wards. Finally, critical and autonomy</w:t>
+        <w:t xml:space="preserve">migrants in urban wards like </w:t>
+      </w:r>
+      <w:proofErr w:type="spellStart"/>
+      <w:r>
+        <w:t>Sankhu</w:t>
+      </w:r>
+      <w:proofErr w:type="spellEnd"/>
+      <w:r>
+        <w:t>. Social capital and network theory (</w:t>
+      </w:r>
+      <w:proofErr w:type="spellStart"/>
+      <w:r>
+        <w:t>Granovetter</w:t>
+      </w:r>
+      <w:proofErr w:type="spellEnd"/>
+      <w:r>
+        <w:t xml:space="preserve">, 1973; </w:t>
+      </w:r>
+      <w:proofErr w:type="spellStart"/>
+      <w:r>
+        <w:t>Portes</w:t>
+      </w:r>
+      <w:proofErr w:type="spellEnd"/>
+      <w:r>
+        <w:t>, 1998) highlight how kinship, caste, and locality ties facilitate migration by providing information, loans, shelter, and job referrals, making mobility more feasible for certain groups and producing spatial clustering within wards. Finally, critical and autonomy</w:t>
       </w:r>
       <w:r>
         <w:noBreakHyphen/>
@@ -4429,15 +4803,44 @@
       </w:r>
       <w:r>
         <w:noBreakHyphen/>
-        <w:t>migration perspectives (Mezzadra &amp; Neilson, 2013; Bhagat, 2025) treat migration as an active, resistant practice through which people creatively bypass restrictive laws, use informal channels, and negotiate precarious conditions to pursue better livelihoods, underscoring the agency and everyday strategies of in</w:t>
+        <w:t>migration perspectives (</w:t>
+      </w:r>
+      <w:proofErr w:type="spellStart"/>
+      <w:r>
+        <w:t>Mezzadra</w:t>
+      </w:r>
+      <w:proofErr w:type="spellEnd"/>
+      <w:r>
+        <w:t xml:space="preserve"> &amp; Neilson, 2013; </w:t>
+      </w:r>
+      <w:proofErr w:type="spellStart"/>
+      <w:r>
+        <w:t>Bhagat</w:t>
+      </w:r>
+      <w:proofErr w:type="spellEnd"/>
+      <w:r>
+        <w:t>, 2025) treat migration as an active, resistant practice through which people creatively bypass restrictive laws, use informal channels, and negotiate precarious conditions to pursue better livelihoods, underscoring the agency and everyday strategies of in</w:t>
       </w:r>
       <w:r>
         <w:noBreakHyphen/>
-        <w:t>migrants in peri</w:t>
-      </w:r>
+        <w:t xml:space="preserve">migrants in </w:t>
+      </w:r>
+      <w:proofErr w:type="spellStart"/>
+      <w:r>
+        <w:t>peri</w:t>
+      </w:r>
+      <w:proofErr w:type="spellEnd"/>
       <w:r>
         <w:noBreakHyphen/>
-        <w:t>urban and urban spaces like Ward 9, Sankhu.</w:t>
+        <w:t xml:space="preserve">urban and urban spaces like Ward 9, </w:t>
+      </w:r>
+      <w:proofErr w:type="spellStart"/>
+      <w:r>
+        <w:t>Sankhu</w:t>
+      </w:r>
+      <w:proofErr w:type="spellEnd"/>
+      <w:r>
+        <w:t>.</w:t>
       </w:r>
     </w:p>
     <w:p>
@@ -4458,7 +4861,55 @@
         <w:t>Empirical studies in Nepal and similar contexts provide insights into migration trends and consequences. CEDA (1977) observed that over 50 percent of migrants in Kathmandu were</w:t>
       </w:r>
       <w:r>
-        <w:t xml:space="preserve"> aged 20–30 years, with economic opportunities being the primary cause. Gurung (1984) identified population pressure, land scarcity, and environmental stress in the hills as push factors, and fertile land, government incentives, and social networks in the Terai as pull factors. K.C. (1998) analyzed both micro and macro-level determinants of migration, including literacy, age distribution, family kinship, and government resettlement projects. Kunwar (2015) applied multivariate analysis and found that low productivity and insufficient land prompted migration, while availability of facilities and presence of relatives influenced the decision to move. Niroula (2016) noted that during the Maoist insurgency, migration from hills to Terai accelerated due to population pressure, infrastructure development, and employment opportunities. These studies demonstrate the relevance of economic, social, and environmental factors in driving migration and highlight the need for a localized study in Ward 9, Sankhu.</w:t>
+        <w:t xml:space="preserve"> aged 20–30 years, with economic opportunities being the primary cause. </w:t>
+      </w:r>
+      <w:proofErr w:type="spellStart"/>
+      <w:r>
+        <w:t>Gurung</w:t>
+      </w:r>
+      <w:proofErr w:type="spellEnd"/>
+      <w:r>
+        <w:t xml:space="preserve"> (1984) identified population pressure, land scarcity, and environmental stress in the hills as push factors, and fertile land, government incentives, and social networks in the </w:t>
+      </w:r>
+      <w:proofErr w:type="spellStart"/>
+      <w:r>
+        <w:t>Terai</w:t>
+      </w:r>
+      <w:proofErr w:type="spellEnd"/>
+      <w:r>
+        <w:t xml:space="preserve"> as pull factors. K.C. (1998) analyzed both micro and macro-level determinants of migration, including literacy, age distribution, family kinship, and government resettlement projects. </w:t>
+      </w:r>
+      <w:proofErr w:type="spellStart"/>
+      <w:r>
+        <w:t>Kunwar</w:t>
+      </w:r>
+      <w:proofErr w:type="spellEnd"/>
+      <w:r>
+        <w:t xml:space="preserve"> (2015) applied multivariate analysis and found that low productivity and insufficient land prompted migration, while availability of facilities and presence of relatives influenced the decision to move. </w:t>
+      </w:r>
+      <w:proofErr w:type="spellStart"/>
+      <w:r>
+        <w:t>Niroula</w:t>
+      </w:r>
+      <w:proofErr w:type="spellEnd"/>
+      <w:r>
+        <w:t xml:space="preserve"> (2016) noted that during the Maoist insurgency, migration from hills to </w:t>
+      </w:r>
+      <w:proofErr w:type="spellStart"/>
+      <w:r>
+        <w:t>Terai</w:t>
+      </w:r>
+      <w:proofErr w:type="spellEnd"/>
+      <w:r>
+        <w:t xml:space="preserve"> accelerated due to population pressure, infrastructure development, and employment opportunities. These studies demonstrate the relevance of economic, social, and environmental factors in driving migration and highlight the need for a localized study in Ward 9, </w:t>
+      </w:r>
+      <w:proofErr w:type="spellStart"/>
+      <w:r>
+        <w:t>Sankhu</w:t>
+      </w:r>
+      <w:proofErr w:type="spellEnd"/>
+      <w:r>
+        <w:t>.</w:t>
       </w:r>
     </w:p>
     <w:p>
@@ -4485,16 +4936,66 @@
         <w:t>migration</w:t>
       </w:r>
       <w:r>
-        <w:t>, especially in peri</w:t>
-      </w:r>
+        <w:t xml:space="preserve">, especially in </w:t>
+      </w:r>
+      <w:proofErr w:type="spellStart"/>
+      <w:r>
+        <w:t>peri</w:t>
+      </w:r>
+      <w:proofErr w:type="spellEnd"/>
       <w:r>
         <w:noBreakHyphen/>
-        <w:t>urban and urban settings similar to Sankhu. Studies on municipalities such as Ratnanagar, Kirtipur, and Pokhara show that in</w:t>
+        <w:t xml:space="preserve">urban and urban settings similar to </w:t>
+      </w:r>
+      <w:proofErr w:type="spellStart"/>
+      <w:r>
+        <w:t>Sankhu</w:t>
+      </w:r>
+      <w:proofErr w:type="spellEnd"/>
+      <w:r>
+        <w:t xml:space="preserve">. Studies on municipalities such as </w:t>
+      </w:r>
+      <w:proofErr w:type="spellStart"/>
+      <w:r>
+        <w:t>Ratnanagar</w:t>
+      </w:r>
+      <w:proofErr w:type="spellEnd"/>
+      <w:r>
+        <w:t xml:space="preserve">, </w:t>
+      </w:r>
+      <w:proofErr w:type="spellStart"/>
+      <w:r>
+        <w:t>Kirtipur</w:t>
+      </w:r>
+      <w:proofErr w:type="spellEnd"/>
+      <w:r>
+        <w:t xml:space="preserve">, and </w:t>
+      </w:r>
+      <w:proofErr w:type="spellStart"/>
+      <w:r>
+        <w:t>Pokhara</w:t>
+      </w:r>
+      <w:proofErr w:type="spellEnd"/>
+      <w:r>
+        <w:t xml:space="preserve"> show that in</w:t>
       </w:r>
       <w:r>
         <w:noBreakHyphen/>
-        <w:t>migration is increasingly driven not only by land scarcity and agricultural distress but also by the growth of construction, services, and small industries around urban centres, reinforcing the neoclassical and Todaro</w:t>
-      </w:r>
+        <w:t xml:space="preserve">migration is increasingly driven not only by land scarcity and agricultural distress but also by the growth of construction, services, and small industries around urban </w:t>
+      </w:r>
+      <w:proofErr w:type="spellStart"/>
+      <w:r>
+        <w:t>centres</w:t>
+      </w:r>
+      <w:proofErr w:type="spellEnd"/>
+      <w:r>
+        <w:t xml:space="preserve">, reinforcing the neoclassical and </w:t>
+      </w:r>
+      <w:proofErr w:type="spellStart"/>
+      <w:r>
+        <w:t>Todaro</w:t>
+      </w:r>
+      <w:proofErr w:type="spellEnd"/>
       <w:r>
         <w:noBreakHyphen/>
         <w:t>type expectation</w:t>
@@ -4513,8 +5014,13 @@
       </w:r>
       <w:r>
         <w:noBreakHyphen/>
-        <w:t>migration flows, confirming that economic opportunity and labour</w:t>
-      </w:r>
+        <w:t xml:space="preserve">migration flows, confirming that economic opportunity and </w:t>
+      </w:r>
+      <w:proofErr w:type="spellStart"/>
+      <w:r>
+        <w:t>labour</w:t>
+      </w:r>
+      <w:proofErr w:type="spellEnd"/>
       <w:r>
         <w:noBreakHyphen/>
         <w:t>market expectations remain central push–pull forces. Parallel studies also underline that migration decisions are shaped by household</w:t>
@@ -4537,15 +5043,68 @@
         <w:pStyle w:val="BodyText"/>
       </w:pPr>
       <w:r>
-        <w:t>In addition, empirical work on migration systems and social networks supports K.C.’s (1998) and Kunwar’s (2015) emphasis on kinship and relatives. Researchers have found that once migration routes are established—from specific hill villages to particular Terai towns or urban wards—new migrants tend to follow the same paths, relying on relatives for information, credit, and housing. This pattern helps explain why in</w:t>
+        <w:t xml:space="preserve">In addition, empirical work on migration systems and social networks supports K.C.’s (1998) and </w:t>
+      </w:r>
+      <w:proofErr w:type="spellStart"/>
+      <w:r>
+        <w:t>Kunwar’s</w:t>
+      </w:r>
+      <w:proofErr w:type="spellEnd"/>
+      <w:r>
+        <w:t xml:space="preserve"> (2015) emphasis on kinship and relatives. Researchers have found that once migration routes are established—from specific hill villages to particular </w:t>
+      </w:r>
+      <w:proofErr w:type="spellStart"/>
+      <w:r>
+        <w:t>Terai</w:t>
+      </w:r>
+      <w:proofErr w:type="spellEnd"/>
+      <w:r>
+        <w:t xml:space="preserve"> towns or urban wards—new migrants tend to follow the same paths, relying on relatives for information, credit, and housing. This pattern helps explain why in</w:t>
       </w:r>
       <w:r>
         <w:noBreakHyphen/>
-        <w:t>migration is often clustered in certain neighbourhoods or streets within municipalities, mirroring findings from Gurung (1984) and Niroula (2016) that migration is not random but embedded in social and spatial structures. In peri</w:t>
-      </w:r>
+        <w:t xml:space="preserve">migration is often clustered in certain </w:t>
+      </w:r>
+      <w:proofErr w:type="spellStart"/>
+      <w:r>
+        <w:t>neighbourhoods</w:t>
+      </w:r>
+      <w:proofErr w:type="spellEnd"/>
+      <w:r>
+        <w:t xml:space="preserve"> or streets within municipalities, mirroring findings from </w:t>
+      </w:r>
+      <w:proofErr w:type="spellStart"/>
+      <w:r>
+        <w:t>Gurung</w:t>
+      </w:r>
+      <w:proofErr w:type="spellEnd"/>
+      <w:r>
+        <w:t xml:space="preserve"> (1984) and </w:t>
+      </w:r>
+      <w:proofErr w:type="spellStart"/>
+      <w:r>
+        <w:t>Niroula</w:t>
+      </w:r>
+      <w:proofErr w:type="spellEnd"/>
+      <w:r>
+        <w:t xml:space="preserve"> (2016) that migration is not random but embedded in social and spatial structures. In </w:t>
+      </w:r>
+      <w:proofErr w:type="spellStart"/>
+      <w:r>
+        <w:t>peri</w:t>
+      </w:r>
+      <w:proofErr w:type="spellEnd"/>
       <w:r>
         <w:noBreakHyphen/>
-        <w:t>urban wards like Sankhu, such networks likely intensify when infrastructure improves and road connectivity increases, making it easier for people from nearby rural areas to move in and settle informally.</w:t>
+        <w:t xml:space="preserve">urban wards like </w:t>
+      </w:r>
+      <w:proofErr w:type="spellStart"/>
+      <w:r>
+        <w:t>Sankhu</w:t>
+      </w:r>
+      <w:proofErr w:type="spellEnd"/>
+      <w:r>
+        <w:t>, such networks likely intensify when infrastructure improves and road connectivity increases, making it easier for people from nearby rural areas to move in and settle informally.</w:t>
       </w:r>
     </w:p>
     <w:p>
@@ -4567,7 +5126,23 @@
       </w:r>
       <w:r>
         <w:noBreakHyphen/>
-        <w:t>migration supplies labour for construction, services, and small businesses and supports local economic growth, echoing CEDA’s observation that Kathmandu’s growth was partly fuelled by in</w:t>
+        <w:t xml:space="preserve">migration supplies </w:t>
+      </w:r>
+      <w:proofErr w:type="spellStart"/>
+      <w:r>
+        <w:t>labour</w:t>
+      </w:r>
+      <w:proofErr w:type="spellEnd"/>
+      <w:r>
+        <w:t xml:space="preserve"> for construction, services, and small businesses and supports local economic growth, echoing CEDA’s observation that Kathmandu’s growth was partly </w:t>
+      </w:r>
+      <w:proofErr w:type="spellStart"/>
+      <w:r>
+        <w:t>fuelled</w:t>
+      </w:r>
+      <w:proofErr w:type="spellEnd"/>
+      <w:r>
+        <w:t xml:space="preserve"> by in</w:t>
       </w:r>
       <w:r>
         <w:noBreakHyphen/>
@@ -4583,8 +5158,13 @@
       </w:r>
       <w:r>
         <w:lastRenderedPageBreak/>
-        <w:t>housing and sanitation, and environmental degradation, especially in peri</w:t>
-      </w:r>
+        <w:t xml:space="preserve">housing and sanitation, and environmental degradation, especially in </w:t>
+      </w:r>
+      <w:proofErr w:type="spellStart"/>
+      <w:r>
+        <w:t>peri</w:t>
+      </w:r>
+      <w:proofErr w:type="spellEnd"/>
       <w:r>
         <w:noBreakHyphen/>
         <w:t>urban fringes where land</w:t>
@@ -4639,7 +5219,15 @@
       </w:r>
       <w:r>
         <w:noBreakHyphen/>
-        <w:t>making. For Ward 9, Sankhu, this implies that understanding the </w:t>
+        <w:t xml:space="preserve">making. For Ward 9, </w:t>
+      </w:r>
+      <w:proofErr w:type="spellStart"/>
+      <w:r>
+        <w:t>Sankhu</w:t>
+      </w:r>
+      <w:proofErr w:type="spellEnd"/>
+      <w:r>
+        <w:t>, this implies that understanding the </w:t>
       </w:r>
       <w:r>
         <w:rPr>
@@ -4661,12 +5249,49 @@
       </w:r>
       <w:r>
         <w:noBreakHyphen/>
-        <w:t>level findings and instead examine how local push–pull factors, household strategies, social networks, and municipal governance interact on the ground. In this sense, earlier empirical work by CEDA, Gurung, K.C., Kunwar, and Niroula provides a strong base, but a localized study in Sankhu is necessary to capture the specific dynamics of in</w:t>
+        <w:t xml:space="preserve">level findings and instead examine how local push–pull factors, household strategies, social networks, and municipal governance interact on the ground. In this sense, earlier empirical work by CEDA, </w:t>
+      </w:r>
+      <w:proofErr w:type="spellStart"/>
+      <w:r>
+        <w:t>Gurung</w:t>
+      </w:r>
+      <w:proofErr w:type="spellEnd"/>
+      <w:r>
+        <w:t xml:space="preserve">, K.C., </w:t>
+      </w:r>
+      <w:proofErr w:type="spellStart"/>
+      <w:r>
+        <w:t>Kunwar</w:t>
+      </w:r>
+      <w:proofErr w:type="spellEnd"/>
+      <w:r>
+        <w:t xml:space="preserve">, and </w:t>
+      </w:r>
+      <w:proofErr w:type="spellStart"/>
+      <w:r>
+        <w:t>Niroula</w:t>
+      </w:r>
+      <w:proofErr w:type="spellEnd"/>
+      <w:r>
+        <w:t xml:space="preserve"> provides a strong base, but a localized study in </w:t>
+      </w:r>
+      <w:proofErr w:type="spellStart"/>
+      <w:r>
+        <w:t>Sankhu</w:t>
+      </w:r>
+      <w:proofErr w:type="spellEnd"/>
+      <w:r>
+        <w:t xml:space="preserve"> is necessary to capture the specific dynamics of in</w:t>
       </w:r>
       <w:r>
         <w:noBreakHyphen/>
-        <w:t>migration in a peri</w:t>
-      </w:r>
+        <w:t xml:space="preserve">migration in a </w:t>
+      </w:r>
+      <w:proofErr w:type="spellStart"/>
+      <w:r>
+        <w:t>peri</w:t>
+      </w:r>
+      <w:proofErr w:type="spellEnd"/>
       <w:r>
         <w:noBreakHyphen/>
         <w:t>urban ward undergoing rapid transformation.</w:t>
@@ -4692,11 +5317,21 @@
         <w:pStyle w:val="BodyText"/>
       </w:pPr>
       <w:r>
-        <w:t>Migration in Nepal has been shaped by both national and local policies. National policies, such as the Nepal Migration Policy and urban development strategies, aim to regulate population movement, improve resettlement programs, and create opportunities in underdeveloped regions. Local-level initiatives, including ward and municipal development plans, focus on infrastructure development, provision of basic services, and resettlement schemes to manage migration effectively. For example, previous resettlement projects in western Terai (</w:t>
-      </w:r>
+        <w:t xml:space="preserve">Migration in Nepal has been shaped by both national and local policies. National policies, such as the Nepal Migration Policy and urban development strategies, aim to regulate population movement, improve resettlement programs, and create opportunities in underdeveloped regions. Local-level initiatives, including ward and municipal development plans, focus on infrastructure development, provision of basic services, and resettlement schemes to manage migration effectively. For example, previous resettlement projects in western </w:t>
+      </w:r>
+      <w:proofErr w:type="spellStart"/>
+      <w:r>
+        <w:t>Terai</w:t>
+      </w:r>
+      <w:proofErr w:type="spellEnd"/>
+      <w:r>
+        <w:t xml:space="preserve"> (</w:t>
+      </w:r>
+      <w:proofErr w:type="spellStart"/>
       <w:r>
         <w:t>Gurung</w:t>
       </w:r>
+      <w:proofErr w:type="spellEnd"/>
       <w:r>
         <w:t xml:space="preserve">, 1974) aimed to relocate populations from densely populated hill areas, emphasizing land distribution, income support, and social integration. </w:t>
       </w:r>
@@ -4731,7 +5366,15 @@
         <w:t>macro-level or city-wide</w:t>
       </w:r>
       <w:r>
-        <w:t xml:space="preserve">, lacking focus on specific wards like Ward 9, Sankhu. Few studies integrate </w:t>
+        <w:t xml:space="preserve">, lacking focus on specific wards like Ward 9, </w:t>
+      </w:r>
+      <w:proofErr w:type="spellStart"/>
+      <w:r>
+        <w:t>Sankhu</w:t>
+      </w:r>
+      <w:proofErr w:type="spellEnd"/>
+      <w:r>
+        <w:t xml:space="preserve">. Few studies integrate </w:t>
       </w:r>
       <w:r>
         <w:rPr>
@@ -5050,7 +5693,15 @@
         <w:t xml:space="preserve"> the study captures the causes</w:t>
       </w:r>
       <w:r>
-        <w:t xml:space="preserve"> and consequences of migration in Ward 9, Sankhu.</w:t>
+        <w:t xml:space="preserve"> and consequences of migration in Ward 9, </w:t>
+      </w:r>
+      <w:proofErr w:type="spellStart"/>
+      <w:r>
+        <w:t>Sankhu</w:t>
+      </w:r>
+      <w:proofErr w:type="spellEnd"/>
+      <w:r>
+        <w:t>.</w:t>
       </w:r>
     </w:p>
     <w:p>
@@ -5264,86 +5915,38 @@
         <w:pStyle w:val="BodyText"/>
       </w:pPr>
       <w:r>
-        <w:t xml:space="preserve">The </w:t>
-      </w:r>
-      <w:r>
-        <w:t>Shankharapur M</w:t>
-      </w:r>
-      <w:r>
-        <w:t>unicipality ward 9</w:t>
-      </w:r>
-      <w:r>
-        <w:t xml:space="preserve"> profile </w:t>
-      </w:r>
-      <w:r>
-        <w:t>–</w:t>
-      </w:r>
-      <w:r>
-        <w:t xml:space="preserve"> </w:t>
-      </w:r>
-      <w:r>
-        <w:t>20</w:t>
-      </w:r>
-      <w:r>
-        <w:t>82 BS</w:t>
-      </w:r>
-      <w:r>
-        <w:t xml:space="preserve"> sh</w:t>
-      </w:r>
-      <w:r>
-        <w:t xml:space="preserve">ows that there </w:t>
-      </w:r>
-      <w:r>
-        <w:t>is</w:t>
-      </w:r>
-      <w:r>
-        <w:t xml:space="preserve"> a total </w:t>
-      </w:r>
-      <w:r>
-        <w:t>population of about</w:t>
-      </w:r>
-      <w:r>
-        <w:t xml:space="preserve"> </w:t>
-      </w:r>
-      <w:r>
-        <w:t>4345</w:t>
-      </w:r>
-      <w:r>
-        <w:t>. Out of 9 wards, ward no.</w:t>
-      </w:r>
-      <w:r>
-        <w:t>9</w:t>
-      </w:r>
-      <w:r>
-        <w:t xml:space="preserve"> will be considered</w:t>
-      </w:r>
-      <w:r>
-        <w:t xml:space="preserve"> as</w:t>
-      </w:r>
-      <w:r>
-        <w:t xml:space="preserve"> st</w:t>
-      </w:r>
-      <w:r>
-        <w:t xml:space="preserve">udy area. This ward </w:t>
-      </w:r>
-      <w:r>
-        <w:t>welcomed</w:t>
-      </w:r>
-      <w:r>
-        <w:t xml:space="preserve"> 82</w:t>
-      </w:r>
-      <w:r>
-        <w:t xml:space="preserve"> </w:t>
-      </w:r>
-      <w:r>
-        <w:t>households</w:t>
-      </w:r>
-      <w:r>
-        <w:t xml:space="preserve"> with total count of 336 immigrants from year 2074 BS to 2082 BS</w:t>
-      </w:r>
-      <w:r>
-        <w:t xml:space="preserve">. </w:t>
-      </w:r>
+        <w:t xml:space="preserve">The study population consisted of two categories of respondents: migrant households and local resident households of </w:t>
+      </w:r>
+      <w:proofErr w:type="spellStart"/>
+      <w:r>
+        <w:t>Shankharapur</w:t>
+      </w:r>
+      <w:proofErr w:type="spellEnd"/>
+      <w:r>
+        <w:t xml:space="preserve"> Municipality Ward No. 9.</w:t>
+      </w:r>
+    </w:p>
+    <w:p>
+      <w:pPr>
+        <w:pStyle w:val="BodyText"/>
+      </w:pPr>
+      <w:r>
+        <w:t>For the study of the causes of migration, migrant households residing in Ward No. 9 were considered as the primary respondents. According to the ward profile (2082 BS), a total of 83 migrant households had migrated into the ward between 2074 BS and 2082 BS. Since the total migrant households were relatively small and fully identifiable through ward records, the study adopted a census method to include all 83 migrant households in the survey.</w:t>
+      </w:r>
+    </w:p>
+    <w:p>
+      <w:pPr>
+        <w:pStyle w:val="BodyText"/>
+      </w:pPr>
+      <w:r>
+        <w:lastRenderedPageBreak/>
+        <w:t>For the study of the consequences of migration, local resident households of Ward No. 9 were considered as respondents because the impacts of migration such as pressure on infrastructure, population density, competition, pollution, and social change are experienced by the wider community. Since the number of local households was comparatively large, a sample survey method was adopted.</w:t>
+      </w:r>
+    </w:p>
+    <w:p>
+      <w:pPr>
+        <w:pStyle w:val="BodyText"/>
+      </w:pPr>
     </w:p>
     <w:p>
       <w:pPr>
@@ -5374,8 +5977,96 @@
         <w:pStyle w:val="NormalWeb"/>
       </w:pPr>
       <w:r>
+        <w:t>This study adopted two different approaches for sample size determination based on the nature of the objectives.</w:t>
+      </w:r>
+    </w:p>
+    <w:p>
+      <w:pPr>
+        <w:pStyle w:val="NormalWeb"/>
+      </w:pPr>
+      <w:r>
+        <w:t xml:space="preserve">For examining the causes of migration, the study used a census method. According to the ward profile of </w:t>
+      </w:r>
+      <w:proofErr w:type="spellStart"/>
+      <w:r>
+        <w:t>Shankharapur</w:t>
+      </w:r>
+      <w:proofErr w:type="spellEnd"/>
+      <w:r>
+        <w:t xml:space="preserve"> Municipality Ward No. 9, there were only 83 migrant households that had migrated into the ward between 2074 BS and 2082 BS. Since the population size was small, manageable, and completely identifiable, all 83 migrant households were included in the study. The census method ensured complete representation of the migrant population and eliminated sampling error.</w:t>
+      </w:r>
+    </w:p>
+    <w:p>
+      <w:pPr>
+        <w:pStyle w:val="NormalWeb"/>
+      </w:pPr>
+      <w:r>
+        <w:t>However, for examining the consequences of migration on the local community, a sample survey method was adopted among local resident households. Since the number of local households was relatively large, Yamane’s formula was used to determine an appropriate sample size.</w:t>
+      </w:r>
+    </w:p>
+    <w:p>
+      <w:pPr>
+        <w:pStyle w:val="NormalWeb"/>
+      </w:pPr>
+      <w:r>
+        <w:t>The Yamane formula is expressed as:</w:t>
+      </w:r>
+    </w:p>
+    <w:p>
+      <w:pPr>
+        <w:pStyle w:val="NormalWeb"/>
+      </w:pPr>
+      <w:r>
+        <w:t>n = N / (1 + N(e)^2)</w:t>
+      </w:r>
+    </w:p>
+    <w:p>
+      <w:pPr>
+        <w:pStyle w:val="NormalWeb"/>
+      </w:pPr>
+      <w:r>
+        <w:t>Where:</w:t>
+      </w:r>
+    </w:p>
+    <w:p>
+      <w:pPr>
+        <w:pStyle w:val="NormalWeb"/>
+      </w:pPr>
+      <w:r>
+        <w:t>n = required sample size</w:t>
+      </w:r>
+    </w:p>
+    <w:p>
+      <w:pPr>
+        <w:pStyle w:val="NormalWeb"/>
+      </w:pPr>
+      <w:r>
+        <w:t>N = total population size</w:t>
+      </w:r>
+    </w:p>
+    <w:p>
+      <w:pPr>
+        <w:pStyle w:val="NormalWeb"/>
+      </w:pPr>
+      <w:r>
+        <w:t>e = margin of error</w:t>
+      </w:r>
+    </w:p>
+    <w:p>
+      <w:pPr>
+        <w:pStyle w:val="NormalWeb"/>
+      </w:pPr>
+      <w:r>
+        <w:t>The study used a 95 percent confidence level and 5 percent margin of error for determining the sample size.</w:t>
+      </w:r>
+    </w:p>
+    <w:p>
+      <w:pPr>
+        <w:pStyle w:val="NormalWeb"/>
+      </w:pPr>
+      <w:r>
         <w:lastRenderedPageBreak/>
-        <w:t>Sample size determination formulas such as Slovin’s or Cochran’s are generally applied when the population is large or when complete enumeration is not feasible. However, in this study, covering all 83 households ensured complete representation of the target population and improved the accuracy and reliability of the findings by eliminating sampling error.</w:t>
+        <w:t>Yamane’s formula was selected because it is simple, reliable, and appropriate when the total population size is known. It is widely used in social science research for finite populations where complete enumeration is not feasible.</w:t>
       </w:r>
     </w:p>
     <w:p>
@@ -5383,7 +6074,7 @@
         <w:pStyle w:val="NormalWeb"/>
       </w:pPr>
       <w:r>
-        <w:t>Therefore, all 83 households were included in the study for data collection and analysis.</w:t>
+        <w:t>.</w:t>
       </w:r>
     </w:p>
     <w:p>
@@ -5679,10 +6370,8 @@
         </w:rPr>
         <w:br w:type="page"/>
       </w:r>
-      <w:bookmarkStart w:id="27" w:name="_GoBack"/>
-      <w:bookmarkEnd w:id="27"/>
-    </w:p>
-    <w:bookmarkStart w:id="28" w:name="_Toc220841277" w:displacedByCustomXml="next"/>
+    </w:p>
+    <w:bookmarkStart w:id="27" w:name="_Toc220841277" w:displacedByCustomXml="next"/>
     <w:sdt>
       <w:sdtPr>
         <w:rPr>
@@ -5706,7 +6395,7 @@
           <w:r>
             <w:t>References</w:t>
           </w:r>
-          <w:bookmarkEnd w:id="28"/>
+          <w:bookmarkEnd w:id="27"/>
         </w:p>
         <w:sdt>
           <w:sdtPr>
@@ -6303,6 +6992,2587 @@
         </w:rPr>
       </w:pPr>
     </w:p>
+    <w:p>
+      <w:pPr>
+        <w:spacing w:line="360" w:lineRule="auto"/>
+        <w:rPr>
+          <w:rFonts w:ascii="Times New Roman" w:hAnsi="Times New Roman" w:cs="Times New Roman"/>
+        </w:rPr>
+      </w:pPr>
+    </w:p>
+    <w:p>
+      <w:pPr>
+        <w:spacing w:line="360" w:lineRule="auto"/>
+        <w:rPr>
+          <w:rFonts w:ascii="Times New Roman" w:hAnsi="Times New Roman" w:cs="Times New Roman"/>
+        </w:rPr>
+      </w:pPr>
+    </w:p>
+    <w:p>
+      <w:pPr>
+        <w:spacing w:line="360" w:lineRule="auto"/>
+        <w:rPr>
+          <w:rFonts w:ascii="Times New R